--- a/docs/Revision1/ms_revision.docx
+++ b/docs/Revision1/ms_revision.docx
@@ -569,7 +569,15 @@
         <w:spacing w:line="360" w:lineRule="auto"/>
       </w:pPr>
       <w:r>
-        <w:t xml:space="preserve">Climate change is leading to warmer and more variable thermal environments globally [1,2]. Greater thermal variability is resulting in organisms experiencing extreme heat waves that lead to thermal stress impacting organismal growth, survival and reproduction, with cascading effects on population dynamics, species interactions, community composition and ecosystem structure and function [3,4]. Climate variability has already been linked to dramatic declines in pollinator abundance [5] and crop yields globally [6–8], but the causes underlying such declines, and their ramifications through communities and society, are not fully understood. The impacts of extreme heat on species and communities are driven by a combination of direct effects of heat stress on the physiology and fitness of organisms [9–11] and indirect effects on interactions (both positive and negative) among species [e.g., 12]. For instance, direct effects of heat stress on microbial communities can resulting in compounding effects on associated plant species [13]. Understanding the dynamic interplay between direct effects and indirect species interactions, and how these are mediated by environmental factors, has been hampered by the complexity of community interactions and the lack of an </w:t>
+        <w:t>Climate change is leading to warmer and more variable thermal environments globally [1,2]. Greater thermal variability is resulting in organisms experiencing extreme heat waves that lead to thermal stress impacting organismal growth, survival and reproduction, with cascading effects on population dynamics, species interactions, community composition and ecosystem structure and function [3,4]. Climate variability has already been linked to dramatic declines in pollinator abundance [5] and crop yields globally [6–8], but the causes underlying such declines, and their ramifications through communities and society, are not fully understood. The impacts of extreme heat on species and communities are driven by a combination of direct effects of heat stress on the physiology and fitness of organisms [9–11] and indirect effects on interactions (both positive and negative) among species [e.g., 12]. For instance, direct effects of heat stress on microbial communities can result</w:t>
+      </w:r>
+      <w:del w:id="4" w:author="Daniel Noble" w:date="2025-10-18T10:55:00Z" w16du:dateUtc="2025-10-17T23:55:00Z">
+        <w:r>
+          <w:delText>ing</w:delText>
+        </w:r>
+      </w:del>
+      <w:r>
+        <w:t xml:space="preserve"> in compounding effects on associated plant species [13]. Understanding the dynamic interplay between direct effects and indirect species interactions, and how these are mediated by environmental factors, has been hampered by the complexity of community interactions and the lack of an </w:t>
       </w:r>
       <w:r>
         <w:lastRenderedPageBreak/>
@@ -617,7 +625,7 @@
         <w:pStyle w:val="Heading1"/>
         <w:spacing w:line="360" w:lineRule="auto"/>
       </w:pPr>
-      <w:bookmarkStart w:id="4" w:name="X2b97b971c201f11017c10c1d6e4dbfd69043166"/>
+      <w:bookmarkStart w:id="5" w:name="X2b97b971c201f11017c10c1d6e4dbfd69043166"/>
       <w:bookmarkEnd w:id="3"/>
       <w:r>
         <w:t>A systems-modelling approach to modelling biotic impacts of heatwaves</w:t>
@@ -698,7 +706,7 @@
               <w:spacing w:line="360" w:lineRule="auto"/>
               <w:jc w:val="center"/>
             </w:pPr>
-            <w:bookmarkStart w:id="5" w:name="fig-sys"/>
+            <w:bookmarkStart w:id="6" w:name="fig-sys"/>
             <w:r>
               <w:rPr>
                 <w:noProof/>
@@ -776,11 +784,19 @@
               <w:t>This novel</w:t>
             </w:r>
             <w:r>
-              <w:t xml:space="preserve"> integration of existing models in this novel way will allow simulations at the organismal level to generate emergent predictions for entire communities. In turn, such simulations will allow quantitative predictions to be made on how extreme heatwaves perturb biological systems and allow for the development and implementation of strategies to enhance both biological and socioecological system resilience to extreme heat. Created with BioRender.com.</w:t>
+              <w:t xml:space="preserve"> integration of existing models in this </w:t>
+            </w:r>
+            <w:del w:id="7" w:author="Daniel Noble" w:date="2025-10-18T10:57:00Z" w16du:dateUtc="2025-10-17T23:57:00Z">
+              <w:r>
+                <w:delText xml:space="preserve">novel </w:delText>
+              </w:r>
+            </w:del>
+            <w:r>
+              <w:t>way will allow simulations at the organismal level to generate emergent predictions for entire communities. In turn, such simulations will allow quantitative predictions to be made on how extreme heatwaves perturb biological systems and allow for the development and implementation of strategies to enhance both biological and socioecological system resilience to extreme heat. Created with BioRender.com.</w:t>
             </w:r>
           </w:p>
         </w:tc>
-        <w:bookmarkEnd w:id="5"/>
+        <w:bookmarkEnd w:id="6"/>
       </w:tr>
     </w:tbl>
     <w:p>
@@ -788,8 +804,8 @@
         <w:pStyle w:val="Heading1"/>
         <w:spacing w:line="360" w:lineRule="auto"/>
       </w:pPr>
-      <w:bookmarkStart w:id="6" w:name="X3abbae6c43ae90405781460830433c7998090d6"/>
-      <w:bookmarkEnd w:id="4"/>
+      <w:bookmarkStart w:id="8" w:name="X3abbae6c43ae90405781460830433c7998090d6"/>
+      <w:bookmarkEnd w:id="5"/>
       <w:r>
         <w:lastRenderedPageBreak/>
         <w:t>The current state of extreme weather modelling</w:t>
@@ -831,8 +847,8 @@
         <w:pStyle w:val="Heading1"/>
         <w:spacing w:line="360" w:lineRule="auto"/>
       </w:pPr>
-      <w:bookmarkStart w:id="7" w:name="X4da05dea4acdb2054c1e59c2f12913febac8a0c"/>
-      <w:bookmarkEnd w:id="6"/>
+      <w:bookmarkStart w:id="9" w:name="X4da05dea4acdb2054c1e59c2f12913febac8a0c"/>
+      <w:bookmarkEnd w:id="8"/>
       <w:r>
         <w:t>From weather to microclimates: predicting community wide exposure to extreme heat</w:t>
       </w:r>
@@ -939,8 +955,8 @@
         <w:pStyle w:val="Heading1"/>
         <w:spacing w:line="360" w:lineRule="auto"/>
       </w:pPr>
-      <w:bookmarkStart w:id="8" w:name="X5a6e6d313f4187bfc77082e5e5979262b26b081"/>
-      <w:bookmarkEnd w:id="7"/>
+      <w:bookmarkStart w:id="10" w:name="X5a6e6d313f4187bfc77082e5e5979262b26b081"/>
+      <w:bookmarkEnd w:id="9"/>
       <w:r>
         <w:t>Translating exposure to organism temperature: biophysics to the rescue!</w:t>
       </w:r>
@@ -973,8 +989,8 @@
         <w:pStyle w:val="Heading1"/>
         <w:spacing w:line="360" w:lineRule="auto"/>
       </w:pPr>
-      <w:bookmarkStart w:id="9" w:name="X034f8e5698580bf7448238067f484f5e1d792b9"/>
-      <w:bookmarkEnd w:id="8"/>
+      <w:bookmarkStart w:id="11" w:name="X034f8e5698580bf7448238067f484f5e1d792b9"/>
+      <w:bookmarkEnd w:id="10"/>
       <w:r>
         <w:t>Capturing both physiological damage and repair to predict multi-species thermal sensitivity</w:t>
       </w:r>
@@ -1159,7 +1175,7 @@
         <w:pStyle w:val="BodyText"/>
         <w:spacing w:line="360" w:lineRule="auto"/>
       </w:pPr>
-      <w:bookmarkStart w:id="10" w:name="eq-hi"/>
+      <w:bookmarkStart w:id="12" w:name="eq-hi"/>
       <m:oMathPara>
         <m:oMathParaPr>
           <m:jc m:val="center"/>
@@ -1594,7 +1610,7 @@
           </m:d>
         </m:oMath>
       </m:oMathPara>
-      <w:bookmarkEnd w:id="10"/>
+      <w:bookmarkEnd w:id="12"/>
     </w:p>
     <w:p>
       <w:pPr>
@@ -1610,7 +1626,15 @@
         </w:r>
       </w:hyperlink>
       <w:r>
-        <w:t xml:space="preserve"> summarizes heat injures (HI) sustained across time, </w:t>
+        <w:t xml:space="preserve"> summarizes heat injur</w:t>
+      </w:r>
+      <w:ins w:id="13" w:author="Daniel Noble" w:date="2025-10-18T10:59:00Z" w16du:dateUtc="2025-10-17T23:59:00Z">
+        <w:r>
+          <w:t>i</w:t>
+        </w:r>
+      </w:ins>
+      <w:r>
+        <w:t xml:space="preserve">es (HI) sustained across time, </w:t>
       </w:r>
       <m:oMath>
         <m:r>
@@ -2040,7 +2064,15 @@
             </w:r>
             <w:r>
               <w:lastRenderedPageBreak/>
-              <w:t>those stressors can also impact thermal sensitivity can also impact thermal sensitivity [20,54]. The point we make here is that to fully model heat sensitivity, it is important to account for the abiotic and biotic environment in which an organism experiences heat stress where possible.</w:t>
+              <w:t xml:space="preserve">those stressors can also impact thermal sensitivity </w:t>
+            </w:r>
+            <w:del w:id="14" w:author="Daniel Noble" w:date="2025-10-18T11:00:00Z" w16du:dateUtc="2025-10-18T00:00:00Z">
+              <w:r>
+                <w:delText xml:space="preserve">can also impact thermal sensitivity </w:delText>
+              </w:r>
+            </w:del>
+            <w:r>
+              <w:t>[20,54]. The point we make here is that to fully model heat sensitivity, it is important to account for the abiotic and biotic environment in which an organism experiences heat stress where possible.</w:t>
             </w:r>
           </w:p>
           <w:tbl>
@@ -2064,7 +2096,7 @@
                     <w:spacing w:line="360" w:lineRule="auto"/>
                     <w:jc w:val="center"/>
                   </w:pPr>
-                  <w:bookmarkStart w:id="11" w:name="fig-box1"/>
+                  <w:bookmarkStart w:id="15" w:name="fig-box1"/>
                   <w:r>
                     <w:rPr>
                       <w:noProof/>
@@ -2139,7 +2171,7 @@
                   </w:r>
                 </w:p>
               </w:tc>
-              <w:bookmarkEnd w:id="11"/>
+              <w:bookmarkEnd w:id="15"/>
             </w:tr>
           </w:tbl>
           <w:p>
@@ -2215,7 +2247,148 @@
               <w:t>Coexistence</w:t>
             </w:r>
             <w:r>
-              <w:t>: Coexistence occurs when two populations of two species are able to persist in each other’s presence indefinitely under constant, equilibrium conditions. Coexistence can be defined by differences in how species compete or through the ability of species to invade environments successfully when the other species is present at low abundances. The majority of known models of coexistence rely on equilibrium conditions. A condition at odds with extreme heat events and directional climate change. However, the emphasis of many coexistence models on the importance of species interactions in variable environments makes coexistence models and associated frameworks for understanding community assembly and diversity maintenance are potentially useful for exploring whole community responses to extreme events.</w:t>
+              <w:t xml:space="preserve">: Coexistence occurs when </w:t>
+            </w:r>
+            <w:del w:id="16" w:author="Daniel Noble" w:date="2025-10-18T11:04:00Z" w16du:dateUtc="2025-10-18T00:04:00Z">
+              <w:r>
+                <w:delText xml:space="preserve">two </w:delText>
+              </w:r>
+            </w:del>
+            <w:r>
+              <w:t xml:space="preserve">populations of two </w:t>
+            </w:r>
+            <w:ins w:id="17" w:author="Daniel Noble" w:date="2025-10-18T11:04:00Z" w16du:dateUtc="2025-10-18T00:04:00Z">
+              <w:r>
+                <w:t xml:space="preserve">or more </w:t>
+              </w:r>
+            </w:ins>
+            <w:r>
+              <w:t xml:space="preserve">species </w:t>
+            </w:r>
+            <w:proofErr w:type="gramStart"/>
+            <w:r>
+              <w:t>are able to</w:t>
+            </w:r>
+            <w:proofErr w:type="gramEnd"/>
+            <w:r>
+              <w:t xml:space="preserve"> persist in each other’s presence indefinitely under constant, equilibrium conditions. Coexistence can be defined by differences in how species compete or through the ability of species to invade environments successfully when the other species </w:t>
+            </w:r>
+            <w:del w:id="18" w:author="Daniel Noble" w:date="2025-10-18T11:05:00Z" w16du:dateUtc="2025-10-18T00:05:00Z">
+              <w:r>
+                <w:delText xml:space="preserve">is </w:delText>
+              </w:r>
+            </w:del>
+            <w:ins w:id="19" w:author="Daniel Noble" w:date="2025-10-18T11:05:00Z" w16du:dateUtc="2025-10-18T00:05:00Z">
+              <w:r>
+                <w:t>are</w:t>
+              </w:r>
+              <w:r>
+                <w:t xml:space="preserve"> </w:t>
+              </w:r>
+            </w:ins>
+            <w:r>
+              <w:t xml:space="preserve">present at low abundances. </w:t>
+            </w:r>
+            <w:del w:id="20" w:author="Daniel Noble" w:date="2025-10-18T11:04:00Z" w16du:dateUtc="2025-10-18T00:04:00Z">
+              <w:r>
+                <w:delText xml:space="preserve">The majority of known models of coexistence rely on equilibrium conditions. </w:delText>
+              </w:r>
+            </w:del>
+            <w:del w:id="21" w:author="Daniel Noble" w:date="2025-10-18T11:03:00Z" w16du:dateUtc="2025-10-18T00:03:00Z">
+              <w:r>
+                <w:delText xml:space="preserve">A condition at odds with extreme heat events and directional climate change. </w:delText>
+              </w:r>
+            </w:del>
+            <w:del w:id="22" w:author="Daniel Noble" w:date="2025-10-18T11:04:00Z" w16du:dateUtc="2025-10-18T00:04:00Z">
+              <w:r>
+                <w:delText>However, the emphasis of m</w:delText>
+              </w:r>
+            </w:del>
+            <w:ins w:id="23" w:author="Daniel Noble" w:date="2025-10-18T11:04:00Z" w16du:dateUtc="2025-10-18T00:04:00Z">
+              <w:r>
+                <w:t>M</w:t>
+              </w:r>
+            </w:ins>
+            <w:r>
+              <w:t xml:space="preserve">any coexistence models </w:t>
+            </w:r>
+            <w:proofErr w:type="spellStart"/>
+            <w:ins w:id="24" w:author="Daniel Noble" w:date="2025-10-18T11:05:00Z" w16du:dateUtc="2025-10-18T00:05:00Z">
+              <w:r>
+                <w:t>emphasise</w:t>
+              </w:r>
+              <w:proofErr w:type="spellEnd"/>
+              <w:r>
+                <w:t xml:space="preserve"> the</w:t>
+              </w:r>
+            </w:ins>
+            <w:ins w:id="25" w:author="Daniel Noble" w:date="2025-10-18T11:04:00Z" w16du:dateUtc="2025-10-18T00:04:00Z">
+              <w:r>
+                <w:t xml:space="preserve"> </w:t>
+              </w:r>
+            </w:ins>
+            <w:del w:id="26" w:author="Daniel Noble" w:date="2025-10-18T11:04:00Z" w16du:dateUtc="2025-10-18T00:04:00Z">
+              <w:r>
+                <w:delText xml:space="preserve">on the </w:delText>
+              </w:r>
+            </w:del>
+            <w:r>
+              <w:t xml:space="preserve">importance of species interactions in variable environments </w:t>
+            </w:r>
+            <w:del w:id="27" w:author="Daniel Noble" w:date="2025-10-18T11:04:00Z" w16du:dateUtc="2025-10-18T00:04:00Z">
+              <w:r>
+                <w:delText xml:space="preserve">makes </w:delText>
+              </w:r>
+            </w:del>
+            <w:ins w:id="28" w:author="Daniel Noble" w:date="2025-10-18T11:04:00Z" w16du:dateUtc="2025-10-18T00:04:00Z">
+              <w:r>
+                <w:t>making</w:t>
+              </w:r>
+              <w:r>
+                <w:t xml:space="preserve"> </w:t>
+              </w:r>
+            </w:ins>
+            <w:r>
+              <w:t xml:space="preserve">coexistence </w:t>
+            </w:r>
+            <w:del w:id="29" w:author="Daniel Noble" w:date="2025-10-18T11:05:00Z" w16du:dateUtc="2025-10-18T00:05:00Z">
+              <w:r>
+                <w:delText xml:space="preserve">models and associated </w:delText>
+              </w:r>
+            </w:del>
+            <w:r>
+              <w:t xml:space="preserve">frameworks </w:t>
+            </w:r>
+            <w:ins w:id="30" w:author="Daniel Noble" w:date="2025-10-18T11:05:00Z" w16du:dateUtc="2025-10-18T00:05:00Z">
+              <w:r>
+                <w:t xml:space="preserve">powerful </w:t>
+              </w:r>
+            </w:ins>
+            <w:r>
+              <w:t xml:space="preserve">for </w:t>
+            </w:r>
+            <w:ins w:id="31" w:author="Daniel Noble" w:date="2025-10-18T11:06:00Z" w16du:dateUtc="2025-10-18T00:06:00Z">
+              <w:r>
+                <w:t xml:space="preserve">understanding </w:t>
+              </w:r>
+            </w:ins>
+            <w:del w:id="32" w:author="Daniel Noble" w:date="2025-10-18T11:06:00Z" w16du:dateUtc="2025-10-18T00:06:00Z">
+              <w:r>
+                <w:delText xml:space="preserve">understanding community assembly and diversity maintenance </w:delText>
+              </w:r>
+            </w:del>
+            <w:del w:id="33" w:author="Daniel Noble" w:date="2025-10-18T11:04:00Z" w16du:dateUtc="2025-10-18T00:04:00Z">
+              <w:r>
+                <w:delText xml:space="preserve">are potentially </w:delText>
+              </w:r>
+            </w:del>
+            <w:del w:id="34" w:author="Daniel Noble" w:date="2025-10-18T11:06:00Z" w16du:dateUtc="2025-10-18T00:06:00Z">
+              <w:r>
+                <w:delText xml:space="preserve">useful for exploring </w:delText>
+              </w:r>
+            </w:del>
+            <w:r>
+              <w:t>whole community responses to extreme events.</w:t>
             </w:r>
           </w:p>
           <w:p>
@@ -2306,8 +2479,8 @@
         <w:pStyle w:val="Heading1"/>
         <w:spacing w:line="360" w:lineRule="auto"/>
       </w:pPr>
-      <w:bookmarkStart w:id="12" w:name="Xa42fff9f9b55ab8c457a10a6df2c5c7c3edac3c"/>
-      <w:bookmarkEnd w:id="9"/>
+      <w:bookmarkStart w:id="35" w:name="Xa42fff9f9b55ab8c457a10a6df2c5c7c3edac3c"/>
+      <w:bookmarkEnd w:id="11"/>
       <w:r>
         <w:t>Physiological models that capture the effects of extreme heat across life</w:t>
       </w:r>
@@ -2318,11 +2491,11 @@
         <w:spacing w:line="360" w:lineRule="auto"/>
       </w:pPr>
       <w:r>
-        <w:t xml:space="preserve">Dynamic Energy Budget (DEB) models are physiologically explicit life-cycle models of energy and mass uptake and conversion that predict key life-history transitions, growth, reproduction and survival (senescence) through time [14,64]. DEB models consider organisms as a thermodynamic system (adhering to energy-mass balance) capturing the exchange of food, water, respiratory gases and metabolic waste </w:t>
+        <w:t xml:space="preserve">Dynamic Energy Budget (DEB) models are physiologically explicit life-cycle models of energy and mass uptake and conversion that predict key life-history transitions, growth, reproduction and survival (senescence) through time [14,64]. DEB models consider organisms as a thermodynamic system (adhering to energy-mass balance) capturing the exchange of food, water, respiratory gases and metabolic waste throughout the life cycle [18]. DEB models can translate short-term (hourly) variation in factors such as temperature, toxins (e.g., toxicants, [65]) and resource availability (nutrients) [66,67] into long-term (days, </w:t>
       </w:r>
       <w:r>
         <w:lastRenderedPageBreak/>
-        <w:t xml:space="preserve">throughout the life cycle [18]. DEB models can translate short-term (hourly) variation in factors such as temperature, toxins (e.g., toxicants, [65]) and resource availability (nutrients) [66,67] into long-term (days, months, years) effects on development, growth, reproduction and survival [15,18]. DEB theory, when combined with biophysical models more generally, allows the full water budget to be computed to account for heat stress impacts of a hydric nature [18]. Perhaps most importantly, DEB theory calculates the life cycle trajectory of an organism and so can account for the effects of timing of heat wave impacts relative to life stage. Applied to multi-species assemblages, DEB models can capture how different species’ life cycles are impacted by heat and interact with each other to predict how traits such as birth, age at maturity, reproductive events, energy flow and lifespan vary across species. DEB models </w:t>
+        <w:t xml:space="preserve">months, years) effects on development, growth, reproduction and survival [15,18]. DEB theory, when combined with biophysical models more generally, allows the full water budget to be computed to account for heat stress impacts of a hydric nature [18]. Perhaps most importantly, DEB theory calculates the life cycle trajectory of an organism and so can account for the effects of timing of heat wave impacts relative to life stage. Applied to multi-species assemblages, DEB models can capture how different species’ life cycles are impacted by heat and interact with each other to predict how traits such as birth, age at maturity, reproductive events, energy flow and lifespan vary across species. DEB models </w:t>
       </w:r>
       <w:r>
         <w:t xml:space="preserve">integrate many processes in a parameter-sparse manner, and </w:t>
@@ -2403,8 +2576,8 @@
         <w:pStyle w:val="Heading1"/>
         <w:spacing w:line="360" w:lineRule="auto"/>
       </w:pPr>
-      <w:bookmarkStart w:id="13" w:name="Xe20b556bb99a49ef81dd5b1307d42fae8e49e0c"/>
-      <w:bookmarkEnd w:id="12"/>
+      <w:bookmarkStart w:id="36" w:name="Xe20b556bb99a49ef81dd5b1307d42fae8e49e0c"/>
+      <w:bookmarkEnd w:id="35"/>
       <w:r>
         <w:lastRenderedPageBreak/>
         <w:t>Mechanistic approaches that ‘speak’ to population and community ecology under extreme heat</w:t>
@@ -2548,7 +2721,7 @@
               <w:pStyle w:val="BodyText"/>
               <w:spacing w:line="360" w:lineRule="auto"/>
             </w:pPr>
-            <w:bookmarkStart w:id="14" w:name="eq-breeders"/>
+            <w:bookmarkStart w:id="37" w:name="eq-breeders"/>
             <m:oMathPara>
               <m:oMathParaPr>
                 <m:jc m:val="center"/>
@@ -2642,7 +2815,7 @@
                 </m:d>
               </m:oMath>
             </m:oMathPara>
-            <w:bookmarkEnd w:id="14"/>
+            <w:bookmarkEnd w:id="37"/>
           </w:p>
           <w:p>
             <w:pPr>
@@ -3044,7 +3217,7 @@
                     <w:spacing w:line="360" w:lineRule="auto"/>
                     <w:jc w:val="center"/>
                   </w:pPr>
-                  <w:bookmarkStart w:id="15" w:name="fig-box3"/>
+                  <w:bookmarkStart w:id="38" w:name="fig-box3"/>
                   <w:r>
                     <w:rPr>
                       <w:noProof/>
@@ -3120,7 +3293,7 @@
                   </w:r>
                 </w:p>
               </w:tc>
-              <w:bookmarkEnd w:id="15"/>
+              <w:bookmarkEnd w:id="38"/>
             </w:tr>
           </w:tbl>
           <w:p>
@@ -3136,8 +3309,8 @@
         <w:pStyle w:val="Heading1"/>
         <w:spacing w:line="360" w:lineRule="auto"/>
       </w:pPr>
-      <w:bookmarkStart w:id="16" w:name="hot-solutions-for-a-changing-world"/>
-      <w:bookmarkEnd w:id="13"/>
+      <w:bookmarkStart w:id="39" w:name="hot-solutions-for-a-changing-world"/>
+      <w:bookmarkEnd w:id="36"/>
       <w:r>
         <w:lastRenderedPageBreak/>
         <w:t>‘Hot’ solutions for a changing world</w:t>
@@ -3207,7 +3380,7 @@
               <w:spacing w:line="360" w:lineRule="auto"/>
               <w:jc w:val="center"/>
             </w:pPr>
-            <w:bookmarkStart w:id="17" w:name="fig-2"/>
+            <w:bookmarkStart w:id="40" w:name="fig-2"/>
             <w:r>
               <w:rPr>
                 <w:noProof/>
@@ -3393,7 +3566,7 @@
             </w:r>
           </w:p>
         </w:tc>
-        <w:bookmarkEnd w:id="17"/>
+        <w:bookmarkEnd w:id="40"/>
       </w:tr>
     </w:tbl>
     <w:tbl>
@@ -3448,10 +3621,7 @@
               <w:spacing w:line="360" w:lineRule="auto"/>
             </w:pPr>
             <w:r>
-              <w:t>For data deficient species, can we use</w:t>
-            </w:r>
-            <w:r>
-              <w:t xml:space="preserve"> parameters of closely related species at predicting the impacts of extreme heat for species lacking data?</w:t>
+              <w:t>For data deficient species, can we use parameters of closely related species at predicting the impacts of extreme heat for species lacking data?</w:t>
             </w:r>
           </w:p>
           <w:p>
@@ -3553,8 +3723,8 @@
         <w:pStyle w:val="Heading1"/>
         <w:spacing w:line="360" w:lineRule="auto"/>
       </w:pPr>
-      <w:bookmarkStart w:id="18" w:name="concluding-remarks"/>
-      <w:bookmarkEnd w:id="16"/>
+      <w:bookmarkStart w:id="41" w:name="concluding-remarks"/>
+      <w:bookmarkEnd w:id="39"/>
       <w:r>
         <w:t>Concluding Remarks</w:t>
       </w:r>
@@ -3606,8 +3776,8 @@
         <w:pStyle w:val="Heading1"/>
         <w:spacing w:line="360" w:lineRule="auto"/>
       </w:pPr>
-      <w:bookmarkStart w:id="19" w:name="acknowledgements"/>
-      <w:bookmarkEnd w:id="18"/>
+      <w:bookmarkStart w:id="42" w:name="acknowledgements"/>
+      <w:bookmarkEnd w:id="41"/>
       <w:r>
         <w:t>Acknowledgements</w:t>
       </w:r>
@@ -3667,8 +3837,8 @@
         <w:pStyle w:val="Heading1"/>
         <w:spacing w:line="360" w:lineRule="auto"/>
       </w:pPr>
-      <w:bookmarkStart w:id="20" w:name="references"/>
-      <w:bookmarkEnd w:id="19"/>
+      <w:bookmarkStart w:id="43" w:name="references"/>
+      <w:bookmarkEnd w:id="42"/>
       <w:r>
         <w:t>References</w:t>
       </w:r>
@@ -3684,8 +3854,8 @@
         <w:pStyle w:val="Bibliography"/>
         <w:spacing w:line="360" w:lineRule="auto"/>
       </w:pPr>
-      <w:bookmarkStart w:id="21" w:name="ref-Barriopedro2023"/>
-      <w:bookmarkStart w:id="22" w:name="refs"/>
+      <w:bookmarkStart w:id="44" w:name="ref-Barriopedro2023"/>
+      <w:bookmarkStart w:id="45" w:name="refs"/>
       <w:r>
         <w:t xml:space="preserve">1. </w:t>
       </w:r>
@@ -3719,8 +3889,8 @@
         <w:pStyle w:val="Bibliography"/>
         <w:spacing w:line="360" w:lineRule="auto"/>
       </w:pPr>
-      <w:bookmarkStart w:id="23" w:name="ref-Aglas-Leitner2024"/>
-      <w:bookmarkEnd w:id="21"/>
+      <w:bookmarkStart w:id="46" w:name="ref-Aglas-Leitner2024"/>
+      <w:bookmarkEnd w:id="44"/>
       <w:r>
         <w:t xml:space="preserve">2. </w:t>
       </w:r>
@@ -3754,8 +3924,8 @@
         <w:pStyle w:val="Bibliography"/>
         <w:spacing w:line="360" w:lineRule="auto"/>
       </w:pPr>
-      <w:bookmarkStart w:id="24" w:name="ref-Evans2025"/>
-      <w:bookmarkEnd w:id="23"/>
+      <w:bookmarkStart w:id="47" w:name="ref-Evans2025"/>
+      <w:bookmarkEnd w:id="46"/>
       <w:r>
         <w:t xml:space="preserve">3. </w:t>
       </w:r>
@@ -3789,8 +3959,8 @@
         <w:pStyle w:val="Bibliography"/>
         <w:spacing w:line="360" w:lineRule="auto"/>
       </w:pPr>
-      <w:bookmarkStart w:id="25" w:name="ref-Margalef-Marrase2020"/>
-      <w:bookmarkEnd w:id="24"/>
+      <w:bookmarkStart w:id="48" w:name="ref-Margalef-Marrase2020"/>
+      <w:bookmarkEnd w:id="47"/>
       <w:r>
         <w:t xml:space="preserve">4. </w:t>
       </w:r>
@@ -3824,8 +3994,8 @@
         <w:pStyle w:val="Bibliography"/>
         <w:spacing w:line="360" w:lineRule="auto"/>
       </w:pPr>
-      <w:bookmarkStart w:id="26" w:name="ref-Kazenel2024"/>
-      <w:bookmarkEnd w:id="25"/>
+      <w:bookmarkStart w:id="49" w:name="ref-Kazenel2024"/>
+      <w:bookmarkEnd w:id="48"/>
       <w:r>
         <w:t xml:space="preserve">5. </w:t>
       </w:r>
@@ -3856,8 +4026,8 @@
         <w:pStyle w:val="Bibliography"/>
         <w:spacing w:line="360" w:lineRule="auto"/>
       </w:pPr>
-      <w:bookmarkStart w:id="27" w:name="ref-Zhao2017"/>
-      <w:bookmarkEnd w:id="26"/>
+      <w:bookmarkStart w:id="50" w:name="ref-Zhao2017"/>
+      <w:bookmarkEnd w:id="49"/>
       <w:r>
         <w:lastRenderedPageBreak/>
         <w:t xml:space="preserve">6. </w:t>
@@ -3892,8 +4062,8 @@
         <w:pStyle w:val="Bibliography"/>
         <w:spacing w:line="360" w:lineRule="auto"/>
       </w:pPr>
-      <w:bookmarkStart w:id="28" w:name="ref-Tito2018"/>
-      <w:bookmarkEnd w:id="27"/>
+      <w:bookmarkStart w:id="51" w:name="ref-Tito2018"/>
+      <w:bookmarkEnd w:id="50"/>
       <w:r>
         <w:t xml:space="preserve">7. </w:t>
       </w:r>
@@ -3927,8 +4097,8 @@
         <w:pStyle w:val="Bibliography"/>
         <w:spacing w:line="360" w:lineRule="auto"/>
       </w:pPr>
-      <w:bookmarkStart w:id="29" w:name="ref-Bernacchi2025"/>
-      <w:bookmarkEnd w:id="28"/>
+      <w:bookmarkStart w:id="52" w:name="ref-Bernacchi2025"/>
+      <w:bookmarkEnd w:id="51"/>
       <w:r>
         <w:t xml:space="preserve">8. </w:t>
       </w:r>
@@ -3962,8 +4132,8 @@
         <w:pStyle w:val="Bibliography"/>
         <w:spacing w:line="360" w:lineRule="auto"/>
       </w:pPr>
-      <w:bookmarkStart w:id="30" w:name="ref-Martinez2023"/>
-      <w:bookmarkEnd w:id="29"/>
+      <w:bookmarkStart w:id="53" w:name="ref-Martinez2023"/>
+      <w:bookmarkEnd w:id="52"/>
       <w:r>
         <w:t xml:space="preserve">9. </w:t>
       </w:r>
@@ -3994,8 +4164,8 @@
         <w:pStyle w:val="Bibliography"/>
         <w:spacing w:line="360" w:lineRule="auto"/>
       </w:pPr>
-      <w:bookmarkStart w:id="31" w:name="ref-Rezende2020"/>
-      <w:bookmarkEnd w:id="30"/>
+      <w:bookmarkStart w:id="54" w:name="ref-Rezende2020"/>
+      <w:bookmarkEnd w:id="53"/>
       <w:r>
         <w:t xml:space="preserve">10. </w:t>
       </w:r>
@@ -4029,8 +4199,8 @@
         <w:pStyle w:val="Bibliography"/>
         <w:spacing w:line="360" w:lineRule="auto"/>
       </w:pPr>
-      <w:bookmarkStart w:id="32" w:name="ref-Orsted2024"/>
-      <w:bookmarkEnd w:id="31"/>
+      <w:bookmarkStart w:id="55" w:name="ref-Orsted2024"/>
+      <w:bookmarkEnd w:id="54"/>
       <w:r>
         <w:t xml:space="preserve">11. </w:t>
       </w:r>
@@ -4064,8 +4234,8 @@
         <w:pStyle w:val="Bibliography"/>
         <w:spacing w:line="360" w:lineRule="auto"/>
       </w:pPr>
-      <w:bookmarkStart w:id="33" w:name="ref-Lopez-Goldar2024"/>
-      <w:bookmarkEnd w:id="32"/>
+      <w:bookmarkStart w:id="56" w:name="ref-Lopez-Goldar2024"/>
+      <w:bookmarkEnd w:id="55"/>
       <w:r>
         <w:t xml:space="preserve">12. </w:t>
       </w:r>
@@ -4096,8 +4266,8 @@
         <w:pStyle w:val="Bibliography"/>
         <w:spacing w:line="360" w:lineRule="auto"/>
       </w:pPr>
-      <w:bookmarkStart w:id="34" w:name="ref-Trivedi2022"/>
-      <w:bookmarkEnd w:id="33"/>
+      <w:bookmarkStart w:id="57" w:name="ref-Trivedi2022"/>
+      <w:bookmarkEnd w:id="56"/>
       <w:r>
         <w:t xml:space="preserve">13. </w:t>
       </w:r>
@@ -4131,8 +4301,8 @@
         <w:pStyle w:val="Bibliography"/>
         <w:spacing w:line="360" w:lineRule="auto"/>
       </w:pPr>
-      <w:bookmarkStart w:id="35" w:name="ref-Kooijman2010"/>
-      <w:bookmarkEnd w:id="34"/>
+      <w:bookmarkStart w:id="58" w:name="ref-Kooijman2010"/>
+      <w:bookmarkEnd w:id="57"/>
       <w:r>
         <w:t xml:space="preserve">14. </w:t>
       </w:r>
@@ -4156,8 +4326,8 @@
         <w:pStyle w:val="Bibliography"/>
         <w:spacing w:line="360" w:lineRule="auto"/>
       </w:pPr>
-      <w:bookmarkStart w:id="36" w:name="ref-Kearney2009b"/>
-      <w:bookmarkEnd w:id="35"/>
+      <w:bookmarkStart w:id="59" w:name="ref-Kearney2009b"/>
+      <w:bookmarkEnd w:id="58"/>
       <w:r>
         <w:t xml:space="preserve">15. </w:t>
       </w:r>
@@ -4181,8 +4351,8 @@
         <w:pStyle w:val="Bibliography"/>
         <w:spacing w:line="360" w:lineRule="auto"/>
       </w:pPr>
-      <w:bookmarkStart w:id="37" w:name="ref-Jusup2024"/>
-      <w:bookmarkEnd w:id="36"/>
+      <w:bookmarkStart w:id="60" w:name="ref-Jusup2024"/>
+      <w:bookmarkEnd w:id="59"/>
       <w:r>
         <w:t xml:space="preserve">16. </w:t>
       </w:r>
@@ -4203,8 +4373,8 @@
         <w:pStyle w:val="Bibliography"/>
         <w:spacing w:line="360" w:lineRule="auto"/>
       </w:pPr>
-      <w:bookmarkStart w:id="38" w:name="ref-Kearney2024"/>
-      <w:bookmarkEnd w:id="37"/>
+      <w:bookmarkStart w:id="61" w:name="ref-Kearney2024"/>
+      <w:bookmarkEnd w:id="60"/>
       <w:r>
         <w:t xml:space="preserve">17. </w:t>
       </w:r>
@@ -4228,8 +4398,8 @@
         <w:pStyle w:val="Bibliography"/>
         <w:spacing w:line="360" w:lineRule="auto"/>
       </w:pPr>
-      <w:bookmarkStart w:id="39" w:name="ref-Briscoe2023"/>
-      <w:bookmarkEnd w:id="38"/>
+      <w:bookmarkStart w:id="62" w:name="ref-Briscoe2023"/>
+      <w:bookmarkEnd w:id="61"/>
       <w:r>
         <w:t xml:space="preserve">18. </w:t>
       </w:r>
@@ -4263,8 +4433,8 @@
         <w:pStyle w:val="Bibliography"/>
         <w:spacing w:line="360" w:lineRule="auto"/>
       </w:pPr>
-      <w:bookmarkStart w:id="40" w:name="ref-Rezende2014"/>
-      <w:bookmarkEnd w:id="39"/>
+      <w:bookmarkStart w:id="63" w:name="ref-Rezende2014"/>
+      <w:bookmarkEnd w:id="62"/>
       <w:r>
         <w:t xml:space="preserve">19. </w:t>
       </w:r>
@@ -4298,8 +4468,8 @@
         <w:pStyle w:val="Bibliography"/>
         <w:spacing w:line="360" w:lineRule="auto"/>
       </w:pPr>
-      <w:bookmarkStart w:id="41" w:name="ref-Arnold2025a"/>
-      <w:bookmarkEnd w:id="40"/>
+      <w:bookmarkStart w:id="64" w:name="ref-Arnold2025a"/>
+      <w:bookmarkEnd w:id="63"/>
       <w:r>
         <w:lastRenderedPageBreak/>
         <w:t xml:space="preserve">20. </w:t>
@@ -4334,8 +4504,8 @@
         <w:pStyle w:val="Bibliography"/>
         <w:spacing w:line="360" w:lineRule="auto"/>
       </w:pPr>
-      <w:bookmarkStart w:id="42" w:name="ref-Bimler2018"/>
-      <w:bookmarkEnd w:id="41"/>
+      <w:bookmarkStart w:id="65" w:name="ref-Bimler2018"/>
+      <w:bookmarkEnd w:id="64"/>
       <w:r>
         <w:t xml:space="preserve">21. </w:t>
       </w:r>
@@ -4369,8 +4539,8 @@
         <w:pStyle w:val="Bibliography"/>
         <w:spacing w:line="360" w:lineRule="auto"/>
       </w:pPr>
-      <w:bookmarkStart w:id="43" w:name="ref-Bowler2022"/>
-      <w:bookmarkEnd w:id="42"/>
+      <w:bookmarkStart w:id="66" w:name="ref-Bowler2022"/>
+      <w:bookmarkEnd w:id="65"/>
       <w:r>
         <w:t xml:space="preserve">22. </w:t>
       </w:r>
@@ -4404,8 +4574,8 @@
         <w:pStyle w:val="Bibliography"/>
         <w:spacing w:line="360" w:lineRule="auto"/>
       </w:pPr>
-      <w:bookmarkStart w:id="44" w:name="ref-Tushabe2025"/>
-      <w:bookmarkEnd w:id="43"/>
+      <w:bookmarkStart w:id="67" w:name="ref-Tushabe2025"/>
+      <w:bookmarkEnd w:id="66"/>
       <w:r>
         <w:t xml:space="preserve">23. </w:t>
       </w:r>
@@ -4429,8 +4599,8 @@
         <w:pStyle w:val="Bibliography"/>
         <w:spacing w:line="360" w:lineRule="auto"/>
       </w:pPr>
-      <w:bookmarkStart w:id="45" w:name="ref-Fick2017"/>
-      <w:bookmarkEnd w:id="44"/>
+      <w:bookmarkStart w:id="68" w:name="ref-Fick2017"/>
+      <w:bookmarkEnd w:id="67"/>
       <w:r>
         <w:t xml:space="preserve">24. </w:t>
       </w:r>
@@ -4454,8 +4624,8 @@
         <w:pStyle w:val="Bibliography"/>
         <w:spacing w:line="360" w:lineRule="auto"/>
       </w:pPr>
-      <w:bookmarkStart w:id="46" w:name="ref-Kalnay2018"/>
-      <w:bookmarkEnd w:id="45"/>
+      <w:bookmarkStart w:id="69" w:name="ref-Kalnay2018"/>
+      <w:bookmarkEnd w:id="68"/>
       <w:r>
         <w:t xml:space="preserve">25. </w:t>
       </w:r>
@@ -4489,8 +4659,8 @@
         <w:pStyle w:val="Bibliography"/>
         <w:spacing w:line="360" w:lineRule="auto"/>
       </w:pPr>
-      <w:bookmarkStart w:id="47" w:name="ref-Hersbach2020"/>
-      <w:bookmarkEnd w:id="46"/>
+      <w:bookmarkStart w:id="70" w:name="ref-Hersbach2020"/>
+      <w:bookmarkEnd w:id="69"/>
       <w:r>
         <w:t xml:space="preserve">26. </w:t>
       </w:r>
@@ -4524,8 +4694,8 @@
         <w:pStyle w:val="Bibliography"/>
         <w:spacing w:line="360" w:lineRule="auto"/>
       </w:pPr>
-      <w:bookmarkStart w:id="48" w:name="ref-Klinges2022"/>
-      <w:bookmarkEnd w:id="47"/>
+      <w:bookmarkStart w:id="71" w:name="ref-Klinges2022"/>
+      <w:bookmarkEnd w:id="70"/>
       <w:r>
         <w:t xml:space="preserve">27. </w:t>
       </w:r>
@@ -4559,8 +4729,8 @@
         <w:pStyle w:val="Bibliography"/>
         <w:spacing w:line="360" w:lineRule="auto"/>
       </w:pPr>
-      <w:bookmarkStart w:id="49" w:name="ref-Meyer2023"/>
-      <w:bookmarkEnd w:id="48"/>
+      <w:bookmarkStart w:id="72" w:name="ref-Meyer2023"/>
+      <w:bookmarkEnd w:id="71"/>
       <w:r>
         <w:t xml:space="preserve">28. </w:t>
       </w:r>
@@ -4594,8 +4764,8 @@
         <w:pStyle w:val="Bibliography"/>
         <w:spacing w:line="360" w:lineRule="auto"/>
       </w:pPr>
-      <w:bookmarkStart w:id="50" w:name="ref-Munoz-Sabater2021"/>
-      <w:bookmarkEnd w:id="49"/>
+      <w:bookmarkStart w:id="73" w:name="ref-Munoz-Sabater2021"/>
+      <w:bookmarkEnd w:id="72"/>
       <w:r>
         <w:t xml:space="preserve">29. </w:t>
       </w:r>
@@ -4629,8 +4799,8 @@
         <w:pStyle w:val="Bibliography"/>
         <w:spacing w:line="360" w:lineRule="auto"/>
       </w:pPr>
-      <w:bookmarkStart w:id="51" w:name="ref-Bezanson2012"/>
-      <w:bookmarkEnd w:id="50"/>
+      <w:bookmarkStart w:id="74" w:name="ref-Bezanson2012"/>
+      <w:bookmarkEnd w:id="73"/>
       <w:r>
         <w:t xml:space="preserve">30. </w:t>
       </w:r>
@@ -4661,8 +4831,8 @@
         <w:pStyle w:val="Bibliography"/>
         <w:spacing w:line="360" w:lineRule="auto"/>
       </w:pPr>
-      <w:bookmarkStart w:id="52" w:name="ref-Bonan2019"/>
-      <w:bookmarkEnd w:id="51"/>
+      <w:bookmarkStart w:id="75" w:name="ref-Bonan2019"/>
+      <w:bookmarkEnd w:id="74"/>
       <w:r>
         <w:t xml:space="preserve">31. </w:t>
       </w:r>
@@ -4686,8 +4856,8 @@
         <w:pStyle w:val="Bibliography"/>
         <w:spacing w:line="360" w:lineRule="auto"/>
       </w:pPr>
-      <w:bookmarkStart w:id="53" w:name="ref-Argles2022"/>
-      <w:bookmarkEnd w:id="52"/>
+      <w:bookmarkStart w:id="76" w:name="ref-Argles2022"/>
+      <w:bookmarkEnd w:id="75"/>
       <w:r>
         <w:t xml:space="preserve">32. </w:t>
       </w:r>
@@ -4721,8 +4891,8 @@
         <w:pStyle w:val="Bibliography"/>
         <w:spacing w:line="360" w:lineRule="auto"/>
       </w:pPr>
-      <w:bookmarkStart w:id="54" w:name="ref-Kearney2017"/>
-      <w:bookmarkEnd w:id="53"/>
+      <w:bookmarkStart w:id="77" w:name="ref-Kearney2017"/>
+      <w:bookmarkEnd w:id="76"/>
       <w:r>
         <w:t xml:space="preserve">33. </w:t>
       </w:r>
@@ -4746,8 +4916,8 @@
         <w:pStyle w:val="Bibliography"/>
         <w:spacing w:line="360" w:lineRule="auto"/>
       </w:pPr>
-      <w:bookmarkStart w:id="55" w:name="ref-Maclean2019"/>
-      <w:bookmarkEnd w:id="54"/>
+      <w:bookmarkStart w:id="78" w:name="ref-Maclean2019"/>
+      <w:bookmarkEnd w:id="77"/>
       <w:r>
         <w:lastRenderedPageBreak/>
         <w:t xml:space="preserve">34. </w:t>
@@ -4782,8 +4952,8 @@
         <w:pStyle w:val="Bibliography"/>
         <w:spacing w:line="360" w:lineRule="auto"/>
       </w:pPr>
-      <w:bookmarkStart w:id="56" w:name="ref-Kearney2020"/>
-      <w:bookmarkEnd w:id="55"/>
+      <w:bookmarkStart w:id="79" w:name="ref-Kearney2020"/>
+      <w:bookmarkEnd w:id="78"/>
       <w:r>
         <w:t xml:space="preserve">35. </w:t>
       </w:r>
@@ -4817,8 +4987,8 @@
         <w:pStyle w:val="Bibliography"/>
         <w:spacing w:line="360" w:lineRule="auto"/>
       </w:pPr>
-      <w:bookmarkStart w:id="57" w:name="ref-Maclean2021"/>
-      <w:bookmarkEnd w:id="56"/>
+      <w:bookmarkStart w:id="80" w:name="ref-Maclean2021"/>
+      <w:bookmarkEnd w:id="79"/>
       <w:r>
         <w:t xml:space="preserve">36. </w:t>
       </w:r>
@@ -4852,8 +5022,8 @@
         <w:pStyle w:val="Bibliography"/>
         <w:spacing w:line="360" w:lineRule="auto"/>
       </w:pPr>
-      <w:bookmarkStart w:id="58" w:name="ref-Buckley2023"/>
-      <w:bookmarkEnd w:id="57"/>
+      <w:bookmarkStart w:id="81" w:name="ref-Buckley2023"/>
+      <w:bookmarkEnd w:id="80"/>
       <w:r>
         <w:t xml:space="preserve">37. </w:t>
       </w:r>
@@ -4887,8 +5057,8 @@
         <w:pStyle w:val="Bibliography"/>
         <w:spacing w:line="360" w:lineRule="auto"/>
       </w:pPr>
-      <w:bookmarkStart w:id="59" w:name="ref-De_Frenne2024"/>
-      <w:bookmarkEnd w:id="58"/>
+      <w:bookmarkStart w:id="82" w:name="ref-De_Frenne2024"/>
+      <w:bookmarkEnd w:id="81"/>
       <w:r>
         <w:t xml:space="preserve">38. </w:t>
       </w:r>
@@ -4919,8 +5089,8 @@
         <w:pStyle w:val="Bibliography"/>
         <w:spacing w:line="360" w:lineRule="auto"/>
       </w:pPr>
-      <w:bookmarkStart w:id="60" w:name="ref-Levy2016"/>
-      <w:bookmarkEnd w:id="59"/>
+      <w:bookmarkStart w:id="83" w:name="ref-Levy2016"/>
+      <w:bookmarkEnd w:id="82"/>
       <w:r>
         <w:t xml:space="preserve">39. </w:t>
       </w:r>
@@ -4954,8 +5124,8 @@
         <w:pStyle w:val="Bibliography"/>
         <w:spacing w:line="360" w:lineRule="auto"/>
       </w:pPr>
-      <w:bookmarkStart w:id="61" w:name="ref-Drake2018"/>
-      <w:bookmarkEnd w:id="60"/>
+      <w:bookmarkStart w:id="84" w:name="ref-Drake2018"/>
+      <w:bookmarkEnd w:id="83"/>
       <w:r>
         <w:t xml:space="preserve">40. </w:t>
       </w:r>
@@ -4989,8 +5159,8 @@
         <w:pStyle w:val="Bibliography"/>
         <w:spacing w:line="360" w:lineRule="auto"/>
       </w:pPr>
-      <w:bookmarkStart w:id="62" w:name="ref-Holzworth2018"/>
-      <w:bookmarkEnd w:id="61"/>
+      <w:bookmarkStart w:id="85" w:name="ref-Holzworth2018"/>
+      <w:bookmarkEnd w:id="84"/>
       <w:r>
         <w:t xml:space="preserve">41. </w:t>
       </w:r>
@@ -5024,8 +5194,8 @@
         <w:pStyle w:val="Bibliography"/>
         <w:spacing w:line="360" w:lineRule="auto"/>
       </w:pPr>
-      <w:bookmarkStart w:id="63" w:name="ref-Medlyn2011"/>
-      <w:bookmarkEnd w:id="62"/>
+      <w:bookmarkStart w:id="86" w:name="ref-Medlyn2011"/>
+      <w:bookmarkEnd w:id="85"/>
       <w:r>
         <w:t xml:space="preserve">42. </w:t>
       </w:r>
@@ -5059,8 +5229,8 @@
         <w:pStyle w:val="Bibliography"/>
         <w:spacing w:line="360" w:lineRule="auto"/>
       </w:pPr>
-      <w:bookmarkStart w:id="64" w:name="ref-Porter1973"/>
-      <w:bookmarkEnd w:id="63"/>
+      <w:bookmarkStart w:id="87" w:name="ref-Porter1973"/>
+      <w:bookmarkEnd w:id="86"/>
       <w:r>
         <w:t xml:space="preserve">43. </w:t>
       </w:r>
@@ -5094,8 +5264,8 @@
         <w:pStyle w:val="Bibliography"/>
         <w:spacing w:line="360" w:lineRule="auto"/>
       </w:pPr>
-      <w:bookmarkStart w:id="65" w:name="ref-Porter1969"/>
-      <w:bookmarkEnd w:id="64"/>
+      <w:bookmarkStart w:id="88" w:name="ref-Porter1969"/>
+      <w:bookmarkEnd w:id="87"/>
       <w:r>
         <w:t xml:space="preserve">44. </w:t>
       </w:r>
@@ -5119,8 +5289,8 @@
         <w:pStyle w:val="Bibliography"/>
         <w:spacing w:line="360" w:lineRule="auto"/>
       </w:pPr>
-      <w:bookmarkStart w:id="66" w:name="ref-Riddell2017"/>
-      <w:bookmarkEnd w:id="65"/>
+      <w:bookmarkStart w:id="89" w:name="ref-Riddell2017"/>
+      <w:bookmarkEnd w:id="88"/>
       <w:r>
         <w:t xml:space="preserve">45. </w:t>
       </w:r>
@@ -5154,8 +5324,8 @@
         <w:pStyle w:val="Bibliography"/>
         <w:spacing w:line="360" w:lineRule="auto"/>
       </w:pPr>
-      <w:bookmarkStart w:id="67" w:name="ref-Duursma2015"/>
-      <w:bookmarkEnd w:id="66"/>
+      <w:bookmarkStart w:id="90" w:name="ref-Duursma2015"/>
+      <w:bookmarkEnd w:id="89"/>
       <w:r>
         <w:t xml:space="preserve">46. </w:t>
       </w:r>
@@ -5179,8 +5349,8 @@
         <w:pStyle w:val="Bibliography"/>
         <w:spacing w:line="360" w:lineRule="auto"/>
       </w:pPr>
-      <w:bookmarkStart w:id="68" w:name="ref-Briscoe2022"/>
-      <w:bookmarkEnd w:id="67"/>
+      <w:bookmarkStart w:id="91" w:name="ref-Briscoe2022"/>
+      <w:bookmarkEnd w:id="90"/>
       <w:r>
         <w:lastRenderedPageBreak/>
         <w:t xml:space="preserve">47. </w:t>
@@ -5215,8 +5385,8 @@
         <w:pStyle w:val="Bibliography"/>
         <w:spacing w:line="360" w:lineRule="auto"/>
       </w:pPr>
-      <w:bookmarkStart w:id="69" w:name="ref-Loughran2020"/>
-      <w:bookmarkEnd w:id="68"/>
+      <w:bookmarkStart w:id="92" w:name="ref-Loughran2020"/>
+      <w:bookmarkEnd w:id="91"/>
       <w:r>
         <w:t xml:space="preserve">48. </w:t>
       </w:r>
@@ -5240,8 +5410,8 @@
         <w:pStyle w:val="Bibliography"/>
         <w:spacing w:line="360" w:lineRule="auto"/>
       </w:pPr>
-      <w:bookmarkStart w:id="70" w:name="ref-Sharpe2022"/>
-      <w:bookmarkEnd w:id="69"/>
+      <w:bookmarkStart w:id="93" w:name="ref-Sharpe2022"/>
+      <w:bookmarkEnd w:id="92"/>
       <w:r>
         <w:t xml:space="preserve">49. </w:t>
       </w:r>
@@ -5275,8 +5445,8 @@
         <w:pStyle w:val="Bibliography"/>
         <w:spacing w:line="360" w:lineRule="auto"/>
       </w:pPr>
-      <w:bookmarkStart w:id="71" w:name="ref-Posch2024"/>
-      <w:bookmarkEnd w:id="70"/>
+      <w:bookmarkStart w:id="94" w:name="ref-Posch2024"/>
+      <w:bookmarkEnd w:id="93"/>
       <w:r>
         <w:t xml:space="preserve">50. </w:t>
       </w:r>
@@ -5310,8 +5480,8 @@
         <w:pStyle w:val="Bibliography"/>
         <w:spacing w:line="360" w:lineRule="auto"/>
       </w:pPr>
-      <w:bookmarkStart w:id="72" w:name="ref-Orsted2022"/>
-      <w:bookmarkEnd w:id="71"/>
+      <w:bookmarkStart w:id="95" w:name="ref-Orsted2022"/>
+      <w:bookmarkEnd w:id="94"/>
       <w:r>
         <w:t xml:space="preserve">51. </w:t>
       </w:r>
@@ -5345,8 +5515,8 @@
         <w:pStyle w:val="Bibliography"/>
         <w:spacing w:line="360" w:lineRule="auto"/>
       </w:pPr>
-      <w:bookmarkStart w:id="73" w:name="ref-Jagadish2021"/>
-      <w:bookmarkEnd w:id="72"/>
+      <w:bookmarkStart w:id="96" w:name="ref-Jagadish2021"/>
+      <w:bookmarkEnd w:id="95"/>
       <w:r>
         <w:t xml:space="preserve">52. </w:t>
       </w:r>
@@ -5380,8 +5550,8 @@
         <w:pStyle w:val="Bibliography"/>
         <w:spacing w:line="360" w:lineRule="auto"/>
       </w:pPr>
-      <w:bookmarkStart w:id="74" w:name="ref-Faber2024"/>
-      <w:bookmarkEnd w:id="73"/>
+      <w:bookmarkStart w:id="97" w:name="ref-Faber2024"/>
+      <w:bookmarkEnd w:id="96"/>
       <w:r>
         <w:t xml:space="preserve">53. </w:t>
       </w:r>
@@ -5415,8 +5585,8 @@
         <w:pStyle w:val="Bibliography"/>
         <w:spacing w:line="360" w:lineRule="auto"/>
       </w:pPr>
-      <w:bookmarkStart w:id="75" w:name="ref-Martinez-De_Leon2024"/>
-      <w:bookmarkEnd w:id="74"/>
+      <w:bookmarkStart w:id="98" w:name="ref-Martinez-De_Leon2024"/>
+      <w:bookmarkEnd w:id="97"/>
       <w:r>
         <w:t xml:space="preserve">54. </w:t>
       </w:r>
@@ -5437,8 +5607,8 @@
         <w:pStyle w:val="Bibliography"/>
         <w:spacing w:line="360" w:lineRule="auto"/>
       </w:pPr>
-      <w:bookmarkStart w:id="76" w:name="ref-Chouhan2023"/>
-      <w:bookmarkEnd w:id="75"/>
+      <w:bookmarkStart w:id="99" w:name="ref-Chouhan2023"/>
+      <w:bookmarkEnd w:id="98"/>
       <w:r>
         <w:t xml:space="preserve">55. </w:t>
       </w:r>
@@ -5472,8 +5642,8 @@
         <w:pStyle w:val="Bibliography"/>
         <w:spacing w:line="360" w:lineRule="auto"/>
       </w:pPr>
-      <w:bookmarkStart w:id="77" w:name="ref-Marquez2007"/>
-      <w:bookmarkEnd w:id="76"/>
+      <w:bookmarkStart w:id="100" w:name="ref-Marquez2007"/>
+      <w:bookmarkEnd w:id="99"/>
       <w:r>
         <w:t xml:space="preserve">56. </w:t>
       </w:r>
@@ -5507,8 +5677,8 @@
         <w:pStyle w:val="Bibliography"/>
         <w:spacing w:line="360" w:lineRule="auto"/>
       </w:pPr>
-      <w:bookmarkStart w:id="78" w:name="ref-Dastogeer2022"/>
-      <w:bookmarkEnd w:id="77"/>
+      <w:bookmarkStart w:id="101" w:name="ref-Dastogeer2022"/>
+      <w:bookmarkEnd w:id="100"/>
       <w:r>
         <w:t xml:space="preserve">57. </w:t>
       </w:r>
@@ -5542,8 +5712,8 @@
         <w:pStyle w:val="Bibliography"/>
         <w:spacing w:line="360" w:lineRule="auto"/>
       </w:pPr>
-      <w:bookmarkStart w:id="79" w:name="ref-Hoang2019"/>
-      <w:bookmarkEnd w:id="78"/>
+      <w:bookmarkStart w:id="102" w:name="ref-Hoang2019"/>
+      <w:bookmarkEnd w:id="101"/>
       <w:r>
         <w:t xml:space="preserve">58. </w:t>
       </w:r>
@@ -5577,8 +5747,8 @@
         <w:pStyle w:val="Bibliography"/>
         <w:spacing w:line="360" w:lineRule="auto"/>
       </w:pPr>
-      <w:bookmarkStart w:id="80" w:name="ref-Marchin2022"/>
-      <w:bookmarkEnd w:id="79"/>
+      <w:bookmarkStart w:id="103" w:name="ref-Marchin2022"/>
+      <w:bookmarkEnd w:id="102"/>
       <w:r>
         <w:t xml:space="preserve">59. </w:t>
       </w:r>
@@ -5612,8 +5782,8 @@
         <w:pStyle w:val="Bibliography"/>
         <w:spacing w:line="360" w:lineRule="auto"/>
       </w:pPr>
-      <w:bookmarkStart w:id="81" w:name="ref-Li2025"/>
-      <w:bookmarkEnd w:id="80"/>
+      <w:bookmarkStart w:id="104" w:name="ref-Li2025"/>
+      <w:bookmarkEnd w:id="103"/>
       <w:r>
         <w:t xml:space="preserve">60. </w:t>
       </w:r>
@@ -5647,8 +5817,8 @@
         <w:pStyle w:val="Bibliography"/>
         <w:spacing w:line="360" w:lineRule="auto"/>
       </w:pPr>
-      <w:bookmarkStart w:id="82" w:name="ref-Youngblood2025"/>
-      <w:bookmarkEnd w:id="81"/>
+      <w:bookmarkStart w:id="105" w:name="ref-Youngblood2025"/>
+      <w:bookmarkEnd w:id="104"/>
       <w:r>
         <w:lastRenderedPageBreak/>
         <w:t xml:space="preserve">61. </w:t>
@@ -5680,8 +5850,8 @@
         <w:pStyle w:val="Bibliography"/>
         <w:spacing w:line="360" w:lineRule="auto"/>
       </w:pPr>
-      <w:bookmarkStart w:id="83" w:name="ref-Mengutay2013"/>
-      <w:bookmarkEnd w:id="82"/>
+      <w:bookmarkStart w:id="106" w:name="ref-Mengutay2013"/>
+      <w:bookmarkEnd w:id="105"/>
       <w:r>
         <w:t xml:space="preserve">62. </w:t>
       </w:r>
@@ -5715,8 +5885,8 @@
         <w:pStyle w:val="Bibliography"/>
         <w:spacing w:line="360" w:lineRule="auto"/>
       </w:pPr>
-      <w:bookmarkStart w:id="84" w:name="ref-Andersen2010"/>
-      <w:bookmarkEnd w:id="83"/>
+      <w:bookmarkStart w:id="107" w:name="ref-Andersen2010"/>
+      <w:bookmarkEnd w:id="106"/>
       <w:r>
         <w:t xml:space="preserve">63. </w:t>
       </w:r>
@@ -5750,8 +5920,8 @@
         <w:pStyle w:val="Bibliography"/>
         <w:spacing w:line="360" w:lineRule="auto"/>
       </w:pPr>
-      <w:bookmarkStart w:id="85" w:name="ref-Nisbet2000"/>
-      <w:bookmarkEnd w:id="84"/>
+      <w:bookmarkStart w:id="108" w:name="ref-Nisbet2000"/>
+      <w:bookmarkEnd w:id="107"/>
       <w:r>
         <w:t xml:space="preserve">64. </w:t>
       </w:r>
@@ -5785,8 +5955,8 @@
         <w:pStyle w:val="Bibliography"/>
         <w:spacing w:line="360" w:lineRule="auto"/>
       </w:pPr>
-      <w:bookmarkStart w:id="86" w:name="ref-Jager2020"/>
-      <w:bookmarkEnd w:id="85"/>
+      <w:bookmarkStart w:id="109" w:name="ref-Jager2020"/>
+      <w:bookmarkEnd w:id="108"/>
       <w:r>
         <w:t xml:space="preserve">65. </w:t>
       </w:r>
@@ -5810,8 +5980,8 @@
         <w:pStyle w:val="Bibliography"/>
         <w:spacing w:line="360" w:lineRule="auto"/>
       </w:pPr>
-      <w:bookmarkStart w:id="87" w:name="ref-Kearney2013"/>
-      <w:bookmarkEnd w:id="86"/>
+      <w:bookmarkStart w:id="110" w:name="ref-Kearney2013"/>
+      <w:bookmarkEnd w:id="109"/>
       <w:r>
         <w:t xml:space="preserve">66. </w:t>
       </w:r>
@@ -5845,8 +6015,8 @@
         <w:pStyle w:val="Bibliography"/>
         <w:spacing w:line="360" w:lineRule="auto"/>
       </w:pPr>
-      <w:bookmarkStart w:id="88" w:name="ref-Kearney2010"/>
-      <w:bookmarkEnd w:id="87"/>
+      <w:bookmarkStart w:id="111" w:name="ref-Kearney2010"/>
+      <w:bookmarkEnd w:id="110"/>
       <w:r>
         <w:t xml:space="preserve">67. </w:t>
       </w:r>
@@ -5880,8 +6050,8 @@
         <w:pStyle w:val="Bibliography"/>
         <w:spacing w:line="360" w:lineRule="auto"/>
       </w:pPr>
-      <w:bookmarkStart w:id="89" w:name="ref-Marques2018"/>
-      <w:bookmarkEnd w:id="88"/>
+      <w:bookmarkStart w:id="112" w:name="ref-Marques2018"/>
+      <w:bookmarkEnd w:id="111"/>
       <w:r>
         <w:t xml:space="preserve">68. </w:t>
       </w:r>
@@ -5915,8 +6085,8 @@
         <w:pStyle w:val="Bibliography"/>
         <w:spacing w:line="360" w:lineRule="auto"/>
       </w:pPr>
-      <w:bookmarkStart w:id="90" w:name="ref-Kooijman2021"/>
-      <w:bookmarkEnd w:id="89"/>
+      <w:bookmarkStart w:id="113" w:name="ref-Kooijman2021"/>
+      <w:bookmarkEnd w:id="112"/>
       <w:r>
         <w:t xml:space="preserve">69. </w:t>
       </w:r>
@@ -5950,8 +6120,8 @@
         <w:pStyle w:val="Bibliography"/>
         <w:spacing w:line="360" w:lineRule="auto"/>
       </w:pPr>
-      <w:bookmarkStart w:id="91" w:name="ref-Bruggeman2009"/>
-      <w:bookmarkEnd w:id="90"/>
+      <w:bookmarkStart w:id="114" w:name="ref-Bruggeman2009"/>
+      <w:bookmarkEnd w:id="113"/>
       <w:r>
         <w:t xml:space="preserve">70. </w:t>
       </w:r>
@@ -5985,8 +6155,8 @@
         <w:pStyle w:val="Bibliography"/>
         <w:spacing w:line="360" w:lineRule="auto"/>
       </w:pPr>
-      <w:bookmarkStart w:id="92" w:name="ref-Kearney2020a"/>
-      <w:bookmarkEnd w:id="91"/>
+      <w:bookmarkStart w:id="115" w:name="ref-Kearney2020a"/>
+      <w:bookmarkEnd w:id="114"/>
       <w:r>
         <w:t xml:space="preserve">71. </w:t>
       </w:r>
@@ -6010,8 +6180,8 @@
         <w:pStyle w:val="Bibliography"/>
         <w:spacing w:line="360" w:lineRule="auto"/>
       </w:pPr>
-      <w:bookmarkStart w:id="93" w:name="ref-Kumarathunge2019"/>
-      <w:bookmarkEnd w:id="92"/>
+      <w:bookmarkStart w:id="116" w:name="ref-Kumarathunge2019"/>
+      <w:bookmarkEnd w:id="115"/>
       <w:r>
         <w:t xml:space="preserve">72. </w:t>
       </w:r>
@@ -6045,8 +6215,8 @@
         <w:pStyle w:val="Bibliography"/>
         <w:spacing w:line="360" w:lineRule="auto"/>
       </w:pPr>
-      <w:bookmarkStart w:id="94" w:name="ref-De_Kauwe2020"/>
-      <w:bookmarkEnd w:id="93"/>
+      <w:bookmarkStart w:id="117" w:name="ref-De_Kauwe2020"/>
+      <w:bookmarkEnd w:id="116"/>
       <w:r>
         <w:t xml:space="preserve">73. </w:t>
       </w:r>
@@ -6080,8 +6250,8 @@
         <w:pStyle w:val="Bibliography"/>
         <w:spacing w:line="360" w:lineRule="auto"/>
       </w:pPr>
-      <w:bookmarkStart w:id="95" w:name="ref-Chesson2000"/>
-      <w:bookmarkEnd w:id="94"/>
+      <w:bookmarkStart w:id="118" w:name="ref-Chesson2000"/>
+      <w:bookmarkEnd w:id="117"/>
       <w:r>
         <w:t xml:space="preserve">74. </w:t>
       </w:r>
@@ -6105,8 +6275,8 @@
         <w:pStyle w:val="Bibliography"/>
         <w:spacing w:line="360" w:lineRule="auto"/>
       </w:pPr>
-      <w:bookmarkStart w:id="96" w:name="ref-Ricker1954a"/>
-      <w:bookmarkEnd w:id="95"/>
+      <w:bookmarkStart w:id="119" w:name="ref-Ricker1954a"/>
+      <w:bookmarkEnd w:id="118"/>
       <w:r>
         <w:lastRenderedPageBreak/>
         <w:t xml:space="preserve">75. </w:t>
@@ -6131,8 +6301,8 @@
         <w:pStyle w:val="Bibliography"/>
         <w:spacing w:line="360" w:lineRule="auto"/>
       </w:pPr>
-      <w:bookmarkStart w:id="97" w:name="ref-Beverton2012"/>
-      <w:bookmarkEnd w:id="96"/>
+      <w:bookmarkStart w:id="120" w:name="ref-Beverton2012"/>
+      <w:bookmarkEnd w:id="119"/>
       <w:r>
         <w:t xml:space="preserve">76. </w:t>
       </w:r>
@@ -6156,8 +6326,8 @@
         <w:pStyle w:val="Bibliography"/>
         <w:spacing w:line="360" w:lineRule="auto"/>
       </w:pPr>
-      <w:bookmarkStart w:id="98" w:name="ref-Mayfield2017"/>
-      <w:bookmarkEnd w:id="97"/>
+      <w:bookmarkStart w:id="121" w:name="ref-Mayfield2017"/>
+      <w:bookmarkEnd w:id="120"/>
       <w:r>
         <w:t xml:space="preserve">77. </w:t>
       </w:r>
@@ -6181,8 +6351,8 @@
         <w:pStyle w:val="Bibliography"/>
         <w:spacing w:line="360" w:lineRule="auto"/>
       </w:pPr>
-      <w:bookmarkStart w:id="99" w:name="ref-Buche2025"/>
-      <w:bookmarkEnd w:id="98"/>
+      <w:bookmarkStart w:id="122" w:name="ref-Buche2025"/>
+      <w:bookmarkEnd w:id="121"/>
       <w:r>
         <w:t xml:space="preserve">78. </w:t>
       </w:r>
@@ -6216,8 +6386,8 @@
         <w:pStyle w:val="Bibliography"/>
         <w:spacing w:line="360" w:lineRule="auto"/>
       </w:pPr>
-      <w:bookmarkStart w:id="100" w:name="ref-Bimler2024"/>
-      <w:bookmarkEnd w:id="99"/>
+      <w:bookmarkStart w:id="123" w:name="ref-Bimler2024"/>
+      <w:bookmarkEnd w:id="122"/>
       <w:r>
         <w:t xml:space="preserve">79. </w:t>
       </w:r>
@@ -6251,8 +6421,8 @@
         <w:pStyle w:val="Bibliography"/>
         <w:spacing w:line="360" w:lineRule="auto"/>
       </w:pPr>
-      <w:bookmarkStart w:id="101" w:name="ref-Martyn2021"/>
-      <w:bookmarkEnd w:id="100"/>
+      <w:bookmarkStart w:id="124" w:name="ref-Martyn2021"/>
+      <w:bookmarkEnd w:id="123"/>
       <w:r>
         <w:t xml:space="preserve">80. </w:t>
       </w:r>
@@ -6286,8 +6456,8 @@
         <w:pStyle w:val="Bibliography"/>
         <w:spacing w:line="360" w:lineRule="auto"/>
       </w:pPr>
-      <w:bookmarkStart w:id="102" w:name="ref-Chevin2017"/>
-      <w:bookmarkEnd w:id="101"/>
+      <w:bookmarkStart w:id="125" w:name="ref-Chevin2017"/>
+      <w:bookmarkEnd w:id="124"/>
       <w:r>
         <w:t xml:space="preserve">81. </w:t>
       </w:r>
@@ -6311,8 +6481,8 @@
         <w:pStyle w:val="Bibliography"/>
         <w:spacing w:line="360" w:lineRule="auto"/>
       </w:pPr>
-      <w:bookmarkStart w:id="103" w:name="ref-Urban2024"/>
-      <w:bookmarkEnd w:id="102"/>
+      <w:bookmarkStart w:id="126" w:name="ref-Urban2024"/>
+      <w:bookmarkEnd w:id="125"/>
       <w:r>
         <w:t xml:space="preserve">82. </w:t>
       </w:r>
@@ -6346,8 +6516,8 @@
         <w:pStyle w:val="Bibliography"/>
         <w:spacing w:line="360" w:lineRule="auto"/>
       </w:pPr>
-      <w:bookmarkStart w:id="104" w:name="ref-Hoffmann2011"/>
-      <w:bookmarkEnd w:id="103"/>
+      <w:bookmarkStart w:id="127" w:name="ref-Hoffmann2011"/>
+      <w:bookmarkEnd w:id="126"/>
       <w:r>
         <w:t xml:space="preserve">83. </w:t>
       </w:r>
@@ -6361,8 +6531,8 @@
         <w:pStyle w:val="Bibliography"/>
         <w:spacing w:line="360" w:lineRule="auto"/>
       </w:pPr>
-      <w:bookmarkStart w:id="105" w:name="ref-Hoffmann2022"/>
-      <w:bookmarkEnd w:id="104"/>
+      <w:bookmarkStart w:id="128" w:name="ref-Hoffmann2022"/>
+      <w:bookmarkEnd w:id="127"/>
       <w:r>
         <w:t xml:space="preserve">84. </w:t>
       </w:r>
@@ -6386,8 +6556,8 @@
         <w:pStyle w:val="Bibliography"/>
         <w:spacing w:line="360" w:lineRule="auto"/>
       </w:pPr>
-      <w:bookmarkStart w:id="106" w:name="ref-Ghalambor2015"/>
-      <w:bookmarkEnd w:id="105"/>
+      <w:bookmarkStart w:id="129" w:name="ref-Ghalambor2015"/>
+      <w:bookmarkEnd w:id="128"/>
       <w:r>
         <w:t xml:space="preserve">85. </w:t>
       </w:r>
@@ -6421,8 +6591,8 @@
         <w:pStyle w:val="Bibliography"/>
         <w:spacing w:line="360" w:lineRule="auto"/>
       </w:pPr>
-      <w:bookmarkStart w:id="107" w:name="ref-Oostra2018"/>
-      <w:bookmarkEnd w:id="106"/>
+      <w:bookmarkStart w:id="130" w:name="ref-Oostra2018"/>
+      <w:bookmarkEnd w:id="129"/>
       <w:r>
         <w:t xml:space="preserve">86. </w:t>
       </w:r>
@@ -6456,8 +6626,8 @@
         <w:pStyle w:val="Bibliography"/>
         <w:spacing w:line="360" w:lineRule="auto"/>
       </w:pPr>
-      <w:bookmarkStart w:id="108" w:name="ref-Noble2019"/>
-      <w:bookmarkEnd w:id="107"/>
+      <w:bookmarkStart w:id="131" w:name="ref-Noble2019"/>
+      <w:bookmarkEnd w:id="130"/>
       <w:r>
         <w:t xml:space="preserve">87. </w:t>
       </w:r>
@@ -6491,8 +6661,8 @@
         <w:pStyle w:val="Bibliography"/>
         <w:spacing w:line="360" w:lineRule="auto"/>
       </w:pPr>
-      <w:bookmarkStart w:id="109" w:name="ref-Sousa2010"/>
-      <w:bookmarkEnd w:id="108"/>
+      <w:bookmarkStart w:id="132" w:name="ref-Sousa2010"/>
+      <w:bookmarkEnd w:id="131"/>
       <w:r>
         <w:t xml:space="preserve">88. </w:t>
       </w:r>
@@ -6526,8 +6696,8 @@
         <w:pStyle w:val="Bibliography"/>
         <w:spacing w:line="360" w:lineRule="auto"/>
       </w:pPr>
-      <w:bookmarkStart w:id="110" w:name="ref-Lande1979"/>
-      <w:bookmarkEnd w:id="109"/>
+      <w:bookmarkStart w:id="133" w:name="ref-Lande1979"/>
+      <w:bookmarkEnd w:id="132"/>
       <w:r>
         <w:t xml:space="preserve">89. </w:t>
       </w:r>
@@ -6551,8 +6721,8 @@
         <w:pStyle w:val="Bibliography"/>
         <w:spacing w:line="360" w:lineRule="auto"/>
       </w:pPr>
-      <w:bookmarkStart w:id="111" w:name="ref-Walsh2018"/>
-      <w:bookmarkEnd w:id="110"/>
+      <w:bookmarkStart w:id="134" w:name="ref-Walsh2018"/>
+      <w:bookmarkEnd w:id="133"/>
       <w:r>
         <w:lastRenderedPageBreak/>
         <w:t xml:space="preserve">90. </w:t>
@@ -6577,8 +6747,8 @@
         <w:pStyle w:val="Bibliography"/>
         <w:spacing w:line="360" w:lineRule="auto"/>
       </w:pPr>
-      <w:bookmarkStart w:id="112" w:name="ref-Baeza_Icaza2025"/>
-      <w:bookmarkEnd w:id="111"/>
+      <w:bookmarkStart w:id="135" w:name="ref-Baeza_Icaza2025"/>
+      <w:bookmarkEnd w:id="134"/>
       <w:r>
         <w:t xml:space="preserve">91. </w:t>
       </w:r>
@@ -6612,8 +6782,8 @@
         <w:pStyle w:val="Bibliography"/>
         <w:spacing w:line="360" w:lineRule="auto"/>
       </w:pPr>
-      <w:bookmarkStart w:id="113" w:name="ref-Kearney2009a"/>
-      <w:bookmarkEnd w:id="112"/>
+      <w:bookmarkStart w:id="136" w:name="ref-Kearney2009a"/>
+      <w:bookmarkEnd w:id="135"/>
       <w:r>
         <w:t xml:space="preserve">92. </w:t>
       </w:r>
@@ -6647,8 +6817,8 @@
         <w:pStyle w:val="Bibliography"/>
         <w:spacing w:line="360" w:lineRule="auto"/>
       </w:pPr>
-      <w:bookmarkStart w:id="114" w:name="ref-Ellner2011"/>
-      <w:bookmarkEnd w:id="113"/>
+      <w:bookmarkStart w:id="137" w:name="ref-Ellner2011"/>
+      <w:bookmarkEnd w:id="136"/>
       <w:r>
         <w:t xml:space="preserve">93. </w:t>
       </w:r>
@@ -6682,8 +6852,8 @@
         <w:pStyle w:val="Bibliography"/>
         <w:spacing w:line="360" w:lineRule="auto"/>
       </w:pPr>
-      <w:bookmarkStart w:id="115" w:name="ref-Pottier2022a"/>
-      <w:bookmarkEnd w:id="114"/>
+      <w:bookmarkStart w:id="138" w:name="ref-Pottier2022a"/>
+      <w:bookmarkEnd w:id="137"/>
       <w:r>
         <w:t xml:space="preserve">94. </w:t>
       </w:r>
@@ -6717,8 +6887,8 @@
         <w:pStyle w:val="Bibliography"/>
         <w:spacing w:line="360" w:lineRule="auto"/>
       </w:pPr>
-      <w:bookmarkStart w:id="116" w:name="ref-Leiva2024b"/>
-      <w:bookmarkEnd w:id="115"/>
+      <w:bookmarkStart w:id="139" w:name="ref-Leiva2024b"/>
+      <w:bookmarkEnd w:id="138"/>
       <w:r>
         <w:t xml:space="preserve">95. </w:t>
       </w:r>
@@ -6742,8 +6912,8 @@
         <w:pStyle w:val="Bibliography"/>
         <w:spacing w:line="360" w:lineRule="auto"/>
       </w:pPr>
-      <w:bookmarkStart w:id="117" w:name="ref-Arnold2019a"/>
-      <w:bookmarkEnd w:id="116"/>
+      <w:bookmarkStart w:id="140" w:name="ref-Arnold2019a"/>
+      <w:bookmarkEnd w:id="139"/>
       <w:r>
         <w:t xml:space="preserve">96. </w:t>
       </w:r>
@@ -6777,8 +6947,8 @@
         <w:pStyle w:val="Bibliography"/>
         <w:spacing w:line="360" w:lineRule="auto"/>
       </w:pPr>
-      <w:bookmarkStart w:id="118" w:name="ref-Arnold2024"/>
-      <w:bookmarkEnd w:id="117"/>
+      <w:bookmarkStart w:id="141" w:name="ref-Arnold2024"/>
+      <w:bookmarkEnd w:id="140"/>
       <w:r>
         <w:t xml:space="preserve">97. </w:t>
       </w:r>
@@ -6812,8 +6982,8 @@
         <w:pStyle w:val="Bibliography"/>
         <w:spacing w:line="360" w:lineRule="auto"/>
       </w:pPr>
-      <w:bookmarkStart w:id="119" w:name="ref-Assessment_undated-fv"/>
-      <w:bookmarkEnd w:id="118"/>
+      <w:bookmarkStart w:id="142" w:name="ref-Assessment_undated-fv"/>
+      <w:bookmarkEnd w:id="141"/>
       <w:r>
         <w:t xml:space="preserve">98. </w:t>
       </w:r>
@@ -6827,8 +6997,8 @@
         <w:pStyle w:val="Bibliography"/>
         <w:spacing w:line="360" w:lineRule="auto"/>
       </w:pPr>
-      <w:bookmarkStart w:id="120" w:name="ref-Dandy2019"/>
-      <w:bookmarkEnd w:id="119"/>
+      <w:bookmarkStart w:id="143" w:name="ref-Dandy2019"/>
+      <w:bookmarkEnd w:id="142"/>
       <w:r>
         <w:t xml:space="preserve">99. </w:t>
       </w:r>
@@ -6862,8 +7032,8 @@
         <w:pStyle w:val="Bibliography"/>
         <w:spacing w:line="360" w:lineRule="auto"/>
       </w:pPr>
-      <w:bookmarkStart w:id="121" w:name="ref-Leviston2018"/>
-      <w:bookmarkEnd w:id="120"/>
+      <w:bookmarkStart w:id="144" w:name="ref-Leviston2018"/>
+      <w:bookmarkEnd w:id="143"/>
       <w:r>
         <w:t xml:space="preserve">100. </w:t>
       </w:r>
@@ -6897,8 +7067,8 @@
         <w:pStyle w:val="Bibliography"/>
         <w:spacing w:line="360" w:lineRule="auto"/>
       </w:pPr>
-      <w:bookmarkStart w:id="122" w:name="ref-Bai2016"/>
-      <w:bookmarkEnd w:id="121"/>
+      <w:bookmarkStart w:id="145" w:name="ref-Bai2016"/>
+      <w:bookmarkEnd w:id="144"/>
       <w:r>
         <w:t xml:space="preserve">101. </w:t>
       </w:r>
@@ -6932,8 +7102,8 @@
         <w:pStyle w:val="Bibliography"/>
         <w:spacing w:line="360" w:lineRule="auto"/>
       </w:pPr>
-      <w:bookmarkStart w:id="123" w:name="ref-Grimm2008"/>
-      <w:bookmarkEnd w:id="122"/>
+      <w:bookmarkStart w:id="146" w:name="ref-Grimm2008"/>
+      <w:bookmarkEnd w:id="145"/>
       <w:r>
         <w:t xml:space="preserve">102. </w:t>
       </w:r>
@@ -6967,8 +7137,8 @@
         <w:pStyle w:val="Bibliography"/>
         <w:spacing w:line="360" w:lineRule="auto"/>
       </w:pPr>
-      <w:bookmarkStart w:id="124" w:name="ref-Shekhawat2022"/>
-      <w:bookmarkEnd w:id="123"/>
+      <w:bookmarkStart w:id="147" w:name="ref-Shekhawat2022"/>
+      <w:bookmarkEnd w:id="146"/>
       <w:r>
         <w:t xml:space="preserve">103. </w:t>
       </w:r>
@@ -7002,8 +7172,8 @@
         <w:pStyle w:val="Bibliography"/>
         <w:spacing w:line="360" w:lineRule="auto"/>
       </w:pPr>
-      <w:bookmarkStart w:id="125" w:name="ref-Black2011"/>
-      <w:bookmarkEnd w:id="124"/>
+      <w:bookmarkStart w:id="148" w:name="ref-Black2011"/>
+      <w:bookmarkEnd w:id="147"/>
       <w:r>
         <w:lastRenderedPageBreak/>
         <w:t xml:space="preserve">104. </w:t>
@@ -7038,8 +7208,8 @@
         <w:pStyle w:val="Bibliography"/>
         <w:spacing w:line="360" w:lineRule="auto"/>
       </w:pPr>
-      <w:bookmarkStart w:id="126" w:name="ref-Neil_Adger1999"/>
-      <w:bookmarkEnd w:id="125"/>
+      <w:bookmarkStart w:id="149" w:name="ref-Neil_Adger1999"/>
+      <w:bookmarkEnd w:id="148"/>
       <w:r>
         <w:t xml:space="preserve">105. </w:t>
       </w:r>
@@ -7063,8 +7233,8 @@
         <w:pStyle w:val="Bibliography"/>
         <w:spacing w:line="360" w:lineRule="auto"/>
       </w:pPr>
-      <w:bookmarkStart w:id="127" w:name="ref-Folke2016"/>
-      <w:bookmarkEnd w:id="126"/>
+      <w:bookmarkStart w:id="150" w:name="ref-Folke2016"/>
+      <w:bookmarkEnd w:id="149"/>
       <w:r>
         <w:t xml:space="preserve">106. </w:t>
       </w:r>
@@ -7098,8 +7268,8 @@
         <w:pStyle w:val="Bibliography"/>
         <w:spacing w:line="360" w:lineRule="auto"/>
       </w:pPr>
-      <w:bookmarkStart w:id="128" w:name="ref-Schluter2012"/>
-      <w:bookmarkEnd w:id="127"/>
+      <w:bookmarkStart w:id="151" w:name="ref-Schluter2012"/>
+      <w:bookmarkEnd w:id="150"/>
       <w:r>
         <w:t xml:space="preserve">107. </w:t>
       </w:r>
@@ -7133,8 +7303,8 @@
         <w:pStyle w:val="Bibliography"/>
         <w:spacing w:line="360" w:lineRule="auto"/>
       </w:pPr>
-      <w:bookmarkStart w:id="129" w:name="ref-Biggs2021"/>
-      <w:bookmarkEnd w:id="128"/>
+      <w:bookmarkStart w:id="152" w:name="ref-Biggs2021"/>
+      <w:bookmarkEnd w:id="151"/>
       <w:r>
         <w:t xml:space="preserve">108. </w:t>
       </w:r>
@@ -7168,8 +7338,8 @@
         <w:pStyle w:val="Bibliography"/>
         <w:spacing w:line="360" w:lineRule="auto"/>
       </w:pPr>
-      <w:bookmarkStart w:id="130" w:name="ref-Brown2021"/>
-      <w:bookmarkEnd w:id="129"/>
+      <w:bookmarkStart w:id="153" w:name="ref-Brown2021"/>
+      <w:bookmarkEnd w:id="152"/>
       <w:r>
         <w:t xml:space="preserve">109. </w:t>
       </w:r>
@@ -7193,8 +7363,8 @@
         <w:pStyle w:val="Bibliography"/>
         <w:spacing w:line="360" w:lineRule="auto"/>
       </w:pPr>
-      <w:bookmarkStart w:id="131" w:name="ref-Wise2014"/>
-      <w:bookmarkEnd w:id="130"/>
+      <w:bookmarkStart w:id="154" w:name="ref-Wise2014"/>
+      <w:bookmarkEnd w:id="153"/>
       <w:r>
         <w:t xml:space="preserve">110. </w:t>
       </w:r>
@@ -7223,9 +7393,9 @@
         <w:t xml:space="preserve"> 28, 325–336</w:t>
       </w:r>
     </w:p>
-    <w:bookmarkEnd w:id="20"/>
-    <w:bookmarkEnd w:id="22"/>
-    <w:bookmarkEnd w:id="131"/>
+    <w:bookmarkEnd w:id="43"/>
+    <w:bookmarkEnd w:id="45"/>
+    <w:bookmarkEnd w:id="154"/>
     <w:p>
       <w:pPr>
         <w:pStyle w:val="BodyText"/>
@@ -8193,6 +8363,14 @@
     </w:lvlOverride>
   </w:num>
 </w:numbering>
+</file>
+
+<file path=word/people.xml><?xml version="1.0" encoding="utf-8"?>
+<w15:people xmlns:wpc="http://schemas.microsoft.com/office/word/2010/wordprocessingCanvas" xmlns:cx="http://schemas.microsoft.com/office/drawing/2014/chartex" xmlns:cx1="http://schemas.microsoft.com/office/drawing/2015/9/8/chartex" xmlns:cx2="http://schemas.microsoft.com/office/drawing/2015/10/21/chartex" xmlns:cx3="http://schemas.microsoft.com/office/drawing/2016/5/9/chartex" xmlns:cx4="http://schemas.microsoft.com/office/drawing/2016/5/10/chartex" xmlns:cx5="http://schemas.microsoft.com/office/drawing/2016/5/11/chartex" xmlns:cx6="http://schemas.microsoft.com/office/drawing/2016/5/12/chartex" xmlns:cx7="http://schemas.microsoft.com/office/drawing/2016/5/13/chartex" xmlns:cx8="http://schemas.microsoft.com/office/drawing/2016/5/14/chartex" xmlns:mc="http://schemas.openxmlformats.org/markup-compatibility/2006" xmlns:aink="http://schemas.microsoft.com/office/drawing/2016/ink" xmlns:am3d="http://schemas.microsoft.com/office/drawing/2017/model3d" xmlns:o="urn:schemas-microsoft-com:office:office" xmlns:oel="http://schemas.microsoft.com/office/2019/extlst" xmlns:r="http://schemas.openxmlformats.org/officeDocument/2006/relationships" xmlns:m="http://schemas.openxmlformats.org/officeDocument/2006/math" xmlns:v="urn:schemas-microsoft-com:vml" xmlns:wp14="http://schemas.microsoft.com/office/word/2010/wordprocessingDrawing" xmlns:wp="http://schemas.openxmlformats.org/drawingml/2006/wordprocessingDrawing" xmlns:w10="urn:schemas-microsoft-com:office:word" xmlns:w="http://schemas.openxmlformats.org/wordprocessingml/2006/main" xmlns:w14="http://schemas.microsoft.com/office/word/2010/wordml" xmlns:w15="http://schemas.microsoft.com/office/word/2012/wordml" xmlns:w16cex="http://schemas.microsoft.com/office/word/2018/wordml/cex" xmlns:w16cid="http://schemas.microsoft.com/office/word/2016/wordml/cid" xmlns:w16="http://schemas.microsoft.com/office/word/2018/wordml" xmlns:w16du="http://schemas.microsoft.com/office/word/2023/wordml/word16du" xmlns:w16sdtdh="http://schemas.microsoft.com/office/word/2020/wordml/sdtdatahash" xmlns:w16sdtfl="http://schemas.microsoft.com/office/word/2024/wordml/sdtformatlock" xmlns:w16se="http://schemas.microsoft.com/office/word/2015/wordml/symex" xmlns:wpg="http://schemas.microsoft.com/office/word/2010/wordprocessingGroup" xmlns:wpi="http://schemas.microsoft.com/office/word/2010/wordprocessingInk" xmlns:wne="http://schemas.microsoft.com/office/word/2006/wordml" xmlns:wps="http://schemas.microsoft.com/office/word/2010/wordprocessingShape" mc:Ignorable="w14 w15 w16se w16cid w16 w16cex w16sdtdh w16sdtfl w16du wp14">
+  <w15:person w15:author="Daniel Noble">
+    <w15:presenceInfo w15:providerId="AD" w15:userId="S::u5062688@anu.edu.au::cd1442c4-8911-414d-88db-662b5685b55e"/>
+  </w15:person>
+</w15:people>
 </file>
 
 <file path=word/styles.xml><?xml version="1.0" encoding="utf-8"?>
@@ -8739,6 +8917,7 @@
   <w:style w:type="character" w:default="1" w:styleId="DefaultParagraphFont">
     <w:name w:val="Default Paragraph Font"/>
     <w:uiPriority w:val="1"/>
+    <w:semiHidden/>
     <w:unhideWhenUsed/>
   </w:style>
   <w:style w:type="table" w:default="1" w:styleId="TableNormal">
@@ -9410,6 +9589,15 @@
       <w:shd w:val="clear" w:color="auto" w:fill="E1DFDD"/>
     </w:rPr>
   </w:style>
+  <w:style w:type="paragraph" w:styleId="Revision">
+    <w:name w:val="Revision"/>
+    <w:hidden/>
+    <w:semiHidden/>
+    <w:rsid w:val="00EA3190"/>
+    <w:pPr>
+      <w:spacing w:after="0"/>
+    </w:pPr>
+  </w:style>
 </w:styles>
 </file>
 

--- a/docs/Revision1/ms_revision.docx
+++ b/docs/Revision1/ms_revision.docx
@@ -247,7 +247,15 @@
         </m:r>
       </m:oMath>
       <w:r>
-        <w:t>, James M.Cook</w:t>
+        <w:t>, James M.</w:t>
+      </w:r>
+      <w:ins w:id="0" w:author="Daniel Noble" w:date="2025-10-27T10:24:00Z" w16du:dateUtc="2025-10-26T23:24:00Z">
+        <w:r>
+          <w:t xml:space="preserve"> </w:t>
+        </w:r>
+      </w:ins>
+      <w:r>
+        <w:t>Cook</w:t>
       </w:r>
       <w:r>
         <w:rPr>
@@ -463,7 +471,7 @@
         <w:pStyle w:val="Heading4"/>
         <w:spacing w:line="360" w:lineRule="auto"/>
       </w:pPr>
-      <w:bookmarkStart w:id="0" w:name="X9b6cb994ec0d2f2a9da21a2fc21e27ced4ee15e"/>
+      <w:bookmarkStart w:id="1" w:name="X9b6cb994ec0d2f2a9da21a2fc21e27ced4ee15e"/>
       <w:r>
         <w:t>Keywords: plant-animal interactions, microclimate, biophysical models, thermal load sensitivity, dynamic energy budget models, coexistence theory, ecological modelling</w:t>
       </w:r>
@@ -472,12 +480,17 @@
       <w:pPr>
         <w:pStyle w:val="Heading1"/>
         <w:spacing w:line="360" w:lineRule="auto"/>
-      </w:pPr>
-      <w:bookmarkStart w:id="1" w:name="highlights"/>
-      <w:bookmarkEnd w:id="0"/>
-      <w:r>
-        <w:t>Highlights</w:t>
-      </w:r>
+        <w:rPr>
+          <w:del w:id="2" w:author="Daniel Noble" w:date="2025-10-27T09:38:00Z" w16du:dateUtc="2025-10-26T22:38:00Z"/>
+        </w:rPr>
+      </w:pPr>
+      <w:bookmarkStart w:id="3" w:name="highlights"/>
+      <w:bookmarkEnd w:id="1"/>
+      <w:del w:id="4" w:author="Daniel Noble" w:date="2025-10-27T09:38:00Z" w16du:dateUtc="2025-10-26T22:38:00Z">
+        <w:r>
+          <w:delText>Highlights</w:delText>
+        </w:r>
+      </w:del>
     </w:p>
     <w:p>
       <w:pPr>
@@ -487,10 +500,15 @@
           <w:numId w:val="86"/>
         </w:numPr>
         <w:spacing w:line="360" w:lineRule="auto"/>
-      </w:pPr>
-      <w:r>
-        <w:t>Recent advances in climate and ecological modelling are converging to enable a predictive understanding of how extreme heat affects ecological communities.</w:t>
-      </w:r>
+        <w:rPr>
+          <w:del w:id="5" w:author="Daniel Noble" w:date="2025-10-27T09:38:00Z" w16du:dateUtc="2025-10-26T22:38:00Z"/>
+        </w:rPr>
+      </w:pPr>
+      <w:del w:id="6" w:author="Daniel Noble" w:date="2025-10-27T09:38:00Z" w16du:dateUtc="2025-10-26T22:38:00Z">
+        <w:r>
+          <w:delText>Recent advances in climate and ecological modelling are converging to enable a predictive understanding of how extreme heat affects ecological communities.</w:delText>
+        </w:r>
+      </w:del>
     </w:p>
     <w:p>
       <w:pPr>
@@ -500,10 +518,15 @@
           <w:numId w:val="86"/>
         </w:numPr>
         <w:spacing w:line="360" w:lineRule="auto"/>
-      </w:pPr>
-      <w:r>
-        <w:t>Heatwaves increasingly drive complex biological responses, yet existing models rarely integrate the direct and indirect effects of heat across scales.</w:t>
-      </w:r>
+        <w:rPr>
+          <w:del w:id="7" w:author="Daniel Noble" w:date="2025-10-27T09:38:00Z" w16du:dateUtc="2025-10-26T22:38:00Z"/>
+        </w:rPr>
+      </w:pPr>
+      <w:del w:id="8" w:author="Daniel Noble" w:date="2025-10-27T09:38:00Z" w16du:dateUtc="2025-10-26T22:38:00Z">
+        <w:r>
+          <w:delText>Heatwaves increasingly drive complex biological responses, yet existing models rarely integrate the direct and indirect effects of heat across scales.</w:delText>
+        </w:r>
+      </w:del>
     </w:p>
     <w:p>
       <w:pPr>
@@ -513,11 +536,15 @@
           <w:numId w:val="86"/>
         </w:numPr>
         <w:spacing w:line="360" w:lineRule="auto"/>
-      </w:pPr>
-      <w:r>
-        <w:lastRenderedPageBreak/>
-        <w:t>Mechanistic biophysical and physiological models now allow estimation of thermal exposure, damage, and repair at the individual level. These outputs can be used to predict population and community dynamics, enabling species-specific and community wide forecasting under climate extremes.</w:t>
-      </w:r>
+        <w:rPr>
+          <w:del w:id="9" w:author="Daniel Noble" w:date="2025-10-27T09:38:00Z" w16du:dateUtc="2025-10-26T22:38:00Z"/>
+        </w:rPr>
+      </w:pPr>
+      <w:del w:id="10" w:author="Daniel Noble" w:date="2025-10-27T09:38:00Z" w16du:dateUtc="2025-10-26T22:38:00Z">
+        <w:r>
+          <w:delText>Mechanistic biophysical and physiological models now allow estimation of thermal exposure, damage, and repair at the individual level. These outputs can be used to predict population and community dynamics, enabling species-specific and community wide forecasting under climate extremes.</w:delText>
+        </w:r>
+      </w:del>
     </w:p>
     <w:p>
       <w:pPr>
@@ -527,18 +554,23 @@
           <w:numId w:val="86"/>
         </w:numPr>
         <w:spacing w:line="360" w:lineRule="auto"/>
-      </w:pPr>
-      <w:r>
-        <w:t>A systems-modelling framework offers a more calculated understanding of the impacts that extreme heat will have on organisms, populations, and communities along with how to mitigate these impacts to preserve diverse systems now and into the future</w:t>
-      </w:r>
+        <w:rPr>
+          <w:del w:id="11" w:author="Daniel Noble" w:date="2025-10-27T09:38:00Z" w16du:dateUtc="2025-10-26T22:38:00Z"/>
+        </w:rPr>
+      </w:pPr>
+      <w:del w:id="12" w:author="Daniel Noble" w:date="2025-10-27T09:38:00Z" w16du:dateUtc="2025-10-26T22:38:00Z">
+        <w:r>
+          <w:delText>A systems-modelling framework offers a more calculated understanding of the impacts that extreme heat will have on organisms, populations, and communities along with how to mitigate these impacts to preserve diverse systems now and into the future</w:delText>
+        </w:r>
+      </w:del>
     </w:p>
     <w:p>
       <w:pPr>
         <w:pStyle w:val="Heading1"/>
         <w:spacing w:line="360" w:lineRule="auto"/>
       </w:pPr>
-      <w:bookmarkStart w:id="2" w:name="abstract"/>
-      <w:bookmarkEnd w:id="1"/>
+      <w:bookmarkStart w:id="13" w:name="abstract"/>
+      <w:bookmarkEnd w:id="3"/>
       <w:r>
         <w:t>Abstract</w:t>
       </w:r>
@@ -549,19 +581,71 @@
         <w:spacing w:line="360" w:lineRule="auto"/>
       </w:pPr>
       <w:r>
-        <w:t>Anthropogenic climate change is leading to more frequent and extreme heat waves. These short-term but large-scale events are radically re-shaping interactions among organisms – impacting biodiversity, community composition and ecosystem services crucial to natural systems and food security. Predicting heat wave impacts on interacting species requires an understanding of the processes driving differential exposure and sensitivity of organisms to extreme heat events in a life-cycle context. To achieve this predictive capacity, we need to integrate models across scales while capturing species-specific responses at the level of individuals. We show how existing models in disparate fields can be linked to achieve a level of understanding necessary for calculated responses to extreme heat from individuals to socioecological systems, now and into the future.</w:t>
+        <w:t xml:space="preserve">Anthropogenic climate change is leading to more frequent and extreme heat waves. These short-term but large-scale events are radically re-shaping interactions among organisms – impacting biodiversity, community composition and ecosystem services crucial to natural systems and food security. Predicting heat wave impacts on interacting species requires an understanding of the processes driving differential exposure and sensitivity of organisms to extreme heat events in a life-cycle context. To achieve this predictive </w:t>
+      </w:r>
+      <w:r>
+        <w:lastRenderedPageBreak/>
+        <w:t xml:space="preserve">capacity, we need to integrate models across scales while capturing species-specific responses at the level of individuals. We </w:t>
+      </w:r>
+      <w:del w:id="14" w:author="Daniel Noble" w:date="2025-10-27T09:06:00Z" w16du:dateUtc="2025-10-26T22:06:00Z">
+        <w:r>
+          <w:delText xml:space="preserve">show </w:delText>
+        </w:r>
+      </w:del>
+      <w:ins w:id="15" w:author="Daniel Noble" w:date="2025-10-27T09:06:00Z" w16du:dateUtc="2025-10-26T22:06:00Z">
+        <w:r>
+          <w:t>review</w:t>
+        </w:r>
+        <w:r>
+          <w:t xml:space="preserve"> </w:t>
+        </w:r>
+      </w:ins>
+      <w:r>
+        <w:t xml:space="preserve">how existing models in disparate fields can be linked to achieve a level of understanding necessary for calculated responses to extreme heat from individuals to </w:t>
+      </w:r>
+      <w:del w:id="16" w:author="Daniel Noble" w:date="2025-10-27T09:06:00Z" w16du:dateUtc="2025-10-26T22:06:00Z">
+        <w:r>
+          <w:delText>socioecological systems</w:delText>
+        </w:r>
+      </w:del>
+      <w:ins w:id="17" w:author="Daniel Noble" w:date="2025-10-27T09:06:00Z" w16du:dateUtc="2025-10-26T22:06:00Z">
+        <w:r>
+          <w:t>communities</w:t>
+        </w:r>
+      </w:ins>
+      <w:r>
+        <w:t>, now and into the future.</w:t>
       </w:r>
     </w:p>
     <w:p>
       <w:pPr>
         <w:pStyle w:val="Heading1"/>
         <w:spacing w:line="360" w:lineRule="auto"/>
-      </w:pPr>
-      <w:bookmarkStart w:id="3" w:name="X5103372c801ce23a754ed74e40bfcc347e79d70"/>
-      <w:bookmarkEnd w:id="2"/>
-      <w:r>
-        <w:t>Heat waves within a multidisciplinary modelling framework</w:t>
-      </w:r>
+        <w:rPr>
+          <w:ins w:id="18" w:author="Daniel Noble" w:date="2025-10-27T09:54:00Z" w16du:dateUtc="2025-10-26T22:54:00Z"/>
+        </w:rPr>
+      </w:pPr>
+      <w:bookmarkStart w:id="19" w:name="X5103372c801ce23a754ed74e40bfcc347e79d70"/>
+      <w:bookmarkEnd w:id="13"/>
+      <w:ins w:id="20" w:author="Daniel Noble" w:date="2025-10-27T09:54:00Z" w16du:dateUtc="2025-10-26T22:54:00Z">
+        <w:r>
+          <w:t>A systems-modelling approach to modelling biotic impacts of heatwaves</w:t>
+        </w:r>
+      </w:ins>
+    </w:p>
+    <w:p>
+      <w:pPr>
+        <w:pStyle w:val="Heading1"/>
+        <w:spacing w:line="360" w:lineRule="auto"/>
+        <w:rPr>
+          <w:del w:id="21" w:author="Daniel Noble" w:date="2025-10-27T09:54:00Z" w16du:dateUtc="2025-10-26T22:54:00Z"/>
+        </w:rPr>
+      </w:pPr>
+      <w:del w:id="22" w:author="Daniel Noble" w:date="2025-10-27T09:54:00Z" w16du:dateUtc="2025-10-26T22:54:00Z">
+        <w:r>
+          <w:delText>Heat waves within a multidisciplinary modelling framework</w:delText>
+        </w:r>
+      </w:del>
     </w:p>
     <w:p>
       <w:pPr>
@@ -569,120 +653,651 @@
         <w:spacing w:line="360" w:lineRule="auto"/>
       </w:pPr>
       <w:r>
-        <w:t>Climate change is leading to warmer and more variable thermal environments globally [1,2]. Greater thermal variability is resulting in organisms experiencing extreme heat waves that lead to thermal stress impacting organismal growth, survival and reproduction, with cascading effects on population dynamics, species interactions, community composition and ecosystem structure and function [3,4]. Climate variability has already been linked to dramatic declines in pollinator abundance [5] and crop yields globally [6–8], but the causes underlying such declines, and their ramifications through communities and society, are not fully understood. The impacts of extreme heat on species and communities are driven by a combination of direct effects of heat stress on the physiology and fitness of organisms [9–11] and indirect effects on interactions (both positive and negative) among species [e.g., 12]. For instance, direct effects of heat stress on microbial communities can result</w:t>
-      </w:r>
-      <w:del w:id="4" w:author="Daniel Noble" w:date="2025-10-18T10:55:00Z" w16du:dateUtc="2025-10-17T23:55:00Z">
+        <w:t xml:space="preserve">Climate change is leading to warmer and more variable thermal environments globally [1,2]. Greater thermal variability is resulting in organisms experiencing extreme heat waves that lead to thermal stress impacting organismal growth, survival and reproduction, with cascading effects on population dynamics, species interactions, community composition and ecosystem structure and function [3,4]. Climate variability has already been linked to dramatic declines in pollinator abundance [5] and crop </w:t>
+      </w:r>
+      <w:del w:id="23" w:author="Daniel Noble" w:date="2025-10-27T09:59:00Z" w16du:dateUtc="2025-10-26T22:59:00Z">
+        <w:r>
+          <w:delText>yields</w:delText>
+        </w:r>
+      </w:del>
+      <w:ins w:id="24" w:author="Daniel Noble" w:date="2025-10-27T09:59:00Z" w16du:dateUtc="2025-10-26T22:59:00Z">
+        <w:r>
+          <w:t>yield</w:t>
+        </w:r>
+      </w:ins>
+      <w:r>
+        <w:t xml:space="preserve"> globally [6–8], but the causes underlying such declines, and their ramifications through communities and society, are not fully understood. The impacts of extreme heat on species and communities are driven by a combination of direct effects of heat stress on the physiology and fitness of organisms [9–11] and indirect effects on interactions (both positive and negative) among species [e.g., 12]. </w:t>
+      </w:r>
+      <w:del w:id="25" w:author="Daniel Noble" w:date="2025-10-27T09:56:00Z" w16du:dateUtc="2025-10-26T22:56:00Z">
+        <w:r>
+          <w:delText>For instance, direct effects of heat stress on microbial communities can result</w:delText>
+        </w:r>
+      </w:del>
+      <w:del w:id="26" w:author="Daniel Noble" w:date="2025-10-18T10:55:00Z" w16du:dateUtc="2025-10-17T23:55:00Z">
         <w:r>
           <w:delText>ing</w:delText>
         </w:r>
       </w:del>
-      <w:r>
-        <w:t xml:space="preserve"> in compounding effects on associated plant species [13]. Understanding the dynamic interplay between direct effects and indirect species interactions, and how these are mediated by environmental factors, has been hampered by the complexity of community interactions and the lack of an </w:t>
-      </w:r>
-      <w:r>
-        <w:lastRenderedPageBreak/>
-        <w:t>integrated modelling framework that translates short-term physiological damage into changes in fitness and population growth across species [13]. Predicting how extreme heat impacts population dynamics and communities requires the coupling of biophysical, physiological, population and community ecology models.</w:t>
-      </w:r>
+      <w:del w:id="27" w:author="Daniel Noble" w:date="2025-10-27T09:56:00Z" w16du:dateUtc="2025-10-26T22:56:00Z">
+        <w:r>
+          <w:delText xml:space="preserve"> in compounding effects on associated plant species [13]. </w:delText>
+        </w:r>
+      </w:del>
+      <w:r>
+        <w:t xml:space="preserve">Understanding the dynamic interplay between direct effects and indirect species </w:t>
+      </w:r>
+      <w:commentRangeStart w:id="28"/>
+      <w:r>
+        <w:t xml:space="preserve">interactions, and how these are mediated by environmental factors, has been hampered by the complexity of community interactions and the lack of </w:t>
+      </w:r>
+      <w:del w:id="29" w:author="Daniel Noble" w:date="2025-10-27T13:52:00Z" w16du:dateUtc="2025-10-27T02:52:00Z">
+        <w:r>
+          <w:delText>an integrated modelling framework</w:delText>
+        </w:r>
+      </w:del>
+      <w:ins w:id="30" w:author="Daniel Noble" w:date="2025-10-27T13:53:00Z" w16du:dateUtc="2025-10-27T02:53:00Z">
+        <w:r>
+          <w:t xml:space="preserve">understanding </w:t>
+        </w:r>
+      </w:ins>
+      <w:ins w:id="31" w:author="Daniel Noble" w:date="2025-10-27T13:52:00Z" w16du:dateUtc="2025-10-27T02:52:00Z">
+        <w:r>
+          <w:t>for how</w:t>
+        </w:r>
+      </w:ins>
+      <w:del w:id="32" w:author="Daniel Noble" w:date="2025-10-27T13:52:00Z" w16du:dateUtc="2025-10-27T02:52:00Z">
+        <w:r>
+          <w:delText xml:space="preserve"> that translates</w:delText>
+        </w:r>
+      </w:del>
+      <w:r>
+        <w:t xml:space="preserve"> short-term physiological damage </w:t>
+      </w:r>
+      <w:ins w:id="33" w:author="Daniel Noble" w:date="2025-10-27T13:53:00Z" w16du:dateUtc="2025-10-27T02:53:00Z">
+        <w:r>
+          <w:t xml:space="preserve">and repair can be incorporated </w:t>
+        </w:r>
+      </w:ins>
+      <w:r>
+        <w:t xml:space="preserve">into </w:t>
+      </w:r>
+      <w:del w:id="34" w:author="Daniel Noble" w:date="2025-10-27T13:54:00Z" w16du:dateUtc="2025-10-27T02:54:00Z">
+        <w:r>
+          <w:delText>changes in</w:delText>
+        </w:r>
+      </w:del>
+      <w:ins w:id="35" w:author="Daniel Noble" w:date="2025-10-27T13:54:00Z" w16du:dateUtc="2025-10-27T02:54:00Z">
+        <w:r>
+          <w:t>modelli</w:t>
+        </w:r>
+      </w:ins>
+      <w:ins w:id="36" w:author="Daniel Noble" w:date="2025-10-27T13:55:00Z" w16du:dateUtc="2025-10-27T02:55:00Z">
+        <w:r>
+          <w:t>ng</w:t>
+        </w:r>
+      </w:ins>
+      <w:r>
+        <w:t xml:space="preserve"> fitness and population growth across species [13]. Predicting how extreme heat impacts population dynamics and communities require</w:t>
+      </w:r>
+      <w:ins w:id="37" w:author="Daniel Noble" w:date="2025-10-27T13:46:00Z" w16du:dateUtc="2025-10-27T02:46:00Z">
+        <w:r>
+          <w:t xml:space="preserve">s a stronger </w:t>
+        </w:r>
+      </w:ins>
+      <w:del w:id="38" w:author="Daniel Noble" w:date="2025-10-27T13:46:00Z" w16du:dateUtc="2025-10-27T02:46:00Z">
+        <w:r>
+          <w:delText xml:space="preserve">s the </w:delText>
+        </w:r>
+      </w:del>
+      <w:r>
+        <w:t>coupling of biophysical, physiological, population and community ecology models</w:t>
+      </w:r>
+      <w:ins w:id="39" w:author="Daniel Noble" w:date="2025-10-27T09:57:00Z" w16du:dateUtc="2025-10-26T22:57:00Z">
+        <w:r>
+          <w:t xml:space="preserve"> which have </w:t>
+        </w:r>
+      </w:ins>
+      <w:ins w:id="40" w:author="Daniel Noble" w:date="2025-10-27T13:50:00Z" w16du:dateUtc="2025-10-27T02:50:00Z">
+        <w:r>
+          <w:t>not yet been fully integrated</w:t>
+        </w:r>
+      </w:ins>
+      <w:ins w:id="41" w:author="Daniel Noble" w:date="2025-10-27T10:02:00Z" w16du:dateUtc="2025-10-26T23:02:00Z">
+        <w:r>
+          <w:t xml:space="preserve">. </w:t>
+        </w:r>
+      </w:ins>
+      <w:ins w:id="42" w:author="Daniel Noble" w:date="2025-10-27T13:51:00Z" w16du:dateUtc="2025-10-27T02:51:00Z">
+        <w:r>
+          <w:t xml:space="preserve">Currently, </w:t>
+        </w:r>
+      </w:ins>
+      <w:ins w:id="43" w:author="Daniel Noble" w:date="2025-10-27T10:10:00Z" w16du:dateUtc="2025-10-26T23:10:00Z">
+        <w:r>
+          <w:t xml:space="preserve">there is an underappreciation </w:t>
+        </w:r>
+      </w:ins>
+      <w:commentRangeEnd w:id="28"/>
+      <w:ins w:id="44" w:author="Daniel Noble" w:date="2025-10-27T13:55:00Z" w16du:dateUtc="2025-10-27T02:55:00Z">
+        <w:r>
+          <w:rPr>
+            <w:rStyle w:val="CommentReference"/>
+            <w:rFonts w:asciiTheme="minorHAnsi" w:hAnsiTheme="minorHAnsi"/>
+          </w:rPr>
+          <w:commentReference w:id="28"/>
+        </w:r>
+      </w:ins>
+      <w:ins w:id="45" w:author="Daniel Noble" w:date="2025-10-27T10:10:00Z" w16du:dateUtc="2025-10-26T23:10:00Z">
+        <w:r>
+          <w:t>for</w:t>
+        </w:r>
+      </w:ins>
+      <w:ins w:id="46" w:author="Daniel Noble" w:date="2025-10-27T10:01:00Z" w16du:dateUtc="2025-10-26T23:01:00Z">
+        <w:r>
+          <w:t xml:space="preserve"> how these models can communicate with each other</w:t>
+        </w:r>
+      </w:ins>
+      <w:ins w:id="47" w:author="Daniel Noble" w:date="2025-10-27T10:02:00Z" w16du:dateUtc="2025-10-26T23:02:00Z">
+        <w:r>
+          <w:t xml:space="preserve"> to capture the complex </w:t>
+        </w:r>
+      </w:ins>
+      <w:ins w:id="48" w:author="Daniel Noble" w:date="2025-10-27T10:03:00Z" w16du:dateUtc="2025-10-26T23:03:00Z">
+        <w:r>
+          <w:t>impacts of heatwaves</w:t>
+        </w:r>
+      </w:ins>
+      <w:r>
+        <w:t>.</w:t>
+      </w:r>
+      <w:ins w:id="49" w:author="Daniel Noble" w:date="2025-10-27T09:58:00Z" w16du:dateUtc="2025-10-26T22:58:00Z">
+        <w:r>
+          <w:t xml:space="preserve"> </w:t>
+        </w:r>
+      </w:ins>
     </w:p>
     <w:p>
       <w:pPr>
         <w:pStyle w:val="BodyText"/>
         <w:spacing w:line="360" w:lineRule="auto"/>
-      </w:pPr>
-      <w:r>
-        <w:t xml:space="preserve">Here we argue that such a feat is becoming increasingly tangible and will provide powerful new ways of predicting how extreme heat shapes community dynamics. Physiological models can now be seamlessly integrated with biophysical models of heat and mass exchange to characterize temperatures experienced by organisms and simulate the effects of extreme heat events on the entire life cycle of species within ecological communities [14–18]. Physiological models that incorporate estimates of thermal sensitivity across species can capture the delicate balance between damage and repair in physiological systems [10,11,19,20], yielding predictions of the immediate and cumulative impacts of extreme heat on growth, survival and reproduction. Importantly, mechanistic physiological models provide </w:t>
-      </w:r>
-      <w:r>
-        <w:t xml:space="preserve">outputs at the individual level (e.g., energy and water requirements, waste production, activity constraints, vital rates) </w:t>
-      </w:r>
-      <w:r>
-        <w:t>that can be integrated into population and community ecology models to capture how extreme heat events perturb interactions among species [21,22].</w:t>
-      </w:r>
-    </w:p>
-    <w:p>
-      <w:pPr>
-        <w:pStyle w:val="BodyText"/>
-        <w:spacing w:line="360" w:lineRule="auto"/>
-      </w:pPr>
-      <w:r>
-        <w:t xml:space="preserve">We bring together modelling approaches across diverse fields as a first step towards establishing a new, integrative framework for predicting how extreme heat will affect ecological communities and society. We focus on plants, insects and microbes given the strong interconnections between them, the relative ease with which they can be studied, and their significance to natural ecosystem health and agricultural productivity. Importantly, ‘extreme heat’ can take on a different meaning for these diverse organisms. For example, plants and animals have different thermal tolerances or can exploit microthermal environments in different ways to </w:t>
-      </w:r>
-      <w:r>
-        <w:t>offset</w:t>
-      </w:r>
-      <w:r>
-        <w:t xml:space="preserve"> the effects of extreme atmospheric heat events. Thermal tolerances also vary among life cycle stages/developmental processes of individual organisms; for example, in plants, vegetative tissues generally exhibit greater tolerance to high temperatures than pollen [23]. As such, ‘extreme’ will be relative to the biology of the organism in question. Our </w:t>
-      </w:r>
-      <w:r>
-        <w:t xml:space="preserve">modelling </w:t>
-      </w:r>
-      <w:r>
-        <w:t>framework can capture these complexities and be extended to incorporate other, diverse interactions including the socioecological systems in which ecological communities and production systems are embedded.</w:t>
-      </w:r>
-    </w:p>
-    <w:p>
-      <w:pPr>
-        <w:pStyle w:val="Heading1"/>
-        <w:spacing w:line="360" w:lineRule="auto"/>
-      </w:pPr>
-      <w:bookmarkStart w:id="5" w:name="X2b97b971c201f11017c10c1d6e4dbfd69043166"/>
-      <w:bookmarkEnd w:id="3"/>
-      <w:r>
-        <w:t>A systems-modelling approach to modelling biotic impacts of heatwaves</w:t>
-      </w:r>
-    </w:p>
-    <w:p>
-      <w:pPr>
-        <w:pStyle w:val="FirstParagraph"/>
-        <w:spacing w:line="360" w:lineRule="auto"/>
-      </w:pPr>
-      <w:r>
-        <w:t>We propose a systems-modelling approach to model biotic impacts of heatwaves (</w:t>
-      </w:r>
-      <w:hyperlink w:anchor="fig-sys">
+        <w:rPr>
+          <w:del w:id="50" w:author="Daniel Noble" w:date="2025-10-27T09:55:00Z" w16du:dateUtc="2025-10-26T22:55:00Z"/>
+        </w:rPr>
+      </w:pPr>
+      <w:ins w:id="51" w:author="Daniel Noble" w:date="2025-10-27T09:53:00Z" w16du:dateUtc="2025-10-26T22:53:00Z">
+        <w:r>
+          <w:t xml:space="preserve">Using plants, insects and microbes as a starting point, we review </w:t>
+        </w:r>
+      </w:ins>
+      <w:ins w:id="52" w:author="Daniel Noble" w:date="2025-10-27T11:48:00Z" w16du:dateUtc="2025-10-27T00:48:00Z">
+        <w:r>
+          <w:t>broad classes of models</w:t>
+        </w:r>
+      </w:ins>
+      <w:ins w:id="53" w:author="Daniel Noble" w:date="2025-10-27T09:53:00Z" w16du:dateUtc="2025-10-26T22:53:00Z">
+        <w:r>
+          <w:t xml:space="preserve"> </w:t>
+        </w:r>
+      </w:ins>
+      <w:ins w:id="54" w:author="Daniel Noble" w:date="2025-10-27T11:48:00Z" w16du:dateUtc="2025-10-27T00:48:00Z">
+        <w:r>
+          <w:t xml:space="preserve">across fields </w:t>
+        </w:r>
+      </w:ins>
+      <w:ins w:id="55" w:author="Daniel Noble" w:date="2025-10-27T09:53:00Z" w16du:dateUtc="2025-10-26T22:53:00Z">
+        <w:r>
+          <w:t xml:space="preserve">and discuss how they can be </w:t>
+        </w:r>
+        <w:r>
+          <w:t>linked</w:t>
+        </w:r>
+        <w:r>
+          <w:t xml:space="preserve"> to model the biotic impacts of heatwaves from individuals to </w:t>
+        </w:r>
+        <w:commentRangeStart w:id="56"/>
+        <w:r>
+          <w:t>communities (</w:t>
+        </w:r>
+        <w:r>
+          <w:fldChar w:fldCharType="begin"/>
+        </w:r>
+        <w:r>
+          <w:instrText>HYPERLINK \l "fig-sys" \h</w:instrText>
+        </w:r>
+        <w:r>
+          <w:fldChar w:fldCharType="separate"/>
+        </w:r>
         <w:r>
           <w:rPr>
             <w:rStyle w:val="Hyperlink"/>
           </w:rPr>
           <w:t>Figure 1</w:t>
         </w:r>
-      </w:hyperlink>
-      <w:r>
-        <w:t>), starting with the assumption that the impacts of extreme heat events on an ecological community are driven by responses of individuals, which then cascade upwards to other levels. Ultimately, the impacts of extreme heat events on a community are driven by responses of individuals. Therefore, to understand extreme heat impacts on a community of organisms, we must characterize the proximal thermal environments – the ‘</w:t>
-      </w:r>
-      <w:r>
-        <w:rPr>
-          <w:b/>
-          <w:bCs/>
-        </w:rPr>
-        <w:t>microclimates</w:t>
-      </w:r>
-      <w:r>
-        <w:t xml:space="preserve">’ – </w:t>
+        <w:r>
+          <w:fldChar w:fldCharType="end"/>
+        </w:r>
+        <w:r>
+          <w:t>). We focus on plant, microbial and insect communities given the strong interconnections between them, the ease with which they can be studied, and their importance to socioecological systems.</w:t>
+        </w:r>
+        <w:r>
+          <w:t xml:space="preserve"> </w:t>
+        </w:r>
+      </w:ins>
+      <w:commentRangeEnd w:id="56"/>
+      <w:ins w:id="57" w:author="Daniel Noble" w:date="2025-10-27T12:00:00Z" w16du:dateUtc="2025-10-27T01:00:00Z">
+        <w:r>
+          <w:rPr>
+            <w:rStyle w:val="CommentReference"/>
+            <w:rFonts w:asciiTheme="minorHAnsi" w:hAnsiTheme="minorHAnsi"/>
+          </w:rPr>
+          <w:commentReference w:id="56"/>
+        </w:r>
+      </w:ins>
+      <w:del w:id="58" w:author="Daniel Noble" w:date="2025-10-27T09:51:00Z" w16du:dateUtc="2025-10-26T22:51:00Z">
+        <w:r>
+          <w:delText xml:space="preserve">Here we </w:delText>
+        </w:r>
+      </w:del>
+      <w:del w:id="59" w:author="Daniel Noble" w:date="2025-10-27T09:09:00Z" w16du:dateUtc="2025-10-26T22:09:00Z">
+        <w:r>
+          <w:delText>argue that</w:delText>
+        </w:r>
+      </w:del>
+      <w:del w:id="60" w:author="Daniel Noble" w:date="2025-10-27T09:51:00Z" w16du:dateUtc="2025-10-26T22:51:00Z">
+        <w:r>
+          <w:delText xml:space="preserve"> </w:delText>
+        </w:r>
+      </w:del>
+      <w:del w:id="61" w:author="Daniel Noble" w:date="2025-10-27T09:10:00Z" w16du:dateUtc="2025-10-26T22:10:00Z">
+        <w:r>
+          <w:delText xml:space="preserve">such a feat is becoming increasingly tangible and will provide </w:delText>
+        </w:r>
+      </w:del>
+      <w:del w:id="62" w:author="Daniel Noble" w:date="2025-10-27T09:51:00Z" w16du:dateUtc="2025-10-26T22:51:00Z">
+        <w:r>
+          <w:delText xml:space="preserve">powerful new ways of predicting how extreme heat shapes community dynamics. </w:delText>
+        </w:r>
+      </w:del>
+      <w:r>
+        <w:t xml:space="preserve">Physiological models can now be seamlessly integrated with biophysical models </w:t>
+      </w:r>
+      <w:del w:id="63" w:author="Daniel Noble" w:date="2025-10-27T10:05:00Z" w16du:dateUtc="2025-10-26T23:05:00Z">
+        <w:r>
+          <w:delText xml:space="preserve">of heat and mass exchange </w:delText>
+        </w:r>
+      </w:del>
+      <w:r>
+        <w:t xml:space="preserve">to characterize temperatures experienced by organisms and simulate the effects of extreme heat events on the entire life cycle of species within ecological communities [14–18]. Physiological models that incorporate estimates of thermal sensitivity across species can capture the delicate balance between damage and repair </w:t>
+      </w:r>
+      <w:del w:id="64" w:author="Daniel Noble" w:date="2025-10-27T10:06:00Z" w16du:dateUtc="2025-10-26T23:06:00Z">
+        <w:r>
+          <w:delText xml:space="preserve">in </w:delText>
+        </w:r>
+      </w:del>
+      <w:ins w:id="65" w:author="Daniel Noble" w:date="2025-10-27T10:06:00Z" w16du:dateUtc="2025-10-26T23:06:00Z">
+        <w:r>
+          <w:t>of</w:t>
+        </w:r>
+        <w:r>
+          <w:t xml:space="preserve"> </w:t>
+        </w:r>
+      </w:ins>
+      <w:r>
+        <w:t xml:space="preserve">physiological systems [10,11,19,20], yielding predictions of the immediate and cumulative impacts of extreme heat on growth, survival and reproduction. Importantly, mechanistic physiological models provide </w:t>
+      </w:r>
+      <w:r>
+        <w:t xml:space="preserve">outputs at the individual level (e.g., energy and water requirements, waste production, activity constraints, vital rates) </w:t>
+      </w:r>
+      <w:r>
+        <w:t xml:space="preserve">that </w:t>
       </w:r>
       <w:r>
         <w:lastRenderedPageBreak/>
-        <w:t>experienced by individuals of different species under a given atmospheric event. These microclimates must then be translated into physiological and behavioral responses, including the processes of thermal damage and repair, and how individuals mitigate their exposure to extreme heat through habitat selection and other avoidance strategies. Finally, dynamic energy budgets translate these individual responses into growth and reproduction trajectories across life cycles to drive population and community models of the resulting interactions.</w:t>
-      </w:r>
+        <w:t>can be integrated into population and community ecology models to capture how extreme heat events perturb interactions among species [21,22].</w:t>
+      </w:r>
+      <w:ins w:id="66" w:author="Daniel Noble" w:date="2025-10-27T09:55:00Z" w16du:dateUtc="2025-10-26T22:55:00Z">
+        <w:r>
+          <w:t xml:space="preserve"> </w:t>
+        </w:r>
+      </w:ins>
     </w:p>
     <w:p>
       <w:pPr>
         <w:pStyle w:val="BodyText"/>
         <w:spacing w:line="360" w:lineRule="auto"/>
-      </w:pPr>
-      <w:r>
-        <w:t xml:space="preserve">In the next sections, we outline new developments to model all components in </w:t>
-      </w:r>
-      <w:hyperlink w:anchor="fig-sys">
+        <w:rPr>
+          <w:del w:id="67" w:author="Daniel Noble" w:date="2025-10-27T09:11:00Z" w16du:dateUtc="2025-10-26T22:11:00Z"/>
+        </w:rPr>
+      </w:pPr>
+      <w:del w:id="68" w:author="Daniel Noble" w:date="2025-10-27T09:11:00Z" w16du:dateUtc="2025-10-26T22:11:00Z">
+        <w:r>
+          <w:delText xml:space="preserve">We bring together modelling approaches across diverse fields as a first step towards establishing a new, integrative framework for predicting how extreme heat will affect ecological communities and society. We focus on plants, insects and microbes given the strong interconnections between them, the relative ease with which they can be studied, and their significance to natural ecosystem health and agricultural productivity. Importantly, ‘extreme heat’ can take on a different meaning for these diverse organisms. For example, plants and animals have different thermal tolerances or can exploit microthermal environments in different ways to </w:delText>
+        </w:r>
+        <w:r>
+          <w:delText>offset</w:delText>
+        </w:r>
+        <w:r>
+          <w:delText xml:space="preserve"> the effects of extreme atmospheric heat events. Thermal tolerances also vary among life cycle stages/developmental processes of individual organisms; for example, in plants, vegetative tissues generally exhibit greater tolerance to high temperatures than pollen [23]. As such, ‘extreme’ will be relative to the biology of the organism in question. Our </w:delText>
+        </w:r>
+        <w:r>
+          <w:delText xml:space="preserve">modelling </w:delText>
+        </w:r>
+        <w:r>
+          <w:delText>framework can capture these complexities and be extended to incorporate other, diverse interactions including the socioecological systems in which ecological communities and production systems are embedded.</w:delText>
+        </w:r>
+      </w:del>
+    </w:p>
+    <w:p>
+      <w:pPr>
+        <w:pStyle w:val="Heading1"/>
+        <w:spacing w:line="360" w:lineRule="auto"/>
+        <w:rPr>
+          <w:del w:id="69" w:author="Daniel Noble" w:date="2025-10-27T09:54:00Z" w16du:dateUtc="2025-10-26T22:54:00Z"/>
+        </w:rPr>
+      </w:pPr>
+      <w:bookmarkStart w:id="70" w:name="X2b97b971c201f11017c10c1d6e4dbfd69043166"/>
+      <w:bookmarkEnd w:id="19"/>
+      <w:del w:id="71" w:author="Daniel Noble" w:date="2025-10-27T09:54:00Z" w16du:dateUtc="2025-10-26T22:54:00Z">
+        <w:r>
+          <w:delText>A systems-modelling approach to modelling biotic impacts of heatwaves</w:delText>
+        </w:r>
+      </w:del>
+    </w:p>
+    <w:p>
+      <w:pPr>
+        <w:pStyle w:val="FirstParagraph"/>
+        <w:spacing w:line="360" w:lineRule="auto"/>
+        <w:rPr>
+          <w:del w:id="72" w:author="Daniel Noble" w:date="2025-10-27T09:50:00Z" w16du:dateUtc="2025-10-26T22:50:00Z"/>
+        </w:rPr>
+      </w:pPr>
+      <w:del w:id="73" w:author="Daniel Noble" w:date="2025-10-27T09:15:00Z" w16du:dateUtc="2025-10-26T22:15:00Z">
+        <w:r>
+          <w:delText xml:space="preserve">We propose a systems-modelling approach </w:delText>
+        </w:r>
+      </w:del>
+      <w:del w:id="74" w:author="Daniel Noble" w:date="2025-10-27T09:53:00Z" w16du:dateUtc="2025-10-26T22:53:00Z">
+        <w:r>
+          <w:delText>to model biotic impacts of heatwaves (</w:delText>
+        </w:r>
+        <w:r>
+          <w:fldChar w:fldCharType="begin"/>
+        </w:r>
+        <w:r>
+          <w:delInstrText>HYPERLINK \l "fig-sys" \h</w:delInstrText>
+        </w:r>
+        <w:r>
+          <w:fldChar w:fldCharType="separate"/>
+        </w:r>
         <w:r>
           <w:rPr>
             <w:rStyle w:val="Hyperlink"/>
           </w:rPr>
-          <w:t>Figure 1</w:t>
-        </w:r>
-      </w:hyperlink>
-      <w:r>
-        <w:t>, such that a truly systems-based approach to modelling biotic impacts of heatwaves is now possible. We highlight the opportunities such an integration may provide through a greater understanding of the ways in which extreme heat stress manifests across species. Integration will help elucidate how and why interactions among species can change, with implications for natural and agricultural systems, food security and ecosystem services. We discuss the challenges of applying such an integrated modelling framework and how it can incorporate other critical features that capture evolutionary change and plasticity.</w:t>
+          <w:delText>Figure 1</w:delText>
+        </w:r>
+        <w:r>
+          <w:fldChar w:fldCharType="end"/>
+        </w:r>
+        <w:r>
+          <w:delText>)</w:delText>
+        </w:r>
+      </w:del>
+      <w:del w:id="75" w:author="Daniel Noble" w:date="2025-10-27T09:15:00Z" w16du:dateUtc="2025-10-26T22:15:00Z">
+        <w:r>
+          <w:delText xml:space="preserve">, </w:delText>
+        </w:r>
+      </w:del>
+      <w:del w:id="76" w:author="Daniel Noble" w:date="2025-10-27T09:16:00Z" w16du:dateUtc="2025-10-26T22:16:00Z">
+        <w:r>
+          <w:delText>s</w:delText>
+        </w:r>
+        <w:r>
+          <w:delText>tarting with the assumption that the i</w:delText>
+        </w:r>
+      </w:del>
+      <w:del w:id="77" w:author="Daniel Noble" w:date="2025-10-27T09:50:00Z" w16du:dateUtc="2025-10-26T22:50:00Z">
+        <w:r>
+          <w:delText xml:space="preserve">mpacts of extreme heat events on an ecological community are driven by responses of individuals, which then cascade upwards to other levels. </w:delText>
+        </w:r>
+      </w:del>
+      <w:del w:id="78" w:author="Daniel Noble" w:date="2025-10-27T09:16:00Z" w16du:dateUtc="2025-10-26T22:16:00Z">
+        <w:r>
+          <w:delText xml:space="preserve">Ultimately, the impacts of extreme heat events on a community are driven by responses of individuals. </w:delText>
+        </w:r>
+      </w:del>
+      <w:del w:id="79" w:author="Daniel Noble" w:date="2025-10-27T09:50:00Z" w16du:dateUtc="2025-10-26T22:50:00Z">
+        <w:r>
+          <w:delText xml:space="preserve">Therefore, to understand extreme heat impacts on a community of organisms, we must characterize the </w:delText>
+        </w:r>
+      </w:del>
+      <w:del w:id="80" w:author="Daniel Noble" w:date="2025-10-27T09:20:00Z" w16du:dateUtc="2025-10-26T22:20:00Z">
+        <w:r>
+          <w:delText xml:space="preserve">proximal thermal environments – the </w:delText>
+        </w:r>
+      </w:del>
+      <w:del w:id="81" w:author="Daniel Noble" w:date="2025-10-27T09:50:00Z" w16du:dateUtc="2025-10-26T22:50:00Z">
+        <w:r>
+          <w:delText>‘</w:delText>
+        </w:r>
+        <w:r>
+          <w:rPr>
+            <w:b/>
+            <w:bCs/>
+          </w:rPr>
+          <w:delText>microclimates</w:delText>
+        </w:r>
+        <w:r>
+          <w:delText>’</w:delText>
+        </w:r>
+      </w:del>
+      <w:del w:id="82" w:author="Daniel Noble" w:date="2025-10-27T09:20:00Z" w16du:dateUtc="2025-10-26T22:20:00Z">
+        <w:r>
+          <w:delText xml:space="preserve"> – </w:delText>
+        </w:r>
+      </w:del>
+      <w:del w:id="83" w:author="Daniel Noble" w:date="2025-10-27T09:50:00Z" w16du:dateUtc="2025-10-26T22:50:00Z">
+        <w:r>
+          <w:delText xml:space="preserve">experienced by individuals of different species under a given atmospheric event. </w:delText>
+        </w:r>
+      </w:del>
+      <w:del w:id="84" w:author="Daniel Noble" w:date="2025-10-27T09:21:00Z" w16du:dateUtc="2025-10-26T22:21:00Z">
+        <w:r>
+          <w:delText>These m</w:delText>
+        </w:r>
+      </w:del>
+      <w:del w:id="85" w:author="Daniel Noble" w:date="2025-10-27T09:50:00Z" w16du:dateUtc="2025-10-26T22:50:00Z">
+        <w:r>
+          <w:delText xml:space="preserve">icroclimates must then be translated into physiological and behavioral responses, including the processes of thermal damage and repair, and how individuals mitigate their exposure to extreme heat through habitat selection and other avoidance strategies. Finally, dynamic energy budgets translate these individual responses into growth and reproduction </w:delText>
+        </w:r>
+      </w:del>
+      <w:del w:id="86" w:author="Daniel Noble" w:date="2025-10-27T09:22:00Z" w16du:dateUtc="2025-10-26T22:22:00Z">
+        <w:r>
+          <w:delText xml:space="preserve">trajectories </w:delText>
+        </w:r>
+      </w:del>
+      <w:del w:id="87" w:author="Daniel Noble" w:date="2025-10-27T09:50:00Z" w16du:dateUtc="2025-10-26T22:50:00Z">
+        <w:r>
+          <w:delText xml:space="preserve">across life cycles </w:delText>
+        </w:r>
+      </w:del>
+      <w:del w:id="88" w:author="Daniel Noble" w:date="2025-10-27T09:22:00Z" w16du:dateUtc="2025-10-26T22:22:00Z">
+        <w:r>
+          <w:delText xml:space="preserve">to drive </w:delText>
+        </w:r>
+      </w:del>
+      <w:del w:id="89" w:author="Daniel Noble" w:date="2025-10-27T09:50:00Z" w16du:dateUtc="2025-10-26T22:50:00Z">
+        <w:r>
+          <w:delText>population and community models</w:delText>
+        </w:r>
+      </w:del>
+      <w:del w:id="90" w:author="Daniel Noble" w:date="2025-10-27T09:23:00Z" w16du:dateUtc="2025-10-26T22:23:00Z">
+        <w:r>
+          <w:delText xml:space="preserve"> of the resulting interactions</w:delText>
+        </w:r>
+      </w:del>
+      <w:del w:id="91" w:author="Daniel Noble" w:date="2025-10-27T09:50:00Z" w16du:dateUtc="2025-10-26T22:50:00Z">
+        <w:r>
+          <w:delText>.</w:delText>
+        </w:r>
+      </w:del>
+    </w:p>
+    <w:p>
+      <w:pPr>
+        <w:pStyle w:val="BodyText"/>
+        <w:spacing w:line="360" w:lineRule="auto"/>
+      </w:pPr>
+      <w:del w:id="92" w:author="Daniel Noble" w:date="2025-10-27T09:50:00Z" w16du:dateUtc="2025-10-26T22:50:00Z">
+        <w:r>
+          <w:delText xml:space="preserve">In the next sections, we </w:delText>
+        </w:r>
+      </w:del>
+      <w:del w:id="93" w:author="Daniel Noble" w:date="2025-10-27T09:25:00Z" w16du:dateUtc="2025-10-26T22:25:00Z">
+        <w:r>
+          <w:delText xml:space="preserve">outline </w:delText>
+        </w:r>
+      </w:del>
+      <w:del w:id="94" w:author="Daniel Noble" w:date="2025-10-27T09:50:00Z" w16du:dateUtc="2025-10-26T22:50:00Z">
+        <w:r>
+          <w:delText xml:space="preserve">new developments to model all components in </w:delText>
+        </w:r>
+        <w:r>
+          <w:fldChar w:fldCharType="begin"/>
+        </w:r>
+        <w:r>
+          <w:delInstrText>HYPERLINK \l "fig-sys" \h</w:delInstrText>
+        </w:r>
+        <w:r>
+          <w:fldChar w:fldCharType="separate"/>
+        </w:r>
+        <w:r>
+          <w:rPr>
+            <w:rStyle w:val="Hyperlink"/>
+          </w:rPr>
+          <w:delText>Figure 1</w:delText>
+        </w:r>
+        <w:r>
+          <w:fldChar w:fldCharType="end"/>
+        </w:r>
+        <w:r>
+          <w:delText xml:space="preserve">, </w:delText>
+        </w:r>
+      </w:del>
+      <w:del w:id="95" w:author="Daniel Noble" w:date="2025-10-27T09:26:00Z" w16du:dateUtc="2025-10-26T22:26:00Z">
+        <w:r>
+          <w:delText xml:space="preserve">such that </w:delText>
+        </w:r>
+      </w:del>
+      <w:del w:id="96" w:author="Daniel Noble" w:date="2025-10-27T09:50:00Z" w16du:dateUtc="2025-10-26T22:50:00Z">
+        <w:r>
+          <w:delText xml:space="preserve">a truly systems-based approach to modelling biotic impacts of heatwaves </w:delText>
+        </w:r>
+      </w:del>
+      <w:del w:id="97" w:author="Daniel Noble" w:date="2025-10-27T09:26:00Z" w16du:dateUtc="2025-10-26T22:26:00Z">
+        <w:r>
+          <w:delText xml:space="preserve">is </w:delText>
+        </w:r>
+      </w:del>
+      <w:del w:id="98" w:author="Daniel Noble" w:date="2025-10-27T09:50:00Z" w16du:dateUtc="2025-10-26T22:50:00Z">
+        <w:r>
+          <w:delText xml:space="preserve">now possible. </w:delText>
+        </w:r>
+      </w:del>
+      <w:r>
+        <w:t xml:space="preserve">We </w:t>
+      </w:r>
+      <w:ins w:id="99" w:author="Daniel Noble" w:date="2025-10-27T10:07:00Z" w16du:dateUtc="2025-10-26T23:07:00Z">
+        <w:r>
+          <w:t xml:space="preserve">demonstrate how such a coupling can be made and </w:t>
+        </w:r>
+      </w:ins>
+      <w:r>
+        <w:t xml:space="preserve">highlight the opportunities </w:t>
+      </w:r>
+      <w:del w:id="100" w:author="Daniel Noble" w:date="2025-10-27T10:08:00Z" w16du:dateUtc="2025-10-26T23:08:00Z">
+        <w:r>
+          <w:delText>such an integration may</w:delText>
+        </w:r>
+      </w:del>
+      <w:ins w:id="101" w:author="Daniel Noble" w:date="2025-10-27T10:08:00Z" w16du:dateUtc="2025-10-26T23:08:00Z">
+        <w:r>
+          <w:t>it presents</w:t>
+        </w:r>
+      </w:ins>
+      <w:r>
+        <w:t xml:space="preserve"> </w:t>
+      </w:r>
+      <w:del w:id="102" w:author="Daniel Noble" w:date="2025-10-27T10:08:00Z" w16du:dateUtc="2025-10-26T23:08:00Z">
+        <w:r>
+          <w:delText>provide through</w:delText>
+        </w:r>
+      </w:del>
+      <w:ins w:id="103" w:author="Daniel Noble" w:date="2025-10-27T10:08:00Z" w16du:dateUtc="2025-10-26T23:08:00Z">
+        <w:r>
+          <w:t>to develop</w:t>
+        </w:r>
+      </w:ins>
+      <w:r>
+        <w:t xml:space="preserve"> a greater understanding of the ways in which extreme heat stress manifests across species. </w:t>
+      </w:r>
+      <w:del w:id="104" w:author="Daniel Noble" w:date="2025-10-27T10:09:00Z" w16du:dateUtc="2025-10-26T23:09:00Z">
+        <w:r>
+          <w:delText xml:space="preserve">Integration will help elucidate how and why interactions among species can change, with implications for natural and agricultural systems, food security and ecosystem services. </w:delText>
+        </w:r>
+      </w:del>
+      <w:r>
+        <w:t xml:space="preserve">We </w:t>
+      </w:r>
+      <w:ins w:id="105" w:author="Daniel Noble" w:date="2025-10-27T09:27:00Z" w16du:dateUtc="2025-10-26T22:27:00Z">
+        <w:r>
+          <w:t xml:space="preserve">end by </w:t>
+        </w:r>
+      </w:ins>
+      <w:r>
+        <w:t>discuss</w:t>
+      </w:r>
+      <w:ins w:id="106" w:author="Daniel Noble" w:date="2025-10-27T09:27:00Z" w16du:dateUtc="2025-10-26T22:27:00Z">
+        <w:r>
+          <w:t>in</w:t>
+        </w:r>
+      </w:ins>
+      <w:ins w:id="107" w:author="Daniel Noble" w:date="2025-10-27T09:28:00Z" w16du:dateUtc="2025-10-26T22:28:00Z">
+        <w:r>
+          <w:t>g</w:t>
+        </w:r>
+      </w:ins>
+      <w:r>
+        <w:t xml:space="preserve"> the challenges of </w:t>
+      </w:r>
+      <w:del w:id="108" w:author="Daniel Noble" w:date="2025-10-27T09:28:00Z" w16du:dateUtc="2025-10-26T22:28:00Z">
+        <w:r>
+          <w:delText>applying such an integrated modelling framework and</w:delText>
+        </w:r>
+      </w:del>
+      <w:ins w:id="109" w:author="Daniel Noble" w:date="2025-10-27T09:28:00Z" w16du:dateUtc="2025-10-26T22:28:00Z">
+        <w:r>
+          <w:t>coupling models across diverse species in communities</w:t>
+        </w:r>
+      </w:ins>
+      <w:r>
+        <w:t xml:space="preserve"> </w:t>
+      </w:r>
+      <w:del w:id="110" w:author="Daniel Noble" w:date="2025-10-27T09:29:00Z" w16du:dateUtc="2025-10-26T22:29:00Z">
+        <w:r>
+          <w:delText>how it can incorporate other critical features that capture evolutionary change and plasticity</w:delText>
+        </w:r>
+      </w:del>
+      <w:ins w:id="111" w:author="Daniel Noble" w:date="2025-10-27T09:29:00Z" w16du:dateUtc="2025-10-26T22:29:00Z">
+        <w:r>
+          <w:t>along with capturing the eco-evolutionary feedbacks that will be necessary for accurate prediction</w:t>
+        </w:r>
+      </w:ins>
+      <w:ins w:id="112" w:author="Daniel Noble" w:date="2025-10-27T09:30:00Z" w16du:dateUtc="2025-10-26T22:30:00Z">
+        <w:r>
+          <w:t>s</w:t>
+        </w:r>
+      </w:ins>
+      <w:r>
+        <w:t>.</w:t>
       </w:r>
     </w:p>
     <w:tbl>
@@ -706,7 +1321,7 @@
               <w:spacing w:line="360" w:lineRule="auto"/>
               <w:jc w:val="center"/>
             </w:pPr>
-            <w:bookmarkStart w:id="6" w:name="fig-sys"/>
+            <w:bookmarkStart w:id="113" w:name="fig-sys"/>
             <w:r>
               <w:rPr>
                 <w:noProof/>
@@ -727,7 +1342,7 @@
                           <pic:cNvPicPr/>
                         </pic:nvPicPr>
                         <pic:blipFill>
-                          <a:blip r:embed="rId5" cstate="print">
+                          <a:blip r:embed="rId9" cstate="print">
                             <a:extLst>
                               <a:ext uri="{28A0092B-C50C-407E-A947-70E740481C1C}">
                                 <a14:useLocalDpi xmlns:a14="http://schemas.microsoft.com/office/drawing/2010/main" val="0"/>
@@ -764,91 +1379,287 @@
                 <w:b/>
                 <w:bCs/>
               </w:rPr>
-              <w:lastRenderedPageBreak/>
               <w:t>Figure 1-</w:t>
             </w:r>
             <w:r>
               <w:t xml:space="preserve"> </w:t>
             </w:r>
-            <w:r>
-              <w:rPr>
-                <w:b/>
-                <w:bCs/>
-              </w:rPr>
-              <w:t>A new, integrative framework for predicting the effects of extreme heat on ecological communities</w:t>
-            </w:r>
-            <w:r>
-              <w:t xml:space="preserve">. The modelling approach developed here integrates (1) climate/biophysical models to predict the different temperatures species experience in their respective microhabitats. (2) Temperatures experienced by organisms then provide inputs for damage-repair and vegetation growth or animal dynamic energy budget models that integrate temperature exposure with explicit physiological models that simulate development, behavior, survival and reproduction in response to temperature dynamics across life history stages. Physiological models can be built around the unique life cycles of the diverse species in communities, capturing lagged responses to extreme heat, phenological mismatches and mechanistically informed responses to extreme heat for species of the system in question. Outputs (behavior, growth rate, biomass accumulation, survival and reproduction) from physiological models of individual organisms can then be integrated into (3) population and community ecology models to predict population growth and community composition under a specific type of change (either to the environment or suite of interacting organisms). We then discuss how (4) environment-mediated feedback loops influence organism thermal exposure and sensitivity (e.g., water availability, microbiota), which can vary across different life stages and organs. </w:t>
-            </w:r>
-            <w:r>
-              <w:t>This novel</w:t>
-            </w:r>
-            <w:r>
-              <w:t xml:space="preserve"> integration of existing models in this </w:t>
-            </w:r>
-            <w:del w:id="7" w:author="Daniel Noble" w:date="2025-10-18T10:57:00Z" w16du:dateUtc="2025-10-17T23:57:00Z">
+            <w:ins w:id="114" w:author="Daniel Noble" w:date="2025-10-27T09:50:00Z" w16du:dateUtc="2025-10-26T22:50:00Z">
+              <w:r>
+                <w:rPr>
+                  <w:b/>
+                  <w:bCs/>
+                </w:rPr>
+                <w:t>A coupled modelling framework for predicting the effects of extreme heat on ecological communities</w:t>
+              </w:r>
+              <w:r>
+                <w:t xml:space="preserve">. </w:t>
+              </w:r>
+              <w:r>
+                <w:rPr>
+                  <w:lang w:val="en-AU"/>
+                </w:rPr>
+                <w:t xml:space="preserve">The modelling approach </w:t>
+              </w:r>
+            </w:ins>
+            <w:ins w:id="115" w:author="Daniel Noble" w:date="2025-10-27T10:22:00Z" w16du:dateUtc="2025-10-26T23:22:00Z">
+              <w:r>
+                <w:rPr>
+                  <w:lang w:val="en-AU"/>
+                </w:rPr>
+                <w:t xml:space="preserve">we </w:t>
+              </w:r>
+            </w:ins>
+            <w:ins w:id="116" w:author="Daniel Noble" w:date="2025-10-27T09:50:00Z" w16du:dateUtc="2025-10-26T22:50:00Z">
+              <w:r>
+                <w:rPr>
+                  <w:lang w:val="en-AU"/>
+                </w:rPr>
+                <w:t xml:space="preserve">develop here integrates (1) climate/biophysical models to predict the different microclimates species experience. (2) Microclimates experienced by organisms then provide inputs for </w:t>
+              </w:r>
+            </w:ins>
+            <w:ins w:id="117" w:author="Daniel Noble" w:date="2025-10-27T10:12:00Z" w16du:dateUtc="2025-10-26T23:12:00Z">
+              <w:r>
+                <w:rPr>
+                  <w:lang w:val="en-AU"/>
+                </w:rPr>
+                <w:t>physiological</w:t>
+              </w:r>
+            </w:ins>
+            <w:ins w:id="118" w:author="Daniel Noble" w:date="2025-10-27T09:50:00Z" w16du:dateUtc="2025-10-26T22:50:00Z">
+              <w:r>
+                <w:rPr>
+                  <w:lang w:val="en-AU"/>
+                </w:rPr>
+                <w:t xml:space="preserve"> models that integrate temperature exposure with explicit physiological </w:t>
+              </w:r>
+            </w:ins>
+            <w:ins w:id="119" w:author="Daniel Noble" w:date="2025-10-27T10:13:00Z" w16du:dateUtc="2025-10-26T23:13:00Z">
+              <w:r>
+                <w:rPr>
+                  <w:lang w:val="en-AU"/>
+                </w:rPr>
+                <w:t>processes</w:t>
+              </w:r>
+            </w:ins>
+            <w:ins w:id="120" w:author="Daniel Noble" w:date="2025-10-27T09:50:00Z" w16du:dateUtc="2025-10-26T22:50:00Z">
+              <w:r>
+                <w:rPr>
+                  <w:lang w:val="en-AU"/>
+                </w:rPr>
+                <w:t xml:space="preserve"> that simulate development, </w:t>
+              </w:r>
+              <w:proofErr w:type="spellStart"/>
+              <w:r>
+                <w:rPr>
+                  <w:lang w:val="en-AU"/>
+                </w:rPr>
+                <w:t>behavior</w:t>
+              </w:r>
+              <w:proofErr w:type="spellEnd"/>
+              <w:r>
+                <w:rPr>
+                  <w:lang w:val="en-AU"/>
+                </w:rPr>
+                <w:t xml:space="preserve">, survival and reproduction in response to </w:t>
+              </w:r>
+            </w:ins>
+            <w:ins w:id="121" w:author="Daniel Noble" w:date="2025-10-27T11:51:00Z" w16du:dateUtc="2025-10-27T00:51:00Z">
+              <w:r>
+                <w:rPr>
+                  <w:lang w:val="en-AU"/>
+                </w:rPr>
+                <w:t>microclimate</w:t>
+              </w:r>
+            </w:ins>
+            <w:ins w:id="122" w:author="Daniel Noble" w:date="2025-10-27T09:50:00Z" w16du:dateUtc="2025-10-26T22:50:00Z">
+              <w:r>
+                <w:rPr>
+                  <w:lang w:val="en-AU"/>
+                </w:rPr>
+                <w:t xml:space="preserve"> dynamics across life history stages. Physiological models can be built around the unique life cycles of the diverse species in communities, capturing lagged responses to extreme heat, phenological mismatches and mechanistically informed responses to extreme heat for species of the system in question. Outputs (</w:t>
+              </w:r>
+              <w:proofErr w:type="spellStart"/>
+              <w:r>
+                <w:rPr>
+                  <w:lang w:val="en-AU"/>
+                </w:rPr>
+                <w:t>behavior</w:t>
+              </w:r>
+              <w:proofErr w:type="spellEnd"/>
+              <w:r>
+                <w:rPr>
+                  <w:lang w:val="en-AU"/>
+                </w:rPr>
+                <w:t xml:space="preserve">, growth rate, biomass accumulation, survival and reproduction) from physiological models of </w:t>
+              </w:r>
+              <w:r>
+                <w:rPr>
+                  <w:lang w:val="en-AU"/>
+                </w:rPr>
+                <w:lastRenderedPageBreak/>
+                <w:t xml:space="preserve">individual organisms can then be integrated into (3) population and community ecology models to predict population growth and community composition under a specific type of change (either to the environment or suite of interacting organisms). Environment-mediated feedback loops (4) influence organism thermal exposure and sensitivity (e.g., water availability, microbiota), which can vary across different life stages and organs. Coupling existing models will allow </w:t>
+              </w:r>
+            </w:ins>
+            <w:ins w:id="123" w:author="Daniel Noble" w:date="2025-10-27T11:52:00Z" w16du:dateUtc="2025-10-27T00:52:00Z">
+              <w:r>
+                <w:rPr>
+                  <w:lang w:val="en-AU"/>
+                </w:rPr>
+                <w:t xml:space="preserve">for </w:t>
+              </w:r>
+            </w:ins>
+            <w:ins w:id="124" w:author="Daniel Noble" w:date="2025-10-27T09:50:00Z" w16du:dateUtc="2025-10-26T22:50:00Z">
+              <w:r>
+                <w:rPr>
+                  <w:lang w:val="en-AU"/>
+                </w:rPr>
+                <w:t>quantitative predictions to be made on how extreme heatwaves perturb biological systems and allow for the development and implementation of strategies to enhance biological system resilience to extreme heat.</w:t>
+              </w:r>
+            </w:ins>
+            <w:del w:id="125" w:author="Daniel Noble" w:date="2025-10-27T09:50:00Z" w16du:dateUtc="2025-10-26T22:50:00Z">
+              <w:r>
+                <w:rPr>
+                  <w:b/>
+                  <w:bCs/>
+                </w:rPr>
+                <w:delText xml:space="preserve">A new, </w:delText>
+              </w:r>
+            </w:del>
+            <w:del w:id="126" w:author="Daniel Noble" w:date="2025-10-27T09:36:00Z" w16du:dateUtc="2025-10-26T22:36:00Z">
+              <w:r>
+                <w:rPr>
+                  <w:b/>
+                  <w:bCs/>
+                </w:rPr>
+                <w:delText xml:space="preserve">integrative </w:delText>
+              </w:r>
+            </w:del>
+            <w:del w:id="127" w:author="Daniel Noble" w:date="2025-10-27T09:50:00Z" w16du:dateUtc="2025-10-26T22:50:00Z">
+              <w:r>
+                <w:rPr>
+                  <w:b/>
+                  <w:bCs/>
+                </w:rPr>
+                <w:delText>framework for predicting the effects of extreme heat on ecological communities</w:delText>
+              </w:r>
+              <w:r>
+                <w:delText xml:space="preserve">. The modelling approach developed here integrates (1) climate/biophysical models to predict the different temperatures species experience in their respective microhabitats. (2) Temperatures experienced by organisms then provide inputs for damage-repair and vegetation growth or animal dynamic energy budget models that integrate temperature exposure with explicit physiological models that simulate development, behavior, survival and reproduction in response to temperature dynamics across life history stages. Physiological models can be built around the unique life cycles of the diverse species in communities, capturing lagged responses to extreme heat, phenological mismatches and mechanistically informed responses to extreme heat for species of the system in question. Outputs (behavior, growth rate, biomass accumulation, survival and reproduction) from physiological models of individual organisms can then be integrated into (3) population and community ecology models to predict population growth and community composition under a specific type of change (either to the environment or suite of interacting organisms). We then discuss how (4) environment-mediated feedback loops influence organism thermal exposure and sensitivity (e.g., water availability, microbiota), which can vary across different life stages and organs. </w:delText>
+              </w:r>
+            </w:del>
+            <w:del w:id="128" w:author="Daniel Noble" w:date="2025-10-27T09:32:00Z" w16du:dateUtc="2025-10-26T22:32:00Z">
+              <w:r>
+                <w:delText>This novel</w:delText>
+              </w:r>
+              <w:r>
+                <w:delText xml:space="preserve"> integration of existing models in this </w:delText>
+              </w:r>
+            </w:del>
+            <w:del w:id="129" w:author="Daniel Noble" w:date="2025-10-18T10:57:00Z" w16du:dateUtc="2025-10-17T23:57:00Z">
               <w:r>
                 <w:delText xml:space="preserve">novel </w:delText>
               </w:r>
             </w:del>
-            <w:r>
-              <w:t>way will allow simulations at the organismal level to generate emergent predictions for entire communities. In turn, such simulations will allow quantitative predictions to be made on how extreme heatwaves perturb biological systems and allow for the development and implementation of strategies to enhance both biological and socioecological system resilience to extreme heat. Created with BioRender.com.</w:t>
-            </w:r>
+            <w:del w:id="130" w:author="Daniel Noble" w:date="2025-10-27T09:32:00Z" w16du:dateUtc="2025-10-26T22:32:00Z">
+              <w:r>
+                <w:delText>way will allow simulations at the organismal level to generate emergent predictions for entire communities. In turn, such simulations</w:delText>
+              </w:r>
+            </w:del>
+            <w:del w:id="131" w:author="Daniel Noble" w:date="2025-10-27T09:50:00Z" w16du:dateUtc="2025-10-26T22:50:00Z">
+              <w:r>
+                <w:delText xml:space="preserve"> will allow quantitative predictions to be made on how extreme heatwaves perturb biological systems and allow for the development and implementation of strategies to enhance </w:delText>
+              </w:r>
+            </w:del>
+            <w:del w:id="132" w:author="Daniel Noble" w:date="2025-10-27T09:38:00Z" w16du:dateUtc="2025-10-26T22:38:00Z">
+              <w:r>
+                <w:delText xml:space="preserve">both </w:delText>
+              </w:r>
+            </w:del>
+            <w:del w:id="133" w:author="Daniel Noble" w:date="2025-10-27T09:50:00Z" w16du:dateUtc="2025-10-26T22:50:00Z">
+              <w:r>
+                <w:delText xml:space="preserve">biological </w:delText>
+              </w:r>
+            </w:del>
+            <w:del w:id="134" w:author="Daniel Noble" w:date="2025-10-27T09:32:00Z" w16du:dateUtc="2025-10-26T22:32:00Z">
+              <w:r>
+                <w:delText xml:space="preserve">and socioecological </w:delText>
+              </w:r>
+            </w:del>
+            <w:del w:id="135" w:author="Daniel Noble" w:date="2025-10-27T09:50:00Z" w16du:dateUtc="2025-10-26T22:50:00Z">
+              <w:r>
+                <w:delText>system resilience to extreme heat. Created with BioRender.com.</w:delText>
+              </w:r>
+            </w:del>
           </w:p>
         </w:tc>
-        <w:bookmarkEnd w:id="6"/>
+        <w:bookmarkEnd w:id="113"/>
       </w:tr>
     </w:tbl>
     <w:p>
       <w:pPr>
         <w:pStyle w:val="Heading1"/>
         <w:spacing w:line="360" w:lineRule="auto"/>
-      </w:pPr>
-      <w:bookmarkStart w:id="8" w:name="X3abbae6c43ae90405781460830433c7998090d6"/>
-      <w:bookmarkEnd w:id="5"/>
-      <w:r>
-        <w:lastRenderedPageBreak/>
-        <w:t>The current state of extreme weather modelling</w:t>
-      </w:r>
+        <w:rPr>
+          <w:del w:id="136" w:author="Daniel Noble" w:date="2025-10-27T10:23:00Z" w16du:dateUtc="2025-10-26T23:23:00Z"/>
+        </w:rPr>
+      </w:pPr>
+      <w:bookmarkStart w:id="137" w:name="X3abbae6c43ae90405781460830433c7998090d6"/>
+      <w:bookmarkEnd w:id="70"/>
+      <w:del w:id="138" w:author="Daniel Noble" w:date="2025-10-27T10:23:00Z" w16du:dateUtc="2025-10-26T23:23:00Z">
+        <w:r>
+          <w:delText>The current state of extreme weather modelling</w:delText>
+        </w:r>
+      </w:del>
     </w:p>
     <w:p>
       <w:pPr>
         <w:pStyle w:val="FirstParagraph"/>
         <w:spacing w:line="360" w:lineRule="auto"/>
-      </w:pPr>
-      <w:r>
-        <w:t>An understanding of heatwave impacts on biology requires environmental inputs about weather conditions. These data may come from weather stations or climate models. Weather station observations of air temperature, radiation, wind speed, cloud cover and humidity are readily available as raw timeseries from the stations themselves, and as interpolated products such as WorldClim [24].</w:t>
-      </w:r>
+        <w:rPr>
+          <w:del w:id="139" w:author="Daniel Noble" w:date="2025-10-27T10:23:00Z" w16du:dateUtc="2025-10-26T23:23:00Z"/>
+        </w:rPr>
+      </w:pPr>
+      <w:del w:id="140" w:author="Daniel Noble" w:date="2025-10-27T10:23:00Z" w16du:dateUtc="2025-10-26T23:23:00Z">
+        <w:r>
+          <w:delText>An understanding of heatwave impacts on biology requires environmental inputs about weather conditions. These data may come from weather stations or climate models. Weather station observations of air temperature, radiation, wind speed, cloud cover and humidity are readily available as raw timeseries from the stations themselves, and as interpolated products such as WorldClim [24].</w:delText>
+        </w:r>
+      </w:del>
     </w:p>
     <w:p>
       <w:pPr>
         <w:pStyle w:val="BodyText"/>
         <w:spacing w:line="360" w:lineRule="auto"/>
-      </w:pPr>
-      <w:r>
-        <w:t xml:space="preserve">Weather stations can only document past heat wave events at their specific locations. Climate modelling and weather event forecasting is achieved through General Circulation Models (GCMs) – large partial differential equation networks of atmospheric, oceanic and biospheric energy and mass exchange processes. Future climate change scenarios are generally produced at monthly timescales but can be superimposed on historical weather patterns to infer the nature of future heatwaves. Historical analyses are facilitated by GCMs via ‘reanalysis’ datasets produced by calibrating GCMs with observations to produce continuous gridded weather data, including ‘surface’ temperatures, soil temperatures and profiles of temperature, pressure, wind </w:t>
-      </w:r>
-      <w:r>
-        <w:lastRenderedPageBreak/>
-        <w:t>speed and humidity at different levels in the atmosphere [25–29]. The most state-of-the-art of these are ECMWF (European Centre for Medium-Range Weather Forecasts) Reanalysis v5 (ERA5), hourly products at ~31km and ~9km resolutions, respectively.</w:t>
-      </w:r>
+        <w:rPr>
+          <w:del w:id="141" w:author="Daniel Noble" w:date="2025-10-27T10:23:00Z" w16du:dateUtc="2025-10-26T23:23:00Z"/>
+        </w:rPr>
+      </w:pPr>
+      <w:del w:id="142" w:author="Daniel Noble" w:date="2025-10-27T10:23:00Z" w16du:dateUtc="2025-10-26T23:23:00Z">
+        <w:r>
+          <w:delText>Weather stations can only document past heat wave events at their specific locations. Climate modelling and weather event forecasting is achieved through General Circulation Models (GCMs) – large partial differential equation networks of atmospheric, oceanic and biospheric energy and mass exchange processes. Future climate change scenarios are generally produced at monthly timescales but can be superimposed on historical weather patterns to infer the nature of future heatwaves. Historical analyses are facilitated by GCMs via ‘reanalysis’ datasets produced by calibrating GCMs with observations to produce continuous gridded weather data, including ‘surface’ temperatures, soil temperatures and profiles of temperature, pressure, wind speed and humidity at different levels in the atmosphere [25–29]. The most state-of-the-art of these are ECMWF (European Centre for Medium-Range Weather Forecasts) Reanalysis v5 (ERA5), hourly products at ~31km and ~9km resolutions, respectively.</w:delText>
+        </w:r>
+      </w:del>
     </w:p>
     <w:p>
       <w:pPr>
         <w:pStyle w:val="BodyText"/>
         <w:spacing w:line="360" w:lineRule="auto"/>
-      </w:pPr>
-      <w:r>
-        <w:t>Historically, GCMs were coded in fast but inflexible languages like Fortran and C. The emergence of the Julia language [30] for scientific computing has created an opportunity to rebuild climate models in a more modular manner, allowing easier interfacing between discipline-specific models. The translation of GCMs and associated land-surface models into more accessible and modular languages opens new opportunities for collaboration between biologists and earth scientists to better integrate processes in the atmosphere and the biosphere to improve predictions of weather events and their biological impacts.</w:t>
-      </w:r>
+        <w:rPr>
+          <w:del w:id="143" w:author="Daniel Noble" w:date="2025-10-27T10:23:00Z" w16du:dateUtc="2025-10-26T23:23:00Z"/>
+        </w:rPr>
+      </w:pPr>
+      <w:del w:id="144" w:author="Daniel Noble" w:date="2025-10-27T10:23:00Z" w16du:dateUtc="2025-10-26T23:23:00Z">
+        <w:r>
+          <w:delText>Historically, GCMs were coded in fast but inflexible languages like Fortran and C. The emergence of the Julia language [30] for scientific computing has created an opportunity to rebuild climate models in a more modular manner, allowing easier interfacing between discipline-specific models. The translation of GCMs and associated land-surface models into more accessible and modular languages opens new opportunities for collaboration between biologists and earth scientists to better integrate processes in the atmosphere and the biosphere to improve predictions of weather events and their biological impacts.</w:delText>
+        </w:r>
+      </w:del>
     </w:p>
     <w:p>
       <w:pPr>
         <w:pStyle w:val="Heading1"/>
         <w:spacing w:line="360" w:lineRule="auto"/>
       </w:pPr>
-      <w:bookmarkStart w:id="9" w:name="X4da05dea4acdb2054c1e59c2f12913febac8a0c"/>
-      <w:bookmarkEnd w:id="8"/>
+      <w:bookmarkStart w:id="145" w:name="X4da05dea4acdb2054c1e59c2f12913febac8a0c"/>
+      <w:bookmarkEnd w:id="137"/>
       <w:r>
         <w:t>From weather to microclimates: predicting community wide exposure to extreme heat</w:t>
       </w:r>
@@ -857,9 +1668,139 @@
       <w:pPr>
         <w:pStyle w:val="FirstParagraph"/>
         <w:spacing w:line="360" w:lineRule="auto"/>
-      </w:pPr>
-      <w:r>
-        <w:t>Extreme weather events are experienced differently across species in a community. For example, while air temperature may be 50°C, an organism a metre below the soil surface may be exposed to temperatures 25°C cooler (</w:t>
+        <w:rPr>
+          <w:ins w:id="146" w:author="Daniel Noble" w:date="2025-10-27T10:57:00Z" w16du:dateUtc="2025-10-26T23:57:00Z"/>
+        </w:rPr>
+      </w:pPr>
+      <w:r>
+        <w:t xml:space="preserve">Extreme weather events are </w:t>
+      </w:r>
+      <w:ins w:id="147" w:author="Daniel Noble" w:date="2025-10-27T10:31:00Z" w16du:dateUtc="2025-10-26T23:31:00Z">
+        <w:r>
+          <w:t>predicted by Global Circulation Models (GCMs)</w:t>
+        </w:r>
+      </w:ins>
+      <w:ins w:id="148" w:author="Daniel Noble" w:date="2025-10-27T10:33:00Z" w16du:dateUtc="2025-10-26T23:33:00Z">
+        <w:r>
+          <w:t xml:space="preserve">, </w:t>
+        </w:r>
+      </w:ins>
+      <w:commentRangeStart w:id="149"/>
+      <w:ins w:id="150" w:author="Daniel Noble" w:date="2025-10-27T10:31:00Z" w16du:dateUtc="2025-10-26T23:31:00Z">
+        <w:r>
+          <w:t xml:space="preserve">typically </w:t>
+        </w:r>
+        <w:r>
+          <w:t xml:space="preserve">at large spatial scales (e.g. 0.5 </w:t>
+        </w:r>
+      </w:ins>
+      <m:oMath>
+        <m:sSup>
+          <m:sSupPr>
+            <m:ctrlPr>
+              <w:ins w:id="151" w:author="Daniel Noble" w:date="2025-10-27T10:31:00Z" w16du:dateUtc="2025-10-26T23:31:00Z">
+                <w:rPr>
+                  <w:rFonts w:ascii="Cambria Math" w:hAnsi="Cambria Math"/>
+                </w:rPr>
+              </w:ins>
+            </m:ctrlPr>
+          </m:sSupPr>
+          <m:e>
+            <m:r>
+              <w:ins w:id="152" w:author="Daniel Noble" w:date="2025-10-27T10:31:00Z" w16du:dateUtc="2025-10-26T23:31:00Z">
+                <w:rPr>
+                  <w:rFonts w:ascii="Cambria Math" w:hAnsi="Cambria Math"/>
+                </w:rPr>
+                <m:t>​</m:t>
+              </w:ins>
+            </m:r>
+          </m:e>
+          <m:sup>
+            <m:r>
+              <w:ins w:id="153" w:author="Daniel Noble" w:date="2025-10-27T10:31:00Z" w16du:dateUtc="2025-10-26T23:31:00Z">
+                <m:rPr>
+                  <m:sty m:val="p"/>
+                </m:rPr>
+                <w:rPr>
+                  <w:rFonts w:ascii="Cambria Math" w:hAnsi="Cambria Math"/>
+                </w:rPr>
+                <m:t>∘</m:t>
+              </w:ins>
+            </m:r>
+          </m:sup>
+        </m:sSup>
+      </m:oMath>
+      <w:ins w:id="154" w:author="Daniel Noble" w:date="2025-10-27T10:31:00Z" w16du:dateUtc="2025-10-26T23:31:00Z">
+        <w:r>
+          <w:t xml:space="preserve"> grid cells)</w:t>
+        </w:r>
+      </w:ins>
+      <w:ins w:id="155" w:author="Daniel Noble" w:date="2025-10-27T10:33:00Z" w16du:dateUtc="2025-10-26T23:33:00Z">
+        <w:r>
+          <w:t>.</w:t>
+        </w:r>
+      </w:ins>
+      <w:ins w:id="156" w:author="Daniel Noble" w:date="2025-10-27T10:31:00Z" w16du:dateUtc="2025-10-26T23:31:00Z">
+        <w:r>
+          <w:t xml:space="preserve"> </w:t>
+        </w:r>
+      </w:ins>
+      <w:ins w:id="157" w:author="Daniel Noble" w:date="2025-10-27T10:33:00Z" w16du:dateUtc="2025-10-26T23:33:00Z">
+        <w:r>
+          <w:t>Y</w:t>
+        </w:r>
+      </w:ins>
+      <w:ins w:id="158" w:author="Daniel Noble" w:date="2025-10-27T10:31:00Z" w16du:dateUtc="2025-10-26T23:31:00Z">
+        <w:r>
+          <w:t>et</w:t>
+        </w:r>
+      </w:ins>
+      <w:ins w:id="159" w:author="Daniel Noble" w:date="2025-10-27T10:33:00Z" w16du:dateUtc="2025-10-26T23:33:00Z">
+        <w:r>
+          <w:t>,</w:t>
+        </w:r>
+      </w:ins>
+      <w:ins w:id="160" w:author="Daniel Noble" w:date="2025-10-27T10:31:00Z" w16du:dateUtc="2025-10-26T23:31:00Z">
+        <w:r>
+          <w:t xml:space="preserve"> </w:t>
+        </w:r>
+      </w:ins>
+      <w:ins w:id="161" w:author="Daniel Noble" w:date="2025-10-27T10:32:00Z" w16du:dateUtc="2025-10-26T23:32:00Z">
+        <w:r>
+          <w:t xml:space="preserve">species across communities </w:t>
+        </w:r>
+      </w:ins>
+      <w:r>
+        <w:t>experience</w:t>
+      </w:r>
+      <w:del w:id="162" w:author="Daniel Noble" w:date="2025-10-27T10:32:00Z" w16du:dateUtc="2025-10-26T23:32:00Z">
+        <w:r>
+          <w:delText>d</w:delText>
+        </w:r>
+      </w:del>
+      <w:r>
+        <w:t xml:space="preserve"> </w:t>
+      </w:r>
+      <w:del w:id="163" w:author="Daniel Noble" w:date="2025-10-27T10:32:00Z" w16du:dateUtc="2025-10-26T23:32:00Z">
+        <w:r>
+          <w:delText>differently across species in a community</w:delText>
+        </w:r>
+      </w:del>
+      <w:ins w:id="164" w:author="Daniel Noble" w:date="2025-10-27T10:32:00Z" w16du:dateUtc="2025-10-26T23:32:00Z">
+        <w:r>
+          <w:t>these heatwaves differently because of the varied microhabitats they occupy</w:t>
+        </w:r>
+      </w:ins>
+      <w:r>
+        <w:t xml:space="preserve">. For example, while air temperature may be 50°C, an organism a </w:t>
+      </w:r>
+      <w:proofErr w:type="spellStart"/>
+      <w:r>
+        <w:t>metre</w:t>
+      </w:r>
+      <w:proofErr w:type="spellEnd"/>
+      <w:r>
+        <w:t xml:space="preserve"> below the soil surface may be exposed to temperatures 25°C cooler (</w:t>
       </w:r>
       <w:hyperlink w:anchor="fig-sys">
         <w:r>
@@ -870,93 +1811,677 @@
         </w:r>
       </w:hyperlink>
       <w:r>
-        <w:t>). Exactly how much the soil lags and dampens the atmospheric dynamics depends on the soil properties, especially its moisture level. Conditions above ground depend on the nature of the vegetation, especially through shading, changes in wind profiles and evaporative cooling (transpiration rates). Vegetation and soil also interact strongly. Past soil moisture regimes and heat wave events can lead to leaf loss and hence increased radiation exposure of the soil surface, while stomatal behavior alters transpiration rate and hence soil moisture. Past weather conditions can determine how a given heat wave manifests, so the same atmospheric heat wave can have different implications for microclimatic conditions depending on the recent history of rainfall and temperature. Despite the complexity and non-linearity of these interactions across the soil-plant-atmosphere continuum, there is existing capacity, and growing potential, to model them and determine individual-specific exposure to extreme heat.</w:t>
-      </w:r>
+        <w:t xml:space="preserve">). </w:t>
+      </w:r>
+      <w:ins w:id="165" w:author="Daniel Noble" w:date="2025-10-27T10:33:00Z" w16du:dateUtc="2025-10-26T23:33:00Z">
+        <w:r>
+          <w:t xml:space="preserve">Therefore, to understand </w:t>
+        </w:r>
+      </w:ins>
+      <w:ins w:id="166" w:author="Daniel Noble" w:date="2025-10-27T10:44:00Z" w16du:dateUtc="2025-10-26T23:44:00Z">
+        <w:r>
+          <w:t xml:space="preserve">how </w:t>
+        </w:r>
+      </w:ins>
+      <w:ins w:id="167" w:author="Daniel Noble" w:date="2025-10-27T10:33:00Z" w16du:dateUtc="2025-10-26T23:33:00Z">
+        <w:r>
+          <w:t>extreme heat impacts on a community of organisms, we must characterize the ‘</w:t>
+        </w:r>
+        <w:r>
+          <w:rPr>
+            <w:b/>
+            <w:bCs/>
+          </w:rPr>
+          <w:t>microclimates</w:t>
+        </w:r>
+        <w:r>
+          <w:t xml:space="preserve">’ experienced by individuals of different species under a given atmospheric event. </w:t>
+        </w:r>
+      </w:ins>
+      <w:del w:id="168" w:author="Daniel Noble" w:date="2025-10-27T10:34:00Z" w16du:dateUtc="2025-10-26T23:34:00Z">
+        <w:r>
+          <w:delText>Exactly how much the soil lags and dampens the atmospheric dynamics depends on the soil properties, especially its moisture level.</w:delText>
+        </w:r>
+      </w:del>
+      <w:ins w:id="169" w:author="Daniel Noble" w:date="2025-10-27T10:34:00Z" w16du:dateUtc="2025-10-26T23:34:00Z">
+        <w:r>
+          <w:t>Predicting microhabitats</w:t>
+        </w:r>
+      </w:ins>
+      <w:del w:id="170" w:author="Daniel Noble" w:date="2025-10-27T10:34:00Z" w16du:dateUtc="2025-10-26T23:34:00Z">
+        <w:r>
+          <w:delText xml:space="preserve"> Conditions above ground depend on the nature of the vegetation, especially through</w:delText>
+        </w:r>
+      </w:del>
+      <w:ins w:id="171" w:author="Daniel Noble" w:date="2025-10-27T10:34:00Z" w16du:dateUtc="2025-10-26T23:34:00Z">
+        <w:r>
+          <w:t xml:space="preserve"> </w:t>
+        </w:r>
+      </w:ins>
+      <w:ins w:id="172" w:author="Daniel Noble" w:date="2025-10-27T10:42:00Z" w16du:dateUtc="2025-10-26T23:42:00Z">
+        <w:r>
+          <w:t>often involve</w:t>
+        </w:r>
+      </w:ins>
+      <w:ins w:id="173" w:author="Daniel Noble" w:date="2025-10-27T10:44:00Z" w16du:dateUtc="2025-10-26T23:44:00Z">
+        <w:r>
+          <w:t xml:space="preserve">s </w:t>
+        </w:r>
+      </w:ins>
+      <w:ins w:id="174" w:author="Daniel Noble" w:date="2025-10-27T10:42:00Z" w16du:dateUtc="2025-10-26T23:42:00Z">
+        <w:r>
+          <w:t xml:space="preserve">taking </w:t>
+        </w:r>
+        <w:r>
+          <w:t>the atmospheric conditions as independent forcing variables</w:t>
+        </w:r>
+        <w:r>
+          <w:t xml:space="preserve"> and </w:t>
+        </w:r>
+      </w:ins>
+      <w:ins w:id="175" w:author="Daniel Noble" w:date="2025-10-27T10:43:00Z" w16du:dateUtc="2025-10-26T23:43:00Z">
+        <w:r>
+          <w:t>combining</w:t>
+        </w:r>
+      </w:ins>
+      <w:ins w:id="176" w:author="Daniel Noble" w:date="2025-10-27T10:42:00Z" w16du:dateUtc="2025-10-26T23:42:00Z">
+        <w:r>
+          <w:t xml:space="preserve"> them</w:t>
+        </w:r>
+        <w:r>
+          <w:t xml:space="preserve"> with detailed information on terrain (slope, aspect, hill shade), vegetation [plant-area index (PAI), stomatal </w:t>
+        </w:r>
+        <w:proofErr w:type="spellStart"/>
+        <w:r>
+          <w:t>behaviour</w:t>
+        </w:r>
+        <w:proofErr w:type="spellEnd"/>
+        <w:r>
+          <w:t xml:space="preserve">, leaf </w:t>
+        </w:r>
+      </w:ins>
+      <w:commentRangeEnd w:id="149"/>
+      <w:ins w:id="177" w:author="Daniel Noble" w:date="2025-10-27T14:02:00Z" w16du:dateUtc="2025-10-27T03:02:00Z">
+        <w:r>
+          <w:rPr>
+            <w:rStyle w:val="CommentReference"/>
+            <w:rFonts w:asciiTheme="minorHAnsi" w:hAnsiTheme="minorHAnsi"/>
+          </w:rPr>
+          <w:commentReference w:id="149"/>
+        </w:r>
+      </w:ins>
+      <w:ins w:id="178" w:author="Daniel Noble" w:date="2025-10-27T10:42:00Z" w16du:dateUtc="2025-10-26T23:42:00Z">
+        <w:r>
+          <w:t>reflectance] and soil properties (thermal and hydraulic) to predict how radiation, wind speed, air temperature, humidity, soil temperature and soil moisture vary on small scales</w:t>
+        </w:r>
+      </w:ins>
+      <w:ins w:id="179" w:author="Daniel Noble" w:date="2025-10-27T10:43:00Z" w16du:dateUtc="2025-10-26T23:43:00Z">
+        <w:r>
+          <w:t xml:space="preserve">. </w:t>
+        </w:r>
+      </w:ins>
+      <w:ins w:id="180" w:author="Daniel Noble" w:date="2025-10-27T11:37:00Z" w16du:dateUtc="2025-10-27T00:37:00Z">
+        <w:r>
+          <w:t>Microclimate models, which typically make predictions at fine temporal resolutions, offer huge potential in capturing the impacts of past weather conditions which can also determine how a given heat wave manifests. The same atmospheric heat wave can have different implications for microclimatic conditions depending on the recent history of rainfall and temperature.</w:t>
+        </w:r>
+      </w:ins>
+      <w:ins w:id="181" w:author="Daniel Noble" w:date="2025-10-27T11:30:00Z" w16du:dateUtc="2025-10-27T00:30:00Z">
+        <w:r>
+          <w:t xml:space="preserve"> </w:t>
+        </w:r>
+      </w:ins>
+      <w:ins w:id="182" w:author="Daniel Noble" w:date="2025-10-27T11:00:00Z" w16du:dateUtc="2025-10-27T00:00:00Z">
+        <w:r>
+          <w:t>Downscali</w:t>
+        </w:r>
+      </w:ins>
+      <w:ins w:id="183" w:author="Daniel Noble" w:date="2025-10-27T11:01:00Z" w16du:dateUtc="2025-10-27T00:01:00Z">
+        <w:r>
+          <w:t xml:space="preserve">ng to </w:t>
+        </w:r>
+        <w:commentRangeStart w:id="184"/>
+        <w:r>
+          <w:t xml:space="preserve">microclimate conditions does require </w:t>
+        </w:r>
+      </w:ins>
+      <w:ins w:id="185" w:author="Daniel Noble" w:date="2025-10-27T11:26:00Z" w16du:dateUtc="2025-10-27T00:26:00Z">
+        <w:r>
+          <w:t>additional variables</w:t>
+        </w:r>
+      </w:ins>
+      <w:ins w:id="186" w:author="Daniel Noble" w:date="2025-10-27T11:02:00Z" w16du:dateUtc="2025-10-27T00:02:00Z">
+        <w:r>
+          <w:t xml:space="preserve"> </w:t>
+        </w:r>
+      </w:ins>
+      <w:ins w:id="187" w:author="Daniel Noble" w:date="2025-10-27T11:26:00Z" w16du:dateUtc="2025-10-27T00:26:00Z">
+        <w:r>
+          <w:t>for a given</w:t>
+        </w:r>
+      </w:ins>
+      <w:ins w:id="188" w:author="Daniel Noble" w:date="2025-10-27T11:02:00Z" w16du:dateUtc="2025-10-27T00:02:00Z">
+        <w:r>
+          <w:t xml:space="preserve"> location </w:t>
+        </w:r>
+      </w:ins>
+      <w:ins w:id="189" w:author="Daniel Noble" w:date="2025-10-27T11:27:00Z" w16du:dateUtc="2025-10-27T00:27:00Z">
+        <w:r>
+          <w:t xml:space="preserve">than typically used in climate models </w:t>
+        </w:r>
+      </w:ins>
+      <w:ins w:id="190" w:author="Daniel Noble" w:date="2025-10-27T11:02:00Z" w16du:dateUtc="2025-10-27T00:02:00Z">
+        <w:r>
+          <w:t>(e.g., % shade, soil characteristics, surface albedo</w:t>
+        </w:r>
+      </w:ins>
+      <w:ins w:id="191" w:author="Daniel Noble" w:date="2025-10-27T11:03:00Z" w16du:dateUtc="2025-10-27T00:03:00Z">
+        <w:r>
+          <w:t xml:space="preserve">), however, many of the additional </w:t>
+        </w:r>
+      </w:ins>
+      <w:ins w:id="192" w:author="Daniel Noble" w:date="2025-10-27T11:26:00Z" w16du:dateUtc="2025-10-27T00:26:00Z">
+        <w:r>
+          <w:t>variables</w:t>
+        </w:r>
+      </w:ins>
+      <w:ins w:id="193" w:author="Daniel Noble" w:date="2025-10-27T11:03:00Z" w16du:dateUtc="2025-10-27T00:03:00Z">
+        <w:r>
+          <w:t xml:space="preserve"> </w:t>
+        </w:r>
+      </w:ins>
+      <w:ins w:id="194" w:author="Daniel Noble" w:date="2025-10-27T11:09:00Z" w16du:dateUtc="2025-10-27T00:09:00Z">
+        <w:r>
+          <w:t>are</w:t>
+        </w:r>
+      </w:ins>
+      <w:ins w:id="195" w:author="Daniel Noble" w:date="2025-10-27T11:27:00Z" w16du:dateUtc="2025-10-27T00:27:00Z">
+        <w:r>
+          <w:t xml:space="preserve"> readily</w:t>
+        </w:r>
+      </w:ins>
+      <w:ins w:id="196" w:author="Daniel Noble" w:date="2025-10-27T11:09:00Z" w16du:dateUtc="2025-10-27T00:09:00Z">
+        <w:r>
+          <w:t xml:space="preserve"> availa</w:t>
+        </w:r>
+        <w:commentRangeStart w:id="197"/>
+        <w:r>
+          <w:t>ble</w:t>
+        </w:r>
+      </w:ins>
+      <w:commentRangeEnd w:id="197"/>
+      <w:ins w:id="198" w:author="Daniel Noble" w:date="2025-10-27T11:32:00Z" w16du:dateUtc="2025-10-27T00:32:00Z">
+        <w:r>
+          <w:rPr>
+            <w:rStyle w:val="CommentReference"/>
+            <w:rFonts w:asciiTheme="minorHAnsi" w:hAnsiTheme="minorHAnsi"/>
+          </w:rPr>
+          <w:commentReference w:id="197"/>
+        </w:r>
+      </w:ins>
+      <w:ins w:id="199" w:author="Daniel Noble" w:date="2025-10-27T11:09:00Z" w16du:dateUtc="2025-10-27T00:09:00Z">
+        <w:r>
+          <w:t xml:space="preserve">. </w:t>
+        </w:r>
+      </w:ins>
+      <w:ins w:id="200" w:author="Daniel Noble" w:date="2025-10-27T11:27:00Z" w16du:dateUtc="2025-10-27T00:27:00Z">
+        <w:r>
+          <w:t>In addition, d</w:t>
+        </w:r>
+      </w:ins>
+      <w:ins w:id="201" w:author="Daniel Noble" w:date="2025-10-27T11:11:00Z" w16du:dateUtc="2025-10-27T00:11:00Z">
+        <w:r>
+          <w:t xml:space="preserve">epending on the </w:t>
+        </w:r>
+      </w:ins>
+      <w:ins w:id="202" w:author="Daniel Noble" w:date="2025-10-27T11:22:00Z" w16du:dateUtc="2025-10-27T00:22:00Z">
+        <w:r>
+          <w:t xml:space="preserve">organism and </w:t>
+        </w:r>
+      </w:ins>
+      <w:ins w:id="203" w:author="Daniel Noble" w:date="2025-10-27T11:11:00Z" w16du:dateUtc="2025-10-27T00:11:00Z">
+        <w:r>
+          <w:t>question</w:t>
+        </w:r>
+      </w:ins>
+      <w:ins w:id="204" w:author="Daniel Noble" w:date="2025-10-27T11:22:00Z" w16du:dateUtc="2025-10-27T00:22:00Z">
+        <w:r>
+          <w:t xml:space="preserve"> of interest</w:t>
+        </w:r>
+      </w:ins>
+      <w:ins w:id="205" w:author="Daniel Noble" w:date="2025-10-27T11:11:00Z" w16du:dateUtc="2025-10-27T00:11:00Z">
+        <w:r>
+          <w:t xml:space="preserve">, not all </w:t>
+        </w:r>
+      </w:ins>
+      <w:ins w:id="206" w:author="Daniel Noble" w:date="2025-10-27T11:24:00Z" w16du:dateUtc="2025-10-27T00:24:00Z">
+        <w:r>
+          <w:t>input variables</w:t>
+        </w:r>
+      </w:ins>
+      <w:ins w:id="207" w:author="Daniel Noble" w:date="2025-10-27T11:11:00Z" w16du:dateUtc="2025-10-27T00:11:00Z">
+        <w:r>
+          <w:t xml:space="preserve"> are needed to parameterize a given </w:t>
+        </w:r>
+      </w:ins>
+      <w:ins w:id="208" w:author="Daniel Noble" w:date="2025-10-27T11:23:00Z" w16du:dateUtc="2025-10-27T00:23:00Z">
+        <w:r>
+          <w:t>microclimate</w:t>
+        </w:r>
+      </w:ins>
+      <w:ins w:id="209" w:author="Daniel Noble" w:date="2025-10-27T11:24:00Z" w16du:dateUtc="2025-10-27T00:24:00Z">
+        <w:r>
+          <w:t xml:space="preserve">. </w:t>
+        </w:r>
+      </w:ins>
+      <w:ins w:id="210" w:author="Daniel Noble" w:date="2025-10-27T11:27:00Z" w16du:dateUtc="2025-10-27T00:27:00Z">
+        <w:r>
+          <w:t>Indeed, g</w:t>
+        </w:r>
+      </w:ins>
+      <w:ins w:id="211" w:author="Daniel Noble" w:date="2025-10-27T11:11:00Z" w16du:dateUtc="2025-10-27T00:11:00Z">
+        <w:r>
+          <w:t xml:space="preserve">uides for </w:t>
+        </w:r>
+      </w:ins>
+      <w:ins w:id="212" w:author="Daniel Noble" w:date="2025-10-27T11:12:00Z" w16du:dateUtc="2025-10-27T00:12:00Z">
+        <w:r>
+          <w:t xml:space="preserve">helping choose what </w:t>
+        </w:r>
+      </w:ins>
+      <w:ins w:id="213" w:author="Daniel Noble" w:date="2025-10-27T11:22:00Z" w16du:dateUtc="2025-10-27T00:22:00Z">
+        <w:r>
+          <w:t xml:space="preserve">microclimate variables </w:t>
+        </w:r>
+      </w:ins>
+      <w:ins w:id="214" w:author="Daniel Noble" w:date="2025-10-27T11:12:00Z" w16du:dateUtc="2025-10-27T00:12:00Z">
+        <w:r>
+          <w:t>to include</w:t>
+        </w:r>
+      </w:ins>
+      <w:ins w:id="215" w:author="Daniel Noble" w:date="2025-10-27T11:24:00Z" w16du:dateUtc="2025-10-27T00:24:00Z">
+        <w:r>
+          <w:t xml:space="preserve"> and</w:t>
+        </w:r>
+      </w:ins>
+      <w:ins w:id="216" w:author="Daniel Noble" w:date="2025-10-27T11:23:00Z" w16du:dateUtc="2025-10-27T00:23:00Z">
+        <w:r>
+          <w:t xml:space="preserve"> the spatial and temporal resolution needed </w:t>
+        </w:r>
+      </w:ins>
+      <w:ins w:id="217" w:author="Daniel Noble" w:date="2025-10-27T11:17:00Z" w16du:dateUtc="2025-10-27T00:17:00Z">
+        <w:r>
+          <w:t xml:space="preserve">exist to help decision making </w:t>
+        </w:r>
+      </w:ins>
+      <w:ins w:id="218" w:author="Daniel Noble" w:date="2025-10-27T11:11:00Z" w16du:dateUtc="2025-10-27T00:11:00Z">
+        <w:r>
+          <w:t xml:space="preserve">(e.g., </w:t>
+        </w:r>
+        <w:commentRangeStart w:id="219"/>
+        <w:r>
+          <w:t>Meyer et al. 2022</w:t>
+        </w:r>
+      </w:ins>
+      <w:commentRangeEnd w:id="219"/>
+      <w:ins w:id="220" w:author="Daniel Noble" w:date="2025-10-27T11:12:00Z" w16du:dateUtc="2025-10-27T00:12:00Z">
+        <w:r>
+          <w:rPr>
+            <w:rStyle w:val="CommentReference"/>
+            <w:rFonts w:asciiTheme="minorHAnsi" w:hAnsiTheme="minorHAnsi"/>
+          </w:rPr>
+          <w:commentReference w:id="219"/>
+        </w:r>
+      </w:ins>
+      <w:ins w:id="221" w:author="Daniel Noble" w:date="2025-10-27T11:17:00Z" w16du:dateUtc="2025-10-27T00:17:00Z">
+        <w:r>
+          <w:t>;</w:t>
+        </w:r>
+      </w:ins>
+      <w:ins w:id="222" w:author="Daniel Noble" w:date="2025-10-27T11:15:00Z" w16du:dateUtc="2025-10-27T00:15:00Z">
+        <w:r>
+          <w:t>@De_Frenne2024</w:t>
+        </w:r>
+      </w:ins>
+      <w:ins w:id="223" w:author="Daniel Noble" w:date="2025-10-27T11:12:00Z" w16du:dateUtc="2025-10-27T00:12:00Z">
+        <w:r>
+          <w:t>)</w:t>
+        </w:r>
+      </w:ins>
+      <w:ins w:id="224" w:author="Daniel Noble" w:date="2025-10-27T11:17:00Z" w16du:dateUtc="2025-10-27T00:17:00Z">
+        <w:r>
+          <w:t xml:space="preserve">. </w:t>
+        </w:r>
+      </w:ins>
+      <w:commentRangeEnd w:id="184"/>
+      <w:ins w:id="225" w:author="Daniel Noble" w:date="2025-10-27T12:03:00Z" w16du:dateUtc="2025-10-27T01:03:00Z">
+        <w:r>
+          <w:rPr>
+            <w:rStyle w:val="CommentReference"/>
+            <w:rFonts w:asciiTheme="minorHAnsi" w:hAnsiTheme="minorHAnsi"/>
+          </w:rPr>
+          <w:commentReference w:id="184"/>
+        </w:r>
+      </w:ins>
+    </w:p>
+    <w:p>
+      <w:pPr>
+        <w:pStyle w:val="FirstParagraph"/>
+        <w:spacing w:line="360" w:lineRule="auto"/>
+        <w:rPr>
+          <w:ins w:id="226" w:author="Daniel Noble" w:date="2025-10-27T10:54:00Z" w16du:dateUtc="2025-10-26T23:54:00Z"/>
+        </w:rPr>
+      </w:pPr>
+      <w:ins w:id="227" w:author="Daniel Noble" w:date="2025-10-27T11:18:00Z" w16du:dateUtc="2025-10-27T00:18:00Z">
+        <w:r>
+          <w:t>A more challenging aspect of microclimate modelling</w:t>
+        </w:r>
+      </w:ins>
+      <w:ins w:id="228" w:author="Daniel Noble" w:date="2025-10-27T11:33:00Z" w16du:dateUtc="2025-10-27T00:33:00Z">
+        <w:r>
+          <w:t>,</w:t>
+        </w:r>
+      </w:ins>
+      <w:ins w:id="229" w:author="Daniel Noble" w:date="2025-10-27T11:18:00Z" w16du:dateUtc="2025-10-27T00:18:00Z">
+        <w:r>
+          <w:t xml:space="preserve"> beyond </w:t>
+        </w:r>
+      </w:ins>
+      <w:ins w:id="230" w:author="Daniel Noble" w:date="2025-10-27T11:19:00Z" w16du:dateUtc="2025-10-27T00:19:00Z">
+        <w:r>
+          <w:t>parameterization</w:t>
+        </w:r>
+      </w:ins>
+      <w:ins w:id="231" w:author="Daniel Noble" w:date="2025-10-27T11:33:00Z" w16du:dateUtc="2025-10-27T00:33:00Z">
+        <w:r>
+          <w:t>,</w:t>
+        </w:r>
+      </w:ins>
+      <w:ins w:id="232" w:author="Daniel Noble" w:date="2025-10-27T11:19:00Z" w16du:dateUtc="2025-10-27T00:19:00Z">
+        <w:r>
+          <w:t xml:space="preserve"> is capturing </w:t>
+        </w:r>
+      </w:ins>
+      <w:ins w:id="233" w:author="Daniel Noble" w:date="2025-10-27T11:20:00Z" w16du:dateUtc="2025-10-27T00:20:00Z">
+        <w:r>
+          <w:t xml:space="preserve">vegetation and soil dynamics which can dramatically shape </w:t>
+        </w:r>
+      </w:ins>
+      <w:ins w:id="234" w:author="Daniel Noble" w:date="2025-10-27T11:21:00Z" w16du:dateUtc="2025-10-27T00:21:00Z">
+        <w:r>
+          <w:t>microclimate</w:t>
+        </w:r>
+      </w:ins>
+      <w:ins w:id="235" w:author="Daniel Noble" w:date="2025-10-27T11:20:00Z" w16du:dateUtc="2025-10-27T00:20:00Z">
+        <w:r>
+          <w:t xml:space="preserve"> conditions</w:t>
+        </w:r>
+      </w:ins>
+      <w:ins w:id="236" w:author="Daniel Noble" w:date="2025-10-27T11:33:00Z" w16du:dateUtc="2025-10-27T00:33:00Z">
+        <w:r>
+          <w:t>. Capt</w:t>
+        </w:r>
+      </w:ins>
+      <w:ins w:id="237" w:author="Daniel Noble" w:date="2025-10-27T11:34:00Z" w16du:dateUtc="2025-10-27T00:34:00Z">
+        <w:r>
+          <w:t>ur</w:t>
+        </w:r>
+      </w:ins>
+      <w:ins w:id="238" w:author="Daniel Noble" w:date="2025-10-27T11:33:00Z" w16du:dateUtc="2025-10-27T00:33:00Z">
+        <w:r>
+          <w:t>ing these dynamics requires a systems-based approach</w:t>
+        </w:r>
+      </w:ins>
+      <w:del w:id="239" w:author="Daniel Noble" w:date="2025-10-27T10:45:00Z" w16du:dateUtc="2025-10-26T23:45:00Z">
+        <w:r>
+          <w:delText xml:space="preserve"> shading, </w:delText>
+        </w:r>
+      </w:del>
+      <w:del w:id="240" w:author="Daniel Noble" w:date="2025-10-27T10:36:00Z" w16du:dateUtc="2025-10-26T23:36:00Z">
+        <w:r>
+          <w:delText xml:space="preserve">changes in wind profiles </w:delText>
+        </w:r>
+      </w:del>
+      <w:del w:id="241" w:author="Daniel Noble" w:date="2025-10-27T10:37:00Z" w16du:dateUtc="2025-10-26T23:37:00Z">
+        <w:r>
+          <w:delText>and</w:delText>
+        </w:r>
+      </w:del>
+      <w:del w:id="242" w:author="Daniel Noble" w:date="2025-10-27T10:45:00Z" w16du:dateUtc="2025-10-26T23:45:00Z">
+        <w:r>
+          <w:delText xml:space="preserve"> evaporative cooling (transpiration rates). </w:delText>
+        </w:r>
+      </w:del>
+      <w:del w:id="243" w:author="Daniel Noble" w:date="2025-10-27T10:40:00Z" w16du:dateUtc="2025-10-26T23:40:00Z">
+        <w:r>
+          <w:delText xml:space="preserve">Vegetation </w:delText>
+        </w:r>
+      </w:del>
+      <w:del w:id="244" w:author="Daniel Noble" w:date="2025-10-27T11:19:00Z" w16du:dateUtc="2025-10-27T00:19:00Z">
+        <w:r>
+          <w:delText xml:space="preserve">and soil </w:delText>
+        </w:r>
+      </w:del>
+      <w:del w:id="245" w:author="Daniel Noble" w:date="2025-10-27T10:40:00Z" w16du:dateUtc="2025-10-26T23:40:00Z">
+        <w:r>
+          <w:delText xml:space="preserve">also </w:delText>
+        </w:r>
+      </w:del>
+      <w:del w:id="246" w:author="Daniel Noble" w:date="2025-10-27T11:19:00Z" w16du:dateUtc="2025-10-27T00:19:00Z">
+        <w:r>
+          <w:delText>interact strongly</w:delText>
+        </w:r>
+      </w:del>
+      <w:r>
+        <w:t xml:space="preserve">. </w:t>
+      </w:r>
+      <w:ins w:id="247" w:author="Daniel Noble" w:date="2025-10-27T10:51:00Z" w16du:dateUtc="2025-10-26T23:51:00Z">
+        <w:r>
+          <w:t>For example, p</w:t>
+        </w:r>
+        <w:r>
+          <w:t xml:space="preserve">lant water use dynamics during heatwaves can amplify or reduce </w:t>
+        </w:r>
+        <w:r>
+          <w:lastRenderedPageBreak/>
+          <w:t xml:space="preserve">high temperatures via effects on photosynthetic capacity, stomatal decoupling, cuticular conductance, leaf damage and plant mortality [17,40]. These impacts are important for the plants themselves, but also for thermal regimes </w:t>
+        </w:r>
+      </w:ins>
+      <w:ins w:id="248" w:author="Daniel Noble" w:date="2025-10-27T11:21:00Z" w16du:dateUtc="2025-10-27T00:21:00Z">
+        <w:r>
+          <w:t>available to other organisms</w:t>
+        </w:r>
+      </w:ins>
+      <w:ins w:id="249" w:author="Daniel Noble" w:date="2025-10-27T10:51:00Z" w16du:dateUtc="2025-10-26T23:51:00Z">
+        <w:r>
+          <w:t xml:space="preserve">. </w:t>
+        </w:r>
+      </w:ins>
+      <w:ins w:id="250" w:author="Daniel Noble" w:date="2025-10-27T10:52:00Z" w16du:dateUtc="2025-10-26T23:52:00Z">
+        <w:r>
+          <w:t xml:space="preserve">Forecasting future thermal regimes is challenging because it involves forecasting future vegetation dynamics, including changes in key vegetation properties such as leaf area index, as a function of plant growth, plant population dynamics and shifts in community composition. </w:t>
+        </w:r>
+      </w:ins>
+      <w:ins w:id="251" w:author="Daniel Noble" w:date="2025-10-27T11:29:00Z" w16du:dateUtc="2025-10-27T00:29:00Z">
+        <w:r>
+          <w:t xml:space="preserve">Despite the complexity and non-linearity of these interactions across the soil-plant-atmosphere continuum, there is existing capacity, and growing potential, to model them and determine individual-specific exposure to extreme heat. </w:t>
+        </w:r>
+        <w:r>
+          <w:t>For example, a</w:t>
+        </w:r>
+      </w:ins>
+      <w:ins w:id="252" w:author="Daniel Noble" w:date="2025-10-27T10:52:00Z" w16du:dateUtc="2025-10-26T23:52:00Z">
+        <w:r>
+          <w:t xml:space="preserve"> wide range of vegetation models </w:t>
+        </w:r>
+      </w:ins>
+      <w:ins w:id="253" w:author="Daniel Noble" w:date="2025-10-27T11:29:00Z" w16du:dateUtc="2025-10-27T00:29:00Z">
+        <w:r>
+          <w:t>are</w:t>
+        </w:r>
+      </w:ins>
+      <w:ins w:id="254" w:author="Daniel Noble" w:date="2025-10-27T10:52:00Z" w16du:dateUtc="2025-10-26T23:52:00Z">
+        <w:r>
+          <w:t xml:space="preserve"> available for </w:t>
+        </w:r>
+      </w:ins>
+      <w:ins w:id="255" w:author="Daniel Noble" w:date="2025-10-27T11:29:00Z" w16du:dateUtc="2025-10-27T00:29:00Z">
+        <w:r>
+          <w:t>capturing these dynamics</w:t>
+        </w:r>
+      </w:ins>
+      <w:ins w:id="256" w:author="Daniel Noble" w:date="2025-10-27T10:52:00Z" w16du:dateUtc="2025-10-26T23:52:00Z">
+        <w:r>
+          <w:t>, from crop growth models that simulate growth and yield of crops over a season (e.g. APSIM, [41]) up to the dynamic global vegetation models (DGVMs) that simulate vegetation function and distribution at local to global scales [42].</w:t>
+        </w:r>
+      </w:ins>
+      <w:ins w:id="257" w:author="Daniel Noble" w:date="2025-10-27T10:54:00Z" w16du:dateUtc="2025-10-26T23:54:00Z">
+        <w:r>
+          <w:t xml:space="preserve"> </w:t>
+        </w:r>
+      </w:ins>
     </w:p>
     <w:p>
       <w:pPr>
         <w:pStyle w:val="BodyText"/>
-        <w:spacing w:line="360" w:lineRule="auto"/>
-      </w:pPr>
-      <w:r>
-        <w:t xml:space="preserve">To some extent, and at large spatial scales (e.g. 0.5 </w:t>
-      </w:r>
+        <w:rPr>
+          <w:del w:id="258" w:author="Daniel Noble" w:date="2025-10-27T10:56:00Z" w16du:dateUtc="2025-10-26T23:56:00Z"/>
+        </w:rPr>
+        <w:pPrChange w:id="259" w:author="Daniel Noble" w:date="2025-10-27T10:30:00Z" w16du:dateUtc="2025-10-26T23:30:00Z">
+          <w:pPr>
+            <w:pStyle w:val="FirstParagraph"/>
+            <w:spacing w:line="360" w:lineRule="auto"/>
+          </w:pPr>
+        </w:pPrChange>
+      </w:pPr>
+      <w:del w:id="260" w:author="Daniel Noble" w:date="2025-10-27T10:56:00Z" w16du:dateUtc="2025-10-26T23:56:00Z">
+        <w:r>
+          <w:delText xml:space="preserve">Past soil moisture regimes and heat wave events can lead to leaf loss and hence increased radiation exposure of the soil surface, while stomatal behavior alters transpiration rate and hence soil moisture. </w:delText>
+        </w:r>
+      </w:del>
+      <w:del w:id="261" w:author="Daniel Noble" w:date="2025-10-27T10:55:00Z" w16du:dateUtc="2025-10-26T23:55:00Z">
+        <w:r>
+          <w:delText xml:space="preserve">Past weather conditions can determine how a given heat wave manifests, so the same atmospheric heat wave can have different implications for microclimatic conditions depending on the recent history of rainfall and temperature. </w:delText>
+        </w:r>
+      </w:del>
+      <w:del w:id="262" w:author="Daniel Noble" w:date="2025-10-27T10:45:00Z" w16du:dateUtc="2025-10-26T23:45:00Z">
+        <w:r>
+          <w:delText>Despite the complexity and non-linearity of these interactions across the soil-plant-atmosphere continuum, there is existing capacity, and growing potential, to model them and determine individual-specific exposure to extreme heat.</w:delText>
+        </w:r>
+      </w:del>
+    </w:p>
+    <w:p>
+      <w:pPr>
+        <w:pStyle w:val="BodyText"/>
+        <w:spacing w:line="360" w:lineRule="auto"/>
+        <w:rPr>
+          <w:del w:id="263" w:author="Daniel Noble" w:date="2025-10-27T10:56:00Z" w16du:dateUtc="2025-10-26T23:56:00Z"/>
+        </w:rPr>
+      </w:pPr>
+      <w:del w:id="264" w:author="Daniel Noble" w:date="2025-10-27T10:56:00Z" w16du:dateUtc="2025-10-26T23:56:00Z">
+        <w:r>
+          <w:delText xml:space="preserve">To some extent, and at large spatial scales (e.g. 0.5 </w:delText>
+        </w:r>
+      </w:del>
       <m:oMath>
         <m:sSup>
           <m:sSupPr>
             <m:ctrlPr>
-              <w:rPr>
-                <w:rFonts w:ascii="Cambria Math" w:hAnsi="Cambria Math"/>
-              </w:rPr>
+              <w:del w:id="265" w:author="Daniel Noble" w:date="2025-10-27T10:56:00Z" w16du:dateUtc="2025-10-26T23:56:00Z">
+                <w:rPr>
+                  <w:rFonts w:ascii="Cambria Math" w:hAnsi="Cambria Math"/>
+                </w:rPr>
+              </w:del>
             </m:ctrlPr>
           </m:sSupPr>
           <m:e>
             <m:r>
-              <w:rPr>
-                <w:rFonts w:ascii="Cambria Math" w:hAnsi="Cambria Math"/>
-              </w:rPr>
-              <m:t>​</m:t>
+              <w:del w:id="266" w:author="Daniel Noble" w:date="2025-10-27T10:56:00Z" w16du:dateUtc="2025-10-26T23:56:00Z">
+                <w:rPr>
+                  <w:rFonts w:ascii="Cambria Math" w:hAnsi="Cambria Math"/>
+                </w:rPr>
+                <m:t>​</m:t>
+              </w:del>
             </m:r>
           </m:e>
           <m:sup>
             <m:r>
-              <m:rPr>
-                <m:sty m:val="p"/>
-              </m:rPr>
-              <w:rPr>
-                <w:rFonts w:ascii="Cambria Math" w:hAnsi="Cambria Math"/>
-              </w:rPr>
-              <m:t>∘</m:t>
+              <w:del w:id="267" w:author="Daniel Noble" w:date="2025-10-27T10:56:00Z" w16du:dateUtc="2025-10-26T23:56:00Z">
+                <m:rPr>
+                  <m:sty m:val="p"/>
+                </m:rPr>
+                <w:rPr>
+                  <w:rFonts w:ascii="Cambria Math" w:hAnsi="Cambria Math"/>
+                </w:rPr>
+                <m:t>∘</m:t>
+              </w:del>
             </m:r>
           </m:sup>
         </m:sSup>
       </m:oMath>
-      <w:r>
-        <w:t xml:space="preserve"> grid cells), GCMs have these dynamics built into them via modules called ‘land-surface models’ (LSMs), which aim to capture feedbacks between the land surface and associated vegetation. LSMs will at minimum represent air, soil and canopy temperatures. LSMs that represent multiple layers of the plant canopy will represent the change in leaf temperature with canopy depth; models may also represent thermal gradients through the soil [31]. Land surface schemes will typically do this using energy balance approaches. Early generations of LSMs assumed vegetation was static, with fixed plant functional types (PFTs) and leaf area index (LAI), but most LSMs are moving towards dynamic </w:t>
-      </w:r>
-      <w:r>
-        <w:lastRenderedPageBreak/>
-        <w:t>representations of vegetation properties, allowing large-scale feedbacks between vegetation and climate to be represented [32].</w:t>
-      </w:r>
+      <w:del w:id="268" w:author="Daniel Noble" w:date="2025-10-27T10:56:00Z" w16du:dateUtc="2025-10-26T23:56:00Z">
+        <w:r>
+          <w:delText xml:space="preserve"> grid cells), GCMs have these dynamics built into them via modules called ‘land-surface models’ (LSMs), which aim to capture feedbacks between the land surface and associated vegetation. LSMs will at minimum represent air, soil and canopy temperatures. LSMs that represent multiple layers of the plant canopy will represent the change in leaf temperature with canopy depth; models may also represent thermal gradients through the soil [31]. Land surface schemes will typically do this using energy balance approaches. Early generations of LSMs assumed vegetation was static, with fixed plant functional types (PFTs) and leaf area index (LAI), but most LSMs are moving towards dynamic representations of vegetation properties, allowing large-scale feedbacks between vegetation and climate to be represented [32].</w:delText>
+        </w:r>
+      </w:del>
     </w:p>
     <w:p>
       <w:pPr>
         <w:pStyle w:val="BodyText"/>
         <w:spacing w:line="360" w:lineRule="auto"/>
-      </w:pPr>
-      <w:r>
-        <w:t xml:space="preserve">The primary role of LSMs is to better understand overall atmospheric dynamics rather than resolve the details of microclimates to which organisms are exposed. Thus, agronomists and ecologists have developed microclimate models that can provide more detailed inferences of environmental exposure. These microclimate models take the atmospheric conditions as independent forcing variables, together with detailed information on terrain (slope, aspect, hill shade), vegetation [plant-area index (PAI), stomatal behaviour, leaf reflectance] and soil properties (thermal and hydraulic) to predict how radiation, wind speed, air temperature, humidity, soil temperature and soil moisture vary on small scales. The available models vary in the physical processes they incorporate yet can be powerful in predicting relevant microclimates to organisms [33–39]. Our </w:t>
-      </w:r>
-      <w:hyperlink r:id="rId6">
+        <w:rPr>
+          <w:del w:id="269" w:author="Daniel Noble" w:date="2025-10-27T10:56:00Z" w16du:dateUtc="2025-10-26T23:56:00Z"/>
+        </w:rPr>
+      </w:pPr>
+      <w:del w:id="270" w:author="Daniel Noble" w:date="2025-10-27T10:56:00Z" w16du:dateUtc="2025-10-26T23:56:00Z">
+        <w:r>
+          <w:delText xml:space="preserve">The primary role of LSMs is to better understand overall atmospheric dynamics rather than resolve the details of microclimates to which organisms are exposed. Thus, agronomists and ecologists have developed microclimate models that can provide more detailed inferences of environmental exposure. These microclimate models take the atmospheric conditions as independent forcing variables, together with detailed information on terrain (slope, aspect, hill shade), vegetation [plant-area index (PAI), stomatal behaviour, leaf reflectance] and soil properties (thermal and hydraulic) to predict how radiation, wind speed, air temperature, humidity, soil temperature and soil moisture vary on small scales. The available models vary in the physical processes they incorporate yet can be powerful in predicting relevant microclimates to organisms [33–39]. Our </w:delText>
+        </w:r>
+        <w:r>
+          <w:fldChar w:fldCharType="begin"/>
+        </w:r>
+        <w:r>
+          <w:delInstrText>HYPERLINK "https://daniel1noble.github.io/thermal_tol_interactions/" \h</w:delInstrText>
+        </w:r>
+        <w:r>
+          <w:fldChar w:fldCharType="separate"/>
+        </w:r>
         <w:r>
           <w:rPr>
             <w:rStyle w:val="Hyperlink"/>
             <w:i/>
             <w:iCs/>
           </w:rPr>
-          <w:t>Supplementary Online Material</w:t>
-        </w:r>
-      </w:hyperlink>
-      <w:r>
-        <w:t xml:space="preserve"> provides a tutorial on how to predict microclimates from climate data using existing open access software and datasets [33,35,36].</w:t>
-      </w:r>
+          <w:delText>Supplementary Online Material</w:delText>
+        </w:r>
+        <w:r>
+          <w:fldChar w:fldCharType="end"/>
+        </w:r>
+        <w:r>
+          <w:delText xml:space="preserve"> provides a tutorial on how to predict microclimates from climate data using existing open access software and datasets [33,35,36].</w:delText>
+        </w:r>
+      </w:del>
     </w:p>
     <w:p>
       <w:pPr>
         <w:pStyle w:val="BodyText"/>
         <w:spacing w:line="360" w:lineRule="auto"/>
-      </w:pPr>
-      <w:r>
-        <w:t>Advancements in microclimate modelling have created opportunities to more closely couple the dynamics of the atmosphere and vegetation. In particular, plant water use dynamics during heatwaves can amplify or reduce high temperatures via effects on photosynthetic capacity, stomatal decoupling, cuticular conductance, leaf damage and plant mortality [17,40]. These impacts are important for the plants themselves, but also for thermal regimes within the plant canopy. Forecasting future thermal regimes is challenging because it involves forecasting future vegetation dynamics, including changes in key vegetation properties such as leaf area index, as a function of plant growth, plant population dynamics and shifts in community composition. A wide range of vegetation models is available for this purpose, from crop growth models that simulate growth and yield of crops over a season (e.g. APSIM, [41]) up to the dynamic global vegetation models (DGVMs) that simulate vegetation function and distribution at local to global scales [42].</w:t>
-      </w:r>
+        <w:rPr>
+          <w:del w:id="271" w:author="Daniel Noble" w:date="2025-10-27T10:30:00Z" w16du:dateUtc="2025-10-26T23:30:00Z"/>
+        </w:rPr>
+      </w:pPr>
+      <w:del w:id="272" w:author="Daniel Noble" w:date="2025-10-27T10:30:00Z" w16du:dateUtc="2025-10-26T23:30:00Z">
+        <w:r>
+          <w:delText>Advancements in microclimate modelling have created opportunities to more closely couple the dynamics of the atmosphere and vegetation. In particular, plant water use dynamics during heatwaves can amplify or reduce high temperatures via effects on photosynthetic capacity, stomatal decoupling, cuticular conductance, leaf damage and plant mortality [17,40]. These impacts are important for the plants themselves, but also for thermal regimes within the plant canopy. Forecasting future thermal regimes is challenging because it involves forecasting future vegetation dynamics, including changes in key vegetation properties such as leaf area index, as a function of plant growth, plant population dynamics and shifts in community composition. A wide range of vegetation models is available for this purpose, from crop growth models that simulate growth and yield of crops over a season (e.g. APSIM, [41]) up to the dynamic global vegetation models (DGVMs) that simulate vegetation function and distribution at local to global scales [42].</w:delText>
+        </w:r>
+      </w:del>
     </w:p>
     <w:p>
       <w:pPr>
         <w:pStyle w:val="Heading1"/>
         <w:spacing w:line="360" w:lineRule="auto"/>
       </w:pPr>
-      <w:bookmarkStart w:id="10" w:name="X5a6e6d313f4187bfc77082e5e5979262b26b081"/>
-      <w:bookmarkEnd w:id="9"/>
+      <w:bookmarkStart w:id="273" w:name="X5a6e6d313f4187bfc77082e5e5979262b26b081"/>
+      <w:bookmarkEnd w:id="145"/>
       <w:r>
         <w:t>Translating exposure to organism temperature: biophysics to the rescue!</w:t>
       </w:r>
@@ -967,7 +2492,61 @@
         <w:spacing w:line="360" w:lineRule="auto"/>
       </w:pPr>
       <w:r>
-        <w:t xml:space="preserve">Once microclimates are quantified, heat budgets of organisms can be computed as a function of their traits using the principles of biophysical ecology. </w:t>
+        <w:t xml:space="preserve">Once microclimates are quantified, </w:t>
+      </w:r>
+      <w:ins w:id="274" w:author="Daniel Noble" w:date="2025-10-27T13:27:00Z" w16du:dateUtc="2025-10-27T02:27:00Z">
+        <w:r>
+          <w:t xml:space="preserve">energy, </w:t>
+        </w:r>
+      </w:ins>
+      <w:r>
+        <w:t xml:space="preserve">heat </w:t>
+      </w:r>
+      <w:ins w:id="275" w:author="Daniel Noble" w:date="2025-10-27T12:04:00Z" w16du:dateUtc="2025-10-27T01:04:00Z">
+        <w:r>
+          <w:t xml:space="preserve">and water </w:t>
+        </w:r>
+      </w:ins>
+      <w:r>
+        <w:t xml:space="preserve">budgets of organisms can be computed as a function of their traits </w:t>
+      </w:r>
+      <w:ins w:id="276" w:author="Daniel Noble" w:date="2025-10-27T12:16:00Z" w16du:dateUtc="2025-10-27T01:16:00Z">
+        <w:r>
+          <w:t xml:space="preserve">(e.g., body </w:t>
+        </w:r>
+      </w:ins>
+      <w:ins w:id="277" w:author="Daniel Noble" w:date="2025-10-27T12:17:00Z" w16du:dateUtc="2025-10-27T01:17:00Z">
+        <w:r>
+          <w:t>mass</w:t>
+        </w:r>
+      </w:ins>
+      <w:ins w:id="278" w:author="Daniel Noble" w:date="2025-10-27T12:35:00Z" w16du:dateUtc="2025-10-27T01:35:00Z">
+        <w:r>
+          <w:t>, metabolic rate,</w:t>
+        </w:r>
+      </w:ins>
+      <w:ins w:id="279" w:author="Daniel Noble" w:date="2025-10-27T12:17:00Z" w16du:dateUtc="2025-10-27T01:17:00Z">
+        <w:r>
+          <w:t xml:space="preserve"> </w:t>
+        </w:r>
+      </w:ins>
+      <w:ins w:id="280" w:author="Daniel Noble" w:date="2025-10-27T12:16:00Z" w16du:dateUtc="2025-10-27T01:16:00Z">
+        <w:r>
+          <w:t xml:space="preserve">surface area, </w:t>
+        </w:r>
+      </w:ins>
+      <w:ins w:id="281" w:author="Daniel Noble" w:date="2025-10-27T12:17:00Z" w16du:dateUtc="2025-10-27T01:17:00Z">
+        <w:r>
+          <w:t>integument</w:t>
+        </w:r>
+      </w:ins>
+      <w:ins w:id="282" w:author="Daniel Noble" w:date="2025-10-27T12:16:00Z" w16du:dateUtc="2025-10-27T01:16:00Z">
+        <w:r>
+          <w:t xml:space="preserve"> emissivity) </w:t>
+        </w:r>
+      </w:ins>
+      <w:r>
+        <w:t xml:space="preserve">using the principles of biophysical ecology. </w:t>
       </w:r>
       <w:r>
         <w:rPr>
@@ -977,20 +2556,380 @@
         <w:t>Biophysical models</w:t>
       </w:r>
       <w:r>
-        <w:t xml:space="preserve"> have a long history [17,e.g. 43,44] but have become more widely applied in ecology in the past 20 years, facilitated by developments in environmental datasets, microclimate modelling, and the emergence of high-level programming languages such as R [18]. Biophysical models of ectothermic animals can account for complex radiative heat transfer and the role of evaporative water loss across surfaces [33,45]. Equivalent models of leaves incorporate the dynamic role of stomata [17,46], while models of endotherms can account for the role of insulation and metabolic heat production [47]. Future developments in biophysical modelling of organismal temperature under extreme </w:t>
+        <w:t xml:space="preserve"> have a long history [</w:t>
+      </w:r>
+      <w:ins w:id="283" w:author="Daniel Noble" w:date="2025-10-27T12:47:00Z" w16du:dateUtc="2025-10-27T01:47:00Z">
+        <w:r>
+          <w:t xml:space="preserve">e.g. </w:t>
+        </w:r>
+      </w:ins>
+      <w:r>
+        <w:t>17,</w:t>
+      </w:r>
+      <w:del w:id="284" w:author="Daniel Noble" w:date="2025-10-27T12:47:00Z" w16du:dateUtc="2025-10-27T01:47:00Z">
+        <w:r>
+          <w:delText>e.g.</w:delText>
+        </w:r>
+      </w:del>
+      <w:r>
+        <w:t xml:space="preserve"> 43,44] but have become more widely applied in ecology in the past 20 years, facilitated by developments in environmental datasets, microclimate modelling, and the emergence of high-level programming languages such as R [18]. Biophysical models of ectothermic animals </w:t>
+      </w:r>
+      <w:ins w:id="285" w:author="Daniel Noble" w:date="2025-10-27T12:24:00Z" w16du:dateUtc="2025-10-27T01:24:00Z">
+        <w:r>
+          <w:t xml:space="preserve">make use of equations for energy and mass exchange between an organism and its environment and </w:t>
+        </w:r>
+      </w:ins>
+      <w:r>
+        <w:t>can account for complex radiative heat transfer and the role of evaporative water loss across surfaces [33,45]. Equivalent models of leaves incorporate the dynamic role of stomata [17,46</w:t>
+      </w:r>
+      <w:del w:id="286" w:author="Daniel Noble" w:date="2025-10-27T12:25:00Z" w16du:dateUtc="2025-10-27T01:25:00Z">
+        <w:r>
+          <w:delText>], while models of endotherms can account for the role of insulation and metabolic heat production [47]</w:delText>
+        </w:r>
+      </w:del>
+      <w:ins w:id="287" w:author="Daniel Noble" w:date="2025-10-27T12:25:00Z" w16du:dateUtc="2025-10-27T01:25:00Z">
+        <w:r>
+          <w:t>]</w:t>
+        </w:r>
+      </w:ins>
+      <w:r>
+        <w:t xml:space="preserve">. </w:t>
+      </w:r>
+      <w:commentRangeStart w:id="288"/>
+      <w:ins w:id="289" w:author="Daniel Noble" w:date="2025-10-27T12:38:00Z" w16du:dateUtc="2025-10-27T01:38:00Z">
+        <w:r>
+          <w:t xml:space="preserve">Biophysical models are powerful because, by translating microclimate conditions to organism body temperature, simple thermoregulatory decision-making models can be used </w:t>
+        </w:r>
+      </w:ins>
+      <w:ins w:id="290" w:author="Daniel Noble" w:date="2025-10-27T12:54:00Z" w16du:dateUtc="2025-10-27T01:54:00Z">
+        <w:r>
+          <w:t>(</w:t>
+        </w:r>
+      </w:ins>
+      <w:ins w:id="291" w:author="Daniel Noble" w:date="2025-10-27T13:07:00Z" w16du:dateUtc="2025-10-27T02:07:00Z">
+        <w:r>
+          <w:t>[@Briscoe202</w:t>
+        </w:r>
+        <w:r>
+          <w:t>2</w:t>
+        </w:r>
+      </w:ins>
+      <w:ins w:id="292" w:author="Daniel Noble" w:date="2025-10-27T13:08:00Z" w16du:dateUtc="2025-10-27T02:08:00Z">
+        <w:r>
+          <w:t xml:space="preserve">; </w:t>
+        </w:r>
+        <w:r>
+          <w:t>@Wild202</w:t>
+        </w:r>
+      </w:ins>
+      <w:ins w:id="293" w:author="Daniel Noble" w:date="2025-10-27T13:13:00Z" w16du:dateUtc="2025-10-27T02:13:00Z">
+        <w:r>
+          <w:t>2</w:t>
+        </w:r>
+      </w:ins>
+      <w:ins w:id="294" w:author="Daniel Noble" w:date="2025-10-27T12:54:00Z" w16du:dateUtc="2025-10-27T01:54:00Z">
+        <w:r>
+          <w:t>)</w:t>
+        </w:r>
+      </w:ins>
+      <w:ins w:id="295" w:author="Daniel Noble" w:date="2025-10-27T12:38:00Z" w16du:dateUtc="2025-10-27T01:38:00Z">
+        <w:r>
+          <w:t xml:space="preserve">. </w:t>
+        </w:r>
+        <w:r>
+          <w:t xml:space="preserve">For example, </w:t>
+        </w:r>
+      </w:ins>
+      <w:ins w:id="296" w:author="Daniel Noble" w:date="2025-10-27T12:44:00Z" w16du:dateUtc="2025-10-27T01:44:00Z">
+        <w:r>
+          <w:t xml:space="preserve">an </w:t>
+        </w:r>
+      </w:ins>
+      <w:ins w:id="297" w:author="Daniel Noble" w:date="2025-10-27T12:45:00Z" w16du:dateUtc="2025-10-27T01:45:00Z">
+        <w:r>
+          <w:t>organism’s</w:t>
+        </w:r>
+      </w:ins>
+      <w:ins w:id="298" w:author="Daniel Noble" w:date="2025-10-27T12:44:00Z" w16du:dateUtc="2025-10-27T01:44:00Z">
+        <w:r>
+          <w:t xml:space="preserve"> </w:t>
+        </w:r>
+      </w:ins>
+      <w:ins w:id="299" w:author="Daniel Noble" w:date="2025-10-27T12:43:00Z" w16du:dateUtc="2025-10-27T01:43:00Z">
+        <w:r>
+          <w:t>current body temperature</w:t>
+        </w:r>
+      </w:ins>
+      <w:ins w:id="300" w:author="Daniel Noble" w:date="2025-10-27T12:44:00Z" w16du:dateUtc="2025-10-27T01:44:00Z">
+        <w:r>
+          <w:t xml:space="preserve"> can be compared</w:t>
+        </w:r>
+      </w:ins>
+      <w:ins w:id="301" w:author="Daniel Noble" w:date="2025-10-27T12:43:00Z" w16du:dateUtc="2025-10-27T01:43:00Z">
+        <w:r>
+          <w:t xml:space="preserve"> to </w:t>
+        </w:r>
+      </w:ins>
+      <w:ins w:id="302" w:author="Daniel Noble" w:date="2025-10-27T12:44:00Z" w16du:dateUtc="2025-10-27T01:44:00Z">
+        <w:r>
+          <w:t>temperatures</w:t>
+        </w:r>
+      </w:ins>
+      <w:ins w:id="303" w:author="Daniel Noble" w:date="2025-10-27T12:43:00Z" w16du:dateUtc="2025-10-27T01:43:00Z">
+        <w:r>
+          <w:t xml:space="preserve"> available within </w:t>
+        </w:r>
+      </w:ins>
+      <w:ins w:id="304" w:author="Daniel Noble" w:date="2025-10-27T12:44:00Z" w16du:dateUtc="2025-10-27T01:44:00Z">
+        <w:r>
+          <w:t>its</w:t>
+        </w:r>
+      </w:ins>
+      <w:ins w:id="305" w:author="Daniel Noble" w:date="2025-10-27T12:43:00Z" w16du:dateUtc="2025-10-27T01:43:00Z">
+        <w:r>
+          <w:t xml:space="preserve"> microclimate</w:t>
+        </w:r>
+      </w:ins>
+      <w:ins w:id="306" w:author="Daniel Noble" w:date="2025-10-27T12:44:00Z" w16du:dateUtc="2025-10-27T01:44:00Z">
+        <w:r>
+          <w:t>. Given</w:t>
+        </w:r>
+      </w:ins>
+      <w:ins w:id="307" w:author="Daniel Noble" w:date="2025-10-27T12:40:00Z" w16du:dateUtc="2025-10-27T01:40:00Z">
+        <w:r>
+          <w:t xml:space="preserve"> </w:t>
+        </w:r>
+      </w:ins>
+      <w:ins w:id="308" w:author="Daniel Noble" w:date="2025-10-27T12:41:00Z" w16du:dateUtc="2025-10-27T01:41:00Z">
+        <w:r>
+          <w:t xml:space="preserve">an understanding of an </w:t>
+        </w:r>
+      </w:ins>
+      <w:ins w:id="309" w:author="Daniel Noble" w:date="2025-10-27T12:45:00Z" w16du:dateUtc="2025-10-27T01:45:00Z">
+        <w:r>
+          <w:t>organism’s</w:t>
+        </w:r>
+      </w:ins>
+      <w:ins w:id="310" w:author="Daniel Noble" w:date="2025-10-27T12:41:00Z" w16du:dateUtc="2025-10-27T01:41:00Z">
+        <w:r>
+          <w:t xml:space="preserve"> </w:t>
+        </w:r>
+      </w:ins>
+      <w:ins w:id="311" w:author="Daniel Noble" w:date="2025-10-27T12:40:00Z" w16du:dateUtc="2025-10-27T01:40:00Z">
+        <w:r>
+          <w:t xml:space="preserve">thermal activity windows, thermal optima, and critical thermal limits </w:t>
+        </w:r>
+      </w:ins>
+      <w:ins w:id="312" w:author="Daniel Noble" w:date="2025-10-27T12:45:00Z" w16du:dateUtc="2025-10-27T01:45:00Z">
+        <w:r>
+          <w:t>suitable microclimates that lead to body temperatures</w:t>
+        </w:r>
+      </w:ins>
+      <w:ins w:id="313" w:author="Daniel Noble" w:date="2025-10-27T12:41:00Z" w16du:dateUtc="2025-10-27T01:41:00Z">
+        <w:r>
+          <w:t xml:space="preserve"> </w:t>
+        </w:r>
+      </w:ins>
+      <w:ins w:id="314" w:author="Daniel Noble" w:date="2025-10-27T12:45:00Z" w16du:dateUtc="2025-10-27T01:45:00Z">
+        <w:r>
+          <w:t>within its thermal limits</w:t>
+        </w:r>
+      </w:ins>
+      <w:ins w:id="315" w:author="Daniel Noble" w:date="2025-10-27T12:55:00Z" w16du:dateUtc="2025-10-27T01:55:00Z">
+        <w:r>
+          <w:t>,</w:t>
+        </w:r>
+      </w:ins>
+      <w:ins w:id="316" w:author="Daniel Noble" w:date="2025-10-27T12:45:00Z" w16du:dateUtc="2025-10-27T01:45:00Z">
+        <w:r>
+          <w:t xml:space="preserve"> and as close as possible to its thermal optima</w:t>
+        </w:r>
+      </w:ins>
+      <w:ins w:id="317" w:author="Daniel Noble" w:date="2025-10-27T13:13:00Z" w16du:dateUtc="2025-10-27T02:13:00Z">
+        <w:r>
+          <w:t xml:space="preserve">, can be chosen [e.g., </w:t>
+        </w:r>
+        <w:r>
+          <w:t>(</w:t>
+        </w:r>
+        <w:r>
+          <w:t>[@Briscoe202</w:t>
+        </w:r>
+        <w:r>
+          <w:t xml:space="preserve">2; </w:t>
+        </w:r>
+        <w:r>
+          <w:t>@Wild202</w:t>
+        </w:r>
+        <w:r>
+          <w:t>2</w:t>
+        </w:r>
+        <w:r>
+          <w:t>]</w:t>
+        </w:r>
+      </w:ins>
+      <w:ins w:id="318" w:author="Daniel Noble" w:date="2025-10-27T12:45:00Z" w16du:dateUtc="2025-10-27T01:45:00Z">
+        <w:r>
+          <w:t xml:space="preserve">. </w:t>
+        </w:r>
+      </w:ins>
+      <w:ins w:id="319" w:author="Daniel Noble" w:date="2025-10-27T12:46:00Z" w16du:dateUtc="2025-10-27T01:46:00Z">
+        <w:r>
+          <w:t>Incorporating such behavioural thermoregulatory decision making is</w:t>
+        </w:r>
+      </w:ins>
+      <w:ins w:id="320" w:author="Daniel Noble" w:date="2025-10-27T12:38:00Z" w16du:dateUtc="2025-10-27T01:38:00Z">
+        <w:r>
+          <w:t xml:space="preserve"> crucial for mitigating the negative impacts of extreme </w:t>
+        </w:r>
+      </w:ins>
+      <w:ins w:id="321" w:author="Daniel Noble" w:date="2025-10-27T12:55:00Z" w16du:dateUtc="2025-10-27T01:55:00Z">
+        <w:r>
+          <w:t>heat</w:t>
+        </w:r>
+        <w:r>
+          <w:t xml:space="preserve"> and</w:t>
+        </w:r>
+      </w:ins>
+      <w:ins w:id="322" w:author="Daniel Noble" w:date="2025-10-27T12:53:00Z" w16du:dateUtc="2025-10-27T01:53:00Z">
+        <w:r>
+          <w:t xml:space="preserve"> inherently captures the trade-offs such a strategy entail through reduced foraging time</w:t>
+        </w:r>
+      </w:ins>
+      <w:ins w:id="323" w:author="Daniel Noble" w:date="2025-10-27T12:54:00Z" w16du:dateUtc="2025-10-27T01:54:00Z">
+        <w:r>
+          <w:t xml:space="preserve"> </w:t>
+        </w:r>
+      </w:ins>
+      <w:ins w:id="324" w:author="Daniel Noble" w:date="2025-10-27T12:38:00Z" w16du:dateUtc="2025-10-27T01:38:00Z">
+        <w:r>
+          <w:t>[@Briscoe2023</w:t>
+        </w:r>
+      </w:ins>
+      <w:ins w:id="325" w:author="Daniel Noble" w:date="2025-10-27T13:08:00Z" w16du:dateUtc="2025-10-27T02:08:00Z">
+        <w:r>
+          <w:t xml:space="preserve">; </w:t>
+        </w:r>
+        <w:r>
+          <w:t>@Wild202</w:t>
+        </w:r>
+      </w:ins>
+      <w:ins w:id="326" w:author="Daniel Noble" w:date="2025-10-27T12:38:00Z" w16du:dateUtc="2025-10-27T01:38:00Z">
+        <w:r>
+          <w:t>].</w:t>
+        </w:r>
+      </w:ins>
+      <w:commentRangeEnd w:id="288"/>
+      <w:ins w:id="327" w:author="Daniel Noble" w:date="2025-10-27T13:15:00Z" w16du:dateUtc="2025-10-27T02:15:00Z">
+        <w:r>
+          <w:rPr>
+            <w:rStyle w:val="CommentReference"/>
+            <w:rFonts w:asciiTheme="minorHAnsi" w:hAnsiTheme="minorHAnsi"/>
+          </w:rPr>
+          <w:commentReference w:id="288"/>
+        </w:r>
+      </w:ins>
+      <w:ins w:id="328" w:author="Daniel Noble" w:date="2025-10-27T12:38:00Z" w16du:dateUtc="2025-10-27T01:38:00Z">
+        <w:r>
+          <w:t xml:space="preserve"> </w:t>
+        </w:r>
+      </w:ins>
+      <w:r>
+        <w:t xml:space="preserve">Future developments in biophysical modelling of organismal temperature under extreme heat will involve understanding the nuances of plastic physiological and behavioral responses. For example, lizards may pant when exposed to high temperatures [48], birds may ‘wind surf’ or seek thermal micro-refugia [49], and stomatal behavior may depart from the typical responses to vapor pressure </w:t>
       </w:r>
       <w:r>
         <w:lastRenderedPageBreak/>
-        <w:t>heat will involve understanding the nuances of plastic physiological and behavioral responses. For example, lizards may pant when exposed to high temperatures [48], birds may ‘wind surf’ or seek thermal micro-refugia [49], and stomatal behavior may depart from the typical responses to vapor pressure and light intensity to allow emergency cooling [40], though this response may depend on prior soil moisture conditions [50]. The application of biophysical heat budget models in concert with microclimate models can thus be used to infer the thermal conditions to which members of the same ecological community are exposed with different degrees of detail. Realised thermal exposure can then be linked to physiological models of damage and repair.</w:t>
-      </w:r>
+        <w:t xml:space="preserve">and light intensity to allow emergency cooling [40], though this response may depend on prior soil moisture conditions [50]. The application of biophysical </w:t>
+      </w:r>
+      <w:del w:id="329" w:author="Daniel Noble" w:date="2025-10-27T12:36:00Z" w16du:dateUtc="2025-10-27T01:36:00Z">
+        <w:r>
+          <w:delText xml:space="preserve">heat budget </w:delText>
+        </w:r>
+      </w:del>
+      <w:r>
+        <w:t xml:space="preserve">models in concert with microclimate models can thus be used to infer the thermal conditions to which members of the same ecological community are exposed with different degrees of detail. </w:t>
+      </w:r>
+      <w:proofErr w:type="spellStart"/>
+      <w:r>
+        <w:t>Realised</w:t>
+      </w:r>
+      <w:proofErr w:type="spellEnd"/>
+      <w:r>
+        <w:t xml:space="preserve"> thermal exposure can then be linked to physiological models of damage and repair.</w:t>
+      </w:r>
+      <w:ins w:id="330" w:author="Daniel Noble" w:date="2025-10-27T13:26:00Z" w16du:dateUtc="2025-10-27T02:26:00Z">
+        <w:r>
+          <w:t xml:space="preserve"> While biophysical models require </w:t>
+        </w:r>
+      </w:ins>
+      <w:ins w:id="331" w:author="Daniel Noble" w:date="2025-10-27T13:29:00Z" w16du:dateUtc="2025-10-27T02:29:00Z">
+        <w:r>
+          <w:t>many variables for</w:t>
+        </w:r>
+      </w:ins>
+      <w:ins w:id="332" w:author="Daniel Noble" w:date="2025-10-27T13:26:00Z" w16du:dateUtc="2025-10-27T02:26:00Z">
+        <w:r>
+          <w:t xml:space="preserve"> </w:t>
+        </w:r>
+        <w:commentRangeStart w:id="333"/>
+        <w:r>
+          <w:t xml:space="preserve">parameterization </w:t>
+        </w:r>
+      </w:ins>
+      <w:ins w:id="334" w:author="Daniel Noble" w:date="2025-10-27T13:33:00Z" w16du:dateUtc="2025-10-27T02:33:00Z">
+        <w:r>
+          <w:t xml:space="preserve">they </w:t>
+        </w:r>
+        <w:r>
+          <w:t xml:space="preserve">can be tailored </w:t>
+        </w:r>
+      </w:ins>
+      <w:commentRangeEnd w:id="333"/>
+      <w:ins w:id="335" w:author="Daniel Noble" w:date="2025-10-27T13:35:00Z" w16du:dateUtc="2025-10-27T02:35:00Z">
+        <w:r>
+          <w:rPr>
+            <w:rStyle w:val="CommentReference"/>
+            <w:rFonts w:asciiTheme="minorHAnsi" w:hAnsiTheme="minorHAnsi"/>
+          </w:rPr>
+          <w:commentReference w:id="333"/>
+        </w:r>
+      </w:ins>
+      <w:ins w:id="336" w:author="Daniel Noble" w:date="2025-10-27T13:33:00Z" w16du:dateUtc="2025-10-27T02:33:00Z">
+        <w:r>
+          <w:t>to the question and organism of interest (Briscoe et al. 2025)</w:t>
+        </w:r>
+        <w:r>
+          <w:t xml:space="preserve">. </w:t>
+        </w:r>
+      </w:ins>
+      <w:ins w:id="337" w:author="Daniel Noble" w:date="2025-10-27T13:34:00Z" w16du:dateUtc="2025-10-27T02:34:00Z">
+        <w:r>
+          <w:t>M</w:t>
+        </w:r>
+      </w:ins>
+      <w:ins w:id="338" w:author="Daniel Noble" w:date="2025-10-27T13:33:00Z" w16du:dateUtc="2025-10-27T02:33:00Z">
+        <w:r>
+          <w:t xml:space="preserve">any traits can be </w:t>
+        </w:r>
+      </w:ins>
+      <w:ins w:id="339" w:author="Daniel Noble" w:date="2025-10-27T13:35:00Z" w16du:dateUtc="2025-10-27T02:35:00Z">
+        <w:r>
+          <w:t>assumed,</w:t>
+        </w:r>
+      </w:ins>
+      <w:ins w:id="340" w:author="Daniel Noble" w:date="2025-10-27T13:34:00Z" w16du:dateUtc="2025-10-27T02:34:00Z">
+        <w:r>
+          <w:t xml:space="preserve"> or traits of similar species can be used to construct basic models which can be validated and updated.</w:t>
+        </w:r>
+      </w:ins>
     </w:p>
     <w:p>
       <w:pPr>
         <w:pStyle w:val="Heading1"/>
         <w:spacing w:line="360" w:lineRule="auto"/>
       </w:pPr>
-      <w:bookmarkStart w:id="11" w:name="X034f8e5698580bf7448238067f484f5e1d792b9"/>
-      <w:bookmarkEnd w:id="10"/>
+      <w:bookmarkStart w:id="341" w:name="X034f8e5698580bf7448238067f484f5e1d792b9"/>
+      <w:bookmarkEnd w:id="273"/>
       <w:r>
         <w:t>Capturing both physiological damage and repair to predict multi-species thermal sensitivity</w:t>
       </w:r>
@@ -1001,7 +2940,15 @@
         <w:spacing w:line="360" w:lineRule="auto"/>
       </w:pPr>
       <w:r>
-        <w:t xml:space="preserve">Translating how heat waves impact plants and animals not only depends on modelling temperature </w:t>
+        <w:t xml:space="preserve">Translating how heat waves impact plants and animals not only </w:t>
+      </w:r>
+      <w:proofErr w:type="gramStart"/>
+      <w:r>
+        <w:t>depends</w:t>
+      </w:r>
+      <w:proofErr w:type="gramEnd"/>
+      <w:r>
+        <w:t xml:space="preserve"> on modelling temperature </w:t>
       </w:r>
       <w:r>
         <w:rPr>
@@ -1031,7 +2978,15 @@
         <w:t>thermal load sensitivity (TLS)</w:t>
       </w:r>
       <w:r>
-        <w:t xml:space="preserve"> / thermal death time (TDT) models that explicitly account for how heat stress depends on both the temperature experienced and and its duration [19,20]. Typically, these models focus on endpoints that include survival (e.g., lethal temperatures, </w:t>
+        <w:t xml:space="preserve"> / thermal death time (TDT) models that explicitly account for how heat stress depends on both the temperature experienced and </w:t>
+      </w:r>
+      <w:proofErr w:type="spellStart"/>
+      <w:r>
+        <w:t>and</w:t>
+      </w:r>
+      <w:proofErr w:type="spellEnd"/>
+      <w:r>
+        <w:t xml:space="preserve"> its duration [19,20]. Typically, these models focus on endpoints that include survival (e.g., lethal temperatures, </w:t>
       </w:r>
       <m:oMath>
         <m:r>
@@ -1113,15 +3068,53 @@
         <w:t>et al.</w:t>
       </w:r>
       <w:r>
-        <w:t xml:space="preserve"> [11] show that both mortality and fecundity follow a clear exponential relationship with time in </w:t>
-      </w:r>
-      <w:r>
-        <w:rPr>
-          <w:i/>
-          <w:iCs/>
-        </w:rPr>
-        <w:t>Drosophila suzuki</w:t>
-      </w:r>
+        <w:t xml:space="preserve"> [11] show that both mortality and fecundity follow a clear exponential relationship with time </w:t>
+      </w:r>
+      <w:del w:id="342" w:author="Daniel Noble" w:date="2025-10-27T11:44:00Z" w16du:dateUtc="2025-10-27T00:44:00Z">
+        <w:r>
+          <w:delText>in</w:delText>
+        </w:r>
+      </w:del>
+      <w:ins w:id="343" w:author="Daniel Noble" w:date="2025-10-27T11:44:00Z" w16du:dateUtc="2025-10-27T00:44:00Z">
+        <w:r>
+          <w:t>in the Spotted Wing Drosophila (</w:t>
+        </w:r>
+      </w:ins>
+      <w:del w:id="344" w:author="Daniel Noble" w:date="2025-10-27T13:25:00Z" w16du:dateUtc="2025-10-27T02:25:00Z">
+        <w:r>
+          <w:delText xml:space="preserve"> </w:delText>
+        </w:r>
+      </w:del>
+      <w:r>
+        <w:rPr>
+          <w:i/>
+          <w:iCs/>
+        </w:rPr>
+        <w:t xml:space="preserve">Drosophila </w:t>
+      </w:r>
+      <w:del w:id="345" w:author="Daniel Noble" w:date="2025-10-27T11:44:00Z" w16du:dateUtc="2025-10-27T00:44:00Z">
+        <w:r>
+          <w:rPr>
+            <w:i/>
+            <w:iCs/>
+          </w:rPr>
+          <w:delText>suzuki</w:delText>
+        </w:r>
+      </w:del>
+      <w:proofErr w:type="spellStart"/>
+      <w:ins w:id="346" w:author="Daniel Noble" w:date="2025-10-27T11:44:00Z" w16du:dateUtc="2025-10-27T00:44:00Z">
+        <w:r>
+          <w:rPr>
+            <w:i/>
+            <w:iCs/>
+          </w:rPr>
+          <w:t>suzuki</w:t>
+        </w:r>
+        <w:proofErr w:type="spellEnd"/>
+        <w:r>
+          <w:t>)</w:t>
+        </w:r>
+      </w:ins>
       <w:r>
         <w:t xml:space="preserve">, with survival and fecundity being compromised most for long thermal exposures at high temperatures. Importantly, Ørsted </w:t>
       </w:r>
@@ -1175,7 +3168,7 @@
         <w:pStyle w:val="BodyText"/>
         <w:spacing w:line="360" w:lineRule="auto"/>
       </w:pPr>
-      <w:bookmarkStart w:id="12" w:name="eq-hi"/>
+      <w:bookmarkStart w:id="347" w:name="eq-hi"/>
       <m:oMathPara>
         <m:oMathParaPr>
           <m:jc m:val="center"/>
@@ -1610,7 +3603,7 @@
           </m:d>
         </m:oMath>
       </m:oMathPara>
-      <w:bookmarkEnd w:id="12"/>
+      <w:bookmarkEnd w:id="347"/>
     </w:p>
     <w:p>
       <w:pPr>
@@ -1628,7 +3621,7 @@
       <w:r>
         <w:t xml:space="preserve"> summarizes heat injur</w:t>
       </w:r>
-      <w:ins w:id="13" w:author="Daniel Noble" w:date="2025-10-18T10:59:00Z" w16du:dateUtc="2025-10-17T23:59:00Z">
+      <w:ins w:id="348" w:author="Daniel Noble" w:date="2025-10-18T10:59:00Z" w16du:dateUtc="2025-10-17T23:59:00Z">
         <w:r>
           <w:t>i</w:t>
         </w:r>
@@ -1846,7 +3839,15 @@
         <w:t>Box 1</w:t>
       </w:r>
       <w:r>
-        <w:t>, see also [20]). Modelling the intricate balance between damage and repair for a suite of different species can help identify susceptible species, life stages and tissues that are most at risk from extreme heat events due to direct sensitivity to extreme heat, which allows for more accurate predictions of the varying levels of species sensitivity within a community under particular types of climate events.</w:t>
+        <w:t xml:space="preserve">, see also [20]). Modelling the intricate balance between damage and repair for a suite of different species can help identify susceptible species, life stages and tissues that are most at risk from extreme heat events due to direct sensitivity to extreme heat, which allows for more accurate predictions of the varying levels of species sensitivity within a community under </w:t>
+      </w:r>
+      <w:proofErr w:type="gramStart"/>
+      <w:r>
+        <w:t>particular types</w:t>
+      </w:r>
+      <w:proofErr w:type="gramEnd"/>
+      <w:r>
+        <w:t xml:space="preserve"> of climate events.</w:t>
       </w:r>
     </w:p>
     <w:tbl>
@@ -1888,8 +3889,17 @@
                 <w:bCs/>
               </w:rPr>
               <w:lastRenderedPageBreak/>
-              <w:t>Box 1: Sensitivity to extreme heat is mediated by environmental feedbacks</w:t>
+              <w:t xml:space="preserve">Box 1: Sensitivity to extreme heat is mediated by environmental </w:t>
             </w:r>
+            <w:proofErr w:type="gramStart"/>
+            <w:r>
+              <w:rPr>
+                <w:b/>
+                <w:bCs/>
+              </w:rPr>
+              <w:t>feedbacks</w:t>
+            </w:r>
+            <w:proofErr w:type="gramEnd"/>
           </w:p>
           <w:p>
             <w:pPr>
@@ -2009,7 +4019,15 @@
               <w:t>Nutrition and Diet</w:t>
             </w:r>
             <w:r>
-              <w:t xml:space="preserve">: Nutritional composition of a diet has been shown to affect the heat tolerances of insects and plants. Possible mechanisms of this feedback include the modification of lipid membranes, substrate availability for ATP synthesis, availability of key amino acids and the alleviation of oxidative stress. For example, a key mineral, magnesium (Mg), is crucial for photosynthesis with Mg deficiency in plants leading to increased oxidative cellular damage. Mengutay </w:t>
+              <w:t xml:space="preserve">: Nutritional composition of a diet has been shown to affect the heat tolerances of insects and plants. Possible mechanisms of this feedback include the modification of lipid membranes, substrate availability for ATP synthesis, availability of key amino acids and the alleviation of oxidative stress. For example, a key mineral, magnesium (Mg), is crucial for photosynthesis with Mg deficiency in plants leading to increased oxidative cellular damage. </w:t>
+            </w:r>
+            <w:proofErr w:type="spellStart"/>
+            <w:r>
+              <w:t>Mengutay</w:t>
+            </w:r>
+            <w:proofErr w:type="spellEnd"/>
+            <w:r>
+              <w:t xml:space="preserve"> </w:t>
             </w:r>
             <w:r>
               <w:rPr>
@@ -2066,7 +4084,7 @@
               <w:lastRenderedPageBreak/>
               <w:t xml:space="preserve">those stressors can also impact thermal sensitivity </w:t>
             </w:r>
-            <w:del w:id="14" w:author="Daniel Noble" w:date="2025-10-18T11:00:00Z" w16du:dateUtc="2025-10-18T00:00:00Z">
+            <w:del w:id="349" w:author="Daniel Noble" w:date="2025-10-18T11:00:00Z" w16du:dateUtc="2025-10-18T00:00:00Z">
               <w:r>
                 <w:delText xml:space="preserve">can also impact thermal sensitivity </w:delText>
               </w:r>
@@ -2096,7 +4114,7 @@
                     <w:spacing w:line="360" w:lineRule="auto"/>
                     <w:jc w:val="center"/>
                   </w:pPr>
-                  <w:bookmarkStart w:id="15" w:name="fig-box1"/>
+                  <w:bookmarkStart w:id="350" w:name="fig-box1"/>
                   <w:r>
                     <w:rPr>
                       <w:noProof/>
@@ -2117,7 +4135,7 @@
                                 <pic:cNvPicPr/>
                               </pic:nvPicPr>
                               <pic:blipFill>
-                                <a:blip r:embed="rId7" cstate="print">
+                                <a:blip r:embed="rId10" cstate="print">
                                   <a:extLst>
                                     <a:ext uri="{28A0092B-C50C-407E-A947-70E740481C1C}">
                                       <a14:useLocalDpi xmlns:a14="http://schemas.microsoft.com/office/drawing/2010/main" val="0"/>
@@ -2164,14 +4182,30 @@
                       <w:b/>
                       <w:bCs/>
                     </w:rPr>
-                    <w:t>Examples of environmental factors impacting thermal sensitivty in plants and animals</w:t>
+                    <w:t xml:space="preserve">Examples of environmental factors impacting thermal </w:t>
+                  </w:r>
+                  <w:proofErr w:type="spellStart"/>
+                  <w:r>
+                    <w:rPr>
+                      <w:b/>
+                      <w:bCs/>
+                    </w:rPr>
+                    <w:t>sensitivty</w:t>
+                  </w:r>
+                  <w:proofErr w:type="spellEnd"/>
+                  <w:r>
+                    <w:rPr>
+                      <w:b/>
+                      <w:bCs/>
+                    </w:rPr>
+                    <w:t xml:space="preserve"> in plants and animals</w:t>
                   </w:r>
                   <w:r>
                     <w:t>. A &amp; B) microbial interactions. C &amp; D) drought and water stress. E &amp; F) nutrition and diet. See text for more explanation. Created with BioRender.com.</w:t>
                   </w:r>
                 </w:p>
               </w:tc>
-              <w:bookmarkEnd w:id="15"/>
+              <w:bookmarkEnd w:id="350"/>
             </w:tr>
           </w:tbl>
           <w:p>
@@ -2249,7 +4283,7 @@
             <w:r>
               <w:t xml:space="preserve">: Coexistence occurs when </w:t>
             </w:r>
-            <w:del w:id="16" w:author="Daniel Noble" w:date="2025-10-18T11:04:00Z" w16du:dateUtc="2025-10-18T00:04:00Z">
+            <w:del w:id="351" w:author="Daniel Noble" w:date="2025-10-18T11:04:00Z" w16du:dateUtc="2025-10-18T00:04:00Z">
               <w:r>
                 <w:delText xml:space="preserve">two </w:delText>
               </w:r>
@@ -2257,7 +4291,7 @@
             <w:r>
               <w:t xml:space="preserve">populations of two </w:t>
             </w:r>
-            <w:ins w:id="17" w:author="Daniel Noble" w:date="2025-10-18T11:04:00Z" w16du:dateUtc="2025-10-18T00:04:00Z">
+            <w:ins w:id="352" w:author="Daniel Noble" w:date="2025-10-18T11:04:00Z" w16du:dateUtc="2025-10-18T00:04:00Z">
               <w:r>
                 <w:t xml:space="preserve">or more </w:t>
               </w:r>
@@ -2273,38 +4307,35 @@
             <w:r>
               <w:t xml:space="preserve"> persist in each other’s presence indefinitely under constant, equilibrium conditions. Coexistence can be defined by differences in how species compete or through the ability of species to invade environments successfully when the other species </w:t>
             </w:r>
-            <w:del w:id="18" w:author="Daniel Noble" w:date="2025-10-18T11:05:00Z" w16du:dateUtc="2025-10-18T00:05:00Z">
+            <w:del w:id="353" w:author="Daniel Noble" w:date="2025-10-18T11:05:00Z" w16du:dateUtc="2025-10-18T00:05:00Z">
               <w:r>
                 <w:delText xml:space="preserve">is </w:delText>
               </w:r>
             </w:del>
-            <w:ins w:id="19" w:author="Daniel Noble" w:date="2025-10-18T11:05:00Z" w16du:dateUtc="2025-10-18T00:05:00Z">
-              <w:r>
-                <w:t>are</w:t>
-              </w:r>
-              <w:r>
-                <w:t xml:space="preserve"> </w:t>
+            <w:ins w:id="354" w:author="Daniel Noble" w:date="2025-10-18T11:05:00Z" w16du:dateUtc="2025-10-18T00:05:00Z">
+              <w:r>
+                <w:t xml:space="preserve">are </w:t>
               </w:r>
             </w:ins>
             <w:r>
               <w:t xml:space="preserve">present at low abundances. </w:t>
             </w:r>
-            <w:del w:id="20" w:author="Daniel Noble" w:date="2025-10-18T11:04:00Z" w16du:dateUtc="2025-10-18T00:04:00Z">
+            <w:del w:id="355" w:author="Daniel Noble" w:date="2025-10-18T11:04:00Z" w16du:dateUtc="2025-10-18T00:04:00Z">
               <w:r>
                 <w:delText xml:space="preserve">The majority of known models of coexistence rely on equilibrium conditions. </w:delText>
               </w:r>
             </w:del>
-            <w:del w:id="21" w:author="Daniel Noble" w:date="2025-10-18T11:03:00Z" w16du:dateUtc="2025-10-18T00:03:00Z">
+            <w:del w:id="356" w:author="Daniel Noble" w:date="2025-10-18T11:03:00Z" w16du:dateUtc="2025-10-18T00:03:00Z">
               <w:r>
                 <w:delText xml:space="preserve">A condition at odds with extreme heat events and directional climate change. </w:delText>
               </w:r>
             </w:del>
-            <w:del w:id="22" w:author="Daniel Noble" w:date="2025-10-18T11:04:00Z" w16du:dateUtc="2025-10-18T00:04:00Z">
+            <w:del w:id="357" w:author="Daniel Noble" w:date="2025-10-18T11:04:00Z" w16du:dateUtc="2025-10-18T00:04:00Z">
               <w:r>
                 <w:delText>However, the emphasis of m</w:delText>
               </w:r>
             </w:del>
-            <w:ins w:id="23" w:author="Daniel Noble" w:date="2025-10-18T11:04:00Z" w16du:dateUtc="2025-10-18T00:04:00Z">
+            <w:ins w:id="358" w:author="Daniel Noble" w:date="2025-10-18T11:04:00Z" w16du:dateUtc="2025-10-18T00:04:00Z">
               <w:r>
                 <w:t>M</w:t>
               </w:r>
@@ -2313,7 +4344,7 @@
               <w:t xml:space="preserve">any coexistence models </w:t>
             </w:r>
             <w:proofErr w:type="spellStart"/>
-            <w:ins w:id="24" w:author="Daniel Noble" w:date="2025-10-18T11:05:00Z" w16du:dateUtc="2025-10-18T00:05:00Z">
+            <w:ins w:id="359" w:author="Daniel Noble" w:date="2025-10-18T11:05:00Z" w16du:dateUtc="2025-10-18T00:05:00Z">
               <w:r>
                 <w:t>emphasise</w:t>
               </w:r>
@@ -2322,12 +4353,12 @@
                 <w:t xml:space="preserve"> the</w:t>
               </w:r>
             </w:ins>
-            <w:ins w:id="25" w:author="Daniel Noble" w:date="2025-10-18T11:04:00Z" w16du:dateUtc="2025-10-18T00:04:00Z">
+            <w:ins w:id="360" w:author="Daniel Noble" w:date="2025-10-18T11:04:00Z" w16du:dateUtc="2025-10-18T00:04:00Z">
               <w:r>
                 <w:t xml:space="preserve"> </w:t>
               </w:r>
             </w:ins>
-            <w:del w:id="26" w:author="Daniel Noble" w:date="2025-10-18T11:04:00Z" w16du:dateUtc="2025-10-18T00:04:00Z">
+            <w:del w:id="361" w:author="Daniel Noble" w:date="2025-10-18T11:04:00Z" w16du:dateUtc="2025-10-18T00:04:00Z">
               <w:r>
                 <w:delText xml:space="preserve">on the </w:delText>
               </w:r>
@@ -2335,23 +4366,20 @@
             <w:r>
               <w:t xml:space="preserve">importance of species interactions in variable environments </w:t>
             </w:r>
-            <w:del w:id="27" w:author="Daniel Noble" w:date="2025-10-18T11:04:00Z" w16du:dateUtc="2025-10-18T00:04:00Z">
+            <w:del w:id="362" w:author="Daniel Noble" w:date="2025-10-18T11:04:00Z" w16du:dateUtc="2025-10-18T00:04:00Z">
               <w:r>
                 <w:delText xml:space="preserve">makes </w:delText>
               </w:r>
             </w:del>
-            <w:ins w:id="28" w:author="Daniel Noble" w:date="2025-10-18T11:04:00Z" w16du:dateUtc="2025-10-18T00:04:00Z">
-              <w:r>
-                <w:t>making</w:t>
-              </w:r>
-              <w:r>
-                <w:t xml:space="preserve"> </w:t>
+            <w:ins w:id="363" w:author="Daniel Noble" w:date="2025-10-18T11:04:00Z" w16du:dateUtc="2025-10-18T00:04:00Z">
+              <w:r>
+                <w:t xml:space="preserve">making </w:t>
               </w:r>
             </w:ins>
             <w:r>
               <w:t xml:space="preserve">coexistence </w:t>
             </w:r>
-            <w:del w:id="29" w:author="Daniel Noble" w:date="2025-10-18T11:05:00Z" w16du:dateUtc="2025-10-18T00:05:00Z">
+            <w:del w:id="364" w:author="Daniel Noble" w:date="2025-10-18T11:05:00Z" w16du:dateUtc="2025-10-18T00:05:00Z">
               <w:r>
                 <w:delText xml:space="preserve">models and associated </w:delText>
               </w:r>
@@ -2359,7 +4387,7 @@
             <w:r>
               <w:t xml:space="preserve">frameworks </w:t>
             </w:r>
-            <w:ins w:id="30" w:author="Daniel Noble" w:date="2025-10-18T11:05:00Z" w16du:dateUtc="2025-10-18T00:05:00Z">
+            <w:ins w:id="365" w:author="Daniel Noble" w:date="2025-10-18T11:05:00Z" w16du:dateUtc="2025-10-18T00:05:00Z">
               <w:r>
                 <w:t xml:space="preserve">powerful </w:t>
               </w:r>
@@ -2367,22 +4395,22 @@
             <w:r>
               <w:t xml:space="preserve">for </w:t>
             </w:r>
-            <w:ins w:id="31" w:author="Daniel Noble" w:date="2025-10-18T11:06:00Z" w16du:dateUtc="2025-10-18T00:06:00Z">
+            <w:ins w:id="366" w:author="Daniel Noble" w:date="2025-10-18T11:06:00Z" w16du:dateUtc="2025-10-18T00:06:00Z">
               <w:r>
                 <w:t xml:space="preserve">understanding </w:t>
               </w:r>
             </w:ins>
-            <w:del w:id="32" w:author="Daniel Noble" w:date="2025-10-18T11:06:00Z" w16du:dateUtc="2025-10-18T00:06:00Z">
+            <w:del w:id="367" w:author="Daniel Noble" w:date="2025-10-18T11:06:00Z" w16du:dateUtc="2025-10-18T00:06:00Z">
               <w:r>
                 <w:delText xml:space="preserve">understanding community assembly and diversity maintenance </w:delText>
               </w:r>
             </w:del>
-            <w:del w:id="33" w:author="Daniel Noble" w:date="2025-10-18T11:04:00Z" w16du:dateUtc="2025-10-18T00:04:00Z">
+            <w:del w:id="368" w:author="Daniel Noble" w:date="2025-10-18T11:04:00Z" w16du:dateUtc="2025-10-18T00:04:00Z">
               <w:r>
                 <w:delText xml:space="preserve">are potentially </w:delText>
               </w:r>
             </w:del>
-            <w:del w:id="34" w:author="Daniel Noble" w:date="2025-10-18T11:06:00Z" w16du:dateUtc="2025-10-18T00:06:00Z">
+            <w:del w:id="369" w:author="Daniel Noble" w:date="2025-10-18T11:06:00Z" w16du:dateUtc="2025-10-18T00:06:00Z">
               <w:r>
                 <w:delText xml:space="preserve">useful for exploring </w:delText>
               </w:r>
@@ -2436,24 +4464,74 @@
               <w:t>Biophysical models</w:t>
             </w:r>
             <w:r>
-              <w:t>: Biophysical models capture the balances of heat, water, and other aspects of energy and mass exchange between organisms and their microclimatic environmment to predict how organisms function, survive, and behave in varying environments.</w:t>
+              <w:t xml:space="preserve">: Biophysical models capture the balances of heat, water, and other aspects of energy and mass exchange between organisms and their microclimatic environmment to predict how </w:t>
+            </w:r>
+            <w:proofErr w:type="gramStart"/>
+            <w:r>
+              <w:t>organisms</w:t>
+            </w:r>
+            <w:proofErr w:type="gramEnd"/>
+            <w:r>
+              <w:t xml:space="preserve"> function, survive, and behave in varying environments.</w:t>
             </w:r>
           </w:p>
           <w:p>
             <w:pPr>
               <w:pStyle w:val="BodyText"/>
               <w:spacing w:line="360" w:lineRule="auto"/>
+              <w:rPr>
+                <w:ins w:id="370" w:author="Daniel Noble" w:date="2025-10-27T11:44:00Z"/>
+                <w:lang w:val="en-AU"/>
+              </w:rPr>
             </w:pPr>
             <w:r>
               <w:rPr>
                 <w:b/>
                 <w:bCs/>
               </w:rPr>
-              <w:t>Thermal load sensitivity (TLS) models</w:t>
+              <w:t xml:space="preserve">Thermal load sensitivity (TLS) </w:t>
+            </w:r>
+            <w:ins w:id="371" w:author="Daniel Noble" w:date="2025-10-27T11:42:00Z" w16du:dateUtc="2025-10-27T00:42:00Z">
+              <w:r>
+                <w:rPr>
+                  <w:b/>
+                  <w:bCs/>
+                </w:rPr>
+                <w:t xml:space="preserve">/ Thermal Death Time (TDT) </w:t>
+              </w:r>
+            </w:ins>
+            <w:r>
+              <w:rPr>
+                <w:b/>
+                <w:bCs/>
+              </w:rPr>
+              <w:t>models</w:t>
             </w:r>
             <w:r>
-              <w:t>: Models that use biophysical principles to quantify thermal exposure and thermal load and integrate them with physiological models that capture the dynamics of damage and repair processes in driving lethal and sublethal impacts on tissues, organs and whole organisms.</w:t>
+              <w:t xml:space="preserve">: </w:t>
             </w:r>
+            <w:ins w:id="372" w:author="Daniel Noble" w:date="2025-10-27T11:44:00Z">
+              <w:r>
+                <w:rPr>
+                  <w:lang w:val="en-AU"/>
+                </w:rPr>
+                <w:t xml:space="preserve">Models that use biophysical models to predict organism temperature and calculate thermal load that captures lethal and sublethal impacts on tissues, organs and whole organisms. </w:t>
+              </w:r>
+            </w:ins>
+          </w:p>
+          <w:p>
+            <w:pPr>
+              <w:pStyle w:val="BodyText"/>
+              <w:spacing w:line="360" w:lineRule="auto"/>
+              <w:rPr>
+                <w:del w:id="373" w:author="Daniel Noble" w:date="2025-10-27T11:44:00Z" w16du:dateUtc="2025-10-27T00:44:00Z"/>
+              </w:rPr>
+            </w:pPr>
+            <w:del w:id="374" w:author="Daniel Noble" w:date="2025-10-27T11:44:00Z" w16du:dateUtc="2025-10-27T00:44:00Z">
+              <w:r>
+                <w:delText>Models that use biophysical principles to quantify thermal exposure and thermal load and integrate them with physiological models that capture the dynamics of damage and repair processes in driving lethal and sublethal impacts on tissues, organs and whole organisms.</w:delText>
+              </w:r>
+            </w:del>
           </w:p>
           <w:p>
             <w:pPr>
@@ -2479,8 +4557,8 @@
         <w:pStyle w:val="Heading1"/>
         <w:spacing w:line="360" w:lineRule="auto"/>
       </w:pPr>
-      <w:bookmarkStart w:id="35" w:name="Xa42fff9f9b55ab8c457a10a6df2c5c7c3edac3c"/>
-      <w:bookmarkEnd w:id="11"/>
+      <w:bookmarkStart w:id="375" w:name="Xa42fff9f9b55ab8c457a10a6df2c5c7c3edac3c"/>
+      <w:bookmarkEnd w:id="341"/>
       <w:r>
         <w:t>Physiological models that capture the effects of extreme heat across life</w:t>
       </w:r>
@@ -2491,11 +4569,11 @@
         <w:spacing w:line="360" w:lineRule="auto"/>
       </w:pPr>
       <w:r>
-        <w:t xml:space="preserve">Dynamic Energy Budget (DEB) models are physiologically explicit life-cycle models of energy and mass uptake and conversion that predict key life-history transitions, growth, reproduction and survival (senescence) through time [14,64]. DEB models consider organisms as a thermodynamic system (adhering to energy-mass balance) capturing the exchange of food, water, respiratory gases and metabolic waste throughout the life cycle [18]. DEB models can translate short-term (hourly) variation in factors such as temperature, toxins (e.g., toxicants, [65]) and resource availability (nutrients) [66,67] into long-term (days, </w:t>
+        <w:t xml:space="preserve">Dynamic Energy Budget (DEB) models are physiologically explicit life-cycle models of energy and mass uptake and conversion that predict key life-history transitions, growth, reproduction and survival (senescence) through time [14,64]. DEB models consider organisms as a thermodynamic system (adhering to energy-mass balance) capturing the exchange of food, water, respiratory gases and metabolic waste throughout the life cycle [18]. DEB models can translate short-term (hourly) variation in factors such as temperature, toxins (e.g., toxicants, [65]) and resource availability (nutrients) [66,67] into long-term (days, months, years) effects on development, growth, reproduction and survival [15,18]. DEB theory, when </w:t>
       </w:r>
       <w:r>
         <w:lastRenderedPageBreak/>
-        <w:t xml:space="preserve">months, years) effects on development, growth, reproduction and survival [15,18]. DEB theory, when combined with biophysical models more generally, allows the full water budget to be computed to account for heat stress impacts of a hydric nature [18]. Perhaps most importantly, DEB theory calculates the life cycle trajectory of an organism and so can account for the effects of timing of heat wave impacts relative to life stage. Applied to multi-species assemblages, DEB models can capture how different species’ life cycles are impacted by heat and interact with each other to predict how traits such as birth, age at maturity, reproductive events, energy flow and lifespan vary across species. DEB models </w:t>
+        <w:t xml:space="preserve">combined with biophysical models more generally, allows the full water budget to be computed to account for heat stress impacts of a hydric nature [18]. Perhaps most importantly, DEB theory calculates the life cycle trajectory of an organism and so can account for the effects of timing of heat wave impacts relative to life stage. Applied to multi-species assemblages, DEB models can capture how different species’ life cycles are impacted by heat and interact with each other to predict how traits such as birth, age at maturity, reproductive events, energy flow and lifespan vary across species. DEB models </w:t>
       </w:r>
       <w:r>
         <w:t xml:space="preserve">integrate many processes in a parameter-sparse manner, and </w:t>
@@ -2517,7 +4595,15 @@
         <w:t>NicheMapR</w:t>
       </w:r>
       <w:r>
-        <w:t xml:space="preserve"> [33,71] allow for simulations of life-cycles using parameters for diverse species. </w:t>
+        <w:t xml:space="preserve"> [33,71] allow for simulations of </w:t>
+      </w:r>
+      <w:proofErr w:type="gramStart"/>
+      <w:r>
+        <w:t>life-cycles</w:t>
+      </w:r>
+      <w:proofErr w:type="gramEnd"/>
+      <w:r>
+        <w:t xml:space="preserve"> using parameters for diverse species. </w:t>
       </w:r>
       <w:r>
         <w:t>DEB model outputs, such as</w:t>
@@ -2568,7 +4654,23 @@
         <w:spacing w:line="360" w:lineRule="auto"/>
       </w:pPr>
       <w:r>
-        <w:t>Analogously, physiologically-based vegetation models simulate plant growth over time as a function of carbon, water and nutrient uptake and use, following mass balance principles [31]. Model drivers typically include incident radiation, humidity, rainfall, and soil properties as well as air temperature. The models capture the direct effects of temperature on key physiological processes, such as photosynthesis, respiration and phenology, as well as the indirect effects via feedbacks on the vegetation water balance and soil nutrient availability. Short-term responses to temperature are captured well in these models through representations of enzyme kinetics, but representation of longer-term responses remains challenging because plants show high flexibility in their ability to acclimate to ambient temperatures [72]. Another area under active research is capturing plant damage and death from hot-dry weather extremes. Considerable progress has been made by representing the plant hydraulic system explicitly, enabling the risk of hydraulic failure to be predicted under conditions of low rainfall and high evaporative demand [73]. Direct damage to plant tissue from extreme heat has yet to be represented in such models, but the thermal death time framework outlined above offers a promising way forward.</w:t>
+        <w:t xml:space="preserve">Analogously, </w:t>
+      </w:r>
+      <w:proofErr w:type="gramStart"/>
+      <w:r>
+        <w:t>physiologically-based</w:t>
+      </w:r>
+      <w:proofErr w:type="gramEnd"/>
+      <w:r>
+        <w:t xml:space="preserve"> vegetation models simulate plant growth over time as a function of carbon, water and nutrient uptake and use, following mass balance principles [31]. Model drivers typically include incident radiation, humidity, rainfall, and soil properties as well as air temperature. The models capture the direct effects of temperature on key physiological processes, such as photosynthesis, respiration and phenology, as well as the indirect effects via </w:t>
+      </w:r>
+      <w:proofErr w:type="gramStart"/>
+      <w:r>
+        <w:t>feedbacks</w:t>
+      </w:r>
+      <w:proofErr w:type="gramEnd"/>
+      <w:r>
+        <w:t xml:space="preserve"> on the vegetation water balance and soil nutrient availability. Short-term responses to temperature are captured well in these models through representations of enzyme kinetics, but representation of longer-term responses remains challenging because plants show high flexibility in their ability to acclimate to ambient temperatures [72]. Another area under active research is capturing plant damage and death from hot-dry weather extremes. Considerable progress has been made by representing the plant hydraulic system explicitly, enabling the risk of hydraulic failure to be predicted under conditions of low rainfall and high evaporative demand [73]. Direct damage to plant tissue from extreme heat has yet to be represented in such models, but the thermal death time framework outlined above offers a promising way forward.</w:t>
       </w:r>
     </w:p>
     <w:p>
@@ -2576,10 +4678,9 @@
         <w:pStyle w:val="Heading1"/>
         <w:spacing w:line="360" w:lineRule="auto"/>
       </w:pPr>
-      <w:bookmarkStart w:id="36" w:name="Xe20b556bb99a49ef81dd5b1307d42fae8e49e0c"/>
-      <w:bookmarkEnd w:id="35"/>
-      <w:r>
-        <w:lastRenderedPageBreak/>
+      <w:bookmarkStart w:id="376" w:name="Xe20b556bb99a49ef81dd5b1307d42fae8e49e0c"/>
+      <w:bookmarkEnd w:id="375"/>
+      <w:r>
         <w:t>Mechanistic approaches that ‘speak’ to population and community ecology under extreme heat</w:t>
       </w:r>
     </w:p>
@@ -2596,7 +4697,19 @@
         <w:t>Coexistence</w:t>
       </w:r>
       <w:r>
-        <w:t xml:space="preserve"> frameworks offer an intriguing approach that can bring the many elements discussed above together to understand whole community responses to extreme climate events. Modern coexistence theory [MCT; [74]] uses simple two-species individual-based population growth models, such as Beverton-Holt or Ricker models [75,76], to determine how interactions between species at the individual level lead to “coexistence”.</w:t>
+        <w:t xml:space="preserve"> frameworks offer an intriguing approach that can bring the many elements discussed above together to understand whole community responses to extreme climate events. Modern coexistence theory </w:t>
+      </w:r>
+      <w:r>
+        <w:lastRenderedPageBreak/>
+        <w:t xml:space="preserve">[MCT; [74]] uses simple two-species individual-based population growth models, such as Beverton-Holt or Ricker models [75,76], to determine how interactions between species at the individual level </w:t>
+      </w:r>
+      <w:proofErr w:type="gramStart"/>
+      <w:r>
+        <w:t>lead</w:t>
+      </w:r>
+      <w:proofErr w:type="gramEnd"/>
+      <w:r>
+        <w:t xml:space="preserve"> to “coexistence”.</w:t>
       </w:r>
     </w:p>
     <w:p>
@@ -2605,7 +4718,15 @@
         <w:spacing w:line="360" w:lineRule="auto"/>
       </w:pPr>
       <w:r>
-        <w:t xml:space="preserve">Population dynamic models calculate the individual fitness effect of interactions [77]. These models can incorporate variation in the environment [21] and in the outcome of interactions themselves [78]. As these models use the same fitness measures as DEB models they offer a population modelling framework to add thermal biology to community diversity predictions. This is because population dynamical models can be combined, for example as networks [79], and compared between microsites with different biophysical properties and composed of species with different thermal responses to their microenvironment. For example, Bimler </w:t>
+        <w:t xml:space="preserve">Population dynamic models calculate the individual fitness effect of interactions [77]. These models can incorporate variation in the environment [21] and in the outcome of interactions themselves [78]. As these models use the same fitness measures as DEB </w:t>
+      </w:r>
+      <w:proofErr w:type="gramStart"/>
+      <w:r>
+        <w:t>models</w:t>
+      </w:r>
+      <w:proofErr w:type="gramEnd"/>
+      <w:r>
+        <w:t xml:space="preserve"> they offer a population modelling framework to add thermal biology to community diversity predictions. This is because population dynamical models can be combined, for example as networks [79], and compared between microsites with different biophysical properties and composed of species with different thermal responses to their microenvironment. For example, Bimler </w:t>
       </w:r>
       <w:r>
         <w:rPr>
@@ -2644,7 +4765,23 @@
         <w:t>functional traits</w:t>
       </w:r>
       <w:r>
-        <w:t>, which at a community scale can be used to categorize species with different response and effect profiles. Horizontal interaction networks can then be used to determine how important microclimates with different biophysical properties are for species interactions (defined by their fitness responses to their thermal environment) within the context of whole ecologocial communities. These networks can also be made to target particular types of interaction effects or responses to extreme heat events, or used to compare how species interact in areas with different thermal landscapes. The limitation of these methods is that they are data hungry, but even this can be handled by categorizing species by ‘trait’ or shared phylogenetic relationships, which are simplifications shown to be effective at reducing model complexity without sacrificing model accuracy [80].</w:t>
+        <w:t xml:space="preserve">, which at a community scale can be used to categorize species with different response and effect profiles. Horizontal interaction networks can then be used to determine how important microclimates with different biophysical properties are for species interactions (defined by their fitness responses to their thermal environment) within the context of whole ecologocial communities. These networks can also be made to target </w:t>
+      </w:r>
+      <w:proofErr w:type="gramStart"/>
+      <w:r>
+        <w:t>particular types</w:t>
+      </w:r>
+      <w:proofErr w:type="gramEnd"/>
+      <w:r>
+        <w:t xml:space="preserve"> of interaction effects or responses to extreme heat </w:t>
+      </w:r>
+      <w:proofErr w:type="gramStart"/>
+      <w:r>
+        <w:t>events, or</w:t>
+      </w:r>
+      <w:proofErr w:type="gramEnd"/>
+      <w:r>
+        <w:t xml:space="preserve"> used to compare how species interact in areas with different thermal landscapes. The limitation of these methods is that they are data hungry, but even this can be handled by categorizing species by ‘trait’ or shared phylogenetic relationships, which are simplifications shown to be effective at reducing model complexity without sacrificing model accuracy [80].</w:t>
       </w:r>
     </w:p>
     <w:p>
@@ -2654,6 +4791,590 @@
       </w:pPr>
       <w:r>
         <w:t>Population growth models used in coexistence frameworks are best suited to sessile organisms as there is no mechanism within them to capture the effects of individuals moving to different environments or changing who they interact with. Recent advances of coexistence modelling have resulted in the development of coexistence models that incorporate variance in interaction outcomes and intrinsic fitness within the context of heterogeneous environments [e.g., 22].</w:t>
+      </w:r>
+    </w:p>
+    <w:tbl>
+      <w:tblPr>
+        <w:tblStyle w:val="Table"/>
+        <w:tblW w:w="0" w:type="auto"/>
+        <w:tblInd w:w="164" w:type="dxa"/>
+        <w:tblBorders>
+          <w:left w:val="single" w:sz="24" w:space="0" w:color="0758E5"/>
+        </w:tblBorders>
+        <w:tblCellMar>
+          <w:left w:w="0" w:type="dxa"/>
+          <w:right w:w="0" w:type="dxa"/>
+        </w:tblCellMar>
+        <w:tblLook w:val="0000" w:firstRow="0" w:lastRow="0" w:firstColumn="0" w:lastColumn="0" w:noHBand="0" w:noVBand="0"/>
+      </w:tblPr>
+      <w:tblGrid>
+        <w:gridCol w:w="10344"/>
+      </w:tblGrid>
+      <w:tr>
+        <w:trPr>
+          <w:cantSplit/>
+        </w:trPr>
+        <w:tc>
+          <w:tcPr>
+            <w:tcW w:w="0" w:type="auto"/>
+            <w:tcMar>
+              <w:left w:w="144" w:type="dxa"/>
+            </w:tcMar>
+          </w:tcPr>
+          <w:p>
+            <w:pPr>
+              <w:pStyle w:val="BodyText"/>
+              <w:spacing w:before="16" w:after="64" w:line="360" w:lineRule="auto"/>
+            </w:pPr>
+            <w:r>
+              <w:rPr>
+                <w:b/>
+                <w:bCs/>
+              </w:rPr>
+              <w:t>Box 2:</w:t>
+            </w:r>
+            <w:ins w:id="377" w:author="Daniel Noble" w:date="2025-10-27T13:41:00Z" w16du:dateUtc="2025-10-27T02:41:00Z">
+              <w:r>
+                <w:rPr>
+                  <w:b/>
+                  <w:bCs/>
+                </w:rPr>
+                <w:t xml:space="preserve"> How to </w:t>
+              </w:r>
+            </w:ins>
+            <w:del w:id="378" w:author="Daniel Noble" w:date="2025-10-27T13:41:00Z" w16du:dateUtc="2025-10-27T02:41:00Z">
+              <w:r>
+                <w:rPr>
+                  <w:b/>
+                  <w:bCs/>
+                </w:rPr>
+                <w:delText xml:space="preserve"> </w:delText>
+              </w:r>
+            </w:del>
+            <w:del w:id="379" w:author="Daniel Noble" w:date="2025-10-27T13:40:00Z" w16du:dateUtc="2025-10-27T02:40:00Z">
+              <w:r>
+                <w:rPr>
+                  <w:b/>
+                  <w:bCs/>
+                </w:rPr>
+                <w:delText>Integrating eco-evolutionary feedback within a systems-modelling framework</w:delText>
+              </w:r>
+            </w:del>
+            <w:ins w:id="380" w:author="Daniel Noble" w:date="2025-10-27T13:41:00Z" w16du:dateUtc="2025-10-27T02:41:00Z">
+              <w:r>
+                <w:rPr>
+                  <w:b/>
+                  <w:bCs/>
+                </w:rPr>
+                <w:t>i</w:t>
+              </w:r>
+            </w:ins>
+            <w:ins w:id="381" w:author="Daniel Noble" w:date="2025-10-27T13:40:00Z" w16du:dateUtc="2025-10-27T02:40:00Z">
+              <w:r>
+                <w:rPr>
+                  <w:b/>
+                  <w:bCs/>
+                </w:rPr>
+                <w:t xml:space="preserve">mplement a systems modelling approach </w:t>
+              </w:r>
+            </w:ins>
+          </w:p>
+          <w:p>
+            <w:pPr>
+              <w:pStyle w:val="BodyText"/>
+              <w:spacing w:before="16" w:line="360" w:lineRule="auto"/>
+              <w:rPr>
+                <w:del w:id="382" w:author="Daniel Noble" w:date="2025-10-27T13:40:00Z" w16du:dateUtc="2025-10-27T02:40:00Z"/>
+              </w:rPr>
+            </w:pPr>
+            <w:del w:id="383" w:author="Daniel Noble" w:date="2025-10-27T13:40:00Z" w16du:dateUtc="2025-10-27T02:40:00Z">
+              <w:r>
+                <w:delText>Extreme environments can act as a potent selective force triggering evolutionary change in populations [81–83]. Evolutionary responses will depend on the amount of phenotypic and genetic variation present in a population and exposed to natural selection along with the strength of selection on phenotypes. Extreme environments pose unique challenges for predicting evolutionary change because they are, by definition, rare events. Adaptive evolution will therefore depend on the frequency of extreme environments and the underlying genetic correlation between traits expressed across environments and other conditions [81]. In addition, phenotypic plasticity can result in both maladaptive and adaptive outcomes by either shielding selection on genetic variation or by facilitating persistence and selection, making it difficult to predict the long term effects of plasticity and adaptive evolution in building population resilience [82,84–87].</w:delText>
+              </w:r>
+            </w:del>
+          </w:p>
+          <w:p>
+            <w:pPr>
+              <w:pStyle w:val="BodyText"/>
+              <w:spacing w:line="360" w:lineRule="auto"/>
+              <w:rPr>
+                <w:del w:id="384" w:author="Daniel Noble" w:date="2025-10-27T13:40:00Z" w16du:dateUtc="2025-10-27T02:40:00Z"/>
+              </w:rPr>
+            </w:pPr>
+            <w:del w:id="385" w:author="Daniel Noble" w:date="2025-10-27T13:40:00Z" w16du:dateUtc="2025-10-27T02:40:00Z">
+              <w:r>
+                <w:delText>Plasticity and evolution can be incorporated into a systems modelling framework by allowing environments to govern ‘trait’ development (plasticity) and by incorporating selection and genetic (co)variance estimates for ‘traits’ within these models (evolution). We speak of ‘traits’ broadly here because these need not be traits typically thought of by evolutionary ecologists (e.g., body mass, vital rates). Rather, ‘traits’ can include the parameters within models that establish functional traits within a population (e.g., DEB parameters)[88]. Plasticity can be captured by mapping trait development to the environment. In contrast, evolutionary change takes place in multivariate trait space where genetic variance and covariance between traits (i.e., constraints) along with varying patterns of selection can be used to predict trait changes across generations. One simple way to make such predictions is by using the multivariate breeders equation [89]:</w:delText>
+              </w:r>
+            </w:del>
+          </w:p>
+          <w:p>
+            <w:pPr>
+              <w:pStyle w:val="BodyText"/>
+              <w:spacing w:line="360" w:lineRule="auto"/>
+              <w:rPr>
+                <w:del w:id="386" w:author="Daniel Noble" w:date="2025-10-27T13:40:00Z" w16du:dateUtc="2025-10-27T02:40:00Z"/>
+              </w:rPr>
+            </w:pPr>
+            <w:bookmarkStart w:id="387" w:name="eq-breeders"/>
+            <m:oMathPara>
+              <m:oMathParaPr>
+                <m:jc m:val="center"/>
+              </m:oMathParaPr>
+              <m:oMath>
+                <m:r>
+                  <w:del w:id="388" w:author="Daniel Noble" w:date="2025-10-27T13:40:00Z" w16du:dateUtc="2025-10-27T02:40:00Z">
+                    <w:rPr>
+                      <w:rFonts w:ascii="Cambria Math" w:hAnsi="Cambria Math"/>
+                    </w:rPr>
+                    <m:t>Δ</m:t>
+                  </w:del>
+                </m:r>
+                <m:acc>
+                  <m:accPr>
+                    <m:chr m:val="‾"/>
+                    <m:ctrlPr>
+                      <w:del w:id="389" w:author="Daniel Noble" w:date="2025-10-27T13:40:00Z" w16du:dateUtc="2025-10-27T02:40:00Z">
+                        <w:rPr>
+                          <w:rFonts w:ascii="Cambria Math" w:hAnsi="Cambria Math"/>
+                        </w:rPr>
+                      </w:del>
+                    </m:ctrlPr>
+                  </m:accPr>
+                  <m:e>
+                    <m:r>
+                      <w:del w:id="390" w:author="Daniel Noble" w:date="2025-10-27T13:40:00Z" w16du:dateUtc="2025-10-27T02:40:00Z">
+                        <m:rPr>
+                          <m:sty m:val="b"/>
+                        </m:rPr>
+                        <w:rPr>
+                          <w:rFonts w:ascii="Cambria Math" w:hAnsi="Cambria Math"/>
+                        </w:rPr>
+                        <m:t>z</m:t>
+                      </w:del>
+                    </m:r>
+                  </m:e>
+                </m:acc>
+                <m:r>
+                  <w:del w:id="391" w:author="Daniel Noble" w:date="2025-10-27T13:40:00Z" w16du:dateUtc="2025-10-27T02:40:00Z">
+                    <m:rPr>
+                      <m:sty m:val="p"/>
+                    </m:rPr>
+                    <w:rPr>
+                      <w:rFonts w:ascii="Cambria Math" w:hAnsi="Cambria Math"/>
+                    </w:rPr>
+                    <m:t>=</m:t>
+                  </w:del>
+                </m:r>
+                <m:r>
+                  <w:del w:id="392" w:author="Daniel Noble" w:date="2025-10-27T13:40:00Z" w16du:dateUtc="2025-10-27T02:40:00Z">
+                    <m:rPr>
+                      <m:sty m:val="b"/>
+                    </m:rPr>
+                    <w:rPr>
+                      <w:rFonts w:ascii="Cambria Math" w:hAnsi="Cambria Math"/>
+                    </w:rPr>
+                    <m:t>G</m:t>
+                  </w:del>
+                </m:r>
+                <m:r>
+                  <w:del w:id="393" w:author="Daniel Noble" w:date="2025-10-27T13:40:00Z" w16du:dateUtc="2025-10-27T02:40:00Z">
+                    <m:rPr>
+                      <m:sty m:val="p"/>
+                    </m:rPr>
+                    <w:rPr>
+                      <w:rFonts w:ascii="Cambria Math" w:hAnsi="Cambria Math"/>
+                    </w:rPr>
+                    <m:t>⋅</m:t>
+                  </w:del>
+                </m:r>
+                <m:r>
+                  <w:del w:id="394" w:author="Daniel Noble" w:date="2025-10-27T13:40:00Z" w16du:dateUtc="2025-10-27T02:40:00Z">
+                    <m:rPr>
+                      <m:sty m:val="b"/>
+                    </m:rPr>
+                    <w:rPr>
+                      <w:rFonts w:ascii="Cambria Math" w:hAnsi="Cambria Math"/>
+                    </w:rPr>
+                    <m:t>β</m:t>
+                  </w:del>
+                </m:r>
+                <m:r>
+                  <w:del w:id="395" w:author="Daniel Noble" w:date="2025-10-27T13:40:00Z" w16du:dateUtc="2025-10-27T02:40:00Z">
+                    <w:rPr>
+                      <w:rFonts w:ascii="Cambria Math" w:hAnsi="Cambria Math"/>
+                    </w:rPr>
+                    <m:t>  </m:t>
+                  </w:del>
+                </m:r>
+                <m:d>
+                  <m:dPr>
+                    <m:ctrlPr>
+                      <w:del w:id="396" w:author="Daniel Noble" w:date="2025-10-27T13:40:00Z" w16du:dateUtc="2025-10-27T02:40:00Z">
+                        <w:rPr>
+                          <w:rFonts w:ascii="Cambria Math" w:hAnsi="Cambria Math"/>
+                        </w:rPr>
+                      </w:del>
+                    </m:ctrlPr>
+                  </m:dPr>
+                  <m:e>
+                    <m:r>
+                      <w:del w:id="397" w:author="Daniel Noble" w:date="2025-10-27T13:40:00Z" w16du:dateUtc="2025-10-27T02:40:00Z">
+                        <w:rPr>
+                          <w:rFonts w:ascii="Cambria Math" w:hAnsi="Cambria Math"/>
+                        </w:rPr>
+                        <m:t>2</m:t>
+                      </w:del>
+                    </m:r>
+                  </m:e>
+                </m:d>
+              </m:oMath>
+            </m:oMathPara>
+            <w:bookmarkEnd w:id="387"/>
+          </w:p>
+          <w:p>
+            <w:pPr>
+              <w:pStyle w:val="FirstParagraph"/>
+              <w:spacing w:line="360" w:lineRule="auto"/>
+              <w:rPr>
+                <w:del w:id="398" w:author="Daniel Noble" w:date="2025-10-27T13:40:00Z" w16du:dateUtc="2025-10-27T02:40:00Z"/>
+              </w:rPr>
+            </w:pPr>
+            <w:del w:id="399" w:author="Daniel Noble" w:date="2025-10-27T13:40:00Z" w16du:dateUtc="2025-10-27T02:40:00Z">
+              <w:r>
+                <w:delText xml:space="preserve">where </w:delText>
+              </w:r>
+            </w:del>
+            <m:oMath>
+              <m:r>
+                <w:del w:id="400" w:author="Daniel Noble" w:date="2025-10-27T13:40:00Z" w16du:dateUtc="2025-10-27T02:40:00Z">
+                  <w:rPr>
+                    <w:rFonts w:ascii="Cambria Math" w:hAnsi="Cambria Math"/>
+                  </w:rPr>
+                  <m:t>Δ</m:t>
+                </w:del>
+              </m:r>
+              <m:acc>
+                <m:accPr>
+                  <m:chr m:val="‾"/>
+                  <m:ctrlPr>
+                    <w:del w:id="401" w:author="Daniel Noble" w:date="2025-10-27T13:40:00Z" w16du:dateUtc="2025-10-27T02:40:00Z">
+                      <w:rPr>
+                        <w:rFonts w:ascii="Cambria Math" w:hAnsi="Cambria Math"/>
+                      </w:rPr>
+                    </w:del>
+                  </m:ctrlPr>
+                </m:accPr>
+                <m:e>
+                  <m:r>
+                    <w:del w:id="402" w:author="Daniel Noble" w:date="2025-10-27T13:40:00Z" w16du:dateUtc="2025-10-27T02:40:00Z">
+                      <m:rPr>
+                        <m:sty m:val="b"/>
+                      </m:rPr>
+                      <w:rPr>
+                        <w:rFonts w:ascii="Cambria Math" w:hAnsi="Cambria Math"/>
+                      </w:rPr>
+                      <m:t>z</m:t>
+                    </w:del>
+                  </m:r>
+                </m:e>
+              </m:acc>
+            </m:oMath>
+            <w:del w:id="403" w:author="Daniel Noble" w:date="2025-10-27T13:40:00Z" w16du:dateUtc="2025-10-27T02:40:00Z">
+              <w:r>
+                <w:delText xml:space="preserve"> is the vector of changes in the mean trait values, </w:delText>
+              </w:r>
+            </w:del>
+            <m:oMath>
+              <m:r>
+                <w:del w:id="404" w:author="Daniel Noble" w:date="2025-10-27T13:40:00Z" w16du:dateUtc="2025-10-27T02:40:00Z">
+                  <m:rPr>
+                    <m:sty m:val="b"/>
+                  </m:rPr>
+                  <w:rPr>
+                    <w:rFonts w:ascii="Cambria Math" w:hAnsi="Cambria Math"/>
+                  </w:rPr>
+                  <m:t>G</m:t>
+                </w:del>
+              </m:r>
+            </m:oMath>
+            <w:del w:id="405" w:author="Daniel Noble" w:date="2025-10-27T13:40:00Z" w16du:dateUtc="2025-10-27T02:40:00Z">
+              <w:r>
+                <w:delText xml:space="preserve"> is the genetic covariance matrix and </w:delText>
+              </w:r>
+            </w:del>
+            <m:oMath>
+              <m:r>
+                <w:del w:id="406" w:author="Daniel Noble" w:date="2025-10-27T13:40:00Z" w16du:dateUtc="2025-10-27T02:40:00Z">
+                  <m:rPr>
+                    <m:sty m:val="b"/>
+                  </m:rPr>
+                  <w:rPr>
+                    <w:rFonts w:ascii="Cambria Math" w:hAnsi="Cambria Math"/>
+                  </w:rPr>
+                  <m:t>β</m:t>
+                </w:del>
+              </m:r>
+            </m:oMath>
+            <w:del w:id="407" w:author="Daniel Noble" w:date="2025-10-27T13:40:00Z" w16du:dateUtc="2025-10-27T02:40:00Z">
+              <w:r>
+                <w:delText xml:space="preserve"> is the vector of standardised selection gradients that regress each trait on relative fitness (i.e., </w:delText>
+              </w:r>
+            </w:del>
+            <m:oMath>
+              <m:r>
+                <w:del w:id="408" w:author="Daniel Noble" w:date="2025-10-27T13:40:00Z" w16du:dateUtc="2025-10-27T02:40:00Z">
+                  <m:rPr>
+                    <m:sty m:val="b"/>
+                  </m:rPr>
+                  <w:rPr>
+                    <w:rFonts w:ascii="Cambria Math" w:hAnsi="Cambria Math"/>
+                  </w:rPr>
+                  <m:t>ω</m:t>
+                </w:del>
+              </m:r>
+              <m:r>
+                <w:del w:id="409" w:author="Daniel Noble" w:date="2025-10-27T13:40:00Z" w16du:dateUtc="2025-10-27T02:40:00Z">
+                  <m:rPr>
+                    <m:sty m:val="p"/>
+                  </m:rPr>
+                  <w:rPr>
+                    <w:rFonts w:ascii="Cambria Math" w:hAnsi="Cambria Math"/>
+                  </w:rPr>
+                  <m:t>=</m:t>
+                </w:del>
+              </m:r>
+              <m:r>
+                <w:del w:id="410" w:author="Daniel Noble" w:date="2025-10-27T13:40:00Z" w16du:dateUtc="2025-10-27T02:40:00Z">
+                  <m:rPr>
+                    <m:sty m:val="b"/>
+                  </m:rPr>
+                  <w:rPr>
+                    <w:rFonts w:ascii="Cambria Math" w:hAnsi="Cambria Math"/>
+                  </w:rPr>
+                  <m:t>α</m:t>
+                </w:del>
+              </m:r>
+              <m:r>
+                <w:del w:id="411" w:author="Daniel Noble" w:date="2025-10-27T13:40:00Z" w16du:dateUtc="2025-10-27T02:40:00Z">
+                  <m:rPr>
+                    <m:sty m:val="p"/>
+                  </m:rPr>
+                  <w:rPr>
+                    <w:rFonts w:ascii="Cambria Math" w:hAnsi="Cambria Math"/>
+                  </w:rPr>
+                  <m:t>+</m:t>
+                </w:del>
+              </m:r>
+              <m:sSup>
+                <m:sSupPr>
+                  <m:ctrlPr>
+                    <w:del w:id="412" w:author="Daniel Noble" w:date="2025-10-27T13:40:00Z" w16du:dateUtc="2025-10-27T02:40:00Z">
+                      <w:rPr>
+                        <w:rFonts w:ascii="Cambria Math" w:hAnsi="Cambria Math"/>
+                      </w:rPr>
+                    </w:del>
+                  </m:ctrlPr>
+                </m:sSupPr>
+                <m:e>
+                  <m:r>
+                    <w:del w:id="413" w:author="Daniel Noble" w:date="2025-10-27T13:40:00Z" w16du:dateUtc="2025-10-27T02:40:00Z">
+                      <m:rPr>
+                        <m:sty m:val="b"/>
+                      </m:rPr>
+                      <w:rPr>
+                        <w:rFonts w:ascii="Cambria Math" w:hAnsi="Cambria Math"/>
+                      </w:rPr>
+                      <m:t>β</m:t>
+                    </w:del>
+                  </m:r>
+                </m:e>
+                <m:sup>
+                  <m:r>
+                    <w:del w:id="414" w:author="Daniel Noble" w:date="2025-10-27T13:40:00Z" w16du:dateUtc="2025-10-27T02:40:00Z">
+                      <m:rPr>
+                        <m:sty m:val="b"/>
+                      </m:rPr>
+                      <w:rPr>
+                        <w:rFonts w:ascii="Cambria Math" w:hAnsi="Cambria Math"/>
+                      </w:rPr>
+                      <m:t>T</m:t>
+                    </w:del>
+                  </m:r>
+                </m:sup>
+              </m:sSup>
+              <m:r>
+                <w:del w:id="415" w:author="Daniel Noble" w:date="2025-10-27T13:40:00Z" w16du:dateUtc="2025-10-27T02:40:00Z">
+                  <m:rPr>
+                    <m:sty m:val="p"/>
+                  </m:rPr>
+                  <w:rPr>
+                    <w:rFonts w:ascii="Cambria Math" w:hAnsi="Cambria Math"/>
+                  </w:rPr>
+                  <m:t>⋅</m:t>
+                </w:del>
+              </m:r>
+              <m:r>
+                <w:del w:id="416" w:author="Daniel Noble" w:date="2025-10-27T13:40:00Z" w16du:dateUtc="2025-10-27T02:40:00Z">
+                  <m:rPr>
+                    <m:sty m:val="b"/>
+                  </m:rPr>
+                  <w:rPr>
+                    <w:rFonts w:ascii="Cambria Math" w:hAnsi="Cambria Math"/>
+                  </w:rPr>
+                  <m:t>z</m:t>
+                </w:del>
+              </m:r>
+              <m:r>
+                <w:del w:id="417" w:author="Daniel Noble" w:date="2025-10-27T13:40:00Z" w16du:dateUtc="2025-10-27T02:40:00Z">
+                  <m:rPr>
+                    <m:sty m:val="p"/>
+                  </m:rPr>
+                  <w:rPr>
+                    <w:rFonts w:ascii="Cambria Math" w:hAnsi="Cambria Math"/>
+                  </w:rPr>
+                  <m:t>+</m:t>
+                </w:del>
+              </m:r>
+              <m:r>
+                <w:del w:id="418" w:author="Daniel Noble" w:date="2025-10-27T13:40:00Z" w16du:dateUtc="2025-10-27T02:40:00Z">
+                  <m:rPr>
+                    <m:sty m:val="b"/>
+                  </m:rPr>
+                  <w:rPr>
+                    <w:rFonts w:ascii="Cambria Math" w:hAnsi="Cambria Math"/>
+                  </w:rPr>
+                  <m:t>e</m:t>
+                </w:del>
+              </m:r>
+            </m:oMath>
+            <w:del w:id="419" w:author="Daniel Noble" w:date="2025-10-27T13:40:00Z" w16du:dateUtc="2025-10-27T02:40:00Z">
+              <w:r>
+                <w:delText>; [90]). While the multivariate breeders equation can be useful for predicting short term evolutionary responses (i.e., one or a few generations) it likely has limited in predictive power over longer timespans because of changes in heritability and selection through time [83,90].</w:delText>
+              </w:r>
+            </w:del>
+          </w:p>
+          <w:p>
+            <w:pPr>
+              <w:pStyle w:val="BodyText"/>
+              <w:spacing w:after="16" w:line="360" w:lineRule="auto"/>
+            </w:pPr>
+            <w:del w:id="420" w:author="Daniel Noble" w:date="2025-10-27T13:40:00Z" w16du:dateUtc="2025-10-27T02:40:00Z">
+              <w:r>
+                <w:delText xml:space="preserve">Measuring and incorporating both plasticity and evolution into our proposed systems modelling framework is challenging because such models usually focus on one or a few ‘traits’. Studies that have attempted to measure plasticity and evolutionary potential in traits demonstrate how such processes can shape outcomes in important ways [61,91–95]. For example, applying a TDT framework to isogenic lines of </w:delText>
+              </w:r>
+              <w:r>
+                <w:rPr>
+                  <w:i/>
+                  <w:iCs/>
+                </w:rPr>
+                <w:delText>Drosophila melanogaster</w:delText>
+              </w:r>
+              <w:r>
+                <w:delText xml:space="preserve">, Leiva </w:delText>
+              </w:r>
+              <w:r>
+                <w:rPr>
+                  <w:i/>
+                  <w:iCs/>
+                </w:rPr>
+                <w:delText>et al</w:delText>
+              </w:r>
+              <w:r>
+                <w:delText xml:space="preserve"> [95] show evidence for genetic (co)variation in both upper thermal limits (</w:delText>
+              </w:r>
+            </w:del>
+            <m:oMath>
+              <m:r>
+                <w:del w:id="421" w:author="Daniel Noble" w:date="2025-10-27T13:40:00Z" w16du:dateUtc="2025-10-27T02:40:00Z">
+                  <w:rPr>
+                    <w:rFonts w:ascii="Cambria Math" w:hAnsi="Cambria Math"/>
+                  </w:rPr>
+                  <m:t>C</m:t>
+                </w:del>
+              </m:r>
+              <m:sSub>
+                <m:sSubPr>
+                  <m:ctrlPr>
+                    <w:del w:id="422" w:author="Daniel Noble" w:date="2025-10-27T13:40:00Z" w16du:dateUtc="2025-10-27T02:40:00Z">
+                      <w:rPr>
+                        <w:rFonts w:ascii="Cambria Math" w:hAnsi="Cambria Math"/>
+                      </w:rPr>
+                    </w:del>
+                  </m:ctrlPr>
+                </m:sSubPr>
+                <m:e>
+                  <m:r>
+                    <w:del w:id="423" w:author="Daniel Noble" w:date="2025-10-27T13:40:00Z" w16du:dateUtc="2025-10-27T02:40:00Z">
+                      <w:rPr>
+                        <w:rFonts w:ascii="Cambria Math" w:hAnsi="Cambria Math"/>
+                      </w:rPr>
+                      <m:t>T</m:t>
+                    </w:del>
+                  </m:r>
+                </m:e>
+                <m:sub>
+                  <m:r>
+                    <w:del w:id="424" w:author="Daniel Noble" w:date="2025-10-27T13:40:00Z" w16du:dateUtc="2025-10-27T02:40:00Z">
+                      <w:rPr>
+                        <w:rFonts w:ascii="Cambria Math" w:hAnsi="Cambria Math"/>
+                      </w:rPr>
+                      <m:t>max</m:t>
+                    </w:del>
+                  </m:r>
+                </m:sub>
+              </m:sSub>
+            </m:oMath>
+            <w:del w:id="425" w:author="Daniel Noble" w:date="2025-10-27T13:40:00Z" w16du:dateUtc="2025-10-27T02:40:00Z">
+              <w:r>
+                <w:delText xml:space="preserve">) and also thermal sensitivity (i.e, </w:delText>
+              </w:r>
+            </w:del>
+            <m:oMath>
+              <m:r>
+                <w:del w:id="426" w:author="Daniel Noble" w:date="2025-10-27T13:40:00Z" w16du:dateUtc="2025-10-27T02:40:00Z">
+                  <w:rPr>
+                    <w:rFonts w:ascii="Cambria Math" w:hAnsi="Cambria Math"/>
+                  </w:rPr>
+                  <m:t>z</m:t>
+                </w:del>
+              </m:r>
+            </m:oMath>
+            <w:del w:id="427" w:author="Daniel Noble" w:date="2025-10-27T13:40:00Z" w16du:dateUtc="2025-10-27T02:40:00Z">
+              <w:r>
+                <w:delText xml:space="preserve">, slope from TDT curves). Thermal sensitivity in </w:delText>
+              </w:r>
+              <w:r>
+                <w:rPr>
+                  <w:i/>
+                  <w:iCs/>
+                </w:rPr>
+                <w:delText>Drosophila</w:delText>
+              </w:r>
+              <w:r>
+                <w:delText xml:space="preserve"> species is also known to respond plastically to temperature [91]. In the alpine plant </w:delText>
+              </w:r>
+              <w:r>
+                <w:rPr>
+                  <w:i/>
+                  <w:iCs/>
+                </w:rPr>
+                <w:delText>Wahlenbergia ceracea</w:delText>
+              </w:r>
+              <w:r>
+                <w:delText xml:space="preserve"> there is little genetic variation in plasticity, despite ample plasticity in response to warming. Thus adaptive evolution of plasticity is unlikely in this species [96]. Beyond these examples, few studies have attempted to quantify genetic variation in plastic responses to warming effects including extreme heat events, and among those that have, evidence that such plasticity is adaptive remains elusive [96,97]. One challenge in assessing the adaptive evolution of plasticity is that trait values themselves are also under selection in the different environments that elicit a plastic response; thus, selection on plasticity reflects both selection on trait means in a given environment and selection on the full range of phenotypes across environments [89,96].</w:delText>
+              </w:r>
+            </w:del>
+          </w:p>
+        </w:tc>
+      </w:tr>
+    </w:tbl>
+    <w:p>
+      <w:pPr>
+        <w:pStyle w:val="BodyText"/>
+        <w:spacing w:line="360" w:lineRule="auto"/>
+      </w:pPr>
+      <w:r>
+        <w:t xml:space="preserve"> </w:t>
       </w:r>
     </w:p>
     <w:tbl>
@@ -2695,55 +5416,245 @@
                 <w:bCs/>
               </w:rPr>
               <w:lastRenderedPageBreak/>
-              <w:t>Box 2: Integrating eco-evolutionary feedback within a systems-modelling framework</w:t>
+              <w:t xml:space="preserve">Box 3: </w:t>
             </w:r>
+            <w:ins w:id="428" w:author="Daniel Noble" w:date="2025-10-27T13:39:00Z" w16du:dateUtc="2025-10-27T02:39:00Z">
+              <w:r>
+                <w:rPr>
+                  <w:b/>
+                  <w:bCs/>
+                </w:rPr>
+                <w:t>Integrating eco-evolutionary feedback within a systems-modelling framework</w:t>
+              </w:r>
+            </w:ins>
+            <w:del w:id="429" w:author="Daniel Noble" w:date="2025-10-27T13:39:00Z" w16du:dateUtc="2025-10-27T02:39:00Z">
+              <w:r>
+                <w:rPr>
+                  <w:b/>
+                  <w:bCs/>
+                </w:rPr>
+                <w:delText>Interacting species interacting with people: social-ecological systems</w:delText>
+              </w:r>
+            </w:del>
           </w:p>
           <w:p>
             <w:pPr>
               <w:pStyle w:val="BodyText"/>
               <w:spacing w:before="16" w:line="360" w:lineRule="auto"/>
+              <w:rPr>
+                <w:ins w:id="430" w:author="Daniel Noble" w:date="2025-10-27T13:40:00Z" w16du:dateUtc="2025-10-27T02:40:00Z"/>
+              </w:rPr>
             </w:pPr>
-            <w:r>
-              <w:t>Extreme environments can act as a potent selective force triggering evolutionary change in populations [81–83]. Evolutionary responses will depend on the amount of phenotypic and genetic variation present in a population and exposed to natural selection along with the strength of selection on phenotypes. Extreme environments pose unique challenges for predicting evolutionary change because they are, by definition, rare events. Adaptive evolution will therefore depend on the frequency of extreme environments and the underlying genetic correlation between traits expressed across environments and other conditions [81]. In addition, phenotypic plasticity can result in both maladaptive and adaptive outcomes by either shielding selection on genetic variation or by facilitating persistence and selection, making it difficult to predict the long term effects of plasticity and adaptive evolution in building population resilience [82,84–87].</w:t>
-            </w:r>
+            <w:ins w:id="431" w:author="Daniel Noble" w:date="2025-10-27T13:40:00Z" w16du:dateUtc="2025-10-27T02:40:00Z">
+              <w:r>
+                <w:t xml:space="preserve">Extreme environments can act as a potent selective force triggering evolutionary change in populations [81–83]. Evolutionary responses will depend on the amount of phenotypic and genetic variation present in a population and exposed to natural selection along with the strength of selection on phenotypes. Extreme environments pose unique challenges for predicting evolutionary change because they are, by definition, rare events. Adaptive evolution will therefore depend on the frequency of extreme environments and the underlying genetic correlation between traits expressed across environments and other conditions [81]. In addition, phenotypic plasticity can result in both maladaptive and adaptive outcomes by either shielding selection on genetic variation or by facilitating persistence and selection, making it difficult to predict the </w:t>
+              </w:r>
+              <w:proofErr w:type="gramStart"/>
+              <w:r>
+                <w:t>long term</w:t>
+              </w:r>
+              <w:proofErr w:type="gramEnd"/>
+              <w:r>
+                <w:t xml:space="preserve"> effects of plasticity and adaptive evolution in building population resilience [82,84–87].</w:t>
+              </w:r>
+            </w:ins>
           </w:p>
           <w:p>
             <w:pPr>
               <w:pStyle w:val="BodyText"/>
               <w:spacing w:line="360" w:lineRule="auto"/>
+              <w:rPr>
+                <w:ins w:id="432" w:author="Daniel Noble" w:date="2025-10-27T13:40:00Z" w16du:dateUtc="2025-10-27T02:40:00Z"/>
+              </w:rPr>
             </w:pPr>
-            <w:r>
-              <w:t>Plasticity and evolution can be incorporated into a systems modelling framework by allowing environments to govern ‘trait’ development (plasticity) and by incorporating selection and genetic (co)variance estimates for ‘traits’ within these models (evolution). We speak of ‘traits’ broadly here because these need not be traits typically thought of by evolutionary ecologists (e.g., body mass, vital rates). Rather, ‘traits’ can include the parameters within models that establish functional traits within a population (e.g., DEB parameters)[88]. Plasticity can be captured by mapping trait development to the environment. In contrast, evolutionary change takes place in multivariate trait space where genetic variance and covariance between traits (i.e., constraints) along with varying patterns of selection can be used to predict trait changes across generations. One simple way to make such predictions is by using the multivariate breeders equation [89]:</w:t>
-            </w:r>
+            <w:ins w:id="433" w:author="Daniel Noble" w:date="2025-10-27T13:40:00Z" w16du:dateUtc="2025-10-27T02:40:00Z">
+              <w:r>
+                <w:t>Plasticity and evolution can be incorporated into a systems modelling framework by allowing environments to govern ‘trait’ development (plasticity) and by incorporating selection and genetic (co)variance estimates for ‘traits’ within these models (evolution). We speak of ‘traits’ broadly here because these need not be traits typically thought of by evolutionary ecologists (e.g., body mass, vital rates). Rather, ‘</w:t>
+              </w:r>
+              <w:proofErr w:type="gramStart"/>
+              <w:r>
+                <w:t>traits’</w:t>
+              </w:r>
+              <w:proofErr w:type="gramEnd"/>
+              <w:r>
+                <w:t xml:space="preserve"> can include the parameters within models that establish functional traits within a population (e.g., DEB </w:t>
+              </w:r>
+              <w:proofErr w:type="gramStart"/>
+              <w:r>
+                <w:t>parameters)[</w:t>
+              </w:r>
+              <w:proofErr w:type="gramEnd"/>
+              <w:r>
+                <w:t xml:space="preserve">88]. Plasticity can be captured by mapping trait development to the environment. In contrast, evolutionary change takes place in multivariate trait space where genetic variance and covariance between traits (i.e., constraints) along with varying patterns of selection can be used to predict trait changes across generations. One simple way to make such predictions is by using the multivariate </w:t>
+              </w:r>
+              <w:proofErr w:type="gramStart"/>
+              <w:r>
+                <w:t>breeders</w:t>
+              </w:r>
+              <w:proofErr w:type="gramEnd"/>
+              <w:r>
+                <w:t xml:space="preserve"> equation [89]:</w:t>
+              </w:r>
+            </w:ins>
           </w:p>
           <w:p>
             <w:pPr>
               <w:pStyle w:val="BodyText"/>
               <w:spacing w:line="360" w:lineRule="auto"/>
+              <w:rPr>
+                <w:ins w:id="434" w:author="Daniel Noble" w:date="2025-10-27T13:40:00Z" w16du:dateUtc="2025-10-27T02:40:00Z"/>
+              </w:rPr>
             </w:pPr>
-            <w:bookmarkStart w:id="37" w:name="eq-breeders"/>
             <m:oMathPara>
               <m:oMathParaPr>
                 <m:jc m:val="center"/>
               </m:oMathParaPr>
               <m:oMath>
                 <m:r>
-                  <w:rPr>
-                    <w:rFonts w:ascii="Cambria Math" w:hAnsi="Cambria Math"/>
-                  </w:rPr>
-                  <m:t>Δ</m:t>
+                  <w:ins w:id="435" w:author="Daniel Noble" w:date="2025-10-27T13:40:00Z" w16du:dateUtc="2025-10-27T02:40:00Z">
+                    <w:rPr>
+                      <w:rFonts w:ascii="Cambria Math" w:hAnsi="Cambria Math"/>
+                    </w:rPr>
+                    <m:t>Δ</m:t>
+                  </w:ins>
                 </m:r>
                 <m:acc>
                   <m:accPr>
                     <m:chr m:val="‾"/>
                     <m:ctrlPr>
-                      <w:rPr>
-                        <w:rFonts w:ascii="Cambria Math" w:hAnsi="Cambria Math"/>
-                      </w:rPr>
+                      <w:ins w:id="436" w:author="Daniel Noble" w:date="2025-10-27T13:40:00Z" w16du:dateUtc="2025-10-27T02:40:00Z">
+                        <w:rPr>
+                          <w:rFonts w:ascii="Cambria Math" w:hAnsi="Cambria Math"/>
+                        </w:rPr>
+                      </w:ins>
                     </m:ctrlPr>
                   </m:accPr>
                   <m:e>
                     <m:r>
+                      <w:ins w:id="437" w:author="Daniel Noble" w:date="2025-10-27T13:40:00Z" w16du:dateUtc="2025-10-27T02:40:00Z">
+                        <m:rPr>
+                          <m:sty m:val="b"/>
+                        </m:rPr>
+                        <w:rPr>
+                          <w:rFonts w:ascii="Cambria Math" w:hAnsi="Cambria Math"/>
+                        </w:rPr>
+                        <m:t>z</m:t>
+                      </w:ins>
+                    </m:r>
+                  </m:e>
+                </m:acc>
+                <m:r>
+                  <w:ins w:id="438" w:author="Daniel Noble" w:date="2025-10-27T13:40:00Z" w16du:dateUtc="2025-10-27T02:40:00Z">
+                    <m:rPr>
+                      <m:sty m:val="p"/>
+                    </m:rPr>
+                    <w:rPr>
+                      <w:rFonts w:ascii="Cambria Math" w:hAnsi="Cambria Math"/>
+                    </w:rPr>
+                    <m:t>=</m:t>
+                  </w:ins>
+                </m:r>
+                <m:r>
+                  <w:ins w:id="439" w:author="Daniel Noble" w:date="2025-10-27T13:40:00Z" w16du:dateUtc="2025-10-27T02:40:00Z">
+                    <m:rPr>
+                      <m:sty m:val="b"/>
+                    </m:rPr>
+                    <w:rPr>
+                      <w:rFonts w:ascii="Cambria Math" w:hAnsi="Cambria Math"/>
+                    </w:rPr>
+                    <m:t>G</m:t>
+                  </w:ins>
+                </m:r>
+                <m:r>
+                  <w:ins w:id="440" w:author="Daniel Noble" w:date="2025-10-27T13:40:00Z" w16du:dateUtc="2025-10-27T02:40:00Z">
+                    <m:rPr>
+                      <m:sty m:val="p"/>
+                    </m:rPr>
+                    <w:rPr>
+                      <w:rFonts w:ascii="Cambria Math" w:hAnsi="Cambria Math"/>
+                    </w:rPr>
+                    <m:t>⋅</m:t>
+                  </w:ins>
+                </m:r>
+                <m:r>
+                  <w:ins w:id="441" w:author="Daniel Noble" w:date="2025-10-27T13:40:00Z" w16du:dateUtc="2025-10-27T02:40:00Z">
+                    <m:rPr>
+                      <m:sty m:val="b"/>
+                    </m:rPr>
+                    <w:rPr>
+                      <w:rFonts w:ascii="Cambria Math" w:hAnsi="Cambria Math"/>
+                    </w:rPr>
+                    <m:t>β</m:t>
+                  </w:ins>
+                </m:r>
+                <m:r>
+                  <w:ins w:id="442" w:author="Daniel Noble" w:date="2025-10-27T13:40:00Z" w16du:dateUtc="2025-10-27T02:40:00Z">
+                    <w:rPr>
+                      <w:rFonts w:ascii="Cambria Math" w:hAnsi="Cambria Math"/>
+                    </w:rPr>
+                    <m:t>  </m:t>
+                  </w:ins>
+                </m:r>
+                <m:d>
+                  <m:dPr>
+                    <m:ctrlPr>
+                      <w:ins w:id="443" w:author="Daniel Noble" w:date="2025-10-27T13:40:00Z" w16du:dateUtc="2025-10-27T02:40:00Z">
+                        <w:rPr>
+                          <w:rFonts w:ascii="Cambria Math" w:hAnsi="Cambria Math"/>
+                        </w:rPr>
+                      </w:ins>
+                    </m:ctrlPr>
+                  </m:dPr>
+                  <m:e>
+                    <m:r>
+                      <w:ins w:id="444" w:author="Daniel Noble" w:date="2025-10-27T13:40:00Z" w16du:dateUtc="2025-10-27T02:40:00Z">
+                        <w:rPr>
+                          <w:rFonts w:ascii="Cambria Math" w:hAnsi="Cambria Math"/>
+                        </w:rPr>
+                        <m:t>2</m:t>
+                      </w:ins>
+                    </m:r>
+                  </m:e>
+                </m:d>
+              </m:oMath>
+            </m:oMathPara>
+          </w:p>
+          <w:p>
+            <w:pPr>
+              <w:pStyle w:val="FirstParagraph"/>
+              <w:spacing w:line="360" w:lineRule="auto"/>
+              <w:rPr>
+                <w:ins w:id="445" w:author="Daniel Noble" w:date="2025-10-27T13:40:00Z" w16du:dateUtc="2025-10-27T02:40:00Z"/>
+              </w:rPr>
+            </w:pPr>
+            <w:ins w:id="446" w:author="Daniel Noble" w:date="2025-10-27T13:40:00Z" w16du:dateUtc="2025-10-27T02:40:00Z">
+              <w:r>
+                <w:t xml:space="preserve">where </w:t>
+              </w:r>
+            </w:ins>
+            <m:oMath>
+              <m:r>
+                <w:ins w:id="447" w:author="Daniel Noble" w:date="2025-10-27T13:40:00Z" w16du:dateUtc="2025-10-27T02:40:00Z">
+                  <w:rPr>
+                    <w:rFonts w:ascii="Cambria Math" w:hAnsi="Cambria Math"/>
+                  </w:rPr>
+                  <m:t>Δ</m:t>
+                </w:ins>
+              </m:r>
+              <m:acc>
+                <m:accPr>
+                  <m:chr m:val="‾"/>
+                  <m:ctrlPr>
+                    <w:ins w:id="448" w:author="Daniel Noble" w:date="2025-10-27T13:40:00Z" w16du:dateUtc="2025-10-27T02:40:00Z">
+                      <w:rPr>
+                        <w:rFonts w:ascii="Cambria Math" w:hAnsi="Cambria Math"/>
+                      </w:rPr>
+                    </w:ins>
+                  </m:ctrlPr>
+                </m:accPr>
+                <m:e>
+                  <m:r>
+                    <w:ins w:id="449" w:author="Daniel Noble" w:date="2025-10-27T13:40:00Z" w16du:dateUtc="2025-10-27T02:40:00Z">
                       <m:rPr>
                         <m:sty m:val="b"/>
                       </m:rPr>
@@ -2751,10 +5662,66 @@
                         <w:rFonts w:ascii="Cambria Math" w:hAnsi="Cambria Math"/>
                       </w:rPr>
                       <m:t>z</m:t>
-                    </m:r>
-                  </m:e>
-                </m:acc>
-                <m:r>
+                    </w:ins>
+                  </m:r>
+                </m:e>
+              </m:acc>
+            </m:oMath>
+            <w:ins w:id="450" w:author="Daniel Noble" w:date="2025-10-27T13:40:00Z" w16du:dateUtc="2025-10-27T02:40:00Z">
+              <w:r>
+                <w:t xml:space="preserve"> is the vector of changes in the mean trait values, </w:t>
+              </w:r>
+            </w:ins>
+            <m:oMath>
+              <m:r>
+                <w:ins w:id="451" w:author="Daniel Noble" w:date="2025-10-27T13:40:00Z" w16du:dateUtc="2025-10-27T02:40:00Z">
+                  <m:rPr>
+                    <m:sty m:val="b"/>
+                  </m:rPr>
+                  <w:rPr>
+                    <w:rFonts w:ascii="Cambria Math" w:hAnsi="Cambria Math"/>
+                  </w:rPr>
+                  <m:t>G</m:t>
+                </w:ins>
+              </m:r>
+            </m:oMath>
+            <w:ins w:id="452" w:author="Daniel Noble" w:date="2025-10-27T13:40:00Z" w16du:dateUtc="2025-10-27T02:40:00Z">
+              <w:r>
+                <w:t xml:space="preserve"> is the genetic covariance matrix and </w:t>
+              </w:r>
+            </w:ins>
+            <m:oMath>
+              <m:r>
+                <w:ins w:id="453" w:author="Daniel Noble" w:date="2025-10-27T13:40:00Z" w16du:dateUtc="2025-10-27T02:40:00Z">
+                  <m:rPr>
+                    <m:sty m:val="b"/>
+                  </m:rPr>
+                  <w:rPr>
+                    <w:rFonts w:ascii="Cambria Math" w:hAnsi="Cambria Math"/>
+                  </w:rPr>
+                  <m:t>β</m:t>
+                </w:ins>
+              </m:r>
+            </m:oMath>
+            <w:ins w:id="454" w:author="Daniel Noble" w:date="2025-10-27T13:40:00Z" w16du:dateUtc="2025-10-27T02:40:00Z">
+              <w:r>
+                <w:t xml:space="preserve"> is the vector of standardised selection gradients that regress each trait on relative fitness (i.e., </w:t>
+              </w:r>
+            </w:ins>
+            <m:oMath>
+              <m:r>
+                <w:ins w:id="455" w:author="Daniel Noble" w:date="2025-10-27T13:40:00Z" w16du:dateUtc="2025-10-27T02:40:00Z">
+                  <m:rPr>
+                    <m:sty m:val="b"/>
+                  </m:rPr>
+                  <w:rPr>
+                    <w:rFonts w:ascii="Cambria Math" w:hAnsi="Cambria Math"/>
+                  </w:rPr>
+                  <m:t>ω</m:t>
+                </w:ins>
+              </m:r>
+              <m:r>
+                <w:ins w:id="456" w:author="Daniel Noble" w:date="2025-10-27T13:40:00Z" w16du:dateUtc="2025-10-27T02:40:00Z">
                   <m:rPr>
                     <m:sty m:val="p"/>
                   </m:rPr>
@@ -2762,17 +5729,69 @@
                     <w:rFonts w:ascii="Cambria Math" w:hAnsi="Cambria Math"/>
                   </w:rPr>
                   <m:t>=</m:t>
-                </m:r>
-                <m:r>
+                </w:ins>
+              </m:r>
+              <m:r>
+                <w:ins w:id="457" w:author="Daniel Noble" w:date="2025-10-27T13:40:00Z" w16du:dateUtc="2025-10-27T02:40:00Z">
                   <m:rPr>
                     <m:sty m:val="b"/>
                   </m:rPr>
                   <w:rPr>
                     <w:rFonts w:ascii="Cambria Math" w:hAnsi="Cambria Math"/>
                   </w:rPr>
-                  <m:t>G</m:t>
-                </m:r>
-                <m:r>
+                  <m:t>α</m:t>
+                </w:ins>
+              </m:r>
+              <m:r>
+                <w:ins w:id="458" w:author="Daniel Noble" w:date="2025-10-27T13:40:00Z" w16du:dateUtc="2025-10-27T02:40:00Z">
+                  <m:rPr>
+                    <m:sty m:val="p"/>
+                  </m:rPr>
+                  <w:rPr>
+                    <w:rFonts w:ascii="Cambria Math" w:hAnsi="Cambria Math"/>
+                  </w:rPr>
+                  <m:t>+</m:t>
+                </w:ins>
+              </m:r>
+              <m:sSup>
+                <m:sSupPr>
+                  <m:ctrlPr>
+                    <w:ins w:id="459" w:author="Daniel Noble" w:date="2025-10-27T13:40:00Z" w16du:dateUtc="2025-10-27T02:40:00Z">
+                      <w:rPr>
+                        <w:rFonts w:ascii="Cambria Math" w:hAnsi="Cambria Math"/>
+                      </w:rPr>
+                    </w:ins>
+                  </m:ctrlPr>
+                </m:sSupPr>
+                <m:e>
+                  <m:r>
+                    <w:ins w:id="460" w:author="Daniel Noble" w:date="2025-10-27T13:40:00Z" w16du:dateUtc="2025-10-27T02:40:00Z">
+                      <m:rPr>
+                        <m:sty m:val="b"/>
+                      </m:rPr>
+                      <w:rPr>
+                        <w:rFonts w:ascii="Cambria Math" w:hAnsi="Cambria Math"/>
+                      </w:rPr>
+                      <m:t>β</m:t>
+                    </w:ins>
+                  </m:r>
+                </m:e>
+                <m:sup>
+                  <m:r>
+                    <w:ins w:id="461" w:author="Daniel Noble" w:date="2025-10-27T13:40:00Z" w16du:dateUtc="2025-10-27T02:40:00Z">
+                      <m:rPr>
+                        <m:sty m:val="b"/>
+                      </m:rPr>
+                      <w:rPr>
+                        <w:rFonts w:ascii="Cambria Math" w:hAnsi="Cambria Math"/>
+                      </w:rPr>
+                      <m:t>T</m:t>
+                    </w:ins>
+                  </m:r>
+                </m:sup>
+              </m:sSup>
+              <m:r>
+                <w:ins w:id="462" w:author="Daniel Noble" w:date="2025-10-27T13:40:00Z" w16du:dateUtc="2025-10-27T02:40:00Z">
                   <m:rPr>
                     <m:sty m:val="p"/>
                   </m:rPr>
@@ -2780,421 +5799,278 @@
                     <w:rFonts w:ascii="Cambria Math" w:hAnsi="Cambria Math"/>
                   </w:rPr>
                   <m:t>⋅</m:t>
-                </m:r>
-                <m:r>
+                </w:ins>
+              </m:r>
+              <m:r>
+                <w:ins w:id="463" w:author="Daniel Noble" w:date="2025-10-27T13:40:00Z" w16du:dateUtc="2025-10-27T02:40:00Z">
                   <m:rPr>
                     <m:sty m:val="b"/>
                   </m:rPr>
                   <w:rPr>
                     <w:rFonts w:ascii="Cambria Math" w:hAnsi="Cambria Math"/>
                   </w:rPr>
-                  <m:t>β</m:t>
-                </m:r>
-                <m:r>
+                  <m:t>z</m:t>
+                </w:ins>
+              </m:r>
+              <m:r>
+                <w:ins w:id="464" w:author="Daniel Noble" w:date="2025-10-27T13:40:00Z" w16du:dateUtc="2025-10-27T02:40:00Z">
+                  <m:rPr>
+                    <m:sty m:val="p"/>
+                  </m:rPr>
                   <w:rPr>
                     <w:rFonts w:ascii="Cambria Math" w:hAnsi="Cambria Math"/>
                   </w:rPr>
-                  <m:t>  </m:t>
-                </m:r>
-                <m:d>
-                  <m:dPr>
-                    <m:ctrlPr>
-                      <w:rPr>
-                        <w:rFonts w:ascii="Cambria Math" w:hAnsi="Cambria Math"/>
-                      </w:rPr>
-                    </m:ctrlPr>
-                  </m:dPr>
-                  <m:e>
-                    <m:r>
-                      <w:rPr>
-                        <w:rFonts w:ascii="Cambria Math" w:hAnsi="Cambria Math"/>
-                      </w:rPr>
-                      <m:t>2</m:t>
-                    </m:r>
-                  </m:e>
-                </m:d>
-              </m:oMath>
-            </m:oMathPara>
-            <w:bookmarkEnd w:id="37"/>
-          </w:p>
-          <w:p>
-            <w:pPr>
-              <w:pStyle w:val="FirstParagraph"/>
-              <w:spacing w:line="360" w:lineRule="auto"/>
-            </w:pPr>
-            <w:r>
-              <w:t xml:space="preserve">where </w:t>
-            </w:r>
-            <m:oMath>
+                  <m:t>+</m:t>
+                </w:ins>
+              </m:r>
               <m:r>
-                <w:rPr>
-                  <w:rFonts w:ascii="Cambria Math" w:hAnsi="Cambria Math"/>
-                </w:rPr>
-                <m:t>Δ</m:t>
-              </m:r>
-              <m:acc>
-                <m:accPr>
-                  <m:chr m:val="‾"/>
-                  <m:ctrlPr>
-                    <w:rPr>
-                      <w:rFonts w:ascii="Cambria Math" w:hAnsi="Cambria Math"/>
-                    </w:rPr>
-                  </m:ctrlPr>
-                </m:accPr>
-                <m:e>
-                  <m:r>
-                    <m:rPr>
-                      <m:sty m:val="b"/>
-                    </m:rPr>
-                    <w:rPr>
-                      <w:rFonts w:ascii="Cambria Math" w:hAnsi="Cambria Math"/>
-                    </w:rPr>
-                    <m:t>z</m:t>
-                  </m:r>
-                </m:e>
-              </m:acc>
-            </m:oMath>
-            <w:r>
-              <w:t xml:space="preserve"> is the vector of changes in the mean trait values, </w:t>
-            </w:r>
-            <m:oMath>
-              <m:r>
-                <m:rPr>
-                  <m:sty m:val="b"/>
-                </m:rPr>
-                <w:rPr>
-                  <w:rFonts w:ascii="Cambria Math" w:hAnsi="Cambria Math"/>
-                </w:rPr>
-                <m:t>G</m:t>
+                <w:ins w:id="465" w:author="Daniel Noble" w:date="2025-10-27T13:40:00Z" w16du:dateUtc="2025-10-27T02:40:00Z">
+                  <m:rPr>
+                    <m:sty m:val="b"/>
+                  </m:rPr>
+                  <w:rPr>
+                    <w:rFonts w:ascii="Cambria Math" w:hAnsi="Cambria Math"/>
+                  </w:rPr>
+                  <m:t>e</m:t>
+                </w:ins>
               </m:r>
             </m:oMath>
-            <w:r>
-              <w:t xml:space="preserve"> is the genetic covariance matrix and </w:t>
-            </w:r>
-            <m:oMath>
-              <m:r>
-                <m:rPr>
-                  <m:sty m:val="b"/>
-                </m:rPr>
-                <w:rPr>
-                  <w:rFonts w:ascii="Cambria Math" w:hAnsi="Cambria Math"/>
-                </w:rPr>
-                <m:t>β</m:t>
-              </m:r>
-            </m:oMath>
-            <w:r>
-              <w:t xml:space="preserve"> is the vector of standardised selection gradients that regress each trait on relative fitness (i.e., </w:t>
-            </w:r>
-            <m:oMath>
-              <m:r>
-                <m:rPr>
-                  <m:sty m:val="b"/>
-                </m:rPr>
-                <w:rPr>
-                  <w:rFonts w:ascii="Cambria Math" w:hAnsi="Cambria Math"/>
-                </w:rPr>
-                <m:t>ω</m:t>
-              </m:r>
-              <m:r>
-                <m:rPr>
-                  <m:sty m:val="p"/>
-                </m:rPr>
-                <w:rPr>
-                  <w:rFonts w:ascii="Cambria Math" w:hAnsi="Cambria Math"/>
-                </w:rPr>
-                <m:t>=</m:t>
-              </m:r>
-              <m:r>
-                <m:rPr>
-                  <m:sty m:val="b"/>
-                </m:rPr>
-                <w:rPr>
-                  <w:rFonts w:ascii="Cambria Math" w:hAnsi="Cambria Math"/>
-                </w:rPr>
-                <m:t>α</m:t>
-              </m:r>
-              <m:r>
-                <m:rPr>
-                  <m:sty m:val="p"/>
-                </m:rPr>
-                <w:rPr>
-                  <w:rFonts w:ascii="Cambria Math" w:hAnsi="Cambria Math"/>
-                </w:rPr>
-                <m:t>+</m:t>
-              </m:r>
-              <m:sSup>
-                <m:sSupPr>
-                  <m:ctrlPr>
-                    <w:rPr>
-                      <w:rFonts w:ascii="Cambria Math" w:hAnsi="Cambria Math"/>
-                    </w:rPr>
-                  </m:ctrlPr>
-                </m:sSupPr>
-                <m:e>
-                  <m:r>
-                    <m:rPr>
-                      <m:sty m:val="b"/>
-                    </m:rPr>
-                    <w:rPr>
-                      <w:rFonts w:ascii="Cambria Math" w:hAnsi="Cambria Math"/>
-                    </w:rPr>
-                    <m:t>β</m:t>
-                  </m:r>
-                </m:e>
-                <m:sup>
-                  <m:r>
-                    <m:rPr>
-                      <m:sty m:val="b"/>
-                    </m:rPr>
-                    <w:rPr>
-                      <w:rFonts w:ascii="Cambria Math" w:hAnsi="Cambria Math"/>
-                    </w:rPr>
-                    <m:t>T</m:t>
-                  </m:r>
-                </m:sup>
-              </m:sSup>
-              <m:r>
-                <m:rPr>
-                  <m:sty m:val="p"/>
-                </m:rPr>
-                <w:rPr>
-                  <w:rFonts w:ascii="Cambria Math" w:hAnsi="Cambria Math"/>
-                </w:rPr>
-                <m:t>⋅</m:t>
-              </m:r>
-              <m:r>
-                <m:rPr>
-                  <m:sty m:val="b"/>
-                </m:rPr>
-                <w:rPr>
-                  <w:rFonts w:ascii="Cambria Math" w:hAnsi="Cambria Math"/>
-                </w:rPr>
-                <m:t>z</m:t>
-              </m:r>
-              <m:r>
-                <m:rPr>
-                  <m:sty m:val="p"/>
-                </m:rPr>
-                <w:rPr>
-                  <w:rFonts w:ascii="Cambria Math" w:hAnsi="Cambria Math"/>
-                </w:rPr>
-                <m:t>+</m:t>
-              </m:r>
-              <m:r>
-                <m:rPr>
-                  <m:sty m:val="b"/>
-                </m:rPr>
-                <w:rPr>
-                  <w:rFonts w:ascii="Cambria Math" w:hAnsi="Cambria Math"/>
-                </w:rPr>
-                <m:t>e</m:t>
-              </m:r>
-            </m:oMath>
-            <w:r>
-              <w:t>; [90]). While the multivariate breeders equation can be useful for predicting short term evolutionary responses (i.e., one or a few generations) it likely has limited in predictive power over longer timespans because of changes in heritability and selection through time [83,90].</w:t>
-            </w:r>
-          </w:p>
-          <w:p>
-            <w:pPr>
-              <w:pStyle w:val="BodyText"/>
-              <w:spacing w:after="16" w:line="360" w:lineRule="auto"/>
-            </w:pPr>
-            <w:r>
-              <w:t xml:space="preserve">Measuring and incorporating both plasticity and evolution into our proposed systems modelling framework is challenging because such models usually focus on one or a few ‘traits’. Studies that have attempted to measure plasticity and evolutionary potential in traits demonstrate how such processes can shape outcomes in important ways [61,91–95]. For example, applying a TDT framework to isogenic lines of </w:t>
-            </w:r>
-            <w:r>
-              <w:rPr>
-                <w:i/>
-                <w:iCs/>
-              </w:rPr>
-              <w:t>Drosophila melanogaster</w:t>
-            </w:r>
-            <w:r>
-              <w:t xml:space="preserve">, Leiva </w:t>
-            </w:r>
-            <w:r>
-              <w:rPr>
-                <w:i/>
-                <w:iCs/>
-              </w:rPr>
-              <w:t>et al</w:t>
-            </w:r>
-            <w:r>
-              <w:t xml:space="preserve"> [95] show evidence for genetic (co)variation in both upper </w:t>
-            </w:r>
-            <w:r>
-              <w:lastRenderedPageBreak/>
-              <w:t>thermal limits (</w:t>
-            </w:r>
-            <m:oMath>
-              <m:r>
-                <w:rPr>
-                  <w:rFonts w:ascii="Cambria Math" w:hAnsi="Cambria Math"/>
-                </w:rPr>
-                <m:t>C</m:t>
-              </m:r>
-              <m:sSub>
-                <m:sSubPr>
-                  <m:ctrlPr>
-                    <w:rPr>
-                      <w:rFonts w:ascii="Cambria Math" w:hAnsi="Cambria Math"/>
-                    </w:rPr>
-                  </m:ctrlPr>
-                </m:sSubPr>
-                <m:e>
-                  <m:r>
-                    <w:rPr>
-                      <w:rFonts w:ascii="Cambria Math" w:hAnsi="Cambria Math"/>
-                    </w:rPr>
-                    <m:t>T</m:t>
-                  </m:r>
-                </m:e>
-                <m:sub>
-                  <m:r>
-                    <w:rPr>
-                      <w:rFonts w:ascii="Cambria Math" w:hAnsi="Cambria Math"/>
-                    </w:rPr>
-                    <m:t>max</m:t>
-                  </m:r>
-                </m:sub>
-              </m:sSub>
-            </m:oMath>
-            <w:r>
-              <w:t xml:space="preserve">) and also thermal sensitivity (i.e, </w:t>
-            </w:r>
-            <m:oMath>
-              <m:r>
-                <w:rPr>
-                  <w:rFonts w:ascii="Cambria Math" w:hAnsi="Cambria Math"/>
-                </w:rPr>
-                <m:t>z</m:t>
-              </m:r>
-            </m:oMath>
-            <w:r>
-              <w:t xml:space="preserve">, slope from TDT curves). Thermal sensitivity in </w:t>
-            </w:r>
-            <w:r>
-              <w:rPr>
-                <w:i/>
-                <w:iCs/>
-              </w:rPr>
-              <w:t>Drosophila</w:t>
-            </w:r>
-            <w:r>
-              <w:t xml:space="preserve"> species is also known to respond plastically to temperature [91]. In the alpine plant </w:t>
-            </w:r>
-            <w:r>
-              <w:rPr>
-                <w:i/>
-                <w:iCs/>
-              </w:rPr>
-              <w:t>Wahlenbergia ceracea</w:t>
-            </w:r>
-            <w:r>
-              <w:t xml:space="preserve"> there is little genetic variation in plasticity, despite ample plasticity in response to warming. Thus adaptive evolution of plasticity is unlikely in this species [96]. Beyond these examples, few studies have attempted to quantify genetic variation in plastic responses to warming effects including extreme heat events, and among those that have, evidence that such plasticity is adaptive remains elusive [96,97]. One challenge in assessing the adaptive evolution of plasticity is that trait values themselves are also under selection in the different environments that elicit a plastic response; thus, selection on plasticity reflects both selection on trait means in a given environment and selection on the full range of phenotypes across environments [89,96].</w:t>
-            </w:r>
-          </w:p>
-        </w:tc>
-      </w:tr>
-    </w:tbl>
-    <w:p>
-      <w:pPr>
-        <w:pStyle w:val="BodyText"/>
-        <w:spacing w:line="360" w:lineRule="auto"/>
-      </w:pPr>
-      <w:r>
-        <w:lastRenderedPageBreak/>
-        <w:t xml:space="preserve"> </w:t>
-      </w:r>
-    </w:p>
-    <w:tbl>
-      <w:tblPr>
-        <w:tblStyle w:val="Table"/>
-        <w:tblW w:w="0" w:type="auto"/>
-        <w:tblInd w:w="164" w:type="dxa"/>
-        <w:tblBorders>
-          <w:left w:val="single" w:sz="24" w:space="0" w:color="0758E5"/>
-        </w:tblBorders>
-        <w:tblCellMar>
-          <w:left w:w="0" w:type="dxa"/>
-          <w:right w:w="0" w:type="dxa"/>
-        </w:tblCellMar>
-        <w:tblLook w:val="0000" w:firstRow="0" w:lastRow="0" w:firstColumn="0" w:lastColumn="0" w:noHBand="0" w:noVBand="0"/>
-      </w:tblPr>
-      <w:tblGrid>
-        <w:gridCol w:w="10344"/>
-      </w:tblGrid>
-      <w:tr>
-        <w:trPr>
-          <w:cantSplit/>
-        </w:trPr>
-        <w:tc>
-          <w:tcPr>
-            <w:tcW w:w="0" w:type="auto"/>
-            <w:tcMar>
-              <w:left w:w="144" w:type="dxa"/>
-            </w:tcMar>
-          </w:tcPr>
-          <w:p>
-            <w:pPr>
-              <w:pStyle w:val="BodyText"/>
-              <w:spacing w:before="16" w:after="64" w:line="360" w:lineRule="auto"/>
-            </w:pPr>
-            <w:r>
-              <w:rPr>
-                <w:b/>
-                <w:bCs/>
-              </w:rPr>
-              <w:lastRenderedPageBreak/>
-              <w:t>Box 3: Interacting species interacting with people: social-ecological systems</w:t>
-            </w:r>
+            <w:ins w:id="466" w:author="Daniel Noble" w:date="2025-10-27T13:40:00Z" w16du:dateUtc="2025-10-27T02:40:00Z">
+              <w:r>
+                <w:t xml:space="preserve">; [90]). While the multivariate </w:t>
+              </w:r>
+              <w:proofErr w:type="gramStart"/>
+              <w:r>
+                <w:t>breeders</w:t>
+              </w:r>
+              <w:proofErr w:type="gramEnd"/>
+              <w:r>
+                <w:t xml:space="preserve"> equation can be useful for predicting short term evolutionary responses (i.e., one or a few generations) it likely has limited in predictive power over longer timespans because of changes in heritability and selection through time [83,90].</w:t>
+              </w:r>
+            </w:ins>
           </w:p>
           <w:p>
             <w:pPr>
               <w:pStyle w:val="BodyText"/>
               <w:spacing w:before="16" w:line="360" w:lineRule="auto"/>
+              <w:rPr>
+                <w:del w:id="467" w:author="Daniel Noble" w:date="2025-10-27T13:39:00Z" w16du:dateUtc="2025-10-27T02:39:00Z"/>
+              </w:rPr>
             </w:pPr>
-            <w:r>
-              <w:t xml:space="preserve">Extreme heat may threaten the services that natural and agricultural ecosystems provide to people [98]. For example, loss of output from production ecosystems will have substantial economic consequences for a local area. Degradation of natural ecosystems may affect their regulating services, such as flood mitigation. Impacts on cultural services may be severe for communities that are closely connected to a landscape </w:t>
-            </w:r>
-            <w:hyperlink w:anchor="fig-box3">
+            <w:ins w:id="468" w:author="Daniel Noble" w:date="2025-10-27T13:40:00Z" w16du:dateUtc="2025-10-27T02:40:00Z">
+              <w:r>
+                <w:t xml:space="preserve">Measuring and incorporating both plasticity and evolution into our proposed systems modelling framework is challenging because such models usually focus on one or a few ‘traits’. Studies that have attempted to measure plasticity and evolutionary potential in traits demonstrate how such processes can shape outcomes in important ways [61,91–95]. For example, applying a TDT framework to isogenic lines of </w:t>
+              </w:r>
+              <w:r>
+                <w:rPr>
+                  <w:i/>
+                  <w:iCs/>
+                </w:rPr>
+                <w:t>Drosophila melanogaster</w:t>
+              </w:r>
+              <w:r>
+                <w:t xml:space="preserve">, Leiva </w:t>
+              </w:r>
+              <w:r>
+                <w:rPr>
+                  <w:i/>
+                  <w:iCs/>
+                </w:rPr>
+                <w:t>et al</w:t>
+              </w:r>
+              <w:r>
+                <w:t xml:space="preserve"> [95] show evidence for genetic (co)variation in both upper </w:t>
+              </w:r>
+              <w:r>
+                <w:lastRenderedPageBreak/>
+                <w:t>thermal limits (</w:t>
+              </w:r>
+            </w:ins>
+            <m:oMath>
+              <m:r>
+                <w:ins w:id="469" w:author="Daniel Noble" w:date="2025-10-27T13:40:00Z" w16du:dateUtc="2025-10-27T02:40:00Z">
+                  <w:rPr>
+                    <w:rFonts w:ascii="Cambria Math" w:hAnsi="Cambria Math"/>
+                  </w:rPr>
+                  <m:t>C</m:t>
+                </w:ins>
+              </m:r>
+              <m:sSub>
+                <m:sSubPr>
+                  <m:ctrlPr>
+                    <w:ins w:id="470" w:author="Daniel Noble" w:date="2025-10-27T13:40:00Z" w16du:dateUtc="2025-10-27T02:40:00Z">
+                      <w:rPr>
+                        <w:rFonts w:ascii="Cambria Math" w:hAnsi="Cambria Math"/>
+                      </w:rPr>
+                    </w:ins>
+                  </m:ctrlPr>
+                </m:sSubPr>
+                <m:e>
+                  <m:r>
+                    <w:ins w:id="471" w:author="Daniel Noble" w:date="2025-10-27T13:40:00Z" w16du:dateUtc="2025-10-27T02:40:00Z">
+                      <w:rPr>
+                        <w:rFonts w:ascii="Cambria Math" w:hAnsi="Cambria Math"/>
+                      </w:rPr>
+                      <m:t>T</m:t>
+                    </w:ins>
+                  </m:r>
+                </m:e>
+                <m:sub>
+                  <m:r>
+                    <w:ins w:id="472" w:author="Daniel Noble" w:date="2025-10-27T13:40:00Z" w16du:dateUtc="2025-10-27T02:40:00Z">
+                      <w:rPr>
+                        <w:rFonts w:ascii="Cambria Math" w:hAnsi="Cambria Math"/>
+                      </w:rPr>
+                      <m:t>max</m:t>
+                    </w:ins>
+                  </m:r>
+                </m:sub>
+              </m:sSub>
+            </m:oMath>
+            <w:ins w:id="473" w:author="Daniel Noble" w:date="2025-10-27T13:40:00Z" w16du:dateUtc="2025-10-27T02:40:00Z">
+              <w:r>
+                <w:t xml:space="preserve">) </w:t>
+              </w:r>
+              <w:proofErr w:type="gramStart"/>
+              <w:r>
+                <w:t>and also</w:t>
+              </w:r>
+              <w:proofErr w:type="gramEnd"/>
+              <w:r>
+                <w:t xml:space="preserve"> thermal sensitivity (i.e, </w:t>
+              </w:r>
+            </w:ins>
+            <m:oMath>
+              <m:r>
+                <w:ins w:id="474" w:author="Daniel Noble" w:date="2025-10-27T13:40:00Z" w16du:dateUtc="2025-10-27T02:40:00Z">
+                  <w:rPr>
+                    <w:rFonts w:ascii="Cambria Math" w:hAnsi="Cambria Math"/>
+                  </w:rPr>
+                  <m:t>z</m:t>
+                </w:ins>
+              </m:r>
+            </m:oMath>
+            <w:ins w:id="475" w:author="Daniel Noble" w:date="2025-10-27T13:40:00Z" w16du:dateUtc="2025-10-27T02:40:00Z">
+              <w:r>
+                <w:t xml:space="preserve">, slope from TDT curves). Thermal sensitivity in </w:t>
+              </w:r>
+              <w:r>
+                <w:rPr>
+                  <w:i/>
+                  <w:iCs/>
+                </w:rPr>
+                <w:t>Drosophila</w:t>
+              </w:r>
+              <w:r>
+                <w:t xml:space="preserve"> species is also known to respond plastically to temperature [91]. In the alpine plant </w:t>
+              </w:r>
+              <w:proofErr w:type="spellStart"/>
+              <w:r>
+                <w:rPr>
+                  <w:i/>
+                  <w:iCs/>
+                </w:rPr>
+                <w:t>Wahlenbergia</w:t>
+              </w:r>
+              <w:proofErr w:type="spellEnd"/>
+              <w:r>
+                <w:rPr>
+                  <w:i/>
+                  <w:iCs/>
+                </w:rPr>
+                <w:t xml:space="preserve"> </w:t>
+              </w:r>
+              <w:proofErr w:type="spellStart"/>
+              <w:r>
+                <w:rPr>
+                  <w:i/>
+                  <w:iCs/>
+                </w:rPr>
+                <w:t>ceracea</w:t>
+              </w:r>
+              <w:proofErr w:type="spellEnd"/>
+              <w:r>
+                <w:t xml:space="preserve"> there is little genetic variation in plasticity, despite ample plasticity in response to warming. </w:t>
+              </w:r>
+              <w:proofErr w:type="gramStart"/>
+              <w:r>
+                <w:t>Thus</w:t>
+              </w:r>
+              <w:proofErr w:type="gramEnd"/>
+              <w:r>
+                <w:t xml:space="preserve"> adaptive evolution of plasticity is unlikely in this species [96]. Beyond these examples, few studies have attempted to quantify genetic variation in plastic responses to warming effects including extreme heat events, and among those that have, evidence that such plasticity is adaptive remains elusive [96,97]. One challenge in assessing the adaptive evolution of plasticity is that trait values themselves are also under selection in the different environments that elicit a plastic response; thus, selection on plasticity reflects both selection on trait means in a given environment and selection on the full range of phenotypes across environments [89,96].</w:t>
+              </w:r>
+            </w:ins>
+            <w:del w:id="476" w:author="Daniel Noble" w:date="2025-10-27T13:39:00Z" w16du:dateUtc="2025-10-27T02:39:00Z">
+              <w:r>
+                <w:delText xml:space="preserve">Extreme heat may threaten the services that natural and agricultural ecosystems provide to people [98]. For example, loss of output from production ecosystems will have substantial economic consequences for a local area. Degradation of natural ecosystems may affect their regulating services, such as flood mitigation. Impacts on cultural services may be severe for communities that are closely connected to a landscape </w:delText>
+              </w:r>
+              <w:r>
+                <w:fldChar w:fldCharType="begin"/>
+              </w:r>
+              <w:r>
+                <w:delInstrText>HYPERLINK \l "fig-box3" \h</w:delInstrText>
+              </w:r>
+              <w:r>
+                <w:fldChar w:fldCharType="separate"/>
+              </w:r>
               <w:r>
                 <w:rPr>
                   <w:rStyle w:val="Hyperlink"/>
                 </w:rPr>
-                <w:t>Figure 3</w:t>
-              </w:r>
-            </w:hyperlink>
-            <w:r>
-              <w:t>.</w:t>
-            </w:r>
+                <w:delText>Figure 3</w:delText>
+              </w:r>
+              <w:r>
+                <w:fldChar w:fldCharType="end"/>
+              </w:r>
+              <w:r>
+                <w:delText>.</w:delText>
+              </w:r>
+            </w:del>
+          </w:p>
+          <w:p>
+            <w:pPr>
+              <w:pStyle w:val="BodyText"/>
+              <w:spacing w:line="360" w:lineRule="auto"/>
+              <w:rPr>
+                <w:del w:id="477" w:author="Daniel Noble" w:date="2025-10-27T13:39:00Z" w16du:dateUtc="2025-10-27T02:39:00Z"/>
+              </w:rPr>
+            </w:pPr>
+            <w:del w:id="478" w:author="Daniel Noble" w:date="2025-10-27T13:39:00Z" w16du:dateUtc="2025-10-27T02:39:00Z">
+              <w:r>
+                <w:delText>People may respond to the impacts of extreme heat on ecosystems in a variety of ways. Farmers or ecosystem managers may introduce new species, alter management practices or farm remaining unaffected areas more intensively. Thermal stress may ultimately result in people leaving areas, potentially making remaining human communities more vulnerable through loss of resources, services and community [99]. Thermal risks to ecosystems may also precipitate declines in individual wellbeing, and these consequences may accrue differently across regions and peoples [100]. Many of these impacts and responses, however, are poorly understood.</w:delText>
+              </w:r>
+            </w:del>
+          </w:p>
+          <w:p>
+            <w:pPr>
+              <w:pStyle w:val="BodyText"/>
+              <w:spacing w:line="360" w:lineRule="auto"/>
+              <w:rPr>
+                <w:del w:id="479" w:author="Daniel Noble" w:date="2025-10-27T13:39:00Z" w16du:dateUtc="2025-10-27T02:39:00Z"/>
+              </w:rPr>
+            </w:pPr>
+            <w:del w:id="480" w:author="Daniel Noble" w:date="2025-10-27T13:39:00Z" w16du:dateUtc="2025-10-27T02:39:00Z">
+              <w:r>
+                <w:delText>Thermal stress on ecosystems can affect not only local communities but also human dominated systems, such as cities, far away from affected ecosystems. Cities are intrinsically connected to and rely on other regions to maintain their functionality [101,102]. For example, extreme heat stress may affect essential ecosystem services, such as food production [103], which can in turn affect price and access to food for people living in urban centers, with financial, economic and health consequences. The impacts on local agricultural communities could lead to loss of livelihood, pushing people in rural areas to migrate to cities [104]. These external pressures will interact with a system that is already constrained by multiple stressors, including direct impacts imposed by extreme heat and other aspects of climate change such as extreme rainfall and flooding. If sufficiently widespread, economic and political destabilisation may occur as has already been observed in some parts of the world [105].</w:delText>
+              </w:r>
+            </w:del>
           </w:p>
           <w:p>
             <w:pPr>
               <w:pStyle w:val="BodyText"/>
               <w:spacing w:line="360" w:lineRule="auto"/>
             </w:pPr>
-            <w:r>
-              <w:t>People may respond to the impacts of extreme heat on ecosystems in a variety of ways. Farmers or ecosystem managers may introduce new species, alter management practices or farm remaining unaffected areas more intensively. Thermal stress may ultimately result in people leaving areas, potentially making remaining human communities more vulnerable through loss of resources, services and community [99]. Thermal risks to ecosystems may also precipitate declines in individual wellbeing, and these consequences may accrue differently across regions and peoples [100]. Many of these impacts and responses, however, are poorly understood.</w:t>
-            </w:r>
-          </w:p>
-          <w:p>
-            <w:pPr>
-              <w:pStyle w:val="BodyText"/>
-              <w:spacing w:line="360" w:lineRule="auto"/>
-            </w:pPr>
-            <w:r>
-              <w:t>Thermal stress on ecosystems can affect not only local communities but also human dominated systems, such as cities, far away from affected ecosystems. Cities are intrinsically connected to and rely on other regions to maintain their functionality [101,102]. For example, extreme heat stress may affect essential ecosystem services, such as food production [103], which can in turn affect price and access to food for people living in urban centers, with financial, economic and health consequences. The impacts on local agricultural communities could lead to loss of livelihood, pushing people in rural areas to migrate to cities [104]. These external pressures will interact with a system that is already constrained by multiple stressors, including direct impacts imposed by extreme heat and other aspects of climate change such as extreme rainfall and flooding. If sufficiently widespread, economic and political destabilisation may occur as has already been observed in some parts of the world [105].</w:t>
-            </w:r>
-          </w:p>
-          <w:p>
-            <w:pPr>
-              <w:pStyle w:val="BodyText"/>
-              <w:spacing w:line="360" w:lineRule="auto"/>
-            </w:pPr>
-            <w:r>
-              <w:t>Understanding the relationships between people and nature requires adopting a social-ecological systems perspective, where people and nature are interdependent and intertwined [106]. Social-ecological models aim to capture social and natural systems along with their interactions [107]. They are conventionally built using process-based modelling frameworks such as agent-based models, dynamical systems models or state-and-transition models [108]. Process-based approaches are critical to understanding how emergent social-ecological phenomena develop [109], such as tipping points, traps or other dynamics. Such models can display complex emergent behavior resulting from interactions within the social-ecological system. For example, responding to decreased productivity from extreme heat by farming more intensively could lead to a maladaptation or ‘lock-in’ from which it is difficult to escape [110].</w:t>
-            </w:r>
+            <w:del w:id="481" w:author="Daniel Noble" w:date="2025-10-27T13:38:00Z" w16du:dateUtc="2025-10-27T02:38:00Z">
+              <w:r>
+                <w:delText>Understanding the relationships between people and nature requires adopting a social-ecological systems perspective, where people and nature are interdependent and intertwined [106]. Social-ecological models aim to capture social and natural systems along with their interactions</w:delText>
+              </w:r>
+            </w:del>
+            <w:del w:id="482" w:author="Daniel Noble" w:date="2025-10-27T13:39:00Z" w16du:dateUtc="2025-10-27T02:39:00Z">
+              <w:r>
+                <w:delText xml:space="preserve"> [107]. They are conventionally built using process-based modelling frameworks such as agent-based models, dynamical systems models or state-and-transition models [108]. Process-based approaches are critical to understanding how emergent social-ecological phenomena develop [109], such as tipping points, traps or other dynamics. Such models can display complex emergent behavior resulting from interactions within the social-ecological system. For example, responding to decreased productivity from extreme heat by farming more intensively could lead to a maladaptation or ‘lock-in’ from which it is difficult to escape [110].</w:delText>
+              </w:r>
+            </w:del>
           </w:p>
           <w:tbl>
             <w:tblPr>
@@ -3216,84 +6092,90 @@
                     <w:pStyle w:val="Compact"/>
                     <w:spacing w:line="360" w:lineRule="auto"/>
                     <w:jc w:val="center"/>
+                    <w:rPr>
+                      <w:del w:id="483" w:author="Daniel Noble" w:date="2025-10-27T13:38:00Z" w16du:dateUtc="2025-10-27T02:38:00Z"/>
+                    </w:rPr>
                   </w:pPr>
-                  <w:bookmarkStart w:id="38" w:name="fig-box3"/>
-                  <w:r>
-                    <w:rPr>
-                      <w:noProof/>
-                    </w:rPr>
-                    <w:lastRenderedPageBreak/>
-                    <w:drawing>
-                      <wp:inline distT="0" distB="0" distL="0" distR="0" wp14:anchorId="1D9659A0" wp14:editId="2A7773C2">
-                        <wp:extent cx="4185744" cy="2313814"/>
-                        <wp:effectExtent l="0" t="0" r="5715" b="0"/>
-                        <wp:docPr id="542810584" name="Picture 3"/>
-                        <wp:cNvGraphicFramePr>
-                          <a:graphicFrameLocks xmlns:a="http://schemas.openxmlformats.org/drawingml/2006/main" noChangeAspect="1"/>
-                        </wp:cNvGraphicFramePr>
-                        <a:graphic xmlns:a="http://schemas.openxmlformats.org/drawingml/2006/main">
-                          <a:graphicData uri="http://schemas.openxmlformats.org/drawingml/2006/picture">
-                            <pic:pic xmlns:pic="http://schemas.openxmlformats.org/drawingml/2006/picture">
-                              <pic:nvPicPr>
-                                <pic:cNvPr id="542810584" name="Picture 542810584"/>
-                                <pic:cNvPicPr/>
-                              </pic:nvPicPr>
-                              <pic:blipFill>
-                                <a:blip r:embed="rId8" cstate="print">
-                                  <a:extLst>
-                                    <a:ext uri="{28A0092B-C50C-407E-A947-70E740481C1C}">
-                                      <a14:useLocalDpi xmlns:a14="http://schemas.microsoft.com/office/drawing/2010/main" val="0"/>
-                                    </a:ext>
-                                  </a:extLst>
-                                </a:blip>
-                                <a:stretch>
-                                  <a:fillRect/>
-                                </a:stretch>
-                              </pic:blipFill>
-                              <pic:spPr>
-                                <a:xfrm>
-                                  <a:off x="0" y="0"/>
-                                  <a:ext cx="4229451" cy="2337974"/>
-                                </a:xfrm>
-                                <a:prstGeom prst="rect">
-                                  <a:avLst/>
-                                </a:prstGeom>
-                              </pic:spPr>
-                            </pic:pic>
-                          </a:graphicData>
-                        </a:graphic>
-                      </wp:inline>
-                    </w:drawing>
-                  </w:r>
+                  <w:bookmarkStart w:id="484" w:name="fig-box3"/>
+                  <w:del w:id="485" w:author="Daniel Noble" w:date="2025-10-27T13:38:00Z" w16du:dateUtc="2025-10-27T02:38:00Z">
+                    <w:r>
+                      <w:rPr>
+                        <w:noProof/>
+                      </w:rPr>
+                      <w:drawing>
+                        <wp:inline distT="0" distB="0" distL="0" distR="0" wp14:anchorId="1D9659A0" wp14:editId="2A7773C2">
+                          <wp:extent cx="4185744" cy="2313814"/>
+                          <wp:effectExtent l="0" t="0" r="5715" b="0"/>
+                          <wp:docPr id="542810584" name="Picture 3"/>
+                          <wp:cNvGraphicFramePr>
+                            <a:graphicFrameLocks xmlns:a="http://schemas.openxmlformats.org/drawingml/2006/main" noChangeAspect="1"/>
+                          </wp:cNvGraphicFramePr>
+                          <a:graphic xmlns:a="http://schemas.openxmlformats.org/drawingml/2006/main">
+                            <a:graphicData uri="http://schemas.openxmlformats.org/drawingml/2006/picture">
+                              <pic:pic xmlns:pic="http://schemas.openxmlformats.org/drawingml/2006/picture">
+                                <pic:nvPicPr>
+                                  <pic:cNvPr id="542810584" name="Picture 542810584"/>
+                                  <pic:cNvPicPr/>
+                                </pic:nvPicPr>
+                                <pic:blipFill>
+                                  <a:blip r:embed="rId11" cstate="print">
+                                    <a:extLst>
+                                      <a:ext uri="{28A0092B-C50C-407E-A947-70E740481C1C}">
+                                        <a14:useLocalDpi xmlns:a14="http://schemas.microsoft.com/office/drawing/2010/main" val="0"/>
+                                      </a:ext>
+                                    </a:extLst>
+                                  </a:blip>
+                                  <a:stretch>
+                                    <a:fillRect/>
+                                  </a:stretch>
+                                </pic:blipFill>
+                                <pic:spPr>
+                                  <a:xfrm>
+                                    <a:off x="0" y="0"/>
+                                    <a:ext cx="4229451" cy="2337974"/>
+                                  </a:xfrm>
+                                  <a:prstGeom prst="rect">
+                                    <a:avLst/>
+                                  </a:prstGeom>
+                                </pic:spPr>
+                              </pic:pic>
+                            </a:graphicData>
+                          </a:graphic>
+                        </wp:inline>
+                      </w:drawing>
+                    </w:r>
+                  </w:del>
                 </w:p>
                 <w:p>
                   <w:pPr>
                     <w:pStyle w:val="ImageCaption"/>
                     <w:spacing w:before="200" w:line="360" w:lineRule="auto"/>
                   </w:pPr>
-                  <w:r>
-                    <w:rPr>
-                      <w:b/>
-                      <w:bCs/>
-                    </w:rPr>
-                    <w:t>Figure 3-</w:t>
-                  </w:r>
-                  <w:r>
-                    <w:t xml:space="preserve"> </w:t>
-                  </w:r>
-                  <w:r>
-                    <w:rPr>
-                      <w:b/>
-                      <w:bCs/>
-                    </w:rPr>
-                    <w:t>Impacts of extreme heat on natural and production ecosystems will cascade to affect people, both locally and in distant human-dominated systems such as cities</w:t>
-                  </w:r>
-                  <w:r>
-                    <w:t>. Decisions made by people in these communities in response to these changes will affect the ecosystems on which they rely, creating an interdependent social-ecological system. Created with BioRender.com.</w:t>
-                  </w:r>
+                  <w:del w:id="486" w:author="Daniel Noble" w:date="2025-10-27T13:38:00Z" w16du:dateUtc="2025-10-27T02:38:00Z">
+                    <w:r>
+                      <w:rPr>
+                        <w:b/>
+                        <w:bCs/>
+                      </w:rPr>
+                      <w:delText>Figure 3-</w:delText>
+                    </w:r>
+                    <w:r>
+                      <w:delText xml:space="preserve"> </w:delText>
+                    </w:r>
+                    <w:r>
+                      <w:rPr>
+                        <w:b/>
+                        <w:bCs/>
+                      </w:rPr>
+                      <w:delText>Impacts of extreme heat on natural and production ecosystems will cascade to affect people, both locally and in distant human-dominated systems such as cities</w:delText>
+                    </w:r>
+                    <w:r>
+                      <w:delText>. Decisions made by people in these communities in response to these changes will affect the ecosystems on which they rely, creating an interdependent social-ecological system. Created with BioRender.com.</w:delText>
+                    </w:r>
+                  </w:del>
                 </w:p>
               </w:tc>
-              <w:bookmarkEnd w:id="38"/>
+              <w:bookmarkEnd w:id="484"/>
             </w:tr>
           </w:tbl>
           <w:p>
@@ -3309,8 +6191,8 @@
         <w:pStyle w:val="Heading1"/>
         <w:spacing w:line="360" w:lineRule="auto"/>
       </w:pPr>
-      <w:bookmarkStart w:id="39" w:name="hot-solutions-for-a-changing-world"/>
-      <w:bookmarkEnd w:id="36"/>
+      <w:bookmarkStart w:id="487" w:name="hot-solutions-for-a-changing-world"/>
+      <w:bookmarkEnd w:id="376"/>
       <w:r>
         <w:lastRenderedPageBreak/>
         <w:t>‘Hot’ solutions for a changing world</w:t>
@@ -3345,7 +6227,7 @@
       <w:r>
         <w:t xml:space="preserve"> and Case Study 4 &amp; 5 in the </w:t>
       </w:r>
-      <w:hyperlink r:id="rId9">
+      <w:hyperlink r:id="rId12">
         <w:r>
           <w:rPr>
             <w:rStyle w:val="Hyperlink"/>
@@ -3380,7 +6262,7 @@
               <w:spacing w:line="360" w:lineRule="auto"/>
               <w:jc w:val="center"/>
             </w:pPr>
-            <w:bookmarkStart w:id="40" w:name="fig-2"/>
+            <w:bookmarkStart w:id="488" w:name="fig-2"/>
             <w:r>
               <w:rPr>
                 <w:noProof/>
@@ -3402,7 +6284,7 @@
                           <pic:cNvPicPr/>
                         </pic:nvPicPr>
                         <pic:blipFill>
-                          <a:blip r:embed="rId10" cstate="print">
+                          <a:blip r:embed="rId13" cstate="print">
                             <a:extLst>
                               <a:ext uri="{28A0092B-C50C-407E-A947-70E740481C1C}">
                                 <a14:useLocalDpi xmlns:a14="http://schemas.microsoft.com/office/drawing/2010/main" val="0"/>
@@ -3442,7 +6324,15 @@
               <w:t>Figure 4- How a systems modelling approach to extreme heat can be used to inform solutions.</w:t>
             </w:r>
             <w:r>
-              <w:t xml:space="preserve"> A hypothetical example of an insect-plant interaction. (A) To counteract an extreme heat wave event, different watering scenarios to cool plants of agricultural importance during heat stress could be applied. Of critical importance is understanding how much water to apply to a system to keep plants cool while minimizing: 1) water use, given that heat waves are often associated with extreme drought conditions and 2) pest outbreaks, given watering may create more ideal conditions for pest insects. (B) We can obtain actual or predicted future climate data from weather stations or climate models for rainfall and create alternative scenarios where rainfall layers are manipulated by modifying the watering regimes during a heatwave event. We could then assess how adding 2, 5, 10, or 20 mm </w:t>
+              <w:t xml:space="preserve"> A hypothetical example of an insect-plant interaction. (A) To counteract an extreme heat wave event, different watering scenarios to cool plants of agricultural importance during heat stress could be applied. Of critical importance is understanding how much water to apply to a system to keep plants cool while minimizing: 1) water use, given that heat waves are often associated with extreme drought conditions and 2) pest outbreaks, given watering may create more ideal conditions for pest insects. (B) We can obtain actual or predicted future climate data from weather stations or climate models for rainfall and create alternative scenarios where rainfall layers are manipulated by modifying the watering regimes during a heatwave event. We could then assess how adding </w:t>
+            </w:r>
+            <w:proofErr w:type="gramStart"/>
+            <w:r>
+              <w:t>2, 5, 10, or 20 mm</w:t>
+            </w:r>
+            <w:proofErr w:type="gramEnd"/>
+            <w:r>
+              <w:t xml:space="preserve"> </w:t>
             </w:r>
             <w:r>
               <w:t>d</w:t>
@@ -3566,7 +6456,7 @@
             </w:r>
           </w:p>
         </w:tc>
-        <w:bookmarkEnd w:id="40"/>
+        <w:bookmarkEnd w:id="488"/>
       </w:tr>
     </w:tbl>
     <w:tbl>
@@ -3723,8 +6613,8 @@
         <w:pStyle w:val="Heading1"/>
         <w:spacing w:line="360" w:lineRule="auto"/>
       </w:pPr>
-      <w:bookmarkStart w:id="41" w:name="concluding-remarks"/>
-      <w:bookmarkEnd w:id="39"/>
+      <w:bookmarkStart w:id="489" w:name="concluding-remarks"/>
+      <w:bookmarkEnd w:id="487"/>
       <w:r>
         <w:t>Concluding Remarks</w:t>
       </w:r>
@@ -3733,11 +6623,14 @@
       <w:pPr>
         <w:pStyle w:val="FirstParagraph"/>
         <w:spacing w:line="360" w:lineRule="auto"/>
+        <w:rPr>
+          <w:ins w:id="490" w:author="Daniel Noble" w:date="2025-10-27T13:38:00Z" w16du:dateUtc="2025-10-27T02:38:00Z"/>
+        </w:rPr>
       </w:pPr>
       <w:r>
         <w:t xml:space="preserve">We have discussed ways in which a better understanding of the impacts of extreme heat on plant and animal systems can be captured through the coupling of models from diverse research fields – models that translate the effects of atmospheric conditions to the biophysical experiences of organisms and how this then scales up to impact individuals, populations and communities. As part of demonstrating the ways in which these models can be coupled, we have developed a series of case studies to show how a systems modelling framework can be approached (see </w:t>
       </w:r>
-      <w:hyperlink r:id="rId11">
+      <w:hyperlink r:id="rId14">
         <w:r>
           <w:rPr>
             <w:rStyle w:val="Hyperlink"/>
@@ -3773,11 +6666,35 @@
     </w:p>
     <w:p>
       <w:pPr>
+        <w:pStyle w:val="BodyText"/>
+        <w:rPr>
+          <w:ins w:id="491" w:author="Daniel Noble" w:date="2025-10-27T13:38:00Z" w16du:dateUtc="2025-10-27T02:38:00Z"/>
+        </w:rPr>
+      </w:pPr>
+    </w:p>
+    <w:p>
+      <w:pPr>
+        <w:pStyle w:val="BodyText"/>
+        <w:pPrChange w:id="492" w:author="Daniel Noble" w:date="2025-10-27T13:38:00Z" w16du:dateUtc="2025-10-27T02:38:00Z">
+          <w:pPr>
+            <w:pStyle w:val="FirstParagraph"/>
+            <w:spacing w:line="360" w:lineRule="auto"/>
+          </w:pPr>
+        </w:pPrChange>
+      </w:pPr>
+      <w:ins w:id="493" w:author="Daniel Noble" w:date="2025-10-27T13:38:00Z" w16du:dateUtc="2025-10-27T02:38:00Z">
+        <w:r>
+          <w:t>Understanding the relationships between people and nature requires adopting a social-ecological systems perspective, where people and nature are interdependent and intertwined [106]. Social-ecological models aim to capture social and natural systems along with their interactions</w:t>
+        </w:r>
+      </w:ins>
+    </w:p>
+    <w:p>
+      <w:pPr>
         <w:pStyle w:val="Heading1"/>
         <w:spacing w:line="360" w:lineRule="auto"/>
       </w:pPr>
-      <w:bookmarkStart w:id="42" w:name="acknowledgements"/>
-      <w:bookmarkEnd w:id="41"/>
+      <w:bookmarkStart w:id="494" w:name="acknowledgements"/>
+      <w:bookmarkEnd w:id="489"/>
       <w:r>
         <w:t>Acknowledgements</w:t>
       </w:r>
@@ -3811,7 +6728,7 @@
       <w:r>
         <w:t xml:space="preserve">supplement can be found here: </w:t>
       </w:r>
-      <w:hyperlink r:id="rId12" w:history="1">
+      <w:hyperlink r:id="rId15" w:history="1">
         <w:r>
           <w:rPr>
             <w:rStyle w:val="Hyperlink"/>
@@ -3837,8 +6754,8 @@
         <w:pStyle w:val="Heading1"/>
         <w:spacing w:line="360" w:lineRule="auto"/>
       </w:pPr>
-      <w:bookmarkStart w:id="43" w:name="references"/>
-      <w:bookmarkEnd w:id="42"/>
+      <w:bookmarkStart w:id="495" w:name="references"/>
+      <w:bookmarkEnd w:id="494"/>
       <w:r>
         <w:t>References</w:t>
       </w:r>
@@ -3854,8 +6771,8 @@
         <w:pStyle w:val="Bibliography"/>
         <w:spacing w:line="360" w:lineRule="auto"/>
       </w:pPr>
-      <w:bookmarkStart w:id="44" w:name="ref-Barriopedro2023"/>
-      <w:bookmarkStart w:id="45" w:name="refs"/>
+      <w:bookmarkStart w:id="496" w:name="ref-Barriopedro2023"/>
+      <w:bookmarkStart w:id="497" w:name="refs"/>
       <w:r>
         <w:t xml:space="preserve">1. </w:t>
       </w:r>
@@ -3889,8 +6806,8 @@
         <w:pStyle w:val="Bibliography"/>
         <w:spacing w:line="360" w:lineRule="auto"/>
       </w:pPr>
-      <w:bookmarkStart w:id="46" w:name="ref-Aglas-Leitner2024"/>
-      <w:bookmarkEnd w:id="44"/>
+      <w:bookmarkStart w:id="498" w:name="ref-Aglas-Leitner2024"/>
+      <w:bookmarkEnd w:id="496"/>
       <w:r>
         <w:t xml:space="preserve">2. </w:t>
       </w:r>
@@ -3924,8 +6841,8 @@
         <w:pStyle w:val="Bibliography"/>
         <w:spacing w:line="360" w:lineRule="auto"/>
       </w:pPr>
-      <w:bookmarkStart w:id="47" w:name="ref-Evans2025"/>
-      <w:bookmarkEnd w:id="46"/>
+      <w:bookmarkStart w:id="499" w:name="ref-Evans2025"/>
+      <w:bookmarkEnd w:id="498"/>
       <w:r>
         <w:t xml:space="preserve">3. </w:t>
       </w:r>
@@ -3959,9 +6876,10 @@
         <w:pStyle w:val="Bibliography"/>
         <w:spacing w:line="360" w:lineRule="auto"/>
       </w:pPr>
-      <w:bookmarkStart w:id="48" w:name="ref-Margalef-Marrase2020"/>
-      <w:bookmarkEnd w:id="47"/>
-      <w:r>
+      <w:bookmarkStart w:id="500" w:name="ref-Margalef-Marrase2020"/>
+      <w:bookmarkEnd w:id="499"/>
+      <w:r>
+        <w:lastRenderedPageBreak/>
         <w:t xml:space="preserve">4. </w:t>
       </w:r>
       <w:r>
@@ -3994,8 +6912,8 @@
         <w:pStyle w:val="Bibliography"/>
         <w:spacing w:line="360" w:lineRule="auto"/>
       </w:pPr>
-      <w:bookmarkStart w:id="49" w:name="ref-Kazenel2024"/>
-      <w:bookmarkEnd w:id="48"/>
+      <w:bookmarkStart w:id="501" w:name="ref-Kazenel2024"/>
+      <w:bookmarkEnd w:id="500"/>
       <w:r>
         <w:t xml:space="preserve">5. </w:t>
       </w:r>
@@ -4026,10 +6944,9 @@
         <w:pStyle w:val="Bibliography"/>
         <w:spacing w:line="360" w:lineRule="auto"/>
       </w:pPr>
-      <w:bookmarkStart w:id="50" w:name="ref-Zhao2017"/>
-      <w:bookmarkEnd w:id="49"/>
-      <w:r>
-        <w:lastRenderedPageBreak/>
+      <w:bookmarkStart w:id="502" w:name="ref-Zhao2017"/>
+      <w:bookmarkEnd w:id="501"/>
+      <w:r>
         <w:t xml:space="preserve">6. </w:t>
       </w:r>
       <w:r>
@@ -4062,8 +6979,8 @@
         <w:pStyle w:val="Bibliography"/>
         <w:spacing w:line="360" w:lineRule="auto"/>
       </w:pPr>
-      <w:bookmarkStart w:id="51" w:name="ref-Tito2018"/>
-      <w:bookmarkEnd w:id="50"/>
+      <w:bookmarkStart w:id="503" w:name="ref-Tito2018"/>
+      <w:bookmarkEnd w:id="502"/>
       <w:r>
         <w:t xml:space="preserve">7. </w:t>
       </w:r>
@@ -4097,8 +7014,8 @@
         <w:pStyle w:val="Bibliography"/>
         <w:spacing w:line="360" w:lineRule="auto"/>
       </w:pPr>
-      <w:bookmarkStart w:id="52" w:name="ref-Bernacchi2025"/>
-      <w:bookmarkEnd w:id="51"/>
+      <w:bookmarkStart w:id="504" w:name="ref-Bernacchi2025"/>
+      <w:bookmarkEnd w:id="503"/>
       <w:r>
         <w:t xml:space="preserve">8. </w:t>
       </w:r>
@@ -4132,8 +7049,8 @@
         <w:pStyle w:val="Bibliography"/>
         <w:spacing w:line="360" w:lineRule="auto"/>
       </w:pPr>
-      <w:bookmarkStart w:id="53" w:name="ref-Martinez2023"/>
-      <w:bookmarkEnd w:id="52"/>
+      <w:bookmarkStart w:id="505" w:name="ref-Martinez2023"/>
+      <w:bookmarkEnd w:id="504"/>
       <w:r>
         <w:t xml:space="preserve">9. </w:t>
       </w:r>
@@ -4164,8 +7081,8 @@
         <w:pStyle w:val="Bibliography"/>
         <w:spacing w:line="360" w:lineRule="auto"/>
       </w:pPr>
-      <w:bookmarkStart w:id="54" w:name="ref-Rezende2020"/>
-      <w:bookmarkEnd w:id="53"/>
+      <w:bookmarkStart w:id="506" w:name="ref-Rezende2020"/>
+      <w:bookmarkEnd w:id="505"/>
       <w:r>
         <w:t xml:space="preserve">10. </w:t>
       </w:r>
@@ -4199,8 +7116,8 @@
         <w:pStyle w:val="Bibliography"/>
         <w:spacing w:line="360" w:lineRule="auto"/>
       </w:pPr>
-      <w:bookmarkStart w:id="55" w:name="ref-Orsted2024"/>
-      <w:bookmarkEnd w:id="54"/>
+      <w:bookmarkStart w:id="507" w:name="ref-Orsted2024"/>
+      <w:bookmarkEnd w:id="506"/>
       <w:r>
         <w:t xml:space="preserve">11. </w:t>
       </w:r>
@@ -4234,8 +7151,8 @@
         <w:pStyle w:val="Bibliography"/>
         <w:spacing w:line="360" w:lineRule="auto"/>
       </w:pPr>
-      <w:bookmarkStart w:id="56" w:name="ref-Lopez-Goldar2024"/>
-      <w:bookmarkEnd w:id="55"/>
+      <w:bookmarkStart w:id="508" w:name="ref-Lopez-Goldar2024"/>
+      <w:bookmarkEnd w:id="507"/>
       <w:r>
         <w:t xml:space="preserve">12. </w:t>
       </w:r>
@@ -4266,8 +7183,8 @@
         <w:pStyle w:val="Bibliography"/>
         <w:spacing w:line="360" w:lineRule="auto"/>
       </w:pPr>
-      <w:bookmarkStart w:id="57" w:name="ref-Trivedi2022"/>
-      <w:bookmarkEnd w:id="56"/>
+      <w:bookmarkStart w:id="509" w:name="ref-Trivedi2022"/>
+      <w:bookmarkEnd w:id="508"/>
       <w:r>
         <w:t xml:space="preserve">13. </w:t>
       </w:r>
@@ -4301,8 +7218,8 @@
         <w:pStyle w:val="Bibliography"/>
         <w:spacing w:line="360" w:lineRule="auto"/>
       </w:pPr>
-      <w:bookmarkStart w:id="58" w:name="ref-Kooijman2010"/>
-      <w:bookmarkEnd w:id="57"/>
+      <w:bookmarkStart w:id="510" w:name="ref-Kooijman2010"/>
+      <w:bookmarkEnd w:id="509"/>
       <w:r>
         <w:t xml:space="preserve">14. </w:t>
       </w:r>
@@ -4326,8 +7243,8 @@
         <w:pStyle w:val="Bibliography"/>
         <w:spacing w:line="360" w:lineRule="auto"/>
       </w:pPr>
-      <w:bookmarkStart w:id="59" w:name="ref-Kearney2009b"/>
-      <w:bookmarkEnd w:id="58"/>
+      <w:bookmarkStart w:id="511" w:name="ref-Kearney2009b"/>
+      <w:bookmarkEnd w:id="510"/>
       <w:r>
         <w:t xml:space="preserve">15. </w:t>
       </w:r>
@@ -4351,8 +7268,8 @@
         <w:pStyle w:val="Bibliography"/>
         <w:spacing w:line="360" w:lineRule="auto"/>
       </w:pPr>
-      <w:bookmarkStart w:id="60" w:name="ref-Jusup2024"/>
-      <w:bookmarkEnd w:id="59"/>
+      <w:bookmarkStart w:id="512" w:name="ref-Jusup2024"/>
+      <w:bookmarkEnd w:id="511"/>
       <w:r>
         <w:t xml:space="preserve">16. </w:t>
       </w:r>
@@ -4373,8 +7290,8 @@
         <w:pStyle w:val="Bibliography"/>
         <w:spacing w:line="360" w:lineRule="auto"/>
       </w:pPr>
-      <w:bookmarkStart w:id="61" w:name="ref-Kearney2024"/>
-      <w:bookmarkEnd w:id="60"/>
+      <w:bookmarkStart w:id="513" w:name="ref-Kearney2024"/>
+      <w:bookmarkEnd w:id="512"/>
       <w:r>
         <w:t xml:space="preserve">17. </w:t>
       </w:r>
@@ -4398,9 +7315,10 @@
         <w:pStyle w:val="Bibliography"/>
         <w:spacing w:line="360" w:lineRule="auto"/>
       </w:pPr>
-      <w:bookmarkStart w:id="62" w:name="ref-Briscoe2023"/>
-      <w:bookmarkEnd w:id="61"/>
-      <w:r>
+      <w:bookmarkStart w:id="514" w:name="ref-Briscoe2023"/>
+      <w:bookmarkEnd w:id="513"/>
+      <w:r>
+        <w:lastRenderedPageBreak/>
         <w:t xml:space="preserve">18. </w:t>
       </w:r>
       <w:r>
@@ -4433,8 +7351,8 @@
         <w:pStyle w:val="Bibliography"/>
         <w:spacing w:line="360" w:lineRule="auto"/>
       </w:pPr>
-      <w:bookmarkStart w:id="63" w:name="ref-Rezende2014"/>
-      <w:bookmarkEnd w:id="62"/>
+      <w:bookmarkStart w:id="515" w:name="ref-Rezende2014"/>
+      <w:bookmarkEnd w:id="514"/>
       <w:r>
         <w:t xml:space="preserve">19. </w:t>
       </w:r>
@@ -4468,10 +7386,9 @@
         <w:pStyle w:val="Bibliography"/>
         <w:spacing w:line="360" w:lineRule="auto"/>
       </w:pPr>
-      <w:bookmarkStart w:id="64" w:name="ref-Arnold2025a"/>
-      <w:bookmarkEnd w:id="63"/>
-      <w:r>
-        <w:lastRenderedPageBreak/>
+      <w:bookmarkStart w:id="516" w:name="ref-Arnold2025a"/>
+      <w:bookmarkEnd w:id="515"/>
+      <w:r>
         <w:t xml:space="preserve">20. </w:t>
       </w:r>
       <w:r>
@@ -4504,8 +7421,8 @@
         <w:pStyle w:val="Bibliography"/>
         <w:spacing w:line="360" w:lineRule="auto"/>
       </w:pPr>
-      <w:bookmarkStart w:id="65" w:name="ref-Bimler2018"/>
-      <w:bookmarkEnd w:id="64"/>
+      <w:bookmarkStart w:id="517" w:name="ref-Bimler2018"/>
+      <w:bookmarkEnd w:id="516"/>
       <w:r>
         <w:t xml:space="preserve">21. </w:t>
       </w:r>
@@ -4539,8 +7456,8 @@
         <w:pStyle w:val="Bibliography"/>
         <w:spacing w:line="360" w:lineRule="auto"/>
       </w:pPr>
-      <w:bookmarkStart w:id="66" w:name="ref-Bowler2022"/>
-      <w:bookmarkEnd w:id="65"/>
+      <w:bookmarkStart w:id="518" w:name="ref-Bowler2022"/>
+      <w:bookmarkEnd w:id="517"/>
       <w:r>
         <w:t xml:space="preserve">22. </w:t>
       </w:r>
@@ -4574,8 +7491,8 @@
         <w:pStyle w:val="Bibliography"/>
         <w:spacing w:line="360" w:lineRule="auto"/>
       </w:pPr>
-      <w:bookmarkStart w:id="67" w:name="ref-Tushabe2025"/>
-      <w:bookmarkEnd w:id="66"/>
+      <w:bookmarkStart w:id="519" w:name="ref-Tushabe2025"/>
+      <w:bookmarkEnd w:id="518"/>
       <w:r>
         <w:t xml:space="preserve">23. </w:t>
       </w:r>
@@ -4599,8 +7516,8 @@
         <w:pStyle w:val="Bibliography"/>
         <w:spacing w:line="360" w:lineRule="auto"/>
       </w:pPr>
-      <w:bookmarkStart w:id="68" w:name="ref-Fick2017"/>
-      <w:bookmarkEnd w:id="67"/>
+      <w:bookmarkStart w:id="520" w:name="ref-Fick2017"/>
+      <w:bookmarkEnd w:id="519"/>
       <w:r>
         <w:t xml:space="preserve">24. </w:t>
       </w:r>
@@ -4624,8 +7541,8 @@
         <w:pStyle w:val="Bibliography"/>
         <w:spacing w:line="360" w:lineRule="auto"/>
       </w:pPr>
-      <w:bookmarkStart w:id="69" w:name="ref-Kalnay2018"/>
-      <w:bookmarkEnd w:id="68"/>
+      <w:bookmarkStart w:id="521" w:name="ref-Kalnay2018"/>
+      <w:bookmarkEnd w:id="520"/>
       <w:r>
         <w:t xml:space="preserve">25. </w:t>
       </w:r>
@@ -4659,8 +7576,8 @@
         <w:pStyle w:val="Bibliography"/>
         <w:spacing w:line="360" w:lineRule="auto"/>
       </w:pPr>
-      <w:bookmarkStart w:id="70" w:name="ref-Hersbach2020"/>
-      <w:bookmarkEnd w:id="69"/>
+      <w:bookmarkStart w:id="522" w:name="ref-Hersbach2020"/>
+      <w:bookmarkEnd w:id="521"/>
       <w:r>
         <w:t xml:space="preserve">26. </w:t>
       </w:r>
@@ -4694,8 +7611,8 @@
         <w:pStyle w:val="Bibliography"/>
         <w:spacing w:line="360" w:lineRule="auto"/>
       </w:pPr>
-      <w:bookmarkStart w:id="71" w:name="ref-Klinges2022"/>
-      <w:bookmarkEnd w:id="70"/>
+      <w:bookmarkStart w:id="523" w:name="ref-Klinges2022"/>
+      <w:bookmarkEnd w:id="522"/>
       <w:r>
         <w:t xml:space="preserve">27. </w:t>
       </w:r>
@@ -4729,8 +7646,8 @@
         <w:pStyle w:val="Bibliography"/>
         <w:spacing w:line="360" w:lineRule="auto"/>
       </w:pPr>
-      <w:bookmarkStart w:id="72" w:name="ref-Meyer2023"/>
-      <w:bookmarkEnd w:id="71"/>
+      <w:bookmarkStart w:id="524" w:name="ref-Meyer2023"/>
+      <w:bookmarkEnd w:id="523"/>
       <w:r>
         <w:t xml:space="preserve">28. </w:t>
       </w:r>
@@ -4764,8 +7681,8 @@
         <w:pStyle w:val="Bibliography"/>
         <w:spacing w:line="360" w:lineRule="auto"/>
       </w:pPr>
-      <w:bookmarkStart w:id="73" w:name="ref-Munoz-Sabater2021"/>
-      <w:bookmarkEnd w:id="72"/>
+      <w:bookmarkStart w:id="525" w:name="ref-Munoz-Sabater2021"/>
+      <w:bookmarkEnd w:id="524"/>
       <w:r>
         <w:t xml:space="preserve">29. </w:t>
       </w:r>
@@ -4799,8 +7716,8 @@
         <w:pStyle w:val="Bibliography"/>
         <w:spacing w:line="360" w:lineRule="auto"/>
       </w:pPr>
-      <w:bookmarkStart w:id="74" w:name="ref-Bezanson2012"/>
-      <w:bookmarkEnd w:id="73"/>
+      <w:bookmarkStart w:id="526" w:name="ref-Bezanson2012"/>
+      <w:bookmarkEnd w:id="525"/>
       <w:r>
         <w:t xml:space="preserve">30. </w:t>
       </w:r>
@@ -4831,8 +7748,8 @@
         <w:pStyle w:val="Bibliography"/>
         <w:spacing w:line="360" w:lineRule="auto"/>
       </w:pPr>
-      <w:bookmarkStart w:id="75" w:name="ref-Bonan2019"/>
-      <w:bookmarkEnd w:id="74"/>
+      <w:bookmarkStart w:id="527" w:name="ref-Bonan2019"/>
+      <w:bookmarkEnd w:id="526"/>
       <w:r>
         <w:t xml:space="preserve">31. </w:t>
       </w:r>
@@ -4856,8 +7773,8 @@
         <w:pStyle w:val="Bibliography"/>
         <w:spacing w:line="360" w:lineRule="auto"/>
       </w:pPr>
-      <w:bookmarkStart w:id="76" w:name="ref-Argles2022"/>
-      <w:bookmarkEnd w:id="75"/>
+      <w:bookmarkStart w:id="528" w:name="ref-Argles2022"/>
+      <w:bookmarkEnd w:id="527"/>
       <w:r>
         <w:t xml:space="preserve">32. </w:t>
       </w:r>
@@ -4891,9 +7808,10 @@
         <w:pStyle w:val="Bibliography"/>
         <w:spacing w:line="360" w:lineRule="auto"/>
       </w:pPr>
-      <w:bookmarkStart w:id="77" w:name="ref-Kearney2017"/>
-      <w:bookmarkEnd w:id="76"/>
-      <w:r>
+      <w:bookmarkStart w:id="529" w:name="ref-Kearney2017"/>
+      <w:bookmarkEnd w:id="528"/>
+      <w:r>
+        <w:lastRenderedPageBreak/>
         <w:t xml:space="preserve">33. </w:t>
       </w:r>
       <w:r>
@@ -4916,10 +7834,9 @@
         <w:pStyle w:val="Bibliography"/>
         <w:spacing w:line="360" w:lineRule="auto"/>
       </w:pPr>
-      <w:bookmarkStart w:id="78" w:name="ref-Maclean2019"/>
-      <w:bookmarkEnd w:id="77"/>
-      <w:r>
-        <w:lastRenderedPageBreak/>
+      <w:bookmarkStart w:id="530" w:name="ref-Maclean2019"/>
+      <w:bookmarkEnd w:id="529"/>
+      <w:r>
         <w:t xml:space="preserve">34. </w:t>
       </w:r>
       <w:r>
@@ -4952,8 +7869,8 @@
         <w:pStyle w:val="Bibliography"/>
         <w:spacing w:line="360" w:lineRule="auto"/>
       </w:pPr>
-      <w:bookmarkStart w:id="79" w:name="ref-Kearney2020"/>
-      <w:bookmarkEnd w:id="78"/>
+      <w:bookmarkStart w:id="531" w:name="ref-Kearney2020"/>
+      <w:bookmarkEnd w:id="530"/>
       <w:r>
         <w:t xml:space="preserve">35. </w:t>
       </w:r>
@@ -4987,8 +7904,8 @@
         <w:pStyle w:val="Bibliography"/>
         <w:spacing w:line="360" w:lineRule="auto"/>
       </w:pPr>
-      <w:bookmarkStart w:id="80" w:name="ref-Maclean2021"/>
-      <w:bookmarkEnd w:id="79"/>
+      <w:bookmarkStart w:id="532" w:name="ref-Maclean2021"/>
+      <w:bookmarkEnd w:id="531"/>
       <w:r>
         <w:t xml:space="preserve">36. </w:t>
       </w:r>
@@ -5022,8 +7939,8 @@
         <w:pStyle w:val="Bibliography"/>
         <w:spacing w:line="360" w:lineRule="auto"/>
       </w:pPr>
-      <w:bookmarkStart w:id="81" w:name="ref-Buckley2023"/>
-      <w:bookmarkEnd w:id="80"/>
+      <w:bookmarkStart w:id="533" w:name="ref-Buckley2023"/>
+      <w:bookmarkEnd w:id="532"/>
       <w:r>
         <w:t xml:space="preserve">37. </w:t>
       </w:r>
@@ -5057,8 +7974,8 @@
         <w:pStyle w:val="Bibliography"/>
         <w:spacing w:line="360" w:lineRule="auto"/>
       </w:pPr>
-      <w:bookmarkStart w:id="82" w:name="ref-De_Frenne2024"/>
-      <w:bookmarkEnd w:id="81"/>
+      <w:bookmarkStart w:id="534" w:name="ref-De_Frenne2024"/>
+      <w:bookmarkEnd w:id="533"/>
       <w:r>
         <w:t xml:space="preserve">38. </w:t>
       </w:r>
@@ -5089,8 +8006,8 @@
         <w:pStyle w:val="Bibliography"/>
         <w:spacing w:line="360" w:lineRule="auto"/>
       </w:pPr>
-      <w:bookmarkStart w:id="83" w:name="ref-Levy2016"/>
-      <w:bookmarkEnd w:id="82"/>
+      <w:bookmarkStart w:id="535" w:name="ref-Levy2016"/>
+      <w:bookmarkEnd w:id="534"/>
       <w:r>
         <w:t xml:space="preserve">39. </w:t>
       </w:r>
@@ -5124,8 +8041,8 @@
         <w:pStyle w:val="Bibliography"/>
         <w:spacing w:line="360" w:lineRule="auto"/>
       </w:pPr>
-      <w:bookmarkStart w:id="84" w:name="ref-Drake2018"/>
-      <w:bookmarkEnd w:id="83"/>
+      <w:bookmarkStart w:id="536" w:name="ref-Drake2018"/>
+      <w:bookmarkEnd w:id="535"/>
       <w:r>
         <w:t xml:space="preserve">40. </w:t>
       </w:r>
@@ -5159,8 +8076,8 @@
         <w:pStyle w:val="Bibliography"/>
         <w:spacing w:line="360" w:lineRule="auto"/>
       </w:pPr>
-      <w:bookmarkStart w:id="85" w:name="ref-Holzworth2018"/>
-      <w:bookmarkEnd w:id="84"/>
+      <w:bookmarkStart w:id="537" w:name="ref-Holzworth2018"/>
+      <w:bookmarkEnd w:id="536"/>
       <w:r>
         <w:t xml:space="preserve">41. </w:t>
       </w:r>
@@ -5194,8 +8111,8 @@
         <w:pStyle w:val="Bibliography"/>
         <w:spacing w:line="360" w:lineRule="auto"/>
       </w:pPr>
-      <w:bookmarkStart w:id="86" w:name="ref-Medlyn2011"/>
-      <w:bookmarkEnd w:id="85"/>
+      <w:bookmarkStart w:id="538" w:name="ref-Medlyn2011"/>
+      <w:bookmarkEnd w:id="537"/>
       <w:r>
         <w:t xml:space="preserve">42. </w:t>
       </w:r>
@@ -5229,8 +8146,8 @@
         <w:pStyle w:val="Bibliography"/>
         <w:spacing w:line="360" w:lineRule="auto"/>
       </w:pPr>
-      <w:bookmarkStart w:id="87" w:name="ref-Porter1973"/>
-      <w:bookmarkEnd w:id="86"/>
+      <w:bookmarkStart w:id="539" w:name="ref-Porter1973"/>
+      <w:bookmarkEnd w:id="538"/>
       <w:r>
         <w:t xml:space="preserve">43. </w:t>
       </w:r>
@@ -5264,8 +8181,8 @@
         <w:pStyle w:val="Bibliography"/>
         <w:spacing w:line="360" w:lineRule="auto"/>
       </w:pPr>
-      <w:bookmarkStart w:id="88" w:name="ref-Porter1969"/>
-      <w:bookmarkEnd w:id="87"/>
+      <w:bookmarkStart w:id="540" w:name="ref-Porter1969"/>
+      <w:bookmarkEnd w:id="539"/>
       <w:r>
         <w:t xml:space="preserve">44. </w:t>
       </w:r>
@@ -5289,8 +8206,8 @@
         <w:pStyle w:val="Bibliography"/>
         <w:spacing w:line="360" w:lineRule="auto"/>
       </w:pPr>
-      <w:bookmarkStart w:id="89" w:name="ref-Riddell2017"/>
-      <w:bookmarkEnd w:id="88"/>
+      <w:bookmarkStart w:id="541" w:name="ref-Riddell2017"/>
+      <w:bookmarkEnd w:id="540"/>
       <w:r>
         <w:t xml:space="preserve">45. </w:t>
       </w:r>
@@ -5324,9 +8241,10 @@
         <w:pStyle w:val="Bibliography"/>
         <w:spacing w:line="360" w:lineRule="auto"/>
       </w:pPr>
-      <w:bookmarkStart w:id="90" w:name="ref-Duursma2015"/>
-      <w:bookmarkEnd w:id="89"/>
-      <w:r>
+      <w:bookmarkStart w:id="542" w:name="ref-Duursma2015"/>
+      <w:bookmarkEnd w:id="541"/>
+      <w:r>
+        <w:lastRenderedPageBreak/>
         <w:t xml:space="preserve">46. </w:t>
       </w:r>
       <w:r>
@@ -5349,10 +8267,9 @@
         <w:pStyle w:val="Bibliography"/>
         <w:spacing w:line="360" w:lineRule="auto"/>
       </w:pPr>
-      <w:bookmarkStart w:id="91" w:name="ref-Briscoe2022"/>
-      <w:bookmarkEnd w:id="90"/>
-      <w:r>
-        <w:lastRenderedPageBreak/>
+      <w:bookmarkStart w:id="543" w:name="ref-Briscoe2022"/>
+      <w:bookmarkEnd w:id="542"/>
+      <w:r>
         <w:t xml:space="preserve">47. </w:t>
       </w:r>
       <w:r>
@@ -5385,8 +8302,8 @@
         <w:pStyle w:val="Bibliography"/>
         <w:spacing w:line="360" w:lineRule="auto"/>
       </w:pPr>
-      <w:bookmarkStart w:id="92" w:name="ref-Loughran2020"/>
-      <w:bookmarkEnd w:id="91"/>
+      <w:bookmarkStart w:id="544" w:name="ref-Loughran2020"/>
+      <w:bookmarkEnd w:id="543"/>
       <w:r>
         <w:t xml:space="preserve">48. </w:t>
       </w:r>
@@ -5410,8 +8327,8 @@
         <w:pStyle w:val="Bibliography"/>
         <w:spacing w:line="360" w:lineRule="auto"/>
       </w:pPr>
-      <w:bookmarkStart w:id="93" w:name="ref-Sharpe2022"/>
-      <w:bookmarkEnd w:id="92"/>
+      <w:bookmarkStart w:id="545" w:name="ref-Sharpe2022"/>
+      <w:bookmarkEnd w:id="544"/>
       <w:r>
         <w:t xml:space="preserve">49. </w:t>
       </w:r>
@@ -5445,8 +8362,8 @@
         <w:pStyle w:val="Bibliography"/>
         <w:spacing w:line="360" w:lineRule="auto"/>
       </w:pPr>
-      <w:bookmarkStart w:id="94" w:name="ref-Posch2024"/>
-      <w:bookmarkEnd w:id="93"/>
+      <w:bookmarkStart w:id="546" w:name="ref-Posch2024"/>
+      <w:bookmarkEnd w:id="545"/>
       <w:r>
         <w:t xml:space="preserve">50. </w:t>
       </w:r>
@@ -5480,8 +8397,8 @@
         <w:pStyle w:val="Bibliography"/>
         <w:spacing w:line="360" w:lineRule="auto"/>
       </w:pPr>
-      <w:bookmarkStart w:id="95" w:name="ref-Orsted2022"/>
-      <w:bookmarkEnd w:id="94"/>
+      <w:bookmarkStart w:id="547" w:name="ref-Orsted2022"/>
+      <w:bookmarkEnd w:id="546"/>
       <w:r>
         <w:t xml:space="preserve">51. </w:t>
       </w:r>
@@ -5515,8 +8432,8 @@
         <w:pStyle w:val="Bibliography"/>
         <w:spacing w:line="360" w:lineRule="auto"/>
       </w:pPr>
-      <w:bookmarkStart w:id="96" w:name="ref-Jagadish2021"/>
-      <w:bookmarkEnd w:id="95"/>
+      <w:bookmarkStart w:id="548" w:name="ref-Jagadish2021"/>
+      <w:bookmarkEnd w:id="547"/>
       <w:r>
         <w:t xml:space="preserve">52. </w:t>
       </w:r>
@@ -5550,8 +8467,8 @@
         <w:pStyle w:val="Bibliography"/>
         <w:spacing w:line="360" w:lineRule="auto"/>
       </w:pPr>
-      <w:bookmarkStart w:id="97" w:name="ref-Faber2024"/>
-      <w:bookmarkEnd w:id="96"/>
+      <w:bookmarkStart w:id="549" w:name="ref-Faber2024"/>
+      <w:bookmarkEnd w:id="548"/>
       <w:r>
         <w:t xml:space="preserve">53. </w:t>
       </w:r>
@@ -5585,8 +8502,8 @@
         <w:pStyle w:val="Bibliography"/>
         <w:spacing w:line="360" w:lineRule="auto"/>
       </w:pPr>
-      <w:bookmarkStart w:id="98" w:name="ref-Martinez-De_Leon2024"/>
-      <w:bookmarkEnd w:id="97"/>
+      <w:bookmarkStart w:id="550" w:name="ref-Martinez-De_Leon2024"/>
+      <w:bookmarkEnd w:id="549"/>
       <w:r>
         <w:t xml:space="preserve">54. </w:t>
       </w:r>
@@ -5607,8 +8524,8 @@
         <w:pStyle w:val="Bibliography"/>
         <w:spacing w:line="360" w:lineRule="auto"/>
       </w:pPr>
-      <w:bookmarkStart w:id="99" w:name="ref-Chouhan2023"/>
-      <w:bookmarkEnd w:id="98"/>
+      <w:bookmarkStart w:id="551" w:name="ref-Chouhan2023"/>
+      <w:bookmarkEnd w:id="550"/>
       <w:r>
         <w:t xml:space="preserve">55. </w:t>
       </w:r>
@@ -5642,8 +8559,8 @@
         <w:pStyle w:val="Bibliography"/>
         <w:spacing w:line="360" w:lineRule="auto"/>
       </w:pPr>
-      <w:bookmarkStart w:id="100" w:name="ref-Marquez2007"/>
-      <w:bookmarkEnd w:id="99"/>
+      <w:bookmarkStart w:id="552" w:name="ref-Marquez2007"/>
+      <w:bookmarkEnd w:id="551"/>
       <w:r>
         <w:t xml:space="preserve">56. </w:t>
       </w:r>
@@ -5677,8 +8594,8 @@
         <w:pStyle w:val="Bibliography"/>
         <w:spacing w:line="360" w:lineRule="auto"/>
       </w:pPr>
-      <w:bookmarkStart w:id="101" w:name="ref-Dastogeer2022"/>
-      <w:bookmarkEnd w:id="100"/>
+      <w:bookmarkStart w:id="553" w:name="ref-Dastogeer2022"/>
+      <w:bookmarkEnd w:id="552"/>
       <w:r>
         <w:t xml:space="preserve">57. </w:t>
       </w:r>
@@ -5712,8 +8629,8 @@
         <w:pStyle w:val="Bibliography"/>
         <w:spacing w:line="360" w:lineRule="auto"/>
       </w:pPr>
-      <w:bookmarkStart w:id="102" w:name="ref-Hoang2019"/>
-      <w:bookmarkEnd w:id="101"/>
+      <w:bookmarkStart w:id="554" w:name="ref-Hoang2019"/>
+      <w:bookmarkEnd w:id="553"/>
       <w:r>
         <w:t xml:space="preserve">58. </w:t>
       </w:r>
@@ -5747,8 +8664,8 @@
         <w:pStyle w:val="Bibliography"/>
         <w:spacing w:line="360" w:lineRule="auto"/>
       </w:pPr>
-      <w:bookmarkStart w:id="103" w:name="ref-Marchin2022"/>
-      <w:bookmarkEnd w:id="102"/>
+      <w:bookmarkStart w:id="555" w:name="ref-Marchin2022"/>
+      <w:bookmarkEnd w:id="554"/>
       <w:r>
         <w:t xml:space="preserve">59. </w:t>
       </w:r>
@@ -5782,9 +8699,10 @@
         <w:pStyle w:val="Bibliography"/>
         <w:spacing w:line="360" w:lineRule="auto"/>
       </w:pPr>
-      <w:bookmarkStart w:id="104" w:name="ref-Li2025"/>
-      <w:bookmarkEnd w:id="103"/>
-      <w:r>
+      <w:bookmarkStart w:id="556" w:name="ref-Li2025"/>
+      <w:bookmarkEnd w:id="555"/>
+      <w:r>
+        <w:lastRenderedPageBreak/>
         <w:t xml:space="preserve">60. </w:t>
       </w:r>
       <w:r>
@@ -5817,10 +8735,9 @@
         <w:pStyle w:val="Bibliography"/>
         <w:spacing w:line="360" w:lineRule="auto"/>
       </w:pPr>
-      <w:bookmarkStart w:id="105" w:name="ref-Youngblood2025"/>
-      <w:bookmarkEnd w:id="104"/>
-      <w:r>
-        <w:lastRenderedPageBreak/>
+      <w:bookmarkStart w:id="557" w:name="ref-Youngblood2025"/>
+      <w:bookmarkEnd w:id="556"/>
+      <w:r>
         <w:t xml:space="preserve">61. </w:t>
       </w:r>
       <w:r>
@@ -5850,8 +8767,8 @@
         <w:pStyle w:val="Bibliography"/>
         <w:spacing w:line="360" w:lineRule="auto"/>
       </w:pPr>
-      <w:bookmarkStart w:id="106" w:name="ref-Mengutay2013"/>
-      <w:bookmarkEnd w:id="105"/>
+      <w:bookmarkStart w:id="558" w:name="ref-Mengutay2013"/>
+      <w:bookmarkEnd w:id="557"/>
       <w:r>
         <w:t xml:space="preserve">62. </w:t>
       </w:r>
@@ -5885,8 +8802,8 @@
         <w:pStyle w:val="Bibliography"/>
         <w:spacing w:line="360" w:lineRule="auto"/>
       </w:pPr>
-      <w:bookmarkStart w:id="107" w:name="ref-Andersen2010"/>
-      <w:bookmarkEnd w:id="106"/>
+      <w:bookmarkStart w:id="559" w:name="ref-Andersen2010"/>
+      <w:bookmarkEnd w:id="558"/>
       <w:r>
         <w:t xml:space="preserve">63. </w:t>
       </w:r>
@@ -5920,8 +8837,8 @@
         <w:pStyle w:val="Bibliography"/>
         <w:spacing w:line="360" w:lineRule="auto"/>
       </w:pPr>
-      <w:bookmarkStart w:id="108" w:name="ref-Nisbet2000"/>
-      <w:bookmarkEnd w:id="107"/>
+      <w:bookmarkStart w:id="560" w:name="ref-Nisbet2000"/>
+      <w:bookmarkEnd w:id="559"/>
       <w:r>
         <w:t xml:space="preserve">64. </w:t>
       </w:r>
@@ -5955,8 +8872,8 @@
         <w:pStyle w:val="Bibliography"/>
         <w:spacing w:line="360" w:lineRule="auto"/>
       </w:pPr>
-      <w:bookmarkStart w:id="109" w:name="ref-Jager2020"/>
-      <w:bookmarkEnd w:id="108"/>
+      <w:bookmarkStart w:id="561" w:name="ref-Jager2020"/>
+      <w:bookmarkEnd w:id="560"/>
       <w:r>
         <w:t xml:space="preserve">65. </w:t>
       </w:r>
@@ -5980,8 +8897,8 @@
         <w:pStyle w:val="Bibliography"/>
         <w:spacing w:line="360" w:lineRule="auto"/>
       </w:pPr>
-      <w:bookmarkStart w:id="110" w:name="ref-Kearney2013"/>
-      <w:bookmarkEnd w:id="109"/>
+      <w:bookmarkStart w:id="562" w:name="ref-Kearney2013"/>
+      <w:bookmarkEnd w:id="561"/>
       <w:r>
         <w:t xml:space="preserve">66. </w:t>
       </w:r>
@@ -6015,8 +8932,8 @@
         <w:pStyle w:val="Bibliography"/>
         <w:spacing w:line="360" w:lineRule="auto"/>
       </w:pPr>
-      <w:bookmarkStart w:id="111" w:name="ref-Kearney2010"/>
-      <w:bookmarkEnd w:id="110"/>
+      <w:bookmarkStart w:id="563" w:name="ref-Kearney2010"/>
+      <w:bookmarkEnd w:id="562"/>
       <w:r>
         <w:t xml:space="preserve">67. </w:t>
       </w:r>
@@ -6050,8 +8967,8 @@
         <w:pStyle w:val="Bibliography"/>
         <w:spacing w:line="360" w:lineRule="auto"/>
       </w:pPr>
-      <w:bookmarkStart w:id="112" w:name="ref-Marques2018"/>
-      <w:bookmarkEnd w:id="111"/>
+      <w:bookmarkStart w:id="564" w:name="ref-Marques2018"/>
+      <w:bookmarkEnd w:id="563"/>
       <w:r>
         <w:t xml:space="preserve">68. </w:t>
       </w:r>
@@ -6085,8 +9002,8 @@
         <w:pStyle w:val="Bibliography"/>
         <w:spacing w:line="360" w:lineRule="auto"/>
       </w:pPr>
-      <w:bookmarkStart w:id="113" w:name="ref-Kooijman2021"/>
-      <w:bookmarkEnd w:id="112"/>
+      <w:bookmarkStart w:id="565" w:name="ref-Kooijman2021"/>
+      <w:bookmarkEnd w:id="564"/>
       <w:r>
         <w:t xml:space="preserve">69. </w:t>
       </w:r>
@@ -6120,8 +9037,8 @@
         <w:pStyle w:val="Bibliography"/>
         <w:spacing w:line="360" w:lineRule="auto"/>
       </w:pPr>
-      <w:bookmarkStart w:id="114" w:name="ref-Bruggeman2009"/>
-      <w:bookmarkEnd w:id="113"/>
+      <w:bookmarkStart w:id="566" w:name="ref-Bruggeman2009"/>
+      <w:bookmarkEnd w:id="565"/>
       <w:r>
         <w:t xml:space="preserve">70. </w:t>
       </w:r>
@@ -6155,8 +9072,8 @@
         <w:pStyle w:val="Bibliography"/>
         <w:spacing w:line="360" w:lineRule="auto"/>
       </w:pPr>
-      <w:bookmarkStart w:id="115" w:name="ref-Kearney2020a"/>
-      <w:bookmarkEnd w:id="114"/>
+      <w:bookmarkStart w:id="567" w:name="ref-Kearney2020a"/>
+      <w:bookmarkEnd w:id="566"/>
       <w:r>
         <w:t xml:space="preserve">71. </w:t>
       </w:r>
@@ -6180,8 +9097,8 @@
         <w:pStyle w:val="Bibliography"/>
         <w:spacing w:line="360" w:lineRule="auto"/>
       </w:pPr>
-      <w:bookmarkStart w:id="116" w:name="ref-Kumarathunge2019"/>
-      <w:bookmarkEnd w:id="115"/>
+      <w:bookmarkStart w:id="568" w:name="ref-Kumarathunge2019"/>
+      <w:bookmarkEnd w:id="567"/>
       <w:r>
         <w:t xml:space="preserve">72. </w:t>
       </w:r>
@@ -6215,8 +9132,8 @@
         <w:pStyle w:val="Bibliography"/>
         <w:spacing w:line="360" w:lineRule="auto"/>
       </w:pPr>
-      <w:bookmarkStart w:id="117" w:name="ref-De_Kauwe2020"/>
-      <w:bookmarkEnd w:id="116"/>
+      <w:bookmarkStart w:id="569" w:name="ref-De_Kauwe2020"/>
+      <w:bookmarkEnd w:id="568"/>
       <w:r>
         <w:t xml:space="preserve">73. </w:t>
       </w:r>
@@ -6250,9 +9167,10 @@
         <w:pStyle w:val="Bibliography"/>
         <w:spacing w:line="360" w:lineRule="auto"/>
       </w:pPr>
-      <w:bookmarkStart w:id="118" w:name="ref-Chesson2000"/>
-      <w:bookmarkEnd w:id="117"/>
-      <w:r>
+      <w:bookmarkStart w:id="570" w:name="ref-Chesson2000"/>
+      <w:bookmarkEnd w:id="569"/>
+      <w:r>
+        <w:lastRenderedPageBreak/>
         <w:t xml:space="preserve">74. </w:t>
       </w:r>
       <w:r>
@@ -6275,10 +9193,9 @@
         <w:pStyle w:val="Bibliography"/>
         <w:spacing w:line="360" w:lineRule="auto"/>
       </w:pPr>
-      <w:bookmarkStart w:id="119" w:name="ref-Ricker1954a"/>
-      <w:bookmarkEnd w:id="118"/>
-      <w:r>
-        <w:lastRenderedPageBreak/>
+      <w:bookmarkStart w:id="571" w:name="ref-Ricker1954a"/>
+      <w:bookmarkEnd w:id="570"/>
+      <w:r>
         <w:t xml:space="preserve">75. </w:t>
       </w:r>
       <w:r>
@@ -6301,8 +9218,8 @@
         <w:pStyle w:val="Bibliography"/>
         <w:spacing w:line="360" w:lineRule="auto"/>
       </w:pPr>
-      <w:bookmarkStart w:id="120" w:name="ref-Beverton2012"/>
-      <w:bookmarkEnd w:id="119"/>
+      <w:bookmarkStart w:id="572" w:name="ref-Beverton2012"/>
+      <w:bookmarkEnd w:id="571"/>
       <w:r>
         <w:t xml:space="preserve">76. </w:t>
       </w:r>
@@ -6326,8 +9243,8 @@
         <w:pStyle w:val="Bibliography"/>
         <w:spacing w:line="360" w:lineRule="auto"/>
       </w:pPr>
-      <w:bookmarkStart w:id="121" w:name="ref-Mayfield2017"/>
-      <w:bookmarkEnd w:id="120"/>
+      <w:bookmarkStart w:id="573" w:name="ref-Mayfield2017"/>
+      <w:bookmarkEnd w:id="572"/>
       <w:r>
         <w:t xml:space="preserve">77. </w:t>
       </w:r>
@@ -6351,8 +9268,8 @@
         <w:pStyle w:val="Bibliography"/>
         <w:spacing w:line="360" w:lineRule="auto"/>
       </w:pPr>
-      <w:bookmarkStart w:id="122" w:name="ref-Buche2025"/>
-      <w:bookmarkEnd w:id="121"/>
+      <w:bookmarkStart w:id="574" w:name="ref-Buche2025"/>
+      <w:bookmarkEnd w:id="573"/>
       <w:r>
         <w:t xml:space="preserve">78. </w:t>
       </w:r>
@@ -6386,8 +9303,8 @@
         <w:pStyle w:val="Bibliography"/>
         <w:spacing w:line="360" w:lineRule="auto"/>
       </w:pPr>
-      <w:bookmarkStart w:id="123" w:name="ref-Bimler2024"/>
-      <w:bookmarkEnd w:id="122"/>
+      <w:bookmarkStart w:id="575" w:name="ref-Bimler2024"/>
+      <w:bookmarkEnd w:id="574"/>
       <w:r>
         <w:t xml:space="preserve">79. </w:t>
       </w:r>
@@ -6421,8 +9338,8 @@
         <w:pStyle w:val="Bibliography"/>
         <w:spacing w:line="360" w:lineRule="auto"/>
       </w:pPr>
-      <w:bookmarkStart w:id="124" w:name="ref-Martyn2021"/>
-      <w:bookmarkEnd w:id="123"/>
+      <w:bookmarkStart w:id="576" w:name="ref-Martyn2021"/>
+      <w:bookmarkEnd w:id="575"/>
       <w:r>
         <w:t xml:space="preserve">80. </w:t>
       </w:r>
@@ -6456,8 +9373,8 @@
         <w:pStyle w:val="Bibliography"/>
         <w:spacing w:line="360" w:lineRule="auto"/>
       </w:pPr>
-      <w:bookmarkStart w:id="125" w:name="ref-Chevin2017"/>
-      <w:bookmarkEnd w:id="124"/>
+      <w:bookmarkStart w:id="577" w:name="ref-Chevin2017"/>
+      <w:bookmarkEnd w:id="576"/>
       <w:r>
         <w:t xml:space="preserve">81. </w:t>
       </w:r>
@@ -6481,8 +9398,8 @@
         <w:pStyle w:val="Bibliography"/>
         <w:spacing w:line="360" w:lineRule="auto"/>
       </w:pPr>
-      <w:bookmarkStart w:id="126" w:name="ref-Urban2024"/>
-      <w:bookmarkEnd w:id="125"/>
+      <w:bookmarkStart w:id="578" w:name="ref-Urban2024"/>
+      <w:bookmarkEnd w:id="577"/>
       <w:r>
         <w:t xml:space="preserve">82. </w:t>
       </w:r>
@@ -6516,8 +9433,8 @@
         <w:pStyle w:val="Bibliography"/>
         <w:spacing w:line="360" w:lineRule="auto"/>
       </w:pPr>
-      <w:bookmarkStart w:id="127" w:name="ref-Hoffmann2011"/>
-      <w:bookmarkEnd w:id="126"/>
+      <w:bookmarkStart w:id="579" w:name="ref-Hoffmann2011"/>
+      <w:bookmarkEnd w:id="578"/>
       <w:r>
         <w:t xml:space="preserve">83. </w:t>
       </w:r>
@@ -6531,8 +9448,8 @@
         <w:pStyle w:val="Bibliography"/>
         <w:spacing w:line="360" w:lineRule="auto"/>
       </w:pPr>
-      <w:bookmarkStart w:id="128" w:name="ref-Hoffmann2022"/>
-      <w:bookmarkEnd w:id="127"/>
+      <w:bookmarkStart w:id="580" w:name="ref-Hoffmann2022"/>
+      <w:bookmarkEnd w:id="579"/>
       <w:r>
         <w:t xml:space="preserve">84. </w:t>
       </w:r>
@@ -6556,8 +9473,8 @@
         <w:pStyle w:val="Bibliography"/>
         <w:spacing w:line="360" w:lineRule="auto"/>
       </w:pPr>
-      <w:bookmarkStart w:id="129" w:name="ref-Ghalambor2015"/>
-      <w:bookmarkEnd w:id="128"/>
+      <w:bookmarkStart w:id="581" w:name="ref-Ghalambor2015"/>
+      <w:bookmarkEnd w:id="580"/>
       <w:r>
         <w:t xml:space="preserve">85. </w:t>
       </w:r>
@@ -6591,8 +9508,8 @@
         <w:pStyle w:val="Bibliography"/>
         <w:spacing w:line="360" w:lineRule="auto"/>
       </w:pPr>
-      <w:bookmarkStart w:id="130" w:name="ref-Oostra2018"/>
-      <w:bookmarkEnd w:id="129"/>
+      <w:bookmarkStart w:id="582" w:name="ref-Oostra2018"/>
+      <w:bookmarkEnd w:id="581"/>
       <w:r>
         <w:t xml:space="preserve">86. </w:t>
       </w:r>
@@ -6626,8 +9543,8 @@
         <w:pStyle w:val="Bibliography"/>
         <w:spacing w:line="360" w:lineRule="auto"/>
       </w:pPr>
-      <w:bookmarkStart w:id="131" w:name="ref-Noble2019"/>
-      <w:bookmarkEnd w:id="130"/>
+      <w:bookmarkStart w:id="583" w:name="ref-Noble2019"/>
+      <w:bookmarkEnd w:id="582"/>
       <w:r>
         <w:t xml:space="preserve">87. </w:t>
       </w:r>
@@ -6661,8 +9578,8 @@
         <w:pStyle w:val="Bibliography"/>
         <w:spacing w:line="360" w:lineRule="auto"/>
       </w:pPr>
-      <w:bookmarkStart w:id="132" w:name="ref-Sousa2010"/>
-      <w:bookmarkEnd w:id="131"/>
+      <w:bookmarkStart w:id="584" w:name="ref-Sousa2010"/>
+      <w:bookmarkEnd w:id="583"/>
       <w:r>
         <w:t xml:space="preserve">88. </w:t>
       </w:r>
@@ -6696,9 +9613,10 @@
         <w:pStyle w:val="Bibliography"/>
         <w:spacing w:line="360" w:lineRule="auto"/>
       </w:pPr>
-      <w:bookmarkStart w:id="133" w:name="ref-Lande1979"/>
-      <w:bookmarkEnd w:id="132"/>
-      <w:r>
+      <w:bookmarkStart w:id="585" w:name="ref-Lande1979"/>
+      <w:bookmarkEnd w:id="584"/>
+      <w:r>
+        <w:lastRenderedPageBreak/>
         <w:t xml:space="preserve">89. </w:t>
       </w:r>
       <w:r>
@@ -6721,10 +9639,9 @@
         <w:pStyle w:val="Bibliography"/>
         <w:spacing w:line="360" w:lineRule="auto"/>
       </w:pPr>
-      <w:bookmarkStart w:id="134" w:name="ref-Walsh2018"/>
-      <w:bookmarkEnd w:id="133"/>
-      <w:r>
-        <w:lastRenderedPageBreak/>
+      <w:bookmarkStart w:id="586" w:name="ref-Walsh2018"/>
+      <w:bookmarkEnd w:id="585"/>
+      <w:r>
         <w:t xml:space="preserve">90. </w:t>
       </w:r>
       <w:r>
@@ -6747,8 +9664,8 @@
         <w:pStyle w:val="Bibliography"/>
         <w:spacing w:line="360" w:lineRule="auto"/>
       </w:pPr>
-      <w:bookmarkStart w:id="135" w:name="ref-Baeza_Icaza2025"/>
-      <w:bookmarkEnd w:id="134"/>
+      <w:bookmarkStart w:id="587" w:name="ref-Baeza_Icaza2025"/>
+      <w:bookmarkEnd w:id="586"/>
       <w:r>
         <w:t xml:space="preserve">91. </w:t>
       </w:r>
@@ -6782,8 +9699,8 @@
         <w:pStyle w:val="Bibliography"/>
         <w:spacing w:line="360" w:lineRule="auto"/>
       </w:pPr>
-      <w:bookmarkStart w:id="136" w:name="ref-Kearney2009a"/>
-      <w:bookmarkEnd w:id="135"/>
+      <w:bookmarkStart w:id="588" w:name="ref-Kearney2009a"/>
+      <w:bookmarkEnd w:id="587"/>
       <w:r>
         <w:t xml:space="preserve">92. </w:t>
       </w:r>
@@ -6817,8 +9734,8 @@
         <w:pStyle w:val="Bibliography"/>
         <w:spacing w:line="360" w:lineRule="auto"/>
       </w:pPr>
-      <w:bookmarkStart w:id="137" w:name="ref-Ellner2011"/>
-      <w:bookmarkEnd w:id="136"/>
+      <w:bookmarkStart w:id="589" w:name="ref-Ellner2011"/>
+      <w:bookmarkEnd w:id="588"/>
       <w:r>
         <w:t xml:space="preserve">93. </w:t>
       </w:r>
@@ -6852,8 +9769,8 @@
         <w:pStyle w:val="Bibliography"/>
         <w:spacing w:line="360" w:lineRule="auto"/>
       </w:pPr>
-      <w:bookmarkStart w:id="138" w:name="ref-Pottier2022a"/>
-      <w:bookmarkEnd w:id="137"/>
+      <w:bookmarkStart w:id="590" w:name="ref-Pottier2022a"/>
+      <w:bookmarkEnd w:id="589"/>
       <w:r>
         <w:t xml:space="preserve">94. </w:t>
       </w:r>
@@ -6887,8 +9804,8 @@
         <w:pStyle w:val="Bibliography"/>
         <w:spacing w:line="360" w:lineRule="auto"/>
       </w:pPr>
-      <w:bookmarkStart w:id="139" w:name="ref-Leiva2024b"/>
-      <w:bookmarkEnd w:id="138"/>
+      <w:bookmarkStart w:id="591" w:name="ref-Leiva2024b"/>
+      <w:bookmarkEnd w:id="590"/>
       <w:r>
         <w:t xml:space="preserve">95. </w:t>
       </w:r>
@@ -6912,8 +9829,8 @@
         <w:pStyle w:val="Bibliography"/>
         <w:spacing w:line="360" w:lineRule="auto"/>
       </w:pPr>
-      <w:bookmarkStart w:id="140" w:name="ref-Arnold2019a"/>
-      <w:bookmarkEnd w:id="139"/>
+      <w:bookmarkStart w:id="592" w:name="ref-Arnold2019a"/>
+      <w:bookmarkEnd w:id="591"/>
       <w:r>
         <w:t xml:space="preserve">96. </w:t>
       </w:r>
@@ -6947,8 +9864,8 @@
         <w:pStyle w:val="Bibliography"/>
         <w:spacing w:line="360" w:lineRule="auto"/>
       </w:pPr>
-      <w:bookmarkStart w:id="141" w:name="ref-Arnold2024"/>
-      <w:bookmarkEnd w:id="140"/>
+      <w:bookmarkStart w:id="593" w:name="ref-Arnold2024"/>
+      <w:bookmarkEnd w:id="592"/>
       <w:r>
         <w:t xml:space="preserve">97. </w:t>
       </w:r>
@@ -6982,8 +9899,8 @@
         <w:pStyle w:val="Bibliography"/>
         <w:spacing w:line="360" w:lineRule="auto"/>
       </w:pPr>
-      <w:bookmarkStart w:id="142" w:name="ref-Assessment_undated-fv"/>
-      <w:bookmarkEnd w:id="141"/>
+      <w:bookmarkStart w:id="594" w:name="ref-Assessment_undated-fv"/>
+      <w:bookmarkEnd w:id="593"/>
       <w:r>
         <w:t xml:space="preserve">98. </w:t>
       </w:r>
@@ -6997,8 +9914,8 @@
         <w:pStyle w:val="Bibliography"/>
         <w:spacing w:line="360" w:lineRule="auto"/>
       </w:pPr>
-      <w:bookmarkStart w:id="143" w:name="ref-Dandy2019"/>
-      <w:bookmarkEnd w:id="142"/>
+      <w:bookmarkStart w:id="595" w:name="ref-Dandy2019"/>
+      <w:bookmarkEnd w:id="594"/>
       <w:r>
         <w:t xml:space="preserve">99. </w:t>
       </w:r>
@@ -7032,8 +9949,8 @@
         <w:pStyle w:val="Bibliography"/>
         <w:spacing w:line="360" w:lineRule="auto"/>
       </w:pPr>
-      <w:bookmarkStart w:id="144" w:name="ref-Leviston2018"/>
-      <w:bookmarkEnd w:id="143"/>
+      <w:bookmarkStart w:id="596" w:name="ref-Leviston2018"/>
+      <w:bookmarkEnd w:id="595"/>
       <w:r>
         <w:t xml:space="preserve">100. </w:t>
       </w:r>
@@ -7067,8 +9984,8 @@
         <w:pStyle w:val="Bibliography"/>
         <w:spacing w:line="360" w:lineRule="auto"/>
       </w:pPr>
-      <w:bookmarkStart w:id="145" w:name="ref-Bai2016"/>
-      <w:bookmarkEnd w:id="144"/>
+      <w:bookmarkStart w:id="597" w:name="ref-Bai2016"/>
+      <w:bookmarkEnd w:id="596"/>
       <w:r>
         <w:t xml:space="preserve">101. </w:t>
       </w:r>
@@ -7102,8 +10019,8 @@
         <w:pStyle w:val="Bibliography"/>
         <w:spacing w:line="360" w:lineRule="auto"/>
       </w:pPr>
-      <w:bookmarkStart w:id="146" w:name="ref-Grimm2008"/>
-      <w:bookmarkEnd w:id="145"/>
+      <w:bookmarkStart w:id="598" w:name="ref-Grimm2008"/>
+      <w:bookmarkEnd w:id="597"/>
       <w:r>
         <w:t xml:space="preserve">102. </w:t>
       </w:r>
@@ -7137,9 +10054,10 @@
         <w:pStyle w:val="Bibliography"/>
         <w:spacing w:line="360" w:lineRule="auto"/>
       </w:pPr>
-      <w:bookmarkStart w:id="147" w:name="ref-Shekhawat2022"/>
-      <w:bookmarkEnd w:id="146"/>
-      <w:r>
+      <w:bookmarkStart w:id="599" w:name="ref-Shekhawat2022"/>
+      <w:bookmarkEnd w:id="598"/>
+      <w:r>
+        <w:lastRenderedPageBreak/>
         <w:t xml:space="preserve">103. </w:t>
       </w:r>
       <w:r>
@@ -7172,10 +10090,9 @@
         <w:pStyle w:val="Bibliography"/>
         <w:spacing w:line="360" w:lineRule="auto"/>
       </w:pPr>
-      <w:bookmarkStart w:id="148" w:name="ref-Black2011"/>
-      <w:bookmarkEnd w:id="147"/>
-      <w:r>
-        <w:lastRenderedPageBreak/>
+      <w:bookmarkStart w:id="600" w:name="ref-Black2011"/>
+      <w:bookmarkEnd w:id="599"/>
+      <w:r>
         <w:t xml:space="preserve">104. </w:t>
       </w:r>
       <w:r>
@@ -7208,8 +10125,8 @@
         <w:pStyle w:val="Bibliography"/>
         <w:spacing w:line="360" w:lineRule="auto"/>
       </w:pPr>
-      <w:bookmarkStart w:id="149" w:name="ref-Neil_Adger1999"/>
-      <w:bookmarkEnd w:id="148"/>
+      <w:bookmarkStart w:id="601" w:name="ref-Neil_Adger1999"/>
+      <w:bookmarkEnd w:id="600"/>
       <w:r>
         <w:t xml:space="preserve">105. </w:t>
       </w:r>
@@ -7233,8 +10150,8 @@
         <w:pStyle w:val="Bibliography"/>
         <w:spacing w:line="360" w:lineRule="auto"/>
       </w:pPr>
-      <w:bookmarkStart w:id="150" w:name="ref-Folke2016"/>
-      <w:bookmarkEnd w:id="149"/>
+      <w:bookmarkStart w:id="602" w:name="ref-Folke2016"/>
+      <w:bookmarkEnd w:id="601"/>
       <w:r>
         <w:t xml:space="preserve">106. </w:t>
       </w:r>
@@ -7268,8 +10185,8 @@
         <w:pStyle w:val="Bibliography"/>
         <w:spacing w:line="360" w:lineRule="auto"/>
       </w:pPr>
-      <w:bookmarkStart w:id="151" w:name="ref-Schluter2012"/>
-      <w:bookmarkEnd w:id="150"/>
+      <w:bookmarkStart w:id="603" w:name="ref-Schluter2012"/>
+      <w:bookmarkEnd w:id="602"/>
       <w:r>
         <w:t xml:space="preserve">107. </w:t>
       </w:r>
@@ -7303,8 +10220,8 @@
         <w:pStyle w:val="Bibliography"/>
         <w:spacing w:line="360" w:lineRule="auto"/>
       </w:pPr>
-      <w:bookmarkStart w:id="152" w:name="ref-Biggs2021"/>
-      <w:bookmarkEnd w:id="151"/>
+      <w:bookmarkStart w:id="604" w:name="ref-Biggs2021"/>
+      <w:bookmarkEnd w:id="603"/>
       <w:r>
         <w:t xml:space="preserve">108. </w:t>
       </w:r>
@@ -7338,8 +10255,8 @@
         <w:pStyle w:val="Bibliography"/>
         <w:spacing w:line="360" w:lineRule="auto"/>
       </w:pPr>
-      <w:bookmarkStart w:id="153" w:name="ref-Brown2021"/>
-      <w:bookmarkEnd w:id="152"/>
+      <w:bookmarkStart w:id="605" w:name="ref-Brown2021"/>
+      <w:bookmarkEnd w:id="604"/>
       <w:r>
         <w:t xml:space="preserve">109. </w:t>
       </w:r>
@@ -7363,8 +10280,8 @@
         <w:pStyle w:val="Bibliography"/>
         <w:spacing w:line="360" w:lineRule="auto"/>
       </w:pPr>
-      <w:bookmarkStart w:id="154" w:name="ref-Wise2014"/>
-      <w:bookmarkEnd w:id="153"/>
+      <w:bookmarkStart w:id="606" w:name="ref-Wise2014"/>
+      <w:bookmarkEnd w:id="605"/>
       <w:r>
         <w:t xml:space="preserve">110. </w:t>
       </w:r>
@@ -7393,9 +10310,9 @@
         <w:t xml:space="preserve"> 28, 325–336</w:t>
       </w:r>
     </w:p>
-    <w:bookmarkEnd w:id="43"/>
-    <w:bookmarkEnd w:id="45"/>
-    <w:bookmarkEnd w:id="154"/>
+    <w:bookmarkEnd w:id="495"/>
+    <w:bookmarkEnd w:id="497"/>
+    <w:bookmarkEnd w:id="606"/>
     <w:p>
       <w:pPr>
         <w:pStyle w:val="BodyText"/>
@@ -7410,6 +10327,196 @@
     </w:sectPr>
   </w:body>
 </w:document>
+</file>
+
+<file path=word/comments.xml><?xml version="1.0" encoding="utf-8"?>
+<w:comments xmlns:wpc="http://schemas.microsoft.com/office/word/2010/wordprocessingCanvas" xmlns:cx="http://schemas.microsoft.com/office/drawing/2014/chartex" xmlns:cx1="http://schemas.microsoft.com/office/drawing/2015/9/8/chartex" xmlns:cx2="http://schemas.microsoft.com/office/drawing/2015/10/21/chartex" xmlns:cx3="http://schemas.microsoft.com/office/drawing/2016/5/9/chartex" xmlns:cx4="http://schemas.microsoft.com/office/drawing/2016/5/10/chartex" xmlns:cx5="http://schemas.microsoft.com/office/drawing/2016/5/11/chartex" xmlns:cx6="http://schemas.microsoft.com/office/drawing/2016/5/12/chartex" xmlns:cx7="http://schemas.microsoft.com/office/drawing/2016/5/13/chartex" xmlns:cx8="http://schemas.microsoft.com/office/drawing/2016/5/14/chartex" xmlns:mc="http://schemas.openxmlformats.org/markup-compatibility/2006" xmlns:aink="http://schemas.microsoft.com/office/drawing/2016/ink" xmlns:am3d="http://schemas.microsoft.com/office/drawing/2017/model3d" xmlns:o="urn:schemas-microsoft-com:office:office" xmlns:oel="http://schemas.microsoft.com/office/2019/extlst" xmlns:r="http://schemas.openxmlformats.org/officeDocument/2006/relationships" xmlns:m="http://schemas.openxmlformats.org/officeDocument/2006/math" xmlns:v="urn:schemas-microsoft-com:vml" xmlns:wp14="http://schemas.microsoft.com/office/word/2010/wordprocessingDrawing" xmlns:wp="http://schemas.openxmlformats.org/drawingml/2006/wordprocessingDrawing" xmlns:w10="urn:schemas-microsoft-com:office:word" xmlns:w="http://schemas.openxmlformats.org/wordprocessingml/2006/main" xmlns:w14="http://schemas.microsoft.com/office/word/2010/wordml" xmlns:w15="http://schemas.microsoft.com/office/word/2012/wordml" xmlns:w16cex="http://schemas.microsoft.com/office/word/2018/wordml/cex" xmlns:w16cid="http://schemas.microsoft.com/office/word/2016/wordml/cid" xmlns:w16="http://schemas.microsoft.com/office/word/2018/wordml" xmlns:w16du="http://schemas.microsoft.com/office/word/2023/wordml/word16du" xmlns:w16sdtdh="http://schemas.microsoft.com/office/word/2020/wordml/sdtdatahash" xmlns:w16sdtfl="http://schemas.microsoft.com/office/word/2024/wordml/sdtformatlock" xmlns:w16se="http://schemas.microsoft.com/office/word/2015/wordml/symex" xmlns:wpg="http://schemas.microsoft.com/office/word/2010/wordprocessingGroup" xmlns:wpi="http://schemas.microsoft.com/office/word/2010/wordprocessingInk" xmlns:wne="http://schemas.microsoft.com/office/word/2006/wordml" xmlns:wps="http://schemas.microsoft.com/office/word/2010/wordprocessingShape" mc:Ignorable="w14 w15 w16se w16cid w16 w16cex w16sdtdh w16sdtfl w16du wp14">
+  <w:comment w:id="28" w:author="Daniel Noble" w:date="2025-10-27T13:55:00Z" w:initials="DN">
+    <w:p>
+      <w:pPr>
+        <w:pStyle w:val="CommentText"/>
+      </w:pPr>
+      <w:r>
+        <w:rPr>
+          <w:rStyle w:val="CommentReference"/>
+        </w:rPr>
+        <w:annotationRef/>
+      </w:r>
+      <w:r>
+        <w:t>C31</w:t>
+      </w:r>
+    </w:p>
+  </w:comment>
+  <w:comment w:id="56" w:author="Daniel Noble" w:date="2025-10-27T12:00:00Z" w:initials="DN">
+    <w:p>
+      <w:pPr>
+        <w:pStyle w:val="CommentText"/>
+      </w:pPr>
+      <w:r>
+        <w:rPr>
+          <w:rStyle w:val="CommentReference"/>
+        </w:rPr>
+        <w:annotationRef/>
+      </w:r>
+      <w:r>
+        <w:t xml:space="preserve">C2 </w:t>
+      </w:r>
+    </w:p>
+  </w:comment>
+  <w:comment w:id="149" w:author="Daniel Noble" w:date="2025-10-27T14:02:00Z" w:initials="DN">
+    <w:p>
+      <w:pPr>
+        <w:pStyle w:val="CommentText"/>
+      </w:pPr>
+      <w:r>
+        <w:t xml:space="preserve">R3 </w:t>
+      </w:r>
+      <w:r>
+        <w:rPr>
+          <w:rStyle w:val="CommentReference"/>
+        </w:rPr>
+        <w:annotationRef/>
+      </w:r>
+      <w:r>
+        <w:t>C40</w:t>
+      </w:r>
+    </w:p>
+  </w:comment>
+  <w:comment w:id="197" w:author="Daniel Noble" w:date="2025-10-27T11:32:00Z" w:initials="DN">
+    <w:p>
+      <w:pPr>
+        <w:pStyle w:val="CommentText"/>
+      </w:pPr>
+      <w:r>
+        <w:rPr>
+          <w:rStyle w:val="CommentReference"/>
+        </w:rPr>
+        <w:annotationRef/>
+      </w:r>
+      <w:r>
+        <w:t>Mike, some refs</w:t>
+      </w:r>
+    </w:p>
+  </w:comment>
+  <w:comment w:id="219" w:author="Daniel Noble" w:date="2025-10-27T11:12:00Z" w:initials="DN">
+    <w:p>
+      <w:pPr>
+        <w:pStyle w:val="CommentText"/>
+      </w:pPr>
+      <w:r>
+        <w:rPr>
+          <w:rStyle w:val="CommentReference"/>
+        </w:rPr>
+        <w:annotationRef/>
+      </w:r>
+      <w:r>
+        <w:rPr>
+          <w:rStyle w:val="CommentReference"/>
+        </w:rPr>
+        <w:t>Note</w:t>
+      </w:r>
+      <w:r>
+        <w:t xml:space="preserve"> that these will be formatted as numeric in final version.</w:t>
+      </w:r>
+    </w:p>
+  </w:comment>
+  <w:comment w:id="184" w:author="Daniel Noble" w:date="2025-10-27T12:03:00Z" w:initials="DN">
+    <w:p>
+      <w:pPr>
+        <w:pStyle w:val="CommentText"/>
+      </w:pPr>
+      <w:r>
+        <w:rPr>
+          <w:rStyle w:val="CommentReference"/>
+        </w:rPr>
+        <w:annotationRef/>
+      </w:r>
+      <w:r>
+        <w:t xml:space="preserve">R1 </w:t>
+      </w:r>
+      <w:r>
+        <w:t xml:space="preserve">C11 &amp; </w:t>
+      </w:r>
+      <w:r>
+        <w:t xml:space="preserve">R2 </w:t>
+      </w:r>
+      <w:r>
+        <w:t>C25</w:t>
+      </w:r>
+    </w:p>
+  </w:comment>
+  <w:comment w:id="288" w:author="Daniel Noble" w:date="2025-10-27T13:15:00Z" w:initials="DN">
+    <w:p>
+      <w:pPr>
+        <w:pStyle w:val="CommentText"/>
+      </w:pPr>
+      <w:r>
+        <w:rPr>
+          <w:rStyle w:val="CommentReference"/>
+        </w:rPr>
+        <w:annotationRef/>
+      </w:r>
+      <w:r>
+        <w:t>C23</w:t>
+      </w:r>
+    </w:p>
+  </w:comment>
+  <w:comment w:id="333" w:author="Daniel Noble" w:date="2025-10-27T13:35:00Z" w:initials="DN">
+    <w:p>
+      <w:pPr>
+        <w:pStyle w:val="CommentText"/>
+      </w:pPr>
+      <w:r>
+        <w:rPr>
+          <w:rStyle w:val="CommentReference"/>
+        </w:rPr>
+        <w:annotationRef/>
+      </w:r>
+      <w:r>
+        <w:t>C25 &amp; C11</w:t>
+      </w:r>
+    </w:p>
+  </w:comment>
+</w:comments>
+</file>
+
+<file path=word/commentsExtended.xml><?xml version="1.0" encoding="utf-8"?>
+<w15:commentsEx xmlns:wpc="http://schemas.microsoft.com/office/word/2010/wordprocessingCanvas" xmlns:cx="http://schemas.microsoft.com/office/drawing/2014/chartex" xmlns:cx1="http://schemas.microsoft.com/office/drawing/2015/9/8/chartex" xmlns:cx2="http://schemas.microsoft.com/office/drawing/2015/10/21/chartex" xmlns:cx3="http://schemas.microsoft.com/office/drawing/2016/5/9/chartex" xmlns:cx4="http://schemas.microsoft.com/office/drawing/2016/5/10/chartex" xmlns:cx5="http://schemas.microsoft.com/office/drawing/2016/5/11/chartex" xmlns:cx6="http://schemas.microsoft.com/office/drawing/2016/5/12/chartex" xmlns:cx7="http://schemas.microsoft.com/office/drawing/2016/5/13/chartex" xmlns:cx8="http://schemas.microsoft.com/office/drawing/2016/5/14/chartex" xmlns:mc="http://schemas.openxmlformats.org/markup-compatibility/2006" xmlns:aink="http://schemas.microsoft.com/office/drawing/2016/ink" xmlns:am3d="http://schemas.microsoft.com/office/drawing/2017/model3d" xmlns:o="urn:schemas-microsoft-com:office:office" xmlns:oel="http://schemas.microsoft.com/office/2019/extlst" xmlns:r="http://schemas.openxmlformats.org/officeDocument/2006/relationships" xmlns:m="http://schemas.openxmlformats.org/officeDocument/2006/math" xmlns:v="urn:schemas-microsoft-com:vml" xmlns:wp14="http://schemas.microsoft.com/office/word/2010/wordprocessingDrawing" xmlns:wp="http://schemas.openxmlformats.org/drawingml/2006/wordprocessingDrawing" xmlns:w10="urn:schemas-microsoft-com:office:word" xmlns:w="http://schemas.openxmlformats.org/wordprocessingml/2006/main" xmlns:w14="http://schemas.microsoft.com/office/word/2010/wordml" xmlns:w15="http://schemas.microsoft.com/office/word/2012/wordml" xmlns:w16cex="http://schemas.microsoft.com/office/word/2018/wordml/cex" xmlns:w16cid="http://schemas.microsoft.com/office/word/2016/wordml/cid" xmlns:w16="http://schemas.microsoft.com/office/word/2018/wordml" xmlns:w16du="http://schemas.microsoft.com/office/word/2023/wordml/word16du" xmlns:w16sdtdh="http://schemas.microsoft.com/office/word/2020/wordml/sdtdatahash" xmlns:w16sdtfl="http://schemas.microsoft.com/office/word/2024/wordml/sdtformatlock" xmlns:w16se="http://schemas.microsoft.com/office/word/2015/wordml/symex" xmlns:wpg="http://schemas.microsoft.com/office/word/2010/wordprocessingGroup" xmlns:wpi="http://schemas.microsoft.com/office/word/2010/wordprocessingInk" xmlns:wne="http://schemas.microsoft.com/office/word/2006/wordml" xmlns:wps="http://schemas.microsoft.com/office/word/2010/wordprocessingShape" mc:Ignorable="w14 w15 w16se w16cid w16 w16cex w16sdtdh w16sdtfl w16du wp14">
+  <w15:commentEx w15:paraId="6108A127" w15:done="0"/>
+  <w15:commentEx w15:paraId="6B526862" w15:done="0"/>
+  <w15:commentEx w15:paraId="706B4C64" w15:done="0"/>
+  <w15:commentEx w15:paraId="070A75E5" w15:done="0"/>
+  <w15:commentEx w15:paraId="42AA11BA" w15:done="0"/>
+  <w15:commentEx w15:paraId="27C8B33B" w15:done="0"/>
+  <w15:commentEx w15:paraId="34403755" w15:done="0"/>
+  <w15:commentEx w15:paraId="35E10EFC" w15:done="0"/>
+</w15:commentsEx>
+</file>
+
+<file path=word/commentsExtensible.xml><?xml version="1.0" encoding="utf-8"?>
+<w16cex:commentsExtensible xmlns:wpc="http://schemas.microsoft.com/office/word/2010/wordprocessingCanvas" xmlns:cx="http://schemas.microsoft.com/office/drawing/2014/chartex" xmlns:cx1="http://schemas.microsoft.com/office/drawing/2015/9/8/chartex" xmlns:cx2="http://schemas.microsoft.com/office/drawing/2015/10/21/chartex" xmlns:cx3="http://schemas.microsoft.com/office/drawing/2016/5/9/chartex" xmlns:cx4="http://schemas.microsoft.com/office/drawing/2016/5/10/chartex" xmlns:cx5="http://schemas.microsoft.com/office/drawing/2016/5/11/chartex" xmlns:cx6="http://schemas.microsoft.com/office/drawing/2016/5/12/chartex" xmlns:cx7="http://schemas.microsoft.com/office/drawing/2016/5/13/chartex" xmlns:cx8="http://schemas.microsoft.com/office/drawing/2016/5/14/chartex" xmlns:cr="http://schemas.microsoft.com/office/comments/2020/reactions" xmlns:mc="http://schemas.openxmlformats.org/markup-compatibility/2006" xmlns:aink="http://schemas.microsoft.com/office/drawing/2016/ink" xmlns:am3d="http://schemas.microsoft.com/office/drawing/2017/model3d" xmlns:o="urn:schemas-microsoft-com:office:office" xmlns:oel="http://schemas.microsoft.com/office/2019/extlst" xmlns:r="http://schemas.openxmlformats.org/officeDocument/2006/relationships" xmlns:m="http://schemas.openxmlformats.org/officeDocument/2006/math" xmlns:v="urn:schemas-microsoft-com:vml" xmlns:wp14="http://schemas.microsoft.com/office/word/2010/wordprocessingDrawing" xmlns:wp="http://schemas.openxmlformats.org/drawingml/2006/wordprocessingDrawing" xmlns:w10="urn:schemas-microsoft-com:office:word" xmlns:w="http://schemas.openxmlformats.org/wordprocessingml/2006/main" xmlns:w14="http://schemas.microsoft.com/office/word/2010/wordml" xmlns:w15="http://schemas.microsoft.com/office/word/2012/wordml" xmlns:w16cex="http://schemas.microsoft.com/office/word/2018/wordml/cex" xmlns:w16cid="http://schemas.microsoft.com/office/word/2016/wordml/cid" xmlns:w16="http://schemas.microsoft.com/office/word/2018/wordml" xmlns:w16du="http://schemas.microsoft.com/office/word/2023/wordml/word16du" xmlns:w16sdtdh="http://schemas.microsoft.com/office/word/2020/wordml/sdtdatahash" xmlns:w16sdtfl="http://schemas.microsoft.com/office/word/2024/wordml/sdtformatlock" xmlns:w16se="http://schemas.microsoft.com/office/word/2015/wordml/symex" xmlns:wpg="http://schemas.microsoft.com/office/word/2010/wordprocessingGroup" xmlns:wpi="http://schemas.microsoft.com/office/word/2010/wordprocessingInk" xmlns:wne="http://schemas.microsoft.com/office/word/2006/wordml" xmlns:wps="http://schemas.microsoft.com/office/word/2010/wordprocessingShape" mc:Ignorable="w14 w15 w16se w16cid w16 w16cex w16sdtdh w16sdtfl cr w16du wp14">
+  <w16cex:commentExtensible w16cex:durableId="6EA1EA8A" w16cex:dateUtc="2025-10-27T02:55:00Z"/>
+  <w16cex:commentExtensible w16cex:durableId="146C27E9" w16cex:dateUtc="2025-10-27T01:00:00Z"/>
+  <w16cex:commentExtensible w16cex:durableId="485B3068" w16cex:dateUtc="2025-10-27T03:02:00Z"/>
+  <w16cex:commentExtensible w16cex:durableId="39EBAD13" w16cex:dateUtc="2025-10-27T00:32:00Z"/>
+  <w16cex:commentExtensible w16cex:durableId="7463CDFA" w16cex:dateUtc="2025-10-27T00:12:00Z"/>
+  <w16cex:commentExtensible w16cex:durableId="08F54D14" w16cex:dateUtc="2025-10-27T01:03:00Z"/>
+  <w16cex:commentExtensible w16cex:durableId="68BE281F" w16cex:dateUtc="2025-10-27T02:15:00Z"/>
+  <w16cex:commentExtensible w16cex:durableId="4D5871D4" w16cex:dateUtc="2025-10-27T02:35:00Z"/>
+</w16cex:commentsExtensible>
+</file>
+
+<file path=word/commentsIds.xml><?xml version="1.0" encoding="utf-8"?>
+<w16cid:commentsIds xmlns:wpc="http://schemas.microsoft.com/office/word/2010/wordprocessingCanvas" xmlns:cx="http://schemas.microsoft.com/office/drawing/2014/chartex" xmlns:cx1="http://schemas.microsoft.com/office/drawing/2015/9/8/chartex" xmlns:cx2="http://schemas.microsoft.com/office/drawing/2015/10/21/chartex" xmlns:cx3="http://schemas.microsoft.com/office/drawing/2016/5/9/chartex" xmlns:cx4="http://schemas.microsoft.com/office/drawing/2016/5/10/chartex" xmlns:cx5="http://schemas.microsoft.com/office/drawing/2016/5/11/chartex" xmlns:cx6="http://schemas.microsoft.com/office/drawing/2016/5/12/chartex" xmlns:cx7="http://schemas.microsoft.com/office/drawing/2016/5/13/chartex" xmlns:cx8="http://schemas.microsoft.com/office/drawing/2016/5/14/chartex" xmlns:mc="http://schemas.openxmlformats.org/markup-compatibility/2006" xmlns:aink="http://schemas.microsoft.com/office/drawing/2016/ink" xmlns:am3d="http://schemas.microsoft.com/office/drawing/2017/model3d" xmlns:o="urn:schemas-microsoft-com:office:office" xmlns:oel="http://schemas.microsoft.com/office/2019/extlst" xmlns:r="http://schemas.openxmlformats.org/officeDocument/2006/relationships" xmlns:m="http://schemas.openxmlformats.org/officeDocument/2006/math" xmlns:v="urn:schemas-microsoft-com:vml" xmlns:wp14="http://schemas.microsoft.com/office/word/2010/wordprocessingDrawing" xmlns:wp="http://schemas.openxmlformats.org/drawingml/2006/wordprocessingDrawing" xmlns:w10="urn:schemas-microsoft-com:office:word" xmlns:w="http://schemas.openxmlformats.org/wordprocessingml/2006/main" xmlns:w14="http://schemas.microsoft.com/office/word/2010/wordml" xmlns:w15="http://schemas.microsoft.com/office/word/2012/wordml" xmlns:w16cex="http://schemas.microsoft.com/office/word/2018/wordml/cex" xmlns:w16cid="http://schemas.microsoft.com/office/word/2016/wordml/cid" xmlns:w16="http://schemas.microsoft.com/office/word/2018/wordml" xmlns:w16du="http://schemas.microsoft.com/office/word/2023/wordml/word16du" xmlns:w16sdtdh="http://schemas.microsoft.com/office/word/2020/wordml/sdtdatahash" xmlns:w16sdtfl="http://schemas.microsoft.com/office/word/2024/wordml/sdtformatlock" xmlns:w16se="http://schemas.microsoft.com/office/word/2015/wordml/symex" xmlns:wpg="http://schemas.microsoft.com/office/word/2010/wordprocessingGroup" xmlns:wpi="http://schemas.microsoft.com/office/word/2010/wordprocessingInk" xmlns:wne="http://schemas.microsoft.com/office/word/2006/wordml" xmlns:wps="http://schemas.microsoft.com/office/word/2010/wordprocessingShape" mc:Ignorable="w14 w15 w16se w16cid w16 w16cex w16sdtdh w16sdtfl w16du wp14">
+  <w16cid:commentId w16cid:paraId="6108A127" w16cid:durableId="6EA1EA8A"/>
+  <w16cid:commentId w16cid:paraId="6B526862" w16cid:durableId="146C27E9"/>
+  <w16cid:commentId w16cid:paraId="706B4C64" w16cid:durableId="485B3068"/>
+  <w16cid:commentId w16cid:paraId="070A75E5" w16cid:durableId="39EBAD13"/>
+  <w16cid:commentId w16cid:paraId="42AA11BA" w16cid:durableId="7463CDFA"/>
+  <w16cid:commentId w16cid:paraId="27C8B33B" w16cid:durableId="08F54D14"/>
+  <w16cid:commentId w16cid:paraId="34403755" w16cid:durableId="68BE281F"/>
+  <w16cid:commentId w16cid:paraId="35E10EFC" w16cid:durableId="4D5871D4"/>
+</w16cid:commentsIds>
 </file>
 
 <file path=word/numbering.xml><?xml version="1.0" encoding="utf-8"?>
@@ -8917,7 +12024,6 @@
   <w:style w:type="character" w:default="1" w:styleId="DefaultParagraphFont">
     <w:name w:val="Default Paragraph Font"/>
     <w:uiPriority w:val="1"/>
-    <w:semiHidden/>
     <w:unhideWhenUsed/>
   </w:style>
   <w:style w:type="table" w:default="1" w:styleId="TableNormal">
@@ -9598,6 +12704,66 @@
       <w:spacing w:after="0"/>
     </w:pPr>
   </w:style>
+  <w:style w:type="character" w:styleId="CommentReference">
+    <w:name w:val="annotation reference"/>
+    <w:basedOn w:val="DefaultParagraphFont"/>
+    <w:semiHidden/>
+    <w:unhideWhenUsed/>
+    <w:rsid w:val="00581648"/>
+    <w:rPr>
+      <w:sz w:val="16"/>
+      <w:szCs w:val="16"/>
+    </w:rPr>
+  </w:style>
+  <w:style w:type="paragraph" w:styleId="CommentText">
+    <w:name w:val="annotation text"/>
+    <w:basedOn w:val="Normal"/>
+    <w:link w:val="CommentTextChar"/>
+    <w:semiHidden/>
+    <w:unhideWhenUsed/>
+    <w:rsid w:val="00581648"/>
+    <w:rPr>
+      <w:sz w:val="20"/>
+      <w:szCs w:val="20"/>
+    </w:rPr>
+  </w:style>
+  <w:style w:type="character" w:customStyle="1" w:styleId="CommentTextChar">
+    <w:name w:val="Comment Text Char"/>
+    <w:basedOn w:val="DefaultParagraphFont"/>
+    <w:link w:val="CommentText"/>
+    <w:semiHidden/>
+    <w:rsid w:val="00581648"/>
+    <w:rPr>
+      <w:sz w:val="20"/>
+      <w:szCs w:val="20"/>
+    </w:rPr>
+  </w:style>
+  <w:style w:type="paragraph" w:styleId="CommentSubject">
+    <w:name w:val="annotation subject"/>
+    <w:basedOn w:val="CommentText"/>
+    <w:next w:val="CommentText"/>
+    <w:link w:val="CommentSubjectChar"/>
+    <w:semiHidden/>
+    <w:unhideWhenUsed/>
+    <w:rsid w:val="00581648"/>
+    <w:rPr>
+      <w:b/>
+      <w:bCs/>
+    </w:rPr>
+  </w:style>
+  <w:style w:type="character" w:customStyle="1" w:styleId="CommentSubjectChar">
+    <w:name w:val="Comment Subject Char"/>
+    <w:basedOn w:val="CommentTextChar"/>
+    <w:link w:val="CommentSubject"/>
+    <w:semiHidden/>
+    <w:rsid w:val="00581648"/>
+    <w:rPr>
+      <w:b/>
+      <w:bCs/>
+      <w:sz w:val="20"/>
+      <w:szCs w:val="20"/>
+    </w:rPr>
+  </w:style>
 </w:styles>
 </file>
 

--- a/docs/Revision1/ms_revision.docx
+++ b/docs/Revision1/ms_revision.docx
@@ -594,10 +594,7 @@
       </w:del>
       <w:ins w:id="15" w:author="Daniel Noble" w:date="2025-10-27T09:06:00Z" w16du:dateUtc="2025-10-26T22:06:00Z">
         <w:r>
-          <w:t>review</w:t>
-        </w:r>
-        <w:r>
-          <w:t xml:space="preserve"> </w:t>
+          <w:t xml:space="preserve">review </w:t>
         </w:r>
       </w:ins>
       <w:r>
@@ -665,47 +662,125 @@
           <w:t>yield</w:t>
         </w:r>
       </w:ins>
-      <w:r>
-        <w:t xml:space="preserve"> globally [6–8], but the causes underlying such declines, and their ramifications through communities and society, are not fully understood. The impacts of extreme heat on species and communities are driven by a combination of direct effects of heat stress on the physiology and fitness of organisms [9–11] and indirect effects on interactions (both positive and negative) among species [e.g., 12]. </w:t>
-      </w:r>
-      <w:del w:id="25" w:author="Daniel Noble" w:date="2025-10-27T09:56:00Z" w16du:dateUtc="2025-10-26T22:56:00Z">
+      <w:ins w:id="25" w:author="Daniel Noble" w:date="2025-10-28T10:22:00Z" w16du:dateUtc="2025-10-27T23:22:00Z">
+        <w:r>
+          <w:t>s</w:t>
+        </w:r>
+      </w:ins>
+      <w:r>
+        <w:t xml:space="preserve"> globally [6–8], but the causes underlying such declines, and their ramifications through communities and society, are not fully understood. The impacts of extreme heat on species and communities are driven by a combination of direct effects of heat stress on the physiology and fitness of organisms </w:t>
+      </w:r>
+      <w:ins w:id="26" w:author="Daniel Noble" w:date="2025-10-28T10:24:00Z" w16du:dateUtc="2025-10-27T23:24:00Z">
+        <w:r>
+          <w:t xml:space="preserve">within a given species </w:t>
+        </w:r>
+      </w:ins>
+      <w:r>
+        <w:t xml:space="preserve">[9–11] and indirect effects on interactions (both positive and negative) among species [e.g., 12]. </w:t>
+      </w:r>
+      <w:del w:id="27" w:author="Daniel Noble" w:date="2025-10-27T09:56:00Z" w16du:dateUtc="2025-10-26T22:56:00Z">
         <w:r>
           <w:delText>For instance, direct effects of heat stress on microbial communities can result</w:delText>
         </w:r>
       </w:del>
-      <w:del w:id="26" w:author="Daniel Noble" w:date="2025-10-18T10:55:00Z" w16du:dateUtc="2025-10-17T23:55:00Z">
+      <w:del w:id="28" w:author="Daniel Noble" w:date="2025-10-18T10:55:00Z" w16du:dateUtc="2025-10-17T23:55:00Z">
         <w:r>
           <w:delText>ing</w:delText>
         </w:r>
       </w:del>
-      <w:del w:id="27" w:author="Daniel Noble" w:date="2025-10-27T09:56:00Z" w16du:dateUtc="2025-10-26T22:56:00Z">
+      <w:del w:id="29" w:author="Daniel Noble" w:date="2025-10-27T09:56:00Z" w16du:dateUtc="2025-10-26T22:56:00Z">
         <w:r>
           <w:delText xml:space="preserve"> in compounding effects on associated plant species [13]. </w:delText>
         </w:r>
       </w:del>
       <w:r>
-        <w:t xml:space="preserve">Understanding the dynamic interplay between direct effects and indirect species </w:t>
-      </w:r>
-      <w:commentRangeStart w:id="28"/>
-      <w:r>
-        <w:t xml:space="preserve">interactions, and how these are mediated by environmental factors, has been hampered by the complexity of community interactions and the lack of </w:t>
-      </w:r>
-      <w:del w:id="29" w:author="Daniel Noble" w:date="2025-10-27T13:52:00Z" w16du:dateUtc="2025-10-27T02:52:00Z">
+        <w:t xml:space="preserve">Understanding the dynamic interplay between direct </w:t>
+      </w:r>
+      <w:del w:id="30" w:author="Daniel Noble" w:date="2025-10-28T10:20:00Z" w16du:dateUtc="2025-10-27T23:20:00Z">
+        <w:r>
+          <w:delText xml:space="preserve">effects </w:delText>
+        </w:r>
+      </w:del>
+      <w:r>
+        <w:t xml:space="preserve">and indirect </w:t>
+      </w:r>
+      <w:ins w:id="31" w:author="Daniel Noble" w:date="2025-10-28T10:20:00Z" w16du:dateUtc="2025-10-27T23:20:00Z">
+        <w:r>
+          <w:t xml:space="preserve">effects </w:t>
+        </w:r>
+      </w:ins>
+      <w:ins w:id="32" w:author="Daniel Noble" w:date="2025-10-28T10:22:00Z" w16du:dateUtc="2025-10-27T23:22:00Z">
+        <w:r>
+          <w:t>of extreme heat</w:t>
+        </w:r>
+      </w:ins>
+      <w:del w:id="33" w:author="Daniel Noble" w:date="2025-10-28T10:24:00Z" w16du:dateUtc="2025-10-27T23:24:00Z">
+        <w:r>
+          <w:delText xml:space="preserve">species </w:delText>
+        </w:r>
+      </w:del>
+      <w:del w:id="34" w:author="Daniel Noble" w:date="2025-10-28T10:23:00Z" w16du:dateUtc="2025-10-27T23:23:00Z">
+        <w:r>
+          <w:delText>interactions</w:delText>
+        </w:r>
+      </w:del>
+      <w:r>
+        <w:t>, and how these are mediated by environmental factors</w:t>
+      </w:r>
+      <w:ins w:id="35" w:author="Daniel Noble" w:date="2025-10-28T10:30:00Z" w16du:dateUtc="2025-10-27T23:30:00Z">
+        <w:r>
+          <w:t xml:space="preserve"> (e.g., water and food availability</w:t>
+        </w:r>
+      </w:ins>
+      <w:ins w:id="36" w:author="Daniel Noble" w:date="2025-10-28T10:34:00Z" w16du:dateUtc="2025-10-27T23:34:00Z">
+        <w:r>
+          <w:t>, microbes</w:t>
+        </w:r>
+      </w:ins>
+      <w:ins w:id="37" w:author="Daniel Noble" w:date="2025-10-28T10:30:00Z" w16du:dateUtc="2025-10-27T23:30:00Z">
+        <w:r>
+          <w:t>)</w:t>
+        </w:r>
+      </w:ins>
+      <w:r>
+        <w:t xml:space="preserve">, has been hampered by </w:t>
+      </w:r>
+      <w:del w:id="38" w:author="Daniel Noble" w:date="2025-10-28T10:24:00Z" w16du:dateUtc="2025-10-27T23:24:00Z">
+        <w:r>
+          <w:delText xml:space="preserve">the </w:delText>
+        </w:r>
+      </w:del>
+      <w:del w:id="39" w:author="Daniel Noble" w:date="2025-10-28T10:23:00Z" w16du:dateUtc="2025-10-27T23:23:00Z">
+        <w:r>
+          <w:delText xml:space="preserve">complexity of community interactions and the lack of </w:delText>
+        </w:r>
+      </w:del>
+      <w:ins w:id="40" w:author="Daniel Noble" w:date="2025-10-28T10:23:00Z" w16du:dateUtc="2025-10-27T23:23:00Z">
+        <w:r>
+          <w:t>inadequate</w:t>
+        </w:r>
+      </w:ins>
+      <w:ins w:id="41" w:author="Daniel Noble" w:date="2025-10-28T10:17:00Z" w16du:dateUtc="2025-10-27T23:17:00Z">
+        <w:r>
+          <w:t xml:space="preserve"> </w:t>
+        </w:r>
+      </w:ins>
+      <w:del w:id="42" w:author="Daniel Noble" w:date="2025-10-27T13:52:00Z" w16du:dateUtc="2025-10-27T02:52:00Z">
         <w:r>
           <w:delText>an integrated modelling framework</w:delText>
         </w:r>
       </w:del>
-      <w:ins w:id="30" w:author="Daniel Noble" w:date="2025-10-27T13:53:00Z" w16du:dateUtc="2025-10-27T02:53:00Z">
-        <w:r>
-          <w:t xml:space="preserve">understanding </w:t>
-        </w:r>
-      </w:ins>
-      <w:ins w:id="31" w:author="Daniel Noble" w:date="2025-10-27T13:52:00Z" w16du:dateUtc="2025-10-27T02:52:00Z">
-        <w:r>
-          <w:t>for how</w:t>
-        </w:r>
-      </w:ins>
-      <w:del w:id="32" w:author="Daniel Noble" w:date="2025-10-27T13:52:00Z" w16du:dateUtc="2025-10-27T02:52:00Z">
+      <w:ins w:id="43" w:author="Daniel Noble" w:date="2025-10-28T10:16:00Z" w16du:dateUtc="2025-10-27T23:16:00Z">
+        <w:r>
+          <w:t xml:space="preserve">coupling of models </w:t>
+        </w:r>
+      </w:ins>
+      <w:ins w:id="44" w:author="Daniel Noble" w:date="2025-10-28T10:30:00Z" w16du:dateUtc="2025-10-27T23:30:00Z">
+        <w:r>
+          <w:t>that predict</w:t>
+        </w:r>
+      </w:ins>
+      <w:del w:id="45" w:author="Daniel Noble" w:date="2025-10-27T13:52:00Z" w16du:dateUtc="2025-10-27T02:52:00Z">
         <w:r>
           <w:delText xml:space="preserve"> that translates</w:delText>
         </w:r>
@@ -713,38 +788,83 @@
       <w:r>
         <w:t xml:space="preserve"> short-term physiological damage </w:t>
       </w:r>
-      <w:ins w:id="33" w:author="Daniel Noble" w:date="2025-10-27T13:53:00Z" w16du:dateUtc="2025-10-27T02:53:00Z">
-        <w:r>
-          <w:t xml:space="preserve">and repair can be incorporated </w:t>
-        </w:r>
-      </w:ins>
-      <w:r>
-        <w:t xml:space="preserve">into </w:t>
-      </w:r>
-      <w:del w:id="34" w:author="Daniel Noble" w:date="2025-10-27T13:54:00Z" w16du:dateUtc="2025-10-27T02:54:00Z">
+      <w:ins w:id="46" w:author="Daniel Noble" w:date="2025-10-27T13:53:00Z" w16du:dateUtc="2025-10-27T02:53:00Z">
+        <w:r>
+          <w:t xml:space="preserve">and repair </w:t>
+        </w:r>
+      </w:ins>
+      <w:ins w:id="47" w:author="Daniel Noble" w:date="2025-10-28T10:31:00Z" w16du:dateUtc="2025-10-27T23:31:00Z">
+        <w:r>
+          <w:t>on</w:t>
+        </w:r>
+      </w:ins>
+      <w:ins w:id="48" w:author="Daniel Noble" w:date="2025-10-28T10:19:00Z" w16du:dateUtc="2025-10-27T23:19:00Z">
+        <w:r>
+          <w:t xml:space="preserve"> a given species’</w:t>
+        </w:r>
+      </w:ins>
+      <w:ins w:id="49" w:author="Daniel Noble" w:date="2025-10-28T10:18:00Z" w16du:dateUtc="2025-10-27T23:18:00Z">
+        <w:r>
+          <w:t xml:space="preserve"> fitness </w:t>
+        </w:r>
+      </w:ins>
+      <w:del w:id="50" w:author="Daniel Noble" w:date="2025-10-28T10:18:00Z" w16du:dateUtc="2025-10-27T23:18:00Z">
+        <w:r>
+          <w:delText xml:space="preserve">into </w:delText>
+        </w:r>
+      </w:del>
+      <w:del w:id="51" w:author="Daniel Noble" w:date="2025-10-27T13:54:00Z" w16du:dateUtc="2025-10-27T02:54:00Z">
         <w:r>
           <w:delText>changes in</w:delText>
         </w:r>
       </w:del>
-      <w:ins w:id="35" w:author="Daniel Noble" w:date="2025-10-27T13:54:00Z" w16du:dateUtc="2025-10-27T02:54:00Z">
-        <w:r>
-          <w:t>modelli</w:t>
-        </w:r>
-      </w:ins>
-      <w:ins w:id="36" w:author="Daniel Noble" w:date="2025-10-27T13:55:00Z" w16du:dateUtc="2025-10-27T02:55:00Z">
-        <w:r>
-          <w:t>ng</w:t>
-        </w:r>
-      </w:ins>
-      <w:r>
-        <w:t xml:space="preserve"> fitness and population growth across species [13]. Predicting how extreme heat impacts population dynamics and communities require</w:t>
-      </w:r>
-      <w:ins w:id="37" w:author="Daniel Noble" w:date="2025-10-27T13:46:00Z" w16du:dateUtc="2025-10-27T02:46:00Z">
+      <w:del w:id="52" w:author="Daniel Noble" w:date="2025-10-28T10:19:00Z" w16du:dateUtc="2025-10-27T23:19:00Z">
+        <w:r>
+          <w:delText xml:space="preserve"> </w:delText>
+        </w:r>
+      </w:del>
+      <w:del w:id="53" w:author="Daniel Noble" w:date="2025-10-28T10:18:00Z" w16du:dateUtc="2025-10-27T23:18:00Z">
+        <w:r>
+          <w:delText>fitness and</w:delText>
+        </w:r>
+      </w:del>
+      <w:ins w:id="54" w:author="Daniel Noble" w:date="2025-10-28T10:18:00Z" w16du:dateUtc="2025-10-27T23:18:00Z">
+        <w:r>
+          <w:t>with</w:t>
+        </w:r>
+      </w:ins>
+      <w:r>
+        <w:t xml:space="preserve"> population </w:t>
+      </w:r>
+      <w:del w:id="55" w:author="Daniel Noble" w:date="2025-10-28T10:18:00Z" w16du:dateUtc="2025-10-27T23:18:00Z">
+        <w:r>
+          <w:delText>growth across</w:delText>
+        </w:r>
+      </w:del>
+      <w:ins w:id="56" w:author="Daniel Noble" w:date="2025-10-28T10:18:00Z" w16du:dateUtc="2025-10-27T23:18:00Z">
+        <w:r>
+          <w:t xml:space="preserve">and community </w:t>
+        </w:r>
+      </w:ins>
+      <w:ins w:id="57" w:author="Daniel Noble" w:date="2025-10-28T10:19:00Z" w16du:dateUtc="2025-10-27T23:19:00Z">
+        <w:r>
+          <w:t xml:space="preserve">dynamic </w:t>
+        </w:r>
+      </w:ins>
+      <w:ins w:id="58" w:author="Daniel Noble" w:date="2025-10-28T10:18:00Z" w16du:dateUtc="2025-10-27T23:18:00Z">
+        <w:r>
+          <w:t>models across</w:t>
+        </w:r>
+      </w:ins>
+      <w:r>
+        <w:t xml:space="preserve"> species [13]. Predicting how extreme heat impacts population dynamics and communities require</w:t>
+      </w:r>
+      <w:ins w:id="59" w:author="Daniel Noble" w:date="2025-10-27T13:46:00Z" w16du:dateUtc="2025-10-27T02:46:00Z">
         <w:r>
           <w:t xml:space="preserve">s a stronger </w:t>
         </w:r>
       </w:ins>
-      <w:del w:id="38" w:author="Daniel Noble" w:date="2025-10-27T13:46:00Z" w16du:dateUtc="2025-10-27T02:46:00Z">
+      <w:del w:id="60" w:author="Daniel Noble" w:date="2025-10-27T13:46:00Z" w16du:dateUtc="2025-10-27T02:46:00Z">
         <w:r>
           <w:delText xml:space="preserve">s the </w:delText>
         </w:r>
@@ -752,65 +872,256 @@
       <w:r>
         <w:t>coupling of biophysical, physiological, population and community ecology models</w:t>
       </w:r>
-      <w:ins w:id="39" w:author="Daniel Noble" w:date="2025-10-27T09:57:00Z" w16du:dateUtc="2025-10-26T22:57:00Z">
-        <w:r>
-          <w:t xml:space="preserve"> which have </w:t>
-        </w:r>
-      </w:ins>
-      <w:ins w:id="40" w:author="Daniel Noble" w:date="2025-10-27T13:50:00Z" w16du:dateUtc="2025-10-27T02:50:00Z">
-        <w:r>
-          <w:t>not yet been fully integrated</w:t>
-        </w:r>
-      </w:ins>
-      <w:ins w:id="41" w:author="Daniel Noble" w:date="2025-10-27T10:02:00Z" w16du:dateUtc="2025-10-26T23:02:00Z">
+      <w:ins w:id="61" w:author="Daniel Noble" w:date="2025-10-27T09:57:00Z" w16du:dateUtc="2025-10-26T22:57:00Z">
+        <w:r>
+          <w:t xml:space="preserve"> </w:t>
+        </w:r>
+      </w:ins>
+      <w:ins w:id="62" w:author="Daniel Noble" w:date="2025-10-28T10:25:00Z" w16du:dateUtc="2025-10-27T23:25:00Z">
+        <w:r>
+          <w:t>but too often these models remain disjunct from each other with studies often only focusing on a single species</w:t>
+        </w:r>
+      </w:ins>
+      <w:ins w:id="63" w:author="Daniel Noble" w:date="2025-10-27T10:02:00Z" w16du:dateUtc="2025-10-26T23:02:00Z">
         <w:r>
           <w:t xml:space="preserve">. </w:t>
         </w:r>
       </w:ins>
-      <w:ins w:id="42" w:author="Daniel Noble" w:date="2025-10-27T13:51:00Z" w16du:dateUtc="2025-10-27T02:51:00Z">
-        <w:r>
-          <w:t xml:space="preserve">Currently, </w:t>
-        </w:r>
-      </w:ins>
-      <w:ins w:id="43" w:author="Daniel Noble" w:date="2025-10-27T10:10:00Z" w16du:dateUtc="2025-10-26T23:10:00Z">
-        <w:r>
-          <w:t xml:space="preserve">there is an underappreciation </w:t>
-        </w:r>
-      </w:ins>
-      <w:commentRangeEnd w:id="28"/>
-      <w:ins w:id="44" w:author="Daniel Noble" w:date="2025-10-27T13:55:00Z" w16du:dateUtc="2025-10-27T02:55:00Z">
+      <w:ins w:id="64" w:author="Daniel Noble" w:date="2025-10-28T10:27:00Z" w16du:dateUtc="2025-10-27T23:27:00Z">
+        <w:r>
+          <w:t xml:space="preserve">A systems-thinking perspective is now needed </w:t>
+        </w:r>
+      </w:ins>
+      <w:ins w:id="65" w:author="Daniel Noble" w:date="2025-10-28T10:28:00Z" w16du:dateUtc="2025-10-27T23:28:00Z">
+        <w:r>
+          <w:t xml:space="preserve">to better capture the multifaceted nature with which extreme heat </w:t>
+        </w:r>
+      </w:ins>
+      <w:ins w:id="66" w:author="Daniel Noble" w:date="2025-10-28T10:29:00Z" w16du:dateUtc="2025-10-27T23:29:00Z">
+        <w:r>
+          <w:t>manifests</w:t>
+        </w:r>
+      </w:ins>
+      <w:ins w:id="67" w:author="Daniel Noble" w:date="2025-10-28T10:28:00Z" w16du:dateUtc="2025-10-27T23:28:00Z">
+        <w:r>
+          <w:t xml:space="preserve"> within in a community </w:t>
+        </w:r>
+      </w:ins>
+      <w:ins w:id="68" w:author="Daniel Noble" w:date="2025-10-28T10:32:00Z" w16du:dateUtc="2025-10-27T23:32:00Z">
+        <w:r>
+          <w:t xml:space="preserve">– an approach </w:t>
+        </w:r>
+      </w:ins>
+      <w:ins w:id="69" w:author="Daniel Noble" w:date="2025-10-28T10:36:00Z" w16du:dateUtc="2025-10-27T23:36:00Z">
+        <w:r>
+          <w:t xml:space="preserve">we </w:t>
+        </w:r>
+      </w:ins>
+      <w:ins w:id="70" w:author="Daniel Noble" w:date="2025-10-28T10:46:00Z" w16du:dateUtc="2025-10-27T23:46:00Z">
+        <w:r>
+          <w:t>argue</w:t>
+        </w:r>
+      </w:ins>
+      <w:ins w:id="71" w:author="Daniel Noble" w:date="2025-10-28T10:33:00Z" w16du:dateUtc="2025-10-27T23:33:00Z">
+        <w:r>
+          <w:t xml:space="preserve"> will</w:t>
+        </w:r>
+      </w:ins>
+      <w:ins w:id="72" w:author="Daniel Noble" w:date="2025-10-28T10:31:00Z" w16du:dateUtc="2025-10-27T23:31:00Z">
+        <w:r>
+          <w:t xml:space="preserve"> better capture the</w:t>
+        </w:r>
+      </w:ins>
+      <w:ins w:id="73" w:author="Daniel Noble" w:date="2025-10-28T10:28:00Z" w16du:dateUtc="2025-10-27T23:28:00Z">
+        <w:r>
+          <w:t xml:space="preserve"> dynamic fee</w:t>
+        </w:r>
+      </w:ins>
+      <w:ins w:id="74" w:author="Daniel Noble" w:date="2025-10-28T10:29:00Z" w16du:dateUtc="2025-10-27T23:29:00Z">
+        <w:r>
+          <w:t>d</w:t>
+        </w:r>
+      </w:ins>
+      <w:ins w:id="75" w:author="Daniel Noble" w:date="2025-10-28T10:31:00Z" w16du:dateUtc="2025-10-27T23:31:00Z">
+        <w:r>
+          <w:t xml:space="preserve"> </w:t>
+        </w:r>
+      </w:ins>
+      <w:ins w:id="76" w:author="Daniel Noble" w:date="2025-10-28T10:29:00Z" w16du:dateUtc="2025-10-27T23:29:00Z">
+        <w:r>
+          <w:t xml:space="preserve">backs </w:t>
+        </w:r>
+      </w:ins>
+      <w:ins w:id="77" w:author="Daniel Noble" w:date="2025-10-28T10:31:00Z" w16du:dateUtc="2025-10-27T23:31:00Z">
+        <w:r>
+          <w:t xml:space="preserve">within and </w:t>
+        </w:r>
+      </w:ins>
+      <w:ins w:id="78" w:author="Daniel Noble" w:date="2025-10-28T10:29:00Z" w16du:dateUtc="2025-10-27T23:29:00Z">
+        <w:r>
+          <w:t>between species</w:t>
+        </w:r>
+      </w:ins>
+      <w:ins w:id="79" w:author="Daniel Noble" w:date="2025-10-28T10:37:00Z" w16du:dateUtc="2025-10-27T23:37:00Z">
+        <w:r>
+          <w:t xml:space="preserve"> to improve predictions</w:t>
+        </w:r>
+      </w:ins>
+      <w:ins w:id="80" w:author="Daniel Noble" w:date="2025-10-28T10:29:00Z" w16du:dateUtc="2025-10-27T23:29:00Z">
+        <w:r>
+          <w:t>.</w:t>
+        </w:r>
+      </w:ins>
+      <w:del w:id="81" w:author="Daniel Noble" w:date="2025-10-28T10:32:00Z" w16du:dateUtc="2025-10-27T23:32:00Z">
+        <w:r>
+          <w:delText>.</w:delText>
+        </w:r>
+      </w:del>
+    </w:p>
+    <w:p>
+      <w:pPr>
+        <w:pStyle w:val="BodyText"/>
+        <w:spacing w:line="360" w:lineRule="auto"/>
+        <w:rPr>
+          <w:del w:id="82" w:author="Daniel Noble" w:date="2025-10-27T09:55:00Z" w16du:dateUtc="2025-10-26T22:55:00Z"/>
+        </w:rPr>
+      </w:pPr>
+      <w:ins w:id="83" w:author="Daniel Noble" w:date="2025-10-28T10:38:00Z" w16du:dateUtc="2025-10-27T23:38:00Z">
+        <w:r>
+          <w:t xml:space="preserve">Using plants and insects as </w:t>
+        </w:r>
+        <w:r>
+          <w:t>examples</w:t>
+        </w:r>
+        <w:r>
+          <w:t xml:space="preserve">, </w:t>
+        </w:r>
+      </w:ins>
+      <w:ins w:id="84" w:author="Daniel Noble" w:date="2025-10-28T10:37:00Z" w16du:dateUtc="2025-10-27T23:37:00Z">
+        <w:r>
+          <w:t>w</w:t>
+        </w:r>
+      </w:ins>
+      <w:ins w:id="85" w:author="Daniel Noble" w:date="2025-10-27T09:53:00Z" w16du:dateUtc="2025-10-26T22:53:00Z">
+        <w:r>
+          <w:t xml:space="preserve">e review </w:t>
+        </w:r>
+      </w:ins>
+      <w:ins w:id="86" w:author="Daniel Noble" w:date="2025-10-27T11:48:00Z" w16du:dateUtc="2025-10-27T00:48:00Z">
+        <w:r>
+          <w:t>broad classes of models</w:t>
+        </w:r>
+      </w:ins>
+      <w:ins w:id="87" w:author="Daniel Noble" w:date="2025-10-27T09:53:00Z" w16du:dateUtc="2025-10-26T22:53:00Z">
+        <w:r>
+          <w:t xml:space="preserve"> </w:t>
+        </w:r>
+      </w:ins>
+      <w:ins w:id="88" w:author="Daniel Noble" w:date="2025-10-27T11:48:00Z" w16du:dateUtc="2025-10-27T00:48:00Z">
+        <w:r>
+          <w:t xml:space="preserve">across fields </w:t>
+        </w:r>
+      </w:ins>
+      <w:ins w:id="89" w:author="Daniel Noble" w:date="2025-10-27T09:53:00Z" w16du:dateUtc="2025-10-26T22:53:00Z">
+        <w:r>
+          <w:t xml:space="preserve">and discuss how they can be linked to model the biotic impacts of heatwaves from individuals to </w:t>
+        </w:r>
+        <w:commentRangeStart w:id="90"/>
+        <w:r>
+          <w:t>communities (</w:t>
+        </w:r>
+        <w:r>
+          <w:fldChar w:fldCharType="begin"/>
+        </w:r>
+        <w:r>
+          <w:instrText>HYPERLINK \l "fig-sys" \h</w:instrText>
+        </w:r>
+        <w:r>
+          <w:fldChar w:fldCharType="separate"/>
+        </w:r>
+        <w:r>
+          <w:rPr>
+            <w:rStyle w:val="Hyperlink"/>
+          </w:rPr>
+          <w:t>Figure 1</w:t>
+        </w:r>
+        <w:r>
+          <w:fldChar w:fldCharType="end"/>
+        </w:r>
+        <w:r>
+          <w:t xml:space="preserve">). We focus on plant, microbial and insect communities given the strong interconnections between them, the ease with which they can be studied, and their importance to socioecological systems. </w:t>
+        </w:r>
+      </w:ins>
+      <w:commentRangeEnd w:id="90"/>
+      <w:ins w:id="91" w:author="Daniel Noble" w:date="2025-10-27T12:00:00Z" w16du:dateUtc="2025-10-27T01:00:00Z">
         <w:r>
           <w:rPr>
             <w:rStyle w:val="CommentReference"/>
             <w:rFonts w:asciiTheme="minorHAnsi" w:hAnsiTheme="minorHAnsi"/>
           </w:rPr>
-          <w:commentReference w:id="28"/>
-        </w:r>
-      </w:ins>
-      <w:ins w:id="45" w:author="Daniel Noble" w:date="2025-10-27T10:10:00Z" w16du:dateUtc="2025-10-26T23:10:00Z">
-        <w:r>
-          <w:t>for</w:t>
-        </w:r>
-      </w:ins>
-      <w:ins w:id="46" w:author="Daniel Noble" w:date="2025-10-27T10:01:00Z" w16du:dateUtc="2025-10-26T23:01:00Z">
-        <w:r>
-          <w:t xml:space="preserve"> how these models can communicate with each other</w:t>
-        </w:r>
-      </w:ins>
-      <w:ins w:id="47" w:author="Daniel Noble" w:date="2025-10-27T10:02:00Z" w16du:dateUtc="2025-10-26T23:02:00Z">
-        <w:r>
-          <w:t xml:space="preserve"> to capture the complex </w:t>
-        </w:r>
-      </w:ins>
-      <w:ins w:id="48" w:author="Daniel Noble" w:date="2025-10-27T10:03:00Z" w16du:dateUtc="2025-10-26T23:03:00Z">
-        <w:r>
-          <w:t>impacts of heatwaves</w:t>
-        </w:r>
-      </w:ins>
-      <w:r>
-        <w:t>.</w:t>
-      </w:r>
-      <w:ins w:id="49" w:author="Daniel Noble" w:date="2025-10-27T09:58:00Z" w16du:dateUtc="2025-10-26T22:58:00Z">
+          <w:commentReference w:id="90"/>
+        </w:r>
+      </w:ins>
+      <w:del w:id="92" w:author="Daniel Noble" w:date="2025-10-27T09:51:00Z" w16du:dateUtc="2025-10-26T22:51:00Z">
+        <w:r>
+          <w:delText xml:space="preserve">Here we </w:delText>
+        </w:r>
+      </w:del>
+      <w:del w:id="93" w:author="Daniel Noble" w:date="2025-10-27T09:09:00Z" w16du:dateUtc="2025-10-26T22:09:00Z">
+        <w:r>
+          <w:delText>argue that</w:delText>
+        </w:r>
+      </w:del>
+      <w:del w:id="94" w:author="Daniel Noble" w:date="2025-10-27T09:51:00Z" w16du:dateUtc="2025-10-26T22:51:00Z">
+        <w:r>
+          <w:delText xml:space="preserve"> </w:delText>
+        </w:r>
+      </w:del>
+      <w:del w:id="95" w:author="Daniel Noble" w:date="2025-10-27T09:10:00Z" w16du:dateUtc="2025-10-26T22:10:00Z">
+        <w:r>
+          <w:delText xml:space="preserve">such a feat is becoming increasingly tangible and will provide </w:delText>
+        </w:r>
+      </w:del>
+      <w:del w:id="96" w:author="Daniel Noble" w:date="2025-10-27T09:51:00Z" w16du:dateUtc="2025-10-26T22:51:00Z">
+        <w:r>
+          <w:delText xml:space="preserve">powerful new ways of predicting how extreme heat shapes community dynamics. </w:delText>
+        </w:r>
+      </w:del>
+      <w:r>
+        <w:t xml:space="preserve">Physiological models can now be seamlessly integrated with biophysical models </w:t>
+      </w:r>
+      <w:del w:id="97" w:author="Daniel Noble" w:date="2025-10-27T10:05:00Z" w16du:dateUtc="2025-10-26T23:05:00Z">
+        <w:r>
+          <w:delText xml:space="preserve">of heat and mass exchange </w:delText>
+        </w:r>
+      </w:del>
+      <w:r>
+        <w:t xml:space="preserve">to characterize temperatures experienced by organisms and simulate the effects of extreme heat events on the entire life cycle of species within ecological communities [14–18]. Physiological models that incorporate estimates of thermal sensitivity across species can capture the delicate balance between damage and repair </w:t>
+      </w:r>
+      <w:del w:id="98" w:author="Daniel Noble" w:date="2025-10-27T10:06:00Z" w16du:dateUtc="2025-10-26T23:06:00Z">
+        <w:r>
+          <w:delText xml:space="preserve">in </w:delText>
+        </w:r>
+      </w:del>
+      <w:ins w:id="99" w:author="Daniel Noble" w:date="2025-10-27T10:06:00Z" w16du:dateUtc="2025-10-26T23:06:00Z">
+        <w:r>
+          <w:t xml:space="preserve">of </w:t>
+        </w:r>
+      </w:ins>
+      <w:r>
+        <w:t xml:space="preserve">physiological systems [10,11,19,20], yielding predictions of the immediate and cumulative impacts of extreme heat on growth, survival and reproduction. Importantly, </w:t>
+      </w:r>
+      <w:r>
+        <w:lastRenderedPageBreak/>
+        <w:t xml:space="preserve">mechanistic physiological models provide </w:t>
+      </w:r>
+      <w:r>
+        <w:t xml:space="preserve">outputs at the individual level (e.g., energy and water requirements, waste production, activity constraints, vital rates) </w:t>
+      </w:r>
+      <w:r>
+        <w:t>that can be integrated into population and community ecology models to capture how extreme heat events perturb interactions among species [21,22].</w:t>
+      </w:r>
+      <w:ins w:id="100" w:author="Daniel Noble" w:date="2025-10-27T09:55:00Z" w16du:dateUtc="2025-10-26T22:55:00Z">
         <w:r>
           <w:t xml:space="preserve"> </w:t>
         </w:r>
@@ -821,202 +1132,57 @@
         <w:pStyle w:val="BodyText"/>
         <w:spacing w:line="360" w:lineRule="auto"/>
         <w:rPr>
-          <w:del w:id="50" w:author="Daniel Noble" w:date="2025-10-27T09:55:00Z" w16du:dateUtc="2025-10-26T22:55:00Z"/>
-        </w:rPr>
-      </w:pPr>
-      <w:ins w:id="51" w:author="Daniel Noble" w:date="2025-10-27T09:53:00Z" w16du:dateUtc="2025-10-26T22:53:00Z">
-        <w:r>
-          <w:t xml:space="preserve">Using plants, insects and microbes as a starting point, we review </w:t>
-        </w:r>
-      </w:ins>
-      <w:ins w:id="52" w:author="Daniel Noble" w:date="2025-10-27T11:48:00Z" w16du:dateUtc="2025-10-27T00:48:00Z">
-        <w:r>
-          <w:t>broad classes of models</w:t>
-        </w:r>
-      </w:ins>
-      <w:ins w:id="53" w:author="Daniel Noble" w:date="2025-10-27T09:53:00Z" w16du:dateUtc="2025-10-26T22:53:00Z">
-        <w:r>
-          <w:t xml:space="preserve"> </w:t>
-        </w:r>
-      </w:ins>
-      <w:ins w:id="54" w:author="Daniel Noble" w:date="2025-10-27T11:48:00Z" w16du:dateUtc="2025-10-27T00:48:00Z">
-        <w:r>
-          <w:t xml:space="preserve">across fields </w:t>
-        </w:r>
-      </w:ins>
-      <w:ins w:id="55" w:author="Daniel Noble" w:date="2025-10-27T09:53:00Z" w16du:dateUtc="2025-10-26T22:53:00Z">
-        <w:r>
-          <w:t xml:space="preserve">and discuss how they can be </w:t>
-        </w:r>
-        <w:r>
-          <w:t>linked</w:t>
-        </w:r>
-        <w:r>
-          <w:t xml:space="preserve"> to model the biotic impacts of heatwaves from individuals to </w:t>
-        </w:r>
-        <w:commentRangeStart w:id="56"/>
-        <w:r>
-          <w:t>communities (</w:t>
-        </w:r>
-        <w:r>
-          <w:fldChar w:fldCharType="begin"/>
-        </w:r>
-        <w:r>
-          <w:instrText>HYPERLINK \l "fig-sys" \h</w:instrText>
-        </w:r>
-        <w:r>
-          <w:fldChar w:fldCharType="separate"/>
-        </w:r>
-        <w:r>
-          <w:rPr>
-            <w:rStyle w:val="Hyperlink"/>
-          </w:rPr>
-          <w:t>Figure 1</w:t>
-        </w:r>
-        <w:r>
-          <w:fldChar w:fldCharType="end"/>
-        </w:r>
-        <w:r>
-          <w:t>). We focus on plant, microbial and insect communities given the strong interconnections between them, the ease with which they can be studied, and their importance to socioecological systems.</w:t>
-        </w:r>
-        <w:r>
-          <w:t xml:space="preserve"> </w:t>
-        </w:r>
-      </w:ins>
-      <w:commentRangeEnd w:id="56"/>
-      <w:ins w:id="57" w:author="Daniel Noble" w:date="2025-10-27T12:00:00Z" w16du:dateUtc="2025-10-27T01:00:00Z">
-        <w:r>
-          <w:rPr>
-            <w:rStyle w:val="CommentReference"/>
-            <w:rFonts w:asciiTheme="minorHAnsi" w:hAnsiTheme="minorHAnsi"/>
-          </w:rPr>
-          <w:commentReference w:id="56"/>
-        </w:r>
-      </w:ins>
-      <w:del w:id="58" w:author="Daniel Noble" w:date="2025-10-27T09:51:00Z" w16du:dateUtc="2025-10-26T22:51:00Z">
-        <w:r>
-          <w:delText xml:space="preserve">Here we </w:delText>
+          <w:del w:id="101" w:author="Daniel Noble" w:date="2025-10-27T09:11:00Z" w16du:dateUtc="2025-10-26T22:11:00Z"/>
+        </w:rPr>
+      </w:pPr>
+      <w:del w:id="102" w:author="Daniel Noble" w:date="2025-10-27T09:11:00Z" w16du:dateUtc="2025-10-26T22:11:00Z">
+        <w:r>
+          <w:delText xml:space="preserve">We bring together modelling approaches across diverse fields as a first step towards establishing a new, integrative framework for predicting how extreme heat will affect ecological communities and society. We focus on plants, insects and microbes given the strong interconnections between them, the relative ease with which they can be studied, and their significance to natural ecosystem health and agricultural productivity. Importantly, ‘extreme heat’ can take on a different meaning for these diverse organisms. For example, plants and animals have different thermal tolerances or can exploit microthermal environments in different ways to </w:delText>
+        </w:r>
+        <w:r>
+          <w:delText>offset</w:delText>
+        </w:r>
+        <w:r>
+          <w:delText xml:space="preserve"> the effects of extreme atmospheric heat events. Thermal tolerances also vary among life cycle stages/developmental processes of individual organisms; for example, in plants, vegetative tissues generally exhibit greater tolerance to high temperatures than pollen [23]. As such, ‘extreme’ will be relative to the biology of the organism in question. Our </w:delText>
+        </w:r>
+        <w:r>
+          <w:delText xml:space="preserve">modelling </w:delText>
+        </w:r>
+        <w:r>
+          <w:delText>framework can capture these complexities and be extended to incorporate other, diverse interactions including the socioecological systems in which ecological communities and production systems are embedded.</w:delText>
         </w:r>
       </w:del>
-      <w:del w:id="59" w:author="Daniel Noble" w:date="2025-10-27T09:09:00Z" w16du:dateUtc="2025-10-26T22:09:00Z">
-        <w:r>
-          <w:delText>argue that</w:delText>
+    </w:p>
+    <w:p>
+      <w:pPr>
+        <w:pStyle w:val="Heading1"/>
+        <w:spacing w:line="360" w:lineRule="auto"/>
+        <w:rPr>
+          <w:del w:id="103" w:author="Daniel Noble" w:date="2025-10-27T09:54:00Z" w16du:dateUtc="2025-10-26T22:54:00Z"/>
+        </w:rPr>
+      </w:pPr>
+      <w:bookmarkStart w:id="104" w:name="X2b97b971c201f11017c10c1d6e4dbfd69043166"/>
+      <w:bookmarkEnd w:id="19"/>
+      <w:del w:id="105" w:author="Daniel Noble" w:date="2025-10-27T09:54:00Z" w16du:dateUtc="2025-10-26T22:54:00Z">
+        <w:r>
+          <w:delText>A systems-modelling approach to modelling biotic impacts of heatwaves</w:delText>
         </w:r>
       </w:del>
-      <w:del w:id="60" w:author="Daniel Noble" w:date="2025-10-27T09:51:00Z" w16du:dateUtc="2025-10-26T22:51:00Z">
-        <w:r>
-          <w:delText xml:space="preserve"> </w:delText>
+    </w:p>
+    <w:p>
+      <w:pPr>
+        <w:pStyle w:val="FirstParagraph"/>
+        <w:spacing w:line="360" w:lineRule="auto"/>
+        <w:rPr>
+          <w:del w:id="106" w:author="Daniel Noble" w:date="2025-10-27T09:50:00Z" w16du:dateUtc="2025-10-26T22:50:00Z"/>
+        </w:rPr>
+      </w:pPr>
+      <w:del w:id="107" w:author="Daniel Noble" w:date="2025-10-27T09:15:00Z" w16du:dateUtc="2025-10-26T22:15:00Z">
+        <w:r>
+          <w:delText xml:space="preserve">We propose a systems-modelling approach </w:delText>
         </w:r>
       </w:del>
-      <w:del w:id="61" w:author="Daniel Noble" w:date="2025-10-27T09:10:00Z" w16du:dateUtc="2025-10-26T22:10:00Z">
-        <w:r>
-          <w:delText xml:space="preserve">such a feat is becoming increasingly tangible and will provide </w:delText>
-        </w:r>
-      </w:del>
-      <w:del w:id="62" w:author="Daniel Noble" w:date="2025-10-27T09:51:00Z" w16du:dateUtc="2025-10-26T22:51:00Z">
-        <w:r>
-          <w:delText xml:space="preserve">powerful new ways of predicting how extreme heat shapes community dynamics. </w:delText>
-        </w:r>
-      </w:del>
-      <w:r>
-        <w:t xml:space="preserve">Physiological models can now be seamlessly integrated with biophysical models </w:t>
-      </w:r>
-      <w:del w:id="63" w:author="Daniel Noble" w:date="2025-10-27T10:05:00Z" w16du:dateUtc="2025-10-26T23:05:00Z">
-        <w:r>
-          <w:delText xml:space="preserve">of heat and mass exchange </w:delText>
-        </w:r>
-      </w:del>
-      <w:r>
-        <w:t xml:space="preserve">to characterize temperatures experienced by organisms and simulate the effects of extreme heat events on the entire life cycle of species within ecological communities [14–18]. Physiological models that incorporate estimates of thermal sensitivity across species can capture the delicate balance between damage and repair </w:t>
-      </w:r>
-      <w:del w:id="64" w:author="Daniel Noble" w:date="2025-10-27T10:06:00Z" w16du:dateUtc="2025-10-26T23:06:00Z">
-        <w:r>
-          <w:delText xml:space="preserve">in </w:delText>
-        </w:r>
-      </w:del>
-      <w:ins w:id="65" w:author="Daniel Noble" w:date="2025-10-27T10:06:00Z" w16du:dateUtc="2025-10-26T23:06:00Z">
-        <w:r>
-          <w:t>of</w:t>
-        </w:r>
-        <w:r>
-          <w:t xml:space="preserve"> </w:t>
-        </w:r>
-      </w:ins>
-      <w:r>
-        <w:t xml:space="preserve">physiological systems [10,11,19,20], yielding predictions of the immediate and cumulative impacts of extreme heat on growth, survival and reproduction. Importantly, mechanistic physiological models provide </w:t>
-      </w:r>
-      <w:r>
-        <w:t xml:space="preserve">outputs at the individual level (e.g., energy and water requirements, waste production, activity constraints, vital rates) </w:t>
-      </w:r>
-      <w:r>
-        <w:t xml:space="preserve">that </w:t>
-      </w:r>
-      <w:r>
-        <w:lastRenderedPageBreak/>
-        <w:t>can be integrated into population and community ecology models to capture how extreme heat events perturb interactions among species [21,22].</w:t>
-      </w:r>
-      <w:ins w:id="66" w:author="Daniel Noble" w:date="2025-10-27T09:55:00Z" w16du:dateUtc="2025-10-26T22:55:00Z">
-        <w:r>
-          <w:t xml:space="preserve"> </w:t>
-        </w:r>
-      </w:ins>
-    </w:p>
-    <w:p>
-      <w:pPr>
-        <w:pStyle w:val="BodyText"/>
-        <w:spacing w:line="360" w:lineRule="auto"/>
-        <w:rPr>
-          <w:del w:id="67" w:author="Daniel Noble" w:date="2025-10-27T09:11:00Z" w16du:dateUtc="2025-10-26T22:11:00Z"/>
-        </w:rPr>
-      </w:pPr>
-      <w:del w:id="68" w:author="Daniel Noble" w:date="2025-10-27T09:11:00Z" w16du:dateUtc="2025-10-26T22:11:00Z">
-        <w:r>
-          <w:delText xml:space="preserve">We bring together modelling approaches across diverse fields as a first step towards establishing a new, integrative framework for predicting how extreme heat will affect ecological communities and society. We focus on plants, insects and microbes given the strong interconnections between them, the relative ease with which they can be studied, and their significance to natural ecosystem health and agricultural productivity. Importantly, ‘extreme heat’ can take on a different meaning for these diverse organisms. For example, plants and animals have different thermal tolerances or can exploit microthermal environments in different ways to </w:delText>
-        </w:r>
-        <w:r>
-          <w:delText>offset</w:delText>
-        </w:r>
-        <w:r>
-          <w:delText xml:space="preserve"> the effects of extreme atmospheric heat events. Thermal tolerances also vary among life cycle stages/developmental processes of individual organisms; for example, in plants, vegetative tissues generally exhibit greater tolerance to high temperatures than pollen [23]. As such, ‘extreme’ will be relative to the biology of the organism in question. Our </w:delText>
-        </w:r>
-        <w:r>
-          <w:delText xml:space="preserve">modelling </w:delText>
-        </w:r>
-        <w:r>
-          <w:delText>framework can capture these complexities and be extended to incorporate other, diverse interactions including the socioecological systems in which ecological communities and production systems are embedded.</w:delText>
-        </w:r>
-      </w:del>
-    </w:p>
-    <w:p>
-      <w:pPr>
-        <w:pStyle w:val="Heading1"/>
-        <w:spacing w:line="360" w:lineRule="auto"/>
-        <w:rPr>
-          <w:del w:id="69" w:author="Daniel Noble" w:date="2025-10-27T09:54:00Z" w16du:dateUtc="2025-10-26T22:54:00Z"/>
-        </w:rPr>
-      </w:pPr>
-      <w:bookmarkStart w:id="70" w:name="X2b97b971c201f11017c10c1d6e4dbfd69043166"/>
-      <w:bookmarkEnd w:id="19"/>
-      <w:del w:id="71" w:author="Daniel Noble" w:date="2025-10-27T09:54:00Z" w16du:dateUtc="2025-10-26T22:54:00Z">
-        <w:r>
-          <w:delText>A systems-modelling approach to modelling biotic impacts of heatwaves</w:delText>
-        </w:r>
-      </w:del>
-    </w:p>
-    <w:p>
-      <w:pPr>
-        <w:pStyle w:val="FirstParagraph"/>
-        <w:spacing w:line="360" w:lineRule="auto"/>
-        <w:rPr>
-          <w:del w:id="72" w:author="Daniel Noble" w:date="2025-10-27T09:50:00Z" w16du:dateUtc="2025-10-26T22:50:00Z"/>
-        </w:rPr>
-      </w:pPr>
-      <w:del w:id="73" w:author="Daniel Noble" w:date="2025-10-27T09:15:00Z" w16du:dateUtc="2025-10-26T22:15:00Z">
-        <w:r>
-          <w:delText xml:space="preserve">We propose a systems-modelling approach </w:delText>
-        </w:r>
-      </w:del>
-      <w:del w:id="74" w:author="Daniel Noble" w:date="2025-10-27T09:53:00Z" w16du:dateUtc="2025-10-26T22:53:00Z">
+      <w:del w:id="108" w:author="Daniel Noble" w:date="2025-10-27T09:53:00Z" w16du:dateUtc="2025-10-26T22:53:00Z">
         <w:r>
           <w:delText>to model biotic impacts of heatwaves (</w:delText>
         </w:r>
@@ -1042,12 +1208,12 @@
           <w:delText>)</w:delText>
         </w:r>
       </w:del>
-      <w:del w:id="75" w:author="Daniel Noble" w:date="2025-10-27T09:15:00Z" w16du:dateUtc="2025-10-26T22:15:00Z">
+      <w:del w:id="109" w:author="Daniel Noble" w:date="2025-10-27T09:15:00Z" w16du:dateUtc="2025-10-26T22:15:00Z">
         <w:r>
           <w:delText xml:space="preserve">, </w:delText>
         </w:r>
       </w:del>
-      <w:del w:id="76" w:author="Daniel Noble" w:date="2025-10-27T09:16:00Z" w16du:dateUtc="2025-10-26T22:16:00Z">
+      <w:del w:id="110" w:author="Daniel Noble" w:date="2025-10-27T09:16:00Z" w16du:dateUtc="2025-10-26T22:16:00Z">
         <w:r>
           <w:delText>s</w:delText>
         </w:r>
@@ -1055,27 +1221,27 @@
           <w:delText>tarting with the assumption that the i</w:delText>
         </w:r>
       </w:del>
-      <w:del w:id="77" w:author="Daniel Noble" w:date="2025-10-27T09:50:00Z" w16du:dateUtc="2025-10-26T22:50:00Z">
+      <w:del w:id="111" w:author="Daniel Noble" w:date="2025-10-27T09:50:00Z" w16du:dateUtc="2025-10-26T22:50:00Z">
         <w:r>
           <w:delText xml:space="preserve">mpacts of extreme heat events on an ecological community are driven by responses of individuals, which then cascade upwards to other levels. </w:delText>
         </w:r>
       </w:del>
-      <w:del w:id="78" w:author="Daniel Noble" w:date="2025-10-27T09:16:00Z" w16du:dateUtc="2025-10-26T22:16:00Z">
+      <w:del w:id="112" w:author="Daniel Noble" w:date="2025-10-27T09:16:00Z" w16du:dateUtc="2025-10-26T22:16:00Z">
         <w:r>
           <w:delText xml:space="preserve">Ultimately, the impacts of extreme heat events on a community are driven by responses of individuals. </w:delText>
         </w:r>
       </w:del>
-      <w:del w:id="79" w:author="Daniel Noble" w:date="2025-10-27T09:50:00Z" w16du:dateUtc="2025-10-26T22:50:00Z">
+      <w:del w:id="113" w:author="Daniel Noble" w:date="2025-10-27T09:50:00Z" w16du:dateUtc="2025-10-26T22:50:00Z">
         <w:r>
           <w:delText xml:space="preserve">Therefore, to understand extreme heat impacts on a community of organisms, we must characterize the </w:delText>
         </w:r>
       </w:del>
-      <w:del w:id="80" w:author="Daniel Noble" w:date="2025-10-27T09:20:00Z" w16du:dateUtc="2025-10-26T22:20:00Z">
+      <w:del w:id="114" w:author="Daniel Noble" w:date="2025-10-27T09:20:00Z" w16du:dateUtc="2025-10-26T22:20:00Z">
         <w:r>
           <w:delText xml:space="preserve">proximal thermal environments – the </w:delText>
         </w:r>
       </w:del>
-      <w:del w:id="81" w:author="Daniel Noble" w:date="2025-10-27T09:50:00Z" w16du:dateUtc="2025-10-26T22:50:00Z">
+      <w:del w:id="115" w:author="Daniel Noble" w:date="2025-10-27T09:50:00Z" w16du:dateUtc="2025-10-26T22:50:00Z">
         <w:r>
           <w:delText>‘</w:delText>
         </w:r>
@@ -1090,52 +1256,52 @@
           <w:delText>’</w:delText>
         </w:r>
       </w:del>
-      <w:del w:id="82" w:author="Daniel Noble" w:date="2025-10-27T09:20:00Z" w16du:dateUtc="2025-10-26T22:20:00Z">
+      <w:del w:id="116" w:author="Daniel Noble" w:date="2025-10-27T09:20:00Z" w16du:dateUtc="2025-10-26T22:20:00Z">
         <w:r>
           <w:delText xml:space="preserve"> – </w:delText>
         </w:r>
       </w:del>
-      <w:del w:id="83" w:author="Daniel Noble" w:date="2025-10-27T09:50:00Z" w16du:dateUtc="2025-10-26T22:50:00Z">
+      <w:del w:id="117" w:author="Daniel Noble" w:date="2025-10-27T09:50:00Z" w16du:dateUtc="2025-10-26T22:50:00Z">
         <w:r>
           <w:delText xml:space="preserve">experienced by individuals of different species under a given atmospheric event. </w:delText>
         </w:r>
       </w:del>
-      <w:del w:id="84" w:author="Daniel Noble" w:date="2025-10-27T09:21:00Z" w16du:dateUtc="2025-10-26T22:21:00Z">
+      <w:del w:id="118" w:author="Daniel Noble" w:date="2025-10-27T09:21:00Z" w16du:dateUtc="2025-10-26T22:21:00Z">
         <w:r>
           <w:delText>These m</w:delText>
         </w:r>
       </w:del>
-      <w:del w:id="85" w:author="Daniel Noble" w:date="2025-10-27T09:50:00Z" w16du:dateUtc="2025-10-26T22:50:00Z">
+      <w:del w:id="119" w:author="Daniel Noble" w:date="2025-10-27T09:50:00Z" w16du:dateUtc="2025-10-26T22:50:00Z">
         <w:r>
           <w:delText xml:space="preserve">icroclimates must then be translated into physiological and behavioral responses, including the processes of thermal damage and repair, and how individuals mitigate their exposure to extreme heat through habitat selection and other avoidance strategies. Finally, dynamic energy budgets translate these individual responses into growth and reproduction </w:delText>
         </w:r>
       </w:del>
-      <w:del w:id="86" w:author="Daniel Noble" w:date="2025-10-27T09:22:00Z" w16du:dateUtc="2025-10-26T22:22:00Z">
+      <w:del w:id="120" w:author="Daniel Noble" w:date="2025-10-27T09:22:00Z" w16du:dateUtc="2025-10-26T22:22:00Z">
         <w:r>
           <w:delText xml:space="preserve">trajectories </w:delText>
         </w:r>
       </w:del>
-      <w:del w:id="87" w:author="Daniel Noble" w:date="2025-10-27T09:50:00Z" w16du:dateUtc="2025-10-26T22:50:00Z">
+      <w:del w:id="121" w:author="Daniel Noble" w:date="2025-10-27T09:50:00Z" w16du:dateUtc="2025-10-26T22:50:00Z">
         <w:r>
           <w:delText xml:space="preserve">across life cycles </w:delText>
         </w:r>
       </w:del>
-      <w:del w:id="88" w:author="Daniel Noble" w:date="2025-10-27T09:22:00Z" w16du:dateUtc="2025-10-26T22:22:00Z">
+      <w:del w:id="122" w:author="Daniel Noble" w:date="2025-10-27T09:22:00Z" w16du:dateUtc="2025-10-26T22:22:00Z">
         <w:r>
           <w:delText xml:space="preserve">to drive </w:delText>
         </w:r>
       </w:del>
-      <w:del w:id="89" w:author="Daniel Noble" w:date="2025-10-27T09:50:00Z" w16du:dateUtc="2025-10-26T22:50:00Z">
+      <w:del w:id="123" w:author="Daniel Noble" w:date="2025-10-27T09:50:00Z" w16du:dateUtc="2025-10-26T22:50:00Z">
         <w:r>
           <w:delText>population and community models</w:delText>
         </w:r>
       </w:del>
-      <w:del w:id="90" w:author="Daniel Noble" w:date="2025-10-27T09:23:00Z" w16du:dateUtc="2025-10-26T22:23:00Z">
+      <w:del w:id="124" w:author="Daniel Noble" w:date="2025-10-27T09:23:00Z" w16du:dateUtc="2025-10-26T22:23:00Z">
         <w:r>
           <w:delText xml:space="preserve"> of the resulting interactions</w:delText>
         </w:r>
       </w:del>
-      <w:del w:id="91" w:author="Daniel Noble" w:date="2025-10-27T09:50:00Z" w16du:dateUtc="2025-10-26T22:50:00Z">
+      <w:del w:id="125" w:author="Daniel Noble" w:date="2025-10-27T09:50:00Z" w16du:dateUtc="2025-10-26T22:50:00Z">
         <w:r>
           <w:delText>.</w:delText>
         </w:r>
@@ -1146,17 +1312,17 @@
         <w:pStyle w:val="BodyText"/>
         <w:spacing w:line="360" w:lineRule="auto"/>
       </w:pPr>
-      <w:del w:id="92" w:author="Daniel Noble" w:date="2025-10-27T09:50:00Z" w16du:dateUtc="2025-10-26T22:50:00Z">
+      <w:del w:id="126" w:author="Daniel Noble" w:date="2025-10-27T09:50:00Z" w16du:dateUtc="2025-10-26T22:50:00Z">
         <w:r>
           <w:delText xml:space="preserve">In the next sections, we </w:delText>
         </w:r>
       </w:del>
-      <w:del w:id="93" w:author="Daniel Noble" w:date="2025-10-27T09:25:00Z" w16du:dateUtc="2025-10-26T22:25:00Z">
+      <w:del w:id="127" w:author="Daniel Noble" w:date="2025-10-27T09:25:00Z" w16du:dateUtc="2025-10-26T22:25:00Z">
         <w:r>
           <w:delText xml:space="preserve">outline </w:delText>
         </w:r>
       </w:del>
-      <w:del w:id="94" w:author="Daniel Noble" w:date="2025-10-27T09:50:00Z" w16du:dateUtc="2025-10-26T22:50:00Z">
+      <w:del w:id="128" w:author="Daniel Noble" w:date="2025-10-27T09:50:00Z" w16du:dateUtc="2025-10-26T22:50:00Z">
         <w:r>
           <w:delText xml:space="preserve">new developments to model all components in </w:delText>
         </w:r>
@@ -1182,22 +1348,22 @@
           <w:delText xml:space="preserve">, </w:delText>
         </w:r>
       </w:del>
-      <w:del w:id="95" w:author="Daniel Noble" w:date="2025-10-27T09:26:00Z" w16du:dateUtc="2025-10-26T22:26:00Z">
+      <w:del w:id="129" w:author="Daniel Noble" w:date="2025-10-27T09:26:00Z" w16du:dateUtc="2025-10-26T22:26:00Z">
         <w:r>
           <w:delText xml:space="preserve">such that </w:delText>
         </w:r>
       </w:del>
-      <w:del w:id="96" w:author="Daniel Noble" w:date="2025-10-27T09:50:00Z" w16du:dateUtc="2025-10-26T22:50:00Z">
+      <w:del w:id="130" w:author="Daniel Noble" w:date="2025-10-27T09:50:00Z" w16du:dateUtc="2025-10-26T22:50:00Z">
         <w:r>
           <w:delText xml:space="preserve">a truly systems-based approach to modelling biotic impacts of heatwaves </w:delText>
         </w:r>
       </w:del>
-      <w:del w:id="97" w:author="Daniel Noble" w:date="2025-10-27T09:26:00Z" w16du:dateUtc="2025-10-26T22:26:00Z">
+      <w:del w:id="131" w:author="Daniel Noble" w:date="2025-10-27T09:26:00Z" w16du:dateUtc="2025-10-26T22:26:00Z">
         <w:r>
           <w:delText xml:space="preserve">is </w:delText>
         </w:r>
       </w:del>
-      <w:del w:id="98" w:author="Daniel Noble" w:date="2025-10-27T09:50:00Z" w16du:dateUtc="2025-10-26T22:50:00Z">
+      <w:del w:id="132" w:author="Daniel Noble" w:date="2025-10-27T09:50:00Z" w16du:dateUtc="2025-10-26T22:50:00Z">
         <w:r>
           <w:delText xml:space="preserve">now possible. </w:delText>
         </w:r>
@@ -1205,7 +1371,7 @@
       <w:r>
         <w:t xml:space="preserve">We </w:t>
       </w:r>
-      <w:ins w:id="99" w:author="Daniel Noble" w:date="2025-10-27T10:07:00Z" w16du:dateUtc="2025-10-26T23:07:00Z">
+      <w:ins w:id="133" w:author="Daniel Noble" w:date="2025-10-27T10:07:00Z" w16du:dateUtc="2025-10-26T23:07:00Z">
         <w:r>
           <w:t xml:space="preserve">demonstrate how such a coupling can be made and </w:t>
         </w:r>
@@ -1213,12 +1379,12 @@
       <w:r>
         <w:t xml:space="preserve">highlight the opportunities </w:t>
       </w:r>
-      <w:del w:id="100" w:author="Daniel Noble" w:date="2025-10-27T10:08:00Z" w16du:dateUtc="2025-10-26T23:08:00Z">
+      <w:del w:id="134" w:author="Daniel Noble" w:date="2025-10-27T10:08:00Z" w16du:dateUtc="2025-10-26T23:08:00Z">
         <w:r>
           <w:delText>such an integration may</w:delText>
         </w:r>
       </w:del>
-      <w:ins w:id="101" w:author="Daniel Noble" w:date="2025-10-27T10:08:00Z" w16du:dateUtc="2025-10-26T23:08:00Z">
+      <w:ins w:id="135" w:author="Daniel Noble" w:date="2025-10-27T10:08:00Z" w16du:dateUtc="2025-10-26T23:08:00Z">
         <w:r>
           <w:t>it presents</w:t>
         </w:r>
@@ -1226,12 +1392,12 @@
       <w:r>
         <w:t xml:space="preserve"> </w:t>
       </w:r>
-      <w:del w:id="102" w:author="Daniel Noble" w:date="2025-10-27T10:08:00Z" w16du:dateUtc="2025-10-26T23:08:00Z">
+      <w:del w:id="136" w:author="Daniel Noble" w:date="2025-10-27T10:08:00Z" w16du:dateUtc="2025-10-26T23:08:00Z">
         <w:r>
           <w:delText>provide through</w:delText>
         </w:r>
       </w:del>
-      <w:ins w:id="103" w:author="Daniel Noble" w:date="2025-10-27T10:08:00Z" w16du:dateUtc="2025-10-26T23:08:00Z">
+      <w:ins w:id="137" w:author="Daniel Noble" w:date="2025-10-27T10:08:00Z" w16du:dateUtc="2025-10-26T23:08:00Z">
         <w:r>
           <w:t>to develop</w:t>
         </w:r>
@@ -1239,7 +1405,7 @@
       <w:r>
         <w:t xml:space="preserve"> a greater understanding of the ways in which extreme heat stress manifests across species. </w:t>
       </w:r>
-      <w:del w:id="104" w:author="Daniel Noble" w:date="2025-10-27T10:09:00Z" w16du:dateUtc="2025-10-26T23:09:00Z">
+      <w:del w:id="138" w:author="Daniel Noble" w:date="2025-10-27T10:09:00Z" w16du:dateUtc="2025-10-26T23:09:00Z">
         <w:r>
           <w:delText xml:space="preserve">Integration will help elucidate how and why interactions among species can change, with implications for natural and agricultural systems, food security and ecosystem services. </w:delText>
         </w:r>
@@ -1247,7 +1413,7 @@
       <w:r>
         <w:t xml:space="preserve">We </w:t>
       </w:r>
-      <w:ins w:id="105" w:author="Daniel Noble" w:date="2025-10-27T09:27:00Z" w16du:dateUtc="2025-10-26T22:27:00Z">
+      <w:ins w:id="139" w:author="Daniel Noble" w:date="2025-10-27T09:27:00Z" w16du:dateUtc="2025-10-26T22:27:00Z">
         <w:r>
           <w:t xml:space="preserve">end by </w:t>
         </w:r>
@@ -1255,12 +1421,12 @@
       <w:r>
         <w:t>discuss</w:t>
       </w:r>
-      <w:ins w:id="106" w:author="Daniel Noble" w:date="2025-10-27T09:27:00Z" w16du:dateUtc="2025-10-26T22:27:00Z">
+      <w:ins w:id="140" w:author="Daniel Noble" w:date="2025-10-27T09:27:00Z" w16du:dateUtc="2025-10-26T22:27:00Z">
         <w:r>
           <w:t>in</w:t>
         </w:r>
       </w:ins>
-      <w:ins w:id="107" w:author="Daniel Noble" w:date="2025-10-27T09:28:00Z" w16du:dateUtc="2025-10-26T22:28:00Z">
+      <w:ins w:id="141" w:author="Daniel Noble" w:date="2025-10-27T09:28:00Z" w16du:dateUtc="2025-10-26T22:28:00Z">
         <w:r>
           <w:t>g</w:t>
         </w:r>
@@ -1268,12 +1434,12 @@
       <w:r>
         <w:t xml:space="preserve"> the challenges of </w:t>
       </w:r>
-      <w:del w:id="108" w:author="Daniel Noble" w:date="2025-10-27T09:28:00Z" w16du:dateUtc="2025-10-26T22:28:00Z">
+      <w:del w:id="142" w:author="Daniel Noble" w:date="2025-10-27T09:28:00Z" w16du:dateUtc="2025-10-26T22:28:00Z">
         <w:r>
           <w:delText>applying such an integrated modelling framework and</w:delText>
         </w:r>
       </w:del>
-      <w:ins w:id="109" w:author="Daniel Noble" w:date="2025-10-27T09:28:00Z" w16du:dateUtc="2025-10-26T22:28:00Z">
+      <w:ins w:id="143" w:author="Daniel Noble" w:date="2025-10-27T09:28:00Z" w16du:dateUtc="2025-10-26T22:28:00Z">
         <w:r>
           <w:t>coupling models across diverse species in communities</w:t>
         </w:r>
@@ -1281,17 +1447,17 @@
       <w:r>
         <w:t xml:space="preserve"> </w:t>
       </w:r>
-      <w:del w:id="110" w:author="Daniel Noble" w:date="2025-10-27T09:29:00Z" w16du:dateUtc="2025-10-26T22:29:00Z">
+      <w:del w:id="144" w:author="Daniel Noble" w:date="2025-10-27T09:29:00Z" w16du:dateUtc="2025-10-26T22:29:00Z">
         <w:r>
           <w:delText>how it can incorporate other critical features that capture evolutionary change and plasticity</w:delText>
         </w:r>
       </w:del>
-      <w:ins w:id="111" w:author="Daniel Noble" w:date="2025-10-27T09:29:00Z" w16du:dateUtc="2025-10-26T22:29:00Z">
+      <w:ins w:id="145" w:author="Daniel Noble" w:date="2025-10-27T09:29:00Z" w16du:dateUtc="2025-10-26T22:29:00Z">
         <w:r>
           <w:t>along with capturing the eco-evolutionary feedbacks that will be necessary for accurate prediction</w:t>
         </w:r>
       </w:ins>
-      <w:ins w:id="112" w:author="Daniel Noble" w:date="2025-10-27T09:30:00Z" w16du:dateUtc="2025-10-26T22:30:00Z">
+      <w:ins w:id="146" w:author="Daniel Noble" w:date="2025-10-27T09:30:00Z" w16du:dateUtc="2025-10-26T22:30:00Z">
         <w:r>
           <w:t>s</w:t>
         </w:r>
@@ -1321,7 +1487,7 @@
               <w:spacing w:line="360" w:lineRule="auto"/>
               <w:jc w:val="center"/>
             </w:pPr>
-            <w:bookmarkStart w:id="113" w:name="fig-sys"/>
+            <w:bookmarkStart w:id="147" w:name="fig-sys"/>
             <w:r>
               <w:rPr>
                 <w:noProof/>
@@ -1384,7 +1550,7 @@
             <w:r>
               <w:t xml:space="preserve"> </w:t>
             </w:r>
-            <w:ins w:id="114" w:author="Daniel Noble" w:date="2025-10-27T09:50:00Z" w16du:dateUtc="2025-10-26T22:50:00Z">
+            <w:ins w:id="148" w:author="Daniel Noble" w:date="2025-10-27T09:50:00Z" w16du:dateUtc="2025-10-26T22:50:00Z">
               <w:r>
                 <w:rPr>
                   <w:b/>
@@ -1402,7 +1568,7 @@
                 <w:t xml:space="preserve">The modelling approach </w:t>
               </w:r>
             </w:ins>
-            <w:ins w:id="115" w:author="Daniel Noble" w:date="2025-10-27T10:22:00Z" w16du:dateUtc="2025-10-26T23:22:00Z">
+            <w:ins w:id="149" w:author="Daniel Noble" w:date="2025-10-27T10:22:00Z" w16du:dateUtc="2025-10-26T23:22:00Z">
               <w:r>
                 <w:rPr>
                   <w:lang w:val="en-AU"/>
@@ -1410,7 +1576,7 @@
                 <w:t xml:space="preserve">we </w:t>
               </w:r>
             </w:ins>
-            <w:ins w:id="116" w:author="Daniel Noble" w:date="2025-10-27T09:50:00Z" w16du:dateUtc="2025-10-26T22:50:00Z">
+            <w:ins w:id="150" w:author="Daniel Noble" w:date="2025-10-27T09:50:00Z" w16du:dateUtc="2025-10-26T22:50:00Z">
               <w:r>
                 <w:rPr>
                   <w:lang w:val="en-AU"/>
@@ -1418,7 +1584,7 @@
                 <w:t xml:space="preserve">develop here integrates (1) climate/biophysical models to predict the different microclimates species experience. (2) Microclimates experienced by organisms then provide inputs for </w:t>
               </w:r>
             </w:ins>
-            <w:ins w:id="117" w:author="Daniel Noble" w:date="2025-10-27T10:12:00Z" w16du:dateUtc="2025-10-26T23:12:00Z">
+            <w:ins w:id="151" w:author="Daniel Noble" w:date="2025-10-27T10:12:00Z" w16du:dateUtc="2025-10-26T23:12:00Z">
               <w:r>
                 <w:rPr>
                   <w:lang w:val="en-AU"/>
@@ -1426,7 +1592,7 @@
                 <w:t>physiological</w:t>
               </w:r>
             </w:ins>
-            <w:ins w:id="118" w:author="Daniel Noble" w:date="2025-10-27T09:50:00Z" w16du:dateUtc="2025-10-26T22:50:00Z">
+            <w:ins w:id="152" w:author="Daniel Noble" w:date="2025-10-27T09:50:00Z" w16du:dateUtc="2025-10-26T22:50:00Z">
               <w:r>
                 <w:rPr>
                   <w:lang w:val="en-AU"/>
@@ -1434,7 +1600,7 @@
                 <w:t xml:space="preserve"> models that integrate temperature exposure with explicit physiological </w:t>
               </w:r>
             </w:ins>
-            <w:ins w:id="119" w:author="Daniel Noble" w:date="2025-10-27T10:13:00Z" w16du:dateUtc="2025-10-26T23:13:00Z">
+            <w:ins w:id="153" w:author="Daniel Noble" w:date="2025-10-27T10:13:00Z" w16du:dateUtc="2025-10-26T23:13:00Z">
               <w:r>
                 <w:rPr>
                   <w:lang w:val="en-AU"/>
@@ -1442,12 +1608,51 @@
                 <w:t>processes</w:t>
               </w:r>
             </w:ins>
-            <w:ins w:id="120" w:author="Daniel Noble" w:date="2025-10-27T09:50:00Z" w16du:dateUtc="2025-10-26T22:50:00Z">
+            <w:ins w:id="154" w:author="Daniel Noble" w:date="2025-10-27T09:50:00Z" w16du:dateUtc="2025-10-26T22:50:00Z">
               <w:r>
                 <w:rPr>
                   <w:lang w:val="en-AU"/>
                 </w:rPr>
-                <w:t xml:space="preserve"> that simulate development, </w:t>
+                <w:t xml:space="preserve"> that simulate development, behavio</w:t>
+              </w:r>
+            </w:ins>
+            <w:ins w:id="155" w:author="Daniel Noble" w:date="2025-10-28T10:39:00Z" w16du:dateUtc="2025-10-27T23:39:00Z">
+              <w:r>
+                <w:rPr>
+                  <w:lang w:val="en-AU"/>
+                </w:rPr>
+                <w:t>u</w:t>
+              </w:r>
+            </w:ins>
+            <w:ins w:id="156" w:author="Daniel Noble" w:date="2025-10-27T09:50:00Z" w16du:dateUtc="2025-10-26T22:50:00Z">
+              <w:r>
+                <w:rPr>
+                  <w:lang w:val="en-AU"/>
+                </w:rPr>
+                <w:t xml:space="preserve">r, survival and reproduction in response to </w:t>
+              </w:r>
+            </w:ins>
+            <w:ins w:id="157" w:author="Daniel Noble" w:date="2025-10-27T11:51:00Z" w16du:dateUtc="2025-10-27T00:51:00Z">
+              <w:r>
+                <w:rPr>
+                  <w:lang w:val="en-AU"/>
+                </w:rPr>
+                <w:t>microclimate</w:t>
+              </w:r>
+            </w:ins>
+            <w:ins w:id="158" w:author="Daniel Noble" w:date="2025-10-27T09:50:00Z" w16du:dateUtc="2025-10-26T22:50:00Z">
+              <w:r>
+                <w:rPr>
+                  <w:lang w:val="en-AU"/>
+                </w:rPr>
+                <w:t xml:space="preserve"> dynamics across life history stages. Physiological models can be built around the unique life cycles of the diverse species in communities, capturing lagged responses to extreme heat, phenological mismatches and mechanistically informed responses to extreme heat for species of the system in question. Outputs </w:t>
+              </w:r>
+              <w:r>
+                <w:rPr>
+                  <w:lang w:val="en-AU"/>
+                </w:rPr>
+                <w:lastRenderedPageBreak/>
+                <w:t>(</w:t>
               </w:r>
               <w:proofErr w:type="spellStart"/>
               <w:r>
@@ -1461,47 +1666,10 @@
                 <w:rPr>
                   <w:lang w:val="en-AU"/>
                 </w:rPr>
-                <w:t xml:space="preserve">, survival and reproduction in response to </w:t>
+                <w:t xml:space="preserve">, growth rate, biomass accumulation, survival and reproduction) from physiological models of individual organisms can then be integrated into (3) population and community ecology models to predict population growth and community composition under a specific type of change (either to the environment or suite of interacting organisms). Environment-mediated feedback loops (4) influence organism thermal exposure and sensitivity (e.g., water availability, microbiota), which can vary across different life stages and organs. Coupling existing models will allow </w:t>
               </w:r>
             </w:ins>
-            <w:ins w:id="121" w:author="Daniel Noble" w:date="2025-10-27T11:51:00Z" w16du:dateUtc="2025-10-27T00:51:00Z">
-              <w:r>
-                <w:rPr>
-                  <w:lang w:val="en-AU"/>
-                </w:rPr>
-                <w:t>microclimate</w:t>
-              </w:r>
-            </w:ins>
-            <w:ins w:id="122" w:author="Daniel Noble" w:date="2025-10-27T09:50:00Z" w16du:dateUtc="2025-10-26T22:50:00Z">
-              <w:r>
-                <w:rPr>
-                  <w:lang w:val="en-AU"/>
-                </w:rPr>
-                <w:t xml:space="preserve"> dynamics across life history stages. Physiological models can be built around the unique life cycles of the diverse species in communities, capturing lagged responses to extreme heat, phenological mismatches and mechanistically informed responses to extreme heat for species of the system in question. Outputs (</w:t>
-              </w:r>
-              <w:proofErr w:type="spellStart"/>
-              <w:r>
-                <w:rPr>
-                  <w:lang w:val="en-AU"/>
-                </w:rPr>
-                <w:t>behavior</w:t>
-              </w:r>
-              <w:proofErr w:type="spellEnd"/>
-              <w:r>
-                <w:rPr>
-                  <w:lang w:val="en-AU"/>
-                </w:rPr>
-                <w:t xml:space="preserve">, growth rate, biomass accumulation, survival and reproduction) from physiological models of </w:t>
-              </w:r>
-              <w:r>
-                <w:rPr>
-                  <w:lang w:val="en-AU"/>
-                </w:rPr>
-                <w:lastRenderedPageBreak/>
-                <w:t xml:space="preserve">individual organisms can then be integrated into (3) population and community ecology models to predict population growth and community composition under a specific type of change (either to the environment or suite of interacting organisms). Environment-mediated feedback loops (4) influence organism thermal exposure and sensitivity (e.g., water availability, microbiota), which can vary across different life stages and organs. Coupling existing models will allow </w:t>
-              </w:r>
-            </w:ins>
-            <w:ins w:id="123" w:author="Daniel Noble" w:date="2025-10-27T11:52:00Z" w16du:dateUtc="2025-10-27T00:52:00Z">
+            <w:ins w:id="159" w:author="Daniel Noble" w:date="2025-10-27T11:52:00Z" w16du:dateUtc="2025-10-27T00:52:00Z">
               <w:r>
                 <w:rPr>
                   <w:lang w:val="en-AU"/>
@@ -1509,7 +1677,7 @@
                 <w:t xml:space="preserve">for </w:t>
               </w:r>
             </w:ins>
-            <w:ins w:id="124" w:author="Daniel Noble" w:date="2025-10-27T09:50:00Z" w16du:dateUtc="2025-10-26T22:50:00Z">
+            <w:ins w:id="160" w:author="Daniel Noble" w:date="2025-10-27T09:50:00Z" w16du:dateUtc="2025-10-26T22:50:00Z">
               <w:r>
                 <w:rPr>
                   <w:lang w:val="en-AU"/>
@@ -1517,7 +1685,7 @@
                 <w:t>quantitative predictions to be made on how extreme heatwaves perturb biological systems and allow for the development and implementation of strategies to enhance biological system resilience to extreme heat.</w:t>
               </w:r>
             </w:ins>
-            <w:del w:id="125" w:author="Daniel Noble" w:date="2025-10-27T09:50:00Z" w16du:dateUtc="2025-10-26T22:50:00Z">
+            <w:del w:id="161" w:author="Daniel Noble" w:date="2025-10-27T09:50:00Z" w16du:dateUtc="2025-10-26T22:50:00Z">
               <w:r>
                 <w:rPr>
                   <w:b/>
@@ -1526,7 +1694,7 @@
                 <w:delText xml:space="preserve">A new, </w:delText>
               </w:r>
             </w:del>
-            <w:del w:id="126" w:author="Daniel Noble" w:date="2025-10-27T09:36:00Z" w16du:dateUtc="2025-10-26T22:36:00Z">
+            <w:del w:id="162" w:author="Daniel Noble" w:date="2025-10-27T09:36:00Z" w16du:dateUtc="2025-10-26T22:36:00Z">
               <w:r>
                 <w:rPr>
                   <w:b/>
@@ -1535,7 +1703,7 @@
                 <w:delText xml:space="preserve">integrative </w:delText>
               </w:r>
             </w:del>
-            <w:del w:id="127" w:author="Daniel Noble" w:date="2025-10-27T09:50:00Z" w16du:dateUtc="2025-10-26T22:50:00Z">
+            <w:del w:id="163" w:author="Daniel Noble" w:date="2025-10-27T09:50:00Z" w16du:dateUtc="2025-10-26T22:50:00Z">
               <w:r>
                 <w:rPr>
                   <w:b/>
@@ -1547,7 +1715,7 @@
                 <w:delText xml:space="preserve">. The modelling approach developed here integrates (1) climate/biophysical models to predict the different temperatures species experience in their respective microhabitats. (2) Temperatures experienced by organisms then provide inputs for damage-repair and vegetation growth or animal dynamic energy budget models that integrate temperature exposure with explicit physiological models that simulate development, behavior, survival and reproduction in response to temperature dynamics across life history stages. Physiological models can be built around the unique life cycles of the diverse species in communities, capturing lagged responses to extreme heat, phenological mismatches and mechanistically informed responses to extreme heat for species of the system in question. Outputs (behavior, growth rate, biomass accumulation, survival and reproduction) from physiological models of individual organisms can then be integrated into (3) population and community ecology models to predict population growth and community composition under a specific type of change (either to the environment or suite of interacting organisms). We then discuss how (4) environment-mediated feedback loops influence organism thermal exposure and sensitivity (e.g., water availability, microbiota), which can vary across different life stages and organs. </w:delText>
               </w:r>
             </w:del>
-            <w:del w:id="128" w:author="Daniel Noble" w:date="2025-10-27T09:32:00Z" w16du:dateUtc="2025-10-26T22:32:00Z">
+            <w:del w:id="164" w:author="Daniel Noble" w:date="2025-10-27T09:32:00Z" w16du:dateUtc="2025-10-26T22:32:00Z">
               <w:r>
                 <w:delText>This novel</w:delText>
               </w:r>
@@ -1555,44 +1723,44 @@
                 <w:delText xml:space="preserve"> integration of existing models in this </w:delText>
               </w:r>
             </w:del>
-            <w:del w:id="129" w:author="Daniel Noble" w:date="2025-10-18T10:57:00Z" w16du:dateUtc="2025-10-17T23:57:00Z">
+            <w:del w:id="165" w:author="Daniel Noble" w:date="2025-10-18T10:57:00Z" w16du:dateUtc="2025-10-17T23:57:00Z">
               <w:r>
                 <w:delText xml:space="preserve">novel </w:delText>
               </w:r>
             </w:del>
-            <w:del w:id="130" w:author="Daniel Noble" w:date="2025-10-27T09:32:00Z" w16du:dateUtc="2025-10-26T22:32:00Z">
+            <w:del w:id="166" w:author="Daniel Noble" w:date="2025-10-27T09:32:00Z" w16du:dateUtc="2025-10-26T22:32:00Z">
               <w:r>
                 <w:delText>way will allow simulations at the organismal level to generate emergent predictions for entire communities. In turn, such simulations</w:delText>
               </w:r>
             </w:del>
-            <w:del w:id="131" w:author="Daniel Noble" w:date="2025-10-27T09:50:00Z" w16du:dateUtc="2025-10-26T22:50:00Z">
+            <w:del w:id="167" w:author="Daniel Noble" w:date="2025-10-27T09:50:00Z" w16du:dateUtc="2025-10-26T22:50:00Z">
               <w:r>
                 <w:delText xml:space="preserve"> will allow quantitative predictions to be made on how extreme heatwaves perturb biological systems and allow for the development and implementation of strategies to enhance </w:delText>
               </w:r>
             </w:del>
-            <w:del w:id="132" w:author="Daniel Noble" w:date="2025-10-27T09:38:00Z" w16du:dateUtc="2025-10-26T22:38:00Z">
+            <w:del w:id="168" w:author="Daniel Noble" w:date="2025-10-27T09:38:00Z" w16du:dateUtc="2025-10-26T22:38:00Z">
               <w:r>
                 <w:delText xml:space="preserve">both </w:delText>
               </w:r>
             </w:del>
-            <w:del w:id="133" w:author="Daniel Noble" w:date="2025-10-27T09:50:00Z" w16du:dateUtc="2025-10-26T22:50:00Z">
+            <w:del w:id="169" w:author="Daniel Noble" w:date="2025-10-27T09:50:00Z" w16du:dateUtc="2025-10-26T22:50:00Z">
               <w:r>
                 <w:delText xml:space="preserve">biological </w:delText>
               </w:r>
             </w:del>
-            <w:del w:id="134" w:author="Daniel Noble" w:date="2025-10-27T09:32:00Z" w16du:dateUtc="2025-10-26T22:32:00Z">
+            <w:del w:id="170" w:author="Daniel Noble" w:date="2025-10-27T09:32:00Z" w16du:dateUtc="2025-10-26T22:32:00Z">
               <w:r>
                 <w:delText xml:space="preserve">and socioecological </w:delText>
               </w:r>
             </w:del>
-            <w:del w:id="135" w:author="Daniel Noble" w:date="2025-10-27T09:50:00Z" w16du:dateUtc="2025-10-26T22:50:00Z">
+            <w:del w:id="171" w:author="Daniel Noble" w:date="2025-10-27T09:50:00Z" w16du:dateUtc="2025-10-26T22:50:00Z">
               <w:r>
                 <w:delText>system resilience to extreme heat. Created with BioRender.com.</w:delText>
               </w:r>
             </w:del>
           </w:p>
         </w:tc>
-        <w:bookmarkEnd w:id="113"/>
+        <w:bookmarkEnd w:id="147"/>
       </w:tr>
     </w:tbl>
     <w:p>
@@ -1600,13 +1768,14 @@
         <w:pStyle w:val="Heading1"/>
         <w:spacing w:line="360" w:lineRule="auto"/>
         <w:rPr>
-          <w:del w:id="136" w:author="Daniel Noble" w:date="2025-10-27T10:23:00Z" w16du:dateUtc="2025-10-26T23:23:00Z"/>
-        </w:rPr>
-      </w:pPr>
-      <w:bookmarkStart w:id="137" w:name="X3abbae6c43ae90405781460830433c7998090d6"/>
-      <w:bookmarkEnd w:id="70"/>
-      <w:del w:id="138" w:author="Daniel Noble" w:date="2025-10-27T10:23:00Z" w16du:dateUtc="2025-10-26T23:23:00Z">
-        <w:r>
+          <w:del w:id="172" w:author="Daniel Noble" w:date="2025-10-27T10:23:00Z" w16du:dateUtc="2025-10-26T23:23:00Z"/>
+        </w:rPr>
+      </w:pPr>
+      <w:bookmarkStart w:id="173" w:name="X3abbae6c43ae90405781460830433c7998090d6"/>
+      <w:bookmarkEnd w:id="104"/>
+      <w:del w:id="174" w:author="Daniel Noble" w:date="2025-10-27T10:23:00Z" w16du:dateUtc="2025-10-26T23:23:00Z">
+        <w:r>
+          <w:lastRenderedPageBreak/>
           <w:delText>The current state of extreme weather modelling</w:delText>
         </w:r>
       </w:del>
@@ -1616,10 +1785,10 @@
         <w:pStyle w:val="FirstParagraph"/>
         <w:spacing w:line="360" w:lineRule="auto"/>
         <w:rPr>
-          <w:del w:id="139" w:author="Daniel Noble" w:date="2025-10-27T10:23:00Z" w16du:dateUtc="2025-10-26T23:23:00Z"/>
-        </w:rPr>
-      </w:pPr>
-      <w:del w:id="140" w:author="Daniel Noble" w:date="2025-10-27T10:23:00Z" w16du:dateUtc="2025-10-26T23:23:00Z">
+          <w:del w:id="175" w:author="Daniel Noble" w:date="2025-10-27T10:23:00Z" w16du:dateUtc="2025-10-26T23:23:00Z"/>
+        </w:rPr>
+      </w:pPr>
+      <w:del w:id="176" w:author="Daniel Noble" w:date="2025-10-27T10:23:00Z" w16du:dateUtc="2025-10-26T23:23:00Z">
         <w:r>
           <w:delText>An understanding of heatwave impacts on biology requires environmental inputs about weather conditions. These data may come from weather stations or climate models. Weather station observations of air temperature, radiation, wind speed, cloud cover and humidity are readily available as raw timeseries from the stations themselves, and as interpolated products such as WorldClim [24].</w:delText>
         </w:r>
@@ -1630,10 +1799,10 @@
         <w:pStyle w:val="BodyText"/>
         <w:spacing w:line="360" w:lineRule="auto"/>
         <w:rPr>
-          <w:del w:id="141" w:author="Daniel Noble" w:date="2025-10-27T10:23:00Z" w16du:dateUtc="2025-10-26T23:23:00Z"/>
-        </w:rPr>
-      </w:pPr>
-      <w:del w:id="142" w:author="Daniel Noble" w:date="2025-10-27T10:23:00Z" w16du:dateUtc="2025-10-26T23:23:00Z">
+          <w:del w:id="177" w:author="Daniel Noble" w:date="2025-10-27T10:23:00Z" w16du:dateUtc="2025-10-26T23:23:00Z"/>
+        </w:rPr>
+      </w:pPr>
+      <w:del w:id="178" w:author="Daniel Noble" w:date="2025-10-27T10:23:00Z" w16du:dateUtc="2025-10-26T23:23:00Z">
         <w:r>
           <w:delText>Weather stations can only document past heat wave events at their specific locations. Climate modelling and weather event forecasting is achieved through General Circulation Models (GCMs) – large partial differential equation networks of atmospheric, oceanic and biospheric energy and mass exchange processes. Future climate change scenarios are generally produced at monthly timescales but can be superimposed on historical weather patterns to infer the nature of future heatwaves. Historical analyses are facilitated by GCMs via ‘reanalysis’ datasets produced by calibrating GCMs with observations to produce continuous gridded weather data, including ‘surface’ temperatures, soil temperatures and profiles of temperature, pressure, wind speed and humidity at different levels in the atmosphere [25–29]. The most state-of-the-art of these are ECMWF (European Centre for Medium-Range Weather Forecasts) Reanalysis v5 (ERA5), hourly products at ~31km and ~9km resolutions, respectively.</w:delText>
         </w:r>
@@ -1644,10 +1813,10 @@
         <w:pStyle w:val="BodyText"/>
         <w:spacing w:line="360" w:lineRule="auto"/>
         <w:rPr>
-          <w:del w:id="143" w:author="Daniel Noble" w:date="2025-10-27T10:23:00Z" w16du:dateUtc="2025-10-26T23:23:00Z"/>
-        </w:rPr>
-      </w:pPr>
-      <w:del w:id="144" w:author="Daniel Noble" w:date="2025-10-27T10:23:00Z" w16du:dateUtc="2025-10-26T23:23:00Z">
+          <w:del w:id="179" w:author="Daniel Noble" w:date="2025-10-27T10:23:00Z" w16du:dateUtc="2025-10-26T23:23:00Z"/>
+        </w:rPr>
+      </w:pPr>
+      <w:del w:id="180" w:author="Daniel Noble" w:date="2025-10-27T10:23:00Z" w16du:dateUtc="2025-10-26T23:23:00Z">
         <w:r>
           <w:delText>Historically, GCMs were coded in fast but inflexible languages like Fortran and C. The emergence of the Julia language [30] for scientific computing has created an opportunity to rebuild climate models in a more modular manner, allowing easier interfacing between discipline-specific models. The translation of GCMs and associated land-surface models into more accessible and modular languages opens new opportunities for collaboration between biologists and earth scientists to better integrate processes in the atmosphere and the biosphere to improve predictions of weather events and their biological impacts.</w:delText>
         </w:r>
@@ -1658,8 +1827,8 @@
         <w:pStyle w:val="Heading1"/>
         <w:spacing w:line="360" w:lineRule="auto"/>
       </w:pPr>
-      <w:bookmarkStart w:id="145" w:name="X4da05dea4acdb2054c1e59c2f12913febac8a0c"/>
-      <w:bookmarkEnd w:id="137"/>
+      <w:bookmarkStart w:id="181" w:name="X4da05dea4acdb2054c1e59c2f12913febac8a0c"/>
+      <w:bookmarkEnd w:id="173"/>
       <w:r>
         <w:t>From weather to microclimates: predicting community wide exposure to extreme heat</w:t>
       </w:r>
@@ -1669,36 +1838,33 @@
         <w:pStyle w:val="FirstParagraph"/>
         <w:spacing w:line="360" w:lineRule="auto"/>
         <w:rPr>
-          <w:ins w:id="146" w:author="Daniel Noble" w:date="2025-10-27T10:57:00Z" w16du:dateUtc="2025-10-26T23:57:00Z"/>
+          <w:ins w:id="182" w:author="Daniel Noble" w:date="2025-10-27T10:57:00Z" w16du:dateUtc="2025-10-26T23:57:00Z"/>
         </w:rPr>
       </w:pPr>
       <w:r>
         <w:t xml:space="preserve">Extreme weather events are </w:t>
       </w:r>
-      <w:ins w:id="147" w:author="Daniel Noble" w:date="2025-10-27T10:31:00Z" w16du:dateUtc="2025-10-26T23:31:00Z">
+      <w:ins w:id="183" w:author="Daniel Noble" w:date="2025-10-27T10:31:00Z" w16du:dateUtc="2025-10-26T23:31:00Z">
         <w:r>
           <w:t>predicted by Global Circulation Models (GCMs)</w:t>
         </w:r>
       </w:ins>
-      <w:ins w:id="148" w:author="Daniel Noble" w:date="2025-10-27T10:33:00Z" w16du:dateUtc="2025-10-26T23:33:00Z">
+      <w:ins w:id="184" w:author="Daniel Noble" w:date="2025-10-27T10:33:00Z" w16du:dateUtc="2025-10-26T23:33:00Z">
         <w:r>
           <w:t xml:space="preserve">, </w:t>
         </w:r>
       </w:ins>
-      <w:commentRangeStart w:id="149"/>
-      <w:ins w:id="150" w:author="Daniel Noble" w:date="2025-10-27T10:31:00Z" w16du:dateUtc="2025-10-26T23:31:00Z">
-        <w:r>
-          <w:t xml:space="preserve">typically </w:t>
-        </w:r>
-        <w:r>
-          <w:t xml:space="preserve">at large spatial scales (e.g. 0.5 </w:t>
+      <w:commentRangeStart w:id="185"/>
+      <w:ins w:id="186" w:author="Daniel Noble" w:date="2025-10-27T10:31:00Z" w16du:dateUtc="2025-10-26T23:31:00Z">
+        <w:r>
+          <w:t xml:space="preserve">typically at large spatial scales (e.g. 0.5 </w:t>
         </w:r>
       </w:ins>
       <m:oMath>
         <m:sSup>
           <m:sSupPr>
             <m:ctrlPr>
-              <w:ins w:id="151" w:author="Daniel Noble" w:date="2025-10-27T10:31:00Z" w16du:dateUtc="2025-10-26T23:31:00Z">
+              <w:ins w:id="187" w:author="Daniel Noble" w:date="2025-10-27T10:31:00Z" w16du:dateUtc="2025-10-26T23:31:00Z">
                 <w:rPr>
                   <w:rFonts w:ascii="Cambria Math" w:hAnsi="Cambria Math"/>
                 </w:rPr>
@@ -1707,7 +1873,7 @@
           </m:sSupPr>
           <m:e>
             <m:r>
-              <w:ins w:id="152" w:author="Daniel Noble" w:date="2025-10-27T10:31:00Z" w16du:dateUtc="2025-10-26T23:31:00Z">
+              <w:ins w:id="188" w:author="Daniel Noble" w:date="2025-10-27T10:31:00Z" w16du:dateUtc="2025-10-26T23:31:00Z">
                 <w:rPr>
                   <w:rFonts w:ascii="Cambria Math" w:hAnsi="Cambria Math"/>
                 </w:rPr>
@@ -1717,7 +1883,7 @@
           </m:e>
           <m:sup>
             <m:r>
-              <w:ins w:id="153" w:author="Daniel Noble" w:date="2025-10-27T10:31:00Z" w16du:dateUtc="2025-10-26T23:31:00Z">
+              <w:ins w:id="189" w:author="Daniel Noble" w:date="2025-10-27T10:31:00Z" w16du:dateUtc="2025-10-26T23:31:00Z">
                 <m:rPr>
                   <m:sty m:val="p"/>
                 </m:rPr>
@@ -1730,42 +1896,42 @@
           </m:sup>
         </m:sSup>
       </m:oMath>
-      <w:ins w:id="154" w:author="Daniel Noble" w:date="2025-10-27T10:31:00Z" w16du:dateUtc="2025-10-26T23:31:00Z">
+      <w:ins w:id="190" w:author="Daniel Noble" w:date="2025-10-27T10:31:00Z" w16du:dateUtc="2025-10-26T23:31:00Z">
         <w:r>
           <w:t xml:space="preserve"> grid cells)</w:t>
         </w:r>
       </w:ins>
-      <w:ins w:id="155" w:author="Daniel Noble" w:date="2025-10-27T10:33:00Z" w16du:dateUtc="2025-10-26T23:33:00Z">
+      <w:ins w:id="191" w:author="Daniel Noble" w:date="2025-10-27T10:33:00Z" w16du:dateUtc="2025-10-26T23:33:00Z">
         <w:r>
           <w:t>.</w:t>
         </w:r>
       </w:ins>
-      <w:ins w:id="156" w:author="Daniel Noble" w:date="2025-10-27T10:31:00Z" w16du:dateUtc="2025-10-26T23:31:00Z">
+      <w:ins w:id="192" w:author="Daniel Noble" w:date="2025-10-27T10:31:00Z" w16du:dateUtc="2025-10-26T23:31:00Z">
         <w:r>
           <w:t xml:space="preserve"> </w:t>
         </w:r>
       </w:ins>
-      <w:ins w:id="157" w:author="Daniel Noble" w:date="2025-10-27T10:33:00Z" w16du:dateUtc="2025-10-26T23:33:00Z">
+      <w:ins w:id="193" w:author="Daniel Noble" w:date="2025-10-27T10:33:00Z" w16du:dateUtc="2025-10-26T23:33:00Z">
         <w:r>
           <w:t>Y</w:t>
         </w:r>
       </w:ins>
-      <w:ins w:id="158" w:author="Daniel Noble" w:date="2025-10-27T10:31:00Z" w16du:dateUtc="2025-10-26T23:31:00Z">
+      <w:ins w:id="194" w:author="Daniel Noble" w:date="2025-10-27T10:31:00Z" w16du:dateUtc="2025-10-26T23:31:00Z">
         <w:r>
           <w:t>et</w:t>
         </w:r>
       </w:ins>
-      <w:ins w:id="159" w:author="Daniel Noble" w:date="2025-10-27T10:33:00Z" w16du:dateUtc="2025-10-26T23:33:00Z">
+      <w:ins w:id="195" w:author="Daniel Noble" w:date="2025-10-27T10:33:00Z" w16du:dateUtc="2025-10-26T23:33:00Z">
         <w:r>
           <w:t>,</w:t>
         </w:r>
       </w:ins>
-      <w:ins w:id="160" w:author="Daniel Noble" w:date="2025-10-27T10:31:00Z" w16du:dateUtc="2025-10-26T23:31:00Z">
+      <w:ins w:id="196" w:author="Daniel Noble" w:date="2025-10-27T10:31:00Z" w16du:dateUtc="2025-10-26T23:31:00Z">
         <w:r>
           <w:t xml:space="preserve"> </w:t>
         </w:r>
       </w:ins>
-      <w:ins w:id="161" w:author="Daniel Noble" w:date="2025-10-27T10:32:00Z" w16du:dateUtc="2025-10-26T23:32:00Z">
+      <w:ins w:id="197" w:author="Daniel Noble" w:date="2025-10-27T10:32:00Z" w16du:dateUtc="2025-10-26T23:32:00Z">
         <w:r>
           <w:t xml:space="preserve">species across communities </w:t>
         </w:r>
@@ -1773,7 +1939,7 @@
       <w:r>
         <w:t>experience</w:t>
       </w:r>
-      <w:del w:id="162" w:author="Daniel Noble" w:date="2025-10-27T10:32:00Z" w16du:dateUtc="2025-10-26T23:32:00Z">
+      <w:del w:id="198" w:author="Daniel Noble" w:date="2025-10-27T10:32:00Z" w16du:dateUtc="2025-10-26T23:32:00Z">
         <w:r>
           <w:delText>d</w:delText>
         </w:r>
@@ -1781,12 +1947,12 @@
       <w:r>
         <w:t xml:space="preserve"> </w:t>
       </w:r>
-      <w:del w:id="163" w:author="Daniel Noble" w:date="2025-10-27T10:32:00Z" w16du:dateUtc="2025-10-26T23:32:00Z">
+      <w:del w:id="199" w:author="Daniel Noble" w:date="2025-10-27T10:32:00Z" w16du:dateUtc="2025-10-26T23:32:00Z">
         <w:r>
           <w:delText>differently across species in a community</w:delText>
         </w:r>
       </w:del>
-      <w:ins w:id="164" w:author="Daniel Noble" w:date="2025-10-27T10:32:00Z" w16du:dateUtc="2025-10-26T23:32:00Z">
+      <w:ins w:id="200" w:author="Daniel Noble" w:date="2025-10-27T10:32:00Z" w16du:dateUtc="2025-10-26T23:32:00Z">
         <w:r>
           <w:t>these heatwaves differently because of the varied microhabitats they occupy</w:t>
         </w:r>
@@ -1813,17 +1979,17 @@
       <w:r>
         <w:t xml:space="preserve">). </w:t>
       </w:r>
-      <w:ins w:id="165" w:author="Daniel Noble" w:date="2025-10-27T10:33:00Z" w16du:dateUtc="2025-10-26T23:33:00Z">
+      <w:ins w:id="201" w:author="Daniel Noble" w:date="2025-10-27T10:33:00Z" w16du:dateUtc="2025-10-26T23:33:00Z">
         <w:r>
           <w:t xml:space="preserve">Therefore, to understand </w:t>
         </w:r>
       </w:ins>
-      <w:ins w:id="166" w:author="Daniel Noble" w:date="2025-10-27T10:44:00Z" w16du:dateUtc="2025-10-26T23:44:00Z">
+      <w:ins w:id="202" w:author="Daniel Noble" w:date="2025-10-27T10:44:00Z" w16du:dateUtc="2025-10-26T23:44:00Z">
         <w:r>
           <w:t xml:space="preserve">how </w:t>
         </w:r>
       </w:ins>
-      <w:ins w:id="167" w:author="Daniel Noble" w:date="2025-10-27T10:33:00Z" w16du:dateUtc="2025-10-26T23:33:00Z">
+      <w:ins w:id="203" w:author="Daniel Noble" w:date="2025-10-27T10:33:00Z" w16du:dateUtc="2025-10-26T23:33:00Z">
         <w:r>
           <w:t>extreme heat impacts on a community of organisms, we must characterize the ‘</w:t>
         </w:r>
@@ -1838,58 +2004,49 @@
           <w:t xml:space="preserve">’ experienced by individuals of different species under a given atmospheric event. </w:t>
         </w:r>
       </w:ins>
-      <w:del w:id="168" w:author="Daniel Noble" w:date="2025-10-27T10:34:00Z" w16du:dateUtc="2025-10-26T23:34:00Z">
+      <w:del w:id="204" w:author="Daniel Noble" w:date="2025-10-27T10:34:00Z" w16du:dateUtc="2025-10-26T23:34:00Z">
         <w:r>
           <w:delText>Exactly how much the soil lags and dampens the atmospheric dynamics depends on the soil properties, especially its moisture level.</w:delText>
         </w:r>
       </w:del>
-      <w:ins w:id="169" w:author="Daniel Noble" w:date="2025-10-27T10:34:00Z" w16du:dateUtc="2025-10-26T23:34:00Z">
+      <w:ins w:id="205" w:author="Daniel Noble" w:date="2025-10-27T10:34:00Z" w16du:dateUtc="2025-10-26T23:34:00Z">
         <w:r>
           <w:t>Predicting microhabitats</w:t>
         </w:r>
       </w:ins>
-      <w:del w:id="170" w:author="Daniel Noble" w:date="2025-10-27T10:34:00Z" w16du:dateUtc="2025-10-26T23:34:00Z">
+      <w:del w:id="206" w:author="Daniel Noble" w:date="2025-10-27T10:34:00Z" w16du:dateUtc="2025-10-26T23:34:00Z">
         <w:r>
           <w:delText xml:space="preserve"> Conditions above ground depend on the nature of the vegetation, especially through</w:delText>
         </w:r>
       </w:del>
-      <w:ins w:id="171" w:author="Daniel Noble" w:date="2025-10-27T10:34:00Z" w16du:dateUtc="2025-10-26T23:34:00Z">
+      <w:ins w:id="207" w:author="Daniel Noble" w:date="2025-10-27T10:34:00Z" w16du:dateUtc="2025-10-26T23:34:00Z">
         <w:r>
           <w:t xml:space="preserve"> </w:t>
         </w:r>
       </w:ins>
-      <w:ins w:id="172" w:author="Daniel Noble" w:date="2025-10-27T10:42:00Z" w16du:dateUtc="2025-10-26T23:42:00Z">
+      <w:ins w:id="208" w:author="Daniel Noble" w:date="2025-10-27T10:42:00Z" w16du:dateUtc="2025-10-26T23:42:00Z">
         <w:r>
           <w:t>often involve</w:t>
         </w:r>
       </w:ins>
-      <w:ins w:id="173" w:author="Daniel Noble" w:date="2025-10-27T10:44:00Z" w16du:dateUtc="2025-10-26T23:44:00Z">
+      <w:ins w:id="209" w:author="Daniel Noble" w:date="2025-10-27T10:44:00Z" w16du:dateUtc="2025-10-26T23:44:00Z">
         <w:r>
           <w:t xml:space="preserve">s </w:t>
         </w:r>
       </w:ins>
-      <w:ins w:id="174" w:author="Daniel Noble" w:date="2025-10-27T10:42:00Z" w16du:dateUtc="2025-10-26T23:42:00Z">
-        <w:r>
-          <w:t xml:space="preserve">taking </w:t>
-        </w:r>
-        <w:r>
-          <w:t>the atmospheric conditions as independent forcing variables</w:t>
-        </w:r>
-        <w:r>
-          <w:t xml:space="preserve"> and </w:t>
-        </w:r>
-      </w:ins>
-      <w:ins w:id="175" w:author="Daniel Noble" w:date="2025-10-27T10:43:00Z" w16du:dateUtc="2025-10-26T23:43:00Z">
+      <w:ins w:id="210" w:author="Daniel Noble" w:date="2025-10-27T10:42:00Z" w16du:dateUtc="2025-10-26T23:42:00Z">
+        <w:r>
+          <w:t xml:space="preserve">taking the atmospheric conditions as independent forcing variables and </w:t>
+        </w:r>
+      </w:ins>
+      <w:ins w:id="211" w:author="Daniel Noble" w:date="2025-10-27T10:43:00Z" w16du:dateUtc="2025-10-26T23:43:00Z">
         <w:r>
           <w:t>combining</w:t>
         </w:r>
       </w:ins>
-      <w:ins w:id="176" w:author="Daniel Noble" w:date="2025-10-27T10:42:00Z" w16du:dateUtc="2025-10-26T23:42:00Z">
-        <w:r>
-          <w:t xml:space="preserve"> them</w:t>
-        </w:r>
-        <w:r>
-          <w:t xml:space="preserve"> with detailed information on terrain (slope, aspect, hill shade), vegetation [plant-area index (PAI), stomatal </w:t>
+      <w:ins w:id="212" w:author="Daniel Noble" w:date="2025-10-27T10:42:00Z" w16du:dateUtc="2025-10-26T23:42:00Z">
+        <w:r>
+          <w:t xml:space="preserve"> them with detailed information on terrain (slope, aspect, hill shade), vegetation [plant-area index (PAI), stomatal </w:t>
         </w:r>
         <w:proofErr w:type="spellStart"/>
         <w:r>
@@ -1900,266 +2057,281 @@
           <w:t xml:space="preserve">, leaf </w:t>
         </w:r>
       </w:ins>
-      <w:commentRangeEnd w:id="149"/>
-      <w:ins w:id="177" w:author="Daniel Noble" w:date="2025-10-27T14:02:00Z" w16du:dateUtc="2025-10-27T03:02:00Z">
+      <w:commentRangeEnd w:id="185"/>
+      <w:ins w:id="213" w:author="Daniel Noble" w:date="2025-10-27T14:02:00Z" w16du:dateUtc="2025-10-27T03:02:00Z">
         <w:r>
           <w:rPr>
             <w:rStyle w:val="CommentReference"/>
             <w:rFonts w:asciiTheme="minorHAnsi" w:hAnsiTheme="minorHAnsi"/>
           </w:rPr>
-          <w:commentReference w:id="149"/>
-        </w:r>
-      </w:ins>
-      <w:ins w:id="178" w:author="Daniel Noble" w:date="2025-10-27T10:42:00Z" w16du:dateUtc="2025-10-26T23:42:00Z">
+          <w:commentReference w:id="185"/>
+        </w:r>
+      </w:ins>
+      <w:ins w:id="214" w:author="Daniel Noble" w:date="2025-10-27T10:42:00Z" w16du:dateUtc="2025-10-26T23:42:00Z">
         <w:r>
           <w:t>reflectance] and soil properties (thermal and hydraulic) to predict how radiation, wind speed, air temperature, humidity, soil temperature and soil moisture vary on small scales</w:t>
         </w:r>
       </w:ins>
-      <w:ins w:id="179" w:author="Daniel Noble" w:date="2025-10-27T10:43:00Z" w16du:dateUtc="2025-10-26T23:43:00Z">
+      <w:ins w:id="215" w:author="Daniel Noble" w:date="2025-10-27T10:43:00Z" w16du:dateUtc="2025-10-26T23:43:00Z">
         <w:r>
           <w:t xml:space="preserve">. </w:t>
         </w:r>
       </w:ins>
-      <w:ins w:id="180" w:author="Daniel Noble" w:date="2025-10-27T11:37:00Z" w16du:dateUtc="2025-10-27T00:37:00Z">
-        <w:r>
-          <w:t>Microclimate models, which typically make predictions at fine temporal resolutions, offer huge potential in capturing the impacts of past weather conditions which can also determine how a given heat wave manifests. The same atmospheric heat wave can have different implications for microclimatic conditions depending on the recent history of rainfall and temperature.</w:t>
-        </w:r>
-      </w:ins>
-      <w:ins w:id="181" w:author="Daniel Noble" w:date="2025-10-27T11:30:00Z" w16du:dateUtc="2025-10-27T00:30:00Z">
+      <w:ins w:id="216" w:author="Daniel Noble" w:date="2025-10-27T11:37:00Z" w16du:dateUtc="2025-10-27T00:37:00Z">
+        <w:r>
+          <w:t xml:space="preserve">Microclimate models, which typically make predictions at fine </w:t>
+        </w:r>
+      </w:ins>
+      <w:ins w:id="217" w:author="Daniel Noble" w:date="2025-10-28T10:47:00Z" w16du:dateUtc="2025-10-27T23:47:00Z">
+        <w:r>
+          <w:t xml:space="preserve">spatial and </w:t>
+        </w:r>
+      </w:ins>
+      <w:ins w:id="218" w:author="Daniel Noble" w:date="2025-10-27T11:37:00Z" w16du:dateUtc="2025-10-27T00:37:00Z">
+        <w:r>
+          <w:t>temporal resolutions, offer huge potential in capturing the impacts of past weather conditions which can also determine how a given heat wave manifests. The same atmospheric heat wave can have different implications for microclimatic conditions depending on the recent history of rainfall and temperature.</w:t>
+        </w:r>
+      </w:ins>
+      <w:ins w:id="219" w:author="Daniel Noble" w:date="2025-10-27T11:30:00Z" w16du:dateUtc="2025-10-27T00:30:00Z">
         <w:r>
           <w:t xml:space="preserve"> </w:t>
         </w:r>
       </w:ins>
-      <w:ins w:id="182" w:author="Daniel Noble" w:date="2025-10-27T11:00:00Z" w16du:dateUtc="2025-10-27T00:00:00Z">
-        <w:r>
-          <w:t>Downscali</w:t>
-        </w:r>
-      </w:ins>
-      <w:ins w:id="183" w:author="Daniel Noble" w:date="2025-10-27T11:01:00Z" w16du:dateUtc="2025-10-27T00:01:00Z">
+      <w:ins w:id="220" w:author="Daniel Noble" w:date="2025-10-28T10:48:00Z" w16du:dateUtc="2025-10-27T23:48:00Z">
+        <w:r>
+          <w:t>Importantly, d</w:t>
+        </w:r>
+      </w:ins>
+      <w:ins w:id="221" w:author="Daniel Noble" w:date="2025-10-27T11:00:00Z" w16du:dateUtc="2025-10-27T00:00:00Z">
+        <w:r>
+          <w:t>ownscali</w:t>
+        </w:r>
+      </w:ins>
+      <w:ins w:id="222" w:author="Daniel Noble" w:date="2025-10-27T11:01:00Z" w16du:dateUtc="2025-10-27T00:01:00Z">
         <w:r>
           <w:t xml:space="preserve">ng to </w:t>
         </w:r>
-        <w:commentRangeStart w:id="184"/>
+        <w:commentRangeStart w:id="223"/>
         <w:r>
           <w:t xml:space="preserve">microclimate conditions does require </w:t>
         </w:r>
       </w:ins>
-      <w:ins w:id="185" w:author="Daniel Noble" w:date="2025-10-27T11:26:00Z" w16du:dateUtc="2025-10-27T00:26:00Z">
+      <w:ins w:id="224" w:author="Daniel Noble" w:date="2025-10-27T11:26:00Z" w16du:dateUtc="2025-10-27T00:26:00Z">
         <w:r>
           <w:t>additional variables</w:t>
         </w:r>
       </w:ins>
-      <w:ins w:id="186" w:author="Daniel Noble" w:date="2025-10-27T11:02:00Z" w16du:dateUtc="2025-10-27T00:02:00Z">
+      <w:ins w:id="225" w:author="Daniel Noble" w:date="2025-10-27T11:02:00Z" w16du:dateUtc="2025-10-27T00:02:00Z">
         <w:r>
           <w:t xml:space="preserve"> </w:t>
         </w:r>
       </w:ins>
-      <w:ins w:id="187" w:author="Daniel Noble" w:date="2025-10-27T11:26:00Z" w16du:dateUtc="2025-10-27T00:26:00Z">
+      <w:ins w:id="226" w:author="Daniel Noble" w:date="2025-10-27T11:26:00Z" w16du:dateUtc="2025-10-27T00:26:00Z">
         <w:r>
           <w:t>for a given</w:t>
         </w:r>
       </w:ins>
-      <w:ins w:id="188" w:author="Daniel Noble" w:date="2025-10-27T11:02:00Z" w16du:dateUtc="2025-10-27T00:02:00Z">
+      <w:ins w:id="227" w:author="Daniel Noble" w:date="2025-10-27T11:02:00Z" w16du:dateUtc="2025-10-27T00:02:00Z">
         <w:r>
           <w:t xml:space="preserve"> location </w:t>
         </w:r>
       </w:ins>
-      <w:ins w:id="189" w:author="Daniel Noble" w:date="2025-10-27T11:27:00Z" w16du:dateUtc="2025-10-27T00:27:00Z">
+      <w:ins w:id="228" w:author="Daniel Noble" w:date="2025-10-27T11:27:00Z" w16du:dateUtc="2025-10-27T00:27:00Z">
         <w:r>
           <w:t xml:space="preserve">than typically used in climate models </w:t>
         </w:r>
       </w:ins>
-      <w:ins w:id="190" w:author="Daniel Noble" w:date="2025-10-27T11:02:00Z" w16du:dateUtc="2025-10-27T00:02:00Z">
+      <w:ins w:id="229" w:author="Daniel Noble" w:date="2025-10-27T11:02:00Z" w16du:dateUtc="2025-10-27T00:02:00Z">
         <w:r>
           <w:t>(e.g., % shade, soil characteristics, surface albedo</w:t>
         </w:r>
       </w:ins>
-      <w:ins w:id="191" w:author="Daniel Noble" w:date="2025-10-27T11:03:00Z" w16du:dateUtc="2025-10-27T00:03:00Z">
+      <w:ins w:id="230" w:author="Daniel Noble" w:date="2025-10-27T11:03:00Z" w16du:dateUtc="2025-10-27T00:03:00Z">
         <w:r>
           <w:t xml:space="preserve">), however, many of the additional </w:t>
         </w:r>
       </w:ins>
-      <w:ins w:id="192" w:author="Daniel Noble" w:date="2025-10-27T11:26:00Z" w16du:dateUtc="2025-10-27T00:26:00Z">
+      <w:ins w:id="231" w:author="Daniel Noble" w:date="2025-10-27T11:26:00Z" w16du:dateUtc="2025-10-27T00:26:00Z">
         <w:r>
           <w:t>variables</w:t>
         </w:r>
       </w:ins>
-      <w:ins w:id="193" w:author="Daniel Noble" w:date="2025-10-27T11:03:00Z" w16du:dateUtc="2025-10-27T00:03:00Z">
+      <w:ins w:id="232" w:author="Daniel Noble" w:date="2025-10-27T11:03:00Z" w16du:dateUtc="2025-10-27T00:03:00Z">
         <w:r>
           <w:t xml:space="preserve"> </w:t>
         </w:r>
       </w:ins>
-      <w:ins w:id="194" w:author="Daniel Noble" w:date="2025-10-27T11:09:00Z" w16du:dateUtc="2025-10-27T00:09:00Z">
+      <w:ins w:id="233" w:author="Daniel Noble" w:date="2025-10-27T11:09:00Z" w16du:dateUtc="2025-10-27T00:09:00Z">
         <w:r>
           <w:t>are</w:t>
         </w:r>
       </w:ins>
-      <w:ins w:id="195" w:author="Daniel Noble" w:date="2025-10-27T11:27:00Z" w16du:dateUtc="2025-10-27T00:27:00Z">
+      <w:ins w:id="234" w:author="Daniel Noble" w:date="2025-10-27T11:27:00Z" w16du:dateUtc="2025-10-27T00:27:00Z">
         <w:r>
           <w:t xml:space="preserve"> readily</w:t>
         </w:r>
       </w:ins>
-      <w:ins w:id="196" w:author="Daniel Noble" w:date="2025-10-27T11:09:00Z" w16du:dateUtc="2025-10-27T00:09:00Z">
+      <w:ins w:id="235" w:author="Daniel Noble" w:date="2025-10-27T11:09:00Z" w16du:dateUtc="2025-10-27T00:09:00Z">
         <w:r>
           <w:t xml:space="preserve"> availa</w:t>
         </w:r>
-        <w:commentRangeStart w:id="197"/>
+        <w:commentRangeStart w:id="236"/>
         <w:r>
           <w:t>ble</w:t>
         </w:r>
       </w:ins>
-      <w:commentRangeEnd w:id="197"/>
-      <w:ins w:id="198" w:author="Daniel Noble" w:date="2025-10-27T11:32:00Z" w16du:dateUtc="2025-10-27T00:32:00Z">
+      <w:commentRangeEnd w:id="236"/>
+      <w:ins w:id="237" w:author="Daniel Noble" w:date="2025-10-27T11:32:00Z" w16du:dateUtc="2025-10-27T00:32:00Z">
         <w:r>
           <w:rPr>
             <w:rStyle w:val="CommentReference"/>
             <w:rFonts w:asciiTheme="minorHAnsi" w:hAnsiTheme="minorHAnsi"/>
           </w:rPr>
-          <w:commentReference w:id="197"/>
-        </w:r>
-      </w:ins>
-      <w:ins w:id="199" w:author="Daniel Noble" w:date="2025-10-27T11:09:00Z" w16du:dateUtc="2025-10-27T00:09:00Z">
+          <w:commentReference w:id="236"/>
+        </w:r>
+      </w:ins>
+      <w:ins w:id="238" w:author="Daniel Noble" w:date="2025-10-27T11:09:00Z" w16du:dateUtc="2025-10-27T00:09:00Z">
         <w:r>
           <w:t xml:space="preserve">. </w:t>
         </w:r>
       </w:ins>
-      <w:ins w:id="200" w:author="Daniel Noble" w:date="2025-10-27T11:27:00Z" w16du:dateUtc="2025-10-27T00:27:00Z">
+      <w:ins w:id="239" w:author="Daniel Noble" w:date="2025-10-27T11:27:00Z" w16du:dateUtc="2025-10-27T00:27:00Z">
         <w:r>
           <w:t>In addition, d</w:t>
         </w:r>
       </w:ins>
-      <w:ins w:id="201" w:author="Daniel Noble" w:date="2025-10-27T11:11:00Z" w16du:dateUtc="2025-10-27T00:11:00Z">
+      <w:ins w:id="240" w:author="Daniel Noble" w:date="2025-10-27T11:11:00Z" w16du:dateUtc="2025-10-27T00:11:00Z">
         <w:r>
           <w:t xml:space="preserve">epending on the </w:t>
         </w:r>
       </w:ins>
-      <w:ins w:id="202" w:author="Daniel Noble" w:date="2025-10-27T11:22:00Z" w16du:dateUtc="2025-10-27T00:22:00Z">
+      <w:ins w:id="241" w:author="Daniel Noble" w:date="2025-10-27T11:22:00Z" w16du:dateUtc="2025-10-27T00:22:00Z">
         <w:r>
           <w:t xml:space="preserve">organism and </w:t>
         </w:r>
       </w:ins>
-      <w:ins w:id="203" w:author="Daniel Noble" w:date="2025-10-27T11:11:00Z" w16du:dateUtc="2025-10-27T00:11:00Z">
+      <w:ins w:id="242" w:author="Daniel Noble" w:date="2025-10-27T11:11:00Z" w16du:dateUtc="2025-10-27T00:11:00Z">
         <w:r>
           <w:t>question</w:t>
         </w:r>
       </w:ins>
-      <w:ins w:id="204" w:author="Daniel Noble" w:date="2025-10-27T11:22:00Z" w16du:dateUtc="2025-10-27T00:22:00Z">
+      <w:ins w:id="243" w:author="Daniel Noble" w:date="2025-10-27T11:22:00Z" w16du:dateUtc="2025-10-27T00:22:00Z">
         <w:r>
           <w:t xml:space="preserve"> of interest</w:t>
         </w:r>
       </w:ins>
-      <w:ins w:id="205" w:author="Daniel Noble" w:date="2025-10-27T11:11:00Z" w16du:dateUtc="2025-10-27T00:11:00Z">
+      <w:ins w:id="244" w:author="Daniel Noble" w:date="2025-10-27T11:11:00Z" w16du:dateUtc="2025-10-27T00:11:00Z">
         <w:r>
           <w:t xml:space="preserve">, not all </w:t>
         </w:r>
       </w:ins>
-      <w:ins w:id="206" w:author="Daniel Noble" w:date="2025-10-27T11:24:00Z" w16du:dateUtc="2025-10-27T00:24:00Z">
+      <w:ins w:id="245" w:author="Daniel Noble" w:date="2025-10-27T11:24:00Z" w16du:dateUtc="2025-10-27T00:24:00Z">
         <w:r>
           <w:t>input variables</w:t>
         </w:r>
       </w:ins>
-      <w:ins w:id="207" w:author="Daniel Noble" w:date="2025-10-27T11:11:00Z" w16du:dateUtc="2025-10-27T00:11:00Z">
+      <w:ins w:id="246" w:author="Daniel Noble" w:date="2025-10-27T11:11:00Z" w16du:dateUtc="2025-10-27T00:11:00Z">
         <w:r>
           <w:t xml:space="preserve"> are needed to parameterize a given </w:t>
         </w:r>
       </w:ins>
-      <w:ins w:id="208" w:author="Daniel Noble" w:date="2025-10-27T11:23:00Z" w16du:dateUtc="2025-10-27T00:23:00Z">
+      <w:ins w:id="247" w:author="Daniel Noble" w:date="2025-10-27T11:23:00Z" w16du:dateUtc="2025-10-27T00:23:00Z">
         <w:r>
           <w:t>microclimate</w:t>
         </w:r>
       </w:ins>
-      <w:ins w:id="209" w:author="Daniel Noble" w:date="2025-10-27T11:24:00Z" w16du:dateUtc="2025-10-27T00:24:00Z">
+      <w:ins w:id="248" w:author="Daniel Noble" w:date="2025-10-27T11:24:00Z" w16du:dateUtc="2025-10-27T00:24:00Z">
         <w:r>
           <w:t xml:space="preserve">. </w:t>
         </w:r>
       </w:ins>
-      <w:ins w:id="210" w:author="Daniel Noble" w:date="2025-10-27T11:27:00Z" w16du:dateUtc="2025-10-27T00:27:00Z">
+      <w:ins w:id="249" w:author="Daniel Noble" w:date="2025-10-27T11:27:00Z" w16du:dateUtc="2025-10-27T00:27:00Z">
         <w:r>
           <w:t>Indeed, g</w:t>
         </w:r>
       </w:ins>
-      <w:ins w:id="211" w:author="Daniel Noble" w:date="2025-10-27T11:11:00Z" w16du:dateUtc="2025-10-27T00:11:00Z">
+      <w:ins w:id="250" w:author="Daniel Noble" w:date="2025-10-27T11:11:00Z" w16du:dateUtc="2025-10-27T00:11:00Z">
         <w:r>
           <w:t xml:space="preserve">uides for </w:t>
         </w:r>
       </w:ins>
-      <w:ins w:id="212" w:author="Daniel Noble" w:date="2025-10-27T11:12:00Z" w16du:dateUtc="2025-10-27T00:12:00Z">
+      <w:ins w:id="251" w:author="Daniel Noble" w:date="2025-10-27T11:12:00Z" w16du:dateUtc="2025-10-27T00:12:00Z">
         <w:r>
           <w:t xml:space="preserve">helping choose what </w:t>
         </w:r>
       </w:ins>
-      <w:ins w:id="213" w:author="Daniel Noble" w:date="2025-10-27T11:22:00Z" w16du:dateUtc="2025-10-27T00:22:00Z">
+      <w:ins w:id="252" w:author="Daniel Noble" w:date="2025-10-27T11:22:00Z" w16du:dateUtc="2025-10-27T00:22:00Z">
         <w:r>
           <w:t xml:space="preserve">microclimate variables </w:t>
         </w:r>
       </w:ins>
-      <w:ins w:id="214" w:author="Daniel Noble" w:date="2025-10-27T11:12:00Z" w16du:dateUtc="2025-10-27T00:12:00Z">
+      <w:ins w:id="253" w:author="Daniel Noble" w:date="2025-10-27T11:12:00Z" w16du:dateUtc="2025-10-27T00:12:00Z">
         <w:r>
           <w:t>to include</w:t>
         </w:r>
       </w:ins>
-      <w:ins w:id="215" w:author="Daniel Noble" w:date="2025-10-27T11:24:00Z" w16du:dateUtc="2025-10-27T00:24:00Z">
+      <w:ins w:id="254" w:author="Daniel Noble" w:date="2025-10-27T11:24:00Z" w16du:dateUtc="2025-10-27T00:24:00Z">
         <w:r>
           <w:t xml:space="preserve"> and</w:t>
         </w:r>
       </w:ins>
-      <w:ins w:id="216" w:author="Daniel Noble" w:date="2025-10-27T11:23:00Z" w16du:dateUtc="2025-10-27T00:23:00Z">
+      <w:ins w:id="255" w:author="Daniel Noble" w:date="2025-10-27T11:23:00Z" w16du:dateUtc="2025-10-27T00:23:00Z">
         <w:r>
           <w:t xml:space="preserve"> the spatial and temporal resolution needed </w:t>
         </w:r>
       </w:ins>
-      <w:ins w:id="217" w:author="Daniel Noble" w:date="2025-10-27T11:17:00Z" w16du:dateUtc="2025-10-27T00:17:00Z">
+      <w:ins w:id="256" w:author="Daniel Noble" w:date="2025-10-27T11:17:00Z" w16du:dateUtc="2025-10-27T00:17:00Z">
         <w:r>
           <w:t xml:space="preserve">exist to help decision making </w:t>
         </w:r>
       </w:ins>
-      <w:ins w:id="218" w:author="Daniel Noble" w:date="2025-10-27T11:11:00Z" w16du:dateUtc="2025-10-27T00:11:00Z">
+      <w:ins w:id="257" w:author="Daniel Noble" w:date="2025-10-27T11:11:00Z" w16du:dateUtc="2025-10-27T00:11:00Z">
         <w:r>
           <w:t xml:space="preserve">(e.g., </w:t>
         </w:r>
-        <w:commentRangeStart w:id="219"/>
+        <w:commentRangeStart w:id="258"/>
         <w:r>
           <w:t>Meyer et al. 2022</w:t>
         </w:r>
       </w:ins>
-      <w:commentRangeEnd w:id="219"/>
-      <w:ins w:id="220" w:author="Daniel Noble" w:date="2025-10-27T11:12:00Z" w16du:dateUtc="2025-10-27T00:12:00Z">
+      <w:commentRangeEnd w:id="258"/>
+      <w:ins w:id="259" w:author="Daniel Noble" w:date="2025-10-27T11:12:00Z" w16du:dateUtc="2025-10-27T00:12:00Z">
         <w:r>
           <w:rPr>
             <w:rStyle w:val="CommentReference"/>
             <w:rFonts w:asciiTheme="minorHAnsi" w:hAnsiTheme="minorHAnsi"/>
           </w:rPr>
-          <w:commentReference w:id="219"/>
-        </w:r>
-      </w:ins>
-      <w:ins w:id="221" w:author="Daniel Noble" w:date="2025-10-27T11:17:00Z" w16du:dateUtc="2025-10-27T00:17:00Z">
+          <w:commentReference w:id="258"/>
+        </w:r>
+      </w:ins>
+      <w:ins w:id="260" w:author="Daniel Noble" w:date="2025-10-27T11:17:00Z" w16du:dateUtc="2025-10-27T00:17:00Z">
         <w:r>
           <w:t>;</w:t>
         </w:r>
       </w:ins>
-      <w:ins w:id="222" w:author="Daniel Noble" w:date="2025-10-27T11:15:00Z" w16du:dateUtc="2025-10-27T00:15:00Z">
+      <w:ins w:id="261" w:author="Daniel Noble" w:date="2025-10-27T11:15:00Z" w16du:dateUtc="2025-10-27T00:15:00Z">
         <w:r>
           <w:t>@De_Frenne2024</w:t>
         </w:r>
       </w:ins>
-      <w:ins w:id="223" w:author="Daniel Noble" w:date="2025-10-27T11:12:00Z" w16du:dateUtc="2025-10-27T00:12:00Z">
+      <w:ins w:id="262" w:author="Daniel Noble" w:date="2025-10-27T11:12:00Z" w16du:dateUtc="2025-10-27T00:12:00Z">
         <w:r>
           <w:t>)</w:t>
         </w:r>
       </w:ins>
-      <w:ins w:id="224" w:author="Daniel Noble" w:date="2025-10-27T11:17:00Z" w16du:dateUtc="2025-10-27T00:17:00Z">
+      <w:ins w:id="263" w:author="Daniel Noble" w:date="2025-10-27T11:17:00Z" w16du:dateUtc="2025-10-27T00:17:00Z">
         <w:r>
           <w:t xml:space="preserve">. </w:t>
         </w:r>
       </w:ins>
-      <w:commentRangeEnd w:id="184"/>
-      <w:ins w:id="225" w:author="Daniel Noble" w:date="2025-10-27T12:03:00Z" w16du:dateUtc="2025-10-27T01:03:00Z">
+      <w:commentRangeEnd w:id="223"/>
+      <w:ins w:id="264" w:author="Daniel Noble" w:date="2025-10-27T12:03:00Z" w16du:dateUtc="2025-10-27T01:03:00Z">
         <w:r>
           <w:rPr>
             <w:rStyle w:val="CommentReference"/>
             <w:rFonts w:asciiTheme="minorHAnsi" w:hAnsiTheme="minorHAnsi"/>
           </w:rPr>
-          <w:commentReference w:id="184"/>
+          <w:commentReference w:id="223"/>
         </w:r>
       </w:ins>
     </w:p>
@@ -2168,173 +2340,189 @@
         <w:pStyle w:val="FirstParagraph"/>
         <w:spacing w:line="360" w:lineRule="auto"/>
         <w:rPr>
-          <w:ins w:id="226" w:author="Daniel Noble" w:date="2025-10-27T10:54:00Z" w16du:dateUtc="2025-10-26T23:54:00Z"/>
-        </w:rPr>
-      </w:pPr>
-      <w:ins w:id="227" w:author="Daniel Noble" w:date="2025-10-27T11:18:00Z" w16du:dateUtc="2025-10-27T00:18:00Z">
-        <w:r>
-          <w:t>A more challenging aspect of microclimate modelling</w:t>
-        </w:r>
-      </w:ins>
-      <w:ins w:id="228" w:author="Daniel Noble" w:date="2025-10-27T11:33:00Z" w16du:dateUtc="2025-10-27T00:33:00Z">
+          <w:ins w:id="265" w:author="Daniel Noble" w:date="2025-10-27T10:54:00Z" w16du:dateUtc="2025-10-26T23:54:00Z"/>
+        </w:rPr>
+      </w:pPr>
+      <w:ins w:id="266" w:author="Daniel Noble" w:date="2025-10-28T10:49:00Z" w16du:dateUtc="2025-10-27T23:49:00Z">
+        <w:r>
+          <w:t>B</w:t>
+        </w:r>
+      </w:ins>
+      <w:ins w:id="267" w:author="Daniel Noble" w:date="2025-10-27T11:18:00Z" w16du:dateUtc="2025-10-27T00:18:00Z">
+        <w:r>
+          <w:t xml:space="preserve">eyond </w:t>
+        </w:r>
+      </w:ins>
+      <w:ins w:id="268" w:author="Daniel Noble" w:date="2025-10-27T11:19:00Z" w16du:dateUtc="2025-10-27T00:19:00Z">
+        <w:r>
+          <w:t>parameterization</w:t>
+        </w:r>
+      </w:ins>
+      <w:ins w:id="269" w:author="Daniel Noble" w:date="2025-10-27T11:33:00Z" w16du:dateUtc="2025-10-27T00:33:00Z">
         <w:r>
           <w:t>,</w:t>
         </w:r>
       </w:ins>
-      <w:ins w:id="229" w:author="Daniel Noble" w:date="2025-10-27T11:18:00Z" w16du:dateUtc="2025-10-27T00:18:00Z">
-        <w:r>
-          <w:t xml:space="preserve"> beyond </w:t>
-        </w:r>
-      </w:ins>
-      <w:ins w:id="230" w:author="Daniel Noble" w:date="2025-10-27T11:19:00Z" w16du:dateUtc="2025-10-27T00:19:00Z">
-        <w:r>
-          <w:t>parameterization</w:t>
-        </w:r>
-      </w:ins>
-      <w:ins w:id="231" w:author="Daniel Noble" w:date="2025-10-27T11:33:00Z" w16du:dateUtc="2025-10-27T00:33:00Z">
-        <w:r>
-          <w:t>,</w:t>
-        </w:r>
-      </w:ins>
-      <w:ins w:id="232" w:author="Daniel Noble" w:date="2025-10-27T11:19:00Z" w16du:dateUtc="2025-10-27T00:19:00Z">
-        <w:r>
-          <w:t xml:space="preserve"> is capturing </w:t>
-        </w:r>
-      </w:ins>
-      <w:ins w:id="233" w:author="Daniel Noble" w:date="2025-10-27T11:20:00Z" w16du:dateUtc="2025-10-27T00:20:00Z">
+      <w:ins w:id="270" w:author="Daniel Noble" w:date="2025-10-27T11:19:00Z" w16du:dateUtc="2025-10-27T00:19:00Z">
+        <w:r>
+          <w:t xml:space="preserve"> </w:t>
+        </w:r>
+      </w:ins>
+      <w:ins w:id="271" w:author="Daniel Noble" w:date="2025-10-28T10:49:00Z" w16du:dateUtc="2025-10-27T23:49:00Z">
+        <w:r>
+          <w:t xml:space="preserve">the benefit of a systems-thinking approach in the context of microclimate modelling </w:t>
+        </w:r>
+      </w:ins>
+      <w:ins w:id="272" w:author="Daniel Noble" w:date="2025-10-27T11:19:00Z" w16du:dateUtc="2025-10-27T00:19:00Z">
+        <w:r>
+          <w:t xml:space="preserve">is </w:t>
+        </w:r>
+      </w:ins>
+      <w:ins w:id="273" w:author="Daniel Noble" w:date="2025-10-28T10:49:00Z" w16du:dateUtc="2025-10-27T23:49:00Z">
+        <w:r>
+          <w:t xml:space="preserve">its ability to </w:t>
+        </w:r>
+      </w:ins>
+      <w:ins w:id="274" w:author="Daniel Noble" w:date="2025-10-27T11:19:00Z" w16du:dateUtc="2025-10-27T00:19:00Z">
+        <w:r>
+          <w:t>captur</w:t>
+        </w:r>
+      </w:ins>
+      <w:ins w:id="275" w:author="Daniel Noble" w:date="2025-10-28T10:50:00Z" w16du:dateUtc="2025-10-27T23:50:00Z">
+        <w:r>
+          <w:t>e</w:t>
+        </w:r>
+      </w:ins>
+      <w:ins w:id="276" w:author="Daniel Noble" w:date="2025-10-27T11:19:00Z" w16du:dateUtc="2025-10-27T00:19:00Z">
+        <w:r>
+          <w:t xml:space="preserve"> </w:t>
+        </w:r>
+      </w:ins>
+      <w:ins w:id="277" w:author="Daniel Noble" w:date="2025-10-27T11:20:00Z" w16du:dateUtc="2025-10-27T00:20:00Z">
         <w:r>
           <w:t xml:space="preserve">vegetation and soil dynamics which can dramatically shape </w:t>
         </w:r>
       </w:ins>
-      <w:ins w:id="234" w:author="Daniel Noble" w:date="2025-10-27T11:21:00Z" w16du:dateUtc="2025-10-27T00:21:00Z">
+      <w:ins w:id="278" w:author="Daniel Noble" w:date="2025-10-27T11:21:00Z" w16du:dateUtc="2025-10-27T00:21:00Z">
         <w:r>
           <w:t>microclimate</w:t>
         </w:r>
       </w:ins>
-      <w:ins w:id="235" w:author="Daniel Noble" w:date="2025-10-27T11:20:00Z" w16du:dateUtc="2025-10-27T00:20:00Z">
-        <w:r>
-          <w:t xml:space="preserve"> conditions</w:t>
-        </w:r>
-      </w:ins>
-      <w:ins w:id="236" w:author="Daniel Noble" w:date="2025-10-27T11:33:00Z" w16du:dateUtc="2025-10-27T00:33:00Z">
-        <w:r>
-          <w:t>. Capt</w:t>
-        </w:r>
-      </w:ins>
-      <w:ins w:id="237" w:author="Daniel Noble" w:date="2025-10-27T11:34:00Z" w16du:dateUtc="2025-10-27T00:34:00Z">
-        <w:r>
-          <w:t>ur</w:t>
-        </w:r>
-      </w:ins>
-      <w:ins w:id="238" w:author="Daniel Noble" w:date="2025-10-27T11:33:00Z" w16du:dateUtc="2025-10-27T00:33:00Z">
-        <w:r>
-          <w:t>ing these dynamics requires a systems-based approach</w:t>
-        </w:r>
-      </w:ins>
-      <w:del w:id="239" w:author="Daniel Noble" w:date="2025-10-27T10:45:00Z" w16du:dateUtc="2025-10-26T23:45:00Z">
+      <w:ins w:id="279" w:author="Daniel Noble" w:date="2025-10-27T11:20:00Z" w16du:dateUtc="2025-10-27T00:20:00Z">
+        <w:r>
+          <w:t xml:space="preserve"> </w:t>
+        </w:r>
+        <w:r>
+          <w:lastRenderedPageBreak/>
+          <w:t>conditions</w:t>
+        </w:r>
+      </w:ins>
+      <w:ins w:id="280" w:author="Daniel Noble" w:date="2025-10-28T10:50:00Z" w16du:dateUtc="2025-10-27T23:50:00Z">
+        <w:r>
+          <w:t xml:space="preserve"> within and between species dynamically across time</w:t>
+        </w:r>
+      </w:ins>
+      <w:ins w:id="281" w:author="Daniel Noble" w:date="2025-10-27T11:33:00Z" w16du:dateUtc="2025-10-27T00:33:00Z">
+        <w:r>
+          <w:t xml:space="preserve">. </w:t>
+        </w:r>
+      </w:ins>
+      <w:del w:id="282" w:author="Daniel Noble" w:date="2025-10-27T10:45:00Z" w16du:dateUtc="2025-10-26T23:45:00Z">
         <w:r>
           <w:delText xml:space="preserve"> shading, </w:delText>
         </w:r>
       </w:del>
-      <w:del w:id="240" w:author="Daniel Noble" w:date="2025-10-27T10:36:00Z" w16du:dateUtc="2025-10-26T23:36:00Z">
+      <w:del w:id="283" w:author="Daniel Noble" w:date="2025-10-27T10:36:00Z" w16du:dateUtc="2025-10-26T23:36:00Z">
         <w:r>
           <w:delText xml:space="preserve">changes in wind profiles </w:delText>
         </w:r>
       </w:del>
-      <w:del w:id="241" w:author="Daniel Noble" w:date="2025-10-27T10:37:00Z" w16du:dateUtc="2025-10-26T23:37:00Z">
+      <w:del w:id="284" w:author="Daniel Noble" w:date="2025-10-27T10:37:00Z" w16du:dateUtc="2025-10-26T23:37:00Z">
         <w:r>
           <w:delText>and</w:delText>
         </w:r>
       </w:del>
-      <w:del w:id="242" w:author="Daniel Noble" w:date="2025-10-27T10:45:00Z" w16du:dateUtc="2025-10-26T23:45:00Z">
+      <w:del w:id="285" w:author="Daniel Noble" w:date="2025-10-27T10:45:00Z" w16du:dateUtc="2025-10-26T23:45:00Z">
         <w:r>
           <w:delText xml:space="preserve"> evaporative cooling (transpiration rates). </w:delText>
         </w:r>
       </w:del>
-      <w:del w:id="243" w:author="Daniel Noble" w:date="2025-10-27T10:40:00Z" w16du:dateUtc="2025-10-26T23:40:00Z">
+      <w:del w:id="286" w:author="Daniel Noble" w:date="2025-10-27T10:40:00Z" w16du:dateUtc="2025-10-26T23:40:00Z">
         <w:r>
           <w:delText xml:space="preserve">Vegetation </w:delText>
         </w:r>
       </w:del>
-      <w:del w:id="244" w:author="Daniel Noble" w:date="2025-10-27T11:19:00Z" w16du:dateUtc="2025-10-27T00:19:00Z">
+      <w:del w:id="287" w:author="Daniel Noble" w:date="2025-10-27T11:19:00Z" w16du:dateUtc="2025-10-27T00:19:00Z">
         <w:r>
           <w:delText xml:space="preserve">and soil </w:delText>
         </w:r>
       </w:del>
-      <w:del w:id="245" w:author="Daniel Noble" w:date="2025-10-27T10:40:00Z" w16du:dateUtc="2025-10-26T23:40:00Z">
+      <w:del w:id="288" w:author="Daniel Noble" w:date="2025-10-27T10:40:00Z" w16du:dateUtc="2025-10-26T23:40:00Z">
         <w:r>
           <w:delText xml:space="preserve">also </w:delText>
         </w:r>
       </w:del>
-      <w:del w:id="246" w:author="Daniel Noble" w:date="2025-10-27T11:19:00Z" w16du:dateUtc="2025-10-27T00:19:00Z">
+      <w:del w:id="289" w:author="Daniel Noble" w:date="2025-10-27T11:19:00Z" w16du:dateUtc="2025-10-27T00:19:00Z">
         <w:r>
           <w:delText>interact strongly</w:delText>
         </w:r>
       </w:del>
-      <w:r>
-        <w:t xml:space="preserve">. </w:t>
-      </w:r>
-      <w:ins w:id="247" w:author="Daniel Noble" w:date="2025-10-27T10:51:00Z" w16du:dateUtc="2025-10-26T23:51:00Z">
-        <w:r>
-          <w:t>For example, p</w:t>
-        </w:r>
-        <w:r>
-          <w:t xml:space="preserve">lant water use dynamics during heatwaves can amplify or reduce </w:t>
-        </w:r>
-        <w:r>
-          <w:lastRenderedPageBreak/>
-          <w:t xml:space="preserve">high temperatures via effects on photosynthetic capacity, stomatal decoupling, cuticular conductance, leaf damage and plant mortality [17,40]. These impacts are important for the plants themselves, but also for thermal regimes </w:t>
-        </w:r>
-      </w:ins>
-      <w:ins w:id="248" w:author="Daniel Noble" w:date="2025-10-27T11:21:00Z" w16du:dateUtc="2025-10-27T00:21:00Z">
+      <w:del w:id="290" w:author="Daniel Noble" w:date="2025-10-28T10:50:00Z" w16du:dateUtc="2025-10-27T23:50:00Z">
+        <w:r>
+          <w:delText xml:space="preserve">. </w:delText>
+        </w:r>
+      </w:del>
+      <w:ins w:id="291" w:author="Daniel Noble" w:date="2025-10-27T10:51:00Z" w16du:dateUtc="2025-10-26T23:51:00Z">
+        <w:r>
+          <w:t xml:space="preserve">For example, plant water use dynamics during heatwaves can amplify or reduce high temperatures via effects on photosynthetic capacity, stomatal decoupling, cuticular conductance, leaf damage and plant mortality [17,40]. These impacts are important for the plants themselves, but also for thermal regimes </w:t>
+        </w:r>
+      </w:ins>
+      <w:ins w:id="292" w:author="Daniel Noble" w:date="2025-10-27T11:21:00Z" w16du:dateUtc="2025-10-27T00:21:00Z">
         <w:r>
           <w:t>available to other organisms</w:t>
         </w:r>
       </w:ins>
-      <w:ins w:id="249" w:author="Daniel Noble" w:date="2025-10-27T10:51:00Z" w16du:dateUtc="2025-10-26T23:51:00Z">
+      <w:ins w:id="293" w:author="Daniel Noble" w:date="2025-10-27T10:51:00Z" w16du:dateUtc="2025-10-26T23:51:00Z">
         <w:r>
           <w:t xml:space="preserve">. </w:t>
         </w:r>
       </w:ins>
-      <w:ins w:id="250" w:author="Daniel Noble" w:date="2025-10-27T10:52:00Z" w16du:dateUtc="2025-10-26T23:52:00Z">
+      <w:ins w:id="294" w:author="Daniel Noble" w:date="2025-10-27T10:52:00Z" w16du:dateUtc="2025-10-26T23:52:00Z">
         <w:r>
           <w:t xml:space="preserve">Forecasting future thermal regimes is challenging because it involves forecasting future vegetation dynamics, including changes in key vegetation properties such as leaf area index, as a function of plant growth, plant population dynamics and shifts in community composition. </w:t>
         </w:r>
       </w:ins>
-      <w:ins w:id="251" w:author="Daniel Noble" w:date="2025-10-27T11:29:00Z" w16du:dateUtc="2025-10-27T00:29:00Z">
-        <w:r>
-          <w:t xml:space="preserve">Despite the complexity and non-linearity of these interactions across the soil-plant-atmosphere continuum, there is existing capacity, and growing potential, to model them and determine individual-specific exposure to extreme heat. </w:t>
-        </w:r>
-        <w:r>
-          <w:t>For example, a</w:t>
-        </w:r>
-      </w:ins>
-      <w:ins w:id="252" w:author="Daniel Noble" w:date="2025-10-27T10:52:00Z" w16du:dateUtc="2025-10-26T23:52:00Z">
+      <w:ins w:id="295" w:author="Daniel Noble" w:date="2025-10-27T11:29:00Z" w16du:dateUtc="2025-10-27T00:29:00Z">
+        <w:r>
+          <w:t>Despite the complexity and non-linearity of these interactions across the soil-plant-atmosphere continuum, there is existing capacity, and growing potential, to model them and determine individual-specific exposure to extreme heat. For example, a</w:t>
+        </w:r>
+      </w:ins>
+      <w:ins w:id="296" w:author="Daniel Noble" w:date="2025-10-27T10:52:00Z" w16du:dateUtc="2025-10-26T23:52:00Z">
         <w:r>
           <w:t xml:space="preserve"> wide range of vegetation models </w:t>
         </w:r>
       </w:ins>
-      <w:ins w:id="253" w:author="Daniel Noble" w:date="2025-10-27T11:29:00Z" w16du:dateUtc="2025-10-27T00:29:00Z">
+      <w:ins w:id="297" w:author="Daniel Noble" w:date="2025-10-27T11:29:00Z" w16du:dateUtc="2025-10-27T00:29:00Z">
         <w:r>
           <w:t>are</w:t>
         </w:r>
       </w:ins>
-      <w:ins w:id="254" w:author="Daniel Noble" w:date="2025-10-27T10:52:00Z" w16du:dateUtc="2025-10-26T23:52:00Z">
+      <w:ins w:id="298" w:author="Daniel Noble" w:date="2025-10-27T10:52:00Z" w16du:dateUtc="2025-10-26T23:52:00Z">
         <w:r>
           <w:t xml:space="preserve"> available for </w:t>
         </w:r>
       </w:ins>
-      <w:ins w:id="255" w:author="Daniel Noble" w:date="2025-10-27T11:29:00Z" w16du:dateUtc="2025-10-27T00:29:00Z">
+      <w:ins w:id="299" w:author="Daniel Noble" w:date="2025-10-27T11:29:00Z" w16du:dateUtc="2025-10-27T00:29:00Z">
         <w:r>
           <w:t>capturing these dynamics</w:t>
         </w:r>
       </w:ins>
-      <w:ins w:id="256" w:author="Daniel Noble" w:date="2025-10-27T10:52:00Z" w16du:dateUtc="2025-10-26T23:52:00Z">
+      <w:ins w:id="300" w:author="Daniel Noble" w:date="2025-10-27T10:52:00Z" w16du:dateUtc="2025-10-26T23:52:00Z">
         <w:r>
           <w:t>, from crop growth models that simulate growth and yield of crops over a season (e.g. APSIM, [41]) up to the dynamic global vegetation models (DGVMs) that simulate vegetation function and distribution at local to global scales [42].</w:t>
         </w:r>
       </w:ins>
-      <w:ins w:id="257" w:author="Daniel Noble" w:date="2025-10-27T10:54:00Z" w16du:dateUtc="2025-10-26T23:54:00Z">
+      <w:ins w:id="301" w:author="Daniel Noble" w:date="2025-10-27T10:54:00Z" w16du:dateUtc="2025-10-26T23:54:00Z">
         <w:r>
           <w:t xml:space="preserve"> </w:t>
         </w:r>
@@ -2344,26 +2532,26 @@
       <w:pPr>
         <w:pStyle w:val="BodyText"/>
         <w:rPr>
-          <w:del w:id="258" w:author="Daniel Noble" w:date="2025-10-27T10:56:00Z" w16du:dateUtc="2025-10-26T23:56:00Z"/>
-        </w:rPr>
-        <w:pPrChange w:id="259" w:author="Daniel Noble" w:date="2025-10-27T10:30:00Z" w16du:dateUtc="2025-10-26T23:30:00Z">
+          <w:del w:id="302" w:author="Daniel Noble" w:date="2025-10-27T10:56:00Z" w16du:dateUtc="2025-10-26T23:56:00Z"/>
+        </w:rPr>
+        <w:pPrChange w:id="303" w:author="Daniel Noble" w:date="2025-10-27T10:30:00Z" w16du:dateUtc="2025-10-26T23:30:00Z">
           <w:pPr>
             <w:pStyle w:val="FirstParagraph"/>
             <w:spacing w:line="360" w:lineRule="auto"/>
           </w:pPr>
         </w:pPrChange>
       </w:pPr>
-      <w:del w:id="260" w:author="Daniel Noble" w:date="2025-10-27T10:56:00Z" w16du:dateUtc="2025-10-26T23:56:00Z">
+      <w:del w:id="304" w:author="Daniel Noble" w:date="2025-10-27T10:56:00Z" w16du:dateUtc="2025-10-26T23:56:00Z">
         <w:r>
           <w:delText xml:space="preserve">Past soil moisture regimes and heat wave events can lead to leaf loss and hence increased radiation exposure of the soil surface, while stomatal behavior alters transpiration rate and hence soil moisture. </w:delText>
         </w:r>
       </w:del>
-      <w:del w:id="261" w:author="Daniel Noble" w:date="2025-10-27T10:55:00Z" w16du:dateUtc="2025-10-26T23:55:00Z">
+      <w:del w:id="305" w:author="Daniel Noble" w:date="2025-10-27T10:55:00Z" w16du:dateUtc="2025-10-26T23:55:00Z">
         <w:r>
           <w:delText xml:space="preserve">Past weather conditions can determine how a given heat wave manifests, so the same atmospheric heat wave can have different implications for microclimatic conditions depending on the recent history of rainfall and temperature. </w:delText>
         </w:r>
       </w:del>
-      <w:del w:id="262" w:author="Daniel Noble" w:date="2025-10-27T10:45:00Z" w16du:dateUtc="2025-10-26T23:45:00Z">
+      <w:del w:id="306" w:author="Daniel Noble" w:date="2025-10-27T10:45:00Z" w16du:dateUtc="2025-10-26T23:45:00Z">
         <w:r>
           <w:delText>Despite the complexity and non-linearity of these interactions across the soil-plant-atmosphere continuum, there is existing capacity, and growing potential, to model them and determine individual-specific exposure to extreme heat.</w:delText>
         </w:r>
@@ -2374,10 +2562,10 @@
         <w:pStyle w:val="BodyText"/>
         <w:spacing w:line="360" w:lineRule="auto"/>
         <w:rPr>
-          <w:del w:id="263" w:author="Daniel Noble" w:date="2025-10-27T10:56:00Z" w16du:dateUtc="2025-10-26T23:56:00Z"/>
-        </w:rPr>
-      </w:pPr>
-      <w:del w:id="264" w:author="Daniel Noble" w:date="2025-10-27T10:56:00Z" w16du:dateUtc="2025-10-26T23:56:00Z">
+          <w:del w:id="307" w:author="Daniel Noble" w:date="2025-10-27T10:56:00Z" w16du:dateUtc="2025-10-26T23:56:00Z"/>
+        </w:rPr>
+      </w:pPr>
+      <w:del w:id="308" w:author="Daniel Noble" w:date="2025-10-27T10:56:00Z" w16du:dateUtc="2025-10-26T23:56:00Z">
         <w:r>
           <w:delText xml:space="preserve">To some extent, and at large spatial scales (e.g. 0.5 </w:delText>
         </w:r>
@@ -2386,7 +2574,7 @@
         <m:sSup>
           <m:sSupPr>
             <m:ctrlPr>
-              <w:del w:id="265" w:author="Daniel Noble" w:date="2025-10-27T10:56:00Z" w16du:dateUtc="2025-10-26T23:56:00Z">
+              <w:del w:id="309" w:author="Daniel Noble" w:date="2025-10-27T10:56:00Z" w16du:dateUtc="2025-10-26T23:56:00Z">
                 <w:rPr>
                   <w:rFonts w:ascii="Cambria Math" w:hAnsi="Cambria Math"/>
                 </w:rPr>
@@ -2395,7 +2583,7 @@
           </m:sSupPr>
           <m:e>
             <m:r>
-              <w:del w:id="266" w:author="Daniel Noble" w:date="2025-10-27T10:56:00Z" w16du:dateUtc="2025-10-26T23:56:00Z">
+              <w:del w:id="310" w:author="Daniel Noble" w:date="2025-10-27T10:56:00Z" w16du:dateUtc="2025-10-26T23:56:00Z">
                 <w:rPr>
                   <w:rFonts w:ascii="Cambria Math" w:hAnsi="Cambria Math"/>
                 </w:rPr>
@@ -2405,7 +2593,7 @@
           </m:e>
           <m:sup>
             <m:r>
-              <w:del w:id="267" w:author="Daniel Noble" w:date="2025-10-27T10:56:00Z" w16du:dateUtc="2025-10-26T23:56:00Z">
+              <w:del w:id="311" w:author="Daniel Noble" w:date="2025-10-27T10:56:00Z" w16du:dateUtc="2025-10-26T23:56:00Z">
                 <m:rPr>
                   <m:sty m:val="p"/>
                 </m:rPr>
@@ -2418,7 +2606,7 @@
           </m:sup>
         </m:sSup>
       </m:oMath>
-      <w:del w:id="268" w:author="Daniel Noble" w:date="2025-10-27T10:56:00Z" w16du:dateUtc="2025-10-26T23:56:00Z">
+      <w:del w:id="312" w:author="Daniel Noble" w:date="2025-10-27T10:56:00Z" w16du:dateUtc="2025-10-26T23:56:00Z">
         <w:r>
           <w:delText xml:space="preserve"> grid cells), GCMs have these dynamics built into them via modules called ‘land-surface models’ (LSMs), which aim to capture feedbacks between the land surface and associated vegetation. LSMs will at minimum represent air, soil and canopy temperatures. LSMs that represent multiple layers of the plant canopy will represent the change in leaf temperature with canopy depth; models may also represent thermal gradients through the soil [31]. Land surface schemes will typically do this using energy balance approaches. Early generations of LSMs assumed vegetation was static, with fixed plant functional types (PFTs) and leaf area index (LAI), but most LSMs are moving towards dynamic representations of vegetation properties, allowing large-scale feedbacks between vegetation and climate to be represented [32].</w:delText>
         </w:r>
@@ -2429,10 +2617,10 @@
         <w:pStyle w:val="BodyText"/>
         <w:spacing w:line="360" w:lineRule="auto"/>
         <w:rPr>
-          <w:del w:id="269" w:author="Daniel Noble" w:date="2025-10-27T10:56:00Z" w16du:dateUtc="2025-10-26T23:56:00Z"/>
-        </w:rPr>
-      </w:pPr>
-      <w:del w:id="270" w:author="Daniel Noble" w:date="2025-10-27T10:56:00Z" w16du:dateUtc="2025-10-26T23:56:00Z">
+          <w:del w:id="313" w:author="Daniel Noble" w:date="2025-10-27T10:56:00Z" w16du:dateUtc="2025-10-26T23:56:00Z"/>
+        </w:rPr>
+      </w:pPr>
+      <w:del w:id="314" w:author="Daniel Noble" w:date="2025-10-27T10:56:00Z" w16du:dateUtc="2025-10-26T23:56:00Z">
         <w:r>
           <w:delText xml:space="preserve">The primary role of LSMs is to better understand overall atmospheric dynamics rather than resolve the details of microclimates to which organisms are exposed. Thus, agronomists and ecologists have developed microclimate models that can provide more detailed inferences of environmental exposure. These microclimate models take the atmospheric conditions as independent forcing variables, together with detailed information on terrain (slope, aspect, hill shade), vegetation [plant-area index (PAI), stomatal behaviour, leaf reflectance] and soil properties (thermal and hydraulic) to predict how radiation, wind speed, air temperature, humidity, soil temperature and soil moisture vary on small scales. The available models vary in the physical processes they incorporate yet can be powerful in predicting relevant microclimates to organisms [33–39]. Our </w:delText>
         </w:r>
@@ -2466,10 +2654,10 @@
         <w:pStyle w:val="BodyText"/>
         <w:spacing w:line="360" w:lineRule="auto"/>
         <w:rPr>
-          <w:del w:id="271" w:author="Daniel Noble" w:date="2025-10-27T10:30:00Z" w16du:dateUtc="2025-10-26T23:30:00Z"/>
-        </w:rPr>
-      </w:pPr>
-      <w:del w:id="272" w:author="Daniel Noble" w:date="2025-10-27T10:30:00Z" w16du:dateUtc="2025-10-26T23:30:00Z">
+          <w:del w:id="315" w:author="Daniel Noble" w:date="2025-10-27T10:30:00Z" w16du:dateUtc="2025-10-26T23:30:00Z"/>
+        </w:rPr>
+      </w:pPr>
+      <w:del w:id="316" w:author="Daniel Noble" w:date="2025-10-27T10:30:00Z" w16du:dateUtc="2025-10-26T23:30:00Z">
         <w:r>
           <w:delText>Advancements in microclimate modelling have created opportunities to more closely couple the dynamics of the atmosphere and vegetation. In particular, plant water use dynamics during heatwaves can amplify or reduce high temperatures via effects on photosynthetic capacity, stomatal decoupling, cuticular conductance, leaf damage and plant mortality [17,40]. These impacts are important for the plants themselves, but also for thermal regimes within the plant canopy. Forecasting future thermal regimes is challenging because it involves forecasting future vegetation dynamics, including changes in key vegetation properties such as leaf area index, as a function of plant growth, plant population dynamics and shifts in community composition. A wide range of vegetation models is available for this purpose, from crop growth models that simulate growth and yield of crops over a season (e.g. APSIM, [41]) up to the dynamic global vegetation models (DGVMs) that simulate vegetation function and distribution at local to global scales [42].</w:delText>
         </w:r>
@@ -2480,8 +2668,8 @@
         <w:pStyle w:val="Heading1"/>
         <w:spacing w:line="360" w:lineRule="auto"/>
       </w:pPr>
-      <w:bookmarkStart w:id="273" w:name="X5a6e6d313f4187bfc77082e5e5979262b26b081"/>
-      <w:bookmarkEnd w:id="145"/>
+      <w:bookmarkStart w:id="317" w:name="X5a6e6d313f4187bfc77082e5e5979262b26b081"/>
+      <w:bookmarkEnd w:id="181"/>
       <w:r>
         <w:t>Translating exposure to organism temperature: biophysics to the rescue!</w:t>
       </w:r>
@@ -2494,71 +2682,162 @@
       <w:r>
         <w:t xml:space="preserve">Once microclimates are quantified, </w:t>
       </w:r>
-      <w:ins w:id="274" w:author="Daniel Noble" w:date="2025-10-27T13:27:00Z" w16du:dateUtc="2025-10-27T02:27:00Z">
-        <w:r>
-          <w:t xml:space="preserve">energy, </w:t>
+      <w:ins w:id="318" w:author="Daniel Noble" w:date="2025-10-28T10:55:00Z" w16du:dateUtc="2025-10-27T23:55:00Z">
+        <w:r>
+          <w:t xml:space="preserve">it is crucial to estimate </w:t>
         </w:r>
       </w:ins>
       <w:r>
         <w:t xml:space="preserve">heat </w:t>
       </w:r>
-      <w:ins w:id="275" w:author="Daniel Noble" w:date="2025-10-27T12:04:00Z" w16du:dateUtc="2025-10-27T01:04:00Z">
+      <w:ins w:id="319" w:author="Daniel Noble" w:date="2025-10-27T12:04:00Z" w16du:dateUtc="2025-10-27T01:04:00Z">
         <w:r>
           <w:t xml:space="preserve">and water </w:t>
         </w:r>
       </w:ins>
       <w:r>
-        <w:t xml:space="preserve">budgets of organisms can be computed as a function of their traits </w:t>
-      </w:r>
-      <w:ins w:id="276" w:author="Daniel Noble" w:date="2025-10-27T12:16:00Z" w16du:dateUtc="2025-10-27T01:16:00Z">
+        <w:t xml:space="preserve">budgets of organisms </w:t>
+      </w:r>
+      <w:ins w:id="320" w:author="Daniel Noble" w:date="2025-10-28T10:56:00Z" w16du:dateUtc="2025-10-27T23:56:00Z">
+        <w:r>
+          <w:t xml:space="preserve">to determine how microclimate variability within a system </w:t>
+        </w:r>
+        <w:r>
+          <w:t>translates to realized organismal temperatures</w:t>
+        </w:r>
+      </w:ins>
+      <w:ins w:id="321" w:author="Daniel Noble" w:date="2025-10-28T10:57:00Z" w16du:dateUtc="2025-10-27T23:57:00Z">
+        <w:r>
+          <w:t xml:space="preserve"> and hydration states</w:t>
+        </w:r>
+      </w:ins>
+      <w:ins w:id="322" w:author="Daniel Noble" w:date="2025-10-28T10:56:00Z" w16du:dateUtc="2025-10-27T23:56:00Z">
+        <w:r>
+          <w:t xml:space="preserve">. </w:t>
+        </w:r>
+      </w:ins>
+      <w:ins w:id="323" w:author="Daniel Noble" w:date="2025-10-28T10:57:00Z" w16du:dateUtc="2025-10-27T23:57:00Z">
+        <w:r>
+          <w:t xml:space="preserve">Heat and water budgets can be </w:t>
+        </w:r>
+      </w:ins>
+      <w:ins w:id="324" w:author="Daniel Noble" w:date="2025-10-28T10:58:00Z" w16du:dateUtc="2025-10-27T23:58:00Z">
+        <w:r>
+          <w:t xml:space="preserve">computed using a combination of </w:t>
+        </w:r>
+      </w:ins>
+      <w:del w:id="325" w:author="Daniel Noble" w:date="2025-10-28T10:56:00Z" w16du:dateUtc="2025-10-27T23:56:00Z">
+        <w:r>
+          <w:delText xml:space="preserve">can be computed </w:delText>
+        </w:r>
+      </w:del>
+      <w:del w:id="326" w:author="Daniel Noble" w:date="2025-10-28T10:58:00Z" w16du:dateUtc="2025-10-27T23:58:00Z">
+        <w:r>
+          <w:delText>as a function of their</w:delText>
+        </w:r>
+      </w:del>
+      <w:ins w:id="327" w:author="Daniel Noble" w:date="2025-10-28T10:58:00Z" w16du:dateUtc="2025-10-27T23:58:00Z">
+        <w:r>
+          <w:t>species functional</w:t>
+        </w:r>
+      </w:ins>
+      <w:r>
+        <w:t xml:space="preserve"> traits </w:t>
+      </w:r>
+      <w:ins w:id="328" w:author="Daniel Noble" w:date="2025-10-27T12:16:00Z" w16du:dateUtc="2025-10-27T01:16:00Z">
         <w:r>
           <w:t xml:space="preserve">(e.g., body </w:t>
         </w:r>
       </w:ins>
-      <w:ins w:id="277" w:author="Daniel Noble" w:date="2025-10-27T12:17:00Z" w16du:dateUtc="2025-10-27T01:17:00Z">
+      <w:ins w:id="329" w:author="Daniel Noble" w:date="2025-10-27T12:17:00Z" w16du:dateUtc="2025-10-27T01:17:00Z">
         <w:r>
           <w:t>mass</w:t>
         </w:r>
       </w:ins>
-      <w:ins w:id="278" w:author="Daniel Noble" w:date="2025-10-27T12:35:00Z" w16du:dateUtc="2025-10-27T01:35:00Z">
+      <w:ins w:id="330" w:author="Daniel Noble" w:date="2025-10-27T12:35:00Z" w16du:dateUtc="2025-10-27T01:35:00Z">
         <w:r>
           <w:t>, metabolic rate,</w:t>
         </w:r>
       </w:ins>
-      <w:ins w:id="279" w:author="Daniel Noble" w:date="2025-10-27T12:17:00Z" w16du:dateUtc="2025-10-27T01:17:00Z">
+      <w:ins w:id="331" w:author="Daniel Noble" w:date="2025-10-27T12:17:00Z" w16du:dateUtc="2025-10-27T01:17:00Z">
         <w:r>
           <w:t xml:space="preserve"> </w:t>
         </w:r>
       </w:ins>
-      <w:ins w:id="280" w:author="Daniel Noble" w:date="2025-10-27T12:16:00Z" w16du:dateUtc="2025-10-27T01:16:00Z">
+      <w:ins w:id="332" w:author="Daniel Noble" w:date="2025-10-27T12:16:00Z" w16du:dateUtc="2025-10-27T01:16:00Z">
         <w:r>
           <w:t xml:space="preserve">surface area, </w:t>
         </w:r>
       </w:ins>
-      <w:ins w:id="281" w:author="Daniel Noble" w:date="2025-10-27T12:17:00Z" w16du:dateUtc="2025-10-27T01:17:00Z">
+      <w:ins w:id="333" w:author="Daniel Noble" w:date="2025-10-27T12:17:00Z" w16du:dateUtc="2025-10-27T01:17:00Z">
         <w:r>
           <w:t>integument</w:t>
         </w:r>
       </w:ins>
-      <w:ins w:id="282" w:author="Daniel Noble" w:date="2025-10-27T12:16:00Z" w16du:dateUtc="2025-10-27T01:16:00Z">
+      <w:ins w:id="334" w:author="Daniel Noble" w:date="2025-10-27T12:16:00Z" w16du:dateUtc="2025-10-27T01:16:00Z">
         <w:r>
           <w:t xml:space="preserve"> emissivity) </w:t>
         </w:r>
       </w:ins>
-      <w:r>
-        <w:t xml:space="preserve">using the principles of biophysical ecology. </w:t>
-      </w:r>
+      <w:del w:id="335" w:author="Daniel Noble" w:date="2025-10-28T10:59:00Z" w16du:dateUtc="2025-10-27T23:59:00Z">
+        <w:r>
+          <w:delText>using the principles of biophysical ecology</w:delText>
+        </w:r>
+      </w:del>
+      <w:ins w:id="336" w:author="Daniel Noble" w:date="2025-10-28T10:59:00Z" w16du:dateUtc="2025-10-27T23:59:00Z">
+        <w:r>
+          <w:t>along with how heat energy and water are exchanged with the environment –</w:t>
+        </w:r>
+      </w:ins>
+      <w:ins w:id="337" w:author="Daniel Noble" w:date="2025-10-28T11:00:00Z" w16du:dateUtc="2025-10-28T00:00:00Z">
+        <w:r>
+          <w:t xml:space="preserve"> dependent on the microclimate experienced</w:t>
+        </w:r>
+      </w:ins>
+      <w:r>
+        <w:t xml:space="preserve">. </w:t>
+      </w:r>
+      <w:ins w:id="338" w:author="Daniel Noble" w:date="2025-10-28T10:58:00Z" w16du:dateUtc="2025-10-27T23:58:00Z">
+        <w:r>
+          <w:t xml:space="preserve">Such </w:t>
+        </w:r>
+      </w:ins>
+      <w:del w:id="339" w:author="Daniel Noble" w:date="2025-10-28T10:58:00Z" w16du:dateUtc="2025-10-27T23:58:00Z">
+        <w:r>
+          <w:rPr>
+            <w:b/>
+            <w:bCs/>
+          </w:rPr>
+          <w:delText xml:space="preserve">Biophysical </w:delText>
+        </w:r>
+      </w:del>
+      <w:ins w:id="340" w:author="Daniel Noble" w:date="2025-10-28T10:58:00Z" w16du:dateUtc="2025-10-27T23:58:00Z">
+        <w:r>
+          <w:rPr>
+            <w:b/>
+            <w:bCs/>
+          </w:rPr>
+          <w:t>b</w:t>
+        </w:r>
+        <w:r>
+          <w:rPr>
+            <w:b/>
+            <w:bCs/>
+          </w:rPr>
+          <w:t xml:space="preserve">iophysical </w:t>
+        </w:r>
+      </w:ins>
       <w:r>
         <w:rPr>
           <w:b/>
           <w:bCs/>
         </w:rPr>
-        <w:t>Biophysical models</w:t>
+        <w:t>models</w:t>
       </w:r>
       <w:r>
         <w:t xml:space="preserve"> have a long history [</w:t>
       </w:r>
-      <w:ins w:id="283" w:author="Daniel Noble" w:date="2025-10-27T12:47:00Z" w16du:dateUtc="2025-10-27T01:47:00Z">
+      <w:ins w:id="341" w:author="Daniel Noble" w:date="2025-10-27T12:47:00Z" w16du:dateUtc="2025-10-27T01:47:00Z">
         <w:r>
           <w:t xml:space="preserve">e.g. </w:t>
         </w:r>
@@ -2566,28 +2845,20 @@
       <w:r>
         <w:t>17,</w:t>
       </w:r>
-      <w:del w:id="284" w:author="Daniel Noble" w:date="2025-10-27T12:47:00Z" w16du:dateUtc="2025-10-27T01:47:00Z">
+      <w:del w:id="342" w:author="Daniel Noble" w:date="2025-10-27T12:47:00Z" w16du:dateUtc="2025-10-27T01:47:00Z">
         <w:r>
           <w:delText>e.g.</w:delText>
         </w:r>
       </w:del>
       <w:r>
-        <w:t xml:space="preserve"> 43,44] but have become more widely applied in ecology in the past 20 years, facilitated by developments in environmental datasets, microclimate modelling, and the emergence of high-level programming languages such as R [18]. Biophysical models of ectothermic animals </w:t>
-      </w:r>
-      <w:ins w:id="285" w:author="Daniel Noble" w:date="2025-10-27T12:24:00Z" w16du:dateUtc="2025-10-27T01:24:00Z">
-        <w:r>
-          <w:t xml:space="preserve">make use of equations for energy and mass exchange between an organism and its environment and </w:t>
-        </w:r>
-      </w:ins>
-      <w:r>
-        <w:t>can account for complex radiative heat transfer and the role of evaporative water loss across surfaces [33,45]. Equivalent models of leaves incorporate the dynamic role of stomata [17,46</w:t>
-      </w:r>
-      <w:del w:id="286" w:author="Daniel Noble" w:date="2025-10-27T12:25:00Z" w16du:dateUtc="2025-10-27T01:25:00Z">
+        <w:t xml:space="preserve"> 43,44] but have become more widely applied in ecology in the past 20 years, facilitated by developments in environmental datasets, microclimate modelling, and the emergence of high-level programming languages such as R [18]. Biophysical models of ectothermic animals can account for complex radiative heat transfer and the role of evaporative water loss across surfaces [33,45]. Equivalent models of leaves incorporate the dynamic role of stomata [17,46</w:t>
+      </w:r>
+      <w:del w:id="343" w:author="Daniel Noble" w:date="2025-10-27T12:25:00Z" w16du:dateUtc="2025-10-27T01:25:00Z">
         <w:r>
           <w:delText>], while models of endotherms can account for the role of insulation and metabolic heat production [47]</w:delText>
         </w:r>
       </w:del>
-      <w:ins w:id="287" w:author="Daniel Noble" w:date="2025-10-27T12:25:00Z" w16du:dateUtc="2025-10-27T01:25:00Z">
+      <w:ins w:id="344" w:author="Daniel Noble" w:date="2025-10-27T12:25:00Z" w16du:dateUtc="2025-10-27T01:25:00Z">
         <w:r>
           <w:t>]</w:t>
         </w:r>
@@ -2595,18 +2866,33 @@
       <w:r>
         <w:t xml:space="preserve">. </w:t>
       </w:r>
-      <w:commentRangeStart w:id="288"/>
-      <w:ins w:id="289" w:author="Daniel Noble" w:date="2025-10-27T12:38:00Z" w16du:dateUtc="2025-10-27T01:38:00Z">
-        <w:r>
-          <w:t xml:space="preserve">Biophysical models are powerful because, by translating microclimate conditions to organism body temperature, simple thermoregulatory decision-making models can be used </w:t>
-        </w:r>
-      </w:ins>
-      <w:ins w:id="290" w:author="Daniel Noble" w:date="2025-10-27T12:54:00Z" w16du:dateUtc="2025-10-27T01:54:00Z">
+      <w:commentRangeStart w:id="345"/>
+      <w:ins w:id="346" w:author="Daniel Noble" w:date="2025-10-27T12:38:00Z" w16du:dateUtc="2025-10-27T01:38:00Z">
+        <w:r>
+          <w:t>Biophysical models are powerful because, by translating microclimate conditions to organism body temperature</w:t>
+        </w:r>
+      </w:ins>
+      <w:ins w:id="347" w:author="Daniel Noble" w:date="2025-10-28T11:00:00Z" w16du:dateUtc="2025-10-28T00:00:00Z">
+        <w:r>
+          <w:t xml:space="preserve"> and h</w:t>
+        </w:r>
+      </w:ins>
+      <w:ins w:id="348" w:author="Daniel Noble" w:date="2025-10-28T11:01:00Z" w16du:dateUtc="2025-10-28T00:01:00Z">
+        <w:r>
+          <w:t>ydric states</w:t>
+        </w:r>
+      </w:ins>
+      <w:ins w:id="349" w:author="Daniel Noble" w:date="2025-10-27T12:38:00Z" w16du:dateUtc="2025-10-27T01:38:00Z">
+        <w:r>
+          <w:t xml:space="preserve">, simple regulatory decision-making models can be used </w:t>
+        </w:r>
+      </w:ins>
+      <w:ins w:id="350" w:author="Daniel Noble" w:date="2025-10-27T12:54:00Z" w16du:dateUtc="2025-10-27T01:54:00Z">
         <w:r>
           <w:t>(</w:t>
         </w:r>
       </w:ins>
-      <w:ins w:id="291" w:author="Daniel Noble" w:date="2025-10-27T13:07:00Z" w16du:dateUtc="2025-10-27T02:07:00Z">
+      <w:ins w:id="351" w:author="Daniel Noble" w:date="2025-10-27T13:07:00Z" w16du:dateUtc="2025-10-27T02:07:00Z">
         <w:r>
           <w:t>[@Briscoe202</w:t>
         </w:r>
@@ -2614,7 +2900,7 @@
           <w:t>2</w:t>
         </w:r>
       </w:ins>
-      <w:ins w:id="292" w:author="Daniel Noble" w:date="2025-10-27T13:08:00Z" w16du:dateUtc="2025-10-27T02:08:00Z">
+      <w:ins w:id="352" w:author="Daniel Noble" w:date="2025-10-27T13:08:00Z" w16du:dateUtc="2025-10-27T02:08:00Z">
         <w:r>
           <w:t xml:space="preserve">; </w:t>
         </w:r>
@@ -2622,17 +2908,17 @@
           <w:t>@Wild202</w:t>
         </w:r>
       </w:ins>
-      <w:ins w:id="293" w:author="Daniel Noble" w:date="2025-10-27T13:13:00Z" w16du:dateUtc="2025-10-27T02:13:00Z">
+      <w:ins w:id="353" w:author="Daniel Noble" w:date="2025-10-27T13:13:00Z" w16du:dateUtc="2025-10-27T02:13:00Z">
         <w:r>
           <w:t>2</w:t>
         </w:r>
       </w:ins>
-      <w:ins w:id="294" w:author="Daniel Noble" w:date="2025-10-27T12:54:00Z" w16du:dateUtc="2025-10-27T01:54:00Z">
+      <w:ins w:id="354" w:author="Daniel Noble" w:date="2025-10-27T12:54:00Z" w16du:dateUtc="2025-10-27T01:54:00Z">
         <w:r>
           <w:t>)</w:t>
         </w:r>
       </w:ins>
-      <w:ins w:id="295" w:author="Daniel Noble" w:date="2025-10-27T12:38:00Z" w16du:dateUtc="2025-10-27T01:38:00Z">
+      <w:ins w:id="355" w:author="Daniel Noble" w:date="2025-10-27T12:38:00Z" w16du:dateUtc="2025-10-27T01:38:00Z">
         <w:r>
           <w:t xml:space="preserve">. </w:t>
         </w:r>
@@ -2640,117 +2926,114 @@
           <w:t xml:space="preserve">For example, </w:t>
         </w:r>
       </w:ins>
-      <w:ins w:id="296" w:author="Daniel Noble" w:date="2025-10-27T12:44:00Z" w16du:dateUtc="2025-10-27T01:44:00Z">
+      <w:ins w:id="356" w:author="Daniel Noble" w:date="2025-10-27T12:44:00Z" w16du:dateUtc="2025-10-27T01:44:00Z">
         <w:r>
           <w:t xml:space="preserve">an </w:t>
         </w:r>
       </w:ins>
-      <w:ins w:id="297" w:author="Daniel Noble" w:date="2025-10-27T12:45:00Z" w16du:dateUtc="2025-10-27T01:45:00Z">
+      <w:ins w:id="357" w:author="Daniel Noble" w:date="2025-10-27T12:45:00Z" w16du:dateUtc="2025-10-27T01:45:00Z">
         <w:r>
           <w:t>organism’s</w:t>
         </w:r>
       </w:ins>
-      <w:ins w:id="298" w:author="Daniel Noble" w:date="2025-10-27T12:44:00Z" w16du:dateUtc="2025-10-27T01:44:00Z">
+      <w:ins w:id="358" w:author="Daniel Noble" w:date="2025-10-27T12:44:00Z" w16du:dateUtc="2025-10-27T01:44:00Z">
         <w:r>
           <w:t xml:space="preserve"> </w:t>
         </w:r>
       </w:ins>
-      <w:ins w:id="299" w:author="Daniel Noble" w:date="2025-10-27T12:43:00Z" w16du:dateUtc="2025-10-27T01:43:00Z">
+      <w:ins w:id="359" w:author="Daniel Noble" w:date="2025-10-27T12:43:00Z" w16du:dateUtc="2025-10-27T01:43:00Z">
         <w:r>
           <w:t>current body temperature</w:t>
         </w:r>
       </w:ins>
-      <w:ins w:id="300" w:author="Daniel Noble" w:date="2025-10-27T12:44:00Z" w16du:dateUtc="2025-10-27T01:44:00Z">
+      <w:ins w:id="360" w:author="Daniel Noble" w:date="2025-10-27T12:44:00Z" w16du:dateUtc="2025-10-27T01:44:00Z">
         <w:r>
           <w:t xml:space="preserve"> can be compared</w:t>
         </w:r>
       </w:ins>
-      <w:ins w:id="301" w:author="Daniel Noble" w:date="2025-10-27T12:43:00Z" w16du:dateUtc="2025-10-27T01:43:00Z">
+      <w:ins w:id="361" w:author="Daniel Noble" w:date="2025-10-27T12:43:00Z" w16du:dateUtc="2025-10-27T01:43:00Z">
         <w:r>
           <w:t xml:space="preserve"> to </w:t>
         </w:r>
       </w:ins>
-      <w:ins w:id="302" w:author="Daniel Noble" w:date="2025-10-27T12:44:00Z" w16du:dateUtc="2025-10-27T01:44:00Z">
+      <w:ins w:id="362" w:author="Daniel Noble" w:date="2025-10-27T12:44:00Z" w16du:dateUtc="2025-10-27T01:44:00Z">
         <w:r>
           <w:t>temperatures</w:t>
         </w:r>
       </w:ins>
-      <w:ins w:id="303" w:author="Daniel Noble" w:date="2025-10-27T12:43:00Z" w16du:dateUtc="2025-10-27T01:43:00Z">
+      <w:ins w:id="363" w:author="Daniel Noble" w:date="2025-10-27T12:43:00Z" w16du:dateUtc="2025-10-27T01:43:00Z">
         <w:r>
           <w:t xml:space="preserve"> available within </w:t>
         </w:r>
       </w:ins>
-      <w:ins w:id="304" w:author="Daniel Noble" w:date="2025-10-27T12:44:00Z" w16du:dateUtc="2025-10-27T01:44:00Z">
+      <w:ins w:id="364" w:author="Daniel Noble" w:date="2025-10-27T12:44:00Z" w16du:dateUtc="2025-10-27T01:44:00Z">
         <w:r>
           <w:t>its</w:t>
         </w:r>
       </w:ins>
-      <w:ins w:id="305" w:author="Daniel Noble" w:date="2025-10-27T12:43:00Z" w16du:dateUtc="2025-10-27T01:43:00Z">
+      <w:ins w:id="365" w:author="Daniel Noble" w:date="2025-10-27T12:43:00Z" w16du:dateUtc="2025-10-27T01:43:00Z">
         <w:r>
           <w:t xml:space="preserve"> microclimate</w:t>
         </w:r>
       </w:ins>
-      <w:ins w:id="306" w:author="Daniel Noble" w:date="2025-10-27T12:44:00Z" w16du:dateUtc="2025-10-27T01:44:00Z">
+      <w:ins w:id="366" w:author="Daniel Noble" w:date="2025-10-27T12:44:00Z" w16du:dateUtc="2025-10-27T01:44:00Z">
         <w:r>
           <w:t>. Given</w:t>
         </w:r>
       </w:ins>
-      <w:ins w:id="307" w:author="Daniel Noble" w:date="2025-10-27T12:40:00Z" w16du:dateUtc="2025-10-27T01:40:00Z">
+      <w:ins w:id="367" w:author="Daniel Noble" w:date="2025-10-27T12:40:00Z" w16du:dateUtc="2025-10-27T01:40:00Z">
         <w:r>
           <w:t xml:space="preserve"> </w:t>
         </w:r>
       </w:ins>
-      <w:ins w:id="308" w:author="Daniel Noble" w:date="2025-10-27T12:41:00Z" w16du:dateUtc="2025-10-27T01:41:00Z">
+      <w:ins w:id="368" w:author="Daniel Noble" w:date="2025-10-27T12:41:00Z" w16du:dateUtc="2025-10-27T01:41:00Z">
         <w:r>
           <w:t xml:space="preserve">an understanding of an </w:t>
         </w:r>
       </w:ins>
-      <w:ins w:id="309" w:author="Daniel Noble" w:date="2025-10-27T12:45:00Z" w16du:dateUtc="2025-10-27T01:45:00Z">
+      <w:ins w:id="369" w:author="Daniel Noble" w:date="2025-10-27T12:45:00Z" w16du:dateUtc="2025-10-27T01:45:00Z">
         <w:r>
           <w:t>organism’s</w:t>
         </w:r>
       </w:ins>
-      <w:ins w:id="310" w:author="Daniel Noble" w:date="2025-10-27T12:41:00Z" w16du:dateUtc="2025-10-27T01:41:00Z">
+      <w:ins w:id="370" w:author="Daniel Noble" w:date="2025-10-27T12:41:00Z" w16du:dateUtc="2025-10-27T01:41:00Z">
         <w:r>
           <w:t xml:space="preserve"> </w:t>
         </w:r>
       </w:ins>
-      <w:ins w:id="311" w:author="Daniel Noble" w:date="2025-10-27T12:40:00Z" w16du:dateUtc="2025-10-27T01:40:00Z">
+      <w:ins w:id="371" w:author="Daniel Noble" w:date="2025-10-27T12:40:00Z" w16du:dateUtc="2025-10-27T01:40:00Z">
         <w:r>
           <w:t xml:space="preserve">thermal activity windows, thermal optima, and critical thermal limits </w:t>
         </w:r>
       </w:ins>
-      <w:ins w:id="312" w:author="Daniel Noble" w:date="2025-10-27T12:45:00Z" w16du:dateUtc="2025-10-27T01:45:00Z">
+      <w:ins w:id="372" w:author="Daniel Noble" w:date="2025-10-27T12:45:00Z" w16du:dateUtc="2025-10-27T01:45:00Z">
         <w:r>
           <w:t>suitable microclimates that lead to body temperatures</w:t>
         </w:r>
       </w:ins>
-      <w:ins w:id="313" w:author="Daniel Noble" w:date="2025-10-27T12:41:00Z" w16du:dateUtc="2025-10-27T01:41:00Z">
+      <w:ins w:id="373" w:author="Daniel Noble" w:date="2025-10-27T12:41:00Z" w16du:dateUtc="2025-10-27T01:41:00Z">
         <w:r>
           <w:t xml:space="preserve"> </w:t>
         </w:r>
       </w:ins>
-      <w:ins w:id="314" w:author="Daniel Noble" w:date="2025-10-27T12:45:00Z" w16du:dateUtc="2025-10-27T01:45:00Z">
+      <w:ins w:id="374" w:author="Daniel Noble" w:date="2025-10-27T12:45:00Z" w16du:dateUtc="2025-10-27T01:45:00Z">
         <w:r>
           <w:t>within its thermal limits</w:t>
         </w:r>
       </w:ins>
-      <w:ins w:id="315" w:author="Daniel Noble" w:date="2025-10-27T12:55:00Z" w16du:dateUtc="2025-10-27T01:55:00Z">
+      <w:ins w:id="375" w:author="Daniel Noble" w:date="2025-10-27T12:55:00Z" w16du:dateUtc="2025-10-27T01:55:00Z">
         <w:r>
           <w:t>,</w:t>
         </w:r>
       </w:ins>
-      <w:ins w:id="316" w:author="Daniel Noble" w:date="2025-10-27T12:45:00Z" w16du:dateUtc="2025-10-27T01:45:00Z">
+      <w:ins w:id="376" w:author="Daniel Noble" w:date="2025-10-27T12:45:00Z" w16du:dateUtc="2025-10-27T01:45:00Z">
         <w:r>
           <w:t xml:space="preserve"> and as close as possible to its thermal optima</w:t>
         </w:r>
       </w:ins>
-      <w:ins w:id="317" w:author="Daniel Noble" w:date="2025-10-27T13:13:00Z" w16du:dateUtc="2025-10-27T02:13:00Z">
-        <w:r>
-          <w:t xml:space="preserve">, can be chosen [e.g., </w:t>
-        </w:r>
-        <w:r>
-          <w:t>(</w:t>
+      <w:ins w:id="377" w:author="Daniel Noble" w:date="2025-10-27T13:13:00Z" w16du:dateUtc="2025-10-27T02:13:00Z">
+        <w:r>
+          <w:t>, can be chosen [e.g., (</w:t>
         </w:r>
         <w:r>
           <w:t>[@Briscoe202</w:t>
@@ -2762,28 +3045,25 @@
           <w:t>@Wild202</w:t>
         </w:r>
         <w:r>
-          <w:t>2</w:t>
-        </w:r>
-        <w:r>
-          <w:t>]</w:t>
-        </w:r>
-      </w:ins>
-      <w:ins w:id="318" w:author="Daniel Noble" w:date="2025-10-27T12:45:00Z" w16du:dateUtc="2025-10-27T01:45:00Z">
+          <w:t>2]</w:t>
+        </w:r>
+      </w:ins>
+      <w:ins w:id="378" w:author="Daniel Noble" w:date="2025-10-27T12:45:00Z" w16du:dateUtc="2025-10-27T01:45:00Z">
         <w:r>
           <w:t xml:space="preserve">. </w:t>
         </w:r>
       </w:ins>
-      <w:ins w:id="319" w:author="Daniel Noble" w:date="2025-10-27T12:46:00Z" w16du:dateUtc="2025-10-27T01:46:00Z">
+      <w:ins w:id="379" w:author="Daniel Noble" w:date="2025-10-27T12:46:00Z" w16du:dateUtc="2025-10-27T01:46:00Z">
         <w:r>
           <w:t>Incorporating such behavioural thermoregulatory decision making is</w:t>
         </w:r>
       </w:ins>
-      <w:ins w:id="320" w:author="Daniel Noble" w:date="2025-10-27T12:38:00Z" w16du:dateUtc="2025-10-27T01:38:00Z">
+      <w:ins w:id="380" w:author="Daniel Noble" w:date="2025-10-27T12:38:00Z" w16du:dateUtc="2025-10-27T01:38:00Z">
         <w:r>
           <w:t xml:space="preserve"> crucial for mitigating the negative impacts of extreme </w:t>
         </w:r>
       </w:ins>
-      <w:ins w:id="321" w:author="Daniel Noble" w:date="2025-10-27T12:55:00Z" w16du:dateUtc="2025-10-27T01:55:00Z">
+      <w:ins w:id="381" w:author="Daniel Noble" w:date="2025-10-27T12:55:00Z" w16du:dateUtc="2025-10-27T01:55:00Z">
         <w:r>
           <w:t>heat</w:t>
         </w:r>
@@ -2791,22 +3071,22 @@
           <w:t xml:space="preserve"> and</w:t>
         </w:r>
       </w:ins>
-      <w:ins w:id="322" w:author="Daniel Noble" w:date="2025-10-27T12:53:00Z" w16du:dateUtc="2025-10-27T01:53:00Z">
+      <w:ins w:id="382" w:author="Daniel Noble" w:date="2025-10-27T12:53:00Z" w16du:dateUtc="2025-10-27T01:53:00Z">
         <w:r>
           <w:t xml:space="preserve"> inherently captures the trade-offs such a strategy entail through reduced foraging time</w:t>
         </w:r>
       </w:ins>
-      <w:ins w:id="323" w:author="Daniel Noble" w:date="2025-10-27T12:54:00Z" w16du:dateUtc="2025-10-27T01:54:00Z">
+      <w:ins w:id="383" w:author="Daniel Noble" w:date="2025-10-27T12:54:00Z" w16du:dateUtc="2025-10-27T01:54:00Z">
         <w:r>
           <w:t xml:space="preserve"> </w:t>
         </w:r>
       </w:ins>
-      <w:ins w:id="324" w:author="Daniel Noble" w:date="2025-10-27T12:38:00Z" w16du:dateUtc="2025-10-27T01:38:00Z">
+      <w:ins w:id="384" w:author="Daniel Noble" w:date="2025-10-27T12:38:00Z" w16du:dateUtc="2025-10-27T01:38:00Z">
         <w:r>
           <w:t>[@Briscoe2023</w:t>
         </w:r>
       </w:ins>
-      <w:ins w:id="325" w:author="Daniel Noble" w:date="2025-10-27T13:08:00Z" w16du:dateUtc="2025-10-27T02:08:00Z">
+      <w:ins w:id="385" w:author="Daniel Noble" w:date="2025-10-27T13:08:00Z" w16du:dateUtc="2025-10-27T02:08:00Z">
         <w:r>
           <w:t xml:space="preserve">; </w:t>
         </w:r>
@@ -2814,34 +3094,50 @@
           <w:t>@Wild202</w:t>
         </w:r>
       </w:ins>
-      <w:ins w:id="326" w:author="Daniel Noble" w:date="2025-10-27T12:38:00Z" w16du:dateUtc="2025-10-27T01:38:00Z">
+      <w:ins w:id="386" w:author="Daniel Noble" w:date="2025-10-27T12:38:00Z" w16du:dateUtc="2025-10-27T01:38:00Z">
         <w:r>
           <w:t>].</w:t>
         </w:r>
       </w:ins>
-      <w:commentRangeEnd w:id="288"/>
-      <w:ins w:id="327" w:author="Daniel Noble" w:date="2025-10-27T13:15:00Z" w16du:dateUtc="2025-10-27T02:15:00Z">
+      <w:commentRangeEnd w:id="345"/>
+      <w:ins w:id="387" w:author="Daniel Noble" w:date="2025-10-27T13:15:00Z" w16du:dateUtc="2025-10-27T02:15:00Z">
         <w:r>
           <w:rPr>
             <w:rStyle w:val="CommentReference"/>
             <w:rFonts w:asciiTheme="minorHAnsi" w:hAnsiTheme="minorHAnsi"/>
           </w:rPr>
-          <w:commentReference w:id="288"/>
-        </w:r>
-      </w:ins>
-      <w:ins w:id="328" w:author="Daniel Noble" w:date="2025-10-27T12:38:00Z" w16du:dateUtc="2025-10-27T01:38:00Z">
+          <w:commentReference w:id="345"/>
+        </w:r>
+      </w:ins>
+      <w:ins w:id="388" w:author="Daniel Noble" w:date="2025-10-27T12:38:00Z" w16du:dateUtc="2025-10-27T01:38:00Z">
         <w:r>
           <w:t xml:space="preserve"> </w:t>
         </w:r>
       </w:ins>
-      <w:r>
-        <w:t xml:space="preserve">Future developments in biophysical modelling of organismal temperature under extreme heat will involve understanding the nuances of plastic physiological and behavioral responses. For example, lizards may pant when exposed to high temperatures [48], birds may ‘wind surf’ or seek thermal micro-refugia [49], and stomatal behavior may depart from the typical responses to vapor pressure </w:t>
-      </w:r>
-      <w:r>
-        <w:lastRenderedPageBreak/>
-        <w:t xml:space="preserve">and light intensity to allow emergency cooling [40], though this response may depend on prior soil moisture conditions [50]. The application of biophysical </w:t>
-      </w:r>
-      <w:del w:id="329" w:author="Daniel Noble" w:date="2025-10-27T12:36:00Z" w16du:dateUtc="2025-10-27T01:36:00Z">
+      <w:ins w:id="389" w:author="Daniel Noble" w:date="2025-10-28T11:07:00Z" w16du:dateUtc="2025-10-28T00:07:00Z">
+        <w:r>
+          <w:t xml:space="preserve">In addition, incorporating stomatal </w:t>
+        </w:r>
+        <w:proofErr w:type="spellStart"/>
+        <w:r>
+          <w:t>behaviour</w:t>
+        </w:r>
+        <w:proofErr w:type="spellEnd"/>
+        <w:r>
+          <w:t xml:space="preserve"> can mitigate or exacerbate the extreme </w:t>
+        </w:r>
+        <w:r>
+          <w:lastRenderedPageBreak/>
+          <w:t>temperatures leaf tissue experiences while simultaneously shaping the microclimate conditions for other organisms [Box 1; @Kearney2024; @Duursma2019]</w:t>
+        </w:r>
+        <w:r>
+          <w:t xml:space="preserve">. </w:t>
+        </w:r>
+      </w:ins>
+      <w:r>
+        <w:t xml:space="preserve">Future developments in biophysical modelling of organismal temperature under extreme heat will involve understanding the nuances of plastic physiological and behavioral responses. For example, lizards may pant when exposed to high temperatures [48], birds may ‘wind surf’ or seek thermal micro-refugia [49], and stomatal behavior may depart from the typical responses to vapor pressure and light intensity to allow emergency cooling [40], though this response may depend on prior soil moisture conditions [50]. The application of biophysical </w:t>
+      </w:r>
+      <w:del w:id="390" w:author="Daniel Noble" w:date="2025-10-27T12:36:00Z" w16du:dateUtc="2025-10-27T01:36:00Z">
         <w:r>
           <w:delText xml:space="preserve">heat budget </w:delText>
         </w:r>
@@ -2857,67 +3153,61 @@
       <w:r>
         <w:t xml:space="preserve"> thermal exposure can then be linked to physiological models of damage and repair.</w:t>
       </w:r>
-      <w:ins w:id="330" w:author="Daniel Noble" w:date="2025-10-27T13:26:00Z" w16du:dateUtc="2025-10-27T02:26:00Z">
+      <w:ins w:id="391" w:author="Daniel Noble" w:date="2025-10-27T13:26:00Z" w16du:dateUtc="2025-10-27T02:26:00Z">
         <w:r>
           <w:t xml:space="preserve"> While biophysical models require </w:t>
         </w:r>
       </w:ins>
-      <w:ins w:id="331" w:author="Daniel Noble" w:date="2025-10-27T13:29:00Z" w16du:dateUtc="2025-10-27T02:29:00Z">
+      <w:ins w:id="392" w:author="Daniel Noble" w:date="2025-10-27T13:29:00Z" w16du:dateUtc="2025-10-27T02:29:00Z">
         <w:r>
           <w:t>many variables for</w:t>
         </w:r>
       </w:ins>
-      <w:ins w:id="332" w:author="Daniel Noble" w:date="2025-10-27T13:26:00Z" w16du:dateUtc="2025-10-27T02:26:00Z">
+      <w:ins w:id="393" w:author="Daniel Noble" w:date="2025-10-27T13:26:00Z" w16du:dateUtc="2025-10-27T02:26:00Z">
         <w:r>
           <w:t xml:space="preserve"> </w:t>
         </w:r>
-        <w:commentRangeStart w:id="333"/>
+        <w:commentRangeStart w:id="394"/>
         <w:r>
           <w:t xml:space="preserve">parameterization </w:t>
         </w:r>
       </w:ins>
-      <w:ins w:id="334" w:author="Daniel Noble" w:date="2025-10-27T13:33:00Z" w16du:dateUtc="2025-10-27T02:33:00Z">
-        <w:r>
-          <w:t xml:space="preserve">they </w:t>
-        </w:r>
-        <w:r>
-          <w:t xml:space="preserve">can be tailored </w:t>
-        </w:r>
-      </w:ins>
-      <w:commentRangeEnd w:id="333"/>
-      <w:ins w:id="335" w:author="Daniel Noble" w:date="2025-10-27T13:35:00Z" w16du:dateUtc="2025-10-27T02:35:00Z">
+      <w:ins w:id="395" w:author="Daniel Noble" w:date="2025-10-27T13:33:00Z" w16du:dateUtc="2025-10-27T02:33:00Z">
+        <w:r>
+          <w:t xml:space="preserve">they can be tailored </w:t>
+        </w:r>
+      </w:ins>
+      <w:commentRangeEnd w:id="394"/>
+      <w:ins w:id="396" w:author="Daniel Noble" w:date="2025-10-27T13:35:00Z" w16du:dateUtc="2025-10-27T02:35:00Z">
         <w:r>
           <w:rPr>
             <w:rStyle w:val="CommentReference"/>
             <w:rFonts w:asciiTheme="minorHAnsi" w:hAnsiTheme="minorHAnsi"/>
           </w:rPr>
-          <w:commentReference w:id="333"/>
-        </w:r>
-      </w:ins>
-      <w:ins w:id="336" w:author="Daniel Noble" w:date="2025-10-27T13:33:00Z" w16du:dateUtc="2025-10-27T02:33:00Z">
-        <w:r>
-          <w:t>to the question and organism of interest (Briscoe et al. 2025)</w:t>
-        </w:r>
-        <w:r>
-          <w:t xml:space="preserve">. </w:t>
-        </w:r>
-      </w:ins>
-      <w:ins w:id="337" w:author="Daniel Noble" w:date="2025-10-27T13:34:00Z" w16du:dateUtc="2025-10-27T02:34:00Z">
+          <w:commentReference w:id="394"/>
+        </w:r>
+      </w:ins>
+      <w:ins w:id="397" w:author="Daniel Noble" w:date="2025-10-27T13:33:00Z" w16du:dateUtc="2025-10-27T02:33:00Z">
+        <w:r>
+          <w:t xml:space="preserve">to the question and organism of interest (Briscoe et al. 2025). </w:t>
+        </w:r>
+      </w:ins>
+      <w:ins w:id="398" w:author="Daniel Noble" w:date="2025-10-27T13:34:00Z" w16du:dateUtc="2025-10-27T02:34:00Z">
         <w:r>
           <w:t>M</w:t>
         </w:r>
       </w:ins>
-      <w:ins w:id="338" w:author="Daniel Noble" w:date="2025-10-27T13:33:00Z" w16du:dateUtc="2025-10-27T02:33:00Z">
+      <w:ins w:id="399" w:author="Daniel Noble" w:date="2025-10-27T13:33:00Z" w16du:dateUtc="2025-10-27T02:33:00Z">
         <w:r>
           <w:t xml:space="preserve">any traits can be </w:t>
         </w:r>
       </w:ins>
-      <w:ins w:id="339" w:author="Daniel Noble" w:date="2025-10-27T13:35:00Z" w16du:dateUtc="2025-10-27T02:35:00Z">
+      <w:ins w:id="400" w:author="Daniel Noble" w:date="2025-10-27T13:35:00Z" w16du:dateUtc="2025-10-27T02:35:00Z">
         <w:r>
           <w:t>assumed,</w:t>
         </w:r>
       </w:ins>
-      <w:ins w:id="340" w:author="Daniel Noble" w:date="2025-10-27T13:34:00Z" w16du:dateUtc="2025-10-27T02:34:00Z">
+      <w:ins w:id="401" w:author="Daniel Noble" w:date="2025-10-27T13:34:00Z" w16du:dateUtc="2025-10-27T02:34:00Z">
         <w:r>
           <w:t xml:space="preserve"> or traits of similar species can be used to construct basic models which can be validated and updated.</w:t>
         </w:r>
@@ -2928,8 +3218,8 @@
         <w:pStyle w:val="Heading1"/>
         <w:spacing w:line="360" w:lineRule="auto"/>
       </w:pPr>
-      <w:bookmarkStart w:id="341" w:name="X034f8e5698580bf7448238067f484f5e1d792b9"/>
-      <w:bookmarkEnd w:id="273"/>
+      <w:bookmarkStart w:id="402" w:name="X034f8e5698580bf7448238067f484f5e1d792b9"/>
+      <w:bookmarkEnd w:id="317"/>
       <w:r>
         <w:t>Capturing both physiological damage and repair to predict multi-species thermal sensitivity</w:t>
       </w:r>
@@ -2978,15 +3268,47 @@
         <w:t>thermal load sensitivity (TLS)</w:t>
       </w:r>
       <w:r>
-        <w:t xml:space="preserve"> / thermal death time (TDT) models that explicitly account for how heat stress depends on both the temperature experienced and </w:t>
-      </w:r>
-      <w:proofErr w:type="spellStart"/>
-      <w:r>
-        <w:t>and</w:t>
-      </w:r>
-      <w:proofErr w:type="spellEnd"/>
-      <w:r>
-        <w:t xml:space="preserve"> its duration [19,20]. Typically, these models focus on endpoints that include survival (e.g., lethal temperatures, </w:t>
+        <w:t xml:space="preserve"> </w:t>
+      </w:r>
+      <w:r>
+        <w:rPr>
+          <w:b/>
+          <w:bCs/>
+          <w:rPrChange w:id="403" w:author="Daniel Noble" w:date="2025-10-28T11:47:00Z" w16du:dateUtc="2025-10-28T00:47:00Z">
+            <w:rPr/>
+          </w:rPrChange>
+        </w:rPr>
+        <w:t>/ thermal death time (TDT)</w:t>
+      </w:r>
+      <w:r>
+        <w:t xml:space="preserve"> models that explicitly account for how heat stress depends on both the temperature experienced and </w:t>
+      </w:r>
+      <w:del w:id="404" w:author="Daniel Noble" w:date="2025-10-28T11:49:00Z" w16du:dateUtc="2025-10-28T00:49:00Z">
+        <w:r>
+          <w:delText xml:space="preserve">and </w:delText>
+        </w:r>
+      </w:del>
+      <w:r>
+        <w:t xml:space="preserve">its duration [19,20]. </w:t>
+      </w:r>
+      <w:ins w:id="405" w:author="Daniel Noble" w:date="2025-10-28T11:48:00Z" w16du:dateUtc="2025-10-28T00:48:00Z">
+        <w:r>
+          <w:t xml:space="preserve">TLS models predict the relative accumulation of damage to cellular and sub-cellular systems that compromise physiological function. Without periods of recovery, where damage can be repaired, organisms accumulate damage over time reducing </w:t>
+        </w:r>
+        <w:proofErr w:type="gramStart"/>
+        <w:r>
+          <w:t>growth, and</w:t>
+        </w:r>
+        <w:proofErr w:type="gramEnd"/>
+        <w:r>
+          <w:t xml:space="preserve"> impacting survival and reproduction.</w:t>
+        </w:r>
+        <w:r>
+          <w:t xml:space="preserve"> </w:t>
+        </w:r>
+      </w:ins>
+      <w:r>
+        <w:t xml:space="preserve">Typically, these models focus on endpoints that include survival (e.g., lethal temperatures, </w:t>
       </w:r>
       <m:oMath>
         <m:r>
@@ -3058,7 +3380,23 @@
         </m:sSub>
       </m:oMath>
       <w:r>
-        <w:t xml:space="preserve">) or some measure of reduced fertility, but this need not be the case [20]. Endpoints are predicted by assuming the effect of time at a given temperature decreases survival or fertility exponentially [10,11,19,51]. For example, Ørsted </w:t>
+        <w:t xml:space="preserve">) or some measure of reduced fertility, but this need not be the case [20]. </w:t>
+      </w:r>
+      <w:ins w:id="406" w:author="Daniel Noble" w:date="2025-10-28T11:48:00Z" w16du:dateUtc="2025-10-28T00:48:00Z">
+        <w:r>
+          <w:t>Endpoints are predicted by assuming the effect of time at a given temperature decreases survival or fertility exponentially and have been shown to have high predictive power</w:t>
+        </w:r>
+        <w:r>
+          <w:t xml:space="preserve"> </w:t>
+        </w:r>
+      </w:ins>
+      <w:del w:id="407" w:author="Daniel Noble" w:date="2025-10-28T11:48:00Z" w16du:dateUtc="2025-10-28T00:48:00Z">
+        <w:r>
+          <w:delText xml:space="preserve">Endpoints are predicted by assuming the effect of time at a given temperature decreases survival or fertility exponentially </w:delText>
+        </w:r>
+      </w:del>
+      <w:r>
+        <w:t xml:space="preserve">[10,11,19,51]. For example, Ørsted </w:t>
       </w:r>
       <w:r>
         <w:rPr>
@@ -3070,17 +3408,17 @@
       <w:r>
         <w:t xml:space="preserve"> [11] show that both mortality and fecundity follow a clear exponential relationship with time </w:t>
       </w:r>
-      <w:del w:id="342" w:author="Daniel Noble" w:date="2025-10-27T11:44:00Z" w16du:dateUtc="2025-10-27T00:44:00Z">
+      <w:del w:id="408" w:author="Daniel Noble" w:date="2025-10-27T11:44:00Z" w16du:dateUtc="2025-10-27T00:44:00Z">
         <w:r>
           <w:delText>in</w:delText>
         </w:r>
       </w:del>
-      <w:ins w:id="343" w:author="Daniel Noble" w:date="2025-10-27T11:44:00Z" w16du:dateUtc="2025-10-27T00:44:00Z">
+      <w:ins w:id="409" w:author="Daniel Noble" w:date="2025-10-27T11:44:00Z" w16du:dateUtc="2025-10-27T00:44:00Z">
         <w:r>
           <w:t>in the Spotted Wing Drosophila (</w:t>
         </w:r>
       </w:ins>
-      <w:del w:id="344" w:author="Daniel Noble" w:date="2025-10-27T13:25:00Z" w16du:dateUtc="2025-10-27T02:25:00Z">
+      <w:del w:id="410" w:author="Daniel Noble" w:date="2025-10-27T13:25:00Z" w16du:dateUtc="2025-10-27T02:25:00Z">
         <w:r>
           <w:delText xml:space="preserve"> </w:delText>
         </w:r>
@@ -3092,7 +3430,7 @@
         </w:rPr>
         <w:t xml:space="preserve">Drosophila </w:t>
       </w:r>
-      <w:del w:id="345" w:author="Daniel Noble" w:date="2025-10-27T11:44:00Z" w16du:dateUtc="2025-10-27T00:44:00Z">
+      <w:del w:id="411" w:author="Daniel Noble" w:date="2025-10-27T11:44:00Z" w16du:dateUtc="2025-10-27T00:44:00Z">
         <w:r>
           <w:rPr>
             <w:i/>
@@ -3102,7 +3440,7 @@
         </w:r>
       </w:del>
       <w:proofErr w:type="spellStart"/>
-      <w:ins w:id="346" w:author="Daniel Noble" w:date="2025-10-27T11:44:00Z" w16du:dateUtc="2025-10-27T00:44:00Z">
+      <w:ins w:id="412" w:author="Daniel Noble" w:date="2025-10-27T11:44:00Z" w16du:dateUtc="2025-10-27T00:44:00Z">
         <w:r>
           <w:rPr>
             <w:i/>
@@ -3126,159 +3464,210 @@
         <w:t>et al.</w:t>
       </w:r>
       <w:r>
-        <w:t xml:space="preserve"> [11] show that reproductive sensitivity can be higher than mortality, with heat injury accumulating faster to impact productivity earlier than survival. TLS theory also applies well to photosynthetic function in plants [52,53], highlighting the potential generality of the TLS framework and its capacity to explore plastic responses (e.g., acclimation and priming) of organisms. TLS models explicitly acknowledge that thermal sensitivity depends on the relative accumulation of damage to cellular and sub-cellular systems that compromise physiological function. Without periods of recovery, where damage can be repaired, organisms accumulate damage over time that reduces growth, and impacts survival and reproduction.</w:t>
+        <w:t xml:space="preserve"> [11] show that reproductive sensitivity can be higher than mortality, with heat injury accumulating faster to impact productivity earlier than survival. TLS theory also applies well to photosynthetic function in plants [52,53], highlighting the potential generality of the TLS framework and its capacity to explore plastic responses (e.g., acclimation and priming) of organisms. TLS models explicitly acknowledge that thermal sensitivity depends on the relative accumulation of damage to cellular and sub-cellular systems that </w:t>
+      </w:r>
+      <w:r>
+        <w:lastRenderedPageBreak/>
+        <w:t>compromise physiological function. Without periods of recovery, where damage can be repaired, organisms accumulate damage over time that reduces growth, and impacts survival and reproduction.</w:t>
       </w:r>
     </w:p>
     <w:p>
       <w:pPr>
         <w:pStyle w:val="BodyText"/>
         <w:spacing w:line="360" w:lineRule="auto"/>
-      </w:pPr>
-      <w:r>
-        <w:t xml:space="preserve">The concept of damage and repair is important for understanding how heat waves affect organisms because both processes can result in lagged responses to heat stress – a common feature of extreme heat events [20,54]. Once the thermal sensitivity (i.e., the slope </w:t>
-      </w:r>
+        <w:rPr>
+          <w:del w:id="413" w:author="Daniel Noble" w:date="2025-10-28T11:49:00Z" w16du:dateUtc="2025-10-28T00:49:00Z"/>
+        </w:rPr>
+      </w:pPr>
+      <w:ins w:id="414" w:author="Daniel Noble" w:date="2025-10-28T11:49:00Z" w16du:dateUtc="2025-10-28T00:49:00Z">
+        <w:r>
+          <w:t xml:space="preserve">Environmental factors known to impact thermal sensitivity, such as water and drought stress [e.g., @Marchin2022; @Youngblood2025], nutritional and dietary changes [e.g., @Mengutay2013; @Andersen2010] can also be incorporated into systems modelling approach through their impacts on thermal sensitivity and tolerance [@Arnold2025a; @fig-sys]. Indeed, an exciting potential application of a systems-modelling approach is to explore how microclimatic conditions mediate changes to interactions between plant and animal microbial communities. Interactions between plants and microorganisms, such as plant growth-promoting rhizobacteria (PGPR), arbuscular mycorrhizal fungi (AMF), and bacterial or fungal endophytes are known to impact growth, defense, and heat tolerance in plants [@Chouhan2023; @Marquez2007], and gut </w:t>
+        </w:r>
+        <w:proofErr w:type="spellStart"/>
+        <w:r>
+          <w:t>microbiotia</w:t>
+        </w:r>
+        <w:proofErr w:type="spellEnd"/>
+        <w:r>
+          <w:t xml:space="preserve"> can impact heat tolerance in animals [@Hoang2019]. Modelling the intricate balance between damage and repair for a suite of different species can help identify susceptible species, life stages and tissues that are most at risk from extreme heat events due to direct sensitivity to extreme heat, which allows for more accurate predictions of the varying levels of species sensitivity within a community under particular types of climate events.</w:t>
+        </w:r>
+      </w:ins>
+      <w:del w:id="415" w:author="Daniel Noble" w:date="2025-10-28T11:49:00Z" w16du:dateUtc="2025-10-28T00:49:00Z">
+        <w:r>
+          <w:delText xml:space="preserve">The concept of damage and repair is important for understanding how heat waves affect organisms because both processes can result in lagged responses to heat stress – a common feature of extreme heat events [20,54]. Once the thermal sensitivity (i.e., the slope </w:delText>
+        </w:r>
+      </w:del>
       <m:oMath>
         <m:r>
-          <w:rPr>
-            <w:rFonts w:ascii="Cambria Math" w:hAnsi="Cambria Math"/>
-          </w:rPr>
-          <m:t>z</m:t>
+          <w:del w:id="416" w:author="Daniel Noble" w:date="2025-10-28T11:49:00Z" w16du:dateUtc="2025-10-28T00:49:00Z">
+            <w:rPr>
+              <w:rFonts w:ascii="Cambria Math" w:hAnsi="Cambria Math"/>
+            </w:rPr>
+            <m:t>z</m:t>
+          </w:del>
         </m:r>
       </m:oMath>
-      <w:r>
-        <w:t xml:space="preserve">, Figure 1) for a particular endpoint has been quantified it can be used to predict the accumulation of damage during stressful temperatures experienced under </w:t>
-      </w:r>
-      <w:r>
-        <w:lastRenderedPageBreak/>
-        <w:t xml:space="preserve">realistic conditions [10,11,20,51]. Several approaches can be used to capture the accumulation of damage [10,11,51], but a simplistic way follows Ørsted </w:t>
-      </w:r>
-      <w:r>
-        <w:rPr>
-          <w:i/>
-          <w:iCs/>
-        </w:rPr>
-        <w:t>et al.</w:t>
-      </w:r>
-      <w:r>
-        <w:t xml:space="preserve"> [11]:</w:t>
-      </w:r>
+      <w:del w:id="417" w:author="Daniel Noble" w:date="2025-10-28T11:49:00Z" w16du:dateUtc="2025-10-28T00:49:00Z">
+        <w:r>
+          <w:delText xml:space="preserve">, Figure 1) for a particular endpoint has been quantified it can be used to predict the accumulation of damage during stressful temperatures experienced under realistic conditions [10,11,20,51]. Several approaches can be used to capture the accumulation of damage [10,11,51], but a simplistic way follows Ørsted </w:delText>
+        </w:r>
+        <w:r>
+          <w:rPr>
+            <w:i/>
+            <w:iCs/>
+          </w:rPr>
+          <w:delText>et al.</w:delText>
+        </w:r>
+        <w:r>
+          <w:delText xml:space="preserve"> [11]:</w:delText>
+        </w:r>
+      </w:del>
     </w:p>
     <w:p>
       <w:pPr>
         <w:pStyle w:val="BodyText"/>
         <w:spacing w:line="360" w:lineRule="auto"/>
-      </w:pPr>
-      <w:bookmarkStart w:id="347" w:name="eq-hi"/>
+        <w:rPr>
+          <w:del w:id="418" w:author="Daniel Noble" w:date="2025-10-28T11:49:00Z" w16du:dateUtc="2025-10-28T00:49:00Z"/>
+        </w:rPr>
+      </w:pPr>
+      <w:bookmarkStart w:id="419" w:name="eq-hi"/>
       <m:oMathPara>
         <m:oMathParaPr>
           <m:jc m:val="center"/>
         </m:oMathParaPr>
         <m:oMath>
           <m:r>
-            <w:rPr>
-              <w:rFonts w:ascii="Cambria Math" w:hAnsi="Cambria Math"/>
-            </w:rPr>
-            <m:t>HI</m:t>
+            <w:del w:id="420" w:author="Daniel Noble" w:date="2025-10-28T11:49:00Z" w16du:dateUtc="2025-10-28T00:49:00Z">
+              <w:rPr>
+                <w:rFonts w:ascii="Cambria Math" w:hAnsi="Cambria Math"/>
+              </w:rPr>
+              <m:t>HI</m:t>
+            </w:del>
           </m:r>
           <m:r>
-            <m:rPr>
-              <m:sty m:val="p"/>
-            </m:rPr>
-            <w:rPr>
-              <w:rFonts w:ascii="Cambria Math" w:hAnsi="Cambria Math"/>
-            </w:rPr>
-            <m:t>=</m:t>
+            <w:del w:id="421" w:author="Daniel Noble" w:date="2025-10-28T11:49:00Z" w16du:dateUtc="2025-10-28T00:49:00Z">
+              <m:rPr>
+                <m:sty m:val="p"/>
+              </m:rPr>
+              <w:rPr>
+                <w:rFonts w:ascii="Cambria Math" w:hAnsi="Cambria Math"/>
+              </w:rPr>
+              <m:t>=</m:t>
+            </w:del>
           </m:r>
           <m:nary>
             <m:naryPr>
               <m:chr m:val="∑"/>
               <m:limLoc m:val="undOvr"/>
               <m:ctrlPr>
-                <w:rPr>
-                  <w:rFonts w:ascii="Cambria Math" w:hAnsi="Cambria Math"/>
-                </w:rPr>
+                <w:del w:id="422" w:author="Daniel Noble" w:date="2025-10-28T11:49:00Z" w16du:dateUtc="2025-10-28T00:49:00Z">
+                  <w:rPr>
+                    <w:rFonts w:ascii="Cambria Math" w:hAnsi="Cambria Math"/>
+                  </w:rPr>
+                </w:del>
               </m:ctrlPr>
             </m:naryPr>
             <m:sub>
               <m:r>
-                <w:rPr>
-                  <w:rFonts w:ascii="Cambria Math" w:hAnsi="Cambria Math"/>
-                </w:rPr>
-                <m:t>i</m:t>
+                <w:del w:id="423" w:author="Daniel Noble" w:date="2025-10-28T11:49:00Z" w16du:dateUtc="2025-10-28T00:49:00Z">
+                  <w:rPr>
+                    <w:rFonts w:ascii="Cambria Math" w:hAnsi="Cambria Math"/>
+                  </w:rPr>
+                  <m:t>i</m:t>
+                </w:del>
               </m:r>
               <m:r>
-                <m:rPr>
-                  <m:sty m:val="p"/>
-                </m:rPr>
-                <w:rPr>
-                  <w:rFonts w:ascii="Cambria Math" w:hAnsi="Cambria Math"/>
-                </w:rPr>
-                <m:t>=</m:t>
+                <w:del w:id="424" w:author="Daniel Noble" w:date="2025-10-28T11:49:00Z" w16du:dateUtc="2025-10-28T00:49:00Z">
+                  <m:rPr>
+                    <m:sty m:val="p"/>
+                  </m:rPr>
+                  <w:rPr>
+                    <w:rFonts w:ascii="Cambria Math" w:hAnsi="Cambria Math"/>
+                  </w:rPr>
+                  <m:t>=</m:t>
+                </w:del>
               </m:r>
               <m:r>
-                <w:rPr>
-                  <w:rFonts w:ascii="Cambria Math" w:hAnsi="Cambria Math"/>
-                </w:rPr>
-                <m:t>1</m:t>
+                <w:del w:id="425" w:author="Daniel Noble" w:date="2025-10-28T11:49:00Z" w16du:dateUtc="2025-10-28T00:49:00Z">
+                  <w:rPr>
+                    <w:rFonts w:ascii="Cambria Math" w:hAnsi="Cambria Math"/>
+                  </w:rPr>
+                  <m:t>1</m:t>
+                </w:del>
               </m:r>
             </m:sub>
             <m:sup>
               <m:sSub>
                 <m:sSubPr>
                   <m:ctrlPr>
-                    <w:rPr>
-                      <w:rFonts w:ascii="Cambria Math" w:hAnsi="Cambria Math"/>
-                    </w:rPr>
+                    <w:del w:id="426" w:author="Daniel Noble" w:date="2025-10-28T11:49:00Z" w16du:dateUtc="2025-10-28T00:49:00Z">
+                      <w:rPr>
+                        <w:rFonts w:ascii="Cambria Math" w:hAnsi="Cambria Math"/>
+                      </w:rPr>
+                    </w:del>
                   </m:ctrlPr>
                 </m:sSubPr>
                 <m:e>
                   <m:r>
-                    <w:rPr>
-                      <w:rFonts w:ascii="Cambria Math" w:hAnsi="Cambria Math"/>
-                    </w:rPr>
-                    <m:t>T</m:t>
+                    <w:del w:id="427" w:author="Daniel Noble" w:date="2025-10-28T11:49:00Z" w16du:dateUtc="2025-10-28T00:49:00Z">
+                      <w:rPr>
+                        <w:rFonts w:ascii="Cambria Math" w:hAnsi="Cambria Math"/>
+                      </w:rPr>
+                      <m:t>T</m:t>
+                    </w:del>
                   </m:r>
                 </m:e>
                 <m:sub>
                   <m:r>
-                    <w:rPr>
-                      <w:rFonts w:ascii="Cambria Math" w:hAnsi="Cambria Math"/>
-                    </w:rPr>
-                    <m:t>e</m:t>
+                    <w:del w:id="428" w:author="Daniel Noble" w:date="2025-10-28T11:49:00Z" w16du:dateUtc="2025-10-28T00:49:00Z">
+                      <w:rPr>
+                        <w:rFonts w:ascii="Cambria Math" w:hAnsi="Cambria Math"/>
+                      </w:rPr>
+                      <m:t>e</m:t>
+                    </w:del>
                   </m:r>
                 </m:sub>
               </m:sSub>
               <m:r>
-                <m:rPr>
-                  <m:sty m:val="p"/>
-                </m:rPr>
-                <w:rPr>
-                  <w:rFonts w:ascii="Cambria Math" w:hAnsi="Cambria Math"/>
-                </w:rPr>
-                <m:t>&gt;</m:t>
+                <w:del w:id="429" w:author="Daniel Noble" w:date="2025-10-28T11:49:00Z" w16du:dateUtc="2025-10-28T00:49:00Z">
+                  <m:rPr>
+                    <m:sty m:val="p"/>
+                  </m:rPr>
+                  <w:rPr>
+                    <w:rFonts w:ascii="Cambria Math" w:hAnsi="Cambria Math"/>
+                  </w:rPr>
+                  <m:t>&gt;</m:t>
+                </w:del>
               </m:r>
               <m:sSub>
                 <m:sSubPr>
                   <m:ctrlPr>
-                    <w:rPr>
-                      <w:rFonts w:ascii="Cambria Math" w:hAnsi="Cambria Math"/>
-                    </w:rPr>
+                    <w:del w:id="430" w:author="Daniel Noble" w:date="2025-10-28T11:49:00Z" w16du:dateUtc="2025-10-28T00:49:00Z">
+                      <w:rPr>
+                        <w:rFonts w:ascii="Cambria Math" w:hAnsi="Cambria Math"/>
+                      </w:rPr>
+                    </w:del>
                   </m:ctrlPr>
                 </m:sSubPr>
                 <m:e>
                   <m:r>
-                    <w:rPr>
-                      <w:rFonts w:ascii="Cambria Math" w:hAnsi="Cambria Math"/>
-                    </w:rPr>
-                    <m:t>T</m:t>
+                    <w:del w:id="431" w:author="Daniel Noble" w:date="2025-10-28T11:49:00Z" w16du:dateUtc="2025-10-28T00:49:00Z">
+                      <w:rPr>
+                        <w:rFonts w:ascii="Cambria Math" w:hAnsi="Cambria Math"/>
+                      </w:rPr>
+                      <m:t>T</m:t>
+                    </w:del>
                   </m:r>
                 </m:e>
                 <m:sub>
                   <m:r>
-                    <w:rPr>
-                      <w:rFonts w:ascii="Cambria Math" w:hAnsi="Cambria Math"/>
-                    </w:rPr>
-                    <m:t>c</m:t>
+                    <w:del w:id="432" w:author="Daniel Noble" w:date="2025-10-28T11:49:00Z" w16du:dateUtc="2025-10-28T00:49:00Z">
+                      <w:rPr>
+                        <w:rFonts w:ascii="Cambria Math" w:hAnsi="Cambria Math"/>
+                      </w:rPr>
+                      <m:t>c</m:t>
+                    </w:del>
                   </m:r>
                 </m:sub>
               </m:sSub>
@@ -3287,107 +3676,133 @@
               <m:f>
                 <m:fPr>
                   <m:ctrlPr>
-                    <w:rPr>
-                      <w:rFonts w:ascii="Cambria Math" w:hAnsi="Cambria Math"/>
-                    </w:rPr>
+                    <w:del w:id="433" w:author="Daniel Noble" w:date="2025-10-28T11:49:00Z" w16du:dateUtc="2025-10-28T00:49:00Z">
+                      <w:rPr>
+                        <w:rFonts w:ascii="Cambria Math" w:hAnsi="Cambria Math"/>
+                      </w:rPr>
+                    </w:del>
                   </m:ctrlPr>
                 </m:fPr>
                 <m:num>
                   <m:r>
-                    <w:rPr>
-                      <w:rFonts w:ascii="Cambria Math" w:hAnsi="Cambria Math"/>
-                    </w:rPr>
-                    <m:t>100</m:t>
+                    <w:del w:id="434" w:author="Daniel Noble" w:date="2025-10-28T11:49:00Z" w16du:dateUtc="2025-10-28T00:49:00Z">
+                      <w:rPr>
+                        <w:rFonts w:ascii="Cambria Math" w:hAnsi="Cambria Math"/>
+                      </w:rPr>
+                      <m:t>100</m:t>
+                    </w:del>
                   </m:r>
                   <m:r>
-                    <m:rPr>
-                      <m:sty m:val="p"/>
-                    </m:rPr>
-                    <w:rPr>
-                      <w:rFonts w:ascii="Cambria Math" w:hAnsi="Cambria Math"/>
-                    </w:rPr>
-                    <m:t>⋅</m:t>
+                    <w:del w:id="435" w:author="Daniel Noble" w:date="2025-10-28T11:49:00Z" w16du:dateUtc="2025-10-28T00:49:00Z">
+                      <m:rPr>
+                        <m:sty m:val="p"/>
+                      </m:rPr>
+                      <w:rPr>
+                        <w:rFonts w:ascii="Cambria Math" w:hAnsi="Cambria Math"/>
+                      </w:rPr>
+                      <m:t>⋅</m:t>
+                    </w:del>
                   </m:r>
                   <m:d>
                     <m:dPr>
                       <m:ctrlPr>
-                        <w:rPr>
-                          <w:rFonts w:ascii="Cambria Math" w:hAnsi="Cambria Math"/>
-                        </w:rPr>
+                        <w:del w:id="436" w:author="Daniel Noble" w:date="2025-10-28T11:49:00Z" w16du:dateUtc="2025-10-28T00:49:00Z">
+                          <w:rPr>
+                            <w:rFonts w:ascii="Cambria Math" w:hAnsi="Cambria Math"/>
+                          </w:rPr>
+                        </w:del>
                       </m:ctrlPr>
                     </m:dPr>
                     <m:e>
                       <m:sSub>
                         <m:sSubPr>
                           <m:ctrlPr>
-                            <w:rPr>
-                              <w:rFonts w:ascii="Cambria Math" w:hAnsi="Cambria Math"/>
-                            </w:rPr>
+                            <w:del w:id="437" w:author="Daniel Noble" w:date="2025-10-28T11:49:00Z" w16du:dateUtc="2025-10-28T00:49:00Z">
+                              <w:rPr>
+                                <w:rFonts w:ascii="Cambria Math" w:hAnsi="Cambria Math"/>
+                              </w:rPr>
+                            </w:del>
                           </m:ctrlPr>
                         </m:sSubPr>
                         <m:e>
                           <m:r>
-                            <w:rPr>
-                              <w:rFonts w:ascii="Cambria Math" w:hAnsi="Cambria Math"/>
-                            </w:rPr>
-                            <m:t>t</m:t>
+                            <w:del w:id="438" w:author="Daniel Noble" w:date="2025-10-28T11:49:00Z" w16du:dateUtc="2025-10-28T00:49:00Z">
+                              <w:rPr>
+                                <w:rFonts w:ascii="Cambria Math" w:hAnsi="Cambria Math"/>
+                              </w:rPr>
+                              <m:t>t</m:t>
+                            </w:del>
                           </m:r>
                         </m:e>
                         <m:sub>
                           <m:r>
-                            <w:rPr>
-                              <w:rFonts w:ascii="Cambria Math" w:hAnsi="Cambria Math"/>
-                            </w:rPr>
-                            <m:t>i</m:t>
+                            <w:del w:id="439" w:author="Daniel Noble" w:date="2025-10-28T11:49:00Z" w16du:dateUtc="2025-10-28T00:49:00Z">
+                              <w:rPr>
+                                <w:rFonts w:ascii="Cambria Math" w:hAnsi="Cambria Math"/>
+                              </w:rPr>
+                              <m:t>i</m:t>
+                            </w:del>
                           </m:r>
                           <m:r>
-                            <m:rPr>
-                              <m:sty m:val="p"/>
-                            </m:rPr>
-                            <w:rPr>
-                              <w:rFonts w:ascii="Cambria Math" w:hAnsi="Cambria Math"/>
-                            </w:rPr>
-                            <m:t>+</m:t>
+                            <w:del w:id="440" w:author="Daniel Noble" w:date="2025-10-28T11:49:00Z" w16du:dateUtc="2025-10-28T00:49:00Z">
+                              <m:rPr>
+                                <m:sty m:val="p"/>
+                              </m:rPr>
+                              <w:rPr>
+                                <w:rFonts w:ascii="Cambria Math" w:hAnsi="Cambria Math"/>
+                              </w:rPr>
+                              <m:t>+</m:t>
+                            </w:del>
                           </m:r>
                           <m:r>
-                            <w:rPr>
-                              <w:rFonts w:ascii="Cambria Math" w:hAnsi="Cambria Math"/>
-                            </w:rPr>
-                            <m:t>1</m:t>
+                            <w:del w:id="441" w:author="Daniel Noble" w:date="2025-10-28T11:49:00Z" w16du:dateUtc="2025-10-28T00:49:00Z">
+                              <w:rPr>
+                                <w:rFonts w:ascii="Cambria Math" w:hAnsi="Cambria Math"/>
+                              </w:rPr>
+                              <m:t>1</m:t>
+                            </w:del>
                           </m:r>
                         </m:sub>
                       </m:sSub>
                       <m:r>
-                        <m:rPr>
-                          <m:sty m:val="p"/>
-                        </m:rPr>
-                        <w:rPr>
-                          <w:rFonts w:ascii="Cambria Math" w:hAnsi="Cambria Math"/>
-                        </w:rPr>
-                        <m:t>-</m:t>
+                        <w:del w:id="442" w:author="Daniel Noble" w:date="2025-10-28T11:49:00Z" w16du:dateUtc="2025-10-28T00:49:00Z">
+                          <m:rPr>
+                            <m:sty m:val="p"/>
+                          </m:rPr>
+                          <w:rPr>
+                            <w:rFonts w:ascii="Cambria Math" w:hAnsi="Cambria Math"/>
+                          </w:rPr>
+                          <m:t>-</m:t>
+                        </w:del>
                       </m:r>
                       <m:sSub>
                         <m:sSubPr>
                           <m:ctrlPr>
-                            <w:rPr>
-                              <w:rFonts w:ascii="Cambria Math" w:hAnsi="Cambria Math"/>
-                            </w:rPr>
+                            <w:del w:id="443" w:author="Daniel Noble" w:date="2025-10-28T11:49:00Z" w16du:dateUtc="2025-10-28T00:49:00Z">
+                              <w:rPr>
+                                <w:rFonts w:ascii="Cambria Math" w:hAnsi="Cambria Math"/>
+                              </w:rPr>
+                            </w:del>
                           </m:ctrlPr>
                         </m:sSubPr>
                         <m:e>
                           <m:r>
-                            <w:rPr>
-                              <w:rFonts w:ascii="Cambria Math" w:hAnsi="Cambria Math"/>
-                            </w:rPr>
-                            <m:t>t</m:t>
+                            <w:del w:id="444" w:author="Daniel Noble" w:date="2025-10-28T11:49:00Z" w16du:dateUtc="2025-10-28T00:49:00Z">
+                              <w:rPr>
+                                <w:rFonts w:ascii="Cambria Math" w:hAnsi="Cambria Math"/>
+                              </w:rPr>
+                              <m:t>t</m:t>
+                            </w:del>
                           </m:r>
                         </m:e>
                         <m:sub>
                           <m:r>
-                            <w:rPr>
-                              <w:rFonts w:ascii="Cambria Math" w:hAnsi="Cambria Math"/>
-                            </w:rPr>
-                            <m:t>i</m:t>
+                            <w:del w:id="445" w:author="Daniel Noble" w:date="2025-10-28T11:49:00Z" w16du:dateUtc="2025-10-28T00:49:00Z">
+                              <w:rPr>
+                                <w:rFonts w:ascii="Cambria Math" w:hAnsi="Cambria Math"/>
+                              </w:rPr>
+                              <m:t>i</m:t>
+                            </w:del>
                           </m:r>
                         </m:sub>
                       </m:sSub>
@@ -3398,177 +3813,219 @@
                   <m:sSup>
                     <m:sSupPr>
                       <m:ctrlPr>
-                        <w:rPr>
-                          <w:rFonts w:ascii="Cambria Math" w:hAnsi="Cambria Math"/>
-                        </w:rPr>
+                        <w:del w:id="446" w:author="Daniel Noble" w:date="2025-10-28T11:49:00Z" w16du:dateUtc="2025-10-28T00:49:00Z">
+                          <w:rPr>
+                            <w:rFonts w:ascii="Cambria Math" w:hAnsi="Cambria Math"/>
+                          </w:rPr>
+                        </w:del>
                       </m:ctrlPr>
                     </m:sSupPr>
                     <m:e>
                       <m:r>
-                        <w:rPr>
-                          <w:rFonts w:ascii="Cambria Math" w:hAnsi="Cambria Math"/>
-                        </w:rPr>
-                        <m:t>10</m:t>
+                        <w:del w:id="447" w:author="Daniel Noble" w:date="2025-10-28T11:49:00Z" w16du:dateUtc="2025-10-28T00:49:00Z">
+                          <w:rPr>
+                            <w:rFonts w:ascii="Cambria Math" w:hAnsi="Cambria Math"/>
+                          </w:rPr>
+                          <m:t>10</m:t>
+                        </w:del>
                       </m:r>
                     </m:e>
                     <m:sup>
                       <m:d>
                         <m:dPr>
                           <m:ctrlPr>
-                            <w:rPr>
-                              <w:rFonts w:ascii="Cambria Math" w:hAnsi="Cambria Math"/>
-                            </w:rPr>
+                            <w:del w:id="448" w:author="Daniel Noble" w:date="2025-10-28T11:49:00Z" w16du:dateUtc="2025-10-28T00:49:00Z">
+                              <w:rPr>
+                                <w:rFonts w:ascii="Cambria Math" w:hAnsi="Cambria Math"/>
+                              </w:rPr>
+                            </w:del>
                           </m:ctrlPr>
                         </m:dPr>
                         <m:e>
                           <m:r>
-                            <m:rPr>
-                              <m:sty m:val="p"/>
-                            </m:rPr>
-                            <w:rPr>
-                              <w:rFonts w:ascii="Cambria Math" w:hAnsi="Cambria Math"/>
-                            </w:rPr>
-                            <m:t>-</m:t>
+                            <w:del w:id="449" w:author="Daniel Noble" w:date="2025-10-28T11:49:00Z" w16du:dateUtc="2025-10-28T00:49:00Z">
+                              <m:rPr>
+                                <m:sty m:val="p"/>
+                              </m:rPr>
+                              <w:rPr>
+                                <w:rFonts w:ascii="Cambria Math" w:hAnsi="Cambria Math"/>
+                              </w:rPr>
+                              <m:t>-</m:t>
+                            </w:del>
                           </m:r>
                           <m:f>
                             <m:fPr>
                               <m:ctrlPr>
-                                <w:rPr>
-                                  <w:rFonts w:ascii="Cambria Math" w:hAnsi="Cambria Math"/>
-                                </w:rPr>
+                                <w:del w:id="450" w:author="Daniel Noble" w:date="2025-10-28T11:49:00Z" w16du:dateUtc="2025-10-28T00:49:00Z">
+                                  <w:rPr>
+                                    <w:rFonts w:ascii="Cambria Math" w:hAnsi="Cambria Math"/>
+                                  </w:rPr>
+                                </w:del>
                               </m:ctrlPr>
                             </m:fPr>
                             <m:num>
                               <m:r>
-                                <w:rPr>
-                                  <w:rFonts w:ascii="Cambria Math" w:hAnsi="Cambria Math"/>
-                                </w:rPr>
-                                <m:t>1</m:t>
+                                <w:del w:id="451" w:author="Daniel Noble" w:date="2025-10-28T11:49:00Z" w16du:dateUtc="2025-10-28T00:49:00Z">
+                                  <w:rPr>
+                                    <w:rFonts w:ascii="Cambria Math" w:hAnsi="Cambria Math"/>
+                                  </w:rPr>
+                                  <m:t>1</m:t>
+                                </w:del>
                               </m:r>
                             </m:num>
                             <m:den>
                               <m:r>
-                                <w:rPr>
-                                  <w:rFonts w:ascii="Cambria Math" w:hAnsi="Cambria Math"/>
-                                </w:rPr>
-                                <m:t>z</m:t>
+                                <w:del w:id="452" w:author="Daniel Noble" w:date="2025-10-28T11:49:00Z" w16du:dateUtc="2025-10-28T00:49:00Z">
+                                  <w:rPr>
+                                    <w:rFonts w:ascii="Cambria Math" w:hAnsi="Cambria Math"/>
+                                  </w:rPr>
+                                  <m:t>z</m:t>
+                                </w:del>
                               </m:r>
                             </m:den>
                           </m:f>
                           <m:r>
-                            <m:rPr>
-                              <m:sty m:val="p"/>
-                            </m:rPr>
-                            <w:rPr>
-                              <w:rFonts w:ascii="Cambria Math" w:hAnsi="Cambria Math"/>
-                            </w:rPr>
-                            <m:t>⋅</m:t>
+                            <w:del w:id="453" w:author="Daniel Noble" w:date="2025-10-28T11:49:00Z" w16du:dateUtc="2025-10-28T00:49:00Z">
+                              <m:rPr>
+                                <m:sty m:val="p"/>
+                              </m:rPr>
+                              <w:rPr>
+                                <w:rFonts w:ascii="Cambria Math" w:hAnsi="Cambria Math"/>
+                              </w:rPr>
+                              <m:t>⋅</m:t>
+                            </w:del>
                           </m:r>
                           <m:r>
-                            <w:rPr>
-                              <w:rFonts w:ascii="Cambria Math" w:hAnsi="Cambria Math"/>
-                            </w:rPr>
-                            <m:t>max</m:t>
+                            <w:del w:id="454" w:author="Daniel Noble" w:date="2025-10-28T11:49:00Z" w16du:dateUtc="2025-10-28T00:49:00Z">
+                              <w:rPr>
+                                <w:rFonts w:ascii="Cambria Math" w:hAnsi="Cambria Math"/>
+                              </w:rPr>
+                              <m:t>max</m:t>
+                            </w:del>
                           </m:r>
                           <m:d>
                             <m:dPr>
                               <m:ctrlPr>
-                                <w:rPr>
-                                  <w:rFonts w:ascii="Cambria Math" w:hAnsi="Cambria Math"/>
-                                </w:rPr>
+                                <w:del w:id="455" w:author="Daniel Noble" w:date="2025-10-28T11:49:00Z" w16du:dateUtc="2025-10-28T00:49:00Z">
+                                  <w:rPr>
+                                    <w:rFonts w:ascii="Cambria Math" w:hAnsi="Cambria Math"/>
+                                  </w:rPr>
+                                </w:del>
                               </m:ctrlPr>
                             </m:dPr>
                             <m:e>
                               <m:sSub>
                                 <m:sSubPr>
                                   <m:ctrlPr>
-                                    <w:rPr>
-                                      <w:rFonts w:ascii="Cambria Math" w:hAnsi="Cambria Math"/>
-                                    </w:rPr>
+                                    <w:del w:id="456" w:author="Daniel Noble" w:date="2025-10-28T11:49:00Z" w16du:dateUtc="2025-10-28T00:49:00Z">
+                                      <w:rPr>
+                                        <w:rFonts w:ascii="Cambria Math" w:hAnsi="Cambria Math"/>
+                                      </w:rPr>
+                                    </w:del>
                                   </m:ctrlPr>
                                 </m:sSubPr>
                                 <m:e>
                                   <m:r>
-                                    <w:rPr>
-                                      <w:rFonts w:ascii="Cambria Math" w:hAnsi="Cambria Math"/>
-                                    </w:rPr>
-                                    <m:t>T</m:t>
+                                    <w:del w:id="457" w:author="Daniel Noble" w:date="2025-10-28T11:49:00Z" w16du:dateUtc="2025-10-28T00:49:00Z">
+                                      <w:rPr>
+                                        <w:rFonts w:ascii="Cambria Math" w:hAnsi="Cambria Math"/>
+                                      </w:rPr>
+                                      <m:t>T</m:t>
+                                    </w:del>
                                   </m:r>
                                 </m:e>
                                 <m:sub>
                                   <m:r>
-                                    <w:rPr>
-                                      <w:rFonts w:ascii="Cambria Math" w:hAnsi="Cambria Math"/>
-                                    </w:rPr>
-                                    <m:t>i</m:t>
+                                    <w:del w:id="458" w:author="Daniel Noble" w:date="2025-10-28T11:49:00Z" w16du:dateUtc="2025-10-28T00:49:00Z">
+                                      <w:rPr>
+                                        <w:rFonts w:ascii="Cambria Math" w:hAnsi="Cambria Math"/>
+                                      </w:rPr>
+                                      <m:t>i</m:t>
+                                    </w:del>
                                   </m:r>
                                 </m:sub>
                               </m:sSub>
                               <m:r>
-                                <m:rPr>
-                                  <m:sty m:val="p"/>
-                                </m:rPr>
-                                <w:rPr>
-                                  <w:rFonts w:ascii="Cambria Math" w:hAnsi="Cambria Math"/>
-                                </w:rPr>
-                                <m:t>;</m:t>
+                                <w:del w:id="459" w:author="Daniel Noble" w:date="2025-10-28T11:49:00Z" w16du:dateUtc="2025-10-28T00:49:00Z">
+                                  <m:rPr>
+                                    <m:sty m:val="p"/>
+                                  </m:rPr>
+                                  <w:rPr>
+                                    <w:rFonts w:ascii="Cambria Math" w:hAnsi="Cambria Math"/>
+                                  </w:rPr>
+                                  <m:t>;</m:t>
+                                </w:del>
                               </m:r>
                               <m:sSub>
                                 <m:sSubPr>
                                   <m:ctrlPr>
-                                    <w:rPr>
-                                      <w:rFonts w:ascii="Cambria Math" w:hAnsi="Cambria Math"/>
-                                    </w:rPr>
+                                    <w:del w:id="460" w:author="Daniel Noble" w:date="2025-10-28T11:49:00Z" w16du:dateUtc="2025-10-28T00:49:00Z">
+                                      <w:rPr>
+                                        <w:rFonts w:ascii="Cambria Math" w:hAnsi="Cambria Math"/>
+                                      </w:rPr>
+                                    </w:del>
                                   </m:ctrlPr>
                                 </m:sSubPr>
                                 <m:e>
                                   <m:r>
-                                    <w:rPr>
-                                      <w:rFonts w:ascii="Cambria Math" w:hAnsi="Cambria Math"/>
-                                    </w:rPr>
-                                    <m:t>T</m:t>
+                                    <w:del w:id="461" w:author="Daniel Noble" w:date="2025-10-28T11:49:00Z" w16du:dateUtc="2025-10-28T00:49:00Z">
+                                      <w:rPr>
+                                        <w:rFonts w:ascii="Cambria Math" w:hAnsi="Cambria Math"/>
+                                      </w:rPr>
+                                      <m:t>T</m:t>
+                                    </w:del>
                                   </m:r>
                                 </m:e>
                                 <m:sub>
                                   <m:r>
-                                    <w:rPr>
-                                      <w:rFonts w:ascii="Cambria Math" w:hAnsi="Cambria Math"/>
-                                    </w:rPr>
-                                    <m:t>i</m:t>
+                                    <w:del w:id="462" w:author="Daniel Noble" w:date="2025-10-28T11:49:00Z" w16du:dateUtc="2025-10-28T00:49:00Z">
+                                      <w:rPr>
+                                        <w:rFonts w:ascii="Cambria Math" w:hAnsi="Cambria Math"/>
+                                      </w:rPr>
+                                      <m:t>i</m:t>
+                                    </w:del>
                                   </m:r>
                                   <m:r>
-                                    <m:rPr>
-                                      <m:sty m:val="p"/>
-                                    </m:rPr>
-                                    <w:rPr>
-                                      <w:rFonts w:ascii="Cambria Math" w:hAnsi="Cambria Math"/>
-                                    </w:rPr>
-                                    <m:t>+</m:t>
+                                    <w:del w:id="463" w:author="Daniel Noble" w:date="2025-10-28T11:49:00Z" w16du:dateUtc="2025-10-28T00:49:00Z">
+                                      <m:rPr>
+                                        <m:sty m:val="p"/>
+                                      </m:rPr>
+                                      <w:rPr>
+                                        <w:rFonts w:ascii="Cambria Math" w:hAnsi="Cambria Math"/>
+                                      </w:rPr>
+                                      <m:t>+</m:t>
+                                    </w:del>
                                   </m:r>
                                   <m:r>
-                                    <w:rPr>
-                                      <w:rFonts w:ascii="Cambria Math" w:hAnsi="Cambria Math"/>
-                                    </w:rPr>
-                                    <m:t>1</m:t>
+                                    <w:del w:id="464" w:author="Daniel Noble" w:date="2025-10-28T11:49:00Z" w16du:dateUtc="2025-10-28T00:49:00Z">
+                                      <w:rPr>
+                                        <w:rFonts w:ascii="Cambria Math" w:hAnsi="Cambria Math"/>
+                                      </w:rPr>
+                                      <m:t>1</m:t>
+                                    </w:del>
                                   </m:r>
                                 </m:sub>
                               </m:sSub>
                             </m:e>
                           </m:d>
                           <m:r>
-                            <m:rPr>
-                              <m:sty m:val="p"/>
-                            </m:rPr>
-                            <w:rPr>
-                              <w:rFonts w:ascii="Cambria Math" w:hAnsi="Cambria Math"/>
-                            </w:rPr>
-                            <m:t>+</m:t>
+                            <w:del w:id="465" w:author="Daniel Noble" w:date="2025-10-28T11:49:00Z" w16du:dateUtc="2025-10-28T00:49:00Z">
+                              <m:rPr>
+                                <m:sty m:val="p"/>
+                              </m:rPr>
+                              <w:rPr>
+                                <w:rFonts w:ascii="Cambria Math" w:hAnsi="Cambria Math"/>
+                              </w:rPr>
+                              <m:t>+</m:t>
+                            </w:del>
                           </m:r>
                           <m:r>
-                            <w:rPr>
-                              <w:rFonts w:ascii="Cambria Math" w:hAnsi="Cambria Math"/>
-                            </w:rPr>
-                            <m:t>α</m:t>
+                            <w:del w:id="466" w:author="Daniel Noble" w:date="2025-10-28T11:49:00Z" w16du:dateUtc="2025-10-28T00:49:00Z">
+                              <w:rPr>
+                                <w:rFonts w:ascii="Cambria Math" w:hAnsi="Cambria Math"/>
+                              </w:rPr>
+                              <m:t>α</m:t>
+                            </w:del>
                           </m:r>
                         </m:e>
                       </m:d>
@@ -3579,276 +4036,335 @@
             </m:e>
           </m:nary>
           <m:r>
-            <w:rPr>
-              <w:rFonts w:ascii="Cambria Math" w:hAnsi="Cambria Math"/>
-            </w:rPr>
-            <m:t>  </m:t>
+            <w:del w:id="467" w:author="Daniel Noble" w:date="2025-10-28T11:49:00Z" w16du:dateUtc="2025-10-28T00:49:00Z">
+              <w:rPr>
+                <w:rFonts w:ascii="Cambria Math" w:hAnsi="Cambria Math"/>
+              </w:rPr>
+              <m:t>  </m:t>
+            </w:del>
           </m:r>
           <m:d>
             <m:dPr>
               <m:ctrlPr>
-                <w:rPr>
-                  <w:rFonts w:ascii="Cambria Math" w:hAnsi="Cambria Math"/>
-                </w:rPr>
+                <w:del w:id="468" w:author="Daniel Noble" w:date="2025-10-28T11:49:00Z" w16du:dateUtc="2025-10-28T00:49:00Z">
+                  <w:rPr>
+                    <w:rFonts w:ascii="Cambria Math" w:hAnsi="Cambria Math"/>
+                  </w:rPr>
+                </w:del>
               </m:ctrlPr>
             </m:dPr>
             <m:e>
               <m:r>
-                <w:rPr>
-                  <w:rFonts w:ascii="Cambria Math" w:hAnsi="Cambria Math"/>
-                </w:rPr>
-                <m:t>1</m:t>
+                <w:del w:id="469" w:author="Daniel Noble" w:date="2025-10-28T11:49:00Z" w16du:dateUtc="2025-10-28T00:49:00Z">
+                  <w:rPr>
+                    <w:rFonts w:ascii="Cambria Math" w:hAnsi="Cambria Math"/>
+                  </w:rPr>
+                  <m:t>1</m:t>
+                </w:del>
               </m:r>
             </m:e>
           </m:d>
         </m:oMath>
       </m:oMathPara>
-      <w:bookmarkEnd w:id="347"/>
+      <w:bookmarkEnd w:id="419"/>
     </w:p>
     <w:p>
       <w:pPr>
         <w:pStyle w:val="FirstParagraph"/>
         <w:spacing w:line="360" w:lineRule="auto"/>
-      </w:pPr>
-      <w:hyperlink w:anchor="eq-hi">
+        <w:rPr>
+          <w:del w:id="470" w:author="Daniel Noble" w:date="2025-10-28T11:49:00Z" w16du:dateUtc="2025-10-28T00:49:00Z"/>
+        </w:rPr>
+      </w:pPr>
+      <w:del w:id="471" w:author="Daniel Noble" w:date="2025-10-28T11:49:00Z" w16du:dateUtc="2025-10-28T00:49:00Z">
+        <w:r>
+          <w:fldChar w:fldCharType="begin"/>
+        </w:r>
+        <w:r>
+          <w:delInstrText>HYPERLINK \l "eq-hi" \h</w:delInstrText>
+        </w:r>
+        <w:r>
+          <w:fldChar w:fldCharType="separate"/>
+        </w:r>
         <w:r>
           <w:rPr>
             <w:rStyle w:val="Hyperlink"/>
           </w:rPr>
-          <w:t>Equation 1</w:t>
-        </w:r>
-      </w:hyperlink>
-      <w:r>
-        <w:t xml:space="preserve"> summarizes heat injur</w:t>
-      </w:r>
-      <w:ins w:id="348" w:author="Daniel Noble" w:date="2025-10-18T10:59:00Z" w16du:dateUtc="2025-10-17T23:59:00Z">
-        <w:r>
-          <w:t>i</w:t>
-        </w:r>
-      </w:ins>
-      <w:r>
-        <w:t xml:space="preserve">es (HI) sustained across time, </w:t>
-      </w:r>
+          <w:delText>Equation 1</w:delText>
+        </w:r>
+        <w:r>
+          <w:fldChar w:fldCharType="end"/>
+        </w:r>
+        <w:r>
+          <w:delText xml:space="preserve"> summarizes heat injures (HI) sustained across time, </w:delText>
+        </w:r>
+      </w:del>
       <m:oMath>
         <m:r>
-          <w:rPr>
-            <w:rFonts w:ascii="Cambria Math" w:hAnsi="Cambria Math"/>
-          </w:rPr>
-          <m:t>t</m:t>
+          <w:del w:id="472" w:author="Daniel Noble" w:date="2025-10-28T11:49:00Z" w16du:dateUtc="2025-10-28T00:49:00Z">
+            <w:rPr>
+              <w:rFonts w:ascii="Cambria Math" w:hAnsi="Cambria Math"/>
+            </w:rPr>
+            <m:t>t</m:t>
+          </w:del>
         </m:r>
       </m:oMath>
-      <w:r>
-        <w:t xml:space="preserve">, during heat stress events (i.e., when body temperatures are greater than the critical temperatures, </w:t>
-      </w:r>
+      <w:del w:id="473" w:author="Daniel Noble" w:date="2025-10-28T11:49:00Z" w16du:dateUtc="2025-10-28T00:49:00Z">
+        <w:r>
+          <w:delText xml:space="preserve">, during heat stress events (i.e., when body temperatures are greater than the critical temperatures, </w:delText>
+        </w:r>
+      </w:del>
       <m:oMath>
         <m:sSub>
           <m:sSubPr>
             <m:ctrlPr>
-              <w:rPr>
-                <w:rFonts w:ascii="Cambria Math" w:hAnsi="Cambria Math"/>
-              </w:rPr>
+              <w:del w:id="474" w:author="Daniel Noble" w:date="2025-10-28T11:49:00Z" w16du:dateUtc="2025-10-28T00:49:00Z">
+                <w:rPr>
+                  <w:rFonts w:ascii="Cambria Math" w:hAnsi="Cambria Math"/>
+                </w:rPr>
+              </w:del>
             </m:ctrlPr>
           </m:sSubPr>
           <m:e>
             <m:r>
-              <w:rPr>
-                <w:rFonts w:ascii="Cambria Math" w:hAnsi="Cambria Math"/>
-              </w:rPr>
-              <m:t>T</m:t>
+              <w:del w:id="475" w:author="Daniel Noble" w:date="2025-10-28T11:49:00Z" w16du:dateUtc="2025-10-28T00:49:00Z">
+                <w:rPr>
+                  <w:rFonts w:ascii="Cambria Math" w:hAnsi="Cambria Math"/>
+                </w:rPr>
+                <m:t>T</m:t>
+              </w:del>
             </m:r>
           </m:e>
           <m:sub>
             <m:r>
-              <w:rPr>
-                <w:rFonts w:ascii="Cambria Math" w:hAnsi="Cambria Math"/>
-              </w:rPr>
-              <m:t>e</m:t>
+              <w:del w:id="476" w:author="Daniel Noble" w:date="2025-10-28T11:49:00Z" w16du:dateUtc="2025-10-28T00:49:00Z">
+                <w:rPr>
+                  <w:rFonts w:ascii="Cambria Math" w:hAnsi="Cambria Math"/>
+                </w:rPr>
+                <m:t>e</m:t>
+              </w:del>
             </m:r>
           </m:sub>
         </m:sSub>
         <m:r>
-          <m:rPr>
-            <m:sty m:val="p"/>
-          </m:rPr>
-          <w:rPr>
-            <w:rFonts w:ascii="Cambria Math" w:hAnsi="Cambria Math"/>
-          </w:rPr>
-          <m:t>&gt;</m:t>
+          <w:del w:id="477" w:author="Daniel Noble" w:date="2025-10-28T11:49:00Z" w16du:dateUtc="2025-10-28T00:49:00Z">
+            <m:rPr>
+              <m:sty m:val="p"/>
+            </m:rPr>
+            <w:rPr>
+              <w:rFonts w:ascii="Cambria Math" w:hAnsi="Cambria Math"/>
+            </w:rPr>
+            <m:t>&gt;</m:t>
+          </w:del>
         </m:r>
         <m:sSub>
           <m:sSubPr>
             <m:ctrlPr>
-              <w:rPr>
-                <w:rFonts w:ascii="Cambria Math" w:hAnsi="Cambria Math"/>
-              </w:rPr>
+              <w:del w:id="478" w:author="Daniel Noble" w:date="2025-10-28T11:49:00Z" w16du:dateUtc="2025-10-28T00:49:00Z">
+                <w:rPr>
+                  <w:rFonts w:ascii="Cambria Math" w:hAnsi="Cambria Math"/>
+                </w:rPr>
+              </w:del>
             </m:ctrlPr>
           </m:sSubPr>
           <m:e>
             <m:r>
-              <w:rPr>
-                <w:rFonts w:ascii="Cambria Math" w:hAnsi="Cambria Math"/>
-              </w:rPr>
-              <m:t>T</m:t>
+              <w:del w:id="479" w:author="Daniel Noble" w:date="2025-10-28T11:49:00Z" w16du:dateUtc="2025-10-28T00:49:00Z">
+                <w:rPr>
+                  <w:rFonts w:ascii="Cambria Math" w:hAnsi="Cambria Math"/>
+                </w:rPr>
+                <m:t>T</m:t>
+              </w:del>
             </m:r>
           </m:e>
           <m:sub>
             <m:r>
-              <w:rPr>
-                <w:rFonts w:ascii="Cambria Math" w:hAnsi="Cambria Math"/>
-              </w:rPr>
-              <m:t>c</m:t>
+              <w:del w:id="480" w:author="Daniel Noble" w:date="2025-10-28T11:49:00Z" w16du:dateUtc="2025-10-28T00:49:00Z">
+                <w:rPr>
+                  <w:rFonts w:ascii="Cambria Math" w:hAnsi="Cambria Math"/>
+                </w:rPr>
+                <m:t>c</m:t>
+              </w:del>
             </m:r>
           </m:sub>
         </m:sSub>
       </m:oMath>
-      <w:r>
-        <w:t xml:space="preserve">) using information about the maximum temperature, </w:t>
-      </w:r>
+      <w:del w:id="481" w:author="Daniel Noble" w:date="2025-10-28T11:49:00Z" w16du:dateUtc="2025-10-28T00:49:00Z">
+        <w:r>
+          <w:delText xml:space="preserve">) using information about the maximum temperature, </w:delText>
+        </w:r>
+      </w:del>
       <m:oMath>
         <m:r>
-          <w:rPr>
-            <w:rFonts w:ascii="Cambria Math" w:hAnsi="Cambria Math"/>
-          </w:rPr>
-          <m:t>T</m:t>
+          <w:del w:id="482" w:author="Daniel Noble" w:date="2025-10-28T11:49:00Z" w16du:dateUtc="2025-10-28T00:49:00Z">
+            <w:rPr>
+              <w:rFonts w:ascii="Cambria Math" w:hAnsi="Cambria Math"/>
+            </w:rPr>
+            <m:t>T</m:t>
+          </w:del>
         </m:r>
       </m:oMath>
-      <w:r>
-        <w:t xml:space="preserve">, experienced between time point </w:t>
-      </w:r>
+      <w:del w:id="483" w:author="Daniel Noble" w:date="2025-10-28T11:49:00Z" w16du:dateUtc="2025-10-28T00:49:00Z">
+        <w:r>
+          <w:delText xml:space="preserve">, experienced between time point </w:delText>
+        </w:r>
+      </w:del>
       <m:oMath>
         <m:sSub>
           <m:sSubPr>
             <m:ctrlPr>
-              <w:rPr>
-                <w:rFonts w:ascii="Cambria Math" w:hAnsi="Cambria Math"/>
-              </w:rPr>
+              <w:del w:id="484" w:author="Daniel Noble" w:date="2025-10-28T11:49:00Z" w16du:dateUtc="2025-10-28T00:49:00Z">
+                <w:rPr>
+                  <w:rFonts w:ascii="Cambria Math" w:hAnsi="Cambria Math"/>
+                </w:rPr>
+              </w:del>
             </m:ctrlPr>
           </m:sSubPr>
           <m:e>
             <m:r>
-              <w:rPr>
-                <w:rFonts w:ascii="Cambria Math" w:hAnsi="Cambria Math"/>
-              </w:rPr>
-              <m:t>t</m:t>
+              <w:del w:id="485" w:author="Daniel Noble" w:date="2025-10-28T11:49:00Z" w16du:dateUtc="2025-10-28T00:49:00Z">
+                <w:rPr>
+                  <w:rFonts w:ascii="Cambria Math" w:hAnsi="Cambria Math"/>
+                </w:rPr>
+                <m:t>t</m:t>
+              </w:del>
             </m:r>
           </m:e>
           <m:sub>
             <m:r>
-              <w:rPr>
-                <w:rFonts w:ascii="Cambria Math" w:hAnsi="Cambria Math"/>
-              </w:rPr>
-              <m:t>i</m:t>
+              <w:del w:id="486" w:author="Daniel Noble" w:date="2025-10-28T11:49:00Z" w16du:dateUtc="2025-10-28T00:49:00Z">
+                <w:rPr>
+                  <w:rFonts w:ascii="Cambria Math" w:hAnsi="Cambria Math"/>
+                </w:rPr>
+                <m:t>i</m:t>
+              </w:del>
             </m:r>
           </m:sub>
         </m:sSub>
       </m:oMath>
-      <w:r>
-        <w:t xml:space="preserve"> and </w:t>
-      </w:r>
+      <w:del w:id="487" w:author="Daniel Noble" w:date="2025-10-28T11:49:00Z" w16du:dateUtc="2025-10-28T00:49:00Z">
+        <w:r>
+          <w:delText xml:space="preserve"> and </w:delText>
+        </w:r>
+      </w:del>
       <m:oMath>
         <m:sSub>
           <m:sSubPr>
             <m:ctrlPr>
-              <w:rPr>
-                <w:rFonts w:ascii="Cambria Math" w:hAnsi="Cambria Math"/>
-              </w:rPr>
+              <w:del w:id="488" w:author="Daniel Noble" w:date="2025-10-28T11:49:00Z" w16du:dateUtc="2025-10-28T00:49:00Z">
+                <w:rPr>
+                  <w:rFonts w:ascii="Cambria Math" w:hAnsi="Cambria Math"/>
+                </w:rPr>
+              </w:del>
             </m:ctrlPr>
           </m:sSubPr>
           <m:e>
             <m:r>
-              <w:rPr>
-                <w:rFonts w:ascii="Cambria Math" w:hAnsi="Cambria Math"/>
-              </w:rPr>
-              <m:t>t</m:t>
+              <w:del w:id="489" w:author="Daniel Noble" w:date="2025-10-28T11:49:00Z" w16du:dateUtc="2025-10-28T00:49:00Z">
+                <w:rPr>
+                  <w:rFonts w:ascii="Cambria Math" w:hAnsi="Cambria Math"/>
+                </w:rPr>
+                <m:t>t</m:t>
+              </w:del>
             </m:r>
           </m:e>
           <m:sub>
             <m:r>
-              <w:rPr>
-                <w:rFonts w:ascii="Cambria Math" w:hAnsi="Cambria Math"/>
-              </w:rPr>
-              <m:t>i</m:t>
+              <w:del w:id="490" w:author="Daniel Noble" w:date="2025-10-28T11:49:00Z" w16du:dateUtc="2025-10-28T00:49:00Z">
+                <w:rPr>
+                  <w:rFonts w:ascii="Cambria Math" w:hAnsi="Cambria Math"/>
+                </w:rPr>
+                <m:t>i</m:t>
+              </w:del>
             </m:r>
             <m:r>
-              <m:rPr>
-                <m:sty m:val="p"/>
-              </m:rPr>
-              <w:rPr>
-                <w:rFonts w:ascii="Cambria Math" w:hAnsi="Cambria Math"/>
-              </w:rPr>
-              <m:t>+</m:t>
+              <w:del w:id="491" w:author="Daniel Noble" w:date="2025-10-28T11:49:00Z" w16du:dateUtc="2025-10-28T00:49:00Z">
+                <m:rPr>
+                  <m:sty m:val="p"/>
+                </m:rPr>
+                <w:rPr>
+                  <w:rFonts w:ascii="Cambria Math" w:hAnsi="Cambria Math"/>
+                </w:rPr>
+                <m:t>+</m:t>
+              </w:del>
             </m:r>
             <m:r>
-              <w:rPr>
-                <w:rFonts w:ascii="Cambria Math" w:hAnsi="Cambria Math"/>
-              </w:rPr>
-              <m:t>1</m:t>
+              <w:del w:id="492" w:author="Daniel Noble" w:date="2025-10-28T11:49:00Z" w16du:dateUtc="2025-10-28T00:49:00Z">
+                <w:rPr>
+                  <w:rFonts w:ascii="Cambria Math" w:hAnsi="Cambria Math"/>
+                </w:rPr>
+                <m:t>1</m:t>
+              </w:del>
             </m:r>
           </m:sub>
         </m:sSub>
       </m:oMath>
-      <w:r>
-        <w:t xml:space="preserve"> and the thermal sensitivity (i.e., </w:t>
-      </w:r>
+      <w:del w:id="493" w:author="Daniel Noble" w:date="2025-10-28T11:49:00Z" w16du:dateUtc="2025-10-28T00:49:00Z">
+        <w:r>
+          <w:delText xml:space="preserve"> and the thermal sensitivity (i.e., </w:delText>
+        </w:r>
+      </w:del>
       <m:oMath>
         <m:r>
-          <w:rPr>
-            <w:rFonts w:ascii="Cambria Math" w:hAnsi="Cambria Math"/>
-          </w:rPr>
-          <m:t>z</m:t>
+          <w:del w:id="494" w:author="Daniel Noble" w:date="2025-10-28T11:49:00Z" w16du:dateUtc="2025-10-28T00:49:00Z">
+            <w:rPr>
+              <w:rFonts w:ascii="Cambria Math" w:hAnsi="Cambria Math"/>
+            </w:rPr>
+            <m:t>z</m:t>
+          </w:del>
         </m:r>
       </m:oMath>
-      <w:r>
-        <w:t xml:space="preserve"> and </w:t>
-      </w:r>
+      <w:del w:id="495" w:author="Daniel Noble" w:date="2025-10-28T11:49:00Z" w16du:dateUtc="2025-10-28T00:49:00Z">
+        <w:r>
+          <w:delText xml:space="preserve"> and </w:delText>
+        </w:r>
+      </w:del>
       <m:oMath>
         <m:r>
-          <w:rPr>
-            <w:rFonts w:ascii="Cambria Math" w:hAnsi="Cambria Math"/>
-          </w:rPr>
-          <m:t>α</m:t>
+          <w:del w:id="496" w:author="Daniel Noble" w:date="2025-10-28T11:49:00Z" w16du:dateUtc="2025-10-28T00:49:00Z">
+            <w:rPr>
+              <w:rFonts w:ascii="Cambria Math" w:hAnsi="Cambria Math"/>
+            </w:rPr>
+            <m:t>α</m:t>
+          </w:del>
         </m:r>
       </m:oMath>
-      <w:r>
-        <w:t xml:space="preserve">). Once an organism accumulates damage to reach a given threshold the endpoint has been reached. Arnold </w:t>
-      </w:r>
-      <w:r>
-        <w:rPr>
-          <w:i/>
-          <w:iCs/>
-        </w:rPr>
-        <w:t>et al</w:t>
-      </w:r>
-      <w:r>
-        <w:t xml:space="preserve"> [20] recently proposed a framework for integrating repair processes into these models more explicitly.</w:t>
-      </w:r>
+      <w:del w:id="497" w:author="Daniel Noble" w:date="2025-10-28T11:49:00Z" w16du:dateUtc="2025-10-28T00:49:00Z">
+        <w:r>
+          <w:delText xml:space="preserve">). Once an organism accumulates damage to reach a given threshold the endpoint has been reached. Arnold </w:delText>
+        </w:r>
+        <w:r>
+          <w:rPr>
+            <w:i/>
+            <w:iCs/>
+          </w:rPr>
+          <w:delText>et al</w:delText>
+        </w:r>
+        <w:r>
+          <w:delText xml:space="preserve"> [20] recently proposed a framework for integrating repair processes into these models more explicitly.</w:delText>
+        </w:r>
+      </w:del>
     </w:p>
     <w:p>
       <w:pPr>
         <w:pStyle w:val="BodyText"/>
         <w:spacing w:line="360" w:lineRule="auto"/>
       </w:pPr>
-      <w:r>
-        <w:t>Environmental factors that impact thermal sensitivity can also be incorporated into TLS models (</w:t>
-      </w:r>
-      <w:r>
-        <w:rPr>
-          <w:b/>
-          <w:bCs/>
-        </w:rPr>
-        <w:t>Box 1</w:t>
-      </w:r>
-      <w:r>
-        <w:t xml:space="preserve">, see also [20]). Modelling the intricate balance between damage and repair for a suite of different species can help identify susceptible species, life stages and tissues that are most at risk from extreme heat events due to direct sensitivity to extreme heat, which allows for more accurate predictions of the varying levels of species sensitivity within a community under </w:t>
-      </w:r>
-      <w:proofErr w:type="gramStart"/>
-      <w:r>
-        <w:t>particular types</w:t>
-      </w:r>
-      <w:proofErr w:type="gramEnd"/>
-      <w:r>
-        <w:t xml:space="preserve"> of climate events.</w:t>
-      </w:r>
+      <w:del w:id="498" w:author="Daniel Noble" w:date="2025-10-28T11:49:00Z" w16du:dateUtc="2025-10-28T00:49:00Z">
+        <w:r>
+          <w:delText>Environmental factors that impact thermal sensitivity can also be incorporated into TLS models (</w:delText>
+        </w:r>
+        <w:r>
+          <w:rPr>
+            <w:b/>
+            <w:bCs/>
+          </w:rPr>
+          <w:delText>Box 1</w:delText>
+        </w:r>
+        <w:r>
+          <w:delText>, see also [20]). Modelling the intricate balance between damage and repair for a suite of different species can help identify susceptible species, life stages and tissues that are most at risk from extreme heat events due to direct sensitivity to extreme heat, which allows for more accurate predictions of the varying levels of species sensitivity within a community under particular types of climate events.</w:delText>
+        </w:r>
+      </w:del>
     </w:p>
     <w:tbl>
       <w:tblPr>
@@ -3888,7 +4404,6 @@
                 <w:b/>
                 <w:bCs/>
               </w:rPr>
-              <w:lastRenderedPageBreak/>
               <w:t xml:space="preserve">Box 1: Sensitivity to extreme heat is mediated by environmental </w:t>
             </w:r>
             <w:proofErr w:type="gramStart"/>
@@ -3905,193 +4420,268 @@
             <w:pPr>
               <w:pStyle w:val="BodyText"/>
               <w:spacing w:before="16" w:line="360" w:lineRule="auto"/>
+              <w:rPr>
+                <w:del w:id="499" w:author="Daniel Noble" w:date="2025-10-28T11:50:00Z" w16du:dateUtc="2025-10-28T00:50:00Z"/>
+              </w:rPr>
             </w:pPr>
-            <w:r>
-              <w:t>Natural and anthropogenic environments shape thermal sensitivity and should be considered in any systems modelling approach to assessing community responses to extreme heat [20]. Some of the biotic and abiotic interactions likely to mediate plant and animal community responses include:</w:t>
-            </w:r>
+            <w:del w:id="500" w:author="Daniel Noble" w:date="2025-10-28T11:50:00Z" w16du:dateUtc="2025-10-28T00:50:00Z">
+              <w:r>
+                <w:delText>Natural and anthropogenic environments shape thermal sensitivity and should be considered in any systems modelling approach to assessing community responses to extreme heat [20]. Some of the biotic and abiotic interactions likely to mediate plant and animal community responses include:</w:delText>
+              </w:r>
+            </w:del>
           </w:p>
           <w:p>
             <w:pPr>
               <w:pStyle w:val="BodyText"/>
               <w:spacing w:line="360" w:lineRule="auto"/>
+              <w:rPr>
+                <w:del w:id="501" w:author="Daniel Noble" w:date="2025-10-28T11:50:00Z" w16du:dateUtc="2025-10-28T00:50:00Z"/>
+              </w:rPr>
             </w:pPr>
-            <w:r>
-              <w:rPr>
-                <w:b/>
-                <w:bCs/>
-              </w:rPr>
-              <w:t>Microbial Interactions</w:t>
-            </w:r>
-            <w:r>
-              <w:t>: Heat tolerance of animals and plants can be increased and decreased through changes in the gut microbiome and/or through associated microbes within or around tissues. Interactions between plants and microorganisms, such as plant growth-promoting rhizobacteria (PGPR), arbuscular mycorrhizal fungi (AMF), and bacterial or fungal endophytes are known to impact growth, defense, and heat tolerance in plants [55,56] (</w:t>
-            </w:r>
-            <w:hyperlink w:anchor="fig-box1">
+            <w:del w:id="502" w:author="Daniel Noble" w:date="2025-10-28T11:50:00Z" w16du:dateUtc="2025-10-28T00:50:00Z">
+              <w:r>
+                <w:rPr>
+                  <w:b/>
+                  <w:bCs/>
+                </w:rPr>
+                <w:delText>Microbial Interactions</w:delText>
+              </w:r>
+              <w:r>
+                <w:delText>: Heat tolerance of animals and plants can be increased and decreased through changes in the gut microbiome and/or through associated microbes within or around tissues. Interactions between plants and microorganisms, such as plant growth-promoting rhizobacteria (PGPR), arbuscular mycorrhizal fungi (AMF), and bacterial or fungal endophytes are known to impact growth, defense, and heat tolerance in plants [55,56] (</w:delText>
+              </w:r>
+              <w:r>
+                <w:fldChar w:fldCharType="begin"/>
+              </w:r>
+              <w:r>
+                <w:delInstrText>HYPERLINK \l "fig-box1" \h</w:delInstrText>
+              </w:r>
+              <w:r>
+                <w:fldChar w:fldCharType="separate"/>
+              </w:r>
               <w:r>
                 <w:rPr>
                   <w:rStyle w:val="Hyperlink"/>
                 </w:rPr>
-                <w:t>Figure 2</w:t>
-              </w:r>
-            </w:hyperlink>
-            <w:r>
-              <w:t xml:space="preserve">A). These interactions are usually achieved by provision and priming of the production of essential phytohormones, secondary metabolites, organic acids, amino acids and osmolytes that help the plant to mitigate heat stress [57]. Heat tolerance in animals can also be influenced by gut microbiota or other associated symbiotes. For example, </w:t>
-            </w:r>
-            <w:r>
-              <w:rPr>
-                <w:i/>
-                <w:iCs/>
-              </w:rPr>
-              <w:t>Bacillus subtilis</w:t>
-            </w:r>
-            <w:r>
-              <w:t xml:space="preserve"> residing in the gut of the nematode </w:t>
-            </w:r>
-            <w:r>
-              <w:rPr>
-                <w:i/>
-                <w:iCs/>
-              </w:rPr>
-              <w:t>Caenorhabditis elegans</w:t>
-            </w:r>
-            <w:r>
-              <w:t xml:space="preserve"> provides protection against heat shock as reflected by effects on fecundity [58] (</w:t>
-            </w:r>
-            <w:hyperlink w:anchor="fig-box1">
+                <w:delText>Figure 2</w:delText>
+              </w:r>
+              <w:r>
+                <w:fldChar w:fldCharType="end"/>
+              </w:r>
+              <w:r>
+                <w:delText xml:space="preserve">A). These interactions are usually achieved by provision and priming of the production of essential phytohormones, secondary metabolites, organic acids, amino acids and osmolytes that help the plant to mitigate heat stress [57]. Heat tolerance in animals can also be influenced by gut microbiota or other associated symbiotes. For example, </w:delText>
+              </w:r>
+              <w:r>
+                <w:rPr>
+                  <w:i/>
+                  <w:iCs/>
+                </w:rPr>
+                <w:delText>Bacillus subtilis</w:delText>
+              </w:r>
+              <w:r>
+                <w:delText xml:space="preserve"> residing in the gut of the nematode </w:delText>
+              </w:r>
+              <w:r>
+                <w:rPr>
+                  <w:i/>
+                  <w:iCs/>
+                </w:rPr>
+                <w:delText>Caenorhabditis elegans</w:delText>
+              </w:r>
+              <w:r>
+                <w:delText xml:space="preserve"> provides protection against heat shock as reflected by effects on fecundity [58] (</w:delText>
+              </w:r>
+              <w:r>
+                <w:fldChar w:fldCharType="begin"/>
+              </w:r>
+              <w:r>
+                <w:delInstrText>HYPERLINK \l "fig-box1" \h</w:delInstrText>
+              </w:r>
+              <w:r>
+                <w:fldChar w:fldCharType="separate"/>
+              </w:r>
               <w:r>
                 <w:rPr>
                   <w:rStyle w:val="Hyperlink"/>
                 </w:rPr>
-                <w:t>Figure 2</w:t>
-              </w:r>
-            </w:hyperlink>
-            <w:r>
-              <w:t>B).</w:t>
-            </w:r>
+                <w:delText>Figure 2</w:delText>
+              </w:r>
+              <w:r>
+                <w:fldChar w:fldCharType="end"/>
+              </w:r>
+              <w:r>
+                <w:delText>B).</w:delText>
+              </w:r>
+            </w:del>
           </w:p>
           <w:p>
             <w:pPr>
               <w:pStyle w:val="BodyText"/>
               <w:spacing w:line="360" w:lineRule="auto"/>
+              <w:rPr>
+                <w:del w:id="503" w:author="Daniel Noble" w:date="2025-10-28T11:50:00Z" w16du:dateUtc="2025-10-28T00:50:00Z"/>
+              </w:rPr>
             </w:pPr>
-            <w:r>
-              <w:rPr>
-                <w:b/>
-                <w:bCs/>
-              </w:rPr>
-              <w:t>Drought and Water Stress</w:t>
-            </w:r>
-            <w:r>
-              <w:t>: Drought, often associated with periods of extreme heat, can reduce thermal tolerance in plants by triggering stomata closure, impacting plants’ ability to cool through transpiration, leading to leaf damage from excessive heat [59] (</w:t>
-            </w:r>
-            <w:hyperlink w:anchor="fig-box1">
+            <w:del w:id="504" w:author="Daniel Noble" w:date="2025-10-28T11:50:00Z" w16du:dateUtc="2025-10-28T00:50:00Z">
+              <w:r>
+                <w:rPr>
+                  <w:b/>
+                  <w:bCs/>
+                </w:rPr>
+                <w:delText>Drought and Water Stress</w:delText>
+              </w:r>
+              <w:r>
+                <w:delText>: Drought, often associated with periods of extreme heat, can reduce thermal tolerance in plants by triggering stomata closure, impacting plants’ ability to cool through transpiration, leading to leaf damage from excessive heat [59] (</w:delText>
+              </w:r>
+              <w:r>
+                <w:fldChar w:fldCharType="begin"/>
+              </w:r>
+              <w:r>
+                <w:delInstrText>HYPERLINK \l "fig-box1" \h</w:delInstrText>
+              </w:r>
+              <w:r>
+                <w:fldChar w:fldCharType="separate"/>
+              </w:r>
               <w:r>
                 <w:rPr>
                   <w:rStyle w:val="Hyperlink"/>
                 </w:rPr>
-                <w:t>Figure 2</w:t>
-              </w:r>
-            </w:hyperlink>
-            <w:r>
-              <w:t>C). Drought and water stress also have impacts on nectar flow with cascading effects on nectivores. Impact of drought on plants can be mitigated by plant signaling which enriches microbial supply of osmolytes [60]. Extended periods of water stress (e.g., several days or more) have also been shown to increase thermal sensitivity in insects, reducing tolerance of extreme heat [61] (</w:t>
-            </w:r>
-            <w:hyperlink w:anchor="fig-box1">
+                <w:delText>Figure 2</w:delText>
+              </w:r>
+              <w:r>
+                <w:fldChar w:fldCharType="end"/>
+              </w:r>
+              <w:r>
+                <w:delText>C). Drought and water stress also have impacts on nectar flow with cascading effects on nectivores. Impact of drought on plants can be mitigated by plant signaling which enriches microbial supply of osmolytes [60]. Extended periods of water stress (e.g., several days or more) have also been shown to increase thermal sensitivity in insects, reducing tolerance of extreme heat [61] (</w:delText>
+              </w:r>
+              <w:r>
+                <w:fldChar w:fldCharType="begin"/>
+              </w:r>
+              <w:r>
+                <w:delInstrText>HYPERLINK \l "fig-box1" \h</w:delInstrText>
+              </w:r>
+              <w:r>
+                <w:fldChar w:fldCharType="separate"/>
+              </w:r>
               <w:r>
                 <w:rPr>
                   <w:rStyle w:val="Hyperlink"/>
                 </w:rPr>
-                <w:t>Figure 2</w:t>
-              </w:r>
-            </w:hyperlink>
-            <w:r>
-              <w:t>D).</w:t>
-            </w:r>
+                <w:delText>Figure 2</w:delText>
+              </w:r>
+              <w:r>
+                <w:fldChar w:fldCharType="end"/>
+              </w:r>
+              <w:r>
+                <w:delText>D).</w:delText>
+              </w:r>
+            </w:del>
           </w:p>
           <w:p>
             <w:pPr>
               <w:pStyle w:val="BodyText"/>
               <w:spacing w:line="360" w:lineRule="auto"/>
+              <w:rPr>
+                <w:del w:id="505" w:author="Daniel Noble" w:date="2025-10-28T11:50:00Z" w16du:dateUtc="2025-10-28T00:50:00Z"/>
+              </w:rPr>
             </w:pPr>
-            <w:r>
-              <w:rPr>
-                <w:b/>
-                <w:bCs/>
-              </w:rPr>
-              <w:t>Nutrition and Diet</w:t>
-            </w:r>
-            <w:r>
-              <w:t xml:space="preserve">: Nutritional composition of a diet has been shown to affect the heat tolerances of insects and plants. Possible mechanisms of this feedback include the modification of lipid membranes, substrate availability for ATP synthesis, availability of key amino acids and the alleviation of oxidative stress. For example, a key mineral, magnesium (Mg), is crucial for photosynthesis with Mg deficiency in plants leading to increased oxidative cellular damage. </w:t>
-            </w:r>
-            <w:proofErr w:type="spellStart"/>
-            <w:r>
-              <w:t>Mengutay</w:t>
-            </w:r>
-            <w:proofErr w:type="spellEnd"/>
-            <w:r>
-              <w:t xml:space="preserve"> </w:t>
-            </w:r>
-            <w:r>
-              <w:rPr>
-                <w:i/>
-                <w:iCs/>
-              </w:rPr>
-              <w:t>et al</w:t>
-            </w:r>
-            <w:r>
-              <w:t xml:space="preserve"> [62] show how supplementation of Mg can improve heat tolerance in maize and wheat, with visual leaf damage being aggravated in both species under heat stress when Mg supply is low (</w:t>
-            </w:r>
-            <w:hyperlink w:anchor="fig-box1">
+            <w:del w:id="506" w:author="Daniel Noble" w:date="2025-10-28T11:50:00Z" w16du:dateUtc="2025-10-28T00:50:00Z">
+              <w:r>
+                <w:rPr>
+                  <w:b/>
+                  <w:bCs/>
+                </w:rPr>
+                <w:delText>Nutrition and Diet</w:delText>
+              </w:r>
+              <w:r>
+                <w:delText xml:space="preserve">: Nutritional composition of a diet has been shown to affect the heat tolerances of insects and plants. Possible mechanisms of this feedback include the modification of lipid membranes, substrate availability for ATP synthesis, availability of key amino acids and the alleviation of oxidative stress. For example, a key mineral, magnesium (Mg), is crucial for photosynthesis with Mg deficiency in plants leading to increased oxidative cellular damage. Mengutay </w:delText>
+              </w:r>
+              <w:r>
+                <w:rPr>
+                  <w:i/>
+                  <w:iCs/>
+                </w:rPr>
+                <w:delText>et al</w:delText>
+              </w:r>
+              <w:r>
+                <w:delText xml:space="preserve"> [62] show how supplementation of Mg can improve heat tolerance in maize and wheat, with visual leaf damage being aggravated in both species under heat stress when Mg supply is low (</w:delText>
+              </w:r>
+              <w:r>
+                <w:fldChar w:fldCharType="begin"/>
+              </w:r>
+              <w:r>
+                <w:delInstrText>HYPERLINK \l "fig-box1" \h</w:delInstrText>
+              </w:r>
+              <w:r>
+                <w:fldChar w:fldCharType="separate"/>
+              </w:r>
               <w:r>
                 <w:rPr>
                   <w:rStyle w:val="Hyperlink"/>
                 </w:rPr>
-                <w:t>Figure 2</w:t>
-              </w:r>
-            </w:hyperlink>
-            <w:r>
-              <w:t xml:space="preserve">E). Similar examples have been identified in insects. For example, in </w:t>
-            </w:r>
-            <w:r>
-              <w:rPr>
-                <w:i/>
-                <w:iCs/>
-              </w:rPr>
-              <w:t>Drosophila melanogaster</w:t>
-            </w:r>
-            <w:r>
-              <w:t xml:space="preserve"> larvae fed a high protein diet were able to withstand higher temperatures compared to those fed a high carbohydrate diet [63] (</w:t>
-            </w:r>
-            <w:hyperlink w:anchor="fig-box1">
+                <w:delText>Figure 2</w:delText>
+              </w:r>
+              <w:r>
+                <w:fldChar w:fldCharType="end"/>
+              </w:r>
+              <w:r>
+                <w:delText xml:space="preserve">E). Similar examples have been identified in insects. For example, in </w:delText>
+              </w:r>
+              <w:r>
+                <w:rPr>
+                  <w:i/>
+                  <w:iCs/>
+                </w:rPr>
+                <w:delText>Drosophila melanogaster</w:delText>
+              </w:r>
+              <w:r>
+                <w:delText xml:space="preserve"> larvae fed a high protein diet were able to withstand higher temperatures compared to those fed a high carbohydrate diet [63] (</w:delText>
+              </w:r>
+              <w:r>
+                <w:fldChar w:fldCharType="begin"/>
+              </w:r>
+              <w:r>
+                <w:delInstrText>HYPERLINK \l "fig-box1" \h</w:delInstrText>
+              </w:r>
+              <w:r>
+                <w:fldChar w:fldCharType="separate"/>
+              </w:r>
               <w:r>
                 <w:rPr>
                   <w:rStyle w:val="Hyperlink"/>
                 </w:rPr>
-                <w:t>Figure 2</w:t>
-              </w:r>
-            </w:hyperlink>
-            <w:r>
-              <w:t>F).</w:t>
-            </w:r>
+                <w:delText>Figure 2</w:delText>
+              </w:r>
+              <w:r>
+                <w:fldChar w:fldCharType="end"/>
+              </w:r>
+              <w:r>
+                <w:delText>F).</w:delText>
+              </w:r>
+            </w:del>
           </w:p>
           <w:p>
             <w:pPr>
               <w:pStyle w:val="BodyText"/>
               <w:spacing w:line="360" w:lineRule="auto"/>
+              <w:rPr>
+                <w:del w:id="507" w:author="Daniel Noble" w:date="2025-10-28T11:50:00Z" w16du:dateUtc="2025-10-28T00:50:00Z"/>
+              </w:rPr>
             </w:pPr>
-            <w:r>
-              <w:t xml:space="preserve">The above list is not exhaustive. Many environmental stressors, such as pollution and salinity, along with interactions between environmental stressors and cross-trophic interactions among species exposed to </w:t>
-            </w:r>
-            <w:r>
-              <w:lastRenderedPageBreak/>
-              <w:t xml:space="preserve">those stressors can also impact thermal sensitivity </w:t>
-            </w:r>
-            <w:del w:id="349" w:author="Daniel Noble" w:date="2025-10-18T11:00:00Z" w16du:dateUtc="2025-10-18T00:00:00Z">
+            <w:del w:id="508" w:author="Daniel Noble" w:date="2025-10-28T11:50:00Z" w16du:dateUtc="2025-10-28T00:50:00Z">
+              <w:r>
+                <w:delText xml:space="preserve">The above list is not exhaustive. Many environmental stressors, such as pollution and salinity, along with interactions between environmental stressors and cross-trophic interactions among species exposed to those stressors can also impact thermal sensitivity </w:delText>
+              </w:r>
+            </w:del>
+            <w:del w:id="509" w:author="Daniel Noble" w:date="2025-10-18T11:00:00Z" w16du:dateUtc="2025-10-18T00:00:00Z">
               <w:r>
                 <w:delText xml:space="preserve">can also impact thermal sensitivity </w:delText>
               </w:r>
             </w:del>
-            <w:r>
-              <w:t>[20,54]. The point we make here is that to fully model heat sensitivity, it is important to account for the abiotic and biotic environment in which an organism experiences heat stress where possible.</w:t>
-            </w:r>
+            <w:del w:id="510" w:author="Daniel Noble" w:date="2025-10-28T11:50:00Z" w16du:dateUtc="2025-10-28T00:50:00Z">
+              <w:r>
+                <w:delText>[20,54]. The point we make here is that to fully model heat sensitivity, it is important to account for the abiotic and biotic environment in which an organism experiences heat stress where possible.</w:delText>
+              </w:r>
+            </w:del>
           </w:p>
           <w:tbl>
             <w:tblPr>
@@ -4104,108 +4694,105 @@
               <w:gridCol w:w="10200"/>
             </w:tblGrid>
             <w:tr>
+              <w:trPr>
+                <w:del w:id="511" w:author="Daniel Noble" w:date="2025-10-28T11:50:00Z" w16du:dateUtc="2025-10-28T00:50:00Z"/>
+              </w:trPr>
               <w:tc>
                 <w:tcPr>
-                  <w:tcW w:w="0" w:type="auto"/>
+                  <w:tcW w:w="10200" w:type="dxa"/>
                 </w:tcPr>
                 <w:p>
                   <w:pPr>
                     <w:pStyle w:val="Compact"/>
                     <w:spacing w:line="360" w:lineRule="auto"/>
                     <w:jc w:val="center"/>
+                    <w:rPr>
+                      <w:del w:id="512" w:author="Daniel Noble" w:date="2025-10-28T11:50:00Z" w16du:dateUtc="2025-10-28T00:50:00Z"/>
+                    </w:rPr>
                   </w:pPr>
-                  <w:bookmarkStart w:id="350" w:name="fig-box1"/>
-                  <w:r>
-                    <w:rPr>
-                      <w:noProof/>
-                    </w:rPr>
-                    <w:drawing>
-                      <wp:inline distT="0" distB="0" distL="0" distR="0" wp14:anchorId="3F2D563F" wp14:editId="0FF1CB3E">
-                        <wp:extent cx="5242034" cy="3484714"/>
-                        <wp:effectExtent l="0" t="0" r="3175" b="0"/>
-                        <wp:docPr id="455327039" name="Picture 1"/>
-                        <wp:cNvGraphicFramePr>
-                          <a:graphicFrameLocks xmlns:a="http://schemas.openxmlformats.org/drawingml/2006/main" noChangeAspect="1"/>
-                        </wp:cNvGraphicFramePr>
-                        <a:graphic xmlns:a="http://schemas.openxmlformats.org/drawingml/2006/main">
-                          <a:graphicData uri="http://schemas.openxmlformats.org/drawingml/2006/picture">
-                            <pic:pic xmlns:pic="http://schemas.openxmlformats.org/drawingml/2006/picture">
-                              <pic:nvPicPr>
-                                <pic:cNvPr id="455327039" name="Picture 455327039"/>
-                                <pic:cNvPicPr/>
-                              </pic:nvPicPr>
-                              <pic:blipFill>
-                                <a:blip r:embed="rId10" cstate="print">
-                                  <a:extLst>
-                                    <a:ext uri="{28A0092B-C50C-407E-A947-70E740481C1C}">
-                                      <a14:useLocalDpi xmlns:a14="http://schemas.microsoft.com/office/drawing/2010/main" val="0"/>
-                                    </a:ext>
-                                  </a:extLst>
-                                </a:blip>
-                                <a:stretch>
-                                  <a:fillRect/>
-                                </a:stretch>
-                              </pic:blipFill>
-                              <pic:spPr>
-                                <a:xfrm>
-                                  <a:off x="0" y="0"/>
-                                  <a:ext cx="5279959" cy="3509925"/>
-                                </a:xfrm>
-                                <a:prstGeom prst="rect">
-                                  <a:avLst/>
-                                </a:prstGeom>
-                              </pic:spPr>
-                            </pic:pic>
-                          </a:graphicData>
-                        </a:graphic>
-                      </wp:inline>
-                    </w:drawing>
-                  </w:r>
+                  <w:bookmarkStart w:id="513" w:name="fig-box1"/>
+                  <w:del w:id="514" w:author="Daniel Noble" w:date="2025-10-28T11:50:00Z" w16du:dateUtc="2025-10-28T00:50:00Z">
+                    <w:r>
+                      <w:rPr>
+                        <w:noProof/>
+                      </w:rPr>
+                      <w:drawing>
+                        <wp:inline distT="0" distB="0" distL="0" distR="0" wp14:anchorId="3F2D563F" wp14:editId="0FF1CB3E">
+                          <wp:extent cx="5242034" cy="3484714"/>
+                          <wp:effectExtent l="0" t="0" r="3175" b="0"/>
+                          <wp:docPr id="455327039" name="Picture 1"/>
+                          <wp:cNvGraphicFramePr>
+                            <a:graphicFrameLocks xmlns:a="http://schemas.openxmlformats.org/drawingml/2006/main" noChangeAspect="1"/>
+                          </wp:cNvGraphicFramePr>
+                          <a:graphic xmlns:a="http://schemas.openxmlformats.org/drawingml/2006/main">
+                            <a:graphicData uri="http://schemas.openxmlformats.org/drawingml/2006/picture">
+                              <pic:pic xmlns:pic="http://schemas.openxmlformats.org/drawingml/2006/picture">
+                                <pic:nvPicPr>
+                                  <pic:cNvPr id="455327039" name="Picture 455327039"/>
+                                  <pic:cNvPicPr/>
+                                </pic:nvPicPr>
+                                <pic:blipFill>
+                                  <a:blip r:embed="rId10" cstate="print">
+                                    <a:extLst>
+                                      <a:ext uri="{28A0092B-C50C-407E-A947-70E740481C1C}">
+                                        <a14:useLocalDpi xmlns:a14="http://schemas.microsoft.com/office/drawing/2010/main" val="0"/>
+                                      </a:ext>
+                                    </a:extLst>
+                                  </a:blip>
+                                  <a:stretch>
+                                    <a:fillRect/>
+                                  </a:stretch>
+                                </pic:blipFill>
+                                <pic:spPr>
+                                  <a:xfrm>
+                                    <a:off x="0" y="0"/>
+                                    <a:ext cx="5279959" cy="3509925"/>
+                                  </a:xfrm>
+                                  <a:prstGeom prst="rect">
+                                    <a:avLst/>
+                                  </a:prstGeom>
+                                </pic:spPr>
+                              </pic:pic>
+                            </a:graphicData>
+                          </a:graphic>
+                        </wp:inline>
+                      </w:drawing>
+                    </w:r>
+                  </w:del>
                 </w:p>
                 <w:p>
                   <w:pPr>
                     <w:pStyle w:val="ImageCaption"/>
                     <w:spacing w:before="200" w:line="360" w:lineRule="auto"/>
+                    <w:rPr>
+                      <w:del w:id="515" w:author="Daniel Noble" w:date="2025-10-28T11:50:00Z" w16du:dateUtc="2025-10-28T00:50:00Z"/>
+                    </w:rPr>
                   </w:pPr>
-                  <w:r>
-                    <w:rPr>
-                      <w:b/>
-                      <w:bCs/>
-                    </w:rPr>
-                    <w:t>Figure 2-</w:t>
-                  </w:r>
-                  <w:r>
-                    <w:t xml:space="preserve"> </w:t>
-                  </w:r>
-                  <w:r>
-                    <w:rPr>
-                      <w:b/>
-                      <w:bCs/>
-                    </w:rPr>
-                    <w:t xml:space="preserve">Examples of environmental factors impacting thermal </w:t>
-                  </w:r>
-                  <w:proofErr w:type="spellStart"/>
-                  <w:r>
-                    <w:rPr>
-                      <w:b/>
-                      <w:bCs/>
-                    </w:rPr>
-                    <w:t>sensitivty</w:t>
-                  </w:r>
-                  <w:proofErr w:type="spellEnd"/>
-                  <w:r>
-                    <w:rPr>
-                      <w:b/>
-                      <w:bCs/>
-                    </w:rPr>
-                    <w:t xml:space="preserve"> in plants and animals</w:t>
-                  </w:r>
-                  <w:r>
-                    <w:t>. A &amp; B) microbial interactions. C &amp; D) drought and water stress. E &amp; F) nutrition and diet. See text for more explanation. Created with BioRender.com.</w:t>
-                  </w:r>
+                  <w:del w:id="516" w:author="Daniel Noble" w:date="2025-10-28T11:50:00Z" w16du:dateUtc="2025-10-28T00:50:00Z">
+                    <w:r>
+                      <w:rPr>
+                        <w:b/>
+                        <w:bCs/>
+                      </w:rPr>
+                      <w:delText>Figure 2-</w:delText>
+                    </w:r>
+                    <w:r>
+                      <w:delText xml:space="preserve"> </w:delText>
+                    </w:r>
+                    <w:r>
+                      <w:rPr>
+                        <w:b/>
+                        <w:bCs/>
+                      </w:rPr>
+                      <w:delText>Examples of environmental factors impacting thermal sensitivty in plants and animals</w:delText>
+                    </w:r>
+                    <w:r>
+                      <w:delText>. A &amp; B) microbial interactions. C &amp; D) drought and water stress. E &amp; F) nutrition and diet. See text for more explanation. Created with BioRender.com.</w:delText>
+                    </w:r>
+                  </w:del>
                 </w:p>
               </w:tc>
-              <w:bookmarkEnd w:id="350"/>
+              <w:bookmarkEnd w:id="513"/>
             </w:tr>
           </w:tbl>
           <w:p>
@@ -4222,7 +4809,6 @@
         <w:spacing w:line="360" w:lineRule="auto"/>
       </w:pPr>
       <w:r>
-        <w:lastRenderedPageBreak/>
         <w:t xml:space="preserve"> </w:t>
       </w:r>
     </w:p>
@@ -4283,7 +4869,7 @@
             <w:r>
               <w:t xml:space="preserve">: Coexistence occurs when </w:t>
             </w:r>
-            <w:del w:id="351" w:author="Daniel Noble" w:date="2025-10-18T11:04:00Z" w16du:dateUtc="2025-10-18T00:04:00Z">
+            <w:del w:id="517" w:author="Daniel Noble" w:date="2025-10-18T11:04:00Z" w16du:dateUtc="2025-10-18T00:04:00Z">
               <w:r>
                 <w:delText xml:space="preserve">two </w:delText>
               </w:r>
@@ -4291,133 +4877,99 @@
             <w:r>
               <w:t xml:space="preserve">populations of two </w:t>
             </w:r>
-            <w:ins w:id="352" w:author="Daniel Noble" w:date="2025-10-18T11:04:00Z" w16du:dateUtc="2025-10-18T00:04:00Z">
+            <w:ins w:id="518" w:author="Daniel Noble" w:date="2025-10-18T11:04:00Z" w16du:dateUtc="2025-10-18T00:04:00Z">
               <w:r>
                 <w:t xml:space="preserve">or more </w:t>
               </w:r>
             </w:ins>
             <w:r>
-              <w:t xml:space="preserve">species </w:t>
+              <w:t xml:space="preserve">species are able to persist in each other’s presence indefinitely under constant, equilibrium conditions. </w:t>
             </w:r>
-            <w:proofErr w:type="gramStart"/>
-            <w:r>
-              <w:t>are able to</w:t>
-            </w:r>
-            <w:proofErr w:type="gramEnd"/>
-            <w:r>
-              <w:t xml:space="preserve"> persist in each other’s presence indefinitely under constant, equilibrium conditions. Coexistence can be defined by differences in how species compete or through the ability of species to invade environments successfully when the other species </w:t>
-            </w:r>
-            <w:del w:id="353" w:author="Daniel Noble" w:date="2025-10-18T11:05:00Z" w16du:dateUtc="2025-10-18T00:05:00Z">
+            <w:del w:id="519" w:author="Daniel Noble" w:date="2025-10-28T14:42:00Z" w16du:dateUtc="2025-10-28T03:42:00Z">
+              <w:r>
+                <w:delText xml:space="preserve">Coexistence can be defined by differences in how species compete or through the ability of species to invade environments successfully when the other species </w:delText>
+              </w:r>
+            </w:del>
+            <w:del w:id="520" w:author="Daniel Noble" w:date="2025-10-18T11:05:00Z" w16du:dateUtc="2025-10-18T00:05:00Z">
               <w:r>
                 <w:delText xml:space="preserve">is </w:delText>
               </w:r>
             </w:del>
-            <w:ins w:id="354" w:author="Daniel Noble" w:date="2025-10-18T11:05:00Z" w16du:dateUtc="2025-10-18T00:05:00Z">
-              <w:r>
-                <w:t xml:space="preserve">are </w:t>
-              </w:r>
-            </w:ins>
-            <w:r>
-              <w:t xml:space="preserve">present at low abundances. </w:t>
-            </w:r>
-            <w:del w:id="355" w:author="Daniel Noble" w:date="2025-10-18T11:04:00Z" w16du:dateUtc="2025-10-18T00:04:00Z">
+            <w:del w:id="521" w:author="Daniel Noble" w:date="2025-10-28T14:42:00Z" w16du:dateUtc="2025-10-28T03:42:00Z">
+              <w:r>
+                <w:delText xml:space="preserve">present at low abundances. </w:delText>
+              </w:r>
+            </w:del>
+            <w:del w:id="522" w:author="Daniel Noble" w:date="2025-10-18T11:04:00Z" w16du:dateUtc="2025-10-18T00:04:00Z">
               <w:r>
                 <w:delText xml:space="preserve">The majority of known models of coexistence rely on equilibrium conditions. </w:delText>
               </w:r>
             </w:del>
-            <w:del w:id="356" w:author="Daniel Noble" w:date="2025-10-18T11:03:00Z" w16du:dateUtc="2025-10-18T00:03:00Z">
+            <w:del w:id="523" w:author="Daniel Noble" w:date="2025-10-18T11:03:00Z" w16du:dateUtc="2025-10-18T00:03:00Z">
               <w:r>
                 <w:delText xml:space="preserve">A condition at odds with extreme heat events and directional climate change. </w:delText>
               </w:r>
             </w:del>
-            <w:del w:id="357" w:author="Daniel Noble" w:date="2025-10-18T11:04:00Z" w16du:dateUtc="2025-10-18T00:04:00Z">
+            <w:del w:id="524" w:author="Daniel Noble" w:date="2025-10-18T11:04:00Z" w16du:dateUtc="2025-10-18T00:04:00Z">
               <w:r>
                 <w:delText>However, the emphasis of m</w:delText>
               </w:r>
             </w:del>
-            <w:ins w:id="358" w:author="Daniel Noble" w:date="2025-10-18T11:04:00Z" w16du:dateUtc="2025-10-18T00:04:00Z">
-              <w:r>
-                <w:t>M</w:t>
-              </w:r>
-            </w:ins>
-            <w:r>
-              <w:t xml:space="preserve">any coexistence models </w:t>
-            </w:r>
-            <w:proofErr w:type="spellStart"/>
-            <w:ins w:id="359" w:author="Daniel Noble" w:date="2025-10-18T11:05:00Z" w16du:dateUtc="2025-10-18T00:05:00Z">
-              <w:r>
-                <w:t>emphasise</w:t>
-              </w:r>
-              <w:proofErr w:type="spellEnd"/>
-              <w:r>
-                <w:t xml:space="preserve"> the</w:t>
-              </w:r>
-            </w:ins>
-            <w:ins w:id="360" w:author="Daniel Noble" w:date="2025-10-18T11:04:00Z" w16du:dateUtc="2025-10-18T00:04:00Z">
-              <w:r>
-                <w:t xml:space="preserve"> </w:t>
-              </w:r>
-            </w:ins>
-            <w:del w:id="361" w:author="Daniel Noble" w:date="2025-10-18T11:04:00Z" w16du:dateUtc="2025-10-18T00:04:00Z">
+            <w:del w:id="525" w:author="Daniel Noble" w:date="2025-10-28T14:42:00Z" w16du:dateUtc="2025-10-28T03:42:00Z">
+              <w:r>
+                <w:delText xml:space="preserve">any coexistence models </w:delText>
+              </w:r>
+            </w:del>
+            <w:del w:id="526" w:author="Daniel Noble" w:date="2025-10-18T11:04:00Z" w16du:dateUtc="2025-10-18T00:04:00Z">
               <w:r>
                 <w:delText xml:space="preserve">on the </w:delText>
               </w:r>
             </w:del>
-            <w:r>
-              <w:t xml:space="preserve">importance of species interactions in variable environments </w:t>
-            </w:r>
-            <w:del w:id="362" w:author="Daniel Noble" w:date="2025-10-18T11:04:00Z" w16du:dateUtc="2025-10-18T00:04:00Z">
+            <w:del w:id="527" w:author="Daniel Noble" w:date="2025-10-28T14:42:00Z" w16du:dateUtc="2025-10-28T03:42:00Z">
+              <w:r>
+                <w:delText xml:space="preserve">importance of species interactions in variable environments </w:delText>
+              </w:r>
+            </w:del>
+            <w:del w:id="528" w:author="Daniel Noble" w:date="2025-10-18T11:04:00Z" w16du:dateUtc="2025-10-18T00:04:00Z">
               <w:r>
                 <w:delText xml:space="preserve">makes </w:delText>
               </w:r>
             </w:del>
-            <w:ins w:id="363" w:author="Daniel Noble" w:date="2025-10-18T11:04:00Z" w16du:dateUtc="2025-10-18T00:04:00Z">
-              <w:r>
-                <w:t xml:space="preserve">making </w:t>
-              </w:r>
-            </w:ins>
-            <w:r>
-              <w:t xml:space="preserve">coexistence </w:t>
-            </w:r>
-            <w:del w:id="364" w:author="Daniel Noble" w:date="2025-10-18T11:05:00Z" w16du:dateUtc="2025-10-18T00:05:00Z">
+            <w:del w:id="529" w:author="Daniel Noble" w:date="2025-10-28T14:42:00Z" w16du:dateUtc="2025-10-28T03:42:00Z">
+              <w:r>
+                <w:delText xml:space="preserve">coexistence </w:delText>
+              </w:r>
+            </w:del>
+            <w:del w:id="530" w:author="Daniel Noble" w:date="2025-10-18T11:05:00Z" w16du:dateUtc="2025-10-18T00:05:00Z">
               <w:r>
                 <w:delText xml:space="preserve">models and associated </w:delText>
               </w:r>
             </w:del>
-            <w:r>
-              <w:t xml:space="preserve">frameworks </w:t>
-            </w:r>
-            <w:ins w:id="365" w:author="Daniel Noble" w:date="2025-10-18T11:05:00Z" w16du:dateUtc="2025-10-18T00:05:00Z">
-              <w:r>
-                <w:t xml:space="preserve">powerful </w:t>
-              </w:r>
-            </w:ins>
-            <w:r>
-              <w:t xml:space="preserve">for </w:t>
-            </w:r>
-            <w:ins w:id="366" w:author="Daniel Noble" w:date="2025-10-18T11:06:00Z" w16du:dateUtc="2025-10-18T00:06:00Z">
-              <w:r>
-                <w:t xml:space="preserve">understanding </w:t>
-              </w:r>
-            </w:ins>
-            <w:del w:id="367" w:author="Daniel Noble" w:date="2025-10-18T11:06:00Z" w16du:dateUtc="2025-10-18T00:06:00Z">
+            <w:del w:id="531" w:author="Daniel Noble" w:date="2025-10-28T14:42:00Z" w16du:dateUtc="2025-10-28T03:42:00Z">
+              <w:r>
+                <w:delText xml:space="preserve">frameworks for </w:delText>
+              </w:r>
+            </w:del>
+            <w:del w:id="532" w:author="Daniel Noble" w:date="2025-10-18T11:06:00Z" w16du:dateUtc="2025-10-18T00:06:00Z">
               <w:r>
                 <w:delText xml:space="preserve">understanding community assembly and diversity maintenance </w:delText>
               </w:r>
             </w:del>
-            <w:del w:id="368" w:author="Daniel Noble" w:date="2025-10-18T11:04:00Z" w16du:dateUtc="2025-10-18T00:04:00Z">
+            <w:del w:id="533" w:author="Daniel Noble" w:date="2025-10-18T11:04:00Z" w16du:dateUtc="2025-10-18T00:04:00Z">
               <w:r>
                 <w:delText xml:space="preserve">are potentially </w:delText>
               </w:r>
             </w:del>
-            <w:del w:id="369" w:author="Daniel Noble" w:date="2025-10-18T11:06:00Z" w16du:dateUtc="2025-10-18T00:06:00Z">
+            <w:del w:id="534" w:author="Daniel Noble" w:date="2025-10-18T11:06:00Z" w16du:dateUtc="2025-10-18T00:06:00Z">
               <w:r>
                 <w:delText xml:space="preserve">useful for exploring </w:delText>
               </w:r>
             </w:del>
-            <w:r>
-              <w:t>whole community responses to extreme events.</w:t>
-            </w:r>
+            <w:del w:id="535" w:author="Daniel Noble" w:date="2025-10-28T14:42:00Z" w16du:dateUtc="2025-10-28T03:42:00Z">
+              <w:r>
+                <w:delText>whole community responses to extreme events.</w:delText>
+              </w:r>
+            </w:del>
           </w:p>
           <w:p>
             <w:pPr>
@@ -4480,7 +5032,7 @@
               <w:pStyle w:val="BodyText"/>
               <w:spacing w:line="360" w:lineRule="auto"/>
               <w:rPr>
-                <w:ins w:id="370" w:author="Daniel Noble" w:date="2025-10-27T11:44:00Z"/>
+                <w:ins w:id="536" w:author="Daniel Noble" w:date="2025-10-27T11:44:00Z"/>
                 <w:lang w:val="en-AU"/>
               </w:rPr>
             </w:pPr>
@@ -4491,7 +5043,7 @@
               </w:rPr>
               <w:t xml:space="preserve">Thermal load sensitivity (TLS) </w:t>
             </w:r>
-            <w:ins w:id="371" w:author="Daniel Noble" w:date="2025-10-27T11:42:00Z" w16du:dateUtc="2025-10-27T00:42:00Z">
+            <w:ins w:id="537" w:author="Daniel Noble" w:date="2025-10-27T11:42:00Z" w16du:dateUtc="2025-10-27T00:42:00Z">
               <w:r>
                 <w:rPr>
                   <w:b/>
@@ -4510,7 +5062,7 @@
             <w:r>
               <w:t xml:space="preserve">: </w:t>
             </w:r>
-            <w:ins w:id="372" w:author="Daniel Noble" w:date="2025-10-27T11:44:00Z">
+            <w:ins w:id="538" w:author="Daniel Noble" w:date="2025-10-27T11:44:00Z">
               <w:r>
                 <w:rPr>
                   <w:lang w:val="en-AU"/>
@@ -4524,10 +5076,10 @@
               <w:pStyle w:val="BodyText"/>
               <w:spacing w:line="360" w:lineRule="auto"/>
               <w:rPr>
-                <w:del w:id="373" w:author="Daniel Noble" w:date="2025-10-27T11:44:00Z" w16du:dateUtc="2025-10-27T00:44:00Z"/>
+                <w:del w:id="539" w:author="Daniel Noble" w:date="2025-10-27T11:44:00Z" w16du:dateUtc="2025-10-27T00:44:00Z"/>
               </w:rPr>
             </w:pPr>
-            <w:del w:id="374" w:author="Daniel Noble" w:date="2025-10-27T11:44:00Z" w16du:dateUtc="2025-10-27T00:44:00Z">
+            <w:del w:id="540" w:author="Daniel Noble" w:date="2025-10-27T11:44:00Z" w16du:dateUtc="2025-10-27T00:44:00Z">
               <w:r>
                 <w:delText>Models that use biophysical principles to quantify thermal exposure and thermal load and integrate them with physiological models that capture the dynamics of damage and repair processes in driving lethal and sublethal impacts on tissues, organs and whole organisms.</w:delText>
               </w:r>
@@ -4557,8 +5109,8 @@
         <w:pStyle w:val="Heading1"/>
         <w:spacing w:line="360" w:lineRule="auto"/>
       </w:pPr>
-      <w:bookmarkStart w:id="375" w:name="Xa42fff9f9b55ab8c457a10a6df2c5c7c3edac3c"/>
-      <w:bookmarkEnd w:id="341"/>
+      <w:bookmarkStart w:id="541" w:name="Xa42fff9f9b55ab8c457a10a6df2c5c7c3edac3c"/>
+      <w:bookmarkEnd w:id="402"/>
       <w:r>
         <w:t>Physiological models that capture the effects of extreme heat across life</w:t>
       </w:r>
@@ -4569,11 +5121,11 @@
         <w:spacing w:line="360" w:lineRule="auto"/>
       </w:pPr>
       <w:r>
-        <w:t xml:space="preserve">Dynamic Energy Budget (DEB) models are physiologically explicit life-cycle models of energy and mass uptake and conversion that predict key life-history transitions, growth, reproduction and survival (senescence) through time [14,64]. DEB models consider organisms as a thermodynamic system (adhering to energy-mass balance) capturing the exchange of food, water, respiratory gases and metabolic waste throughout the life cycle [18]. DEB models can translate short-term (hourly) variation in factors such as temperature, toxins (e.g., toxicants, [65]) and resource availability (nutrients) [66,67] into long-term (days, months, years) effects on development, growth, reproduction and survival [15,18]. DEB theory, when </w:t>
+        <w:t xml:space="preserve">Dynamic Energy Budget (DEB) models are physiologically explicit life-cycle models of energy and mass uptake and conversion that predict key life-history transitions, growth, reproduction and survival (senescence) through time [14,64]. DEB models consider organisms as a thermodynamic system (adhering to energy-mass balance) capturing the exchange of food, water, respiratory gases and metabolic waste throughout the life cycle [18]. DEB models can translate short-term (hourly) variation in factors such as temperature, toxins (e.g., toxicants, [65]) and resource availability (nutrients) [66,67] into long-term (days, months, years) effects on development, growth, reproduction and survival [15,18]. DEB theory, when combined with biophysical models more generally, allows the full water budget to be computed to account for heat stress impacts of a hydric nature [18]. Perhaps most importantly, DEB theory calculates the life cycle trajectory of an organism and so can account for the effects of timing of heat wave impacts relative to life stage. Applied to multi-species assemblages, DEB models can capture how different species’ life cycles are </w:t>
       </w:r>
       <w:r>
         <w:lastRenderedPageBreak/>
-        <w:t xml:space="preserve">combined with biophysical models more generally, allows the full water budget to be computed to account for heat stress impacts of a hydric nature [18]. Perhaps most importantly, DEB theory calculates the life cycle trajectory of an organism and so can account for the effects of timing of heat wave impacts relative to life stage. Applied to multi-species assemblages, DEB models can capture how different species’ life cycles are impacted by heat and interact with each other to predict how traits such as birth, age at maturity, reproductive events, energy flow and lifespan vary across species. DEB models </w:t>
+        <w:t xml:space="preserve">impacted by heat and interact with each other to predict how traits such as birth, age at maturity, reproductive events, energy flow and lifespan vary across species. DEB models </w:t>
       </w:r>
       <w:r>
         <w:t xml:space="preserve">integrate many processes in a parameter-sparse manner, and </w:t>
@@ -4678,8 +5230,8 @@
         <w:pStyle w:val="Heading1"/>
         <w:spacing w:line="360" w:lineRule="auto"/>
       </w:pPr>
-      <w:bookmarkStart w:id="376" w:name="Xe20b556bb99a49ef81dd5b1307d42fae8e49e0c"/>
-      <w:bookmarkEnd w:id="375"/>
+      <w:bookmarkStart w:id="542" w:name="Xe20b556bb99a49ef81dd5b1307d42fae8e49e0c"/>
+      <w:bookmarkEnd w:id="541"/>
       <w:r>
         <w:t>Mechanistic approaches that ‘speak’ to population and community ecology under extreme heat</w:t>
       </w:r>
@@ -4697,28 +5249,28 @@
         <w:t>Coexistence</w:t>
       </w:r>
       <w:r>
-        <w:t xml:space="preserve"> frameworks offer an intriguing approach that can bring the many elements discussed above together to understand whole community responses to extreme climate events. Modern coexistence theory </w:t>
+        <w:t xml:space="preserve"> frameworks offer an intriguing approach that can bring the many elements discussed above together to understand whole community responses to extreme climate events. Modern coexistence theory [MCT; [74]] uses simple two-species individual-based population growth models</w:t>
+      </w:r>
+      <w:del w:id="543" w:author="Daniel Noble" w:date="2025-10-28T13:44:00Z" w16du:dateUtc="2025-10-28T02:44:00Z">
+        <w:r>
+          <w:delText>, such as Beverton-Holt or Ricker models</w:delText>
+        </w:r>
+      </w:del>
+      <w:r>
+        <w:t xml:space="preserve"> [75,76], to determine how interactions between species at the individual level lead to “coexistence”.</w:t>
+      </w:r>
+    </w:p>
+    <w:p>
+      <w:pPr>
+        <w:pStyle w:val="BodyText"/>
+        <w:spacing w:line="360" w:lineRule="auto"/>
+      </w:pPr>
+      <w:r>
+        <w:t xml:space="preserve">Population dynamic models calculate the individual fitness effect of interactions [77]. These models can incorporate variation in the environment [21] and in the outcome of interactions themselves [78]. As these </w:t>
       </w:r>
       <w:r>
         <w:lastRenderedPageBreak/>
-        <w:t xml:space="preserve">[MCT; [74]] uses simple two-species individual-based population growth models, such as Beverton-Holt or Ricker models [75,76], to determine how interactions between species at the individual level </w:t>
-      </w:r>
-      <w:proofErr w:type="gramStart"/>
-      <w:r>
-        <w:t>lead</w:t>
-      </w:r>
-      <w:proofErr w:type="gramEnd"/>
-      <w:r>
-        <w:t xml:space="preserve"> to “coexistence”.</w:t>
-      </w:r>
-    </w:p>
-    <w:p>
-      <w:pPr>
-        <w:pStyle w:val="BodyText"/>
-        <w:spacing w:line="360" w:lineRule="auto"/>
-      </w:pPr>
-      <w:r>
-        <w:t xml:space="preserve">Population dynamic models calculate the individual fitness effect of interactions [77]. These models can incorporate variation in the environment [21] and in the outcome of interactions themselves [78]. As these models use the same fitness measures as DEB </w:t>
+        <w:t xml:space="preserve">models use the same fitness measures as DEB </w:t>
       </w:r>
       <w:proofErr w:type="gramStart"/>
       <w:r>
@@ -4833,16 +5385,39 @@
               </w:rPr>
               <w:t>Box 2:</w:t>
             </w:r>
-            <w:ins w:id="377" w:author="Daniel Noble" w:date="2025-10-27T13:41:00Z" w16du:dateUtc="2025-10-27T02:41:00Z">
+            <w:ins w:id="544" w:author="Daniel Noble" w:date="2025-10-27T13:41:00Z" w16du:dateUtc="2025-10-27T02:41:00Z">
               <w:r>
                 <w:rPr>
                   <w:b/>
                   <w:bCs/>
                 </w:rPr>
-                <w:t xml:space="preserve"> How to </w:t>
+                <w:t xml:space="preserve"> </w:t>
               </w:r>
             </w:ins>
-            <w:del w:id="378" w:author="Daniel Noble" w:date="2025-10-27T13:41:00Z" w16du:dateUtc="2025-10-27T02:41:00Z">
+            <w:ins w:id="545" w:author="Daniel Noble" w:date="2025-10-28T14:44:00Z" w16du:dateUtc="2025-10-28T03:44:00Z">
+              <w:r>
+                <w:rPr>
+                  <w:b/>
+                  <w:bCs/>
+                </w:rPr>
+                <w:t xml:space="preserve">Scaling up </w:t>
+              </w:r>
+              <w:r>
+                <w:rPr>
+                  <w:b/>
+                  <w:bCs/>
+                </w:rPr>
+                <w:t xml:space="preserve">extreme heat effects </w:t>
+              </w:r>
+              <w:r>
+                <w:rPr>
+                  <w:b/>
+                  <w:bCs/>
+                </w:rPr>
+                <w:t>from individuals to communities</w:t>
+              </w:r>
+            </w:ins>
+            <w:del w:id="546" w:author="Daniel Noble" w:date="2025-10-27T13:41:00Z" w16du:dateUtc="2025-10-27T02:41:00Z">
               <w:r>
                 <w:rPr>
                   <w:b/>
@@ -4851,7 +5426,7 @@
                 <w:delText xml:space="preserve"> </w:delText>
               </w:r>
             </w:del>
-            <w:del w:id="379" w:author="Daniel Noble" w:date="2025-10-27T13:40:00Z" w16du:dateUtc="2025-10-27T02:40:00Z">
+            <w:del w:id="547" w:author="Daniel Noble" w:date="2025-10-27T13:40:00Z" w16du:dateUtc="2025-10-27T02:40:00Z">
               <w:r>
                 <w:rPr>
                   <w:b/>
@@ -4860,22 +5435,13 @@
                 <w:delText>Integrating eco-evolutionary feedback within a systems-modelling framework</w:delText>
               </w:r>
             </w:del>
-            <w:ins w:id="380" w:author="Daniel Noble" w:date="2025-10-27T13:41:00Z" w16du:dateUtc="2025-10-27T02:41:00Z">
+            <w:ins w:id="548" w:author="Daniel Noble" w:date="2025-10-27T13:40:00Z" w16du:dateUtc="2025-10-27T02:40:00Z">
               <w:r>
                 <w:rPr>
                   <w:b/>
                   <w:bCs/>
                 </w:rPr>
-                <w:t>i</w:t>
-              </w:r>
-            </w:ins>
-            <w:ins w:id="381" w:author="Daniel Noble" w:date="2025-10-27T13:40:00Z" w16du:dateUtc="2025-10-27T02:40:00Z">
-              <w:r>
-                <w:rPr>
-                  <w:b/>
-                  <w:bCs/>
-                </w:rPr>
-                <w:t xml:space="preserve">mplement a systems modelling approach </w:t>
+                <w:t xml:space="preserve"> </w:t>
               </w:r>
             </w:ins>
           </w:p>
@@ -4884,10 +5450,10 @@
               <w:pStyle w:val="BodyText"/>
               <w:spacing w:before="16" w:line="360" w:lineRule="auto"/>
               <w:rPr>
-                <w:del w:id="382" w:author="Daniel Noble" w:date="2025-10-27T13:40:00Z" w16du:dateUtc="2025-10-27T02:40:00Z"/>
+                <w:del w:id="549" w:author="Daniel Noble" w:date="2025-10-27T13:40:00Z" w16du:dateUtc="2025-10-27T02:40:00Z"/>
               </w:rPr>
             </w:pPr>
-            <w:del w:id="383" w:author="Daniel Noble" w:date="2025-10-27T13:40:00Z" w16du:dateUtc="2025-10-27T02:40:00Z">
+            <w:del w:id="550" w:author="Daniel Noble" w:date="2025-10-27T13:40:00Z" w16du:dateUtc="2025-10-27T02:40:00Z">
               <w:r>
                 <w:delText>Extreme environments can act as a potent selective force triggering evolutionary change in populations [81–83]. Evolutionary responses will depend on the amount of phenotypic and genetic variation present in a population and exposed to natural selection along with the strength of selection on phenotypes. Extreme environments pose unique challenges for predicting evolutionary change because they are, by definition, rare events. Adaptive evolution will therefore depend on the frequency of extreme environments and the underlying genetic correlation between traits expressed across environments and other conditions [81]. In addition, phenotypic plasticity can result in both maladaptive and adaptive outcomes by either shielding selection on genetic variation or by facilitating persistence and selection, making it difficult to predict the long term effects of plasticity and adaptive evolution in building population resilience [82,84–87].</w:delText>
               </w:r>
@@ -4898,10 +5464,10 @@
               <w:pStyle w:val="BodyText"/>
               <w:spacing w:line="360" w:lineRule="auto"/>
               <w:rPr>
-                <w:del w:id="384" w:author="Daniel Noble" w:date="2025-10-27T13:40:00Z" w16du:dateUtc="2025-10-27T02:40:00Z"/>
+                <w:del w:id="551" w:author="Daniel Noble" w:date="2025-10-27T13:40:00Z" w16du:dateUtc="2025-10-27T02:40:00Z"/>
               </w:rPr>
             </w:pPr>
-            <w:del w:id="385" w:author="Daniel Noble" w:date="2025-10-27T13:40:00Z" w16du:dateUtc="2025-10-27T02:40:00Z">
+            <w:del w:id="552" w:author="Daniel Noble" w:date="2025-10-27T13:40:00Z" w16du:dateUtc="2025-10-27T02:40:00Z">
               <w:r>
                 <w:delText>Plasticity and evolution can be incorporated into a systems modelling framework by allowing environments to govern ‘trait’ development (plasticity) and by incorporating selection and genetic (co)variance estimates for ‘traits’ within these models (evolution). We speak of ‘traits’ broadly here because these need not be traits typically thought of by evolutionary ecologists (e.g., body mass, vital rates). Rather, ‘traits’ can include the parameters within models that establish functional traits within a population (e.g., DEB parameters)[88]. Plasticity can be captured by mapping trait development to the environment. In contrast, evolutionary change takes place in multivariate trait space where genetic variance and covariance between traits (i.e., constraints) along with varying patterns of selection can be used to predict trait changes across generations. One simple way to make such predictions is by using the multivariate breeders equation [89]:</w:delText>
               </w:r>
@@ -4912,17 +5478,17 @@
               <w:pStyle w:val="BodyText"/>
               <w:spacing w:line="360" w:lineRule="auto"/>
               <w:rPr>
-                <w:del w:id="386" w:author="Daniel Noble" w:date="2025-10-27T13:40:00Z" w16du:dateUtc="2025-10-27T02:40:00Z"/>
+                <w:del w:id="553" w:author="Daniel Noble" w:date="2025-10-27T13:40:00Z" w16du:dateUtc="2025-10-27T02:40:00Z"/>
               </w:rPr>
             </w:pPr>
-            <w:bookmarkStart w:id="387" w:name="eq-breeders"/>
+            <w:bookmarkStart w:id="554" w:name="eq-breeders"/>
             <m:oMathPara>
               <m:oMathParaPr>
                 <m:jc m:val="center"/>
               </m:oMathParaPr>
               <m:oMath>
                 <m:r>
-                  <w:del w:id="388" w:author="Daniel Noble" w:date="2025-10-27T13:40:00Z" w16du:dateUtc="2025-10-27T02:40:00Z">
+                  <w:del w:id="555" w:author="Daniel Noble" w:date="2025-10-27T13:40:00Z" w16du:dateUtc="2025-10-27T02:40:00Z">
                     <w:rPr>
                       <w:rFonts w:ascii="Cambria Math" w:hAnsi="Cambria Math"/>
                     </w:rPr>
@@ -4933,7 +5499,7 @@
                   <m:accPr>
                     <m:chr m:val="‾"/>
                     <m:ctrlPr>
-                      <w:del w:id="389" w:author="Daniel Noble" w:date="2025-10-27T13:40:00Z" w16du:dateUtc="2025-10-27T02:40:00Z">
+                      <w:del w:id="556" w:author="Daniel Noble" w:date="2025-10-27T13:40:00Z" w16du:dateUtc="2025-10-27T02:40:00Z">
                         <w:rPr>
                           <w:rFonts w:ascii="Cambria Math" w:hAnsi="Cambria Math"/>
                         </w:rPr>
@@ -4942,7 +5508,7 @@
                   </m:accPr>
                   <m:e>
                     <m:r>
-                      <w:del w:id="390" w:author="Daniel Noble" w:date="2025-10-27T13:40:00Z" w16du:dateUtc="2025-10-27T02:40:00Z">
+                      <w:del w:id="557" w:author="Daniel Noble" w:date="2025-10-27T13:40:00Z" w16du:dateUtc="2025-10-27T02:40:00Z">
                         <m:rPr>
                           <m:sty m:val="b"/>
                         </m:rPr>
@@ -4955,7 +5521,7 @@
                   </m:e>
                 </m:acc>
                 <m:r>
-                  <w:del w:id="391" w:author="Daniel Noble" w:date="2025-10-27T13:40:00Z" w16du:dateUtc="2025-10-27T02:40:00Z">
+                  <w:del w:id="558" w:author="Daniel Noble" w:date="2025-10-27T13:40:00Z" w16du:dateUtc="2025-10-27T02:40:00Z">
                     <m:rPr>
                       <m:sty m:val="p"/>
                     </m:rPr>
@@ -4966,7 +5532,7 @@
                   </w:del>
                 </m:r>
                 <m:r>
-                  <w:del w:id="392" w:author="Daniel Noble" w:date="2025-10-27T13:40:00Z" w16du:dateUtc="2025-10-27T02:40:00Z">
+                  <w:del w:id="559" w:author="Daniel Noble" w:date="2025-10-27T13:40:00Z" w16du:dateUtc="2025-10-27T02:40:00Z">
                     <m:rPr>
                       <m:sty m:val="b"/>
                     </m:rPr>
@@ -4977,7 +5543,7 @@
                   </w:del>
                 </m:r>
                 <m:r>
-                  <w:del w:id="393" w:author="Daniel Noble" w:date="2025-10-27T13:40:00Z" w16du:dateUtc="2025-10-27T02:40:00Z">
+                  <w:del w:id="560" w:author="Daniel Noble" w:date="2025-10-27T13:40:00Z" w16du:dateUtc="2025-10-27T02:40:00Z">
                     <m:rPr>
                       <m:sty m:val="p"/>
                     </m:rPr>
@@ -4988,7 +5554,7 @@
                   </w:del>
                 </m:r>
                 <m:r>
-                  <w:del w:id="394" w:author="Daniel Noble" w:date="2025-10-27T13:40:00Z" w16du:dateUtc="2025-10-27T02:40:00Z">
+                  <w:del w:id="561" w:author="Daniel Noble" w:date="2025-10-27T13:40:00Z" w16du:dateUtc="2025-10-27T02:40:00Z">
                     <m:rPr>
                       <m:sty m:val="b"/>
                     </m:rPr>
@@ -4999,7 +5565,7 @@
                   </w:del>
                 </m:r>
                 <m:r>
-                  <w:del w:id="395" w:author="Daniel Noble" w:date="2025-10-27T13:40:00Z" w16du:dateUtc="2025-10-27T02:40:00Z">
+                  <w:del w:id="562" w:author="Daniel Noble" w:date="2025-10-27T13:40:00Z" w16du:dateUtc="2025-10-27T02:40:00Z">
                     <w:rPr>
                       <w:rFonts w:ascii="Cambria Math" w:hAnsi="Cambria Math"/>
                     </w:rPr>
@@ -5009,7 +5575,7 @@
                 <m:d>
                   <m:dPr>
                     <m:ctrlPr>
-                      <w:del w:id="396" w:author="Daniel Noble" w:date="2025-10-27T13:40:00Z" w16du:dateUtc="2025-10-27T02:40:00Z">
+                      <w:del w:id="563" w:author="Daniel Noble" w:date="2025-10-27T13:40:00Z" w16du:dateUtc="2025-10-27T02:40:00Z">
                         <w:rPr>
                           <w:rFonts w:ascii="Cambria Math" w:hAnsi="Cambria Math"/>
                         </w:rPr>
@@ -5018,7 +5584,7 @@
                   </m:dPr>
                   <m:e>
                     <m:r>
-                      <w:del w:id="397" w:author="Daniel Noble" w:date="2025-10-27T13:40:00Z" w16du:dateUtc="2025-10-27T02:40:00Z">
+                      <w:del w:id="564" w:author="Daniel Noble" w:date="2025-10-27T13:40:00Z" w16du:dateUtc="2025-10-27T02:40:00Z">
                         <w:rPr>
                           <w:rFonts w:ascii="Cambria Math" w:hAnsi="Cambria Math"/>
                         </w:rPr>
@@ -5029,24 +5595,24 @@
                 </m:d>
               </m:oMath>
             </m:oMathPara>
-            <w:bookmarkEnd w:id="387"/>
+            <w:bookmarkEnd w:id="554"/>
           </w:p>
           <w:p>
             <w:pPr>
               <w:pStyle w:val="FirstParagraph"/>
               <w:spacing w:line="360" w:lineRule="auto"/>
               <w:rPr>
-                <w:del w:id="398" w:author="Daniel Noble" w:date="2025-10-27T13:40:00Z" w16du:dateUtc="2025-10-27T02:40:00Z"/>
+                <w:del w:id="565" w:author="Daniel Noble" w:date="2025-10-27T13:40:00Z" w16du:dateUtc="2025-10-27T02:40:00Z"/>
               </w:rPr>
             </w:pPr>
-            <w:del w:id="399" w:author="Daniel Noble" w:date="2025-10-27T13:40:00Z" w16du:dateUtc="2025-10-27T02:40:00Z">
+            <w:del w:id="566" w:author="Daniel Noble" w:date="2025-10-27T13:40:00Z" w16du:dateUtc="2025-10-27T02:40:00Z">
               <w:r>
                 <w:delText xml:space="preserve">where </w:delText>
               </w:r>
             </w:del>
             <m:oMath>
               <m:r>
-                <w:del w:id="400" w:author="Daniel Noble" w:date="2025-10-27T13:40:00Z" w16du:dateUtc="2025-10-27T02:40:00Z">
+                <w:del w:id="567" w:author="Daniel Noble" w:date="2025-10-27T13:40:00Z" w16du:dateUtc="2025-10-27T02:40:00Z">
                   <w:rPr>
                     <w:rFonts w:ascii="Cambria Math" w:hAnsi="Cambria Math"/>
                   </w:rPr>
@@ -5057,7 +5623,7 @@
                 <m:accPr>
                   <m:chr m:val="‾"/>
                   <m:ctrlPr>
-                    <w:del w:id="401" w:author="Daniel Noble" w:date="2025-10-27T13:40:00Z" w16du:dateUtc="2025-10-27T02:40:00Z">
+                    <w:del w:id="568" w:author="Daniel Noble" w:date="2025-10-27T13:40:00Z" w16du:dateUtc="2025-10-27T02:40:00Z">
                       <w:rPr>
                         <w:rFonts w:ascii="Cambria Math" w:hAnsi="Cambria Math"/>
                       </w:rPr>
@@ -5066,7 +5632,7 @@
                 </m:accPr>
                 <m:e>
                   <m:r>
-                    <w:del w:id="402" w:author="Daniel Noble" w:date="2025-10-27T13:40:00Z" w16du:dateUtc="2025-10-27T02:40:00Z">
+                    <w:del w:id="569" w:author="Daniel Noble" w:date="2025-10-27T13:40:00Z" w16du:dateUtc="2025-10-27T02:40:00Z">
                       <m:rPr>
                         <m:sty m:val="b"/>
                       </m:rPr>
@@ -5079,14 +5645,14 @@
                 </m:e>
               </m:acc>
             </m:oMath>
-            <w:del w:id="403" w:author="Daniel Noble" w:date="2025-10-27T13:40:00Z" w16du:dateUtc="2025-10-27T02:40:00Z">
+            <w:del w:id="570" w:author="Daniel Noble" w:date="2025-10-27T13:40:00Z" w16du:dateUtc="2025-10-27T02:40:00Z">
               <w:r>
                 <w:delText xml:space="preserve"> is the vector of changes in the mean trait values, </w:delText>
               </w:r>
             </w:del>
             <m:oMath>
               <m:r>
-                <w:del w:id="404" w:author="Daniel Noble" w:date="2025-10-27T13:40:00Z" w16du:dateUtc="2025-10-27T02:40:00Z">
+                <w:del w:id="571" w:author="Daniel Noble" w:date="2025-10-27T13:40:00Z" w16du:dateUtc="2025-10-27T02:40:00Z">
                   <m:rPr>
                     <m:sty m:val="b"/>
                   </m:rPr>
@@ -5097,14 +5663,14 @@
                 </w:del>
               </m:r>
             </m:oMath>
-            <w:del w:id="405" w:author="Daniel Noble" w:date="2025-10-27T13:40:00Z" w16du:dateUtc="2025-10-27T02:40:00Z">
+            <w:del w:id="572" w:author="Daniel Noble" w:date="2025-10-27T13:40:00Z" w16du:dateUtc="2025-10-27T02:40:00Z">
               <w:r>
                 <w:delText xml:space="preserve"> is the genetic covariance matrix and </w:delText>
               </w:r>
             </w:del>
             <m:oMath>
               <m:r>
-                <w:del w:id="406" w:author="Daniel Noble" w:date="2025-10-27T13:40:00Z" w16du:dateUtc="2025-10-27T02:40:00Z">
+                <w:del w:id="573" w:author="Daniel Noble" w:date="2025-10-27T13:40:00Z" w16du:dateUtc="2025-10-27T02:40:00Z">
                   <m:rPr>
                     <m:sty m:val="b"/>
                   </m:rPr>
@@ -5115,14 +5681,14 @@
                 </w:del>
               </m:r>
             </m:oMath>
-            <w:del w:id="407" w:author="Daniel Noble" w:date="2025-10-27T13:40:00Z" w16du:dateUtc="2025-10-27T02:40:00Z">
+            <w:del w:id="574" w:author="Daniel Noble" w:date="2025-10-27T13:40:00Z" w16du:dateUtc="2025-10-27T02:40:00Z">
               <w:r>
                 <w:delText xml:space="preserve"> is the vector of standardised selection gradients that regress each trait on relative fitness (i.e., </w:delText>
               </w:r>
             </w:del>
             <m:oMath>
               <m:r>
-                <w:del w:id="408" w:author="Daniel Noble" w:date="2025-10-27T13:40:00Z" w16du:dateUtc="2025-10-27T02:40:00Z">
+                <w:del w:id="575" w:author="Daniel Noble" w:date="2025-10-27T13:40:00Z" w16du:dateUtc="2025-10-27T02:40:00Z">
                   <m:rPr>
                     <m:sty m:val="b"/>
                   </m:rPr>
@@ -5133,7 +5699,7 @@
                 </w:del>
               </m:r>
               <m:r>
-                <w:del w:id="409" w:author="Daniel Noble" w:date="2025-10-27T13:40:00Z" w16du:dateUtc="2025-10-27T02:40:00Z">
+                <w:del w:id="576" w:author="Daniel Noble" w:date="2025-10-27T13:40:00Z" w16du:dateUtc="2025-10-27T02:40:00Z">
                   <m:rPr>
                     <m:sty m:val="p"/>
                   </m:rPr>
@@ -5144,7 +5710,7 @@
                 </w:del>
               </m:r>
               <m:r>
-                <w:del w:id="410" w:author="Daniel Noble" w:date="2025-10-27T13:40:00Z" w16du:dateUtc="2025-10-27T02:40:00Z">
+                <w:del w:id="577" w:author="Daniel Noble" w:date="2025-10-27T13:40:00Z" w16du:dateUtc="2025-10-27T02:40:00Z">
                   <m:rPr>
                     <m:sty m:val="b"/>
                   </m:rPr>
@@ -5155,7 +5721,7 @@
                 </w:del>
               </m:r>
               <m:r>
-                <w:del w:id="411" w:author="Daniel Noble" w:date="2025-10-27T13:40:00Z" w16du:dateUtc="2025-10-27T02:40:00Z">
+                <w:del w:id="578" w:author="Daniel Noble" w:date="2025-10-27T13:40:00Z" w16du:dateUtc="2025-10-27T02:40:00Z">
                   <m:rPr>
                     <m:sty m:val="p"/>
                   </m:rPr>
@@ -5168,7 +5734,7 @@
               <m:sSup>
                 <m:sSupPr>
                   <m:ctrlPr>
-                    <w:del w:id="412" w:author="Daniel Noble" w:date="2025-10-27T13:40:00Z" w16du:dateUtc="2025-10-27T02:40:00Z">
+                    <w:del w:id="579" w:author="Daniel Noble" w:date="2025-10-27T13:40:00Z" w16du:dateUtc="2025-10-27T02:40:00Z">
                       <w:rPr>
                         <w:rFonts w:ascii="Cambria Math" w:hAnsi="Cambria Math"/>
                       </w:rPr>
@@ -5177,7 +5743,7 @@
                 </m:sSupPr>
                 <m:e>
                   <m:r>
-                    <w:del w:id="413" w:author="Daniel Noble" w:date="2025-10-27T13:40:00Z" w16du:dateUtc="2025-10-27T02:40:00Z">
+                    <w:del w:id="580" w:author="Daniel Noble" w:date="2025-10-27T13:40:00Z" w16du:dateUtc="2025-10-27T02:40:00Z">
                       <m:rPr>
                         <m:sty m:val="b"/>
                       </m:rPr>
@@ -5190,7 +5756,7 @@
                 </m:e>
                 <m:sup>
                   <m:r>
-                    <w:del w:id="414" w:author="Daniel Noble" w:date="2025-10-27T13:40:00Z" w16du:dateUtc="2025-10-27T02:40:00Z">
+                    <w:del w:id="581" w:author="Daniel Noble" w:date="2025-10-27T13:40:00Z" w16du:dateUtc="2025-10-27T02:40:00Z">
                       <m:rPr>
                         <m:sty m:val="b"/>
                       </m:rPr>
@@ -5203,7 +5769,7 @@
                 </m:sup>
               </m:sSup>
               <m:r>
-                <w:del w:id="415" w:author="Daniel Noble" w:date="2025-10-27T13:40:00Z" w16du:dateUtc="2025-10-27T02:40:00Z">
+                <w:del w:id="582" w:author="Daniel Noble" w:date="2025-10-27T13:40:00Z" w16du:dateUtc="2025-10-27T02:40:00Z">
                   <m:rPr>
                     <m:sty m:val="p"/>
                   </m:rPr>
@@ -5214,7 +5780,7 @@
                 </w:del>
               </m:r>
               <m:r>
-                <w:del w:id="416" w:author="Daniel Noble" w:date="2025-10-27T13:40:00Z" w16du:dateUtc="2025-10-27T02:40:00Z">
+                <w:del w:id="583" w:author="Daniel Noble" w:date="2025-10-27T13:40:00Z" w16du:dateUtc="2025-10-27T02:40:00Z">
                   <m:rPr>
                     <m:sty m:val="b"/>
                   </m:rPr>
@@ -5225,7 +5791,7 @@
                 </w:del>
               </m:r>
               <m:r>
-                <w:del w:id="417" w:author="Daniel Noble" w:date="2025-10-27T13:40:00Z" w16du:dateUtc="2025-10-27T02:40:00Z">
+                <w:del w:id="584" w:author="Daniel Noble" w:date="2025-10-27T13:40:00Z" w16du:dateUtc="2025-10-27T02:40:00Z">
                   <m:rPr>
                     <m:sty m:val="p"/>
                   </m:rPr>
@@ -5236,7 +5802,7 @@
                 </w:del>
               </m:r>
               <m:r>
-                <w:del w:id="418" w:author="Daniel Noble" w:date="2025-10-27T13:40:00Z" w16du:dateUtc="2025-10-27T02:40:00Z">
+                <w:del w:id="585" w:author="Daniel Noble" w:date="2025-10-27T13:40:00Z" w16du:dateUtc="2025-10-27T02:40:00Z">
                   <m:rPr>
                     <m:sty m:val="b"/>
                   </m:rPr>
@@ -5247,7 +5813,7 @@
                 </w:del>
               </m:r>
             </m:oMath>
-            <w:del w:id="419" w:author="Daniel Noble" w:date="2025-10-27T13:40:00Z" w16du:dateUtc="2025-10-27T02:40:00Z">
+            <w:del w:id="586" w:author="Daniel Noble" w:date="2025-10-27T13:40:00Z" w16du:dateUtc="2025-10-27T02:40:00Z">
               <w:r>
                 <w:delText>; [90]). While the multivariate breeders equation can be useful for predicting short term evolutionary responses (i.e., one or a few generations) it likely has limited in predictive power over longer timespans because of changes in heritability and selection through time [83,90].</w:delText>
               </w:r>
@@ -5258,7 +5824,7 @@
               <w:pStyle w:val="BodyText"/>
               <w:spacing w:after="16" w:line="360" w:lineRule="auto"/>
             </w:pPr>
-            <w:del w:id="420" w:author="Daniel Noble" w:date="2025-10-27T13:40:00Z" w16du:dateUtc="2025-10-27T02:40:00Z">
+            <w:del w:id="587" w:author="Daniel Noble" w:date="2025-10-27T13:40:00Z" w16du:dateUtc="2025-10-27T02:40:00Z">
               <w:r>
                 <w:delText xml:space="preserve">Measuring and incorporating both plasticity and evolution into our proposed systems modelling framework is challenging because such models usually focus on one or a few ‘traits’. Studies that have attempted to measure plasticity and evolutionary potential in traits demonstrate how such processes can shape outcomes in important ways [61,91–95]. For example, applying a TDT framework to isogenic lines of </w:delText>
               </w:r>
@@ -5285,7 +5851,7 @@
             </w:del>
             <m:oMath>
               <m:r>
-                <w:del w:id="421" w:author="Daniel Noble" w:date="2025-10-27T13:40:00Z" w16du:dateUtc="2025-10-27T02:40:00Z">
+                <w:del w:id="588" w:author="Daniel Noble" w:date="2025-10-27T13:40:00Z" w16du:dateUtc="2025-10-27T02:40:00Z">
                   <w:rPr>
                     <w:rFonts w:ascii="Cambria Math" w:hAnsi="Cambria Math"/>
                   </w:rPr>
@@ -5295,7 +5861,7 @@
               <m:sSub>
                 <m:sSubPr>
                   <m:ctrlPr>
-                    <w:del w:id="422" w:author="Daniel Noble" w:date="2025-10-27T13:40:00Z" w16du:dateUtc="2025-10-27T02:40:00Z">
+                    <w:del w:id="589" w:author="Daniel Noble" w:date="2025-10-27T13:40:00Z" w16du:dateUtc="2025-10-27T02:40:00Z">
                       <w:rPr>
                         <w:rFonts w:ascii="Cambria Math" w:hAnsi="Cambria Math"/>
                       </w:rPr>
@@ -5304,7 +5870,7 @@
                 </m:sSubPr>
                 <m:e>
                   <m:r>
-                    <w:del w:id="423" w:author="Daniel Noble" w:date="2025-10-27T13:40:00Z" w16du:dateUtc="2025-10-27T02:40:00Z">
+                    <w:del w:id="590" w:author="Daniel Noble" w:date="2025-10-27T13:40:00Z" w16du:dateUtc="2025-10-27T02:40:00Z">
                       <w:rPr>
                         <w:rFonts w:ascii="Cambria Math" w:hAnsi="Cambria Math"/>
                       </w:rPr>
@@ -5314,7 +5880,7 @@
                 </m:e>
                 <m:sub>
                   <m:r>
-                    <w:del w:id="424" w:author="Daniel Noble" w:date="2025-10-27T13:40:00Z" w16du:dateUtc="2025-10-27T02:40:00Z">
+                    <w:del w:id="591" w:author="Daniel Noble" w:date="2025-10-27T13:40:00Z" w16du:dateUtc="2025-10-27T02:40:00Z">
                       <w:rPr>
                         <w:rFonts w:ascii="Cambria Math" w:hAnsi="Cambria Math"/>
                       </w:rPr>
@@ -5324,14 +5890,14 @@
                 </m:sub>
               </m:sSub>
             </m:oMath>
-            <w:del w:id="425" w:author="Daniel Noble" w:date="2025-10-27T13:40:00Z" w16du:dateUtc="2025-10-27T02:40:00Z">
+            <w:del w:id="592" w:author="Daniel Noble" w:date="2025-10-27T13:40:00Z" w16du:dateUtc="2025-10-27T02:40:00Z">
               <w:r>
                 <w:delText xml:space="preserve">) and also thermal sensitivity (i.e, </w:delText>
               </w:r>
             </w:del>
             <m:oMath>
               <m:r>
-                <w:del w:id="426" w:author="Daniel Noble" w:date="2025-10-27T13:40:00Z" w16du:dateUtc="2025-10-27T02:40:00Z">
+                <w:del w:id="593" w:author="Daniel Noble" w:date="2025-10-27T13:40:00Z" w16du:dateUtc="2025-10-27T02:40:00Z">
                   <w:rPr>
                     <w:rFonts w:ascii="Cambria Math" w:hAnsi="Cambria Math"/>
                   </w:rPr>
@@ -5339,7 +5905,7 @@
                 </w:del>
               </m:r>
             </m:oMath>
-            <w:del w:id="427" w:author="Daniel Noble" w:date="2025-10-27T13:40:00Z" w16du:dateUtc="2025-10-27T02:40:00Z">
+            <w:del w:id="594" w:author="Daniel Noble" w:date="2025-10-27T13:40:00Z" w16du:dateUtc="2025-10-27T02:40:00Z">
               <w:r>
                 <w:delText xml:space="preserve">, slope from TDT curves). Thermal sensitivity in </w:delText>
               </w:r>
@@ -5418,7 +5984,7 @@
               <w:lastRenderedPageBreak/>
               <w:t xml:space="preserve">Box 3: </w:t>
             </w:r>
-            <w:ins w:id="428" w:author="Daniel Noble" w:date="2025-10-27T13:39:00Z" w16du:dateUtc="2025-10-27T02:39:00Z">
+            <w:ins w:id="595" w:author="Daniel Noble" w:date="2025-10-27T13:39:00Z" w16du:dateUtc="2025-10-27T02:39:00Z">
               <w:r>
                 <w:rPr>
                   <w:b/>
@@ -5427,7 +5993,7 @@
                 <w:t>Integrating eco-evolutionary feedback within a systems-modelling framework</w:t>
               </w:r>
             </w:ins>
-            <w:del w:id="429" w:author="Daniel Noble" w:date="2025-10-27T13:39:00Z" w16du:dateUtc="2025-10-27T02:39:00Z">
+            <w:del w:id="596" w:author="Daniel Noble" w:date="2025-10-27T13:39:00Z" w16du:dateUtc="2025-10-27T02:39:00Z">
               <w:r>
                 <w:rPr>
                   <w:b/>
@@ -5442,12 +6008,31 @@
               <w:pStyle w:val="BodyText"/>
               <w:spacing w:before="16" w:line="360" w:lineRule="auto"/>
               <w:rPr>
-                <w:ins w:id="430" w:author="Daniel Noble" w:date="2025-10-27T13:40:00Z" w16du:dateUtc="2025-10-27T02:40:00Z"/>
+                <w:ins w:id="597" w:author="Daniel Noble" w:date="2025-10-27T13:40:00Z" w16du:dateUtc="2025-10-27T02:40:00Z"/>
               </w:rPr>
             </w:pPr>
-            <w:ins w:id="431" w:author="Daniel Noble" w:date="2025-10-27T13:40:00Z" w16du:dateUtc="2025-10-27T02:40:00Z">
-              <w:r>
-                <w:t xml:space="preserve">Extreme environments can act as a potent selective force triggering evolutionary change in populations [81–83]. Evolutionary responses will depend on the amount of phenotypic and genetic variation present in a population and exposed to natural selection along with the strength of selection on phenotypes. Extreme environments pose unique challenges for predicting evolutionary change because they are, by definition, rare events. Adaptive evolution will therefore depend on the frequency of extreme environments and the underlying genetic correlation between traits expressed across environments and other conditions [81]. In addition, phenotypic plasticity can result in both maladaptive and adaptive outcomes by either shielding selection on genetic variation or by facilitating persistence and selection, making it difficult to predict the </w:t>
+            <w:ins w:id="598" w:author="Daniel Noble" w:date="2025-10-27T13:40:00Z" w16du:dateUtc="2025-10-27T02:40:00Z">
+              <w:r>
+                <w:t xml:space="preserve">Extreme environments can act as a </w:t>
+              </w:r>
+              <w:commentRangeStart w:id="599"/>
+              <w:r>
+                <w:t xml:space="preserve">potent selective force triggering evolutionary </w:t>
+              </w:r>
+            </w:ins>
+            <w:commentRangeEnd w:id="599"/>
+            <w:ins w:id="600" w:author="Daniel Noble" w:date="2025-10-28T16:51:00Z" w16du:dateUtc="2025-10-28T05:51:00Z">
+              <w:r>
+                <w:rPr>
+                  <w:rStyle w:val="CommentReference"/>
+                  <w:rFonts w:asciiTheme="minorHAnsi" w:hAnsiTheme="minorHAnsi"/>
+                </w:rPr>
+                <w:commentReference w:id="599"/>
+              </w:r>
+            </w:ins>
+            <w:ins w:id="601" w:author="Daniel Noble" w:date="2025-10-27T13:40:00Z" w16du:dateUtc="2025-10-27T02:40:00Z">
+              <w:r>
+                <w:t xml:space="preserve">change in populations [81–83]. Evolutionary responses will depend on the amount of phenotypic and genetic variation present in a population and exposed to natural selection along with the strength of selection on phenotypes. Extreme environments pose unique challenges for predicting evolutionary change because they are, by definition, rare events. Adaptive evolution will therefore depend on the frequency of extreme environments and the underlying genetic correlation between traits expressed across environments and other conditions [81]. In addition, phenotypic plasticity can result in both maladaptive and adaptive outcomes by either shielding selection on genetic variation or by facilitating persistence and selection, making it difficult to predict the </w:t>
               </w:r>
               <w:proofErr w:type="gramStart"/>
               <w:r>
@@ -5464,10 +6049,10 @@
               <w:pStyle w:val="BodyText"/>
               <w:spacing w:line="360" w:lineRule="auto"/>
               <w:rPr>
-                <w:ins w:id="432" w:author="Daniel Noble" w:date="2025-10-27T13:40:00Z" w16du:dateUtc="2025-10-27T02:40:00Z"/>
+                <w:ins w:id="602" w:author="Daniel Noble" w:date="2025-10-27T13:40:00Z" w16du:dateUtc="2025-10-27T02:40:00Z"/>
               </w:rPr>
             </w:pPr>
-            <w:ins w:id="433" w:author="Daniel Noble" w:date="2025-10-27T13:40:00Z" w16du:dateUtc="2025-10-27T02:40:00Z">
+            <w:ins w:id="603" w:author="Daniel Noble" w:date="2025-10-27T13:40:00Z" w16du:dateUtc="2025-10-27T02:40:00Z">
               <w:r>
                 <w:t>Plasticity and evolution can be incorporated into a systems modelling framework by allowing environments to govern ‘trait’ development (plasticity) and by incorporating selection and genetic (co)variance estimates for ‘traits’ within these models (evolution). We speak of ‘traits’ broadly here because these need not be traits typically thought of by evolutionary ecologists (e.g., body mass, vital rates). Rather, ‘</w:t>
               </w:r>
@@ -5502,7 +6087,7 @@
               <w:pStyle w:val="BodyText"/>
               <w:spacing w:line="360" w:lineRule="auto"/>
               <w:rPr>
-                <w:ins w:id="434" w:author="Daniel Noble" w:date="2025-10-27T13:40:00Z" w16du:dateUtc="2025-10-27T02:40:00Z"/>
+                <w:ins w:id="604" w:author="Daniel Noble" w:date="2025-10-27T13:40:00Z" w16du:dateUtc="2025-10-27T02:40:00Z"/>
               </w:rPr>
             </w:pPr>
             <m:oMathPara>
@@ -5511,7 +6096,7 @@
               </m:oMathParaPr>
               <m:oMath>
                 <m:r>
-                  <w:ins w:id="435" w:author="Daniel Noble" w:date="2025-10-27T13:40:00Z" w16du:dateUtc="2025-10-27T02:40:00Z">
+                  <w:ins w:id="605" w:author="Daniel Noble" w:date="2025-10-27T13:40:00Z" w16du:dateUtc="2025-10-27T02:40:00Z">
                     <w:rPr>
                       <w:rFonts w:ascii="Cambria Math" w:hAnsi="Cambria Math"/>
                     </w:rPr>
@@ -5522,7 +6107,7 @@
                   <m:accPr>
                     <m:chr m:val="‾"/>
                     <m:ctrlPr>
-                      <w:ins w:id="436" w:author="Daniel Noble" w:date="2025-10-27T13:40:00Z" w16du:dateUtc="2025-10-27T02:40:00Z">
+                      <w:ins w:id="606" w:author="Daniel Noble" w:date="2025-10-27T13:40:00Z" w16du:dateUtc="2025-10-27T02:40:00Z">
                         <w:rPr>
                           <w:rFonts w:ascii="Cambria Math" w:hAnsi="Cambria Math"/>
                         </w:rPr>
@@ -5531,7 +6116,7 @@
                   </m:accPr>
                   <m:e>
                     <m:r>
-                      <w:ins w:id="437" w:author="Daniel Noble" w:date="2025-10-27T13:40:00Z" w16du:dateUtc="2025-10-27T02:40:00Z">
+                      <w:ins w:id="607" w:author="Daniel Noble" w:date="2025-10-27T13:40:00Z" w16du:dateUtc="2025-10-27T02:40:00Z">
                         <m:rPr>
                           <m:sty m:val="b"/>
                         </m:rPr>
@@ -5544,7 +6129,7 @@
                   </m:e>
                 </m:acc>
                 <m:r>
-                  <w:ins w:id="438" w:author="Daniel Noble" w:date="2025-10-27T13:40:00Z" w16du:dateUtc="2025-10-27T02:40:00Z">
+                  <w:ins w:id="608" w:author="Daniel Noble" w:date="2025-10-27T13:40:00Z" w16du:dateUtc="2025-10-27T02:40:00Z">
                     <m:rPr>
                       <m:sty m:val="p"/>
                     </m:rPr>
@@ -5555,7 +6140,7 @@
                   </w:ins>
                 </m:r>
                 <m:r>
-                  <w:ins w:id="439" w:author="Daniel Noble" w:date="2025-10-27T13:40:00Z" w16du:dateUtc="2025-10-27T02:40:00Z">
+                  <w:ins w:id="609" w:author="Daniel Noble" w:date="2025-10-27T13:40:00Z" w16du:dateUtc="2025-10-27T02:40:00Z">
                     <m:rPr>
                       <m:sty m:val="b"/>
                     </m:rPr>
@@ -5566,7 +6151,7 @@
                   </w:ins>
                 </m:r>
                 <m:r>
-                  <w:ins w:id="440" w:author="Daniel Noble" w:date="2025-10-27T13:40:00Z" w16du:dateUtc="2025-10-27T02:40:00Z">
+                  <w:ins w:id="610" w:author="Daniel Noble" w:date="2025-10-27T13:40:00Z" w16du:dateUtc="2025-10-27T02:40:00Z">
                     <m:rPr>
                       <m:sty m:val="p"/>
                     </m:rPr>
@@ -5577,7 +6162,7 @@
                   </w:ins>
                 </m:r>
                 <m:r>
-                  <w:ins w:id="441" w:author="Daniel Noble" w:date="2025-10-27T13:40:00Z" w16du:dateUtc="2025-10-27T02:40:00Z">
+                  <w:ins w:id="611" w:author="Daniel Noble" w:date="2025-10-27T13:40:00Z" w16du:dateUtc="2025-10-27T02:40:00Z">
                     <m:rPr>
                       <m:sty m:val="b"/>
                     </m:rPr>
@@ -5588,7 +6173,7 @@
                   </w:ins>
                 </m:r>
                 <m:r>
-                  <w:ins w:id="442" w:author="Daniel Noble" w:date="2025-10-27T13:40:00Z" w16du:dateUtc="2025-10-27T02:40:00Z">
+                  <w:ins w:id="612" w:author="Daniel Noble" w:date="2025-10-27T13:40:00Z" w16du:dateUtc="2025-10-27T02:40:00Z">
                     <w:rPr>
                       <w:rFonts w:ascii="Cambria Math" w:hAnsi="Cambria Math"/>
                     </w:rPr>
@@ -5598,7 +6183,7 @@
                 <m:d>
                   <m:dPr>
                     <m:ctrlPr>
-                      <w:ins w:id="443" w:author="Daniel Noble" w:date="2025-10-27T13:40:00Z" w16du:dateUtc="2025-10-27T02:40:00Z">
+                      <w:ins w:id="613" w:author="Daniel Noble" w:date="2025-10-27T13:40:00Z" w16du:dateUtc="2025-10-27T02:40:00Z">
                         <w:rPr>
                           <w:rFonts w:ascii="Cambria Math" w:hAnsi="Cambria Math"/>
                         </w:rPr>
@@ -5607,7 +6192,7 @@
                   </m:dPr>
                   <m:e>
                     <m:r>
-                      <w:ins w:id="444" w:author="Daniel Noble" w:date="2025-10-27T13:40:00Z" w16du:dateUtc="2025-10-27T02:40:00Z">
+                      <w:ins w:id="614" w:author="Daniel Noble" w:date="2025-10-27T13:40:00Z" w16du:dateUtc="2025-10-27T02:40:00Z">
                         <w:rPr>
                           <w:rFonts w:ascii="Cambria Math" w:hAnsi="Cambria Math"/>
                         </w:rPr>
@@ -5624,17 +6209,17 @@
               <w:pStyle w:val="FirstParagraph"/>
               <w:spacing w:line="360" w:lineRule="auto"/>
               <w:rPr>
-                <w:ins w:id="445" w:author="Daniel Noble" w:date="2025-10-27T13:40:00Z" w16du:dateUtc="2025-10-27T02:40:00Z"/>
+                <w:ins w:id="615" w:author="Daniel Noble" w:date="2025-10-27T13:40:00Z" w16du:dateUtc="2025-10-27T02:40:00Z"/>
               </w:rPr>
             </w:pPr>
-            <w:ins w:id="446" w:author="Daniel Noble" w:date="2025-10-27T13:40:00Z" w16du:dateUtc="2025-10-27T02:40:00Z">
+            <w:ins w:id="616" w:author="Daniel Noble" w:date="2025-10-27T13:40:00Z" w16du:dateUtc="2025-10-27T02:40:00Z">
               <w:r>
                 <w:t xml:space="preserve">where </w:t>
               </w:r>
             </w:ins>
             <m:oMath>
               <m:r>
-                <w:ins w:id="447" w:author="Daniel Noble" w:date="2025-10-27T13:40:00Z" w16du:dateUtc="2025-10-27T02:40:00Z">
+                <w:ins w:id="617" w:author="Daniel Noble" w:date="2025-10-27T13:40:00Z" w16du:dateUtc="2025-10-27T02:40:00Z">
                   <w:rPr>
                     <w:rFonts w:ascii="Cambria Math" w:hAnsi="Cambria Math"/>
                   </w:rPr>
@@ -5645,7 +6230,7 @@
                 <m:accPr>
                   <m:chr m:val="‾"/>
                   <m:ctrlPr>
-                    <w:ins w:id="448" w:author="Daniel Noble" w:date="2025-10-27T13:40:00Z" w16du:dateUtc="2025-10-27T02:40:00Z">
+                    <w:ins w:id="618" w:author="Daniel Noble" w:date="2025-10-27T13:40:00Z" w16du:dateUtc="2025-10-27T02:40:00Z">
                       <w:rPr>
                         <w:rFonts w:ascii="Cambria Math" w:hAnsi="Cambria Math"/>
                       </w:rPr>
@@ -5654,7 +6239,7 @@
                 </m:accPr>
                 <m:e>
                   <m:r>
-                    <w:ins w:id="449" w:author="Daniel Noble" w:date="2025-10-27T13:40:00Z" w16du:dateUtc="2025-10-27T02:40:00Z">
+                    <w:ins w:id="619" w:author="Daniel Noble" w:date="2025-10-27T13:40:00Z" w16du:dateUtc="2025-10-27T02:40:00Z">
                       <m:rPr>
                         <m:sty m:val="b"/>
                       </m:rPr>
@@ -5667,14 +6252,14 @@
                 </m:e>
               </m:acc>
             </m:oMath>
-            <w:ins w:id="450" w:author="Daniel Noble" w:date="2025-10-27T13:40:00Z" w16du:dateUtc="2025-10-27T02:40:00Z">
+            <w:ins w:id="620" w:author="Daniel Noble" w:date="2025-10-27T13:40:00Z" w16du:dateUtc="2025-10-27T02:40:00Z">
               <w:r>
                 <w:t xml:space="preserve"> is the vector of changes in the mean trait values, </w:t>
               </w:r>
             </w:ins>
             <m:oMath>
               <m:r>
-                <w:ins w:id="451" w:author="Daniel Noble" w:date="2025-10-27T13:40:00Z" w16du:dateUtc="2025-10-27T02:40:00Z">
+                <w:ins w:id="621" w:author="Daniel Noble" w:date="2025-10-27T13:40:00Z" w16du:dateUtc="2025-10-27T02:40:00Z">
                   <m:rPr>
                     <m:sty m:val="b"/>
                   </m:rPr>
@@ -5685,14 +6270,14 @@
                 </w:ins>
               </m:r>
             </m:oMath>
-            <w:ins w:id="452" w:author="Daniel Noble" w:date="2025-10-27T13:40:00Z" w16du:dateUtc="2025-10-27T02:40:00Z">
+            <w:ins w:id="622" w:author="Daniel Noble" w:date="2025-10-27T13:40:00Z" w16du:dateUtc="2025-10-27T02:40:00Z">
               <w:r>
                 <w:t xml:space="preserve"> is the genetic covariance matrix and </w:t>
               </w:r>
             </w:ins>
             <m:oMath>
               <m:r>
-                <w:ins w:id="453" w:author="Daniel Noble" w:date="2025-10-27T13:40:00Z" w16du:dateUtc="2025-10-27T02:40:00Z">
+                <w:ins w:id="623" w:author="Daniel Noble" w:date="2025-10-27T13:40:00Z" w16du:dateUtc="2025-10-27T02:40:00Z">
                   <m:rPr>
                     <m:sty m:val="b"/>
                   </m:rPr>
@@ -5703,14 +6288,14 @@
                 </w:ins>
               </m:r>
             </m:oMath>
-            <w:ins w:id="454" w:author="Daniel Noble" w:date="2025-10-27T13:40:00Z" w16du:dateUtc="2025-10-27T02:40:00Z">
+            <w:ins w:id="624" w:author="Daniel Noble" w:date="2025-10-27T13:40:00Z" w16du:dateUtc="2025-10-27T02:40:00Z">
               <w:r>
                 <w:t xml:space="preserve"> is the vector of standardised selection gradients that regress each trait on relative fitness (i.e., </w:t>
               </w:r>
             </w:ins>
             <m:oMath>
               <m:r>
-                <w:ins w:id="455" w:author="Daniel Noble" w:date="2025-10-27T13:40:00Z" w16du:dateUtc="2025-10-27T02:40:00Z">
+                <w:ins w:id="625" w:author="Daniel Noble" w:date="2025-10-27T13:40:00Z" w16du:dateUtc="2025-10-27T02:40:00Z">
                   <m:rPr>
                     <m:sty m:val="b"/>
                   </m:rPr>
@@ -5721,7 +6306,7 @@
                 </w:ins>
               </m:r>
               <m:r>
-                <w:ins w:id="456" w:author="Daniel Noble" w:date="2025-10-27T13:40:00Z" w16du:dateUtc="2025-10-27T02:40:00Z">
+                <w:ins w:id="626" w:author="Daniel Noble" w:date="2025-10-27T13:40:00Z" w16du:dateUtc="2025-10-27T02:40:00Z">
                   <m:rPr>
                     <m:sty m:val="p"/>
                   </m:rPr>
@@ -5732,7 +6317,7 @@
                 </w:ins>
               </m:r>
               <m:r>
-                <w:ins w:id="457" w:author="Daniel Noble" w:date="2025-10-27T13:40:00Z" w16du:dateUtc="2025-10-27T02:40:00Z">
+                <w:ins w:id="627" w:author="Daniel Noble" w:date="2025-10-27T13:40:00Z" w16du:dateUtc="2025-10-27T02:40:00Z">
                   <m:rPr>
                     <m:sty m:val="b"/>
                   </m:rPr>
@@ -5743,7 +6328,7 @@
                 </w:ins>
               </m:r>
               <m:r>
-                <w:ins w:id="458" w:author="Daniel Noble" w:date="2025-10-27T13:40:00Z" w16du:dateUtc="2025-10-27T02:40:00Z">
+                <w:ins w:id="628" w:author="Daniel Noble" w:date="2025-10-27T13:40:00Z" w16du:dateUtc="2025-10-27T02:40:00Z">
                   <m:rPr>
                     <m:sty m:val="p"/>
                   </m:rPr>
@@ -5756,7 +6341,7 @@
               <m:sSup>
                 <m:sSupPr>
                   <m:ctrlPr>
-                    <w:ins w:id="459" w:author="Daniel Noble" w:date="2025-10-27T13:40:00Z" w16du:dateUtc="2025-10-27T02:40:00Z">
+                    <w:ins w:id="629" w:author="Daniel Noble" w:date="2025-10-27T13:40:00Z" w16du:dateUtc="2025-10-27T02:40:00Z">
                       <w:rPr>
                         <w:rFonts w:ascii="Cambria Math" w:hAnsi="Cambria Math"/>
                       </w:rPr>
@@ -5765,7 +6350,7 @@
                 </m:sSupPr>
                 <m:e>
                   <m:r>
-                    <w:ins w:id="460" w:author="Daniel Noble" w:date="2025-10-27T13:40:00Z" w16du:dateUtc="2025-10-27T02:40:00Z">
+                    <w:ins w:id="630" w:author="Daniel Noble" w:date="2025-10-27T13:40:00Z" w16du:dateUtc="2025-10-27T02:40:00Z">
                       <m:rPr>
                         <m:sty m:val="b"/>
                       </m:rPr>
@@ -5778,7 +6363,7 @@
                 </m:e>
                 <m:sup>
                   <m:r>
-                    <w:ins w:id="461" w:author="Daniel Noble" w:date="2025-10-27T13:40:00Z" w16du:dateUtc="2025-10-27T02:40:00Z">
+                    <w:ins w:id="631" w:author="Daniel Noble" w:date="2025-10-27T13:40:00Z" w16du:dateUtc="2025-10-27T02:40:00Z">
                       <m:rPr>
                         <m:sty m:val="b"/>
                       </m:rPr>
@@ -5791,7 +6376,7 @@
                 </m:sup>
               </m:sSup>
               <m:r>
-                <w:ins w:id="462" w:author="Daniel Noble" w:date="2025-10-27T13:40:00Z" w16du:dateUtc="2025-10-27T02:40:00Z">
+                <w:ins w:id="632" w:author="Daniel Noble" w:date="2025-10-27T13:40:00Z" w16du:dateUtc="2025-10-27T02:40:00Z">
                   <m:rPr>
                     <m:sty m:val="p"/>
                   </m:rPr>
@@ -5802,7 +6387,7 @@
                 </w:ins>
               </m:r>
               <m:r>
-                <w:ins w:id="463" w:author="Daniel Noble" w:date="2025-10-27T13:40:00Z" w16du:dateUtc="2025-10-27T02:40:00Z">
+                <w:ins w:id="633" w:author="Daniel Noble" w:date="2025-10-27T13:40:00Z" w16du:dateUtc="2025-10-27T02:40:00Z">
                   <m:rPr>
                     <m:sty m:val="b"/>
                   </m:rPr>
@@ -5813,7 +6398,7 @@
                 </w:ins>
               </m:r>
               <m:r>
-                <w:ins w:id="464" w:author="Daniel Noble" w:date="2025-10-27T13:40:00Z" w16du:dateUtc="2025-10-27T02:40:00Z">
+                <w:ins w:id="634" w:author="Daniel Noble" w:date="2025-10-27T13:40:00Z" w16du:dateUtc="2025-10-27T02:40:00Z">
                   <m:rPr>
                     <m:sty m:val="p"/>
                   </m:rPr>
@@ -5824,7 +6409,7 @@
                 </w:ins>
               </m:r>
               <m:r>
-                <w:ins w:id="465" w:author="Daniel Noble" w:date="2025-10-27T13:40:00Z" w16du:dateUtc="2025-10-27T02:40:00Z">
+                <w:ins w:id="635" w:author="Daniel Noble" w:date="2025-10-27T13:40:00Z" w16du:dateUtc="2025-10-27T02:40:00Z">
                   <m:rPr>
                     <m:sty m:val="b"/>
                   </m:rPr>
@@ -5835,7 +6420,7 @@
                 </w:ins>
               </m:r>
             </m:oMath>
-            <w:ins w:id="466" w:author="Daniel Noble" w:date="2025-10-27T13:40:00Z" w16du:dateUtc="2025-10-27T02:40:00Z">
+            <w:ins w:id="636" w:author="Daniel Noble" w:date="2025-10-27T13:40:00Z" w16du:dateUtc="2025-10-27T02:40:00Z">
               <w:r>
                 <w:t xml:space="preserve">; [90]). While the multivariate </w:t>
               </w:r>
@@ -5854,154 +6439,10 @@
               <w:pStyle w:val="BodyText"/>
               <w:spacing w:before="16" w:line="360" w:lineRule="auto"/>
               <w:rPr>
-                <w:del w:id="467" w:author="Daniel Noble" w:date="2025-10-27T13:39:00Z" w16du:dateUtc="2025-10-27T02:39:00Z"/>
+                <w:del w:id="637" w:author="Daniel Noble" w:date="2025-10-27T13:39:00Z" w16du:dateUtc="2025-10-27T02:39:00Z"/>
               </w:rPr>
             </w:pPr>
-            <w:ins w:id="468" w:author="Daniel Noble" w:date="2025-10-27T13:40:00Z" w16du:dateUtc="2025-10-27T02:40:00Z">
-              <w:r>
-                <w:t xml:space="preserve">Measuring and incorporating both plasticity and evolution into our proposed systems modelling framework is challenging because such models usually focus on one or a few ‘traits’. Studies that have attempted to measure plasticity and evolutionary potential in traits demonstrate how such processes can shape outcomes in important ways [61,91–95]. For example, applying a TDT framework to isogenic lines of </w:t>
-              </w:r>
-              <w:r>
-                <w:rPr>
-                  <w:i/>
-                  <w:iCs/>
-                </w:rPr>
-                <w:t>Drosophila melanogaster</w:t>
-              </w:r>
-              <w:r>
-                <w:t xml:space="preserve">, Leiva </w:t>
-              </w:r>
-              <w:r>
-                <w:rPr>
-                  <w:i/>
-                  <w:iCs/>
-                </w:rPr>
-                <w:t>et al</w:t>
-              </w:r>
-              <w:r>
-                <w:t xml:space="preserve"> [95] show evidence for genetic (co)variation in both upper </w:t>
-              </w:r>
-              <w:r>
-                <w:lastRenderedPageBreak/>
-                <w:t>thermal limits (</w:t>
-              </w:r>
-            </w:ins>
-            <m:oMath>
-              <m:r>
-                <w:ins w:id="469" w:author="Daniel Noble" w:date="2025-10-27T13:40:00Z" w16du:dateUtc="2025-10-27T02:40:00Z">
-                  <w:rPr>
-                    <w:rFonts w:ascii="Cambria Math" w:hAnsi="Cambria Math"/>
-                  </w:rPr>
-                  <m:t>C</m:t>
-                </w:ins>
-              </m:r>
-              <m:sSub>
-                <m:sSubPr>
-                  <m:ctrlPr>
-                    <w:ins w:id="470" w:author="Daniel Noble" w:date="2025-10-27T13:40:00Z" w16du:dateUtc="2025-10-27T02:40:00Z">
-                      <w:rPr>
-                        <w:rFonts w:ascii="Cambria Math" w:hAnsi="Cambria Math"/>
-                      </w:rPr>
-                    </w:ins>
-                  </m:ctrlPr>
-                </m:sSubPr>
-                <m:e>
-                  <m:r>
-                    <w:ins w:id="471" w:author="Daniel Noble" w:date="2025-10-27T13:40:00Z" w16du:dateUtc="2025-10-27T02:40:00Z">
-                      <w:rPr>
-                        <w:rFonts w:ascii="Cambria Math" w:hAnsi="Cambria Math"/>
-                      </w:rPr>
-                      <m:t>T</m:t>
-                    </w:ins>
-                  </m:r>
-                </m:e>
-                <m:sub>
-                  <m:r>
-                    <w:ins w:id="472" w:author="Daniel Noble" w:date="2025-10-27T13:40:00Z" w16du:dateUtc="2025-10-27T02:40:00Z">
-                      <w:rPr>
-                        <w:rFonts w:ascii="Cambria Math" w:hAnsi="Cambria Math"/>
-                      </w:rPr>
-                      <m:t>max</m:t>
-                    </w:ins>
-                  </m:r>
-                </m:sub>
-              </m:sSub>
-            </m:oMath>
-            <w:ins w:id="473" w:author="Daniel Noble" w:date="2025-10-27T13:40:00Z" w16du:dateUtc="2025-10-27T02:40:00Z">
-              <w:r>
-                <w:t xml:space="preserve">) </w:t>
-              </w:r>
-              <w:proofErr w:type="gramStart"/>
-              <w:r>
-                <w:t>and also</w:t>
-              </w:r>
-              <w:proofErr w:type="gramEnd"/>
-              <w:r>
-                <w:t xml:space="preserve"> thermal sensitivity (i.e, </w:t>
-              </w:r>
-            </w:ins>
-            <m:oMath>
-              <m:r>
-                <w:ins w:id="474" w:author="Daniel Noble" w:date="2025-10-27T13:40:00Z" w16du:dateUtc="2025-10-27T02:40:00Z">
-                  <w:rPr>
-                    <w:rFonts w:ascii="Cambria Math" w:hAnsi="Cambria Math"/>
-                  </w:rPr>
-                  <m:t>z</m:t>
-                </w:ins>
-              </m:r>
-            </m:oMath>
-            <w:ins w:id="475" w:author="Daniel Noble" w:date="2025-10-27T13:40:00Z" w16du:dateUtc="2025-10-27T02:40:00Z">
-              <w:r>
-                <w:t xml:space="preserve">, slope from TDT curves). Thermal sensitivity in </w:t>
-              </w:r>
-              <w:r>
-                <w:rPr>
-                  <w:i/>
-                  <w:iCs/>
-                </w:rPr>
-                <w:t>Drosophila</w:t>
-              </w:r>
-              <w:r>
-                <w:t xml:space="preserve"> species is also known to respond plastically to temperature [91]. In the alpine plant </w:t>
-              </w:r>
-              <w:proofErr w:type="spellStart"/>
-              <w:r>
-                <w:rPr>
-                  <w:i/>
-                  <w:iCs/>
-                </w:rPr>
-                <w:t>Wahlenbergia</w:t>
-              </w:r>
-              <w:proofErr w:type="spellEnd"/>
-              <w:r>
-                <w:rPr>
-                  <w:i/>
-                  <w:iCs/>
-                </w:rPr>
-                <w:t xml:space="preserve"> </w:t>
-              </w:r>
-              <w:proofErr w:type="spellStart"/>
-              <w:r>
-                <w:rPr>
-                  <w:i/>
-                  <w:iCs/>
-                </w:rPr>
-                <w:t>ceracea</w:t>
-              </w:r>
-              <w:proofErr w:type="spellEnd"/>
-              <w:r>
-                <w:t xml:space="preserve"> there is little genetic variation in plasticity, despite ample plasticity in response to warming. </w:t>
-              </w:r>
-              <w:proofErr w:type="gramStart"/>
-              <w:r>
-                <w:t>Thus</w:t>
-              </w:r>
-              <w:proofErr w:type="gramEnd"/>
-              <w:r>
-                <w:t xml:space="preserve"> adaptive evolution of plasticity is unlikely in this species [96]. Beyond these examples, few studies have attempted to quantify genetic variation in plastic responses to warming effects including extreme heat events, and among those that have, evidence that such plasticity is adaptive remains elusive [96,97]. One challenge in assessing the adaptive evolution of plasticity is that trait values themselves are also under selection in the different environments that elicit a plastic response; thus, selection on plasticity reflects both selection on trait means in a given environment and selection on the full range of phenotypes across environments [89,96].</w:t>
-              </w:r>
-            </w:ins>
-            <w:del w:id="476" w:author="Daniel Noble" w:date="2025-10-27T13:39:00Z" w16du:dateUtc="2025-10-27T02:39:00Z">
+            <w:del w:id="638" w:author="Daniel Noble" w:date="2025-10-27T13:39:00Z" w16du:dateUtc="2025-10-27T02:39:00Z">
               <w:r>
                 <w:delText xml:space="preserve">Extreme heat may threaten the services that natural and agricultural ecosystems provide to people [98]. For example, loss of output from production ecosystems will have substantial economic consequences for a local area. Degradation of natural ecosystems may affect their regulating services, such as flood mitigation. Impacts on cultural services may be severe for communities that are closely connected to a landscape </w:delText>
               </w:r>
@@ -6033,10 +6474,10 @@
               <w:pStyle w:val="BodyText"/>
               <w:spacing w:line="360" w:lineRule="auto"/>
               <w:rPr>
-                <w:del w:id="477" w:author="Daniel Noble" w:date="2025-10-27T13:39:00Z" w16du:dateUtc="2025-10-27T02:39:00Z"/>
+                <w:del w:id="639" w:author="Daniel Noble" w:date="2025-10-27T13:39:00Z" w16du:dateUtc="2025-10-27T02:39:00Z"/>
               </w:rPr>
             </w:pPr>
-            <w:del w:id="478" w:author="Daniel Noble" w:date="2025-10-27T13:39:00Z" w16du:dateUtc="2025-10-27T02:39:00Z">
+            <w:del w:id="640" w:author="Daniel Noble" w:date="2025-10-27T13:39:00Z" w16du:dateUtc="2025-10-27T02:39:00Z">
               <w:r>
                 <w:delText>People may respond to the impacts of extreme heat on ecosystems in a variety of ways. Farmers or ecosystem managers may introduce new species, alter management practices or farm remaining unaffected areas more intensively. Thermal stress may ultimately result in people leaving areas, potentially making remaining human communities more vulnerable through loss of resources, services and community [99]. Thermal risks to ecosystems may also precipitate declines in individual wellbeing, and these consequences may accrue differently across regions and peoples [100]. Many of these impacts and responses, however, are poorly understood.</w:delText>
               </w:r>
@@ -6047,10 +6488,10 @@
               <w:pStyle w:val="BodyText"/>
               <w:spacing w:line="360" w:lineRule="auto"/>
               <w:rPr>
-                <w:del w:id="479" w:author="Daniel Noble" w:date="2025-10-27T13:39:00Z" w16du:dateUtc="2025-10-27T02:39:00Z"/>
+                <w:del w:id="641" w:author="Daniel Noble" w:date="2025-10-27T13:39:00Z" w16du:dateUtc="2025-10-27T02:39:00Z"/>
               </w:rPr>
             </w:pPr>
-            <w:del w:id="480" w:author="Daniel Noble" w:date="2025-10-27T13:39:00Z" w16du:dateUtc="2025-10-27T02:39:00Z">
+            <w:del w:id="642" w:author="Daniel Noble" w:date="2025-10-27T13:39:00Z" w16du:dateUtc="2025-10-27T02:39:00Z">
               <w:r>
                 <w:delText>Thermal stress on ecosystems can affect not only local communities but also human dominated systems, such as cities, far away from affected ecosystems. Cities are intrinsically connected to and rely on other regions to maintain their functionality [101,102]. For example, extreme heat stress may affect essential ecosystem services, such as food production [103], which can in turn affect price and access to food for people living in urban centers, with financial, economic and health consequences. The impacts on local agricultural communities could lead to loss of livelihood, pushing people in rural areas to migrate to cities [104]. These external pressures will interact with a system that is already constrained by multiple stressors, including direct impacts imposed by extreme heat and other aspects of climate change such as extreme rainfall and flooding. If sufficiently widespread, economic and political destabilisation may occur as has already been observed in some parts of the world [105].</w:delText>
               </w:r>
@@ -6060,13 +6501,16 @@
             <w:pPr>
               <w:pStyle w:val="BodyText"/>
               <w:spacing w:line="360" w:lineRule="auto"/>
+              <w:rPr>
+                <w:del w:id="643" w:author="Daniel Noble" w:date="2025-10-28T13:30:00Z" w16du:dateUtc="2025-10-28T02:30:00Z"/>
+              </w:rPr>
             </w:pPr>
-            <w:del w:id="481" w:author="Daniel Noble" w:date="2025-10-27T13:38:00Z" w16du:dateUtc="2025-10-27T02:38:00Z">
+            <w:del w:id="644" w:author="Daniel Noble" w:date="2025-10-27T13:38:00Z" w16du:dateUtc="2025-10-27T02:38:00Z">
               <w:r>
                 <w:delText>Understanding the relationships between people and nature requires adopting a social-ecological systems perspective, where people and nature are interdependent and intertwined [106]. Social-ecological models aim to capture social and natural systems along with their interactions</w:delText>
               </w:r>
             </w:del>
-            <w:del w:id="482" w:author="Daniel Noble" w:date="2025-10-27T13:39:00Z" w16du:dateUtc="2025-10-27T02:39:00Z">
+            <w:del w:id="645" w:author="Daniel Noble" w:date="2025-10-27T13:39:00Z" w16du:dateUtc="2025-10-27T02:39:00Z">
               <w:r>
                 <w:delText xml:space="preserve"> [107]. They are conventionally built using process-based modelling frameworks such as agent-based models, dynamical systems models or state-and-transition models [108]. Process-based approaches are critical to understanding how emergent social-ecological phenomena develop [109], such as tipping points, traps or other dynamics. Such models can display complex emergent behavior resulting from interactions within the social-ecological system. For example, responding to decreased productivity from extreme heat by farming more intensively could lead to a maladaptation or ‘lock-in’ from which it is difficult to escape [110].</w:delText>
               </w:r>
@@ -6083,9 +6527,12 @@
               <w:gridCol w:w="10200"/>
             </w:tblGrid>
             <w:tr>
+              <w:trPr>
+                <w:del w:id="646" w:author="Daniel Noble" w:date="2025-10-28T13:30:00Z" w16du:dateUtc="2025-10-28T02:30:00Z"/>
+              </w:trPr>
               <w:tc>
                 <w:tcPr>
-                  <w:tcW w:w="0" w:type="auto"/>
+                  <w:tcW w:w="10200" w:type="dxa"/>
                 </w:tcPr>
                 <w:p>
                   <w:pPr>
@@ -6093,11 +6540,11 @@
                     <w:spacing w:line="360" w:lineRule="auto"/>
                     <w:jc w:val="center"/>
                     <w:rPr>
-                      <w:del w:id="483" w:author="Daniel Noble" w:date="2025-10-27T13:38:00Z" w16du:dateUtc="2025-10-27T02:38:00Z"/>
+                      <w:del w:id="647" w:author="Daniel Noble" w:date="2025-10-27T13:38:00Z" w16du:dateUtc="2025-10-27T02:38:00Z"/>
                     </w:rPr>
                   </w:pPr>
-                  <w:bookmarkStart w:id="484" w:name="fig-box3"/>
-                  <w:del w:id="485" w:author="Daniel Noble" w:date="2025-10-27T13:38:00Z" w16du:dateUtc="2025-10-27T02:38:00Z">
+                  <w:bookmarkStart w:id="648" w:name="fig-box3"/>
+                  <w:del w:id="649" w:author="Daniel Noble" w:date="2025-10-27T13:38:00Z" w16du:dateUtc="2025-10-27T02:38:00Z">
                     <w:r>
                       <w:rPr>
                         <w:noProof/>
@@ -6150,8 +6597,11 @@
                   <w:pPr>
                     <w:pStyle w:val="ImageCaption"/>
                     <w:spacing w:before="200" w:line="360" w:lineRule="auto"/>
+                    <w:rPr>
+                      <w:del w:id="650" w:author="Daniel Noble" w:date="2025-10-28T13:30:00Z" w16du:dateUtc="2025-10-28T02:30:00Z"/>
+                    </w:rPr>
                   </w:pPr>
-                  <w:del w:id="486" w:author="Daniel Noble" w:date="2025-10-27T13:38:00Z" w16du:dateUtc="2025-10-27T02:38:00Z">
+                  <w:del w:id="651" w:author="Daniel Noble" w:date="2025-10-27T13:38:00Z" w16du:dateUtc="2025-10-27T02:38:00Z">
                     <w:r>
                       <w:rPr>
                         <w:b/>
@@ -6175,7 +6625,7 @@
                   </w:del>
                 </w:p>
               </w:tc>
-              <w:bookmarkEnd w:id="484"/>
+              <w:bookmarkEnd w:id="648"/>
             </w:tr>
           </w:tbl>
           <w:p>
@@ -6191,30 +6641,52 @@
         <w:pStyle w:val="Heading1"/>
         <w:spacing w:line="360" w:lineRule="auto"/>
       </w:pPr>
-      <w:bookmarkStart w:id="487" w:name="hot-solutions-for-a-changing-world"/>
-      <w:bookmarkEnd w:id="376"/>
+      <w:bookmarkStart w:id="652" w:name="hot-solutions-for-a-changing-world"/>
+      <w:bookmarkEnd w:id="542"/>
+      <w:r>
+        <w:t>‘Hot’ solutions for a changing world</w:t>
+      </w:r>
+    </w:p>
+    <w:p>
+      <w:pPr>
+        <w:pStyle w:val="FirstParagraph"/>
+        <w:spacing w:line="360" w:lineRule="auto"/>
+      </w:pPr>
+      <w:ins w:id="653" w:author="Daniel Noble" w:date="2025-10-28T14:39:00Z" w16du:dateUtc="2025-10-28T03:39:00Z">
+        <w:r>
+          <w:t>E</w:t>
+        </w:r>
+        <w:r>
+          <w:t>xtreme heat will have dramatic and widespread effects on biological and socioecological systems that humans rely upon</w:t>
+        </w:r>
+        <w:r>
+          <w:t>.</w:t>
+        </w:r>
+        <w:r>
+          <w:t xml:space="preserve"> </w:t>
+        </w:r>
+      </w:ins>
+      <w:del w:id="654" w:author="Daniel Noble" w:date="2025-10-28T14:39:00Z" w16du:dateUtc="2025-10-28T03:39:00Z">
+        <w:r>
+          <w:delText>Extreme heat will have dramatic and widespread effects on the socioecological systems that humans rely upon (</w:delText>
+        </w:r>
+        <w:r>
+          <w:rPr>
+            <w:b/>
+            <w:bCs/>
+          </w:rPr>
+          <w:delText>Box 3</w:delText>
+        </w:r>
+        <w:r>
+          <w:delText>).</w:delText>
+        </w:r>
+      </w:del>
+      <w:r>
+        <w:t xml:space="preserve"> For example, under current global climate change scenarios, each degree Celsius increase </w:t>
+      </w:r>
       <w:r>
         <w:lastRenderedPageBreak/>
-        <w:t>‘Hot’ solutions for a changing world</w:t>
-      </w:r>
-    </w:p>
-    <w:p>
-      <w:pPr>
-        <w:pStyle w:val="FirstParagraph"/>
-        <w:spacing w:line="360" w:lineRule="auto"/>
-      </w:pPr>
-      <w:r>
-        <w:t>Extreme heat will have dramatic and widespread effects on the socioecological systems that humans rely upon (</w:t>
-      </w:r>
-      <w:r>
-        <w:rPr>
-          <w:b/>
-          <w:bCs/>
-        </w:rPr>
-        <w:t>Box 3</w:t>
-      </w:r>
-      <w:r>
-        <w:t xml:space="preserve">). For example, under current global climate change scenarios, each degree Celsius increase in global mean temperature is estimated to reduce the global yield of wheat by 6.0% and soybean by 3.1% [103], exacerbating food shortages. A systems modelling approach can provide us with quantitative tools to make informed predictions, plan interventions and evaluate various scenarios for mitigating the impacts of extreme heat. For example, microclimate and biophysical models can allow for informed predictions about how to mitigate heat stress to crops (e.g. with irrigation interventions), while also considering how such interventions impact pests and beneficial insects (see </w:t>
+        <w:t xml:space="preserve">in global mean temperature is estimated to reduce the global yield of wheat by 6.0% and soybean by 3.1% [103], exacerbating food shortages. A systems modelling approach can provide us with quantitative tools to make informed predictions, plan interventions and evaluate various scenarios for mitigating the impacts of extreme heat. For example, microclimate and biophysical models can allow for informed predictions about how to mitigate heat stress to crops (e.g. with irrigation interventions), while also considering how such interventions impact pests and beneficial insects (see </w:t>
       </w:r>
       <w:hyperlink w:anchor="fig-2">
         <w:r>
@@ -6238,8 +6710,31 @@
         </w:r>
       </w:hyperlink>
       <w:r>
-        <w:t>). Identifying and/or modifying the thermal suitability of landscapes to benefit plants and animals under extreme heat shows immense promise [18]. Additionally, as our understanding of the mechanisms associated with heat tolerance improve, genetic tools, environmental manipulations and artificial breeding can be used to enhance thermal tolerance creating more resilience to extreme heat events [e.g., 56], although the extent to which resilience can be actively manipulated remains unknown in many species. Integrating these solutions into a systems modelling framework will then allow for a calculated understanding of the viability of such approaches in real world situations.</w:t>
-      </w:r>
+        <w:t>). Identifying and/or modifying the thermal suitability of landscapes to benefit plants and animals under extreme heat shows immense promise [18]. Additionally, as our understanding of the mechanisms associated with heat tolerance improve, genetic tools, environmental manipulations and artificial breeding can be used to enhance thermal tolerance creating more resilience to extreme heat events [e.g., 56]</w:t>
+      </w:r>
+      <w:ins w:id="655" w:author="Daniel Noble" w:date="2025-10-28T14:39:00Z" w16du:dateUtc="2025-10-28T03:39:00Z">
+        <w:r>
+          <w:t>.</w:t>
+        </w:r>
+      </w:ins>
+      <w:del w:id="656" w:author="Daniel Noble" w:date="2025-10-28T14:39:00Z" w16du:dateUtc="2025-10-28T03:39:00Z">
+        <w:r>
+          <w:delText>,</w:delText>
+        </w:r>
+      </w:del>
+      <w:r>
+        <w:t xml:space="preserve"> </w:t>
+      </w:r>
+      <w:ins w:id="657" w:author="Daniel Noble" w:date="2025-10-28T14:40:00Z" w16du:dateUtc="2025-10-28T03:40:00Z">
+        <w:r>
+          <w:t>Systems-based models can help us better understand and predict the varied consequences of such interventions by providing a calculated understanding of the viability of such approaches in real world situations.</w:t>
+        </w:r>
+      </w:ins>
+      <w:del w:id="658" w:author="Daniel Noble" w:date="2025-10-28T14:40:00Z" w16du:dateUtc="2025-10-28T03:40:00Z">
+        <w:r>
+          <w:delText>although the extent to which resilience can be actively manipulated remains unknown in many species. Integrating these solutions into a systems modelling framework will then allow for a calculated understanding of the viability of such approaches in real world situations.</w:delText>
+        </w:r>
+      </w:del>
     </w:p>
     <w:tbl>
       <w:tblPr>
@@ -6262,12 +6757,11 @@
               <w:spacing w:line="360" w:lineRule="auto"/>
               <w:jc w:val="center"/>
             </w:pPr>
-            <w:bookmarkStart w:id="488" w:name="fig-2"/>
+            <w:bookmarkStart w:id="659" w:name="fig-2"/>
             <w:r>
               <w:rPr>
                 <w:noProof/>
               </w:rPr>
-              <w:lastRenderedPageBreak/>
               <w:drawing>
                 <wp:inline distT="0" distB="0" distL="0" distR="0" wp14:anchorId="767E8307" wp14:editId="2059A764">
                   <wp:extent cx="6554470" cy="2884170"/>
@@ -6324,7 +6818,11 @@
               <w:t>Figure 4- How a systems modelling approach to extreme heat can be used to inform solutions.</w:t>
             </w:r>
             <w:r>
-              <w:t xml:space="preserve"> A hypothetical example of an insect-plant interaction. (A) To counteract an extreme heat wave event, different watering scenarios to cool plants of agricultural importance during heat stress could be applied. Of critical importance is understanding how much water to apply to a system to keep plants cool while minimizing: 1) water use, given that heat waves are often associated with extreme drought conditions and 2) pest outbreaks, given watering may create more ideal conditions for pest insects. (B) We can obtain actual or predicted future climate data from weather stations or climate models for rainfall and create alternative scenarios where rainfall layers are manipulated by modifying the watering regimes during a heatwave event. We could then assess how adding </w:t>
+              <w:t xml:space="preserve"> A hypothetical example of an insect-plant interaction. (A) To counteract an extreme heat wave event, different watering scenarios to cool plants of agricultural importance during heat stress could be applied. Of critical importance is understanding how much water to apply to a system to keep plants cool while minimizing: 1) water use, given that heat waves are often associated with extreme drought conditions and 2) pest outbreaks, given watering may create more ideal conditions for pest insects. (B) We can obtain actual or predicted future climate data from weather stations or climate models for rainfall and create alternative scenarios where rainfall layers are manipulated by modifying the watering regimes during a </w:t>
+            </w:r>
+            <w:r>
+              <w:lastRenderedPageBreak/>
+              <w:t xml:space="preserve">heatwave event. We could then assess how adding </w:t>
             </w:r>
             <w:proofErr w:type="gramStart"/>
             <w:r>
@@ -6403,11 +6901,7 @@
               </m:sSub>
             </m:oMath>
             <w:r>
-              <w:t xml:space="preserve">) for the pest under the different watering scenarios. (E) Using estimates of intrinsic </w:t>
-            </w:r>
-            <w:r>
-              <w:lastRenderedPageBreak/>
-              <w:t xml:space="preserve">growth rate we can then estimate the population growth rate of grasshoppers using a simple Ricker’s population growth model applied to the different scenarios. Assuming we would add 5 mm </w:t>
+              <w:t xml:space="preserve">) for the pest under the different watering scenarios. (E) Using estimates of intrinsic growth rate we can then estimate the population growth rate of grasshoppers using a simple Ricker’s population growth model applied to the different scenarios. Assuming we would add 5 mm </w:t>
             </w:r>
             <w:r>
               <w:t>d</w:t>
@@ -6456,7 +6950,7 @@
             </w:r>
           </w:p>
         </w:tc>
-        <w:bookmarkEnd w:id="488"/>
+        <w:bookmarkEnd w:id="659"/>
       </w:tr>
     </w:tbl>
     <w:tbl>
@@ -6613,8 +7107,8 @@
         <w:pStyle w:val="Heading1"/>
         <w:spacing w:line="360" w:lineRule="auto"/>
       </w:pPr>
-      <w:bookmarkStart w:id="489" w:name="concluding-remarks"/>
-      <w:bookmarkEnd w:id="487"/>
+      <w:bookmarkStart w:id="660" w:name="concluding-remarks"/>
+      <w:bookmarkEnd w:id="652"/>
       <w:r>
         <w:t>Concluding Remarks</w:t>
       </w:r>
@@ -6624,77 +7118,219 @@
         <w:pStyle w:val="FirstParagraph"/>
         <w:spacing w:line="360" w:lineRule="auto"/>
         <w:rPr>
-          <w:ins w:id="490" w:author="Daniel Noble" w:date="2025-10-27T13:38:00Z" w16du:dateUtc="2025-10-27T02:38:00Z"/>
-        </w:rPr>
-      </w:pPr>
-      <w:r>
-        <w:t xml:space="preserve">We have discussed ways in which a better understanding of the impacts of extreme heat on plant and animal systems can be captured through the coupling of models from diverse research fields – models that translate the effects of atmospheric conditions to the biophysical experiences of organisms and how this then scales up to impact individuals, populations and communities. As part of demonstrating the ways in which these models can be coupled, we have developed a series of case studies to show how a systems modelling framework can be approached (see </w:t>
-      </w:r>
-      <w:hyperlink r:id="rId14">
+          <w:ins w:id="661" w:author="Daniel Noble" w:date="2025-10-28T14:41:00Z"/>
+          <w:lang w:val="en-AU"/>
+        </w:rPr>
+      </w:pPr>
+      <w:del w:id="662" w:author="Daniel Noble" w:date="2025-10-28T14:41:00Z" w16du:dateUtc="2025-10-28T03:41:00Z">
+        <w:r>
+          <w:delText xml:space="preserve">We have discussed ways in which a better understanding of the impacts of extreme heat on plant and animal systems can be captured through the coupling of models from diverse research fields – models that translate the effects of atmospheric conditions to the biophysical experiences of organisms and how this then scales up to impact individuals, populations and communities. As part of demonstrating the ways in which these models can be coupled, we have developed a series of case studies to show how a systems modelling framework can be approached (see </w:delText>
+        </w:r>
+        <w:r>
+          <w:fldChar w:fldCharType="begin"/>
+        </w:r>
+        <w:r>
+          <w:delInstrText>HYPERLINK "https://daniel1noble.github.io/thermal_tol_interactions/" \h</w:delInstrText>
+        </w:r>
+        <w:r>
+          <w:fldChar w:fldCharType="separate"/>
+        </w:r>
         <w:r>
           <w:rPr>
             <w:rStyle w:val="Hyperlink"/>
             <w:i/>
             <w:iCs/>
           </w:rPr>
-          <w:t>Supplementary Online Material</w:t>
-        </w:r>
-      </w:hyperlink>
-      <w:r>
-        <w:t xml:space="preserve">). While our case studies are necessarily hypothetical, they move us one step closer to implementing a systems modelling approach in real-world systems. However, many challenges and gaps remain (see </w:t>
-      </w:r>
-      <w:r>
-        <w:rPr>
-          <w:b/>
-          <w:bCs/>
-        </w:rPr>
-        <w:t>Outstanding Questions</w:t>
-      </w:r>
-      <w:r>
-        <w:t xml:space="preserve">). Developing a systems modelling framework will require collaboration between different research fields, including biophysics, </w:t>
-      </w:r>
-      <w:r>
-        <w:lastRenderedPageBreak/>
-        <w:t xml:space="preserve">physiology, ecology and evolutionary biology as well as collaboration with socio-ecologists. Nonetheless, by working collaboratively and integratively we can develop a more </w:t>
-      </w:r>
-      <w:r>
-        <w:t xml:space="preserve">quantitative and predictive </w:t>
-      </w:r>
-      <w:r>
-        <w:t>understanding of the impacts that extreme heat will have on organisms, populations, and communities along with how to mitigate these impacts to preserve diverse systems now and into the future.</w:t>
-      </w:r>
+          <w:delText>Supplementary Online Material</w:delText>
+        </w:r>
+        <w:r>
+          <w:fldChar w:fldCharType="end"/>
+        </w:r>
+        <w:r>
+          <w:delText xml:space="preserve">). While our case studies are necessarily hypothetical, they move us one step closer to implementing a systems modelling approach in real-world systems. However, many challenges and gaps remain (see </w:delText>
+        </w:r>
+        <w:r>
+          <w:rPr>
+            <w:b/>
+            <w:bCs/>
+          </w:rPr>
+          <w:delText>Outstanding Questions</w:delText>
+        </w:r>
+        <w:r>
+          <w:delText xml:space="preserve">). Developing a systems modelling framework will require collaboration between different research fields, including biophysics, physiology, ecology and evolutionary biology as well as collaboration with socio-ecologists. Nonetheless, by working collaboratively and integratively we can develop a more </w:delText>
+        </w:r>
+        <w:r>
+          <w:delText xml:space="preserve">quantitative and predictive </w:delText>
+        </w:r>
+        <w:r>
+          <w:delText>understanding of the impacts that extreme heat will have on organisms, populations, and communities along with how to mitigate these impacts to preserve diverse systems now and into the future.</w:delText>
+        </w:r>
+      </w:del>
+      <w:ins w:id="663" w:author="Daniel Noble" w:date="2025-10-28T14:41:00Z">
+        <w:r>
+          <w:rPr>
+            <w:lang w:val="en-AU"/>
+          </w:rPr>
+          <w:t xml:space="preserve">Implementing a systems-modelling approach will no doubt be challenging, particularly for complex communities, and knowledge gaps remain (see </w:t>
+        </w:r>
+        <w:r>
+          <w:rPr>
+            <w:b/>
+            <w:bCs/>
+            <w:lang w:val="en-AU"/>
+          </w:rPr>
+          <w:t>Outstanding Questions</w:t>
+        </w:r>
+        <w:r>
+          <w:rPr>
+            <w:lang w:val="en-AU"/>
+          </w:rPr>
+          <w:t>). However, more mechanistic approaches that encapsulate key biological processes (physiology, behaviour, phenology, species interactions and eco</w:t>
+        </w:r>
+      </w:ins>
+      <w:ins w:id="664" w:author="Daniel Noble" w:date="2025-10-28T14:41:00Z" w16du:dateUtc="2025-10-28T03:41:00Z">
+        <w:r>
+          <w:rPr>
+            <w:lang w:val="en-AU"/>
+          </w:rPr>
+          <w:t>-</w:t>
+        </w:r>
+      </w:ins>
+      <w:ins w:id="665" w:author="Daniel Noble" w:date="2025-10-28T14:41:00Z">
+        <w:r>
+          <w:rPr>
+            <w:lang w:val="en-AU"/>
+          </w:rPr>
+          <w:t>evolutionary dynamics</w:t>
+        </w:r>
+      </w:ins>
+      <w:ins w:id="666" w:author="Daniel Noble" w:date="2025-10-28T14:41:00Z" w16du:dateUtc="2025-10-28T03:41:00Z">
+        <w:r>
+          <w:rPr>
+            <w:lang w:val="en-AU"/>
+          </w:rPr>
+          <w:t xml:space="preserve"> – </w:t>
+        </w:r>
+        <w:r>
+          <w:rPr>
+            <w:b/>
+            <w:bCs/>
+            <w:lang w:val="en-AU"/>
+            <w:rPrChange w:id="667" w:author="Daniel Noble" w:date="2025-10-28T14:41:00Z" w16du:dateUtc="2025-10-28T03:41:00Z">
+              <w:rPr>
+                <w:lang w:val="en-AU"/>
+              </w:rPr>
+            </w:rPrChange>
+          </w:rPr>
+          <w:t>Box 3</w:t>
+        </w:r>
+      </w:ins>
+      <w:ins w:id="668" w:author="Daniel Noble" w:date="2025-10-28T14:41:00Z">
+        <w:r>
+          <w:rPr>
+            <w:lang w:val="en-AU"/>
+          </w:rPr>
+          <w:t xml:space="preserve">) are needed now, more than ever, to better predict biological responses to extreme heat [@Urban2016; @Martinez-De_Leon2024]. Coupled mechanistic models within and across species are expected to have improved predictive power when extrapolated to new conditions and can help better integrate interacting processes [@Urban2016; @Briscoe2023]. Nonetheless, a systems modelling approach will require a solid foundation of species natural history, diverse modelling expertise, and a concerted effort to collect and collate trait and environmental data for model building and validation. As such, a systems-modelling approach is likely to apply to smaller communities of interacting species (e.g. agricultural communities) more easily than natural ecosystems. However, there are exciting new tools and data that are making overcoming these challenges more feasible [@Maclean2019], and careful consideration of the key processes important to a system can help alleviate these challenges [@Briscoe2023]. For example, large databases of physiological traits for both plants and animals now exist [e.g., @Kattge2020] and new missing data approaches can help estimate likely parameters for data deficient species [e.g., </w:t>
+        </w:r>
+        <w:r>
+          <w:rPr>
+            <w:lang w:val="en-AU"/>
+          </w:rPr>
+          <w:lastRenderedPageBreak/>
+          <w:t xml:space="preserve">@Bruggeman2009]. In addition, starting with a simpler model and adding complexity as needed can make building systems models more tractable [@Briscoe2023]. Even simple models that compare counterfactual scenarios </w:t>
+        </w:r>
+      </w:ins>
+      <w:ins w:id="669" w:author="Daniel Noble" w:date="2025-10-28T15:26:00Z" w16du:dateUtc="2025-10-28T04:26:00Z">
+        <w:r>
+          <w:rPr>
+            <w:lang w:val="en-AU"/>
+          </w:rPr>
+          <w:t>may</w:t>
+        </w:r>
+      </w:ins>
+      <w:ins w:id="670" w:author="Daniel Noble" w:date="2025-10-28T14:41:00Z">
+        <w:r>
+          <w:rPr>
+            <w:lang w:val="en-AU"/>
+          </w:rPr>
+          <w:t xml:space="preserve"> provide important quantitative insights into the impacts of extreme heat on organisms, populations and communities</w:t>
+        </w:r>
+      </w:ins>
+      <w:ins w:id="671" w:author="Daniel Noble" w:date="2025-10-28T15:26:00Z" w16du:dateUtc="2025-10-28T04:26:00Z">
+        <w:r>
+          <w:rPr>
+            <w:lang w:val="en-AU"/>
+          </w:rPr>
+          <w:t xml:space="preserve"> </w:t>
+        </w:r>
+        <w:r>
+          <w:rPr>
+            <w:lang w:val="en-AU"/>
+          </w:rPr>
+          <w:t>[@Dudney2025; @Carroll2023; @Dornhaus2022]</w:t>
+        </w:r>
+      </w:ins>
+      <w:ins w:id="672" w:author="Daniel Noble" w:date="2025-10-28T14:41:00Z">
+        <w:r>
+          <w:rPr>
+            <w:lang w:val="en-AU"/>
+          </w:rPr>
+          <w:t xml:space="preserve">. Such insights can form the basis for prediction-driven solutions for mitigating the impacts of extreme heat on biodiversity. By working collaboratively and </w:t>
+        </w:r>
+        <w:proofErr w:type="spellStart"/>
+        <w:r>
+          <w:rPr>
+            <w:lang w:val="en-AU"/>
+          </w:rPr>
+          <w:t>integratively</w:t>
+        </w:r>
+        <w:proofErr w:type="spellEnd"/>
+        <w:r>
+          <w:rPr>
+            <w:lang w:val="en-AU"/>
+          </w:rPr>
+          <w:t xml:space="preserve"> we can develop a more quantitative and predictive understanding of the impacts that extreme heat will have on organisms, populations, and communities along with how to mitigate these impacts to preserve diverse systems now and into the future.</w:t>
+        </w:r>
+      </w:ins>
+    </w:p>
+    <w:p>
+      <w:pPr>
+        <w:pStyle w:val="FirstParagraph"/>
+        <w:spacing w:line="360" w:lineRule="auto"/>
+        <w:rPr>
+          <w:ins w:id="673" w:author="Daniel Noble" w:date="2025-10-27T13:38:00Z" w16du:dateUtc="2025-10-27T02:38:00Z"/>
+        </w:rPr>
+      </w:pPr>
     </w:p>
     <w:p>
       <w:pPr>
         <w:pStyle w:val="BodyText"/>
         <w:rPr>
-          <w:ins w:id="491" w:author="Daniel Noble" w:date="2025-10-27T13:38:00Z" w16du:dateUtc="2025-10-27T02:38:00Z"/>
+          <w:ins w:id="674" w:author="Daniel Noble" w:date="2025-10-27T13:38:00Z" w16du:dateUtc="2025-10-27T02:38:00Z"/>
         </w:rPr>
       </w:pPr>
     </w:p>
     <w:p>
       <w:pPr>
         <w:pStyle w:val="BodyText"/>
-        <w:pPrChange w:id="492" w:author="Daniel Noble" w:date="2025-10-27T13:38:00Z" w16du:dateUtc="2025-10-27T02:38:00Z">
+        <w:rPr>
+          <w:del w:id="675" w:author="Daniel Noble" w:date="2025-10-28T14:40:00Z" w16du:dateUtc="2025-10-28T03:40:00Z"/>
+        </w:rPr>
+        <w:pPrChange w:id="676" w:author="Daniel Noble" w:date="2025-10-27T13:38:00Z" w16du:dateUtc="2025-10-27T02:38:00Z">
           <w:pPr>
             <w:pStyle w:val="FirstParagraph"/>
             <w:spacing w:line="360" w:lineRule="auto"/>
           </w:pPr>
         </w:pPrChange>
       </w:pPr>
-      <w:ins w:id="493" w:author="Daniel Noble" w:date="2025-10-27T13:38:00Z" w16du:dateUtc="2025-10-27T02:38:00Z">
-        <w:r>
-          <w:t>Understanding the relationships between people and nature requires adopting a social-ecological systems perspective, where people and nature are interdependent and intertwined [106]. Social-ecological models aim to capture social and natural systems along with their interactions</w:t>
-        </w:r>
-      </w:ins>
     </w:p>
     <w:p>
       <w:pPr>
         <w:pStyle w:val="Heading1"/>
         <w:spacing w:line="360" w:lineRule="auto"/>
       </w:pPr>
-      <w:bookmarkStart w:id="494" w:name="acknowledgements"/>
-      <w:bookmarkEnd w:id="489"/>
+      <w:bookmarkStart w:id="677" w:name="acknowledgements"/>
+      <w:bookmarkEnd w:id="660"/>
       <w:r>
         <w:t>Acknowledgements</w:t>
       </w:r>
@@ -6728,7 +7364,7 @@
       <w:r>
         <w:t xml:space="preserve">supplement can be found here: </w:t>
       </w:r>
-      <w:hyperlink r:id="rId15" w:history="1">
+      <w:hyperlink r:id="rId14" w:history="1">
         <w:r>
           <w:rPr>
             <w:rStyle w:val="Hyperlink"/>
@@ -6754,8 +7390,8 @@
         <w:pStyle w:val="Heading1"/>
         <w:spacing w:line="360" w:lineRule="auto"/>
       </w:pPr>
-      <w:bookmarkStart w:id="495" w:name="references"/>
-      <w:bookmarkEnd w:id="494"/>
+      <w:bookmarkStart w:id="678" w:name="references"/>
+      <w:bookmarkEnd w:id="677"/>
       <w:r>
         <w:t>References</w:t>
       </w:r>
@@ -6771,8 +7407,8 @@
         <w:pStyle w:val="Bibliography"/>
         <w:spacing w:line="360" w:lineRule="auto"/>
       </w:pPr>
-      <w:bookmarkStart w:id="496" w:name="ref-Barriopedro2023"/>
-      <w:bookmarkStart w:id="497" w:name="refs"/>
+      <w:bookmarkStart w:id="679" w:name="ref-Barriopedro2023"/>
+      <w:bookmarkStart w:id="680" w:name="refs"/>
       <w:r>
         <w:t xml:space="preserve">1. </w:t>
       </w:r>
@@ -6806,8 +7442,8 @@
         <w:pStyle w:val="Bibliography"/>
         <w:spacing w:line="360" w:lineRule="auto"/>
       </w:pPr>
-      <w:bookmarkStart w:id="498" w:name="ref-Aglas-Leitner2024"/>
-      <w:bookmarkEnd w:id="496"/>
+      <w:bookmarkStart w:id="681" w:name="ref-Aglas-Leitner2024"/>
+      <w:bookmarkEnd w:id="679"/>
       <w:r>
         <w:t xml:space="preserve">2. </w:t>
       </w:r>
@@ -6841,9 +7477,10 @@
         <w:pStyle w:val="Bibliography"/>
         <w:spacing w:line="360" w:lineRule="auto"/>
       </w:pPr>
-      <w:bookmarkStart w:id="499" w:name="ref-Evans2025"/>
-      <w:bookmarkEnd w:id="498"/>
-      <w:r>
+      <w:bookmarkStart w:id="682" w:name="ref-Evans2025"/>
+      <w:bookmarkEnd w:id="681"/>
+      <w:r>
+        <w:lastRenderedPageBreak/>
         <w:t xml:space="preserve">3. </w:t>
       </w:r>
       <w:r>
@@ -6876,10 +7513,9 @@
         <w:pStyle w:val="Bibliography"/>
         <w:spacing w:line="360" w:lineRule="auto"/>
       </w:pPr>
-      <w:bookmarkStart w:id="500" w:name="ref-Margalef-Marrase2020"/>
-      <w:bookmarkEnd w:id="499"/>
-      <w:r>
-        <w:lastRenderedPageBreak/>
+      <w:bookmarkStart w:id="683" w:name="ref-Margalef-Marrase2020"/>
+      <w:bookmarkEnd w:id="682"/>
+      <w:r>
         <w:t xml:space="preserve">4. </w:t>
       </w:r>
       <w:r>
@@ -6912,8 +7548,8 @@
         <w:pStyle w:val="Bibliography"/>
         <w:spacing w:line="360" w:lineRule="auto"/>
       </w:pPr>
-      <w:bookmarkStart w:id="501" w:name="ref-Kazenel2024"/>
-      <w:bookmarkEnd w:id="500"/>
+      <w:bookmarkStart w:id="684" w:name="ref-Kazenel2024"/>
+      <w:bookmarkEnd w:id="683"/>
       <w:r>
         <w:t xml:space="preserve">5. </w:t>
       </w:r>
@@ -6944,8 +7580,8 @@
         <w:pStyle w:val="Bibliography"/>
         <w:spacing w:line="360" w:lineRule="auto"/>
       </w:pPr>
-      <w:bookmarkStart w:id="502" w:name="ref-Zhao2017"/>
-      <w:bookmarkEnd w:id="501"/>
+      <w:bookmarkStart w:id="685" w:name="ref-Zhao2017"/>
+      <w:bookmarkEnd w:id="684"/>
       <w:r>
         <w:t xml:space="preserve">6. </w:t>
       </w:r>
@@ -6979,8 +7615,8 @@
         <w:pStyle w:val="Bibliography"/>
         <w:spacing w:line="360" w:lineRule="auto"/>
       </w:pPr>
-      <w:bookmarkStart w:id="503" w:name="ref-Tito2018"/>
-      <w:bookmarkEnd w:id="502"/>
+      <w:bookmarkStart w:id="686" w:name="ref-Tito2018"/>
+      <w:bookmarkEnd w:id="685"/>
       <w:r>
         <w:t xml:space="preserve">7. </w:t>
       </w:r>
@@ -7014,8 +7650,8 @@
         <w:pStyle w:val="Bibliography"/>
         <w:spacing w:line="360" w:lineRule="auto"/>
       </w:pPr>
-      <w:bookmarkStart w:id="504" w:name="ref-Bernacchi2025"/>
-      <w:bookmarkEnd w:id="503"/>
+      <w:bookmarkStart w:id="687" w:name="ref-Bernacchi2025"/>
+      <w:bookmarkEnd w:id="686"/>
       <w:r>
         <w:t xml:space="preserve">8. </w:t>
       </w:r>
@@ -7049,8 +7685,8 @@
         <w:pStyle w:val="Bibliography"/>
         <w:spacing w:line="360" w:lineRule="auto"/>
       </w:pPr>
-      <w:bookmarkStart w:id="505" w:name="ref-Martinez2023"/>
-      <w:bookmarkEnd w:id="504"/>
+      <w:bookmarkStart w:id="688" w:name="ref-Martinez2023"/>
+      <w:bookmarkEnd w:id="687"/>
       <w:r>
         <w:t xml:space="preserve">9. </w:t>
       </w:r>
@@ -7081,8 +7717,8 @@
         <w:pStyle w:val="Bibliography"/>
         <w:spacing w:line="360" w:lineRule="auto"/>
       </w:pPr>
-      <w:bookmarkStart w:id="506" w:name="ref-Rezende2020"/>
-      <w:bookmarkEnd w:id="505"/>
+      <w:bookmarkStart w:id="689" w:name="ref-Rezende2020"/>
+      <w:bookmarkEnd w:id="688"/>
       <w:r>
         <w:t xml:space="preserve">10. </w:t>
       </w:r>
@@ -7116,8 +7752,8 @@
         <w:pStyle w:val="Bibliography"/>
         <w:spacing w:line="360" w:lineRule="auto"/>
       </w:pPr>
-      <w:bookmarkStart w:id="507" w:name="ref-Orsted2024"/>
-      <w:bookmarkEnd w:id="506"/>
+      <w:bookmarkStart w:id="690" w:name="ref-Orsted2024"/>
+      <w:bookmarkEnd w:id="689"/>
       <w:r>
         <w:t xml:space="preserve">11. </w:t>
       </w:r>
@@ -7151,8 +7787,8 @@
         <w:pStyle w:val="Bibliography"/>
         <w:spacing w:line="360" w:lineRule="auto"/>
       </w:pPr>
-      <w:bookmarkStart w:id="508" w:name="ref-Lopez-Goldar2024"/>
-      <w:bookmarkEnd w:id="507"/>
+      <w:bookmarkStart w:id="691" w:name="ref-Lopez-Goldar2024"/>
+      <w:bookmarkEnd w:id="690"/>
       <w:r>
         <w:t xml:space="preserve">12. </w:t>
       </w:r>
@@ -7183,8 +7819,8 @@
         <w:pStyle w:val="Bibliography"/>
         <w:spacing w:line="360" w:lineRule="auto"/>
       </w:pPr>
-      <w:bookmarkStart w:id="509" w:name="ref-Trivedi2022"/>
-      <w:bookmarkEnd w:id="508"/>
+      <w:bookmarkStart w:id="692" w:name="ref-Trivedi2022"/>
+      <w:bookmarkEnd w:id="691"/>
       <w:r>
         <w:t xml:space="preserve">13. </w:t>
       </w:r>
@@ -7218,8 +7854,8 @@
         <w:pStyle w:val="Bibliography"/>
         <w:spacing w:line="360" w:lineRule="auto"/>
       </w:pPr>
-      <w:bookmarkStart w:id="510" w:name="ref-Kooijman2010"/>
-      <w:bookmarkEnd w:id="509"/>
+      <w:bookmarkStart w:id="693" w:name="ref-Kooijman2010"/>
+      <w:bookmarkEnd w:id="692"/>
       <w:r>
         <w:t xml:space="preserve">14. </w:t>
       </w:r>
@@ -7243,8 +7879,8 @@
         <w:pStyle w:val="Bibliography"/>
         <w:spacing w:line="360" w:lineRule="auto"/>
       </w:pPr>
-      <w:bookmarkStart w:id="511" w:name="ref-Kearney2009b"/>
-      <w:bookmarkEnd w:id="510"/>
+      <w:bookmarkStart w:id="694" w:name="ref-Kearney2009b"/>
+      <w:bookmarkEnd w:id="693"/>
       <w:r>
         <w:t xml:space="preserve">15. </w:t>
       </w:r>
@@ -7268,8 +7904,8 @@
         <w:pStyle w:val="Bibliography"/>
         <w:spacing w:line="360" w:lineRule="auto"/>
       </w:pPr>
-      <w:bookmarkStart w:id="512" w:name="ref-Jusup2024"/>
-      <w:bookmarkEnd w:id="511"/>
+      <w:bookmarkStart w:id="695" w:name="ref-Jusup2024"/>
+      <w:bookmarkEnd w:id="694"/>
       <w:r>
         <w:t xml:space="preserve">16. </w:t>
       </w:r>
@@ -7290,9 +7926,10 @@
         <w:pStyle w:val="Bibliography"/>
         <w:spacing w:line="360" w:lineRule="auto"/>
       </w:pPr>
-      <w:bookmarkStart w:id="513" w:name="ref-Kearney2024"/>
-      <w:bookmarkEnd w:id="512"/>
-      <w:r>
+      <w:bookmarkStart w:id="696" w:name="ref-Kearney2024"/>
+      <w:bookmarkEnd w:id="695"/>
+      <w:r>
+        <w:lastRenderedPageBreak/>
         <w:t xml:space="preserve">17. </w:t>
       </w:r>
       <w:r>
@@ -7315,10 +7952,9 @@
         <w:pStyle w:val="Bibliography"/>
         <w:spacing w:line="360" w:lineRule="auto"/>
       </w:pPr>
-      <w:bookmarkStart w:id="514" w:name="ref-Briscoe2023"/>
-      <w:bookmarkEnd w:id="513"/>
-      <w:r>
-        <w:lastRenderedPageBreak/>
+      <w:bookmarkStart w:id="697" w:name="ref-Briscoe2023"/>
+      <w:bookmarkEnd w:id="696"/>
+      <w:r>
         <w:t xml:space="preserve">18. </w:t>
       </w:r>
       <w:r>
@@ -7351,8 +7987,8 @@
         <w:pStyle w:val="Bibliography"/>
         <w:spacing w:line="360" w:lineRule="auto"/>
       </w:pPr>
-      <w:bookmarkStart w:id="515" w:name="ref-Rezende2014"/>
-      <w:bookmarkEnd w:id="514"/>
+      <w:bookmarkStart w:id="698" w:name="ref-Rezende2014"/>
+      <w:bookmarkEnd w:id="697"/>
       <w:r>
         <w:t xml:space="preserve">19. </w:t>
       </w:r>
@@ -7386,8 +8022,8 @@
         <w:pStyle w:val="Bibliography"/>
         <w:spacing w:line="360" w:lineRule="auto"/>
       </w:pPr>
-      <w:bookmarkStart w:id="516" w:name="ref-Arnold2025a"/>
-      <w:bookmarkEnd w:id="515"/>
+      <w:bookmarkStart w:id="699" w:name="ref-Arnold2025a"/>
+      <w:bookmarkEnd w:id="698"/>
       <w:r>
         <w:t xml:space="preserve">20. </w:t>
       </w:r>
@@ -7421,8 +8057,8 @@
         <w:pStyle w:val="Bibliography"/>
         <w:spacing w:line="360" w:lineRule="auto"/>
       </w:pPr>
-      <w:bookmarkStart w:id="517" w:name="ref-Bimler2018"/>
-      <w:bookmarkEnd w:id="516"/>
+      <w:bookmarkStart w:id="700" w:name="ref-Bimler2018"/>
+      <w:bookmarkEnd w:id="699"/>
       <w:r>
         <w:t xml:space="preserve">21. </w:t>
       </w:r>
@@ -7456,8 +8092,8 @@
         <w:pStyle w:val="Bibliography"/>
         <w:spacing w:line="360" w:lineRule="auto"/>
       </w:pPr>
-      <w:bookmarkStart w:id="518" w:name="ref-Bowler2022"/>
-      <w:bookmarkEnd w:id="517"/>
+      <w:bookmarkStart w:id="701" w:name="ref-Bowler2022"/>
+      <w:bookmarkEnd w:id="700"/>
       <w:r>
         <w:t xml:space="preserve">22. </w:t>
       </w:r>
@@ -7491,8 +8127,8 @@
         <w:pStyle w:val="Bibliography"/>
         <w:spacing w:line="360" w:lineRule="auto"/>
       </w:pPr>
-      <w:bookmarkStart w:id="519" w:name="ref-Tushabe2025"/>
-      <w:bookmarkEnd w:id="518"/>
+      <w:bookmarkStart w:id="702" w:name="ref-Tushabe2025"/>
+      <w:bookmarkEnd w:id="701"/>
       <w:r>
         <w:t xml:space="preserve">23. </w:t>
       </w:r>
@@ -7516,8 +8152,8 @@
         <w:pStyle w:val="Bibliography"/>
         <w:spacing w:line="360" w:lineRule="auto"/>
       </w:pPr>
-      <w:bookmarkStart w:id="520" w:name="ref-Fick2017"/>
-      <w:bookmarkEnd w:id="519"/>
+      <w:bookmarkStart w:id="703" w:name="ref-Fick2017"/>
+      <w:bookmarkEnd w:id="702"/>
       <w:r>
         <w:t xml:space="preserve">24. </w:t>
       </w:r>
@@ -7541,8 +8177,8 @@
         <w:pStyle w:val="Bibliography"/>
         <w:spacing w:line="360" w:lineRule="auto"/>
       </w:pPr>
-      <w:bookmarkStart w:id="521" w:name="ref-Kalnay2018"/>
-      <w:bookmarkEnd w:id="520"/>
+      <w:bookmarkStart w:id="704" w:name="ref-Kalnay2018"/>
+      <w:bookmarkEnd w:id="703"/>
       <w:r>
         <w:t xml:space="preserve">25. </w:t>
       </w:r>
@@ -7576,8 +8212,8 @@
         <w:pStyle w:val="Bibliography"/>
         <w:spacing w:line="360" w:lineRule="auto"/>
       </w:pPr>
-      <w:bookmarkStart w:id="522" w:name="ref-Hersbach2020"/>
-      <w:bookmarkEnd w:id="521"/>
+      <w:bookmarkStart w:id="705" w:name="ref-Hersbach2020"/>
+      <w:bookmarkEnd w:id="704"/>
       <w:r>
         <w:t xml:space="preserve">26. </w:t>
       </w:r>
@@ -7611,8 +8247,8 @@
         <w:pStyle w:val="Bibliography"/>
         <w:spacing w:line="360" w:lineRule="auto"/>
       </w:pPr>
-      <w:bookmarkStart w:id="523" w:name="ref-Klinges2022"/>
-      <w:bookmarkEnd w:id="522"/>
+      <w:bookmarkStart w:id="706" w:name="ref-Klinges2022"/>
+      <w:bookmarkEnd w:id="705"/>
       <w:r>
         <w:t xml:space="preserve">27. </w:t>
       </w:r>
@@ -7646,8 +8282,8 @@
         <w:pStyle w:val="Bibliography"/>
         <w:spacing w:line="360" w:lineRule="auto"/>
       </w:pPr>
-      <w:bookmarkStart w:id="524" w:name="ref-Meyer2023"/>
-      <w:bookmarkEnd w:id="523"/>
+      <w:bookmarkStart w:id="707" w:name="ref-Meyer2023"/>
+      <w:bookmarkEnd w:id="706"/>
       <w:r>
         <w:t xml:space="preserve">28. </w:t>
       </w:r>
@@ -7681,8 +8317,8 @@
         <w:pStyle w:val="Bibliography"/>
         <w:spacing w:line="360" w:lineRule="auto"/>
       </w:pPr>
-      <w:bookmarkStart w:id="525" w:name="ref-Munoz-Sabater2021"/>
-      <w:bookmarkEnd w:id="524"/>
+      <w:bookmarkStart w:id="708" w:name="ref-Munoz-Sabater2021"/>
+      <w:bookmarkEnd w:id="707"/>
       <w:r>
         <w:t xml:space="preserve">29. </w:t>
       </w:r>
@@ -7716,8 +8352,8 @@
         <w:pStyle w:val="Bibliography"/>
         <w:spacing w:line="360" w:lineRule="auto"/>
       </w:pPr>
-      <w:bookmarkStart w:id="526" w:name="ref-Bezanson2012"/>
-      <w:bookmarkEnd w:id="525"/>
+      <w:bookmarkStart w:id="709" w:name="ref-Bezanson2012"/>
+      <w:bookmarkEnd w:id="708"/>
       <w:r>
         <w:t xml:space="preserve">30. </w:t>
       </w:r>
@@ -7748,8 +8384,8 @@
         <w:pStyle w:val="Bibliography"/>
         <w:spacing w:line="360" w:lineRule="auto"/>
       </w:pPr>
-      <w:bookmarkStart w:id="527" w:name="ref-Bonan2019"/>
-      <w:bookmarkEnd w:id="526"/>
+      <w:bookmarkStart w:id="710" w:name="ref-Bonan2019"/>
+      <w:bookmarkEnd w:id="709"/>
       <w:r>
         <w:t xml:space="preserve">31. </w:t>
       </w:r>
@@ -7773,9 +8409,10 @@
         <w:pStyle w:val="Bibliography"/>
         <w:spacing w:line="360" w:lineRule="auto"/>
       </w:pPr>
-      <w:bookmarkStart w:id="528" w:name="ref-Argles2022"/>
-      <w:bookmarkEnd w:id="527"/>
-      <w:r>
+      <w:bookmarkStart w:id="711" w:name="ref-Argles2022"/>
+      <w:bookmarkEnd w:id="710"/>
+      <w:r>
+        <w:lastRenderedPageBreak/>
         <w:t xml:space="preserve">32. </w:t>
       </w:r>
       <w:r>
@@ -7808,10 +8445,9 @@
         <w:pStyle w:val="Bibliography"/>
         <w:spacing w:line="360" w:lineRule="auto"/>
       </w:pPr>
-      <w:bookmarkStart w:id="529" w:name="ref-Kearney2017"/>
-      <w:bookmarkEnd w:id="528"/>
-      <w:r>
-        <w:lastRenderedPageBreak/>
+      <w:bookmarkStart w:id="712" w:name="ref-Kearney2017"/>
+      <w:bookmarkEnd w:id="711"/>
+      <w:r>
         <w:t xml:space="preserve">33. </w:t>
       </w:r>
       <w:r>
@@ -7834,8 +8470,8 @@
         <w:pStyle w:val="Bibliography"/>
         <w:spacing w:line="360" w:lineRule="auto"/>
       </w:pPr>
-      <w:bookmarkStart w:id="530" w:name="ref-Maclean2019"/>
-      <w:bookmarkEnd w:id="529"/>
+      <w:bookmarkStart w:id="713" w:name="ref-Maclean2019"/>
+      <w:bookmarkEnd w:id="712"/>
       <w:r>
         <w:t xml:space="preserve">34. </w:t>
       </w:r>
@@ -7869,8 +8505,8 @@
         <w:pStyle w:val="Bibliography"/>
         <w:spacing w:line="360" w:lineRule="auto"/>
       </w:pPr>
-      <w:bookmarkStart w:id="531" w:name="ref-Kearney2020"/>
-      <w:bookmarkEnd w:id="530"/>
+      <w:bookmarkStart w:id="714" w:name="ref-Kearney2020"/>
+      <w:bookmarkEnd w:id="713"/>
       <w:r>
         <w:t xml:space="preserve">35. </w:t>
       </w:r>
@@ -7904,8 +8540,8 @@
         <w:pStyle w:val="Bibliography"/>
         <w:spacing w:line="360" w:lineRule="auto"/>
       </w:pPr>
-      <w:bookmarkStart w:id="532" w:name="ref-Maclean2021"/>
-      <w:bookmarkEnd w:id="531"/>
+      <w:bookmarkStart w:id="715" w:name="ref-Maclean2021"/>
+      <w:bookmarkEnd w:id="714"/>
       <w:r>
         <w:t xml:space="preserve">36. </w:t>
       </w:r>
@@ -7939,8 +8575,8 @@
         <w:pStyle w:val="Bibliography"/>
         <w:spacing w:line="360" w:lineRule="auto"/>
       </w:pPr>
-      <w:bookmarkStart w:id="533" w:name="ref-Buckley2023"/>
-      <w:bookmarkEnd w:id="532"/>
+      <w:bookmarkStart w:id="716" w:name="ref-Buckley2023"/>
+      <w:bookmarkEnd w:id="715"/>
       <w:r>
         <w:t xml:space="preserve">37. </w:t>
       </w:r>
@@ -7974,8 +8610,8 @@
         <w:pStyle w:val="Bibliography"/>
         <w:spacing w:line="360" w:lineRule="auto"/>
       </w:pPr>
-      <w:bookmarkStart w:id="534" w:name="ref-De_Frenne2024"/>
-      <w:bookmarkEnd w:id="533"/>
+      <w:bookmarkStart w:id="717" w:name="ref-De_Frenne2024"/>
+      <w:bookmarkEnd w:id="716"/>
       <w:r>
         <w:t xml:space="preserve">38. </w:t>
       </w:r>
@@ -8006,8 +8642,8 @@
         <w:pStyle w:val="Bibliography"/>
         <w:spacing w:line="360" w:lineRule="auto"/>
       </w:pPr>
-      <w:bookmarkStart w:id="535" w:name="ref-Levy2016"/>
-      <w:bookmarkEnd w:id="534"/>
+      <w:bookmarkStart w:id="718" w:name="ref-Levy2016"/>
+      <w:bookmarkEnd w:id="717"/>
       <w:r>
         <w:t xml:space="preserve">39. </w:t>
       </w:r>
@@ -8041,8 +8677,8 @@
         <w:pStyle w:val="Bibliography"/>
         <w:spacing w:line="360" w:lineRule="auto"/>
       </w:pPr>
-      <w:bookmarkStart w:id="536" w:name="ref-Drake2018"/>
-      <w:bookmarkEnd w:id="535"/>
+      <w:bookmarkStart w:id="719" w:name="ref-Drake2018"/>
+      <w:bookmarkEnd w:id="718"/>
       <w:r>
         <w:t xml:space="preserve">40. </w:t>
       </w:r>
@@ -8076,8 +8712,8 @@
         <w:pStyle w:val="Bibliography"/>
         <w:spacing w:line="360" w:lineRule="auto"/>
       </w:pPr>
-      <w:bookmarkStart w:id="537" w:name="ref-Holzworth2018"/>
-      <w:bookmarkEnd w:id="536"/>
+      <w:bookmarkStart w:id="720" w:name="ref-Holzworth2018"/>
+      <w:bookmarkEnd w:id="719"/>
       <w:r>
         <w:t xml:space="preserve">41. </w:t>
       </w:r>
@@ -8111,8 +8747,8 @@
         <w:pStyle w:val="Bibliography"/>
         <w:spacing w:line="360" w:lineRule="auto"/>
       </w:pPr>
-      <w:bookmarkStart w:id="538" w:name="ref-Medlyn2011"/>
-      <w:bookmarkEnd w:id="537"/>
+      <w:bookmarkStart w:id="721" w:name="ref-Medlyn2011"/>
+      <w:bookmarkEnd w:id="720"/>
       <w:r>
         <w:t xml:space="preserve">42. </w:t>
       </w:r>
@@ -8146,8 +8782,8 @@
         <w:pStyle w:val="Bibliography"/>
         <w:spacing w:line="360" w:lineRule="auto"/>
       </w:pPr>
-      <w:bookmarkStart w:id="539" w:name="ref-Porter1973"/>
-      <w:bookmarkEnd w:id="538"/>
+      <w:bookmarkStart w:id="722" w:name="ref-Porter1973"/>
+      <w:bookmarkEnd w:id="721"/>
       <w:r>
         <w:t xml:space="preserve">43. </w:t>
       </w:r>
@@ -8181,8 +8817,8 @@
         <w:pStyle w:val="Bibliography"/>
         <w:spacing w:line="360" w:lineRule="auto"/>
       </w:pPr>
-      <w:bookmarkStart w:id="540" w:name="ref-Porter1969"/>
-      <w:bookmarkEnd w:id="539"/>
+      <w:bookmarkStart w:id="723" w:name="ref-Porter1969"/>
+      <w:bookmarkEnd w:id="722"/>
       <w:r>
         <w:t xml:space="preserve">44. </w:t>
       </w:r>
@@ -8206,9 +8842,10 @@
         <w:pStyle w:val="Bibliography"/>
         <w:spacing w:line="360" w:lineRule="auto"/>
       </w:pPr>
-      <w:bookmarkStart w:id="541" w:name="ref-Riddell2017"/>
-      <w:bookmarkEnd w:id="540"/>
-      <w:r>
+      <w:bookmarkStart w:id="724" w:name="ref-Riddell2017"/>
+      <w:bookmarkEnd w:id="723"/>
+      <w:r>
+        <w:lastRenderedPageBreak/>
         <w:t xml:space="preserve">45. </w:t>
       </w:r>
       <w:r>
@@ -8241,10 +8878,9 @@
         <w:pStyle w:val="Bibliography"/>
         <w:spacing w:line="360" w:lineRule="auto"/>
       </w:pPr>
-      <w:bookmarkStart w:id="542" w:name="ref-Duursma2015"/>
-      <w:bookmarkEnd w:id="541"/>
-      <w:r>
-        <w:lastRenderedPageBreak/>
+      <w:bookmarkStart w:id="725" w:name="ref-Duursma2015"/>
+      <w:bookmarkEnd w:id="724"/>
+      <w:r>
         <w:t xml:space="preserve">46. </w:t>
       </w:r>
       <w:r>
@@ -8267,8 +8903,8 @@
         <w:pStyle w:val="Bibliography"/>
         <w:spacing w:line="360" w:lineRule="auto"/>
       </w:pPr>
-      <w:bookmarkStart w:id="543" w:name="ref-Briscoe2022"/>
-      <w:bookmarkEnd w:id="542"/>
+      <w:bookmarkStart w:id="726" w:name="ref-Briscoe2022"/>
+      <w:bookmarkEnd w:id="725"/>
       <w:r>
         <w:t xml:space="preserve">47. </w:t>
       </w:r>
@@ -8302,8 +8938,8 @@
         <w:pStyle w:val="Bibliography"/>
         <w:spacing w:line="360" w:lineRule="auto"/>
       </w:pPr>
-      <w:bookmarkStart w:id="544" w:name="ref-Loughran2020"/>
-      <w:bookmarkEnd w:id="543"/>
+      <w:bookmarkStart w:id="727" w:name="ref-Loughran2020"/>
+      <w:bookmarkEnd w:id="726"/>
       <w:r>
         <w:t xml:space="preserve">48. </w:t>
       </w:r>
@@ -8327,8 +8963,8 @@
         <w:pStyle w:val="Bibliography"/>
         <w:spacing w:line="360" w:lineRule="auto"/>
       </w:pPr>
-      <w:bookmarkStart w:id="545" w:name="ref-Sharpe2022"/>
-      <w:bookmarkEnd w:id="544"/>
+      <w:bookmarkStart w:id="728" w:name="ref-Sharpe2022"/>
+      <w:bookmarkEnd w:id="727"/>
       <w:r>
         <w:t xml:space="preserve">49. </w:t>
       </w:r>
@@ -8362,8 +8998,8 @@
         <w:pStyle w:val="Bibliography"/>
         <w:spacing w:line="360" w:lineRule="auto"/>
       </w:pPr>
-      <w:bookmarkStart w:id="546" w:name="ref-Posch2024"/>
-      <w:bookmarkEnd w:id="545"/>
+      <w:bookmarkStart w:id="729" w:name="ref-Posch2024"/>
+      <w:bookmarkEnd w:id="728"/>
       <w:r>
         <w:t xml:space="preserve">50. </w:t>
       </w:r>
@@ -8397,8 +9033,8 @@
         <w:pStyle w:val="Bibliography"/>
         <w:spacing w:line="360" w:lineRule="auto"/>
       </w:pPr>
-      <w:bookmarkStart w:id="547" w:name="ref-Orsted2022"/>
-      <w:bookmarkEnd w:id="546"/>
+      <w:bookmarkStart w:id="730" w:name="ref-Orsted2022"/>
+      <w:bookmarkEnd w:id="729"/>
       <w:r>
         <w:t xml:space="preserve">51. </w:t>
       </w:r>
@@ -8432,8 +9068,8 @@
         <w:pStyle w:val="Bibliography"/>
         <w:spacing w:line="360" w:lineRule="auto"/>
       </w:pPr>
-      <w:bookmarkStart w:id="548" w:name="ref-Jagadish2021"/>
-      <w:bookmarkEnd w:id="547"/>
+      <w:bookmarkStart w:id="731" w:name="ref-Jagadish2021"/>
+      <w:bookmarkEnd w:id="730"/>
       <w:r>
         <w:t xml:space="preserve">52. </w:t>
       </w:r>
@@ -8467,8 +9103,8 @@
         <w:pStyle w:val="Bibliography"/>
         <w:spacing w:line="360" w:lineRule="auto"/>
       </w:pPr>
-      <w:bookmarkStart w:id="549" w:name="ref-Faber2024"/>
-      <w:bookmarkEnd w:id="548"/>
+      <w:bookmarkStart w:id="732" w:name="ref-Faber2024"/>
+      <w:bookmarkEnd w:id="731"/>
       <w:r>
         <w:t xml:space="preserve">53. </w:t>
       </w:r>
@@ -8502,8 +9138,8 @@
         <w:pStyle w:val="Bibliography"/>
         <w:spacing w:line="360" w:lineRule="auto"/>
       </w:pPr>
-      <w:bookmarkStart w:id="550" w:name="ref-Martinez-De_Leon2024"/>
-      <w:bookmarkEnd w:id="549"/>
+      <w:bookmarkStart w:id="733" w:name="ref-Martinez-De_Leon2024"/>
+      <w:bookmarkEnd w:id="732"/>
       <w:r>
         <w:t xml:space="preserve">54. </w:t>
       </w:r>
@@ -8524,8 +9160,8 @@
         <w:pStyle w:val="Bibliography"/>
         <w:spacing w:line="360" w:lineRule="auto"/>
       </w:pPr>
-      <w:bookmarkStart w:id="551" w:name="ref-Chouhan2023"/>
-      <w:bookmarkEnd w:id="550"/>
+      <w:bookmarkStart w:id="734" w:name="ref-Chouhan2023"/>
+      <w:bookmarkEnd w:id="733"/>
       <w:r>
         <w:t xml:space="preserve">55. </w:t>
       </w:r>
@@ -8559,8 +9195,8 @@
         <w:pStyle w:val="Bibliography"/>
         <w:spacing w:line="360" w:lineRule="auto"/>
       </w:pPr>
-      <w:bookmarkStart w:id="552" w:name="ref-Marquez2007"/>
-      <w:bookmarkEnd w:id="551"/>
+      <w:bookmarkStart w:id="735" w:name="ref-Marquez2007"/>
+      <w:bookmarkEnd w:id="734"/>
       <w:r>
         <w:t xml:space="preserve">56. </w:t>
       </w:r>
@@ -8594,8 +9230,8 @@
         <w:pStyle w:val="Bibliography"/>
         <w:spacing w:line="360" w:lineRule="auto"/>
       </w:pPr>
-      <w:bookmarkStart w:id="553" w:name="ref-Dastogeer2022"/>
-      <w:bookmarkEnd w:id="552"/>
+      <w:bookmarkStart w:id="736" w:name="ref-Dastogeer2022"/>
+      <w:bookmarkEnd w:id="735"/>
       <w:r>
         <w:t xml:space="preserve">57. </w:t>
       </w:r>
@@ -8629,8 +9265,8 @@
         <w:pStyle w:val="Bibliography"/>
         <w:spacing w:line="360" w:lineRule="auto"/>
       </w:pPr>
-      <w:bookmarkStart w:id="554" w:name="ref-Hoang2019"/>
-      <w:bookmarkEnd w:id="553"/>
+      <w:bookmarkStart w:id="737" w:name="ref-Hoang2019"/>
+      <w:bookmarkEnd w:id="736"/>
       <w:r>
         <w:t xml:space="preserve">58. </w:t>
       </w:r>
@@ -8664,9 +9300,10 @@
         <w:pStyle w:val="Bibliography"/>
         <w:spacing w:line="360" w:lineRule="auto"/>
       </w:pPr>
-      <w:bookmarkStart w:id="555" w:name="ref-Marchin2022"/>
-      <w:bookmarkEnd w:id="554"/>
-      <w:r>
+      <w:bookmarkStart w:id="738" w:name="ref-Marchin2022"/>
+      <w:bookmarkEnd w:id="737"/>
+      <w:r>
+        <w:lastRenderedPageBreak/>
         <w:t xml:space="preserve">59. </w:t>
       </w:r>
       <w:r>
@@ -8699,10 +9336,9 @@
         <w:pStyle w:val="Bibliography"/>
         <w:spacing w:line="360" w:lineRule="auto"/>
       </w:pPr>
-      <w:bookmarkStart w:id="556" w:name="ref-Li2025"/>
-      <w:bookmarkEnd w:id="555"/>
-      <w:r>
-        <w:lastRenderedPageBreak/>
+      <w:bookmarkStart w:id="739" w:name="ref-Li2025"/>
+      <w:bookmarkEnd w:id="738"/>
+      <w:r>
         <w:t xml:space="preserve">60. </w:t>
       </w:r>
       <w:r>
@@ -8735,8 +9371,8 @@
         <w:pStyle w:val="Bibliography"/>
         <w:spacing w:line="360" w:lineRule="auto"/>
       </w:pPr>
-      <w:bookmarkStart w:id="557" w:name="ref-Youngblood2025"/>
-      <w:bookmarkEnd w:id="556"/>
+      <w:bookmarkStart w:id="740" w:name="ref-Youngblood2025"/>
+      <w:bookmarkEnd w:id="739"/>
       <w:r>
         <w:t xml:space="preserve">61. </w:t>
       </w:r>
@@ -8767,8 +9403,8 @@
         <w:pStyle w:val="Bibliography"/>
         <w:spacing w:line="360" w:lineRule="auto"/>
       </w:pPr>
-      <w:bookmarkStart w:id="558" w:name="ref-Mengutay2013"/>
-      <w:bookmarkEnd w:id="557"/>
+      <w:bookmarkStart w:id="741" w:name="ref-Mengutay2013"/>
+      <w:bookmarkEnd w:id="740"/>
       <w:r>
         <w:t xml:space="preserve">62. </w:t>
       </w:r>
@@ -8802,8 +9438,8 @@
         <w:pStyle w:val="Bibliography"/>
         <w:spacing w:line="360" w:lineRule="auto"/>
       </w:pPr>
-      <w:bookmarkStart w:id="559" w:name="ref-Andersen2010"/>
-      <w:bookmarkEnd w:id="558"/>
+      <w:bookmarkStart w:id="742" w:name="ref-Andersen2010"/>
+      <w:bookmarkEnd w:id="741"/>
       <w:r>
         <w:t xml:space="preserve">63. </w:t>
       </w:r>
@@ -8837,8 +9473,8 @@
         <w:pStyle w:val="Bibliography"/>
         <w:spacing w:line="360" w:lineRule="auto"/>
       </w:pPr>
-      <w:bookmarkStart w:id="560" w:name="ref-Nisbet2000"/>
-      <w:bookmarkEnd w:id="559"/>
+      <w:bookmarkStart w:id="743" w:name="ref-Nisbet2000"/>
+      <w:bookmarkEnd w:id="742"/>
       <w:r>
         <w:t xml:space="preserve">64. </w:t>
       </w:r>
@@ -8872,8 +9508,8 @@
         <w:pStyle w:val="Bibliography"/>
         <w:spacing w:line="360" w:lineRule="auto"/>
       </w:pPr>
-      <w:bookmarkStart w:id="561" w:name="ref-Jager2020"/>
-      <w:bookmarkEnd w:id="560"/>
+      <w:bookmarkStart w:id="744" w:name="ref-Jager2020"/>
+      <w:bookmarkEnd w:id="743"/>
       <w:r>
         <w:t xml:space="preserve">65. </w:t>
       </w:r>
@@ -8897,8 +9533,8 @@
         <w:pStyle w:val="Bibliography"/>
         <w:spacing w:line="360" w:lineRule="auto"/>
       </w:pPr>
-      <w:bookmarkStart w:id="562" w:name="ref-Kearney2013"/>
-      <w:bookmarkEnd w:id="561"/>
+      <w:bookmarkStart w:id="745" w:name="ref-Kearney2013"/>
+      <w:bookmarkEnd w:id="744"/>
       <w:r>
         <w:t xml:space="preserve">66. </w:t>
       </w:r>
@@ -8932,8 +9568,8 @@
         <w:pStyle w:val="Bibliography"/>
         <w:spacing w:line="360" w:lineRule="auto"/>
       </w:pPr>
-      <w:bookmarkStart w:id="563" w:name="ref-Kearney2010"/>
-      <w:bookmarkEnd w:id="562"/>
+      <w:bookmarkStart w:id="746" w:name="ref-Kearney2010"/>
+      <w:bookmarkEnd w:id="745"/>
       <w:r>
         <w:t xml:space="preserve">67. </w:t>
       </w:r>
@@ -8967,8 +9603,8 @@
         <w:pStyle w:val="Bibliography"/>
         <w:spacing w:line="360" w:lineRule="auto"/>
       </w:pPr>
-      <w:bookmarkStart w:id="564" w:name="ref-Marques2018"/>
-      <w:bookmarkEnd w:id="563"/>
+      <w:bookmarkStart w:id="747" w:name="ref-Marques2018"/>
+      <w:bookmarkEnd w:id="746"/>
       <w:r>
         <w:t xml:space="preserve">68. </w:t>
       </w:r>
@@ -9002,8 +9638,8 @@
         <w:pStyle w:val="Bibliography"/>
         <w:spacing w:line="360" w:lineRule="auto"/>
       </w:pPr>
-      <w:bookmarkStart w:id="565" w:name="ref-Kooijman2021"/>
-      <w:bookmarkEnd w:id="564"/>
+      <w:bookmarkStart w:id="748" w:name="ref-Kooijman2021"/>
+      <w:bookmarkEnd w:id="747"/>
       <w:r>
         <w:t xml:space="preserve">69. </w:t>
       </w:r>
@@ -9037,8 +9673,8 @@
         <w:pStyle w:val="Bibliography"/>
         <w:spacing w:line="360" w:lineRule="auto"/>
       </w:pPr>
-      <w:bookmarkStart w:id="566" w:name="ref-Bruggeman2009"/>
-      <w:bookmarkEnd w:id="565"/>
+      <w:bookmarkStart w:id="749" w:name="ref-Bruggeman2009"/>
+      <w:bookmarkEnd w:id="748"/>
       <w:r>
         <w:t xml:space="preserve">70. </w:t>
       </w:r>
@@ -9072,8 +9708,8 @@
         <w:pStyle w:val="Bibliography"/>
         <w:spacing w:line="360" w:lineRule="auto"/>
       </w:pPr>
-      <w:bookmarkStart w:id="567" w:name="ref-Kearney2020a"/>
-      <w:bookmarkEnd w:id="566"/>
+      <w:bookmarkStart w:id="750" w:name="ref-Kearney2020a"/>
+      <w:bookmarkEnd w:id="749"/>
       <w:r>
         <w:t xml:space="preserve">71. </w:t>
       </w:r>
@@ -9097,8 +9733,8 @@
         <w:pStyle w:val="Bibliography"/>
         <w:spacing w:line="360" w:lineRule="auto"/>
       </w:pPr>
-      <w:bookmarkStart w:id="568" w:name="ref-Kumarathunge2019"/>
-      <w:bookmarkEnd w:id="567"/>
+      <w:bookmarkStart w:id="751" w:name="ref-Kumarathunge2019"/>
+      <w:bookmarkEnd w:id="750"/>
       <w:r>
         <w:t xml:space="preserve">72. </w:t>
       </w:r>
@@ -9132,9 +9768,10 @@
         <w:pStyle w:val="Bibliography"/>
         <w:spacing w:line="360" w:lineRule="auto"/>
       </w:pPr>
-      <w:bookmarkStart w:id="569" w:name="ref-De_Kauwe2020"/>
-      <w:bookmarkEnd w:id="568"/>
-      <w:r>
+      <w:bookmarkStart w:id="752" w:name="ref-De_Kauwe2020"/>
+      <w:bookmarkEnd w:id="751"/>
+      <w:r>
+        <w:lastRenderedPageBreak/>
         <w:t xml:space="preserve">73. </w:t>
       </w:r>
       <w:r>
@@ -9167,10 +9804,9 @@
         <w:pStyle w:val="Bibliography"/>
         <w:spacing w:line="360" w:lineRule="auto"/>
       </w:pPr>
-      <w:bookmarkStart w:id="570" w:name="ref-Chesson2000"/>
-      <w:bookmarkEnd w:id="569"/>
-      <w:r>
-        <w:lastRenderedPageBreak/>
+      <w:bookmarkStart w:id="753" w:name="ref-Chesson2000"/>
+      <w:bookmarkEnd w:id="752"/>
+      <w:r>
         <w:t xml:space="preserve">74. </w:t>
       </w:r>
       <w:r>
@@ -9193,8 +9829,8 @@
         <w:pStyle w:val="Bibliography"/>
         <w:spacing w:line="360" w:lineRule="auto"/>
       </w:pPr>
-      <w:bookmarkStart w:id="571" w:name="ref-Ricker1954a"/>
-      <w:bookmarkEnd w:id="570"/>
+      <w:bookmarkStart w:id="754" w:name="ref-Ricker1954a"/>
+      <w:bookmarkEnd w:id="753"/>
       <w:r>
         <w:t xml:space="preserve">75. </w:t>
       </w:r>
@@ -9218,8 +9854,8 @@
         <w:pStyle w:val="Bibliography"/>
         <w:spacing w:line="360" w:lineRule="auto"/>
       </w:pPr>
-      <w:bookmarkStart w:id="572" w:name="ref-Beverton2012"/>
-      <w:bookmarkEnd w:id="571"/>
+      <w:bookmarkStart w:id="755" w:name="ref-Beverton2012"/>
+      <w:bookmarkEnd w:id="754"/>
       <w:r>
         <w:t xml:space="preserve">76. </w:t>
       </w:r>
@@ -9243,8 +9879,8 @@
         <w:pStyle w:val="Bibliography"/>
         <w:spacing w:line="360" w:lineRule="auto"/>
       </w:pPr>
-      <w:bookmarkStart w:id="573" w:name="ref-Mayfield2017"/>
-      <w:bookmarkEnd w:id="572"/>
+      <w:bookmarkStart w:id="756" w:name="ref-Mayfield2017"/>
+      <w:bookmarkEnd w:id="755"/>
       <w:r>
         <w:t xml:space="preserve">77. </w:t>
       </w:r>
@@ -9268,8 +9904,8 @@
         <w:pStyle w:val="Bibliography"/>
         <w:spacing w:line="360" w:lineRule="auto"/>
       </w:pPr>
-      <w:bookmarkStart w:id="574" w:name="ref-Buche2025"/>
-      <w:bookmarkEnd w:id="573"/>
+      <w:bookmarkStart w:id="757" w:name="ref-Buche2025"/>
+      <w:bookmarkEnd w:id="756"/>
       <w:r>
         <w:t xml:space="preserve">78. </w:t>
       </w:r>
@@ -9303,8 +9939,8 @@
         <w:pStyle w:val="Bibliography"/>
         <w:spacing w:line="360" w:lineRule="auto"/>
       </w:pPr>
-      <w:bookmarkStart w:id="575" w:name="ref-Bimler2024"/>
-      <w:bookmarkEnd w:id="574"/>
+      <w:bookmarkStart w:id="758" w:name="ref-Bimler2024"/>
+      <w:bookmarkEnd w:id="757"/>
       <w:r>
         <w:t xml:space="preserve">79. </w:t>
       </w:r>
@@ -9338,8 +9974,8 @@
         <w:pStyle w:val="Bibliography"/>
         <w:spacing w:line="360" w:lineRule="auto"/>
       </w:pPr>
-      <w:bookmarkStart w:id="576" w:name="ref-Martyn2021"/>
-      <w:bookmarkEnd w:id="575"/>
+      <w:bookmarkStart w:id="759" w:name="ref-Martyn2021"/>
+      <w:bookmarkEnd w:id="758"/>
       <w:r>
         <w:t xml:space="preserve">80. </w:t>
       </w:r>
@@ -9373,8 +10009,8 @@
         <w:pStyle w:val="Bibliography"/>
         <w:spacing w:line="360" w:lineRule="auto"/>
       </w:pPr>
-      <w:bookmarkStart w:id="577" w:name="ref-Chevin2017"/>
-      <w:bookmarkEnd w:id="576"/>
+      <w:bookmarkStart w:id="760" w:name="ref-Chevin2017"/>
+      <w:bookmarkEnd w:id="759"/>
       <w:r>
         <w:t xml:space="preserve">81. </w:t>
       </w:r>
@@ -9398,8 +10034,8 @@
         <w:pStyle w:val="Bibliography"/>
         <w:spacing w:line="360" w:lineRule="auto"/>
       </w:pPr>
-      <w:bookmarkStart w:id="578" w:name="ref-Urban2024"/>
-      <w:bookmarkEnd w:id="577"/>
+      <w:bookmarkStart w:id="761" w:name="ref-Urban2024"/>
+      <w:bookmarkEnd w:id="760"/>
       <w:r>
         <w:t xml:space="preserve">82. </w:t>
       </w:r>
@@ -9433,8 +10069,8 @@
         <w:pStyle w:val="Bibliography"/>
         <w:spacing w:line="360" w:lineRule="auto"/>
       </w:pPr>
-      <w:bookmarkStart w:id="579" w:name="ref-Hoffmann2011"/>
-      <w:bookmarkEnd w:id="578"/>
+      <w:bookmarkStart w:id="762" w:name="ref-Hoffmann2011"/>
+      <w:bookmarkEnd w:id="761"/>
       <w:r>
         <w:t xml:space="preserve">83. </w:t>
       </w:r>
@@ -9448,8 +10084,8 @@
         <w:pStyle w:val="Bibliography"/>
         <w:spacing w:line="360" w:lineRule="auto"/>
       </w:pPr>
-      <w:bookmarkStart w:id="580" w:name="ref-Hoffmann2022"/>
-      <w:bookmarkEnd w:id="579"/>
+      <w:bookmarkStart w:id="763" w:name="ref-Hoffmann2022"/>
+      <w:bookmarkEnd w:id="762"/>
       <w:r>
         <w:t xml:space="preserve">84. </w:t>
       </w:r>
@@ -9473,8 +10109,8 @@
         <w:pStyle w:val="Bibliography"/>
         <w:spacing w:line="360" w:lineRule="auto"/>
       </w:pPr>
-      <w:bookmarkStart w:id="581" w:name="ref-Ghalambor2015"/>
-      <w:bookmarkEnd w:id="580"/>
+      <w:bookmarkStart w:id="764" w:name="ref-Ghalambor2015"/>
+      <w:bookmarkEnd w:id="763"/>
       <w:r>
         <w:t xml:space="preserve">85. </w:t>
       </w:r>
@@ -9508,8 +10144,8 @@
         <w:pStyle w:val="Bibliography"/>
         <w:spacing w:line="360" w:lineRule="auto"/>
       </w:pPr>
-      <w:bookmarkStart w:id="582" w:name="ref-Oostra2018"/>
-      <w:bookmarkEnd w:id="581"/>
+      <w:bookmarkStart w:id="765" w:name="ref-Oostra2018"/>
+      <w:bookmarkEnd w:id="764"/>
       <w:r>
         <w:t xml:space="preserve">86. </w:t>
       </w:r>
@@ -9543,8 +10179,8 @@
         <w:pStyle w:val="Bibliography"/>
         <w:spacing w:line="360" w:lineRule="auto"/>
       </w:pPr>
-      <w:bookmarkStart w:id="583" w:name="ref-Noble2019"/>
-      <w:bookmarkEnd w:id="582"/>
+      <w:bookmarkStart w:id="766" w:name="ref-Noble2019"/>
+      <w:bookmarkEnd w:id="765"/>
       <w:r>
         <w:t xml:space="preserve">87. </w:t>
       </w:r>
@@ -9578,9 +10214,10 @@
         <w:pStyle w:val="Bibliography"/>
         <w:spacing w:line="360" w:lineRule="auto"/>
       </w:pPr>
-      <w:bookmarkStart w:id="584" w:name="ref-Sousa2010"/>
-      <w:bookmarkEnd w:id="583"/>
-      <w:r>
+      <w:bookmarkStart w:id="767" w:name="ref-Sousa2010"/>
+      <w:bookmarkEnd w:id="766"/>
+      <w:r>
+        <w:lastRenderedPageBreak/>
         <w:t xml:space="preserve">88. </w:t>
       </w:r>
       <w:r>
@@ -9613,10 +10250,9 @@
         <w:pStyle w:val="Bibliography"/>
         <w:spacing w:line="360" w:lineRule="auto"/>
       </w:pPr>
-      <w:bookmarkStart w:id="585" w:name="ref-Lande1979"/>
-      <w:bookmarkEnd w:id="584"/>
-      <w:r>
-        <w:lastRenderedPageBreak/>
+      <w:bookmarkStart w:id="768" w:name="ref-Lande1979"/>
+      <w:bookmarkEnd w:id="767"/>
+      <w:r>
         <w:t xml:space="preserve">89. </w:t>
       </w:r>
       <w:r>
@@ -9639,8 +10275,8 @@
         <w:pStyle w:val="Bibliography"/>
         <w:spacing w:line="360" w:lineRule="auto"/>
       </w:pPr>
-      <w:bookmarkStart w:id="586" w:name="ref-Walsh2018"/>
-      <w:bookmarkEnd w:id="585"/>
+      <w:bookmarkStart w:id="769" w:name="ref-Walsh2018"/>
+      <w:bookmarkEnd w:id="768"/>
       <w:r>
         <w:t xml:space="preserve">90. </w:t>
       </w:r>
@@ -9664,8 +10300,8 @@
         <w:pStyle w:val="Bibliography"/>
         <w:spacing w:line="360" w:lineRule="auto"/>
       </w:pPr>
-      <w:bookmarkStart w:id="587" w:name="ref-Baeza_Icaza2025"/>
-      <w:bookmarkEnd w:id="586"/>
+      <w:bookmarkStart w:id="770" w:name="ref-Baeza_Icaza2025"/>
+      <w:bookmarkEnd w:id="769"/>
       <w:r>
         <w:t xml:space="preserve">91. </w:t>
       </w:r>
@@ -9699,8 +10335,8 @@
         <w:pStyle w:val="Bibliography"/>
         <w:spacing w:line="360" w:lineRule="auto"/>
       </w:pPr>
-      <w:bookmarkStart w:id="588" w:name="ref-Kearney2009a"/>
-      <w:bookmarkEnd w:id="587"/>
+      <w:bookmarkStart w:id="771" w:name="ref-Kearney2009a"/>
+      <w:bookmarkEnd w:id="770"/>
       <w:r>
         <w:t xml:space="preserve">92. </w:t>
       </w:r>
@@ -9734,8 +10370,8 @@
         <w:pStyle w:val="Bibliography"/>
         <w:spacing w:line="360" w:lineRule="auto"/>
       </w:pPr>
-      <w:bookmarkStart w:id="589" w:name="ref-Ellner2011"/>
-      <w:bookmarkEnd w:id="588"/>
+      <w:bookmarkStart w:id="772" w:name="ref-Ellner2011"/>
+      <w:bookmarkEnd w:id="771"/>
       <w:r>
         <w:t xml:space="preserve">93. </w:t>
       </w:r>
@@ -9769,8 +10405,8 @@
         <w:pStyle w:val="Bibliography"/>
         <w:spacing w:line="360" w:lineRule="auto"/>
       </w:pPr>
-      <w:bookmarkStart w:id="590" w:name="ref-Pottier2022a"/>
-      <w:bookmarkEnd w:id="589"/>
+      <w:bookmarkStart w:id="773" w:name="ref-Pottier2022a"/>
+      <w:bookmarkEnd w:id="772"/>
       <w:r>
         <w:t xml:space="preserve">94. </w:t>
       </w:r>
@@ -9804,8 +10440,8 @@
         <w:pStyle w:val="Bibliography"/>
         <w:spacing w:line="360" w:lineRule="auto"/>
       </w:pPr>
-      <w:bookmarkStart w:id="591" w:name="ref-Leiva2024b"/>
-      <w:bookmarkEnd w:id="590"/>
+      <w:bookmarkStart w:id="774" w:name="ref-Leiva2024b"/>
+      <w:bookmarkEnd w:id="773"/>
       <w:r>
         <w:t xml:space="preserve">95. </w:t>
       </w:r>
@@ -9829,8 +10465,8 @@
         <w:pStyle w:val="Bibliography"/>
         <w:spacing w:line="360" w:lineRule="auto"/>
       </w:pPr>
-      <w:bookmarkStart w:id="592" w:name="ref-Arnold2019a"/>
-      <w:bookmarkEnd w:id="591"/>
+      <w:bookmarkStart w:id="775" w:name="ref-Arnold2019a"/>
+      <w:bookmarkEnd w:id="774"/>
       <w:r>
         <w:t xml:space="preserve">96. </w:t>
       </w:r>
@@ -9864,8 +10500,8 @@
         <w:pStyle w:val="Bibliography"/>
         <w:spacing w:line="360" w:lineRule="auto"/>
       </w:pPr>
-      <w:bookmarkStart w:id="593" w:name="ref-Arnold2024"/>
-      <w:bookmarkEnd w:id="592"/>
+      <w:bookmarkStart w:id="776" w:name="ref-Arnold2024"/>
+      <w:bookmarkEnd w:id="775"/>
       <w:r>
         <w:t xml:space="preserve">97. </w:t>
       </w:r>
@@ -9899,8 +10535,8 @@
         <w:pStyle w:val="Bibliography"/>
         <w:spacing w:line="360" w:lineRule="auto"/>
       </w:pPr>
-      <w:bookmarkStart w:id="594" w:name="ref-Assessment_undated-fv"/>
-      <w:bookmarkEnd w:id="593"/>
+      <w:bookmarkStart w:id="777" w:name="ref-Assessment_undated-fv"/>
+      <w:bookmarkEnd w:id="776"/>
       <w:r>
         <w:t xml:space="preserve">98. </w:t>
       </w:r>
@@ -9914,8 +10550,8 @@
         <w:pStyle w:val="Bibliography"/>
         <w:spacing w:line="360" w:lineRule="auto"/>
       </w:pPr>
-      <w:bookmarkStart w:id="595" w:name="ref-Dandy2019"/>
-      <w:bookmarkEnd w:id="594"/>
+      <w:bookmarkStart w:id="778" w:name="ref-Dandy2019"/>
+      <w:bookmarkEnd w:id="777"/>
       <w:r>
         <w:t xml:space="preserve">99. </w:t>
       </w:r>
@@ -9949,8 +10585,8 @@
         <w:pStyle w:val="Bibliography"/>
         <w:spacing w:line="360" w:lineRule="auto"/>
       </w:pPr>
-      <w:bookmarkStart w:id="596" w:name="ref-Leviston2018"/>
-      <w:bookmarkEnd w:id="595"/>
+      <w:bookmarkStart w:id="779" w:name="ref-Leviston2018"/>
+      <w:bookmarkEnd w:id="778"/>
       <w:r>
         <w:t xml:space="preserve">100. </w:t>
       </w:r>
@@ -9984,8 +10620,8 @@
         <w:pStyle w:val="Bibliography"/>
         <w:spacing w:line="360" w:lineRule="auto"/>
       </w:pPr>
-      <w:bookmarkStart w:id="597" w:name="ref-Bai2016"/>
-      <w:bookmarkEnd w:id="596"/>
+      <w:bookmarkStart w:id="780" w:name="ref-Bai2016"/>
+      <w:bookmarkEnd w:id="779"/>
       <w:r>
         <w:t xml:space="preserve">101. </w:t>
       </w:r>
@@ -10019,9 +10655,10 @@
         <w:pStyle w:val="Bibliography"/>
         <w:spacing w:line="360" w:lineRule="auto"/>
       </w:pPr>
-      <w:bookmarkStart w:id="598" w:name="ref-Grimm2008"/>
-      <w:bookmarkEnd w:id="597"/>
-      <w:r>
+      <w:bookmarkStart w:id="781" w:name="ref-Grimm2008"/>
+      <w:bookmarkEnd w:id="780"/>
+      <w:r>
+        <w:lastRenderedPageBreak/>
         <w:t xml:space="preserve">102. </w:t>
       </w:r>
       <w:r>
@@ -10054,10 +10691,9 @@
         <w:pStyle w:val="Bibliography"/>
         <w:spacing w:line="360" w:lineRule="auto"/>
       </w:pPr>
-      <w:bookmarkStart w:id="599" w:name="ref-Shekhawat2022"/>
-      <w:bookmarkEnd w:id="598"/>
-      <w:r>
-        <w:lastRenderedPageBreak/>
+      <w:bookmarkStart w:id="782" w:name="ref-Shekhawat2022"/>
+      <w:bookmarkEnd w:id="781"/>
+      <w:r>
         <w:t xml:space="preserve">103. </w:t>
       </w:r>
       <w:r>
@@ -10090,8 +10726,8 @@
         <w:pStyle w:val="Bibliography"/>
         <w:spacing w:line="360" w:lineRule="auto"/>
       </w:pPr>
-      <w:bookmarkStart w:id="600" w:name="ref-Black2011"/>
-      <w:bookmarkEnd w:id="599"/>
+      <w:bookmarkStart w:id="783" w:name="ref-Black2011"/>
+      <w:bookmarkEnd w:id="782"/>
       <w:r>
         <w:t xml:space="preserve">104. </w:t>
       </w:r>
@@ -10125,8 +10761,8 @@
         <w:pStyle w:val="Bibliography"/>
         <w:spacing w:line="360" w:lineRule="auto"/>
       </w:pPr>
-      <w:bookmarkStart w:id="601" w:name="ref-Neil_Adger1999"/>
-      <w:bookmarkEnd w:id="600"/>
+      <w:bookmarkStart w:id="784" w:name="ref-Neil_Adger1999"/>
+      <w:bookmarkEnd w:id="783"/>
       <w:r>
         <w:t xml:space="preserve">105. </w:t>
       </w:r>
@@ -10150,8 +10786,8 @@
         <w:pStyle w:val="Bibliography"/>
         <w:spacing w:line="360" w:lineRule="auto"/>
       </w:pPr>
-      <w:bookmarkStart w:id="602" w:name="ref-Folke2016"/>
-      <w:bookmarkEnd w:id="601"/>
+      <w:bookmarkStart w:id="785" w:name="ref-Folke2016"/>
+      <w:bookmarkEnd w:id="784"/>
       <w:r>
         <w:t xml:space="preserve">106. </w:t>
       </w:r>
@@ -10185,8 +10821,8 @@
         <w:pStyle w:val="Bibliography"/>
         <w:spacing w:line="360" w:lineRule="auto"/>
       </w:pPr>
-      <w:bookmarkStart w:id="603" w:name="ref-Schluter2012"/>
-      <w:bookmarkEnd w:id="602"/>
+      <w:bookmarkStart w:id="786" w:name="ref-Schluter2012"/>
+      <w:bookmarkEnd w:id="785"/>
       <w:r>
         <w:t xml:space="preserve">107. </w:t>
       </w:r>
@@ -10220,8 +10856,8 @@
         <w:pStyle w:val="Bibliography"/>
         <w:spacing w:line="360" w:lineRule="auto"/>
       </w:pPr>
-      <w:bookmarkStart w:id="604" w:name="ref-Biggs2021"/>
-      <w:bookmarkEnd w:id="603"/>
+      <w:bookmarkStart w:id="787" w:name="ref-Biggs2021"/>
+      <w:bookmarkEnd w:id="786"/>
       <w:r>
         <w:t xml:space="preserve">108. </w:t>
       </w:r>
@@ -10255,8 +10891,8 @@
         <w:pStyle w:val="Bibliography"/>
         <w:spacing w:line="360" w:lineRule="auto"/>
       </w:pPr>
-      <w:bookmarkStart w:id="605" w:name="ref-Brown2021"/>
-      <w:bookmarkEnd w:id="604"/>
+      <w:bookmarkStart w:id="788" w:name="ref-Brown2021"/>
+      <w:bookmarkEnd w:id="787"/>
       <w:r>
         <w:t xml:space="preserve">109. </w:t>
       </w:r>
@@ -10280,8 +10916,8 @@
         <w:pStyle w:val="Bibliography"/>
         <w:spacing w:line="360" w:lineRule="auto"/>
       </w:pPr>
-      <w:bookmarkStart w:id="606" w:name="ref-Wise2014"/>
-      <w:bookmarkEnd w:id="605"/>
+      <w:bookmarkStart w:id="789" w:name="ref-Wise2014"/>
+      <w:bookmarkEnd w:id="788"/>
       <w:r>
         <w:t xml:space="preserve">110. </w:t>
       </w:r>
@@ -10310,9 +10946,9 @@
         <w:t xml:space="preserve"> 28, 325–336</w:t>
       </w:r>
     </w:p>
-    <w:bookmarkEnd w:id="495"/>
-    <w:bookmarkEnd w:id="497"/>
-    <w:bookmarkEnd w:id="606"/>
+    <w:bookmarkEnd w:id="678"/>
+    <w:bookmarkEnd w:id="680"/>
+    <w:bookmarkEnd w:id="789"/>
     <w:p>
       <w:pPr>
         <w:pStyle w:val="BodyText"/>
@@ -10331,7 +10967,7 @@
 
 <file path=word/comments.xml><?xml version="1.0" encoding="utf-8"?>
 <w:comments xmlns:wpc="http://schemas.microsoft.com/office/word/2010/wordprocessingCanvas" xmlns:cx="http://schemas.microsoft.com/office/drawing/2014/chartex" xmlns:cx1="http://schemas.microsoft.com/office/drawing/2015/9/8/chartex" xmlns:cx2="http://schemas.microsoft.com/office/drawing/2015/10/21/chartex" xmlns:cx3="http://schemas.microsoft.com/office/drawing/2016/5/9/chartex" xmlns:cx4="http://schemas.microsoft.com/office/drawing/2016/5/10/chartex" xmlns:cx5="http://schemas.microsoft.com/office/drawing/2016/5/11/chartex" xmlns:cx6="http://schemas.microsoft.com/office/drawing/2016/5/12/chartex" xmlns:cx7="http://schemas.microsoft.com/office/drawing/2016/5/13/chartex" xmlns:cx8="http://schemas.microsoft.com/office/drawing/2016/5/14/chartex" xmlns:mc="http://schemas.openxmlformats.org/markup-compatibility/2006" xmlns:aink="http://schemas.microsoft.com/office/drawing/2016/ink" xmlns:am3d="http://schemas.microsoft.com/office/drawing/2017/model3d" xmlns:o="urn:schemas-microsoft-com:office:office" xmlns:oel="http://schemas.microsoft.com/office/2019/extlst" xmlns:r="http://schemas.openxmlformats.org/officeDocument/2006/relationships" xmlns:m="http://schemas.openxmlformats.org/officeDocument/2006/math" xmlns:v="urn:schemas-microsoft-com:vml" xmlns:wp14="http://schemas.microsoft.com/office/word/2010/wordprocessingDrawing" xmlns:wp="http://schemas.openxmlformats.org/drawingml/2006/wordprocessingDrawing" xmlns:w10="urn:schemas-microsoft-com:office:word" xmlns:w="http://schemas.openxmlformats.org/wordprocessingml/2006/main" xmlns:w14="http://schemas.microsoft.com/office/word/2010/wordml" xmlns:w15="http://schemas.microsoft.com/office/word/2012/wordml" xmlns:w16cex="http://schemas.microsoft.com/office/word/2018/wordml/cex" xmlns:w16cid="http://schemas.microsoft.com/office/word/2016/wordml/cid" xmlns:w16="http://schemas.microsoft.com/office/word/2018/wordml" xmlns:w16du="http://schemas.microsoft.com/office/word/2023/wordml/word16du" xmlns:w16sdtdh="http://schemas.microsoft.com/office/word/2020/wordml/sdtdatahash" xmlns:w16sdtfl="http://schemas.microsoft.com/office/word/2024/wordml/sdtformatlock" xmlns:w16se="http://schemas.microsoft.com/office/word/2015/wordml/symex" xmlns:wpg="http://schemas.microsoft.com/office/word/2010/wordprocessingGroup" xmlns:wpi="http://schemas.microsoft.com/office/word/2010/wordprocessingInk" xmlns:wne="http://schemas.microsoft.com/office/word/2006/wordml" xmlns:wps="http://schemas.microsoft.com/office/word/2010/wordprocessingShape" mc:Ignorable="w14 w15 w16se w16cid w16 w16cex w16sdtdh w16sdtfl w16du wp14">
-  <w:comment w:id="28" w:author="Daniel Noble" w:date="2025-10-27T13:55:00Z" w:initials="DN">
+  <w:comment w:id="90" w:author="Daniel Noble" w:date="2025-10-27T12:00:00Z" w:initials="DN">
     <w:p>
       <w:pPr>
         <w:pStyle w:val="CommentText"/>
@@ -10343,46 +10979,46 @@
         <w:annotationRef/>
       </w:r>
       <w:r>
-        <w:t>C31</w:t>
+        <w:t xml:space="preserve">C2 </w:t>
       </w:r>
     </w:p>
   </w:comment>
-  <w:comment w:id="56" w:author="Daniel Noble" w:date="2025-10-27T12:00:00Z" w:initials="DN">
+  <w:comment w:id="185" w:author="Daniel Noble" w:date="2025-10-27T14:02:00Z" w:initials="DN">
     <w:p>
       <w:pPr>
         <w:pStyle w:val="CommentText"/>
       </w:pPr>
       <w:r>
+        <w:t xml:space="preserve">R3 </w:t>
+      </w:r>
+      <w:r>
         <w:rPr>
           <w:rStyle w:val="CommentReference"/>
         </w:rPr>
         <w:annotationRef/>
       </w:r>
       <w:r>
-        <w:t xml:space="preserve">C2 </w:t>
+        <w:t>C40</w:t>
       </w:r>
     </w:p>
   </w:comment>
-  <w:comment w:id="149" w:author="Daniel Noble" w:date="2025-10-27T14:02:00Z" w:initials="DN">
+  <w:comment w:id="236" w:author="Daniel Noble" w:date="2025-10-27T11:32:00Z" w:initials="DN">
     <w:p>
       <w:pPr>
         <w:pStyle w:val="CommentText"/>
       </w:pPr>
       <w:r>
-        <w:t xml:space="preserve">R3 </w:t>
-      </w:r>
-      <w:r>
         <w:rPr>
           <w:rStyle w:val="CommentReference"/>
         </w:rPr>
         <w:annotationRef/>
       </w:r>
       <w:r>
-        <w:t>C40</w:t>
+        <w:t>Mike, some refs</w:t>
       </w:r>
     </w:p>
   </w:comment>
-  <w:comment w:id="197" w:author="Daniel Noble" w:date="2025-10-27T11:32:00Z" w:initials="DN">
+  <w:comment w:id="258" w:author="Daniel Noble" w:date="2025-10-27T11:12:00Z" w:initials="DN">
     <w:p>
       <w:pPr>
         <w:pStyle w:val="CommentText"/>
@@ -10394,11 +11030,17 @@
         <w:annotationRef/>
       </w:r>
       <w:r>
-        <w:t>Mike, some refs</w:t>
+        <w:rPr>
+          <w:rStyle w:val="CommentReference"/>
+        </w:rPr>
+        <w:t>Note</w:t>
+      </w:r>
+      <w:r>
+        <w:t xml:space="preserve"> that these will be formatted as numeric in final version.</w:t>
       </w:r>
     </w:p>
   </w:comment>
-  <w:comment w:id="219" w:author="Daniel Noble" w:date="2025-10-27T11:12:00Z" w:initials="DN">
+  <w:comment w:id="223" w:author="Daniel Noble" w:date="2025-10-27T12:03:00Z" w:initials="DN">
     <w:p>
       <w:pPr>
         <w:pStyle w:val="CommentText"/>
@@ -10410,17 +11052,36 @@
         <w:annotationRef/>
       </w:r>
       <w:r>
+        <w:t xml:space="preserve">R1 </w:t>
+      </w:r>
+      <w:r>
+        <w:t xml:space="preserve">C11 &amp; </w:t>
+      </w:r>
+      <w:r>
+        <w:t xml:space="preserve">R2 </w:t>
+      </w:r>
+      <w:r>
+        <w:t>C25</w:t>
+      </w:r>
+    </w:p>
+  </w:comment>
+  <w:comment w:id="345" w:author="Daniel Noble" w:date="2025-10-27T13:15:00Z" w:initials="DN">
+    <w:p>
+      <w:pPr>
+        <w:pStyle w:val="CommentText"/>
+      </w:pPr>
+      <w:r>
         <w:rPr>
           <w:rStyle w:val="CommentReference"/>
         </w:rPr>
-        <w:t>Note</w:t>
-      </w:r>
-      <w:r>
-        <w:t xml:space="preserve"> that these will be formatted as numeric in final version.</w:t>
+        <w:annotationRef/>
+      </w:r>
+      <w:r>
+        <w:t>C23</w:t>
       </w:r>
     </w:p>
   </w:comment>
-  <w:comment w:id="184" w:author="Daniel Noble" w:date="2025-10-27T12:03:00Z" w:initials="DN">
+  <w:comment w:id="394" w:author="Daniel Noble" w:date="2025-10-27T13:35:00Z" w:initials="DN">
     <w:p>
       <w:pPr>
         <w:pStyle w:val="CommentText"/>
@@ -10432,20 +11093,11 @@
         <w:annotationRef/>
       </w:r>
       <w:r>
-        <w:t xml:space="preserve">R1 </w:t>
-      </w:r>
-      <w:r>
-        <w:t xml:space="preserve">C11 &amp; </w:t>
-      </w:r>
-      <w:r>
-        <w:t xml:space="preserve">R2 </w:t>
-      </w:r>
-      <w:r>
-        <w:t>C25</w:t>
+        <w:t>C25 &amp; C11</w:t>
       </w:r>
     </w:p>
   </w:comment>
-  <w:comment w:id="288" w:author="Daniel Noble" w:date="2025-10-27T13:15:00Z" w:initials="DN">
+  <w:comment w:id="599" w:author="Daniel Noble" w:date="2025-10-28T16:51:00Z" w:initials="DN">
     <w:p>
       <w:pPr>
         <w:pStyle w:val="CommentText"/>
@@ -10457,23 +11109,10 @@
         <w:annotationRef/>
       </w:r>
       <w:r>
-        <w:t>C23</w:t>
-      </w:r>
-    </w:p>
-  </w:comment>
-  <w:comment w:id="333" w:author="Daniel Noble" w:date="2025-10-27T13:35:00Z" w:initials="DN">
-    <w:p>
-      <w:pPr>
-        <w:pStyle w:val="CommentText"/>
-      </w:pPr>
-      <w:r>
-        <w:rPr>
-          <w:rStyle w:val="CommentReference"/>
-        </w:rPr>
-        <w:annotationRef/>
-      </w:r>
-      <w:r>
-        <w:t>C25 &amp; C11</w:t>
+        <w:t xml:space="preserve">Major </w:t>
+      </w:r>
+      <w:r>
+        <w:t>update.</w:t>
       </w:r>
     </w:p>
   </w:comment>
@@ -10482,7 +11121,6 @@
 
 <file path=word/commentsExtended.xml><?xml version="1.0" encoding="utf-8"?>
 <w15:commentsEx xmlns:wpc="http://schemas.microsoft.com/office/word/2010/wordprocessingCanvas" xmlns:cx="http://schemas.microsoft.com/office/drawing/2014/chartex" xmlns:cx1="http://schemas.microsoft.com/office/drawing/2015/9/8/chartex" xmlns:cx2="http://schemas.microsoft.com/office/drawing/2015/10/21/chartex" xmlns:cx3="http://schemas.microsoft.com/office/drawing/2016/5/9/chartex" xmlns:cx4="http://schemas.microsoft.com/office/drawing/2016/5/10/chartex" xmlns:cx5="http://schemas.microsoft.com/office/drawing/2016/5/11/chartex" xmlns:cx6="http://schemas.microsoft.com/office/drawing/2016/5/12/chartex" xmlns:cx7="http://schemas.microsoft.com/office/drawing/2016/5/13/chartex" xmlns:cx8="http://schemas.microsoft.com/office/drawing/2016/5/14/chartex" xmlns:mc="http://schemas.openxmlformats.org/markup-compatibility/2006" xmlns:aink="http://schemas.microsoft.com/office/drawing/2016/ink" xmlns:am3d="http://schemas.microsoft.com/office/drawing/2017/model3d" xmlns:o="urn:schemas-microsoft-com:office:office" xmlns:oel="http://schemas.microsoft.com/office/2019/extlst" xmlns:r="http://schemas.openxmlformats.org/officeDocument/2006/relationships" xmlns:m="http://schemas.openxmlformats.org/officeDocument/2006/math" xmlns:v="urn:schemas-microsoft-com:vml" xmlns:wp14="http://schemas.microsoft.com/office/word/2010/wordprocessingDrawing" xmlns:wp="http://schemas.openxmlformats.org/drawingml/2006/wordprocessingDrawing" xmlns:w10="urn:schemas-microsoft-com:office:word" xmlns:w="http://schemas.openxmlformats.org/wordprocessingml/2006/main" xmlns:w14="http://schemas.microsoft.com/office/word/2010/wordml" xmlns:w15="http://schemas.microsoft.com/office/word/2012/wordml" xmlns:w16cex="http://schemas.microsoft.com/office/word/2018/wordml/cex" xmlns:w16cid="http://schemas.microsoft.com/office/word/2016/wordml/cid" xmlns:w16="http://schemas.microsoft.com/office/word/2018/wordml" xmlns:w16du="http://schemas.microsoft.com/office/word/2023/wordml/word16du" xmlns:w16sdtdh="http://schemas.microsoft.com/office/word/2020/wordml/sdtdatahash" xmlns:w16sdtfl="http://schemas.microsoft.com/office/word/2024/wordml/sdtformatlock" xmlns:w16se="http://schemas.microsoft.com/office/word/2015/wordml/symex" xmlns:wpg="http://schemas.microsoft.com/office/word/2010/wordprocessingGroup" xmlns:wpi="http://schemas.microsoft.com/office/word/2010/wordprocessingInk" xmlns:wne="http://schemas.microsoft.com/office/word/2006/wordml" xmlns:wps="http://schemas.microsoft.com/office/word/2010/wordprocessingShape" mc:Ignorable="w14 w15 w16se w16cid w16 w16cex w16sdtdh w16sdtfl w16du wp14">
-  <w15:commentEx w15:paraId="6108A127" w15:done="0"/>
   <w15:commentEx w15:paraId="6B526862" w15:done="0"/>
   <w15:commentEx w15:paraId="706B4C64" w15:done="0"/>
   <w15:commentEx w15:paraId="070A75E5" w15:done="0"/>
@@ -10490,12 +11128,12 @@
   <w15:commentEx w15:paraId="27C8B33B" w15:done="0"/>
   <w15:commentEx w15:paraId="34403755" w15:done="0"/>
   <w15:commentEx w15:paraId="35E10EFC" w15:done="0"/>
+  <w15:commentEx w15:paraId="25C9A419" w15:done="0"/>
 </w15:commentsEx>
 </file>
 
 <file path=word/commentsExtensible.xml><?xml version="1.0" encoding="utf-8"?>
 <w16cex:commentsExtensible xmlns:wpc="http://schemas.microsoft.com/office/word/2010/wordprocessingCanvas" xmlns:cx="http://schemas.microsoft.com/office/drawing/2014/chartex" xmlns:cx1="http://schemas.microsoft.com/office/drawing/2015/9/8/chartex" xmlns:cx2="http://schemas.microsoft.com/office/drawing/2015/10/21/chartex" xmlns:cx3="http://schemas.microsoft.com/office/drawing/2016/5/9/chartex" xmlns:cx4="http://schemas.microsoft.com/office/drawing/2016/5/10/chartex" xmlns:cx5="http://schemas.microsoft.com/office/drawing/2016/5/11/chartex" xmlns:cx6="http://schemas.microsoft.com/office/drawing/2016/5/12/chartex" xmlns:cx7="http://schemas.microsoft.com/office/drawing/2016/5/13/chartex" xmlns:cx8="http://schemas.microsoft.com/office/drawing/2016/5/14/chartex" xmlns:cr="http://schemas.microsoft.com/office/comments/2020/reactions" xmlns:mc="http://schemas.openxmlformats.org/markup-compatibility/2006" xmlns:aink="http://schemas.microsoft.com/office/drawing/2016/ink" xmlns:am3d="http://schemas.microsoft.com/office/drawing/2017/model3d" xmlns:o="urn:schemas-microsoft-com:office:office" xmlns:oel="http://schemas.microsoft.com/office/2019/extlst" xmlns:r="http://schemas.openxmlformats.org/officeDocument/2006/relationships" xmlns:m="http://schemas.openxmlformats.org/officeDocument/2006/math" xmlns:v="urn:schemas-microsoft-com:vml" xmlns:wp14="http://schemas.microsoft.com/office/word/2010/wordprocessingDrawing" xmlns:wp="http://schemas.openxmlformats.org/drawingml/2006/wordprocessingDrawing" xmlns:w10="urn:schemas-microsoft-com:office:word" xmlns:w="http://schemas.openxmlformats.org/wordprocessingml/2006/main" xmlns:w14="http://schemas.microsoft.com/office/word/2010/wordml" xmlns:w15="http://schemas.microsoft.com/office/word/2012/wordml" xmlns:w16cex="http://schemas.microsoft.com/office/word/2018/wordml/cex" xmlns:w16cid="http://schemas.microsoft.com/office/word/2016/wordml/cid" xmlns:w16="http://schemas.microsoft.com/office/word/2018/wordml" xmlns:w16du="http://schemas.microsoft.com/office/word/2023/wordml/word16du" xmlns:w16sdtdh="http://schemas.microsoft.com/office/word/2020/wordml/sdtdatahash" xmlns:w16sdtfl="http://schemas.microsoft.com/office/word/2024/wordml/sdtformatlock" xmlns:w16se="http://schemas.microsoft.com/office/word/2015/wordml/symex" xmlns:wpg="http://schemas.microsoft.com/office/word/2010/wordprocessingGroup" xmlns:wpi="http://schemas.microsoft.com/office/word/2010/wordprocessingInk" xmlns:wne="http://schemas.microsoft.com/office/word/2006/wordml" xmlns:wps="http://schemas.microsoft.com/office/word/2010/wordprocessingShape" mc:Ignorable="w14 w15 w16se w16cid w16 w16cex w16sdtdh w16sdtfl cr w16du wp14">
-  <w16cex:commentExtensible w16cex:durableId="6EA1EA8A" w16cex:dateUtc="2025-10-27T02:55:00Z"/>
   <w16cex:commentExtensible w16cex:durableId="146C27E9" w16cex:dateUtc="2025-10-27T01:00:00Z"/>
   <w16cex:commentExtensible w16cex:durableId="485B3068" w16cex:dateUtc="2025-10-27T03:02:00Z"/>
   <w16cex:commentExtensible w16cex:durableId="39EBAD13" w16cex:dateUtc="2025-10-27T00:32:00Z"/>
@@ -10503,12 +11141,12 @@
   <w16cex:commentExtensible w16cex:durableId="08F54D14" w16cex:dateUtc="2025-10-27T01:03:00Z"/>
   <w16cex:commentExtensible w16cex:durableId="68BE281F" w16cex:dateUtc="2025-10-27T02:15:00Z"/>
   <w16cex:commentExtensible w16cex:durableId="4D5871D4" w16cex:dateUtc="2025-10-27T02:35:00Z"/>
+  <w16cex:commentExtensible w16cex:durableId="38128027" w16cex:dateUtc="2025-10-28T05:51:00Z"/>
 </w16cex:commentsExtensible>
 </file>
 
 <file path=word/commentsIds.xml><?xml version="1.0" encoding="utf-8"?>
 <w16cid:commentsIds xmlns:wpc="http://schemas.microsoft.com/office/word/2010/wordprocessingCanvas" xmlns:cx="http://schemas.microsoft.com/office/drawing/2014/chartex" xmlns:cx1="http://schemas.microsoft.com/office/drawing/2015/9/8/chartex" xmlns:cx2="http://schemas.microsoft.com/office/drawing/2015/10/21/chartex" xmlns:cx3="http://schemas.microsoft.com/office/drawing/2016/5/9/chartex" xmlns:cx4="http://schemas.microsoft.com/office/drawing/2016/5/10/chartex" xmlns:cx5="http://schemas.microsoft.com/office/drawing/2016/5/11/chartex" xmlns:cx6="http://schemas.microsoft.com/office/drawing/2016/5/12/chartex" xmlns:cx7="http://schemas.microsoft.com/office/drawing/2016/5/13/chartex" xmlns:cx8="http://schemas.microsoft.com/office/drawing/2016/5/14/chartex" xmlns:mc="http://schemas.openxmlformats.org/markup-compatibility/2006" xmlns:aink="http://schemas.microsoft.com/office/drawing/2016/ink" xmlns:am3d="http://schemas.microsoft.com/office/drawing/2017/model3d" xmlns:o="urn:schemas-microsoft-com:office:office" xmlns:oel="http://schemas.microsoft.com/office/2019/extlst" xmlns:r="http://schemas.openxmlformats.org/officeDocument/2006/relationships" xmlns:m="http://schemas.openxmlformats.org/officeDocument/2006/math" xmlns:v="urn:schemas-microsoft-com:vml" xmlns:wp14="http://schemas.microsoft.com/office/word/2010/wordprocessingDrawing" xmlns:wp="http://schemas.openxmlformats.org/drawingml/2006/wordprocessingDrawing" xmlns:w10="urn:schemas-microsoft-com:office:word" xmlns:w="http://schemas.openxmlformats.org/wordprocessingml/2006/main" xmlns:w14="http://schemas.microsoft.com/office/word/2010/wordml" xmlns:w15="http://schemas.microsoft.com/office/word/2012/wordml" xmlns:w16cex="http://schemas.microsoft.com/office/word/2018/wordml/cex" xmlns:w16cid="http://schemas.microsoft.com/office/word/2016/wordml/cid" xmlns:w16="http://schemas.microsoft.com/office/word/2018/wordml" xmlns:w16du="http://schemas.microsoft.com/office/word/2023/wordml/word16du" xmlns:w16sdtdh="http://schemas.microsoft.com/office/word/2020/wordml/sdtdatahash" xmlns:w16sdtfl="http://schemas.microsoft.com/office/word/2024/wordml/sdtformatlock" xmlns:w16se="http://schemas.microsoft.com/office/word/2015/wordml/symex" xmlns:wpg="http://schemas.microsoft.com/office/word/2010/wordprocessingGroup" xmlns:wpi="http://schemas.microsoft.com/office/word/2010/wordprocessingInk" xmlns:wne="http://schemas.microsoft.com/office/word/2006/wordml" xmlns:wps="http://schemas.microsoft.com/office/word/2010/wordprocessingShape" mc:Ignorable="w14 w15 w16se w16cid w16 w16cex w16sdtdh w16sdtfl w16du wp14">
-  <w16cid:commentId w16cid:paraId="6108A127" w16cid:durableId="6EA1EA8A"/>
   <w16cid:commentId w16cid:paraId="6B526862" w16cid:durableId="146C27E9"/>
   <w16cid:commentId w16cid:paraId="706B4C64" w16cid:durableId="485B3068"/>
   <w16cid:commentId w16cid:paraId="070A75E5" w16cid:durableId="39EBAD13"/>
@@ -10516,6 +11154,7 @@
   <w16cid:commentId w16cid:paraId="27C8B33B" w16cid:durableId="08F54D14"/>
   <w16cid:commentId w16cid:paraId="34403755" w16cid:durableId="68BE281F"/>
   <w16cid:commentId w16cid:paraId="35E10EFC" w16cid:durableId="4D5871D4"/>
+  <w16cid:commentId w16cid:paraId="25C9A419" w16cid:durableId="38128027"/>
 </w16cid:commentsIds>
 </file>
 

--- a/docs/Revision1/ms_revision.docx
+++ b/docs/Revision1/ms_revision.docx
@@ -988,13 +988,7 @@
       </w:pPr>
       <w:ins w:id="83" w:author="Daniel Noble" w:date="2025-10-28T10:38:00Z" w16du:dateUtc="2025-10-27T23:38:00Z">
         <w:r>
-          <w:t xml:space="preserve">Using plants and insects as </w:t>
-        </w:r>
-        <w:r>
-          <w:t>examples</w:t>
-        </w:r>
-        <w:r>
-          <w:t xml:space="preserve">, </w:t>
+          <w:t xml:space="preserve">Using plants and insects as examples, </w:t>
         </w:r>
       </w:ins>
       <w:ins w:id="84" w:author="Daniel Noble" w:date="2025-10-28T10:37:00Z" w16du:dateUtc="2025-10-27T23:37:00Z">
@@ -1562,126 +1556,78 @@
                 <w:t xml:space="preserve">. </w:t>
               </w:r>
               <w:r>
-                <w:rPr>
-                  <w:lang w:val="en-AU"/>
-                </w:rPr>
                 <w:t xml:space="preserve">The modelling approach </w:t>
               </w:r>
             </w:ins>
             <w:ins w:id="149" w:author="Daniel Noble" w:date="2025-10-27T10:22:00Z" w16du:dateUtc="2025-10-26T23:22:00Z">
               <w:r>
-                <w:rPr>
-                  <w:lang w:val="en-AU"/>
-                </w:rPr>
                 <w:t xml:space="preserve">we </w:t>
               </w:r>
             </w:ins>
             <w:ins w:id="150" w:author="Daniel Noble" w:date="2025-10-27T09:50:00Z" w16du:dateUtc="2025-10-26T22:50:00Z">
               <w:r>
-                <w:rPr>
-                  <w:lang w:val="en-AU"/>
-                </w:rPr>
                 <w:t xml:space="preserve">develop here integrates (1) climate/biophysical models to predict the different microclimates species experience. (2) Microclimates experienced by organisms then provide inputs for </w:t>
               </w:r>
             </w:ins>
             <w:ins w:id="151" w:author="Daniel Noble" w:date="2025-10-27T10:12:00Z" w16du:dateUtc="2025-10-26T23:12:00Z">
               <w:r>
-                <w:rPr>
-                  <w:lang w:val="en-AU"/>
-                </w:rPr>
                 <w:t>physiological</w:t>
               </w:r>
             </w:ins>
             <w:ins w:id="152" w:author="Daniel Noble" w:date="2025-10-27T09:50:00Z" w16du:dateUtc="2025-10-26T22:50:00Z">
               <w:r>
-                <w:rPr>
-                  <w:lang w:val="en-AU"/>
-                </w:rPr>
                 <w:t xml:space="preserve"> models that integrate temperature exposure with explicit physiological </w:t>
               </w:r>
             </w:ins>
             <w:ins w:id="153" w:author="Daniel Noble" w:date="2025-10-27T10:13:00Z" w16du:dateUtc="2025-10-26T23:13:00Z">
               <w:r>
-                <w:rPr>
-                  <w:lang w:val="en-AU"/>
-                </w:rPr>
                 <w:t>processes</w:t>
               </w:r>
             </w:ins>
             <w:ins w:id="154" w:author="Daniel Noble" w:date="2025-10-27T09:50:00Z" w16du:dateUtc="2025-10-26T22:50:00Z">
               <w:r>
-                <w:rPr>
-                  <w:lang w:val="en-AU"/>
-                </w:rPr>
                 <w:t xml:space="preserve"> that simulate development, behavio</w:t>
               </w:r>
             </w:ins>
             <w:ins w:id="155" w:author="Daniel Noble" w:date="2025-10-28T10:39:00Z" w16du:dateUtc="2025-10-27T23:39:00Z">
               <w:r>
-                <w:rPr>
-                  <w:lang w:val="en-AU"/>
-                </w:rPr>
                 <w:t>u</w:t>
               </w:r>
             </w:ins>
             <w:ins w:id="156" w:author="Daniel Noble" w:date="2025-10-27T09:50:00Z" w16du:dateUtc="2025-10-26T22:50:00Z">
               <w:r>
-                <w:rPr>
-                  <w:lang w:val="en-AU"/>
-                </w:rPr>
                 <w:t xml:space="preserve">r, survival and reproduction in response to </w:t>
               </w:r>
             </w:ins>
             <w:ins w:id="157" w:author="Daniel Noble" w:date="2025-10-27T11:51:00Z" w16du:dateUtc="2025-10-27T00:51:00Z">
               <w:r>
-                <w:rPr>
-                  <w:lang w:val="en-AU"/>
-                </w:rPr>
                 <w:t>microclimate</w:t>
               </w:r>
             </w:ins>
             <w:ins w:id="158" w:author="Daniel Noble" w:date="2025-10-27T09:50:00Z" w16du:dateUtc="2025-10-26T22:50:00Z">
               <w:r>
-                <w:rPr>
-                  <w:lang w:val="en-AU"/>
-                </w:rPr>
                 <w:t xml:space="preserve"> dynamics across life history stages. Physiological models can be built around the unique life cycles of the diverse species in communities, capturing lagged responses to extreme heat, phenological mismatches and mechanistically informed responses to extreme heat for species of the system in question. Outputs </w:t>
               </w:r>
               <w:r>
-                <w:rPr>
-                  <w:lang w:val="en-AU"/>
-                </w:rPr>
                 <w:lastRenderedPageBreak/>
                 <w:t>(</w:t>
               </w:r>
               <w:proofErr w:type="spellStart"/>
               <w:r>
-                <w:rPr>
-                  <w:lang w:val="en-AU"/>
-                </w:rPr>
                 <w:t>behavior</w:t>
               </w:r>
               <w:proofErr w:type="spellEnd"/>
               <w:r>
-                <w:rPr>
-                  <w:lang w:val="en-AU"/>
-                </w:rPr>
                 <w:t xml:space="preserve">, growth rate, biomass accumulation, survival and reproduction) from physiological models of individual organisms can then be integrated into (3) population and community ecology models to predict population growth and community composition under a specific type of change (either to the environment or suite of interacting organisms). Environment-mediated feedback loops (4) influence organism thermal exposure and sensitivity (e.g., water availability, microbiota), which can vary across different life stages and organs. Coupling existing models will allow </w:t>
               </w:r>
             </w:ins>
             <w:ins w:id="159" w:author="Daniel Noble" w:date="2025-10-27T11:52:00Z" w16du:dateUtc="2025-10-27T00:52:00Z">
               <w:r>
-                <w:rPr>
-                  <w:lang w:val="en-AU"/>
-                </w:rPr>
                 <w:t xml:space="preserve">for </w:t>
               </w:r>
             </w:ins>
             <w:ins w:id="160" w:author="Daniel Noble" w:date="2025-10-27T09:50:00Z" w16du:dateUtc="2025-10-26T22:50:00Z">
               <w:r>
-                <w:rPr>
-                  <w:lang w:val="en-AU"/>
-                </w:rPr>
                 <w:t>quantitative predictions to be made on how extreme heatwaves perturb biological systems and allow for the development and implementation of strategies to enhance biological system resilience to extreme heat.</w:t>
               </w:r>
             </w:ins>
@@ -1958,15 +1904,7 @@
         </w:r>
       </w:ins>
       <w:r>
-        <w:t xml:space="preserve">. For example, while air temperature may be 50°C, an organism a </w:t>
-      </w:r>
-      <w:proofErr w:type="spellStart"/>
-      <w:r>
-        <w:t>metre</w:t>
-      </w:r>
-      <w:proofErr w:type="spellEnd"/>
-      <w:r>
-        <w:t xml:space="preserve"> below the soil surface may be exposed to temperatures 25°C cooler (</w:t>
+        <w:t>. For example, while air temperature may be 50°C, an organism a metre below the soil surface may be exposed to temperatures 25°C cooler (</w:t>
       </w:r>
       <w:hyperlink w:anchor="fig-sys">
         <w:r>
@@ -2046,15 +1984,7 @@
       </w:ins>
       <w:ins w:id="212" w:author="Daniel Noble" w:date="2025-10-27T10:42:00Z" w16du:dateUtc="2025-10-26T23:42:00Z">
         <w:r>
-          <w:t xml:space="preserve"> them with detailed information on terrain (slope, aspect, hill shade), vegetation [plant-area index (PAI), stomatal </w:t>
-        </w:r>
-        <w:proofErr w:type="spellStart"/>
-        <w:r>
-          <w:t>behaviour</w:t>
-        </w:r>
-        <w:proofErr w:type="spellEnd"/>
-        <w:r>
-          <w:t xml:space="preserve">, leaf </w:t>
+          <w:t xml:space="preserve"> them with detailed information on terrain (slope, aspect, hill shade), vegetation [plant-area index (PAI), stomatal behaviour, leaf </w:t>
         </w:r>
       </w:ins>
       <w:commentRangeEnd w:id="185"/>
@@ -2817,14 +2747,7 @@
             <w:b/>
             <w:bCs/>
           </w:rPr>
-          <w:t>b</w:t>
-        </w:r>
-        <w:r>
-          <w:rPr>
-            <w:b/>
-            <w:bCs/>
-          </w:rPr>
-          <w:t xml:space="preserve">iophysical </w:t>
+          <w:t xml:space="preserve">biophysical </w:t>
         </w:r>
       </w:ins>
       <w:r>
@@ -3116,15 +3039,7 @@
       </w:ins>
       <w:ins w:id="389" w:author="Daniel Noble" w:date="2025-10-28T11:07:00Z" w16du:dateUtc="2025-10-28T00:07:00Z">
         <w:r>
-          <w:t xml:space="preserve">In addition, incorporating stomatal </w:t>
-        </w:r>
-        <w:proofErr w:type="spellStart"/>
-        <w:r>
-          <w:t>behaviour</w:t>
-        </w:r>
-        <w:proofErr w:type="spellEnd"/>
-        <w:r>
-          <w:t xml:space="preserve"> can mitigate or exacerbate the extreme </w:t>
+          <w:t xml:space="preserve">In addition, incorporating stomatal behaviour can mitigate or exacerbate the extreme </w:t>
         </w:r>
         <w:r>
           <w:lastRenderedPageBreak/>
@@ -3143,15 +3058,7 @@
         </w:r>
       </w:del>
       <w:r>
-        <w:t xml:space="preserve">models in concert with microclimate models can thus be used to infer the thermal conditions to which members of the same ecological community are exposed with different degrees of detail. </w:t>
-      </w:r>
-      <w:proofErr w:type="spellStart"/>
-      <w:r>
-        <w:t>Realised</w:t>
-      </w:r>
-      <w:proofErr w:type="spellEnd"/>
-      <w:r>
-        <w:t xml:space="preserve"> thermal exposure can then be linked to physiological models of damage and repair.</w:t>
+        <w:t>models in concert with microclimate models can thus be used to infer the thermal conditions to which members of the same ecological community are exposed with different degrees of detail. Realised thermal exposure can then be linked to physiological models of damage and repair.</w:t>
       </w:r>
       <w:ins w:id="391" w:author="Daniel Noble" w:date="2025-10-27T13:26:00Z" w16du:dateUtc="2025-10-27T02:26:00Z">
         <w:r>
@@ -3489,17 +3396,28 @@
         </w:r>
         <w:proofErr w:type="spellEnd"/>
         <w:r>
-          <w:t xml:space="preserve"> can impact heat tolerance in animals [@Hoang2019]. Modelling the intricate balance between damage and repair for a suite of different species can help identify susceptible species, life stages and tissues that are most at risk from extreme heat events due to direct sensitivity to extreme heat, which allows for more accurate predictions of the varying levels of species sensitivity within a community under particular types of climate events.</w:t>
-        </w:r>
-      </w:ins>
-      <w:del w:id="415" w:author="Daniel Noble" w:date="2025-10-28T11:49:00Z" w16du:dateUtc="2025-10-28T00:49:00Z">
+          <w:t xml:space="preserve"> can impact heat tolerance in animals [@Hoang2019]. </w:t>
+        </w:r>
+      </w:ins>
+      <w:ins w:id="415" w:author="Daniel Noble" w:date="2025-10-29T11:38:00Z" w16du:dateUtc="2025-10-29T00:38:00Z">
+        <w:r>
+          <w:t>M</w:t>
+        </w:r>
+        <w:r>
+          <w:t>odelling the intricate balance between damage and repair for a suite of different species can help identify susceptible species, life stages and tissues that are most at risk from extreme heat events due to direct sensitivity to extreme heat, which should allow for more accurate predictions of the varying levels of species sensitivity within a community.</w:t>
+        </w:r>
+        <w:r>
+          <w:t xml:space="preserve"> </w:t>
+        </w:r>
+      </w:ins>
+      <w:del w:id="416" w:author="Daniel Noble" w:date="2025-10-28T11:49:00Z" w16du:dateUtc="2025-10-28T00:49:00Z">
         <w:r>
           <w:delText xml:space="preserve">The concept of damage and repair is important for understanding how heat waves affect organisms because both processes can result in lagged responses to heat stress – a common feature of extreme heat events [20,54]. Once the thermal sensitivity (i.e., the slope </w:delText>
         </w:r>
       </w:del>
       <m:oMath>
         <m:r>
-          <w:del w:id="416" w:author="Daniel Noble" w:date="2025-10-28T11:49:00Z" w16du:dateUtc="2025-10-28T00:49:00Z">
+          <w:del w:id="417" w:author="Daniel Noble" w:date="2025-10-28T11:49:00Z" w16du:dateUtc="2025-10-28T00:49:00Z">
             <w:rPr>
               <w:rFonts w:ascii="Cambria Math" w:hAnsi="Cambria Math"/>
             </w:rPr>
@@ -3507,7 +3425,7 @@
           </w:del>
         </m:r>
       </m:oMath>
-      <w:del w:id="417" w:author="Daniel Noble" w:date="2025-10-28T11:49:00Z" w16du:dateUtc="2025-10-28T00:49:00Z">
+      <w:del w:id="418" w:author="Daniel Noble" w:date="2025-10-28T11:49:00Z" w16du:dateUtc="2025-10-28T00:49:00Z">
         <w:r>
           <w:delText xml:space="preserve">, Figure 1) for a particular endpoint has been quantified it can be used to predict the accumulation of damage during stressful temperatures experienced under realistic conditions [10,11,20,51]. Several approaches can be used to capture the accumulation of damage [10,11,51], but a simplistic way follows Ørsted </w:delText>
         </w:r>
@@ -3528,17 +3446,17 @@
         <w:pStyle w:val="BodyText"/>
         <w:spacing w:line="360" w:lineRule="auto"/>
         <w:rPr>
-          <w:del w:id="418" w:author="Daniel Noble" w:date="2025-10-28T11:49:00Z" w16du:dateUtc="2025-10-28T00:49:00Z"/>
-        </w:rPr>
-      </w:pPr>
-      <w:bookmarkStart w:id="419" w:name="eq-hi"/>
+          <w:del w:id="419" w:author="Daniel Noble" w:date="2025-10-28T11:49:00Z" w16du:dateUtc="2025-10-28T00:49:00Z"/>
+        </w:rPr>
+      </w:pPr>
+      <w:bookmarkStart w:id="420" w:name="eq-hi"/>
       <m:oMathPara>
         <m:oMathParaPr>
           <m:jc m:val="center"/>
         </m:oMathParaPr>
         <m:oMath>
           <m:r>
-            <w:del w:id="420" w:author="Daniel Noble" w:date="2025-10-28T11:49:00Z" w16du:dateUtc="2025-10-28T00:49:00Z">
+            <w:del w:id="421" w:author="Daniel Noble" w:date="2025-10-28T11:49:00Z" w16du:dateUtc="2025-10-28T00:49:00Z">
               <w:rPr>
                 <w:rFonts w:ascii="Cambria Math" w:hAnsi="Cambria Math"/>
               </w:rPr>
@@ -3546,7 +3464,7 @@
             </w:del>
           </m:r>
           <m:r>
-            <w:del w:id="421" w:author="Daniel Noble" w:date="2025-10-28T11:49:00Z" w16du:dateUtc="2025-10-28T00:49:00Z">
+            <w:del w:id="422" w:author="Daniel Noble" w:date="2025-10-28T11:49:00Z" w16du:dateUtc="2025-10-28T00:49:00Z">
               <m:rPr>
                 <m:sty m:val="p"/>
               </m:rPr>
@@ -3561,7 +3479,7 @@
               <m:chr m:val="∑"/>
               <m:limLoc m:val="undOvr"/>
               <m:ctrlPr>
-                <w:del w:id="422" w:author="Daniel Noble" w:date="2025-10-28T11:49:00Z" w16du:dateUtc="2025-10-28T00:49:00Z">
+                <w:del w:id="423" w:author="Daniel Noble" w:date="2025-10-28T11:49:00Z" w16du:dateUtc="2025-10-28T00:49:00Z">
                   <w:rPr>
                     <w:rFonts w:ascii="Cambria Math" w:hAnsi="Cambria Math"/>
                   </w:rPr>
@@ -3570,7 +3488,7 @@
             </m:naryPr>
             <m:sub>
               <m:r>
-                <w:del w:id="423" w:author="Daniel Noble" w:date="2025-10-28T11:49:00Z" w16du:dateUtc="2025-10-28T00:49:00Z">
+                <w:del w:id="424" w:author="Daniel Noble" w:date="2025-10-28T11:49:00Z" w16du:dateUtc="2025-10-28T00:49:00Z">
                   <w:rPr>
                     <w:rFonts w:ascii="Cambria Math" w:hAnsi="Cambria Math"/>
                   </w:rPr>
@@ -3578,7 +3496,7 @@
                 </w:del>
               </m:r>
               <m:r>
-                <w:del w:id="424" w:author="Daniel Noble" w:date="2025-10-28T11:49:00Z" w16du:dateUtc="2025-10-28T00:49:00Z">
+                <w:del w:id="425" w:author="Daniel Noble" w:date="2025-10-28T11:49:00Z" w16du:dateUtc="2025-10-28T00:49:00Z">
                   <m:rPr>
                     <m:sty m:val="p"/>
                   </m:rPr>
@@ -3589,7 +3507,7 @@
                 </w:del>
               </m:r>
               <m:r>
-                <w:del w:id="425" w:author="Daniel Noble" w:date="2025-10-28T11:49:00Z" w16du:dateUtc="2025-10-28T00:49:00Z">
+                <w:del w:id="426" w:author="Daniel Noble" w:date="2025-10-28T11:49:00Z" w16du:dateUtc="2025-10-28T00:49:00Z">
                   <w:rPr>
                     <w:rFonts w:ascii="Cambria Math" w:hAnsi="Cambria Math"/>
                   </w:rPr>
@@ -3601,7 +3519,7 @@
               <m:sSub>
                 <m:sSubPr>
                   <m:ctrlPr>
-                    <w:del w:id="426" w:author="Daniel Noble" w:date="2025-10-28T11:49:00Z" w16du:dateUtc="2025-10-28T00:49:00Z">
+                    <w:del w:id="427" w:author="Daniel Noble" w:date="2025-10-28T11:49:00Z" w16du:dateUtc="2025-10-28T00:49:00Z">
                       <w:rPr>
                         <w:rFonts w:ascii="Cambria Math" w:hAnsi="Cambria Math"/>
                       </w:rPr>
@@ -3610,7 +3528,7 @@
                 </m:sSubPr>
                 <m:e>
                   <m:r>
-                    <w:del w:id="427" w:author="Daniel Noble" w:date="2025-10-28T11:49:00Z" w16du:dateUtc="2025-10-28T00:49:00Z">
+                    <w:del w:id="428" w:author="Daniel Noble" w:date="2025-10-28T11:49:00Z" w16du:dateUtc="2025-10-28T00:49:00Z">
                       <w:rPr>
                         <w:rFonts w:ascii="Cambria Math" w:hAnsi="Cambria Math"/>
                       </w:rPr>
@@ -3620,7 +3538,7 @@
                 </m:e>
                 <m:sub>
                   <m:r>
-                    <w:del w:id="428" w:author="Daniel Noble" w:date="2025-10-28T11:49:00Z" w16du:dateUtc="2025-10-28T00:49:00Z">
+                    <w:del w:id="429" w:author="Daniel Noble" w:date="2025-10-28T11:49:00Z" w16du:dateUtc="2025-10-28T00:49:00Z">
                       <w:rPr>
                         <w:rFonts w:ascii="Cambria Math" w:hAnsi="Cambria Math"/>
                       </w:rPr>
@@ -3630,7 +3548,7 @@
                 </m:sub>
               </m:sSub>
               <m:r>
-                <w:del w:id="429" w:author="Daniel Noble" w:date="2025-10-28T11:49:00Z" w16du:dateUtc="2025-10-28T00:49:00Z">
+                <w:del w:id="430" w:author="Daniel Noble" w:date="2025-10-28T11:49:00Z" w16du:dateUtc="2025-10-28T00:49:00Z">
                   <m:rPr>
                     <m:sty m:val="p"/>
                   </m:rPr>
@@ -3643,7 +3561,7 @@
               <m:sSub>
                 <m:sSubPr>
                   <m:ctrlPr>
-                    <w:del w:id="430" w:author="Daniel Noble" w:date="2025-10-28T11:49:00Z" w16du:dateUtc="2025-10-28T00:49:00Z">
+                    <w:del w:id="431" w:author="Daniel Noble" w:date="2025-10-28T11:49:00Z" w16du:dateUtc="2025-10-28T00:49:00Z">
                       <w:rPr>
                         <w:rFonts w:ascii="Cambria Math" w:hAnsi="Cambria Math"/>
                       </w:rPr>
@@ -3652,7 +3570,7 @@
                 </m:sSubPr>
                 <m:e>
                   <m:r>
-                    <w:del w:id="431" w:author="Daniel Noble" w:date="2025-10-28T11:49:00Z" w16du:dateUtc="2025-10-28T00:49:00Z">
+                    <w:del w:id="432" w:author="Daniel Noble" w:date="2025-10-28T11:49:00Z" w16du:dateUtc="2025-10-28T00:49:00Z">
                       <w:rPr>
                         <w:rFonts w:ascii="Cambria Math" w:hAnsi="Cambria Math"/>
                       </w:rPr>
@@ -3662,7 +3580,7 @@
                 </m:e>
                 <m:sub>
                   <m:r>
-                    <w:del w:id="432" w:author="Daniel Noble" w:date="2025-10-28T11:49:00Z" w16du:dateUtc="2025-10-28T00:49:00Z">
+                    <w:del w:id="433" w:author="Daniel Noble" w:date="2025-10-28T11:49:00Z" w16du:dateUtc="2025-10-28T00:49:00Z">
                       <w:rPr>
                         <w:rFonts w:ascii="Cambria Math" w:hAnsi="Cambria Math"/>
                       </w:rPr>
@@ -3676,7 +3594,7 @@
               <m:f>
                 <m:fPr>
                   <m:ctrlPr>
-                    <w:del w:id="433" w:author="Daniel Noble" w:date="2025-10-28T11:49:00Z" w16du:dateUtc="2025-10-28T00:49:00Z">
+                    <w:del w:id="434" w:author="Daniel Noble" w:date="2025-10-28T11:49:00Z" w16du:dateUtc="2025-10-28T00:49:00Z">
                       <w:rPr>
                         <w:rFonts w:ascii="Cambria Math" w:hAnsi="Cambria Math"/>
                       </w:rPr>
@@ -3685,7 +3603,7 @@
                 </m:fPr>
                 <m:num>
                   <m:r>
-                    <w:del w:id="434" w:author="Daniel Noble" w:date="2025-10-28T11:49:00Z" w16du:dateUtc="2025-10-28T00:49:00Z">
+                    <w:del w:id="435" w:author="Daniel Noble" w:date="2025-10-28T11:49:00Z" w16du:dateUtc="2025-10-28T00:49:00Z">
                       <w:rPr>
                         <w:rFonts w:ascii="Cambria Math" w:hAnsi="Cambria Math"/>
                       </w:rPr>
@@ -3693,7 +3611,7 @@
                     </w:del>
                   </m:r>
                   <m:r>
-                    <w:del w:id="435" w:author="Daniel Noble" w:date="2025-10-28T11:49:00Z" w16du:dateUtc="2025-10-28T00:49:00Z">
+                    <w:del w:id="436" w:author="Daniel Noble" w:date="2025-10-28T11:49:00Z" w16du:dateUtc="2025-10-28T00:49:00Z">
                       <m:rPr>
                         <m:sty m:val="p"/>
                       </m:rPr>
@@ -3706,7 +3624,7 @@
                   <m:d>
                     <m:dPr>
                       <m:ctrlPr>
-                        <w:del w:id="436" w:author="Daniel Noble" w:date="2025-10-28T11:49:00Z" w16du:dateUtc="2025-10-28T00:49:00Z">
+                        <w:del w:id="437" w:author="Daniel Noble" w:date="2025-10-28T11:49:00Z" w16du:dateUtc="2025-10-28T00:49:00Z">
                           <w:rPr>
                             <w:rFonts w:ascii="Cambria Math" w:hAnsi="Cambria Math"/>
                           </w:rPr>
@@ -3717,7 +3635,7 @@
                       <m:sSub>
                         <m:sSubPr>
                           <m:ctrlPr>
-                            <w:del w:id="437" w:author="Daniel Noble" w:date="2025-10-28T11:49:00Z" w16du:dateUtc="2025-10-28T00:49:00Z">
+                            <w:del w:id="438" w:author="Daniel Noble" w:date="2025-10-28T11:49:00Z" w16du:dateUtc="2025-10-28T00:49:00Z">
                               <w:rPr>
                                 <w:rFonts w:ascii="Cambria Math" w:hAnsi="Cambria Math"/>
                               </w:rPr>
@@ -3726,7 +3644,7 @@
                         </m:sSubPr>
                         <m:e>
                           <m:r>
-                            <w:del w:id="438" w:author="Daniel Noble" w:date="2025-10-28T11:49:00Z" w16du:dateUtc="2025-10-28T00:49:00Z">
+                            <w:del w:id="439" w:author="Daniel Noble" w:date="2025-10-28T11:49:00Z" w16du:dateUtc="2025-10-28T00:49:00Z">
                               <w:rPr>
                                 <w:rFonts w:ascii="Cambria Math" w:hAnsi="Cambria Math"/>
                               </w:rPr>
@@ -3736,7 +3654,7 @@
                         </m:e>
                         <m:sub>
                           <m:r>
-                            <w:del w:id="439" w:author="Daniel Noble" w:date="2025-10-28T11:49:00Z" w16du:dateUtc="2025-10-28T00:49:00Z">
+                            <w:del w:id="440" w:author="Daniel Noble" w:date="2025-10-28T11:49:00Z" w16du:dateUtc="2025-10-28T00:49:00Z">
                               <w:rPr>
                                 <w:rFonts w:ascii="Cambria Math" w:hAnsi="Cambria Math"/>
                               </w:rPr>
@@ -3744,7 +3662,7 @@
                             </w:del>
                           </m:r>
                           <m:r>
-                            <w:del w:id="440" w:author="Daniel Noble" w:date="2025-10-28T11:49:00Z" w16du:dateUtc="2025-10-28T00:49:00Z">
+                            <w:del w:id="441" w:author="Daniel Noble" w:date="2025-10-28T11:49:00Z" w16du:dateUtc="2025-10-28T00:49:00Z">
                               <m:rPr>
                                 <m:sty m:val="p"/>
                               </m:rPr>
@@ -3755,7 +3673,7 @@
                             </w:del>
                           </m:r>
                           <m:r>
-                            <w:del w:id="441" w:author="Daniel Noble" w:date="2025-10-28T11:49:00Z" w16du:dateUtc="2025-10-28T00:49:00Z">
+                            <w:del w:id="442" w:author="Daniel Noble" w:date="2025-10-28T11:49:00Z" w16du:dateUtc="2025-10-28T00:49:00Z">
                               <w:rPr>
                                 <w:rFonts w:ascii="Cambria Math" w:hAnsi="Cambria Math"/>
                               </w:rPr>
@@ -3765,7 +3683,7 @@
                         </m:sub>
                       </m:sSub>
                       <m:r>
-                        <w:del w:id="442" w:author="Daniel Noble" w:date="2025-10-28T11:49:00Z" w16du:dateUtc="2025-10-28T00:49:00Z">
+                        <w:del w:id="443" w:author="Daniel Noble" w:date="2025-10-28T11:49:00Z" w16du:dateUtc="2025-10-28T00:49:00Z">
                           <m:rPr>
                             <m:sty m:val="p"/>
                           </m:rPr>
@@ -3778,7 +3696,7 @@
                       <m:sSub>
                         <m:sSubPr>
                           <m:ctrlPr>
-                            <w:del w:id="443" w:author="Daniel Noble" w:date="2025-10-28T11:49:00Z" w16du:dateUtc="2025-10-28T00:49:00Z">
+                            <w:del w:id="444" w:author="Daniel Noble" w:date="2025-10-28T11:49:00Z" w16du:dateUtc="2025-10-28T00:49:00Z">
                               <w:rPr>
                                 <w:rFonts w:ascii="Cambria Math" w:hAnsi="Cambria Math"/>
                               </w:rPr>
@@ -3787,7 +3705,7 @@
                         </m:sSubPr>
                         <m:e>
                           <m:r>
-                            <w:del w:id="444" w:author="Daniel Noble" w:date="2025-10-28T11:49:00Z" w16du:dateUtc="2025-10-28T00:49:00Z">
+                            <w:del w:id="445" w:author="Daniel Noble" w:date="2025-10-28T11:49:00Z" w16du:dateUtc="2025-10-28T00:49:00Z">
                               <w:rPr>
                                 <w:rFonts w:ascii="Cambria Math" w:hAnsi="Cambria Math"/>
                               </w:rPr>
@@ -3797,7 +3715,7 @@
                         </m:e>
                         <m:sub>
                           <m:r>
-                            <w:del w:id="445" w:author="Daniel Noble" w:date="2025-10-28T11:49:00Z" w16du:dateUtc="2025-10-28T00:49:00Z">
+                            <w:del w:id="446" w:author="Daniel Noble" w:date="2025-10-28T11:49:00Z" w16du:dateUtc="2025-10-28T00:49:00Z">
                               <w:rPr>
                                 <w:rFonts w:ascii="Cambria Math" w:hAnsi="Cambria Math"/>
                               </w:rPr>
@@ -3813,7 +3731,7 @@
                   <m:sSup>
                     <m:sSupPr>
                       <m:ctrlPr>
-                        <w:del w:id="446" w:author="Daniel Noble" w:date="2025-10-28T11:49:00Z" w16du:dateUtc="2025-10-28T00:49:00Z">
+                        <w:del w:id="447" w:author="Daniel Noble" w:date="2025-10-28T11:49:00Z" w16du:dateUtc="2025-10-28T00:49:00Z">
                           <w:rPr>
                             <w:rFonts w:ascii="Cambria Math" w:hAnsi="Cambria Math"/>
                           </w:rPr>
@@ -3822,7 +3740,7 @@
                     </m:sSupPr>
                     <m:e>
                       <m:r>
-                        <w:del w:id="447" w:author="Daniel Noble" w:date="2025-10-28T11:49:00Z" w16du:dateUtc="2025-10-28T00:49:00Z">
+                        <w:del w:id="448" w:author="Daniel Noble" w:date="2025-10-28T11:49:00Z" w16du:dateUtc="2025-10-28T00:49:00Z">
                           <w:rPr>
                             <w:rFonts w:ascii="Cambria Math" w:hAnsi="Cambria Math"/>
                           </w:rPr>
@@ -3834,7 +3752,7 @@
                       <m:d>
                         <m:dPr>
                           <m:ctrlPr>
-                            <w:del w:id="448" w:author="Daniel Noble" w:date="2025-10-28T11:49:00Z" w16du:dateUtc="2025-10-28T00:49:00Z">
+                            <w:del w:id="449" w:author="Daniel Noble" w:date="2025-10-28T11:49:00Z" w16du:dateUtc="2025-10-28T00:49:00Z">
                               <w:rPr>
                                 <w:rFonts w:ascii="Cambria Math" w:hAnsi="Cambria Math"/>
                               </w:rPr>
@@ -3843,7 +3761,7 @@
                         </m:dPr>
                         <m:e>
                           <m:r>
-                            <w:del w:id="449" w:author="Daniel Noble" w:date="2025-10-28T11:49:00Z" w16du:dateUtc="2025-10-28T00:49:00Z">
+                            <w:del w:id="450" w:author="Daniel Noble" w:date="2025-10-28T11:49:00Z" w16du:dateUtc="2025-10-28T00:49:00Z">
                               <m:rPr>
                                 <m:sty m:val="p"/>
                               </m:rPr>
@@ -3856,7 +3774,7 @@
                           <m:f>
                             <m:fPr>
                               <m:ctrlPr>
-                                <w:del w:id="450" w:author="Daniel Noble" w:date="2025-10-28T11:49:00Z" w16du:dateUtc="2025-10-28T00:49:00Z">
+                                <w:del w:id="451" w:author="Daniel Noble" w:date="2025-10-28T11:49:00Z" w16du:dateUtc="2025-10-28T00:49:00Z">
                                   <w:rPr>
                                     <w:rFonts w:ascii="Cambria Math" w:hAnsi="Cambria Math"/>
                                   </w:rPr>
@@ -3865,7 +3783,7 @@
                             </m:fPr>
                             <m:num>
                               <m:r>
-                                <w:del w:id="451" w:author="Daniel Noble" w:date="2025-10-28T11:49:00Z" w16du:dateUtc="2025-10-28T00:49:00Z">
+                                <w:del w:id="452" w:author="Daniel Noble" w:date="2025-10-28T11:49:00Z" w16du:dateUtc="2025-10-28T00:49:00Z">
                                   <w:rPr>
                                     <w:rFonts w:ascii="Cambria Math" w:hAnsi="Cambria Math"/>
                                   </w:rPr>
@@ -3875,7 +3793,7 @@
                             </m:num>
                             <m:den>
                               <m:r>
-                                <w:del w:id="452" w:author="Daniel Noble" w:date="2025-10-28T11:49:00Z" w16du:dateUtc="2025-10-28T00:49:00Z">
+                                <w:del w:id="453" w:author="Daniel Noble" w:date="2025-10-28T11:49:00Z" w16du:dateUtc="2025-10-28T00:49:00Z">
                                   <w:rPr>
                                     <w:rFonts w:ascii="Cambria Math" w:hAnsi="Cambria Math"/>
                                   </w:rPr>
@@ -3885,7 +3803,7 @@
                             </m:den>
                           </m:f>
                           <m:r>
-                            <w:del w:id="453" w:author="Daniel Noble" w:date="2025-10-28T11:49:00Z" w16du:dateUtc="2025-10-28T00:49:00Z">
+                            <w:del w:id="454" w:author="Daniel Noble" w:date="2025-10-28T11:49:00Z" w16du:dateUtc="2025-10-28T00:49:00Z">
                               <m:rPr>
                                 <m:sty m:val="p"/>
                               </m:rPr>
@@ -3896,7 +3814,7 @@
                             </w:del>
                           </m:r>
                           <m:r>
-                            <w:del w:id="454" w:author="Daniel Noble" w:date="2025-10-28T11:49:00Z" w16du:dateUtc="2025-10-28T00:49:00Z">
+                            <w:del w:id="455" w:author="Daniel Noble" w:date="2025-10-28T11:49:00Z" w16du:dateUtc="2025-10-28T00:49:00Z">
                               <w:rPr>
                                 <w:rFonts w:ascii="Cambria Math" w:hAnsi="Cambria Math"/>
                               </w:rPr>
@@ -3906,7 +3824,7 @@
                           <m:d>
                             <m:dPr>
                               <m:ctrlPr>
-                                <w:del w:id="455" w:author="Daniel Noble" w:date="2025-10-28T11:49:00Z" w16du:dateUtc="2025-10-28T00:49:00Z">
+                                <w:del w:id="456" w:author="Daniel Noble" w:date="2025-10-28T11:49:00Z" w16du:dateUtc="2025-10-28T00:49:00Z">
                                   <w:rPr>
                                     <w:rFonts w:ascii="Cambria Math" w:hAnsi="Cambria Math"/>
                                   </w:rPr>
@@ -3917,7 +3835,7 @@
                               <m:sSub>
                                 <m:sSubPr>
                                   <m:ctrlPr>
-                                    <w:del w:id="456" w:author="Daniel Noble" w:date="2025-10-28T11:49:00Z" w16du:dateUtc="2025-10-28T00:49:00Z">
+                                    <w:del w:id="457" w:author="Daniel Noble" w:date="2025-10-28T11:49:00Z" w16du:dateUtc="2025-10-28T00:49:00Z">
                                       <w:rPr>
                                         <w:rFonts w:ascii="Cambria Math" w:hAnsi="Cambria Math"/>
                                       </w:rPr>
@@ -3926,7 +3844,7 @@
                                 </m:sSubPr>
                                 <m:e>
                                   <m:r>
-                                    <w:del w:id="457" w:author="Daniel Noble" w:date="2025-10-28T11:49:00Z" w16du:dateUtc="2025-10-28T00:49:00Z">
+                                    <w:del w:id="458" w:author="Daniel Noble" w:date="2025-10-28T11:49:00Z" w16du:dateUtc="2025-10-28T00:49:00Z">
                                       <w:rPr>
                                         <w:rFonts w:ascii="Cambria Math" w:hAnsi="Cambria Math"/>
                                       </w:rPr>
@@ -3936,7 +3854,7 @@
                                 </m:e>
                                 <m:sub>
                                   <m:r>
-                                    <w:del w:id="458" w:author="Daniel Noble" w:date="2025-10-28T11:49:00Z" w16du:dateUtc="2025-10-28T00:49:00Z">
+                                    <w:del w:id="459" w:author="Daniel Noble" w:date="2025-10-28T11:49:00Z" w16du:dateUtc="2025-10-28T00:49:00Z">
                                       <w:rPr>
                                         <w:rFonts w:ascii="Cambria Math" w:hAnsi="Cambria Math"/>
                                       </w:rPr>
@@ -3946,7 +3864,7 @@
                                 </m:sub>
                               </m:sSub>
                               <m:r>
-                                <w:del w:id="459" w:author="Daniel Noble" w:date="2025-10-28T11:49:00Z" w16du:dateUtc="2025-10-28T00:49:00Z">
+                                <w:del w:id="460" w:author="Daniel Noble" w:date="2025-10-28T11:49:00Z" w16du:dateUtc="2025-10-28T00:49:00Z">
                                   <m:rPr>
                                     <m:sty m:val="p"/>
                                   </m:rPr>
@@ -3959,7 +3877,7 @@
                               <m:sSub>
                                 <m:sSubPr>
                                   <m:ctrlPr>
-                                    <w:del w:id="460" w:author="Daniel Noble" w:date="2025-10-28T11:49:00Z" w16du:dateUtc="2025-10-28T00:49:00Z">
+                                    <w:del w:id="461" w:author="Daniel Noble" w:date="2025-10-28T11:49:00Z" w16du:dateUtc="2025-10-28T00:49:00Z">
                                       <w:rPr>
                                         <w:rFonts w:ascii="Cambria Math" w:hAnsi="Cambria Math"/>
                                       </w:rPr>
@@ -3968,7 +3886,7 @@
                                 </m:sSubPr>
                                 <m:e>
                                   <m:r>
-                                    <w:del w:id="461" w:author="Daniel Noble" w:date="2025-10-28T11:49:00Z" w16du:dateUtc="2025-10-28T00:49:00Z">
+                                    <w:del w:id="462" w:author="Daniel Noble" w:date="2025-10-28T11:49:00Z" w16du:dateUtc="2025-10-28T00:49:00Z">
                                       <w:rPr>
                                         <w:rFonts w:ascii="Cambria Math" w:hAnsi="Cambria Math"/>
                                       </w:rPr>
@@ -3978,7 +3896,7 @@
                                 </m:e>
                                 <m:sub>
                                   <m:r>
-                                    <w:del w:id="462" w:author="Daniel Noble" w:date="2025-10-28T11:49:00Z" w16du:dateUtc="2025-10-28T00:49:00Z">
+                                    <w:del w:id="463" w:author="Daniel Noble" w:date="2025-10-28T11:49:00Z" w16du:dateUtc="2025-10-28T00:49:00Z">
                                       <w:rPr>
                                         <w:rFonts w:ascii="Cambria Math" w:hAnsi="Cambria Math"/>
                                       </w:rPr>
@@ -3986,7 +3904,7 @@
                                     </w:del>
                                   </m:r>
                                   <m:r>
-                                    <w:del w:id="463" w:author="Daniel Noble" w:date="2025-10-28T11:49:00Z" w16du:dateUtc="2025-10-28T00:49:00Z">
+                                    <w:del w:id="464" w:author="Daniel Noble" w:date="2025-10-28T11:49:00Z" w16du:dateUtc="2025-10-28T00:49:00Z">
                                       <m:rPr>
                                         <m:sty m:val="p"/>
                                       </m:rPr>
@@ -3997,7 +3915,7 @@
                                     </w:del>
                                   </m:r>
                                   <m:r>
-                                    <w:del w:id="464" w:author="Daniel Noble" w:date="2025-10-28T11:49:00Z" w16du:dateUtc="2025-10-28T00:49:00Z">
+                                    <w:del w:id="465" w:author="Daniel Noble" w:date="2025-10-28T11:49:00Z" w16du:dateUtc="2025-10-28T00:49:00Z">
                                       <w:rPr>
                                         <w:rFonts w:ascii="Cambria Math" w:hAnsi="Cambria Math"/>
                                       </w:rPr>
@@ -4009,7 +3927,7 @@
                             </m:e>
                           </m:d>
                           <m:r>
-                            <w:del w:id="465" w:author="Daniel Noble" w:date="2025-10-28T11:49:00Z" w16du:dateUtc="2025-10-28T00:49:00Z">
+                            <w:del w:id="466" w:author="Daniel Noble" w:date="2025-10-28T11:49:00Z" w16du:dateUtc="2025-10-28T00:49:00Z">
                               <m:rPr>
                                 <m:sty m:val="p"/>
                               </m:rPr>
@@ -4020,7 +3938,7 @@
                             </w:del>
                           </m:r>
                           <m:r>
-                            <w:del w:id="466" w:author="Daniel Noble" w:date="2025-10-28T11:49:00Z" w16du:dateUtc="2025-10-28T00:49:00Z">
+                            <w:del w:id="467" w:author="Daniel Noble" w:date="2025-10-28T11:49:00Z" w16du:dateUtc="2025-10-28T00:49:00Z">
                               <w:rPr>
                                 <w:rFonts w:ascii="Cambria Math" w:hAnsi="Cambria Math"/>
                               </w:rPr>
@@ -4036,7 +3954,7 @@
             </m:e>
           </m:nary>
           <m:r>
-            <w:del w:id="467" w:author="Daniel Noble" w:date="2025-10-28T11:49:00Z" w16du:dateUtc="2025-10-28T00:49:00Z">
+            <w:del w:id="468" w:author="Daniel Noble" w:date="2025-10-28T11:49:00Z" w16du:dateUtc="2025-10-28T00:49:00Z">
               <w:rPr>
                 <w:rFonts w:ascii="Cambria Math" w:hAnsi="Cambria Math"/>
               </w:rPr>
@@ -4046,7 +3964,7 @@
           <m:d>
             <m:dPr>
               <m:ctrlPr>
-                <w:del w:id="468" w:author="Daniel Noble" w:date="2025-10-28T11:49:00Z" w16du:dateUtc="2025-10-28T00:49:00Z">
+                <w:del w:id="469" w:author="Daniel Noble" w:date="2025-10-28T11:49:00Z" w16du:dateUtc="2025-10-28T00:49:00Z">
                   <w:rPr>
                     <w:rFonts w:ascii="Cambria Math" w:hAnsi="Cambria Math"/>
                   </w:rPr>
@@ -4055,7 +3973,7 @@
             </m:dPr>
             <m:e>
               <m:r>
-                <w:del w:id="469" w:author="Daniel Noble" w:date="2025-10-28T11:49:00Z" w16du:dateUtc="2025-10-28T00:49:00Z">
+                <w:del w:id="470" w:author="Daniel Noble" w:date="2025-10-28T11:49:00Z" w16du:dateUtc="2025-10-28T00:49:00Z">
                   <w:rPr>
                     <w:rFonts w:ascii="Cambria Math" w:hAnsi="Cambria Math"/>
                   </w:rPr>
@@ -4066,17 +3984,17 @@
           </m:d>
         </m:oMath>
       </m:oMathPara>
-      <w:bookmarkEnd w:id="419"/>
+      <w:bookmarkEnd w:id="420"/>
     </w:p>
     <w:p>
       <w:pPr>
         <w:pStyle w:val="FirstParagraph"/>
         <w:spacing w:line="360" w:lineRule="auto"/>
         <w:rPr>
-          <w:del w:id="470" w:author="Daniel Noble" w:date="2025-10-28T11:49:00Z" w16du:dateUtc="2025-10-28T00:49:00Z"/>
-        </w:rPr>
-      </w:pPr>
-      <w:del w:id="471" w:author="Daniel Noble" w:date="2025-10-28T11:49:00Z" w16du:dateUtc="2025-10-28T00:49:00Z">
+          <w:del w:id="471" w:author="Daniel Noble" w:date="2025-10-28T11:49:00Z" w16du:dateUtc="2025-10-28T00:49:00Z"/>
+        </w:rPr>
+      </w:pPr>
+      <w:del w:id="472" w:author="Daniel Noble" w:date="2025-10-28T11:49:00Z" w16du:dateUtc="2025-10-28T00:49:00Z">
         <w:r>
           <w:fldChar w:fldCharType="begin"/>
         </w:r>
@@ -4101,7 +4019,7 @@
       </w:del>
       <m:oMath>
         <m:r>
-          <w:del w:id="472" w:author="Daniel Noble" w:date="2025-10-28T11:49:00Z" w16du:dateUtc="2025-10-28T00:49:00Z">
+          <w:del w:id="473" w:author="Daniel Noble" w:date="2025-10-28T11:49:00Z" w16du:dateUtc="2025-10-28T00:49:00Z">
             <w:rPr>
               <w:rFonts w:ascii="Cambria Math" w:hAnsi="Cambria Math"/>
             </w:rPr>
@@ -4109,7 +4027,7 @@
           </w:del>
         </m:r>
       </m:oMath>
-      <w:del w:id="473" w:author="Daniel Noble" w:date="2025-10-28T11:49:00Z" w16du:dateUtc="2025-10-28T00:49:00Z">
+      <w:del w:id="474" w:author="Daniel Noble" w:date="2025-10-28T11:49:00Z" w16du:dateUtc="2025-10-28T00:49:00Z">
         <w:r>
           <w:delText xml:space="preserve">, during heat stress events (i.e., when body temperatures are greater than the critical temperatures, </w:delText>
         </w:r>
@@ -4118,7 +4036,7 @@
         <m:sSub>
           <m:sSubPr>
             <m:ctrlPr>
-              <w:del w:id="474" w:author="Daniel Noble" w:date="2025-10-28T11:49:00Z" w16du:dateUtc="2025-10-28T00:49:00Z">
+              <w:del w:id="475" w:author="Daniel Noble" w:date="2025-10-28T11:49:00Z" w16du:dateUtc="2025-10-28T00:49:00Z">
                 <w:rPr>
                   <w:rFonts w:ascii="Cambria Math" w:hAnsi="Cambria Math"/>
                 </w:rPr>
@@ -4127,7 +4045,7 @@
           </m:sSubPr>
           <m:e>
             <m:r>
-              <w:del w:id="475" w:author="Daniel Noble" w:date="2025-10-28T11:49:00Z" w16du:dateUtc="2025-10-28T00:49:00Z">
+              <w:del w:id="476" w:author="Daniel Noble" w:date="2025-10-28T11:49:00Z" w16du:dateUtc="2025-10-28T00:49:00Z">
                 <w:rPr>
                   <w:rFonts w:ascii="Cambria Math" w:hAnsi="Cambria Math"/>
                 </w:rPr>
@@ -4137,7 +4055,7 @@
           </m:e>
           <m:sub>
             <m:r>
-              <w:del w:id="476" w:author="Daniel Noble" w:date="2025-10-28T11:49:00Z" w16du:dateUtc="2025-10-28T00:49:00Z">
+              <w:del w:id="477" w:author="Daniel Noble" w:date="2025-10-28T11:49:00Z" w16du:dateUtc="2025-10-28T00:49:00Z">
                 <w:rPr>
                   <w:rFonts w:ascii="Cambria Math" w:hAnsi="Cambria Math"/>
                 </w:rPr>
@@ -4147,7 +4065,7 @@
           </m:sub>
         </m:sSub>
         <m:r>
-          <w:del w:id="477" w:author="Daniel Noble" w:date="2025-10-28T11:49:00Z" w16du:dateUtc="2025-10-28T00:49:00Z">
+          <w:del w:id="478" w:author="Daniel Noble" w:date="2025-10-28T11:49:00Z" w16du:dateUtc="2025-10-28T00:49:00Z">
             <m:rPr>
               <m:sty m:val="p"/>
             </m:rPr>
@@ -4160,7 +4078,7 @@
         <m:sSub>
           <m:sSubPr>
             <m:ctrlPr>
-              <w:del w:id="478" w:author="Daniel Noble" w:date="2025-10-28T11:49:00Z" w16du:dateUtc="2025-10-28T00:49:00Z">
+              <w:del w:id="479" w:author="Daniel Noble" w:date="2025-10-28T11:49:00Z" w16du:dateUtc="2025-10-28T00:49:00Z">
                 <w:rPr>
                   <w:rFonts w:ascii="Cambria Math" w:hAnsi="Cambria Math"/>
                 </w:rPr>
@@ -4169,7 +4087,7 @@
           </m:sSubPr>
           <m:e>
             <m:r>
-              <w:del w:id="479" w:author="Daniel Noble" w:date="2025-10-28T11:49:00Z" w16du:dateUtc="2025-10-28T00:49:00Z">
+              <w:del w:id="480" w:author="Daniel Noble" w:date="2025-10-28T11:49:00Z" w16du:dateUtc="2025-10-28T00:49:00Z">
                 <w:rPr>
                   <w:rFonts w:ascii="Cambria Math" w:hAnsi="Cambria Math"/>
                 </w:rPr>
@@ -4179,7 +4097,7 @@
           </m:e>
           <m:sub>
             <m:r>
-              <w:del w:id="480" w:author="Daniel Noble" w:date="2025-10-28T11:49:00Z" w16du:dateUtc="2025-10-28T00:49:00Z">
+              <w:del w:id="481" w:author="Daniel Noble" w:date="2025-10-28T11:49:00Z" w16du:dateUtc="2025-10-28T00:49:00Z">
                 <w:rPr>
                   <w:rFonts w:ascii="Cambria Math" w:hAnsi="Cambria Math"/>
                 </w:rPr>
@@ -4189,14 +4107,14 @@
           </m:sub>
         </m:sSub>
       </m:oMath>
-      <w:del w:id="481" w:author="Daniel Noble" w:date="2025-10-28T11:49:00Z" w16du:dateUtc="2025-10-28T00:49:00Z">
+      <w:del w:id="482" w:author="Daniel Noble" w:date="2025-10-28T11:49:00Z" w16du:dateUtc="2025-10-28T00:49:00Z">
         <w:r>
           <w:delText xml:space="preserve">) using information about the maximum temperature, </w:delText>
         </w:r>
       </w:del>
       <m:oMath>
         <m:r>
-          <w:del w:id="482" w:author="Daniel Noble" w:date="2025-10-28T11:49:00Z" w16du:dateUtc="2025-10-28T00:49:00Z">
+          <w:del w:id="483" w:author="Daniel Noble" w:date="2025-10-28T11:49:00Z" w16du:dateUtc="2025-10-28T00:49:00Z">
             <w:rPr>
               <w:rFonts w:ascii="Cambria Math" w:hAnsi="Cambria Math"/>
             </w:rPr>
@@ -4204,7 +4122,7 @@
           </w:del>
         </m:r>
       </m:oMath>
-      <w:del w:id="483" w:author="Daniel Noble" w:date="2025-10-28T11:49:00Z" w16du:dateUtc="2025-10-28T00:49:00Z">
+      <w:del w:id="484" w:author="Daniel Noble" w:date="2025-10-28T11:49:00Z" w16du:dateUtc="2025-10-28T00:49:00Z">
         <w:r>
           <w:delText xml:space="preserve">, experienced between time point </w:delText>
         </w:r>
@@ -4213,7 +4131,7 @@
         <m:sSub>
           <m:sSubPr>
             <m:ctrlPr>
-              <w:del w:id="484" w:author="Daniel Noble" w:date="2025-10-28T11:49:00Z" w16du:dateUtc="2025-10-28T00:49:00Z">
+              <w:del w:id="485" w:author="Daniel Noble" w:date="2025-10-28T11:49:00Z" w16du:dateUtc="2025-10-28T00:49:00Z">
                 <w:rPr>
                   <w:rFonts w:ascii="Cambria Math" w:hAnsi="Cambria Math"/>
                 </w:rPr>
@@ -4222,7 +4140,7 @@
           </m:sSubPr>
           <m:e>
             <m:r>
-              <w:del w:id="485" w:author="Daniel Noble" w:date="2025-10-28T11:49:00Z" w16du:dateUtc="2025-10-28T00:49:00Z">
+              <w:del w:id="486" w:author="Daniel Noble" w:date="2025-10-28T11:49:00Z" w16du:dateUtc="2025-10-28T00:49:00Z">
                 <w:rPr>
                   <w:rFonts w:ascii="Cambria Math" w:hAnsi="Cambria Math"/>
                 </w:rPr>
@@ -4232,7 +4150,7 @@
           </m:e>
           <m:sub>
             <m:r>
-              <w:del w:id="486" w:author="Daniel Noble" w:date="2025-10-28T11:49:00Z" w16du:dateUtc="2025-10-28T00:49:00Z">
+              <w:del w:id="487" w:author="Daniel Noble" w:date="2025-10-28T11:49:00Z" w16du:dateUtc="2025-10-28T00:49:00Z">
                 <w:rPr>
                   <w:rFonts w:ascii="Cambria Math" w:hAnsi="Cambria Math"/>
                 </w:rPr>
@@ -4242,7 +4160,7 @@
           </m:sub>
         </m:sSub>
       </m:oMath>
-      <w:del w:id="487" w:author="Daniel Noble" w:date="2025-10-28T11:49:00Z" w16du:dateUtc="2025-10-28T00:49:00Z">
+      <w:del w:id="488" w:author="Daniel Noble" w:date="2025-10-28T11:49:00Z" w16du:dateUtc="2025-10-28T00:49:00Z">
         <w:r>
           <w:delText xml:space="preserve"> and </w:delText>
         </w:r>
@@ -4251,7 +4169,7 @@
         <m:sSub>
           <m:sSubPr>
             <m:ctrlPr>
-              <w:del w:id="488" w:author="Daniel Noble" w:date="2025-10-28T11:49:00Z" w16du:dateUtc="2025-10-28T00:49:00Z">
+              <w:del w:id="489" w:author="Daniel Noble" w:date="2025-10-28T11:49:00Z" w16du:dateUtc="2025-10-28T00:49:00Z">
                 <w:rPr>
                   <w:rFonts w:ascii="Cambria Math" w:hAnsi="Cambria Math"/>
                 </w:rPr>
@@ -4260,7 +4178,7 @@
           </m:sSubPr>
           <m:e>
             <m:r>
-              <w:del w:id="489" w:author="Daniel Noble" w:date="2025-10-28T11:49:00Z" w16du:dateUtc="2025-10-28T00:49:00Z">
+              <w:del w:id="490" w:author="Daniel Noble" w:date="2025-10-28T11:49:00Z" w16du:dateUtc="2025-10-28T00:49:00Z">
                 <w:rPr>
                   <w:rFonts w:ascii="Cambria Math" w:hAnsi="Cambria Math"/>
                 </w:rPr>
@@ -4270,7 +4188,7 @@
           </m:e>
           <m:sub>
             <m:r>
-              <w:del w:id="490" w:author="Daniel Noble" w:date="2025-10-28T11:49:00Z" w16du:dateUtc="2025-10-28T00:49:00Z">
+              <w:del w:id="491" w:author="Daniel Noble" w:date="2025-10-28T11:49:00Z" w16du:dateUtc="2025-10-28T00:49:00Z">
                 <w:rPr>
                   <w:rFonts w:ascii="Cambria Math" w:hAnsi="Cambria Math"/>
                 </w:rPr>
@@ -4278,7 +4196,7 @@
               </w:del>
             </m:r>
             <m:r>
-              <w:del w:id="491" w:author="Daniel Noble" w:date="2025-10-28T11:49:00Z" w16du:dateUtc="2025-10-28T00:49:00Z">
+              <w:del w:id="492" w:author="Daniel Noble" w:date="2025-10-28T11:49:00Z" w16du:dateUtc="2025-10-28T00:49:00Z">
                 <m:rPr>
                   <m:sty m:val="p"/>
                 </m:rPr>
@@ -4289,7 +4207,7 @@
               </w:del>
             </m:r>
             <m:r>
-              <w:del w:id="492" w:author="Daniel Noble" w:date="2025-10-28T11:49:00Z" w16du:dateUtc="2025-10-28T00:49:00Z">
+              <w:del w:id="493" w:author="Daniel Noble" w:date="2025-10-28T11:49:00Z" w16du:dateUtc="2025-10-28T00:49:00Z">
                 <w:rPr>
                   <w:rFonts w:ascii="Cambria Math" w:hAnsi="Cambria Math"/>
                 </w:rPr>
@@ -4299,14 +4217,14 @@
           </m:sub>
         </m:sSub>
       </m:oMath>
-      <w:del w:id="493" w:author="Daniel Noble" w:date="2025-10-28T11:49:00Z" w16du:dateUtc="2025-10-28T00:49:00Z">
+      <w:del w:id="494" w:author="Daniel Noble" w:date="2025-10-28T11:49:00Z" w16du:dateUtc="2025-10-28T00:49:00Z">
         <w:r>
           <w:delText xml:space="preserve"> and the thermal sensitivity (i.e., </w:delText>
         </w:r>
       </w:del>
       <m:oMath>
         <m:r>
-          <w:del w:id="494" w:author="Daniel Noble" w:date="2025-10-28T11:49:00Z" w16du:dateUtc="2025-10-28T00:49:00Z">
+          <w:del w:id="495" w:author="Daniel Noble" w:date="2025-10-28T11:49:00Z" w16du:dateUtc="2025-10-28T00:49:00Z">
             <w:rPr>
               <w:rFonts w:ascii="Cambria Math" w:hAnsi="Cambria Math"/>
             </w:rPr>
@@ -4314,14 +4232,14 @@
           </w:del>
         </m:r>
       </m:oMath>
-      <w:del w:id="495" w:author="Daniel Noble" w:date="2025-10-28T11:49:00Z" w16du:dateUtc="2025-10-28T00:49:00Z">
+      <w:del w:id="496" w:author="Daniel Noble" w:date="2025-10-28T11:49:00Z" w16du:dateUtc="2025-10-28T00:49:00Z">
         <w:r>
           <w:delText xml:space="preserve"> and </w:delText>
         </w:r>
       </w:del>
       <m:oMath>
         <m:r>
-          <w:del w:id="496" w:author="Daniel Noble" w:date="2025-10-28T11:49:00Z" w16du:dateUtc="2025-10-28T00:49:00Z">
+          <w:del w:id="497" w:author="Daniel Noble" w:date="2025-10-28T11:49:00Z" w16du:dateUtc="2025-10-28T00:49:00Z">
             <w:rPr>
               <w:rFonts w:ascii="Cambria Math" w:hAnsi="Cambria Math"/>
             </w:rPr>
@@ -4329,7 +4247,7 @@
           </w:del>
         </m:r>
       </m:oMath>
-      <w:del w:id="497" w:author="Daniel Noble" w:date="2025-10-28T11:49:00Z" w16du:dateUtc="2025-10-28T00:49:00Z">
+      <w:del w:id="498" w:author="Daniel Noble" w:date="2025-10-28T11:49:00Z" w16du:dateUtc="2025-10-28T00:49:00Z">
         <w:r>
           <w:delText xml:space="preserve">). Once an organism accumulates damage to reach a given threshold the endpoint has been reached. Arnold </w:delText>
         </w:r>
@@ -4350,7 +4268,7 @@
         <w:pStyle w:val="BodyText"/>
         <w:spacing w:line="360" w:lineRule="auto"/>
       </w:pPr>
-      <w:del w:id="498" w:author="Daniel Noble" w:date="2025-10-28T11:49:00Z" w16du:dateUtc="2025-10-28T00:49:00Z">
+      <w:del w:id="499" w:author="Daniel Noble" w:date="2025-10-28T11:49:00Z" w16du:dateUtc="2025-10-28T00:49:00Z">
         <w:r>
           <w:delText>Environmental factors that impact thermal sensitivity can also be incorporated into TLS models (</w:delText>
         </w:r>
@@ -4421,10 +4339,10 @@
               <w:pStyle w:val="BodyText"/>
               <w:spacing w:before="16" w:line="360" w:lineRule="auto"/>
               <w:rPr>
-                <w:del w:id="499" w:author="Daniel Noble" w:date="2025-10-28T11:50:00Z" w16du:dateUtc="2025-10-28T00:50:00Z"/>
+                <w:del w:id="500" w:author="Daniel Noble" w:date="2025-10-28T11:50:00Z" w16du:dateUtc="2025-10-28T00:50:00Z"/>
               </w:rPr>
             </w:pPr>
-            <w:del w:id="500" w:author="Daniel Noble" w:date="2025-10-28T11:50:00Z" w16du:dateUtc="2025-10-28T00:50:00Z">
+            <w:del w:id="501" w:author="Daniel Noble" w:date="2025-10-28T11:50:00Z" w16du:dateUtc="2025-10-28T00:50:00Z">
               <w:r>
                 <w:delText>Natural and anthropogenic environments shape thermal sensitivity and should be considered in any systems modelling approach to assessing community responses to extreme heat [20]. Some of the biotic and abiotic interactions likely to mediate plant and animal community responses include:</w:delText>
               </w:r>
@@ -4435,10 +4353,10 @@
               <w:pStyle w:val="BodyText"/>
               <w:spacing w:line="360" w:lineRule="auto"/>
               <w:rPr>
-                <w:del w:id="501" w:author="Daniel Noble" w:date="2025-10-28T11:50:00Z" w16du:dateUtc="2025-10-28T00:50:00Z"/>
+                <w:del w:id="502" w:author="Daniel Noble" w:date="2025-10-28T11:50:00Z" w16du:dateUtc="2025-10-28T00:50:00Z"/>
               </w:rPr>
             </w:pPr>
-            <w:del w:id="502" w:author="Daniel Noble" w:date="2025-10-28T11:50:00Z" w16du:dateUtc="2025-10-28T00:50:00Z">
+            <w:del w:id="503" w:author="Daniel Noble" w:date="2025-10-28T11:50:00Z" w16du:dateUtc="2025-10-28T00:50:00Z">
               <w:r>
                 <w:rPr>
                   <w:b/>
@@ -4518,10 +4436,10 @@
               <w:pStyle w:val="BodyText"/>
               <w:spacing w:line="360" w:lineRule="auto"/>
               <w:rPr>
-                <w:del w:id="503" w:author="Daniel Noble" w:date="2025-10-28T11:50:00Z" w16du:dateUtc="2025-10-28T00:50:00Z"/>
+                <w:del w:id="504" w:author="Daniel Noble" w:date="2025-10-28T11:50:00Z" w16du:dateUtc="2025-10-28T00:50:00Z"/>
               </w:rPr>
             </w:pPr>
-            <w:del w:id="504" w:author="Daniel Noble" w:date="2025-10-28T11:50:00Z" w16du:dateUtc="2025-10-28T00:50:00Z">
+            <w:del w:id="505" w:author="Daniel Noble" w:date="2025-10-28T11:50:00Z" w16du:dateUtc="2025-10-28T00:50:00Z">
               <w:r>
                 <w:rPr>
                   <w:b/>
@@ -4581,10 +4499,10 @@
               <w:pStyle w:val="BodyText"/>
               <w:spacing w:line="360" w:lineRule="auto"/>
               <w:rPr>
-                <w:del w:id="505" w:author="Daniel Noble" w:date="2025-10-28T11:50:00Z" w16du:dateUtc="2025-10-28T00:50:00Z"/>
+                <w:del w:id="506" w:author="Daniel Noble" w:date="2025-10-28T11:50:00Z" w16du:dateUtc="2025-10-28T00:50:00Z"/>
               </w:rPr>
             </w:pPr>
-            <w:del w:id="506" w:author="Daniel Noble" w:date="2025-10-28T11:50:00Z" w16du:dateUtc="2025-10-28T00:50:00Z">
+            <w:del w:id="507" w:author="Daniel Noble" w:date="2025-10-28T11:50:00Z" w16du:dateUtc="2025-10-28T00:50:00Z">
               <w:r>
                 <w:rPr>
                   <w:b/>
@@ -4664,20 +4582,20 @@
               <w:pStyle w:val="BodyText"/>
               <w:spacing w:line="360" w:lineRule="auto"/>
               <w:rPr>
-                <w:del w:id="507" w:author="Daniel Noble" w:date="2025-10-28T11:50:00Z" w16du:dateUtc="2025-10-28T00:50:00Z"/>
+                <w:del w:id="508" w:author="Daniel Noble" w:date="2025-10-28T11:50:00Z" w16du:dateUtc="2025-10-28T00:50:00Z"/>
               </w:rPr>
             </w:pPr>
-            <w:del w:id="508" w:author="Daniel Noble" w:date="2025-10-28T11:50:00Z" w16du:dateUtc="2025-10-28T00:50:00Z">
+            <w:del w:id="509" w:author="Daniel Noble" w:date="2025-10-28T11:50:00Z" w16du:dateUtc="2025-10-28T00:50:00Z">
               <w:r>
                 <w:delText xml:space="preserve">The above list is not exhaustive. Many environmental stressors, such as pollution and salinity, along with interactions between environmental stressors and cross-trophic interactions among species exposed to those stressors can also impact thermal sensitivity </w:delText>
               </w:r>
             </w:del>
-            <w:del w:id="509" w:author="Daniel Noble" w:date="2025-10-18T11:00:00Z" w16du:dateUtc="2025-10-18T00:00:00Z">
+            <w:del w:id="510" w:author="Daniel Noble" w:date="2025-10-18T11:00:00Z" w16du:dateUtc="2025-10-18T00:00:00Z">
               <w:r>
                 <w:delText xml:space="preserve">can also impact thermal sensitivity </w:delText>
               </w:r>
             </w:del>
-            <w:del w:id="510" w:author="Daniel Noble" w:date="2025-10-28T11:50:00Z" w16du:dateUtc="2025-10-28T00:50:00Z">
+            <w:del w:id="511" w:author="Daniel Noble" w:date="2025-10-28T11:50:00Z" w16du:dateUtc="2025-10-28T00:50:00Z">
               <w:r>
                 <w:delText>[20,54]. The point we make here is that to fully model heat sensitivity, it is important to account for the abiotic and biotic environment in which an organism experiences heat stress where possible.</w:delText>
               </w:r>
@@ -4695,7 +4613,7 @@
             </w:tblGrid>
             <w:tr>
               <w:trPr>
-                <w:del w:id="511" w:author="Daniel Noble" w:date="2025-10-28T11:50:00Z" w16du:dateUtc="2025-10-28T00:50:00Z"/>
+                <w:del w:id="512" w:author="Daniel Noble" w:date="2025-10-28T11:50:00Z"/>
               </w:trPr>
               <w:tc>
                 <w:tcPr>
@@ -4707,11 +4625,11 @@
                     <w:spacing w:line="360" w:lineRule="auto"/>
                     <w:jc w:val="center"/>
                     <w:rPr>
-                      <w:del w:id="512" w:author="Daniel Noble" w:date="2025-10-28T11:50:00Z" w16du:dateUtc="2025-10-28T00:50:00Z"/>
+                      <w:del w:id="513" w:author="Daniel Noble" w:date="2025-10-28T11:50:00Z" w16du:dateUtc="2025-10-28T00:50:00Z"/>
                     </w:rPr>
                   </w:pPr>
-                  <w:bookmarkStart w:id="513" w:name="fig-box1"/>
-                  <w:del w:id="514" w:author="Daniel Noble" w:date="2025-10-28T11:50:00Z" w16du:dateUtc="2025-10-28T00:50:00Z">
+                  <w:bookmarkStart w:id="514" w:name="fig-box1"/>
+                  <w:del w:id="515" w:author="Daniel Noble" w:date="2025-10-28T11:50:00Z" w16du:dateUtc="2025-10-28T00:50:00Z">
                     <w:r>
                       <w:rPr>
                         <w:noProof/>
@@ -4765,10 +4683,10 @@
                     <w:pStyle w:val="ImageCaption"/>
                     <w:spacing w:before="200" w:line="360" w:lineRule="auto"/>
                     <w:rPr>
-                      <w:del w:id="515" w:author="Daniel Noble" w:date="2025-10-28T11:50:00Z" w16du:dateUtc="2025-10-28T00:50:00Z"/>
+                      <w:del w:id="516" w:author="Daniel Noble" w:date="2025-10-28T11:50:00Z" w16du:dateUtc="2025-10-28T00:50:00Z"/>
                     </w:rPr>
                   </w:pPr>
-                  <w:del w:id="516" w:author="Daniel Noble" w:date="2025-10-28T11:50:00Z" w16du:dateUtc="2025-10-28T00:50:00Z">
+                  <w:del w:id="517" w:author="Daniel Noble" w:date="2025-10-28T11:50:00Z" w16du:dateUtc="2025-10-28T00:50:00Z">
                     <w:r>
                       <w:rPr>
                         <w:b/>
@@ -4792,12 +4710,12 @@
                   </w:del>
                 </w:p>
               </w:tc>
-              <w:bookmarkEnd w:id="513"/>
+              <w:bookmarkEnd w:id="514"/>
             </w:tr>
           </w:tbl>
           <w:p>
             <w:pPr>
-              <w:spacing w:after="0" w:line="360" w:lineRule="auto"/>
+              <w:spacing w:line="360" w:lineRule="auto"/>
             </w:pPr>
           </w:p>
         </w:tc>
@@ -4869,7 +4787,7 @@
             <w:r>
               <w:t xml:space="preserve">: Coexistence occurs when </w:t>
             </w:r>
-            <w:del w:id="517" w:author="Daniel Noble" w:date="2025-10-18T11:04:00Z" w16du:dateUtc="2025-10-18T00:04:00Z">
+            <w:del w:id="518" w:author="Daniel Noble" w:date="2025-10-18T11:04:00Z" w16du:dateUtc="2025-10-18T00:04:00Z">
               <w:r>
                 <w:delText xml:space="preserve">two </w:delText>
               </w:r>
@@ -4877,7 +4795,7 @@
             <w:r>
               <w:t xml:space="preserve">populations of two </w:t>
             </w:r>
-            <w:ins w:id="518" w:author="Daniel Noble" w:date="2025-10-18T11:04:00Z" w16du:dateUtc="2025-10-18T00:04:00Z">
+            <w:ins w:id="519" w:author="Daniel Noble" w:date="2025-10-18T11:04:00Z" w16du:dateUtc="2025-10-18T00:04:00Z">
               <w:r>
                 <w:t xml:space="preserve">or more </w:t>
               </w:r>
@@ -4885,87 +4803,87 @@
             <w:r>
               <w:t xml:space="preserve">species are able to persist in each other’s presence indefinitely under constant, equilibrium conditions. </w:t>
             </w:r>
-            <w:del w:id="519" w:author="Daniel Noble" w:date="2025-10-28T14:42:00Z" w16du:dateUtc="2025-10-28T03:42:00Z">
+            <w:del w:id="520" w:author="Daniel Noble" w:date="2025-10-28T14:42:00Z" w16du:dateUtc="2025-10-28T03:42:00Z">
               <w:r>
                 <w:delText xml:space="preserve">Coexistence can be defined by differences in how species compete or through the ability of species to invade environments successfully when the other species </w:delText>
               </w:r>
             </w:del>
-            <w:del w:id="520" w:author="Daniel Noble" w:date="2025-10-18T11:05:00Z" w16du:dateUtc="2025-10-18T00:05:00Z">
+            <w:del w:id="521" w:author="Daniel Noble" w:date="2025-10-18T11:05:00Z" w16du:dateUtc="2025-10-18T00:05:00Z">
               <w:r>
                 <w:delText xml:space="preserve">is </w:delText>
               </w:r>
             </w:del>
-            <w:del w:id="521" w:author="Daniel Noble" w:date="2025-10-28T14:42:00Z" w16du:dateUtc="2025-10-28T03:42:00Z">
+            <w:del w:id="522" w:author="Daniel Noble" w:date="2025-10-28T14:42:00Z" w16du:dateUtc="2025-10-28T03:42:00Z">
               <w:r>
                 <w:delText xml:space="preserve">present at low abundances. </w:delText>
               </w:r>
             </w:del>
-            <w:del w:id="522" w:author="Daniel Noble" w:date="2025-10-18T11:04:00Z" w16du:dateUtc="2025-10-18T00:04:00Z">
+            <w:del w:id="523" w:author="Daniel Noble" w:date="2025-10-18T11:04:00Z" w16du:dateUtc="2025-10-18T00:04:00Z">
               <w:r>
                 <w:delText xml:space="preserve">The majority of known models of coexistence rely on equilibrium conditions. </w:delText>
               </w:r>
             </w:del>
-            <w:del w:id="523" w:author="Daniel Noble" w:date="2025-10-18T11:03:00Z" w16du:dateUtc="2025-10-18T00:03:00Z">
+            <w:del w:id="524" w:author="Daniel Noble" w:date="2025-10-18T11:03:00Z" w16du:dateUtc="2025-10-18T00:03:00Z">
               <w:r>
                 <w:delText xml:space="preserve">A condition at odds with extreme heat events and directional climate change. </w:delText>
               </w:r>
             </w:del>
-            <w:del w:id="524" w:author="Daniel Noble" w:date="2025-10-18T11:04:00Z" w16du:dateUtc="2025-10-18T00:04:00Z">
+            <w:del w:id="525" w:author="Daniel Noble" w:date="2025-10-18T11:04:00Z" w16du:dateUtc="2025-10-18T00:04:00Z">
               <w:r>
                 <w:delText>However, the emphasis of m</w:delText>
               </w:r>
             </w:del>
-            <w:del w:id="525" w:author="Daniel Noble" w:date="2025-10-28T14:42:00Z" w16du:dateUtc="2025-10-28T03:42:00Z">
+            <w:del w:id="526" w:author="Daniel Noble" w:date="2025-10-28T14:42:00Z" w16du:dateUtc="2025-10-28T03:42:00Z">
               <w:r>
                 <w:delText xml:space="preserve">any coexistence models </w:delText>
               </w:r>
             </w:del>
-            <w:del w:id="526" w:author="Daniel Noble" w:date="2025-10-18T11:04:00Z" w16du:dateUtc="2025-10-18T00:04:00Z">
+            <w:del w:id="527" w:author="Daniel Noble" w:date="2025-10-18T11:04:00Z" w16du:dateUtc="2025-10-18T00:04:00Z">
               <w:r>
                 <w:delText xml:space="preserve">on the </w:delText>
               </w:r>
             </w:del>
-            <w:del w:id="527" w:author="Daniel Noble" w:date="2025-10-28T14:42:00Z" w16du:dateUtc="2025-10-28T03:42:00Z">
+            <w:del w:id="528" w:author="Daniel Noble" w:date="2025-10-28T14:42:00Z" w16du:dateUtc="2025-10-28T03:42:00Z">
               <w:r>
                 <w:delText xml:space="preserve">importance of species interactions in variable environments </w:delText>
               </w:r>
             </w:del>
-            <w:del w:id="528" w:author="Daniel Noble" w:date="2025-10-18T11:04:00Z" w16du:dateUtc="2025-10-18T00:04:00Z">
+            <w:del w:id="529" w:author="Daniel Noble" w:date="2025-10-18T11:04:00Z" w16du:dateUtc="2025-10-18T00:04:00Z">
               <w:r>
                 <w:delText xml:space="preserve">makes </w:delText>
               </w:r>
             </w:del>
-            <w:del w:id="529" w:author="Daniel Noble" w:date="2025-10-28T14:42:00Z" w16du:dateUtc="2025-10-28T03:42:00Z">
+            <w:del w:id="530" w:author="Daniel Noble" w:date="2025-10-28T14:42:00Z" w16du:dateUtc="2025-10-28T03:42:00Z">
               <w:r>
                 <w:delText xml:space="preserve">coexistence </w:delText>
               </w:r>
             </w:del>
-            <w:del w:id="530" w:author="Daniel Noble" w:date="2025-10-18T11:05:00Z" w16du:dateUtc="2025-10-18T00:05:00Z">
+            <w:del w:id="531" w:author="Daniel Noble" w:date="2025-10-18T11:05:00Z" w16du:dateUtc="2025-10-18T00:05:00Z">
               <w:r>
                 <w:delText xml:space="preserve">models and associated </w:delText>
               </w:r>
             </w:del>
-            <w:del w:id="531" w:author="Daniel Noble" w:date="2025-10-28T14:42:00Z" w16du:dateUtc="2025-10-28T03:42:00Z">
+            <w:del w:id="532" w:author="Daniel Noble" w:date="2025-10-28T14:42:00Z" w16du:dateUtc="2025-10-28T03:42:00Z">
               <w:r>
                 <w:delText xml:space="preserve">frameworks for </w:delText>
               </w:r>
             </w:del>
-            <w:del w:id="532" w:author="Daniel Noble" w:date="2025-10-18T11:06:00Z" w16du:dateUtc="2025-10-18T00:06:00Z">
+            <w:del w:id="533" w:author="Daniel Noble" w:date="2025-10-18T11:06:00Z" w16du:dateUtc="2025-10-18T00:06:00Z">
               <w:r>
                 <w:delText xml:space="preserve">understanding community assembly and diversity maintenance </w:delText>
               </w:r>
             </w:del>
-            <w:del w:id="533" w:author="Daniel Noble" w:date="2025-10-18T11:04:00Z" w16du:dateUtc="2025-10-18T00:04:00Z">
+            <w:del w:id="534" w:author="Daniel Noble" w:date="2025-10-18T11:04:00Z" w16du:dateUtc="2025-10-18T00:04:00Z">
               <w:r>
                 <w:delText xml:space="preserve">are potentially </w:delText>
               </w:r>
             </w:del>
-            <w:del w:id="534" w:author="Daniel Noble" w:date="2025-10-18T11:06:00Z" w16du:dateUtc="2025-10-18T00:06:00Z">
+            <w:del w:id="535" w:author="Daniel Noble" w:date="2025-10-18T11:06:00Z" w16du:dateUtc="2025-10-18T00:06:00Z">
               <w:r>
                 <w:delText xml:space="preserve">useful for exploring </w:delText>
               </w:r>
             </w:del>
-            <w:del w:id="535" w:author="Daniel Noble" w:date="2025-10-28T14:42:00Z" w16du:dateUtc="2025-10-28T03:42:00Z">
+            <w:del w:id="536" w:author="Daniel Noble" w:date="2025-10-28T14:42:00Z" w16du:dateUtc="2025-10-28T03:42:00Z">
               <w:r>
                 <w:delText>whole community responses to extreme events.</w:delText>
               </w:r>
@@ -5032,8 +4950,7 @@
               <w:pStyle w:val="BodyText"/>
               <w:spacing w:line="360" w:lineRule="auto"/>
               <w:rPr>
-                <w:ins w:id="536" w:author="Daniel Noble" w:date="2025-10-27T11:44:00Z"/>
-                <w:lang w:val="en-AU"/>
+                <w:ins w:id="537" w:author="Daniel Noble" w:date="2025-10-27T11:44:00Z"/>
               </w:rPr>
             </w:pPr>
             <w:r>
@@ -5043,7 +4960,7 @@
               </w:rPr>
               <w:t xml:space="preserve">Thermal load sensitivity (TLS) </w:t>
             </w:r>
-            <w:ins w:id="537" w:author="Daniel Noble" w:date="2025-10-27T11:42:00Z" w16du:dateUtc="2025-10-27T00:42:00Z">
+            <w:ins w:id="538" w:author="Daniel Noble" w:date="2025-10-27T11:42:00Z" w16du:dateUtc="2025-10-27T00:42:00Z">
               <w:r>
                 <w:rPr>
                   <w:b/>
@@ -5062,11 +4979,8 @@
             <w:r>
               <w:t xml:space="preserve">: </w:t>
             </w:r>
-            <w:ins w:id="538" w:author="Daniel Noble" w:date="2025-10-27T11:44:00Z">
-              <w:r>
-                <w:rPr>
-                  <w:lang w:val="en-AU"/>
-                </w:rPr>
+            <w:ins w:id="539" w:author="Daniel Noble" w:date="2025-10-27T11:44:00Z">
+              <w:r>
                 <w:t xml:space="preserve">Models that use biophysical models to predict organism temperature and calculate thermal load that captures lethal and sublethal impacts on tissues, organs and whole organisms. </w:t>
               </w:r>
             </w:ins>
@@ -5076,10 +4990,10 @@
               <w:pStyle w:val="BodyText"/>
               <w:spacing w:line="360" w:lineRule="auto"/>
               <w:rPr>
-                <w:del w:id="539" w:author="Daniel Noble" w:date="2025-10-27T11:44:00Z" w16du:dateUtc="2025-10-27T00:44:00Z"/>
+                <w:del w:id="540" w:author="Daniel Noble" w:date="2025-10-27T11:44:00Z" w16du:dateUtc="2025-10-27T00:44:00Z"/>
               </w:rPr>
             </w:pPr>
-            <w:del w:id="540" w:author="Daniel Noble" w:date="2025-10-27T11:44:00Z" w16du:dateUtc="2025-10-27T00:44:00Z">
+            <w:del w:id="541" w:author="Daniel Noble" w:date="2025-10-27T11:44:00Z" w16du:dateUtc="2025-10-27T00:44:00Z">
               <w:r>
                 <w:delText>Models that use biophysical principles to quantify thermal exposure and thermal load and integrate them with physiological models that capture the dynamics of damage and repair processes in driving lethal and sublethal impacts on tissues, organs and whole organisms.</w:delText>
               </w:r>
@@ -5109,7 +5023,7 @@
         <w:pStyle w:val="Heading1"/>
         <w:spacing w:line="360" w:lineRule="auto"/>
       </w:pPr>
-      <w:bookmarkStart w:id="541" w:name="Xa42fff9f9b55ab8c457a10a6df2c5c7c3edac3c"/>
+      <w:bookmarkStart w:id="542" w:name="Xa42fff9f9b55ab8c457a10a6df2c5c7c3edac3c"/>
       <w:bookmarkEnd w:id="402"/>
       <w:r>
         <w:t>Physiological models that capture the effects of extreme heat across life</w:t>
@@ -5125,13 +5039,44 @@
       </w:r>
       <w:r>
         <w:lastRenderedPageBreak/>
-        <w:t xml:space="preserve">impacted by heat and interact with each other to predict how traits such as birth, age at maturity, reproductive events, energy flow and lifespan vary across species. DEB models </w:t>
-      </w:r>
-      <w:r>
-        <w:t xml:space="preserve">integrate many processes in a parameter-sparse manner, and </w:t>
-      </w:r>
-      <w:r>
-        <w:t xml:space="preserve">necessary parameters have been estimated for &gt; </w:t>
+        <w:t xml:space="preserve">impacted by heat and interact with each other to predict how traits such as birth, age at maturity, reproductive events, energy flow and lifespan vary across species. </w:t>
+      </w:r>
+      <w:commentRangeStart w:id="543"/>
+      <w:r>
+        <w:t xml:space="preserve">DEB models </w:t>
+      </w:r>
+      <w:r>
+        <w:t xml:space="preserve">integrate many </w:t>
+      </w:r>
+      <w:ins w:id="544" w:author="Daniel Noble" w:date="2025-10-29T09:29:00Z" w16du:dateUtc="2025-10-28T22:29:00Z">
+        <w:r>
+          <w:t xml:space="preserve">known physiological </w:t>
+        </w:r>
+      </w:ins>
+      <w:r>
+        <w:t>processes</w:t>
+      </w:r>
+      <w:del w:id="545" w:author="Daniel Noble" w:date="2025-10-29T09:29:00Z" w16du:dateUtc="2025-10-28T22:29:00Z">
+        <w:r>
+          <w:delText xml:space="preserve"> in a parameter-sparse manner</w:delText>
+        </w:r>
+      </w:del>
+      <w:r>
+        <w:t xml:space="preserve">, and </w:t>
+      </w:r>
+      <w:r>
+        <w:t>necessary parameters hav</w:t>
+      </w:r>
+      <w:commentRangeEnd w:id="543"/>
+      <w:r>
+        <w:rPr>
+          <w:rStyle w:val="CommentReference"/>
+          <w:rFonts w:asciiTheme="minorHAnsi" w:hAnsiTheme="minorHAnsi"/>
+        </w:rPr>
+        <w:commentReference w:id="543"/>
+      </w:r>
+      <w:r>
+        <w:t xml:space="preserve">e been estimated for &gt; </w:t>
       </w:r>
       <w:r>
         <w:t>6</w:t>
@@ -5194,8 +5139,26 @@
           <w:b/>
           <w:bCs/>
         </w:rPr>
-        <w:t>Box 2</w:t>
-      </w:r>
+        <w:t xml:space="preserve">Box </w:t>
+      </w:r>
+      <w:del w:id="546" w:author="Daniel Noble" w:date="2025-10-29T11:38:00Z" w16du:dateUtc="2025-10-29T00:38:00Z">
+        <w:r>
+          <w:rPr>
+            <w:b/>
+            <w:bCs/>
+          </w:rPr>
+          <w:delText>2</w:delText>
+        </w:r>
+      </w:del>
+      <w:ins w:id="547" w:author="Daniel Noble" w:date="2025-10-29T11:38:00Z" w16du:dateUtc="2025-10-29T00:38:00Z">
+        <w:r>
+          <w:rPr>
+            <w:b/>
+            <w:bCs/>
+          </w:rPr>
+          <w:t>3</w:t>
+        </w:r>
+      </w:ins>
       <w:r>
         <w:t>).</w:t>
       </w:r>
@@ -5230,8 +5193,8 @@
         <w:pStyle w:val="Heading1"/>
         <w:spacing w:line="360" w:lineRule="auto"/>
       </w:pPr>
-      <w:bookmarkStart w:id="542" w:name="Xe20b556bb99a49ef81dd5b1307d42fae8e49e0c"/>
-      <w:bookmarkEnd w:id="541"/>
+      <w:bookmarkStart w:id="548" w:name="Xe20b556bb99a49ef81dd5b1307d42fae8e49e0c"/>
+      <w:bookmarkEnd w:id="542"/>
       <w:r>
         <w:t>Mechanistic approaches that ‘speak’ to population and community ecology under extreme heat</w:t>
       </w:r>
@@ -5251,7 +5214,7 @@
       <w:r>
         <w:t xml:space="preserve"> frameworks offer an intriguing approach that can bring the many elements discussed above together to understand whole community responses to extreme climate events. Modern coexistence theory [MCT; [74]] uses simple two-species individual-based population growth models</w:t>
       </w:r>
-      <w:del w:id="543" w:author="Daniel Noble" w:date="2025-10-28T13:44:00Z" w16du:dateUtc="2025-10-28T02:44:00Z">
+      <w:del w:id="549" w:author="Daniel Noble" w:date="2025-10-28T13:44:00Z" w16du:dateUtc="2025-10-28T02:44:00Z">
         <w:r>
           <w:delText>, such as Beverton-Holt or Ricker models</w:delText>
         </w:r>
@@ -5385,7 +5348,7 @@
               </w:rPr>
               <w:t>Box 2:</w:t>
             </w:r>
-            <w:ins w:id="544" w:author="Daniel Noble" w:date="2025-10-27T13:41:00Z" w16du:dateUtc="2025-10-27T02:41:00Z">
+            <w:ins w:id="550" w:author="Daniel Noble" w:date="2025-10-27T13:41:00Z" w16du:dateUtc="2025-10-27T02:41:00Z">
               <w:r>
                 <w:rPr>
                   <w:b/>
@@ -5394,7 +5357,7 @@
                 <w:t xml:space="preserve"> </w:t>
               </w:r>
             </w:ins>
-            <w:ins w:id="545" w:author="Daniel Noble" w:date="2025-10-28T14:44:00Z" w16du:dateUtc="2025-10-28T03:44:00Z">
+            <w:ins w:id="551" w:author="Daniel Noble" w:date="2025-10-28T14:44:00Z" w16du:dateUtc="2025-10-28T03:44:00Z">
               <w:r>
                 <w:rPr>
                   <w:b/>
@@ -5417,7 +5380,7 @@
                 <w:t>from individuals to communities</w:t>
               </w:r>
             </w:ins>
-            <w:del w:id="546" w:author="Daniel Noble" w:date="2025-10-27T13:41:00Z" w16du:dateUtc="2025-10-27T02:41:00Z">
+            <w:del w:id="552" w:author="Daniel Noble" w:date="2025-10-27T13:41:00Z" w16du:dateUtc="2025-10-27T02:41:00Z">
               <w:r>
                 <w:rPr>
                   <w:b/>
@@ -5426,7 +5389,7 @@
                 <w:delText xml:space="preserve"> </w:delText>
               </w:r>
             </w:del>
-            <w:del w:id="547" w:author="Daniel Noble" w:date="2025-10-27T13:40:00Z" w16du:dateUtc="2025-10-27T02:40:00Z">
+            <w:del w:id="553" w:author="Daniel Noble" w:date="2025-10-27T13:40:00Z" w16du:dateUtc="2025-10-27T02:40:00Z">
               <w:r>
                 <w:rPr>
                   <w:b/>
@@ -5435,7 +5398,7 @@
                 <w:delText>Integrating eco-evolutionary feedback within a systems-modelling framework</w:delText>
               </w:r>
             </w:del>
-            <w:ins w:id="548" w:author="Daniel Noble" w:date="2025-10-27T13:40:00Z" w16du:dateUtc="2025-10-27T02:40:00Z">
+            <w:ins w:id="554" w:author="Daniel Noble" w:date="2025-10-27T13:40:00Z" w16du:dateUtc="2025-10-27T02:40:00Z">
               <w:r>
                 <w:rPr>
                   <w:b/>
@@ -5450,10 +5413,10 @@
               <w:pStyle w:val="BodyText"/>
               <w:spacing w:before="16" w:line="360" w:lineRule="auto"/>
               <w:rPr>
-                <w:del w:id="549" w:author="Daniel Noble" w:date="2025-10-27T13:40:00Z" w16du:dateUtc="2025-10-27T02:40:00Z"/>
+                <w:del w:id="555" w:author="Daniel Noble" w:date="2025-10-27T13:40:00Z" w16du:dateUtc="2025-10-27T02:40:00Z"/>
               </w:rPr>
             </w:pPr>
-            <w:del w:id="550" w:author="Daniel Noble" w:date="2025-10-27T13:40:00Z" w16du:dateUtc="2025-10-27T02:40:00Z">
+            <w:del w:id="556" w:author="Daniel Noble" w:date="2025-10-27T13:40:00Z" w16du:dateUtc="2025-10-27T02:40:00Z">
               <w:r>
                 <w:delText>Extreme environments can act as a potent selective force triggering evolutionary change in populations [81–83]. Evolutionary responses will depend on the amount of phenotypic and genetic variation present in a population and exposed to natural selection along with the strength of selection on phenotypes. Extreme environments pose unique challenges for predicting evolutionary change because they are, by definition, rare events. Adaptive evolution will therefore depend on the frequency of extreme environments and the underlying genetic correlation between traits expressed across environments and other conditions [81]. In addition, phenotypic plasticity can result in both maladaptive and adaptive outcomes by either shielding selection on genetic variation or by facilitating persistence and selection, making it difficult to predict the long term effects of plasticity and adaptive evolution in building population resilience [82,84–87].</w:delText>
               </w:r>
@@ -5464,10 +5427,10 @@
               <w:pStyle w:val="BodyText"/>
               <w:spacing w:line="360" w:lineRule="auto"/>
               <w:rPr>
-                <w:del w:id="551" w:author="Daniel Noble" w:date="2025-10-27T13:40:00Z" w16du:dateUtc="2025-10-27T02:40:00Z"/>
+                <w:del w:id="557" w:author="Daniel Noble" w:date="2025-10-27T13:40:00Z" w16du:dateUtc="2025-10-27T02:40:00Z"/>
               </w:rPr>
             </w:pPr>
-            <w:del w:id="552" w:author="Daniel Noble" w:date="2025-10-27T13:40:00Z" w16du:dateUtc="2025-10-27T02:40:00Z">
+            <w:del w:id="558" w:author="Daniel Noble" w:date="2025-10-27T13:40:00Z" w16du:dateUtc="2025-10-27T02:40:00Z">
               <w:r>
                 <w:delText>Plasticity and evolution can be incorporated into a systems modelling framework by allowing environments to govern ‘trait’ development (plasticity) and by incorporating selection and genetic (co)variance estimates for ‘traits’ within these models (evolution). We speak of ‘traits’ broadly here because these need not be traits typically thought of by evolutionary ecologists (e.g., body mass, vital rates). Rather, ‘traits’ can include the parameters within models that establish functional traits within a population (e.g., DEB parameters)[88]. Plasticity can be captured by mapping trait development to the environment. In contrast, evolutionary change takes place in multivariate trait space where genetic variance and covariance between traits (i.e., constraints) along with varying patterns of selection can be used to predict trait changes across generations. One simple way to make such predictions is by using the multivariate breeders equation [89]:</w:delText>
               </w:r>
@@ -5478,17 +5441,17 @@
               <w:pStyle w:val="BodyText"/>
               <w:spacing w:line="360" w:lineRule="auto"/>
               <w:rPr>
-                <w:del w:id="553" w:author="Daniel Noble" w:date="2025-10-27T13:40:00Z" w16du:dateUtc="2025-10-27T02:40:00Z"/>
+                <w:del w:id="559" w:author="Daniel Noble" w:date="2025-10-27T13:40:00Z" w16du:dateUtc="2025-10-27T02:40:00Z"/>
               </w:rPr>
             </w:pPr>
-            <w:bookmarkStart w:id="554" w:name="eq-breeders"/>
+            <w:bookmarkStart w:id="560" w:name="eq-breeders"/>
             <m:oMathPara>
               <m:oMathParaPr>
                 <m:jc m:val="center"/>
               </m:oMathParaPr>
               <m:oMath>
                 <m:r>
-                  <w:del w:id="555" w:author="Daniel Noble" w:date="2025-10-27T13:40:00Z" w16du:dateUtc="2025-10-27T02:40:00Z">
+                  <w:del w:id="561" w:author="Daniel Noble" w:date="2025-10-27T13:40:00Z" w16du:dateUtc="2025-10-27T02:40:00Z">
                     <w:rPr>
                       <w:rFonts w:ascii="Cambria Math" w:hAnsi="Cambria Math"/>
                     </w:rPr>
@@ -5499,7 +5462,7 @@
                   <m:accPr>
                     <m:chr m:val="‾"/>
                     <m:ctrlPr>
-                      <w:del w:id="556" w:author="Daniel Noble" w:date="2025-10-27T13:40:00Z" w16du:dateUtc="2025-10-27T02:40:00Z">
+                      <w:del w:id="562" w:author="Daniel Noble" w:date="2025-10-27T13:40:00Z" w16du:dateUtc="2025-10-27T02:40:00Z">
                         <w:rPr>
                           <w:rFonts w:ascii="Cambria Math" w:hAnsi="Cambria Math"/>
                         </w:rPr>
@@ -5508,7 +5471,7 @@
                   </m:accPr>
                   <m:e>
                     <m:r>
-                      <w:del w:id="557" w:author="Daniel Noble" w:date="2025-10-27T13:40:00Z" w16du:dateUtc="2025-10-27T02:40:00Z">
+                      <w:del w:id="563" w:author="Daniel Noble" w:date="2025-10-27T13:40:00Z" w16du:dateUtc="2025-10-27T02:40:00Z">
                         <m:rPr>
                           <m:sty m:val="b"/>
                         </m:rPr>
@@ -5521,7 +5484,7 @@
                   </m:e>
                 </m:acc>
                 <m:r>
-                  <w:del w:id="558" w:author="Daniel Noble" w:date="2025-10-27T13:40:00Z" w16du:dateUtc="2025-10-27T02:40:00Z">
+                  <w:del w:id="564" w:author="Daniel Noble" w:date="2025-10-27T13:40:00Z" w16du:dateUtc="2025-10-27T02:40:00Z">
                     <m:rPr>
                       <m:sty m:val="p"/>
                     </m:rPr>
@@ -5532,7 +5495,7 @@
                   </w:del>
                 </m:r>
                 <m:r>
-                  <w:del w:id="559" w:author="Daniel Noble" w:date="2025-10-27T13:40:00Z" w16du:dateUtc="2025-10-27T02:40:00Z">
+                  <w:del w:id="565" w:author="Daniel Noble" w:date="2025-10-27T13:40:00Z" w16du:dateUtc="2025-10-27T02:40:00Z">
                     <m:rPr>
                       <m:sty m:val="b"/>
                     </m:rPr>
@@ -5543,7 +5506,7 @@
                   </w:del>
                 </m:r>
                 <m:r>
-                  <w:del w:id="560" w:author="Daniel Noble" w:date="2025-10-27T13:40:00Z" w16du:dateUtc="2025-10-27T02:40:00Z">
+                  <w:del w:id="566" w:author="Daniel Noble" w:date="2025-10-27T13:40:00Z" w16du:dateUtc="2025-10-27T02:40:00Z">
                     <m:rPr>
                       <m:sty m:val="p"/>
                     </m:rPr>
@@ -5554,7 +5517,7 @@
                   </w:del>
                 </m:r>
                 <m:r>
-                  <w:del w:id="561" w:author="Daniel Noble" w:date="2025-10-27T13:40:00Z" w16du:dateUtc="2025-10-27T02:40:00Z">
+                  <w:del w:id="567" w:author="Daniel Noble" w:date="2025-10-27T13:40:00Z" w16du:dateUtc="2025-10-27T02:40:00Z">
                     <m:rPr>
                       <m:sty m:val="b"/>
                     </m:rPr>
@@ -5565,7 +5528,7 @@
                   </w:del>
                 </m:r>
                 <m:r>
-                  <w:del w:id="562" w:author="Daniel Noble" w:date="2025-10-27T13:40:00Z" w16du:dateUtc="2025-10-27T02:40:00Z">
+                  <w:del w:id="568" w:author="Daniel Noble" w:date="2025-10-27T13:40:00Z" w16du:dateUtc="2025-10-27T02:40:00Z">
                     <w:rPr>
                       <w:rFonts w:ascii="Cambria Math" w:hAnsi="Cambria Math"/>
                     </w:rPr>
@@ -5575,7 +5538,7 @@
                 <m:d>
                   <m:dPr>
                     <m:ctrlPr>
-                      <w:del w:id="563" w:author="Daniel Noble" w:date="2025-10-27T13:40:00Z" w16du:dateUtc="2025-10-27T02:40:00Z">
+                      <w:del w:id="569" w:author="Daniel Noble" w:date="2025-10-27T13:40:00Z" w16du:dateUtc="2025-10-27T02:40:00Z">
                         <w:rPr>
                           <w:rFonts w:ascii="Cambria Math" w:hAnsi="Cambria Math"/>
                         </w:rPr>
@@ -5584,7 +5547,7 @@
                   </m:dPr>
                   <m:e>
                     <m:r>
-                      <w:del w:id="564" w:author="Daniel Noble" w:date="2025-10-27T13:40:00Z" w16du:dateUtc="2025-10-27T02:40:00Z">
+                      <w:del w:id="570" w:author="Daniel Noble" w:date="2025-10-27T13:40:00Z" w16du:dateUtc="2025-10-27T02:40:00Z">
                         <w:rPr>
                           <w:rFonts w:ascii="Cambria Math" w:hAnsi="Cambria Math"/>
                         </w:rPr>
@@ -5595,24 +5558,24 @@
                 </m:d>
               </m:oMath>
             </m:oMathPara>
-            <w:bookmarkEnd w:id="554"/>
+            <w:bookmarkEnd w:id="560"/>
           </w:p>
           <w:p>
             <w:pPr>
               <w:pStyle w:val="FirstParagraph"/>
               <w:spacing w:line="360" w:lineRule="auto"/>
               <w:rPr>
-                <w:del w:id="565" w:author="Daniel Noble" w:date="2025-10-27T13:40:00Z" w16du:dateUtc="2025-10-27T02:40:00Z"/>
+                <w:del w:id="571" w:author="Daniel Noble" w:date="2025-10-27T13:40:00Z" w16du:dateUtc="2025-10-27T02:40:00Z"/>
               </w:rPr>
             </w:pPr>
-            <w:del w:id="566" w:author="Daniel Noble" w:date="2025-10-27T13:40:00Z" w16du:dateUtc="2025-10-27T02:40:00Z">
+            <w:del w:id="572" w:author="Daniel Noble" w:date="2025-10-27T13:40:00Z" w16du:dateUtc="2025-10-27T02:40:00Z">
               <w:r>
                 <w:delText xml:space="preserve">where </w:delText>
               </w:r>
             </w:del>
             <m:oMath>
               <m:r>
-                <w:del w:id="567" w:author="Daniel Noble" w:date="2025-10-27T13:40:00Z" w16du:dateUtc="2025-10-27T02:40:00Z">
+                <w:del w:id="573" w:author="Daniel Noble" w:date="2025-10-27T13:40:00Z" w16du:dateUtc="2025-10-27T02:40:00Z">
                   <w:rPr>
                     <w:rFonts w:ascii="Cambria Math" w:hAnsi="Cambria Math"/>
                   </w:rPr>
@@ -5623,7 +5586,7 @@
                 <m:accPr>
                   <m:chr m:val="‾"/>
                   <m:ctrlPr>
-                    <w:del w:id="568" w:author="Daniel Noble" w:date="2025-10-27T13:40:00Z" w16du:dateUtc="2025-10-27T02:40:00Z">
+                    <w:del w:id="574" w:author="Daniel Noble" w:date="2025-10-27T13:40:00Z" w16du:dateUtc="2025-10-27T02:40:00Z">
                       <w:rPr>
                         <w:rFonts w:ascii="Cambria Math" w:hAnsi="Cambria Math"/>
                       </w:rPr>
@@ -5632,7 +5595,7 @@
                 </m:accPr>
                 <m:e>
                   <m:r>
-                    <w:del w:id="569" w:author="Daniel Noble" w:date="2025-10-27T13:40:00Z" w16du:dateUtc="2025-10-27T02:40:00Z">
+                    <w:del w:id="575" w:author="Daniel Noble" w:date="2025-10-27T13:40:00Z" w16du:dateUtc="2025-10-27T02:40:00Z">
                       <m:rPr>
                         <m:sty m:val="b"/>
                       </m:rPr>
@@ -5645,14 +5608,14 @@
                 </m:e>
               </m:acc>
             </m:oMath>
-            <w:del w:id="570" w:author="Daniel Noble" w:date="2025-10-27T13:40:00Z" w16du:dateUtc="2025-10-27T02:40:00Z">
+            <w:del w:id="576" w:author="Daniel Noble" w:date="2025-10-27T13:40:00Z" w16du:dateUtc="2025-10-27T02:40:00Z">
               <w:r>
                 <w:delText xml:space="preserve"> is the vector of changes in the mean trait values, </w:delText>
               </w:r>
             </w:del>
             <m:oMath>
               <m:r>
-                <w:del w:id="571" w:author="Daniel Noble" w:date="2025-10-27T13:40:00Z" w16du:dateUtc="2025-10-27T02:40:00Z">
+                <w:del w:id="577" w:author="Daniel Noble" w:date="2025-10-27T13:40:00Z" w16du:dateUtc="2025-10-27T02:40:00Z">
                   <m:rPr>
                     <m:sty m:val="b"/>
                   </m:rPr>
@@ -5663,14 +5626,14 @@
                 </w:del>
               </m:r>
             </m:oMath>
-            <w:del w:id="572" w:author="Daniel Noble" w:date="2025-10-27T13:40:00Z" w16du:dateUtc="2025-10-27T02:40:00Z">
+            <w:del w:id="578" w:author="Daniel Noble" w:date="2025-10-27T13:40:00Z" w16du:dateUtc="2025-10-27T02:40:00Z">
               <w:r>
                 <w:delText xml:space="preserve"> is the genetic covariance matrix and </w:delText>
               </w:r>
             </w:del>
             <m:oMath>
               <m:r>
-                <w:del w:id="573" w:author="Daniel Noble" w:date="2025-10-27T13:40:00Z" w16du:dateUtc="2025-10-27T02:40:00Z">
+                <w:del w:id="579" w:author="Daniel Noble" w:date="2025-10-27T13:40:00Z" w16du:dateUtc="2025-10-27T02:40:00Z">
                   <m:rPr>
                     <m:sty m:val="b"/>
                   </m:rPr>
@@ -5681,14 +5644,14 @@
                 </w:del>
               </m:r>
             </m:oMath>
-            <w:del w:id="574" w:author="Daniel Noble" w:date="2025-10-27T13:40:00Z" w16du:dateUtc="2025-10-27T02:40:00Z">
+            <w:del w:id="580" w:author="Daniel Noble" w:date="2025-10-27T13:40:00Z" w16du:dateUtc="2025-10-27T02:40:00Z">
               <w:r>
                 <w:delText xml:space="preserve"> is the vector of standardised selection gradients that regress each trait on relative fitness (i.e., </w:delText>
               </w:r>
             </w:del>
             <m:oMath>
               <m:r>
-                <w:del w:id="575" w:author="Daniel Noble" w:date="2025-10-27T13:40:00Z" w16du:dateUtc="2025-10-27T02:40:00Z">
+                <w:del w:id="581" w:author="Daniel Noble" w:date="2025-10-27T13:40:00Z" w16du:dateUtc="2025-10-27T02:40:00Z">
                   <m:rPr>
                     <m:sty m:val="b"/>
                   </m:rPr>
@@ -5699,7 +5662,7 @@
                 </w:del>
               </m:r>
               <m:r>
-                <w:del w:id="576" w:author="Daniel Noble" w:date="2025-10-27T13:40:00Z" w16du:dateUtc="2025-10-27T02:40:00Z">
+                <w:del w:id="582" w:author="Daniel Noble" w:date="2025-10-27T13:40:00Z" w16du:dateUtc="2025-10-27T02:40:00Z">
                   <m:rPr>
                     <m:sty m:val="p"/>
                   </m:rPr>
@@ -5710,7 +5673,7 @@
                 </w:del>
               </m:r>
               <m:r>
-                <w:del w:id="577" w:author="Daniel Noble" w:date="2025-10-27T13:40:00Z" w16du:dateUtc="2025-10-27T02:40:00Z">
+                <w:del w:id="583" w:author="Daniel Noble" w:date="2025-10-27T13:40:00Z" w16du:dateUtc="2025-10-27T02:40:00Z">
                   <m:rPr>
                     <m:sty m:val="b"/>
                   </m:rPr>
@@ -5718,76 +5681,6 @@
                     <w:rFonts w:ascii="Cambria Math" w:hAnsi="Cambria Math"/>
                   </w:rPr>
                   <m:t>α</m:t>
-                </w:del>
-              </m:r>
-              <m:r>
-                <w:del w:id="578" w:author="Daniel Noble" w:date="2025-10-27T13:40:00Z" w16du:dateUtc="2025-10-27T02:40:00Z">
-                  <m:rPr>
-                    <m:sty m:val="p"/>
-                  </m:rPr>
-                  <w:rPr>
-                    <w:rFonts w:ascii="Cambria Math" w:hAnsi="Cambria Math"/>
-                  </w:rPr>
-                  <m:t>+</m:t>
-                </w:del>
-              </m:r>
-              <m:sSup>
-                <m:sSupPr>
-                  <m:ctrlPr>
-                    <w:del w:id="579" w:author="Daniel Noble" w:date="2025-10-27T13:40:00Z" w16du:dateUtc="2025-10-27T02:40:00Z">
-                      <w:rPr>
-                        <w:rFonts w:ascii="Cambria Math" w:hAnsi="Cambria Math"/>
-                      </w:rPr>
-                    </w:del>
-                  </m:ctrlPr>
-                </m:sSupPr>
-                <m:e>
-                  <m:r>
-                    <w:del w:id="580" w:author="Daniel Noble" w:date="2025-10-27T13:40:00Z" w16du:dateUtc="2025-10-27T02:40:00Z">
-                      <m:rPr>
-                        <m:sty m:val="b"/>
-                      </m:rPr>
-                      <w:rPr>
-                        <w:rFonts w:ascii="Cambria Math" w:hAnsi="Cambria Math"/>
-                      </w:rPr>
-                      <m:t>β</m:t>
-                    </w:del>
-                  </m:r>
-                </m:e>
-                <m:sup>
-                  <m:r>
-                    <w:del w:id="581" w:author="Daniel Noble" w:date="2025-10-27T13:40:00Z" w16du:dateUtc="2025-10-27T02:40:00Z">
-                      <m:rPr>
-                        <m:sty m:val="b"/>
-                      </m:rPr>
-                      <w:rPr>
-                        <w:rFonts w:ascii="Cambria Math" w:hAnsi="Cambria Math"/>
-                      </w:rPr>
-                      <m:t>T</m:t>
-                    </w:del>
-                  </m:r>
-                </m:sup>
-              </m:sSup>
-              <m:r>
-                <w:del w:id="582" w:author="Daniel Noble" w:date="2025-10-27T13:40:00Z" w16du:dateUtc="2025-10-27T02:40:00Z">
-                  <m:rPr>
-                    <m:sty m:val="p"/>
-                  </m:rPr>
-                  <w:rPr>
-                    <w:rFonts w:ascii="Cambria Math" w:hAnsi="Cambria Math"/>
-                  </w:rPr>
-                  <m:t>⋅</m:t>
-                </w:del>
-              </m:r>
-              <m:r>
-                <w:del w:id="583" w:author="Daniel Noble" w:date="2025-10-27T13:40:00Z" w16du:dateUtc="2025-10-27T02:40:00Z">
-                  <m:rPr>
-                    <m:sty m:val="b"/>
-                  </m:rPr>
-                  <w:rPr>
-                    <w:rFonts w:ascii="Cambria Math" w:hAnsi="Cambria Math"/>
-                  </w:rPr>
-                  <m:t>z</m:t>
                 </w:del>
               </m:r>
               <m:r>
@@ -5801,8 +5694,78 @@
                   <m:t>+</m:t>
                 </w:del>
               </m:r>
+              <m:sSup>
+                <m:sSupPr>
+                  <m:ctrlPr>
+                    <w:del w:id="585" w:author="Daniel Noble" w:date="2025-10-27T13:40:00Z" w16du:dateUtc="2025-10-27T02:40:00Z">
+                      <w:rPr>
+                        <w:rFonts w:ascii="Cambria Math" w:hAnsi="Cambria Math"/>
+                      </w:rPr>
+                    </w:del>
+                  </m:ctrlPr>
+                </m:sSupPr>
+                <m:e>
+                  <m:r>
+                    <w:del w:id="586" w:author="Daniel Noble" w:date="2025-10-27T13:40:00Z" w16du:dateUtc="2025-10-27T02:40:00Z">
+                      <m:rPr>
+                        <m:sty m:val="b"/>
+                      </m:rPr>
+                      <w:rPr>
+                        <w:rFonts w:ascii="Cambria Math" w:hAnsi="Cambria Math"/>
+                      </w:rPr>
+                      <m:t>β</m:t>
+                    </w:del>
+                  </m:r>
+                </m:e>
+                <m:sup>
+                  <m:r>
+                    <w:del w:id="587" w:author="Daniel Noble" w:date="2025-10-27T13:40:00Z" w16du:dateUtc="2025-10-27T02:40:00Z">
+                      <m:rPr>
+                        <m:sty m:val="b"/>
+                      </m:rPr>
+                      <w:rPr>
+                        <w:rFonts w:ascii="Cambria Math" w:hAnsi="Cambria Math"/>
+                      </w:rPr>
+                      <m:t>T</m:t>
+                    </w:del>
+                  </m:r>
+                </m:sup>
+              </m:sSup>
               <m:r>
-                <w:del w:id="585" w:author="Daniel Noble" w:date="2025-10-27T13:40:00Z" w16du:dateUtc="2025-10-27T02:40:00Z">
+                <w:del w:id="588" w:author="Daniel Noble" w:date="2025-10-27T13:40:00Z" w16du:dateUtc="2025-10-27T02:40:00Z">
+                  <m:rPr>
+                    <m:sty m:val="p"/>
+                  </m:rPr>
+                  <w:rPr>
+                    <w:rFonts w:ascii="Cambria Math" w:hAnsi="Cambria Math"/>
+                  </w:rPr>
+                  <m:t>⋅</m:t>
+                </w:del>
+              </m:r>
+              <m:r>
+                <w:del w:id="589" w:author="Daniel Noble" w:date="2025-10-27T13:40:00Z" w16du:dateUtc="2025-10-27T02:40:00Z">
+                  <m:rPr>
+                    <m:sty m:val="b"/>
+                  </m:rPr>
+                  <w:rPr>
+                    <w:rFonts w:ascii="Cambria Math" w:hAnsi="Cambria Math"/>
+                  </w:rPr>
+                  <m:t>z</m:t>
+                </w:del>
+              </m:r>
+              <m:r>
+                <w:del w:id="590" w:author="Daniel Noble" w:date="2025-10-27T13:40:00Z" w16du:dateUtc="2025-10-27T02:40:00Z">
+                  <m:rPr>
+                    <m:sty m:val="p"/>
+                  </m:rPr>
+                  <w:rPr>
+                    <w:rFonts w:ascii="Cambria Math" w:hAnsi="Cambria Math"/>
+                  </w:rPr>
+                  <m:t>+</m:t>
+                </w:del>
+              </m:r>
+              <m:r>
+                <w:del w:id="591" w:author="Daniel Noble" w:date="2025-10-27T13:40:00Z" w16du:dateUtc="2025-10-27T02:40:00Z">
                   <m:rPr>
                     <m:sty m:val="b"/>
                   </m:rPr>
@@ -5813,7 +5776,7 @@
                 </w:del>
               </m:r>
             </m:oMath>
-            <w:del w:id="586" w:author="Daniel Noble" w:date="2025-10-27T13:40:00Z" w16du:dateUtc="2025-10-27T02:40:00Z">
+            <w:del w:id="592" w:author="Daniel Noble" w:date="2025-10-27T13:40:00Z" w16du:dateUtc="2025-10-27T02:40:00Z">
               <w:r>
                 <w:delText>; [90]). While the multivariate breeders equation can be useful for predicting short term evolutionary responses (i.e., one or a few generations) it likely has limited in predictive power over longer timespans because of changes in heritability and selection through time [83,90].</w:delText>
               </w:r>
@@ -5824,7 +5787,7 @@
               <w:pStyle w:val="BodyText"/>
               <w:spacing w:after="16" w:line="360" w:lineRule="auto"/>
             </w:pPr>
-            <w:del w:id="587" w:author="Daniel Noble" w:date="2025-10-27T13:40:00Z" w16du:dateUtc="2025-10-27T02:40:00Z">
+            <w:del w:id="593" w:author="Daniel Noble" w:date="2025-10-27T13:40:00Z" w16du:dateUtc="2025-10-27T02:40:00Z">
               <w:r>
                 <w:delText xml:space="preserve">Measuring and incorporating both plasticity and evolution into our proposed systems modelling framework is challenging because such models usually focus on one or a few ‘traits’. Studies that have attempted to measure plasticity and evolutionary potential in traits demonstrate how such processes can shape outcomes in important ways [61,91–95]. For example, applying a TDT framework to isogenic lines of </w:delText>
               </w:r>
@@ -5851,7 +5814,7 @@
             </w:del>
             <m:oMath>
               <m:r>
-                <w:del w:id="588" w:author="Daniel Noble" w:date="2025-10-27T13:40:00Z" w16du:dateUtc="2025-10-27T02:40:00Z">
+                <w:del w:id="594" w:author="Daniel Noble" w:date="2025-10-27T13:40:00Z" w16du:dateUtc="2025-10-27T02:40:00Z">
                   <w:rPr>
                     <w:rFonts w:ascii="Cambria Math" w:hAnsi="Cambria Math"/>
                   </w:rPr>
@@ -5861,7 +5824,7 @@
               <m:sSub>
                 <m:sSubPr>
                   <m:ctrlPr>
-                    <w:del w:id="589" w:author="Daniel Noble" w:date="2025-10-27T13:40:00Z" w16du:dateUtc="2025-10-27T02:40:00Z">
+                    <w:del w:id="595" w:author="Daniel Noble" w:date="2025-10-27T13:40:00Z" w16du:dateUtc="2025-10-27T02:40:00Z">
                       <w:rPr>
                         <w:rFonts w:ascii="Cambria Math" w:hAnsi="Cambria Math"/>
                       </w:rPr>
@@ -5870,7 +5833,7 @@
                 </m:sSubPr>
                 <m:e>
                   <m:r>
-                    <w:del w:id="590" w:author="Daniel Noble" w:date="2025-10-27T13:40:00Z" w16du:dateUtc="2025-10-27T02:40:00Z">
+                    <w:del w:id="596" w:author="Daniel Noble" w:date="2025-10-27T13:40:00Z" w16du:dateUtc="2025-10-27T02:40:00Z">
                       <w:rPr>
                         <w:rFonts w:ascii="Cambria Math" w:hAnsi="Cambria Math"/>
                       </w:rPr>
@@ -5880,7 +5843,7 @@
                 </m:e>
                 <m:sub>
                   <m:r>
-                    <w:del w:id="591" w:author="Daniel Noble" w:date="2025-10-27T13:40:00Z" w16du:dateUtc="2025-10-27T02:40:00Z">
+                    <w:del w:id="597" w:author="Daniel Noble" w:date="2025-10-27T13:40:00Z" w16du:dateUtc="2025-10-27T02:40:00Z">
                       <w:rPr>
                         <w:rFonts w:ascii="Cambria Math" w:hAnsi="Cambria Math"/>
                       </w:rPr>
@@ -5890,14 +5853,14 @@
                 </m:sub>
               </m:sSub>
             </m:oMath>
-            <w:del w:id="592" w:author="Daniel Noble" w:date="2025-10-27T13:40:00Z" w16du:dateUtc="2025-10-27T02:40:00Z">
+            <w:del w:id="598" w:author="Daniel Noble" w:date="2025-10-27T13:40:00Z" w16du:dateUtc="2025-10-27T02:40:00Z">
               <w:r>
                 <w:delText xml:space="preserve">) and also thermal sensitivity (i.e, </w:delText>
               </w:r>
             </w:del>
             <m:oMath>
               <m:r>
-                <w:del w:id="593" w:author="Daniel Noble" w:date="2025-10-27T13:40:00Z" w16du:dateUtc="2025-10-27T02:40:00Z">
+                <w:del w:id="599" w:author="Daniel Noble" w:date="2025-10-27T13:40:00Z" w16du:dateUtc="2025-10-27T02:40:00Z">
                   <w:rPr>
                     <w:rFonts w:ascii="Cambria Math" w:hAnsi="Cambria Math"/>
                   </w:rPr>
@@ -5905,7 +5868,7 @@
                 </w:del>
               </m:r>
             </m:oMath>
-            <w:del w:id="594" w:author="Daniel Noble" w:date="2025-10-27T13:40:00Z" w16du:dateUtc="2025-10-27T02:40:00Z">
+            <w:del w:id="600" w:author="Daniel Noble" w:date="2025-10-27T13:40:00Z" w16du:dateUtc="2025-10-27T02:40:00Z">
               <w:r>
                 <w:delText xml:space="preserve">, slope from TDT curves). Thermal sensitivity in </w:delText>
               </w:r>
@@ -5984,7 +5947,16 @@
               <w:lastRenderedPageBreak/>
               <w:t xml:space="preserve">Box 3: </w:t>
             </w:r>
-            <w:ins w:id="595" w:author="Daniel Noble" w:date="2025-10-27T13:39:00Z" w16du:dateUtc="2025-10-27T02:39:00Z">
+            <w:ins w:id="601" w:author="Daniel Noble" w:date="2025-10-29T09:42:00Z" w16du:dateUtc="2025-10-28T22:42:00Z">
+              <w:r>
+                <w:rPr>
+                  <w:b/>
+                  <w:bCs/>
+                </w:rPr>
+                <w:t xml:space="preserve">An important frontier: </w:t>
+              </w:r>
+            </w:ins>
+            <w:ins w:id="602" w:author="Daniel Noble" w:date="2025-10-27T13:39:00Z" w16du:dateUtc="2025-10-27T02:39:00Z">
               <w:r>
                 <w:rPr>
                   <w:b/>
@@ -5993,7 +5965,7 @@
                 <w:t>Integrating eco-evolutionary feedback within a systems-modelling framework</w:t>
               </w:r>
             </w:ins>
-            <w:del w:id="596" w:author="Daniel Noble" w:date="2025-10-27T13:39:00Z" w16du:dateUtc="2025-10-27T02:39:00Z">
+            <w:del w:id="603" w:author="Daniel Noble" w:date="2025-10-27T13:39:00Z" w16du:dateUtc="2025-10-27T02:39:00Z">
               <w:r>
                 <w:rPr>
                   <w:b/>
@@ -6008,39 +5980,137 @@
               <w:pStyle w:val="BodyText"/>
               <w:spacing w:before="16" w:line="360" w:lineRule="auto"/>
               <w:rPr>
-                <w:ins w:id="597" w:author="Daniel Noble" w:date="2025-10-27T13:40:00Z" w16du:dateUtc="2025-10-27T02:40:00Z"/>
+                <w:ins w:id="604" w:author="Daniel Noble" w:date="2025-10-29T09:44:00Z"/>
+                <w:rFonts w:eastAsiaTheme="minorHAnsi" w:cstheme="minorBidi"/>
+                <w:lang w:eastAsia="en-US"/>
               </w:rPr>
             </w:pPr>
-            <w:ins w:id="598" w:author="Daniel Noble" w:date="2025-10-27T13:40:00Z" w16du:dateUtc="2025-10-27T02:40:00Z">
-              <w:r>
-                <w:t xml:space="preserve">Extreme environments can act as a </w:t>
-              </w:r>
-              <w:commentRangeStart w:id="599"/>
-              <w:r>
-                <w:t xml:space="preserve">potent selective force triggering evolutionary </w:t>
+            <w:ins w:id="605" w:author="Daniel Noble" w:date="2025-10-29T09:44:00Z">
+              <w:r>
+                <w:rPr>
+                  <w:rFonts w:eastAsiaTheme="minorHAnsi" w:cstheme="minorBidi"/>
+                  <w:lang w:eastAsia="en-US"/>
+                </w:rPr>
+                <w:t>Extreme climactic events, such as heatwaves and droughts, are known to result in intense episodes of selection which can lead to rapid evolutionary change when traits are heritable [@Baeckens2025]. In addition, given the intensity of selection associated with extreme climatic events, they have the potential to radically alter the phenotypic and genetic variability available to selection in the future [@Urban2024], potentially impacting a populations resilience to future extremes. Predicting evolutionary responses from extreme heat events is challenging because their rarity and stochasticity make quantifying the strength of selection difficult as it often can only be opportunistically measured [@Baeckens2025]. Predicting evolutionary responses also relies on our ability to predict heatwaves and how organisms experience them in the future – a task that is becoming more tangible with new climate models</w:t>
               </w:r>
             </w:ins>
-            <w:commentRangeEnd w:id="599"/>
-            <w:ins w:id="600" w:author="Daniel Noble" w:date="2025-10-28T16:51:00Z" w16du:dateUtc="2025-10-28T05:51:00Z">
+            <w:ins w:id="606" w:author="Daniel Noble" w:date="2025-10-29T11:54:00Z" w16du:dateUtc="2025-10-29T00:54:00Z">
               <w:r>
                 <w:rPr>
-                  <w:rStyle w:val="CommentReference"/>
-                  <w:rFonts w:asciiTheme="minorHAnsi" w:hAnsiTheme="minorHAnsi"/>
+                  <w:rFonts w:eastAsiaTheme="minorHAnsi" w:cstheme="minorBidi"/>
+                  <w:lang w:eastAsia="en-US"/>
                 </w:rPr>
-                <w:commentReference w:id="599"/>
+                <w:t xml:space="preserve"> </w:t>
+              </w:r>
+              <w:r>
+                <w:rPr>
+                  <w:rFonts w:eastAsiaTheme="minorHAnsi" w:cstheme="minorBidi"/>
+                  <w:lang w:eastAsia="en-US"/>
+                </w:rPr>
+                <w:t>[e.g., @Munoz-Sabater2021; @Eyring2016]</w:t>
               </w:r>
             </w:ins>
-            <w:ins w:id="601" w:author="Daniel Noble" w:date="2025-10-27T13:40:00Z" w16du:dateUtc="2025-10-27T02:40:00Z">
-              <w:r>
-                <w:t xml:space="preserve">change in populations [81–83]. Evolutionary responses will depend on the amount of phenotypic and genetic variation present in a population and exposed to natural selection along with the strength of selection on phenotypes. Extreme environments pose unique challenges for predicting evolutionary change because they are, by definition, rare events. Adaptive evolution will therefore depend on the frequency of extreme environments and the underlying genetic correlation between traits expressed across environments and other conditions [81]. In addition, phenotypic plasticity can result in both maladaptive and adaptive outcomes by either shielding selection on genetic variation or by facilitating persistence and selection, making it difficult to predict the </w:t>
-              </w:r>
-              <w:proofErr w:type="gramStart"/>
-              <w:r>
-                <w:t>long term</w:t>
-              </w:r>
-              <w:proofErr w:type="gramEnd"/>
-              <w:r>
-                <w:t xml:space="preserve"> effects of plasticity and adaptive evolution in building population resilience [82,84–87].</w:t>
+            <w:ins w:id="607" w:author="Daniel Noble" w:date="2025-10-29T09:44:00Z">
+              <w:r>
+                <w:rPr>
+                  <w:rFonts w:eastAsiaTheme="minorHAnsi" w:cstheme="minorBidi"/>
+                  <w:lang w:eastAsia="en-US"/>
+                </w:rPr>
+                <w:t xml:space="preserve">. </w:t>
+              </w:r>
+            </w:ins>
+            <w:ins w:id="608" w:author="Daniel Noble" w:date="2025-10-29T09:44:00Z" w16du:dateUtc="2025-10-28T22:44:00Z">
+              <w:r>
+                <w:t>Evolutionary</w:t>
+              </w:r>
+            </w:ins>
+            <w:ins w:id="609" w:author="Daniel Noble" w:date="2025-10-29T09:44:00Z">
+              <w:r>
+                <w:rPr>
+                  <w:rFonts w:eastAsiaTheme="minorHAnsi" w:cstheme="minorBidi"/>
+                  <w:lang w:eastAsia="en-US"/>
+                </w:rPr>
+                <w:t xml:space="preserve"> </w:t>
+              </w:r>
+            </w:ins>
+            <w:ins w:id="610" w:author="Daniel Noble" w:date="2025-10-29T09:44:00Z" w16du:dateUtc="2025-10-28T22:44:00Z">
+              <w:r>
+                <w:t>consequences</w:t>
+              </w:r>
+            </w:ins>
+            <w:ins w:id="611" w:author="Daniel Noble" w:date="2025-10-29T09:44:00Z">
+              <w:r>
+                <w:rPr>
+                  <w:rFonts w:eastAsiaTheme="minorHAnsi" w:cstheme="minorBidi"/>
+                  <w:lang w:eastAsia="en-US"/>
+                </w:rPr>
+                <w:t xml:space="preserve"> of extreme heat events will depend on their characteristics (e.g., frequency, timing, exposure intensity and duration), the traits under selection and their levels of genetic (co)variation, as well as the demographic and ecological context in which the event occurs [@Chevin2017; @Hoffmann2022; @Hoffmann2011]. Considering various forms of plastic responses (e.g., behavioural, developmental, and physiological </w:t>
+              </w:r>
+            </w:ins>
+            <w:ins w:id="612" w:author="Daniel Noble" w:date="2025-10-29T09:56:00Z" w16du:dateUtc="2025-10-28T22:56:00Z">
+              <w:r>
+                <w:rPr>
+                  <w:rFonts w:eastAsiaTheme="minorHAnsi" w:cstheme="minorBidi"/>
+                  <w:lang w:eastAsia="en-US"/>
+                </w:rPr>
+                <w:t>plasticity</w:t>
+              </w:r>
+            </w:ins>
+            <w:ins w:id="613" w:author="Daniel Noble" w:date="2025-10-29T09:44:00Z">
+              <w:r>
+                <w:rPr>
+                  <w:rFonts w:eastAsiaTheme="minorHAnsi" w:cstheme="minorBidi"/>
+                  <w:lang w:eastAsia="en-US"/>
+                </w:rPr>
+                <w:t xml:space="preserve">) as </w:t>
+              </w:r>
+            </w:ins>
+            <w:ins w:id="614" w:author="Daniel Noble" w:date="2025-10-29T09:57:00Z" w16du:dateUtc="2025-10-28T22:57:00Z">
+              <w:r>
+                <w:rPr>
+                  <w:rFonts w:eastAsiaTheme="minorHAnsi" w:cstheme="minorBidi"/>
+                  <w:lang w:eastAsia="en-US"/>
+                </w:rPr>
+                <w:t>environments</w:t>
+              </w:r>
+            </w:ins>
+            <w:ins w:id="615" w:author="Daniel Noble" w:date="2025-10-29T09:44:00Z">
+              <w:r>
+                <w:rPr>
+                  <w:rFonts w:eastAsiaTheme="minorHAnsi" w:cstheme="minorBidi"/>
+                  <w:lang w:eastAsia="en-US"/>
+                </w:rPr>
+                <w:t xml:space="preserve"> change through time is also crucial because it can dampen selection and shelter genetic variation while also promoting persistence [@Catullo2019; @Ghalambor2015]. Many of these processes can now be incorporated into a systems modelling framework (</w:t>
+              </w:r>
+              <w:proofErr w:type="spellStart"/>
+              <w:r>
+                <w:rPr>
+                  <w:rFonts w:eastAsiaTheme="minorHAnsi" w:cstheme="minorBidi"/>
+                  <w:lang w:eastAsia="en-US"/>
+                </w:rPr>
+                <w:t>e.g</w:t>
+              </w:r>
+              <w:proofErr w:type="spellEnd"/>
+              <w:r>
+                <w:rPr>
+                  <w:rFonts w:eastAsiaTheme="minorHAnsi" w:cstheme="minorBidi"/>
+                  <w:lang w:eastAsia="en-US"/>
+                </w:rPr>
+                <w:t xml:space="preserve">, behavioural plasticity), to capture well known environment-phenotype </w:t>
+              </w:r>
+            </w:ins>
+            <w:ins w:id="616" w:author="Daniel Noble" w:date="2025-10-29T09:45:00Z" w16du:dateUtc="2025-10-28T22:45:00Z">
+              <w:r>
+                <w:t>feedback</w:t>
+              </w:r>
+            </w:ins>
+            <w:ins w:id="617" w:author="Daniel Noble" w:date="2025-10-29T09:44:00Z">
+              <w:r>
+                <w:rPr>
+                  <w:rFonts w:eastAsiaTheme="minorHAnsi" w:cstheme="minorBidi"/>
+                  <w:lang w:eastAsia="en-US"/>
+                </w:rPr>
+                <w:t>.</w:t>
               </w:r>
             </w:ins>
           </w:p>
@@ -6049,36 +6119,115 @@
               <w:pStyle w:val="BodyText"/>
               <w:spacing w:line="360" w:lineRule="auto"/>
               <w:rPr>
-                <w:ins w:id="602" w:author="Daniel Noble" w:date="2025-10-27T13:40:00Z" w16du:dateUtc="2025-10-27T02:40:00Z"/>
+                <w:ins w:id="618" w:author="Daniel Noble" w:date="2025-10-27T13:40:00Z" w16du:dateUtc="2025-10-27T02:40:00Z"/>
+                <w:rFonts w:eastAsiaTheme="minorHAnsi" w:cstheme="minorBidi"/>
+                <w:lang w:eastAsia="en-US"/>
+                <w:rPrChange w:id="619" w:author="Daniel Noble" w:date="2025-10-29T09:55:00Z" w16du:dateUtc="2025-10-28T22:55:00Z">
+                  <w:rPr>
+                    <w:ins w:id="620" w:author="Daniel Noble" w:date="2025-10-27T13:40:00Z" w16du:dateUtc="2025-10-27T02:40:00Z"/>
+                  </w:rPr>
+                </w:rPrChange>
               </w:rPr>
             </w:pPr>
-            <w:ins w:id="603" w:author="Daniel Noble" w:date="2025-10-27T13:40:00Z" w16du:dateUtc="2025-10-27T02:40:00Z">
-              <w:r>
-                <w:t>Plasticity and evolution can be incorporated into a systems modelling framework by allowing environments to govern ‘trait’ development (plasticity) and by incorporating selection and genetic (co)variance estimates for ‘traits’ within these models (evolution). We speak of ‘traits’ broadly here because these need not be traits typically thought of by evolutionary ecologists (e.g., body mass, vital rates). Rather, ‘</w:t>
+            <w:ins w:id="621" w:author="Daniel Noble" w:date="2025-10-29T09:55:00Z">
+              <w:r>
+                <w:rPr>
+                  <w:rFonts w:eastAsiaTheme="minorHAnsi" w:cstheme="minorBidi"/>
+                  <w:lang w:eastAsia="en-US"/>
+                </w:rPr>
+                <w:t xml:space="preserve">A more complete systems modelling approach that captures eco-evolutionary dynamics needs to think about 'traits' more broadly than those typically thought of by evolutionary ecologists (e.g., body mass). For example, 'traits' can include the parameters within models that establish functional traits within a population (e.g., DEB </w:t>
               </w:r>
               <w:proofErr w:type="gramStart"/>
               <w:r>
-                <w:t>traits’</w:t>
+                <w:rPr>
+                  <w:rFonts w:eastAsiaTheme="minorHAnsi" w:cstheme="minorBidi"/>
+                  <w:lang w:eastAsia="en-US"/>
+                </w:rPr>
+                <w:t>parameters)[</w:t>
               </w:r>
               <w:proofErr w:type="gramEnd"/>
               <w:r>
-                <w:t xml:space="preserve"> can include the parameters within models that establish functional traits within a population (e.g., DEB </w:t>
+                <w:rPr>
+                  <w:rFonts w:eastAsiaTheme="minorHAnsi" w:cstheme="minorBidi"/>
+                  <w:lang w:eastAsia="en-US"/>
+                </w:rPr>
+                <w:t>@Sousa2010; @Kearney2009a</w:t>
+              </w:r>
+            </w:ins>
+            <w:ins w:id="622" w:author="Daniel Noble" w:date="2025-10-29T11:51:00Z" w16du:dateUtc="2025-10-29T00:51:00Z">
+              <w:r>
+                <w:rPr>
+                  <w:rFonts w:eastAsiaTheme="minorHAnsi" w:cstheme="minorBidi"/>
+                  <w:lang w:eastAsia="en-US"/>
+                </w:rPr>
+                <w:t>],</w:t>
+              </w:r>
+              <w:r>
+                <w:t xml:space="preserve"> </w:t>
+              </w:r>
+              <w:r>
+                <w:rPr>
+                  <w:rFonts w:eastAsiaTheme="minorHAnsi" w:cstheme="minorBidi"/>
+                  <w:lang w:eastAsia="en-US"/>
+                </w:rPr>
+                <w:t xml:space="preserve">which may provide predictions for suites of resulting traits that emerge </w:t>
+              </w:r>
+              <w:r>
+                <w:rPr>
+                  <w:rFonts w:eastAsiaTheme="minorHAnsi" w:cstheme="minorBidi"/>
+                  <w:lang w:eastAsia="en-US"/>
+                </w:rPr>
+                <w:t>from</w:t>
+              </w:r>
+              <w:r>
+                <w:rPr>
+                  <w:rFonts w:eastAsiaTheme="minorHAnsi" w:cstheme="minorBidi"/>
+                  <w:lang w:eastAsia="en-US"/>
+                </w:rPr>
+                <w:t xml:space="preserve"> such parameters</w:t>
+              </w:r>
+            </w:ins>
+            <w:ins w:id="623" w:author="Daniel Noble" w:date="2025-10-29T09:55:00Z">
+              <w:r>
+                <w:rPr>
+                  <w:rFonts w:eastAsiaTheme="minorHAnsi" w:cstheme="minorBidi"/>
+                  <w:lang w:eastAsia="en-US"/>
+                </w:rPr>
+                <w:t xml:space="preserve">. Furthermore, it needs to consider the </w:t>
+              </w:r>
+            </w:ins>
+            <w:ins w:id="624" w:author="Daniel Noble" w:date="2025-10-29T09:56:00Z" w16du:dateUtc="2025-10-28T22:56:00Z">
+              <w:r>
+                <w:rPr>
+                  <w:rFonts w:eastAsiaTheme="minorHAnsi" w:cstheme="minorBidi"/>
+                  <w:lang w:eastAsia="en-US"/>
+                </w:rPr>
+                <w:t>evolution</w:t>
+              </w:r>
+            </w:ins>
+            <w:ins w:id="625" w:author="Daniel Noble" w:date="2025-10-29T09:55:00Z">
+              <w:r>
+                <w:rPr>
+                  <w:rFonts w:eastAsiaTheme="minorHAnsi" w:cstheme="minorBidi"/>
+                  <w:lang w:eastAsia="en-US"/>
+                </w:rPr>
+                <w:t xml:space="preserve"> of suites of traits which can be done using the multivariate </w:t>
               </w:r>
               <w:proofErr w:type="gramStart"/>
               <w:r>
-                <w:t>parameters)[</w:t>
+                <w:rPr>
+                  <w:rFonts w:eastAsiaTheme="minorHAnsi" w:cstheme="minorBidi"/>
+                  <w:lang w:eastAsia="en-US"/>
+                </w:rPr>
+                <w:t>breeders</w:t>
               </w:r>
               <w:proofErr w:type="gramEnd"/>
               <w:r>
-                <w:t xml:space="preserve">88]. Plasticity can be captured by mapping trait development to the environment. In contrast, evolutionary change takes place in multivariate trait space where genetic variance and covariance between traits (i.e., constraints) along with varying patterns of selection can be used to predict trait changes across generations. One simple way to make such predictions is by using the multivariate </w:t>
-              </w:r>
-              <w:proofErr w:type="gramStart"/>
-              <w:r>
-                <w:t>breeders</w:t>
-              </w:r>
-              <w:proofErr w:type="gramEnd"/>
-              <w:r>
-                <w:t xml:space="preserve"> equation [89]:</w:t>
+                <w:rPr>
+                  <w:rFonts w:eastAsiaTheme="minorHAnsi" w:cstheme="minorBidi"/>
+                  <w:lang w:eastAsia="en-US"/>
+                </w:rPr>
+                <w:t xml:space="preserve"> equation [@Lande1979]:</w:t>
               </w:r>
             </w:ins>
           </w:p>
@@ -6087,7 +6236,7 @@
               <w:pStyle w:val="BodyText"/>
               <w:spacing w:line="360" w:lineRule="auto"/>
               <w:rPr>
-                <w:ins w:id="604" w:author="Daniel Noble" w:date="2025-10-27T13:40:00Z" w16du:dateUtc="2025-10-27T02:40:00Z"/>
+                <w:ins w:id="626" w:author="Daniel Noble" w:date="2025-10-27T13:40:00Z" w16du:dateUtc="2025-10-27T02:40:00Z"/>
               </w:rPr>
             </w:pPr>
             <m:oMathPara>
@@ -6096,7 +6245,7 @@
               </m:oMathParaPr>
               <m:oMath>
                 <m:r>
-                  <w:ins w:id="605" w:author="Daniel Noble" w:date="2025-10-27T13:40:00Z" w16du:dateUtc="2025-10-27T02:40:00Z">
+                  <w:ins w:id="627" w:author="Daniel Noble" w:date="2025-10-27T13:40:00Z" w16du:dateUtc="2025-10-27T02:40:00Z">
                     <w:rPr>
                       <w:rFonts w:ascii="Cambria Math" w:hAnsi="Cambria Math"/>
                     </w:rPr>
@@ -6107,7 +6256,7 @@
                   <m:accPr>
                     <m:chr m:val="‾"/>
                     <m:ctrlPr>
-                      <w:ins w:id="606" w:author="Daniel Noble" w:date="2025-10-27T13:40:00Z" w16du:dateUtc="2025-10-27T02:40:00Z">
+                      <w:ins w:id="628" w:author="Daniel Noble" w:date="2025-10-27T13:40:00Z" w16du:dateUtc="2025-10-27T02:40:00Z">
                         <w:rPr>
                           <w:rFonts w:ascii="Cambria Math" w:hAnsi="Cambria Math"/>
                         </w:rPr>
@@ -6116,7 +6265,7 @@
                   </m:accPr>
                   <m:e>
                     <m:r>
-                      <w:ins w:id="607" w:author="Daniel Noble" w:date="2025-10-27T13:40:00Z" w16du:dateUtc="2025-10-27T02:40:00Z">
+                      <w:ins w:id="629" w:author="Daniel Noble" w:date="2025-10-27T13:40:00Z" w16du:dateUtc="2025-10-27T02:40:00Z">
                         <m:rPr>
                           <m:sty m:val="b"/>
                         </m:rPr>
@@ -6129,7 +6278,7 @@
                   </m:e>
                 </m:acc>
                 <m:r>
-                  <w:ins w:id="608" w:author="Daniel Noble" w:date="2025-10-27T13:40:00Z" w16du:dateUtc="2025-10-27T02:40:00Z">
+                  <w:ins w:id="630" w:author="Daniel Noble" w:date="2025-10-27T13:40:00Z" w16du:dateUtc="2025-10-27T02:40:00Z">
                     <m:rPr>
                       <m:sty m:val="p"/>
                     </m:rPr>
@@ -6140,7 +6289,7 @@
                   </w:ins>
                 </m:r>
                 <m:r>
-                  <w:ins w:id="609" w:author="Daniel Noble" w:date="2025-10-27T13:40:00Z" w16du:dateUtc="2025-10-27T02:40:00Z">
+                  <w:ins w:id="631" w:author="Daniel Noble" w:date="2025-10-27T13:40:00Z" w16du:dateUtc="2025-10-27T02:40:00Z">
                     <m:rPr>
                       <m:sty m:val="b"/>
                     </m:rPr>
@@ -6151,7 +6300,7 @@
                   </w:ins>
                 </m:r>
                 <m:r>
-                  <w:ins w:id="610" w:author="Daniel Noble" w:date="2025-10-27T13:40:00Z" w16du:dateUtc="2025-10-27T02:40:00Z">
+                  <w:ins w:id="632" w:author="Daniel Noble" w:date="2025-10-27T13:40:00Z" w16du:dateUtc="2025-10-27T02:40:00Z">
                     <m:rPr>
                       <m:sty m:val="p"/>
                     </m:rPr>
@@ -6162,7 +6311,7 @@
                   </w:ins>
                 </m:r>
                 <m:r>
-                  <w:ins w:id="611" w:author="Daniel Noble" w:date="2025-10-27T13:40:00Z" w16du:dateUtc="2025-10-27T02:40:00Z">
+                  <w:ins w:id="633" w:author="Daniel Noble" w:date="2025-10-27T13:40:00Z" w16du:dateUtc="2025-10-27T02:40:00Z">
                     <m:rPr>
                       <m:sty m:val="b"/>
                     </m:rPr>
@@ -6173,7 +6322,7 @@
                   </w:ins>
                 </m:r>
                 <m:r>
-                  <w:ins w:id="612" w:author="Daniel Noble" w:date="2025-10-27T13:40:00Z" w16du:dateUtc="2025-10-27T02:40:00Z">
+                  <w:ins w:id="634" w:author="Daniel Noble" w:date="2025-10-27T13:40:00Z" w16du:dateUtc="2025-10-27T02:40:00Z">
                     <w:rPr>
                       <w:rFonts w:ascii="Cambria Math" w:hAnsi="Cambria Math"/>
                     </w:rPr>
@@ -6183,7 +6332,7 @@
                 <m:d>
                   <m:dPr>
                     <m:ctrlPr>
-                      <w:ins w:id="613" w:author="Daniel Noble" w:date="2025-10-27T13:40:00Z" w16du:dateUtc="2025-10-27T02:40:00Z">
+                      <w:ins w:id="635" w:author="Daniel Noble" w:date="2025-10-27T13:40:00Z" w16du:dateUtc="2025-10-27T02:40:00Z">
                         <w:rPr>
                           <w:rFonts w:ascii="Cambria Math" w:hAnsi="Cambria Math"/>
                         </w:rPr>
@@ -6192,7 +6341,7 @@
                   </m:dPr>
                   <m:e>
                     <m:r>
-                      <w:ins w:id="614" w:author="Daniel Noble" w:date="2025-10-27T13:40:00Z" w16du:dateUtc="2025-10-27T02:40:00Z">
+                      <w:ins w:id="636" w:author="Daniel Noble" w:date="2025-10-27T13:40:00Z" w16du:dateUtc="2025-10-27T02:40:00Z">
                         <w:rPr>
                           <w:rFonts w:ascii="Cambria Math" w:hAnsi="Cambria Math"/>
                         </w:rPr>
@@ -6209,17 +6358,17 @@
               <w:pStyle w:val="FirstParagraph"/>
               <w:spacing w:line="360" w:lineRule="auto"/>
               <w:rPr>
-                <w:ins w:id="615" w:author="Daniel Noble" w:date="2025-10-27T13:40:00Z" w16du:dateUtc="2025-10-27T02:40:00Z"/>
+                <w:ins w:id="637" w:author="Daniel Noble" w:date="2025-10-27T13:40:00Z" w16du:dateUtc="2025-10-27T02:40:00Z"/>
               </w:rPr>
             </w:pPr>
-            <w:ins w:id="616" w:author="Daniel Noble" w:date="2025-10-27T13:40:00Z" w16du:dateUtc="2025-10-27T02:40:00Z">
+            <w:ins w:id="638" w:author="Daniel Noble" w:date="2025-10-27T13:40:00Z" w16du:dateUtc="2025-10-27T02:40:00Z">
               <w:r>
                 <w:t xml:space="preserve">where </w:t>
               </w:r>
             </w:ins>
             <m:oMath>
               <m:r>
-                <w:ins w:id="617" w:author="Daniel Noble" w:date="2025-10-27T13:40:00Z" w16du:dateUtc="2025-10-27T02:40:00Z">
+                <w:ins w:id="639" w:author="Daniel Noble" w:date="2025-10-27T13:40:00Z" w16du:dateUtc="2025-10-27T02:40:00Z">
                   <w:rPr>
                     <w:rFonts w:ascii="Cambria Math" w:hAnsi="Cambria Math"/>
                   </w:rPr>
@@ -6230,7 +6379,7 @@
                 <m:accPr>
                   <m:chr m:val="‾"/>
                   <m:ctrlPr>
-                    <w:ins w:id="618" w:author="Daniel Noble" w:date="2025-10-27T13:40:00Z" w16du:dateUtc="2025-10-27T02:40:00Z">
+                    <w:ins w:id="640" w:author="Daniel Noble" w:date="2025-10-27T13:40:00Z" w16du:dateUtc="2025-10-27T02:40:00Z">
                       <w:rPr>
                         <w:rFonts w:ascii="Cambria Math" w:hAnsi="Cambria Math"/>
                       </w:rPr>
@@ -6239,7 +6388,7 @@
                 </m:accPr>
                 <m:e>
                   <m:r>
-                    <w:ins w:id="619" w:author="Daniel Noble" w:date="2025-10-27T13:40:00Z" w16du:dateUtc="2025-10-27T02:40:00Z">
+                    <w:ins w:id="641" w:author="Daniel Noble" w:date="2025-10-27T13:40:00Z" w16du:dateUtc="2025-10-27T02:40:00Z">
                       <m:rPr>
                         <m:sty m:val="b"/>
                       </m:rPr>
@@ -6252,14 +6401,14 @@
                 </m:e>
               </m:acc>
             </m:oMath>
-            <w:ins w:id="620" w:author="Daniel Noble" w:date="2025-10-27T13:40:00Z" w16du:dateUtc="2025-10-27T02:40:00Z">
+            <w:ins w:id="642" w:author="Daniel Noble" w:date="2025-10-27T13:40:00Z" w16du:dateUtc="2025-10-27T02:40:00Z">
               <w:r>
                 <w:t xml:space="preserve"> is the vector of changes in the mean trait values, </w:t>
               </w:r>
             </w:ins>
             <m:oMath>
               <m:r>
-                <w:ins w:id="621" w:author="Daniel Noble" w:date="2025-10-27T13:40:00Z" w16du:dateUtc="2025-10-27T02:40:00Z">
+                <w:ins w:id="643" w:author="Daniel Noble" w:date="2025-10-27T13:40:00Z" w16du:dateUtc="2025-10-27T02:40:00Z">
                   <m:rPr>
                     <m:sty m:val="b"/>
                   </m:rPr>
@@ -6270,14 +6419,14 @@
                 </w:ins>
               </m:r>
             </m:oMath>
-            <w:ins w:id="622" w:author="Daniel Noble" w:date="2025-10-27T13:40:00Z" w16du:dateUtc="2025-10-27T02:40:00Z">
+            <w:ins w:id="644" w:author="Daniel Noble" w:date="2025-10-27T13:40:00Z" w16du:dateUtc="2025-10-27T02:40:00Z">
               <w:r>
                 <w:t xml:space="preserve"> is the genetic covariance matrix and </w:t>
               </w:r>
             </w:ins>
             <m:oMath>
               <m:r>
-                <w:ins w:id="623" w:author="Daniel Noble" w:date="2025-10-27T13:40:00Z" w16du:dateUtc="2025-10-27T02:40:00Z">
+                <w:ins w:id="645" w:author="Daniel Noble" w:date="2025-10-27T13:40:00Z" w16du:dateUtc="2025-10-27T02:40:00Z">
                   <m:rPr>
                     <m:sty m:val="b"/>
                   </m:rPr>
@@ -6288,14 +6437,14 @@
                 </w:ins>
               </m:r>
             </m:oMath>
-            <w:ins w:id="624" w:author="Daniel Noble" w:date="2025-10-27T13:40:00Z" w16du:dateUtc="2025-10-27T02:40:00Z">
+            <w:ins w:id="646" w:author="Daniel Noble" w:date="2025-10-27T13:40:00Z" w16du:dateUtc="2025-10-27T02:40:00Z">
               <w:r>
                 <w:t xml:space="preserve"> is the vector of standardised selection gradients that regress each trait on relative fitness (i.e., </w:t>
               </w:r>
             </w:ins>
             <m:oMath>
               <m:r>
-                <w:ins w:id="625" w:author="Daniel Noble" w:date="2025-10-27T13:40:00Z" w16du:dateUtc="2025-10-27T02:40:00Z">
+                <w:ins w:id="647" w:author="Daniel Noble" w:date="2025-10-27T13:40:00Z" w16du:dateUtc="2025-10-27T02:40:00Z">
                   <m:rPr>
                     <m:sty m:val="b"/>
                   </m:rPr>
@@ -6306,7 +6455,7 @@
                 </w:ins>
               </m:r>
               <m:r>
-                <w:ins w:id="626" w:author="Daniel Noble" w:date="2025-10-27T13:40:00Z" w16du:dateUtc="2025-10-27T02:40:00Z">
+                <w:ins w:id="648" w:author="Daniel Noble" w:date="2025-10-27T13:40:00Z" w16du:dateUtc="2025-10-27T02:40:00Z">
                   <m:rPr>
                     <m:sty m:val="p"/>
                   </m:rPr>
@@ -6317,7 +6466,7 @@
                 </w:ins>
               </m:r>
               <m:r>
-                <w:ins w:id="627" w:author="Daniel Noble" w:date="2025-10-27T13:40:00Z" w16du:dateUtc="2025-10-27T02:40:00Z">
+                <w:ins w:id="649" w:author="Daniel Noble" w:date="2025-10-27T13:40:00Z" w16du:dateUtc="2025-10-27T02:40:00Z">
                   <m:rPr>
                     <m:sty m:val="b"/>
                   </m:rPr>
@@ -6328,7 +6477,7 @@
                 </w:ins>
               </m:r>
               <m:r>
-                <w:ins w:id="628" w:author="Daniel Noble" w:date="2025-10-27T13:40:00Z" w16du:dateUtc="2025-10-27T02:40:00Z">
+                <w:ins w:id="650" w:author="Daniel Noble" w:date="2025-10-27T13:40:00Z" w16du:dateUtc="2025-10-27T02:40:00Z">
                   <m:rPr>
                     <m:sty m:val="p"/>
                   </m:rPr>
@@ -6341,7 +6490,7 @@
               <m:sSup>
                 <m:sSupPr>
                   <m:ctrlPr>
-                    <w:ins w:id="629" w:author="Daniel Noble" w:date="2025-10-27T13:40:00Z" w16du:dateUtc="2025-10-27T02:40:00Z">
+                    <w:ins w:id="651" w:author="Daniel Noble" w:date="2025-10-27T13:40:00Z" w16du:dateUtc="2025-10-27T02:40:00Z">
                       <w:rPr>
                         <w:rFonts w:ascii="Cambria Math" w:hAnsi="Cambria Math"/>
                       </w:rPr>
@@ -6350,7 +6499,7 @@
                 </m:sSupPr>
                 <m:e>
                   <m:r>
-                    <w:ins w:id="630" w:author="Daniel Noble" w:date="2025-10-27T13:40:00Z" w16du:dateUtc="2025-10-27T02:40:00Z">
+                    <w:ins w:id="652" w:author="Daniel Noble" w:date="2025-10-27T13:40:00Z" w16du:dateUtc="2025-10-27T02:40:00Z">
                       <m:rPr>
                         <m:sty m:val="b"/>
                       </m:rPr>
@@ -6363,7 +6512,7 @@
                 </m:e>
                 <m:sup>
                   <m:r>
-                    <w:ins w:id="631" w:author="Daniel Noble" w:date="2025-10-27T13:40:00Z" w16du:dateUtc="2025-10-27T02:40:00Z">
+                    <w:ins w:id="653" w:author="Daniel Noble" w:date="2025-10-27T13:40:00Z" w16du:dateUtc="2025-10-27T02:40:00Z">
                       <m:rPr>
                         <m:sty m:val="b"/>
                       </m:rPr>
@@ -6376,7 +6525,7 @@
                 </m:sup>
               </m:sSup>
               <m:r>
-                <w:ins w:id="632" w:author="Daniel Noble" w:date="2025-10-27T13:40:00Z" w16du:dateUtc="2025-10-27T02:40:00Z">
+                <w:ins w:id="654" w:author="Daniel Noble" w:date="2025-10-27T13:40:00Z" w16du:dateUtc="2025-10-27T02:40:00Z">
                   <m:rPr>
                     <m:sty m:val="p"/>
                   </m:rPr>
@@ -6387,7 +6536,7 @@
                 </w:ins>
               </m:r>
               <m:r>
-                <w:ins w:id="633" w:author="Daniel Noble" w:date="2025-10-27T13:40:00Z" w16du:dateUtc="2025-10-27T02:40:00Z">
+                <w:ins w:id="655" w:author="Daniel Noble" w:date="2025-10-27T13:40:00Z" w16du:dateUtc="2025-10-27T02:40:00Z">
                   <m:rPr>
                     <m:sty m:val="b"/>
                   </m:rPr>
@@ -6398,7 +6547,7 @@
                 </w:ins>
               </m:r>
               <m:r>
-                <w:ins w:id="634" w:author="Daniel Noble" w:date="2025-10-27T13:40:00Z" w16du:dateUtc="2025-10-27T02:40:00Z">
+                <w:ins w:id="656" w:author="Daniel Noble" w:date="2025-10-27T13:40:00Z" w16du:dateUtc="2025-10-27T02:40:00Z">
                   <m:rPr>
                     <m:sty m:val="p"/>
                   </m:rPr>
@@ -6409,7 +6558,7 @@
                 </w:ins>
               </m:r>
               <m:r>
-                <w:ins w:id="635" w:author="Daniel Noble" w:date="2025-10-27T13:40:00Z" w16du:dateUtc="2025-10-27T02:40:00Z">
+                <w:ins w:id="657" w:author="Daniel Noble" w:date="2025-10-27T13:40:00Z" w16du:dateUtc="2025-10-27T02:40:00Z">
                   <m:rPr>
                     <m:sty m:val="b"/>
                   </m:rPr>
@@ -6420,9 +6569,46 @@
                 </w:ins>
               </m:r>
             </m:oMath>
-            <w:ins w:id="636" w:author="Daniel Noble" w:date="2025-10-27T13:40:00Z" w16du:dateUtc="2025-10-27T02:40:00Z">
-              <w:r>
-                <w:t xml:space="preserve">; [90]). While the multivariate </w:t>
+            <w:ins w:id="658" w:author="Daniel Noble" w:date="2025-10-27T13:40:00Z" w16du:dateUtc="2025-10-27T02:40:00Z">
+              <w:r>
+                <w:t xml:space="preserve">; [90]). </w:t>
+              </w:r>
+            </w:ins>
+            <w:ins w:id="659" w:author="Daniel Noble" w:date="2025-10-29T09:57:00Z" w16du:dateUtc="2025-10-28T22:57:00Z">
+              <w:r>
+                <w:t>Plasticity can be captured by mapping trait development to the environment and incorporating environmental variability into the Breeders equation</w:t>
+              </w:r>
+            </w:ins>
+            <w:ins w:id="660" w:author="Daniel Noble" w:date="2025-10-29T10:00:00Z" w16du:dateUtc="2025-10-28T23:00:00Z">
+              <w:r>
+                <w:t xml:space="preserve"> (see also, McGlothlin2014)</w:t>
+              </w:r>
+            </w:ins>
+            <w:ins w:id="661" w:author="Daniel Noble" w:date="2025-10-29T09:57:00Z" w16du:dateUtc="2025-10-28T22:57:00Z">
+              <w:r>
+                <w:t>.</w:t>
+              </w:r>
+              <w:r>
+                <w:t xml:space="preserve"> </w:t>
+              </w:r>
+            </w:ins>
+            <w:ins w:id="662" w:author="Daniel Noble" w:date="2025-10-27T13:40:00Z" w16du:dateUtc="2025-10-27T02:40:00Z">
+              <w:r>
+                <w:t xml:space="preserve">While the multivariate breeders equation can be useful for predicting short term evolutionary responses (i.e., one or a few </w:t>
+              </w:r>
+              <w:r>
+                <w:lastRenderedPageBreak/>
+                <w:t>generations) it likely has limited in predictive power over longer timespans because of changes in heritability and selection through time [83,90].</w:t>
+              </w:r>
+            </w:ins>
+            <w:ins w:id="663" w:author="Daniel Noble" w:date="2025-10-29T09:55:00Z" w16du:dateUtc="2025-10-28T22:55:00Z">
+              <w:r>
+                <w:t xml:space="preserve"> </w:t>
+              </w:r>
+            </w:ins>
+            <w:ins w:id="664" w:author="Daniel Noble" w:date="2025-10-29T09:55:00Z">
+              <w:r>
+                <w:t xml:space="preserve">While the multivariate </w:t>
               </w:r>
               <w:proofErr w:type="gramStart"/>
               <w:r>
@@ -6430,7 +6616,7 @@
               </w:r>
               <w:proofErr w:type="gramEnd"/>
               <w:r>
-                <w:t xml:space="preserve"> equation can be useful for predicting short term evolutionary responses (i.e., one or a few generations) it likely has limited in predictive power over longer timespans because of changes in heritability and selection through time [83,90].</w:t>
+                <w:t xml:space="preserve"> equation can be useful for predicting short term evolutionary responses (i.e., one or a few generations) it likely has limited in predictive power over longer timespans because of changes in heritability and selection through time, which is a future challenge [@Walsh2018; @Hoffmann2011]. </w:t>
               </w:r>
             </w:ins>
           </w:p>
@@ -6439,10 +6625,10 @@
               <w:pStyle w:val="BodyText"/>
               <w:spacing w:before="16" w:line="360" w:lineRule="auto"/>
               <w:rPr>
-                <w:del w:id="637" w:author="Daniel Noble" w:date="2025-10-27T13:39:00Z" w16du:dateUtc="2025-10-27T02:39:00Z"/>
+                <w:del w:id="665" w:author="Daniel Noble" w:date="2025-10-27T13:39:00Z" w16du:dateUtc="2025-10-27T02:39:00Z"/>
               </w:rPr>
             </w:pPr>
-            <w:del w:id="638" w:author="Daniel Noble" w:date="2025-10-27T13:39:00Z" w16du:dateUtc="2025-10-27T02:39:00Z">
+            <w:del w:id="666" w:author="Daniel Noble" w:date="2025-10-27T13:39:00Z" w16du:dateUtc="2025-10-27T02:39:00Z">
               <w:r>
                 <w:delText xml:space="preserve">Extreme heat may threaten the services that natural and agricultural ecosystems provide to people [98]. For example, loss of output from production ecosystems will have substantial economic consequences for a local area. Degradation of natural ecosystems may affect their regulating services, such as flood mitigation. Impacts on cultural services may be severe for communities that are closely connected to a landscape </w:delText>
               </w:r>
@@ -6474,10 +6660,10 @@
               <w:pStyle w:val="BodyText"/>
               <w:spacing w:line="360" w:lineRule="auto"/>
               <w:rPr>
-                <w:del w:id="639" w:author="Daniel Noble" w:date="2025-10-27T13:39:00Z" w16du:dateUtc="2025-10-27T02:39:00Z"/>
+                <w:del w:id="667" w:author="Daniel Noble" w:date="2025-10-27T13:39:00Z" w16du:dateUtc="2025-10-27T02:39:00Z"/>
               </w:rPr>
             </w:pPr>
-            <w:del w:id="640" w:author="Daniel Noble" w:date="2025-10-27T13:39:00Z" w16du:dateUtc="2025-10-27T02:39:00Z">
+            <w:del w:id="668" w:author="Daniel Noble" w:date="2025-10-27T13:39:00Z" w16du:dateUtc="2025-10-27T02:39:00Z">
               <w:r>
                 <w:delText>People may respond to the impacts of extreme heat on ecosystems in a variety of ways. Farmers or ecosystem managers may introduce new species, alter management practices or farm remaining unaffected areas more intensively. Thermal stress may ultimately result in people leaving areas, potentially making remaining human communities more vulnerable through loss of resources, services and community [99]. Thermal risks to ecosystems may also precipitate declines in individual wellbeing, and these consequences may accrue differently across regions and peoples [100]. Many of these impacts and responses, however, are poorly understood.</w:delText>
               </w:r>
@@ -6488,10 +6674,10 @@
               <w:pStyle w:val="BodyText"/>
               <w:spacing w:line="360" w:lineRule="auto"/>
               <w:rPr>
-                <w:del w:id="641" w:author="Daniel Noble" w:date="2025-10-27T13:39:00Z" w16du:dateUtc="2025-10-27T02:39:00Z"/>
+                <w:del w:id="669" w:author="Daniel Noble" w:date="2025-10-27T13:39:00Z" w16du:dateUtc="2025-10-27T02:39:00Z"/>
               </w:rPr>
             </w:pPr>
-            <w:del w:id="642" w:author="Daniel Noble" w:date="2025-10-27T13:39:00Z" w16du:dateUtc="2025-10-27T02:39:00Z">
+            <w:del w:id="670" w:author="Daniel Noble" w:date="2025-10-27T13:39:00Z" w16du:dateUtc="2025-10-27T02:39:00Z">
               <w:r>
                 <w:delText>Thermal stress on ecosystems can affect not only local communities but also human dominated systems, such as cities, far away from affected ecosystems. Cities are intrinsically connected to and rely on other regions to maintain their functionality [101,102]. For example, extreme heat stress may affect essential ecosystem services, such as food production [103], which can in turn affect price and access to food for people living in urban centers, with financial, economic and health consequences. The impacts on local agricultural communities could lead to loss of livelihood, pushing people in rural areas to migrate to cities [104]. These external pressures will interact with a system that is already constrained by multiple stressors, including direct impacts imposed by extreme heat and other aspects of climate change such as extreme rainfall and flooding. If sufficiently widespread, economic and political destabilisation may occur as has already been observed in some parts of the world [105].</w:delText>
               </w:r>
@@ -6502,15 +6688,15 @@
               <w:pStyle w:val="BodyText"/>
               <w:spacing w:line="360" w:lineRule="auto"/>
               <w:rPr>
-                <w:del w:id="643" w:author="Daniel Noble" w:date="2025-10-28T13:30:00Z" w16du:dateUtc="2025-10-28T02:30:00Z"/>
+                <w:del w:id="671" w:author="Daniel Noble" w:date="2025-10-28T13:30:00Z" w16du:dateUtc="2025-10-28T02:30:00Z"/>
               </w:rPr>
             </w:pPr>
-            <w:del w:id="644" w:author="Daniel Noble" w:date="2025-10-27T13:38:00Z" w16du:dateUtc="2025-10-27T02:38:00Z">
+            <w:del w:id="672" w:author="Daniel Noble" w:date="2025-10-27T13:38:00Z" w16du:dateUtc="2025-10-27T02:38:00Z">
               <w:r>
                 <w:delText>Understanding the relationships between people and nature requires adopting a social-ecological systems perspective, where people and nature are interdependent and intertwined [106]. Social-ecological models aim to capture social and natural systems along with their interactions</w:delText>
               </w:r>
             </w:del>
-            <w:del w:id="645" w:author="Daniel Noble" w:date="2025-10-27T13:39:00Z" w16du:dateUtc="2025-10-27T02:39:00Z">
+            <w:del w:id="673" w:author="Daniel Noble" w:date="2025-10-27T13:39:00Z" w16du:dateUtc="2025-10-27T02:39:00Z">
               <w:r>
                 <w:delText xml:space="preserve"> [107]. They are conventionally built using process-based modelling frameworks such as agent-based models, dynamical systems models or state-and-transition models [108]. Process-based approaches are critical to understanding how emergent social-ecological phenomena develop [109], such as tipping points, traps or other dynamics. Such models can display complex emergent behavior resulting from interactions within the social-ecological system. For example, responding to decreased productivity from extreme heat by farming more intensively could lead to a maladaptation or ‘lock-in’ from which it is difficult to escape [110].</w:delText>
               </w:r>
@@ -6528,7 +6714,7 @@
             </w:tblGrid>
             <w:tr>
               <w:trPr>
-                <w:del w:id="646" w:author="Daniel Noble" w:date="2025-10-28T13:30:00Z" w16du:dateUtc="2025-10-28T02:30:00Z"/>
+                <w:del w:id="674" w:author="Daniel Noble" w:date="2025-10-28T13:30:00Z"/>
               </w:trPr>
               <w:tc>
                 <w:tcPr>
@@ -6540,11 +6726,11 @@
                     <w:spacing w:line="360" w:lineRule="auto"/>
                     <w:jc w:val="center"/>
                     <w:rPr>
-                      <w:del w:id="647" w:author="Daniel Noble" w:date="2025-10-27T13:38:00Z" w16du:dateUtc="2025-10-27T02:38:00Z"/>
+                      <w:del w:id="675" w:author="Daniel Noble" w:date="2025-10-27T13:38:00Z" w16du:dateUtc="2025-10-27T02:38:00Z"/>
                     </w:rPr>
                   </w:pPr>
-                  <w:bookmarkStart w:id="648" w:name="fig-box3"/>
-                  <w:del w:id="649" w:author="Daniel Noble" w:date="2025-10-27T13:38:00Z" w16du:dateUtc="2025-10-27T02:38:00Z">
+                  <w:bookmarkStart w:id="676" w:name="fig-box3"/>
+                  <w:del w:id="677" w:author="Daniel Noble" w:date="2025-10-27T13:38:00Z" w16du:dateUtc="2025-10-27T02:38:00Z">
                     <w:r>
                       <w:rPr>
                         <w:noProof/>
@@ -6598,10 +6784,10 @@
                     <w:pStyle w:val="ImageCaption"/>
                     <w:spacing w:before="200" w:line="360" w:lineRule="auto"/>
                     <w:rPr>
-                      <w:del w:id="650" w:author="Daniel Noble" w:date="2025-10-28T13:30:00Z" w16du:dateUtc="2025-10-28T02:30:00Z"/>
+                      <w:del w:id="678" w:author="Daniel Noble" w:date="2025-10-28T13:30:00Z" w16du:dateUtc="2025-10-28T02:30:00Z"/>
                     </w:rPr>
                   </w:pPr>
-                  <w:del w:id="651" w:author="Daniel Noble" w:date="2025-10-27T13:38:00Z" w16du:dateUtc="2025-10-27T02:38:00Z">
+                  <w:del w:id="679" w:author="Daniel Noble" w:date="2025-10-27T13:38:00Z" w16du:dateUtc="2025-10-27T02:38:00Z">
                     <w:r>
                       <w:rPr>
                         <w:b/>
@@ -6625,12 +6811,12 @@
                   </w:del>
                 </w:p>
               </w:tc>
-              <w:bookmarkEnd w:id="648"/>
+              <w:bookmarkEnd w:id="676"/>
             </w:tr>
           </w:tbl>
           <w:p>
             <w:pPr>
-              <w:spacing w:after="0" w:line="360" w:lineRule="auto"/>
+              <w:spacing w:line="360" w:lineRule="auto"/>
             </w:pPr>
           </w:p>
         </w:tc>
@@ -6641,9 +6827,10 @@
         <w:pStyle w:val="Heading1"/>
         <w:spacing w:line="360" w:lineRule="auto"/>
       </w:pPr>
-      <w:bookmarkStart w:id="652" w:name="hot-solutions-for-a-changing-world"/>
-      <w:bookmarkEnd w:id="542"/>
-      <w:r>
+      <w:bookmarkStart w:id="680" w:name="hot-solutions-for-a-changing-world"/>
+      <w:bookmarkEnd w:id="548"/>
+      <w:r>
+        <w:lastRenderedPageBreak/>
         <w:t>‘Hot’ solutions for a changing world</w:t>
       </w:r>
     </w:p>
@@ -6652,7 +6839,7 @@
         <w:pStyle w:val="FirstParagraph"/>
         <w:spacing w:line="360" w:lineRule="auto"/>
       </w:pPr>
-      <w:ins w:id="653" w:author="Daniel Noble" w:date="2025-10-28T14:39:00Z" w16du:dateUtc="2025-10-28T03:39:00Z">
+      <w:ins w:id="681" w:author="Daniel Noble" w:date="2025-10-28T14:39:00Z" w16du:dateUtc="2025-10-28T03:39:00Z">
         <w:r>
           <w:t>E</w:t>
         </w:r>
@@ -6666,7 +6853,7 @@
           <w:t xml:space="preserve"> </w:t>
         </w:r>
       </w:ins>
-      <w:del w:id="654" w:author="Daniel Noble" w:date="2025-10-28T14:39:00Z" w16du:dateUtc="2025-10-28T03:39:00Z">
+      <w:del w:id="682" w:author="Daniel Noble" w:date="2025-10-28T14:39:00Z" w16du:dateUtc="2025-10-28T03:39:00Z">
         <w:r>
           <w:delText>Extreme heat will have dramatic and widespread effects on the socioecological systems that humans rely upon (</w:delText>
         </w:r>
@@ -6682,42 +6869,167 @@
         </w:r>
       </w:del>
       <w:r>
-        <w:t xml:space="preserve"> For example, under current global climate change scenarios, each degree Celsius increase </w:t>
-      </w:r>
-      <w:r>
-        <w:lastRenderedPageBreak/>
-        <w:t xml:space="preserve">in global mean temperature is estimated to reduce the global yield of wheat by 6.0% and soybean by 3.1% [103], exacerbating food shortages. A systems modelling approach can provide us with quantitative tools to make informed predictions, plan interventions and evaluate various scenarios for mitigating the impacts of extreme heat. For example, microclimate and biophysical models can allow for informed predictions about how to mitigate heat stress to crops (e.g. with irrigation interventions), while also considering how such interventions impact pests and beneficial insects (see </w:t>
-      </w:r>
-      <w:hyperlink w:anchor="fig-2">
+        <w:t xml:space="preserve"> For example, under current global climate change scenarios, each degree Celsius increase in global mean temperature is estimated to reduce the global yield of wheat by 6.0% and soybean by 3.1% [103], exacerbating food shortages. </w:t>
+      </w:r>
+      <w:ins w:id="683" w:author="Daniel Noble" w:date="2025-10-29T12:16:00Z" w16du:dateUtc="2025-10-29T01:16:00Z">
+        <w:r>
+          <w:t xml:space="preserve">A systems-modelling approach can help us better understand and predict the varied consequences of interventions to make informed predictions, adjust interventions and evaluate various scenarios for mitigating the impacts of extreme heat in real world situations. </w:t>
+        </w:r>
+      </w:ins>
+      <w:del w:id="684" w:author="Daniel Noble" w:date="2025-10-29T12:16:00Z" w16du:dateUtc="2025-10-29T01:16:00Z">
+        <w:r>
+          <w:delText>A systems modelling approach can provide us with quantitative tools to make informed predictions, plan interventions and evaluate various scenarios for mitigating the impacts of extreme heat.</w:delText>
+        </w:r>
+      </w:del>
+      <w:r>
+        <w:t xml:space="preserve"> </w:t>
+      </w:r>
+      <w:ins w:id="685" w:author="Daniel Noble" w:date="2025-10-29T12:21:00Z" w16du:dateUtc="2025-10-29T01:21:00Z">
+        <w:r>
+          <w:t>A systems-modelling approach can help us develop suitable interventions, predict the varied consequences of such interventions, and allow for adjustments that can improve decision making for mitigating the impacts of extreme heat in real world situations. Using our case study (</w:t>
+        </w:r>
+        <w:r>
+          <w:rPr>
+            <w:b/>
+            <w:bCs/>
+            <w:rPrChange w:id="686" w:author="Daniel Noble" w:date="2025-10-29T12:21:00Z" w16du:dateUtc="2025-10-29T01:21:00Z">
+              <w:rPr/>
+            </w:rPrChange>
+          </w:rPr>
+          <w:t>Boxes 1 &amp; 2</w:t>
+        </w:r>
+        <w:r>
+          <w:t xml:space="preserve">) as a simple example, a systems modelling approach can allow for informed predictions about how to mitigate heat stress to crops while also considering the potential for pest outbreaks. In essence, we want to add a minimal amount of water to a system to cool leaves to avoid depleting limited water supplies while preventing microclimate conditions from becoming more optimal for pests. Making use of real weather data to predict microclimates and organism temperatures we could then assess how adding </w:t>
+        </w:r>
+        <w:proofErr w:type="gramStart"/>
+        <w:r>
+          <w:t>2, 5, 10, or 20 mm</w:t>
+        </w:r>
+        <w:proofErr w:type="gramEnd"/>
+        <w:r>
+          <w:t xml:space="preserve"> d</w:t>
+        </w:r>
+        <w:r>
+          <w:rPr>
+            <w:vertAlign w:val="superscript"/>
+            <w:rPrChange w:id="687" w:author="Daniel Noble" w:date="2025-10-29T12:21:00Z" w16du:dateUtc="2025-10-29T01:21:00Z">
+              <w:rPr/>
+            </w:rPrChange>
+          </w:rPr>
+          <w:t>-1</w:t>
+        </w:r>
+        <w:r>
+          <w:t xml:space="preserve"> of water to the system affects leaf temperature and the life-</w:t>
+        </w:r>
+        <w:proofErr w:type="spellStart"/>
+        <w:r>
+          <w:t>cyles</w:t>
+        </w:r>
+        <w:proofErr w:type="spellEnd"/>
+        <w:r>
+          <w:t xml:space="preserve"> of pests. In our simple example, we can see that adding 5 mm of water can result in a 3.63°C decrease in leaf temperature. Adding more water does not result in significant gains in cooling (see @fig-2). In </w:t>
+        </w:r>
+        <w:proofErr w:type="spellStart"/>
+        <w:r>
+          <w:t>additon</w:t>
+        </w:r>
+        <w:proofErr w:type="spellEnd"/>
+        <w:r>
+          <w:t>, assuming we would add 5 mm d</w:t>
+        </w:r>
+        <w:r>
+          <w:rPr>
+            <w:vertAlign w:val="superscript"/>
+          </w:rPr>
+          <w:t>-1</w:t>
+        </w:r>
+        <w:r>
+          <w:t xml:space="preserve"> each season during heatwave events, grasshopper populations would be suppressed over time whereas adding 2 mm d</w:t>
+        </w:r>
+        <w:r>
+          <w:rPr>
+            <w:vertAlign w:val="superscript"/>
+          </w:rPr>
+          <w:t>-1</w:t>
+        </w:r>
+        <w:r>
+          <w:t>results in grasshopper population growth, leading to potential heatwave associated outbreaks. Here, the optimal solution is adding 5 mm d^-1^ of water to both cool plants and protect them from pests.</w:t>
+        </w:r>
+        <w:r>
+          <w:t xml:space="preserve"> </w:t>
+        </w:r>
+      </w:ins>
+      <w:del w:id="688" w:author="Daniel Noble" w:date="2025-10-29T12:21:00Z" w16du:dateUtc="2025-10-29T01:21:00Z">
+        <w:r>
+          <w:delText xml:space="preserve">For example, microclimate and biophysical models can allow for informed predictions about how to mitigate heat stress to crops (e.g. with irrigation interventions), while also considering how such interventions impact pests and beneficial insects (see </w:delText>
+        </w:r>
+        <w:r>
+          <w:fldChar w:fldCharType="begin"/>
+        </w:r>
+        <w:r>
+          <w:delInstrText>HYPERLINK \l "fig-2" \h</w:delInstrText>
+        </w:r>
+        <w:r>
+          <w:fldChar w:fldCharType="separate"/>
+        </w:r>
         <w:r>
           <w:rPr>
             <w:rStyle w:val="Hyperlink"/>
           </w:rPr>
-          <w:t>Figure 4</w:t>
-        </w:r>
-      </w:hyperlink>
-      <w:r>
-        <w:t xml:space="preserve"> and Case Study 4 &amp; 5 in the </w:t>
-      </w:r>
-      <w:hyperlink r:id="rId12">
+          <w:delText>Figure 4</w:delText>
+        </w:r>
+        <w:r>
+          <w:fldChar w:fldCharType="end"/>
+        </w:r>
+        <w:r>
+          <w:delText xml:space="preserve"> and Case Study 4 &amp; 5 in the </w:delText>
+        </w:r>
+        <w:r>
+          <w:fldChar w:fldCharType="begin"/>
+        </w:r>
+        <w:r>
+          <w:delInstrText>HYPERLINK "https://daniel1noble.github.io/thermal_tol_interactions/" \h</w:delInstrText>
+        </w:r>
+        <w:r>
+          <w:fldChar w:fldCharType="separate"/>
+        </w:r>
         <w:r>
           <w:rPr>
             <w:rStyle w:val="Hyperlink"/>
             <w:i/>
             <w:iCs/>
           </w:rPr>
-          <w:t>Supplementary Online Material</w:t>
-        </w:r>
-      </w:hyperlink>
-      <w:r>
-        <w:t>). Identifying and/or modifying the thermal suitability of landscapes to benefit plants and animals under extreme heat shows immense promise [18]. Additionally, as our understanding of the mechanisms associated with heat tolerance improve, genetic tools, environmental manipulations and artificial breeding can be used to enhance thermal tolerance creating more resilience to extreme heat events [e.g., 56]</w:t>
-      </w:r>
-      <w:ins w:id="655" w:author="Daniel Noble" w:date="2025-10-28T14:39:00Z" w16du:dateUtc="2025-10-28T03:39:00Z">
+          <w:delText>Supplementary Online Material</w:delText>
+        </w:r>
+        <w:r>
+          <w:fldChar w:fldCharType="end"/>
+        </w:r>
+        <w:r>
+          <w:delText xml:space="preserve">). </w:delText>
+        </w:r>
+      </w:del>
+      <w:r>
+        <w:t xml:space="preserve">Identifying and/or modifying the thermal suitability of landscapes to benefit plants and animals under extreme heat </w:t>
+      </w:r>
+      <w:ins w:id="689" w:author="Daniel Noble" w:date="2025-10-29T12:22:00Z" w16du:dateUtc="2025-10-29T01:22:00Z">
+        <w:r>
+          <w:t xml:space="preserve">is a promising feature of a systems-thinking approach </w:t>
+        </w:r>
+      </w:ins>
+      <w:del w:id="690" w:author="Daniel Noble" w:date="2025-10-29T12:22:00Z" w16du:dateUtc="2025-10-29T01:22:00Z">
+        <w:r>
+          <w:delText xml:space="preserve">shows immense promise </w:delText>
+        </w:r>
+      </w:del>
+      <w:r>
+        <w:t>[18]. Additionally, as our understanding of the mechanisms associated with heat tolerance improve, genetic tools, environmental manipulations and artificial breeding can be used to enhance thermal tolerance creating more resilience to extreme heat events [e.g., 56]</w:t>
+      </w:r>
+      <w:ins w:id="691" w:author="Daniel Noble" w:date="2025-10-28T14:39:00Z" w16du:dateUtc="2025-10-28T03:39:00Z">
         <w:r>
           <w:t>.</w:t>
         </w:r>
       </w:ins>
-      <w:del w:id="656" w:author="Daniel Noble" w:date="2025-10-28T14:39:00Z" w16du:dateUtc="2025-10-28T03:39:00Z">
+      <w:del w:id="692" w:author="Daniel Noble" w:date="2025-10-28T14:39:00Z" w16du:dateUtc="2025-10-28T03:39:00Z">
         <w:r>
           <w:delText>,</w:delText>
         </w:r>
@@ -6725,12 +7037,7 @@
       <w:r>
         <w:t xml:space="preserve"> </w:t>
       </w:r>
-      <w:ins w:id="657" w:author="Daniel Noble" w:date="2025-10-28T14:40:00Z" w16du:dateUtc="2025-10-28T03:40:00Z">
-        <w:r>
-          <w:t>Systems-based models can help us better understand and predict the varied consequences of such interventions by providing a calculated understanding of the viability of such approaches in real world situations.</w:t>
-        </w:r>
-      </w:ins>
-      <w:del w:id="658" w:author="Daniel Noble" w:date="2025-10-28T14:40:00Z" w16du:dateUtc="2025-10-28T03:40:00Z">
+      <w:del w:id="693" w:author="Daniel Noble" w:date="2025-10-28T14:40:00Z" w16du:dateUtc="2025-10-28T03:40:00Z">
         <w:r>
           <w:delText>although the extent to which resilience can be actively manipulated remains unknown in many species. Integrating these solutions into a systems modelling framework will then allow for a calculated understanding of the viability of such approaches in real world situations.</w:delText>
         </w:r>
@@ -6757,11 +7064,12 @@
               <w:spacing w:line="360" w:lineRule="auto"/>
               <w:jc w:val="center"/>
             </w:pPr>
-            <w:bookmarkStart w:id="659" w:name="fig-2"/>
+            <w:bookmarkStart w:id="694" w:name="fig-2"/>
             <w:r>
               <w:rPr>
                 <w:noProof/>
               </w:rPr>
+              <w:lastRenderedPageBreak/>
               <w:drawing>
                 <wp:inline distT="0" distB="0" distL="0" distR="0" wp14:anchorId="767E8307" wp14:editId="2059A764">
                   <wp:extent cx="6554470" cy="2884170"/>
@@ -6778,7 +7086,7 @@
                           <pic:cNvPicPr/>
                         </pic:nvPicPr>
                         <pic:blipFill>
-                          <a:blip r:embed="rId13" cstate="print">
+                          <a:blip r:embed="rId12" cstate="print">
                             <a:extLst>
                               <a:ext uri="{28A0092B-C50C-407E-A947-70E740481C1C}">
                                 <a14:useLocalDpi xmlns:a14="http://schemas.microsoft.com/office/drawing/2010/main" val="0"/>
@@ -6818,11 +7126,7 @@
               <w:t>Figure 4- How a systems modelling approach to extreme heat can be used to inform solutions.</w:t>
             </w:r>
             <w:r>
-              <w:t xml:space="preserve"> A hypothetical example of an insect-plant interaction. (A) To counteract an extreme heat wave event, different watering scenarios to cool plants of agricultural importance during heat stress could be applied. Of critical importance is understanding how much water to apply to a system to keep plants cool while minimizing: 1) water use, given that heat waves are often associated with extreme drought conditions and 2) pest outbreaks, given watering may create more ideal conditions for pest insects. (B) We can obtain actual or predicted future climate data from weather stations or climate models for rainfall and create alternative scenarios where rainfall layers are manipulated by modifying the watering regimes during a </w:t>
-            </w:r>
-            <w:r>
-              <w:lastRenderedPageBreak/>
-              <w:t xml:space="preserve">heatwave event. We could then assess how adding </w:t>
+              <w:t xml:space="preserve"> A hypothetical example of an insect-plant interaction. (A) To counteract an extreme heat wave event, different watering scenarios to cool plants of agricultural importance during heat stress could be applied. Of critical importance is understanding how much water to apply to a system to keep plants cool while minimizing: 1) water use, given that heat waves are often associated with extreme drought conditions and 2) pest outbreaks, given watering may create more ideal conditions for pest insects. (B) We can obtain actual or predicted future climate data from weather stations or climate models for rainfall and create alternative scenarios where rainfall layers are manipulated by modifying the watering regimes during a heatwave event. We could then assess how adding </w:t>
             </w:r>
             <w:proofErr w:type="gramStart"/>
             <w:r>
@@ -6901,7 +7205,11 @@
               </m:sSub>
             </m:oMath>
             <w:r>
-              <w:t xml:space="preserve">) for the pest under the different watering scenarios. (E) Using estimates of intrinsic growth rate we can then estimate the population growth rate of grasshoppers using a simple Ricker’s population growth model applied to the different scenarios. Assuming we would add 5 mm </w:t>
+              <w:t xml:space="preserve">) for the pest under the different watering scenarios. (E) Using estimates of intrinsic </w:t>
+            </w:r>
+            <w:r>
+              <w:lastRenderedPageBreak/>
+              <w:t xml:space="preserve">growth rate we can then estimate the population growth rate of grasshoppers using a simple Ricker’s population growth model applied to the different scenarios. Assuming we would add 5 mm </w:t>
             </w:r>
             <w:r>
               <w:t>d</w:t>
@@ -6950,7 +7258,7 @@
             </w:r>
           </w:p>
         </w:tc>
-        <w:bookmarkEnd w:id="659"/>
+        <w:bookmarkEnd w:id="694"/>
       </w:tr>
     </w:tbl>
     <w:tbl>
@@ -7107,8 +7415,8 @@
         <w:pStyle w:val="Heading1"/>
         <w:spacing w:line="360" w:lineRule="auto"/>
       </w:pPr>
-      <w:bookmarkStart w:id="660" w:name="concluding-remarks"/>
-      <w:bookmarkEnd w:id="652"/>
+      <w:bookmarkStart w:id="695" w:name="concluding-remarks"/>
+      <w:bookmarkEnd w:id="680"/>
       <w:r>
         <w:t>Concluding Remarks</w:t>
       </w:r>
@@ -7118,11 +7426,10 @@
         <w:pStyle w:val="FirstParagraph"/>
         <w:spacing w:line="360" w:lineRule="auto"/>
         <w:rPr>
-          <w:ins w:id="661" w:author="Daniel Noble" w:date="2025-10-28T14:41:00Z"/>
-          <w:lang w:val="en-AU"/>
-        </w:rPr>
-      </w:pPr>
-      <w:del w:id="662" w:author="Daniel Noble" w:date="2025-10-28T14:41:00Z" w16du:dateUtc="2025-10-28T03:41:00Z">
+          <w:ins w:id="696" w:author="Daniel Noble" w:date="2025-10-28T14:41:00Z"/>
+        </w:rPr>
+      </w:pPr>
+      <w:del w:id="697" w:author="Daniel Noble" w:date="2025-10-28T14:41:00Z" w16du:dateUtc="2025-10-28T03:41:00Z">
         <w:r>
           <w:delText xml:space="preserve">We have discussed ways in which a better understanding of the impacts of extreme heat on plant and animal systems can be captured through the coupling of models from diverse research fields – models that translate the effects of atmospheric conditions to the biophysical experiences of organisms and how this then scales up to impact individuals, populations and communities. As part of demonstrating the ways in which these models can be coupled, we have developed a series of case studies to show how a systems modelling framework can be approached (see </w:delText>
         </w:r>
@@ -7166,147 +7473,182 @@
           <w:delText>understanding of the impacts that extreme heat will have on organisms, populations, and communities along with how to mitigate these impacts to preserve diverse systems now and into the future.</w:delText>
         </w:r>
       </w:del>
-      <w:ins w:id="663" w:author="Daniel Noble" w:date="2025-10-28T14:41:00Z">
-        <w:r>
-          <w:rPr>
-            <w:lang w:val="en-AU"/>
-          </w:rPr>
+      <w:ins w:id="698" w:author="Daniel Noble" w:date="2025-10-28T14:41:00Z">
+        <w:r>
           <w:t xml:space="preserve">Implementing a systems-modelling approach will no doubt be challenging, particularly for complex communities, and knowledge gaps remain (see </w:t>
         </w:r>
         <w:r>
           <w:rPr>
             <w:b/>
             <w:bCs/>
-            <w:lang w:val="en-AU"/>
           </w:rPr>
           <w:t>Outstanding Questions</w:t>
         </w:r>
         <w:r>
-          <w:rPr>
-            <w:lang w:val="en-AU"/>
-          </w:rPr>
           <w:t>). However, more mechanistic approaches that encapsulate key biological processes (physiology, behaviour, phenology, species interactions and eco</w:t>
         </w:r>
       </w:ins>
-      <w:ins w:id="664" w:author="Daniel Noble" w:date="2025-10-28T14:41:00Z" w16du:dateUtc="2025-10-28T03:41:00Z">
-        <w:r>
-          <w:rPr>
-            <w:lang w:val="en-AU"/>
-          </w:rPr>
+      <w:ins w:id="699" w:author="Daniel Noble" w:date="2025-10-28T14:41:00Z" w16du:dateUtc="2025-10-28T03:41:00Z">
+        <w:r>
           <w:t>-</w:t>
         </w:r>
       </w:ins>
-      <w:ins w:id="665" w:author="Daniel Noble" w:date="2025-10-28T14:41:00Z">
-        <w:r>
-          <w:rPr>
-            <w:lang w:val="en-AU"/>
-          </w:rPr>
+      <w:ins w:id="700" w:author="Daniel Noble" w:date="2025-10-28T14:41:00Z">
+        <w:r>
           <w:t>evolutionary dynamics</w:t>
         </w:r>
       </w:ins>
-      <w:ins w:id="666" w:author="Daniel Noble" w:date="2025-10-28T14:41:00Z" w16du:dateUtc="2025-10-28T03:41:00Z">
-        <w:r>
-          <w:rPr>
-            <w:lang w:val="en-AU"/>
-          </w:rPr>
+      <w:ins w:id="701" w:author="Daniel Noble" w:date="2025-10-28T14:41:00Z" w16du:dateUtc="2025-10-28T03:41:00Z">
+        <w:r>
           <w:t xml:space="preserve"> – </w:t>
         </w:r>
         <w:r>
           <w:rPr>
             <w:b/>
             <w:bCs/>
-            <w:lang w:val="en-AU"/>
-            <w:rPrChange w:id="667" w:author="Daniel Noble" w:date="2025-10-28T14:41:00Z" w16du:dateUtc="2025-10-28T03:41:00Z">
-              <w:rPr>
-                <w:lang w:val="en-AU"/>
-              </w:rPr>
+            <w:rPrChange w:id="702" w:author="Daniel Noble" w:date="2025-10-28T14:41:00Z" w16du:dateUtc="2025-10-28T03:41:00Z">
+              <w:rPr/>
             </w:rPrChange>
           </w:rPr>
           <w:t>Box 3</w:t>
         </w:r>
       </w:ins>
-      <w:ins w:id="668" w:author="Daniel Noble" w:date="2025-10-28T14:41:00Z">
+      <w:ins w:id="703" w:author="Daniel Noble" w:date="2025-10-28T14:41:00Z">
+        <w:r>
+          <w:t xml:space="preserve">) are needed now, more than ever, to better predict biological responses to extreme heat [@Urban2016; @Martinez-De_Leon2024]. Coupled mechanistic models within and across species are expected to have improved predictive power when extrapolated to new conditions and can help better integrate interacting processes [@Urban2016; @Briscoe2023]. Nonetheless, a systems modelling approach will require a solid foundation of species natural history, diverse modelling expertise, and a concerted effort to collect and collate trait and environmental data for model building and validation. </w:t>
+        </w:r>
+        <w:r>
+          <w:lastRenderedPageBreak/>
+          <w:t>However, there are exciting new tools and data that are making overcoming these challenges more feasible [@Maclean2019], and careful consideration of the key processes important to a system can help alleviate these challenges [@Briscoe2023]. For example, large databases of physiological traits for both plants and animals now exist [e.g., @Kattge2020</w:t>
+        </w:r>
+      </w:ins>
+      <w:ins w:id="704" w:author="Daniel Noble" w:date="2025-10-29T11:43:00Z" w16du:dateUtc="2025-10-29T00:43:00Z">
+        <w:r>
+          <w:t xml:space="preserve"> </w:t>
+        </w:r>
+        <w:r>
+          <w:t>@Leiva2025] and advanced missing data approaches</w:t>
+        </w:r>
+      </w:ins>
+      <w:ins w:id="705" w:author="Daniel Noble" w:date="2025-10-28T14:41:00Z">
+        <w:r>
+          <w:t xml:space="preserve"> can help estimate likely parameters for data deficient species [e.g., @Bruggeman2009]. </w:t>
+        </w:r>
+      </w:ins>
+      <w:ins w:id="706" w:author="Daniel Noble" w:date="2025-10-29T09:39:00Z" w16du:dateUtc="2025-10-28T22:39:00Z">
+        <w:r>
+          <w:t xml:space="preserve">In addition, ever more sophisticated and powerful computational pipelines (e.g. </w:t>
+        </w:r>
+        <w:proofErr w:type="spellStart"/>
         <w:r>
           <w:rPr>
-            <w:lang w:val="en-AU"/>
+            <w:i/>
+            <w:iCs/>
+            <w:rPrChange w:id="707" w:author="Daniel Noble" w:date="2025-10-29T09:39:00Z" w16du:dateUtc="2025-10-28T22:39:00Z">
+              <w:rPr/>
+            </w:rPrChange>
           </w:rPr>
-          <w:t xml:space="preserve">) are needed now, more than ever, to better predict biological responses to extreme heat [@Urban2016; @Martinez-De_Leon2024]. Coupled mechanistic models within and across species are expected to have improved predictive power when extrapolated to new conditions and can help better integrate interacting processes [@Urban2016; @Briscoe2023]. Nonetheless, a systems modelling approach will require a solid foundation of species natural history, diverse modelling expertise, and a concerted effort to collect and collate trait and environmental data for model building and validation. As such, a systems-modelling approach is likely to apply to smaller communities of interacting species (e.g. agricultural communities) more easily than natural ecosystems. However, there are exciting new tools and data that are making overcoming these challenges more feasible [@Maclean2019], and careful consideration of the key processes important to a system can help alleviate these challenges [@Briscoe2023]. For example, large databases of physiological traits for both plants and animals now exist [e.g., @Kattge2020] and new missing data approaches can help estimate likely parameters for data deficient species [e.g., </w:t>
-        </w:r>
+          <w:t>NicheMapR</w:t>
+        </w:r>
+        <w:proofErr w:type="spellEnd"/>
+        <w:r>
+          <w:t xml:space="preserve">, </w:t>
+        </w:r>
+        <w:proofErr w:type="spellStart"/>
         <w:r>
           <w:rPr>
-            <w:lang w:val="en-AU"/>
+            <w:i/>
+            <w:iCs/>
+            <w:rPrChange w:id="708" w:author="Daniel Noble" w:date="2025-10-29T09:39:00Z" w16du:dateUtc="2025-10-28T22:39:00Z">
+              <w:rPr/>
+            </w:rPrChange>
           </w:rPr>
-          <w:lastRenderedPageBreak/>
-          <w:t xml:space="preserve">@Bruggeman2009]. In addition, starting with a simpler model and adding complexity as needed can make building systems models more tractable [@Briscoe2023]. Even simple models that compare counterfactual scenarios </w:t>
-        </w:r>
-      </w:ins>
-      <w:ins w:id="669" w:author="Daniel Noble" w:date="2025-10-28T15:26:00Z" w16du:dateUtc="2025-10-28T04:26:00Z">
+          <w:t>TrenchR</w:t>
+        </w:r>
+        <w:proofErr w:type="spellEnd"/>
+        <w:r>
+          <w:t xml:space="preserve">, </w:t>
+        </w:r>
         <w:r>
           <w:rPr>
-            <w:lang w:val="en-AU"/>
+            <w:i/>
+            <w:iCs/>
+            <w:rPrChange w:id="709" w:author="Daniel Noble" w:date="2025-10-29T09:39:00Z" w16du:dateUtc="2025-10-28T22:39:00Z">
+              <w:rPr/>
+            </w:rPrChange>
           </w:rPr>
+          <w:t>mcera5</w:t>
+        </w:r>
+        <w:r>
+          <w:t xml:space="preserve">, </w:t>
+        </w:r>
+        <w:proofErr w:type="spellStart"/>
+        <w:r>
+          <w:rPr>
+            <w:i/>
+            <w:iCs/>
+            <w:rPrChange w:id="710" w:author="Daniel Noble" w:date="2025-10-29T09:39:00Z" w16du:dateUtc="2025-10-28T22:39:00Z">
+              <w:rPr/>
+            </w:rPrChange>
+          </w:rPr>
+          <w:t>terra</w:t>
+        </w:r>
+        <w:r>
+          <w:t xml:space="preserve"> in</w:t>
+        </w:r>
+        <w:proofErr w:type="spellEnd"/>
+        <w:r>
+          <w:t xml:space="preserve"> R) make it easier to implement and connect models. Model selection and validation are important steps in any modelling process and will be more complicated when applied to entire systems. However, starting with a simpler model, validating predictions with empirical data and then adding complexity as needed can make building systems models more tractabl</w:t>
+        </w:r>
+        <w:r>
+          <w:t>e</w:t>
+        </w:r>
+        <w:r>
+          <w:t xml:space="preserve"> </w:t>
+        </w:r>
+      </w:ins>
+      <w:ins w:id="711" w:author="Daniel Noble" w:date="2025-10-28T14:41:00Z">
+        <w:r>
+          <w:t xml:space="preserve">[@Briscoe2023]. Even simple models that compare counterfactual scenarios </w:t>
+        </w:r>
+      </w:ins>
+      <w:ins w:id="712" w:author="Daniel Noble" w:date="2025-10-28T15:26:00Z" w16du:dateUtc="2025-10-28T04:26:00Z">
+        <w:r>
           <w:t>may</w:t>
         </w:r>
       </w:ins>
-      <w:ins w:id="670" w:author="Daniel Noble" w:date="2025-10-28T14:41:00Z">
-        <w:r>
-          <w:rPr>
-            <w:lang w:val="en-AU"/>
-          </w:rPr>
+      <w:ins w:id="713" w:author="Daniel Noble" w:date="2025-10-28T14:41:00Z">
+        <w:r>
           <w:t xml:space="preserve"> provide important quantitative insights into the impacts of extreme heat on organisms, populations and communities</w:t>
         </w:r>
       </w:ins>
-      <w:ins w:id="671" w:author="Daniel Noble" w:date="2025-10-28T15:26:00Z" w16du:dateUtc="2025-10-28T04:26:00Z">
-        <w:r>
-          <w:rPr>
-            <w:lang w:val="en-AU"/>
-          </w:rPr>
+      <w:ins w:id="714" w:author="Daniel Noble" w:date="2025-10-28T15:26:00Z" w16du:dateUtc="2025-10-28T04:26:00Z">
+        <w:r>
           <w:t xml:space="preserve"> </w:t>
         </w:r>
         <w:r>
-          <w:rPr>
-            <w:lang w:val="en-AU"/>
-          </w:rPr>
           <w:t>[@Dudney2025; @Carroll2023; @Dornhaus2022]</w:t>
         </w:r>
       </w:ins>
-      <w:ins w:id="672" w:author="Daniel Noble" w:date="2025-10-28T14:41:00Z">
-        <w:r>
-          <w:rPr>
-            <w:lang w:val="en-AU"/>
-          </w:rPr>
+      <w:ins w:id="715" w:author="Daniel Noble" w:date="2025-10-28T14:41:00Z">
+        <w:r>
           <w:t xml:space="preserve">. Such insights can form the basis for prediction-driven solutions for mitigating the impacts of extreme heat on biodiversity. By working collaboratively and </w:t>
         </w:r>
         <w:proofErr w:type="spellStart"/>
         <w:r>
-          <w:rPr>
-            <w:lang w:val="en-AU"/>
-          </w:rPr>
           <w:t>integratively</w:t>
         </w:r>
         <w:proofErr w:type="spellEnd"/>
         <w:r>
-          <w:rPr>
-            <w:lang w:val="en-AU"/>
-          </w:rPr>
           <w:t xml:space="preserve"> we can develop a more quantitative and predictive understanding of the impacts that extreme heat will have on organisms, populations, and communities along with how to mitigate these impacts to preserve diverse systems now and into the future.</w:t>
         </w:r>
       </w:ins>
     </w:p>
     <w:p>
       <w:pPr>
-        <w:pStyle w:val="FirstParagraph"/>
-        <w:spacing w:line="360" w:lineRule="auto"/>
-        <w:rPr>
-          <w:ins w:id="673" w:author="Daniel Noble" w:date="2025-10-27T13:38:00Z" w16du:dateUtc="2025-10-27T02:38:00Z"/>
-        </w:rPr>
-      </w:pPr>
-    </w:p>
-    <w:p>
-      <w:pPr>
         <w:pStyle w:val="BodyText"/>
         <w:rPr>
-          <w:ins w:id="674" w:author="Daniel Noble" w:date="2025-10-27T13:38:00Z" w16du:dateUtc="2025-10-27T02:38:00Z"/>
+          <w:ins w:id="716" w:author="Daniel Noble" w:date="2025-10-27T13:38:00Z" w16du:dateUtc="2025-10-27T02:38:00Z"/>
         </w:rPr>
       </w:pPr>
     </w:p>
@@ -7314,9 +7656,9 @@
       <w:pPr>
         <w:pStyle w:val="BodyText"/>
         <w:rPr>
-          <w:del w:id="675" w:author="Daniel Noble" w:date="2025-10-28T14:40:00Z" w16du:dateUtc="2025-10-28T03:40:00Z"/>
-        </w:rPr>
-        <w:pPrChange w:id="676" w:author="Daniel Noble" w:date="2025-10-27T13:38:00Z" w16du:dateUtc="2025-10-27T02:38:00Z">
+          <w:del w:id="717" w:author="Daniel Noble" w:date="2025-10-28T14:40:00Z" w16du:dateUtc="2025-10-28T03:40:00Z"/>
+        </w:rPr>
+        <w:pPrChange w:id="718" w:author="Daniel Noble" w:date="2025-10-27T13:38:00Z" w16du:dateUtc="2025-10-27T02:38:00Z">
           <w:pPr>
             <w:pStyle w:val="FirstParagraph"/>
             <w:spacing w:line="360" w:lineRule="auto"/>
@@ -7329,8 +7671,8 @@
         <w:pStyle w:val="Heading1"/>
         <w:spacing w:line="360" w:lineRule="auto"/>
       </w:pPr>
-      <w:bookmarkStart w:id="677" w:name="acknowledgements"/>
-      <w:bookmarkEnd w:id="660"/>
+      <w:bookmarkStart w:id="719" w:name="acknowledgements"/>
+      <w:bookmarkEnd w:id="695"/>
       <w:r>
         <w:t>Acknowledgements</w:t>
       </w:r>
@@ -7364,7 +7706,7 @@
       <w:r>
         <w:t xml:space="preserve">supplement can be found here: </w:t>
       </w:r>
-      <w:hyperlink r:id="rId14" w:history="1">
+      <w:hyperlink r:id="rId13" w:history="1">
         <w:r>
           <w:rPr>
             <w:rStyle w:val="Hyperlink"/>
@@ -7390,9 +7732,10 @@
         <w:pStyle w:val="Heading1"/>
         <w:spacing w:line="360" w:lineRule="auto"/>
       </w:pPr>
-      <w:bookmarkStart w:id="678" w:name="references"/>
-      <w:bookmarkEnd w:id="677"/>
-      <w:r>
+      <w:bookmarkStart w:id="720" w:name="references"/>
+      <w:bookmarkEnd w:id="719"/>
+      <w:r>
+        <w:lastRenderedPageBreak/>
         <w:t>References</w:t>
       </w:r>
     </w:p>
@@ -7407,8 +7750,8 @@
         <w:pStyle w:val="Bibliography"/>
         <w:spacing w:line="360" w:lineRule="auto"/>
       </w:pPr>
-      <w:bookmarkStart w:id="679" w:name="ref-Barriopedro2023"/>
-      <w:bookmarkStart w:id="680" w:name="refs"/>
+      <w:bookmarkStart w:id="721" w:name="ref-Barriopedro2023"/>
+      <w:bookmarkStart w:id="722" w:name="refs"/>
       <w:r>
         <w:t xml:space="preserve">1. </w:t>
       </w:r>
@@ -7442,8 +7785,8 @@
         <w:pStyle w:val="Bibliography"/>
         <w:spacing w:line="360" w:lineRule="auto"/>
       </w:pPr>
-      <w:bookmarkStart w:id="681" w:name="ref-Aglas-Leitner2024"/>
-      <w:bookmarkEnd w:id="679"/>
+      <w:bookmarkStart w:id="723" w:name="ref-Aglas-Leitner2024"/>
+      <w:bookmarkEnd w:id="721"/>
       <w:r>
         <w:t xml:space="preserve">2. </w:t>
       </w:r>
@@ -7477,10 +7820,9 @@
         <w:pStyle w:val="Bibliography"/>
         <w:spacing w:line="360" w:lineRule="auto"/>
       </w:pPr>
-      <w:bookmarkStart w:id="682" w:name="ref-Evans2025"/>
-      <w:bookmarkEnd w:id="681"/>
-      <w:r>
-        <w:lastRenderedPageBreak/>
+      <w:bookmarkStart w:id="724" w:name="ref-Evans2025"/>
+      <w:bookmarkEnd w:id="723"/>
+      <w:r>
         <w:t xml:space="preserve">3. </w:t>
       </w:r>
       <w:r>
@@ -7513,8 +7855,8 @@
         <w:pStyle w:val="Bibliography"/>
         <w:spacing w:line="360" w:lineRule="auto"/>
       </w:pPr>
-      <w:bookmarkStart w:id="683" w:name="ref-Margalef-Marrase2020"/>
-      <w:bookmarkEnd w:id="682"/>
+      <w:bookmarkStart w:id="725" w:name="ref-Margalef-Marrase2020"/>
+      <w:bookmarkEnd w:id="724"/>
       <w:r>
         <w:t xml:space="preserve">4. </w:t>
       </w:r>
@@ -7548,8 +7890,8 @@
         <w:pStyle w:val="Bibliography"/>
         <w:spacing w:line="360" w:lineRule="auto"/>
       </w:pPr>
-      <w:bookmarkStart w:id="684" w:name="ref-Kazenel2024"/>
-      <w:bookmarkEnd w:id="683"/>
+      <w:bookmarkStart w:id="726" w:name="ref-Kazenel2024"/>
+      <w:bookmarkEnd w:id="725"/>
       <w:r>
         <w:t xml:space="preserve">5. </w:t>
       </w:r>
@@ -7580,8 +7922,8 @@
         <w:pStyle w:val="Bibliography"/>
         <w:spacing w:line="360" w:lineRule="auto"/>
       </w:pPr>
-      <w:bookmarkStart w:id="685" w:name="ref-Zhao2017"/>
-      <w:bookmarkEnd w:id="684"/>
+      <w:bookmarkStart w:id="727" w:name="ref-Zhao2017"/>
+      <w:bookmarkEnd w:id="726"/>
       <w:r>
         <w:t xml:space="preserve">6. </w:t>
       </w:r>
@@ -7615,8 +7957,8 @@
         <w:pStyle w:val="Bibliography"/>
         <w:spacing w:line="360" w:lineRule="auto"/>
       </w:pPr>
-      <w:bookmarkStart w:id="686" w:name="ref-Tito2018"/>
-      <w:bookmarkEnd w:id="685"/>
+      <w:bookmarkStart w:id="728" w:name="ref-Tito2018"/>
+      <w:bookmarkEnd w:id="727"/>
       <w:r>
         <w:t xml:space="preserve">7. </w:t>
       </w:r>
@@ -7650,8 +7992,8 @@
         <w:pStyle w:val="Bibliography"/>
         <w:spacing w:line="360" w:lineRule="auto"/>
       </w:pPr>
-      <w:bookmarkStart w:id="687" w:name="ref-Bernacchi2025"/>
-      <w:bookmarkEnd w:id="686"/>
+      <w:bookmarkStart w:id="729" w:name="ref-Bernacchi2025"/>
+      <w:bookmarkEnd w:id="728"/>
       <w:r>
         <w:t xml:space="preserve">8. </w:t>
       </w:r>
@@ -7685,8 +8027,8 @@
         <w:pStyle w:val="Bibliography"/>
         <w:spacing w:line="360" w:lineRule="auto"/>
       </w:pPr>
-      <w:bookmarkStart w:id="688" w:name="ref-Martinez2023"/>
-      <w:bookmarkEnd w:id="687"/>
+      <w:bookmarkStart w:id="730" w:name="ref-Martinez2023"/>
+      <w:bookmarkEnd w:id="729"/>
       <w:r>
         <w:t xml:space="preserve">9. </w:t>
       </w:r>
@@ -7717,8 +8059,8 @@
         <w:pStyle w:val="Bibliography"/>
         <w:spacing w:line="360" w:lineRule="auto"/>
       </w:pPr>
-      <w:bookmarkStart w:id="689" w:name="ref-Rezende2020"/>
-      <w:bookmarkEnd w:id="688"/>
+      <w:bookmarkStart w:id="731" w:name="ref-Rezende2020"/>
+      <w:bookmarkEnd w:id="730"/>
       <w:r>
         <w:t xml:space="preserve">10. </w:t>
       </w:r>
@@ -7752,8 +8094,8 @@
         <w:pStyle w:val="Bibliography"/>
         <w:spacing w:line="360" w:lineRule="auto"/>
       </w:pPr>
-      <w:bookmarkStart w:id="690" w:name="ref-Orsted2024"/>
-      <w:bookmarkEnd w:id="689"/>
+      <w:bookmarkStart w:id="732" w:name="ref-Orsted2024"/>
+      <w:bookmarkEnd w:id="731"/>
       <w:r>
         <w:t xml:space="preserve">11. </w:t>
       </w:r>
@@ -7787,8 +8129,8 @@
         <w:pStyle w:val="Bibliography"/>
         <w:spacing w:line="360" w:lineRule="auto"/>
       </w:pPr>
-      <w:bookmarkStart w:id="691" w:name="ref-Lopez-Goldar2024"/>
-      <w:bookmarkEnd w:id="690"/>
+      <w:bookmarkStart w:id="733" w:name="ref-Lopez-Goldar2024"/>
+      <w:bookmarkEnd w:id="732"/>
       <w:r>
         <w:t xml:space="preserve">12. </w:t>
       </w:r>
@@ -7819,8 +8161,8 @@
         <w:pStyle w:val="Bibliography"/>
         <w:spacing w:line="360" w:lineRule="auto"/>
       </w:pPr>
-      <w:bookmarkStart w:id="692" w:name="ref-Trivedi2022"/>
-      <w:bookmarkEnd w:id="691"/>
+      <w:bookmarkStart w:id="734" w:name="ref-Trivedi2022"/>
+      <w:bookmarkEnd w:id="733"/>
       <w:r>
         <w:t xml:space="preserve">13. </w:t>
       </w:r>
@@ -7854,8 +8196,8 @@
         <w:pStyle w:val="Bibliography"/>
         <w:spacing w:line="360" w:lineRule="auto"/>
       </w:pPr>
-      <w:bookmarkStart w:id="693" w:name="ref-Kooijman2010"/>
-      <w:bookmarkEnd w:id="692"/>
+      <w:bookmarkStart w:id="735" w:name="ref-Kooijman2010"/>
+      <w:bookmarkEnd w:id="734"/>
       <w:r>
         <w:t xml:space="preserve">14. </w:t>
       </w:r>
@@ -7879,8 +8221,8 @@
         <w:pStyle w:val="Bibliography"/>
         <w:spacing w:line="360" w:lineRule="auto"/>
       </w:pPr>
-      <w:bookmarkStart w:id="694" w:name="ref-Kearney2009b"/>
-      <w:bookmarkEnd w:id="693"/>
+      <w:bookmarkStart w:id="736" w:name="ref-Kearney2009b"/>
+      <w:bookmarkEnd w:id="735"/>
       <w:r>
         <w:t xml:space="preserve">15. </w:t>
       </w:r>
@@ -7904,9 +8246,10 @@
         <w:pStyle w:val="Bibliography"/>
         <w:spacing w:line="360" w:lineRule="auto"/>
       </w:pPr>
-      <w:bookmarkStart w:id="695" w:name="ref-Jusup2024"/>
-      <w:bookmarkEnd w:id="694"/>
-      <w:r>
+      <w:bookmarkStart w:id="737" w:name="ref-Jusup2024"/>
+      <w:bookmarkEnd w:id="736"/>
+      <w:r>
+        <w:lastRenderedPageBreak/>
         <w:t xml:space="preserve">16. </w:t>
       </w:r>
       <w:r>
@@ -7926,10 +8269,9 @@
         <w:pStyle w:val="Bibliography"/>
         <w:spacing w:line="360" w:lineRule="auto"/>
       </w:pPr>
-      <w:bookmarkStart w:id="696" w:name="ref-Kearney2024"/>
-      <w:bookmarkEnd w:id="695"/>
-      <w:r>
-        <w:lastRenderedPageBreak/>
+      <w:bookmarkStart w:id="738" w:name="ref-Kearney2024"/>
+      <w:bookmarkEnd w:id="737"/>
+      <w:r>
         <w:t xml:space="preserve">17. </w:t>
       </w:r>
       <w:r>
@@ -7952,8 +8294,8 @@
         <w:pStyle w:val="Bibliography"/>
         <w:spacing w:line="360" w:lineRule="auto"/>
       </w:pPr>
-      <w:bookmarkStart w:id="697" w:name="ref-Briscoe2023"/>
-      <w:bookmarkEnd w:id="696"/>
+      <w:bookmarkStart w:id="739" w:name="ref-Briscoe2023"/>
+      <w:bookmarkEnd w:id="738"/>
       <w:r>
         <w:t xml:space="preserve">18. </w:t>
       </w:r>
@@ -7987,8 +8329,8 @@
         <w:pStyle w:val="Bibliography"/>
         <w:spacing w:line="360" w:lineRule="auto"/>
       </w:pPr>
-      <w:bookmarkStart w:id="698" w:name="ref-Rezende2014"/>
-      <w:bookmarkEnd w:id="697"/>
+      <w:bookmarkStart w:id="740" w:name="ref-Rezende2014"/>
+      <w:bookmarkEnd w:id="739"/>
       <w:r>
         <w:t xml:space="preserve">19. </w:t>
       </w:r>
@@ -8022,8 +8364,8 @@
         <w:pStyle w:val="Bibliography"/>
         <w:spacing w:line="360" w:lineRule="auto"/>
       </w:pPr>
-      <w:bookmarkStart w:id="699" w:name="ref-Arnold2025a"/>
-      <w:bookmarkEnd w:id="698"/>
+      <w:bookmarkStart w:id="741" w:name="ref-Arnold2025a"/>
+      <w:bookmarkEnd w:id="740"/>
       <w:r>
         <w:t xml:space="preserve">20. </w:t>
       </w:r>
@@ -8057,8 +8399,8 @@
         <w:pStyle w:val="Bibliography"/>
         <w:spacing w:line="360" w:lineRule="auto"/>
       </w:pPr>
-      <w:bookmarkStart w:id="700" w:name="ref-Bimler2018"/>
-      <w:bookmarkEnd w:id="699"/>
+      <w:bookmarkStart w:id="742" w:name="ref-Bimler2018"/>
+      <w:bookmarkEnd w:id="741"/>
       <w:r>
         <w:t xml:space="preserve">21. </w:t>
       </w:r>
@@ -8092,8 +8434,8 @@
         <w:pStyle w:val="Bibliography"/>
         <w:spacing w:line="360" w:lineRule="auto"/>
       </w:pPr>
-      <w:bookmarkStart w:id="701" w:name="ref-Bowler2022"/>
-      <w:bookmarkEnd w:id="700"/>
+      <w:bookmarkStart w:id="743" w:name="ref-Bowler2022"/>
+      <w:bookmarkEnd w:id="742"/>
       <w:r>
         <w:t xml:space="preserve">22. </w:t>
       </w:r>
@@ -8127,8 +8469,8 @@
         <w:pStyle w:val="Bibliography"/>
         <w:spacing w:line="360" w:lineRule="auto"/>
       </w:pPr>
-      <w:bookmarkStart w:id="702" w:name="ref-Tushabe2025"/>
-      <w:bookmarkEnd w:id="701"/>
+      <w:bookmarkStart w:id="744" w:name="ref-Tushabe2025"/>
+      <w:bookmarkEnd w:id="743"/>
       <w:r>
         <w:t xml:space="preserve">23. </w:t>
       </w:r>
@@ -8152,8 +8494,8 @@
         <w:pStyle w:val="Bibliography"/>
         <w:spacing w:line="360" w:lineRule="auto"/>
       </w:pPr>
-      <w:bookmarkStart w:id="703" w:name="ref-Fick2017"/>
-      <w:bookmarkEnd w:id="702"/>
+      <w:bookmarkStart w:id="745" w:name="ref-Fick2017"/>
+      <w:bookmarkEnd w:id="744"/>
       <w:r>
         <w:t xml:space="preserve">24. </w:t>
       </w:r>
@@ -8177,8 +8519,8 @@
         <w:pStyle w:val="Bibliography"/>
         <w:spacing w:line="360" w:lineRule="auto"/>
       </w:pPr>
-      <w:bookmarkStart w:id="704" w:name="ref-Kalnay2018"/>
-      <w:bookmarkEnd w:id="703"/>
+      <w:bookmarkStart w:id="746" w:name="ref-Kalnay2018"/>
+      <w:bookmarkEnd w:id="745"/>
       <w:r>
         <w:t xml:space="preserve">25. </w:t>
       </w:r>
@@ -8212,8 +8554,8 @@
         <w:pStyle w:val="Bibliography"/>
         <w:spacing w:line="360" w:lineRule="auto"/>
       </w:pPr>
-      <w:bookmarkStart w:id="705" w:name="ref-Hersbach2020"/>
-      <w:bookmarkEnd w:id="704"/>
+      <w:bookmarkStart w:id="747" w:name="ref-Hersbach2020"/>
+      <w:bookmarkEnd w:id="746"/>
       <w:r>
         <w:t xml:space="preserve">26. </w:t>
       </w:r>
@@ -8247,8 +8589,8 @@
         <w:pStyle w:val="Bibliography"/>
         <w:spacing w:line="360" w:lineRule="auto"/>
       </w:pPr>
-      <w:bookmarkStart w:id="706" w:name="ref-Klinges2022"/>
-      <w:bookmarkEnd w:id="705"/>
+      <w:bookmarkStart w:id="748" w:name="ref-Klinges2022"/>
+      <w:bookmarkEnd w:id="747"/>
       <w:r>
         <w:t xml:space="preserve">27. </w:t>
       </w:r>
@@ -8282,8 +8624,8 @@
         <w:pStyle w:val="Bibliography"/>
         <w:spacing w:line="360" w:lineRule="auto"/>
       </w:pPr>
-      <w:bookmarkStart w:id="707" w:name="ref-Meyer2023"/>
-      <w:bookmarkEnd w:id="706"/>
+      <w:bookmarkStart w:id="749" w:name="ref-Meyer2023"/>
+      <w:bookmarkEnd w:id="748"/>
       <w:r>
         <w:t xml:space="preserve">28. </w:t>
       </w:r>
@@ -8317,8 +8659,8 @@
         <w:pStyle w:val="Bibliography"/>
         <w:spacing w:line="360" w:lineRule="auto"/>
       </w:pPr>
-      <w:bookmarkStart w:id="708" w:name="ref-Munoz-Sabater2021"/>
-      <w:bookmarkEnd w:id="707"/>
+      <w:bookmarkStart w:id="750" w:name="ref-Munoz-Sabater2021"/>
+      <w:bookmarkEnd w:id="749"/>
       <w:r>
         <w:t xml:space="preserve">29. </w:t>
       </w:r>
@@ -8352,8 +8694,8 @@
         <w:pStyle w:val="Bibliography"/>
         <w:spacing w:line="360" w:lineRule="auto"/>
       </w:pPr>
-      <w:bookmarkStart w:id="709" w:name="ref-Bezanson2012"/>
-      <w:bookmarkEnd w:id="708"/>
+      <w:bookmarkStart w:id="751" w:name="ref-Bezanson2012"/>
+      <w:bookmarkEnd w:id="750"/>
       <w:r>
         <w:t xml:space="preserve">30. </w:t>
       </w:r>
@@ -8384,8 +8726,8 @@
         <w:pStyle w:val="Bibliography"/>
         <w:spacing w:line="360" w:lineRule="auto"/>
       </w:pPr>
-      <w:bookmarkStart w:id="710" w:name="ref-Bonan2019"/>
-      <w:bookmarkEnd w:id="709"/>
+      <w:bookmarkStart w:id="752" w:name="ref-Bonan2019"/>
+      <w:bookmarkEnd w:id="751"/>
       <w:r>
         <w:t xml:space="preserve">31. </w:t>
       </w:r>
@@ -8409,10 +8751,9 @@
         <w:pStyle w:val="Bibliography"/>
         <w:spacing w:line="360" w:lineRule="auto"/>
       </w:pPr>
-      <w:bookmarkStart w:id="711" w:name="ref-Argles2022"/>
-      <w:bookmarkEnd w:id="710"/>
-      <w:r>
-        <w:lastRenderedPageBreak/>
+      <w:bookmarkStart w:id="753" w:name="ref-Argles2022"/>
+      <w:bookmarkEnd w:id="752"/>
+      <w:r>
         <w:t xml:space="preserve">32. </w:t>
       </w:r>
       <w:r>
@@ -8445,8 +8786,8 @@
         <w:pStyle w:val="Bibliography"/>
         <w:spacing w:line="360" w:lineRule="auto"/>
       </w:pPr>
-      <w:bookmarkStart w:id="712" w:name="ref-Kearney2017"/>
-      <w:bookmarkEnd w:id="711"/>
+      <w:bookmarkStart w:id="754" w:name="ref-Kearney2017"/>
+      <w:bookmarkEnd w:id="753"/>
       <w:r>
         <w:t xml:space="preserve">33. </w:t>
       </w:r>
@@ -8470,9 +8811,10 @@
         <w:pStyle w:val="Bibliography"/>
         <w:spacing w:line="360" w:lineRule="auto"/>
       </w:pPr>
-      <w:bookmarkStart w:id="713" w:name="ref-Maclean2019"/>
-      <w:bookmarkEnd w:id="712"/>
-      <w:r>
+      <w:bookmarkStart w:id="755" w:name="ref-Maclean2019"/>
+      <w:bookmarkEnd w:id="754"/>
+      <w:r>
+        <w:lastRenderedPageBreak/>
         <w:t xml:space="preserve">34. </w:t>
       </w:r>
       <w:r>
@@ -8505,8 +8847,8 @@
         <w:pStyle w:val="Bibliography"/>
         <w:spacing w:line="360" w:lineRule="auto"/>
       </w:pPr>
-      <w:bookmarkStart w:id="714" w:name="ref-Kearney2020"/>
-      <w:bookmarkEnd w:id="713"/>
+      <w:bookmarkStart w:id="756" w:name="ref-Kearney2020"/>
+      <w:bookmarkEnd w:id="755"/>
       <w:r>
         <w:t xml:space="preserve">35. </w:t>
       </w:r>
@@ -8540,8 +8882,8 @@
         <w:pStyle w:val="Bibliography"/>
         <w:spacing w:line="360" w:lineRule="auto"/>
       </w:pPr>
-      <w:bookmarkStart w:id="715" w:name="ref-Maclean2021"/>
-      <w:bookmarkEnd w:id="714"/>
+      <w:bookmarkStart w:id="757" w:name="ref-Maclean2021"/>
+      <w:bookmarkEnd w:id="756"/>
       <w:r>
         <w:t xml:space="preserve">36. </w:t>
       </w:r>
@@ -8575,8 +8917,8 @@
         <w:pStyle w:val="Bibliography"/>
         <w:spacing w:line="360" w:lineRule="auto"/>
       </w:pPr>
-      <w:bookmarkStart w:id="716" w:name="ref-Buckley2023"/>
-      <w:bookmarkEnd w:id="715"/>
+      <w:bookmarkStart w:id="758" w:name="ref-Buckley2023"/>
+      <w:bookmarkEnd w:id="757"/>
       <w:r>
         <w:t xml:space="preserve">37. </w:t>
       </w:r>
@@ -8610,8 +8952,8 @@
         <w:pStyle w:val="Bibliography"/>
         <w:spacing w:line="360" w:lineRule="auto"/>
       </w:pPr>
-      <w:bookmarkStart w:id="717" w:name="ref-De_Frenne2024"/>
-      <w:bookmarkEnd w:id="716"/>
+      <w:bookmarkStart w:id="759" w:name="ref-De_Frenne2024"/>
+      <w:bookmarkEnd w:id="758"/>
       <w:r>
         <w:t xml:space="preserve">38. </w:t>
       </w:r>
@@ -8642,8 +8984,8 @@
         <w:pStyle w:val="Bibliography"/>
         <w:spacing w:line="360" w:lineRule="auto"/>
       </w:pPr>
-      <w:bookmarkStart w:id="718" w:name="ref-Levy2016"/>
-      <w:bookmarkEnd w:id="717"/>
+      <w:bookmarkStart w:id="760" w:name="ref-Levy2016"/>
+      <w:bookmarkEnd w:id="759"/>
       <w:r>
         <w:t xml:space="preserve">39. </w:t>
       </w:r>
@@ -8677,8 +9019,8 @@
         <w:pStyle w:val="Bibliography"/>
         <w:spacing w:line="360" w:lineRule="auto"/>
       </w:pPr>
-      <w:bookmarkStart w:id="719" w:name="ref-Drake2018"/>
-      <w:bookmarkEnd w:id="718"/>
+      <w:bookmarkStart w:id="761" w:name="ref-Drake2018"/>
+      <w:bookmarkEnd w:id="760"/>
       <w:r>
         <w:t xml:space="preserve">40. </w:t>
       </w:r>
@@ -8712,8 +9054,8 @@
         <w:pStyle w:val="Bibliography"/>
         <w:spacing w:line="360" w:lineRule="auto"/>
       </w:pPr>
-      <w:bookmarkStart w:id="720" w:name="ref-Holzworth2018"/>
-      <w:bookmarkEnd w:id="719"/>
+      <w:bookmarkStart w:id="762" w:name="ref-Holzworth2018"/>
+      <w:bookmarkEnd w:id="761"/>
       <w:r>
         <w:t xml:space="preserve">41. </w:t>
       </w:r>
@@ -8747,8 +9089,8 @@
         <w:pStyle w:val="Bibliography"/>
         <w:spacing w:line="360" w:lineRule="auto"/>
       </w:pPr>
-      <w:bookmarkStart w:id="721" w:name="ref-Medlyn2011"/>
-      <w:bookmarkEnd w:id="720"/>
+      <w:bookmarkStart w:id="763" w:name="ref-Medlyn2011"/>
+      <w:bookmarkEnd w:id="762"/>
       <w:r>
         <w:t xml:space="preserve">42. </w:t>
       </w:r>
@@ -8782,8 +9124,8 @@
         <w:pStyle w:val="Bibliography"/>
         <w:spacing w:line="360" w:lineRule="auto"/>
       </w:pPr>
-      <w:bookmarkStart w:id="722" w:name="ref-Porter1973"/>
-      <w:bookmarkEnd w:id="721"/>
+      <w:bookmarkStart w:id="764" w:name="ref-Porter1973"/>
+      <w:bookmarkEnd w:id="763"/>
       <w:r>
         <w:t xml:space="preserve">43. </w:t>
       </w:r>
@@ -8817,8 +9159,8 @@
         <w:pStyle w:val="Bibliography"/>
         <w:spacing w:line="360" w:lineRule="auto"/>
       </w:pPr>
-      <w:bookmarkStart w:id="723" w:name="ref-Porter1969"/>
-      <w:bookmarkEnd w:id="722"/>
+      <w:bookmarkStart w:id="765" w:name="ref-Porter1969"/>
+      <w:bookmarkEnd w:id="764"/>
       <w:r>
         <w:t xml:space="preserve">44. </w:t>
       </w:r>
@@ -8842,10 +9184,9 @@
         <w:pStyle w:val="Bibliography"/>
         <w:spacing w:line="360" w:lineRule="auto"/>
       </w:pPr>
-      <w:bookmarkStart w:id="724" w:name="ref-Riddell2017"/>
-      <w:bookmarkEnd w:id="723"/>
-      <w:r>
-        <w:lastRenderedPageBreak/>
+      <w:bookmarkStart w:id="766" w:name="ref-Riddell2017"/>
+      <w:bookmarkEnd w:id="765"/>
+      <w:r>
         <w:t xml:space="preserve">45. </w:t>
       </w:r>
       <w:r>
@@ -8878,8 +9219,8 @@
         <w:pStyle w:val="Bibliography"/>
         <w:spacing w:line="360" w:lineRule="auto"/>
       </w:pPr>
-      <w:bookmarkStart w:id="725" w:name="ref-Duursma2015"/>
-      <w:bookmarkEnd w:id="724"/>
+      <w:bookmarkStart w:id="767" w:name="ref-Duursma2015"/>
+      <w:bookmarkEnd w:id="766"/>
       <w:r>
         <w:t xml:space="preserve">46. </w:t>
       </w:r>
@@ -8903,8 +9244,8 @@
         <w:pStyle w:val="Bibliography"/>
         <w:spacing w:line="360" w:lineRule="auto"/>
       </w:pPr>
-      <w:bookmarkStart w:id="726" w:name="ref-Briscoe2022"/>
-      <w:bookmarkEnd w:id="725"/>
+      <w:bookmarkStart w:id="768" w:name="ref-Briscoe2022"/>
+      <w:bookmarkEnd w:id="767"/>
       <w:r>
         <w:t xml:space="preserve">47. </w:t>
       </w:r>
@@ -8938,8 +9279,8 @@
         <w:pStyle w:val="Bibliography"/>
         <w:spacing w:line="360" w:lineRule="auto"/>
       </w:pPr>
-      <w:bookmarkStart w:id="727" w:name="ref-Loughran2020"/>
-      <w:bookmarkEnd w:id="726"/>
+      <w:bookmarkStart w:id="769" w:name="ref-Loughran2020"/>
+      <w:bookmarkEnd w:id="768"/>
       <w:r>
         <w:t xml:space="preserve">48. </w:t>
       </w:r>
@@ -8963,8 +9304,8 @@
         <w:pStyle w:val="Bibliography"/>
         <w:spacing w:line="360" w:lineRule="auto"/>
       </w:pPr>
-      <w:bookmarkStart w:id="728" w:name="ref-Sharpe2022"/>
-      <w:bookmarkEnd w:id="727"/>
+      <w:bookmarkStart w:id="770" w:name="ref-Sharpe2022"/>
+      <w:bookmarkEnd w:id="769"/>
       <w:r>
         <w:t xml:space="preserve">49. </w:t>
       </w:r>
@@ -8998,9 +9339,10 @@
         <w:pStyle w:val="Bibliography"/>
         <w:spacing w:line="360" w:lineRule="auto"/>
       </w:pPr>
-      <w:bookmarkStart w:id="729" w:name="ref-Posch2024"/>
-      <w:bookmarkEnd w:id="728"/>
-      <w:r>
+      <w:bookmarkStart w:id="771" w:name="ref-Posch2024"/>
+      <w:bookmarkEnd w:id="770"/>
+      <w:r>
+        <w:lastRenderedPageBreak/>
         <w:t xml:space="preserve">50. </w:t>
       </w:r>
       <w:r>
@@ -9033,8 +9375,8 @@
         <w:pStyle w:val="Bibliography"/>
         <w:spacing w:line="360" w:lineRule="auto"/>
       </w:pPr>
-      <w:bookmarkStart w:id="730" w:name="ref-Orsted2022"/>
-      <w:bookmarkEnd w:id="729"/>
+      <w:bookmarkStart w:id="772" w:name="ref-Orsted2022"/>
+      <w:bookmarkEnd w:id="771"/>
       <w:r>
         <w:t xml:space="preserve">51. </w:t>
       </w:r>
@@ -9068,8 +9410,8 @@
         <w:pStyle w:val="Bibliography"/>
         <w:spacing w:line="360" w:lineRule="auto"/>
       </w:pPr>
-      <w:bookmarkStart w:id="731" w:name="ref-Jagadish2021"/>
-      <w:bookmarkEnd w:id="730"/>
+      <w:bookmarkStart w:id="773" w:name="ref-Jagadish2021"/>
+      <w:bookmarkEnd w:id="772"/>
       <w:r>
         <w:t xml:space="preserve">52. </w:t>
       </w:r>
@@ -9103,8 +9445,8 @@
         <w:pStyle w:val="Bibliography"/>
         <w:spacing w:line="360" w:lineRule="auto"/>
       </w:pPr>
-      <w:bookmarkStart w:id="732" w:name="ref-Faber2024"/>
-      <w:bookmarkEnd w:id="731"/>
+      <w:bookmarkStart w:id="774" w:name="ref-Faber2024"/>
+      <w:bookmarkEnd w:id="773"/>
       <w:r>
         <w:t xml:space="preserve">53. </w:t>
       </w:r>
@@ -9138,8 +9480,8 @@
         <w:pStyle w:val="Bibliography"/>
         <w:spacing w:line="360" w:lineRule="auto"/>
       </w:pPr>
-      <w:bookmarkStart w:id="733" w:name="ref-Martinez-De_Leon2024"/>
-      <w:bookmarkEnd w:id="732"/>
+      <w:bookmarkStart w:id="775" w:name="ref-Martinez-De_Leon2024"/>
+      <w:bookmarkEnd w:id="774"/>
       <w:r>
         <w:t xml:space="preserve">54. </w:t>
       </w:r>
@@ -9160,8 +9502,8 @@
         <w:pStyle w:val="Bibliography"/>
         <w:spacing w:line="360" w:lineRule="auto"/>
       </w:pPr>
-      <w:bookmarkStart w:id="734" w:name="ref-Chouhan2023"/>
-      <w:bookmarkEnd w:id="733"/>
+      <w:bookmarkStart w:id="776" w:name="ref-Chouhan2023"/>
+      <w:bookmarkEnd w:id="775"/>
       <w:r>
         <w:t xml:space="preserve">55. </w:t>
       </w:r>
@@ -9195,8 +9537,8 @@
         <w:pStyle w:val="Bibliography"/>
         <w:spacing w:line="360" w:lineRule="auto"/>
       </w:pPr>
-      <w:bookmarkStart w:id="735" w:name="ref-Marquez2007"/>
-      <w:bookmarkEnd w:id="734"/>
+      <w:bookmarkStart w:id="777" w:name="ref-Marquez2007"/>
+      <w:bookmarkEnd w:id="776"/>
       <w:r>
         <w:t xml:space="preserve">56. </w:t>
       </w:r>
@@ -9230,8 +9572,8 @@
         <w:pStyle w:val="Bibliography"/>
         <w:spacing w:line="360" w:lineRule="auto"/>
       </w:pPr>
-      <w:bookmarkStart w:id="736" w:name="ref-Dastogeer2022"/>
-      <w:bookmarkEnd w:id="735"/>
+      <w:bookmarkStart w:id="778" w:name="ref-Dastogeer2022"/>
+      <w:bookmarkEnd w:id="777"/>
       <w:r>
         <w:t xml:space="preserve">57. </w:t>
       </w:r>
@@ -9265,8 +9607,8 @@
         <w:pStyle w:val="Bibliography"/>
         <w:spacing w:line="360" w:lineRule="auto"/>
       </w:pPr>
-      <w:bookmarkStart w:id="737" w:name="ref-Hoang2019"/>
-      <w:bookmarkEnd w:id="736"/>
+      <w:bookmarkStart w:id="779" w:name="ref-Hoang2019"/>
+      <w:bookmarkEnd w:id="778"/>
       <w:r>
         <w:t xml:space="preserve">58. </w:t>
       </w:r>
@@ -9300,10 +9642,9 @@
         <w:pStyle w:val="Bibliography"/>
         <w:spacing w:line="360" w:lineRule="auto"/>
       </w:pPr>
-      <w:bookmarkStart w:id="738" w:name="ref-Marchin2022"/>
-      <w:bookmarkEnd w:id="737"/>
-      <w:r>
-        <w:lastRenderedPageBreak/>
+      <w:bookmarkStart w:id="780" w:name="ref-Marchin2022"/>
+      <w:bookmarkEnd w:id="779"/>
+      <w:r>
         <w:t xml:space="preserve">59. </w:t>
       </w:r>
       <w:r>
@@ -9336,8 +9677,8 @@
         <w:pStyle w:val="Bibliography"/>
         <w:spacing w:line="360" w:lineRule="auto"/>
       </w:pPr>
-      <w:bookmarkStart w:id="739" w:name="ref-Li2025"/>
-      <w:bookmarkEnd w:id="738"/>
+      <w:bookmarkStart w:id="781" w:name="ref-Li2025"/>
+      <w:bookmarkEnd w:id="780"/>
       <w:r>
         <w:t xml:space="preserve">60. </w:t>
       </w:r>
@@ -9371,8 +9712,8 @@
         <w:pStyle w:val="Bibliography"/>
         <w:spacing w:line="360" w:lineRule="auto"/>
       </w:pPr>
-      <w:bookmarkStart w:id="740" w:name="ref-Youngblood2025"/>
-      <w:bookmarkEnd w:id="739"/>
+      <w:bookmarkStart w:id="782" w:name="ref-Youngblood2025"/>
+      <w:bookmarkEnd w:id="781"/>
       <w:r>
         <w:t xml:space="preserve">61. </w:t>
       </w:r>
@@ -9403,8 +9744,8 @@
         <w:pStyle w:val="Bibliography"/>
         <w:spacing w:line="360" w:lineRule="auto"/>
       </w:pPr>
-      <w:bookmarkStart w:id="741" w:name="ref-Mengutay2013"/>
-      <w:bookmarkEnd w:id="740"/>
+      <w:bookmarkStart w:id="783" w:name="ref-Mengutay2013"/>
+      <w:bookmarkEnd w:id="782"/>
       <w:r>
         <w:t xml:space="preserve">62. </w:t>
       </w:r>
@@ -9438,8 +9779,8 @@
         <w:pStyle w:val="Bibliography"/>
         <w:spacing w:line="360" w:lineRule="auto"/>
       </w:pPr>
-      <w:bookmarkStart w:id="742" w:name="ref-Andersen2010"/>
-      <w:bookmarkEnd w:id="741"/>
+      <w:bookmarkStart w:id="784" w:name="ref-Andersen2010"/>
+      <w:bookmarkEnd w:id="783"/>
       <w:r>
         <w:t xml:space="preserve">63. </w:t>
       </w:r>
@@ -9473,8 +9814,8 @@
         <w:pStyle w:val="Bibliography"/>
         <w:spacing w:line="360" w:lineRule="auto"/>
       </w:pPr>
-      <w:bookmarkStart w:id="743" w:name="ref-Nisbet2000"/>
-      <w:bookmarkEnd w:id="742"/>
+      <w:bookmarkStart w:id="785" w:name="ref-Nisbet2000"/>
+      <w:bookmarkEnd w:id="784"/>
       <w:r>
         <w:t xml:space="preserve">64. </w:t>
       </w:r>
@@ -9508,8 +9849,8 @@
         <w:pStyle w:val="Bibliography"/>
         <w:spacing w:line="360" w:lineRule="auto"/>
       </w:pPr>
-      <w:bookmarkStart w:id="744" w:name="ref-Jager2020"/>
-      <w:bookmarkEnd w:id="743"/>
+      <w:bookmarkStart w:id="786" w:name="ref-Jager2020"/>
+      <w:bookmarkEnd w:id="785"/>
       <w:r>
         <w:t xml:space="preserve">65. </w:t>
       </w:r>
@@ -9533,8 +9874,8 @@
         <w:pStyle w:val="Bibliography"/>
         <w:spacing w:line="360" w:lineRule="auto"/>
       </w:pPr>
-      <w:bookmarkStart w:id="745" w:name="ref-Kearney2013"/>
-      <w:bookmarkEnd w:id="744"/>
+      <w:bookmarkStart w:id="787" w:name="ref-Kearney2013"/>
+      <w:bookmarkEnd w:id="786"/>
       <w:r>
         <w:t xml:space="preserve">66. </w:t>
       </w:r>
@@ -9568,9 +9909,10 @@
         <w:pStyle w:val="Bibliography"/>
         <w:spacing w:line="360" w:lineRule="auto"/>
       </w:pPr>
-      <w:bookmarkStart w:id="746" w:name="ref-Kearney2010"/>
-      <w:bookmarkEnd w:id="745"/>
-      <w:r>
+      <w:bookmarkStart w:id="788" w:name="ref-Kearney2010"/>
+      <w:bookmarkEnd w:id="787"/>
+      <w:r>
+        <w:lastRenderedPageBreak/>
         <w:t xml:space="preserve">67. </w:t>
       </w:r>
       <w:r>
@@ -9603,8 +9945,8 @@
         <w:pStyle w:val="Bibliography"/>
         <w:spacing w:line="360" w:lineRule="auto"/>
       </w:pPr>
-      <w:bookmarkStart w:id="747" w:name="ref-Marques2018"/>
-      <w:bookmarkEnd w:id="746"/>
+      <w:bookmarkStart w:id="789" w:name="ref-Marques2018"/>
+      <w:bookmarkEnd w:id="788"/>
       <w:r>
         <w:t xml:space="preserve">68. </w:t>
       </w:r>
@@ -9638,8 +9980,8 @@
         <w:pStyle w:val="Bibliography"/>
         <w:spacing w:line="360" w:lineRule="auto"/>
       </w:pPr>
-      <w:bookmarkStart w:id="748" w:name="ref-Kooijman2021"/>
-      <w:bookmarkEnd w:id="747"/>
+      <w:bookmarkStart w:id="790" w:name="ref-Kooijman2021"/>
+      <w:bookmarkEnd w:id="789"/>
       <w:r>
         <w:t xml:space="preserve">69. </w:t>
       </w:r>
@@ -9673,8 +10015,8 @@
         <w:pStyle w:val="Bibliography"/>
         <w:spacing w:line="360" w:lineRule="auto"/>
       </w:pPr>
-      <w:bookmarkStart w:id="749" w:name="ref-Bruggeman2009"/>
-      <w:bookmarkEnd w:id="748"/>
+      <w:bookmarkStart w:id="791" w:name="ref-Bruggeman2009"/>
+      <w:bookmarkEnd w:id="790"/>
       <w:r>
         <w:t xml:space="preserve">70. </w:t>
       </w:r>
@@ -9708,8 +10050,8 @@
         <w:pStyle w:val="Bibliography"/>
         <w:spacing w:line="360" w:lineRule="auto"/>
       </w:pPr>
-      <w:bookmarkStart w:id="750" w:name="ref-Kearney2020a"/>
-      <w:bookmarkEnd w:id="749"/>
+      <w:bookmarkStart w:id="792" w:name="ref-Kearney2020a"/>
+      <w:bookmarkEnd w:id="791"/>
       <w:r>
         <w:t xml:space="preserve">71. </w:t>
       </w:r>
@@ -9733,8 +10075,8 @@
         <w:pStyle w:val="Bibliography"/>
         <w:spacing w:line="360" w:lineRule="auto"/>
       </w:pPr>
-      <w:bookmarkStart w:id="751" w:name="ref-Kumarathunge2019"/>
-      <w:bookmarkEnd w:id="750"/>
+      <w:bookmarkStart w:id="793" w:name="ref-Kumarathunge2019"/>
+      <w:bookmarkEnd w:id="792"/>
       <w:r>
         <w:t xml:space="preserve">72. </w:t>
       </w:r>
@@ -9768,10 +10110,9 @@
         <w:pStyle w:val="Bibliography"/>
         <w:spacing w:line="360" w:lineRule="auto"/>
       </w:pPr>
-      <w:bookmarkStart w:id="752" w:name="ref-De_Kauwe2020"/>
-      <w:bookmarkEnd w:id="751"/>
-      <w:r>
-        <w:lastRenderedPageBreak/>
+      <w:bookmarkStart w:id="794" w:name="ref-De_Kauwe2020"/>
+      <w:bookmarkEnd w:id="793"/>
+      <w:r>
         <w:t xml:space="preserve">73. </w:t>
       </w:r>
       <w:r>
@@ -9804,8 +10145,8 @@
         <w:pStyle w:val="Bibliography"/>
         <w:spacing w:line="360" w:lineRule="auto"/>
       </w:pPr>
-      <w:bookmarkStart w:id="753" w:name="ref-Chesson2000"/>
-      <w:bookmarkEnd w:id="752"/>
+      <w:bookmarkStart w:id="795" w:name="ref-Chesson2000"/>
+      <w:bookmarkEnd w:id="794"/>
       <w:r>
         <w:t xml:space="preserve">74. </w:t>
       </w:r>
@@ -9829,8 +10170,8 @@
         <w:pStyle w:val="Bibliography"/>
         <w:spacing w:line="360" w:lineRule="auto"/>
       </w:pPr>
-      <w:bookmarkStart w:id="754" w:name="ref-Ricker1954a"/>
-      <w:bookmarkEnd w:id="753"/>
+      <w:bookmarkStart w:id="796" w:name="ref-Ricker1954a"/>
+      <w:bookmarkEnd w:id="795"/>
       <w:r>
         <w:t xml:space="preserve">75. </w:t>
       </w:r>
@@ -9854,8 +10195,8 @@
         <w:pStyle w:val="Bibliography"/>
         <w:spacing w:line="360" w:lineRule="auto"/>
       </w:pPr>
-      <w:bookmarkStart w:id="755" w:name="ref-Beverton2012"/>
-      <w:bookmarkEnd w:id="754"/>
+      <w:bookmarkStart w:id="797" w:name="ref-Beverton2012"/>
+      <w:bookmarkEnd w:id="796"/>
       <w:r>
         <w:t xml:space="preserve">76. </w:t>
       </w:r>
@@ -9879,8 +10220,8 @@
         <w:pStyle w:val="Bibliography"/>
         <w:spacing w:line="360" w:lineRule="auto"/>
       </w:pPr>
-      <w:bookmarkStart w:id="756" w:name="ref-Mayfield2017"/>
-      <w:bookmarkEnd w:id="755"/>
+      <w:bookmarkStart w:id="798" w:name="ref-Mayfield2017"/>
+      <w:bookmarkEnd w:id="797"/>
       <w:r>
         <w:t xml:space="preserve">77. </w:t>
       </w:r>
@@ -9904,8 +10245,8 @@
         <w:pStyle w:val="Bibliography"/>
         <w:spacing w:line="360" w:lineRule="auto"/>
       </w:pPr>
-      <w:bookmarkStart w:id="757" w:name="ref-Buche2025"/>
-      <w:bookmarkEnd w:id="756"/>
+      <w:bookmarkStart w:id="799" w:name="ref-Buche2025"/>
+      <w:bookmarkEnd w:id="798"/>
       <w:r>
         <w:t xml:space="preserve">78. </w:t>
       </w:r>
@@ -9939,8 +10280,8 @@
         <w:pStyle w:val="Bibliography"/>
         <w:spacing w:line="360" w:lineRule="auto"/>
       </w:pPr>
-      <w:bookmarkStart w:id="758" w:name="ref-Bimler2024"/>
-      <w:bookmarkEnd w:id="757"/>
+      <w:bookmarkStart w:id="800" w:name="ref-Bimler2024"/>
+      <w:bookmarkEnd w:id="799"/>
       <w:r>
         <w:t xml:space="preserve">79. </w:t>
       </w:r>
@@ -9974,8 +10315,8 @@
         <w:pStyle w:val="Bibliography"/>
         <w:spacing w:line="360" w:lineRule="auto"/>
       </w:pPr>
-      <w:bookmarkStart w:id="759" w:name="ref-Martyn2021"/>
-      <w:bookmarkEnd w:id="758"/>
+      <w:bookmarkStart w:id="801" w:name="ref-Martyn2021"/>
+      <w:bookmarkEnd w:id="800"/>
       <w:r>
         <w:t xml:space="preserve">80. </w:t>
       </w:r>
@@ -10009,8 +10350,8 @@
         <w:pStyle w:val="Bibliography"/>
         <w:spacing w:line="360" w:lineRule="auto"/>
       </w:pPr>
-      <w:bookmarkStart w:id="760" w:name="ref-Chevin2017"/>
-      <w:bookmarkEnd w:id="759"/>
+      <w:bookmarkStart w:id="802" w:name="ref-Chevin2017"/>
+      <w:bookmarkEnd w:id="801"/>
       <w:r>
         <w:t xml:space="preserve">81. </w:t>
       </w:r>
@@ -10034,8 +10375,8 @@
         <w:pStyle w:val="Bibliography"/>
         <w:spacing w:line="360" w:lineRule="auto"/>
       </w:pPr>
-      <w:bookmarkStart w:id="761" w:name="ref-Urban2024"/>
-      <w:bookmarkEnd w:id="760"/>
+      <w:bookmarkStart w:id="803" w:name="ref-Urban2024"/>
+      <w:bookmarkEnd w:id="802"/>
       <w:r>
         <w:t xml:space="preserve">82. </w:t>
       </w:r>
@@ -10069,8 +10410,8 @@
         <w:pStyle w:val="Bibliography"/>
         <w:spacing w:line="360" w:lineRule="auto"/>
       </w:pPr>
-      <w:bookmarkStart w:id="762" w:name="ref-Hoffmann2011"/>
-      <w:bookmarkEnd w:id="761"/>
+      <w:bookmarkStart w:id="804" w:name="ref-Hoffmann2011"/>
+      <w:bookmarkEnd w:id="803"/>
       <w:r>
         <w:t xml:space="preserve">83. </w:t>
       </w:r>
@@ -10084,8 +10425,8 @@
         <w:pStyle w:val="Bibliography"/>
         <w:spacing w:line="360" w:lineRule="auto"/>
       </w:pPr>
-      <w:bookmarkStart w:id="763" w:name="ref-Hoffmann2022"/>
-      <w:bookmarkEnd w:id="762"/>
+      <w:bookmarkStart w:id="805" w:name="ref-Hoffmann2022"/>
+      <w:bookmarkEnd w:id="804"/>
       <w:r>
         <w:t xml:space="preserve">84. </w:t>
       </w:r>
@@ -10109,9 +10450,10 @@
         <w:pStyle w:val="Bibliography"/>
         <w:spacing w:line="360" w:lineRule="auto"/>
       </w:pPr>
-      <w:bookmarkStart w:id="764" w:name="ref-Ghalambor2015"/>
-      <w:bookmarkEnd w:id="763"/>
-      <w:r>
+      <w:bookmarkStart w:id="806" w:name="ref-Ghalambor2015"/>
+      <w:bookmarkEnd w:id="805"/>
+      <w:r>
+        <w:lastRenderedPageBreak/>
         <w:t xml:space="preserve">85. </w:t>
       </w:r>
       <w:r>
@@ -10144,8 +10486,8 @@
         <w:pStyle w:val="Bibliography"/>
         <w:spacing w:line="360" w:lineRule="auto"/>
       </w:pPr>
-      <w:bookmarkStart w:id="765" w:name="ref-Oostra2018"/>
-      <w:bookmarkEnd w:id="764"/>
+      <w:bookmarkStart w:id="807" w:name="ref-Oostra2018"/>
+      <w:bookmarkEnd w:id="806"/>
       <w:r>
         <w:t xml:space="preserve">86. </w:t>
       </w:r>
@@ -10179,8 +10521,8 @@
         <w:pStyle w:val="Bibliography"/>
         <w:spacing w:line="360" w:lineRule="auto"/>
       </w:pPr>
-      <w:bookmarkStart w:id="766" w:name="ref-Noble2019"/>
-      <w:bookmarkEnd w:id="765"/>
+      <w:bookmarkStart w:id="808" w:name="ref-Noble2019"/>
+      <w:bookmarkEnd w:id="807"/>
       <w:r>
         <w:t xml:space="preserve">87. </w:t>
       </w:r>
@@ -10214,10 +10556,9 @@
         <w:pStyle w:val="Bibliography"/>
         <w:spacing w:line="360" w:lineRule="auto"/>
       </w:pPr>
-      <w:bookmarkStart w:id="767" w:name="ref-Sousa2010"/>
-      <w:bookmarkEnd w:id="766"/>
-      <w:r>
-        <w:lastRenderedPageBreak/>
+      <w:bookmarkStart w:id="809" w:name="ref-Sousa2010"/>
+      <w:bookmarkEnd w:id="808"/>
+      <w:r>
         <w:t xml:space="preserve">88. </w:t>
       </w:r>
       <w:r>
@@ -10250,8 +10591,8 @@
         <w:pStyle w:val="Bibliography"/>
         <w:spacing w:line="360" w:lineRule="auto"/>
       </w:pPr>
-      <w:bookmarkStart w:id="768" w:name="ref-Lande1979"/>
-      <w:bookmarkEnd w:id="767"/>
+      <w:bookmarkStart w:id="810" w:name="ref-Lande1979"/>
+      <w:bookmarkEnd w:id="809"/>
       <w:r>
         <w:t xml:space="preserve">89. </w:t>
       </w:r>
@@ -10275,8 +10616,8 @@
         <w:pStyle w:val="Bibliography"/>
         <w:spacing w:line="360" w:lineRule="auto"/>
       </w:pPr>
-      <w:bookmarkStart w:id="769" w:name="ref-Walsh2018"/>
-      <w:bookmarkEnd w:id="768"/>
+      <w:bookmarkStart w:id="811" w:name="ref-Walsh2018"/>
+      <w:bookmarkEnd w:id="810"/>
       <w:r>
         <w:t xml:space="preserve">90. </w:t>
       </w:r>
@@ -10300,8 +10641,8 @@
         <w:pStyle w:val="Bibliography"/>
         <w:spacing w:line="360" w:lineRule="auto"/>
       </w:pPr>
-      <w:bookmarkStart w:id="770" w:name="ref-Baeza_Icaza2025"/>
-      <w:bookmarkEnd w:id="769"/>
+      <w:bookmarkStart w:id="812" w:name="ref-Baeza_Icaza2025"/>
+      <w:bookmarkEnd w:id="811"/>
       <w:r>
         <w:t xml:space="preserve">91. </w:t>
       </w:r>
@@ -10335,8 +10676,8 @@
         <w:pStyle w:val="Bibliography"/>
         <w:spacing w:line="360" w:lineRule="auto"/>
       </w:pPr>
-      <w:bookmarkStart w:id="771" w:name="ref-Kearney2009a"/>
-      <w:bookmarkEnd w:id="770"/>
+      <w:bookmarkStart w:id="813" w:name="ref-Kearney2009a"/>
+      <w:bookmarkEnd w:id="812"/>
       <w:r>
         <w:t xml:space="preserve">92. </w:t>
       </w:r>
@@ -10370,8 +10711,8 @@
         <w:pStyle w:val="Bibliography"/>
         <w:spacing w:line="360" w:lineRule="auto"/>
       </w:pPr>
-      <w:bookmarkStart w:id="772" w:name="ref-Ellner2011"/>
-      <w:bookmarkEnd w:id="771"/>
+      <w:bookmarkStart w:id="814" w:name="ref-Ellner2011"/>
+      <w:bookmarkEnd w:id="813"/>
       <w:r>
         <w:t xml:space="preserve">93. </w:t>
       </w:r>
@@ -10405,8 +10746,8 @@
         <w:pStyle w:val="Bibliography"/>
         <w:spacing w:line="360" w:lineRule="auto"/>
       </w:pPr>
-      <w:bookmarkStart w:id="773" w:name="ref-Pottier2022a"/>
-      <w:bookmarkEnd w:id="772"/>
+      <w:bookmarkStart w:id="815" w:name="ref-Pottier2022a"/>
+      <w:bookmarkEnd w:id="814"/>
       <w:r>
         <w:t xml:space="preserve">94. </w:t>
       </w:r>
@@ -10440,8 +10781,8 @@
         <w:pStyle w:val="Bibliography"/>
         <w:spacing w:line="360" w:lineRule="auto"/>
       </w:pPr>
-      <w:bookmarkStart w:id="774" w:name="ref-Leiva2024b"/>
-      <w:bookmarkEnd w:id="773"/>
+      <w:bookmarkStart w:id="816" w:name="ref-Leiva2024b"/>
+      <w:bookmarkEnd w:id="815"/>
       <w:r>
         <w:t xml:space="preserve">95. </w:t>
       </w:r>
@@ -10465,8 +10806,8 @@
         <w:pStyle w:val="Bibliography"/>
         <w:spacing w:line="360" w:lineRule="auto"/>
       </w:pPr>
-      <w:bookmarkStart w:id="775" w:name="ref-Arnold2019a"/>
-      <w:bookmarkEnd w:id="774"/>
+      <w:bookmarkStart w:id="817" w:name="ref-Arnold2019a"/>
+      <w:bookmarkEnd w:id="816"/>
       <w:r>
         <w:t xml:space="preserve">96. </w:t>
       </w:r>
@@ -10500,8 +10841,8 @@
         <w:pStyle w:val="Bibliography"/>
         <w:spacing w:line="360" w:lineRule="auto"/>
       </w:pPr>
-      <w:bookmarkStart w:id="776" w:name="ref-Arnold2024"/>
-      <w:bookmarkEnd w:id="775"/>
+      <w:bookmarkStart w:id="818" w:name="ref-Arnold2024"/>
+      <w:bookmarkEnd w:id="817"/>
       <w:r>
         <w:t xml:space="preserve">97. </w:t>
       </w:r>
@@ -10535,8 +10876,8 @@
         <w:pStyle w:val="Bibliography"/>
         <w:spacing w:line="360" w:lineRule="auto"/>
       </w:pPr>
-      <w:bookmarkStart w:id="777" w:name="ref-Assessment_undated-fv"/>
-      <w:bookmarkEnd w:id="776"/>
+      <w:bookmarkStart w:id="819" w:name="ref-Assessment_undated-fv"/>
+      <w:bookmarkEnd w:id="818"/>
       <w:r>
         <w:t xml:space="preserve">98. </w:t>
       </w:r>
@@ -10550,8 +10891,8 @@
         <w:pStyle w:val="Bibliography"/>
         <w:spacing w:line="360" w:lineRule="auto"/>
       </w:pPr>
-      <w:bookmarkStart w:id="778" w:name="ref-Dandy2019"/>
-      <w:bookmarkEnd w:id="777"/>
+      <w:bookmarkStart w:id="820" w:name="ref-Dandy2019"/>
+      <w:bookmarkEnd w:id="819"/>
       <w:r>
         <w:t xml:space="preserve">99. </w:t>
       </w:r>
@@ -10585,8 +10926,8 @@
         <w:pStyle w:val="Bibliography"/>
         <w:spacing w:line="360" w:lineRule="auto"/>
       </w:pPr>
-      <w:bookmarkStart w:id="779" w:name="ref-Leviston2018"/>
-      <w:bookmarkEnd w:id="778"/>
+      <w:bookmarkStart w:id="821" w:name="ref-Leviston2018"/>
+      <w:bookmarkEnd w:id="820"/>
       <w:r>
         <w:t xml:space="preserve">100. </w:t>
       </w:r>
@@ -10620,8 +10961,8 @@
         <w:pStyle w:val="Bibliography"/>
         <w:spacing w:line="360" w:lineRule="auto"/>
       </w:pPr>
-      <w:bookmarkStart w:id="780" w:name="ref-Bai2016"/>
-      <w:bookmarkEnd w:id="779"/>
+      <w:bookmarkStart w:id="822" w:name="ref-Bai2016"/>
+      <w:bookmarkEnd w:id="821"/>
       <w:r>
         <w:t xml:space="preserve">101. </w:t>
       </w:r>
@@ -10655,8 +10996,8 @@
         <w:pStyle w:val="Bibliography"/>
         <w:spacing w:line="360" w:lineRule="auto"/>
       </w:pPr>
-      <w:bookmarkStart w:id="781" w:name="ref-Grimm2008"/>
-      <w:bookmarkEnd w:id="780"/>
+      <w:bookmarkStart w:id="823" w:name="ref-Grimm2008"/>
+      <w:bookmarkEnd w:id="822"/>
       <w:r>
         <w:lastRenderedPageBreak/>
         <w:t xml:space="preserve">102. </w:t>
@@ -10691,8 +11032,8 @@
         <w:pStyle w:val="Bibliography"/>
         <w:spacing w:line="360" w:lineRule="auto"/>
       </w:pPr>
-      <w:bookmarkStart w:id="782" w:name="ref-Shekhawat2022"/>
-      <w:bookmarkEnd w:id="781"/>
+      <w:bookmarkStart w:id="824" w:name="ref-Shekhawat2022"/>
+      <w:bookmarkEnd w:id="823"/>
       <w:r>
         <w:t xml:space="preserve">103. </w:t>
       </w:r>
@@ -10726,8 +11067,8 @@
         <w:pStyle w:val="Bibliography"/>
         <w:spacing w:line="360" w:lineRule="auto"/>
       </w:pPr>
-      <w:bookmarkStart w:id="783" w:name="ref-Black2011"/>
-      <w:bookmarkEnd w:id="782"/>
+      <w:bookmarkStart w:id="825" w:name="ref-Black2011"/>
+      <w:bookmarkEnd w:id="824"/>
       <w:r>
         <w:t xml:space="preserve">104. </w:t>
       </w:r>
@@ -10761,8 +11102,8 @@
         <w:pStyle w:val="Bibliography"/>
         <w:spacing w:line="360" w:lineRule="auto"/>
       </w:pPr>
-      <w:bookmarkStart w:id="784" w:name="ref-Neil_Adger1999"/>
-      <w:bookmarkEnd w:id="783"/>
+      <w:bookmarkStart w:id="826" w:name="ref-Neil_Adger1999"/>
+      <w:bookmarkEnd w:id="825"/>
       <w:r>
         <w:t xml:space="preserve">105. </w:t>
       </w:r>
@@ -10786,8 +11127,8 @@
         <w:pStyle w:val="Bibliography"/>
         <w:spacing w:line="360" w:lineRule="auto"/>
       </w:pPr>
-      <w:bookmarkStart w:id="785" w:name="ref-Folke2016"/>
-      <w:bookmarkEnd w:id="784"/>
+      <w:bookmarkStart w:id="827" w:name="ref-Folke2016"/>
+      <w:bookmarkEnd w:id="826"/>
       <w:r>
         <w:t xml:space="preserve">106. </w:t>
       </w:r>
@@ -10821,8 +11162,8 @@
         <w:pStyle w:val="Bibliography"/>
         <w:spacing w:line="360" w:lineRule="auto"/>
       </w:pPr>
-      <w:bookmarkStart w:id="786" w:name="ref-Schluter2012"/>
-      <w:bookmarkEnd w:id="785"/>
+      <w:bookmarkStart w:id="828" w:name="ref-Schluter2012"/>
+      <w:bookmarkEnd w:id="827"/>
       <w:r>
         <w:t xml:space="preserve">107. </w:t>
       </w:r>
@@ -10856,8 +11197,8 @@
         <w:pStyle w:val="Bibliography"/>
         <w:spacing w:line="360" w:lineRule="auto"/>
       </w:pPr>
-      <w:bookmarkStart w:id="787" w:name="ref-Biggs2021"/>
-      <w:bookmarkEnd w:id="786"/>
+      <w:bookmarkStart w:id="829" w:name="ref-Biggs2021"/>
+      <w:bookmarkEnd w:id="828"/>
       <w:r>
         <w:t xml:space="preserve">108. </w:t>
       </w:r>
@@ -10891,8 +11232,8 @@
         <w:pStyle w:val="Bibliography"/>
         <w:spacing w:line="360" w:lineRule="auto"/>
       </w:pPr>
-      <w:bookmarkStart w:id="788" w:name="ref-Brown2021"/>
-      <w:bookmarkEnd w:id="787"/>
+      <w:bookmarkStart w:id="830" w:name="ref-Brown2021"/>
+      <w:bookmarkEnd w:id="829"/>
       <w:r>
         <w:t xml:space="preserve">109. </w:t>
       </w:r>
@@ -10916,8 +11257,8 @@
         <w:pStyle w:val="Bibliography"/>
         <w:spacing w:line="360" w:lineRule="auto"/>
       </w:pPr>
-      <w:bookmarkStart w:id="789" w:name="ref-Wise2014"/>
-      <w:bookmarkEnd w:id="788"/>
+      <w:bookmarkStart w:id="831" w:name="ref-Wise2014"/>
+      <w:bookmarkEnd w:id="830"/>
       <w:r>
         <w:t xml:space="preserve">110. </w:t>
       </w:r>
@@ -10946,9 +11287,9 @@
         <w:t xml:space="preserve"> 28, 325–336</w:t>
       </w:r>
     </w:p>
-    <w:bookmarkEnd w:id="678"/>
-    <w:bookmarkEnd w:id="680"/>
-    <w:bookmarkEnd w:id="789"/>
+    <w:bookmarkEnd w:id="720"/>
+    <w:bookmarkEnd w:id="722"/>
+    <w:bookmarkEnd w:id="831"/>
     <w:p>
       <w:pPr>
         <w:pStyle w:val="BodyText"/>
@@ -11097,7 +11438,7 @@
       </w:r>
     </w:p>
   </w:comment>
-  <w:comment w:id="599" w:author="Daniel Noble" w:date="2025-10-28T16:51:00Z" w:initials="DN">
+  <w:comment w:id="543" w:author="Daniel Noble" w:date="2025-10-29T09:29:00Z" w:initials="DN">
     <w:p>
       <w:pPr>
         <w:pStyle w:val="CommentText"/>
@@ -11109,10 +11450,7 @@
         <w:annotationRef/>
       </w:r>
       <w:r>
-        <w:t xml:space="preserve">Major </w:t>
-      </w:r>
-      <w:r>
-        <w:t>update.</w:t>
+        <w:t>C17</w:t>
       </w:r>
     </w:p>
   </w:comment>
@@ -11128,7 +11466,7 @@
   <w15:commentEx w15:paraId="27C8B33B" w15:done="0"/>
   <w15:commentEx w15:paraId="34403755" w15:done="0"/>
   <w15:commentEx w15:paraId="35E10EFC" w15:done="0"/>
-  <w15:commentEx w15:paraId="25C9A419" w15:done="0"/>
+  <w15:commentEx w15:paraId="4BC2BA44" w15:done="0"/>
 </w15:commentsEx>
 </file>
 
@@ -11141,7 +11479,7 @@
   <w16cex:commentExtensible w16cex:durableId="08F54D14" w16cex:dateUtc="2025-10-27T01:03:00Z"/>
   <w16cex:commentExtensible w16cex:durableId="68BE281F" w16cex:dateUtc="2025-10-27T02:15:00Z"/>
   <w16cex:commentExtensible w16cex:durableId="4D5871D4" w16cex:dateUtc="2025-10-27T02:35:00Z"/>
-  <w16cex:commentExtensible w16cex:durableId="38128027" w16cex:dateUtc="2025-10-28T05:51:00Z"/>
+  <w16cex:commentExtensible w16cex:durableId="29D5BD7E" w16cex:dateUtc="2025-10-28T22:29:00Z"/>
 </w16cex:commentsExtensible>
 </file>
 
@@ -11154,7 +11492,7 @@
   <w16cid:commentId w16cid:paraId="27C8B33B" w16cid:durableId="08F54D14"/>
   <w16cid:commentId w16cid:paraId="34403755" w16cid:durableId="68BE281F"/>
   <w16cid:commentId w16cid:paraId="35E10EFC" w16cid:durableId="4D5871D4"/>
-  <w16cid:commentId w16cid:paraId="25C9A419" w16cid:durableId="38128027"/>
+  <w16cid:commentId w16cid:paraId="4BC2BA44" w16cid:durableId="29D5BD7E"/>
 </w16cid:commentsIds>
 </file>
 
@@ -12477,6 +12815,14 @@
   <w:style w:type="paragraph" w:default="1" w:styleId="Normal">
     <w:name w:val="Normal"/>
     <w:qFormat/>
+    <w:rsid w:val="001377B0"/>
+    <w:pPr>
+      <w:spacing w:after="0"/>
+    </w:pPr>
+    <w:rPr>
+      <w:rFonts w:ascii="Times New Roman" w:eastAsia="Times New Roman" w:hAnsi="Times New Roman" w:cs="Times New Roman"/>
+      <w:lang w:val="en-AU" w:eastAsia="en-GB"/>
+    </w:rPr>
   </w:style>
   <w:style w:type="paragraph" w:styleId="Heading1">
     <w:name w:val="heading 1"/>
@@ -12488,11 +12834,11 @@
     <w:pPr>
       <w:keepNext/>
       <w:keepLines/>
-      <w:spacing w:before="480" w:after="0"/>
+      <w:spacing w:before="480"/>
       <w:outlineLvl w:val="0"/>
     </w:pPr>
     <w:rPr>
-      <w:rFonts w:ascii="Times New Roman" w:eastAsiaTheme="majorEastAsia" w:hAnsi="Times New Roman" w:cstheme="majorBidi"/>
+      <w:rFonts w:eastAsiaTheme="majorEastAsia" w:cstheme="majorBidi"/>
       <w:b/>
       <w:bCs/>
       <w:color w:val="000000" w:themeColor="text1"/>
@@ -12511,11 +12857,11 @@
     <w:pPr>
       <w:keepNext/>
       <w:keepLines/>
-      <w:spacing w:before="200" w:after="0"/>
+      <w:spacing w:before="200"/>
       <w:outlineLvl w:val="1"/>
     </w:pPr>
     <w:rPr>
-      <w:rFonts w:ascii="Times New Roman" w:eastAsiaTheme="majorEastAsia" w:hAnsi="Times New Roman" w:cstheme="majorBidi"/>
+      <w:rFonts w:eastAsiaTheme="majorEastAsia" w:cstheme="majorBidi"/>
       <w:b/>
       <w:bCs/>
       <w:color w:val="000000" w:themeColor="text1"/>
@@ -12534,11 +12880,11 @@
     <w:pPr>
       <w:keepNext/>
       <w:keepLines/>
-      <w:spacing w:before="200" w:after="0"/>
+      <w:spacing w:before="200"/>
       <w:outlineLvl w:val="2"/>
     </w:pPr>
     <w:rPr>
-      <w:rFonts w:ascii="Times New Roman" w:eastAsiaTheme="majorEastAsia" w:hAnsi="Times New Roman" w:cstheme="majorBidi"/>
+      <w:rFonts w:eastAsiaTheme="majorEastAsia" w:cstheme="majorBidi"/>
       <w:b/>
       <w:bCs/>
       <w:color w:val="000000" w:themeColor="text1"/>
@@ -12557,11 +12903,11 @@
     <w:pPr>
       <w:keepNext/>
       <w:keepLines/>
-      <w:spacing w:before="200" w:after="0"/>
+      <w:spacing w:before="200"/>
       <w:outlineLvl w:val="3"/>
     </w:pPr>
     <w:rPr>
-      <w:rFonts w:ascii="Times New Roman" w:eastAsiaTheme="majorEastAsia" w:hAnsi="Times New Roman" w:cstheme="majorBidi"/>
+      <w:rFonts w:eastAsiaTheme="majorEastAsia" w:cstheme="majorBidi"/>
       <w:b/>
       <w:bCs/>
       <w:color w:val="000000" w:themeColor="text1"/>
@@ -12578,11 +12924,11 @@
     <w:pPr>
       <w:keepNext/>
       <w:keepLines/>
-      <w:spacing w:before="200" w:after="0"/>
+      <w:spacing w:before="200"/>
       <w:outlineLvl w:val="4"/>
     </w:pPr>
     <w:rPr>
-      <w:rFonts w:ascii="Times New Roman" w:eastAsiaTheme="majorEastAsia" w:hAnsi="Times New Roman" w:cstheme="majorBidi"/>
+      <w:rFonts w:eastAsiaTheme="majorEastAsia" w:cstheme="majorBidi"/>
       <w:i/>
       <w:iCs/>
       <w:color w:val="000000" w:themeColor="text1"/>
@@ -12598,7 +12944,7 @@
     <w:pPr>
       <w:keepNext/>
       <w:keepLines/>
-      <w:spacing w:before="200" w:after="0"/>
+      <w:spacing w:before="200"/>
       <w:outlineLvl w:val="5"/>
     </w:pPr>
     <w:rPr>
@@ -12616,7 +12962,7 @@
     <w:pPr>
       <w:keepNext/>
       <w:keepLines/>
-      <w:spacing w:before="200" w:after="0"/>
+      <w:spacing w:before="200"/>
       <w:outlineLvl w:val="6"/>
     </w:pPr>
     <w:rPr>
@@ -12634,7 +12980,7 @@
     <w:pPr>
       <w:keepNext/>
       <w:keepLines/>
-      <w:spacing w:before="200" w:after="0"/>
+      <w:spacing w:before="200"/>
       <w:outlineLvl w:val="7"/>
     </w:pPr>
     <w:rPr>
@@ -12652,7 +12998,7 @@
     <w:pPr>
       <w:keepNext/>
       <w:keepLines/>
-      <w:spacing w:before="200" w:after="0"/>
+      <w:spacing w:before="200"/>
       <w:outlineLvl w:val="8"/>
     </w:pPr>
     <w:rPr>
@@ -12695,9 +13041,6 @@
     <w:pPr>
       <w:spacing w:before="180" w:after="180"/>
     </w:pPr>
-    <w:rPr>
-      <w:rFonts w:ascii="Times New Roman" w:hAnsi="Times New Roman"/>
-    </w:rPr>
   </w:style>
   <w:style w:type="paragraph" w:customStyle="1" w:styleId="FirstParagraph">
     <w:name w:val="First Paragraph"/>
@@ -12727,7 +13070,7 @@
       <w:jc w:val="center"/>
     </w:pPr>
     <w:rPr>
-      <w:rFonts w:ascii="Times New Roman" w:eastAsiaTheme="majorEastAsia" w:hAnsi="Times New Roman" w:cstheme="majorBidi"/>
+      <w:rFonts w:eastAsiaTheme="majorEastAsia" w:cstheme="majorBidi"/>
       <w:b/>
       <w:bCs/>
       <w:color w:val="000000" w:themeColor="text1"/>
@@ -12799,9 +13142,6 @@
     <w:pPr>
       <w:ind w:left="227" w:hanging="227"/>
     </w:pPr>
-    <w:rPr>
-      <w:rFonts w:ascii="Times New Roman" w:hAnsi="Times New Roman"/>
-    </w:rPr>
   </w:style>
   <w:style w:type="paragraph" w:styleId="BlockText">
     <w:name w:val="Block Text"/>
@@ -12849,7 +13189,6 @@
     <w:pPr>
       <w:keepNext/>
       <w:keepLines/>
-      <w:spacing w:after="0"/>
     </w:pPr>
     <w:rPr>
       <w:b/>
@@ -12878,7 +13217,6 @@
       <w:keepNext/>
     </w:pPr>
     <w:rPr>
-      <w:rFonts w:ascii="Times New Roman" w:hAnsi="Times New Roman"/>
       <w:i w:val="0"/>
     </w:rPr>
   </w:style>
@@ -12887,7 +13225,6 @@
     <w:basedOn w:val="Caption"/>
     <w:rsid w:val="00BB46C2"/>
     <w:rPr>
-      <w:rFonts w:ascii="Times New Roman" w:hAnsi="Times New Roman"/>
       <w:i w:val="0"/>
     </w:rPr>
   </w:style>

--- a/docs/Revision1/ms_revision.docx
+++ b/docs/Revision1/ms_revision.docx
@@ -678,17 +678,18 @@
       <w:r>
         <w:t xml:space="preserve">[9–11] and indirect effects on interactions (both positive and negative) among species [e.g., 12]. </w:t>
       </w:r>
-      <w:del w:id="27" w:author="Daniel Noble" w:date="2025-10-27T09:56:00Z" w16du:dateUtc="2025-10-26T22:56:00Z">
+      <w:commentRangeStart w:id="27"/>
+      <w:del w:id="28" w:author="Daniel Noble" w:date="2025-10-27T09:56:00Z" w16du:dateUtc="2025-10-26T22:56:00Z">
         <w:r>
           <w:delText>For instance, direct effects of heat stress on microbial communities can result</w:delText>
         </w:r>
       </w:del>
-      <w:del w:id="28" w:author="Daniel Noble" w:date="2025-10-18T10:55:00Z" w16du:dateUtc="2025-10-17T23:55:00Z">
+      <w:del w:id="29" w:author="Daniel Noble" w:date="2025-10-18T10:55:00Z" w16du:dateUtc="2025-10-17T23:55:00Z">
         <w:r>
           <w:delText>ing</w:delText>
         </w:r>
       </w:del>
-      <w:del w:id="29" w:author="Daniel Noble" w:date="2025-10-27T09:56:00Z" w16du:dateUtc="2025-10-26T22:56:00Z">
+      <w:del w:id="30" w:author="Daniel Noble" w:date="2025-10-27T09:56:00Z" w16du:dateUtc="2025-10-26T22:56:00Z">
         <w:r>
           <w:delText xml:space="preserve"> in compounding effects on associated plant species [13]. </w:delText>
         </w:r>
@@ -696,7 +697,7 @@
       <w:r>
         <w:t xml:space="preserve">Understanding the dynamic interplay between direct </w:t>
       </w:r>
-      <w:del w:id="30" w:author="Daniel Noble" w:date="2025-10-28T10:20:00Z" w16du:dateUtc="2025-10-27T23:20:00Z">
+      <w:del w:id="31" w:author="Daniel Noble" w:date="2025-10-28T10:20:00Z" w16du:dateUtc="2025-10-27T23:20:00Z">
         <w:r>
           <w:delText xml:space="preserve">effects </w:delText>
         </w:r>
@@ -704,22 +705,22 @@
       <w:r>
         <w:t xml:space="preserve">and indirect </w:t>
       </w:r>
-      <w:ins w:id="31" w:author="Daniel Noble" w:date="2025-10-28T10:20:00Z" w16du:dateUtc="2025-10-27T23:20:00Z">
+      <w:ins w:id="32" w:author="Daniel Noble" w:date="2025-10-28T10:20:00Z" w16du:dateUtc="2025-10-27T23:20:00Z">
         <w:r>
           <w:t xml:space="preserve">effects </w:t>
         </w:r>
       </w:ins>
-      <w:ins w:id="32" w:author="Daniel Noble" w:date="2025-10-28T10:22:00Z" w16du:dateUtc="2025-10-27T23:22:00Z">
+      <w:ins w:id="33" w:author="Daniel Noble" w:date="2025-10-28T10:22:00Z" w16du:dateUtc="2025-10-27T23:22:00Z">
         <w:r>
           <w:t>of extreme heat</w:t>
         </w:r>
       </w:ins>
-      <w:del w:id="33" w:author="Daniel Noble" w:date="2025-10-28T10:24:00Z" w16du:dateUtc="2025-10-27T23:24:00Z">
+      <w:del w:id="34" w:author="Daniel Noble" w:date="2025-10-28T10:24:00Z" w16du:dateUtc="2025-10-27T23:24:00Z">
         <w:r>
           <w:delText xml:space="preserve">species </w:delText>
         </w:r>
       </w:del>
-      <w:del w:id="34" w:author="Daniel Noble" w:date="2025-10-28T10:23:00Z" w16du:dateUtc="2025-10-27T23:23:00Z">
+      <w:del w:id="35" w:author="Daniel Noble" w:date="2025-10-28T10:23:00Z" w16du:dateUtc="2025-10-27T23:23:00Z">
         <w:r>
           <w:delText>interactions</w:delText>
         </w:r>
@@ -727,17 +728,17 @@
       <w:r>
         <w:t>, and how these are mediated by environmental factors</w:t>
       </w:r>
-      <w:ins w:id="35" w:author="Daniel Noble" w:date="2025-10-28T10:30:00Z" w16du:dateUtc="2025-10-27T23:30:00Z">
+      <w:ins w:id="36" w:author="Daniel Noble" w:date="2025-10-28T10:30:00Z" w16du:dateUtc="2025-10-27T23:30:00Z">
         <w:r>
           <w:t xml:space="preserve"> (e.g., water and food availability</w:t>
         </w:r>
       </w:ins>
-      <w:ins w:id="36" w:author="Daniel Noble" w:date="2025-10-28T10:34:00Z" w16du:dateUtc="2025-10-27T23:34:00Z">
+      <w:ins w:id="37" w:author="Daniel Noble" w:date="2025-10-28T10:34:00Z" w16du:dateUtc="2025-10-27T23:34:00Z">
         <w:r>
           <w:t>, microbes</w:t>
         </w:r>
       </w:ins>
-      <w:ins w:id="37" w:author="Daniel Noble" w:date="2025-10-28T10:30:00Z" w16du:dateUtc="2025-10-27T23:30:00Z">
+      <w:ins w:id="38" w:author="Daniel Noble" w:date="2025-10-28T10:30:00Z" w16du:dateUtc="2025-10-27T23:30:00Z">
         <w:r>
           <w:t>)</w:t>
         </w:r>
@@ -745,42 +746,42 @@
       <w:r>
         <w:t xml:space="preserve">, has been hampered by </w:t>
       </w:r>
-      <w:del w:id="38" w:author="Daniel Noble" w:date="2025-10-28T10:24:00Z" w16du:dateUtc="2025-10-27T23:24:00Z">
+      <w:del w:id="39" w:author="Daniel Noble" w:date="2025-10-28T10:24:00Z" w16du:dateUtc="2025-10-27T23:24:00Z">
         <w:r>
           <w:delText xml:space="preserve">the </w:delText>
         </w:r>
       </w:del>
-      <w:del w:id="39" w:author="Daniel Noble" w:date="2025-10-28T10:23:00Z" w16du:dateUtc="2025-10-27T23:23:00Z">
+      <w:del w:id="40" w:author="Daniel Noble" w:date="2025-10-28T10:23:00Z" w16du:dateUtc="2025-10-27T23:23:00Z">
         <w:r>
           <w:delText xml:space="preserve">complexity of community interactions and the lack of </w:delText>
         </w:r>
       </w:del>
-      <w:ins w:id="40" w:author="Daniel Noble" w:date="2025-10-28T10:23:00Z" w16du:dateUtc="2025-10-27T23:23:00Z">
+      <w:ins w:id="41" w:author="Daniel Noble" w:date="2025-10-28T10:23:00Z" w16du:dateUtc="2025-10-27T23:23:00Z">
         <w:r>
           <w:t>inadequate</w:t>
         </w:r>
       </w:ins>
-      <w:ins w:id="41" w:author="Daniel Noble" w:date="2025-10-28T10:17:00Z" w16du:dateUtc="2025-10-27T23:17:00Z">
+      <w:ins w:id="42" w:author="Daniel Noble" w:date="2025-10-28T10:17:00Z" w16du:dateUtc="2025-10-27T23:17:00Z">
         <w:r>
           <w:t xml:space="preserve"> </w:t>
         </w:r>
       </w:ins>
-      <w:del w:id="42" w:author="Daniel Noble" w:date="2025-10-27T13:52:00Z" w16du:dateUtc="2025-10-27T02:52:00Z">
+      <w:del w:id="43" w:author="Daniel Noble" w:date="2025-10-27T13:52:00Z" w16du:dateUtc="2025-10-27T02:52:00Z">
         <w:r>
           <w:delText>an integrated modelling framework</w:delText>
         </w:r>
       </w:del>
-      <w:ins w:id="43" w:author="Daniel Noble" w:date="2025-10-28T10:16:00Z" w16du:dateUtc="2025-10-27T23:16:00Z">
+      <w:ins w:id="44" w:author="Daniel Noble" w:date="2025-10-28T10:16:00Z" w16du:dateUtc="2025-10-27T23:16:00Z">
         <w:r>
           <w:t xml:space="preserve">coupling of models </w:t>
         </w:r>
       </w:ins>
-      <w:ins w:id="44" w:author="Daniel Noble" w:date="2025-10-28T10:30:00Z" w16du:dateUtc="2025-10-27T23:30:00Z">
+      <w:ins w:id="45" w:author="Daniel Noble" w:date="2025-10-28T10:30:00Z" w16du:dateUtc="2025-10-27T23:30:00Z">
         <w:r>
           <w:t>that predict</w:t>
         </w:r>
       </w:ins>
-      <w:del w:id="45" w:author="Daniel Noble" w:date="2025-10-27T13:52:00Z" w16du:dateUtc="2025-10-27T02:52:00Z">
+      <w:del w:id="46" w:author="Daniel Noble" w:date="2025-10-27T13:52:00Z" w16du:dateUtc="2025-10-27T02:52:00Z">
         <w:r>
           <w:delText xml:space="preserve"> that translates</w:delText>
         </w:r>
@@ -788,83 +789,97 @@
       <w:r>
         <w:t xml:space="preserve"> short-term physiological damage </w:t>
       </w:r>
-      <w:ins w:id="46" w:author="Daniel Noble" w:date="2025-10-27T13:53:00Z" w16du:dateUtc="2025-10-27T02:53:00Z">
+      <w:ins w:id="47" w:author="Daniel Noble" w:date="2025-10-27T13:53:00Z" w16du:dateUtc="2025-10-27T02:53:00Z">
         <w:r>
           <w:t xml:space="preserve">and repair </w:t>
         </w:r>
       </w:ins>
-      <w:ins w:id="47" w:author="Daniel Noble" w:date="2025-10-28T10:31:00Z" w16du:dateUtc="2025-10-27T23:31:00Z">
+      <w:ins w:id="48" w:author="Daniel Noble" w:date="2025-10-28T10:31:00Z" w16du:dateUtc="2025-10-27T23:31:00Z">
         <w:r>
           <w:t>on</w:t>
         </w:r>
       </w:ins>
-      <w:ins w:id="48" w:author="Daniel Noble" w:date="2025-10-28T10:19:00Z" w16du:dateUtc="2025-10-27T23:19:00Z">
+      <w:ins w:id="49" w:author="Daniel Noble" w:date="2025-10-28T10:19:00Z" w16du:dateUtc="2025-10-27T23:19:00Z">
         <w:r>
           <w:t xml:space="preserve"> a given species’</w:t>
         </w:r>
       </w:ins>
-      <w:ins w:id="49" w:author="Daniel Noble" w:date="2025-10-28T10:18:00Z" w16du:dateUtc="2025-10-27T23:18:00Z">
+      <w:ins w:id="50" w:author="Daniel Noble" w:date="2025-10-28T10:18:00Z" w16du:dateUtc="2025-10-27T23:18:00Z">
         <w:r>
           <w:t xml:space="preserve"> fitness </w:t>
         </w:r>
       </w:ins>
-      <w:del w:id="50" w:author="Daniel Noble" w:date="2025-10-28T10:18:00Z" w16du:dateUtc="2025-10-27T23:18:00Z">
+      <w:del w:id="51" w:author="Daniel Noble" w:date="2025-10-28T10:18:00Z" w16du:dateUtc="2025-10-27T23:18:00Z">
         <w:r>
           <w:delText xml:space="preserve">into </w:delText>
         </w:r>
       </w:del>
-      <w:del w:id="51" w:author="Daniel Noble" w:date="2025-10-27T13:54:00Z" w16du:dateUtc="2025-10-27T02:54:00Z">
+      <w:del w:id="52" w:author="Daniel Noble" w:date="2025-10-27T13:54:00Z" w16du:dateUtc="2025-10-27T02:54:00Z">
         <w:r>
           <w:delText>changes in</w:delText>
         </w:r>
       </w:del>
-      <w:del w:id="52" w:author="Daniel Noble" w:date="2025-10-28T10:19:00Z" w16du:dateUtc="2025-10-27T23:19:00Z">
+      <w:del w:id="53" w:author="Daniel Noble" w:date="2025-10-28T10:19:00Z" w16du:dateUtc="2025-10-27T23:19:00Z">
         <w:r>
           <w:delText xml:space="preserve"> </w:delText>
         </w:r>
       </w:del>
-      <w:del w:id="53" w:author="Daniel Noble" w:date="2025-10-28T10:18:00Z" w16du:dateUtc="2025-10-27T23:18:00Z">
+      <w:del w:id="54" w:author="Daniel Noble" w:date="2025-10-28T10:18:00Z" w16du:dateUtc="2025-10-27T23:18:00Z">
         <w:r>
           <w:delText>fitness and</w:delText>
         </w:r>
       </w:del>
-      <w:ins w:id="54" w:author="Daniel Noble" w:date="2025-10-28T10:18:00Z" w16du:dateUtc="2025-10-27T23:18:00Z">
+      <w:ins w:id="55" w:author="Daniel Noble" w:date="2025-10-28T10:18:00Z" w16du:dateUtc="2025-10-27T23:18:00Z">
         <w:r>
           <w:t>with</w:t>
         </w:r>
       </w:ins>
       <w:r>
-        <w:t xml:space="preserve"> population </w:t>
-      </w:r>
-      <w:del w:id="55" w:author="Daniel Noble" w:date="2025-10-28T10:18:00Z" w16du:dateUtc="2025-10-27T23:18:00Z">
+        <w:t xml:space="preserve"> </w:t>
+      </w:r>
+      <w:commentRangeEnd w:id="27"/>
+      <w:r>
+        <w:rPr>
+          <w:rStyle w:val="CommentReference"/>
+        </w:rPr>
+        <w:commentReference w:id="27"/>
+      </w:r>
+      <w:r>
+        <w:t xml:space="preserve">population </w:t>
+      </w:r>
+      <w:del w:id="56" w:author="Daniel Noble" w:date="2025-10-28T10:18:00Z" w16du:dateUtc="2025-10-27T23:18:00Z">
         <w:r>
           <w:delText>growth across</w:delText>
         </w:r>
       </w:del>
-      <w:ins w:id="56" w:author="Daniel Noble" w:date="2025-10-28T10:18:00Z" w16du:dateUtc="2025-10-27T23:18:00Z">
+      <w:ins w:id="57" w:author="Daniel Noble" w:date="2025-10-28T10:18:00Z" w16du:dateUtc="2025-10-27T23:18:00Z">
         <w:r>
           <w:t xml:space="preserve">and community </w:t>
         </w:r>
       </w:ins>
-      <w:ins w:id="57" w:author="Daniel Noble" w:date="2025-10-28T10:19:00Z" w16du:dateUtc="2025-10-27T23:19:00Z">
+      <w:ins w:id="58" w:author="Daniel Noble" w:date="2025-10-28T10:19:00Z" w16du:dateUtc="2025-10-27T23:19:00Z">
         <w:r>
           <w:t xml:space="preserve">dynamic </w:t>
         </w:r>
       </w:ins>
-      <w:ins w:id="58" w:author="Daniel Noble" w:date="2025-10-28T10:18:00Z" w16du:dateUtc="2025-10-27T23:18:00Z">
+      <w:ins w:id="59" w:author="Daniel Noble" w:date="2025-10-28T10:18:00Z" w16du:dateUtc="2025-10-27T23:18:00Z">
         <w:r>
           <w:t>models across</w:t>
         </w:r>
       </w:ins>
       <w:r>
-        <w:t xml:space="preserve"> species [13]. Predicting how extreme heat impacts population dynamics and communities require</w:t>
-      </w:r>
-      <w:ins w:id="59" w:author="Daniel Noble" w:date="2025-10-27T13:46:00Z" w16du:dateUtc="2025-10-27T02:46:00Z">
+        <w:t xml:space="preserve"> species [13]. Predicting how extreme heat impacts population dynamics and communities </w:t>
+      </w:r>
+      <w:commentRangeStart w:id="60"/>
+      <w:r>
+        <w:t>require</w:t>
+      </w:r>
+      <w:ins w:id="61" w:author="Daniel Noble" w:date="2025-10-27T13:46:00Z" w16du:dateUtc="2025-10-27T02:46:00Z">
         <w:r>
           <w:t xml:space="preserve">s a stronger </w:t>
         </w:r>
       </w:ins>
-      <w:del w:id="60" w:author="Daniel Noble" w:date="2025-10-27T13:46:00Z" w16du:dateUtc="2025-10-27T02:46:00Z">
+      <w:del w:id="62" w:author="Daniel Noble" w:date="2025-10-27T13:46:00Z" w16du:dateUtc="2025-10-27T02:46:00Z">
         <w:r>
           <w:delText xml:space="preserve">s the </w:delText>
         </w:r>
@@ -872,155 +887,208 @@
       <w:r>
         <w:t>coupling of biophysical, physiological, population and community ecology models</w:t>
       </w:r>
-      <w:ins w:id="61" w:author="Daniel Noble" w:date="2025-10-27T09:57:00Z" w16du:dateUtc="2025-10-26T22:57:00Z">
+      <w:ins w:id="63" w:author="Daniel Noble" w:date="2025-10-27T09:57:00Z" w16du:dateUtc="2025-10-26T22:57:00Z">
         <w:r>
           <w:t xml:space="preserve"> </w:t>
         </w:r>
       </w:ins>
-      <w:ins w:id="62" w:author="Daniel Noble" w:date="2025-10-28T10:25:00Z" w16du:dateUtc="2025-10-27T23:25:00Z">
+      <w:ins w:id="64" w:author="Daniel Noble" w:date="2025-10-28T10:25:00Z" w16du:dateUtc="2025-10-27T23:25:00Z">
         <w:r>
           <w:t>but too often these models remain disjunct from each other with studies often only focusing on a single species</w:t>
         </w:r>
       </w:ins>
-      <w:ins w:id="63" w:author="Daniel Noble" w:date="2025-10-27T10:02:00Z" w16du:dateUtc="2025-10-26T23:02:00Z">
+      <w:ins w:id="65" w:author="Daniel Noble" w:date="2025-10-27T10:02:00Z" w16du:dateUtc="2025-10-26T23:02:00Z">
         <w:r>
           <w:t xml:space="preserve">. </w:t>
         </w:r>
       </w:ins>
-      <w:ins w:id="64" w:author="Daniel Noble" w:date="2025-10-28T10:27:00Z" w16du:dateUtc="2025-10-27T23:27:00Z">
+      <w:ins w:id="66" w:author="Daniel Noble" w:date="2025-10-28T10:27:00Z" w16du:dateUtc="2025-10-27T23:27:00Z">
         <w:r>
           <w:t xml:space="preserve">A systems-thinking perspective is now needed </w:t>
         </w:r>
       </w:ins>
-      <w:ins w:id="65" w:author="Daniel Noble" w:date="2025-10-28T10:28:00Z" w16du:dateUtc="2025-10-27T23:28:00Z">
-        <w:r>
-          <w:t xml:space="preserve">to better capture the multifaceted nature with which extreme heat </w:t>
-        </w:r>
-      </w:ins>
-      <w:ins w:id="66" w:author="Daniel Noble" w:date="2025-10-28T10:29:00Z" w16du:dateUtc="2025-10-27T23:29:00Z">
+      <w:ins w:id="67" w:author="Daniel Noble" w:date="2025-10-28T10:28:00Z" w16du:dateUtc="2025-10-27T23:28:00Z">
+        <w:r>
+          <w:t xml:space="preserve">to better capture the </w:t>
+        </w:r>
+        <w:commentRangeStart w:id="68"/>
+        <w:r>
+          <w:t xml:space="preserve">multifaceted nature with which extreme heat </w:t>
+        </w:r>
+      </w:ins>
+      <w:ins w:id="69" w:author="Daniel Noble" w:date="2025-10-28T10:29:00Z" w16du:dateUtc="2025-10-27T23:29:00Z">
         <w:r>
           <w:t>manifests</w:t>
         </w:r>
       </w:ins>
-      <w:ins w:id="67" w:author="Daniel Noble" w:date="2025-10-28T10:28:00Z" w16du:dateUtc="2025-10-27T23:28:00Z">
+      <w:ins w:id="70" w:author="Daniel Noble" w:date="2025-10-28T10:28:00Z" w16du:dateUtc="2025-10-27T23:28:00Z">
         <w:r>
           <w:t xml:space="preserve"> within in a community </w:t>
         </w:r>
       </w:ins>
-      <w:ins w:id="68" w:author="Daniel Noble" w:date="2025-10-28T10:32:00Z" w16du:dateUtc="2025-10-27T23:32:00Z">
+      <w:ins w:id="71" w:author="Daniel Noble" w:date="2025-10-29T13:28:00Z" w16du:dateUtc="2025-10-29T02:28:00Z">
+        <w:r>
+          <w:t xml:space="preserve">(e.g., </w:t>
+        </w:r>
+        <w:commentRangeStart w:id="72"/>
+        <w:r>
+          <w:t>capturing n</w:t>
+        </w:r>
+      </w:ins>
+      <w:ins w:id="73" w:author="Daniel Noble" w:date="2025-10-29T13:28:00Z">
+        <w:r>
+          <w:t xml:space="preserve">on-linearities </w:t>
+        </w:r>
+      </w:ins>
+      <w:ins w:id="74" w:author="Daniel Noble" w:date="2025-10-29T13:28:00Z" w16du:dateUtc="2025-10-29T02:28:00Z">
+        <w:r>
+          <w:t>and interactions)</w:t>
+        </w:r>
+      </w:ins>
+      <w:ins w:id="75" w:author="Daniel Noble" w:date="2025-10-28T10:32:00Z" w16du:dateUtc="2025-10-27T23:32:00Z">
         <w:r>
           <w:t xml:space="preserve">– an approach </w:t>
         </w:r>
       </w:ins>
-      <w:ins w:id="69" w:author="Daniel Noble" w:date="2025-10-28T10:36:00Z" w16du:dateUtc="2025-10-27T23:36:00Z">
+      <w:commentRangeEnd w:id="60"/>
+      <w:ins w:id="76" w:author="Daniel Noble" w:date="2025-10-29T12:58:00Z" w16du:dateUtc="2025-10-29T01:58:00Z">
+        <w:r>
+          <w:rPr>
+            <w:rStyle w:val="CommentReference"/>
+          </w:rPr>
+          <w:commentReference w:id="60"/>
+        </w:r>
+      </w:ins>
+      <w:ins w:id="77" w:author="Daniel Noble" w:date="2025-10-28T10:36:00Z" w16du:dateUtc="2025-10-27T23:36:00Z">
         <w:r>
           <w:t xml:space="preserve">we </w:t>
         </w:r>
       </w:ins>
-      <w:ins w:id="70" w:author="Daniel Noble" w:date="2025-10-28T10:46:00Z" w16du:dateUtc="2025-10-27T23:46:00Z">
+      <w:ins w:id="78" w:author="Daniel Noble" w:date="2025-10-28T10:46:00Z" w16du:dateUtc="2025-10-27T23:46:00Z">
         <w:r>
           <w:t>argue</w:t>
         </w:r>
       </w:ins>
-      <w:ins w:id="71" w:author="Daniel Noble" w:date="2025-10-28T10:33:00Z" w16du:dateUtc="2025-10-27T23:33:00Z">
+      <w:ins w:id="79" w:author="Daniel Noble" w:date="2025-10-28T10:33:00Z" w16du:dateUtc="2025-10-27T23:33:00Z">
         <w:r>
           <w:t xml:space="preserve"> will</w:t>
         </w:r>
       </w:ins>
-      <w:ins w:id="72" w:author="Daniel Noble" w:date="2025-10-28T10:31:00Z" w16du:dateUtc="2025-10-27T23:31:00Z">
+      <w:ins w:id="80" w:author="Daniel Noble" w:date="2025-10-28T10:31:00Z" w16du:dateUtc="2025-10-27T23:31:00Z">
         <w:r>
           <w:t xml:space="preserve"> better capture the</w:t>
         </w:r>
       </w:ins>
-      <w:ins w:id="73" w:author="Daniel Noble" w:date="2025-10-28T10:28:00Z" w16du:dateUtc="2025-10-27T23:28:00Z">
+      <w:ins w:id="81" w:author="Daniel Noble" w:date="2025-10-28T10:28:00Z" w16du:dateUtc="2025-10-27T23:28:00Z">
         <w:r>
           <w:t xml:space="preserve"> dynamic fee</w:t>
         </w:r>
       </w:ins>
-      <w:ins w:id="74" w:author="Daniel Noble" w:date="2025-10-28T10:29:00Z" w16du:dateUtc="2025-10-27T23:29:00Z">
+      <w:ins w:id="82" w:author="Daniel Noble" w:date="2025-10-28T10:29:00Z" w16du:dateUtc="2025-10-27T23:29:00Z">
         <w:r>
           <w:t>d</w:t>
         </w:r>
       </w:ins>
-      <w:ins w:id="75" w:author="Daniel Noble" w:date="2025-10-28T10:31:00Z" w16du:dateUtc="2025-10-27T23:31:00Z">
+      <w:ins w:id="83" w:author="Daniel Noble" w:date="2025-10-28T10:31:00Z" w16du:dateUtc="2025-10-27T23:31:00Z">
         <w:r>
           <w:t xml:space="preserve"> </w:t>
         </w:r>
       </w:ins>
-      <w:ins w:id="76" w:author="Daniel Noble" w:date="2025-10-28T10:29:00Z" w16du:dateUtc="2025-10-27T23:29:00Z">
+      <w:ins w:id="84" w:author="Daniel Noble" w:date="2025-10-28T10:29:00Z" w16du:dateUtc="2025-10-27T23:29:00Z">
         <w:r>
           <w:t xml:space="preserve">backs </w:t>
         </w:r>
       </w:ins>
-      <w:ins w:id="77" w:author="Daniel Noble" w:date="2025-10-28T10:31:00Z" w16du:dateUtc="2025-10-27T23:31:00Z">
+      <w:ins w:id="85" w:author="Daniel Noble" w:date="2025-10-28T10:31:00Z" w16du:dateUtc="2025-10-27T23:31:00Z">
         <w:r>
           <w:t xml:space="preserve">within and </w:t>
         </w:r>
       </w:ins>
-      <w:ins w:id="78" w:author="Daniel Noble" w:date="2025-10-28T10:29:00Z" w16du:dateUtc="2025-10-27T23:29:00Z">
-        <w:r>
-          <w:t>between species</w:t>
-        </w:r>
-      </w:ins>
-      <w:ins w:id="79" w:author="Daniel Noble" w:date="2025-10-28T10:37:00Z" w16du:dateUtc="2025-10-27T23:37:00Z">
+      <w:ins w:id="86" w:author="Daniel Noble" w:date="2025-10-28T10:29:00Z" w16du:dateUtc="2025-10-27T23:29:00Z">
+        <w:r>
+          <w:t xml:space="preserve">between </w:t>
+        </w:r>
+      </w:ins>
+      <w:commentRangeEnd w:id="72"/>
+      <w:ins w:id="87" w:author="Daniel Noble" w:date="2025-10-29T13:29:00Z" w16du:dateUtc="2025-10-29T02:29:00Z">
+        <w:r>
+          <w:rPr>
+            <w:rStyle w:val="CommentReference"/>
+          </w:rPr>
+          <w:commentReference w:id="72"/>
+        </w:r>
+      </w:ins>
+      <w:ins w:id="88" w:author="Daniel Noble" w:date="2025-10-28T10:29:00Z" w16du:dateUtc="2025-10-27T23:29:00Z">
+        <w:r>
+          <w:t>species</w:t>
+        </w:r>
+      </w:ins>
+      <w:ins w:id="89" w:author="Daniel Noble" w:date="2025-10-28T10:37:00Z" w16du:dateUtc="2025-10-27T23:37:00Z">
         <w:r>
           <w:t xml:space="preserve"> to improve predictions</w:t>
         </w:r>
       </w:ins>
-      <w:ins w:id="80" w:author="Daniel Noble" w:date="2025-10-28T10:29:00Z" w16du:dateUtc="2025-10-27T23:29:00Z">
+      <w:ins w:id="90" w:author="Daniel Noble" w:date="2025-10-28T10:29:00Z" w16du:dateUtc="2025-10-27T23:29:00Z">
         <w:r>
           <w:t>.</w:t>
         </w:r>
       </w:ins>
-      <w:del w:id="81" w:author="Daniel Noble" w:date="2025-10-28T10:32:00Z" w16du:dateUtc="2025-10-27T23:32:00Z">
+      <w:del w:id="91" w:author="Daniel Noble" w:date="2025-10-28T10:32:00Z" w16du:dateUtc="2025-10-27T23:32:00Z">
         <w:r>
           <w:delText>.</w:delText>
         </w:r>
       </w:del>
+      <w:commentRangeEnd w:id="68"/>
+      <w:r>
+        <w:rPr>
+          <w:rStyle w:val="CommentReference"/>
+        </w:rPr>
+        <w:commentReference w:id="68"/>
+      </w:r>
     </w:p>
     <w:p>
       <w:pPr>
         <w:pStyle w:val="BodyText"/>
         <w:spacing w:line="360" w:lineRule="auto"/>
         <w:rPr>
-          <w:del w:id="82" w:author="Daniel Noble" w:date="2025-10-27T09:55:00Z" w16du:dateUtc="2025-10-26T22:55:00Z"/>
-        </w:rPr>
-      </w:pPr>
-      <w:ins w:id="83" w:author="Daniel Noble" w:date="2025-10-28T10:38:00Z" w16du:dateUtc="2025-10-27T23:38:00Z">
+          <w:del w:id="92" w:author="Daniel Noble" w:date="2025-10-27T09:55:00Z" w16du:dateUtc="2025-10-26T22:55:00Z"/>
+        </w:rPr>
+      </w:pPr>
+      <w:ins w:id="93" w:author="Daniel Noble" w:date="2025-10-28T10:38:00Z" w16du:dateUtc="2025-10-27T23:38:00Z">
         <w:r>
           <w:t xml:space="preserve">Using plants and insects as examples, </w:t>
         </w:r>
       </w:ins>
-      <w:ins w:id="84" w:author="Daniel Noble" w:date="2025-10-28T10:37:00Z" w16du:dateUtc="2025-10-27T23:37:00Z">
+      <w:ins w:id="94" w:author="Daniel Noble" w:date="2025-10-28T10:37:00Z" w16du:dateUtc="2025-10-27T23:37:00Z">
         <w:r>
           <w:t>w</w:t>
         </w:r>
       </w:ins>
-      <w:ins w:id="85" w:author="Daniel Noble" w:date="2025-10-27T09:53:00Z" w16du:dateUtc="2025-10-26T22:53:00Z">
+      <w:ins w:id="95" w:author="Daniel Noble" w:date="2025-10-27T09:53:00Z" w16du:dateUtc="2025-10-26T22:53:00Z">
         <w:r>
           <w:t xml:space="preserve">e review </w:t>
         </w:r>
       </w:ins>
-      <w:ins w:id="86" w:author="Daniel Noble" w:date="2025-10-27T11:48:00Z" w16du:dateUtc="2025-10-27T00:48:00Z">
+      <w:ins w:id="96" w:author="Daniel Noble" w:date="2025-10-27T11:48:00Z" w16du:dateUtc="2025-10-27T00:48:00Z">
         <w:r>
           <w:t>broad classes of models</w:t>
         </w:r>
       </w:ins>
-      <w:ins w:id="87" w:author="Daniel Noble" w:date="2025-10-27T09:53:00Z" w16du:dateUtc="2025-10-26T22:53:00Z">
+      <w:ins w:id="97" w:author="Daniel Noble" w:date="2025-10-27T09:53:00Z" w16du:dateUtc="2025-10-26T22:53:00Z">
         <w:r>
           <w:t xml:space="preserve"> </w:t>
         </w:r>
       </w:ins>
-      <w:ins w:id="88" w:author="Daniel Noble" w:date="2025-10-27T11:48:00Z" w16du:dateUtc="2025-10-27T00:48:00Z">
+      <w:ins w:id="98" w:author="Daniel Noble" w:date="2025-10-27T11:48:00Z" w16du:dateUtc="2025-10-27T00:48:00Z">
         <w:r>
           <w:t xml:space="preserve">across fields </w:t>
         </w:r>
       </w:ins>
-      <w:ins w:id="89" w:author="Daniel Noble" w:date="2025-10-27T09:53:00Z" w16du:dateUtc="2025-10-26T22:53:00Z">
+      <w:ins w:id="99" w:author="Daniel Noble" w:date="2025-10-27T09:53:00Z" w16du:dateUtc="2025-10-26T22:53:00Z">
         <w:r>
           <w:t xml:space="preserve">and discuss how they can be linked to model the biotic impacts of heatwaves from individuals to </w:t>
         </w:r>
-        <w:commentRangeStart w:id="90"/>
+        <w:commentRangeStart w:id="100"/>
         <w:r>
           <w:t>communities (</w:t>
         </w:r>
@@ -1046,37 +1114,37 @@
           <w:t xml:space="preserve">). We focus on plant, microbial and insect communities given the strong interconnections between them, the ease with which they can be studied, and their importance to socioecological systems. </w:t>
         </w:r>
       </w:ins>
-      <w:commentRangeEnd w:id="90"/>
-      <w:ins w:id="91" w:author="Daniel Noble" w:date="2025-10-27T12:00:00Z" w16du:dateUtc="2025-10-27T01:00:00Z">
+      <w:commentRangeEnd w:id="100"/>
+      <w:ins w:id="101" w:author="Daniel Noble" w:date="2025-10-27T12:00:00Z" w16du:dateUtc="2025-10-27T01:00:00Z">
         <w:r>
           <w:rPr>
             <w:rStyle w:val="CommentReference"/>
             <w:rFonts w:asciiTheme="minorHAnsi" w:hAnsiTheme="minorHAnsi"/>
           </w:rPr>
-          <w:commentReference w:id="90"/>
-        </w:r>
-      </w:ins>
-      <w:del w:id="92" w:author="Daniel Noble" w:date="2025-10-27T09:51:00Z" w16du:dateUtc="2025-10-26T22:51:00Z">
+          <w:commentReference w:id="100"/>
+        </w:r>
+      </w:ins>
+      <w:del w:id="102" w:author="Daniel Noble" w:date="2025-10-27T09:51:00Z" w16du:dateUtc="2025-10-26T22:51:00Z">
         <w:r>
           <w:delText xml:space="preserve">Here we </w:delText>
         </w:r>
       </w:del>
-      <w:del w:id="93" w:author="Daniel Noble" w:date="2025-10-27T09:09:00Z" w16du:dateUtc="2025-10-26T22:09:00Z">
+      <w:del w:id="103" w:author="Daniel Noble" w:date="2025-10-27T09:09:00Z" w16du:dateUtc="2025-10-26T22:09:00Z">
         <w:r>
           <w:delText>argue that</w:delText>
         </w:r>
       </w:del>
-      <w:del w:id="94" w:author="Daniel Noble" w:date="2025-10-27T09:51:00Z" w16du:dateUtc="2025-10-26T22:51:00Z">
+      <w:del w:id="104" w:author="Daniel Noble" w:date="2025-10-27T09:51:00Z" w16du:dateUtc="2025-10-26T22:51:00Z">
         <w:r>
           <w:delText xml:space="preserve"> </w:delText>
         </w:r>
       </w:del>
-      <w:del w:id="95" w:author="Daniel Noble" w:date="2025-10-27T09:10:00Z" w16du:dateUtc="2025-10-26T22:10:00Z">
+      <w:del w:id="105" w:author="Daniel Noble" w:date="2025-10-27T09:10:00Z" w16du:dateUtc="2025-10-26T22:10:00Z">
         <w:r>
           <w:delText xml:space="preserve">such a feat is becoming increasingly tangible and will provide </w:delText>
         </w:r>
       </w:del>
-      <w:del w:id="96" w:author="Daniel Noble" w:date="2025-10-27T09:51:00Z" w16du:dateUtc="2025-10-26T22:51:00Z">
+      <w:del w:id="106" w:author="Daniel Noble" w:date="2025-10-27T09:51:00Z" w16du:dateUtc="2025-10-26T22:51:00Z">
         <w:r>
           <w:delText xml:space="preserve">powerful new ways of predicting how extreme heat shapes community dynamics. </w:delText>
         </w:r>
@@ -1084,30 +1152,48 @@
       <w:r>
         <w:t xml:space="preserve">Physiological models can now be seamlessly integrated with biophysical models </w:t>
       </w:r>
-      <w:del w:id="97" w:author="Daniel Noble" w:date="2025-10-27T10:05:00Z" w16du:dateUtc="2025-10-26T23:05:00Z">
+      <w:del w:id="107" w:author="Daniel Noble" w:date="2025-10-27T10:05:00Z" w16du:dateUtc="2025-10-26T23:05:00Z">
         <w:r>
           <w:delText xml:space="preserve">of heat and mass exchange </w:delText>
         </w:r>
       </w:del>
       <w:r>
-        <w:t xml:space="preserve">to characterize temperatures experienced by organisms and simulate the effects of extreme heat events on the entire life cycle of species within ecological communities [14–18]. Physiological models that incorporate estimates of thermal sensitivity across species can capture the delicate balance between damage and repair </w:t>
-      </w:r>
-      <w:del w:id="98" w:author="Daniel Noble" w:date="2025-10-27T10:06:00Z" w16du:dateUtc="2025-10-26T23:06:00Z">
+        <w:t xml:space="preserve">to characterize temperatures experienced by organisms and </w:t>
+      </w:r>
+      <w:del w:id="108" w:author="Daniel Noble" w:date="2025-10-29T12:56:00Z" w16du:dateUtc="2025-10-29T01:56:00Z">
+        <w:r>
+          <w:delText>simulate the</w:delText>
+        </w:r>
+      </w:del>
+      <w:ins w:id="109" w:author="Daniel Noble" w:date="2025-10-29T12:56:00Z" w16du:dateUtc="2025-10-29T01:56:00Z">
+        <w:r>
+          <w:t xml:space="preserve">capture the </w:t>
+        </w:r>
+      </w:ins>
+      <w:del w:id="110" w:author="Daniel Noble" w:date="2025-10-29T12:56:00Z" w16du:dateUtc="2025-10-29T01:56:00Z">
+        <w:r>
+          <w:delText xml:space="preserve"> </w:delText>
+        </w:r>
+      </w:del>
+      <w:r>
+        <w:t xml:space="preserve">effects of extreme heat events on the entire life cycle of species within ecological communities [14–18]. Physiological models that incorporate estimates of thermal sensitivity across species can capture the delicate balance between damage and repair </w:t>
+      </w:r>
+      <w:del w:id="111" w:author="Daniel Noble" w:date="2025-10-27T10:06:00Z" w16du:dateUtc="2025-10-26T23:06:00Z">
         <w:r>
           <w:delText xml:space="preserve">in </w:delText>
         </w:r>
       </w:del>
-      <w:ins w:id="99" w:author="Daniel Noble" w:date="2025-10-27T10:06:00Z" w16du:dateUtc="2025-10-26T23:06:00Z">
+      <w:ins w:id="112" w:author="Daniel Noble" w:date="2025-10-27T10:06:00Z" w16du:dateUtc="2025-10-26T23:06:00Z">
         <w:r>
           <w:t xml:space="preserve">of </w:t>
         </w:r>
       </w:ins>
       <w:r>
-        <w:t xml:space="preserve">physiological systems [10,11,19,20], yielding predictions of the immediate and cumulative impacts of extreme heat on growth, survival and reproduction. Importantly, </w:t>
+        <w:t xml:space="preserve">physiological systems [10,11,19,20], yielding predictions of </w:t>
       </w:r>
       <w:r>
         <w:lastRenderedPageBreak/>
-        <w:t xml:space="preserve">mechanistic physiological models provide </w:t>
+        <w:t xml:space="preserve">the immediate and cumulative impacts of extreme heat on growth, survival and reproduction. Importantly, mechanistic physiological models provide </w:t>
       </w:r>
       <w:r>
         <w:t xml:space="preserve">outputs at the individual level (e.g., energy and water requirements, waste production, activity constraints, vital rates) </w:t>
@@ -1115,7 +1201,7 @@
       <w:r>
         <w:t>that can be integrated into population and community ecology models to capture how extreme heat events perturb interactions among species [21,22].</w:t>
       </w:r>
-      <w:ins w:id="100" w:author="Daniel Noble" w:date="2025-10-27T09:55:00Z" w16du:dateUtc="2025-10-26T22:55:00Z">
+      <w:ins w:id="113" w:author="Daniel Noble" w:date="2025-10-27T09:55:00Z" w16du:dateUtc="2025-10-26T22:55:00Z">
         <w:r>
           <w:t xml:space="preserve"> </w:t>
         </w:r>
@@ -1126,10 +1212,10 @@
         <w:pStyle w:val="BodyText"/>
         <w:spacing w:line="360" w:lineRule="auto"/>
         <w:rPr>
-          <w:del w:id="101" w:author="Daniel Noble" w:date="2025-10-27T09:11:00Z" w16du:dateUtc="2025-10-26T22:11:00Z"/>
-        </w:rPr>
-      </w:pPr>
-      <w:del w:id="102" w:author="Daniel Noble" w:date="2025-10-27T09:11:00Z" w16du:dateUtc="2025-10-26T22:11:00Z">
+          <w:del w:id="114" w:author="Daniel Noble" w:date="2025-10-27T09:11:00Z" w16du:dateUtc="2025-10-26T22:11:00Z"/>
+        </w:rPr>
+      </w:pPr>
+      <w:del w:id="115" w:author="Daniel Noble" w:date="2025-10-27T09:11:00Z" w16du:dateUtc="2025-10-26T22:11:00Z">
         <w:r>
           <w:delText xml:space="preserve">We bring together modelling approaches across diverse fields as a first step towards establishing a new, integrative framework for predicting how extreme heat will affect ecological communities and society. We focus on plants, insects and microbes given the strong interconnections between them, the relative ease with which they can be studied, and their significance to natural ecosystem health and agricultural productivity. Importantly, ‘extreme heat’ can take on a different meaning for these diverse organisms. For example, plants and animals have different thermal tolerances or can exploit microthermal environments in different ways to </w:delText>
         </w:r>
@@ -1152,12 +1238,12 @@
         <w:pStyle w:val="Heading1"/>
         <w:spacing w:line="360" w:lineRule="auto"/>
         <w:rPr>
-          <w:del w:id="103" w:author="Daniel Noble" w:date="2025-10-27T09:54:00Z" w16du:dateUtc="2025-10-26T22:54:00Z"/>
-        </w:rPr>
-      </w:pPr>
-      <w:bookmarkStart w:id="104" w:name="X2b97b971c201f11017c10c1d6e4dbfd69043166"/>
+          <w:del w:id="116" w:author="Daniel Noble" w:date="2025-10-27T09:54:00Z" w16du:dateUtc="2025-10-26T22:54:00Z"/>
+        </w:rPr>
+      </w:pPr>
+      <w:bookmarkStart w:id="117" w:name="X2b97b971c201f11017c10c1d6e4dbfd69043166"/>
       <w:bookmarkEnd w:id="19"/>
-      <w:del w:id="105" w:author="Daniel Noble" w:date="2025-10-27T09:54:00Z" w16du:dateUtc="2025-10-26T22:54:00Z">
+      <w:del w:id="118" w:author="Daniel Noble" w:date="2025-10-27T09:54:00Z" w16du:dateUtc="2025-10-26T22:54:00Z">
         <w:r>
           <w:delText>A systems-modelling approach to modelling biotic impacts of heatwaves</w:delText>
         </w:r>
@@ -1168,15 +1254,15 @@
         <w:pStyle w:val="FirstParagraph"/>
         <w:spacing w:line="360" w:lineRule="auto"/>
         <w:rPr>
-          <w:del w:id="106" w:author="Daniel Noble" w:date="2025-10-27T09:50:00Z" w16du:dateUtc="2025-10-26T22:50:00Z"/>
-        </w:rPr>
-      </w:pPr>
-      <w:del w:id="107" w:author="Daniel Noble" w:date="2025-10-27T09:15:00Z" w16du:dateUtc="2025-10-26T22:15:00Z">
+          <w:del w:id="119" w:author="Daniel Noble" w:date="2025-10-27T09:50:00Z" w16du:dateUtc="2025-10-26T22:50:00Z"/>
+        </w:rPr>
+      </w:pPr>
+      <w:del w:id="120" w:author="Daniel Noble" w:date="2025-10-27T09:15:00Z" w16du:dateUtc="2025-10-26T22:15:00Z">
         <w:r>
           <w:delText xml:space="preserve">We propose a systems-modelling approach </w:delText>
         </w:r>
       </w:del>
-      <w:del w:id="108" w:author="Daniel Noble" w:date="2025-10-27T09:53:00Z" w16du:dateUtc="2025-10-26T22:53:00Z">
+      <w:del w:id="121" w:author="Daniel Noble" w:date="2025-10-27T09:53:00Z" w16du:dateUtc="2025-10-26T22:53:00Z">
         <w:r>
           <w:delText>to model biotic impacts of heatwaves (</w:delText>
         </w:r>
@@ -1202,12 +1288,12 @@
           <w:delText>)</w:delText>
         </w:r>
       </w:del>
-      <w:del w:id="109" w:author="Daniel Noble" w:date="2025-10-27T09:15:00Z" w16du:dateUtc="2025-10-26T22:15:00Z">
+      <w:del w:id="122" w:author="Daniel Noble" w:date="2025-10-27T09:15:00Z" w16du:dateUtc="2025-10-26T22:15:00Z">
         <w:r>
           <w:delText xml:space="preserve">, </w:delText>
         </w:r>
       </w:del>
-      <w:del w:id="110" w:author="Daniel Noble" w:date="2025-10-27T09:16:00Z" w16du:dateUtc="2025-10-26T22:16:00Z">
+      <w:del w:id="123" w:author="Daniel Noble" w:date="2025-10-27T09:16:00Z" w16du:dateUtc="2025-10-26T22:16:00Z">
         <w:r>
           <w:delText>s</w:delText>
         </w:r>
@@ -1215,27 +1301,27 @@
           <w:delText>tarting with the assumption that the i</w:delText>
         </w:r>
       </w:del>
-      <w:del w:id="111" w:author="Daniel Noble" w:date="2025-10-27T09:50:00Z" w16du:dateUtc="2025-10-26T22:50:00Z">
+      <w:del w:id="124" w:author="Daniel Noble" w:date="2025-10-27T09:50:00Z" w16du:dateUtc="2025-10-26T22:50:00Z">
         <w:r>
           <w:delText xml:space="preserve">mpacts of extreme heat events on an ecological community are driven by responses of individuals, which then cascade upwards to other levels. </w:delText>
         </w:r>
       </w:del>
-      <w:del w:id="112" w:author="Daniel Noble" w:date="2025-10-27T09:16:00Z" w16du:dateUtc="2025-10-26T22:16:00Z">
+      <w:del w:id="125" w:author="Daniel Noble" w:date="2025-10-27T09:16:00Z" w16du:dateUtc="2025-10-26T22:16:00Z">
         <w:r>
           <w:delText xml:space="preserve">Ultimately, the impacts of extreme heat events on a community are driven by responses of individuals. </w:delText>
         </w:r>
       </w:del>
-      <w:del w:id="113" w:author="Daniel Noble" w:date="2025-10-27T09:50:00Z" w16du:dateUtc="2025-10-26T22:50:00Z">
+      <w:del w:id="126" w:author="Daniel Noble" w:date="2025-10-27T09:50:00Z" w16du:dateUtc="2025-10-26T22:50:00Z">
         <w:r>
           <w:delText xml:space="preserve">Therefore, to understand extreme heat impacts on a community of organisms, we must characterize the </w:delText>
         </w:r>
       </w:del>
-      <w:del w:id="114" w:author="Daniel Noble" w:date="2025-10-27T09:20:00Z" w16du:dateUtc="2025-10-26T22:20:00Z">
+      <w:del w:id="127" w:author="Daniel Noble" w:date="2025-10-27T09:20:00Z" w16du:dateUtc="2025-10-26T22:20:00Z">
         <w:r>
           <w:delText xml:space="preserve">proximal thermal environments – the </w:delText>
         </w:r>
       </w:del>
-      <w:del w:id="115" w:author="Daniel Noble" w:date="2025-10-27T09:50:00Z" w16du:dateUtc="2025-10-26T22:50:00Z">
+      <w:del w:id="128" w:author="Daniel Noble" w:date="2025-10-27T09:50:00Z" w16du:dateUtc="2025-10-26T22:50:00Z">
         <w:r>
           <w:delText>‘</w:delText>
         </w:r>
@@ -1250,52 +1336,52 @@
           <w:delText>’</w:delText>
         </w:r>
       </w:del>
-      <w:del w:id="116" w:author="Daniel Noble" w:date="2025-10-27T09:20:00Z" w16du:dateUtc="2025-10-26T22:20:00Z">
+      <w:del w:id="129" w:author="Daniel Noble" w:date="2025-10-27T09:20:00Z" w16du:dateUtc="2025-10-26T22:20:00Z">
         <w:r>
           <w:delText xml:space="preserve"> – </w:delText>
         </w:r>
       </w:del>
-      <w:del w:id="117" w:author="Daniel Noble" w:date="2025-10-27T09:50:00Z" w16du:dateUtc="2025-10-26T22:50:00Z">
+      <w:del w:id="130" w:author="Daniel Noble" w:date="2025-10-27T09:50:00Z" w16du:dateUtc="2025-10-26T22:50:00Z">
         <w:r>
           <w:delText xml:space="preserve">experienced by individuals of different species under a given atmospheric event. </w:delText>
         </w:r>
       </w:del>
-      <w:del w:id="118" w:author="Daniel Noble" w:date="2025-10-27T09:21:00Z" w16du:dateUtc="2025-10-26T22:21:00Z">
+      <w:del w:id="131" w:author="Daniel Noble" w:date="2025-10-27T09:21:00Z" w16du:dateUtc="2025-10-26T22:21:00Z">
         <w:r>
           <w:delText>These m</w:delText>
         </w:r>
       </w:del>
-      <w:del w:id="119" w:author="Daniel Noble" w:date="2025-10-27T09:50:00Z" w16du:dateUtc="2025-10-26T22:50:00Z">
+      <w:del w:id="132" w:author="Daniel Noble" w:date="2025-10-27T09:50:00Z" w16du:dateUtc="2025-10-26T22:50:00Z">
         <w:r>
           <w:delText xml:space="preserve">icroclimates must then be translated into physiological and behavioral responses, including the processes of thermal damage and repair, and how individuals mitigate their exposure to extreme heat through habitat selection and other avoidance strategies. Finally, dynamic energy budgets translate these individual responses into growth and reproduction </w:delText>
         </w:r>
       </w:del>
-      <w:del w:id="120" w:author="Daniel Noble" w:date="2025-10-27T09:22:00Z" w16du:dateUtc="2025-10-26T22:22:00Z">
+      <w:del w:id="133" w:author="Daniel Noble" w:date="2025-10-27T09:22:00Z" w16du:dateUtc="2025-10-26T22:22:00Z">
         <w:r>
           <w:delText xml:space="preserve">trajectories </w:delText>
         </w:r>
       </w:del>
-      <w:del w:id="121" w:author="Daniel Noble" w:date="2025-10-27T09:50:00Z" w16du:dateUtc="2025-10-26T22:50:00Z">
+      <w:del w:id="134" w:author="Daniel Noble" w:date="2025-10-27T09:50:00Z" w16du:dateUtc="2025-10-26T22:50:00Z">
         <w:r>
           <w:delText xml:space="preserve">across life cycles </w:delText>
         </w:r>
       </w:del>
-      <w:del w:id="122" w:author="Daniel Noble" w:date="2025-10-27T09:22:00Z" w16du:dateUtc="2025-10-26T22:22:00Z">
+      <w:del w:id="135" w:author="Daniel Noble" w:date="2025-10-27T09:22:00Z" w16du:dateUtc="2025-10-26T22:22:00Z">
         <w:r>
           <w:delText xml:space="preserve">to drive </w:delText>
         </w:r>
       </w:del>
-      <w:del w:id="123" w:author="Daniel Noble" w:date="2025-10-27T09:50:00Z" w16du:dateUtc="2025-10-26T22:50:00Z">
+      <w:del w:id="136" w:author="Daniel Noble" w:date="2025-10-27T09:50:00Z" w16du:dateUtc="2025-10-26T22:50:00Z">
         <w:r>
           <w:delText>population and community models</w:delText>
         </w:r>
       </w:del>
-      <w:del w:id="124" w:author="Daniel Noble" w:date="2025-10-27T09:23:00Z" w16du:dateUtc="2025-10-26T22:23:00Z">
+      <w:del w:id="137" w:author="Daniel Noble" w:date="2025-10-27T09:23:00Z" w16du:dateUtc="2025-10-26T22:23:00Z">
         <w:r>
           <w:delText xml:space="preserve"> of the resulting interactions</w:delText>
         </w:r>
       </w:del>
-      <w:del w:id="125" w:author="Daniel Noble" w:date="2025-10-27T09:50:00Z" w16du:dateUtc="2025-10-26T22:50:00Z">
+      <w:del w:id="138" w:author="Daniel Noble" w:date="2025-10-27T09:50:00Z" w16du:dateUtc="2025-10-26T22:50:00Z">
         <w:r>
           <w:delText>.</w:delText>
         </w:r>
@@ -1306,17 +1392,17 @@
         <w:pStyle w:val="BodyText"/>
         <w:spacing w:line="360" w:lineRule="auto"/>
       </w:pPr>
-      <w:del w:id="126" w:author="Daniel Noble" w:date="2025-10-27T09:50:00Z" w16du:dateUtc="2025-10-26T22:50:00Z">
+      <w:del w:id="139" w:author="Daniel Noble" w:date="2025-10-27T09:50:00Z" w16du:dateUtc="2025-10-26T22:50:00Z">
         <w:r>
           <w:delText xml:space="preserve">In the next sections, we </w:delText>
         </w:r>
       </w:del>
-      <w:del w:id="127" w:author="Daniel Noble" w:date="2025-10-27T09:25:00Z" w16du:dateUtc="2025-10-26T22:25:00Z">
+      <w:del w:id="140" w:author="Daniel Noble" w:date="2025-10-27T09:25:00Z" w16du:dateUtc="2025-10-26T22:25:00Z">
         <w:r>
           <w:delText xml:space="preserve">outline </w:delText>
         </w:r>
       </w:del>
-      <w:del w:id="128" w:author="Daniel Noble" w:date="2025-10-27T09:50:00Z" w16du:dateUtc="2025-10-26T22:50:00Z">
+      <w:del w:id="141" w:author="Daniel Noble" w:date="2025-10-27T09:50:00Z" w16du:dateUtc="2025-10-26T22:50:00Z">
         <w:r>
           <w:delText xml:space="preserve">new developments to model all components in </w:delText>
         </w:r>
@@ -1342,22 +1428,22 @@
           <w:delText xml:space="preserve">, </w:delText>
         </w:r>
       </w:del>
-      <w:del w:id="129" w:author="Daniel Noble" w:date="2025-10-27T09:26:00Z" w16du:dateUtc="2025-10-26T22:26:00Z">
+      <w:del w:id="142" w:author="Daniel Noble" w:date="2025-10-27T09:26:00Z" w16du:dateUtc="2025-10-26T22:26:00Z">
         <w:r>
           <w:delText xml:space="preserve">such that </w:delText>
         </w:r>
       </w:del>
-      <w:del w:id="130" w:author="Daniel Noble" w:date="2025-10-27T09:50:00Z" w16du:dateUtc="2025-10-26T22:50:00Z">
+      <w:del w:id="143" w:author="Daniel Noble" w:date="2025-10-27T09:50:00Z" w16du:dateUtc="2025-10-26T22:50:00Z">
         <w:r>
           <w:delText xml:space="preserve">a truly systems-based approach to modelling biotic impacts of heatwaves </w:delText>
         </w:r>
       </w:del>
-      <w:del w:id="131" w:author="Daniel Noble" w:date="2025-10-27T09:26:00Z" w16du:dateUtc="2025-10-26T22:26:00Z">
+      <w:del w:id="144" w:author="Daniel Noble" w:date="2025-10-27T09:26:00Z" w16du:dateUtc="2025-10-26T22:26:00Z">
         <w:r>
           <w:delText xml:space="preserve">is </w:delText>
         </w:r>
       </w:del>
-      <w:del w:id="132" w:author="Daniel Noble" w:date="2025-10-27T09:50:00Z" w16du:dateUtc="2025-10-26T22:50:00Z">
+      <w:del w:id="145" w:author="Daniel Noble" w:date="2025-10-27T09:50:00Z" w16du:dateUtc="2025-10-26T22:50:00Z">
         <w:r>
           <w:delText xml:space="preserve">now possible. </w:delText>
         </w:r>
@@ -1365,7 +1451,7 @@
       <w:r>
         <w:t xml:space="preserve">We </w:t>
       </w:r>
-      <w:ins w:id="133" w:author="Daniel Noble" w:date="2025-10-27T10:07:00Z" w16du:dateUtc="2025-10-26T23:07:00Z">
+      <w:ins w:id="146" w:author="Daniel Noble" w:date="2025-10-27T10:07:00Z" w16du:dateUtc="2025-10-26T23:07:00Z">
         <w:r>
           <w:t xml:space="preserve">demonstrate how such a coupling can be made and </w:t>
         </w:r>
@@ -1373,12 +1459,12 @@
       <w:r>
         <w:t xml:space="preserve">highlight the opportunities </w:t>
       </w:r>
-      <w:del w:id="134" w:author="Daniel Noble" w:date="2025-10-27T10:08:00Z" w16du:dateUtc="2025-10-26T23:08:00Z">
+      <w:del w:id="147" w:author="Daniel Noble" w:date="2025-10-27T10:08:00Z" w16du:dateUtc="2025-10-26T23:08:00Z">
         <w:r>
           <w:delText>such an integration may</w:delText>
         </w:r>
       </w:del>
-      <w:ins w:id="135" w:author="Daniel Noble" w:date="2025-10-27T10:08:00Z" w16du:dateUtc="2025-10-26T23:08:00Z">
+      <w:ins w:id="148" w:author="Daniel Noble" w:date="2025-10-27T10:08:00Z" w16du:dateUtc="2025-10-26T23:08:00Z">
         <w:r>
           <w:t>it presents</w:t>
         </w:r>
@@ -1386,12 +1472,12 @@
       <w:r>
         <w:t xml:space="preserve"> </w:t>
       </w:r>
-      <w:del w:id="136" w:author="Daniel Noble" w:date="2025-10-27T10:08:00Z" w16du:dateUtc="2025-10-26T23:08:00Z">
+      <w:del w:id="149" w:author="Daniel Noble" w:date="2025-10-27T10:08:00Z" w16du:dateUtc="2025-10-26T23:08:00Z">
         <w:r>
           <w:delText>provide through</w:delText>
         </w:r>
       </w:del>
-      <w:ins w:id="137" w:author="Daniel Noble" w:date="2025-10-27T10:08:00Z" w16du:dateUtc="2025-10-26T23:08:00Z">
+      <w:ins w:id="150" w:author="Daniel Noble" w:date="2025-10-27T10:08:00Z" w16du:dateUtc="2025-10-26T23:08:00Z">
         <w:r>
           <w:t>to develop</w:t>
         </w:r>
@@ -1399,7 +1485,7 @@
       <w:r>
         <w:t xml:space="preserve"> a greater understanding of the ways in which extreme heat stress manifests across species. </w:t>
       </w:r>
-      <w:del w:id="138" w:author="Daniel Noble" w:date="2025-10-27T10:09:00Z" w16du:dateUtc="2025-10-26T23:09:00Z">
+      <w:del w:id="151" w:author="Daniel Noble" w:date="2025-10-27T10:09:00Z" w16du:dateUtc="2025-10-26T23:09:00Z">
         <w:r>
           <w:delText xml:space="preserve">Integration will help elucidate how and why interactions among species can change, with implications for natural and agricultural systems, food security and ecosystem services. </w:delText>
         </w:r>
@@ -1407,7 +1493,7 @@
       <w:r>
         <w:t xml:space="preserve">We </w:t>
       </w:r>
-      <w:ins w:id="139" w:author="Daniel Noble" w:date="2025-10-27T09:27:00Z" w16du:dateUtc="2025-10-26T22:27:00Z">
+      <w:ins w:id="152" w:author="Daniel Noble" w:date="2025-10-27T09:27:00Z" w16du:dateUtc="2025-10-26T22:27:00Z">
         <w:r>
           <w:t xml:space="preserve">end by </w:t>
         </w:r>
@@ -1415,12 +1501,12 @@
       <w:r>
         <w:t>discuss</w:t>
       </w:r>
-      <w:ins w:id="140" w:author="Daniel Noble" w:date="2025-10-27T09:27:00Z" w16du:dateUtc="2025-10-26T22:27:00Z">
+      <w:ins w:id="153" w:author="Daniel Noble" w:date="2025-10-27T09:27:00Z" w16du:dateUtc="2025-10-26T22:27:00Z">
         <w:r>
           <w:t>in</w:t>
         </w:r>
       </w:ins>
-      <w:ins w:id="141" w:author="Daniel Noble" w:date="2025-10-27T09:28:00Z" w16du:dateUtc="2025-10-26T22:28:00Z">
+      <w:ins w:id="154" w:author="Daniel Noble" w:date="2025-10-27T09:28:00Z" w16du:dateUtc="2025-10-26T22:28:00Z">
         <w:r>
           <w:t>g</w:t>
         </w:r>
@@ -1428,12 +1514,12 @@
       <w:r>
         <w:t xml:space="preserve"> the challenges of </w:t>
       </w:r>
-      <w:del w:id="142" w:author="Daniel Noble" w:date="2025-10-27T09:28:00Z" w16du:dateUtc="2025-10-26T22:28:00Z">
+      <w:del w:id="155" w:author="Daniel Noble" w:date="2025-10-27T09:28:00Z" w16du:dateUtc="2025-10-26T22:28:00Z">
         <w:r>
           <w:delText>applying such an integrated modelling framework and</w:delText>
         </w:r>
       </w:del>
-      <w:ins w:id="143" w:author="Daniel Noble" w:date="2025-10-27T09:28:00Z" w16du:dateUtc="2025-10-26T22:28:00Z">
+      <w:ins w:id="156" w:author="Daniel Noble" w:date="2025-10-27T09:28:00Z" w16du:dateUtc="2025-10-26T22:28:00Z">
         <w:r>
           <w:t>coupling models across diverse species in communities</w:t>
         </w:r>
@@ -1441,17 +1527,17 @@
       <w:r>
         <w:t xml:space="preserve"> </w:t>
       </w:r>
-      <w:del w:id="144" w:author="Daniel Noble" w:date="2025-10-27T09:29:00Z" w16du:dateUtc="2025-10-26T22:29:00Z">
+      <w:del w:id="157" w:author="Daniel Noble" w:date="2025-10-27T09:29:00Z" w16du:dateUtc="2025-10-26T22:29:00Z">
         <w:r>
           <w:delText>how it can incorporate other critical features that capture evolutionary change and plasticity</w:delText>
         </w:r>
       </w:del>
-      <w:ins w:id="145" w:author="Daniel Noble" w:date="2025-10-27T09:29:00Z" w16du:dateUtc="2025-10-26T22:29:00Z">
+      <w:ins w:id="158" w:author="Daniel Noble" w:date="2025-10-27T09:29:00Z" w16du:dateUtc="2025-10-26T22:29:00Z">
         <w:r>
           <w:t>along with capturing the eco-evolutionary feedbacks that will be necessary for accurate prediction</w:t>
         </w:r>
       </w:ins>
-      <w:ins w:id="146" w:author="Daniel Noble" w:date="2025-10-27T09:30:00Z" w16du:dateUtc="2025-10-26T22:30:00Z">
+      <w:ins w:id="159" w:author="Daniel Noble" w:date="2025-10-27T09:30:00Z" w16du:dateUtc="2025-10-26T22:30:00Z">
         <w:r>
           <w:t>s</w:t>
         </w:r>
@@ -1481,7 +1567,7 @@
               <w:spacing w:line="360" w:lineRule="auto"/>
               <w:jc w:val="center"/>
             </w:pPr>
-            <w:bookmarkStart w:id="147" w:name="fig-sys"/>
+            <w:bookmarkStart w:id="160" w:name="fig-sys"/>
             <w:r>
               <w:rPr>
                 <w:noProof/>
@@ -1544,7 +1630,7 @@
             <w:r>
               <w:t xml:space="preserve"> </w:t>
             </w:r>
-            <w:ins w:id="148" w:author="Daniel Noble" w:date="2025-10-27T09:50:00Z" w16du:dateUtc="2025-10-26T22:50:00Z">
+            <w:ins w:id="161" w:author="Daniel Noble" w:date="2025-10-27T09:50:00Z" w16du:dateUtc="2025-10-26T22:50:00Z">
               <w:r>
                 <w:rPr>
                   <w:b/>
@@ -1559,79 +1645,71 @@
                 <w:t xml:space="preserve">The modelling approach </w:t>
               </w:r>
             </w:ins>
-            <w:ins w:id="149" w:author="Daniel Noble" w:date="2025-10-27T10:22:00Z" w16du:dateUtc="2025-10-26T23:22:00Z">
+            <w:ins w:id="162" w:author="Daniel Noble" w:date="2025-10-27T10:22:00Z" w16du:dateUtc="2025-10-26T23:22:00Z">
               <w:r>
                 <w:t xml:space="preserve">we </w:t>
               </w:r>
             </w:ins>
-            <w:ins w:id="150" w:author="Daniel Noble" w:date="2025-10-27T09:50:00Z" w16du:dateUtc="2025-10-26T22:50:00Z">
+            <w:ins w:id="163" w:author="Daniel Noble" w:date="2025-10-27T09:50:00Z" w16du:dateUtc="2025-10-26T22:50:00Z">
               <w:r>
                 <w:t xml:space="preserve">develop here integrates (1) climate/biophysical models to predict the different microclimates species experience. (2) Microclimates experienced by organisms then provide inputs for </w:t>
               </w:r>
             </w:ins>
-            <w:ins w:id="151" w:author="Daniel Noble" w:date="2025-10-27T10:12:00Z" w16du:dateUtc="2025-10-26T23:12:00Z">
+            <w:ins w:id="164" w:author="Daniel Noble" w:date="2025-10-27T10:12:00Z" w16du:dateUtc="2025-10-26T23:12:00Z">
               <w:r>
                 <w:t>physiological</w:t>
               </w:r>
             </w:ins>
-            <w:ins w:id="152" w:author="Daniel Noble" w:date="2025-10-27T09:50:00Z" w16du:dateUtc="2025-10-26T22:50:00Z">
+            <w:ins w:id="165" w:author="Daniel Noble" w:date="2025-10-27T09:50:00Z" w16du:dateUtc="2025-10-26T22:50:00Z">
               <w:r>
                 <w:t xml:space="preserve"> models that integrate temperature exposure with explicit physiological </w:t>
               </w:r>
             </w:ins>
-            <w:ins w:id="153" w:author="Daniel Noble" w:date="2025-10-27T10:13:00Z" w16du:dateUtc="2025-10-26T23:13:00Z">
+            <w:ins w:id="166" w:author="Daniel Noble" w:date="2025-10-27T10:13:00Z" w16du:dateUtc="2025-10-26T23:13:00Z">
               <w:r>
                 <w:t>processes</w:t>
               </w:r>
             </w:ins>
-            <w:ins w:id="154" w:author="Daniel Noble" w:date="2025-10-27T09:50:00Z" w16du:dateUtc="2025-10-26T22:50:00Z">
+            <w:ins w:id="167" w:author="Daniel Noble" w:date="2025-10-27T09:50:00Z" w16du:dateUtc="2025-10-26T22:50:00Z">
               <w:r>
                 <w:t xml:space="preserve"> that simulate development, behavio</w:t>
               </w:r>
             </w:ins>
-            <w:ins w:id="155" w:author="Daniel Noble" w:date="2025-10-28T10:39:00Z" w16du:dateUtc="2025-10-27T23:39:00Z">
+            <w:ins w:id="168" w:author="Daniel Noble" w:date="2025-10-28T10:39:00Z" w16du:dateUtc="2025-10-27T23:39:00Z">
               <w:r>
                 <w:t>u</w:t>
               </w:r>
             </w:ins>
-            <w:ins w:id="156" w:author="Daniel Noble" w:date="2025-10-27T09:50:00Z" w16du:dateUtc="2025-10-26T22:50:00Z">
+            <w:ins w:id="169" w:author="Daniel Noble" w:date="2025-10-27T09:50:00Z" w16du:dateUtc="2025-10-26T22:50:00Z">
               <w:r>
                 <w:t xml:space="preserve">r, survival and reproduction in response to </w:t>
               </w:r>
             </w:ins>
-            <w:ins w:id="157" w:author="Daniel Noble" w:date="2025-10-27T11:51:00Z" w16du:dateUtc="2025-10-27T00:51:00Z">
+            <w:ins w:id="170" w:author="Daniel Noble" w:date="2025-10-27T11:51:00Z" w16du:dateUtc="2025-10-27T00:51:00Z">
               <w:r>
                 <w:t>microclimate</w:t>
               </w:r>
             </w:ins>
-            <w:ins w:id="158" w:author="Daniel Noble" w:date="2025-10-27T09:50:00Z" w16du:dateUtc="2025-10-26T22:50:00Z">
-              <w:r>
-                <w:t xml:space="preserve"> dynamics across life history stages. Physiological models can be built around the unique life cycles of the diverse species in communities, capturing lagged responses to extreme heat, phenological mismatches and mechanistically informed responses to extreme heat for species of the system in question. Outputs </w:t>
+            <w:ins w:id="171" w:author="Daniel Noble" w:date="2025-10-27T09:50:00Z" w16du:dateUtc="2025-10-26T22:50:00Z">
+              <w:r>
+                <w:t xml:space="preserve"> dynamics across life history stages. Physiological models can be built around the unique life cycles of the diverse species in communities, capturing lagged responses to extreme heat, phenological mismatches and </w:t>
               </w:r>
               <w:r>
                 <w:lastRenderedPageBreak/>
-                <w:t>(</w:t>
-              </w:r>
-              <w:proofErr w:type="spellStart"/>
-              <w:r>
-                <w:t>behavior</w:t>
-              </w:r>
-              <w:proofErr w:type="spellEnd"/>
-              <w:r>
-                <w:t xml:space="preserve">, growth rate, biomass accumulation, survival and reproduction) from physiological models of individual organisms can then be integrated into (3) population and community ecology models to predict population growth and community composition under a specific type of change (either to the environment or suite of interacting organisms). Environment-mediated feedback loops (4) influence organism thermal exposure and sensitivity (e.g., water availability, microbiota), which can vary across different life stages and organs. Coupling existing models will allow </w:t>
+                <w:t xml:space="preserve">mechanistically informed responses to extreme heat for species of the system in question. Outputs (behavior, growth rate, biomass accumulation, survival and reproduction) from physiological models of individual organisms can then be integrated into (3) population and community ecology models to predict population growth and community composition under a specific type of change (either to the environment or suite of interacting organisms). Environment-mediated feedback loops (4) influence organism thermal exposure and sensitivity (e.g., water availability, microbiota), which can vary across different life stages and organs. Coupling existing models will allow </w:t>
               </w:r>
             </w:ins>
-            <w:ins w:id="159" w:author="Daniel Noble" w:date="2025-10-27T11:52:00Z" w16du:dateUtc="2025-10-27T00:52:00Z">
+            <w:ins w:id="172" w:author="Daniel Noble" w:date="2025-10-27T11:52:00Z" w16du:dateUtc="2025-10-27T00:52:00Z">
               <w:r>
                 <w:t xml:space="preserve">for </w:t>
               </w:r>
             </w:ins>
-            <w:ins w:id="160" w:author="Daniel Noble" w:date="2025-10-27T09:50:00Z" w16du:dateUtc="2025-10-26T22:50:00Z">
+            <w:ins w:id="173" w:author="Daniel Noble" w:date="2025-10-27T09:50:00Z" w16du:dateUtc="2025-10-26T22:50:00Z">
               <w:r>
                 <w:t>quantitative predictions to be made on how extreme heatwaves perturb biological systems and allow for the development and implementation of strategies to enhance biological system resilience to extreme heat.</w:t>
               </w:r>
             </w:ins>
-            <w:del w:id="161" w:author="Daniel Noble" w:date="2025-10-27T09:50:00Z" w16du:dateUtc="2025-10-26T22:50:00Z">
+            <w:del w:id="174" w:author="Daniel Noble" w:date="2025-10-27T09:50:00Z" w16du:dateUtc="2025-10-26T22:50:00Z">
               <w:r>
                 <w:rPr>
                   <w:b/>
@@ -1640,7 +1718,7 @@
                 <w:delText xml:space="preserve">A new, </w:delText>
               </w:r>
             </w:del>
-            <w:del w:id="162" w:author="Daniel Noble" w:date="2025-10-27T09:36:00Z" w16du:dateUtc="2025-10-26T22:36:00Z">
+            <w:del w:id="175" w:author="Daniel Noble" w:date="2025-10-27T09:36:00Z" w16du:dateUtc="2025-10-26T22:36:00Z">
               <w:r>
                 <w:rPr>
                   <w:b/>
@@ -1649,7 +1727,7 @@
                 <w:delText xml:space="preserve">integrative </w:delText>
               </w:r>
             </w:del>
-            <w:del w:id="163" w:author="Daniel Noble" w:date="2025-10-27T09:50:00Z" w16du:dateUtc="2025-10-26T22:50:00Z">
+            <w:del w:id="176" w:author="Daniel Noble" w:date="2025-10-27T09:50:00Z" w16du:dateUtc="2025-10-26T22:50:00Z">
               <w:r>
                 <w:rPr>
                   <w:b/>
@@ -1661,7 +1739,7 @@
                 <w:delText xml:space="preserve">. The modelling approach developed here integrates (1) climate/biophysical models to predict the different temperatures species experience in their respective microhabitats. (2) Temperatures experienced by organisms then provide inputs for damage-repair and vegetation growth or animal dynamic energy budget models that integrate temperature exposure with explicit physiological models that simulate development, behavior, survival and reproduction in response to temperature dynamics across life history stages. Physiological models can be built around the unique life cycles of the diverse species in communities, capturing lagged responses to extreme heat, phenological mismatches and mechanistically informed responses to extreme heat for species of the system in question. Outputs (behavior, growth rate, biomass accumulation, survival and reproduction) from physiological models of individual organisms can then be integrated into (3) population and community ecology models to predict population growth and community composition under a specific type of change (either to the environment or suite of interacting organisms). We then discuss how (4) environment-mediated feedback loops influence organism thermal exposure and sensitivity (e.g., water availability, microbiota), which can vary across different life stages and organs. </w:delText>
               </w:r>
             </w:del>
-            <w:del w:id="164" w:author="Daniel Noble" w:date="2025-10-27T09:32:00Z" w16du:dateUtc="2025-10-26T22:32:00Z">
+            <w:del w:id="177" w:author="Daniel Noble" w:date="2025-10-27T09:32:00Z" w16du:dateUtc="2025-10-26T22:32:00Z">
               <w:r>
                 <w:delText>This novel</w:delText>
               </w:r>
@@ -1669,44 +1747,44 @@
                 <w:delText xml:space="preserve"> integration of existing models in this </w:delText>
               </w:r>
             </w:del>
-            <w:del w:id="165" w:author="Daniel Noble" w:date="2025-10-18T10:57:00Z" w16du:dateUtc="2025-10-17T23:57:00Z">
+            <w:del w:id="178" w:author="Daniel Noble" w:date="2025-10-18T10:57:00Z" w16du:dateUtc="2025-10-17T23:57:00Z">
               <w:r>
                 <w:delText xml:space="preserve">novel </w:delText>
               </w:r>
             </w:del>
-            <w:del w:id="166" w:author="Daniel Noble" w:date="2025-10-27T09:32:00Z" w16du:dateUtc="2025-10-26T22:32:00Z">
+            <w:del w:id="179" w:author="Daniel Noble" w:date="2025-10-27T09:32:00Z" w16du:dateUtc="2025-10-26T22:32:00Z">
               <w:r>
                 <w:delText>way will allow simulations at the organismal level to generate emergent predictions for entire communities. In turn, such simulations</w:delText>
               </w:r>
             </w:del>
-            <w:del w:id="167" w:author="Daniel Noble" w:date="2025-10-27T09:50:00Z" w16du:dateUtc="2025-10-26T22:50:00Z">
+            <w:del w:id="180" w:author="Daniel Noble" w:date="2025-10-27T09:50:00Z" w16du:dateUtc="2025-10-26T22:50:00Z">
               <w:r>
                 <w:delText xml:space="preserve"> will allow quantitative predictions to be made on how extreme heatwaves perturb biological systems and allow for the development and implementation of strategies to enhance </w:delText>
               </w:r>
             </w:del>
-            <w:del w:id="168" w:author="Daniel Noble" w:date="2025-10-27T09:38:00Z" w16du:dateUtc="2025-10-26T22:38:00Z">
+            <w:del w:id="181" w:author="Daniel Noble" w:date="2025-10-27T09:38:00Z" w16du:dateUtc="2025-10-26T22:38:00Z">
               <w:r>
                 <w:delText xml:space="preserve">both </w:delText>
               </w:r>
             </w:del>
-            <w:del w:id="169" w:author="Daniel Noble" w:date="2025-10-27T09:50:00Z" w16du:dateUtc="2025-10-26T22:50:00Z">
+            <w:del w:id="182" w:author="Daniel Noble" w:date="2025-10-27T09:50:00Z" w16du:dateUtc="2025-10-26T22:50:00Z">
               <w:r>
                 <w:delText xml:space="preserve">biological </w:delText>
               </w:r>
             </w:del>
-            <w:del w:id="170" w:author="Daniel Noble" w:date="2025-10-27T09:32:00Z" w16du:dateUtc="2025-10-26T22:32:00Z">
+            <w:del w:id="183" w:author="Daniel Noble" w:date="2025-10-27T09:32:00Z" w16du:dateUtc="2025-10-26T22:32:00Z">
               <w:r>
                 <w:delText xml:space="preserve">and socioecological </w:delText>
               </w:r>
             </w:del>
-            <w:del w:id="171" w:author="Daniel Noble" w:date="2025-10-27T09:50:00Z" w16du:dateUtc="2025-10-26T22:50:00Z">
+            <w:del w:id="184" w:author="Daniel Noble" w:date="2025-10-27T09:50:00Z" w16du:dateUtc="2025-10-26T22:50:00Z">
               <w:r>
                 <w:delText>system resilience to extreme heat. Created with BioRender.com.</w:delText>
               </w:r>
             </w:del>
           </w:p>
         </w:tc>
-        <w:bookmarkEnd w:id="147"/>
+        <w:bookmarkEnd w:id="160"/>
       </w:tr>
     </w:tbl>
     <w:p>
@@ -1714,12 +1792,12 @@
         <w:pStyle w:val="Heading1"/>
         <w:spacing w:line="360" w:lineRule="auto"/>
         <w:rPr>
-          <w:del w:id="172" w:author="Daniel Noble" w:date="2025-10-27T10:23:00Z" w16du:dateUtc="2025-10-26T23:23:00Z"/>
-        </w:rPr>
-      </w:pPr>
-      <w:bookmarkStart w:id="173" w:name="X3abbae6c43ae90405781460830433c7998090d6"/>
-      <w:bookmarkEnd w:id="104"/>
-      <w:del w:id="174" w:author="Daniel Noble" w:date="2025-10-27T10:23:00Z" w16du:dateUtc="2025-10-26T23:23:00Z">
+          <w:del w:id="185" w:author="Daniel Noble" w:date="2025-10-27T10:23:00Z" w16du:dateUtc="2025-10-26T23:23:00Z"/>
+        </w:rPr>
+      </w:pPr>
+      <w:bookmarkStart w:id="186" w:name="X3abbae6c43ae90405781460830433c7998090d6"/>
+      <w:bookmarkEnd w:id="117"/>
+      <w:del w:id="187" w:author="Daniel Noble" w:date="2025-10-27T10:23:00Z" w16du:dateUtc="2025-10-26T23:23:00Z">
         <w:r>
           <w:lastRenderedPageBreak/>
           <w:delText>The current state of extreme weather modelling</w:delText>
@@ -1731,10 +1809,10 @@
         <w:pStyle w:val="FirstParagraph"/>
         <w:spacing w:line="360" w:lineRule="auto"/>
         <w:rPr>
-          <w:del w:id="175" w:author="Daniel Noble" w:date="2025-10-27T10:23:00Z" w16du:dateUtc="2025-10-26T23:23:00Z"/>
-        </w:rPr>
-      </w:pPr>
-      <w:del w:id="176" w:author="Daniel Noble" w:date="2025-10-27T10:23:00Z" w16du:dateUtc="2025-10-26T23:23:00Z">
+          <w:del w:id="188" w:author="Daniel Noble" w:date="2025-10-27T10:23:00Z" w16du:dateUtc="2025-10-26T23:23:00Z"/>
+        </w:rPr>
+      </w:pPr>
+      <w:del w:id="189" w:author="Daniel Noble" w:date="2025-10-27T10:23:00Z" w16du:dateUtc="2025-10-26T23:23:00Z">
         <w:r>
           <w:delText>An understanding of heatwave impacts on biology requires environmental inputs about weather conditions. These data may come from weather stations or climate models. Weather station observations of air temperature, radiation, wind speed, cloud cover and humidity are readily available as raw timeseries from the stations themselves, and as interpolated products such as WorldClim [24].</w:delText>
         </w:r>
@@ -1745,10 +1823,10 @@
         <w:pStyle w:val="BodyText"/>
         <w:spacing w:line="360" w:lineRule="auto"/>
         <w:rPr>
-          <w:del w:id="177" w:author="Daniel Noble" w:date="2025-10-27T10:23:00Z" w16du:dateUtc="2025-10-26T23:23:00Z"/>
-        </w:rPr>
-      </w:pPr>
-      <w:del w:id="178" w:author="Daniel Noble" w:date="2025-10-27T10:23:00Z" w16du:dateUtc="2025-10-26T23:23:00Z">
+          <w:del w:id="190" w:author="Daniel Noble" w:date="2025-10-27T10:23:00Z" w16du:dateUtc="2025-10-26T23:23:00Z"/>
+        </w:rPr>
+      </w:pPr>
+      <w:del w:id="191" w:author="Daniel Noble" w:date="2025-10-27T10:23:00Z" w16du:dateUtc="2025-10-26T23:23:00Z">
         <w:r>
           <w:delText>Weather stations can only document past heat wave events at their specific locations. Climate modelling and weather event forecasting is achieved through General Circulation Models (GCMs) – large partial differential equation networks of atmospheric, oceanic and biospheric energy and mass exchange processes. Future climate change scenarios are generally produced at monthly timescales but can be superimposed on historical weather patterns to infer the nature of future heatwaves. Historical analyses are facilitated by GCMs via ‘reanalysis’ datasets produced by calibrating GCMs with observations to produce continuous gridded weather data, including ‘surface’ temperatures, soil temperatures and profiles of temperature, pressure, wind speed and humidity at different levels in the atmosphere [25–29]. The most state-of-the-art of these are ECMWF (European Centre for Medium-Range Weather Forecasts) Reanalysis v5 (ERA5), hourly products at ~31km and ~9km resolutions, respectively.</w:delText>
         </w:r>
@@ -1759,10 +1837,10 @@
         <w:pStyle w:val="BodyText"/>
         <w:spacing w:line="360" w:lineRule="auto"/>
         <w:rPr>
-          <w:del w:id="179" w:author="Daniel Noble" w:date="2025-10-27T10:23:00Z" w16du:dateUtc="2025-10-26T23:23:00Z"/>
-        </w:rPr>
-      </w:pPr>
-      <w:del w:id="180" w:author="Daniel Noble" w:date="2025-10-27T10:23:00Z" w16du:dateUtc="2025-10-26T23:23:00Z">
+          <w:del w:id="192" w:author="Daniel Noble" w:date="2025-10-27T10:23:00Z" w16du:dateUtc="2025-10-26T23:23:00Z"/>
+        </w:rPr>
+      </w:pPr>
+      <w:del w:id="193" w:author="Daniel Noble" w:date="2025-10-27T10:23:00Z" w16du:dateUtc="2025-10-26T23:23:00Z">
         <w:r>
           <w:delText>Historically, GCMs were coded in fast but inflexible languages like Fortran and C. The emergence of the Julia language [30] for scientific computing has created an opportunity to rebuild climate models in a more modular manner, allowing easier interfacing between discipline-specific models. The translation of GCMs and associated land-surface models into more accessible and modular languages opens new opportunities for collaboration between biologists and earth scientists to better integrate processes in the atmosphere and the biosphere to improve predictions of weather events and their biological impacts.</w:delText>
         </w:r>
@@ -1773,8 +1851,8 @@
         <w:pStyle w:val="Heading1"/>
         <w:spacing w:line="360" w:lineRule="auto"/>
       </w:pPr>
-      <w:bookmarkStart w:id="181" w:name="X4da05dea4acdb2054c1e59c2f12913febac8a0c"/>
-      <w:bookmarkEnd w:id="173"/>
+      <w:bookmarkStart w:id="194" w:name="X4da05dea4acdb2054c1e59c2f12913febac8a0c"/>
+      <w:bookmarkEnd w:id="186"/>
       <w:r>
         <w:t>From weather to microclimates: predicting community wide exposure to extreme heat</w:t>
       </w:r>
@@ -1784,24 +1862,24 @@
         <w:pStyle w:val="FirstParagraph"/>
         <w:spacing w:line="360" w:lineRule="auto"/>
         <w:rPr>
-          <w:ins w:id="182" w:author="Daniel Noble" w:date="2025-10-27T10:57:00Z" w16du:dateUtc="2025-10-26T23:57:00Z"/>
+          <w:ins w:id="195" w:author="Daniel Noble" w:date="2025-10-27T10:57:00Z" w16du:dateUtc="2025-10-26T23:57:00Z"/>
         </w:rPr>
       </w:pPr>
       <w:r>
         <w:t xml:space="preserve">Extreme weather events are </w:t>
       </w:r>
-      <w:ins w:id="183" w:author="Daniel Noble" w:date="2025-10-27T10:31:00Z" w16du:dateUtc="2025-10-26T23:31:00Z">
+      <w:ins w:id="196" w:author="Daniel Noble" w:date="2025-10-27T10:31:00Z" w16du:dateUtc="2025-10-26T23:31:00Z">
         <w:r>
           <w:t>predicted by Global Circulation Models (GCMs)</w:t>
         </w:r>
       </w:ins>
-      <w:ins w:id="184" w:author="Daniel Noble" w:date="2025-10-27T10:33:00Z" w16du:dateUtc="2025-10-26T23:33:00Z">
+      <w:ins w:id="197" w:author="Daniel Noble" w:date="2025-10-27T10:33:00Z" w16du:dateUtc="2025-10-26T23:33:00Z">
         <w:r>
           <w:t xml:space="preserve">, </w:t>
         </w:r>
       </w:ins>
-      <w:commentRangeStart w:id="185"/>
-      <w:ins w:id="186" w:author="Daniel Noble" w:date="2025-10-27T10:31:00Z" w16du:dateUtc="2025-10-26T23:31:00Z">
+      <w:commentRangeStart w:id="198"/>
+      <w:ins w:id="199" w:author="Daniel Noble" w:date="2025-10-27T10:31:00Z" w16du:dateUtc="2025-10-26T23:31:00Z">
         <w:r>
           <w:t xml:space="preserve">typically at large spatial scales (e.g. 0.5 </w:t>
         </w:r>
@@ -1810,7 +1888,7 @@
         <m:sSup>
           <m:sSupPr>
             <m:ctrlPr>
-              <w:ins w:id="187" w:author="Daniel Noble" w:date="2025-10-27T10:31:00Z" w16du:dateUtc="2025-10-26T23:31:00Z">
+              <w:ins w:id="200" w:author="Daniel Noble" w:date="2025-10-27T10:31:00Z" w16du:dateUtc="2025-10-26T23:31:00Z">
                 <w:rPr>
                   <w:rFonts w:ascii="Cambria Math" w:hAnsi="Cambria Math"/>
                 </w:rPr>
@@ -1819,7 +1897,7 @@
           </m:sSupPr>
           <m:e>
             <m:r>
-              <w:ins w:id="188" w:author="Daniel Noble" w:date="2025-10-27T10:31:00Z" w16du:dateUtc="2025-10-26T23:31:00Z">
+              <w:ins w:id="201" w:author="Daniel Noble" w:date="2025-10-27T10:31:00Z" w16du:dateUtc="2025-10-26T23:31:00Z">
                 <w:rPr>
                   <w:rFonts w:ascii="Cambria Math" w:hAnsi="Cambria Math"/>
                 </w:rPr>
@@ -1829,7 +1907,7 @@
           </m:e>
           <m:sup>
             <m:r>
-              <w:ins w:id="189" w:author="Daniel Noble" w:date="2025-10-27T10:31:00Z" w16du:dateUtc="2025-10-26T23:31:00Z">
+              <w:ins w:id="202" w:author="Daniel Noble" w:date="2025-10-27T10:31:00Z" w16du:dateUtc="2025-10-26T23:31:00Z">
                 <m:rPr>
                   <m:sty m:val="p"/>
                 </m:rPr>
@@ -1842,42 +1920,42 @@
           </m:sup>
         </m:sSup>
       </m:oMath>
-      <w:ins w:id="190" w:author="Daniel Noble" w:date="2025-10-27T10:31:00Z" w16du:dateUtc="2025-10-26T23:31:00Z">
+      <w:ins w:id="203" w:author="Daniel Noble" w:date="2025-10-27T10:31:00Z" w16du:dateUtc="2025-10-26T23:31:00Z">
         <w:r>
           <w:t xml:space="preserve"> grid cells)</w:t>
         </w:r>
       </w:ins>
-      <w:ins w:id="191" w:author="Daniel Noble" w:date="2025-10-27T10:33:00Z" w16du:dateUtc="2025-10-26T23:33:00Z">
+      <w:ins w:id="204" w:author="Daniel Noble" w:date="2025-10-27T10:33:00Z" w16du:dateUtc="2025-10-26T23:33:00Z">
         <w:r>
           <w:t>.</w:t>
         </w:r>
       </w:ins>
-      <w:ins w:id="192" w:author="Daniel Noble" w:date="2025-10-27T10:31:00Z" w16du:dateUtc="2025-10-26T23:31:00Z">
+      <w:ins w:id="205" w:author="Daniel Noble" w:date="2025-10-27T10:31:00Z" w16du:dateUtc="2025-10-26T23:31:00Z">
         <w:r>
           <w:t xml:space="preserve"> </w:t>
         </w:r>
       </w:ins>
-      <w:ins w:id="193" w:author="Daniel Noble" w:date="2025-10-27T10:33:00Z" w16du:dateUtc="2025-10-26T23:33:00Z">
+      <w:ins w:id="206" w:author="Daniel Noble" w:date="2025-10-27T10:33:00Z" w16du:dateUtc="2025-10-26T23:33:00Z">
         <w:r>
           <w:t>Y</w:t>
         </w:r>
       </w:ins>
-      <w:ins w:id="194" w:author="Daniel Noble" w:date="2025-10-27T10:31:00Z" w16du:dateUtc="2025-10-26T23:31:00Z">
+      <w:ins w:id="207" w:author="Daniel Noble" w:date="2025-10-27T10:31:00Z" w16du:dateUtc="2025-10-26T23:31:00Z">
         <w:r>
           <w:t>et</w:t>
         </w:r>
       </w:ins>
-      <w:ins w:id="195" w:author="Daniel Noble" w:date="2025-10-27T10:33:00Z" w16du:dateUtc="2025-10-26T23:33:00Z">
+      <w:ins w:id="208" w:author="Daniel Noble" w:date="2025-10-27T10:33:00Z" w16du:dateUtc="2025-10-26T23:33:00Z">
         <w:r>
           <w:t>,</w:t>
         </w:r>
       </w:ins>
-      <w:ins w:id="196" w:author="Daniel Noble" w:date="2025-10-27T10:31:00Z" w16du:dateUtc="2025-10-26T23:31:00Z">
+      <w:ins w:id="209" w:author="Daniel Noble" w:date="2025-10-27T10:31:00Z" w16du:dateUtc="2025-10-26T23:31:00Z">
         <w:r>
           <w:t xml:space="preserve"> </w:t>
         </w:r>
       </w:ins>
-      <w:ins w:id="197" w:author="Daniel Noble" w:date="2025-10-27T10:32:00Z" w16du:dateUtc="2025-10-26T23:32:00Z">
+      <w:ins w:id="210" w:author="Daniel Noble" w:date="2025-10-27T10:32:00Z" w16du:dateUtc="2025-10-26T23:32:00Z">
         <w:r>
           <w:t xml:space="preserve">species across communities </w:t>
         </w:r>
@@ -1885,7 +1963,7 @@
       <w:r>
         <w:t>experience</w:t>
       </w:r>
-      <w:del w:id="198" w:author="Daniel Noble" w:date="2025-10-27T10:32:00Z" w16du:dateUtc="2025-10-26T23:32:00Z">
+      <w:del w:id="211" w:author="Daniel Noble" w:date="2025-10-27T10:32:00Z" w16du:dateUtc="2025-10-26T23:32:00Z">
         <w:r>
           <w:delText>d</w:delText>
         </w:r>
@@ -1893,12 +1971,12 @@
       <w:r>
         <w:t xml:space="preserve"> </w:t>
       </w:r>
-      <w:del w:id="199" w:author="Daniel Noble" w:date="2025-10-27T10:32:00Z" w16du:dateUtc="2025-10-26T23:32:00Z">
+      <w:del w:id="212" w:author="Daniel Noble" w:date="2025-10-27T10:32:00Z" w16du:dateUtc="2025-10-26T23:32:00Z">
         <w:r>
           <w:delText>differently across species in a community</w:delText>
         </w:r>
       </w:del>
-      <w:ins w:id="200" w:author="Daniel Noble" w:date="2025-10-27T10:32:00Z" w16du:dateUtc="2025-10-26T23:32:00Z">
+      <w:ins w:id="213" w:author="Daniel Noble" w:date="2025-10-27T10:32:00Z" w16du:dateUtc="2025-10-26T23:32:00Z">
         <w:r>
           <w:t>these heatwaves differently because of the varied microhabitats they occupy</w:t>
         </w:r>
@@ -1917,17 +1995,17 @@
       <w:r>
         <w:t xml:space="preserve">). </w:t>
       </w:r>
-      <w:ins w:id="201" w:author="Daniel Noble" w:date="2025-10-27T10:33:00Z" w16du:dateUtc="2025-10-26T23:33:00Z">
+      <w:ins w:id="214" w:author="Daniel Noble" w:date="2025-10-27T10:33:00Z" w16du:dateUtc="2025-10-26T23:33:00Z">
         <w:r>
           <w:t xml:space="preserve">Therefore, to understand </w:t>
         </w:r>
       </w:ins>
-      <w:ins w:id="202" w:author="Daniel Noble" w:date="2025-10-27T10:44:00Z" w16du:dateUtc="2025-10-26T23:44:00Z">
+      <w:ins w:id="215" w:author="Daniel Noble" w:date="2025-10-27T10:44:00Z" w16du:dateUtc="2025-10-26T23:44:00Z">
         <w:r>
           <w:t xml:space="preserve">how </w:t>
         </w:r>
       </w:ins>
-      <w:ins w:id="203" w:author="Daniel Noble" w:date="2025-10-27T10:33:00Z" w16du:dateUtc="2025-10-26T23:33:00Z">
+      <w:ins w:id="216" w:author="Daniel Noble" w:date="2025-10-27T10:33:00Z" w16du:dateUtc="2025-10-26T23:33:00Z">
         <w:r>
           <w:t>extreme heat impacts on a community of organisms, we must characterize the ‘</w:t>
         </w:r>
@@ -1942,176 +2020,320 @@
           <w:t xml:space="preserve">’ experienced by individuals of different species under a given atmospheric event. </w:t>
         </w:r>
       </w:ins>
-      <w:del w:id="204" w:author="Daniel Noble" w:date="2025-10-27T10:34:00Z" w16du:dateUtc="2025-10-26T23:34:00Z">
+      <w:del w:id="217" w:author="Daniel Noble" w:date="2025-10-27T10:34:00Z" w16du:dateUtc="2025-10-26T23:34:00Z">
         <w:r>
           <w:delText>Exactly how much the soil lags and dampens the atmospheric dynamics depends on the soil properties, especially its moisture level.</w:delText>
         </w:r>
       </w:del>
-      <w:ins w:id="205" w:author="Daniel Noble" w:date="2025-10-27T10:34:00Z" w16du:dateUtc="2025-10-26T23:34:00Z">
+      <w:ins w:id="218" w:author="Daniel Noble" w:date="2025-10-27T10:34:00Z" w16du:dateUtc="2025-10-26T23:34:00Z">
         <w:r>
           <w:t>Predicting microhabitats</w:t>
         </w:r>
       </w:ins>
-      <w:del w:id="206" w:author="Daniel Noble" w:date="2025-10-27T10:34:00Z" w16du:dateUtc="2025-10-26T23:34:00Z">
+      <w:del w:id="219" w:author="Daniel Noble" w:date="2025-10-27T10:34:00Z" w16du:dateUtc="2025-10-26T23:34:00Z">
         <w:r>
           <w:delText xml:space="preserve"> Conditions above ground depend on the nature of the vegetation, especially through</w:delText>
         </w:r>
       </w:del>
-      <w:ins w:id="207" w:author="Daniel Noble" w:date="2025-10-27T10:34:00Z" w16du:dateUtc="2025-10-26T23:34:00Z">
+      <w:ins w:id="220" w:author="Daniel Noble" w:date="2025-10-27T10:34:00Z" w16du:dateUtc="2025-10-26T23:34:00Z">
         <w:r>
           <w:t xml:space="preserve"> </w:t>
         </w:r>
       </w:ins>
-      <w:ins w:id="208" w:author="Daniel Noble" w:date="2025-10-27T10:42:00Z" w16du:dateUtc="2025-10-26T23:42:00Z">
+      <w:ins w:id="221" w:author="Daniel Noble" w:date="2025-10-27T10:42:00Z" w16du:dateUtc="2025-10-26T23:42:00Z">
         <w:r>
           <w:t>often involve</w:t>
         </w:r>
       </w:ins>
-      <w:ins w:id="209" w:author="Daniel Noble" w:date="2025-10-27T10:44:00Z" w16du:dateUtc="2025-10-26T23:44:00Z">
+      <w:ins w:id="222" w:author="Daniel Noble" w:date="2025-10-27T10:44:00Z" w16du:dateUtc="2025-10-26T23:44:00Z">
         <w:r>
           <w:t xml:space="preserve">s </w:t>
         </w:r>
       </w:ins>
-      <w:ins w:id="210" w:author="Daniel Noble" w:date="2025-10-27T10:42:00Z" w16du:dateUtc="2025-10-26T23:42:00Z">
+      <w:ins w:id="223" w:author="Daniel Noble" w:date="2025-10-27T10:42:00Z" w16du:dateUtc="2025-10-26T23:42:00Z">
         <w:r>
           <w:t xml:space="preserve">taking the atmospheric conditions as independent forcing variables and </w:t>
         </w:r>
       </w:ins>
-      <w:ins w:id="211" w:author="Daniel Noble" w:date="2025-10-27T10:43:00Z" w16du:dateUtc="2025-10-26T23:43:00Z">
+      <w:ins w:id="224" w:author="Daniel Noble" w:date="2025-10-27T10:43:00Z" w16du:dateUtc="2025-10-26T23:43:00Z">
         <w:r>
           <w:t>combining</w:t>
         </w:r>
       </w:ins>
-      <w:ins w:id="212" w:author="Daniel Noble" w:date="2025-10-27T10:42:00Z" w16du:dateUtc="2025-10-26T23:42:00Z">
+      <w:ins w:id="225" w:author="Daniel Noble" w:date="2025-10-27T10:42:00Z" w16du:dateUtc="2025-10-26T23:42:00Z">
         <w:r>
           <w:t xml:space="preserve"> them with detailed information on terrain (slope, aspect, hill shade), vegetation [plant-area index (PAI), stomatal behaviour, leaf </w:t>
         </w:r>
       </w:ins>
-      <w:commentRangeEnd w:id="185"/>
-      <w:ins w:id="213" w:author="Daniel Noble" w:date="2025-10-27T14:02:00Z" w16du:dateUtc="2025-10-27T03:02:00Z">
+      <w:commentRangeEnd w:id="198"/>
+      <w:ins w:id="226" w:author="Daniel Noble" w:date="2025-10-27T14:02:00Z" w16du:dateUtc="2025-10-27T03:02:00Z">
         <w:r>
           <w:rPr>
             <w:rStyle w:val="CommentReference"/>
             <w:rFonts w:asciiTheme="minorHAnsi" w:hAnsiTheme="minorHAnsi"/>
           </w:rPr>
-          <w:commentReference w:id="185"/>
-        </w:r>
-      </w:ins>
-      <w:ins w:id="214" w:author="Daniel Noble" w:date="2025-10-27T10:42:00Z" w16du:dateUtc="2025-10-26T23:42:00Z">
+          <w:commentReference w:id="198"/>
+        </w:r>
+      </w:ins>
+      <w:ins w:id="227" w:author="Daniel Noble" w:date="2025-10-27T10:42:00Z" w16du:dateUtc="2025-10-26T23:42:00Z">
         <w:r>
           <w:t>reflectance] and soil properties (thermal and hydraulic) to predict how radiation, wind speed, air temperature, humidity, soil temperature and soil moisture vary on small scales</w:t>
         </w:r>
       </w:ins>
-      <w:ins w:id="215" w:author="Daniel Noble" w:date="2025-10-27T10:43:00Z" w16du:dateUtc="2025-10-26T23:43:00Z">
+      <w:ins w:id="228" w:author="Daniel Noble" w:date="2025-10-27T10:43:00Z" w16du:dateUtc="2025-10-26T23:43:00Z">
         <w:r>
           <w:t xml:space="preserve">. </w:t>
         </w:r>
       </w:ins>
-      <w:ins w:id="216" w:author="Daniel Noble" w:date="2025-10-27T11:37:00Z" w16du:dateUtc="2025-10-27T00:37:00Z">
+      <w:ins w:id="229" w:author="Daniel Noble" w:date="2025-10-27T11:37:00Z" w16du:dateUtc="2025-10-27T00:37:00Z">
         <w:r>
           <w:t xml:space="preserve">Microclimate models, which typically make predictions at fine </w:t>
         </w:r>
       </w:ins>
-      <w:ins w:id="217" w:author="Daniel Noble" w:date="2025-10-28T10:47:00Z" w16du:dateUtc="2025-10-27T23:47:00Z">
+      <w:ins w:id="230" w:author="Daniel Noble" w:date="2025-10-28T10:47:00Z" w16du:dateUtc="2025-10-27T23:47:00Z">
         <w:r>
           <w:t xml:space="preserve">spatial and </w:t>
         </w:r>
       </w:ins>
-      <w:ins w:id="218" w:author="Daniel Noble" w:date="2025-10-27T11:37:00Z" w16du:dateUtc="2025-10-27T00:37:00Z">
+      <w:ins w:id="231" w:author="Daniel Noble" w:date="2025-10-27T11:37:00Z" w16du:dateUtc="2025-10-27T00:37:00Z">
         <w:r>
           <w:t>temporal resolutions, offer huge potential in capturing the impacts of past weather conditions which can also determine how a given heat wave manifests. The same atmospheric heat wave can have different implications for microclimatic conditions depending on the recent history of rainfall and temperature.</w:t>
         </w:r>
       </w:ins>
-      <w:ins w:id="219" w:author="Daniel Noble" w:date="2025-10-27T11:30:00Z" w16du:dateUtc="2025-10-27T00:30:00Z">
+      <w:ins w:id="232" w:author="Daniel Noble" w:date="2025-10-27T11:30:00Z" w16du:dateUtc="2025-10-27T00:30:00Z">
         <w:r>
           <w:t xml:space="preserve"> </w:t>
         </w:r>
       </w:ins>
-      <w:ins w:id="220" w:author="Daniel Noble" w:date="2025-10-28T10:48:00Z" w16du:dateUtc="2025-10-27T23:48:00Z">
+      <w:ins w:id="233" w:author="Daniel Noble" w:date="2025-10-28T10:48:00Z" w16du:dateUtc="2025-10-27T23:48:00Z">
         <w:r>
           <w:t>Importantly, d</w:t>
         </w:r>
       </w:ins>
-      <w:ins w:id="221" w:author="Daniel Noble" w:date="2025-10-27T11:00:00Z" w16du:dateUtc="2025-10-27T00:00:00Z">
+      <w:ins w:id="234" w:author="Daniel Noble" w:date="2025-10-27T11:00:00Z" w16du:dateUtc="2025-10-27T00:00:00Z">
         <w:r>
           <w:t>ownscali</w:t>
         </w:r>
       </w:ins>
-      <w:ins w:id="222" w:author="Daniel Noble" w:date="2025-10-27T11:01:00Z" w16du:dateUtc="2025-10-27T00:01:00Z">
+      <w:ins w:id="235" w:author="Daniel Noble" w:date="2025-10-27T11:01:00Z" w16du:dateUtc="2025-10-27T00:01:00Z">
         <w:r>
           <w:t xml:space="preserve">ng to </w:t>
         </w:r>
-        <w:commentRangeStart w:id="223"/>
+        <w:commentRangeStart w:id="236"/>
         <w:r>
           <w:t xml:space="preserve">microclimate conditions does require </w:t>
         </w:r>
       </w:ins>
-      <w:ins w:id="224" w:author="Daniel Noble" w:date="2025-10-27T11:26:00Z" w16du:dateUtc="2025-10-27T00:26:00Z">
+      <w:ins w:id="237" w:author="Daniel Noble" w:date="2025-10-27T11:26:00Z" w16du:dateUtc="2025-10-27T00:26:00Z">
         <w:r>
           <w:t>additional variables</w:t>
         </w:r>
       </w:ins>
-      <w:ins w:id="225" w:author="Daniel Noble" w:date="2025-10-27T11:02:00Z" w16du:dateUtc="2025-10-27T00:02:00Z">
+      <w:ins w:id="238" w:author="Daniel Noble" w:date="2025-10-27T11:02:00Z" w16du:dateUtc="2025-10-27T00:02:00Z">
         <w:r>
           <w:t xml:space="preserve"> </w:t>
         </w:r>
       </w:ins>
-      <w:ins w:id="226" w:author="Daniel Noble" w:date="2025-10-27T11:26:00Z" w16du:dateUtc="2025-10-27T00:26:00Z">
+      <w:ins w:id="239" w:author="Daniel Noble" w:date="2025-10-27T11:26:00Z" w16du:dateUtc="2025-10-27T00:26:00Z">
         <w:r>
           <w:t>for a given</w:t>
         </w:r>
       </w:ins>
-      <w:ins w:id="227" w:author="Daniel Noble" w:date="2025-10-27T11:02:00Z" w16du:dateUtc="2025-10-27T00:02:00Z">
+      <w:ins w:id="240" w:author="Daniel Noble" w:date="2025-10-27T11:02:00Z" w16du:dateUtc="2025-10-27T00:02:00Z">
         <w:r>
           <w:t xml:space="preserve"> location </w:t>
         </w:r>
       </w:ins>
-      <w:ins w:id="228" w:author="Daniel Noble" w:date="2025-10-27T11:27:00Z" w16du:dateUtc="2025-10-27T00:27:00Z">
+      <w:ins w:id="241" w:author="Daniel Noble" w:date="2025-10-27T11:27:00Z" w16du:dateUtc="2025-10-27T00:27:00Z">
         <w:r>
           <w:t xml:space="preserve">than typically used in climate models </w:t>
         </w:r>
       </w:ins>
-      <w:ins w:id="229" w:author="Daniel Noble" w:date="2025-10-27T11:02:00Z" w16du:dateUtc="2025-10-27T00:02:00Z">
+      <w:ins w:id="242" w:author="Daniel Noble" w:date="2025-10-27T11:02:00Z" w16du:dateUtc="2025-10-27T00:02:00Z">
         <w:r>
           <w:t>(e.g., % shade, soil characteristics, surface albedo</w:t>
         </w:r>
       </w:ins>
-      <w:ins w:id="230" w:author="Daniel Noble" w:date="2025-10-27T11:03:00Z" w16du:dateUtc="2025-10-27T00:03:00Z">
+      <w:ins w:id="243" w:author="Daniel Noble" w:date="2025-10-27T11:03:00Z" w16du:dateUtc="2025-10-27T00:03:00Z">
         <w:r>
           <w:t xml:space="preserve">), however, many of the additional </w:t>
         </w:r>
       </w:ins>
-      <w:ins w:id="231" w:author="Daniel Noble" w:date="2025-10-27T11:26:00Z" w16du:dateUtc="2025-10-27T00:26:00Z">
+      <w:ins w:id="244" w:author="Daniel Noble" w:date="2025-10-27T11:26:00Z" w16du:dateUtc="2025-10-27T00:26:00Z">
         <w:r>
           <w:t>variables</w:t>
         </w:r>
       </w:ins>
-      <w:ins w:id="232" w:author="Daniel Noble" w:date="2025-10-27T11:03:00Z" w16du:dateUtc="2025-10-27T00:03:00Z">
+      <w:ins w:id="245" w:author="Daniel Noble" w:date="2025-10-27T11:03:00Z" w16du:dateUtc="2025-10-27T00:03:00Z">
         <w:r>
           <w:t xml:space="preserve"> </w:t>
         </w:r>
       </w:ins>
-      <w:ins w:id="233" w:author="Daniel Noble" w:date="2025-10-27T11:09:00Z" w16du:dateUtc="2025-10-27T00:09:00Z">
+      <w:ins w:id="246" w:author="Daniel Noble" w:date="2025-10-27T11:09:00Z" w16du:dateUtc="2025-10-27T00:09:00Z">
         <w:r>
           <w:t>are</w:t>
         </w:r>
       </w:ins>
-      <w:ins w:id="234" w:author="Daniel Noble" w:date="2025-10-27T11:27:00Z" w16du:dateUtc="2025-10-27T00:27:00Z">
+      <w:ins w:id="247" w:author="Daniel Noble" w:date="2025-10-27T11:27:00Z" w16du:dateUtc="2025-10-27T00:27:00Z">
         <w:r>
           <w:t xml:space="preserve"> readily</w:t>
         </w:r>
       </w:ins>
-      <w:ins w:id="235" w:author="Daniel Noble" w:date="2025-10-27T11:09:00Z" w16du:dateUtc="2025-10-27T00:09:00Z">
+      <w:ins w:id="248" w:author="Daniel Noble" w:date="2025-10-27T11:09:00Z" w16du:dateUtc="2025-10-27T00:09:00Z">
         <w:r>
           <w:t xml:space="preserve"> availa</w:t>
         </w:r>
-        <w:commentRangeStart w:id="236"/>
+        <w:commentRangeStart w:id="249"/>
         <w:r>
           <w:t>ble</w:t>
         </w:r>
       </w:ins>
+      <w:commentRangeEnd w:id="249"/>
+      <w:ins w:id="250" w:author="Daniel Noble" w:date="2025-10-27T11:32:00Z" w16du:dateUtc="2025-10-27T00:32:00Z">
+        <w:r>
+          <w:rPr>
+            <w:rStyle w:val="CommentReference"/>
+            <w:rFonts w:asciiTheme="minorHAnsi" w:hAnsiTheme="minorHAnsi"/>
+          </w:rPr>
+          <w:commentReference w:id="249"/>
+        </w:r>
+      </w:ins>
+      <w:ins w:id="251" w:author="Daniel Noble" w:date="2025-10-27T11:09:00Z" w16du:dateUtc="2025-10-27T00:09:00Z">
+        <w:r>
+          <w:t xml:space="preserve">. </w:t>
+        </w:r>
+      </w:ins>
+      <w:ins w:id="252" w:author="Daniel Noble" w:date="2025-10-27T11:27:00Z" w16du:dateUtc="2025-10-27T00:27:00Z">
+        <w:r>
+          <w:t>In addition, d</w:t>
+        </w:r>
+      </w:ins>
+      <w:ins w:id="253" w:author="Daniel Noble" w:date="2025-10-27T11:11:00Z" w16du:dateUtc="2025-10-27T00:11:00Z">
+        <w:r>
+          <w:t xml:space="preserve">epending on the </w:t>
+        </w:r>
+      </w:ins>
+      <w:ins w:id="254" w:author="Daniel Noble" w:date="2025-10-27T11:22:00Z" w16du:dateUtc="2025-10-27T00:22:00Z">
+        <w:r>
+          <w:t xml:space="preserve">organism and </w:t>
+        </w:r>
+      </w:ins>
+      <w:ins w:id="255" w:author="Daniel Noble" w:date="2025-10-27T11:11:00Z" w16du:dateUtc="2025-10-27T00:11:00Z">
+        <w:r>
+          <w:t>question</w:t>
+        </w:r>
+      </w:ins>
+      <w:ins w:id="256" w:author="Daniel Noble" w:date="2025-10-27T11:22:00Z" w16du:dateUtc="2025-10-27T00:22:00Z">
+        <w:r>
+          <w:t xml:space="preserve"> of interest</w:t>
+        </w:r>
+      </w:ins>
+      <w:ins w:id="257" w:author="Daniel Noble" w:date="2025-10-27T11:11:00Z" w16du:dateUtc="2025-10-27T00:11:00Z">
+        <w:r>
+          <w:t xml:space="preserve">, not all </w:t>
+        </w:r>
+      </w:ins>
+      <w:ins w:id="258" w:author="Daniel Noble" w:date="2025-10-27T11:24:00Z" w16du:dateUtc="2025-10-27T00:24:00Z">
+        <w:r>
+          <w:t>input variables</w:t>
+        </w:r>
+      </w:ins>
+      <w:ins w:id="259" w:author="Daniel Noble" w:date="2025-10-27T11:11:00Z" w16du:dateUtc="2025-10-27T00:11:00Z">
+        <w:r>
+          <w:t xml:space="preserve"> are needed to parameterize a given </w:t>
+        </w:r>
+      </w:ins>
+      <w:ins w:id="260" w:author="Daniel Noble" w:date="2025-10-27T11:23:00Z" w16du:dateUtc="2025-10-27T00:23:00Z">
+        <w:r>
+          <w:t>microclimate</w:t>
+        </w:r>
+      </w:ins>
+      <w:ins w:id="261" w:author="Daniel Noble" w:date="2025-10-27T11:24:00Z" w16du:dateUtc="2025-10-27T00:24:00Z">
+        <w:r>
+          <w:t xml:space="preserve">. </w:t>
+        </w:r>
+      </w:ins>
+      <w:ins w:id="262" w:author="Daniel Noble" w:date="2025-10-27T11:27:00Z" w16du:dateUtc="2025-10-27T00:27:00Z">
+        <w:r>
+          <w:t>Indeed, g</w:t>
+        </w:r>
+      </w:ins>
+      <w:ins w:id="263" w:author="Daniel Noble" w:date="2025-10-27T11:11:00Z" w16du:dateUtc="2025-10-27T00:11:00Z">
+        <w:r>
+          <w:t xml:space="preserve">uides for </w:t>
+        </w:r>
+      </w:ins>
+      <w:ins w:id="264" w:author="Daniel Noble" w:date="2025-10-27T11:12:00Z" w16du:dateUtc="2025-10-27T00:12:00Z">
+        <w:r>
+          <w:t xml:space="preserve">helping choose what </w:t>
+        </w:r>
+      </w:ins>
+      <w:ins w:id="265" w:author="Daniel Noble" w:date="2025-10-27T11:22:00Z" w16du:dateUtc="2025-10-27T00:22:00Z">
+        <w:r>
+          <w:t xml:space="preserve">microclimate variables </w:t>
+        </w:r>
+      </w:ins>
+      <w:ins w:id="266" w:author="Daniel Noble" w:date="2025-10-27T11:12:00Z" w16du:dateUtc="2025-10-27T00:12:00Z">
+        <w:r>
+          <w:t>to include</w:t>
+        </w:r>
+      </w:ins>
+      <w:ins w:id="267" w:author="Daniel Noble" w:date="2025-10-27T11:24:00Z" w16du:dateUtc="2025-10-27T00:24:00Z">
+        <w:r>
+          <w:t xml:space="preserve"> and</w:t>
+        </w:r>
+      </w:ins>
+      <w:ins w:id="268" w:author="Daniel Noble" w:date="2025-10-27T11:23:00Z" w16du:dateUtc="2025-10-27T00:23:00Z">
+        <w:r>
+          <w:t xml:space="preserve"> the spatial and temporal resolution needed </w:t>
+        </w:r>
+      </w:ins>
+      <w:ins w:id="269" w:author="Daniel Noble" w:date="2025-10-27T11:17:00Z" w16du:dateUtc="2025-10-27T00:17:00Z">
+        <w:r>
+          <w:t xml:space="preserve">exist to help decision making </w:t>
+        </w:r>
+      </w:ins>
+      <w:ins w:id="270" w:author="Daniel Noble" w:date="2025-10-27T11:11:00Z" w16du:dateUtc="2025-10-27T00:11:00Z">
+        <w:r>
+          <w:t xml:space="preserve">(e.g., </w:t>
+        </w:r>
+        <w:commentRangeStart w:id="271"/>
+        <w:r>
+          <w:t>Meyer et al. 2022</w:t>
+        </w:r>
+      </w:ins>
+      <w:commentRangeEnd w:id="271"/>
+      <w:ins w:id="272" w:author="Daniel Noble" w:date="2025-10-27T11:12:00Z" w16du:dateUtc="2025-10-27T00:12:00Z">
+        <w:r>
+          <w:rPr>
+            <w:rStyle w:val="CommentReference"/>
+            <w:rFonts w:asciiTheme="minorHAnsi" w:hAnsiTheme="minorHAnsi"/>
+          </w:rPr>
+          <w:commentReference w:id="271"/>
+        </w:r>
+      </w:ins>
+      <w:ins w:id="273" w:author="Daniel Noble" w:date="2025-10-27T11:17:00Z" w16du:dateUtc="2025-10-27T00:17:00Z">
+        <w:r>
+          <w:t>;</w:t>
+        </w:r>
+      </w:ins>
+      <w:ins w:id="274" w:author="Daniel Noble" w:date="2025-10-27T11:15:00Z" w16du:dateUtc="2025-10-27T00:15:00Z">
+        <w:r>
+          <w:t>@De_Frenne2024</w:t>
+        </w:r>
+      </w:ins>
+      <w:ins w:id="275" w:author="Daniel Noble" w:date="2025-10-27T11:12:00Z" w16du:dateUtc="2025-10-27T00:12:00Z">
+        <w:r>
+          <w:t>)</w:t>
+        </w:r>
+      </w:ins>
+      <w:ins w:id="276" w:author="Daniel Noble" w:date="2025-10-27T11:17:00Z" w16du:dateUtc="2025-10-27T00:17:00Z">
+        <w:r>
+          <w:t xml:space="preserve">. </w:t>
+        </w:r>
+      </w:ins>
       <w:commentRangeEnd w:id="236"/>
-      <w:ins w:id="237" w:author="Daniel Noble" w:date="2025-10-27T11:32:00Z" w16du:dateUtc="2025-10-27T00:32:00Z">
+      <w:ins w:id="277" w:author="Daniel Noble" w:date="2025-10-27T12:03:00Z" w16du:dateUtc="2025-10-27T01:03:00Z">
         <w:r>
           <w:rPr>
             <w:rStyle w:val="CommentReference"/>
@@ -2120,368 +2342,239 @@
           <w:commentReference w:id="236"/>
         </w:r>
       </w:ins>
-      <w:ins w:id="238" w:author="Daniel Noble" w:date="2025-10-27T11:09:00Z" w16du:dateUtc="2025-10-27T00:09:00Z">
+    </w:p>
+    <w:p>
+      <w:pPr>
+        <w:pStyle w:val="FirstParagraph"/>
+        <w:spacing w:line="360" w:lineRule="auto"/>
+        <w:rPr>
+          <w:ins w:id="278" w:author="Daniel Noble" w:date="2025-10-27T10:54:00Z" w16du:dateUtc="2025-10-26T23:54:00Z"/>
+        </w:rPr>
+      </w:pPr>
+      <w:ins w:id="279" w:author="Daniel Noble" w:date="2025-10-28T10:49:00Z" w16du:dateUtc="2025-10-27T23:49:00Z">
+        <w:r>
+          <w:lastRenderedPageBreak/>
+          <w:t>B</w:t>
+        </w:r>
+      </w:ins>
+      <w:ins w:id="280" w:author="Daniel Noble" w:date="2025-10-27T11:18:00Z" w16du:dateUtc="2025-10-27T00:18:00Z">
+        <w:r>
+          <w:t xml:space="preserve">eyond </w:t>
+        </w:r>
+      </w:ins>
+      <w:ins w:id="281" w:author="Daniel Noble" w:date="2025-10-27T11:19:00Z" w16du:dateUtc="2025-10-27T00:19:00Z">
+        <w:r>
+          <w:t>parameterization</w:t>
+        </w:r>
+      </w:ins>
+      <w:ins w:id="282" w:author="Daniel Noble" w:date="2025-10-27T11:33:00Z" w16du:dateUtc="2025-10-27T00:33:00Z">
+        <w:r>
+          <w:t>,</w:t>
+        </w:r>
+      </w:ins>
+      <w:ins w:id="283" w:author="Daniel Noble" w:date="2025-10-27T11:19:00Z" w16du:dateUtc="2025-10-27T00:19:00Z">
+        <w:r>
+          <w:t xml:space="preserve"> </w:t>
+        </w:r>
+      </w:ins>
+      <w:ins w:id="284" w:author="Daniel Noble" w:date="2025-10-28T10:49:00Z" w16du:dateUtc="2025-10-27T23:49:00Z">
+        <w:r>
+          <w:t xml:space="preserve">the benefit </w:t>
+        </w:r>
+        <w:commentRangeStart w:id="285"/>
+        <w:r>
+          <w:t xml:space="preserve">of a systems-thinking approach in the context of microclimate modelling </w:t>
+        </w:r>
+      </w:ins>
+      <w:ins w:id="286" w:author="Daniel Noble" w:date="2025-10-27T11:19:00Z" w16du:dateUtc="2025-10-27T00:19:00Z">
+        <w:r>
+          <w:t xml:space="preserve">is </w:t>
+        </w:r>
+      </w:ins>
+      <w:ins w:id="287" w:author="Daniel Noble" w:date="2025-10-28T10:49:00Z" w16du:dateUtc="2025-10-27T23:49:00Z">
+        <w:r>
+          <w:t xml:space="preserve">its ability to </w:t>
+        </w:r>
+      </w:ins>
+      <w:ins w:id="288" w:author="Daniel Noble" w:date="2025-10-27T11:19:00Z" w16du:dateUtc="2025-10-27T00:19:00Z">
+        <w:r>
+          <w:t>captur</w:t>
+        </w:r>
+      </w:ins>
+      <w:ins w:id="289" w:author="Daniel Noble" w:date="2025-10-28T10:50:00Z" w16du:dateUtc="2025-10-27T23:50:00Z">
+        <w:r>
+          <w:t>e</w:t>
+        </w:r>
+      </w:ins>
+      <w:ins w:id="290" w:author="Daniel Noble" w:date="2025-10-27T11:19:00Z" w16du:dateUtc="2025-10-27T00:19:00Z">
+        <w:r>
+          <w:t xml:space="preserve"> </w:t>
+        </w:r>
+      </w:ins>
+      <w:ins w:id="291" w:author="Daniel Noble" w:date="2025-10-27T11:20:00Z" w16du:dateUtc="2025-10-27T00:20:00Z">
+        <w:r>
+          <w:t xml:space="preserve">vegetation and soil dynamics which can dramatically shape </w:t>
+        </w:r>
+      </w:ins>
+      <w:ins w:id="292" w:author="Daniel Noble" w:date="2025-10-27T11:21:00Z" w16du:dateUtc="2025-10-27T00:21:00Z">
+        <w:r>
+          <w:t>microclimate</w:t>
+        </w:r>
+      </w:ins>
+      <w:ins w:id="293" w:author="Daniel Noble" w:date="2025-10-27T11:20:00Z" w16du:dateUtc="2025-10-27T00:20:00Z">
+        <w:r>
+          <w:t xml:space="preserve"> conditions</w:t>
+        </w:r>
+      </w:ins>
+      <w:ins w:id="294" w:author="Daniel Noble" w:date="2025-10-28T10:50:00Z" w16du:dateUtc="2025-10-27T23:50:00Z">
+        <w:r>
+          <w:t xml:space="preserve"> within and between species dynamically across time</w:t>
+        </w:r>
+      </w:ins>
+      <w:ins w:id="295" w:author="Daniel Noble" w:date="2025-10-27T11:33:00Z" w16du:dateUtc="2025-10-27T00:33:00Z">
         <w:r>
           <w:t xml:space="preserve">. </w:t>
         </w:r>
       </w:ins>
-      <w:ins w:id="239" w:author="Daniel Noble" w:date="2025-10-27T11:27:00Z" w16du:dateUtc="2025-10-27T00:27:00Z">
-        <w:r>
-          <w:t>In addition, d</w:t>
-        </w:r>
-      </w:ins>
-      <w:ins w:id="240" w:author="Daniel Noble" w:date="2025-10-27T11:11:00Z" w16du:dateUtc="2025-10-27T00:11:00Z">
-        <w:r>
-          <w:t xml:space="preserve">epending on the </w:t>
-        </w:r>
-      </w:ins>
-      <w:ins w:id="241" w:author="Daniel Noble" w:date="2025-10-27T11:22:00Z" w16du:dateUtc="2025-10-27T00:22:00Z">
-        <w:r>
-          <w:t xml:space="preserve">organism and </w:t>
-        </w:r>
-      </w:ins>
-      <w:ins w:id="242" w:author="Daniel Noble" w:date="2025-10-27T11:11:00Z" w16du:dateUtc="2025-10-27T00:11:00Z">
-        <w:r>
-          <w:t>question</w:t>
-        </w:r>
-      </w:ins>
-      <w:ins w:id="243" w:author="Daniel Noble" w:date="2025-10-27T11:22:00Z" w16du:dateUtc="2025-10-27T00:22:00Z">
-        <w:r>
-          <w:t xml:space="preserve"> of interest</w:t>
-        </w:r>
-      </w:ins>
-      <w:ins w:id="244" w:author="Daniel Noble" w:date="2025-10-27T11:11:00Z" w16du:dateUtc="2025-10-27T00:11:00Z">
-        <w:r>
-          <w:t xml:space="preserve">, not all </w:t>
-        </w:r>
-      </w:ins>
-      <w:ins w:id="245" w:author="Daniel Noble" w:date="2025-10-27T11:24:00Z" w16du:dateUtc="2025-10-27T00:24:00Z">
-        <w:r>
-          <w:t>input variables</w:t>
-        </w:r>
-      </w:ins>
-      <w:ins w:id="246" w:author="Daniel Noble" w:date="2025-10-27T11:11:00Z" w16du:dateUtc="2025-10-27T00:11:00Z">
-        <w:r>
-          <w:t xml:space="preserve"> are needed to parameterize a given </w:t>
-        </w:r>
-      </w:ins>
-      <w:ins w:id="247" w:author="Daniel Noble" w:date="2025-10-27T11:23:00Z" w16du:dateUtc="2025-10-27T00:23:00Z">
-        <w:r>
-          <w:t>microclimate</w:t>
-        </w:r>
-      </w:ins>
-      <w:ins w:id="248" w:author="Daniel Noble" w:date="2025-10-27T11:24:00Z" w16du:dateUtc="2025-10-27T00:24:00Z">
-        <w:r>
-          <w:t xml:space="preserve">. </w:t>
-        </w:r>
-      </w:ins>
-      <w:ins w:id="249" w:author="Daniel Noble" w:date="2025-10-27T11:27:00Z" w16du:dateUtc="2025-10-27T00:27:00Z">
-        <w:r>
-          <w:t>Indeed, g</w:t>
-        </w:r>
-      </w:ins>
-      <w:ins w:id="250" w:author="Daniel Noble" w:date="2025-10-27T11:11:00Z" w16du:dateUtc="2025-10-27T00:11:00Z">
-        <w:r>
-          <w:t xml:space="preserve">uides for </w:t>
-        </w:r>
-      </w:ins>
-      <w:ins w:id="251" w:author="Daniel Noble" w:date="2025-10-27T11:12:00Z" w16du:dateUtc="2025-10-27T00:12:00Z">
-        <w:r>
-          <w:t xml:space="preserve">helping choose what </w:t>
-        </w:r>
-      </w:ins>
-      <w:ins w:id="252" w:author="Daniel Noble" w:date="2025-10-27T11:22:00Z" w16du:dateUtc="2025-10-27T00:22:00Z">
-        <w:r>
-          <w:t xml:space="preserve">microclimate variables </w:t>
-        </w:r>
-      </w:ins>
-      <w:ins w:id="253" w:author="Daniel Noble" w:date="2025-10-27T11:12:00Z" w16du:dateUtc="2025-10-27T00:12:00Z">
-        <w:r>
-          <w:t>to include</w:t>
-        </w:r>
-      </w:ins>
-      <w:ins w:id="254" w:author="Daniel Noble" w:date="2025-10-27T11:24:00Z" w16du:dateUtc="2025-10-27T00:24:00Z">
-        <w:r>
-          <w:t xml:space="preserve"> and</w:t>
-        </w:r>
-      </w:ins>
-      <w:ins w:id="255" w:author="Daniel Noble" w:date="2025-10-27T11:23:00Z" w16du:dateUtc="2025-10-27T00:23:00Z">
-        <w:r>
-          <w:t xml:space="preserve"> the spatial and temporal resolution needed </w:t>
-        </w:r>
-      </w:ins>
-      <w:ins w:id="256" w:author="Daniel Noble" w:date="2025-10-27T11:17:00Z" w16du:dateUtc="2025-10-27T00:17:00Z">
-        <w:r>
-          <w:t xml:space="preserve">exist to help decision making </w:t>
-        </w:r>
-      </w:ins>
-      <w:ins w:id="257" w:author="Daniel Noble" w:date="2025-10-27T11:11:00Z" w16du:dateUtc="2025-10-27T00:11:00Z">
-        <w:r>
-          <w:t xml:space="preserve">(e.g., </w:t>
-        </w:r>
-        <w:commentRangeStart w:id="258"/>
-        <w:r>
-          <w:t>Meyer et al. 2022</w:t>
-        </w:r>
-      </w:ins>
-      <w:commentRangeEnd w:id="258"/>
-      <w:ins w:id="259" w:author="Daniel Noble" w:date="2025-10-27T11:12:00Z" w16du:dateUtc="2025-10-27T00:12:00Z">
+      <w:del w:id="296" w:author="Daniel Noble" w:date="2025-10-27T10:45:00Z" w16du:dateUtc="2025-10-26T23:45:00Z">
+        <w:r>
+          <w:delText xml:space="preserve"> shading, </w:delText>
+        </w:r>
+      </w:del>
+      <w:del w:id="297" w:author="Daniel Noble" w:date="2025-10-27T10:36:00Z" w16du:dateUtc="2025-10-26T23:36:00Z">
+        <w:r>
+          <w:delText xml:space="preserve">changes in wind profiles </w:delText>
+        </w:r>
+      </w:del>
+      <w:del w:id="298" w:author="Daniel Noble" w:date="2025-10-27T10:37:00Z" w16du:dateUtc="2025-10-26T23:37:00Z">
+        <w:r>
+          <w:delText>and</w:delText>
+        </w:r>
+      </w:del>
+      <w:del w:id="299" w:author="Daniel Noble" w:date="2025-10-27T10:45:00Z" w16du:dateUtc="2025-10-26T23:45:00Z">
+        <w:r>
+          <w:delText xml:space="preserve"> evaporative cooling (transpiration rates). </w:delText>
+        </w:r>
+      </w:del>
+      <w:del w:id="300" w:author="Daniel Noble" w:date="2025-10-27T10:40:00Z" w16du:dateUtc="2025-10-26T23:40:00Z">
+        <w:r>
+          <w:delText xml:space="preserve">Vegetation </w:delText>
+        </w:r>
+      </w:del>
+      <w:del w:id="301" w:author="Daniel Noble" w:date="2025-10-27T11:19:00Z" w16du:dateUtc="2025-10-27T00:19:00Z">
+        <w:r>
+          <w:delText xml:space="preserve">and soil </w:delText>
+        </w:r>
+      </w:del>
+      <w:del w:id="302" w:author="Daniel Noble" w:date="2025-10-27T10:40:00Z" w16du:dateUtc="2025-10-26T23:40:00Z">
+        <w:r>
+          <w:delText xml:space="preserve">also </w:delText>
+        </w:r>
+      </w:del>
+      <w:del w:id="303" w:author="Daniel Noble" w:date="2025-10-27T11:19:00Z" w16du:dateUtc="2025-10-27T00:19:00Z">
+        <w:r>
+          <w:delText>interact strongly</w:delText>
+        </w:r>
+      </w:del>
+      <w:del w:id="304" w:author="Daniel Noble" w:date="2025-10-28T10:50:00Z" w16du:dateUtc="2025-10-27T23:50:00Z">
+        <w:r>
+          <w:delText xml:space="preserve">. </w:delText>
+        </w:r>
+      </w:del>
+      <w:ins w:id="305" w:author="Daniel Noble" w:date="2025-10-27T10:51:00Z" w16du:dateUtc="2025-10-26T23:51:00Z">
+        <w:r>
+          <w:t xml:space="preserve">For example, plant water use dynamics during heatwaves can amplify or reduce high temperatures </w:t>
+        </w:r>
+      </w:ins>
+      <w:commentRangeEnd w:id="285"/>
+      <w:ins w:id="306" w:author="Daniel Noble" w:date="2025-10-29T13:33:00Z" w16du:dateUtc="2025-10-29T02:33:00Z">
         <w:r>
           <w:rPr>
             <w:rStyle w:val="CommentReference"/>
-            <w:rFonts w:asciiTheme="minorHAnsi" w:hAnsiTheme="minorHAnsi"/>
           </w:rPr>
-          <w:commentReference w:id="258"/>
-        </w:r>
-      </w:ins>
-      <w:ins w:id="260" w:author="Daniel Noble" w:date="2025-10-27T11:17:00Z" w16du:dateUtc="2025-10-27T00:17:00Z">
-        <w:r>
-          <w:t>;</w:t>
-        </w:r>
-      </w:ins>
-      <w:ins w:id="261" w:author="Daniel Noble" w:date="2025-10-27T11:15:00Z" w16du:dateUtc="2025-10-27T00:15:00Z">
-        <w:r>
-          <w:t>@De_Frenne2024</w:t>
-        </w:r>
-      </w:ins>
-      <w:ins w:id="262" w:author="Daniel Noble" w:date="2025-10-27T11:12:00Z" w16du:dateUtc="2025-10-27T00:12:00Z">
-        <w:r>
-          <w:t>)</w:t>
-        </w:r>
-      </w:ins>
-      <w:ins w:id="263" w:author="Daniel Noble" w:date="2025-10-27T11:17:00Z" w16du:dateUtc="2025-10-27T00:17:00Z">
+          <w:commentReference w:id="285"/>
+        </w:r>
+      </w:ins>
+      <w:ins w:id="307" w:author="Daniel Noble" w:date="2025-10-27T10:51:00Z" w16du:dateUtc="2025-10-26T23:51:00Z">
+        <w:r>
+          <w:t xml:space="preserve">via effects on photosynthetic capacity, stomatal decoupling, cuticular conductance, leaf damage and plant mortality [17,40]. These impacts are important for the plants themselves, but also for thermal regimes </w:t>
+        </w:r>
+      </w:ins>
+      <w:ins w:id="308" w:author="Daniel Noble" w:date="2025-10-27T11:21:00Z" w16du:dateUtc="2025-10-27T00:21:00Z">
+        <w:r>
+          <w:t>available to other organisms</w:t>
+        </w:r>
+      </w:ins>
+      <w:ins w:id="309" w:author="Daniel Noble" w:date="2025-10-27T10:51:00Z" w16du:dateUtc="2025-10-26T23:51:00Z">
         <w:r>
           <w:t xml:space="preserve">. </w:t>
         </w:r>
       </w:ins>
-      <w:commentRangeEnd w:id="223"/>
-      <w:ins w:id="264" w:author="Daniel Noble" w:date="2025-10-27T12:03:00Z" w16du:dateUtc="2025-10-27T01:03:00Z">
-        <w:r>
-          <w:rPr>
-            <w:rStyle w:val="CommentReference"/>
-            <w:rFonts w:asciiTheme="minorHAnsi" w:hAnsiTheme="minorHAnsi"/>
-          </w:rPr>
-          <w:commentReference w:id="223"/>
-        </w:r>
-      </w:ins>
-    </w:p>
-    <w:p>
-      <w:pPr>
-        <w:pStyle w:val="FirstParagraph"/>
-        <w:spacing w:line="360" w:lineRule="auto"/>
-        <w:rPr>
-          <w:ins w:id="265" w:author="Daniel Noble" w:date="2025-10-27T10:54:00Z" w16du:dateUtc="2025-10-26T23:54:00Z"/>
-        </w:rPr>
-      </w:pPr>
-      <w:ins w:id="266" w:author="Daniel Noble" w:date="2025-10-28T10:49:00Z" w16du:dateUtc="2025-10-27T23:49:00Z">
-        <w:r>
-          <w:t>B</w:t>
-        </w:r>
-      </w:ins>
-      <w:ins w:id="267" w:author="Daniel Noble" w:date="2025-10-27T11:18:00Z" w16du:dateUtc="2025-10-27T00:18:00Z">
-        <w:r>
-          <w:t xml:space="preserve">eyond </w:t>
-        </w:r>
-      </w:ins>
-      <w:ins w:id="268" w:author="Daniel Noble" w:date="2025-10-27T11:19:00Z" w16du:dateUtc="2025-10-27T00:19:00Z">
-        <w:r>
-          <w:t>parameterization</w:t>
-        </w:r>
-      </w:ins>
-      <w:ins w:id="269" w:author="Daniel Noble" w:date="2025-10-27T11:33:00Z" w16du:dateUtc="2025-10-27T00:33:00Z">
-        <w:r>
-          <w:t>,</w:t>
-        </w:r>
-      </w:ins>
-      <w:ins w:id="270" w:author="Daniel Noble" w:date="2025-10-27T11:19:00Z" w16du:dateUtc="2025-10-27T00:19:00Z">
+      <w:ins w:id="310" w:author="Daniel Noble" w:date="2025-10-27T10:52:00Z" w16du:dateUtc="2025-10-26T23:52:00Z">
+        <w:r>
+          <w:t xml:space="preserve">Forecasting future thermal regimes is challenging because it involves forecasting future vegetation dynamics, including changes in key vegetation properties such as leaf area index, as a function of plant growth, plant population dynamics and shifts in community composition. </w:t>
+        </w:r>
+      </w:ins>
+      <w:ins w:id="311" w:author="Daniel Noble" w:date="2025-10-27T11:29:00Z" w16du:dateUtc="2025-10-27T00:29:00Z">
+        <w:r>
+          <w:t>Despite the complexity and non-linearity of these interactions across the soil-plant-atmosphere continuum, there is existing capacity, and growing potential, to model them and determine individual-specific exposure to extreme heat. For example, a</w:t>
+        </w:r>
+      </w:ins>
+      <w:ins w:id="312" w:author="Daniel Noble" w:date="2025-10-27T10:52:00Z" w16du:dateUtc="2025-10-26T23:52:00Z">
+        <w:r>
+          <w:t xml:space="preserve"> wide range of vegetation models </w:t>
+        </w:r>
+      </w:ins>
+      <w:ins w:id="313" w:author="Daniel Noble" w:date="2025-10-27T11:29:00Z" w16du:dateUtc="2025-10-27T00:29:00Z">
+        <w:r>
+          <w:t>are</w:t>
+        </w:r>
+      </w:ins>
+      <w:ins w:id="314" w:author="Daniel Noble" w:date="2025-10-27T10:52:00Z" w16du:dateUtc="2025-10-26T23:52:00Z">
+        <w:r>
+          <w:t xml:space="preserve"> available for </w:t>
+        </w:r>
+      </w:ins>
+      <w:ins w:id="315" w:author="Daniel Noble" w:date="2025-10-27T11:29:00Z" w16du:dateUtc="2025-10-27T00:29:00Z">
+        <w:r>
+          <w:t>capturing these dynamics</w:t>
+        </w:r>
+      </w:ins>
+      <w:ins w:id="316" w:author="Daniel Noble" w:date="2025-10-27T10:52:00Z" w16du:dateUtc="2025-10-26T23:52:00Z">
+        <w:r>
+          <w:t>, from crop growth models that simulate growth and yield of crops over a season (e.g. APSIM, [41]) up to the dynamic global vegetation models (DGVMs) that simulate vegetation function and distribution at local to global scales [42].</w:t>
+        </w:r>
+      </w:ins>
+      <w:ins w:id="317" w:author="Daniel Noble" w:date="2025-10-27T10:54:00Z" w16du:dateUtc="2025-10-26T23:54:00Z">
         <w:r>
           <w:t xml:space="preserve"> </w:t>
         </w:r>
       </w:ins>
-      <w:ins w:id="271" w:author="Daniel Noble" w:date="2025-10-28T10:49:00Z" w16du:dateUtc="2025-10-27T23:49:00Z">
-        <w:r>
-          <w:t xml:space="preserve">the benefit of a systems-thinking approach in the context of microclimate modelling </w:t>
-        </w:r>
-      </w:ins>
-      <w:ins w:id="272" w:author="Daniel Noble" w:date="2025-10-27T11:19:00Z" w16du:dateUtc="2025-10-27T00:19:00Z">
-        <w:r>
-          <w:t xml:space="preserve">is </w:t>
-        </w:r>
-      </w:ins>
-      <w:ins w:id="273" w:author="Daniel Noble" w:date="2025-10-28T10:49:00Z" w16du:dateUtc="2025-10-27T23:49:00Z">
-        <w:r>
-          <w:t xml:space="preserve">its ability to </w:t>
-        </w:r>
-      </w:ins>
-      <w:ins w:id="274" w:author="Daniel Noble" w:date="2025-10-27T11:19:00Z" w16du:dateUtc="2025-10-27T00:19:00Z">
-        <w:r>
-          <w:t>captur</w:t>
-        </w:r>
-      </w:ins>
-      <w:ins w:id="275" w:author="Daniel Noble" w:date="2025-10-28T10:50:00Z" w16du:dateUtc="2025-10-27T23:50:00Z">
-        <w:r>
-          <w:t>e</w:t>
-        </w:r>
-      </w:ins>
-      <w:ins w:id="276" w:author="Daniel Noble" w:date="2025-10-27T11:19:00Z" w16du:dateUtc="2025-10-27T00:19:00Z">
-        <w:r>
-          <w:t xml:space="preserve"> </w:t>
-        </w:r>
-      </w:ins>
-      <w:ins w:id="277" w:author="Daniel Noble" w:date="2025-10-27T11:20:00Z" w16du:dateUtc="2025-10-27T00:20:00Z">
-        <w:r>
-          <w:t xml:space="preserve">vegetation and soil dynamics which can dramatically shape </w:t>
-        </w:r>
-      </w:ins>
-      <w:ins w:id="278" w:author="Daniel Noble" w:date="2025-10-27T11:21:00Z" w16du:dateUtc="2025-10-27T00:21:00Z">
-        <w:r>
-          <w:t>microclimate</w:t>
-        </w:r>
-      </w:ins>
-      <w:ins w:id="279" w:author="Daniel Noble" w:date="2025-10-27T11:20:00Z" w16du:dateUtc="2025-10-27T00:20:00Z">
-        <w:r>
-          <w:t xml:space="preserve"> </w:t>
-        </w:r>
-        <w:r>
-          <w:lastRenderedPageBreak/>
-          <w:t>conditions</w:t>
-        </w:r>
-      </w:ins>
-      <w:ins w:id="280" w:author="Daniel Noble" w:date="2025-10-28T10:50:00Z" w16du:dateUtc="2025-10-27T23:50:00Z">
-        <w:r>
-          <w:t xml:space="preserve"> within and between species dynamically across time</w:t>
-        </w:r>
-      </w:ins>
-      <w:ins w:id="281" w:author="Daniel Noble" w:date="2025-10-27T11:33:00Z" w16du:dateUtc="2025-10-27T00:33:00Z">
-        <w:r>
-          <w:t xml:space="preserve">. </w:t>
-        </w:r>
-      </w:ins>
-      <w:del w:id="282" w:author="Daniel Noble" w:date="2025-10-27T10:45:00Z" w16du:dateUtc="2025-10-26T23:45:00Z">
-        <w:r>
-          <w:delText xml:space="preserve"> shading, </w:delText>
-        </w:r>
-      </w:del>
-      <w:del w:id="283" w:author="Daniel Noble" w:date="2025-10-27T10:36:00Z" w16du:dateUtc="2025-10-26T23:36:00Z">
-        <w:r>
-          <w:delText xml:space="preserve">changes in wind profiles </w:delText>
-        </w:r>
-      </w:del>
-      <w:del w:id="284" w:author="Daniel Noble" w:date="2025-10-27T10:37:00Z" w16du:dateUtc="2025-10-26T23:37:00Z">
-        <w:r>
-          <w:delText>and</w:delText>
-        </w:r>
-      </w:del>
-      <w:del w:id="285" w:author="Daniel Noble" w:date="2025-10-27T10:45:00Z" w16du:dateUtc="2025-10-26T23:45:00Z">
-        <w:r>
-          <w:delText xml:space="preserve"> evaporative cooling (transpiration rates). </w:delText>
-        </w:r>
-      </w:del>
-      <w:del w:id="286" w:author="Daniel Noble" w:date="2025-10-27T10:40:00Z" w16du:dateUtc="2025-10-26T23:40:00Z">
-        <w:r>
-          <w:delText xml:space="preserve">Vegetation </w:delText>
-        </w:r>
-      </w:del>
-      <w:del w:id="287" w:author="Daniel Noble" w:date="2025-10-27T11:19:00Z" w16du:dateUtc="2025-10-27T00:19:00Z">
-        <w:r>
-          <w:delText xml:space="preserve">and soil </w:delText>
-        </w:r>
-      </w:del>
-      <w:del w:id="288" w:author="Daniel Noble" w:date="2025-10-27T10:40:00Z" w16du:dateUtc="2025-10-26T23:40:00Z">
-        <w:r>
-          <w:delText xml:space="preserve">also </w:delText>
-        </w:r>
-      </w:del>
-      <w:del w:id="289" w:author="Daniel Noble" w:date="2025-10-27T11:19:00Z" w16du:dateUtc="2025-10-27T00:19:00Z">
-        <w:r>
-          <w:delText>interact strongly</w:delText>
-        </w:r>
-      </w:del>
-      <w:del w:id="290" w:author="Daniel Noble" w:date="2025-10-28T10:50:00Z" w16du:dateUtc="2025-10-27T23:50:00Z">
-        <w:r>
-          <w:delText xml:space="preserve">. </w:delText>
-        </w:r>
-      </w:del>
-      <w:ins w:id="291" w:author="Daniel Noble" w:date="2025-10-27T10:51:00Z" w16du:dateUtc="2025-10-26T23:51:00Z">
-        <w:r>
-          <w:t xml:space="preserve">For example, plant water use dynamics during heatwaves can amplify or reduce high temperatures via effects on photosynthetic capacity, stomatal decoupling, cuticular conductance, leaf damage and plant mortality [17,40]. These impacts are important for the plants themselves, but also for thermal regimes </w:t>
-        </w:r>
-      </w:ins>
-      <w:ins w:id="292" w:author="Daniel Noble" w:date="2025-10-27T11:21:00Z" w16du:dateUtc="2025-10-27T00:21:00Z">
-        <w:r>
-          <w:t>available to other organisms</w:t>
-        </w:r>
-      </w:ins>
-      <w:ins w:id="293" w:author="Daniel Noble" w:date="2025-10-27T10:51:00Z" w16du:dateUtc="2025-10-26T23:51:00Z">
-        <w:r>
-          <w:t xml:space="preserve">. </w:t>
-        </w:r>
-      </w:ins>
-      <w:ins w:id="294" w:author="Daniel Noble" w:date="2025-10-27T10:52:00Z" w16du:dateUtc="2025-10-26T23:52:00Z">
-        <w:r>
-          <w:t xml:space="preserve">Forecasting future thermal regimes is challenging because it involves forecasting future vegetation dynamics, including changes in key vegetation properties such as leaf area index, as a function of plant growth, plant population dynamics and shifts in community composition. </w:t>
-        </w:r>
-      </w:ins>
-      <w:ins w:id="295" w:author="Daniel Noble" w:date="2025-10-27T11:29:00Z" w16du:dateUtc="2025-10-27T00:29:00Z">
-        <w:r>
-          <w:t>Despite the complexity and non-linearity of these interactions across the soil-plant-atmosphere continuum, there is existing capacity, and growing potential, to model them and determine individual-specific exposure to extreme heat. For example, a</w:t>
-        </w:r>
-      </w:ins>
-      <w:ins w:id="296" w:author="Daniel Noble" w:date="2025-10-27T10:52:00Z" w16du:dateUtc="2025-10-26T23:52:00Z">
-        <w:r>
-          <w:t xml:space="preserve"> wide range of vegetation models </w:t>
-        </w:r>
-      </w:ins>
-      <w:ins w:id="297" w:author="Daniel Noble" w:date="2025-10-27T11:29:00Z" w16du:dateUtc="2025-10-27T00:29:00Z">
-        <w:r>
-          <w:t>are</w:t>
-        </w:r>
-      </w:ins>
-      <w:ins w:id="298" w:author="Daniel Noble" w:date="2025-10-27T10:52:00Z" w16du:dateUtc="2025-10-26T23:52:00Z">
-        <w:r>
-          <w:t xml:space="preserve"> available for </w:t>
-        </w:r>
-      </w:ins>
-      <w:ins w:id="299" w:author="Daniel Noble" w:date="2025-10-27T11:29:00Z" w16du:dateUtc="2025-10-27T00:29:00Z">
-        <w:r>
-          <w:t>capturing these dynamics</w:t>
-        </w:r>
-      </w:ins>
-      <w:ins w:id="300" w:author="Daniel Noble" w:date="2025-10-27T10:52:00Z" w16du:dateUtc="2025-10-26T23:52:00Z">
-        <w:r>
-          <w:t>, from crop growth models that simulate growth and yield of crops over a season (e.g. APSIM, [41]) up to the dynamic global vegetation models (DGVMs) that simulate vegetation function and distribution at local to global scales [42].</w:t>
-        </w:r>
-      </w:ins>
-      <w:ins w:id="301" w:author="Daniel Noble" w:date="2025-10-27T10:54:00Z" w16du:dateUtc="2025-10-26T23:54:00Z">
-        <w:r>
-          <w:t xml:space="preserve"> </w:t>
-        </w:r>
-      </w:ins>
     </w:p>
     <w:p>
       <w:pPr>
         <w:pStyle w:val="BodyText"/>
         <w:rPr>
-          <w:del w:id="302" w:author="Daniel Noble" w:date="2025-10-27T10:56:00Z" w16du:dateUtc="2025-10-26T23:56:00Z"/>
-        </w:rPr>
-        <w:pPrChange w:id="303" w:author="Daniel Noble" w:date="2025-10-27T10:30:00Z" w16du:dateUtc="2025-10-26T23:30:00Z">
+          <w:del w:id="318" w:author="Daniel Noble" w:date="2025-10-27T10:56:00Z" w16du:dateUtc="2025-10-26T23:56:00Z"/>
+        </w:rPr>
+        <w:pPrChange w:id="319" w:author="Daniel Noble" w:date="2025-10-27T10:30:00Z" w16du:dateUtc="2025-10-26T23:30:00Z">
           <w:pPr>
             <w:pStyle w:val="FirstParagraph"/>
             <w:spacing w:line="360" w:lineRule="auto"/>
           </w:pPr>
         </w:pPrChange>
       </w:pPr>
-      <w:del w:id="304" w:author="Daniel Noble" w:date="2025-10-27T10:56:00Z" w16du:dateUtc="2025-10-26T23:56:00Z">
+      <w:del w:id="320" w:author="Daniel Noble" w:date="2025-10-27T10:56:00Z" w16du:dateUtc="2025-10-26T23:56:00Z">
         <w:r>
           <w:delText xml:space="preserve">Past soil moisture regimes and heat wave events can lead to leaf loss and hence increased radiation exposure of the soil surface, while stomatal behavior alters transpiration rate and hence soil moisture. </w:delText>
         </w:r>
       </w:del>
-      <w:del w:id="305" w:author="Daniel Noble" w:date="2025-10-27T10:55:00Z" w16du:dateUtc="2025-10-26T23:55:00Z">
+      <w:del w:id="321" w:author="Daniel Noble" w:date="2025-10-27T10:55:00Z" w16du:dateUtc="2025-10-26T23:55:00Z">
         <w:r>
           <w:delText xml:space="preserve">Past weather conditions can determine how a given heat wave manifests, so the same atmospheric heat wave can have different implications for microclimatic conditions depending on the recent history of rainfall and temperature. </w:delText>
         </w:r>
       </w:del>
-      <w:del w:id="306" w:author="Daniel Noble" w:date="2025-10-27T10:45:00Z" w16du:dateUtc="2025-10-26T23:45:00Z">
+      <w:del w:id="322" w:author="Daniel Noble" w:date="2025-10-27T10:45:00Z" w16du:dateUtc="2025-10-26T23:45:00Z">
         <w:r>
           <w:delText>Despite the complexity and non-linearity of these interactions across the soil-plant-atmosphere continuum, there is existing capacity, and growing potential, to model them and determine individual-specific exposure to extreme heat.</w:delText>
         </w:r>
@@ -2492,10 +2585,10 @@
         <w:pStyle w:val="BodyText"/>
         <w:spacing w:line="360" w:lineRule="auto"/>
         <w:rPr>
-          <w:del w:id="307" w:author="Daniel Noble" w:date="2025-10-27T10:56:00Z" w16du:dateUtc="2025-10-26T23:56:00Z"/>
-        </w:rPr>
-      </w:pPr>
-      <w:del w:id="308" w:author="Daniel Noble" w:date="2025-10-27T10:56:00Z" w16du:dateUtc="2025-10-26T23:56:00Z">
+          <w:del w:id="323" w:author="Daniel Noble" w:date="2025-10-27T10:56:00Z" w16du:dateUtc="2025-10-26T23:56:00Z"/>
+        </w:rPr>
+      </w:pPr>
+      <w:del w:id="324" w:author="Daniel Noble" w:date="2025-10-27T10:56:00Z" w16du:dateUtc="2025-10-26T23:56:00Z">
         <w:r>
           <w:delText xml:space="preserve">To some extent, and at large spatial scales (e.g. 0.5 </w:delText>
         </w:r>
@@ -2504,7 +2597,7 @@
         <m:sSup>
           <m:sSupPr>
             <m:ctrlPr>
-              <w:del w:id="309" w:author="Daniel Noble" w:date="2025-10-27T10:56:00Z" w16du:dateUtc="2025-10-26T23:56:00Z">
+              <w:del w:id="325" w:author="Daniel Noble" w:date="2025-10-27T10:56:00Z" w16du:dateUtc="2025-10-26T23:56:00Z">
                 <w:rPr>
                   <w:rFonts w:ascii="Cambria Math" w:hAnsi="Cambria Math"/>
                 </w:rPr>
@@ -2513,7 +2606,7 @@
           </m:sSupPr>
           <m:e>
             <m:r>
-              <w:del w:id="310" w:author="Daniel Noble" w:date="2025-10-27T10:56:00Z" w16du:dateUtc="2025-10-26T23:56:00Z">
+              <w:del w:id="326" w:author="Daniel Noble" w:date="2025-10-27T10:56:00Z" w16du:dateUtc="2025-10-26T23:56:00Z">
                 <w:rPr>
                   <w:rFonts w:ascii="Cambria Math" w:hAnsi="Cambria Math"/>
                 </w:rPr>
@@ -2523,7 +2616,7 @@
           </m:e>
           <m:sup>
             <m:r>
-              <w:del w:id="311" w:author="Daniel Noble" w:date="2025-10-27T10:56:00Z" w16du:dateUtc="2025-10-26T23:56:00Z">
+              <w:del w:id="327" w:author="Daniel Noble" w:date="2025-10-27T10:56:00Z" w16du:dateUtc="2025-10-26T23:56:00Z">
                 <m:rPr>
                   <m:sty m:val="p"/>
                 </m:rPr>
@@ -2536,7 +2629,7 @@
           </m:sup>
         </m:sSup>
       </m:oMath>
-      <w:del w:id="312" w:author="Daniel Noble" w:date="2025-10-27T10:56:00Z" w16du:dateUtc="2025-10-26T23:56:00Z">
+      <w:del w:id="328" w:author="Daniel Noble" w:date="2025-10-27T10:56:00Z" w16du:dateUtc="2025-10-26T23:56:00Z">
         <w:r>
           <w:delText xml:space="preserve"> grid cells), GCMs have these dynamics built into them via modules called ‘land-surface models’ (LSMs), which aim to capture feedbacks between the land surface and associated vegetation. LSMs will at minimum represent air, soil and canopy temperatures. LSMs that represent multiple layers of the plant canopy will represent the change in leaf temperature with canopy depth; models may also represent thermal gradients through the soil [31]. Land surface schemes will typically do this using energy balance approaches. Early generations of LSMs assumed vegetation was static, with fixed plant functional types (PFTs) and leaf area index (LAI), but most LSMs are moving towards dynamic representations of vegetation properties, allowing large-scale feedbacks between vegetation and climate to be represented [32].</w:delText>
         </w:r>
@@ -2547,10 +2640,10 @@
         <w:pStyle w:val="BodyText"/>
         <w:spacing w:line="360" w:lineRule="auto"/>
         <w:rPr>
-          <w:del w:id="313" w:author="Daniel Noble" w:date="2025-10-27T10:56:00Z" w16du:dateUtc="2025-10-26T23:56:00Z"/>
-        </w:rPr>
-      </w:pPr>
-      <w:del w:id="314" w:author="Daniel Noble" w:date="2025-10-27T10:56:00Z" w16du:dateUtc="2025-10-26T23:56:00Z">
+          <w:del w:id="329" w:author="Daniel Noble" w:date="2025-10-27T10:56:00Z" w16du:dateUtc="2025-10-26T23:56:00Z"/>
+        </w:rPr>
+      </w:pPr>
+      <w:del w:id="330" w:author="Daniel Noble" w:date="2025-10-27T10:56:00Z" w16du:dateUtc="2025-10-26T23:56:00Z">
         <w:r>
           <w:delText xml:space="preserve">The primary role of LSMs is to better understand overall atmospheric dynamics rather than resolve the details of microclimates to which organisms are exposed. Thus, agronomists and ecologists have developed microclimate models that can provide more detailed inferences of environmental exposure. These microclimate models take the atmospheric conditions as independent forcing variables, together with detailed information on terrain (slope, aspect, hill shade), vegetation [plant-area index (PAI), stomatal behaviour, leaf reflectance] and soil properties (thermal and hydraulic) to predict how radiation, wind speed, air temperature, humidity, soil temperature and soil moisture vary on small scales. The available models vary in the physical processes they incorporate yet can be powerful in predicting relevant microclimates to organisms [33–39]. Our </w:delText>
         </w:r>
@@ -2584,10 +2677,10 @@
         <w:pStyle w:val="BodyText"/>
         <w:spacing w:line="360" w:lineRule="auto"/>
         <w:rPr>
-          <w:del w:id="315" w:author="Daniel Noble" w:date="2025-10-27T10:30:00Z" w16du:dateUtc="2025-10-26T23:30:00Z"/>
-        </w:rPr>
-      </w:pPr>
-      <w:del w:id="316" w:author="Daniel Noble" w:date="2025-10-27T10:30:00Z" w16du:dateUtc="2025-10-26T23:30:00Z">
+          <w:del w:id="331" w:author="Daniel Noble" w:date="2025-10-27T10:30:00Z" w16du:dateUtc="2025-10-26T23:30:00Z"/>
+        </w:rPr>
+      </w:pPr>
+      <w:del w:id="332" w:author="Daniel Noble" w:date="2025-10-27T10:30:00Z" w16du:dateUtc="2025-10-26T23:30:00Z">
         <w:r>
           <w:delText>Advancements in microclimate modelling have created opportunities to more closely couple the dynamics of the atmosphere and vegetation. In particular, plant water use dynamics during heatwaves can amplify or reduce high temperatures via effects on photosynthetic capacity, stomatal decoupling, cuticular conductance, leaf damage and plant mortality [17,40]. These impacts are important for the plants themselves, but also for thermal regimes within the plant canopy. Forecasting future thermal regimes is challenging because it involves forecasting future vegetation dynamics, including changes in key vegetation properties such as leaf area index, as a function of plant growth, plant population dynamics and shifts in community composition. A wide range of vegetation models is available for this purpose, from crop growth models that simulate growth and yield of crops over a season (e.g. APSIM, [41]) up to the dynamic global vegetation models (DGVMs) that simulate vegetation function and distribution at local to global scales [42].</w:delText>
         </w:r>
@@ -2598,8 +2691,8 @@
         <w:pStyle w:val="Heading1"/>
         <w:spacing w:line="360" w:lineRule="auto"/>
       </w:pPr>
-      <w:bookmarkStart w:id="317" w:name="X5a6e6d313f4187bfc77082e5e5979262b26b081"/>
-      <w:bookmarkEnd w:id="181"/>
+      <w:bookmarkStart w:id="333" w:name="X5a6e6d313f4187bfc77082e5e5979262b26b081"/>
+      <w:bookmarkEnd w:id="194"/>
       <w:r>
         <w:t>Translating exposure to organism temperature: biophysics to the rescue!</w:t>
       </w:r>
@@ -2612,15 +2705,19 @@
       <w:r>
         <w:t xml:space="preserve">Once microclimates are quantified, </w:t>
       </w:r>
-      <w:ins w:id="318" w:author="Daniel Noble" w:date="2025-10-28T10:55:00Z" w16du:dateUtc="2025-10-27T23:55:00Z">
-        <w:r>
-          <w:t xml:space="preserve">it is crucial to estimate </w:t>
+      <w:ins w:id="334" w:author="Daniel Noble" w:date="2025-10-28T10:55:00Z" w16du:dateUtc="2025-10-27T23:55:00Z">
+        <w:r>
+          <w:t xml:space="preserve">it is crucial to </w:t>
+        </w:r>
+        <w:commentRangeStart w:id="335"/>
+        <w:r>
+          <w:t xml:space="preserve">estimate </w:t>
         </w:r>
       </w:ins>
       <w:r>
         <w:t xml:space="preserve">heat </w:t>
       </w:r>
-      <w:ins w:id="319" w:author="Daniel Noble" w:date="2025-10-27T12:04:00Z" w16du:dateUtc="2025-10-27T01:04:00Z">
+      <w:ins w:id="336" w:author="Daniel Noble" w:date="2025-10-27T12:04:00Z" w16du:dateUtc="2025-10-27T01:04:00Z">
         <w:r>
           <w:t xml:space="preserve">and water </w:t>
         </w:r>
@@ -2628,7 +2725,14 @@
       <w:r>
         <w:t xml:space="preserve">budgets of organisms </w:t>
       </w:r>
-      <w:ins w:id="320" w:author="Daniel Noble" w:date="2025-10-28T10:56:00Z" w16du:dateUtc="2025-10-27T23:56:00Z">
+      <w:commentRangeEnd w:id="335"/>
+      <w:r>
+        <w:rPr>
+          <w:rStyle w:val="CommentReference"/>
+        </w:rPr>
+        <w:commentReference w:id="335"/>
+      </w:r>
+      <w:ins w:id="337" w:author="Daniel Noble" w:date="2025-10-28T10:56:00Z" w16du:dateUtc="2025-10-27T23:56:00Z">
         <w:r>
           <w:t xml:space="preserve">to determine how microclimate variability within a system </w:t>
         </w:r>
@@ -2636,37 +2740,37 @@
           <w:t>translates to realized organismal temperatures</w:t>
         </w:r>
       </w:ins>
-      <w:ins w:id="321" w:author="Daniel Noble" w:date="2025-10-28T10:57:00Z" w16du:dateUtc="2025-10-27T23:57:00Z">
+      <w:ins w:id="338" w:author="Daniel Noble" w:date="2025-10-28T10:57:00Z" w16du:dateUtc="2025-10-27T23:57:00Z">
         <w:r>
           <w:t xml:space="preserve"> and hydration states</w:t>
         </w:r>
       </w:ins>
-      <w:ins w:id="322" w:author="Daniel Noble" w:date="2025-10-28T10:56:00Z" w16du:dateUtc="2025-10-27T23:56:00Z">
+      <w:ins w:id="339" w:author="Daniel Noble" w:date="2025-10-28T10:56:00Z" w16du:dateUtc="2025-10-27T23:56:00Z">
         <w:r>
           <w:t xml:space="preserve">. </w:t>
         </w:r>
       </w:ins>
-      <w:ins w:id="323" w:author="Daniel Noble" w:date="2025-10-28T10:57:00Z" w16du:dateUtc="2025-10-27T23:57:00Z">
+      <w:ins w:id="340" w:author="Daniel Noble" w:date="2025-10-28T10:57:00Z" w16du:dateUtc="2025-10-27T23:57:00Z">
         <w:r>
           <w:t xml:space="preserve">Heat and water budgets can be </w:t>
         </w:r>
       </w:ins>
-      <w:ins w:id="324" w:author="Daniel Noble" w:date="2025-10-28T10:58:00Z" w16du:dateUtc="2025-10-27T23:58:00Z">
+      <w:ins w:id="341" w:author="Daniel Noble" w:date="2025-10-28T10:58:00Z" w16du:dateUtc="2025-10-27T23:58:00Z">
         <w:r>
           <w:t xml:space="preserve">computed using a combination of </w:t>
         </w:r>
       </w:ins>
-      <w:del w:id="325" w:author="Daniel Noble" w:date="2025-10-28T10:56:00Z" w16du:dateUtc="2025-10-27T23:56:00Z">
+      <w:del w:id="342" w:author="Daniel Noble" w:date="2025-10-28T10:56:00Z" w16du:dateUtc="2025-10-27T23:56:00Z">
         <w:r>
           <w:delText xml:space="preserve">can be computed </w:delText>
         </w:r>
       </w:del>
-      <w:del w:id="326" w:author="Daniel Noble" w:date="2025-10-28T10:58:00Z" w16du:dateUtc="2025-10-27T23:58:00Z">
+      <w:del w:id="343" w:author="Daniel Noble" w:date="2025-10-28T10:58:00Z" w16du:dateUtc="2025-10-27T23:58:00Z">
         <w:r>
           <w:delText>as a function of their</w:delText>
         </w:r>
       </w:del>
-      <w:ins w:id="327" w:author="Daniel Noble" w:date="2025-10-28T10:58:00Z" w16du:dateUtc="2025-10-27T23:58:00Z">
+      <w:ins w:id="344" w:author="Daniel Noble" w:date="2025-10-28T10:58:00Z" w16du:dateUtc="2025-10-27T23:58:00Z">
         <w:r>
           <w:t>species functional</w:t>
         </w:r>
@@ -2674,52 +2778,52 @@
       <w:r>
         <w:t xml:space="preserve"> traits </w:t>
       </w:r>
-      <w:ins w:id="328" w:author="Daniel Noble" w:date="2025-10-27T12:16:00Z" w16du:dateUtc="2025-10-27T01:16:00Z">
+      <w:ins w:id="345" w:author="Daniel Noble" w:date="2025-10-27T12:16:00Z" w16du:dateUtc="2025-10-27T01:16:00Z">
         <w:r>
           <w:t xml:space="preserve">(e.g., body </w:t>
         </w:r>
       </w:ins>
-      <w:ins w:id="329" w:author="Daniel Noble" w:date="2025-10-27T12:17:00Z" w16du:dateUtc="2025-10-27T01:17:00Z">
+      <w:ins w:id="346" w:author="Daniel Noble" w:date="2025-10-27T12:17:00Z" w16du:dateUtc="2025-10-27T01:17:00Z">
         <w:r>
           <w:t>mass</w:t>
         </w:r>
       </w:ins>
-      <w:ins w:id="330" w:author="Daniel Noble" w:date="2025-10-27T12:35:00Z" w16du:dateUtc="2025-10-27T01:35:00Z">
+      <w:ins w:id="347" w:author="Daniel Noble" w:date="2025-10-27T12:35:00Z" w16du:dateUtc="2025-10-27T01:35:00Z">
         <w:r>
           <w:t>, metabolic rate,</w:t>
         </w:r>
       </w:ins>
-      <w:ins w:id="331" w:author="Daniel Noble" w:date="2025-10-27T12:17:00Z" w16du:dateUtc="2025-10-27T01:17:00Z">
+      <w:ins w:id="348" w:author="Daniel Noble" w:date="2025-10-27T12:17:00Z" w16du:dateUtc="2025-10-27T01:17:00Z">
         <w:r>
           <w:t xml:space="preserve"> </w:t>
         </w:r>
       </w:ins>
-      <w:ins w:id="332" w:author="Daniel Noble" w:date="2025-10-27T12:16:00Z" w16du:dateUtc="2025-10-27T01:16:00Z">
+      <w:ins w:id="349" w:author="Daniel Noble" w:date="2025-10-27T12:16:00Z" w16du:dateUtc="2025-10-27T01:16:00Z">
         <w:r>
           <w:t xml:space="preserve">surface area, </w:t>
         </w:r>
       </w:ins>
-      <w:ins w:id="333" w:author="Daniel Noble" w:date="2025-10-27T12:17:00Z" w16du:dateUtc="2025-10-27T01:17:00Z">
+      <w:ins w:id="350" w:author="Daniel Noble" w:date="2025-10-27T12:17:00Z" w16du:dateUtc="2025-10-27T01:17:00Z">
         <w:r>
           <w:t>integument</w:t>
         </w:r>
       </w:ins>
-      <w:ins w:id="334" w:author="Daniel Noble" w:date="2025-10-27T12:16:00Z" w16du:dateUtc="2025-10-27T01:16:00Z">
+      <w:ins w:id="351" w:author="Daniel Noble" w:date="2025-10-27T12:16:00Z" w16du:dateUtc="2025-10-27T01:16:00Z">
         <w:r>
           <w:t xml:space="preserve"> emissivity) </w:t>
         </w:r>
       </w:ins>
-      <w:del w:id="335" w:author="Daniel Noble" w:date="2025-10-28T10:59:00Z" w16du:dateUtc="2025-10-27T23:59:00Z">
+      <w:del w:id="352" w:author="Daniel Noble" w:date="2025-10-28T10:59:00Z" w16du:dateUtc="2025-10-27T23:59:00Z">
         <w:r>
           <w:delText>using the principles of biophysical ecology</w:delText>
         </w:r>
       </w:del>
-      <w:ins w:id="336" w:author="Daniel Noble" w:date="2025-10-28T10:59:00Z" w16du:dateUtc="2025-10-27T23:59:00Z">
+      <w:ins w:id="353" w:author="Daniel Noble" w:date="2025-10-28T10:59:00Z" w16du:dateUtc="2025-10-27T23:59:00Z">
         <w:r>
           <w:t>along with how heat energy and water are exchanged with the environment –</w:t>
         </w:r>
       </w:ins>
-      <w:ins w:id="337" w:author="Daniel Noble" w:date="2025-10-28T11:00:00Z" w16du:dateUtc="2025-10-28T00:00:00Z">
+      <w:ins w:id="354" w:author="Daniel Noble" w:date="2025-10-28T11:00:00Z" w16du:dateUtc="2025-10-28T00:00:00Z">
         <w:r>
           <w:t xml:space="preserve"> dependent on the microclimate experienced</w:t>
         </w:r>
@@ -2727,12 +2831,12 @@
       <w:r>
         <w:t xml:space="preserve">. </w:t>
       </w:r>
-      <w:ins w:id="338" w:author="Daniel Noble" w:date="2025-10-28T10:58:00Z" w16du:dateUtc="2025-10-27T23:58:00Z">
+      <w:ins w:id="355" w:author="Daniel Noble" w:date="2025-10-28T10:58:00Z" w16du:dateUtc="2025-10-27T23:58:00Z">
         <w:r>
           <w:t xml:space="preserve">Such </w:t>
         </w:r>
       </w:ins>
-      <w:del w:id="339" w:author="Daniel Noble" w:date="2025-10-28T10:58:00Z" w16du:dateUtc="2025-10-27T23:58:00Z">
+      <w:del w:id="356" w:author="Daniel Noble" w:date="2025-10-28T10:58:00Z" w16du:dateUtc="2025-10-27T23:58:00Z">
         <w:r>
           <w:rPr>
             <w:b/>
@@ -2741,7 +2845,7 @@
           <w:delText xml:space="preserve">Biophysical </w:delText>
         </w:r>
       </w:del>
-      <w:ins w:id="340" w:author="Daniel Noble" w:date="2025-10-28T10:58:00Z" w16du:dateUtc="2025-10-27T23:58:00Z">
+      <w:ins w:id="357" w:author="Daniel Noble" w:date="2025-10-28T10:58:00Z" w16du:dateUtc="2025-10-27T23:58:00Z">
         <w:r>
           <w:rPr>
             <w:b/>
@@ -2760,7 +2864,7 @@
       <w:r>
         <w:t xml:space="preserve"> have a long history [</w:t>
       </w:r>
-      <w:ins w:id="341" w:author="Daniel Noble" w:date="2025-10-27T12:47:00Z" w16du:dateUtc="2025-10-27T01:47:00Z">
+      <w:ins w:id="358" w:author="Daniel Noble" w:date="2025-10-27T12:47:00Z" w16du:dateUtc="2025-10-27T01:47:00Z">
         <w:r>
           <w:t xml:space="preserve">e.g. </w:t>
         </w:r>
@@ -2768,7 +2872,7 @@
       <w:r>
         <w:t>17,</w:t>
       </w:r>
-      <w:del w:id="342" w:author="Daniel Noble" w:date="2025-10-27T12:47:00Z" w16du:dateUtc="2025-10-27T01:47:00Z">
+      <w:del w:id="359" w:author="Daniel Noble" w:date="2025-10-27T12:47:00Z" w16du:dateUtc="2025-10-27T01:47:00Z">
         <w:r>
           <w:delText>e.g.</w:delText>
         </w:r>
@@ -2776,12 +2880,12 @@
       <w:r>
         <w:t xml:space="preserve"> 43,44] but have become more widely applied in ecology in the past 20 years, facilitated by developments in environmental datasets, microclimate modelling, and the emergence of high-level programming languages such as R [18]. Biophysical models of ectothermic animals can account for complex radiative heat transfer and the role of evaporative water loss across surfaces [33,45]. Equivalent models of leaves incorporate the dynamic role of stomata [17,46</w:t>
       </w:r>
-      <w:del w:id="343" w:author="Daniel Noble" w:date="2025-10-27T12:25:00Z" w16du:dateUtc="2025-10-27T01:25:00Z">
+      <w:del w:id="360" w:author="Daniel Noble" w:date="2025-10-27T12:25:00Z" w16du:dateUtc="2025-10-27T01:25:00Z">
         <w:r>
           <w:delText>], while models of endotherms can account for the role of insulation and metabolic heat production [47]</w:delText>
         </w:r>
       </w:del>
-      <w:ins w:id="344" w:author="Daniel Noble" w:date="2025-10-27T12:25:00Z" w16du:dateUtc="2025-10-27T01:25:00Z">
+      <w:ins w:id="361" w:author="Daniel Noble" w:date="2025-10-27T12:25:00Z" w16du:dateUtc="2025-10-27T01:25:00Z">
         <w:r>
           <w:t>]</w:t>
         </w:r>
@@ -2789,33 +2893,33 @@
       <w:r>
         <w:t xml:space="preserve">. </w:t>
       </w:r>
-      <w:commentRangeStart w:id="345"/>
-      <w:ins w:id="346" w:author="Daniel Noble" w:date="2025-10-27T12:38:00Z" w16du:dateUtc="2025-10-27T01:38:00Z">
+      <w:commentRangeStart w:id="362"/>
+      <w:ins w:id="363" w:author="Daniel Noble" w:date="2025-10-27T12:38:00Z" w16du:dateUtc="2025-10-27T01:38:00Z">
         <w:r>
           <w:t>Biophysical models are powerful because, by translating microclimate conditions to organism body temperature</w:t>
         </w:r>
       </w:ins>
-      <w:ins w:id="347" w:author="Daniel Noble" w:date="2025-10-28T11:00:00Z" w16du:dateUtc="2025-10-28T00:00:00Z">
+      <w:ins w:id="364" w:author="Daniel Noble" w:date="2025-10-28T11:00:00Z" w16du:dateUtc="2025-10-28T00:00:00Z">
         <w:r>
           <w:t xml:space="preserve"> and h</w:t>
         </w:r>
       </w:ins>
-      <w:ins w:id="348" w:author="Daniel Noble" w:date="2025-10-28T11:01:00Z" w16du:dateUtc="2025-10-28T00:01:00Z">
+      <w:ins w:id="365" w:author="Daniel Noble" w:date="2025-10-28T11:01:00Z" w16du:dateUtc="2025-10-28T00:01:00Z">
         <w:r>
           <w:t>ydric states</w:t>
         </w:r>
       </w:ins>
-      <w:ins w:id="349" w:author="Daniel Noble" w:date="2025-10-27T12:38:00Z" w16du:dateUtc="2025-10-27T01:38:00Z">
+      <w:ins w:id="366" w:author="Daniel Noble" w:date="2025-10-27T12:38:00Z" w16du:dateUtc="2025-10-27T01:38:00Z">
         <w:r>
           <w:t xml:space="preserve">, simple regulatory decision-making models can be used </w:t>
         </w:r>
       </w:ins>
-      <w:ins w:id="350" w:author="Daniel Noble" w:date="2025-10-27T12:54:00Z" w16du:dateUtc="2025-10-27T01:54:00Z">
+      <w:ins w:id="367" w:author="Daniel Noble" w:date="2025-10-27T12:54:00Z" w16du:dateUtc="2025-10-27T01:54:00Z">
         <w:r>
           <w:t>(</w:t>
         </w:r>
       </w:ins>
-      <w:ins w:id="351" w:author="Daniel Noble" w:date="2025-10-27T13:07:00Z" w16du:dateUtc="2025-10-27T02:07:00Z">
+      <w:ins w:id="368" w:author="Daniel Noble" w:date="2025-10-27T13:07:00Z" w16du:dateUtc="2025-10-27T02:07:00Z">
         <w:r>
           <w:t>[@Briscoe202</w:t>
         </w:r>
@@ -2823,7 +2927,7 @@
           <w:t>2</w:t>
         </w:r>
       </w:ins>
-      <w:ins w:id="352" w:author="Daniel Noble" w:date="2025-10-27T13:08:00Z" w16du:dateUtc="2025-10-27T02:08:00Z">
+      <w:ins w:id="369" w:author="Daniel Noble" w:date="2025-10-27T13:08:00Z" w16du:dateUtc="2025-10-27T02:08:00Z">
         <w:r>
           <w:t xml:space="preserve">; </w:t>
         </w:r>
@@ -2831,17 +2935,17 @@
           <w:t>@Wild202</w:t>
         </w:r>
       </w:ins>
-      <w:ins w:id="353" w:author="Daniel Noble" w:date="2025-10-27T13:13:00Z" w16du:dateUtc="2025-10-27T02:13:00Z">
+      <w:ins w:id="370" w:author="Daniel Noble" w:date="2025-10-27T13:13:00Z" w16du:dateUtc="2025-10-27T02:13:00Z">
         <w:r>
           <w:t>2</w:t>
         </w:r>
       </w:ins>
-      <w:ins w:id="354" w:author="Daniel Noble" w:date="2025-10-27T12:54:00Z" w16du:dateUtc="2025-10-27T01:54:00Z">
+      <w:ins w:id="371" w:author="Daniel Noble" w:date="2025-10-27T12:54:00Z" w16du:dateUtc="2025-10-27T01:54:00Z">
         <w:r>
           <w:t>)</w:t>
         </w:r>
       </w:ins>
-      <w:ins w:id="355" w:author="Daniel Noble" w:date="2025-10-27T12:38:00Z" w16du:dateUtc="2025-10-27T01:38:00Z">
+      <w:ins w:id="372" w:author="Daniel Noble" w:date="2025-10-27T12:38:00Z" w16du:dateUtc="2025-10-27T01:38:00Z">
         <w:r>
           <w:t xml:space="preserve">. </w:t>
         </w:r>
@@ -2849,112 +2953,112 @@
           <w:t xml:space="preserve">For example, </w:t>
         </w:r>
       </w:ins>
-      <w:ins w:id="356" w:author="Daniel Noble" w:date="2025-10-27T12:44:00Z" w16du:dateUtc="2025-10-27T01:44:00Z">
+      <w:ins w:id="373" w:author="Daniel Noble" w:date="2025-10-27T12:44:00Z" w16du:dateUtc="2025-10-27T01:44:00Z">
         <w:r>
           <w:t xml:space="preserve">an </w:t>
         </w:r>
       </w:ins>
-      <w:ins w:id="357" w:author="Daniel Noble" w:date="2025-10-27T12:45:00Z" w16du:dateUtc="2025-10-27T01:45:00Z">
+      <w:ins w:id="374" w:author="Daniel Noble" w:date="2025-10-27T12:45:00Z" w16du:dateUtc="2025-10-27T01:45:00Z">
         <w:r>
           <w:t>organism’s</w:t>
         </w:r>
       </w:ins>
-      <w:ins w:id="358" w:author="Daniel Noble" w:date="2025-10-27T12:44:00Z" w16du:dateUtc="2025-10-27T01:44:00Z">
+      <w:ins w:id="375" w:author="Daniel Noble" w:date="2025-10-27T12:44:00Z" w16du:dateUtc="2025-10-27T01:44:00Z">
         <w:r>
           <w:t xml:space="preserve"> </w:t>
         </w:r>
       </w:ins>
-      <w:ins w:id="359" w:author="Daniel Noble" w:date="2025-10-27T12:43:00Z" w16du:dateUtc="2025-10-27T01:43:00Z">
+      <w:ins w:id="376" w:author="Daniel Noble" w:date="2025-10-27T12:43:00Z" w16du:dateUtc="2025-10-27T01:43:00Z">
         <w:r>
           <w:t>current body temperature</w:t>
         </w:r>
       </w:ins>
-      <w:ins w:id="360" w:author="Daniel Noble" w:date="2025-10-27T12:44:00Z" w16du:dateUtc="2025-10-27T01:44:00Z">
+      <w:ins w:id="377" w:author="Daniel Noble" w:date="2025-10-27T12:44:00Z" w16du:dateUtc="2025-10-27T01:44:00Z">
         <w:r>
           <w:t xml:space="preserve"> can be compared</w:t>
         </w:r>
       </w:ins>
-      <w:ins w:id="361" w:author="Daniel Noble" w:date="2025-10-27T12:43:00Z" w16du:dateUtc="2025-10-27T01:43:00Z">
+      <w:ins w:id="378" w:author="Daniel Noble" w:date="2025-10-27T12:43:00Z" w16du:dateUtc="2025-10-27T01:43:00Z">
         <w:r>
           <w:t xml:space="preserve"> to </w:t>
         </w:r>
       </w:ins>
-      <w:ins w:id="362" w:author="Daniel Noble" w:date="2025-10-27T12:44:00Z" w16du:dateUtc="2025-10-27T01:44:00Z">
+      <w:ins w:id="379" w:author="Daniel Noble" w:date="2025-10-27T12:44:00Z" w16du:dateUtc="2025-10-27T01:44:00Z">
         <w:r>
           <w:t>temperatures</w:t>
         </w:r>
       </w:ins>
-      <w:ins w:id="363" w:author="Daniel Noble" w:date="2025-10-27T12:43:00Z" w16du:dateUtc="2025-10-27T01:43:00Z">
+      <w:ins w:id="380" w:author="Daniel Noble" w:date="2025-10-27T12:43:00Z" w16du:dateUtc="2025-10-27T01:43:00Z">
         <w:r>
           <w:t xml:space="preserve"> available within </w:t>
         </w:r>
       </w:ins>
-      <w:ins w:id="364" w:author="Daniel Noble" w:date="2025-10-27T12:44:00Z" w16du:dateUtc="2025-10-27T01:44:00Z">
+      <w:ins w:id="381" w:author="Daniel Noble" w:date="2025-10-27T12:44:00Z" w16du:dateUtc="2025-10-27T01:44:00Z">
         <w:r>
           <w:t>its</w:t>
         </w:r>
       </w:ins>
-      <w:ins w:id="365" w:author="Daniel Noble" w:date="2025-10-27T12:43:00Z" w16du:dateUtc="2025-10-27T01:43:00Z">
+      <w:ins w:id="382" w:author="Daniel Noble" w:date="2025-10-27T12:43:00Z" w16du:dateUtc="2025-10-27T01:43:00Z">
         <w:r>
           <w:t xml:space="preserve"> microclimate</w:t>
         </w:r>
       </w:ins>
-      <w:ins w:id="366" w:author="Daniel Noble" w:date="2025-10-27T12:44:00Z" w16du:dateUtc="2025-10-27T01:44:00Z">
+      <w:ins w:id="383" w:author="Daniel Noble" w:date="2025-10-27T12:44:00Z" w16du:dateUtc="2025-10-27T01:44:00Z">
         <w:r>
           <w:t>. Given</w:t>
         </w:r>
       </w:ins>
-      <w:ins w:id="367" w:author="Daniel Noble" w:date="2025-10-27T12:40:00Z" w16du:dateUtc="2025-10-27T01:40:00Z">
+      <w:ins w:id="384" w:author="Daniel Noble" w:date="2025-10-27T12:40:00Z" w16du:dateUtc="2025-10-27T01:40:00Z">
         <w:r>
           <w:t xml:space="preserve"> </w:t>
         </w:r>
       </w:ins>
-      <w:ins w:id="368" w:author="Daniel Noble" w:date="2025-10-27T12:41:00Z" w16du:dateUtc="2025-10-27T01:41:00Z">
+      <w:ins w:id="385" w:author="Daniel Noble" w:date="2025-10-27T12:41:00Z" w16du:dateUtc="2025-10-27T01:41:00Z">
         <w:r>
           <w:t xml:space="preserve">an understanding of an </w:t>
         </w:r>
       </w:ins>
-      <w:ins w:id="369" w:author="Daniel Noble" w:date="2025-10-27T12:45:00Z" w16du:dateUtc="2025-10-27T01:45:00Z">
+      <w:ins w:id="386" w:author="Daniel Noble" w:date="2025-10-27T12:45:00Z" w16du:dateUtc="2025-10-27T01:45:00Z">
         <w:r>
           <w:t>organism’s</w:t>
         </w:r>
       </w:ins>
-      <w:ins w:id="370" w:author="Daniel Noble" w:date="2025-10-27T12:41:00Z" w16du:dateUtc="2025-10-27T01:41:00Z">
+      <w:ins w:id="387" w:author="Daniel Noble" w:date="2025-10-27T12:41:00Z" w16du:dateUtc="2025-10-27T01:41:00Z">
         <w:r>
           <w:t xml:space="preserve"> </w:t>
         </w:r>
       </w:ins>
-      <w:ins w:id="371" w:author="Daniel Noble" w:date="2025-10-27T12:40:00Z" w16du:dateUtc="2025-10-27T01:40:00Z">
+      <w:ins w:id="388" w:author="Daniel Noble" w:date="2025-10-27T12:40:00Z" w16du:dateUtc="2025-10-27T01:40:00Z">
         <w:r>
           <w:t xml:space="preserve">thermal activity windows, thermal optima, and critical thermal limits </w:t>
         </w:r>
       </w:ins>
-      <w:ins w:id="372" w:author="Daniel Noble" w:date="2025-10-27T12:45:00Z" w16du:dateUtc="2025-10-27T01:45:00Z">
+      <w:ins w:id="389" w:author="Daniel Noble" w:date="2025-10-27T12:45:00Z" w16du:dateUtc="2025-10-27T01:45:00Z">
         <w:r>
           <w:t>suitable microclimates that lead to body temperatures</w:t>
         </w:r>
       </w:ins>
-      <w:ins w:id="373" w:author="Daniel Noble" w:date="2025-10-27T12:41:00Z" w16du:dateUtc="2025-10-27T01:41:00Z">
+      <w:ins w:id="390" w:author="Daniel Noble" w:date="2025-10-27T12:41:00Z" w16du:dateUtc="2025-10-27T01:41:00Z">
         <w:r>
           <w:t xml:space="preserve"> </w:t>
         </w:r>
       </w:ins>
-      <w:ins w:id="374" w:author="Daniel Noble" w:date="2025-10-27T12:45:00Z" w16du:dateUtc="2025-10-27T01:45:00Z">
+      <w:ins w:id="391" w:author="Daniel Noble" w:date="2025-10-27T12:45:00Z" w16du:dateUtc="2025-10-27T01:45:00Z">
         <w:r>
           <w:t>within its thermal limits</w:t>
         </w:r>
       </w:ins>
-      <w:ins w:id="375" w:author="Daniel Noble" w:date="2025-10-27T12:55:00Z" w16du:dateUtc="2025-10-27T01:55:00Z">
+      <w:ins w:id="392" w:author="Daniel Noble" w:date="2025-10-27T12:55:00Z" w16du:dateUtc="2025-10-27T01:55:00Z">
         <w:r>
           <w:t>,</w:t>
         </w:r>
       </w:ins>
-      <w:ins w:id="376" w:author="Daniel Noble" w:date="2025-10-27T12:45:00Z" w16du:dateUtc="2025-10-27T01:45:00Z">
+      <w:ins w:id="393" w:author="Daniel Noble" w:date="2025-10-27T12:45:00Z" w16du:dateUtc="2025-10-27T01:45:00Z">
         <w:r>
           <w:t xml:space="preserve"> and as close as possible to its thermal optima</w:t>
         </w:r>
       </w:ins>
-      <w:ins w:id="377" w:author="Daniel Noble" w:date="2025-10-27T13:13:00Z" w16du:dateUtc="2025-10-27T02:13:00Z">
+      <w:ins w:id="394" w:author="Daniel Noble" w:date="2025-10-27T13:13:00Z" w16du:dateUtc="2025-10-27T02:13:00Z">
         <w:r>
           <w:t>, can be chosen [e.g., (</w:t>
         </w:r>
@@ -2971,22 +3075,22 @@
           <w:t>2]</w:t>
         </w:r>
       </w:ins>
-      <w:ins w:id="378" w:author="Daniel Noble" w:date="2025-10-27T12:45:00Z" w16du:dateUtc="2025-10-27T01:45:00Z">
+      <w:ins w:id="395" w:author="Daniel Noble" w:date="2025-10-27T12:45:00Z" w16du:dateUtc="2025-10-27T01:45:00Z">
         <w:r>
           <w:t xml:space="preserve">. </w:t>
         </w:r>
       </w:ins>
-      <w:ins w:id="379" w:author="Daniel Noble" w:date="2025-10-27T12:46:00Z" w16du:dateUtc="2025-10-27T01:46:00Z">
+      <w:ins w:id="396" w:author="Daniel Noble" w:date="2025-10-27T12:46:00Z" w16du:dateUtc="2025-10-27T01:46:00Z">
         <w:r>
           <w:t>Incorporating such behavioural thermoregulatory decision making is</w:t>
         </w:r>
       </w:ins>
-      <w:ins w:id="380" w:author="Daniel Noble" w:date="2025-10-27T12:38:00Z" w16du:dateUtc="2025-10-27T01:38:00Z">
+      <w:ins w:id="397" w:author="Daniel Noble" w:date="2025-10-27T12:38:00Z" w16du:dateUtc="2025-10-27T01:38:00Z">
         <w:r>
           <w:t xml:space="preserve"> crucial for mitigating the negative impacts of extreme </w:t>
         </w:r>
       </w:ins>
-      <w:ins w:id="381" w:author="Daniel Noble" w:date="2025-10-27T12:55:00Z" w16du:dateUtc="2025-10-27T01:55:00Z">
+      <w:ins w:id="398" w:author="Daniel Noble" w:date="2025-10-27T12:55:00Z" w16du:dateUtc="2025-10-27T01:55:00Z">
         <w:r>
           <w:t>heat</w:t>
         </w:r>
@@ -2994,22 +3098,26 @@
           <w:t xml:space="preserve"> and</w:t>
         </w:r>
       </w:ins>
-      <w:ins w:id="382" w:author="Daniel Noble" w:date="2025-10-27T12:53:00Z" w16du:dateUtc="2025-10-27T01:53:00Z">
-        <w:r>
-          <w:t xml:space="preserve"> inherently captures the trade-offs such a strategy entail through reduced foraging time</w:t>
-        </w:r>
-      </w:ins>
-      <w:ins w:id="383" w:author="Daniel Noble" w:date="2025-10-27T12:54:00Z" w16du:dateUtc="2025-10-27T01:54:00Z">
+      <w:ins w:id="399" w:author="Daniel Noble" w:date="2025-10-27T12:53:00Z" w16du:dateUtc="2025-10-27T01:53:00Z">
         <w:r>
           <w:t xml:space="preserve"> </w:t>
         </w:r>
-      </w:ins>
-      <w:ins w:id="384" w:author="Daniel Noble" w:date="2025-10-27T12:38:00Z" w16du:dateUtc="2025-10-27T01:38:00Z">
+        <w:r>
+          <w:lastRenderedPageBreak/>
+          <w:t>inherently captures the trade-offs such a strategy entail through reduced foraging time</w:t>
+        </w:r>
+      </w:ins>
+      <w:ins w:id="400" w:author="Daniel Noble" w:date="2025-10-27T12:54:00Z" w16du:dateUtc="2025-10-27T01:54:00Z">
+        <w:r>
+          <w:t xml:space="preserve"> </w:t>
+        </w:r>
+      </w:ins>
+      <w:ins w:id="401" w:author="Daniel Noble" w:date="2025-10-27T12:38:00Z" w16du:dateUtc="2025-10-27T01:38:00Z">
         <w:r>
           <w:t>[@Briscoe2023</w:t>
         </w:r>
       </w:ins>
-      <w:ins w:id="385" w:author="Daniel Noble" w:date="2025-10-27T13:08:00Z" w16du:dateUtc="2025-10-27T02:08:00Z">
+      <w:ins w:id="402" w:author="Daniel Noble" w:date="2025-10-27T13:08:00Z" w16du:dateUtc="2025-10-27T02:08:00Z">
         <w:r>
           <w:t xml:space="preserve">; </w:t>
         </w:r>
@@ -3017,33 +3125,29 @@
           <w:t>@Wild202</w:t>
         </w:r>
       </w:ins>
-      <w:ins w:id="386" w:author="Daniel Noble" w:date="2025-10-27T12:38:00Z" w16du:dateUtc="2025-10-27T01:38:00Z">
+      <w:ins w:id="403" w:author="Daniel Noble" w:date="2025-10-27T12:38:00Z" w16du:dateUtc="2025-10-27T01:38:00Z">
         <w:r>
           <w:t>].</w:t>
         </w:r>
       </w:ins>
-      <w:commentRangeEnd w:id="345"/>
-      <w:ins w:id="387" w:author="Daniel Noble" w:date="2025-10-27T13:15:00Z" w16du:dateUtc="2025-10-27T02:15:00Z">
+      <w:commentRangeEnd w:id="362"/>
+      <w:ins w:id="404" w:author="Daniel Noble" w:date="2025-10-27T13:15:00Z" w16du:dateUtc="2025-10-27T02:15:00Z">
         <w:r>
           <w:rPr>
             <w:rStyle w:val="CommentReference"/>
             <w:rFonts w:asciiTheme="minorHAnsi" w:hAnsiTheme="minorHAnsi"/>
           </w:rPr>
-          <w:commentReference w:id="345"/>
-        </w:r>
-      </w:ins>
-      <w:ins w:id="388" w:author="Daniel Noble" w:date="2025-10-27T12:38:00Z" w16du:dateUtc="2025-10-27T01:38:00Z">
+          <w:commentReference w:id="362"/>
+        </w:r>
+      </w:ins>
+      <w:ins w:id="405" w:author="Daniel Noble" w:date="2025-10-27T12:38:00Z" w16du:dateUtc="2025-10-27T01:38:00Z">
         <w:r>
           <w:t xml:space="preserve"> </w:t>
         </w:r>
       </w:ins>
-      <w:ins w:id="389" w:author="Daniel Noble" w:date="2025-10-28T11:07:00Z" w16du:dateUtc="2025-10-28T00:07:00Z">
-        <w:r>
-          <w:t xml:space="preserve">In addition, incorporating stomatal behaviour can mitigate or exacerbate the extreme </w:t>
-        </w:r>
-        <w:r>
-          <w:lastRenderedPageBreak/>
-          <w:t>temperatures leaf tissue experiences while simultaneously shaping the microclimate conditions for other organisms [Box 1; @Kearney2024; @Duursma2019]</w:t>
+      <w:ins w:id="406" w:author="Daniel Noble" w:date="2025-10-28T11:07:00Z" w16du:dateUtc="2025-10-28T00:07:00Z">
+        <w:r>
+          <w:t>In addition, incorporating stomatal behaviour can mitigate or exacerbate the extreme temperatures leaf tissue experiences while simultaneously shaping the microclimate conditions for other organisms [Box 1; @Kearney2024; @Duursma2019]</w:t>
         </w:r>
         <w:r>
           <w:t xml:space="preserve">. </w:t>
@@ -3052,7 +3156,7 @@
       <w:r>
         <w:t xml:space="preserve">Future developments in biophysical modelling of organismal temperature under extreme heat will involve understanding the nuances of plastic physiological and behavioral responses. For example, lizards may pant when exposed to high temperatures [48], birds may ‘wind surf’ or seek thermal micro-refugia [49], and stomatal behavior may depart from the typical responses to vapor pressure and light intensity to allow emergency cooling [40], though this response may depend on prior soil moisture conditions [50]. The application of biophysical </w:t>
       </w:r>
-      <w:del w:id="390" w:author="Daniel Noble" w:date="2025-10-27T12:36:00Z" w16du:dateUtc="2025-10-27T01:36:00Z">
+      <w:del w:id="407" w:author="Daniel Noble" w:date="2025-10-27T12:36:00Z" w16du:dateUtc="2025-10-27T01:36:00Z">
         <w:r>
           <w:delText xml:space="preserve">heat budget </w:delText>
         </w:r>
@@ -3060,61 +3164,61 @@
       <w:r>
         <w:t>models in concert with microclimate models can thus be used to infer the thermal conditions to which members of the same ecological community are exposed with different degrees of detail. Realised thermal exposure can then be linked to physiological models of damage and repair.</w:t>
       </w:r>
-      <w:ins w:id="391" w:author="Daniel Noble" w:date="2025-10-27T13:26:00Z" w16du:dateUtc="2025-10-27T02:26:00Z">
+      <w:ins w:id="408" w:author="Daniel Noble" w:date="2025-10-27T13:26:00Z" w16du:dateUtc="2025-10-27T02:26:00Z">
         <w:r>
           <w:t xml:space="preserve"> While biophysical models require </w:t>
         </w:r>
       </w:ins>
-      <w:ins w:id="392" w:author="Daniel Noble" w:date="2025-10-27T13:29:00Z" w16du:dateUtc="2025-10-27T02:29:00Z">
+      <w:ins w:id="409" w:author="Daniel Noble" w:date="2025-10-27T13:29:00Z" w16du:dateUtc="2025-10-27T02:29:00Z">
         <w:r>
           <w:t>many variables for</w:t>
         </w:r>
       </w:ins>
-      <w:ins w:id="393" w:author="Daniel Noble" w:date="2025-10-27T13:26:00Z" w16du:dateUtc="2025-10-27T02:26:00Z">
+      <w:ins w:id="410" w:author="Daniel Noble" w:date="2025-10-27T13:26:00Z" w16du:dateUtc="2025-10-27T02:26:00Z">
         <w:r>
           <w:t xml:space="preserve"> </w:t>
         </w:r>
-        <w:commentRangeStart w:id="394"/>
+        <w:commentRangeStart w:id="411"/>
         <w:r>
           <w:t xml:space="preserve">parameterization </w:t>
         </w:r>
       </w:ins>
-      <w:ins w:id="395" w:author="Daniel Noble" w:date="2025-10-27T13:33:00Z" w16du:dateUtc="2025-10-27T02:33:00Z">
+      <w:ins w:id="412" w:author="Daniel Noble" w:date="2025-10-27T13:33:00Z" w16du:dateUtc="2025-10-27T02:33:00Z">
         <w:r>
           <w:t xml:space="preserve">they can be tailored </w:t>
         </w:r>
       </w:ins>
-      <w:commentRangeEnd w:id="394"/>
-      <w:ins w:id="396" w:author="Daniel Noble" w:date="2025-10-27T13:35:00Z" w16du:dateUtc="2025-10-27T02:35:00Z">
+      <w:commentRangeEnd w:id="411"/>
+      <w:ins w:id="413" w:author="Daniel Noble" w:date="2025-10-27T13:35:00Z" w16du:dateUtc="2025-10-27T02:35:00Z">
         <w:r>
           <w:rPr>
             <w:rStyle w:val="CommentReference"/>
             <w:rFonts w:asciiTheme="minorHAnsi" w:hAnsiTheme="minorHAnsi"/>
           </w:rPr>
-          <w:commentReference w:id="394"/>
-        </w:r>
-      </w:ins>
-      <w:ins w:id="397" w:author="Daniel Noble" w:date="2025-10-27T13:33:00Z" w16du:dateUtc="2025-10-27T02:33:00Z">
+          <w:commentReference w:id="411"/>
+        </w:r>
+      </w:ins>
+      <w:ins w:id="414" w:author="Daniel Noble" w:date="2025-10-27T13:33:00Z" w16du:dateUtc="2025-10-27T02:33:00Z">
         <w:r>
           <w:t xml:space="preserve">to the question and organism of interest (Briscoe et al. 2025). </w:t>
         </w:r>
       </w:ins>
-      <w:ins w:id="398" w:author="Daniel Noble" w:date="2025-10-27T13:34:00Z" w16du:dateUtc="2025-10-27T02:34:00Z">
+      <w:ins w:id="415" w:author="Daniel Noble" w:date="2025-10-27T13:34:00Z" w16du:dateUtc="2025-10-27T02:34:00Z">
         <w:r>
           <w:t>M</w:t>
         </w:r>
       </w:ins>
-      <w:ins w:id="399" w:author="Daniel Noble" w:date="2025-10-27T13:33:00Z" w16du:dateUtc="2025-10-27T02:33:00Z">
+      <w:ins w:id="416" w:author="Daniel Noble" w:date="2025-10-27T13:33:00Z" w16du:dateUtc="2025-10-27T02:33:00Z">
         <w:r>
           <w:t xml:space="preserve">any traits can be </w:t>
         </w:r>
       </w:ins>
-      <w:ins w:id="400" w:author="Daniel Noble" w:date="2025-10-27T13:35:00Z" w16du:dateUtc="2025-10-27T02:35:00Z">
+      <w:ins w:id="417" w:author="Daniel Noble" w:date="2025-10-27T13:35:00Z" w16du:dateUtc="2025-10-27T02:35:00Z">
         <w:r>
           <w:t>assumed,</w:t>
         </w:r>
       </w:ins>
-      <w:ins w:id="401" w:author="Daniel Noble" w:date="2025-10-27T13:34:00Z" w16du:dateUtc="2025-10-27T02:34:00Z">
+      <w:ins w:id="418" w:author="Daniel Noble" w:date="2025-10-27T13:34:00Z" w16du:dateUtc="2025-10-27T02:34:00Z">
         <w:r>
           <w:t xml:space="preserve"> or traits of similar species can be used to construct basic models which can be validated and updated.</w:t>
         </w:r>
@@ -3125,8 +3229,8 @@
         <w:pStyle w:val="Heading1"/>
         <w:spacing w:line="360" w:lineRule="auto"/>
       </w:pPr>
-      <w:bookmarkStart w:id="402" w:name="X034f8e5698580bf7448238067f484f5e1d792b9"/>
-      <w:bookmarkEnd w:id="317"/>
+      <w:bookmarkStart w:id="419" w:name="X034f8e5698580bf7448238067f484f5e1d792b9"/>
+      <w:bookmarkEnd w:id="333"/>
       <w:r>
         <w:t>Capturing both physiological damage and repair to predict multi-species thermal sensitivity</w:t>
       </w:r>
@@ -3137,15 +3241,7 @@
         <w:spacing w:line="360" w:lineRule="auto"/>
       </w:pPr>
       <w:r>
-        <w:t xml:space="preserve">Translating how heat waves impact plants and animals not only </w:t>
-      </w:r>
-      <w:proofErr w:type="gramStart"/>
-      <w:r>
-        <w:t>depends</w:t>
-      </w:r>
-      <w:proofErr w:type="gramEnd"/>
-      <w:r>
-        <w:t xml:space="preserve"> on modelling temperature </w:t>
+        <w:t xml:space="preserve">Translating how heat waves impact plants and animals not only depends on modelling temperature </w:t>
       </w:r>
       <w:r>
         <w:rPr>
@@ -3181,7 +3277,7 @@
         <w:rPr>
           <w:b/>
           <w:bCs/>
-          <w:rPrChange w:id="403" w:author="Daniel Noble" w:date="2025-10-28T11:47:00Z" w16du:dateUtc="2025-10-28T00:47:00Z">
+          <w:rPrChange w:id="420" w:author="Daniel Noble" w:date="2025-10-28T11:47:00Z" w16du:dateUtc="2025-10-28T00:47:00Z">
             <w:rPr/>
           </w:rPrChange>
         </w:rPr>
@@ -3190,7 +3286,7 @@
       <w:r>
         <w:t xml:space="preserve"> models that explicitly account for how heat stress depends on both the temperature experienced and </w:t>
       </w:r>
-      <w:del w:id="404" w:author="Daniel Noble" w:date="2025-10-28T11:49:00Z" w16du:dateUtc="2025-10-28T00:49:00Z">
+      <w:del w:id="421" w:author="Daniel Noble" w:date="2025-10-28T11:49:00Z" w16du:dateUtc="2025-10-28T00:49:00Z">
         <w:r>
           <w:delText xml:space="preserve">and </w:delText>
         </w:r>
@@ -3198,17 +3294,9 @@
       <w:r>
         <w:t xml:space="preserve">its duration [19,20]. </w:t>
       </w:r>
-      <w:ins w:id="405" w:author="Daniel Noble" w:date="2025-10-28T11:48:00Z" w16du:dateUtc="2025-10-28T00:48:00Z">
-        <w:r>
-          <w:t xml:space="preserve">TLS models predict the relative accumulation of damage to cellular and sub-cellular systems that compromise physiological function. Without periods of recovery, where damage can be repaired, organisms accumulate damage over time reducing </w:t>
-        </w:r>
-        <w:proofErr w:type="gramStart"/>
-        <w:r>
-          <w:t>growth, and</w:t>
-        </w:r>
-        <w:proofErr w:type="gramEnd"/>
-        <w:r>
-          <w:t xml:space="preserve"> impacting survival and reproduction.</w:t>
+      <w:ins w:id="422" w:author="Daniel Noble" w:date="2025-10-28T11:48:00Z" w16du:dateUtc="2025-10-28T00:48:00Z">
+        <w:r>
+          <w:t>TLS models predict the relative accumulation of damage to cellular and sub-cellular systems that compromise physiological function. Without periods of recovery, where damage can be repaired, organisms accumulate damage over time reducing growth, and impacting survival and reproduction.</w:t>
         </w:r>
         <w:r>
           <w:t xml:space="preserve"> </w:t>
@@ -3289,7 +3377,7 @@
       <w:r>
         <w:t xml:space="preserve">) or some measure of reduced fertility, but this need not be the case [20]. </w:t>
       </w:r>
-      <w:ins w:id="406" w:author="Daniel Noble" w:date="2025-10-28T11:48:00Z" w16du:dateUtc="2025-10-28T00:48:00Z">
+      <w:ins w:id="423" w:author="Daniel Noble" w:date="2025-10-28T11:48:00Z" w16du:dateUtc="2025-10-28T00:48:00Z">
         <w:r>
           <w:t>Endpoints are predicted by assuming the effect of time at a given temperature decreases survival or fertility exponentially and have been shown to have high predictive power</w:t>
         </w:r>
@@ -3297,7 +3385,7 @@
           <w:t xml:space="preserve"> </w:t>
         </w:r>
       </w:ins>
-      <w:del w:id="407" w:author="Daniel Noble" w:date="2025-10-28T11:48:00Z" w16du:dateUtc="2025-10-28T00:48:00Z">
+      <w:del w:id="424" w:author="Daniel Noble" w:date="2025-10-28T11:48:00Z" w16du:dateUtc="2025-10-28T00:48:00Z">
         <w:r>
           <w:delText xml:space="preserve">Endpoints are predicted by assuming the effect of time at a given temperature decreases survival or fertility exponentially </w:delText>
         </w:r>
@@ -3315,17 +3403,17 @@
       <w:r>
         <w:t xml:space="preserve"> [11] show that both mortality and fecundity follow a clear exponential relationship with time </w:t>
       </w:r>
-      <w:del w:id="408" w:author="Daniel Noble" w:date="2025-10-27T11:44:00Z" w16du:dateUtc="2025-10-27T00:44:00Z">
+      <w:del w:id="425" w:author="Daniel Noble" w:date="2025-10-27T11:44:00Z" w16du:dateUtc="2025-10-27T00:44:00Z">
         <w:r>
           <w:delText>in</w:delText>
         </w:r>
       </w:del>
-      <w:ins w:id="409" w:author="Daniel Noble" w:date="2025-10-27T11:44:00Z" w16du:dateUtc="2025-10-27T00:44:00Z">
+      <w:ins w:id="426" w:author="Daniel Noble" w:date="2025-10-27T11:44:00Z" w16du:dateUtc="2025-10-27T00:44:00Z">
         <w:r>
           <w:t>in the Spotted Wing Drosophila (</w:t>
         </w:r>
       </w:ins>
-      <w:del w:id="410" w:author="Daniel Noble" w:date="2025-10-27T13:25:00Z" w16du:dateUtc="2025-10-27T02:25:00Z">
+      <w:del w:id="427" w:author="Daniel Noble" w:date="2025-10-27T13:25:00Z" w16du:dateUtc="2025-10-27T02:25:00Z">
         <w:r>
           <w:delText xml:space="preserve"> </w:delText>
         </w:r>
@@ -3337,7 +3425,7 @@
         </w:rPr>
         <w:t xml:space="preserve">Drosophila </w:t>
       </w:r>
-      <w:del w:id="411" w:author="Daniel Noble" w:date="2025-10-27T11:44:00Z" w16du:dateUtc="2025-10-27T00:44:00Z">
+      <w:del w:id="428" w:author="Daniel Noble" w:date="2025-10-27T11:44:00Z" w16du:dateUtc="2025-10-27T00:44:00Z">
         <w:r>
           <w:rPr>
             <w:i/>
@@ -3346,8 +3434,7 @@
           <w:delText>suzuki</w:delText>
         </w:r>
       </w:del>
-      <w:proofErr w:type="spellStart"/>
-      <w:ins w:id="412" w:author="Daniel Noble" w:date="2025-10-27T11:44:00Z" w16du:dateUtc="2025-10-27T00:44:00Z">
+      <w:ins w:id="429" w:author="Daniel Noble" w:date="2025-10-27T11:44:00Z" w16du:dateUtc="2025-10-27T00:44:00Z">
         <w:r>
           <w:rPr>
             <w:i/>
@@ -3355,7 +3442,6 @@
           </w:rPr>
           <w:t>suzuki</w:t>
         </w:r>
-        <w:proofErr w:type="spellEnd"/>
         <w:r>
           <w:t>)</w:t>
         </w:r>
@@ -3371,11 +3457,11 @@
         <w:t>et al.</w:t>
       </w:r>
       <w:r>
-        <w:t xml:space="preserve"> [11] show that reproductive sensitivity can be higher than mortality, with heat injury accumulating faster to impact productivity earlier than survival. TLS theory also applies well to photosynthetic function in plants [52,53], highlighting the potential generality of the TLS framework and its capacity to explore plastic responses (e.g., acclimation and priming) of organisms. TLS models explicitly acknowledge that thermal sensitivity depends on the relative accumulation of damage to cellular and sub-cellular systems that </w:t>
+        <w:t xml:space="preserve"> [11] show that reproductive sensitivity can be higher than mortality, with heat injury accumulating faster to impact productivity earlier than survival. TLS theory also applies well to photosynthetic function in plants [52,53], highlighting the potential generality of the TLS framework and its capacity to explore plastic </w:t>
       </w:r>
       <w:r>
         <w:lastRenderedPageBreak/>
-        <w:t>compromise physiological function. Without periods of recovery, where damage can be repaired, organisms accumulate damage over time that reduces growth, and impacts survival and reproduction.</w:t>
+        <w:t>responses (e.g., acclimation and priming) of organisms. TLS models explicitly acknowledge that thermal sensitivity depends on the relative accumulation of damage to cellular and sub-cellular systems that compromise physiological function. Without periods of recovery, where damage can be repaired, organisms accumulate damage over time that reduces growth, and impacts survival and reproduction.</w:t>
       </w:r>
     </w:p>
     <w:p>
@@ -3383,23 +3469,30 @@
         <w:pStyle w:val="BodyText"/>
         <w:spacing w:line="360" w:lineRule="auto"/>
         <w:rPr>
-          <w:del w:id="413" w:author="Daniel Noble" w:date="2025-10-28T11:49:00Z" w16du:dateUtc="2025-10-28T00:49:00Z"/>
-        </w:rPr>
-      </w:pPr>
-      <w:ins w:id="414" w:author="Daniel Noble" w:date="2025-10-28T11:49:00Z" w16du:dateUtc="2025-10-28T00:49:00Z">
-        <w:r>
-          <w:t xml:space="preserve">Environmental factors known to impact thermal sensitivity, such as water and drought stress [e.g., @Marchin2022; @Youngblood2025], nutritional and dietary changes [e.g., @Mengutay2013; @Andersen2010] can also be incorporated into systems modelling approach through their impacts on thermal sensitivity and tolerance [@Arnold2025a; @fig-sys]. Indeed, an exciting potential application of a systems-modelling approach is to explore how microclimatic conditions mediate changes to interactions between plant and animal microbial communities. Interactions between plants and microorganisms, such as plant growth-promoting rhizobacteria (PGPR), arbuscular mycorrhizal fungi (AMF), and bacterial or fungal endophytes are known to impact growth, defense, and heat tolerance in plants [@Chouhan2023; @Marquez2007], and gut </w:t>
-        </w:r>
-        <w:proofErr w:type="spellStart"/>
-        <w:r>
-          <w:t>microbiotia</w:t>
-        </w:r>
-        <w:proofErr w:type="spellEnd"/>
-        <w:r>
-          <w:t xml:space="preserve"> can impact heat tolerance in animals [@Hoang2019]. </w:t>
-        </w:r>
-      </w:ins>
-      <w:ins w:id="415" w:author="Daniel Noble" w:date="2025-10-29T11:38:00Z" w16du:dateUtc="2025-10-29T00:38:00Z">
+          <w:del w:id="430" w:author="Daniel Noble" w:date="2025-10-28T11:49:00Z" w16du:dateUtc="2025-10-28T00:49:00Z"/>
+        </w:rPr>
+      </w:pPr>
+      <w:commentRangeStart w:id="431"/>
+      <w:ins w:id="432" w:author="Daniel Noble" w:date="2025-10-28T11:49:00Z" w16du:dateUtc="2025-10-28T00:49:00Z">
+        <w:r>
+          <w:t xml:space="preserve">Environmental factors known to impact thermal sensitivity, such as water and drought stress [e.g., @Marchin2022; @Youngblood2025], nutritional and dietary changes [e.g., @Mengutay2013; @Andersen2010] can also be incorporated into systems modelling approach through their </w:t>
+        </w:r>
+      </w:ins>
+      <w:commentRangeEnd w:id="431"/>
+      <w:ins w:id="433" w:author="Daniel Noble" w:date="2025-10-29T13:39:00Z" w16du:dateUtc="2025-10-29T02:39:00Z">
+        <w:r>
+          <w:rPr>
+            <w:rStyle w:val="CommentReference"/>
+          </w:rPr>
+          <w:commentReference w:id="431"/>
+        </w:r>
+      </w:ins>
+      <w:ins w:id="434" w:author="Daniel Noble" w:date="2025-10-28T11:49:00Z" w16du:dateUtc="2025-10-28T00:49:00Z">
+        <w:r>
+          <w:t xml:space="preserve">impacts on thermal sensitivity and tolerance [@Arnold2025a; @fig-sys]. Indeed, an exciting potential application of a systems-modelling approach is to explore how microclimatic conditions mediate changes to interactions between plant and animal microbial communities. Interactions between plants and microorganisms, such as plant growth-promoting rhizobacteria (PGPR), arbuscular mycorrhizal fungi (AMF), and bacterial or fungal endophytes are known to impact growth, defense, and heat tolerance in plants [@Chouhan2023; @Marquez2007], and gut microbiotia can impact heat tolerance in animals [@Hoang2019]. </w:t>
+        </w:r>
+      </w:ins>
+      <w:ins w:id="435" w:author="Daniel Noble" w:date="2025-10-29T11:38:00Z" w16du:dateUtc="2025-10-29T00:38:00Z">
         <w:r>
           <w:t>M</w:t>
         </w:r>
@@ -3410,14 +3503,14 @@
           <w:t xml:space="preserve"> </w:t>
         </w:r>
       </w:ins>
-      <w:del w:id="416" w:author="Daniel Noble" w:date="2025-10-28T11:49:00Z" w16du:dateUtc="2025-10-28T00:49:00Z">
+      <w:del w:id="436" w:author="Daniel Noble" w:date="2025-10-28T11:49:00Z" w16du:dateUtc="2025-10-28T00:49:00Z">
         <w:r>
           <w:delText xml:space="preserve">The concept of damage and repair is important for understanding how heat waves affect organisms because both processes can result in lagged responses to heat stress – a common feature of extreme heat events [20,54]. Once the thermal sensitivity (i.e., the slope </w:delText>
         </w:r>
       </w:del>
       <m:oMath>
         <m:r>
-          <w:del w:id="417" w:author="Daniel Noble" w:date="2025-10-28T11:49:00Z" w16du:dateUtc="2025-10-28T00:49:00Z">
+          <w:del w:id="437" w:author="Daniel Noble" w:date="2025-10-28T11:49:00Z" w16du:dateUtc="2025-10-28T00:49:00Z">
             <w:rPr>
               <w:rFonts w:ascii="Cambria Math" w:hAnsi="Cambria Math"/>
             </w:rPr>
@@ -3425,7 +3518,7 @@
           </w:del>
         </m:r>
       </m:oMath>
-      <w:del w:id="418" w:author="Daniel Noble" w:date="2025-10-28T11:49:00Z" w16du:dateUtc="2025-10-28T00:49:00Z">
+      <w:del w:id="438" w:author="Daniel Noble" w:date="2025-10-28T11:49:00Z" w16du:dateUtc="2025-10-28T00:49:00Z">
         <w:r>
           <w:delText xml:space="preserve">, Figure 1) for a particular endpoint has been quantified it can be used to predict the accumulation of damage during stressful temperatures experienced under realistic conditions [10,11,20,51]. Several approaches can be used to capture the accumulation of damage [10,11,51], but a simplistic way follows Ørsted </w:delText>
         </w:r>
@@ -3446,17 +3539,17 @@
         <w:pStyle w:val="BodyText"/>
         <w:spacing w:line="360" w:lineRule="auto"/>
         <w:rPr>
-          <w:del w:id="419" w:author="Daniel Noble" w:date="2025-10-28T11:49:00Z" w16du:dateUtc="2025-10-28T00:49:00Z"/>
-        </w:rPr>
-      </w:pPr>
-      <w:bookmarkStart w:id="420" w:name="eq-hi"/>
+          <w:del w:id="439" w:author="Daniel Noble" w:date="2025-10-28T11:49:00Z" w16du:dateUtc="2025-10-28T00:49:00Z"/>
+        </w:rPr>
+      </w:pPr>
+      <w:bookmarkStart w:id="440" w:name="eq-hi"/>
       <m:oMathPara>
         <m:oMathParaPr>
           <m:jc m:val="center"/>
         </m:oMathParaPr>
         <m:oMath>
           <m:r>
-            <w:del w:id="421" w:author="Daniel Noble" w:date="2025-10-28T11:49:00Z" w16du:dateUtc="2025-10-28T00:49:00Z">
+            <w:del w:id="441" w:author="Daniel Noble" w:date="2025-10-28T11:49:00Z" w16du:dateUtc="2025-10-28T00:49:00Z">
               <w:rPr>
                 <w:rFonts w:ascii="Cambria Math" w:hAnsi="Cambria Math"/>
               </w:rPr>
@@ -3464,7 +3557,7 @@
             </w:del>
           </m:r>
           <m:r>
-            <w:del w:id="422" w:author="Daniel Noble" w:date="2025-10-28T11:49:00Z" w16du:dateUtc="2025-10-28T00:49:00Z">
+            <w:del w:id="442" w:author="Daniel Noble" w:date="2025-10-28T11:49:00Z" w16du:dateUtc="2025-10-28T00:49:00Z">
               <m:rPr>
                 <m:sty m:val="p"/>
               </m:rPr>
@@ -3479,7 +3572,7 @@
               <m:chr m:val="∑"/>
               <m:limLoc m:val="undOvr"/>
               <m:ctrlPr>
-                <w:del w:id="423" w:author="Daniel Noble" w:date="2025-10-28T11:49:00Z" w16du:dateUtc="2025-10-28T00:49:00Z">
+                <w:del w:id="443" w:author="Daniel Noble" w:date="2025-10-28T11:49:00Z" w16du:dateUtc="2025-10-28T00:49:00Z">
                   <w:rPr>
                     <w:rFonts w:ascii="Cambria Math" w:hAnsi="Cambria Math"/>
                   </w:rPr>
@@ -3488,7 +3581,7 @@
             </m:naryPr>
             <m:sub>
               <m:r>
-                <w:del w:id="424" w:author="Daniel Noble" w:date="2025-10-28T11:49:00Z" w16du:dateUtc="2025-10-28T00:49:00Z">
+                <w:del w:id="444" w:author="Daniel Noble" w:date="2025-10-28T11:49:00Z" w16du:dateUtc="2025-10-28T00:49:00Z">
                   <w:rPr>
                     <w:rFonts w:ascii="Cambria Math" w:hAnsi="Cambria Math"/>
                   </w:rPr>
@@ -3496,7 +3589,7 @@
                 </w:del>
               </m:r>
               <m:r>
-                <w:del w:id="425" w:author="Daniel Noble" w:date="2025-10-28T11:49:00Z" w16du:dateUtc="2025-10-28T00:49:00Z">
+                <w:del w:id="445" w:author="Daniel Noble" w:date="2025-10-28T11:49:00Z" w16du:dateUtc="2025-10-28T00:49:00Z">
                   <m:rPr>
                     <m:sty m:val="p"/>
                   </m:rPr>
@@ -3507,7 +3600,7 @@
                 </w:del>
               </m:r>
               <m:r>
-                <w:del w:id="426" w:author="Daniel Noble" w:date="2025-10-28T11:49:00Z" w16du:dateUtc="2025-10-28T00:49:00Z">
+                <w:del w:id="446" w:author="Daniel Noble" w:date="2025-10-28T11:49:00Z" w16du:dateUtc="2025-10-28T00:49:00Z">
                   <w:rPr>
                     <w:rFonts w:ascii="Cambria Math" w:hAnsi="Cambria Math"/>
                   </w:rPr>
@@ -3519,7 +3612,7 @@
               <m:sSub>
                 <m:sSubPr>
                   <m:ctrlPr>
-                    <w:del w:id="427" w:author="Daniel Noble" w:date="2025-10-28T11:49:00Z" w16du:dateUtc="2025-10-28T00:49:00Z">
+                    <w:del w:id="447" w:author="Daniel Noble" w:date="2025-10-28T11:49:00Z" w16du:dateUtc="2025-10-28T00:49:00Z">
                       <w:rPr>
                         <w:rFonts w:ascii="Cambria Math" w:hAnsi="Cambria Math"/>
                       </w:rPr>
@@ -3528,7 +3621,7 @@
                 </m:sSubPr>
                 <m:e>
                   <m:r>
-                    <w:del w:id="428" w:author="Daniel Noble" w:date="2025-10-28T11:49:00Z" w16du:dateUtc="2025-10-28T00:49:00Z">
+                    <w:del w:id="448" w:author="Daniel Noble" w:date="2025-10-28T11:49:00Z" w16du:dateUtc="2025-10-28T00:49:00Z">
                       <w:rPr>
                         <w:rFonts w:ascii="Cambria Math" w:hAnsi="Cambria Math"/>
                       </w:rPr>
@@ -3538,7 +3631,7 @@
                 </m:e>
                 <m:sub>
                   <m:r>
-                    <w:del w:id="429" w:author="Daniel Noble" w:date="2025-10-28T11:49:00Z" w16du:dateUtc="2025-10-28T00:49:00Z">
+                    <w:del w:id="449" w:author="Daniel Noble" w:date="2025-10-28T11:49:00Z" w16du:dateUtc="2025-10-28T00:49:00Z">
                       <w:rPr>
                         <w:rFonts w:ascii="Cambria Math" w:hAnsi="Cambria Math"/>
                       </w:rPr>
@@ -3548,7 +3641,7 @@
                 </m:sub>
               </m:sSub>
               <m:r>
-                <w:del w:id="430" w:author="Daniel Noble" w:date="2025-10-28T11:49:00Z" w16du:dateUtc="2025-10-28T00:49:00Z">
+                <w:del w:id="450" w:author="Daniel Noble" w:date="2025-10-28T11:49:00Z" w16du:dateUtc="2025-10-28T00:49:00Z">
                   <m:rPr>
                     <m:sty m:val="p"/>
                   </m:rPr>
@@ -3561,7 +3654,7 @@
               <m:sSub>
                 <m:sSubPr>
                   <m:ctrlPr>
-                    <w:del w:id="431" w:author="Daniel Noble" w:date="2025-10-28T11:49:00Z" w16du:dateUtc="2025-10-28T00:49:00Z">
+                    <w:del w:id="451" w:author="Daniel Noble" w:date="2025-10-28T11:49:00Z" w16du:dateUtc="2025-10-28T00:49:00Z">
                       <w:rPr>
                         <w:rFonts w:ascii="Cambria Math" w:hAnsi="Cambria Math"/>
                       </w:rPr>
@@ -3570,7 +3663,7 @@
                 </m:sSubPr>
                 <m:e>
                   <m:r>
-                    <w:del w:id="432" w:author="Daniel Noble" w:date="2025-10-28T11:49:00Z" w16du:dateUtc="2025-10-28T00:49:00Z">
+                    <w:del w:id="452" w:author="Daniel Noble" w:date="2025-10-28T11:49:00Z" w16du:dateUtc="2025-10-28T00:49:00Z">
                       <w:rPr>
                         <w:rFonts w:ascii="Cambria Math" w:hAnsi="Cambria Math"/>
                       </w:rPr>
@@ -3580,7 +3673,7 @@
                 </m:e>
                 <m:sub>
                   <m:r>
-                    <w:del w:id="433" w:author="Daniel Noble" w:date="2025-10-28T11:49:00Z" w16du:dateUtc="2025-10-28T00:49:00Z">
+                    <w:del w:id="453" w:author="Daniel Noble" w:date="2025-10-28T11:49:00Z" w16du:dateUtc="2025-10-28T00:49:00Z">
                       <w:rPr>
                         <w:rFonts w:ascii="Cambria Math" w:hAnsi="Cambria Math"/>
                       </w:rPr>
@@ -3594,7 +3687,7 @@
               <m:f>
                 <m:fPr>
                   <m:ctrlPr>
-                    <w:del w:id="434" w:author="Daniel Noble" w:date="2025-10-28T11:49:00Z" w16du:dateUtc="2025-10-28T00:49:00Z">
+                    <w:del w:id="454" w:author="Daniel Noble" w:date="2025-10-28T11:49:00Z" w16du:dateUtc="2025-10-28T00:49:00Z">
                       <w:rPr>
                         <w:rFonts w:ascii="Cambria Math" w:hAnsi="Cambria Math"/>
                       </w:rPr>
@@ -3603,7 +3696,7 @@
                 </m:fPr>
                 <m:num>
                   <m:r>
-                    <w:del w:id="435" w:author="Daniel Noble" w:date="2025-10-28T11:49:00Z" w16du:dateUtc="2025-10-28T00:49:00Z">
+                    <w:del w:id="455" w:author="Daniel Noble" w:date="2025-10-28T11:49:00Z" w16du:dateUtc="2025-10-28T00:49:00Z">
                       <w:rPr>
                         <w:rFonts w:ascii="Cambria Math" w:hAnsi="Cambria Math"/>
                       </w:rPr>
@@ -3611,7 +3704,7 @@
                     </w:del>
                   </m:r>
                   <m:r>
-                    <w:del w:id="436" w:author="Daniel Noble" w:date="2025-10-28T11:49:00Z" w16du:dateUtc="2025-10-28T00:49:00Z">
+                    <w:del w:id="456" w:author="Daniel Noble" w:date="2025-10-28T11:49:00Z" w16du:dateUtc="2025-10-28T00:49:00Z">
                       <m:rPr>
                         <m:sty m:val="p"/>
                       </m:rPr>
@@ -3624,7 +3717,7 @@
                   <m:d>
                     <m:dPr>
                       <m:ctrlPr>
-                        <w:del w:id="437" w:author="Daniel Noble" w:date="2025-10-28T11:49:00Z" w16du:dateUtc="2025-10-28T00:49:00Z">
+                        <w:del w:id="457" w:author="Daniel Noble" w:date="2025-10-28T11:49:00Z" w16du:dateUtc="2025-10-28T00:49:00Z">
                           <w:rPr>
                             <w:rFonts w:ascii="Cambria Math" w:hAnsi="Cambria Math"/>
                           </w:rPr>
@@ -3635,7 +3728,7 @@
                       <m:sSub>
                         <m:sSubPr>
                           <m:ctrlPr>
-                            <w:del w:id="438" w:author="Daniel Noble" w:date="2025-10-28T11:49:00Z" w16du:dateUtc="2025-10-28T00:49:00Z">
+                            <w:del w:id="458" w:author="Daniel Noble" w:date="2025-10-28T11:49:00Z" w16du:dateUtc="2025-10-28T00:49:00Z">
                               <w:rPr>
                                 <w:rFonts w:ascii="Cambria Math" w:hAnsi="Cambria Math"/>
                               </w:rPr>
@@ -3644,7 +3737,7 @@
                         </m:sSubPr>
                         <m:e>
                           <m:r>
-                            <w:del w:id="439" w:author="Daniel Noble" w:date="2025-10-28T11:49:00Z" w16du:dateUtc="2025-10-28T00:49:00Z">
+                            <w:del w:id="459" w:author="Daniel Noble" w:date="2025-10-28T11:49:00Z" w16du:dateUtc="2025-10-28T00:49:00Z">
                               <w:rPr>
                                 <w:rFonts w:ascii="Cambria Math" w:hAnsi="Cambria Math"/>
                               </w:rPr>
@@ -3654,7 +3747,7 @@
                         </m:e>
                         <m:sub>
                           <m:r>
-                            <w:del w:id="440" w:author="Daniel Noble" w:date="2025-10-28T11:49:00Z" w16du:dateUtc="2025-10-28T00:49:00Z">
+                            <w:del w:id="460" w:author="Daniel Noble" w:date="2025-10-28T11:49:00Z" w16du:dateUtc="2025-10-28T00:49:00Z">
                               <w:rPr>
                                 <w:rFonts w:ascii="Cambria Math" w:hAnsi="Cambria Math"/>
                               </w:rPr>
@@ -3662,7 +3755,7 @@
                             </w:del>
                           </m:r>
                           <m:r>
-                            <w:del w:id="441" w:author="Daniel Noble" w:date="2025-10-28T11:49:00Z" w16du:dateUtc="2025-10-28T00:49:00Z">
+                            <w:del w:id="461" w:author="Daniel Noble" w:date="2025-10-28T11:49:00Z" w16du:dateUtc="2025-10-28T00:49:00Z">
                               <m:rPr>
                                 <m:sty m:val="p"/>
                               </m:rPr>
@@ -3673,7 +3766,7 @@
                             </w:del>
                           </m:r>
                           <m:r>
-                            <w:del w:id="442" w:author="Daniel Noble" w:date="2025-10-28T11:49:00Z" w16du:dateUtc="2025-10-28T00:49:00Z">
+                            <w:del w:id="462" w:author="Daniel Noble" w:date="2025-10-28T11:49:00Z" w16du:dateUtc="2025-10-28T00:49:00Z">
                               <w:rPr>
                                 <w:rFonts w:ascii="Cambria Math" w:hAnsi="Cambria Math"/>
                               </w:rPr>
@@ -3683,7 +3776,7 @@
                         </m:sub>
                       </m:sSub>
                       <m:r>
-                        <w:del w:id="443" w:author="Daniel Noble" w:date="2025-10-28T11:49:00Z" w16du:dateUtc="2025-10-28T00:49:00Z">
+                        <w:del w:id="463" w:author="Daniel Noble" w:date="2025-10-28T11:49:00Z" w16du:dateUtc="2025-10-28T00:49:00Z">
                           <m:rPr>
                             <m:sty m:val="p"/>
                           </m:rPr>
@@ -3696,7 +3789,7 @@
                       <m:sSub>
                         <m:sSubPr>
                           <m:ctrlPr>
-                            <w:del w:id="444" w:author="Daniel Noble" w:date="2025-10-28T11:49:00Z" w16du:dateUtc="2025-10-28T00:49:00Z">
+                            <w:del w:id="464" w:author="Daniel Noble" w:date="2025-10-28T11:49:00Z" w16du:dateUtc="2025-10-28T00:49:00Z">
                               <w:rPr>
                                 <w:rFonts w:ascii="Cambria Math" w:hAnsi="Cambria Math"/>
                               </w:rPr>
@@ -3705,7 +3798,7 @@
                         </m:sSubPr>
                         <m:e>
                           <m:r>
-                            <w:del w:id="445" w:author="Daniel Noble" w:date="2025-10-28T11:49:00Z" w16du:dateUtc="2025-10-28T00:49:00Z">
+                            <w:del w:id="465" w:author="Daniel Noble" w:date="2025-10-28T11:49:00Z" w16du:dateUtc="2025-10-28T00:49:00Z">
                               <w:rPr>
                                 <w:rFonts w:ascii="Cambria Math" w:hAnsi="Cambria Math"/>
                               </w:rPr>
@@ -3715,7 +3808,7 @@
                         </m:e>
                         <m:sub>
                           <m:r>
-                            <w:del w:id="446" w:author="Daniel Noble" w:date="2025-10-28T11:49:00Z" w16du:dateUtc="2025-10-28T00:49:00Z">
+                            <w:del w:id="466" w:author="Daniel Noble" w:date="2025-10-28T11:49:00Z" w16du:dateUtc="2025-10-28T00:49:00Z">
                               <w:rPr>
                                 <w:rFonts w:ascii="Cambria Math" w:hAnsi="Cambria Math"/>
                               </w:rPr>
@@ -3731,7 +3824,7 @@
                   <m:sSup>
                     <m:sSupPr>
                       <m:ctrlPr>
-                        <w:del w:id="447" w:author="Daniel Noble" w:date="2025-10-28T11:49:00Z" w16du:dateUtc="2025-10-28T00:49:00Z">
+                        <w:del w:id="467" w:author="Daniel Noble" w:date="2025-10-28T11:49:00Z" w16du:dateUtc="2025-10-28T00:49:00Z">
                           <w:rPr>
                             <w:rFonts w:ascii="Cambria Math" w:hAnsi="Cambria Math"/>
                           </w:rPr>
@@ -3740,7 +3833,7 @@
                     </m:sSupPr>
                     <m:e>
                       <m:r>
-                        <w:del w:id="448" w:author="Daniel Noble" w:date="2025-10-28T11:49:00Z" w16du:dateUtc="2025-10-28T00:49:00Z">
+                        <w:del w:id="468" w:author="Daniel Noble" w:date="2025-10-28T11:49:00Z" w16du:dateUtc="2025-10-28T00:49:00Z">
                           <w:rPr>
                             <w:rFonts w:ascii="Cambria Math" w:hAnsi="Cambria Math"/>
                           </w:rPr>
@@ -3752,7 +3845,7 @@
                       <m:d>
                         <m:dPr>
                           <m:ctrlPr>
-                            <w:del w:id="449" w:author="Daniel Noble" w:date="2025-10-28T11:49:00Z" w16du:dateUtc="2025-10-28T00:49:00Z">
+                            <w:del w:id="469" w:author="Daniel Noble" w:date="2025-10-28T11:49:00Z" w16du:dateUtc="2025-10-28T00:49:00Z">
                               <w:rPr>
                                 <w:rFonts w:ascii="Cambria Math" w:hAnsi="Cambria Math"/>
                               </w:rPr>
@@ -3761,7 +3854,7 @@
                         </m:dPr>
                         <m:e>
                           <m:r>
-                            <w:del w:id="450" w:author="Daniel Noble" w:date="2025-10-28T11:49:00Z" w16du:dateUtc="2025-10-28T00:49:00Z">
+                            <w:del w:id="470" w:author="Daniel Noble" w:date="2025-10-28T11:49:00Z" w16du:dateUtc="2025-10-28T00:49:00Z">
                               <m:rPr>
                                 <m:sty m:val="p"/>
                               </m:rPr>
@@ -3774,7 +3867,7 @@
                           <m:f>
                             <m:fPr>
                               <m:ctrlPr>
-                                <w:del w:id="451" w:author="Daniel Noble" w:date="2025-10-28T11:49:00Z" w16du:dateUtc="2025-10-28T00:49:00Z">
+                                <w:del w:id="471" w:author="Daniel Noble" w:date="2025-10-28T11:49:00Z" w16du:dateUtc="2025-10-28T00:49:00Z">
                                   <w:rPr>
                                     <w:rFonts w:ascii="Cambria Math" w:hAnsi="Cambria Math"/>
                                   </w:rPr>
@@ -3783,7 +3876,7 @@
                             </m:fPr>
                             <m:num>
                               <m:r>
-                                <w:del w:id="452" w:author="Daniel Noble" w:date="2025-10-28T11:49:00Z" w16du:dateUtc="2025-10-28T00:49:00Z">
+                                <w:del w:id="472" w:author="Daniel Noble" w:date="2025-10-28T11:49:00Z" w16du:dateUtc="2025-10-28T00:49:00Z">
                                   <w:rPr>
                                     <w:rFonts w:ascii="Cambria Math" w:hAnsi="Cambria Math"/>
                                   </w:rPr>
@@ -3793,7 +3886,7 @@
                             </m:num>
                             <m:den>
                               <m:r>
-                                <w:del w:id="453" w:author="Daniel Noble" w:date="2025-10-28T11:49:00Z" w16du:dateUtc="2025-10-28T00:49:00Z">
+                                <w:del w:id="473" w:author="Daniel Noble" w:date="2025-10-28T11:49:00Z" w16du:dateUtc="2025-10-28T00:49:00Z">
                                   <w:rPr>
                                     <w:rFonts w:ascii="Cambria Math" w:hAnsi="Cambria Math"/>
                                   </w:rPr>
@@ -3803,7 +3896,7 @@
                             </m:den>
                           </m:f>
                           <m:r>
-                            <w:del w:id="454" w:author="Daniel Noble" w:date="2025-10-28T11:49:00Z" w16du:dateUtc="2025-10-28T00:49:00Z">
+                            <w:del w:id="474" w:author="Daniel Noble" w:date="2025-10-28T11:49:00Z" w16du:dateUtc="2025-10-28T00:49:00Z">
                               <m:rPr>
                                 <m:sty m:val="p"/>
                               </m:rPr>
@@ -3814,7 +3907,7 @@
                             </w:del>
                           </m:r>
                           <m:r>
-                            <w:del w:id="455" w:author="Daniel Noble" w:date="2025-10-28T11:49:00Z" w16du:dateUtc="2025-10-28T00:49:00Z">
+                            <w:del w:id="475" w:author="Daniel Noble" w:date="2025-10-28T11:49:00Z" w16du:dateUtc="2025-10-28T00:49:00Z">
                               <w:rPr>
                                 <w:rFonts w:ascii="Cambria Math" w:hAnsi="Cambria Math"/>
                               </w:rPr>
@@ -3824,7 +3917,7 @@
                           <m:d>
                             <m:dPr>
                               <m:ctrlPr>
-                                <w:del w:id="456" w:author="Daniel Noble" w:date="2025-10-28T11:49:00Z" w16du:dateUtc="2025-10-28T00:49:00Z">
+                                <w:del w:id="476" w:author="Daniel Noble" w:date="2025-10-28T11:49:00Z" w16du:dateUtc="2025-10-28T00:49:00Z">
                                   <w:rPr>
                                     <w:rFonts w:ascii="Cambria Math" w:hAnsi="Cambria Math"/>
                                   </w:rPr>
@@ -3835,7 +3928,7 @@
                               <m:sSub>
                                 <m:sSubPr>
                                   <m:ctrlPr>
-                                    <w:del w:id="457" w:author="Daniel Noble" w:date="2025-10-28T11:49:00Z" w16du:dateUtc="2025-10-28T00:49:00Z">
+                                    <w:del w:id="477" w:author="Daniel Noble" w:date="2025-10-28T11:49:00Z" w16du:dateUtc="2025-10-28T00:49:00Z">
                                       <w:rPr>
                                         <w:rFonts w:ascii="Cambria Math" w:hAnsi="Cambria Math"/>
                                       </w:rPr>
@@ -3844,7 +3937,7 @@
                                 </m:sSubPr>
                                 <m:e>
                                   <m:r>
-                                    <w:del w:id="458" w:author="Daniel Noble" w:date="2025-10-28T11:49:00Z" w16du:dateUtc="2025-10-28T00:49:00Z">
+                                    <w:del w:id="478" w:author="Daniel Noble" w:date="2025-10-28T11:49:00Z" w16du:dateUtc="2025-10-28T00:49:00Z">
                                       <w:rPr>
                                         <w:rFonts w:ascii="Cambria Math" w:hAnsi="Cambria Math"/>
                                       </w:rPr>
@@ -3854,7 +3947,7 @@
                                 </m:e>
                                 <m:sub>
                                   <m:r>
-                                    <w:del w:id="459" w:author="Daniel Noble" w:date="2025-10-28T11:49:00Z" w16du:dateUtc="2025-10-28T00:49:00Z">
+                                    <w:del w:id="479" w:author="Daniel Noble" w:date="2025-10-28T11:49:00Z" w16du:dateUtc="2025-10-28T00:49:00Z">
                                       <w:rPr>
                                         <w:rFonts w:ascii="Cambria Math" w:hAnsi="Cambria Math"/>
                                       </w:rPr>
@@ -3864,7 +3957,7 @@
                                 </m:sub>
                               </m:sSub>
                               <m:r>
-                                <w:del w:id="460" w:author="Daniel Noble" w:date="2025-10-28T11:49:00Z" w16du:dateUtc="2025-10-28T00:49:00Z">
+                                <w:del w:id="480" w:author="Daniel Noble" w:date="2025-10-28T11:49:00Z" w16du:dateUtc="2025-10-28T00:49:00Z">
                                   <m:rPr>
                                     <m:sty m:val="p"/>
                                   </m:rPr>
@@ -3877,7 +3970,7 @@
                               <m:sSub>
                                 <m:sSubPr>
                                   <m:ctrlPr>
-                                    <w:del w:id="461" w:author="Daniel Noble" w:date="2025-10-28T11:49:00Z" w16du:dateUtc="2025-10-28T00:49:00Z">
+                                    <w:del w:id="481" w:author="Daniel Noble" w:date="2025-10-28T11:49:00Z" w16du:dateUtc="2025-10-28T00:49:00Z">
                                       <w:rPr>
                                         <w:rFonts w:ascii="Cambria Math" w:hAnsi="Cambria Math"/>
                                       </w:rPr>
@@ -3886,7 +3979,7 @@
                                 </m:sSubPr>
                                 <m:e>
                                   <m:r>
-                                    <w:del w:id="462" w:author="Daniel Noble" w:date="2025-10-28T11:49:00Z" w16du:dateUtc="2025-10-28T00:49:00Z">
+                                    <w:del w:id="482" w:author="Daniel Noble" w:date="2025-10-28T11:49:00Z" w16du:dateUtc="2025-10-28T00:49:00Z">
                                       <w:rPr>
                                         <w:rFonts w:ascii="Cambria Math" w:hAnsi="Cambria Math"/>
                                       </w:rPr>
@@ -3896,7 +3989,7 @@
                                 </m:e>
                                 <m:sub>
                                   <m:r>
-                                    <w:del w:id="463" w:author="Daniel Noble" w:date="2025-10-28T11:49:00Z" w16du:dateUtc="2025-10-28T00:49:00Z">
+                                    <w:del w:id="483" w:author="Daniel Noble" w:date="2025-10-28T11:49:00Z" w16du:dateUtc="2025-10-28T00:49:00Z">
                                       <w:rPr>
                                         <w:rFonts w:ascii="Cambria Math" w:hAnsi="Cambria Math"/>
                                       </w:rPr>
@@ -3904,7 +3997,7 @@
                                     </w:del>
                                   </m:r>
                                   <m:r>
-                                    <w:del w:id="464" w:author="Daniel Noble" w:date="2025-10-28T11:49:00Z" w16du:dateUtc="2025-10-28T00:49:00Z">
+                                    <w:del w:id="484" w:author="Daniel Noble" w:date="2025-10-28T11:49:00Z" w16du:dateUtc="2025-10-28T00:49:00Z">
                                       <m:rPr>
                                         <m:sty m:val="p"/>
                                       </m:rPr>
@@ -3915,7 +4008,7 @@
                                     </w:del>
                                   </m:r>
                                   <m:r>
-                                    <w:del w:id="465" w:author="Daniel Noble" w:date="2025-10-28T11:49:00Z" w16du:dateUtc="2025-10-28T00:49:00Z">
+                                    <w:del w:id="485" w:author="Daniel Noble" w:date="2025-10-28T11:49:00Z" w16du:dateUtc="2025-10-28T00:49:00Z">
                                       <w:rPr>
                                         <w:rFonts w:ascii="Cambria Math" w:hAnsi="Cambria Math"/>
                                       </w:rPr>
@@ -3927,7 +4020,7 @@
                             </m:e>
                           </m:d>
                           <m:r>
-                            <w:del w:id="466" w:author="Daniel Noble" w:date="2025-10-28T11:49:00Z" w16du:dateUtc="2025-10-28T00:49:00Z">
+                            <w:del w:id="486" w:author="Daniel Noble" w:date="2025-10-28T11:49:00Z" w16du:dateUtc="2025-10-28T00:49:00Z">
                               <m:rPr>
                                 <m:sty m:val="p"/>
                               </m:rPr>
@@ -3938,7 +4031,7 @@
                             </w:del>
                           </m:r>
                           <m:r>
-                            <w:del w:id="467" w:author="Daniel Noble" w:date="2025-10-28T11:49:00Z" w16du:dateUtc="2025-10-28T00:49:00Z">
+                            <w:del w:id="487" w:author="Daniel Noble" w:date="2025-10-28T11:49:00Z" w16du:dateUtc="2025-10-28T00:49:00Z">
                               <w:rPr>
                                 <w:rFonts w:ascii="Cambria Math" w:hAnsi="Cambria Math"/>
                               </w:rPr>
@@ -3954,7 +4047,7 @@
             </m:e>
           </m:nary>
           <m:r>
-            <w:del w:id="468" w:author="Daniel Noble" w:date="2025-10-28T11:49:00Z" w16du:dateUtc="2025-10-28T00:49:00Z">
+            <w:del w:id="488" w:author="Daniel Noble" w:date="2025-10-28T11:49:00Z" w16du:dateUtc="2025-10-28T00:49:00Z">
               <w:rPr>
                 <w:rFonts w:ascii="Cambria Math" w:hAnsi="Cambria Math"/>
               </w:rPr>
@@ -3964,7 +4057,7 @@
           <m:d>
             <m:dPr>
               <m:ctrlPr>
-                <w:del w:id="469" w:author="Daniel Noble" w:date="2025-10-28T11:49:00Z" w16du:dateUtc="2025-10-28T00:49:00Z">
+                <w:del w:id="489" w:author="Daniel Noble" w:date="2025-10-28T11:49:00Z" w16du:dateUtc="2025-10-28T00:49:00Z">
                   <w:rPr>
                     <w:rFonts w:ascii="Cambria Math" w:hAnsi="Cambria Math"/>
                   </w:rPr>
@@ -3973,7 +4066,7 @@
             </m:dPr>
             <m:e>
               <m:r>
-                <w:del w:id="470" w:author="Daniel Noble" w:date="2025-10-28T11:49:00Z" w16du:dateUtc="2025-10-28T00:49:00Z">
+                <w:del w:id="490" w:author="Daniel Noble" w:date="2025-10-28T11:49:00Z" w16du:dateUtc="2025-10-28T00:49:00Z">
                   <w:rPr>
                     <w:rFonts w:ascii="Cambria Math" w:hAnsi="Cambria Math"/>
                   </w:rPr>
@@ -3984,17 +4077,17 @@
           </m:d>
         </m:oMath>
       </m:oMathPara>
-      <w:bookmarkEnd w:id="420"/>
+      <w:bookmarkEnd w:id="440"/>
     </w:p>
     <w:p>
       <w:pPr>
         <w:pStyle w:val="FirstParagraph"/>
         <w:spacing w:line="360" w:lineRule="auto"/>
         <w:rPr>
-          <w:del w:id="471" w:author="Daniel Noble" w:date="2025-10-28T11:49:00Z" w16du:dateUtc="2025-10-28T00:49:00Z"/>
-        </w:rPr>
-      </w:pPr>
-      <w:del w:id="472" w:author="Daniel Noble" w:date="2025-10-28T11:49:00Z" w16du:dateUtc="2025-10-28T00:49:00Z">
+          <w:del w:id="491" w:author="Daniel Noble" w:date="2025-10-28T11:49:00Z" w16du:dateUtc="2025-10-28T00:49:00Z"/>
+        </w:rPr>
+      </w:pPr>
+      <w:del w:id="492" w:author="Daniel Noble" w:date="2025-10-28T11:49:00Z" w16du:dateUtc="2025-10-28T00:49:00Z">
         <w:r>
           <w:fldChar w:fldCharType="begin"/>
         </w:r>
@@ -4019,7 +4112,7 @@
       </w:del>
       <m:oMath>
         <m:r>
-          <w:del w:id="473" w:author="Daniel Noble" w:date="2025-10-28T11:49:00Z" w16du:dateUtc="2025-10-28T00:49:00Z">
+          <w:del w:id="493" w:author="Daniel Noble" w:date="2025-10-28T11:49:00Z" w16du:dateUtc="2025-10-28T00:49:00Z">
             <w:rPr>
               <w:rFonts w:ascii="Cambria Math" w:hAnsi="Cambria Math"/>
             </w:rPr>
@@ -4027,7 +4120,7 @@
           </w:del>
         </m:r>
       </m:oMath>
-      <w:del w:id="474" w:author="Daniel Noble" w:date="2025-10-28T11:49:00Z" w16du:dateUtc="2025-10-28T00:49:00Z">
+      <w:del w:id="494" w:author="Daniel Noble" w:date="2025-10-28T11:49:00Z" w16du:dateUtc="2025-10-28T00:49:00Z">
         <w:r>
           <w:delText xml:space="preserve">, during heat stress events (i.e., when body temperatures are greater than the critical temperatures, </w:delText>
         </w:r>
@@ -4036,7 +4129,7 @@
         <m:sSub>
           <m:sSubPr>
             <m:ctrlPr>
-              <w:del w:id="475" w:author="Daniel Noble" w:date="2025-10-28T11:49:00Z" w16du:dateUtc="2025-10-28T00:49:00Z">
+              <w:del w:id="495" w:author="Daniel Noble" w:date="2025-10-28T11:49:00Z" w16du:dateUtc="2025-10-28T00:49:00Z">
                 <w:rPr>
                   <w:rFonts w:ascii="Cambria Math" w:hAnsi="Cambria Math"/>
                 </w:rPr>
@@ -4045,7 +4138,7 @@
           </m:sSubPr>
           <m:e>
             <m:r>
-              <w:del w:id="476" w:author="Daniel Noble" w:date="2025-10-28T11:49:00Z" w16du:dateUtc="2025-10-28T00:49:00Z">
+              <w:del w:id="496" w:author="Daniel Noble" w:date="2025-10-28T11:49:00Z" w16du:dateUtc="2025-10-28T00:49:00Z">
                 <w:rPr>
                   <w:rFonts w:ascii="Cambria Math" w:hAnsi="Cambria Math"/>
                 </w:rPr>
@@ -4055,7 +4148,7 @@
           </m:e>
           <m:sub>
             <m:r>
-              <w:del w:id="477" w:author="Daniel Noble" w:date="2025-10-28T11:49:00Z" w16du:dateUtc="2025-10-28T00:49:00Z">
+              <w:del w:id="497" w:author="Daniel Noble" w:date="2025-10-28T11:49:00Z" w16du:dateUtc="2025-10-28T00:49:00Z">
                 <w:rPr>
                   <w:rFonts w:ascii="Cambria Math" w:hAnsi="Cambria Math"/>
                 </w:rPr>
@@ -4065,7 +4158,7 @@
           </m:sub>
         </m:sSub>
         <m:r>
-          <w:del w:id="478" w:author="Daniel Noble" w:date="2025-10-28T11:49:00Z" w16du:dateUtc="2025-10-28T00:49:00Z">
+          <w:del w:id="498" w:author="Daniel Noble" w:date="2025-10-28T11:49:00Z" w16du:dateUtc="2025-10-28T00:49:00Z">
             <m:rPr>
               <m:sty m:val="p"/>
             </m:rPr>
@@ -4078,7 +4171,7 @@
         <m:sSub>
           <m:sSubPr>
             <m:ctrlPr>
-              <w:del w:id="479" w:author="Daniel Noble" w:date="2025-10-28T11:49:00Z" w16du:dateUtc="2025-10-28T00:49:00Z">
+              <w:del w:id="499" w:author="Daniel Noble" w:date="2025-10-28T11:49:00Z" w16du:dateUtc="2025-10-28T00:49:00Z">
                 <w:rPr>
                   <w:rFonts w:ascii="Cambria Math" w:hAnsi="Cambria Math"/>
                 </w:rPr>
@@ -4087,7 +4180,7 @@
           </m:sSubPr>
           <m:e>
             <m:r>
-              <w:del w:id="480" w:author="Daniel Noble" w:date="2025-10-28T11:49:00Z" w16du:dateUtc="2025-10-28T00:49:00Z">
+              <w:del w:id="500" w:author="Daniel Noble" w:date="2025-10-28T11:49:00Z" w16du:dateUtc="2025-10-28T00:49:00Z">
                 <w:rPr>
                   <w:rFonts w:ascii="Cambria Math" w:hAnsi="Cambria Math"/>
                 </w:rPr>
@@ -4097,7 +4190,7 @@
           </m:e>
           <m:sub>
             <m:r>
-              <w:del w:id="481" w:author="Daniel Noble" w:date="2025-10-28T11:49:00Z" w16du:dateUtc="2025-10-28T00:49:00Z">
+              <w:del w:id="501" w:author="Daniel Noble" w:date="2025-10-28T11:49:00Z" w16du:dateUtc="2025-10-28T00:49:00Z">
                 <w:rPr>
                   <w:rFonts w:ascii="Cambria Math" w:hAnsi="Cambria Math"/>
                 </w:rPr>
@@ -4107,14 +4200,14 @@
           </m:sub>
         </m:sSub>
       </m:oMath>
-      <w:del w:id="482" w:author="Daniel Noble" w:date="2025-10-28T11:49:00Z" w16du:dateUtc="2025-10-28T00:49:00Z">
+      <w:del w:id="502" w:author="Daniel Noble" w:date="2025-10-28T11:49:00Z" w16du:dateUtc="2025-10-28T00:49:00Z">
         <w:r>
           <w:delText xml:space="preserve">) using information about the maximum temperature, </w:delText>
         </w:r>
       </w:del>
       <m:oMath>
         <m:r>
-          <w:del w:id="483" w:author="Daniel Noble" w:date="2025-10-28T11:49:00Z" w16du:dateUtc="2025-10-28T00:49:00Z">
+          <w:del w:id="503" w:author="Daniel Noble" w:date="2025-10-28T11:49:00Z" w16du:dateUtc="2025-10-28T00:49:00Z">
             <w:rPr>
               <w:rFonts w:ascii="Cambria Math" w:hAnsi="Cambria Math"/>
             </w:rPr>
@@ -4122,7 +4215,7 @@
           </w:del>
         </m:r>
       </m:oMath>
-      <w:del w:id="484" w:author="Daniel Noble" w:date="2025-10-28T11:49:00Z" w16du:dateUtc="2025-10-28T00:49:00Z">
+      <w:del w:id="504" w:author="Daniel Noble" w:date="2025-10-28T11:49:00Z" w16du:dateUtc="2025-10-28T00:49:00Z">
         <w:r>
           <w:delText xml:space="preserve">, experienced between time point </w:delText>
         </w:r>
@@ -4131,7 +4224,7 @@
         <m:sSub>
           <m:sSubPr>
             <m:ctrlPr>
-              <w:del w:id="485" w:author="Daniel Noble" w:date="2025-10-28T11:49:00Z" w16du:dateUtc="2025-10-28T00:49:00Z">
+              <w:del w:id="505" w:author="Daniel Noble" w:date="2025-10-28T11:49:00Z" w16du:dateUtc="2025-10-28T00:49:00Z">
                 <w:rPr>
                   <w:rFonts w:ascii="Cambria Math" w:hAnsi="Cambria Math"/>
                 </w:rPr>
@@ -4140,7 +4233,7 @@
           </m:sSubPr>
           <m:e>
             <m:r>
-              <w:del w:id="486" w:author="Daniel Noble" w:date="2025-10-28T11:49:00Z" w16du:dateUtc="2025-10-28T00:49:00Z">
+              <w:del w:id="506" w:author="Daniel Noble" w:date="2025-10-28T11:49:00Z" w16du:dateUtc="2025-10-28T00:49:00Z">
                 <w:rPr>
                   <w:rFonts w:ascii="Cambria Math" w:hAnsi="Cambria Math"/>
                 </w:rPr>
@@ -4150,7 +4243,7 @@
           </m:e>
           <m:sub>
             <m:r>
-              <w:del w:id="487" w:author="Daniel Noble" w:date="2025-10-28T11:49:00Z" w16du:dateUtc="2025-10-28T00:49:00Z">
+              <w:del w:id="507" w:author="Daniel Noble" w:date="2025-10-28T11:49:00Z" w16du:dateUtc="2025-10-28T00:49:00Z">
                 <w:rPr>
                   <w:rFonts w:ascii="Cambria Math" w:hAnsi="Cambria Math"/>
                 </w:rPr>
@@ -4160,7 +4253,7 @@
           </m:sub>
         </m:sSub>
       </m:oMath>
-      <w:del w:id="488" w:author="Daniel Noble" w:date="2025-10-28T11:49:00Z" w16du:dateUtc="2025-10-28T00:49:00Z">
+      <w:del w:id="508" w:author="Daniel Noble" w:date="2025-10-28T11:49:00Z" w16du:dateUtc="2025-10-28T00:49:00Z">
         <w:r>
           <w:delText xml:space="preserve"> and </w:delText>
         </w:r>
@@ -4169,7 +4262,7 @@
         <m:sSub>
           <m:sSubPr>
             <m:ctrlPr>
-              <w:del w:id="489" w:author="Daniel Noble" w:date="2025-10-28T11:49:00Z" w16du:dateUtc="2025-10-28T00:49:00Z">
+              <w:del w:id="509" w:author="Daniel Noble" w:date="2025-10-28T11:49:00Z" w16du:dateUtc="2025-10-28T00:49:00Z">
                 <w:rPr>
                   <w:rFonts w:ascii="Cambria Math" w:hAnsi="Cambria Math"/>
                 </w:rPr>
@@ -4178,7 +4271,7 @@
           </m:sSubPr>
           <m:e>
             <m:r>
-              <w:del w:id="490" w:author="Daniel Noble" w:date="2025-10-28T11:49:00Z" w16du:dateUtc="2025-10-28T00:49:00Z">
+              <w:del w:id="510" w:author="Daniel Noble" w:date="2025-10-28T11:49:00Z" w16du:dateUtc="2025-10-28T00:49:00Z">
                 <w:rPr>
                   <w:rFonts w:ascii="Cambria Math" w:hAnsi="Cambria Math"/>
                 </w:rPr>
@@ -4188,7 +4281,7 @@
           </m:e>
           <m:sub>
             <m:r>
-              <w:del w:id="491" w:author="Daniel Noble" w:date="2025-10-28T11:49:00Z" w16du:dateUtc="2025-10-28T00:49:00Z">
+              <w:del w:id="511" w:author="Daniel Noble" w:date="2025-10-28T11:49:00Z" w16du:dateUtc="2025-10-28T00:49:00Z">
                 <w:rPr>
                   <w:rFonts w:ascii="Cambria Math" w:hAnsi="Cambria Math"/>
                 </w:rPr>
@@ -4196,7 +4289,7 @@
               </w:del>
             </m:r>
             <m:r>
-              <w:del w:id="492" w:author="Daniel Noble" w:date="2025-10-28T11:49:00Z" w16du:dateUtc="2025-10-28T00:49:00Z">
+              <w:del w:id="512" w:author="Daniel Noble" w:date="2025-10-28T11:49:00Z" w16du:dateUtc="2025-10-28T00:49:00Z">
                 <m:rPr>
                   <m:sty m:val="p"/>
                 </m:rPr>
@@ -4207,7 +4300,7 @@
               </w:del>
             </m:r>
             <m:r>
-              <w:del w:id="493" w:author="Daniel Noble" w:date="2025-10-28T11:49:00Z" w16du:dateUtc="2025-10-28T00:49:00Z">
+              <w:del w:id="513" w:author="Daniel Noble" w:date="2025-10-28T11:49:00Z" w16du:dateUtc="2025-10-28T00:49:00Z">
                 <w:rPr>
                   <w:rFonts w:ascii="Cambria Math" w:hAnsi="Cambria Math"/>
                 </w:rPr>
@@ -4217,14 +4310,14 @@
           </m:sub>
         </m:sSub>
       </m:oMath>
-      <w:del w:id="494" w:author="Daniel Noble" w:date="2025-10-28T11:49:00Z" w16du:dateUtc="2025-10-28T00:49:00Z">
+      <w:del w:id="514" w:author="Daniel Noble" w:date="2025-10-28T11:49:00Z" w16du:dateUtc="2025-10-28T00:49:00Z">
         <w:r>
           <w:delText xml:space="preserve"> and the thermal sensitivity (i.e., </w:delText>
         </w:r>
       </w:del>
       <m:oMath>
         <m:r>
-          <w:del w:id="495" w:author="Daniel Noble" w:date="2025-10-28T11:49:00Z" w16du:dateUtc="2025-10-28T00:49:00Z">
+          <w:del w:id="515" w:author="Daniel Noble" w:date="2025-10-28T11:49:00Z" w16du:dateUtc="2025-10-28T00:49:00Z">
             <w:rPr>
               <w:rFonts w:ascii="Cambria Math" w:hAnsi="Cambria Math"/>
             </w:rPr>
@@ -4232,14 +4325,14 @@
           </w:del>
         </m:r>
       </m:oMath>
-      <w:del w:id="496" w:author="Daniel Noble" w:date="2025-10-28T11:49:00Z" w16du:dateUtc="2025-10-28T00:49:00Z">
+      <w:del w:id="516" w:author="Daniel Noble" w:date="2025-10-28T11:49:00Z" w16du:dateUtc="2025-10-28T00:49:00Z">
         <w:r>
           <w:delText xml:space="preserve"> and </w:delText>
         </w:r>
       </w:del>
       <m:oMath>
         <m:r>
-          <w:del w:id="497" w:author="Daniel Noble" w:date="2025-10-28T11:49:00Z" w16du:dateUtc="2025-10-28T00:49:00Z">
+          <w:del w:id="517" w:author="Daniel Noble" w:date="2025-10-28T11:49:00Z" w16du:dateUtc="2025-10-28T00:49:00Z">
             <w:rPr>
               <w:rFonts w:ascii="Cambria Math" w:hAnsi="Cambria Math"/>
             </w:rPr>
@@ -4247,7 +4340,7 @@
           </w:del>
         </m:r>
       </m:oMath>
-      <w:del w:id="498" w:author="Daniel Noble" w:date="2025-10-28T11:49:00Z" w16du:dateUtc="2025-10-28T00:49:00Z">
+      <w:del w:id="518" w:author="Daniel Noble" w:date="2025-10-28T11:49:00Z" w16du:dateUtc="2025-10-28T00:49:00Z">
         <w:r>
           <w:delText xml:space="preserve">). Once an organism accumulates damage to reach a given threshold the endpoint has been reached. Arnold </w:delText>
         </w:r>
@@ -4268,7 +4361,7 @@
         <w:pStyle w:val="BodyText"/>
         <w:spacing w:line="360" w:lineRule="auto"/>
       </w:pPr>
-      <w:del w:id="499" w:author="Daniel Noble" w:date="2025-10-28T11:49:00Z" w16du:dateUtc="2025-10-28T00:49:00Z">
+      <w:del w:id="519" w:author="Daniel Noble" w:date="2025-10-28T11:49:00Z" w16du:dateUtc="2025-10-28T00:49:00Z">
         <w:r>
           <w:delText>Environmental factors that impact thermal sensitivity can also be incorporated into TLS models (</w:delText>
         </w:r>
@@ -4322,27 +4415,18 @@
                 <w:b/>
                 <w:bCs/>
               </w:rPr>
-              <w:t xml:space="preserve">Box 1: Sensitivity to extreme heat is mediated by environmental </w:t>
+              <w:t>Box 1: Sensitivity to extreme heat is mediated by environmental feedbacks</w:t>
             </w:r>
-            <w:proofErr w:type="gramStart"/>
-            <w:r>
-              <w:rPr>
-                <w:b/>
-                <w:bCs/>
-              </w:rPr>
-              <w:t>feedbacks</w:t>
-            </w:r>
-            <w:proofErr w:type="gramEnd"/>
           </w:p>
           <w:p>
             <w:pPr>
               <w:pStyle w:val="BodyText"/>
               <w:spacing w:before="16" w:line="360" w:lineRule="auto"/>
               <w:rPr>
-                <w:del w:id="500" w:author="Daniel Noble" w:date="2025-10-28T11:50:00Z" w16du:dateUtc="2025-10-28T00:50:00Z"/>
+                <w:del w:id="520" w:author="Daniel Noble" w:date="2025-10-28T11:50:00Z" w16du:dateUtc="2025-10-28T00:50:00Z"/>
               </w:rPr>
             </w:pPr>
-            <w:del w:id="501" w:author="Daniel Noble" w:date="2025-10-28T11:50:00Z" w16du:dateUtc="2025-10-28T00:50:00Z">
+            <w:del w:id="521" w:author="Daniel Noble" w:date="2025-10-28T11:50:00Z" w16du:dateUtc="2025-10-28T00:50:00Z">
               <w:r>
                 <w:delText>Natural and anthropogenic environments shape thermal sensitivity and should be considered in any systems modelling approach to assessing community responses to extreme heat [20]. Some of the biotic and abiotic interactions likely to mediate plant and animal community responses include:</w:delText>
               </w:r>
@@ -4353,10 +4437,10 @@
               <w:pStyle w:val="BodyText"/>
               <w:spacing w:line="360" w:lineRule="auto"/>
               <w:rPr>
-                <w:del w:id="502" w:author="Daniel Noble" w:date="2025-10-28T11:50:00Z" w16du:dateUtc="2025-10-28T00:50:00Z"/>
+                <w:del w:id="522" w:author="Daniel Noble" w:date="2025-10-28T11:50:00Z" w16du:dateUtc="2025-10-28T00:50:00Z"/>
               </w:rPr>
             </w:pPr>
-            <w:del w:id="503" w:author="Daniel Noble" w:date="2025-10-28T11:50:00Z" w16du:dateUtc="2025-10-28T00:50:00Z">
+            <w:del w:id="523" w:author="Daniel Noble" w:date="2025-10-28T11:50:00Z" w16du:dateUtc="2025-10-28T00:50:00Z">
               <w:r>
                 <w:rPr>
                   <w:b/>
@@ -4436,10 +4520,10 @@
               <w:pStyle w:val="BodyText"/>
               <w:spacing w:line="360" w:lineRule="auto"/>
               <w:rPr>
-                <w:del w:id="504" w:author="Daniel Noble" w:date="2025-10-28T11:50:00Z" w16du:dateUtc="2025-10-28T00:50:00Z"/>
+                <w:del w:id="524" w:author="Daniel Noble" w:date="2025-10-28T11:50:00Z" w16du:dateUtc="2025-10-28T00:50:00Z"/>
               </w:rPr>
             </w:pPr>
-            <w:del w:id="505" w:author="Daniel Noble" w:date="2025-10-28T11:50:00Z" w16du:dateUtc="2025-10-28T00:50:00Z">
+            <w:del w:id="525" w:author="Daniel Noble" w:date="2025-10-28T11:50:00Z" w16du:dateUtc="2025-10-28T00:50:00Z">
               <w:r>
                 <w:rPr>
                   <w:b/>
@@ -4499,10 +4583,10 @@
               <w:pStyle w:val="BodyText"/>
               <w:spacing w:line="360" w:lineRule="auto"/>
               <w:rPr>
-                <w:del w:id="506" w:author="Daniel Noble" w:date="2025-10-28T11:50:00Z" w16du:dateUtc="2025-10-28T00:50:00Z"/>
+                <w:del w:id="526" w:author="Daniel Noble" w:date="2025-10-28T11:50:00Z" w16du:dateUtc="2025-10-28T00:50:00Z"/>
               </w:rPr>
             </w:pPr>
-            <w:del w:id="507" w:author="Daniel Noble" w:date="2025-10-28T11:50:00Z" w16du:dateUtc="2025-10-28T00:50:00Z">
+            <w:del w:id="527" w:author="Daniel Noble" w:date="2025-10-28T11:50:00Z" w16du:dateUtc="2025-10-28T00:50:00Z">
               <w:r>
                 <w:rPr>
                   <w:b/>
@@ -4582,20 +4666,20 @@
               <w:pStyle w:val="BodyText"/>
               <w:spacing w:line="360" w:lineRule="auto"/>
               <w:rPr>
-                <w:del w:id="508" w:author="Daniel Noble" w:date="2025-10-28T11:50:00Z" w16du:dateUtc="2025-10-28T00:50:00Z"/>
+                <w:del w:id="528" w:author="Daniel Noble" w:date="2025-10-28T11:50:00Z" w16du:dateUtc="2025-10-28T00:50:00Z"/>
               </w:rPr>
             </w:pPr>
-            <w:del w:id="509" w:author="Daniel Noble" w:date="2025-10-28T11:50:00Z" w16du:dateUtc="2025-10-28T00:50:00Z">
+            <w:del w:id="529" w:author="Daniel Noble" w:date="2025-10-28T11:50:00Z" w16du:dateUtc="2025-10-28T00:50:00Z">
               <w:r>
                 <w:delText xml:space="preserve">The above list is not exhaustive. Many environmental stressors, such as pollution and salinity, along with interactions between environmental stressors and cross-trophic interactions among species exposed to those stressors can also impact thermal sensitivity </w:delText>
               </w:r>
             </w:del>
-            <w:del w:id="510" w:author="Daniel Noble" w:date="2025-10-18T11:00:00Z" w16du:dateUtc="2025-10-18T00:00:00Z">
+            <w:del w:id="530" w:author="Daniel Noble" w:date="2025-10-18T11:00:00Z" w16du:dateUtc="2025-10-18T00:00:00Z">
               <w:r>
                 <w:delText xml:space="preserve">can also impact thermal sensitivity </w:delText>
               </w:r>
             </w:del>
-            <w:del w:id="511" w:author="Daniel Noble" w:date="2025-10-28T11:50:00Z" w16du:dateUtc="2025-10-28T00:50:00Z">
+            <w:del w:id="531" w:author="Daniel Noble" w:date="2025-10-28T11:50:00Z" w16du:dateUtc="2025-10-28T00:50:00Z">
               <w:r>
                 <w:delText>[20,54]. The point we make here is that to fully model heat sensitivity, it is important to account for the abiotic and biotic environment in which an organism experiences heat stress where possible.</w:delText>
               </w:r>
@@ -4613,7 +4697,7 @@
             </w:tblGrid>
             <w:tr>
               <w:trPr>
-                <w:del w:id="512" w:author="Daniel Noble" w:date="2025-10-28T11:50:00Z"/>
+                <w:del w:id="532" w:author="Daniel Noble" w:date="2025-10-28T11:50:00Z"/>
               </w:trPr>
               <w:tc>
                 <w:tcPr>
@@ -4625,11 +4709,11 @@
                     <w:spacing w:line="360" w:lineRule="auto"/>
                     <w:jc w:val="center"/>
                     <w:rPr>
-                      <w:del w:id="513" w:author="Daniel Noble" w:date="2025-10-28T11:50:00Z" w16du:dateUtc="2025-10-28T00:50:00Z"/>
+                      <w:del w:id="533" w:author="Daniel Noble" w:date="2025-10-28T11:50:00Z" w16du:dateUtc="2025-10-28T00:50:00Z"/>
                     </w:rPr>
                   </w:pPr>
-                  <w:bookmarkStart w:id="514" w:name="fig-box1"/>
-                  <w:del w:id="515" w:author="Daniel Noble" w:date="2025-10-28T11:50:00Z" w16du:dateUtc="2025-10-28T00:50:00Z">
+                  <w:bookmarkStart w:id="534" w:name="fig-box1"/>
+                  <w:del w:id="535" w:author="Daniel Noble" w:date="2025-10-28T11:50:00Z" w16du:dateUtc="2025-10-28T00:50:00Z">
                     <w:r>
                       <w:rPr>
                         <w:noProof/>
@@ -4683,10 +4767,10 @@
                     <w:pStyle w:val="ImageCaption"/>
                     <w:spacing w:before="200" w:line="360" w:lineRule="auto"/>
                     <w:rPr>
-                      <w:del w:id="516" w:author="Daniel Noble" w:date="2025-10-28T11:50:00Z" w16du:dateUtc="2025-10-28T00:50:00Z"/>
+                      <w:del w:id="536" w:author="Daniel Noble" w:date="2025-10-28T11:50:00Z" w16du:dateUtc="2025-10-28T00:50:00Z"/>
                     </w:rPr>
                   </w:pPr>
-                  <w:del w:id="517" w:author="Daniel Noble" w:date="2025-10-28T11:50:00Z" w16du:dateUtc="2025-10-28T00:50:00Z">
+                  <w:del w:id="537" w:author="Daniel Noble" w:date="2025-10-28T11:50:00Z" w16du:dateUtc="2025-10-28T00:50:00Z">
                     <w:r>
                       <w:rPr>
                         <w:b/>
@@ -4710,7 +4794,7 @@
                   </w:del>
                 </w:p>
               </w:tc>
-              <w:bookmarkEnd w:id="514"/>
+              <w:bookmarkEnd w:id="534"/>
             </w:tr>
           </w:tbl>
           <w:p>
@@ -4787,7 +4871,7 @@
             <w:r>
               <w:t xml:space="preserve">: Coexistence occurs when </w:t>
             </w:r>
-            <w:del w:id="518" w:author="Daniel Noble" w:date="2025-10-18T11:04:00Z" w16du:dateUtc="2025-10-18T00:04:00Z">
+            <w:del w:id="538" w:author="Daniel Noble" w:date="2025-10-18T11:04:00Z" w16du:dateUtc="2025-10-18T00:04:00Z">
               <w:r>
                 <w:delText xml:space="preserve">two </w:delText>
               </w:r>
@@ -4795,7 +4879,7 @@
             <w:r>
               <w:t xml:space="preserve">populations of two </w:t>
             </w:r>
-            <w:ins w:id="519" w:author="Daniel Noble" w:date="2025-10-18T11:04:00Z" w16du:dateUtc="2025-10-18T00:04:00Z">
+            <w:ins w:id="539" w:author="Daniel Noble" w:date="2025-10-18T11:04:00Z" w16du:dateUtc="2025-10-18T00:04:00Z">
               <w:r>
                 <w:t xml:space="preserve">or more </w:t>
               </w:r>
@@ -4803,87 +4887,87 @@
             <w:r>
               <w:t xml:space="preserve">species are able to persist in each other’s presence indefinitely under constant, equilibrium conditions. </w:t>
             </w:r>
-            <w:del w:id="520" w:author="Daniel Noble" w:date="2025-10-28T14:42:00Z" w16du:dateUtc="2025-10-28T03:42:00Z">
+            <w:del w:id="540" w:author="Daniel Noble" w:date="2025-10-28T14:42:00Z" w16du:dateUtc="2025-10-28T03:42:00Z">
               <w:r>
                 <w:delText xml:space="preserve">Coexistence can be defined by differences in how species compete or through the ability of species to invade environments successfully when the other species </w:delText>
               </w:r>
             </w:del>
-            <w:del w:id="521" w:author="Daniel Noble" w:date="2025-10-18T11:05:00Z" w16du:dateUtc="2025-10-18T00:05:00Z">
+            <w:del w:id="541" w:author="Daniel Noble" w:date="2025-10-18T11:05:00Z" w16du:dateUtc="2025-10-18T00:05:00Z">
               <w:r>
                 <w:delText xml:space="preserve">is </w:delText>
               </w:r>
             </w:del>
-            <w:del w:id="522" w:author="Daniel Noble" w:date="2025-10-28T14:42:00Z" w16du:dateUtc="2025-10-28T03:42:00Z">
+            <w:del w:id="542" w:author="Daniel Noble" w:date="2025-10-28T14:42:00Z" w16du:dateUtc="2025-10-28T03:42:00Z">
               <w:r>
                 <w:delText xml:space="preserve">present at low abundances. </w:delText>
               </w:r>
             </w:del>
-            <w:del w:id="523" w:author="Daniel Noble" w:date="2025-10-18T11:04:00Z" w16du:dateUtc="2025-10-18T00:04:00Z">
+            <w:del w:id="543" w:author="Daniel Noble" w:date="2025-10-18T11:04:00Z" w16du:dateUtc="2025-10-18T00:04:00Z">
               <w:r>
                 <w:delText xml:space="preserve">The majority of known models of coexistence rely on equilibrium conditions. </w:delText>
               </w:r>
             </w:del>
-            <w:del w:id="524" w:author="Daniel Noble" w:date="2025-10-18T11:03:00Z" w16du:dateUtc="2025-10-18T00:03:00Z">
+            <w:del w:id="544" w:author="Daniel Noble" w:date="2025-10-18T11:03:00Z" w16du:dateUtc="2025-10-18T00:03:00Z">
               <w:r>
                 <w:delText xml:space="preserve">A condition at odds with extreme heat events and directional climate change. </w:delText>
               </w:r>
             </w:del>
-            <w:del w:id="525" w:author="Daniel Noble" w:date="2025-10-18T11:04:00Z" w16du:dateUtc="2025-10-18T00:04:00Z">
+            <w:del w:id="545" w:author="Daniel Noble" w:date="2025-10-18T11:04:00Z" w16du:dateUtc="2025-10-18T00:04:00Z">
               <w:r>
                 <w:delText>However, the emphasis of m</w:delText>
               </w:r>
             </w:del>
-            <w:del w:id="526" w:author="Daniel Noble" w:date="2025-10-28T14:42:00Z" w16du:dateUtc="2025-10-28T03:42:00Z">
+            <w:del w:id="546" w:author="Daniel Noble" w:date="2025-10-28T14:42:00Z" w16du:dateUtc="2025-10-28T03:42:00Z">
               <w:r>
                 <w:delText xml:space="preserve">any coexistence models </w:delText>
               </w:r>
             </w:del>
-            <w:del w:id="527" w:author="Daniel Noble" w:date="2025-10-18T11:04:00Z" w16du:dateUtc="2025-10-18T00:04:00Z">
+            <w:del w:id="547" w:author="Daniel Noble" w:date="2025-10-18T11:04:00Z" w16du:dateUtc="2025-10-18T00:04:00Z">
               <w:r>
                 <w:delText xml:space="preserve">on the </w:delText>
               </w:r>
             </w:del>
-            <w:del w:id="528" w:author="Daniel Noble" w:date="2025-10-28T14:42:00Z" w16du:dateUtc="2025-10-28T03:42:00Z">
+            <w:del w:id="548" w:author="Daniel Noble" w:date="2025-10-28T14:42:00Z" w16du:dateUtc="2025-10-28T03:42:00Z">
               <w:r>
                 <w:delText xml:space="preserve">importance of species interactions in variable environments </w:delText>
               </w:r>
             </w:del>
-            <w:del w:id="529" w:author="Daniel Noble" w:date="2025-10-18T11:04:00Z" w16du:dateUtc="2025-10-18T00:04:00Z">
+            <w:del w:id="549" w:author="Daniel Noble" w:date="2025-10-18T11:04:00Z" w16du:dateUtc="2025-10-18T00:04:00Z">
               <w:r>
                 <w:delText xml:space="preserve">makes </w:delText>
               </w:r>
             </w:del>
-            <w:del w:id="530" w:author="Daniel Noble" w:date="2025-10-28T14:42:00Z" w16du:dateUtc="2025-10-28T03:42:00Z">
+            <w:del w:id="550" w:author="Daniel Noble" w:date="2025-10-28T14:42:00Z" w16du:dateUtc="2025-10-28T03:42:00Z">
               <w:r>
                 <w:delText xml:space="preserve">coexistence </w:delText>
               </w:r>
             </w:del>
-            <w:del w:id="531" w:author="Daniel Noble" w:date="2025-10-18T11:05:00Z" w16du:dateUtc="2025-10-18T00:05:00Z">
+            <w:del w:id="551" w:author="Daniel Noble" w:date="2025-10-18T11:05:00Z" w16du:dateUtc="2025-10-18T00:05:00Z">
               <w:r>
                 <w:delText xml:space="preserve">models and associated </w:delText>
               </w:r>
             </w:del>
-            <w:del w:id="532" w:author="Daniel Noble" w:date="2025-10-28T14:42:00Z" w16du:dateUtc="2025-10-28T03:42:00Z">
+            <w:del w:id="552" w:author="Daniel Noble" w:date="2025-10-28T14:42:00Z" w16du:dateUtc="2025-10-28T03:42:00Z">
               <w:r>
                 <w:delText xml:space="preserve">frameworks for </w:delText>
               </w:r>
             </w:del>
-            <w:del w:id="533" w:author="Daniel Noble" w:date="2025-10-18T11:06:00Z" w16du:dateUtc="2025-10-18T00:06:00Z">
+            <w:del w:id="553" w:author="Daniel Noble" w:date="2025-10-18T11:06:00Z" w16du:dateUtc="2025-10-18T00:06:00Z">
               <w:r>
                 <w:delText xml:space="preserve">understanding community assembly and diversity maintenance </w:delText>
               </w:r>
             </w:del>
-            <w:del w:id="534" w:author="Daniel Noble" w:date="2025-10-18T11:04:00Z" w16du:dateUtc="2025-10-18T00:04:00Z">
+            <w:del w:id="554" w:author="Daniel Noble" w:date="2025-10-18T11:04:00Z" w16du:dateUtc="2025-10-18T00:04:00Z">
               <w:r>
                 <w:delText xml:space="preserve">are potentially </w:delText>
               </w:r>
             </w:del>
-            <w:del w:id="535" w:author="Daniel Noble" w:date="2025-10-18T11:06:00Z" w16du:dateUtc="2025-10-18T00:06:00Z">
+            <w:del w:id="555" w:author="Daniel Noble" w:date="2025-10-18T11:06:00Z" w16du:dateUtc="2025-10-18T00:06:00Z">
               <w:r>
                 <w:delText xml:space="preserve">useful for exploring </w:delText>
               </w:r>
             </w:del>
-            <w:del w:id="536" w:author="Daniel Noble" w:date="2025-10-28T14:42:00Z" w16du:dateUtc="2025-10-28T03:42:00Z">
+            <w:del w:id="556" w:author="Daniel Noble" w:date="2025-10-28T14:42:00Z" w16du:dateUtc="2025-10-28T03:42:00Z">
               <w:r>
                 <w:delText>whole community responses to extreme events.</w:delText>
               </w:r>
@@ -4934,15 +5018,7 @@
               <w:t>Biophysical models</w:t>
             </w:r>
             <w:r>
-              <w:t xml:space="preserve">: Biophysical models capture the balances of heat, water, and other aspects of energy and mass exchange between organisms and their microclimatic environmment to predict how </w:t>
-            </w:r>
-            <w:proofErr w:type="gramStart"/>
-            <w:r>
-              <w:t>organisms</w:t>
-            </w:r>
-            <w:proofErr w:type="gramEnd"/>
-            <w:r>
-              <w:t xml:space="preserve"> function, survive, and behave in varying environments.</w:t>
+              <w:t>: Biophysical models capture the balances of heat, water, and other aspects of energy and mass exchange between organisms and their microclimatic environmment to predict how organisms function, survive, and behave in varying environments.</w:t>
             </w:r>
           </w:p>
           <w:p>
@@ -4950,7 +5026,7 @@
               <w:pStyle w:val="BodyText"/>
               <w:spacing w:line="360" w:lineRule="auto"/>
               <w:rPr>
-                <w:ins w:id="537" w:author="Daniel Noble" w:date="2025-10-27T11:44:00Z"/>
+                <w:ins w:id="557" w:author="Daniel Noble" w:date="2025-10-27T11:44:00Z"/>
               </w:rPr>
             </w:pPr>
             <w:r>
@@ -4960,7 +5036,7 @@
               </w:rPr>
               <w:t xml:space="preserve">Thermal load sensitivity (TLS) </w:t>
             </w:r>
-            <w:ins w:id="538" w:author="Daniel Noble" w:date="2025-10-27T11:42:00Z" w16du:dateUtc="2025-10-27T00:42:00Z">
+            <w:ins w:id="558" w:author="Daniel Noble" w:date="2025-10-27T11:42:00Z" w16du:dateUtc="2025-10-27T00:42:00Z">
               <w:r>
                 <w:rPr>
                   <w:b/>
@@ -4979,7 +5055,7 @@
             <w:r>
               <w:t xml:space="preserve">: </w:t>
             </w:r>
-            <w:ins w:id="539" w:author="Daniel Noble" w:date="2025-10-27T11:44:00Z">
+            <w:ins w:id="559" w:author="Daniel Noble" w:date="2025-10-27T11:44:00Z">
               <w:r>
                 <w:t xml:space="preserve">Models that use biophysical models to predict organism temperature and calculate thermal load that captures lethal and sublethal impacts on tissues, organs and whole organisms. </w:t>
               </w:r>
@@ -4990,10 +5066,10 @@
               <w:pStyle w:val="BodyText"/>
               <w:spacing w:line="360" w:lineRule="auto"/>
               <w:rPr>
-                <w:del w:id="540" w:author="Daniel Noble" w:date="2025-10-27T11:44:00Z" w16du:dateUtc="2025-10-27T00:44:00Z"/>
+                <w:del w:id="560" w:author="Daniel Noble" w:date="2025-10-27T11:44:00Z" w16du:dateUtc="2025-10-27T00:44:00Z"/>
               </w:rPr>
             </w:pPr>
-            <w:del w:id="541" w:author="Daniel Noble" w:date="2025-10-27T11:44:00Z" w16du:dateUtc="2025-10-27T00:44:00Z">
+            <w:del w:id="561" w:author="Daniel Noble" w:date="2025-10-27T11:44:00Z" w16du:dateUtc="2025-10-27T00:44:00Z">
               <w:r>
                 <w:delText>Models that use biophysical principles to quantify thermal exposure and thermal load and integrate them with physiological models that capture the dynamics of damage and repair processes in driving lethal and sublethal impacts on tissues, organs and whole organisms.</w:delText>
               </w:r>
@@ -5023,8 +5099,8 @@
         <w:pStyle w:val="Heading1"/>
         <w:spacing w:line="360" w:lineRule="auto"/>
       </w:pPr>
-      <w:bookmarkStart w:id="542" w:name="Xa42fff9f9b55ab8c457a10a6df2c5c7c3edac3c"/>
-      <w:bookmarkEnd w:id="402"/>
+      <w:bookmarkStart w:id="562" w:name="Xa42fff9f9b55ab8c457a10a6df2c5c7c3edac3c"/>
+      <w:bookmarkEnd w:id="419"/>
       <w:r>
         <w:t>Physiological models that capture the effects of extreme heat across life</w:t>
       </w:r>
@@ -5041,14 +5117,14 @@
         <w:lastRenderedPageBreak/>
         <w:t xml:space="preserve">impacted by heat and interact with each other to predict how traits such as birth, age at maturity, reproductive events, energy flow and lifespan vary across species. </w:t>
       </w:r>
-      <w:commentRangeStart w:id="543"/>
+      <w:commentRangeStart w:id="563"/>
       <w:r>
         <w:t xml:space="preserve">DEB models </w:t>
       </w:r>
       <w:r>
         <w:t xml:space="preserve">integrate many </w:t>
       </w:r>
-      <w:ins w:id="544" w:author="Daniel Noble" w:date="2025-10-29T09:29:00Z" w16du:dateUtc="2025-10-28T22:29:00Z">
+      <w:ins w:id="564" w:author="Daniel Noble" w:date="2025-10-29T09:29:00Z" w16du:dateUtc="2025-10-28T22:29:00Z">
         <w:r>
           <w:t xml:space="preserve">known physiological </w:t>
         </w:r>
@@ -5056,7 +5132,7 @@
       <w:r>
         <w:t>processes</w:t>
       </w:r>
-      <w:del w:id="545" w:author="Daniel Noble" w:date="2025-10-29T09:29:00Z" w16du:dateUtc="2025-10-28T22:29:00Z">
+      <w:del w:id="565" w:author="Daniel Noble" w:date="2025-10-29T09:29:00Z" w16du:dateUtc="2025-10-28T22:29:00Z">
         <w:r>
           <w:delText xml:space="preserve"> in a parameter-sparse manner</w:delText>
         </w:r>
@@ -5067,13 +5143,13 @@
       <w:r>
         <w:t>necessary parameters hav</w:t>
       </w:r>
-      <w:commentRangeEnd w:id="543"/>
+      <w:commentRangeEnd w:id="563"/>
       <w:r>
         <w:rPr>
           <w:rStyle w:val="CommentReference"/>
           <w:rFonts w:asciiTheme="minorHAnsi" w:hAnsiTheme="minorHAnsi"/>
         </w:rPr>
-        <w:commentReference w:id="543"/>
+        <w:commentReference w:id="563"/>
       </w:r>
       <w:r>
         <w:t xml:space="preserve">e been estimated for &gt; </w:t>
@@ -5092,15 +5168,7 @@
         <w:t>NicheMapR</w:t>
       </w:r>
       <w:r>
-        <w:t xml:space="preserve"> [33,71] allow for simulations of </w:t>
-      </w:r>
-      <w:proofErr w:type="gramStart"/>
-      <w:r>
-        <w:t>life-cycles</w:t>
-      </w:r>
-      <w:proofErr w:type="gramEnd"/>
-      <w:r>
-        <w:t xml:space="preserve"> using parameters for diverse species. </w:t>
+        <w:t xml:space="preserve"> [33,71] allow for simulations of life-cycles using parameters for diverse species. </w:t>
       </w:r>
       <w:r>
         <w:t>DEB model outputs, such as</w:t>
@@ -5124,15 +5192,7 @@
         <w:t>,</w:t>
       </w:r>
       <w:r>
-        <w:t xml:space="preserve"> can be used to parameterize vital rates needed for population and community models, with additional options to incorporate eco-evolutionary </w:t>
-      </w:r>
-      <w:proofErr w:type="gramStart"/>
-      <w:r>
-        <w:t>feedbacks</w:t>
-      </w:r>
-      <w:proofErr w:type="gramEnd"/>
-      <w:r>
-        <w:t xml:space="preserve"> (see </w:t>
+        <w:t xml:space="preserve"> can be used to parameterize vital rates needed for population and community models, with additional options to incorporate eco-evolutionary feedbacks (see </w:t>
       </w:r>
       <w:r>
         <w:rPr>
@@ -5141,7 +5201,7 @@
         </w:rPr>
         <w:t xml:space="preserve">Box </w:t>
       </w:r>
-      <w:del w:id="546" w:author="Daniel Noble" w:date="2025-10-29T11:38:00Z" w16du:dateUtc="2025-10-29T00:38:00Z">
+      <w:del w:id="566" w:author="Daniel Noble" w:date="2025-10-29T11:38:00Z" w16du:dateUtc="2025-10-29T00:38:00Z">
         <w:r>
           <w:rPr>
             <w:b/>
@@ -5150,7 +5210,7 @@
           <w:delText>2</w:delText>
         </w:r>
       </w:del>
-      <w:ins w:id="547" w:author="Daniel Noble" w:date="2025-10-29T11:38:00Z" w16du:dateUtc="2025-10-29T00:38:00Z">
+      <w:ins w:id="567" w:author="Daniel Noble" w:date="2025-10-29T11:38:00Z" w16du:dateUtc="2025-10-29T00:38:00Z">
         <w:r>
           <w:rPr>
             <w:b/>
@@ -5169,23 +5229,21 @@
         <w:spacing w:line="360" w:lineRule="auto"/>
       </w:pPr>
       <w:r>
-        <w:t xml:space="preserve">Analogously, </w:t>
-      </w:r>
-      <w:proofErr w:type="gramStart"/>
-      <w:r>
-        <w:t>physiologically-based</w:t>
-      </w:r>
-      <w:proofErr w:type="gramEnd"/>
-      <w:r>
-        <w:t xml:space="preserve"> vegetation models simulate plant growth over time as a function of carbon, water and nutrient uptake and use, following mass balance principles [31]. Model drivers typically include incident radiation, humidity, rainfall, and soil properties as well as air temperature. The models capture the direct effects of temperature on key physiological processes, such as photosynthesis, respiration and phenology, as well as the indirect effects via </w:t>
-      </w:r>
-      <w:proofErr w:type="gramStart"/>
-      <w:r>
-        <w:t>feedbacks</w:t>
-      </w:r>
-      <w:proofErr w:type="gramEnd"/>
-      <w:r>
-        <w:t xml:space="preserve"> on the vegetation water balance and soil nutrient availability. Short-term responses to temperature are captured well in these models through representations of enzyme kinetics, but representation of longer-term responses remains challenging because plants show high flexibility in their ability to acclimate to ambient temperatures [72]. Another area under active research is capturing plant damage and death from hot-dry weather extremes. Considerable progress has been made by representing the plant hydraulic system explicitly, enabling the risk of hydraulic failure to be predicted under conditions of low rainfall and high evaporative demand [73]. Direct damage to plant tissue from extreme heat has yet to be represented in such models, but the thermal death time framework outlined above offers a promising way forward.</w:t>
+        <w:t xml:space="preserve">Analogously, physiologically-based vegetation models simulate plant growth over time as a function of </w:t>
+      </w:r>
+      <w:commentRangeStart w:id="568"/>
+      <w:r>
+        <w:t xml:space="preserve">carbon, water and nutrient uptake and use, following mass balance principles </w:t>
+      </w:r>
+      <w:commentRangeEnd w:id="568"/>
+      <w:r>
+        <w:rPr>
+          <w:rStyle w:val="CommentReference"/>
+        </w:rPr>
+        <w:commentReference w:id="568"/>
+      </w:r>
+      <w:r>
+        <w:t>[31]. Model drivers typically include incident radiation, humidity, rainfall, and soil properties as well as air temperature. The models capture the direct effects of temperature on key physiological processes, such as photosynthesis, respiration and phenology, as well as the indirect effects via feedbacks on the vegetation water balance and soil nutrient availability. Short-term responses to temperature are captured well in these models through representations of enzyme kinetics, but representation of longer-term responses remains challenging because plants show high flexibility in their ability to acclimate to ambient temperatures [72]. Another area under active research is capturing plant damage and death from hot-dry weather extremes. Considerable progress has been made by representing the plant hydraulic system explicitly, enabling the risk of hydraulic failure to be predicted under conditions of low rainfall and high evaporative demand [73]. Direct damage to plant tissue from extreme heat has yet to be represented in such models, but the thermal death time framework outlined above offers a promising way forward.</w:t>
       </w:r>
     </w:p>
     <w:p>
@@ -5193,8 +5251,8 @@
         <w:pStyle w:val="Heading1"/>
         <w:spacing w:line="360" w:lineRule="auto"/>
       </w:pPr>
-      <w:bookmarkStart w:id="548" w:name="Xe20b556bb99a49ef81dd5b1307d42fae8e49e0c"/>
-      <w:bookmarkEnd w:id="542"/>
+      <w:bookmarkStart w:id="569" w:name="Xe20b556bb99a49ef81dd5b1307d42fae8e49e0c"/>
+      <w:bookmarkEnd w:id="562"/>
       <w:r>
         <w:t>Mechanistic approaches that ‘speak’ to population and community ecology under extreme heat</w:t>
       </w:r>
@@ -5214,7 +5272,7 @@
       <w:r>
         <w:t xml:space="preserve"> frameworks offer an intriguing approach that can bring the many elements discussed above together to understand whole community responses to extreme climate events. Modern coexistence theory [MCT; [74]] uses simple two-species individual-based population growth models</w:t>
       </w:r>
-      <w:del w:id="549" w:author="Daniel Noble" w:date="2025-10-28T13:44:00Z" w16du:dateUtc="2025-10-28T02:44:00Z">
+      <w:del w:id="570" w:author="Daniel Noble" w:date="2025-10-28T13:44:00Z" w16du:dateUtc="2025-10-28T02:44:00Z">
         <w:r>
           <w:delText>, such as Beverton-Holt or Ricker models</w:delText>
         </w:r>
@@ -5229,19 +5287,25 @@
         <w:spacing w:line="360" w:lineRule="auto"/>
       </w:pPr>
       <w:r>
-        <w:t xml:space="preserve">Population dynamic models calculate the individual fitness effect of interactions [77]. These models can incorporate variation in the environment [21] and in the outcome of interactions themselves [78]. As these </w:t>
+        <w:t xml:space="preserve">Population dynamic models calculate the individual </w:t>
+      </w:r>
+      <w:commentRangeStart w:id="571"/>
+      <w:r>
+        <w:t xml:space="preserve">fitness effect of interactions [77]. These models can incorporate variation in the environment [21] and in the outcome of interactions themselves [78]. As these </w:t>
       </w:r>
       <w:r>
         <w:lastRenderedPageBreak/>
-        <w:t xml:space="preserve">models use the same fitness measures as DEB </w:t>
-      </w:r>
-      <w:proofErr w:type="gramStart"/>
-      <w:r>
-        <w:t>models</w:t>
-      </w:r>
-      <w:proofErr w:type="gramEnd"/>
-      <w:r>
-        <w:t xml:space="preserve"> they offer a population modelling framework to add thermal biology to community diversity predictions. This is because population dynamical models can be combined, for example as networks [79], and compared between microsites with different biophysical properties and composed of species with different thermal responses to their microenvironment. For example, Bimler </w:t>
+        <w:t>models use the same fitness measures as DEB models they offer a population modelling framework to add thermal biology to community diversity predictions. This is because population dynamical models can be combined, for example as networks [79], and compared between microsites with different biophysical properties and composed of species with different thermal responses to their microenvironment</w:t>
+      </w:r>
+      <w:commentRangeEnd w:id="571"/>
+      <w:r>
+        <w:rPr>
+          <w:rStyle w:val="CommentReference"/>
+        </w:rPr>
+        <w:commentReference w:id="571"/>
+      </w:r>
+      <w:r>
+        <w:t xml:space="preserve">. For example, Bimler </w:t>
       </w:r>
       <w:r>
         <w:rPr>
@@ -5280,23 +5344,7 @@
         <w:t>functional traits</w:t>
       </w:r>
       <w:r>
-        <w:t xml:space="preserve">, which at a community scale can be used to categorize species with different response and effect profiles. Horizontal interaction networks can then be used to determine how important microclimates with different biophysical properties are for species interactions (defined by their fitness responses to their thermal environment) within the context of whole ecologocial communities. These networks can also be made to target </w:t>
-      </w:r>
-      <w:proofErr w:type="gramStart"/>
-      <w:r>
-        <w:t>particular types</w:t>
-      </w:r>
-      <w:proofErr w:type="gramEnd"/>
-      <w:r>
-        <w:t xml:space="preserve"> of interaction effects or responses to extreme heat </w:t>
-      </w:r>
-      <w:proofErr w:type="gramStart"/>
-      <w:r>
-        <w:t>events, or</w:t>
-      </w:r>
-      <w:proofErr w:type="gramEnd"/>
-      <w:r>
-        <w:t xml:space="preserve"> used to compare how species interact in areas with different thermal landscapes. The limitation of these methods is that they are data hungry, but even this can be handled by categorizing species by ‘trait’ or shared phylogenetic relationships, which are simplifications shown to be effective at reducing model complexity without sacrificing model accuracy [80].</w:t>
+        <w:t>, which at a community scale can be used to categorize species with different response and effect profiles. Horizontal interaction networks can then be used to determine how important microclimates with different biophysical properties are for species interactions (defined by their fitness responses to their thermal environment) within the context of whole ecologocial communities. These networks can also be made to target particular types of interaction effects or responses to extreme heat events, or used to compare how species interact in areas with different thermal landscapes. The limitation of these methods is that they are data hungry, but even this can be handled by categorizing species by ‘trait’ or shared phylogenetic relationships, which are simplifications shown to be effective at reducing model complexity without sacrificing model accuracy [80].</w:t>
       </w:r>
     </w:p>
     <w:p>
@@ -5348,7 +5396,7 @@
               </w:rPr>
               <w:t>Box 2:</w:t>
             </w:r>
-            <w:ins w:id="550" w:author="Daniel Noble" w:date="2025-10-27T13:41:00Z" w16du:dateUtc="2025-10-27T02:41:00Z">
+            <w:ins w:id="572" w:author="Daniel Noble" w:date="2025-10-27T13:41:00Z" w16du:dateUtc="2025-10-27T02:41:00Z">
               <w:r>
                 <w:rPr>
                   <w:b/>
@@ -5357,7 +5405,7 @@
                 <w:t xml:space="preserve"> </w:t>
               </w:r>
             </w:ins>
-            <w:ins w:id="551" w:author="Daniel Noble" w:date="2025-10-28T14:44:00Z" w16du:dateUtc="2025-10-28T03:44:00Z">
+            <w:ins w:id="573" w:author="Daniel Noble" w:date="2025-10-28T14:44:00Z" w16du:dateUtc="2025-10-28T03:44:00Z">
               <w:r>
                 <w:rPr>
                   <w:b/>
@@ -5380,7 +5428,7 @@
                 <w:t>from individuals to communities</w:t>
               </w:r>
             </w:ins>
-            <w:del w:id="552" w:author="Daniel Noble" w:date="2025-10-27T13:41:00Z" w16du:dateUtc="2025-10-27T02:41:00Z">
+            <w:del w:id="574" w:author="Daniel Noble" w:date="2025-10-27T13:41:00Z" w16du:dateUtc="2025-10-27T02:41:00Z">
               <w:r>
                 <w:rPr>
                   <w:b/>
@@ -5389,7 +5437,7 @@
                 <w:delText xml:space="preserve"> </w:delText>
               </w:r>
             </w:del>
-            <w:del w:id="553" w:author="Daniel Noble" w:date="2025-10-27T13:40:00Z" w16du:dateUtc="2025-10-27T02:40:00Z">
+            <w:del w:id="575" w:author="Daniel Noble" w:date="2025-10-27T13:40:00Z" w16du:dateUtc="2025-10-27T02:40:00Z">
               <w:r>
                 <w:rPr>
                   <w:b/>
@@ -5398,7 +5446,7 @@
                 <w:delText>Integrating eco-evolutionary feedback within a systems-modelling framework</w:delText>
               </w:r>
             </w:del>
-            <w:ins w:id="554" w:author="Daniel Noble" w:date="2025-10-27T13:40:00Z" w16du:dateUtc="2025-10-27T02:40:00Z">
+            <w:ins w:id="576" w:author="Daniel Noble" w:date="2025-10-27T13:40:00Z" w16du:dateUtc="2025-10-27T02:40:00Z">
               <w:r>
                 <w:rPr>
                   <w:b/>
@@ -5413,10 +5461,10 @@
               <w:pStyle w:val="BodyText"/>
               <w:spacing w:before="16" w:line="360" w:lineRule="auto"/>
               <w:rPr>
-                <w:del w:id="555" w:author="Daniel Noble" w:date="2025-10-27T13:40:00Z" w16du:dateUtc="2025-10-27T02:40:00Z"/>
+                <w:del w:id="577" w:author="Daniel Noble" w:date="2025-10-27T13:40:00Z" w16du:dateUtc="2025-10-27T02:40:00Z"/>
               </w:rPr>
             </w:pPr>
-            <w:del w:id="556" w:author="Daniel Noble" w:date="2025-10-27T13:40:00Z" w16du:dateUtc="2025-10-27T02:40:00Z">
+            <w:del w:id="578" w:author="Daniel Noble" w:date="2025-10-27T13:40:00Z" w16du:dateUtc="2025-10-27T02:40:00Z">
               <w:r>
                 <w:delText>Extreme environments can act as a potent selective force triggering evolutionary change in populations [81–83]. Evolutionary responses will depend on the amount of phenotypic and genetic variation present in a population and exposed to natural selection along with the strength of selection on phenotypes. Extreme environments pose unique challenges for predicting evolutionary change because they are, by definition, rare events. Adaptive evolution will therefore depend on the frequency of extreme environments and the underlying genetic correlation between traits expressed across environments and other conditions [81]. In addition, phenotypic plasticity can result in both maladaptive and adaptive outcomes by either shielding selection on genetic variation or by facilitating persistence and selection, making it difficult to predict the long term effects of plasticity and adaptive evolution in building population resilience [82,84–87].</w:delText>
               </w:r>
@@ -5427,10 +5475,10 @@
               <w:pStyle w:val="BodyText"/>
               <w:spacing w:line="360" w:lineRule="auto"/>
               <w:rPr>
-                <w:del w:id="557" w:author="Daniel Noble" w:date="2025-10-27T13:40:00Z" w16du:dateUtc="2025-10-27T02:40:00Z"/>
+                <w:del w:id="579" w:author="Daniel Noble" w:date="2025-10-27T13:40:00Z" w16du:dateUtc="2025-10-27T02:40:00Z"/>
               </w:rPr>
             </w:pPr>
-            <w:del w:id="558" w:author="Daniel Noble" w:date="2025-10-27T13:40:00Z" w16du:dateUtc="2025-10-27T02:40:00Z">
+            <w:del w:id="580" w:author="Daniel Noble" w:date="2025-10-27T13:40:00Z" w16du:dateUtc="2025-10-27T02:40:00Z">
               <w:r>
                 <w:delText>Plasticity and evolution can be incorporated into a systems modelling framework by allowing environments to govern ‘trait’ development (plasticity) and by incorporating selection and genetic (co)variance estimates for ‘traits’ within these models (evolution). We speak of ‘traits’ broadly here because these need not be traits typically thought of by evolutionary ecologists (e.g., body mass, vital rates). Rather, ‘traits’ can include the parameters within models that establish functional traits within a population (e.g., DEB parameters)[88]. Plasticity can be captured by mapping trait development to the environment. In contrast, evolutionary change takes place in multivariate trait space where genetic variance and covariance between traits (i.e., constraints) along with varying patterns of selection can be used to predict trait changes across generations. One simple way to make such predictions is by using the multivariate breeders equation [89]:</w:delText>
               </w:r>
@@ -5441,17 +5489,17 @@
               <w:pStyle w:val="BodyText"/>
               <w:spacing w:line="360" w:lineRule="auto"/>
               <w:rPr>
-                <w:del w:id="559" w:author="Daniel Noble" w:date="2025-10-27T13:40:00Z" w16du:dateUtc="2025-10-27T02:40:00Z"/>
+                <w:del w:id="581" w:author="Daniel Noble" w:date="2025-10-27T13:40:00Z" w16du:dateUtc="2025-10-27T02:40:00Z"/>
               </w:rPr>
             </w:pPr>
-            <w:bookmarkStart w:id="560" w:name="eq-breeders"/>
+            <w:bookmarkStart w:id="582" w:name="eq-breeders"/>
             <m:oMathPara>
               <m:oMathParaPr>
                 <m:jc m:val="center"/>
               </m:oMathParaPr>
               <m:oMath>
                 <m:r>
-                  <w:del w:id="561" w:author="Daniel Noble" w:date="2025-10-27T13:40:00Z" w16du:dateUtc="2025-10-27T02:40:00Z">
+                  <w:del w:id="583" w:author="Daniel Noble" w:date="2025-10-27T13:40:00Z" w16du:dateUtc="2025-10-27T02:40:00Z">
                     <w:rPr>
                       <w:rFonts w:ascii="Cambria Math" w:hAnsi="Cambria Math"/>
                     </w:rPr>
@@ -5462,7 +5510,7 @@
                   <m:accPr>
                     <m:chr m:val="‾"/>
                     <m:ctrlPr>
-                      <w:del w:id="562" w:author="Daniel Noble" w:date="2025-10-27T13:40:00Z" w16du:dateUtc="2025-10-27T02:40:00Z">
+                      <w:del w:id="584" w:author="Daniel Noble" w:date="2025-10-27T13:40:00Z" w16du:dateUtc="2025-10-27T02:40:00Z">
                         <w:rPr>
                           <w:rFonts w:ascii="Cambria Math" w:hAnsi="Cambria Math"/>
                         </w:rPr>
@@ -5471,7 +5519,7 @@
                   </m:accPr>
                   <m:e>
                     <m:r>
-                      <w:del w:id="563" w:author="Daniel Noble" w:date="2025-10-27T13:40:00Z" w16du:dateUtc="2025-10-27T02:40:00Z">
+                      <w:del w:id="585" w:author="Daniel Noble" w:date="2025-10-27T13:40:00Z" w16du:dateUtc="2025-10-27T02:40:00Z">
                         <m:rPr>
                           <m:sty m:val="b"/>
                         </m:rPr>
@@ -5484,7 +5532,7 @@
                   </m:e>
                 </m:acc>
                 <m:r>
-                  <w:del w:id="564" w:author="Daniel Noble" w:date="2025-10-27T13:40:00Z" w16du:dateUtc="2025-10-27T02:40:00Z">
+                  <w:del w:id="586" w:author="Daniel Noble" w:date="2025-10-27T13:40:00Z" w16du:dateUtc="2025-10-27T02:40:00Z">
                     <m:rPr>
                       <m:sty m:val="p"/>
                     </m:rPr>
@@ -5495,7 +5543,7 @@
                   </w:del>
                 </m:r>
                 <m:r>
-                  <w:del w:id="565" w:author="Daniel Noble" w:date="2025-10-27T13:40:00Z" w16du:dateUtc="2025-10-27T02:40:00Z">
+                  <w:del w:id="587" w:author="Daniel Noble" w:date="2025-10-27T13:40:00Z" w16du:dateUtc="2025-10-27T02:40:00Z">
                     <m:rPr>
                       <m:sty m:val="b"/>
                     </m:rPr>
@@ -5506,7 +5554,7 @@
                   </w:del>
                 </m:r>
                 <m:r>
-                  <w:del w:id="566" w:author="Daniel Noble" w:date="2025-10-27T13:40:00Z" w16du:dateUtc="2025-10-27T02:40:00Z">
+                  <w:del w:id="588" w:author="Daniel Noble" w:date="2025-10-27T13:40:00Z" w16du:dateUtc="2025-10-27T02:40:00Z">
                     <m:rPr>
                       <m:sty m:val="p"/>
                     </m:rPr>
@@ -5517,7 +5565,7 @@
                   </w:del>
                 </m:r>
                 <m:r>
-                  <w:del w:id="567" w:author="Daniel Noble" w:date="2025-10-27T13:40:00Z" w16du:dateUtc="2025-10-27T02:40:00Z">
+                  <w:del w:id="589" w:author="Daniel Noble" w:date="2025-10-27T13:40:00Z" w16du:dateUtc="2025-10-27T02:40:00Z">
                     <m:rPr>
                       <m:sty m:val="b"/>
                     </m:rPr>
@@ -5528,7 +5576,7 @@
                   </w:del>
                 </m:r>
                 <m:r>
-                  <w:del w:id="568" w:author="Daniel Noble" w:date="2025-10-27T13:40:00Z" w16du:dateUtc="2025-10-27T02:40:00Z">
+                  <w:del w:id="590" w:author="Daniel Noble" w:date="2025-10-27T13:40:00Z" w16du:dateUtc="2025-10-27T02:40:00Z">
                     <w:rPr>
                       <w:rFonts w:ascii="Cambria Math" w:hAnsi="Cambria Math"/>
                     </w:rPr>
@@ -5538,7 +5586,7 @@
                 <m:d>
                   <m:dPr>
                     <m:ctrlPr>
-                      <w:del w:id="569" w:author="Daniel Noble" w:date="2025-10-27T13:40:00Z" w16du:dateUtc="2025-10-27T02:40:00Z">
+                      <w:del w:id="591" w:author="Daniel Noble" w:date="2025-10-27T13:40:00Z" w16du:dateUtc="2025-10-27T02:40:00Z">
                         <w:rPr>
                           <w:rFonts w:ascii="Cambria Math" w:hAnsi="Cambria Math"/>
                         </w:rPr>
@@ -5547,7 +5595,7 @@
                   </m:dPr>
                   <m:e>
                     <m:r>
-                      <w:del w:id="570" w:author="Daniel Noble" w:date="2025-10-27T13:40:00Z" w16du:dateUtc="2025-10-27T02:40:00Z">
+                      <w:del w:id="592" w:author="Daniel Noble" w:date="2025-10-27T13:40:00Z" w16du:dateUtc="2025-10-27T02:40:00Z">
                         <w:rPr>
                           <w:rFonts w:ascii="Cambria Math" w:hAnsi="Cambria Math"/>
                         </w:rPr>
@@ -5558,24 +5606,24 @@
                 </m:d>
               </m:oMath>
             </m:oMathPara>
-            <w:bookmarkEnd w:id="560"/>
+            <w:bookmarkEnd w:id="582"/>
           </w:p>
           <w:p>
             <w:pPr>
               <w:pStyle w:val="FirstParagraph"/>
               <w:spacing w:line="360" w:lineRule="auto"/>
               <w:rPr>
-                <w:del w:id="571" w:author="Daniel Noble" w:date="2025-10-27T13:40:00Z" w16du:dateUtc="2025-10-27T02:40:00Z"/>
+                <w:del w:id="593" w:author="Daniel Noble" w:date="2025-10-27T13:40:00Z" w16du:dateUtc="2025-10-27T02:40:00Z"/>
               </w:rPr>
             </w:pPr>
-            <w:del w:id="572" w:author="Daniel Noble" w:date="2025-10-27T13:40:00Z" w16du:dateUtc="2025-10-27T02:40:00Z">
+            <w:del w:id="594" w:author="Daniel Noble" w:date="2025-10-27T13:40:00Z" w16du:dateUtc="2025-10-27T02:40:00Z">
               <w:r>
                 <w:delText xml:space="preserve">where </w:delText>
               </w:r>
             </w:del>
             <m:oMath>
               <m:r>
-                <w:del w:id="573" w:author="Daniel Noble" w:date="2025-10-27T13:40:00Z" w16du:dateUtc="2025-10-27T02:40:00Z">
+                <w:del w:id="595" w:author="Daniel Noble" w:date="2025-10-27T13:40:00Z" w16du:dateUtc="2025-10-27T02:40:00Z">
                   <w:rPr>
                     <w:rFonts w:ascii="Cambria Math" w:hAnsi="Cambria Math"/>
                   </w:rPr>
@@ -5586,7 +5634,7 @@
                 <m:accPr>
                   <m:chr m:val="‾"/>
                   <m:ctrlPr>
-                    <w:del w:id="574" w:author="Daniel Noble" w:date="2025-10-27T13:40:00Z" w16du:dateUtc="2025-10-27T02:40:00Z">
+                    <w:del w:id="596" w:author="Daniel Noble" w:date="2025-10-27T13:40:00Z" w16du:dateUtc="2025-10-27T02:40:00Z">
                       <w:rPr>
                         <w:rFonts w:ascii="Cambria Math" w:hAnsi="Cambria Math"/>
                       </w:rPr>
@@ -5595,7 +5643,7 @@
                 </m:accPr>
                 <m:e>
                   <m:r>
-                    <w:del w:id="575" w:author="Daniel Noble" w:date="2025-10-27T13:40:00Z" w16du:dateUtc="2025-10-27T02:40:00Z">
+                    <w:del w:id="597" w:author="Daniel Noble" w:date="2025-10-27T13:40:00Z" w16du:dateUtc="2025-10-27T02:40:00Z">
                       <m:rPr>
                         <m:sty m:val="b"/>
                       </m:rPr>
@@ -5608,14 +5656,14 @@
                 </m:e>
               </m:acc>
             </m:oMath>
-            <w:del w:id="576" w:author="Daniel Noble" w:date="2025-10-27T13:40:00Z" w16du:dateUtc="2025-10-27T02:40:00Z">
+            <w:del w:id="598" w:author="Daniel Noble" w:date="2025-10-27T13:40:00Z" w16du:dateUtc="2025-10-27T02:40:00Z">
               <w:r>
                 <w:delText xml:space="preserve"> is the vector of changes in the mean trait values, </w:delText>
               </w:r>
             </w:del>
             <m:oMath>
               <m:r>
-                <w:del w:id="577" w:author="Daniel Noble" w:date="2025-10-27T13:40:00Z" w16du:dateUtc="2025-10-27T02:40:00Z">
+                <w:del w:id="599" w:author="Daniel Noble" w:date="2025-10-27T13:40:00Z" w16du:dateUtc="2025-10-27T02:40:00Z">
                   <m:rPr>
                     <m:sty m:val="b"/>
                   </m:rPr>
@@ -5626,14 +5674,14 @@
                 </w:del>
               </m:r>
             </m:oMath>
-            <w:del w:id="578" w:author="Daniel Noble" w:date="2025-10-27T13:40:00Z" w16du:dateUtc="2025-10-27T02:40:00Z">
+            <w:del w:id="600" w:author="Daniel Noble" w:date="2025-10-27T13:40:00Z" w16du:dateUtc="2025-10-27T02:40:00Z">
               <w:r>
                 <w:delText xml:space="preserve"> is the genetic covariance matrix and </w:delText>
               </w:r>
             </w:del>
             <m:oMath>
               <m:r>
-                <w:del w:id="579" w:author="Daniel Noble" w:date="2025-10-27T13:40:00Z" w16du:dateUtc="2025-10-27T02:40:00Z">
+                <w:del w:id="601" w:author="Daniel Noble" w:date="2025-10-27T13:40:00Z" w16du:dateUtc="2025-10-27T02:40:00Z">
                   <m:rPr>
                     <m:sty m:val="b"/>
                   </m:rPr>
@@ -5644,14 +5692,14 @@
                 </w:del>
               </m:r>
             </m:oMath>
-            <w:del w:id="580" w:author="Daniel Noble" w:date="2025-10-27T13:40:00Z" w16du:dateUtc="2025-10-27T02:40:00Z">
+            <w:del w:id="602" w:author="Daniel Noble" w:date="2025-10-27T13:40:00Z" w16du:dateUtc="2025-10-27T02:40:00Z">
               <w:r>
                 <w:delText xml:space="preserve"> is the vector of standardised selection gradients that regress each trait on relative fitness (i.e., </w:delText>
               </w:r>
             </w:del>
             <m:oMath>
               <m:r>
-                <w:del w:id="581" w:author="Daniel Noble" w:date="2025-10-27T13:40:00Z" w16du:dateUtc="2025-10-27T02:40:00Z">
+                <w:del w:id="603" w:author="Daniel Noble" w:date="2025-10-27T13:40:00Z" w16du:dateUtc="2025-10-27T02:40:00Z">
                   <m:rPr>
                     <m:sty m:val="b"/>
                   </m:rPr>
@@ -5662,7 +5710,7 @@
                 </w:del>
               </m:r>
               <m:r>
-                <w:del w:id="582" w:author="Daniel Noble" w:date="2025-10-27T13:40:00Z" w16du:dateUtc="2025-10-27T02:40:00Z">
+                <w:del w:id="604" w:author="Daniel Noble" w:date="2025-10-27T13:40:00Z" w16du:dateUtc="2025-10-27T02:40:00Z">
                   <m:rPr>
                     <m:sty m:val="p"/>
                   </m:rPr>
@@ -5673,7 +5721,7 @@
                 </w:del>
               </m:r>
               <m:r>
-                <w:del w:id="583" w:author="Daniel Noble" w:date="2025-10-27T13:40:00Z" w16du:dateUtc="2025-10-27T02:40:00Z">
+                <w:del w:id="605" w:author="Daniel Noble" w:date="2025-10-27T13:40:00Z" w16du:dateUtc="2025-10-27T02:40:00Z">
                   <m:rPr>
                     <m:sty m:val="b"/>
                   </m:rPr>
@@ -5684,7 +5732,7 @@
                 </w:del>
               </m:r>
               <m:r>
-                <w:del w:id="584" w:author="Daniel Noble" w:date="2025-10-27T13:40:00Z" w16du:dateUtc="2025-10-27T02:40:00Z">
+                <w:del w:id="606" w:author="Daniel Noble" w:date="2025-10-27T13:40:00Z" w16du:dateUtc="2025-10-27T02:40:00Z">
                   <m:rPr>
                     <m:sty m:val="p"/>
                   </m:rPr>
@@ -5697,7 +5745,7 @@
               <m:sSup>
                 <m:sSupPr>
                   <m:ctrlPr>
-                    <w:del w:id="585" w:author="Daniel Noble" w:date="2025-10-27T13:40:00Z" w16du:dateUtc="2025-10-27T02:40:00Z">
+                    <w:del w:id="607" w:author="Daniel Noble" w:date="2025-10-27T13:40:00Z" w16du:dateUtc="2025-10-27T02:40:00Z">
                       <w:rPr>
                         <w:rFonts w:ascii="Cambria Math" w:hAnsi="Cambria Math"/>
                       </w:rPr>
@@ -5706,7 +5754,7 @@
                 </m:sSupPr>
                 <m:e>
                   <m:r>
-                    <w:del w:id="586" w:author="Daniel Noble" w:date="2025-10-27T13:40:00Z" w16du:dateUtc="2025-10-27T02:40:00Z">
+                    <w:del w:id="608" w:author="Daniel Noble" w:date="2025-10-27T13:40:00Z" w16du:dateUtc="2025-10-27T02:40:00Z">
                       <m:rPr>
                         <m:sty m:val="b"/>
                       </m:rPr>
@@ -5719,7 +5767,7 @@
                 </m:e>
                 <m:sup>
                   <m:r>
-                    <w:del w:id="587" w:author="Daniel Noble" w:date="2025-10-27T13:40:00Z" w16du:dateUtc="2025-10-27T02:40:00Z">
+                    <w:del w:id="609" w:author="Daniel Noble" w:date="2025-10-27T13:40:00Z" w16du:dateUtc="2025-10-27T02:40:00Z">
                       <m:rPr>
                         <m:sty m:val="b"/>
                       </m:rPr>
@@ -5732,7 +5780,7 @@
                 </m:sup>
               </m:sSup>
               <m:r>
-                <w:del w:id="588" w:author="Daniel Noble" w:date="2025-10-27T13:40:00Z" w16du:dateUtc="2025-10-27T02:40:00Z">
+                <w:del w:id="610" w:author="Daniel Noble" w:date="2025-10-27T13:40:00Z" w16du:dateUtc="2025-10-27T02:40:00Z">
                   <m:rPr>
                     <m:sty m:val="p"/>
                   </m:rPr>
@@ -5743,7 +5791,7 @@
                 </w:del>
               </m:r>
               <m:r>
-                <w:del w:id="589" w:author="Daniel Noble" w:date="2025-10-27T13:40:00Z" w16du:dateUtc="2025-10-27T02:40:00Z">
+                <w:del w:id="611" w:author="Daniel Noble" w:date="2025-10-27T13:40:00Z" w16du:dateUtc="2025-10-27T02:40:00Z">
                   <m:rPr>
                     <m:sty m:val="b"/>
                   </m:rPr>
@@ -5754,7 +5802,7 @@
                 </w:del>
               </m:r>
               <m:r>
-                <w:del w:id="590" w:author="Daniel Noble" w:date="2025-10-27T13:40:00Z" w16du:dateUtc="2025-10-27T02:40:00Z">
+                <w:del w:id="612" w:author="Daniel Noble" w:date="2025-10-27T13:40:00Z" w16du:dateUtc="2025-10-27T02:40:00Z">
                   <m:rPr>
                     <m:sty m:val="p"/>
                   </m:rPr>
@@ -5765,7 +5813,7 @@
                 </w:del>
               </m:r>
               <m:r>
-                <w:del w:id="591" w:author="Daniel Noble" w:date="2025-10-27T13:40:00Z" w16du:dateUtc="2025-10-27T02:40:00Z">
+                <w:del w:id="613" w:author="Daniel Noble" w:date="2025-10-27T13:40:00Z" w16du:dateUtc="2025-10-27T02:40:00Z">
                   <m:rPr>
                     <m:sty m:val="b"/>
                   </m:rPr>
@@ -5776,7 +5824,7 @@
                 </w:del>
               </m:r>
             </m:oMath>
-            <w:del w:id="592" w:author="Daniel Noble" w:date="2025-10-27T13:40:00Z" w16du:dateUtc="2025-10-27T02:40:00Z">
+            <w:del w:id="614" w:author="Daniel Noble" w:date="2025-10-27T13:40:00Z" w16du:dateUtc="2025-10-27T02:40:00Z">
               <w:r>
                 <w:delText>; [90]). While the multivariate breeders equation can be useful for predicting short term evolutionary responses (i.e., one or a few generations) it likely has limited in predictive power over longer timespans because of changes in heritability and selection through time [83,90].</w:delText>
               </w:r>
@@ -5787,7 +5835,7 @@
               <w:pStyle w:val="BodyText"/>
               <w:spacing w:after="16" w:line="360" w:lineRule="auto"/>
             </w:pPr>
-            <w:del w:id="593" w:author="Daniel Noble" w:date="2025-10-27T13:40:00Z" w16du:dateUtc="2025-10-27T02:40:00Z">
+            <w:del w:id="615" w:author="Daniel Noble" w:date="2025-10-27T13:40:00Z" w16du:dateUtc="2025-10-27T02:40:00Z">
               <w:r>
                 <w:delText xml:space="preserve">Measuring and incorporating both plasticity and evolution into our proposed systems modelling framework is challenging because such models usually focus on one or a few ‘traits’. Studies that have attempted to measure plasticity and evolutionary potential in traits demonstrate how such processes can shape outcomes in important ways [61,91–95]. For example, applying a TDT framework to isogenic lines of </w:delText>
               </w:r>
@@ -5814,7 +5862,7 @@
             </w:del>
             <m:oMath>
               <m:r>
-                <w:del w:id="594" w:author="Daniel Noble" w:date="2025-10-27T13:40:00Z" w16du:dateUtc="2025-10-27T02:40:00Z">
+                <w:del w:id="616" w:author="Daniel Noble" w:date="2025-10-27T13:40:00Z" w16du:dateUtc="2025-10-27T02:40:00Z">
                   <w:rPr>
                     <w:rFonts w:ascii="Cambria Math" w:hAnsi="Cambria Math"/>
                   </w:rPr>
@@ -5824,7 +5872,7 @@
               <m:sSub>
                 <m:sSubPr>
                   <m:ctrlPr>
-                    <w:del w:id="595" w:author="Daniel Noble" w:date="2025-10-27T13:40:00Z" w16du:dateUtc="2025-10-27T02:40:00Z">
+                    <w:del w:id="617" w:author="Daniel Noble" w:date="2025-10-27T13:40:00Z" w16du:dateUtc="2025-10-27T02:40:00Z">
                       <w:rPr>
                         <w:rFonts w:ascii="Cambria Math" w:hAnsi="Cambria Math"/>
                       </w:rPr>
@@ -5833,7 +5881,7 @@
                 </m:sSubPr>
                 <m:e>
                   <m:r>
-                    <w:del w:id="596" w:author="Daniel Noble" w:date="2025-10-27T13:40:00Z" w16du:dateUtc="2025-10-27T02:40:00Z">
+                    <w:del w:id="618" w:author="Daniel Noble" w:date="2025-10-27T13:40:00Z" w16du:dateUtc="2025-10-27T02:40:00Z">
                       <w:rPr>
                         <w:rFonts w:ascii="Cambria Math" w:hAnsi="Cambria Math"/>
                       </w:rPr>
@@ -5843,7 +5891,7 @@
                 </m:e>
                 <m:sub>
                   <m:r>
-                    <w:del w:id="597" w:author="Daniel Noble" w:date="2025-10-27T13:40:00Z" w16du:dateUtc="2025-10-27T02:40:00Z">
+                    <w:del w:id="619" w:author="Daniel Noble" w:date="2025-10-27T13:40:00Z" w16du:dateUtc="2025-10-27T02:40:00Z">
                       <w:rPr>
                         <w:rFonts w:ascii="Cambria Math" w:hAnsi="Cambria Math"/>
                       </w:rPr>
@@ -5853,14 +5901,14 @@
                 </m:sub>
               </m:sSub>
             </m:oMath>
-            <w:del w:id="598" w:author="Daniel Noble" w:date="2025-10-27T13:40:00Z" w16du:dateUtc="2025-10-27T02:40:00Z">
+            <w:del w:id="620" w:author="Daniel Noble" w:date="2025-10-27T13:40:00Z" w16du:dateUtc="2025-10-27T02:40:00Z">
               <w:r>
                 <w:delText xml:space="preserve">) and also thermal sensitivity (i.e, </w:delText>
               </w:r>
             </w:del>
             <m:oMath>
               <m:r>
-                <w:del w:id="599" w:author="Daniel Noble" w:date="2025-10-27T13:40:00Z" w16du:dateUtc="2025-10-27T02:40:00Z">
+                <w:del w:id="621" w:author="Daniel Noble" w:date="2025-10-27T13:40:00Z" w16du:dateUtc="2025-10-27T02:40:00Z">
                   <w:rPr>
                     <w:rFonts w:ascii="Cambria Math" w:hAnsi="Cambria Math"/>
                   </w:rPr>
@@ -5868,7 +5916,7 @@
                 </w:del>
               </m:r>
             </m:oMath>
-            <w:del w:id="600" w:author="Daniel Noble" w:date="2025-10-27T13:40:00Z" w16du:dateUtc="2025-10-27T02:40:00Z">
+            <w:del w:id="622" w:author="Daniel Noble" w:date="2025-10-27T13:40:00Z" w16du:dateUtc="2025-10-27T02:40:00Z">
               <w:r>
                 <w:delText xml:space="preserve">, slope from TDT curves). Thermal sensitivity in </w:delText>
               </w:r>
@@ -5947,16 +5995,24 @@
               <w:lastRenderedPageBreak/>
               <w:t xml:space="preserve">Box 3: </w:t>
             </w:r>
-            <w:ins w:id="601" w:author="Daniel Noble" w:date="2025-10-29T09:42:00Z" w16du:dateUtc="2025-10-28T22:42:00Z">
+            <w:ins w:id="623" w:author="Daniel Noble" w:date="2025-10-29T09:42:00Z" w16du:dateUtc="2025-10-28T22:42:00Z">
               <w:r>
                 <w:rPr>
                   <w:b/>
                   <w:bCs/>
                 </w:rPr>
-                <w:t xml:space="preserve">An important frontier: </w:t>
+                <w:t xml:space="preserve">An </w:t>
+              </w:r>
+              <w:commentRangeStart w:id="624"/>
+              <w:r>
+                <w:rPr>
+                  <w:b/>
+                  <w:bCs/>
+                </w:rPr>
+                <w:t xml:space="preserve">important frontier: </w:t>
               </w:r>
             </w:ins>
-            <w:ins w:id="602" w:author="Daniel Noble" w:date="2025-10-27T13:39:00Z" w16du:dateUtc="2025-10-27T02:39:00Z">
+            <w:ins w:id="625" w:author="Daniel Noble" w:date="2025-10-27T13:39:00Z" w16du:dateUtc="2025-10-27T02:39:00Z">
               <w:r>
                 <w:rPr>
                   <w:b/>
@@ -5965,7 +6021,7 @@
                 <w:t>Integrating eco-evolutionary feedback within a systems-modelling framework</w:t>
               </w:r>
             </w:ins>
-            <w:del w:id="603" w:author="Daniel Noble" w:date="2025-10-27T13:39:00Z" w16du:dateUtc="2025-10-27T02:39:00Z">
+            <w:del w:id="626" w:author="Daniel Noble" w:date="2025-10-27T13:39:00Z" w16du:dateUtc="2025-10-27T02:39:00Z">
               <w:r>
                 <w:rPr>
                   <w:b/>
@@ -5980,21 +6036,39 @@
               <w:pStyle w:val="BodyText"/>
               <w:spacing w:before="16" w:line="360" w:lineRule="auto"/>
               <w:rPr>
-                <w:ins w:id="604" w:author="Daniel Noble" w:date="2025-10-29T09:44:00Z"/>
+                <w:ins w:id="627" w:author="Daniel Noble" w:date="2025-10-29T09:44:00Z"/>
                 <w:rFonts w:eastAsiaTheme="minorHAnsi" w:cstheme="minorBidi"/>
                 <w:lang w:eastAsia="en-US"/>
               </w:rPr>
             </w:pPr>
-            <w:ins w:id="605" w:author="Daniel Noble" w:date="2025-10-29T09:44:00Z">
+            <w:ins w:id="628" w:author="Daniel Noble" w:date="2025-10-29T09:44:00Z">
               <w:r>
                 <w:rPr>
                   <w:rFonts w:eastAsiaTheme="minorHAnsi" w:cstheme="minorBidi"/>
                   <w:lang w:eastAsia="en-US"/>
                 </w:rPr>
-                <w:t>Extreme climactic events, such as heatwaves and droughts, are known to result in intense episodes of selection which can lead to rapid evolutionary change when traits are heritable [@Baeckens2025]. In addition, given the intensity of selection associated with extreme climatic events, they have the potential to radically alter the phenotypic and genetic variability available to selection in the future [@Urban2024], potentially impacting a populations resilience to future extremes. Predicting evolutionary responses from extreme heat events is challenging because their rarity and stochasticity make quantifying the strength of selection difficult as it often can only be opportunistically measured [@Baeckens2025]. Predicting evolutionary responses also relies on our ability to predict heatwaves and how organisms experience them in the future – a task that is becoming more tangible with new climate models</w:t>
+                <w:t xml:space="preserve">Extreme climactic events, such as heatwaves and droughts, are known to result in intense episodes of selection which can lead </w:t>
               </w:r>
             </w:ins>
-            <w:ins w:id="606" w:author="Daniel Noble" w:date="2025-10-29T11:54:00Z" w16du:dateUtc="2025-10-29T00:54:00Z">
+            <w:commentRangeEnd w:id="624"/>
+            <w:ins w:id="629" w:author="Daniel Noble" w:date="2025-10-29T13:46:00Z" w16du:dateUtc="2025-10-29T02:46:00Z">
+              <w:r>
+                <w:rPr>
+                  <w:rStyle w:val="CommentReference"/>
+                </w:rPr>
+                <w:commentReference w:id="624"/>
+              </w:r>
+            </w:ins>
+            <w:ins w:id="630" w:author="Daniel Noble" w:date="2025-10-29T09:44:00Z">
+              <w:r>
+                <w:rPr>
+                  <w:rFonts w:eastAsiaTheme="minorHAnsi" w:cstheme="minorBidi"/>
+                  <w:lang w:eastAsia="en-US"/>
+                </w:rPr>
+                <w:t>to rapid evolutionary change when traits are heritable [@Baeckens2025]. In addition, given the intensity of selection associated with extreme climatic events, they have the potential to radically alter the phenotypic and genetic variability available to selection in the future [@Urban2024], potentially impacting a populations resilience to future extremes. Predicting evolutionary responses from extreme heat events is challenging because their rarity and stochasticity make quantifying the strength of selection difficult as it often can only be opportunistically measured [@Baeckens2025]. Predicting evolutionary responses also relies on our ability to predict heatwaves and how organisms experience them in the future – a task that is becoming more tangible with new climate models</w:t>
+              </w:r>
+            </w:ins>
+            <w:ins w:id="631" w:author="Daniel Noble" w:date="2025-10-29T11:54:00Z" w16du:dateUtc="2025-10-29T00:54:00Z">
               <w:r>
                 <w:rPr>
                   <w:rFonts w:eastAsiaTheme="minorHAnsi" w:cstheme="minorBidi"/>
@@ -6010,7 +6084,7 @@
                 <w:t>[e.g., @Munoz-Sabater2021; @Eyring2016]</w:t>
               </w:r>
             </w:ins>
-            <w:ins w:id="607" w:author="Daniel Noble" w:date="2025-10-29T09:44:00Z">
+            <w:ins w:id="632" w:author="Daniel Noble" w:date="2025-10-29T09:44:00Z">
               <w:r>
                 <w:rPr>
                   <w:rFonts w:eastAsiaTheme="minorHAnsi" w:cstheme="minorBidi"/>
@@ -6019,12 +6093,12 @@
                 <w:t xml:space="preserve">. </w:t>
               </w:r>
             </w:ins>
-            <w:ins w:id="608" w:author="Daniel Noble" w:date="2025-10-29T09:44:00Z" w16du:dateUtc="2025-10-28T22:44:00Z">
+            <w:ins w:id="633" w:author="Daniel Noble" w:date="2025-10-29T09:44:00Z" w16du:dateUtc="2025-10-28T22:44:00Z">
               <w:r>
                 <w:t>Evolutionary</w:t>
               </w:r>
             </w:ins>
-            <w:ins w:id="609" w:author="Daniel Noble" w:date="2025-10-29T09:44:00Z">
+            <w:ins w:id="634" w:author="Daniel Noble" w:date="2025-10-29T09:44:00Z">
               <w:r>
                 <w:rPr>
                   <w:rFonts w:eastAsiaTheme="minorHAnsi" w:cstheme="minorBidi"/>
@@ -6033,12 +6107,12 @@
                 <w:t xml:space="preserve"> </w:t>
               </w:r>
             </w:ins>
-            <w:ins w:id="610" w:author="Daniel Noble" w:date="2025-10-29T09:44:00Z" w16du:dateUtc="2025-10-28T22:44:00Z">
+            <w:ins w:id="635" w:author="Daniel Noble" w:date="2025-10-29T09:44:00Z" w16du:dateUtc="2025-10-28T22:44:00Z">
               <w:r>
                 <w:t>consequences</w:t>
               </w:r>
             </w:ins>
-            <w:ins w:id="611" w:author="Daniel Noble" w:date="2025-10-29T09:44:00Z">
+            <w:ins w:id="636" w:author="Daniel Noble" w:date="2025-10-29T09:44:00Z">
               <w:r>
                 <w:rPr>
                   <w:rFonts w:eastAsiaTheme="minorHAnsi" w:cstheme="minorBidi"/>
@@ -6047,7 +6121,7 @@
                 <w:t xml:space="preserve"> of extreme heat events will depend on their characteristics (e.g., frequency, timing, exposure intensity and duration), the traits under selection and their levels of genetic (co)variation, as well as the demographic and ecological context in which the event occurs [@Chevin2017; @Hoffmann2022; @Hoffmann2011]. Considering various forms of plastic responses (e.g., behavioural, developmental, and physiological </w:t>
               </w:r>
             </w:ins>
-            <w:ins w:id="612" w:author="Daniel Noble" w:date="2025-10-29T09:56:00Z" w16du:dateUtc="2025-10-28T22:56:00Z">
+            <w:ins w:id="637" w:author="Daniel Noble" w:date="2025-10-29T09:56:00Z" w16du:dateUtc="2025-10-28T22:56:00Z">
               <w:r>
                 <w:rPr>
                   <w:rFonts w:eastAsiaTheme="minorHAnsi" w:cstheme="minorBidi"/>
@@ -6056,7 +6130,7 @@
                 <w:t>plasticity</w:t>
               </w:r>
             </w:ins>
-            <w:ins w:id="613" w:author="Daniel Noble" w:date="2025-10-29T09:44:00Z">
+            <w:ins w:id="638" w:author="Daniel Noble" w:date="2025-10-29T09:44:00Z">
               <w:r>
                 <w:rPr>
                   <w:rFonts w:eastAsiaTheme="minorHAnsi" w:cstheme="minorBidi"/>
@@ -6065,7 +6139,7 @@
                 <w:t xml:space="preserve">) as </w:t>
               </w:r>
             </w:ins>
-            <w:ins w:id="614" w:author="Daniel Noble" w:date="2025-10-29T09:57:00Z" w16du:dateUtc="2025-10-28T22:57:00Z">
+            <w:ins w:id="639" w:author="Daniel Noble" w:date="2025-10-29T09:57:00Z" w16du:dateUtc="2025-10-28T22:57:00Z">
               <w:r>
                 <w:rPr>
                   <w:rFonts w:eastAsiaTheme="minorHAnsi" w:cstheme="minorBidi"/>
@@ -6074,37 +6148,21 @@
                 <w:t>environments</w:t>
               </w:r>
             </w:ins>
-            <w:ins w:id="615" w:author="Daniel Noble" w:date="2025-10-29T09:44:00Z">
+            <w:ins w:id="640" w:author="Daniel Noble" w:date="2025-10-29T09:44:00Z">
               <w:r>
                 <w:rPr>
                   <w:rFonts w:eastAsiaTheme="minorHAnsi" w:cstheme="minorBidi"/>
                   <w:lang w:eastAsia="en-US"/>
                 </w:rPr>
-                <w:t xml:space="preserve"> change through time is also crucial because it can dampen selection and shelter genetic variation while also promoting persistence [@Catullo2019; @Ghalambor2015]. Many of these processes can now be incorporated into a systems modelling framework (</w:t>
-              </w:r>
-              <w:proofErr w:type="spellStart"/>
-              <w:r>
-                <w:rPr>
-                  <w:rFonts w:eastAsiaTheme="minorHAnsi" w:cstheme="minorBidi"/>
-                  <w:lang w:eastAsia="en-US"/>
-                </w:rPr>
-                <w:t>e.g</w:t>
-              </w:r>
-              <w:proofErr w:type="spellEnd"/>
-              <w:r>
-                <w:rPr>
-                  <w:rFonts w:eastAsiaTheme="minorHAnsi" w:cstheme="minorBidi"/>
-                  <w:lang w:eastAsia="en-US"/>
-                </w:rPr>
-                <w:t xml:space="preserve">, behavioural plasticity), to capture well known environment-phenotype </w:t>
+                <w:t xml:space="preserve"> change through time is also crucial because it can dampen selection and shelter genetic variation while also promoting persistence [@Catullo2019; @Ghalambor2015]. Many of these processes can now be incorporated into a systems modelling framework (e.g, behavioural plasticity), to capture well known environment-phenotype </w:t>
               </w:r>
             </w:ins>
-            <w:ins w:id="616" w:author="Daniel Noble" w:date="2025-10-29T09:45:00Z" w16du:dateUtc="2025-10-28T22:45:00Z">
+            <w:ins w:id="641" w:author="Daniel Noble" w:date="2025-10-29T09:45:00Z" w16du:dateUtc="2025-10-28T22:45:00Z">
               <w:r>
                 <w:t>feedback</w:t>
               </w:r>
             </w:ins>
-            <w:ins w:id="617" w:author="Daniel Noble" w:date="2025-10-29T09:44:00Z">
+            <w:ins w:id="642" w:author="Daniel Noble" w:date="2025-10-29T09:44:00Z">
               <w:r>
                 <w:rPr>
                   <w:rFonts w:eastAsiaTheme="minorHAnsi" w:cstheme="minorBidi"/>
@@ -6119,42 +6177,26 @@
               <w:pStyle w:val="BodyText"/>
               <w:spacing w:line="360" w:lineRule="auto"/>
               <w:rPr>
-                <w:ins w:id="618" w:author="Daniel Noble" w:date="2025-10-27T13:40:00Z" w16du:dateUtc="2025-10-27T02:40:00Z"/>
+                <w:ins w:id="643" w:author="Daniel Noble" w:date="2025-10-27T13:40:00Z" w16du:dateUtc="2025-10-27T02:40:00Z"/>
                 <w:rFonts w:eastAsiaTheme="minorHAnsi" w:cstheme="minorBidi"/>
                 <w:lang w:eastAsia="en-US"/>
-                <w:rPrChange w:id="619" w:author="Daniel Noble" w:date="2025-10-29T09:55:00Z" w16du:dateUtc="2025-10-28T22:55:00Z">
+                <w:rPrChange w:id="644" w:author="Daniel Noble" w:date="2025-10-29T09:55:00Z" w16du:dateUtc="2025-10-28T22:55:00Z">
                   <w:rPr>
-                    <w:ins w:id="620" w:author="Daniel Noble" w:date="2025-10-27T13:40:00Z" w16du:dateUtc="2025-10-27T02:40:00Z"/>
+                    <w:ins w:id="645" w:author="Daniel Noble" w:date="2025-10-27T13:40:00Z" w16du:dateUtc="2025-10-27T02:40:00Z"/>
                   </w:rPr>
                 </w:rPrChange>
               </w:rPr>
             </w:pPr>
-            <w:ins w:id="621" w:author="Daniel Noble" w:date="2025-10-29T09:55:00Z">
+            <w:ins w:id="646" w:author="Daniel Noble" w:date="2025-10-29T09:55:00Z">
               <w:r>
                 <w:rPr>
                   <w:rFonts w:eastAsiaTheme="minorHAnsi" w:cstheme="minorBidi"/>
                   <w:lang w:eastAsia="en-US"/>
                 </w:rPr>
-                <w:t xml:space="preserve">A more complete systems modelling approach that captures eco-evolutionary dynamics needs to think about 'traits' more broadly than those typically thought of by evolutionary ecologists (e.g., body mass). For example, 'traits' can include the parameters within models that establish functional traits within a population (e.g., DEB </w:t>
-              </w:r>
-              <w:proofErr w:type="gramStart"/>
-              <w:r>
-                <w:rPr>
-                  <w:rFonts w:eastAsiaTheme="minorHAnsi" w:cstheme="minorBidi"/>
-                  <w:lang w:eastAsia="en-US"/>
-                </w:rPr>
-                <w:t>parameters)[</w:t>
-              </w:r>
-              <w:proofErr w:type="gramEnd"/>
-              <w:r>
-                <w:rPr>
-                  <w:rFonts w:eastAsiaTheme="minorHAnsi" w:cstheme="minorBidi"/>
-                  <w:lang w:eastAsia="en-US"/>
-                </w:rPr>
-                <w:t>@Sousa2010; @Kearney2009a</w:t>
+                <w:t>A more complete systems modelling approach that captures eco-evolutionary dynamics needs to think about 'traits' more broadly than those typically thought of by evolutionary ecologists (e.g., body mass). For example, 'traits' can include the parameters within models that establish functional traits within a population (e.g., DEB parameters)[@Sousa2010; @Kearney2009a</w:t>
               </w:r>
             </w:ins>
-            <w:ins w:id="622" w:author="Daniel Noble" w:date="2025-10-29T11:51:00Z" w16du:dateUtc="2025-10-29T00:51:00Z">
+            <w:ins w:id="647" w:author="Daniel Noble" w:date="2025-10-29T11:51:00Z" w16du:dateUtc="2025-10-29T00:51:00Z">
               <w:r>
                 <w:rPr>
                   <w:rFonts w:eastAsiaTheme="minorHAnsi" w:cstheme="minorBidi"/>
@@ -6187,7 +6229,7 @@
                 <w:t xml:space="preserve"> such parameters</w:t>
               </w:r>
             </w:ins>
-            <w:ins w:id="623" w:author="Daniel Noble" w:date="2025-10-29T09:55:00Z">
+            <w:ins w:id="648" w:author="Daniel Noble" w:date="2025-10-29T09:55:00Z">
               <w:r>
                 <w:rPr>
                   <w:rFonts w:eastAsiaTheme="minorHAnsi" w:cstheme="minorBidi"/>
@@ -6196,7 +6238,7 @@
                 <w:t xml:space="preserve">. Furthermore, it needs to consider the </w:t>
               </w:r>
             </w:ins>
-            <w:ins w:id="624" w:author="Daniel Noble" w:date="2025-10-29T09:56:00Z" w16du:dateUtc="2025-10-28T22:56:00Z">
+            <w:ins w:id="649" w:author="Daniel Noble" w:date="2025-10-29T09:56:00Z" w16du:dateUtc="2025-10-28T22:56:00Z">
               <w:r>
                 <w:rPr>
                   <w:rFonts w:eastAsiaTheme="minorHAnsi" w:cstheme="minorBidi"/>
@@ -6205,29 +6247,13 @@
                 <w:t>evolution</w:t>
               </w:r>
             </w:ins>
-            <w:ins w:id="625" w:author="Daniel Noble" w:date="2025-10-29T09:55:00Z">
+            <w:ins w:id="650" w:author="Daniel Noble" w:date="2025-10-29T09:55:00Z">
               <w:r>
                 <w:rPr>
                   <w:rFonts w:eastAsiaTheme="minorHAnsi" w:cstheme="minorBidi"/>
                   <w:lang w:eastAsia="en-US"/>
                 </w:rPr>
-                <w:t xml:space="preserve"> of suites of traits which can be done using the multivariate </w:t>
-              </w:r>
-              <w:proofErr w:type="gramStart"/>
-              <w:r>
-                <w:rPr>
-                  <w:rFonts w:eastAsiaTheme="minorHAnsi" w:cstheme="minorBidi"/>
-                  <w:lang w:eastAsia="en-US"/>
-                </w:rPr>
-                <w:t>breeders</w:t>
-              </w:r>
-              <w:proofErr w:type="gramEnd"/>
-              <w:r>
-                <w:rPr>
-                  <w:rFonts w:eastAsiaTheme="minorHAnsi" w:cstheme="minorBidi"/>
-                  <w:lang w:eastAsia="en-US"/>
-                </w:rPr>
-                <w:t xml:space="preserve"> equation [@Lande1979]:</w:t>
+                <w:t xml:space="preserve"> of suites of traits which can be done using the multivariate breeders equation [@Lande1979]:</w:t>
               </w:r>
             </w:ins>
           </w:p>
@@ -6236,7 +6262,7 @@
               <w:pStyle w:val="BodyText"/>
               <w:spacing w:line="360" w:lineRule="auto"/>
               <w:rPr>
-                <w:ins w:id="626" w:author="Daniel Noble" w:date="2025-10-27T13:40:00Z" w16du:dateUtc="2025-10-27T02:40:00Z"/>
+                <w:ins w:id="651" w:author="Daniel Noble" w:date="2025-10-27T13:40:00Z" w16du:dateUtc="2025-10-27T02:40:00Z"/>
               </w:rPr>
             </w:pPr>
             <m:oMathPara>
@@ -6245,7 +6271,7 @@
               </m:oMathParaPr>
               <m:oMath>
                 <m:r>
-                  <w:ins w:id="627" w:author="Daniel Noble" w:date="2025-10-27T13:40:00Z" w16du:dateUtc="2025-10-27T02:40:00Z">
+                  <w:ins w:id="652" w:author="Daniel Noble" w:date="2025-10-27T13:40:00Z" w16du:dateUtc="2025-10-27T02:40:00Z">
                     <w:rPr>
                       <w:rFonts w:ascii="Cambria Math" w:hAnsi="Cambria Math"/>
                     </w:rPr>
@@ -6256,7 +6282,7 @@
                   <m:accPr>
                     <m:chr m:val="‾"/>
                     <m:ctrlPr>
-                      <w:ins w:id="628" w:author="Daniel Noble" w:date="2025-10-27T13:40:00Z" w16du:dateUtc="2025-10-27T02:40:00Z">
+                      <w:ins w:id="653" w:author="Daniel Noble" w:date="2025-10-27T13:40:00Z" w16du:dateUtc="2025-10-27T02:40:00Z">
                         <w:rPr>
                           <w:rFonts w:ascii="Cambria Math" w:hAnsi="Cambria Math"/>
                         </w:rPr>
@@ -6265,7 +6291,7 @@
                   </m:accPr>
                   <m:e>
                     <m:r>
-                      <w:ins w:id="629" w:author="Daniel Noble" w:date="2025-10-27T13:40:00Z" w16du:dateUtc="2025-10-27T02:40:00Z">
+                      <w:ins w:id="654" w:author="Daniel Noble" w:date="2025-10-27T13:40:00Z" w16du:dateUtc="2025-10-27T02:40:00Z">
                         <m:rPr>
                           <m:sty m:val="b"/>
                         </m:rPr>
@@ -6278,7 +6304,7 @@
                   </m:e>
                 </m:acc>
                 <m:r>
-                  <w:ins w:id="630" w:author="Daniel Noble" w:date="2025-10-27T13:40:00Z" w16du:dateUtc="2025-10-27T02:40:00Z">
+                  <w:ins w:id="655" w:author="Daniel Noble" w:date="2025-10-27T13:40:00Z" w16du:dateUtc="2025-10-27T02:40:00Z">
                     <m:rPr>
                       <m:sty m:val="p"/>
                     </m:rPr>
@@ -6289,7 +6315,7 @@
                   </w:ins>
                 </m:r>
                 <m:r>
-                  <w:ins w:id="631" w:author="Daniel Noble" w:date="2025-10-27T13:40:00Z" w16du:dateUtc="2025-10-27T02:40:00Z">
+                  <w:ins w:id="656" w:author="Daniel Noble" w:date="2025-10-27T13:40:00Z" w16du:dateUtc="2025-10-27T02:40:00Z">
                     <m:rPr>
                       <m:sty m:val="b"/>
                     </m:rPr>
@@ -6300,7 +6326,7 @@
                   </w:ins>
                 </m:r>
                 <m:r>
-                  <w:ins w:id="632" w:author="Daniel Noble" w:date="2025-10-27T13:40:00Z" w16du:dateUtc="2025-10-27T02:40:00Z">
+                  <w:ins w:id="657" w:author="Daniel Noble" w:date="2025-10-27T13:40:00Z" w16du:dateUtc="2025-10-27T02:40:00Z">
                     <m:rPr>
                       <m:sty m:val="p"/>
                     </m:rPr>
@@ -6311,7 +6337,7 @@
                   </w:ins>
                 </m:r>
                 <m:r>
-                  <w:ins w:id="633" w:author="Daniel Noble" w:date="2025-10-27T13:40:00Z" w16du:dateUtc="2025-10-27T02:40:00Z">
+                  <w:ins w:id="658" w:author="Daniel Noble" w:date="2025-10-27T13:40:00Z" w16du:dateUtc="2025-10-27T02:40:00Z">
                     <m:rPr>
                       <m:sty m:val="b"/>
                     </m:rPr>
@@ -6322,7 +6348,7 @@
                   </w:ins>
                 </m:r>
                 <m:r>
-                  <w:ins w:id="634" w:author="Daniel Noble" w:date="2025-10-27T13:40:00Z" w16du:dateUtc="2025-10-27T02:40:00Z">
+                  <w:ins w:id="659" w:author="Daniel Noble" w:date="2025-10-27T13:40:00Z" w16du:dateUtc="2025-10-27T02:40:00Z">
                     <w:rPr>
                       <w:rFonts w:ascii="Cambria Math" w:hAnsi="Cambria Math"/>
                     </w:rPr>
@@ -6332,7 +6358,7 @@
                 <m:d>
                   <m:dPr>
                     <m:ctrlPr>
-                      <w:ins w:id="635" w:author="Daniel Noble" w:date="2025-10-27T13:40:00Z" w16du:dateUtc="2025-10-27T02:40:00Z">
+                      <w:ins w:id="660" w:author="Daniel Noble" w:date="2025-10-27T13:40:00Z" w16du:dateUtc="2025-10-27T02:40:00Z">
                         <w:rPr>
                           <w:rFonts w:ascii="Cambria Math" w:hAnsi="Cambria Math"/>
                         </w:rPr>
@@ -6341,7 +6367,7 @@
                   </m:dPr>
                   <m:e>
                     <m:r>
-                      <w:ins w:id="636" w:author="Daniel Noble" w:date="2025-10-27T13:40:00Z" w16du:dateUtc="2025-10-27T02:40:00Z">
+                      <w:ins w:id="661" w:author="Daniel Noble" w:date="2025-10-27T13:40:00Z" w16du:dateUtc="2025-10-27T02:40:00Z">
                         <w:rPr>
                           <w:rFonts w:ascii="Cambria Math" w:hAnsi="Cambria Math"/>
                         </w:rPr>
@@ -6358,17 +6384,17 @@
               <w:pStyle w:val="FirstParagraph"/>
               <w:spacing w:line="360" w:lineRule="auto"/>
               <w:rPr>
-                <w:ins w:id="637" w:author="Daniel Noble" w:date="2025-10-27T13:40:00Z" w16du:dateUtc="2025-10-27T02:40:00Z"/>
+                <w:ins w:id="662" w:author="Daniel Noble" w:date="2025-10-27T13:40:00Z" w16du:dateUtc="2025-10-27T02:40:00Z"/>
               </w:rPr>
             </w:pPr>
-            <w:ins w:id="638" w:author="Daniel Noble" w:date="2025-10-27T13:40:00Z" w16du:dateUtc="2025-10-27T02:40:00Z">
+            <w:ins w:id="663" w:author="Daniel Noble" w:date="2025-10-27T13:40:00Z" w16du:dateUtc="2025-10-27T02:40:00Z">
               <w:r>
                 <w:t xml:space="preserve">where </w:t>
               </w:r>
             </w:ins>
             <m:oMath>
               <m:r>
-                <w:ins w:id="639" w:author="Daniel Noble" w:date="2025-10-27T13:40:00Z" w16du:dateUtc="2025-10-27T02:40:00Z">
+                <w:ins w:id="664" w:author="Daniel Noble" w:date="2025-10-27T13:40:00Z" w16du:dateUtc="2025-10-27T02:40:00Z">
                   <w:rPr>
                     <w:rFonts w:ascii="Cambria Math" w:hAnsi="Cambria Math"/>
                   </w:rPr>
@@ -6379,7 +6405,7 @@
                 <m:accPr>
                   <m:chr m:val="‾"/>
                   <m:ctrlPr>
-                    <w:ins w:id="640" w:author="Daniel Noble" w:date="2025-10-27T13:40:00Z" w16du:dateUtc="2025-10-27T02:40:00Z">
+                    <w:ins w:id="665" w:author="Daniel Noble" w:date="2025-10-27T13:40:00Z" w16du:dateUtc="2025-10-27T02:40:00Z">
                       <w:rPr>
                         <w:rFonts w:ascii="Cambria Math" w:hAnsi="Cambria Math"/>
                       </w:rPr>
@@ -6388,7 +6414,7 @@
                 </m:accPr>
                 <m:e>
                   <m:r>
-                    <w:ins w:id="641" w:author="Daniel Noble" w:date="2025-10-27T13:40:00Z" w16du:dateUtc="2025-10-27T02:40:00Z">
+                    <w:ins w:id="666" w:author="Daniel Noble" w:date="2025-10-27T13:40:00Z" w16du:dateUtc="2025-10-27T02:40:00Z">
                       <m:rPr>
                         <m:sty m:val="b"/>
                       </m:rPr>
@@ -6401,14 +6427,14 @@
                 </m:e>
               </m:acc>
             </m:oMath>
-            <w:ins w:id="642" w:author="Daniel Noble" w:date="2025-10-27T13:40:00Z" w16du:dateUtc="2025-10-27T02:40:00Z">
+            <w:ins w:id="667" w:author="Daniel Noble" w:date="2025-10-27T13:40:00Z" w16du:dateUtc="2025-10-27T02:40:00Z">
               <w:r>
                 <w:t xml:space="preserve"> is the vector of changes in the mean trait values, </w:t>
               </w:r>
             </w:ins>
             <m:oMath>
               <m:r>
-                <w:ins w:id="643" w:author="Daniel Noble" w:date="2025-10-27T13:40:00Z" w16du:dateUtc="2025-10-27T02:40:00Z">
+                <w:ins w:id="668" w:author="Daniel Noble" w:date="2025-10-27T13:40:00Z" w16du:dateUtc="2025-10-27T02:40:00Z">
                   <m:rPr>
                     <m:sty m:val="b"/>
                   </m:rPr>
@@ -6419,14 +6445,14 @@
                 </w:ins>
               </m:r>
             </m:oMath>
-            <w:ins w:id="644" w:author="Daniel Noble" w:date="2025-10-27T13:40:00Z" w16du:dateUtc="2025-10-27T02:40:00Z">
+            <w:ins w:id="669" w:author="Daniel Noble" w:date="2025-10-27T13:40:00Z" w16du:dateUtc="2025-10-27T02:40:00Z">
               <w:r>
                 <w:t xml:space="preserve"> is the genetic covariance matrix and </w:t>
               </w:r>
             </w:ins>
             <m:oMath>
               <m:r>
-                <w:ins w:id="645" w:author="Daniel Noble" w:date="2025-10-27T13:40:00Z" w16du:dateUtc="2025-10-27T02:40:00Z">
+                <w:ins w:id="670" w:author="Daniel Noble" w:date="2025-10-27T13:40:00Z" w16du:dateUtc="2025-10-27T02:40:00Z">
                   <m:rPr>
                     <m:sty m:val="b"/>
                   </m:rPr>
@@ -6437,14 +6463,14 @@
                 </w:ins>
               </m:r>
             </m:oMath>
-            <w:ins w:id="646" w:author="Daniel Noble" w:date="2025-10-27T13:40:00Z" w16du:dateUtc="2025-10-27T02:40:00Z">
+            <w:ins w:id="671" w:author="Daniel Noble" w:date="2025-10-27T13:40:00Z" w16du:dateUtc="2025-10-27T02:40:00Z">
               <w:r>
                 <w:t xml:space="preserve"> is the vector of standardised selection gradients that regress each trait on relative fitness (i.e., </w:t>
               </w:r>
             </w:ins>
             <m:oMath>
               <m:r>
-                <w:ins w:id="647" w:author="Daniel Noble" w:date="2025-10-27T13:40:00Z" w16du:dateUtc="2025-10-27T02:40:00Z">
+                <w:ins w:id="672" w:author="Daniel Noble" w:date="2025-10-27T13:40:00Z" w16du:dateUtc="2025-10-27T02:40:00Z">
                   <m:rPr>
                     <m:sty m:val="b"/>
                   </m:rPr>
@@ -6455,7 +6481,7 @@
                 </w:ins>
               </m:r>
               <m:r>
-                <w:ins w:id="648" w:author="Daniel Noble" w:date="2025-10-27T13:40:00Z" w16du:dateUtc="2025-10-27T02:40:00Z">
+                <w:ins w:id="673" w:author="Daniel Noble" w:date="2025-10-27T13:40:00Z" w16du:dateUtc="2025-10-27T02:40:00Z">
                   <m:rPr>
                     <m:sty m:val="p"/>
                   </m:rPr>
@@ -6466,7 +6492,7 @@
                 </w:ins>
               </m:r>
               <m:r>
-                <w:ins w:id="649" w:author="Daniel Noble" w:date="2025-10-27T13:40:00Z" w16du:dateUtc="2025-10-27T02:40:00Z">
+                <w:ins w:id="674" w:author="Daniel Noble" w:date="2025-10-27T13:40:00Z" w16du:dateUtc="2025-10-27T02:40:00Z">
                   <m:rPr>
                     <m:sty m:val="b"/>
                   </m:rPr>
@@ -6477,7 +6503,7 @@
                 </w:ins>
               </m:r>
               <m:r>
-                <w:ins w:id="650" w:author="Daniel Noble" w:date="2025-10-27T13:40:00Z" w16du:dateUtc="2025-10-27T02:40:00Z">
+                <w:ins w:id="675" w:author="Daniel Noble" w:date="2025-10-27T13:40:00Z" w16du:dateUtc="2025-10-27T02:40:00Z">
                   <m:rPr>
                     <m:sty m:val="p"/>
                   </m:rPr>
@@ -6490,7 +6516,7 @@
               <m:sSup>
                 <m:sSupPr>
                   <m:ctrlPr>
-                    <w:ins w:id="651" w:author="Daniel Noble" w:date="2025-10-27T13:40:00Z" w16du:dateUtc="2025-10-27T02:40:00Z">
+                    <w:ins w:id="676" w:author="Daniel Noble" w:date="2025-10-27T13:40:00Z" w16du:dateUtc="2025-10-27T02:40:00Z">
                       <w:rPr>
                         <w:rFonts w:ascii="Cambria Math" w:hAnsi="Cambria Math"/>
                       </w:rPr>
@@ -6499,7 +6525,7 @@
                 </m:sSupPr>
                 <m:e>
                   <m:r>
-                    <w:ins w:id="652" w:author="Daniel Noble" w:date="2025-10-27T13:40:00Z" w16du:dateUtc="2025-10-27T02:40:00Z">
+                    <w:ins w:id="677" w:author="Daniel Noble" w:date="2025-10-27T13:40:00Z" w16du:dateUtc="2025-10-27T02:40:00Z">
                       <m:rPr>
                         <m:sty m:val="b"/>
                       </m:rPr>
@@ -6512,7 +6538,7 @@
                 </m:e>
                 <m:sup>
                   <m:r>
-                    <w:ins w:id="653" w:author="Daniel Noble" w:date="2025-10-27T13:40:00Z" w16du:dateUtc="2025-10-27T02:40:00Z">
+                    <w:ins w:id="678" w:author="Daniel Noble" w:date="2025-10-27T13:40:00Z" w16du:dateUtc="2025-10-27T02:40:00Z">
                       <m:rPr>
                         <m:sty m:val="b"/>
                       </m:rPr>
@@ -6525,7 +6551,7 @@
                 </m:sup>
               </m:sSup>
               <m:r>
-                <w:ins w:id="654" w:author="Daniel Noble" w:date="2025-10-27T13:40:00Z" w16du:dateUtc="2025-10-27T02:40:00Z">
+                <w:ins w:id="679" w:author="Daniel Noble" w:date="2025-10-27T13:40:00Z" w16du:dateUtc="2025-10-27T02:40:00Z">
                   <m:rPr>
                     <m:sty m:val="p"/>
                   </m:rPr>
@@ -6536,7 +6562,7 @@
                 </w:ins>
               </m:r>
               <m:r>
-                <w:ins w:id="655" w:author="Daniel Noble" w:date="2025-10-27T13:40:00Z" w16du:dateUtc="2025-10-27T02:40:00Z">
+                <w:ins w:id="680" w:author="Daniel Noble" w:date="2025-10-27T13:40:00Z" w16du:dateUtc="2025-10-27T02:40:00Z">
                   <m:rPr>
                     <m:sty m:val="b"/>
                   </m:rPr>
@@ -6547,7 +6573,7 @@
                 </w:ins>
               </m:r>
               <m:r>
-                <w:ins w:id="656" w:author="Daniel Noble" w:date="2025-10-27T13:40:00Z" w16du:dateUtc="2025-10-27T02:40:00Z">
+                <w:ins w:id="681" w:author="Daniel Noble" w:date="2025-10-27T13:40:00Z" w16du:dateUtc="2025-10-27T02:40:00Z">
                   <m:rPr>
                     <m:sty m:val="p"/>
                   </m:rPr>
@@ -6558,7 +6584,7 @@
                 </w:ins>
               </m:r>
               <m:r>
-                <w:ins w:id="657" w:author="Daniel Noble" w:date="2025-10-27T13:40:00Z" w16du:dateUtc="2025-10-27T02:40:00Z">
+                <w:ins w:id="682" w:author="Daniel Noble" w:date="2025-10-27T13:40:00Z" w16du:dateUtc="2025-10-27T02:40:00Z">
                   <m:rPr>
                     <m:sty m:val="b"/>
                   </m:rPr>
@@ -6569,22 +6595,22 @@
                 </w:ins>
               </m:r>
             </m:oMath>
-            <w:ins w:id="658" w:author="Daniel Noble" w:date="2025-10-27T13:40:00Z" w16du:dateUtc="2025-10-27T02:40:00Z">
+            <w:ins w:id="683" w:author="Daniel Noble" w:date="2025-10-27T13:40:00Z" w16du:dateUtc="2025-10-27T02:40:00Z">
               <w:r>
                 <w:t xml:space="preserve">; [90]). </w:t>
               </w:r>
             </w:ins>
-            <w:ins w:id="659" w:author="Daniel Noble" w:date="2025-10-29T09:57:00Z" w16du:dateUtc="2025-10-28T22:57:00Z">
+            <w:ins w:id="684" w:author="Daniel Noble" w:date="2025-10-29T09:57:00Z" w16du:dateUtc="2025-10-28T22:57:00Z">
               <w:r>
                 <w:t>Plasticity can be captured by mapping trait development to the environment and incorporating environmental variability into the Breeders equation</w:t>
               </w:r>
             </w:ins>
-            <w:ins w:id="660" w:author="Daniel Noble" w:date="2025-10-29T10:00:00Z" w16du:dateUtc="2025-10-28T23:00:00Z">
+            <w:ins w:id="685" w:author="Daniel Noble" w:date="2025-10-29T10:00:00Z" w16du:dateUtc="2025-10-28T23:00:00Z">
               <w:r>
                 <w:t xml:space="preserve"> (see also, McGlothlin2014)</w:t>
               </w:r>
             </w:ins>
-            <w:ins w:id="661" w:author="Daniel Noble" w:date="2025-10-29T09:57:00Z" w16du:dateUtc="2025-10-28T22:57:00Z">
+            <w:ins w:id="686" w:author="Daniel Noble" w:date="2025-10-29T09:57:00Z" w16du:dateUtc="2025-10-28T22:57:00Z">
               <w:r>
                 <w:t>.</w:t>
               </w:r>
@@ -6592,7 +6618,7 @@
                 <w:t xml:space="preserve"> </w:t>
               </w:r>
             </w:ins>
-            <w:ins w:id="662" w:author="Daniel Noble" w:date="2025-10-27T13:40:00Z" w16du:dateUtc="2025-10-27T02:40:00Z">
+            <w:ins w:id="687" w:author="Daniel Noble" w:date="2025-10-27T13:40:00Z" w16du:dateUtc="2025-10-27T02:40:00Z">
               <w:r>
                 <w:t xml:space="preserve">While the multivariate breeders equation can be useful for predicting short term evolutionary responses (i.e., one or a few </w:t>
               </w:r>
@@ -6601,22 +6627,14 @@
                 <w:t>generations) it likely has limited in predictive power over longer timespans because of changes in heritability and selection through time [83,90].</w:t>
               </w:r>
             </w:ins>
-            <w:ins w:id="663" w:author="Daniel Noble" w:date="2025-10-29T09:55:00Z" w16du:dateUtc="2025-10-28T22:55:00Z">
+            <w:ins w:id="688" w:author="Daniel Noble" w:date="2025-10-29T09:55:00Z" w16du:dateUtc="2025-10-28T22:55:00Z">
               <w:r>
                 <w:t xml:space="preserve"> </w:t>
               </w:r>
             </w:ins>
-            <w:ins w:id="664" w:author="Daniel Noble" w:date="2025-10-29T09:55:00Z">
-              <w:r>
-                <w:t xml:space="preserve">While the multivariate </w:t>
-              </w:r>
-              <w:proofErr w:type="gramStart"/>
-              <w:r>
-                <w:t>breeders</w:t>
-              </w:r>
-              <w:proofErr w:type="gramEnd"/>
-              <w:r>
-                <w:t xml:space="preserve"> equation can be useful for predicting short term evolutionary responses (i.e., one or a few generations) it likely has limited in predictive power over longer timespans because of changes in heritability and selection through time, which is a future challenge [@Walsh2018; @Hoffmann2011]. </w:t>
+            <w:ins w:id="689" w:author="Daniel Noble" w:date="2025-10-29T09:55:00Z">
+              <w:r>
+                <w:t xml:space="preserve">While the multivariate breeders equation can be useful for predicting short term evolutionary responses (i.e., one or a few generations) it likely has limited in predictive power over longer timespans because of changes in heritability and selection through time, which is a future challenge [@Walsh2018; @Hoffmann2011]. </w:t>
               </w:r>
             </w:ins>
           </w:p>
@@ -6625,10 +6643,10 @@
               <w:pStyle w:val="BodyText"/>
               <w:spacing w:before="16" w:line="360" w:lineRule="auto"/>
               <w:rPr>
-                <w:del w:id="665" w:author="Daniel Noble" w:date="2025-10-27T13:39:00Z" w16du:dateUtc="2025-10-27T02:39:00Z"/>
+                <w:del w:id="690" w:author="Daniel Noble" w:date="2025-10-27T13:39:00Z" w16du:dateUtc="2025-10-27T02:39:00Z"/>
               </w:rPr>
             </w:pPr>
-            <w:del w:id="666" w:author="Daniel Noble" w:date="2025-10-27T13:39:00Z" w16du:dateUtc="2025-10-27T02:39:00Z">
+            <w:del w:id="691" w:author="Daniel Noble" w:date="2025-10-27T13:39:00Z" w16du:dateUtc="2025-10-27T02:39:00Z">
               <w:r>
                 <w:delText xml:space="preserve">Extreme heat may threaten the services that natural and agricultural ecosystems provide to people [98]. For example, loss of output from production ecosystems will have substantial economic consequences for a local area. Degradation of natural ecosystems may affect their regulating services, such as flood mitigation. Impacts on cultural services may be severe for communities that are closely connected to a landscape </w:delText>
               </w:r>
@@ -6660,10 +6678,10 @@
               <w:pStyle w:val="BodyText"/>
               <w:spacing w:line="360" w:lineRule="auto"/>
               <w:rPr>
-                <w:del w:id="667" w:author="Daniel Noble" w:date="2025-10-27T13:39:00Z" w16du:dateUtc="2025-10-27T02:39:00Z"/>
+                <w:del w:id="692" w:author="Daniel Noble" w:date="2025-10-27T13:39:00Z" w16du:dateUtc="2025-10-27T02:39:00Z"/>
               </w:rPr>
             </w:pPr>
-            <w:del w:id="668" w:author="Daniel Noble" w:date="2025-10-27T13:39:00Z" w16du:dateUtc="2025-10-27T02:39:00Z">
+            <w:del w:id="693" w:author="Daniel Noble" w:date="2025-10-27T13:39:00Z" w16du:dateUtc="2025-10-27T02:39:00Z">
               <w:r>
                 <w:delText>People may respond to the impacts of extreme heat on ecosystems in a variety of ways. Farmers or ecosystem managers may introduce new species, alter management practices or farm remaining unaffected areas more intensively. Thermal stress may ultimately result in people leaving areas, potentially making remaining human communities more vulnerable through loss of resources, services and community [99]. Thermal risks to ecosystems may also precipitate declines in individual wellbeing, and these consequences may accrue differently across regions and peoples [100]. Many of these impacts and responses, however, are poorly understood.</w:delText>
               </w:r>
@@ -6674,10 +6692,10 @@
               <w:pStyle w:val="BodyText"/>
               <w:spacing w:line="360" w:lineRule="auto"/>
               <w:rPr>
-                <w:del w:id="669" w:author="Daniel Noble" w:date="2025-10-27T13:39:00Z" w16du:dateUtc="2025-10-27T02:39:00Z"/>
+                <w:del w:id="694" w:author="Daniel Noble" w:date="2025-10-27T13:39:00Z" w16du:dateUtc="2025-10-27T02:39:00Z"/>
               </w:rPr>
             </w:pPr>
-            <w:del w:id="670" w:author="Daniel Noble" w:date="2025-10-27T13:39:00Z" w16du:dateUtc="2025-10-27T02:39:00Z">
+            <w:del w:id="695" w:author="Daniel Noble" w:date="2025-10-27T13:39:00Z" w16du:dateUtc="2025-10-27T02:39:00Z">
               <w:r>
                 <w:delText>Thermal stress on ecosystems can affect not only local communities but also human dominated systems, such as cities, far away from affected ecosystems. Cities are intrinsically connected to and rely on other regions to maintain their functionality [101,102]. For example, extreme heat stress may affect essential ecosystem services, such as food production [103], which can in turn affect price and access to food for people living in urban centers, with financial, economic and health consequences. The impacts on local agricultural communities could lead to loss of livelihood, pushing people in rural areas to migrate to cities [104]. These external pressures will interact with a system that is already constrained by multiple stressors, including direct impacts imposed by extreme heat and other aspects of climate change such as extreme rainfall and flooding. If sufficiently widespread, economic and political destabilisation may occur as has already been observed in some parts of the world [105].</w:delText>
               </w:r>
@@ -6688,15 +6706,15 @@
               <w:pStyle w:val="BodyText"/>
               <w:spacing w:line="360" w:lineRule="auto"/>
               <w:rPr>
-                <w:del w:id="671" w:author="Daniel Noble" w:date="2025-10-28T13:30:00Z" w16du:dateUtc="2025-10-28T02:30:00Z"/>
+                <w:del w:id="696" w:author="Daniel Noble" w:date="2025-10-28T13:30:00Z" w16du:dateUtc="2025-10-28T02:30:00Z"/>
               </w:rPr>
             </w:pPr>
-            <w:del w:id="672" w:author="Daniel Noble" w:date="2025-10-27T13:38:00Z" w16du:dateUtc="2025-10-27T02:38:00Z">
+            <w:del w:id="697" w:author="Daniel Noble" w:date="2025-10-27T13:38:00Z" w16du:dateUtc="2025-10-27T02:38:00Z">
               <w:r>
                 <w:delText>Understanding the relationships between people and nature requires adopting a social-ecological systems perspective, where people and nature are interdependent and intertwined [106]. Social-ecological models aim to capture social and natural systems along with their interactions</w:delText>
               </w:r>
             </w:del>
-            <w:del w:id="673" w:author="Daniel Noble" w:date="2025-10-27T13:39:00Z" w16du:dateUtc="2025-10-27T02:39:00Z">
+            <w:del w:id="698" w:author="Daniel Noble" w:date="2025-10-27T13:39:00Z" w16du:dateUtc="2025-10-27T02:39:00Z">
               <w:r>
                 <w:delText xml:space="preserve"> [107]. They are conventionally built using process-based modelling frameworks such as agent-based models, dynamical systems models or state-and-transition models [108]. Process-based approaches are critical to understanding how emergent social-ecological phenomena develop [109], such as tipping points, traps or other dynamics. Such models can display complex emergent behavior resulting from interactions within the social-ecological system. For example, responding to decreased productivity from extreme heat by farming more intensively could lead to a maladaptation or ‘lock-in’ from which it is difficult to escape [110].</w:delText>
               </w:r>
@@ -6714,7 +6732,7 @@
             </w:tblGrid>
             <w:tr>
               <w:trPr>
-                <w:del w:id="674" w:author="Daniel Noble" w:date="2025-10-28T13:30:00Z"/>
+                <w:del w:id="699" w:author="Daniel Noble" w:date="2025-10-28T13:30:00Z"/>
               </w:trPr>
               <w:tc>
                 <w:tcPr>
@@ -6726,11 +6744,11 @@
                     <w:spacing w:line="360" w:lineRule="auto"/>
                     <w:jc w:val="center"/>
                     <w:rPr>
-                      <w:del w:id="675" w:author="Daniel Noble" w:date="2025-10-27T13:38:00Z" w16du:dateUtc="2025-10-27T02:38:00Z"/>
+                      <w:del w:id="700" w:author="Daniel Noble" w:date="2025-10-27T13:38:00Z" w16du:dateUtc="2025-10-27T02:38:00Z"/>
                     </w:rPr>
                   </w:pPr>
-                  <w:bookmarkStart w:id="676" w:name="fig-box3"/>
-                  <w:del w:id="677" w:author="Daniel Noble" w:date="2025-10-27T13:38:00Z" w16du:dateUtc="2025-10-27T02:38:00Z">
+                  <w:bookmarkStart w:id="701" w:name="fig-box3"/>
+                  <w:del w:id="702" w:author="Daniel Noble" w:date="2025-10-27T13:38:00Z" w16du:dateUtc="2025-10-27T02:38:00Z">
                     <w:r>
                       <w:rPr>
                         <w:noProof/>
@@ -6784,10 +6802,10 @@
                     <w:pStyle w:val="ImageCaption"/>
                     <w:spacing w:before="200" w:line="360" w:lineRule="auto"/>
                     <w:rPr>
-                      <w:del w:id="678" w:author="Daniel Noble" w:date="2025-10-28T13:30:00Z" w16du:dateUtc="2025-10-28T02:30:00Z"/>
+                      <w:del w:id="703" w:author="Daniel Noble" w:date="2025-10-28T13:30:00Z" w16du:dateUtc="2025-10-28T02:30:00Z"/>
                     </w:rPr>
                   </w:pPr>
-                  <w:del w:id="679" w:author="Daniel Noble" w:date="2025-10-27T13:38:00Z" w16du:dateUtc="2025-10-27T02:38:00Z">
+                  <w:del w:id="704" w:author="Daniel Noble" w:date="2025-10-27T13:38:00Z" w16du:dateUtc="2025-10-27T02:38:00Z">
                     <w:r>
                       <w:rPr>
                         <w:b/>
@@ -6811,7 +6829,7 @@
                   </w:del>
                 </w:p>
               </w:tc>
-              <w:bookmarkEnd w:id="676"/>
+              <w:bookmarkEnd w:id="701"/>
             </w:tr>
           </w:tbl>
           <w:p>
@@ -6827,8 +6845,8 @@
         <w:pStyle w:val="Heading1"/>
         <w:spacing w:line="360" w:lineRule="auto"/>
       </w:pPr>
-      <w:bookmarkStart w:id="680" w:name="hot-solutions-for-a-changing-world"/>
-      <w:bookmarkEnd w:id="548"/>
+      <w:bookmarkStart w:id="705" w:name="hot-solutions-for-a-changing-world"/>
+      <w:bookmarkEnd w:id="569"/>
       <w:r>
         <w:lastRenderedPageBreak/>
         <w:t>‘Hot’ solutions for a changing world</w:t>
@@ -6839,12 +6857,16 @@
         <w:pStyle w:val="FirstParagraph"/>
         <w:spacing w:line="360" w:lineRule="auto"/>
       </w:pPr>
-      <w:ins w:id="681" w:author="Daniel Noble" w:date="2025-10-28T14:39:00Z" w16du:dateUtc="2025-10-28T03:39:00Z">
+      <w:ins w:id="706" w:author="Daniel Noble" w:date="2025-10-28T14:39:00Z" w16du:dateUtc="2025-10-28T03:39:00Z">
         <w:r>
           <w:t>E</w:t>
         </w:r>
         <w:r>
-          <w:t>xtreme heat will have dramatic and widespread effects on biological and socioecological systems that humans rely upon</w:t>
+          <w:t xml:space="preserve">xtreme </w:t>
+        </w:r>
+        <w:commentRangeStart w:id="707"/>
+        <w:r>
+          <w:t>heat will have dramatic and widespread effects on biological and socioecological systems that humans rely upon</w:t>
         </w:r>
         <w:r>
           <w:t>.</w:t>
@@ -6853,7 +6875,7 @@
           <w:t xml:space="preserve"> </w:t>
         </w:r>
       </w:ins>
-      <w:del w:id="682" w:author="Daniel Noble" w:date="2025-10-28T14:39:00Z" w16du:dateUtc="2025-10-28T03:39:00Z">
+      <w:del w:id="708" w:author="Daniel Noble" w:date="2025-10-28T14:39:00Z" w16du:dateUtc="2025-10-28T03:39:00Z">
         <w:r>
           <w:delText>Extreme heat will have dramatic and widespread effects on the socioecological systems that humans rely upon (</w:delText>
         </w:r>
@@ -6869,14 +6891,24 @@
         </w:r>
       </w:del>
       <w:r>
-        <w:t xml:space="preserve"> For example, under current global climate change scenarios, each degree Celsius increase in global mean temperature is estimated to reduce the global yield of wheat by 6.0% and soybean by 3.1% [103], exacerbating food shortages. </w:t>
-      </w:r>
-      <w:ins w:id="683" w:author="Daniel Noble" w:date="2025-10-29T12:16:00Z" w16du:dateUtc="2025-10-29T01:16:00Z">
+        <w:t xml:space="preserve"> For example, under current global climate change scenarios, each degree Celsius increase in global mean temperature is estimated to reduce the global yield of wheat by 6.0% and soybean by 3.1% [103], exacerbating </w:t>
+      </w:r>
+      <w:commentRangeEnd w:id="707"/>
+      <w:r>
+        <w:rPr>
+          <w:rStyle w:val="CommentReference"/>
+        </w:rPr>
+        <w:commentReference w:id="707"/>
+      </w:r>
+      <w:r>
+        <w:t xml:space="preserve">food shortages. </w:t>
+      </w:r>
+      <w:ins w:id="709" w:author="Daniel Noble" w:date="2025-10-29T12:16:00Z" w16du:dateUtc="2025-10-29T01:16:00Z">
         <w:r>
           <w:t xml:space="preserve">A systems-modelling approach can help us better understand and predict the varied consequences of interventions to make informed predictions, adjust interventions and evaluate various scenarios for mitigating the impacts of extreme heat in real world situations. </w:t>
         </w:r>
       </w:ins>
-      <w:del w:id="684" w:author="Daniel Noble" w:date="2025-10-29T12:16:00Z" w16du:dateUtc="2025-10-29T01:16:00Z">
+      <w:del w:id="710" w:author="Daniel Noble" w:date="2025-10-29T12:16:00Z" w16du:dateUtc="2025-10-29T01:16:00Z">
         <w:r>
           <w:delText>A systems modelling approach can provide us with quantitative tools to make informed predictions, plan interventions and evaluate various scenarios for mitigating the impacts of extreme heat.</w:delText>
         </w:r>
@@ -6884,7 +6916,7 @@
       <w:r>
         <w:t xml:space="preserve"> </w:t>
       </w:r>
-      <w:ins w:id="685" w:author="Daniel Noble" w:date="2025-10-29T12:21:00Z" w16du:dateUtc="2025-10-29T01:21:00Z">
+      <w:ins w:id="711" w:author="Daniel Noble" w:date="2025-10-29T12:21:00Z" w16du:dateUtc="2025-10-29T01:21:00Z">
         <w:r>
           <w:t>A systems-modelling approach can help us develop suitable interventions, predict the varied consequences of such interventions, and allow for adjustments that can improve decision making for mitigating the impacts of extreme heat in real world situations. Using our case study (</w:t>
         </w:r>
@@ -6892,50 +6924,26 @@
           <w:rPr>
             <w:b/>
             <w:bCs/>
-            <w:rPrChange w:id="686" w:author="Daniel Noble" w:date="2025-10-29T12:21:00Z" w16du:dateUtc="2025-10-29T01:21:00Z">
+            <w:rPrChange w:id="712" w:author="Daniel Noble" w:date="2025-10-29T12:21:00Z" w16du:dateUtc="2025-10-29T01:21:00Z">
               <w:rPr/>
             </w:rPrChange>
           </w:rPr>
           <w:t>Boxes 1 &amp; 2</w:t>
         </w:r>
         <w:r>
-          <w:t xml:space="preserve">) as a simple example, a systems modelling approach can allow for informed predictions about how to mitigate heat stress to crops while also considering the potential for pest outbreaks. In essence, we want to add a minimal amount of water to a system to cool leaves to avoid depleting limited water supplies while preventing microclimate conditions from becoming more optimal for pests. Making use of real weather data to predict microclimates and organism temperatures we could then assess how adding </w:t>
-        </w:r>
-        <w:proofErr w:type="gramStart"/>
-        <w:r>
-          <w:t>2, 5, 10, or 20 mm</w:t>
-        </w:r>
-        <w:proofErr w:type="gramEnd"/>
-        <w:r>
-          <w:t xml:space="preserve"> d</w:t>
+          <w:t>) as a simple example, a systems modelling approach can allow for informed predictions about how to mitigate heat stress to crops while also considering the potential for pest outbreaks. In essence, we want to add a minimal amount of water to a system to cool leaves to avoid depleting limited water supplies while preventing microclimate conditions from becoming more optimal for pests. Making use of real weather data to predict microclimates and organism temperatures we could then assess how adding 2, 5, 10, or 20 mm d</w:t>
         </w:r>
         <w:r>
           <w:rPr>
             <w:vertAlign w:val="superscript"/>
-            <w:rPrChange w:id="687" w:author="Daniel Noble" w:date="2025-10-29T12:21:00Z" w16du:dateUtc="2025-10-29T01:21:00Z">
+            <w:rPrChange w:id="713" w:author="Daniel Noble" w:date="2025-10-29T12:21:00Z" w16du:dateUtc="2025-10-29T01:21:00Z">
               <w:rPr/>
             </w:rPrChange>
           </w:rPr>
           <w:t>-1</w:t>
         </w:r>
         <w:r>
-          <w:t xml:space="preserve"> of water to the system affects leaf temperature and the life-</w:t>
-        </w:r>
-        <w:proofErr w:type="spellStart"/>
-        <w:r>
-          <w:t>cyles</w:t>
-        </w:r>
-        <w:proofErr w:type="spellEnd"/>
-        <w:r>
-          <w:t xml:space="preserve"> of pests. In our simple example, we can see that adding 5 mm of water can result in a 3.63°C decrease in leaf temperature. Adding more water does not result in significant gains in cooling (see @fig-2). In </w:t>
-        </w:r>
-        <w:proofErr w:type="spellStart"/>
-        <w:r>
-          <w:t>additon</w:t>
-        </w:r>
-        <w:proofErr w:type="spellEnd"/>
-        <w:r>
-          <w:t>, assuming we would add 5 mm d</w:t>
+          <w:t xml:space="preserve"> of water to the system affects leaf temperature and the life-cyles of pests. In our simple example, we can see that adding 5 mm of water can result in a 3.63°C decrease in leaf temperature. Adding more water does not result in significant gains in cooling (see @fig-2). In additon, assuming we would add 5 mm d</w:t>
         </w:r>
         <w:r>
           <w:rPr>
@@ -6959,7 +6967,7 @@
           <w:t xml:space="preserve"> </w:t>
         </w:r>
       </w:ins>
-      <w:del w:id="688" w:author="Daniel Noble" w:date="2025-10-29T12:21:00Z" w16du:dateUtc="2025-10-29T01:21:00Z">
+      <w:del w:id="714" w:author="Daniel Noble" w:date="2025-10-29T12:21:00Z" w16du:dateUtc="2025-10-29T01:21:00Z">
         <w:r>
           <w:delText xml:space="preserve">For example, microclimate and biophysical models can allow for informed predictions about how to mitigate heat stress to crops (e.g. with irrigation interventions), while also considering how such interventions impact pests and beneficial insects (see </w:delText>
         </w:r>
@@ -7011,12 +7019,12 @@
       <w:r>
         <w:t xml:space="preserve">Identifying and/or modifying the thermal suitability of landscapes to benefit plants and animals under extreme heat </w:t>
       </w:r>
-      <w:ins w:id="689" w:author="Daniel Noble" w:date="2025-10-29T12:22:00Z" w16du:dateUtc="2025-10-29T01:22:00Z">
+      <w:ins w:id="715" w:author="Daniel Noble" w:date="2025-10-29T12:22:00Z" w16du:dateUtc="2025-10-29T01:22:00Z">
         <w:r>
           <w:t xml:space="preserve">is a promising feature of a systems-thinking approach </w:t>
         </w:r>
       </w:ins>
-      <w:del w:id="690" w:author="Daniel Noble" w:date="2025-10-29T12:22:00Z" w16du:dateUtc="2025-10-29T01:22:00Z">
+      <w:del w:id="716" w:author="Daniel Noble" w:date="2025-10-29T12:22:00Z" w16du:dateUtc="2025-10-29T01:22:00Z">
         <w:r>
           <w:delText xml:space="preserve">shows immense promise </w:delText>
         </w:r>
@@ -7024,12 +7032,12 @@
       <w:r>
         <w:t>[18]. Additionally, as our understanding of the mechanisms associated with heat tolerance improve, genetic tools, environmental manipulations and artificial breeding can be used to enhance thermal tolerance creating more resilience to extreme heat events [e.g., 56]</w:t>
       </w:r>
-      <w:ins w:id="691" w:author="Daniel Noble" w:date="2025-10-28T14:39:00Z" w16du:dateUtc="2025-10-28T03:39:00Z">
+      <w:ins w:id="717" w:author="Daniel Noble" w:date="2025-10-28T14:39:00Z" w16du:dateUtc="2025-10-28T03:39:00Z">
         <w:r>
           <w:t>.</w:t>
         </w:r>
       </w:ins>
-      <w:del w:id="692" w:author="Daniel Noble" w:date="2025-10-28T14:39:00Z" w16du:dateUtc="2025-10-28T03:39:00Z">
+      <w:del w:id="718" w:author="Daniel Noble" w:date="2025-10-28T14:39:00Z" w16du:dateUtc="2025-10-28T03:39:00Z">
         <w:r>
           <w:delText>,</w:delText>
         </w:r>
@@ -7037,7 +7045,7 @@
       <w:r>
         <w:t xml:space="preserve"> </w:t>
       </w:r>
-      <w:del w:id="693" w:author="Daniel Noble" w:date="2025-10-28T14:40:00Z" w16du:dateUtc="2025-10-28T03:40:00Z">
+      <w:del w:id="719" w:author="Daniel Noble" w:date="2025-10-28T14:40:00Z" w16du:dateUtc="2025-10-28T03:40:00Z">
         <w:r>
           <w:delText>although the extent to which resilience can be actively manipulated remains unknown in many species. Integrating these solutions into a systems modelling framework will then allow for a calculated understanding of the viability of such approaches in real world situations.</w:delText>
         </w:r>
@@ -7064,7 +7072,7 @@
               <w:spacing w:line="360" w:lineRule="auto"/>
               <w:jc w:val="center"/>
             </w:pPr>
-            <w:bookmarkStart w:id="694" w:name="fig-2"/>
+            <w:bookmarkStart w:id="720" w:name="fig-2"/>
             <w:r>
               <w:rPr>
                 <w:noProof/>
@@ -7126,15 +7134,7 @@
               <w:t>Figure 4- How a systems modelling approach to extreme heat can be used to inform solutions.</w:t>
             </w:r>
             <w:r>
-              <w:t xml:space="preserve"> A hypothetical example of an insect-plant interaction. (A) To counteract an extreme heat wave event, different watering scenarios to cool plants of agricultural importance during heat stress could be applied. Of critical importance is understanding how much water to apply to a system to keep plants cool while minimizing: 1) water use, given that heat waves are often associated with extreme drought conditions and 2) pest outbreaks, given watering may create more ideal conditions for pest insects. (B) We can obtain actual or predicted future climate data from weather stations or climate models for rainfall and create alternative scenarios where rainfall layers are manipulated by modifying the watering regimes during a heatwave event. We could then assess how adding </w:t>
-            </w:r>
-            <w:proofErr w:type="gramStart"/>
-            <w:r>
-              <w:t>2, 5, 10, or 20 mm</w:t>
-            </w:r>
-            <w:proofErr w:type="gramEnd"/>
-            <w:r>
-              <w:t xml:space="preserve"> </w:t>
+              <w:t xml:space="preserve"> A hypothetical example of an insect-plant interaction. (A) To counteract an extreme heat wave event, different watering scenarios to cool plants of agricultural importance during heat stress could be applied. Of critical importance is understanding how much water to apply to a system to keep plants cool while minimizing: 1) water use, given that heat waves are often associated with extreme drought conditions and 2) pest outbreaks, given watering may create more ideal conditions for pest insects. (B) We can obtain actual or predicted future climate data from weather stations or climate models for rainfall and create alternative scenarios where rainfall layers are manipulated by modifying the watering regimes during a heatwave event. We could then assess how adding 2, 5, 10, or 20 mm </w:t>
             </w:r>
             <w:r>
               <w:t>d</w:t>
@@ -7161,15 +7161,7 @@
               <w:t>C</w:t>
             </w:r>
             <w:r>
-              <w:t xml:space="preserve"> decrease in leaf temperature. Adding more water does not result in significant gains in cooling. Note, in this simple example, we have assumed vegetation properties to remain constant; by linking in a crop growth </w:t>
-            </w:r>
-            <w:proofErr w:type="gramStart"/>
-            <w:r>
-              <w:t>model</w:t>
-            </w:r>
-            <w:proofErr w:type="gramEnd"/>
-            <w:r>
-              <w:t xml:space="preserve"> we could also estimate how the additional water would </w:t>
+              <w:t xml:space="preserve"> decrease in leaf temperature. Adding more water does not result in significant gains in cooling. Note, in this simple example, we have assumed vegetation properties to remain constant; by linking in a crop growth model we could also estimate how the additional water would </w:t>
             </w:r>
             <w:r>
               <w:t>affect</w:t>
@@ -7258,7 +7250,7 @@
             </w:r>
           </w:p>
         </w:tc>
-        <w:bookmarkEnd w:id="694"/>
+        <w:bookmarkEnd w:id="720"/>
       </w:tr>
     </w:tbl>
     <w:tbl>
@@ -7415,8 +7407,8 @@
         <w:pStyle w:val="Heading1"/>
         <w:spacing w:line="360" w:lineRule="auto"/>
       </w:pPr>
-      <w:bookmarkStart w:id="695" w:name="concluding-remarks"/>
-      <w:bookmarkEnd w:id="680"/>
+      <w:bookmarkStart w:id="721" w:name="concluding-remarks"/>
+      <w:bookmarkEnd w:id="705"/>
       <w:r>
         <w:t>Concluding Remarks</w:t>
       </w:r>
@@ -7426,10 +7418,11 @@
         <w:pStyle w:val="FirstParagraph"/>
         <w:spacing w:line="360" w:lineRule="auto"/>
         <w:rPr>
-          <w:ins w:id="696" w:author="Daniel Noble" w:date="2025-10-28T14:41:00Z"/>
-        </w:rPr>
-      </w:pPr>
-      <w:del w:id="697" w:author="Daniel Noble" w:date="2025-10-28T14:41:00Z" w16du:dateUtc="2025-10-28T03:41:00Z">
+          <w:ins w:id="722" w:author="Daniel Noble" w:date="2025-10-28T14:41:00Z"/>
+        </w:rPr>
+      </w:pPr>
+      <w:commentRangeStart w:id="723"/>
+      <w:del w:id="724" w:author="Daniel Noble" w:date="2025-10-28T14:41:00Z" w16du:dateUtc="2025-10-28T03:41:00Z">
         <w:r>
           <w:delText xml:space="preserve">We have discussed ways in which a better understanding of the impacts of extreme heat on plant and animal systems can be captured through the coupling of models from diverse research fields – models that translate the effects of atmospheric conditions to the biophysical experiences of organisms and how this then scales up to impact individuals, populations and communities. As part of demonstrating the ways in which these models can be coupled, we have developed a series of case studies to show how a systems modelling framework can be approached (see </w:delText>
         </w:r>
@@ -7473,7 +7466,7 @@
           <w:delText>understanding of the impacts that extreme heat will have on organisms, populations, and communities along with how to mitigate these impacts to preserve diverse systems now and into the future.</w:delText>
         </w:r>
       </w:del>
-      <w:ins w:id="698" w:author="Daniel Noble" w:date="2025-10-28T14:41:00Z">
+      <w:ins w:id="725" w:author="Daniel Noble" w:date="2025-10-28T14:41:00Z">
         <w:r>
           <w:t xml:space="preserve">Implementing a systems-modelling approach will no doubt be challenging, particularly for complex communities, and knowledge gaps remain (see </w:t>
         </w:r>
@@ -7488,17 +7481,17 @@
           <w:t>). However, more mechanistic approaches that encapsulate key biological processes (physiology, behaviour, phenology, species interactions and eco</w:t>
         </w:r>
       </w:ins>
-      <w:ins w:id="699" w:author="Daniel Noble" w:date="2025-10-28T14:41:00Z" w16du:dateUtc="2025-10-28T03:41:00Z">
+      <w:ins w:id="726" w:author="Daniel Noble" w:date="2025-10-28T14:41:00Z" w16du:dateUtc="2025-10-28T03:41:00Z">
         <w:r>
           <w:t>-</w:t>
         </w:r>
       </w:ins>
-      <w:ins w:id="700" w:author="Daniel Noble" w:date="2025-10-28T14:41:00Z">
+      <w:ins w:id="727" w:author="Daniel Noble" w:date="2025-10-28T14:41:00Z">
         <w:r>
           <w:t>evolutionary dynamics</w:t>
         </w:r>
       </w:ins>
-      <w:ins w:id="701" w:author="Daniel Noble" w:date="2025-10-28T14:41:00Z" w16du:dateUtc="2025-10-28T03:41:00Z">
+      <w:ins w:id="728" w:author="Daniel Noble" w:date="2025-10-28T14:41:00Z" w16du:dateUtc="2025-10-28T03:41:00Z">
         <w:r>
           <w:t xml:space="preserve"> – </w:t>
         </w:r>
@@ -7506,23 +7499,41 @@
           <w:rPr>
             <w:b/>
             <w:bCs/>
-            <w:rPrChange w:id="702" w:author="Daniel Noble" w:date="2025-10-28T14:41:00Z" w16du:dateUtc="2025-10-28T03:41:00Z">
+            <w:rPrChange w:id="729" w:author="Daniel Noble" w:date="2025-10-28T14:41:00Z" w16du:dateUtc="2025-10-28T03:41:00Z">
               <w:rPr/>
             </w:rPrChange>
           </w:rPr>
           <w:t>Box 3</w:t>
         </w:r>
       </w:ins>
-      <w:ins w:id="703" w:author="Daniel Noble" w:date="2025-10-28T14:41:00Z">
-        <w:r>
-          <w:t xml:space="preserve">) are needed now, more than ever, to better predict biological responses to extreme heat [@Urban2016; @Martinez-De_Leon2024]. Coupled mechanistic models within and across species are expected to have improved predictive power when extrapolated to new conditions and can help better integrate interacting processes [@Urban2016; @Briscoe2023]. Nonetheless, a systems modelling approach will require a solid foundation of species natural history, diverse modelling expertise, and a concerted effort to collect and collate trait and environmental data for model building and validation. </w:t>
+      <w:ins w:id="730" w:author="Daniel Noble" w:date="2025-10-28T14:41:00Z">
+        <w:r>
+          <w:t xml:space="preserve">) are needed now, more than ever, to better predict biological responses to extreme heat [@Urban2016; @Martinez-De_Leon2024]. Coupled mechanistic models within and across species are expected to have </w:t>
+        </w:r>
+        <w:commentRangeStart w:id="731"/>
+        <w:r>
+          <w:t>improved predictive power when extrapolated to new conditions and can help better integrate interacting processes [</w:t>
+        </w:r>
+      </w:ins>
+      <w:commentRangeEnd w:id="731"/>
+      <w:ins w:id="732" w:author="Daniel Noble" w:date="2025-10-29T13:31:00Z" w16du:dateUtc="2025-10-29T02:31:00Z">
+        <w:r>
+          <w:rPr>
+            <w:rStyle w:val="CommentReference"/>
+          </w:rPr>
+          <w:commentReference w:id="731"/>
+        </w:r>
+      </w:ins>
+      <w:ins w:id="733" w:author="Daniel Noble" w:date="2025-10-28T14:41:00Z">
+        <w:r>
+          <w:t xml:space="preserve">@Urban2016; @Briscoe2023]. Nonetheless, a systems modelling approach will require a solid foundation of species natural history, diverse modelling expertise, and a concerted effort to collect and collate trait and environmental data for model building and validation. </w:t>
         </w:r>
         <w:r>
           <w:lastRenderedPageBreak/>
           <w:t>However, there are exciting new tools and data that are making overcoming these challenges more feasible [@Maclean2019], and careful consideration of the key processes important to a system can help alleviate these challenges [@Briscoe2023]. For example, large databases of physiological traits for both plants and animals now exist [e.g., @Kattge2020</w:t>
         </w:r>
       </w:ins>
-      <w:ins w:id="704" w:author="Daniel Noble" w:date="2025-10-29T11:43:00Z" w16du:dateUtc="2025-10-29T00:43:00Z">
+      <w:ins w:id="734" w:author="Daniel Noble" w:date="2025-10-29T11:43:00Z" w16du:dateUtc="2025-10-29T00:43:00Z">
         <w:r>
           <w:t xml:space="preserve"> </w:t>
         </w:r>
@@ -7530,42 +7541,49 @@
           <w:t>@Leiva2025] and advanced missing data approaches</w:t>
         </w:r>
       </w:ins>
-      <w:ins w:id="705" w:author="Daniel Noble" w:date="2025-10-28T14:41:00Z">
+      <w:ins w:id="735" w:author="Daniel Noble" w:date="2025-10-28T14:41:00Z">
         <w:r>
           <w:t xml:space="preserve"> can help estimate likely parameters for data deficient species [e.g., @Bruggeman2009]. </w:t>
         </w:r>
       </w:ins>
-      <w:ins w:id="706" w:author="Daniel Noble" w:date="2025-10-29T09:39:00Z" w16du:dateUtc="2025-10-28T22:39:00Z">
+      <w:ins w:id="736" w:author="Daniel Noble" w:date="2025-10-29T09:39:00Z" w16du:dateUtc="2025-10-28T22:39:00Z">
         <w:r>
           <w:t xml:space="preserve">In addition, ever more sophisticated and powerful computational pipelines (e.g. </w:t>
         </w:r>
-        <w:proofErr w:type="spellStart"/>
         <w:r>
           <w:rPr>
             <w:i/>
             <w:iCs/>
-            <w:rPrChange w:id="707" w:author="Daniel Noble" w:date="2025-10-29T09:39:00Z" w16du:dateUtc="2025-10-28T22:39:00Z">
+            <w:rPrChange w:id="737" w:author="Daniel Noble" w:date="2025-10-29T09:39:00Z" w16du:dateUtc="2025-10-28T22:39:00Z">
               <w:rPr/>
             </w:rPrChange>
           </w:rPr>
           <w:t>NicheMapR</w:t>
         </w:r>
-        <w:proofErr w:type="spellEnd"/>
+      </w:ins>
+      <w:commentRangeEnd w:id="723"/>
+      <w:ins w:id="738" w:author="Daniel Noble" w:date="2025-10-29T12:50:00Z" w16du:dateUtc="2025-10-29T01:50:00Z">
+        <w:r>
+          <w:rPr>
+            <w:rStyle w:val="CommentReference"/>
+          </w:rPr>
+          <w:commentReference w:id="723"/>
+        </w:r>
+      </w:ins>
+      <w:ins w:id="739" w:author="Daniel Noble" w:date="2025-10-29T09:39:00Z" w16du:dateUtc="2025-10-28T22:39:00Z">
         <w:r>
           <w:t xml:space="preserve">, </w:t>
         </w:r>
-        <w:proofErr w:type="spellStart"/>
         <w:r>
           <w:rPr>
             <w:i/>
             <w:iCs/>
-            <w:rPrChange w:id="708" w:author="Daniel Noble" w:date="2025-10-29T09:39:00Z" w16du:dateUtc="2025-10-28T22:39:00Z">
+            <w:rPrChange w:id="740" w:author="Daniel Noble" w:date="2025-10-29T09:39:00Z" w16du:dateUtc="2025-10-28T22:39:00Z">
               <w:rPr/>
             </w:rPrChange>
           </w:rPr>
           <w:t>TrenchR</w:t>
         </w:r>
-        <w:proofErr w:type="spellEnd"/>
         <w:r>
           <w:t xml:space="preserve">, </w:t>
         </w:r>
@@ -7573,7 +7591,7 @@
           <w:rPr>
             <w:i/>
             <w:iCs/>
-            <w:rPrChange w:id="709" w:author="Daniel Noble" w:date="2025-10-29T09:39:00Z" w16du:dateUtc="2025-10-28T22:39:00Z">
+            <w:rPrChange w:id="741" w:author="Daniel Noble" w:date="2025-10-29T09:39:00Z" w16du:dateUtc="2025-10-28T22:39:00Z">
               <w:rPr/>
             </w:rPrChange>
           </w:rPr>
@@ -7582,23 +7600,22 @@
         <w:r>
           <w:t xml:space="preserve">, </w:t>
         </w:r>
-        <w:proofErr w:type="spellStart"/>
         <w:r>
           <w:rPr>
             <w:i/>
             <w:iCs/>
-            <w:rPrChange w:id="710" w:author="Daniel Noble" w:date="2025-10-29T09:39:00Z" w16du:dateUtc="2025-10-28T22:39:00Z">
+            <w:rPrChange w:id="742" w:author="Daniel Noble" w:date="2025-10-29T09:39:00Z" w16du:dateUtc="2025-10-28T22:39:00Z">
               <w:rPr/>
             </w:rPrChange>
           </w:rPr>
           <w:t>terra</w:t>
         </w:r>
         <w:r>
-          <w:t xml:space="preserve"> in</w:t>
-        </w:r>
-        <w:proofErr w:type="spellEnd"/>
-        <w:r>
-          <w:t xml:space="preserve"> R) make it easier to implement and connect models. Model selection and validation are important steps in any modelling process and will be more complicated when applied to entire systems. However, starting with a simpler model, validating predictions with empirical data and then adding complexity as needed can make building systems models more tractabl</w:t>
+          <w:t xml:space="preserve"> in R) make it easier to implement and connect models. </w:t>
+        </w:r>
+        <w:commentRangeStart w:id="743"/>
+        <w:r>
+          <w:t>Model selection and validation are important steps in any modelling process and will be more complicated when applied to entire systems. However, starting with a simpler model, validating predictions with empirical data and then adding complexity as needed can make building systems models more tractabl</w:t>
         </w:r>
         <w:r>
           <w:t>e</w:t>
@@ -7607,22 +7624,22 @@
           <w:t xml:space="preserve"> </w:t>
         </w:r>
       </w:ins>
-      <w:ins w:id="711" w:author="Daniel Noble" w:date="2025-10-28T14:41:00Z">
+      <w:ins w:id="744" w:author="Daniel Noble" w:date="2025-10-28T14:41:00Z">
         <w:r>
           <w:t xml:space="preserve">[@Briscoe2023]. Even simple models that compare counterfactual scenarios </w:t>
         </w:r>
       </w:ins>
-      <w:ins w:id="712" w:author="Daniel Noble" w:date="2025-10-28T15:26:00Z" w16du:dateUtc="2025-10-28T04:26:00Z">
+      <w:ins w:id="745" w:author="Daniel Noble" w:date="2025-10-28T15:26:00Z" w16du:dateUtc="2025-10-28T04:26:00Z">
         <w:r>
           <w:t>may</w:t>
         </w:r>
       </w:ins>
-      <w:ins w:id="713" w:author="Daniel Noble" w:date="2025-10-28T14:41:00Z">
+      <w:ins w:id="746" w:author="Daniel Noble" w:date="2025-10-28T14:41:00Z">
         <w:r>
           <w:t xml:space="preserve"> provide important quantitative insights into the impacts of extreme heat on organisms, populations and communities</w:t>
         </w:r>
       </w:ins>
-      <w:ins w:id="714" w:author="Daniel Noble" w:date="2025-10-28T15:26:00Z" w16du:dateUtc="2025-10-28T04:26:00Z">
+      <w:ins w:id="747" w:author="Daniel Noble" w:date="2025-10-28T15:26:00Z" w16du:dateUtc="2025-10-28T04:26:00Z">
         <w:r>
           <w:t xml:space="preserve"> </w:t>
         </w:r>
@@ -7630,17 +7647,23 @@
           <w:t>[@Dudney2025; @Carroll2023; @Dornhaus2022]</w:t>
         </w:r>
       </w:ins>
-      <w:ins w:id="715" w:author="Daniel Noble" w:date="2025-10-28T14:41:00Z">
-        <w:r>
-          <w:t xml:space="preserve">. Such insights can form the basis for prediction-driven solutions for mitigating the impacts of extreme heat on biodiversity. By working collaboratively and </w:t>
-        </w:r>
-        <w:proofErr w:type="spellStart"/>
-        <w:r>
-          <w:t>integratively</w:t>
-        </w:r>
-        <w:proofErr w:type="spellEnd"/>
-        <w:r>
-          <w:t xml:space="preserve"> we can develop a more quantitative and predictive understanding of the impacts that extreme heat will have on organisms, populations, and communities along with how to mitigate these impacts to preserve diverse systems now and into the future.</w:t>
+      <w:ins w:id="748" w:author="Daniel Noble" w:date="2025-10-28T14:41:00Z">
+        <w:r>
+          <w:t xml:space="preserve">. Such insights </w:t>
+        </w:r>
+      </w:ins>
+      <w:commentRangeEnd w:id="743"/>
+      <w:ins w:id="749" w:author="Daniel Noble" w:date="2025-10-29T12:44:00Z" w16du:dateUtc="2025-10-29T01:44:00Z">
+        <w:r>
+          <w:rPr>
+            <w:rStyle w:val="CommentReference"/>
+          </w:rPr>
+          <w:commentReference w:id="743"/>
+        </w:r>
+      </w:ins>
+      <w:ins w:id="750" w:author="Daniel Noble" w:date="2025-10-28T14:41:00Z">
+        <w:r>
+          <w:t>can form the basis for prediction-driven solutions for mitigating the impacts of extreme heat on biodiversity. By working collaboratively and integratively we can develop a more quantitative and predictive understanding of the impacts that extreme heat will have on organisms, populations, and communities along with how to mitigate these impacts to preserve diverse systems now and into the future.</w:t>
         </w:r>
       </w:ins>
     </w:p>
@@ -7648,7 +7671,7 @@
       <w:pPr>
         <w:pStyle w:val="BodyText"/>
         <w:rPr>
-          <w:ins w:id="716" w:author="Daniel Noble" w:date="2025-10-27T13:38:00Z" w16du:dateUtc="2025-10-27T02:38:00Z"/>
+          <w:ins w:id="751" w:author="Daniel Noble" w:date="2025-10-27T13:38:00Z" w16du:dateUtc="2025-10-27T02:38:00Z"/>
         </w:rPr>
       </w:pPr>
     </w:p>
@@ -7656,9 +7679,9 @@
       <w:pPr>
         <w:pStyle w:val="BodyText"/>
         <w:rPr>
-          <w:del w:id="717" w:author="Daniel Noble" w:date="2025-10-28T14:40:00Z" w16du:dateUtc="2025-10-28T03:40:00Z"/>
-        </w:rPr>
-        <w:pPrChange w:id="718" w:author="Daniel Noble" w:date="2025-10-27T13:38:00Z" w16du:dateUtc="2025-10-27T02:38:00Z">
+          <w:del w:id="752" w:author="Daniel Noble" w:date="2025-10-28T14:40:00Z" w16du:dateUtc="2025-10-28T03:40:00Z"/>
+        </w:rPr>
+        <w:pPrChange w:id="753" w:author="Daniel Noble" w:date="2025-10-27T13:38:00Z" w16du:dateUtc="2025-10-27T02:38:00Z">
           <w:pPr>
             <w:pStyle w:val="FirstParagraph"/>
             <w:spacing w:line="360" w:lineRule="auto"/>
@@ -7671,8 +7694,8 @@
         <w:pStyle w:val="Heading1"/>
         <w:spacing w:line="360" w:lineRule="auto"/>
       </w:pPr>
-      <w:bookmarkStart w:id="719" w:name="acknowledgements"/>
-      <w:bookmarkEnd w:id="695"/>
+      <w:bookmarkStart w:id="754" w:name="acknowledgements"/>
+      <w:bookmarkEnd w:id="721"/>
       <w:r>
         <w:t>Acknowledgements</w:t>
       </w:r>
@@ -7732,8 +7755,8 @@
         <w:pStyle w:val="Heading1"/>
         <w:spacing w:line="360" w:lineRule="auto"/>
       </w:pPr>
-      <w:bookmarkStart w:id="720" w:name="references"/>
-      <w:bookmarkEnd w:id="719"/>
+      <w:bookmarkStart w:id="755" w:name="references"/>
+      <w:bookmarkEnd w:id="754"/>
       <w:r>
         <w:lastRenderedPageBreak/>
         <w:t>References</w:t>
@@ -7750,8 +7773,8 @@
         <w:pStyle w:val="Bibliography"/>
         <w:spacing w:line="360" w:lineRule="auto"/>
       </w:pPr>
-      <w:bookmarkStart w:id="721" w:name="ref-Barriopedro2023"/>
-      <w:bookmarkStart w:id="722" w:name="refs"/>
+      <w:bookmarkStart w:id="756" w:name="ref-Barriopedro2023"/>
+      <w:bookmarkStart w:id="757" w:name="refs"/>
       <w:r>
         <w:t xml:space="preserve">1. </w:t>
       </w:r>
@@ -7785,8 +7808,8 @@
         <w:pStyle w:val="Bibliography"/>
         <w:spacing w:line="360" w:lineRule="auto"/>
       </w:pPr>
-      <w:bookmarkStart w:id="723" w:name="ref-Aglas-Leitner2024"/>
-      <w:bookmarkEnd w:id="721"/>
+      <w:bookmarkStart w:id="758" w:name="ref-Aglas-Leitner2024"/>
+      <w:bookmarkEnd w:id="756"/>
       <w:r>
         <w:t xml:space="preserve">2. </w:t>
       </w:r>
@@ -7820,8 +7843,8 @@
         <w:pStyle w:val="Bibliography"/>
         <w:spacing w:line="360" w:lineRule="auto"/>
       </w:pPr>
-      <w:bookmarkStart w:id="724" w:name="ref-Evans2025"/>
-      <w:bookmarkEnd w:id="723"/>
+      <w:bookmarkStart w:id="759" w:name="ref-Evans2025"/>
+      <w:bookmarkEnd w:id="758"/>
       <w:r>
         <w:t xml:space="preserve">3. </w:t>
       </w:r>
@@ -7855,8 +7878,8 @@
         <w:pStyle w:val="Bibliography"/>
         <w:spacing w:line="360" w:lineRule="auto"/>
       </w:pPr>
-      <w:bookmarkStart w:id="725" w:name="ref-Margalef-Marrase2020"/>
-      <w:bookmarkEnd w:id="724"/>
+      <w:bookmarkStart w:id="760" w:name="ref-Margalef-Marrase2020"/>
+      <w:bookmarkEnd w:id="759"/>
       <w:r>
         <w:t xml:space="preserve">4. </w:t>
       </w:r>
@@ -7890,8 +7913,8 @@
         <w:pStyle w:val="Bibliography"/>
         <w:spacing w:line="360" w:lineRule="auto"/>
       </w:pPr>
-      <w:bookmarkStart w:id="726" w:name="ref-Kazenel2024"/>
-      <w:bookmarkEnd w:id="725"/>
+      <w:bookmarkStart w:id="761" w:name="ref-Kazenel2024"/>
+      <w:bookmarkEnd w:id="760"/>
       <w:r>
         <w:t xml:space="preserve">5. </w:t>
       </w:r>
@@ -7922,8 +7945,8 @@
         <w:pStyle w:val="Bibliography"/>
         <w:spacing w:line="360" w:lineRule="auto"/>
       </w:pPr>
-      <w:bookmarkStart w:id="727" w:name="ref-Zhao2017"/>
-      <w:bookmarkEnd w:id="726"/>
+      <w:bookmarkStart w:id="762" w:name="ref-Zhao2017"/>
+      <w:bookmarkEnd w:id="761"/>
       <w:r>
         <w:t xml:space="preserve">6. </w:t>
       </w:r>
@@ -7957,8 +7980,8 @@
         <w:pStyle w:val="Bibliography"/>
         <w:spacing w:line="360" w:lineRule="auto"/>
       </w:pPr>
-      <w:bookmarkStart w:id="728" w:name="ref-Tito2018"/>
-      <w:bookmarkEnd w:id="727"/>
+      <w:bookmarkStart w:id="763" w:name="ref-Tito2018"/>
+      <w:bookmarkEnd w:id="762"/>
       <w:r>
         <w:t xml:space="preserve">7. </w:t>
       </w:r>
@@ -7992,8 +8015,8 @@
         <w:pStyle w:val="Bibliography"/>
         <w:spacing w:line="360" w:lineRule="auto"/>
       </w:pPr>
-      <w:bookmarkStart w:id="729" w:name="ref-Bernacchi2025"/>
-      <w:bookmarkEnd w:id="728"/>
+      <w:bookmarkStart w:id="764" w:name="ref-Bernacchi2025"/>
+      <w:bookmarkEnd w:id="763"/>
       <w:r>
         <w:t xml:space="preserve">8. </w:t>
       </w:r>
@@ -8027,8 +8050,8 @@
         <w:pStyle w:val="Bibliography"/>
         <w:spacing w:line="360" w:lineRule="auto"/>
       </w:pPr>
-      <w:bookmarkStart w:id="730" w:name="ref-Martinez2023"/>
-      <w:bookmarkEnd w:id="729"/>
+      <w:bookmarkStart w:id="765" w:name="ref-Martinez2023"/>
+      <w:bookmarkEnd w:id="764"/>
       <w:r>
         <w:t xml:space="preserve">9. </w:t>
       </w:r>
@@ -8059,8 +8082,8 @@
         <w:pStyle w:val="Bibliography"/>
         <w:spacing w:line="360" w:lineRule="auto"/>
       </w:pPr>
-      <w:bookmarkStart w:id="731" w:name="ref-Rezende2020"/>
-      <w:bookmarkEnd w:id="730"/>
+      <w:bookmarkStart w:id="766" w:name="ref-Rezende2020"/>
+      <w:bookmarkEnd w:id="765"/>
       <w:r>
         <w:t xml:space="preserve">10. </w:t>
       </w:r>
@@ -8094,8 +8117,8 @@
         <w:pStyle w:val="Bibliography"/>
         <w:spacing w:line="360" w:lineRule="auto"/>
       </w:pPr>
-      <w:bookmarkStart w:id="732" w:name="ref-Orsted2024"/>
-      <w:bookmarkEnd w:id="731"/>
+      <w:bookmarkStart w:id="767" w:name="ref-Orsted2024"/>
+      <w:bookmarkEnd w:id="766"/>
       <w:r>
         <w:t xml:space="preserve">11. </w:t>
       </w:r>
@@ -8129,8 +8152,8 @@
         <w:pStyle w:val="Bibliography"/>
         <w:spacing w:line="360" w:lineRule="auto"/>
       </w:pPr>
-      <w:bookmarkStart w:id="733" w:name="ref-Lopez-Goldar2024"/>
-      <w:bookmarkEnd w:id="732"/>
+      <w:bookmarkStart w:id="768" w:name="ref-Lopez-Goldar2024"/>
+      <w:bookmarkEnd w:id="767"/>
       <w:r>
         <w:t xml:space="preserve">12. </w:t>
       </w:r>
@@ -8161,8 +8184,8 @@
         <w:pStyle w:val="Bibliography"/>
         <w:spacing w:line="360" w:lineRule="auto"/>
       </w:pPr>
-      <w:bookmarkStart w:id="734" w:name="ref-Trivedi2022"/>
-      <w:bookmarkEnd w:id="733"/>
+      <w:bookmarkStart w:id="769" w:name="ref-Trivedi2022"/>
+      <w:bookmarkEnd w:id="768"/>
       <w:r>
         <w:t xml:space="preserve">13. </w:t>
       </w:r>
@@ -8196,8 +8219,8 @@
         <w:pStyle w:val="Bibliography"/>
         <w:spacing w:line="360" w:lineRule="auto"/>
       </w:pPr>
-      <w:bookmarkStart w:id="735" w:name="ref-Kooijman2010"/>
-      <w:bookmarkEnd w:id="734"/>
+      <w:bookmarkStart w:id="770" w:name="ref-Kooijman2010"/>
+      <w:bookmarkEnd w:id="769"/>
       <w:r>
         <w:t xml:space="preserve">14. </w:t>
       </w:r>
@@ -8221,8 +8244,8 @@
         <w:pStyle w:val="Bibliography"/>
         <w:spacing w:line="360" w:lineRule="auto"/>
       </w:pPr>
-      <w:bookmarkStart w:id="736" w:name="ref-Kearney2009b"/>
-      <w:bookmarkEnd w:id="735"/>
+      <w:bookmarkStart w:id="771" w:name="ref-Kearney2009b"/>
+      <w:bookmarkEnd w:id="770"/>
       <w:r>
         <w:t xml:space="preserve">15. </w:t>
       </w:r>
@@ -8246,8 +8269,8 @@
         <w:pStyle w:val="Bibliography"/>
         <w:spacing w:line="360" w:lineRule="auto"/>
       </w:pPr>
-      <w:bookmarkStart w:id="737" w:name="ref-Jusup2024"/>
-      <w:bookmarkEnd w:id="736"/>
+      <w:bookmarkStart w:id="772" w:name="ref-Jusup2024"/>
+      <w:bookmarkEnd w:id="771"/>
       <w:r>
         <w:lastRenderedPageBreak/>
         <w:t xml:space="preserve">16. </w:t>
@@ -8269,8 +8292,8 @@
         <w:pStyle w:val="Bibliography"/>
         <w:spacing w:line="360" w:lineRule="auto"/>
       </w:pPr>
-      <w:bookmarkStart w:id="738" w:name="ref-Kearney2024"/>
-      <w:bookmarkEnd w:id="737"/>
+      <w:bookmarkStart w:id="773" w:name="ref-Kearney2024"/>
+      <w:bookmarkEnd w:id="772"/>
       <w:r>
         <w:t xml:space="preserve">17. </w:t>
       </w:r>
@@ -8294,8 +8317,8 @@
         <w:pStyle w:val="Bibliography"/>
         <w:spacing w:line="360" w:lineRule="auto"/>
       </w:pPr>
-      <w:bookmarkStart w:id="739" w:name="ref-Briscoe2023"/>
-      <w:bookmarkEnd w:id="738"/>
+      <w:bookmarkStart w:id="774" w:name="ref-Briscoe2023"/>
+      <w:bookmarkEnd w:id="773"/>
       <w:r>
         <w:t xml:space="preserve">18. </w:t>
       </w:r>
@@ -8329,8 +8352,8 @@
         <w:pStyle w:val="Bibliography"/>
         <w:spacing w:line="360" w:lineRule="auto"/>
       </w:pPr>
-      <w:bookmarkStart w:id="740" w:name="ref-Rezende2014"/>
-      <w:bookmarkEnd w:id="739"/>
+      <w:bookmarkStart w:id="775" w:name="ref-Rezende2014"/>
+      <w:bookmarkEnd w:id="774"/>
       <w:r>
         <w:t xml:space="preserve">19. </w:t>
       </w:r>
@@ -8364,8 +8387,8 @@
         <w:pStyle w:val="Bibliography"/>
         <w:spacing w:line="360" w:lineRule="auto"/>
       </w:pPr>
-      <w:bookmarkStart w:id="741" w:name="ref-Arnold2025a"/>
-      <w:bookmarkEnd w:id="740"/>
+      <w:bookmarkStart w:id="776" w:name="ref-Arnold2025a"/>
+      <w:bookmarkEnd w:id="775"/>
       <w:r>
         <w:t xml:space="preserve">20. </w:t>
       </w:r>
@@ -8399,8 +8422,8 @@
         <w:pStyle w:val="Bibliography"/>
         <w:spacing w:line="360" w:lineRule="auto"/>
       </w:pPr>
-      <w:bookmarkStart w:id="742" w:name="ref-Bimler2018"/>
-      <w:bookmarkEnd w:id="741"/>
+      <w:bookmarkStart w:id="777" w:name="ref-Bimler2018"/>
+      <w:bookmarkEnd w:id="776"/>
       <w:r>
         <w:t xml:space="preserve">21. </w:t>
       </w:r>
@@ -8434,8 +8457,8 @@
         <w:pStyle w:val="Bibliography"/>
         <w:spacing w:line="360" w:lineRule="auto"/>
       </w:pPr>
-      <w:bookmarkStart w:id="743" w:name="ref-Bowler2022"/>
-      <w:bookmarkEnd w:id="742"/>
+      <w:bookmarkStart w:id="778" w:name="ref-Bowler2022"/>
+      <w:bookmarkEnd w:id="777"/>
       <w:r>
         <w:t xml:space="preserve">22. </w:t>
       </w:r>
@@ -8469,8 +8492,8 @@
         <w:pStyle w:val="Bibliography"/>
         <w:spacing w:line="360" w:lineRule="auto"/>
       </w:pPr>
-      <w:bookmarkStart w:id="744" w:name="ref-Tushabe2025"/>
-      <w:bookmarkEnd w:id="743"/>
+      <w:bookmarkStart w:id="779" w:name="ref-Tushabe2025"/>
+      <w:bookmarkEnd w:id="778"/>
       <w:r>
         <w:t xml:space="preserve">23. </w:t>
       </w:r>
@@ -8494,8 +8517,8 @@
         <w:pStyle w:val="Bibliography"/>
         <w:spacing w:line="360" w:lineRule="auto"/>
       </w:pPr>
-      <w:bookmarkStart w:id="745" w:name="ref-Fick2017"/>
-      <w:bookmarkEnd w:id="744"/>
+      <w:bookmarkStart w:id="780" w:name="ref-Fick2017"/>
+      <w:bookmarkEnd w:id="779"/>
       <w:r>
         <w:t xml:space="preserve">24. </w:t>
       </w:r>
@@ -8519,8 +8542,8 @@
         <w:pStyle w:val="Bibliography"/>
         <w:spacing w:line="360" w:lineRule="auto"/>
       </w:pPr>
-      <w:bookmarkStart w:id="746" w:name="ref-Kalnay2018"/>
-      <w:bookmarkEnd w:id="745"/>
+      <w:bookmarkStart w:id="781" w:name="ref-Kalnay2018"/>
+      <w:bookmarkEnd w:id="780"/>
       <w:r>
         <w:t xml:space="preserve">25. </w:t>
       </w:r>
@@ -8554,8 +8577,8 @@
         <w:pStyle w:val="Bibliography"/>
         <w:spacing w:line="360" w:lineRule="auto"/>
       </w:pPr>
-      <w:bookmarkStart w:id="747" w:name="ref-Hersbach2020"/>
-      <w:bookmarkEnd w:id="746"/>
+      <w:bookmarkStart w:id="782" w:name="ref-Hersbach2020"/>
+      <w:bookmarkEnd w:id="781"/>
       <w:r>
         <w:t xml:space="preserve">26. </w:t>
       </w:r>
@@ -8589,8 +8612,8 @@
         <w:pStyle w:val="Bibliography"/>
         <w:spacing w:line="360" w:lineRule="auto"/>
       </w:pPr>
-      <w:bookmarkStart w:id="748" w:name="ref-Klinges2022"/>
-      <w:bookmarkEnd w:id="747"/>
+      <w:bookmarkStart w:id="783" w:name="ref-Klinges2022"/>
+      <w:bookmarkEnd w:id="782"/>
       <w:r>
         <w:t xml:space="preserve">27. </w:t>
       </w:r>
@@ -8624,8 +8647,8 @@
         <w:pStyle w:val="Bibliography"/>
         <w:spacing w:line="360" w:lineRule="auto"/>
       </w:pPr>
-      <w:bookmarkStart w:id="749" w:name="ref-Meyer2023"/>
-      <w:bookmarkEnd w:id="748"/>
+      <w:bookmarkStart w:id="784" w:name="ref-Meyer2023"/>
+      <w:bookmarkEnd w:id="783"/>
       <w:r>
         <w:t xml:space="preserve">28. </w:t>
       </w:r>
@@ -8659,8 +8682,8 @@
         <w:pStyle w:val="Bibliography"/>
         <w:spacing w:line="360" w:lineRule="auto"/>
       </w:pPr>
-      <w:bookmarkStart w:id="750" w:name="ref-Munoz-Sabater2021"/>
-      <w:bookmarkEnd w:id="749"/>
+      <w:bookmarkStart w:id="785" w:name="ref-Munoz-Sabater2021"/>
+      <w:bookmarkEnd w:id="784"/>
       <w:r>
         <w:t xml:space="preserve">29. </w:t>
       </w:r>
@@ -8694,8 +8717,8 @@
         <w:pStyle w:val="Bibliography"/>
         <w:spacing w:line="360" w:lineRule="auto"/>
       </w:pPr>
-      <w:bookmarkStart w:id="751" w:name="ref-Bezanson2012"/>
-      <w:bookmarkEnd w:id="750"/>
+      <w:bookmarkStart w:id="786" w:name="ref-Bezanson2012"/>
+      <w:bookmarkEnd w:id="785"/>
       <w:r>
         <w:t xml:space="preserve">30. </w:t>
       </w:r>
@@ -8726,8 +8749,8 @@
         <w:pStyle w:val="Bibliography"/>
         <w:spacing w:line="360" w:lineRule="auto"/>
       </w:pPr>
-      <w:bookmarkStart w:id="752" w:name="ref-Bonan2019"/>
-      <w:bookmarkEnd w:id="751"/>
+      <w:bookmarkStart w:id="787" w:name="ref-Bonan2019"/>
+      <w:bookmarkEnd w:id="786"/>
       <w:r>
         <w:t xml:space="preserve">31. </w:t>
       </w:r>
@@ -8751,8 +8774,8 @@
         <w:pStyle w:val="Bibliography"/>
         <w:spacing w:line="360" w:lineRule="auto"/>
       </w:pPr>
-      <w:bookmarkStart w:id="753" w:name="ref-Argles2022"/>
-      <w:bookmarkEnd w:id="752"/>
+      <w:bookmarkStart w:id="788" w:name="ref-Argles2022"/>
+      <w:bookmarkEnd w:id="787"/>
       <w:r>
         <w:t xml:space="preserve">32. </w:t>
       </w:r>
@@ -8786,8 +8809,8 @@
         <w:pStyle w:val="Bibliography"/>
         <w:spacing w:line="360" w:lineRule="auto"/>
       </w:pPr>
-      <w:bookmarkStart w:id="754" w:name="ref-Kearney2017"/>
-      <w:bookmarkEnd w:id="753"/>
+      <w:bookmarkStart w:id="789" w:name="ref-Kearney2017"/>
+      <w:bookmarkEnd w:id="788"/>
       <w:r>
         <w:t xml:space="preserve">33. </w:t>
       </w:r>
@@ -8811,8 +8834,8 @@
         <w:pStyle w:val="Bibliography"/>
         <w:spacing w:line="360" w:lineRule="auto"/>
       </w:pPr>
-      <w:bookmarkStart w:id="755" w:name="ref-Maclean2019"/>
-      <w:bookmarkEnd w:id="754"/>
+      <w:bookmarkStart w:id="790" w:name="ref-Maclean2019"/>
+      <w:bookmarkEnd w:id="789"/>
       <w:r>
         <w:lastRenderedPageBreak/>
         <w:t xml:space="preserve">34. </w:t>
@@ -8847,8 +8870,8 @@
         <w:pStyle w:val="Bibliography"/>
         <w:spacing w:line="360" w:lineRule="auto"/>
       </w:pPr>
-      <w:bookmarkStart w:id="756" w:name="ref-Kearney2020"/>
-      <w:bookmarkEnd w:id="755"/>
+      <w:bookmarkStart w:id="791" w:name="ref-Kearney2020"/>
+      <w:bookmarkEnd w:id="790"/>
       <w:r>
         <w:t xml:space="preserve">35. </w:t>
       </w:r>
@@ -8882,8 +8905,8 @@
         <w:pStyle w:val="Bibliography"/>
         <w:spacing w:line="360" w:lineRule="auto"/>
       </w:pPr>
-      <w:bookmarkStart w:id="757" w:name="ref-Maclean2021"/>
-      <w:bookmarkEnd w:id="756"/>
+      <w:bookmarkStart w:id="792" w:name="ref-Maclean2021"/>
+      <w:bookmarkEnd w:id="791"/>
       <w:r>
         <w:t xml:space="preserve">36. </w:t>
       </w:r>
@@ -8917,8 +8940,8 @@
         <w:pStyle w:val="Bibliography"/>
         <w:spacing w:line="360" w:lineRule="auto"/>
       </w:pPr>
-      <w:bookmarkStart w:id="758" w:name="ref-Buckley2023"/>
-      <w:bookmarkEnd w:id="757"/>
+      <w:bookmarkStart w:id="793" w:name="ref-Buckley2023"/>
+      <w:bookmarkEnd w:id="792"/>
       <w:r>
         <w:t xml:space="preserve">37. </w:t>
       </w:r>
@@ -8952,8 +8975,8 @@
         <w:pStyle w:val="Bibliography"/>
         <w:spacing w:line="360" w:lineRule="auto"/>
       </w:pPr>
-      <w:bookmarkStart w:id="759" w:name="ref-De_Frenne2024"/>
-      <w:bookmarkEnd w:id="758"/>
+      <w:bookmarkStart w:id="794" w:name="ref-De_Frenne2024"/>
+      <w:bookmarkEnd w:id="793"/>
       <w:r>
         <w:t xml:space="preserve">38. </w:t>
       </w:r>
@@ -8984,8 +9007,8 @@
         <w:pStyle w:val="Bibliography"/>
         <w:spacing w:line="360" w:lineRule="auto"/>
       </w:pPr>
-      <w:bookmarkStart w:id="760" w:name="ref-Levy2016"/>
-      <w:bookmarkEnd w:id="759"/>
+      <w:bookmarkStart w:id="795" w:name="ref-Levy2016"/>
+      <w:bookmarkEnd w:id="794"/>
       <w:r>
         <w:t xml:space="preserve">39. </w:t>
       </w:r>
@@ -9019,8 +9042,8 @@
         <w:pStyle w:val="Bibliography"/>
         <w:spacing w:line="360" w:lineRule="auto"/>
       </w:pPr>
-      <w:bookmarkStart w:id="761" w:name="ref-Drake2018"/>
-      <w:bookmarkEnd w:id="760"/>
+      <w:bookmarkStart w:id="796" w:name="ref-Drake2018"/>
+      <w:bookmarkEnd w:id="795"/>
       <w:r>
         <w:t xml:space="preserve">40. </w:t>
       </w:r>
@@ -9054,8 +9077,8 @@
         <w:pStyle w:val="Bibliography"/>
         <w:spacing w:line="360" w:lineRule="auto"/>
       </w:pPr>
-      <w:bookmarkStart w:id="762" w:name="ref-Holzworth2018"/>
-      <w:bookmarkEnd w:id="761"/>
+      <w:bookmarkStart w:id="797" w:name="ref-Holzworth2018"/>
+      <w:bookmarkEnd w:id="796"/>
       <w:r>
         <w:t xml:space="preserve">41. </w:t>
       </w:r>
@@ -9089,8 +9112,8 @@
         <w:pStyle w:val="Bibliography"/>
         <w:spacing w:line="360" w:lineRule="auto"/>
       </w:pPr>
-      <w:bookmarkStart w:id="763" w:name="ref-Medlyn2011"/>
-      <w:bookmarkEnd w:id="762"/>
+      <w:bookmarkStart w:id="798" w:name="ref-Medlyn2011"/>
+      <w:bookmarkEnd w:id="797"/>
       <w:r>
         <w:t xml:space="preserve">42. </w:t>
       </w:r>
@@ -9124,8 +9147,8 @@
         <w:pStyle w:val="Bibliography"/>
         <w:spacing w:line="360" w:lineRule="auto"/>
       </w:pPr>
-      <w:bookmarkStart w:id="764" w:name="ref-Porter1973"/>
-      <w:bookmarkEnd w:id="763"/>
+      <w:bookmarkStart w:id="799" w:name="ref-Porter1973"/>
+      <w:bookmarkEnd w:id="798"/>
       <w:r>
         <w:t xml:space="preserve">43. </w:t>
       </w:r>
@@ -9159,8 +9182,8 @@
         <w:pStyle w:val="Bibliography"/>
         <w:spacing w:line="360" w:lineRule="auto"/>
       </w:pPr>
-      <w:bookmarkStart w:id="765" w:name="ref-Porter1969"/>
-      <w:bookmarkEnd w:id="764"/>
+      <w:bookmarkStart w:id="800" w:name="ref-Porter1969"/>
+      <w:bookmarkEnd w:id="799"/>
       <w:r>
         <w:t xml:space="preserve">44. </w:t>
       </w:r>
@@ -9184,8 +9207,8 @@
         <w:pStyle w:val="Bibliography"/>
         <w:spacing w:line="360" w:lineRule="auto"/>
       </w:pPr>
-      <w:bookmarkStart w:id="766" w:name="ref-Riddell2017"/>
-      <w:bookmarkEnd w:id="765"/>
+      <w:bookmarkStart w:id="801" w:name="ref-Riddell2017"/>
+      <w:bookmarkEnd w:id="800"/>
       <w:r>
         <w:t xml:space="preserve">45. </w:t>
       </w:r>
@@ -9219,8 +9242,8 @@
         <w:pStyle w:val="Bibliography"/>
         <w:spacing w:line="360" w:lineRule="auto"/>
       </w:pPr>
-      <w:bookmarkStart w:id="767" w:name="ref-Duursma2015"/>
-      <w:bookmarkEnd w:id="766"/>
+      <w:bookmarkStart w:id="802" w:name="ref-Duursma2015"/>
+      <w:bookmarkEnd w:id="801"/>
       <w:r>
         <w:t xml:space="preserve">46. </w:t>
       </w:r>
@@ -9244,8 +9267,8 @@
         <w:pStyle w:val="Bibliography"/>
         <w:spacing w:line="360" w:lineRule="auto"/>
       </w:pPr>
-      <w:bookmarkStart w:id="768" w:name="ref-Briscoe2022"/>
-      <w:bookmarkEnd w:id="767"/>
+      <w:bookmarkStart w:id="803" w:name="ref-Briscoe2022"/>
+      <w:bookmarkEnd w:id="802"/>
       <w:r>
         <w:t xml:space="preserve">47. </w:t>
       </w:r>
@@ -9279,8 +9302,8 @@
         <w:pStyle w:val="Bibliography"/>
         <w:spacing w:line="360" w:lineRule="auto"/>
       </w:pPr>
-      <w:bookmarkStart w:id="769" w:name="ref-Loughran2020"/>
-      <w:bookmarkEnd w:id="768"/>
+      <w:bookmarkStart w:id="804" w:name="ref-Loughran2020"/>
+      <w:bookmarkEnd w:id="803"/>
       <w:r>
         <w:t xml:space="preserve">48. </w:t>
       </w:r>
@@ -9304,8 +9327,8 @@
         <w:pStyle w:val="Bibliography"/>
         <w:spacing w:line="360" w:lineRule="auto"/>
       </w:pPr>
-      <w:bookmarkStart w:id="770" w:name="ref-Sharpe2022"/>
-      <w:bookmarkEnd w:id="769"/>
+      <w:bookmarkStart w:id="805" w:name="ref-Sharpe2022"/>
+      <w:bookmarkEnd w:id="804"/>
       <w:r>
         <w:t xml:space="preserve">49. </w:t>
       </w:r>
@@ -9339,8 +9362,8 @@
         <w:pStyle w:val="Bibliography"/>
         <w:spacing w:line="360" w:lineRule="auto"/>
       </w:pPr>
-      <w:bookmarkStart w:id="771" w:name="ref-Posch2024"/>
-      <w:bookmarkEnd w:id="770"/>
+      <w:bookmarkStart w:id="806" w:name="ref-Posch2024"/>
+      <w:bookmarkEnd w:id="805"/>
       <w:r>
         <w:lastRenderedPageBreak/>
         <w:t xml:space="preserve">50. </w:t>
@@ -9375,8 +9398,8 @@
         <w:pStyle w:val="Bibliography"/>
         <w:spacing w:line="360" w:lineRule="auto"/>
       </w:pPr>
-      <w:bookmarkStart w:id="772" w:name="ref-Orsted2022"/>
-      <w:bookmarkEnd w:id="771"/>
+      <w:bookmarkStart w:id="807" w:name="ref-Orsted2022"/>
+      <w:bookmarkEnd w:id="806"/>
       <w:r>
         <w:t xml:space="preserve">51. </w:t>
       </w:r>
@@ -9410,8 +9433,8 @@
         <w:pStyle w:val="Bibliography"/>
         <w:spacing w:line="360" w:lineRule="auto"/>
       </w:pPr>
-      <w:bookmarkStart w:id="773" w:name="ref-Jagadish2021"/>
-      <w:bookmarkEnd w:id="772"/>
+      <w:bookmarkStart w:id="808" w:name="ref-Jagadish2021"/>
+      <w:bookmarkEnd w:id="807"/>
       <w:r>
         <w:t xml:space="preserve">52. </w:t>
       </w:r>
@@ -9445,8 +9468,8 @@
         <w:pStyle w:val="Bibliography"/>
         <w:spacing w:line="360" w:lineRule="auto"/>
       </w:pPr>
-      <w:bookmarkStart w:id="774" w:name="ref-Faber2024"/>
-      <w:bookmarkEnd w:id="773"/>
+      <w:bookmarkStart w:id="809" w:name="ref-Faber2024"/>
+      <w:bookmarkEnd w:id="808"/>
       <w:r>
         <w:t xml:space="preserve">53. </w:t>
       </w:r>
@@ -9480,8 +9503,8 @@
         <w:pStyle w:val="Bibliography"/>
         <w:spacing w:line="360" w:lineRule="auto"/>
       </w:pPr>
-      <w:bookmarkStart w:id="775" w:name="ref-Martinez-De_Leon2024"/>
-      <w:bookmarkEnd w:id="774"/>
+      <w:bookmarkStart w:id="810" w:name="ref-Martinez-De_Leon2024"/>
+      <w:bookmarkEnd w:id="809"/>
       <w:r>
         <w:t xml:space="preserve">54. </w:t>
       </w:r>
@@ -9502,8 +9525,8 @@
         <w:pStyle w:val="Bibliography"/>
         <w:spacing w:line="360" w:lineRule="auto"/>
       </w:pPr>
-      <w:bookmarkStart w:id="776" w:name="ref-Chouhan2023"/>
-      <w:bookmarkEnd w:id="775"/>
+      <w:bookmarkStart w:id="811" w:name="ref-Chouhan2023"/>
+      <w:bookmarkEnd w:id="810"/>
       <w:r>
         <w:t xml:space="preserve">55. </w:t>
       </w:r>
@@ -9537,8 +9560,8 @@
         <w:pStyle w:val="Bibliography"/>
         <w:spacing w:line="360" w:lineRule="auto"/>
       </w:pPr>
-      <w:bookmarkStart w:id="777" w:name="ref-Marquez2007"/>
-      <w:bookmarkEnd w:id="776"/>
+      <w:bookmarkStart w:id="812" w:name="ref-Marquez2007"/>
+      <w:bookmarkEnd w:id="811"/>
       <w:r>
         <w:t xml:space="preserve">56. </w:t>
       </w:r>
@@ -9572,8 +9595,8 @@
         <w:pStyle w:val="Bibliography"/>
         <w:spacing w:line="360" w:lineRule="auto"/>
       </w:pPr>
-      <w:bookmarkStart w:id="778" w:name="ref-Dastogeer2022"/>
-      <w:bookmarkEnd w:id="777"/>
+      <w:bookmarkStart w:id="813" w:name="ref-Dastogeer2022"/>
+      <w:bookmarkEnd w:id="812"/>
       <w:r>
         <w:t xml:space="preserve">57. </w:t>
       </w:r>
@@ -9607,8 +9630,8 @@
         <w:pStyle w:val="Bibliography"/>
         <w:spacing w:line="360" w:lineRule="auto"/>
       </w:pPr>
-      <w:bookmarkStart w:id="779" w:name="ref-Hoang2019"/>
-      <w:bookmarkEnd w:id="778"/>
+      <w:bookmarkStart w:id="814" w:name="ref-Hoang2019"/>
+      <w:bookmarkEnd w:id="813"/>
       <w:r>
         <w:t xml:space="preserve">58. </w:t>
       </w:r>
@@ -9642,8 +9665,8 @@
         <w:pStyle w:val="Bibliography"/>
         <w:spacing w:line="360" w:lineRule="auto"/>
       </w:pPr>
-      <w:bookmarkStart w:id="780" w:name="ref-Marchin2022"/>
-      <w:bookmarkEnd w:id="779"/>
+      <w:bookmarkStart w:id="815" w:name="ref-Marchin2022"/>
+      <w:bookmarkEnd w:id="814"/>
       <w:r>
         <w:t xml:space="preserve">59. </w:t>
       </w:r>
@@ -9677,8 +9700,8 @@
         <w:pStyle w:val="Bibliography"/>
         <w:spacing w:line="360" w:lineRule="auto"/>
       </w:pPr>
-      <w:bookmarkStart w:id="781" w:name="ref-Li2025"/>
-      <w:bookmarkEnd w:id="780"/>
+      <w:bookmarkStart w:id="816" w:name="ref-Li2025"/>
+      <w:bookmarkEnd w:id="815"/>
       <w:r>
         <w:t xml:space="preserve">60. </w:t>
       </w:r>
@@ -9712,8 +9735,8 @@
         <w:pStyle w:val="Bibliography"/>
         <w:spacing w:line="360" w:lineRule="auto"/>
       </w:pPr>
-      <w:bookmarkStart w:id="782" w:name="ref-Youngblood2025"/>
-      <w:bookmarkEnd w:id="781"/>
+      <w:bookmarkStart w:id="817" w:name="ref-Youngblood2025"/>
+      <w:bookmarkEnd w:id="816"/>
       <w:r>
         <w:t xml:space="preserve">61. </w:t>
       </w:r>
@@ -9744,8 +9767,8 @@
         <w:pStyle w:val="Bibliography"/>
         <w:spacing w:line="360" w:lineRule="auto"/>
       </w:pPr>
-      <w:bookmarkStart w:id="783" w:name="ref-Mengutay2013"/>
-      <w:bookmarkEnd w:id="782"/>
+      <w:bookmarkStart w:id="818" w:name="ref-Mengutay2013"/>
+      <w:bookmarkEnd w:id="817"/>
       <w:r>
         <w:t xml:space="preserve">62. </w:t>
       </w:r>
@@ -9779,8 +9802,8 @@
         <w:pStyle w:val="Bibliography"/>
         <w:spacing w:line="360" w:lineRule="auto"/>
       </w:pPr>
-      <w:bookmarkStart w:id="784" w:name="ref-Andersen2010"/>
-      <w:bookmarkEnd w:id="783"/>
+      <w:bookmarkStart w:id="819" w:name="ref-Andersen2010"/>
+      <w:bookmarkEnd w:id="818"/>
       <w:r>
         <w:t xml:space="preserve">63. </w:t>
       </w:r>
@@ -9814,8 +9837,8 @@
         <w:pStyle w:val="Bibliography"/>
         <w:spacing w:line="360" w:lineRule="auto"/>
       </w:pPr>
-      <w:bookmarkStart w:id="785" w:name="ref-Nisbet2000"/>
-      <w:bookmarkEnd w:id="784"/>
+      <w:bookmarkStart w:id="820" w:name="ref-Nisbet2000"/>
+      <w:bookmarkEnd w:id="819"/>
       <w:r>
         <w:t xml:space="preserve">64. </w:t>
       </w:r>
@@ -9849,8 +9872,8 @@
         <w:pStyle w:val="Bibliography"/>
         <w:spacing w:line="360" w:lineRule="auto"/>
       </w:pPr>
-      <w:bookmarkStart w:id="786" w:name="ref-Jager2020"/>
-      <w:bookmarkEnd w:id="785"/>
+      <w:bookmarkStart w:id="821" w:name="ref-Jager2020"/>
+      <w:bookmarkEnd w:id="820"/>
       <w:r>
         <w:t xml:space="preserve">65. </w:t>
       </w:r>
@@ -9874,8 +9897,8 @@
         <w:pStyle w:val="Bibliography"/>
         <w:spacing w:line="360" w:lineRule="auto"/>
       </w:pPr>
-      <w:bookmarkStart w:id="787" w:name="ref-Kearney2013"/>
-      <w:bookmarkEnd w:id="786"/>
+      <w:bookmarkStart w:id="822" w:name="ref-Kearney2013"/>
+      <w:bookmarkEnd w:id="821"/>
       <w:r>
         <w:t xml:space="preserve">66. </w:t>
       </w:r>
@@ -9909,8 +9932,8 @@
         <w:pStyle w:val="Bibliography"/>
         <w:spacing w:line="360" w:lineRule="auto"/>
       </w:pPr>
-      <w:bookmarkStart w:id="788" w:name="ref-Kearney2010"/>
-      <w:bookmarkEnd w:id="787"/>
+      <w:bookmarkStart w:id="823" w:name="ref-Kearney2010"/>
+      <w:bookmarkEnd w:id="822"/>
       <w:r>
         <w:lastRenderedPageBreak/>
         <w:t xml:space="preserve">67. </w:t>
@@ -9945,8 +9968,8 @@
         <w:pStyle w:val="Bibliography"/>
         <w:spacing w:line="360" w:lineRule="auto"/>
       </w:pPr>
-      <w:bookmarkStart w:id="789" w:name="ref-Marques2018"/>
-      <w:bookmarkEnd w:id="788"/>
+      <w:bookmarkStart w:id="824" w:name="ref-Marques2018"/>
+      <w:bookmarkEnd w:id="823"/>
       <w:r>
         <w:t xml:space="preserve">68. </w:t>
       </w:r>
@@ -9980,8 +10003,8 @@
         <w:pStyle w:val="Bibliography"/>
         <w:spacing w:line="360" w:lineRule="auto"/>
       </w:pPr>
-      <w:bookmarkStart w:id="790" w:name="ref-Kooijman2021"/>
-      <w:bookmarkEnd w:id="789"/>
+      <w:bookmarkStart w:id="825" w:name="ref-Kooijman2021"/>
+      <w:bookmarkEnd w:id="824"/>
       <w:r>
         <w:t xml:space="preserve">69. </w:t>
       </w:r>
@@ -10015,8 +10038,8 @@
         <w:pStyle w:val="Bibliography"/>
         <w:spacing w:line="360" w:lineRule="auto"/>
       </w:pPr>
-      <w:bookmarkStart w:id="791" w:name="ref-Bruggeman2009"/>
-      <w:bookmarkEnd w:id="790"/>
+      <w:bookmarkStart w:id="826" w:name="ref-Bruggeman2009"/>
+      <w:bookmarkEnd w:id="825"/>
       <w:r>
         <w:t xml:space="preserve">70. </w:t>
       </w:r>
@@ -10050,8 +10073,8 @@
         <w:pStyle w:val="Bibliography"/>
         <w:spacing w:line="360" w:lineRule="auto"/>
       </w:pPr>
-      <w:bookmarkStart w:id="792" w:name="ref-Kearney2020a"/>
-      <w:bookmarkEnd w:id="791"/>
+      <w:bookmarkStart w:id="827" w:name="ref-Kearney2020a"/>
+      <w:bookmarkEnd w:id="826"/>
       <w:r>
         <w:t xml:space="preserve">71. </w:t>
       </w:r>
@@ -10075,8 +10098,8 @@
         <w:pStyle w:val="Bibliography"/>
         <w:spacing w:line="360" w:lineRule="auto"/>
       </w:pPr>
-      <w:bookmarkStart w:id="793" w:name="ref-Kumarathunge2019"/>
-      <w:bookmarkEnd w:id="792"/>
+      <w:bookmarkStart w:id="828" w:name="ref-Kumarathunge2019"/>
+      <w:bookmarkEnd w:id="827"/>
       <w:r>
         <w:t xml:space="preserve">72. </w:t>
       </w:r>
@@ -10110,8 +10133,8 @@
         <w:pStyle w:val="Bibliography"/>
         <w:spacing w:line="360" w:lineRule="auto"/>
       </w:pPr>
-      <w:bookmarkStart w:id="794" w:name="ref-De_Kauwe2020"/>
-      <w:bookmarkEnd w:id="793"/>
+      <w:bookmarkStart w:id="829" w:name="ref-De_Kauwe2020"/>
+      <w:bookmarkEnd w:id="828"/>
       <w:r>
         <w:t xml:space="preserve">73. </w:t>
       </w:r>
@@ -10145,8 +10168,8 @@
         <w:pStyle w:val="Bibliography"/>
         <w:spacing w:line="360" w:lineRule="auto"/>
       </w:pPr>
-      <w:bookmarkStart w:id="795" w:name="ref-Chesson2000"/>
-      <w:bookmarkEnd w:id="794"/>
+      <w:bookmarkStart w:id="830" w:name="ref-Chesson2000"/>
+      <w:bookmarkEnd w:id="829"/>
       <w:r>
         <w:t xml:space="preserve">74. </w:t>
       </w:r>
@@ -10170,8 +10193,8 @@
         <w:pStyle w:val="Bibliography"/>
         <w:spacing w:line="360" w:lineRule="auto"/>
       </w:pPr>
-      <w:bookmarkStart w:id="796" w:name="ref-Ricker1954a"/>
-      <w:bookmarkEnd w:id="795"/>
+      <w:bookmarkStart w:id="831" w:name="ref-Ricker1954a"/>
+      <w:bookmarkEnd w:id="830"/>
       <w:r>
         <w:t xml:space="preserve">75. </w:t>
       </w:r>
@@ -10195,8 +10218,8 @@
         <w:pStyle w:val="Bibliography"/>
         <w:spacing w:line="360" w:lineRule="auto"/>
       </w:pPr>
-      <w:bookmarkStart w:id="797" w:name="ref-Beverton2012"/>
-      <w:bookmarkEnd w:id="796"/>
+      <w:bookmarkStart w:id="832" w:name="ref-Beverton2012"/>
+      <w:bookmarkEnd w:id="831"/>
       <w:r>
         <w:t xml:space="preserve">76. </w:t>
       </w:r>
@@ -10220,8 +10243,8 @@
         <w:pStyle w:val="Bibliography"/>
         <w:spacing w:line="360" w:lineRule="auto"/>
       </w:pPr>
-      <w:bookmarkStart w:id="798" w:name="ref-Mayfield2017"/>
-      <w:bookmarkEnd w:id="797"/>
+      <w:bookmarkStart w:id="833" w:name="ref-Mayfield2017"/>
+      <w:bookmarkEnd w:id="832"/>
       <w:r>
         <w:t xml:space="preserve">77. </w:t>
       </w:r>
@@ -10245,8 +10268,8 @@
         <w:pStyle w:val="Bibliography"/>
         <w:spacing w:line="360" w:lineRule="auto"/>
       </w:pPr>
-      <w:bookmarkStart w:id="799" w:name="ref-Buche2025"/>
-      <w:bookmarkEnd w:id="798"/>
+      <w:bookmarkStart w:id="834" w:name="ref-Buche2025"/>
+      <w:bookmarkEnd w:id="833"/>
       <w:r>
         <w:t xml:space="preserve">78. </w:t>
       </w:r>
@@ -10280,8 +10303,8 @@
         <w:pStyle w:val="Bibliography"/>
         <w:spacing w:line="360" w:lineRule="auto"/>
       </w:pPr>
-      <w:bookmarkStart w:id="800" w:name="ref-Bimler2024"/>
-      <w:bookmarkEnd w:id="799"/>
+      <w:bookmarkStart w:id="835" w:name="ref-Bimler2024"/>
+      <w:bookmarkEnd w:id="834"/>
       <w:r>
         <w:t xml:space="preserve">79. </w:t>
       </w:r>
@@ -10315,8 +10338,8 @@
         <w:pStyle w:val="Bibliography"/>
         <w:spacing w:line="360" w:lineRule="auto"/>
       </w:pPr>
-      <w:bookmarkStart w:id="801" w:name="ref-Martyn2021"/>
-      <w:bookmarkEnd w:id="800"/>
+      <w:bookmarkStart w:id="836" w:name="ref-Martyn2021"/>
+      <w:bookmarkEnd w:id="835"/>
       <w:r>
         <w:t xml:space="preserve">80. </w:t>
       </w:r>
@@ -10350,8 +10373,8 @@
         <w:pStyle w:val="Bibliography"/>
         <w:spacing w:line="360" w:lineRule="auto"/>
       </w:pPr>
-      <w:bookmarkStart w:id="802" w:name="ref-Chevin2017"/>
-      <w:bookmarkEnd w:id="801"/>
+      <w:bookmarkStart w:id="837" w:name="ref-Chevin2017"/>
+      <w:bookmarkEnd w:id="836"/>
       <w:r>
         <w:t xml:space="preserve">81. </w:t>
       </w:r>
@@ -10375,8 +10398,8 @@
         <w:pStyle w:val="Bibliography"/>
         <w:spacing w:line="360" w:lineRule="auto"/>
       </w:pPr>
-      <w:bookmarkStart w:id="803" w:name="ref-Urban2024"/>
-      <w:bookmarkEnd w:id="802"/>
+      <w:bookmarkStart w:id="838" w:name="ref-Urban2024"/>
+      <w:bookmarkEnd w:id="837"/>
       <w:r>
         <w:t xml:space="preserve">82. </w:t>
       </w:r>
@@ -10410,8 +10433,8 @@
         <w:pStyle w:val="Bibliography"/>
         <w:spacing w:line="360" w:lineRule="auto"/>
       </w:pPr>
-      <w:bookmarkStart w:id="804" w:name="ref-Hoffmann2011"/>
-      <w:bookmarkEnd w:id="803"/>
+      <w:bookmarkStart w:id="839" w:name="ref-Hoffmann2011"/>
+      <w:bookmarkEnd w:id="838"/>
       <w:r>
         <w:t xml:space="preserve">83. </w:t>
       </w:r>
@@ -10425,8 +10448,8 @@
         <w:pStyle w:val="Bibliography"/>
         <w:spacing w:line="360" w:lineRule="auto"/>
       </w:pPr>
-      <w:bookmarkStart w:id="805" w:name="ref-Hoffmann2022"/>
-      <w:bookmarkEnd w:id="804"/>
+      <w:bookmarkStart w:id="840" w:name="ref-Hoffmann2022"/>
+      <w:bookmarkEnd w:id="839"/>
       <w:r>
         <w:t xml:space="preserve">84. </w:t>
       </w:r>
@@ -10450,8 +10473,8 @@
         <w:pStyle w:val="Bibliography"/>
         <w:spacing w:line="360" w:lineRule="auto"/>
       </w:pPr>
-      <w:bookmarkStart w:id="806" w:name="ref-Ghalambor2015"/>
-      <w:bookmarkEnd w:id="805"/>
+      <w:bookmarkStart w:id="841" w:name="ref-Ghalambor2015"/>
+      <w:bookmarkEnd w:id="840"/>
       <w:r>
         <w:lastRenderedPageBreak/>
         <w:t xml:space="preserve">85. </w:t>
@@ -10486,8 +10509,8 @@
         <w:pStyle w:val="Bibliography"/>
         <w:spacing w:line="360" w:lineRule="auto"/>
       </w:pPr>
-      <w:bookmarkStart w:id="807" w:name="ref-Oostra2018"/>
-      <w:bookmarkEnd w:id="806"/>
+      <w:bookmarkStart w:id="842" w:name="ref-Oostra2018"/>
+      <w:bookmarkEnd w:id="841"/>
       <w:r>
         <w:t xml:space="preserve">86. </w:t>
       </w:r>
@@ -10521,8 +10544,8 @@
         <w:pStyle w:val="Bibliography"/>
         <w:spacing w:line="360" w:lineRule="auto"/>
       </w:pPr>
-      <w:bookmarkStart w:id="808" w:name="ref-Noble2019"/>
-      <w:bookmarkEnd w:id="807"/>
+      <w:bookmarkStart w:id="843" w:name="ref-Noble2019"/>
+      <w:bookmarkEnd w:id="842"/>
       <w:r>
         <w:t xml:space="preserve">87. </w:t>
       </w:r>
@@ -10556,8 +10579,8 @@
         <w:pStyle w:val="Bibliography"/>
         <w:spacing w:line="360" w:lineRule="auto"/>
       </w:pPr>
-      <w:bookmarkStart w:id="809" w:name="ref-Sousa2010"/>
-      <w:bookmarkEnd w:id="808"/>
+      <w:bookmarkStart w:id="844" w:name="ref-Sousa2010"/>
+      <w:bookmarkEnd w:id="843"/>
       <w:r>
         <w:t xml:space="preserve">88. </w:t>
       </w:r>
@@ -10591,8 +10614,8 @@
         <w:pStyle w:val="Bibliography"/>
         <w:spacing w:line="360" w:lineRule="auto"/>
       </w:pPr>
-      <w:bookmarkStart w:id="810" w:name="ref-Lande1979"/>
-      <w:bookmarkEnd w:id="809"/>
+      <w:bookmarkStart w:id="845" w:name="ref-Lande1979"/>
+      <w:bookmarkEnd w:id="844"/>
       <w:r>
         <w:t xml:space="preserve">89. </w:t>
       </w:r>
@@ -10616,8 +10639,8 @@
         <w:pStyle w:val="Bibliography"/>
         <w:spacing w:line="360" w:lineRule="auto"/>
       </w:pPr>
-      <w:bookmarkStart w:id="811" w:name="ref-Walsh2018"/>
-      <w:bookmarkEnd w:id="810"/>
+      <w:bookmarkStart w:id="846" w:name="ref-Walsh2018"/>
+      <w:bookmarkEnd w:id="845"/>
       <w:r>
         <w:t xml:space="preserve">90. </w:t>
       </w:r>
@@ -10641,8 +10664,8 @@
         <w:pStyle w:val="Bibliography"/>
         <w:spacing w:line="360" w:lineRule="auto"/>
       </w:pPr>
-      <w:bookmarkStart w:id="812" w:name="ref-Baeza_Icaza2025"/>
-      <w:bookmarkEnd w:id="811"/>
+      <w:bookmarkStart w:id="847" w:name="ref-Baeza_Icaza2025"/>
+      <w:bookmarkEnd w:id="846"/>
       <w:r>
         <w:t xml:space="preserve">91. </w:t>
       </w:r>
@@ -10676,8 +10699,8 @@
         <w:pStyle w:val="Bibliography"/>
         <w:spacing w:line="360" w:lineRule="auto"/>
       </w:pPr>
-      <w:bookmarkStart w:id="813" w:name="ref-Kearney2009a"/>
-      <w:bookmarkEnd w:id="812"/>
+      <w:bookmarkStart w:id="848" w:name="ref-Kearney2009a"/>
+      <w:bookmarkEnd w:id="847"/>
       <w:r>
         <w:t xml:space="preserve">92. </w:t>
       </w:r>
@@ -10711,8 +10734,8 @@
         <w:pStyle w:val="Bibliography"/>
         <w:spacing w:line="360" w:lineRule="auto"/>
       </w:pPr>
-      <w:bookmarkStart w:id="814" w:name="ref-Ellner2011"/>
-      <w:bookmarkEnd w:id="813"/>
+      <w:bookmarkStart w:id="849" w:name="ref-Ellner2011"/>
+      <w:bookmarkEnd w:id="848"/>
       <w:r>
         <w:t xml:space="preserve">93. </w:t>
       </w:r>
@@ -10746,8 +10769,8 @@
         <w:pStyle w:val="Bibliography"/>
         <w:spacing w:line="360" w:lineRule="auto"/>
       </w:pPr>
-      <w:bookmarkStart w:id="815" w:name="ref-Pottier2022a"/>
-      <w:bookmarkEnd w:id="814"/>
+      <w:bookmarkStart w:id="850" w:name="ref-Pottier2022a"/>
+      <w:bookmarkEnd w:id="849"/>
       <w:r>
         <w:t xml:space="preserve">94. </w:t>
       </w:r>
@@ -10781,8 +10804,8 @@
         <w:pStyle w:val="Bibliography"/>
         <w:spacing w:line="360" w:lineRule="auto"/>
       </w:pPr>
-      <w:bookmarkStart w:id="816" w:name="ref-Leiva2024b"/>
-      <w:bookmarkEnd w:id="815"/>
+      <w:bookmarkStart w:id="851" w:name="ref-Leiva2024b"/>
+      <w:bookmarkEnd w:id="850"/>
       <w:r>
         <w:t xml:space="preserve">95. </w:t>
       </w:r>
@@ -10806,8 +10829,8 @@
         <w:pStyle w:val="Bibliography"/>
         <w:spacing w:line="360" w:lineRule="auto"/>
       </w:pPr>
-      <w:bookmarkStart w:id="817" w:name="ref-Arnold2019a"/>
-      <w:bookmarkEnd w:id="816"/>
+      <w:bookmarkStart w:id="852" w:name="ref-Arnold2019a"/>
+      <w:bookmarkEnd w:id="851"/>
       <w:r>
         <w:t xml:space="preserve">96. </w:t>
       </w:r>
@@ -10841,8 +10864,8 @@
         <w:pStyle w:val="Bibliography"/>
         <w:spacing w:line="360" w:lineRule="auto"/>
       </w:pPr>
-      <w:bookmarkStart w:id="818" w:name="ref-Arnold2024"/>
-      <w:bookmarkEnd w:id="817"/>
+      <w:bookmarkStart w:id="853" w:name="ref-Arnold2024"/>
+      <w:bookmarkEnd w:id="852"/>
       <w:r>
         <w:t xml:space="preserve">97. </w:t>
       </w:r>
@@ -10876,8 +10899,8 @@
         <w:pStyle w:val="Bibliography"/>
         <w:spacing w:line="360" w:lineRule="auto"/>
       </w:pPr>
-      <w:bookmarkStart w:id="819" w:name="ref-Assessment_undated-fv"/>
-      <w:bookmarkEnd w:id="818"/>
+      <w:bookmarkStart w:id="854" w:name="ref-Assessment_undated-fv"/>
+      <w:bookmarkEnd w:id="853"/>
       <w:r>
         <w:t xml:space="preserve">98. </w:t>
       </w:r>
@@ -10891,8 +10914,8 @@
         <w:pStyle w:val="Bibliography"/>
         <w:spacing w:line="360" w:lineRule="auto"/>
       </w:pPr>
-      <w:bookmarkStart w:id="820" w:name="ref-Dandy2019"/>
-      <w:bookmarkEnd w:id="819"/>
+      <w:bookmarkStart w:id="855" w:name="ref-Dandy2019"/>
+      <w:bookmarkEnd w:id="854"/>
       <w:r>
         <w:t xml:space="preserve">99. </w:t>
       </w:r>
@@ -10926,8 +10949,8 @@
         <w:pStyle w:val="Bibliography"/>
         <w:spacing w:line="360" w:lineRule="auto"/>
       </w:pPr>
-      <w:bookmarkStart w:id="821" w:name="ref-Leviston2018"/>
-      <w:bookmarkEnd w:id="820"/>
+      <w:bookmarkStart w:id="856" w:name="ref-Leviston2018"/>
+      <w:bookmarkEnd w:id="855"/>
       <w:r>
         <w:t xml:space="preserve">100. </w:t>
       </w:r>
@@ -10961,8 +10984,8 @@
         <w:pStyle w:val="Bibliography"/>
         <w:spacing w:line="360" w:lineRule="auto"/>
       </w:pPr>
-      <w:bookmarkStart w:id="822" w:name="ref-Bai2016"/>
-      <w:bookmarkEnd w:id="821"/>
+      <w:bookmarkStart w:id="857" w:name="ref-Bai2016"/>
+      <w:bookmarkEnd w:id="856"/>
       <w:r>
         <w:t xml:space="preserve">101. </w:t>
       </w:r>
@@ -10996,8 +11019,8 @@
         <w:pStyle w:val="Bibliography"/>
         <w:spacing w:line="360" w:lineRule="auto"/>
       </w:pPr>
-      <w:bookmarkStart w:id="823" w:name="ref-Grimm2008"/>
-      <w:bookmarkEnd w:id="822"/>
+      <w:bookmarkStart w:id="858" w:name="ref-Grimm2008"/>
+      <w:bookmarkEnd w:id="857"/>
       <w:r>
         <w:lastRenderedPageBreak/>
         <w:t xml:space="preserve">102. </w:t>
@@ -11032,8 +11055,8 @@
         <w:pStyle w:val="Bibliography"/>
         <w:spacing w:line="360" w:lineRule="auto"/>
       </w:pPr>
-      <w:bookmarkStart w:id="824" w:name="ref-Shekhawat2022"/>
-      <w:bookmarkEnd w:id="823"/>
+      <w:bookmarkStart w:id="859" w:name="ref-Shekhawat2022"/>
+      <w:bookmarkEnd w:id="858"/>
       <w:r>
         <w:t xml:space="preserve">103. </w:t>
       </w:r>
@@ -11067,8 +11090,8 @@
         <w:pStyle w:val="Bibliography"/>
         <w:spacing w:line="360" w:lineRule="auto"/>
       </w:pPr>
-      <w:bookmarkStart w:id="825" w:name="ref-Black2011"/>
-      <w:bookmarkEnd w:id="824"/>
+      <w:bookmarkStart w:id="860" w:name="ref-Black2011"/>
+      <w:bookmarkEnd w:id="859"/>
       <w:r>
         <w:t xml:space="preserve">104. </w:t>
       </w:r>
@@ -11102,8 +11125,8 @@
         <w:pStyle w:val="Bibliography"/>
         <w:spacing w:line="360" w:lineRule="auto"/>
       </w:pPr>
-      <w:bookmarkStart w:id="826" w:name="ref-Neil_Adger1999"/>
-      <w:bookmarkEnd w:id="825"/>
+      <w:bookmarkStart w:id="861" w:name="ref-Neil_Adger1999"/>
+      <w:bookmarkEnd w:id="860"/>
       <w:r>
         <w:t xml:space="preserve">105. </w:t>
       </w:r>
@@ -11127,8 +11150,8 @@
         <w:pStyle w:val="Bibliography"/>
         <w:spacing w:line="360" w:lineRule="auto"/>
       </w:pPr>
-      <w:bookmarkStart w:id="827" w:name="ref-Folke2016"/>
-      <w:bookmarkEnd w:id="826"/>
+      <w:bookmarkStart w:id="862" w:name="ref-Folke2016"/>
+      <w:bookmarkEnd w:id="861"/>
       <w:r>
         <w:t xml:space="preserve">106. </w:t>
       </w:r>
@@ -11162,8 +11185,8 @@
         <w:pStyle w:val="Bibliography"/>
         <w:spacing w:line="360" w:lineRule="auto"/>
       </w:pPr>
-      <w:bookmarkStart w:id="828" w:name="ref-Schluter2012"/>
-      <w:bookmarkEnd w:id="827"/>
+      <w:bookmarkStart w:id="863" w:name="ref-Schluter2012"/>
+      <w:bookmarkEnd w:id="862"/>
       <w:r>
         <w:t xml:space="preserve">107. </w:t>
       </w:r>
@@ -11197,8 +11220,8 @@
         <w:pStyle w:val="Bibliography"/>
         <w:spacing w:line="360" w:lineRule="auto"/>
       </w:pPr>
-      <w:bookmarkStart w:id="829" w:name="ref-Biggs2021"/>
-      <w:bookmarkEnd w:id="828"/>
+      <w:bookmarkStart w:id="864" w:name="ref-Biggs2021"/>
+      <w:bookmarkEnd w:id="863"/>
       <w:r>
         <w:t xml:space="preserve">108. </w:t>
       </w:r>
@@ -11232,8 +11255,8 @@
         <w:pStyle w:val="Bibliography"/>
         <w:spacing w:line="360" w:lineRule="auto"/>
       </w:pPr>
-      <w:bookmarkStart w:id="830" w:name="ref-Brown2021"/>
-      <w:bookmarkEnd w:id="829"/>
+      <w:bookmarkStart w:id="865" w:name="ref-Brown2021"/>
+      <w:bookmarkEnd w:id="864"/>
       <w:r>
         <w:t xml:space="preserve">109. </w:t>
       </w:r>
@@ -11257,8 +11280,8 @@
         <w:pStyle w:val="Bibliography"/>
         <w:spacing w:line="360" w:lineRule="auto"/>
       </w:pPr>
-      <w:bookmarkStart w:id="831" w:name="ref-Wise2014"/>
-      <w:bookmarkEnd w:id="830"/>
+      <w:bookmarkStart w:id="866" w:name="ref-Wise2014"/>
+      <w:bookmarkEnd w:id="865"/>
       <w:r>
         <w:t xml:space="preserve">110. </w:t>
       </w:r>
@@ -11287,9 +11310,9 @@
         <w:t xml:space="preserve"> 28, 325–336</w:t>
       </w:r>
     </w:p>
-    <w:bookmarkEnd w:id="720"/>
-    <w:bookmarkEnd w:id="722"/>
-    <w:bookmarkEnd w:id="831"/>
+    <w:bookmarkEnd w:id="755"/>
+    <w:bookmarkEnd w:id="757"/>
+    <w:bookmarkEnd w:id="866"/>
     <w:p>
       <w:pPr>
         <w:pStyle w:val="BodyText"/>
@@ -11308,7 +11331,7 @@
 
 <file path=word/comments.xml><?xml version="1.0" encoding="utf-8"?>
 <w:comments xmlns:wpc="http://schemas.microsoft.com/office/word/2010/wordprocessingCanvas" xmlns:cx="http://schemas.microsoft.com/office/drawing/2014/chartex" xmlns:cx1="http://schemas.microsoft.com/office/drawing/2015/9/8/chartex" xmlns:cx2="http://schemas.microsoft.com/office/drawing/2015/10/21/chartex" xmlns:cx3="http://schemas.microsoft.com/office/drawing/2016/5/9/chartex" xmlns:cx4="http://schemas.microsoft.com/office/drawing/2016/5/10/chartex" xmlns:cx5="http://schemas.microsoft.com/office/drawing/2016/5/11/chartex" xmlns:cx6="http://schemas.microsoft.com/office/drawing/2016/5/12/chartex" xmlns:cx7="http://schemas.microsoft.com/office/drawing/2016/5/13/chartex" xmlns:cx8="http://schemas.microsoft.com/office/drawing/2016/5/14/chartex" xmlns:mc="http://schemas.openxmlformats.org/markup-compatibility/2006" xmlns:aink="http://schemas.microsoft.com/office/drawing/2016/ink" xmlns:am3d="http://schemas.microsoft.com/office/drawing/2017/model3d" xmlns:o="urn:schemas-microsoft-com:office:office" xmlns:oel="http://schemas.microsoft.com/office/2019/extlst" xmlns:r="http://schemas.openxmlformats.org/officeDocument/2006/relationships" xmlns:m="http://schemas.openxmlformats.org/officeDocument/2006/math" xmlns:v="urn:schemas-microsoft-com:vml" xmlns:wp14="http://schemas.microsoft.com/office/word/2010/wordprocessingDrawing" xmlns:wp="http://schemas.openxmlformats.org/drawingml/2006/wordprocessingDrawing" xmlns:w10="urn:schemas-microsoft-com:office:word" xmlns:w="http://schemas.openxmlformats.org/wordprocessingml/2006/main" xmlns:w14="http://schemas.microsoft.com/office/word/2010/wordml" xmlns:w15="http://schemas.microsoft.com/office/word/2012/wordml" xmlns:w16cex="http://schemas.microsoft.com/office/word/2018/wordml/cex" xmlns:w16cid="http://schemas.microsoft.com/office/word/2016/wordml/cid" xmlns:w16="http://schemas.microsoft.com/office/word/2018/wordml" xmlns:w16du="http://schemas.microsoft.com/office/word/2023/wordml/word16du" xmlns:w16sdtdh="http://schemas.microsoft.com/office/word/2020/wordml/sdtdatahash" xmlns:w16sdtfl="http://schemas.microsoft.com/office/word/2024/wordml/sdtformatlock" xmlns:w16se="http://schemas.microsoft.com/office/word/2015/wordml/symex" xmlns:wpg="http://schemas.microsoft.com/office/word/2010/wordprocessingGroup" xmlns:wpi="http://schemas.microsoft.com/office/word/2010/wordprocessingInk" xmlns:wne="http://schemas.microsoft.com/office/word/2006/wordml" xmlns:wps="http://schemas.microsoft.com/office/word/2010/wordprocessingShape" mc:Ignorable="w14 w15 w16se w16cid w16 w16cex w16sdtdh w16sdtfl w16du wp14">
-  <w:comment w:id="90" w:author="Daniel Noble" w:date="2025-10-27T12:00:00Z" w:initials="DN">
+  <w:comment w:id="27" w:author="Daniel Noble" w:date="2025-10-29T12:53:00Z" w:initials="DN">
     <w:p>
       <w:pPr>
         <w:pStyle w:val="CommentText"/>
@@ -11320,11 +11343,81 @@
         <w:annotationRef/>
       </w:r>
       <w:r>
+        <w:t>C31</w:t>
+      </w:r>
+    </w:p>
+  </w:comment>
+  <w:comment w:id="60" w:author="Daniel Noble" w:date="2025-10-29T12:58:00Z" w:initials="DN">
+    <w:p>
+      <w:pPr>
+        <w:pStyle w:val="CommentText"/>
+      </w:pPr>
+      <w:r>
+        <w:rPr>
+          <w:rStyle w:val="CommentReference"/>
+        </w:rPr>
+        <w:annotationRef/>
+      </w:r>
+      <w:r>
+        <w:t xml:space="preserve">C34 + </w:t>
+      </w:r>
+      <w:r>
+        <w:t xml:space="preserve">C37 &amp; </w:t>
+      </w:r>
+      <w:r>
+        <w:t>new boxes</w:t>
+      </w:r>
+    </w:p>
+  </w:comment>
+  <w:comment w:id="72" w:author="Daniel Noble" w:date="2025-10-29T13:29:00Z" w:initials="DN">
+    <w:p>
+      <w:pPr>
+        <w:pStyle w:val="CommentText"/>
+      </w:pPr>
+      <w:r>
+        <w:rPr>
+          <w:rStyle w:val="CommentReference"/>
+        </w:rPr>
+        <w:annotationRef/>
+      </w:r>
+      <w:r>
+        <w:t>C41</w:t>
+      </w:r>
+    </w:p>
+  </w:comment>
+  <w:comment w:id="68" w:author="Daniel Noble" w:date="2025-10-29T12:50:00Z" w:initials="DN">
+    <w:p>
+      <w:pPr>
+        <w:pStyle w:val="CommentText"/>
+      </w:pPr>
+      <w:r>
+        <w:rPr>
+          <w:rStyle w:val="CommentReference"/>
+        </w:rPr>
+        <w:annotationRef/>
+      </w:r>
+      <w:r>
+        <w:t>C30</w:t>
+      </w:r>
+    </w:p>
+  </w:comment>
+  <w:comment w:id="100" w:author="Daniel Noble" w:date="2025-10-27T12:00:00Z" w:initials="DN">
+    <w:p>
+      <w:pPr>
+        <w:pStyle w:val="CommentText"/>
+      </w:pPr>
+      <w:r>
+        <w:rPr>
+          <w:rStyle w:val="CommentReference"/>
+        </w:rPr>
+        <w:annotationRef/>
+      </w:r>
+      <w:r>
         <w:t xml:space="preserve">C2 </w:t>
       </w:r>
     </w:p>
   </w:comment>
-  <w:comment w:id="185" w:author="Daniel Noble" w:date="2025-10-27T14:02:00Z" w:initials="DN">
+  <w:comment w:id="198" w:author="Daniel Noble" w:date="2025-10-27T14:02:00Z" w:initials="DN">
     <w:p>
       <w:pPr>
         <w:pStyle w:val="CommentText"/>
@@ -11343,7 +11436,7 @@
       </w:r>
     </w:p>
   </w:comment>
-  <w:comment w:id="236" w:author="Daniel Noble" w:date="2025-10-27T11:32:00Z" w:initials="DN">
+  <w:comment w:id="249" w:author="Daniel Noble" w:date="2025-10-27T11:32:00Z" w:initials="DN">
     <w:p>
       <w:pPr>
         <w:pStyle w:val="CommentText"/>
@@ -11359,7 +11452,7 @@
       </w:r>
     </w:p>
   </w:comment>
-  <w:comment w:id="258" w:author="Daniel Noble" w:date="2025-10-27T11:12:00Z" w:initials="DN">
+  <w:comment w:id="271" w:author="Daniel Noble" w:date="2025-10-27T11:12:00Z" w:initials="DN">
     <w:p>
       <w:pPr>
         <w:pStyle w:val="CommentText"/>
@@ -11381,7 +11474,7 @@
       </w:r>
     </w:p>
   </w:comment>
-  <w:comment w:id="223" w:author="Daniel Noble" w:date="2025-10-27T12:03:00Z" w:initials="DN">
+  <w:comment w:id="236" w:author="Daniel Noble" w:date="2025-10-27T12:03:00Z" w:initials="DN">
     <w:p>
       <w:pPr>
         <w:pStyle w:val="CommentText"/>
@@ -11406,7 +11499,7 @@
       </w:r>
     </w:p>
   </w:comment>
-  <w:comment w:id="345" w:author="Daniel Noble" w:date="2025-10-27T13:15:00Z" w:initials="DN">
+  <w:comment w:id="285" w:author="Daniel Noble" w:date="2025-10-29T13:33:00Z" w:initials="DN">
     <w:p>
       <w:pPr>
         <w:pStyle w:val="CommentText"/>
@@ -11418,11 +11511,43 @@
         <w:annotationRef/>
       </w:r>
       <w:r>
+        <w:t>C42</w:t>
+      </w:r>
+    </w:p>
+  </w:comment>
+  <w:comment w:id="335" w:author="Daniel Noble" w:date="2025-10-29T13:36:00Z" w:initials="DN">
+    <w:p>
+      <w:pPr>
+        <w:pStyle w:val="CommentText"/>
+      </w:pPr>
+      <w:r>
+        <w:rPr>
+          <w:rStyle w:val="CommentReference"/>
+        </w:rPr>
+        <w:annotationRef/>
+      </w:r>
+      <w:r>
+        <w:t>C46</w:t>
+      </w:r>
+    </w:p>
+  </w:comment>
+  <w:comment w:id="362" w:author="Daniel Noble" w:date="2025-10-27T13:15:00Z" w:initials="DN">
+    <w:p>
+      <w:pPr>
+        <w:pStyle w:val="CommentText"/>
+      </w:pPr>
+      <w:r>
+        <w:rPr>
+          <w:rStyle w:val="CommentReference"/>
+        </w:rPr>
+        <w:annotationRef/>
+      </w:r>
+      <w:r>
         <w:t>C23</w:t>
       </w:r>
     </w:p>
   </w:comment>
-  <w:comment w:id="394" w:author="Daniel Noble" w:date="2025-10-27T13:35:00Z" w:initials="DN">
+  <w:comment w:id="411" w:author="Daniel Noble" w:date="2025-10-27T13:35:00Z" w:initials="DN">
     <w:p>
       <w:pPr>
         <w:pStyle w:val="CommentText"/>
@@ -11438,7 +11563,7 @@
       </w:r>
     </w:p>
   </w:comment>
-  <w:comment w:id="543" w:author="Daniel Noble" w:date="2025-10-29T09:29:00Z" w:initials="DN">
+  <w:comment w:id="431" w:author="Daniel Noble" w:date="2025-10-29T13:39:00Z" w:initials="DN">
     <w:p>
       <w:pPr>
         <w:pStyle w:val="CommentText"/>
@@ -11450,7 +11575,135 @@
         <w:annotationRef/>
       </w:r>
       <w:r>
+        <w:t>C44</w:t>
+      </w:r>
+    </w:p>
+  </w:comment>
+  <w:comment w:id="563" w:author="Daniel Noble" w:date="2025-10-29T09:29:00Z" w:initials="DN">
+    <w:p>
+      <w:pPr>
+        <w:pStyle w:val="CommentText"/>
+      </w:pPr>
+      <w:r>
+        <w:rPr>
+          <w:rStyle w:val="CommentReference"/>
+        </w:rPr>
+        <w:annotationRef/>
+      </w:r>
+      <w:r>
         <w:t>C17</w:t>
+      </w:r>
+    </w:p>
+  </w:comment>
+  <w:comment w:id="568" w:author="Daniel Noble" w:date="2025-10-29T13:36:00Z" w:initials="DN">
+    <w:p>
+      <w:pPr>
+        <w:pStyle w:val="CommentText"/>
+      </w:pPr>
+      <w:r>
+        <w:rPr>
+          <w:rStyle w:val="CommentReference"/>
+        </w:rPr>
+        <w:annotationRef/>
+      </w:r>
+      <w:r>
+        <w:t>C46</w:t>
+      </w:r>
+    </w:p>
+  </w:comment>
+  <w:comment w:id="571" w:author="Daniel Noble" w:date="2025-10-29T13:31:00Z" w:initials="DN">
+    <w:p>
+      <w:pPr>
+        <w:pStyle w:val="CommentText"/>
+      </w:pPr>
+      <w:r>
+        <w:rPr>
+          <w:rStyle w:val="CommentReference"/>
+        </w:rPr>
+        <w:annotationRef/>
+      </w:r>
+      <w:r>
+        <w:t>C41</w:t>
+      </w:r>
+    </w:p>
+  </w:comment>
+  <w:comment w:id="624" w:author="Daniel Noble" w:date="2025-10-29T13:46:00Z" w:initials="DN">
+    <w:p>
+      <w:pPr>
+        <w:pStyle w:val="CommentText"/>
+      </w:pPr>
+      <w:r>
+        <w:rPr>
+          <w:rStyle w:val="CommentReference"/>
+        </w:rPr>
+        <w:annotationRef/>
+      </w:r>
+      <w:r>
+        <w:t>C48</w:t>
+      </w:r>
+    </w:p>
+  </w:comment>
+  <w:comment w:id="707" w:author="Daniel Noble" w:date="2025-10-29T13:36:00Z" w:initials="DN">
+    <w:p>
+      <w:pPr>
+        <w:pStyle w:val="CommentText"/>
+      </w:pPr>
+      <w:r>
+        <w:rPr>
+          <w:rStyle w:val="CommentReference"/>
+        </w:rPr>
+        <w:annotationRef/>
+      </w:r>
+      <w:r>
+        <w:t>C46, whole section really</w:t>
+      </w:r>
+    </w:p>
+  </w:comment>
+  <w:comment w:id="731" w:author="Daniel Noble" w:date="2025-10-29T13:31:00Z" w:initials="DN">
+    <w:p>
+      <w:pPr>
+        <w:pStyle w:val="CommentText"/>
+      </w:pPr>
+      <w:r>
+        <w:rPr>
+          <w:rStyle w:val="CommentReference"/>
+        </w:rPr>
+        <w:annotationRef/>
+      </w:r>
+      <w:r>
+        <w:t>C41</w:t>
+      </w:r>
+    </w:p>
+  </w:comment>
+  <w:comment w:id="723" w:author="Daniel Noble" w:date="2025-10-29T12:50:00Z" w:initials="DN">
+    <w:p>
+      <w:pPr>
+        <w:pStyle w:val="CommentText"/>
+      </w:pPr>
+      <w:r>
+        <w:rPr>
+          <w:rStyle w:val="CommentReference"/>
+        </w:rPr>
+        <w:annotationRef/>
+      </w:r>
+      <w:r>
+        <w:t>C30</w:t>
+      </w:r>
+    </w:p>
+  </w:comment>
+  <w:comment w:id="743" w:author="Daniel Noble" w:date="2025-10-29T12:44:00Z" w:initials="DN">
+    <w:p>
+      <w:pPr>
+        <w:pStyle w:val="CommentText"/>
+      </w:pPr>
+      <w:r>
+        <w:rPr>
+          <w:rStyle w:val="CommentReference"/>
+        </w:rPr>
+        <w:annotationRef/>
+      </w:r>
+      <w:r>
+        <w:t>C26 and C25</w:t>
       </w:r>
     </w:p>
   </w:comment>
@@ -11459,40 +11712,82 @@
 
 <file path=word/commentsExtended.xml><?xml version="1.0" encoding="utf-8"?>
 <w15:commentsEx xmlns:wpc="http://schemas.microsoft.com/office/word/2010/wordprocessingCanvas" xmlns:cx="http://schemas.microsoft.com/office/drawing/2014/chartex" xmlns:cx1="http://schemas.microsoft.com/office/drawing/2015/9/8/chartex" xmlns:cx2="http://schemas.microsoft.com/office/drawing/2015/10/21/chartex" xmlns:cx3="http://schemas.microsoft.com/office/drawing/2016/5/9/chartex" xmlns:cx4="http://schemas.microsoft.com/office/drawing/2016/5/10/chartex" xmlns:cx5="http://schemas.microsoft.com/office/drawing/2016/5/11/chartex" xmlns:cx6="http://schemas.microsoft.com/office/drawing/2016/5/12/chartex" xmlns:cx7="http://schemas.microsoft.com/office/drawing/2016/5/13/chartex" xmlns:cx8="http://schemas.microsoft.com/office/drawing/2016/5/14/chartex" xmlns:mc="http://schemas.openxmlformats.org/markup-compatibility/2006" xmlns:aink="http://schemas.microsoft.com/office/drawing/2016/ink" xmlns:am3d="http://schemas.microsoft.com/office/drawing/2017/model3d" xmlns:o="urn:schemas-microsoft-com:office:office" xmlns:oel="http://schemas.microsoft.com/office/2019/extlst" xmlns:r="http://schemas.openxmlformats.org/officeDocument/2006/relationships" xmlns:m="http://schemas.openxmlformats.org/officeDocument/2006/math" xmlns:v="urn:schemas-microsoft-com:vml" xmlns:wp14="http://schemas.microsoft.com/office/word/2010/wordprocessingDrawing" xmlns:wp="http://schemas.openxmlformats.org/drawingml/2006/wordprocessingDrawing" xmlns:w10="urn:schemas-microsoft-com:office:word" xmlns:w="http://schemas.openxmlformats.org/wordprocessingml/2006/main" xmlns:w14="http://schemas.microsoft.com/office/word/2010/wordml" xmlns:w15="http://schemas.microsoft.com/office/word/2012/wordml" xmlns:w16cex="http://schemas.microsoft.com/office/word/2018/wordml/cex" xmlns:w16cid="http://schemas.microsoft.com/office/word/2016/wordml/cid" xmlns:w16="http://schemas.microsoft.com/office/word/2018/wordml" xmlns:w16du="http://schemas.microsoft.com/office/word/2023/wordml/word16du" xmlns:w16sdtdh="http://schemas.microsoft.com/office/word/2020/wordml/sdtdatahash" xmlns:w16sdtfl="http://schemas.microsoft.com/office/word/2024/wordml/sdtformatlock" xmlns:w16se="http://schemas.microsoft.com/office/word/2015/wordml/symex" xmlns:wpg="http://schemas.microsoft.com/office/word/2010/wordprocessingGroup" xmlns:wpi="http://schemas.microsoft.com/office/word/2010/wordprocessingInk" xmlns:wne="http://schemas.microsoft.com/office/word/2006/wordml" xmlns:wps="http://schemas.microsoft.com/office/word/2010/wordprocessingShape" mc:Ignorable="w14 w15 w16se w16cid w16 w16cex w16sdtdh w16sdtfl w16du wp14">
+  <w15:commentEx w15:paraId="0A63A6D7" w15:done="0"/>
+  <w15:commentEx w15:paraId="029C3198" w15:done="0"/>
+  <w15:commentEx w15:paraId="7DF8234F" w15:done="0"/>
+  <w15:commentEx w15:paraId="38F2522B" w15:done="0"/>
   <w15:commentEx w15:paraId="6B526862" w15:done="0"/>
   <w15:commentEx w15:paraId="706B4C64" w15:done="0"/>
   <w15:commentEx w15:paraId="070A75E5" w15:done="0"/>
   <w15:commentEx w15:paraId="42AA11BA" w15:done="0"/>
   <w15:commentEx w15:paraId="27C8B33B" w15:done="0"/>
+  <w15:commentEx w15:paraId="7DAA4E15" w15:done="0"/>
+  <w15:commentEx w15:paraId="2297AF2F" w15:done="0"/>
   <w15:commentEx w15:paraId="34403755" w15:done="0"/>
   <w15:commentEx w15:paraId="35E10EFC" w15:done="0"/>
+  <w15:commentEx w15:paraId="6E3F23F1" w15:done="0"/>
   <w15:commentEx w15:paraId="4BC2BA44" w15:done="0"/>
+  <w15:commentEx w15:paraId="2A997EF7" w15:done="0"/>
+  <w15:commentEx w15:paraId="0AA867A0" w15:done="0"/>
+  <w15:commentEx w15:paraId="219987CA" w15:done="0"/>
+  <w15:commentEx w15:paraId="76F21547" w15:done="0"/>
+  <w15:commentEx w15:paraId="0FF36894" w15:done="0"/>
+  <w15:commentEx w15:paraId="1E999A69" w15:done="0"/>
+  <w15:commentEx w15:paraId="487D02BC" w15:done="0"/>
 </w15:commentsEx>
 </file>
 
 <file path=word/commentsExtensible.xml><?xml version="1.0" encoding="utf-8"?>
 <w16cex:commentsExtensible xmlns:wpc="http://schemas.microsoft.com/office/word/2010/wordprocessingCanvas" xmlns:cx="http://schemas.microsoft.com/office/drawing/2014/chartex" xmlns:cx1="http://schemas.microsoft.com/office/drawing/2015/9/8/chartex" xmlns:cx2="http://schemas.microsoft.com/office/drawing/2015/10/21/chartex" xmlns:cx3="http://schemas.microsoft.com/office/drawing/2016/5/9/chartex" xmlns:cx4="http://schemas.microsoft.com/office/drawing/2016/5/10/chartex" xmlns:cx5="http://schemas.microsoft.com/office/drawing/2016/5/11/chartex" xmlns:cx6="http://schemas.microsoft.com/office/drawing/2016/5/12/chartex" xmlns:cx7="http://schemas.microsoft.com/office/drawing/2016/5/13/chartex" xmlns:cx8="http://schemas.microsoft.com/office/drawing/2016/5/14/chartex" xmlns:cr="http://schemas.microsoft.com/office/comments/2020/reactions" xmlns:mc="http://schemas.openxmlformats.org/markup-compatibility/2006" xmlns:aink="http://schemas.microsoft.com/office/drawing/2016/ink" xmlns:am3d="http://schemas.microsoft.com/office/drawing/2017/model3d" xmlns:o="urn:schemas-microsoft-com:office:office" xmlns:oel="http://schemas.microsoft.com/office/2019/extlst" xmlns:r="http://schemas.openxmlformats.org/officeDocument/2006/relationships" xmlns:m="http://schemas.openxmlformats.org/officeDocument/2006/math" xmlns:v="urn:schemas-microsoft-com:vml" xmlns:wp14="http://schemas.microsoft.com/office/word/2010/wordprocessingDrawing" xmlns:wp="http://schemas.openxmlformats.org/drawingml/2006/wordprocessingDrawing" xmlns:w10="urn:schemas-microsoft-com:office:word" xmlns:w="http://schemas.openxmlformats.org/wordprocessingml/2006/main" xmlns:w14="http://schemas.microsoft.com/office/word/2010/wordml" xmlns:w15="http://schemas.microsoft.com/office/word/2012/wordml" xmlns:w16cex="http://schemas.microsoft.com/office/word/2018/wordml/cex" xmlns:w16cid="http://schemas.microsoft.com/office/word/2016/wordml/cid" xmlns:w16="http://schemas.microsoft.com/office/word/2018/wordml" xmlns:w16du="http://schemas.microsoft.com/office/word/2023/wordml/word16du" xmlns:w16sdtdh="http://schemas.microsoft.com/office/word/2020/wordml/sdtdatahash" xmlns:w16sdtfl="http://schemas.microsoft.com/office/word/2024/wordml/sdtformatlock" xmlns:w16se="http://schemas.microsoft.com/office/word/2015/wordml/symex" xmlns:wpg="http://schemas.microsoft.com/office/word/2010/wordprocessingGroup" xmlns:wpi="http://schemas.microsoft.com/office/word/2010/wordprocessingInk" xmlns:wne="http://schemas.microsoft.com/office/word/2006/wordml" xmlns:wps="http://schemas.microsoft.com/office/word/2010/wordprocessingShape" mc:Ignorable="w14 w15 w16se w16cid w16 w16cex w16sdtdh w16sdtfl cr w16du wp14">
+  <w16cex:commentExtensible w16cex:durableId="6B6D5742" w16cex:dateUtc="2025-10-29T01:53:00Z"/>
+  <w16cex:commentExtensible w16cex:durableId="562E80FE" w16cex:dateUtc="2025-10-29T01:58:00Z"/>
+  <w16cex:commentExtensible w16cex:durableId="50AFB2CA" w16cex:dateUtc="2025-10-29T02:29:00Z"/>
+  <w16cex:commentExtensible w16cex:durableId="6145680A" w16cex:dateUtc="2025-10-29T01:50:00Z"/>
   <w16cex:commentExtensible w16cex:durableId="146C27E9" w16cex:dateUtc="2025-10-27T01:00:00Z"/>
   <w16cex:commentExtensible w16cex:durableId="485B3068" w16cex:dateUtc="2025-10-27T03:02:00Z"/>
   <w16cex:commentExtensible w16cex:durableId="39EBAD13" w16cex:dateUtc="2025-10-27T00:32:00Z"/>
   <w16cex:commentExtensible w16cex:durableId="7463CDFA" w16cex:dateUtc="2025-10-27T00:12:00Z"/>
   <w16cex:commentExtensible w16cex:durableId="08F54D14" w16cex:dateUtc="2025-10-27T01:03:00Z"/>
+  <w16cex:commentExtensible w16cex:durableId="3B79D236" w16cex:dateUtc="2025-10-29T02:33:00Z"/>
+  <w16cex:commentExtensible w16cex:durableId="735A470E" w16cex:dateUtc="2025-10-29T02:36:00Z"/>
   <w16cex:commentExtensible w16cex:durableId="68BE281F" w16cex:dateUtc="2025-10-27T02:15:00Z"/>
   <w16cex:commentExtensible w16cex:durableId="4D5871D4" w16cex:dateUtc="2025-10-27T02:35:00Z"/>
+  <w16cex:commentExtensible w16cex:durableId="447F5173" w16cex:dateUtc="2025-10-29T02:39:00Z"/>
   <w16cex:commentExtensible w16cex:durableId="29D5BD7E" w16cex:dateUtc="2025-10-28T22:29:00Z"/>
+  <w16cex:commentExtensible w16cex:durableId="19E2E961" w16cex:dateUtc="2025-10-29T02:36:00Z"/>
+  <w16cex:commentExtensible w16cex:durableId="23B4B849" w16cex:dateUtc="2025-10-29T02:31:00Z"/>
+  <w16cex:commentExtensible w16cex:durableId="1A0F5ECB" w16cex:dateUtc="2025-10-29T02:46:00Z"/>
+  <w16cex:commentExtensible w16cex:durableId="690136E8" w16cex:dateUtc="2025-10-29T02:36:00Z"/>
+  <w16cex:commentExtensible w16cex:durableId="38544EC6" w16cex:dateUtc="2025-10-29T02:31:00Z"/>
+  <w16cex:commentExtensible w16cex:durableId="1B63BBB5" w16cex:dateUtc="2025-10-29T01:50:00Z"/>
+  <w16cex:commentExtensible w16cex:durableId="2A26960C" w16cex:dateUtc="2025-10-29T01:44:00Z"/>
 </w16cex:commentsExtensible>
 </file>
 
 <file path=word/commentsIds.xml><?xml version="1.0" encoding="utf-8"?>
 <w16cid:commentsIds xmlns:wpc="http://schemas.microsoft.com/office/word/2010/wordprocessingCanvas" xmlns:cx="http://schemas.microsoft.com/office/drawing/2014/chartex" xmlns:cx1="http://schemas.microsoft.com/office/drawing/2015/9/8/chartex" xmlns:cx2="http://schemas.microsoft.com/office/drawing/2015/10/21/chartex" xmlns:cx3="http://schemas.microsoft.com/office/drawing/2016/5/9/chartex" xmlns:cx4="http://schemas.microsoft.com/office/drawing/2016/5/10/chartex" xmlns:cx5="http://schemas.microsoft.com/office/drawing/2016/5/11/chartex" xmlns:cx6="http://schemas.microsoft.com/office/drawing/2016/5/12/chartex" xmlns:cx7="http://schemas.microsoft.com/office/drawing/2016/5/13/chartex" xmlns:cx8="http://schemas.microsoft.com/office/drawing/2016/5/14/chartex" xmlns:mc="http://schemas.openxmlformats.org/markup-compatibility/2006" xmlns:aink="http://schemas.microsoft.com/office/drawing/2016/ink" xmlns:am3d="http://schemas.microsoft.com/office/drawing/2017/model3d" xmlns:o="urn:schemas-microsoft-com:office:office" xmlns:oel="http://schemas.microsoft.com/office/2019/extlst" xmlns:r="http://schemas.openxmlformats.org/officeDocument/2006/relationships" xmlns:m="http://schemas.openxmlformats.org/officeDocument/2006/math" xmlns:v="urn:schemas-microsoft-com:vml" xmlns:wp14="http://schemas.microsoft.com/office/word/2010/wordprocessingDrawing" xmlns:wp="http://schemas.openxmlformats.org/drawingml/2006/wordprocessingDrawing" xmlns:w10="urn:schemas-microsoft-com:office:word" xmlns:w="http://schemas.openxmlformats.org/wordprocessingml/2006/main" xmlns:w14="http://schemas.microsoft.com/office/word/2010/wordml" xmlns:w15="http://schemas.microsoft.com/office/word/2012/wordml" xmlns:w16cex="http://schemas.microsoft.com/office/word/2018/wordml/cex" xmlns:w16cid="http://schemas.microsoft.com/office/word/2016/wordml/cid" xmlns:w16="http://schemas.microsoft.com/office/word/2018/wordml" xmlns:w16du="http://schemas.microsoft.com/office/word/2023/wordml/word16du" xmlns:w16sdtdh="http://schemas.microsoft.com/office/word/2020/wordml/sdtdatahash" xmlns:w16sdtfl="http://schemas.microsoft.com/office/word/2024/wordml/sdtformatlock" xmlns:w16se="http://schemas.microsoft.com/office/word/2015/wordml/symex" xmlns:wpg="http://schemas.microsoft.com/office/word/2010/wordprocessingGroup" xmlns:wpi="http://schemas.microsoft.com/office/word/2010/wordprocessingInk" xmlns:wne="http://schemas.microsoft.com/office/word/2006/wordml" xmlns:wps="http://schemas.microsoft.com/office/word/2010/wordprocessingShape" mc:Ignorable="w14 w15 w16se w16cid w16 w16cex w16sdtdh w16sdtfl w16du wp14">
+  <w16cid:commentId w16cid:paraId="0A63A6D7" w16cid:durableId="6B6D5742"/>
+  <w16cid:commentId w16cid:paraId="029C3198" w16cid:durableId="562E80FE"/>
+  <w16cid:commentId w16cid:paraId="7DF8234F" w16cid:durableId="50AFB2CA"/>
+  <w16cid:commentId w16cid:paraId="38F2522B" w16cid:durableId="6145680A"/>
   <w16cid:commentId w16cid:paraId="6B526862" w16cid:durableId="146C27E9"/>
   <w16cid:commentId w16cid:paraId="706B4C64" w16cid:durableId="485B3068"/>
   <w16cid:commentId w16cid:paraId="070A75E5" w16cid:durableId="39EBAD13"/>
   <w16cid:commentId w16cid:paraId="42AA11BA" w16cid:durableId="7463CDFA"/>
   <w16cid:commentId w16cid:paraId="27C8B33B" w16cid:durableId="08F54D14"/>
+  <w16cid:commentId w16cid:paraId="7DAA4E15" w16cid:durableId="3B79D236"/>
+  <w16cid:commentId w16cid:paraId="2297AF2F" w16cid:durableId="735A470E"/>
   <w16cid:commentId w16cid:paraId="34403755" w16cid:durableId="68BE281F"/>
   <w16cid:commentId w16cid:paraId="35E10EFC" w16cid:durableId="4D5871D4"/>
+  <w16cid:commentId w16cid:paraId="6E3F23F1" w16cid:durableId="447F5173"/>
   <w16cid:commentId w16cid:paraId="4BC2BA44" w16cid:durableId="29D5BD7E"/>
+  <w16cid:commentId w16cid:paraId="2A997EF7" w16cid:durableId="19E2E961"/>
+  <w16cid:commentId w16cid:paraId="0AA867A0" w16cid:durableId="23B4B849"/>
+  <w16cid:commentId w16cid:paraId="219987CA" w16cid:durableId="1A0F5ECB"/>
+  <w16cid:commentId w16cid:paraId="76F21547" w16cid:durableId="690136E8"/>
+  <w16cid:commentId w16cid:paraId="0FF36894" w16cid:durableId="38544EC6"/>
+  <w16cid:commentId w16cid:paraId="1E999A69" w16cid:durableId="1B63BBB5"/>
+  <w16cid:commentId w16cid:paraId="487D02BC" w16cid:durableId="2A26960C"/>
 </w16cid:commentsIds>
 </file>
 

--- a/docs/Revision1/ms_revision.docx
+++ b/docs/Revision1/ms_revision.docx
@@ -1111,7 +1111,7 @@
           <w:fldChar w:fldCharType="end"/>
         </w:r>
         <w:r>
-          <w:t xml:space="preserve">). We focus on plant, microbial and insect communities given the strong interconnections between them, the ease with which they can be studied, and their importance to socioecological systems. </w:t>
+          <w:t xml:space="preserve">). We focus on plant and insect communities given the strong interconnections between them, the ease with which they can be studied, and their importance to socioecological systems. </w:t>
         </w:r>
       </w:ins>
       <w:commentRangeEnd w:id="100"/>
@@ -1189,11 +1189,11 @@
         </w:r>
       </w:ins>
       <w:r>
-        <w:t xml:space="preserve">physiological systems [10,11,19,20], yielding predictions of </w:t>
+        <w:t xml:space="preserve">physiological systems [10,11,19,20], yielding predictions of the </w:t>
       </w:r>
       <w:r>
         <w:lastRenderedPageBreak/>
-        <w:t xml:space="preserve">the immediate and cumulative impacts of extreme heat on growth, survival and reproduction. Importantly, mechanistic physiological models provide </w:t>
+        <w:t xml:space="preserve">immediate and cumulative impacts of extreme heat on growth, survival and reproduction. Importantly, mechanistic physiological models provide </w:t>
       </w:r>
       <w:r>
         <w:t xml:space="preserve">outputs at the individual level (e.g., energy and water requirements, waste production, activity constraints, vital rates) </w:t>
@@ -1453,39 +1453,49 @@
       </w:r>
       <w:ins w:id="146" w:author="Daniel Noble" w:date="2025-10-27T10:07:00Z" w16du:dateUtc="2025-10-26T23:07:00Z">
         <w:r>
-          <w:t xml:space="preserve">demonstrate how such a coupling can be made and </w:t>
+          <w:t xml:space="preserve">demonstrate how such a coupling can be made </w:t>
+        </w:r>
+      </w:ins>
+      <w:ins w:id="147" w:author="Daniel Noble" w:date="2025-10-30T09:04:00Z" w16du:dateUtc="2025-10-29T22:04:00Z">
+        <w:r>
+          <w:t xml:space="preserve">within and across species </w:t>
+        </w:r>
+      </w:ins>
+      <w:ins w:id="148" w:author="Daniel Noble" w:date="2025-10-27T10:07:00Z" w16du:dateUtc="2025-10-26T23:07:00Z">
+        <w:r>
+          <w:t xml:space="preserve">and </w:t>
         </w:r>
       </w:ins>
       <w:r>
         <w:t xml:space="preserve">highlight the opportunities </w:t>
       </w:r>
-      <w:del w:id="147" w:author="Daniel Noble" w:date="2025-10-27T10:08:00Z" w16du:dateUtc="2025-10-26T23:08:00Z">
+      <w:del w:id="149" w:author="Daniel Noble" w:date="2025-10-27T10:08:00Z" w16du:dateUtc="2025-10-26T23:08:00Z">
         <w:r>
           <w:delText>such an integration may</w:delText>
-        </w:r>
-      </w:del>
-      <w:ins w:id="148" w:author="Daniel Noble" w:date="2025-10-27T10:08:00Z" w16du:dateUtc="2025-10-26T23:08:00Z">
-        <w:r>
-          <w:t>it presents</w:t>
-        </w:r>
-      </w:ins>
-      <w:r>
-        <w:t xml:space="preserve"> </w:t>
-      </w:r>
-      <w:del w:id="149" w:author="Daniel Noble" w:date="2025-10-27T10:08:00Z" w16du:dateUtc="2025-10-26T23:08:00Z">
-        <w:r>
-          <w:delText>provide through</w:delText>
         </w:r>
       </w:del>
       <w:ins w:id="150" w:author="Daniel Noble" w:date="2025-10-27T10:08:00Z" w16du:dateUtc="2025-10-26T23:08:00Z">
         <w:r>
+          <w:t>it presents</w:t>
+        </w:r>
+      </w:ins>
+      <w:r>
+        <w:t xml:space="preserve"> </w:t>
+      </w:r>
+      <w:del w:id="151" w:author="Daniel Noble" w:date="2025-10-27T10:08:00Z" w16du:dateUtc="2025-10-26T23:08:00Z">
+        <w:r>
+          <w:delText>provide through</w:delText>
+        </w:r>
+      </w:del>
+      <w:ins w:id="152" w:author="Daniel Noble" w:date="2025-10-27T10:08:00Z" w16du:dateUtc="2025-10-26T23:08:00Z">
+        <w:r>
           <w:t>to develop</w:t>
         </w:r>
       </w:ins>
       <w:r>
         <w:t xml:space="preserve"> a greater understanding of the ways in which extreme heat stress manifests across species. </w:t>
       </w:r>
-      <w:del w:id="151" w:author="Daniel Noble" w:date="2025-10-27T10:09:00Z" w16du:dateUtc="2025-10-26T23:09:00Z">
+      <w:del w:id="153" w:author="Daniel Noble" w:date="2025-10-27T10:09:00Z" w16du:dateUtc="2025-10-26T23:09:00Z">
         <w:r>
           <w:delText xml:space="preserve">Integration will help elucidate how and why interactions among species can change, with implications for natural and agricultural systems, food security and ecosystem services. </w:delText>
         </w:r>
@@ -1493,7 +1503,7 @@
       <w:r>
         <w:t xml:space="preserve">We </w:t>
       </w:r>
-      <w:ins w:id="152" w:author="Daniel Noble" w:date="2025-10-27T09:27:00Z" w16du:dateUtc="2025-10-26T22:27:00Z">
+      <w:ins w:id="154" w:author="Daniel Noble" w:date="2025-10-27T09:27:00Z" w16du:dateUtc="2025-10-26T22:27:00Z">
         <w:r>
           <w:t xml:space="preserve">end by </w:t>
         </w:r>
@@ -1501,12 +1511,12 @@
       <w:r>
         <w:t>discuss</w:t>
       </w:r>
-      <w:ins w:id="153" w:author="Daniel Noble" w:date="2025-10-27T09:27:00Z" w16du:dateUtc="2025-10-26T22:27:00Z">
+      <w:ins w:id="155" w:author="Daniel Noble" w:date="2025-10-27T09:27:00Z" w16du:dateUtc="2025-10-26T22:27:00Z">
         <w:r>
           <w:t>in</w:t>
         </w:r>
       </w:ins>
-      <w:ins w:id="154" w:author="Daniel Noble" w:date="2025-10-27T09:28:00Z" w16du:dateUtc="2025-10-26T22:28:00Z">
+      <w:ins w:id="156" w:author="Daniel Noble" w:date="2025-10-27T09:28:00Z" w16du:dateUtc="2025-10-26T22:28:00Z">
         <w:r>
           <w:t>g</w:t>
         </w:r>
@@ -1514,12 +1524,12 @@
       <w:r>
         <w:t xml:space="preserve"> the challenges of </w:t>
       </w:r>
-      <w:del w:id="155" w:author="Daniel Noble" w:date="2025-10-27T09:28:00Z" w16du:dateUtc="2025-10-26T22:28:00Z">
+      <w:del w:id="157" w:author="Daniel Noble" w:date="2025-10-27T09:28:00Z" w16du:dateUtc="2025-10-26T22:28:00Z">
         <w:r>
           <w:delText>applying such an integrated modelling framework and</w:delText>
         </w:r>
       </w:del>
-      <w:ins w:id="156" w:author="Daniel Noble" w:date="2025-10-27T09:28:00Z" w16du:dateUtc="2025-10-26T22:28:00Z">
+      <w:ins w:id="158" w:author="Daniel Noble" w:date="2025-10-27T09:28:00Z" w16du:dateUtc="2025-10-26T22:28:00Z">
         <w:r>
           <w:t>coupling models across diverse species in communities</w:t>
         </w:r>
@@ -1527,17 +1537,17 @@
       <w:r>
         <w:t xml:space="preserve"> </w:t>
       </w:r>
-      <w:del w:id="157" w:author="Daniel Noble" w:date="2025-10-27T09:29:00Z" w16du:dateUtc="2025-10-26T22:29:00Z">
+      <w:del w:id="159" w:author="Daniel Noble" w:date="2025-10-27T09:29:00Z" w16du:dateUtc="2025-10-26T22:29:00Z">
         <w:r>
           <w:delText>how it can incorporate other critical features that capture evolutionary change and plasticity</w:delText>
         </w:r>
       </w:del>
-      <w:ins w:id="158" w:author="Daniel Noble" w:date="2025-10-27T09:29:00Z" w16du:dateUtc="2025-10-26T22:29:00Z">
+      <w:ins w:id="160" w:author="Daniel Noble" w:date="2025-10-27T09:29:00Z" w16du:dateUtc="2025-10-26T22:29:00Z">
         <w:r>
           <w:t>along with capturing the eco-evolutionary feedbacks that will be necessary for accurate prediction</w:t>
         </w:r>
       </w:ins>
-      <w:ins w:id="159" w:author="Daniel Noble" w:date="2025-10-27T09:30:00Z" w16du:dateUtc="2025-10-26T22:30:00Z">
+      <w:ins w:id="161" w:author="Daniel Noble" w:date="2025-10-27T09:30:00Z" w16du:dateUtc="2025-10-26T22:30:00Z">
         <w:r>
           <w:t>s</w:t>
         </w:r>
@@ -1567,7 +1577,7 @@
               <w:spacing w:line="360" w:lineRule="auto"/>
               <w:jc w:val="center"/>
             </w:pPr>
-            <w:bookmarkStart w:id="160" w:name="fig-sys"/>
+            <w:bookmarkStart w:id="162" w:name="fig-sys"/>
             <w:r>
               <w:rPr>
                 <w:noProof/>
@@ -1630,7 +1640,7 @@
             <w:r>
               <w:t xml:space="preserve"> </w:t>
             </w:r>
-            <w:ins w:id="161" w:author="Daniel Noble" w:date="2025-10-27T09:50:00Z" w16du:dateUtc="2025-10-26T22:50:00Z">
+            <w:ins w:id="163" w:author="Daniel Noble" w:date="2025-10-27T09:50:00Z" w16du:dateUtc="2025-10-26T22:50:00Z">
               <w:r>
                 <w:rPr>
                   <w:b/>
@@ -1645,71 +1655,79 @@
                 <w:t xml:space="preserve">The modelling approach </w:t>
               </w:r>
             </w:ins>
-            <w:ins w:id="162" w:author="Daniel Noble" w:date="2025-10-27T10:22:00Z" w16du:dateUtc="2025-10-26T23:22:00Z">
+            <w:ins w:id="164" w:author="Daniel Noble" w:date="2025-10-27T10:22:00Z" w16du:dateUtc="2025-10-26T23:22:00Z">
               <w:r>
                 <w:t xml:space="preserve">we </w:t>
-              </w:r>
-            </w:ins>
-            <w:ins w:id="163" w:author="Daniel Noble" w:date="2025-10-27T09:50:00Z" w16du:dateUtc="2025-10-26T22:50:00Z">
-              <w:r>
-                <w:t xml:space="preserve">develop here integrates (1) climate/biophysical models to predict the different microclimates species experience. (2) Microclimates experienced by organisms then provide inputs for </w:t>
-              </w:r>
-            </w:ins>
-            <w:ins w:id="164" w:author="Daniel Noble" w:date="2025-10-27T10:12:00Z" w16du:dateUtc="2025-10-26T23:12:00Z">
-              <w:r>
-                <w:t>physiological</w:t>
               </w:r>
             </w:ins>
             <w:ins w:id="165" w:author="Daniel Noble" w:date="2025-10-27T09:50:00Z" w16du:dateUtc="2025-10-26T22:50:00Z">
               <w:r>
-                <w:t xml:space="preserve"> models that integrate temperature exposure with explicit physiological </w:t>
+                <w:t xml:space="preserve">develop here integrates (1) climate/biophysical models to predict the different microclimates species experience. (2) Microclimates experienced by organisms then provide inputs for </w:t>
               </w:r>
             </w:ins>
-            <w:ins w:id="166" w:author="Daniel Noble" w:date="2025-10-27T10:13:00Z" w16du:dateUtc="2025-10-26T23:13:00Z">
-              <w:r>
-                <w:t>processes</w:t>
+            <w:ins w:id="166" w:author="Daniel Noble" w:date="2025-10-27T10:12:00Z" w16du:dateUtc="2025-10-26T23:12:00Z">
+              <w:r>
+                <w:t>physiological</w:t>
               </w:r>
             </w:ins>
             <w:ins w:id="167" w:author="Daniel Noble" w:date="2025-10-27T09:50:00Z" w16du:dateUtc="2025-10-26T22:50:00Z">
               <w:r>
-                <w:t xml:space="preserve"> that simulate development, behavio</w:t>
+                <w:t xml:space="preserve"> models that integrate temperature exposure with explicit physiological </w:t>
               </w:r>
             </w:ins>
-            <w:ins w:id="168" w:author="Daniel Noble" w:date="2025-10-28T10:39:00Z" w16du:dateUtc="2025-10-27T23:39:00Z">
-              <w:r>
-                <w:t>u</w:t>
+            <w:ins w:id="168" w:author="Daniel Noble" w:date="2025-10-27T10:13:00Z" w16du:dateUtc="2025-10-26T23:13:00Z">
+              <w:r>
+                <w:t>processes</w:t>
               </w:r>
             </w:ins>
             <w:ins w:id="169" w:author="Daniel Noble" w:date="2025-10-27T09:50:00Z" w16du:dateUtc="2025-10-26T22:50:00Z">
               <w:r>
-                <w:t xml:space="preserve">r, survival and reproduction in response to </w:t>
+                <w:t xml:space="preserve"> that simulate development, behavio</w:t>
               </w:r>
             </w:ins>
-            <w:ins w:id="170" w:author="Daniel Noble" w:date="2025-10-27T11:51:00Z" w16du:dateUtc="2025-10-27T00:51:00Z">
-              <w:r>
-                <w:t>microclimate</w:t>
+            <w:ins w:id="170" w:author="Daniel Noble" w:date="2025-10-28T10:39:00Z" w16du:dateUtc="2025-10-27T23:39:00Z">
+              <w:r>
+                <w:t>u</w:t>
               </w:r>
             </w:ins>
             <w:ins w:id="171" w:author="Daniel Noble" w:date="2025-10-27T09:50:00Z" w16du:dateUtc="2025-10-26T22:50:00Z">
               <w:r>
-                <w:t xml:space="preserve"> dynamics across life history stages. Physiological models can be built around the unique life cycles of the diverse species in communities, capturing lagged responses to extreme heat, phenological mismatches and </w:t>
-              </w:r>
-              <w:r>
-                <w:lastRenderedPageBreak/>
-                <w:t xml:space="preserve">mechanistically informed responses to extreme heat for species of the system in question. Outputs (behavior, growth rate, biomass accumulation, survival and reproduction) from physiological models of individual organisms can then be integrated into (3) population and community ecology models to predict population growth and community composition under a specific type of change (either to the environment or suite of interacting organisms). Environment-mediated feedback loops (4) influence organism thermal exposure and sensitivity (e.g., water availability, microbiota), which can vary across different life stages and organs. Coupling existing models will allow </w:t>
+                <w:t xml:space="preserve">r, survival and reproduction in response to </w:t>
               </w:r>
             </w:ins>
-            <w:ins w:id="172" w:author="Daniel Noble" w:date="2025-10-27T11:52:00Z" w16du:dateUtc="2025-10-27T00:52:00Z">
-              <w:r>
-                <w:t xml:space="preserve">for </w:t>
+            <w:ins w:id="172" w:author="Daniel Noble" w:date="2025-10-27T11:51:00Z" w16du:dateUtc="2025-10-27T00:51:00Z">
+              <w:r>
+                <w:t>microclimate</w:t>
               </w:r>
             </w:ins>
             <w:ins w:id="173" w:author="Daniel Noble" w:date="2025-10-27T09:50:00Z" w16du:dateUtc="2025-10-26T22:50:00Z">
               <w:r>
+                <w:t xml:space="preserve"> dynamics across life history stages. Physiological models can be built around the unique life cycles of the diverse species in communities, capturing lagged responses to extreme heat, phenological mismatches and </w:t>
+              </w:r>
+              <w:r>
+                <w:lastRenderedPageBreak/>
+                <w:t>mechanistically informed responses to extreme heat for species of the system in question. Outputs (</w:t>
+              </w:r>
+              <w:proofErr w:type="spellStart"/>
+              <w:r>
+                <w:t>behavior</w:t>
+              </w:r>
+              <w:proofErr w:type="spellEnd"/>
+              <w:r>
+                <w:t xml:space="preserve">, growth rate, biomass accumulation, survival and reproduction) from physiological models of individual organisms can then be integrated into (3) population and community ecology models to predict population growth and community composition under a specific type of change (either to the environment or suite of interacting organisms). Environment-mediated feedback loops (4) influence organism thermal exposure and sensitivity (e.g., water availability, microbiota), which can vary across different life stages and organs. Coupling existing models will allow </w:t>
+              </w:r>
+            </w:ins>
+            <w:ins w:id="174" w:author="Daniel Noble" w:date="2025-10-27T11:52:00Z" w16du:dateUtc="2025-10-27T00:52:00Z">
+              <w:r>
+                <w:t xml:space="preserve">for </w:t>
+              </w:r>
+            </w:ins>
+            <w:ins w:id="175" w:author="Daniel Noble" w:date="2025-10-27T09:50:00Z" w16du:dateUtc="2025-10-26T22:50:00Z">
+              <w:r>
                 <w:t>quantitative predictions to be made on how extreme heatwaves perturb biological systems and allow for the development and implementation of strategies to enhance biological system resilience to extreme heat.</w:t>
               </w:r>
             </w:ins>
-            <w:del w:id="174" w:author="Daniel Noble" w:date="2025-10-27T09:50:00Z" w16du:dateUtc="2025-10-26T22:50:00Z">
+            <w:del w:id="176" w:author="Daniel Noble" w:date="2025-10-27T09:50:00Z" w16du:dateUtc="2025-10-26T22:50:00Z">
               <w:r>
                 <w:rPr>
                   <w:b/>
@@ -1718,7 +1736,7 @@
                 <w:delText xml:space="preserve">A new, </w:delText>
               </w:r>
             </w:del>
-            <w:del w:id="175" w:author="Daniel Noble" w:date="2025-10-27T09:36:00Z" w16du:dateUtc="2025-10-26T22:36:00Z">
+            <w:del w:id="177" w:author="Daniel Noble" w:date="2025-10-27T09:36:00Z" w16du:dateUtc="2025-10-26T22:36:00Z">
               <w:r>
                 <w:rPr>
                   <w:b/>
@@ -1727,7 +1745,7 @@
                 <w:delText xml:space="preserve">integrative </w:delText>
               </w:r>
             </w:del>
-            <w:del w:id="176" w:author="Daniel Noble" w:date="2025-10-27T09:50:00Z" w16du:dateUtc="2025-10-26T22:50:00Z">
+            <w:del w:id="178" w:author="Daniel Noble" w:date="2025-10-27T09:50:00Z" w16du:dateUtc="2025-10-26T22:50:00Z">
               <w:r>
                 <w:rPr>
                   <w:b/>
@@ -1739,7 +1757,7 @@
                 <w:delText xml:space="preserve">. The modelling approach developed here integrates (1) climate/biophysical models to predict the different temperatures species experience in their respective microhabitats. (2) Temperatures experienced by organisms then provide inputs for damage-repair and vegetation growth or animal dynamic energy budget models that integrate temperature exposure with explicit physiological models that simulate development, behavior, survival and reproduction in response to temperature dynamics across life history stages. Physiological models can be built around the unique life cycles of the diverse species in communities, capturing lagged responses to extreme heat, phenological mismatches and mechanistically informed responses to extreme heat for species of the system in question. Outputs (behavior, growth rate, biomass accumulation, survival and reproduction) from physiological models of individual organisms can then be integrated into (3) population and community ecology models to predict population growth and community composition under a specific type of change (either to the environment or suite of interacting organisms). We then discuss how (4) environment-mediated feedback loops influence organism thermal exposure and sensitivity (e.g., water availability, microbiota), which can vary across different life stages and organs. </w:delText>
               </w:r>
             </w:del>
-            <w:del w:id="177" w:author="Daniel Noble" w:date="2025-10-27T09:32:00Z" w16du:dateUtc="2025-10-26T22:32:00Z">
+            <w:del w:id="179" w:author="Daniel Noble" w:date="2025-10-27T09:32:00Z" w16du:dateUtc="2025-10-26T22:32:00Z">
               <w:r>
                 <w:delText>This novel</w:delText>
               </w:r>
@@ -1747,44 +1765,44 @@
                 <w:delText xml:space="preserve"> integration of existing models in this </w:delText>
               </w:r>
             </w:del>
-            <w:del w:id="178" w:author="Daniel Noble" w:date="2025-10-18T10:57:00Z" w16du:dateUtc="2025-10-17T23:57:00Z">
+            <w:del w:id="180" w:author="Daniel Noble" w:date="2025-10-18T10:57:00Z" w16du:dateUtc="2025-10-17T23:57:00Z">
               <w:r>
                 <w:delText xml:space="preserve">novel </w:delText>
               </w:r>
             </w:del>
-            <w:del w:id="179" w:author="Daniel Noble" w:date="2025-10-27T09:32:00Z" w16du:dateUtc="2025-10-26T22:32:00Z">
+            <w:del w:id="181" w:author="Daniel Noble" w:date="2025-10-27T09:32:00Z" w16du:dateUtc="2025-10-26T22:32:00Z">
               <w:r>
                 <w:delText>way will allow simulations at the organismal level to generate emergent predictions for entire communities. In turn, such simulations</w:delText>
-              </w:r>
-            </w:del>
-            <w:del w:id="180" w:author="Daniel Noble" w:date="2025-10-27T09:50:00Z" w16du:dateUtc="2025-10-26T22:50:00Z">
-              <w:r>
-                <w:delText xml:space="preserve"> will allow quantitative predictions to be made on how extreme heatwaves perturb biological systems and allow for the development and implementation of strategies to enhance </w:delText>
-              </w:r>
-            </w:del>
-            <w:del w:id="181" w:author="Daniel Noble" w:date="2025-10-27T09:38:00Z" w16du:dateUtc="2025-10-26T22:38:00Z">
-              <w:r>
-                <w:delText xml:space="preserve">both </w:delText>
               </w:r>
             </w:del>
             <w:del w:id="182" w:author="Daniel Noble" w:date="2025-10-27T09:50:00Z" w16du:dateUtc="2025-10-26T22:50:00Z">
               <w:r>
-                <w:delText xml:space="preserve">biological </w:delText>
+                <w:delText xml:space="preserve"> will allow quantitative predictions to be made on how extreme heatwaves perturb biological systems and allow for the development and implementation of strategies to enhance </w:delText>
               </w:r>
             </w:del>
-            <w:del w:id="183" w:author="Daniel Noble" w:date="2025-10-27T09:32:00Z" w16du:dateUtc="2025-10-26T22:32:00Z">
-              <w:r>
-                <w:delText xml:space="preserve">and socioecological </w:delText>
+            <w:del w:id="183" w:author="Daniel Noble" w:date="2025-10-27T09:38:00Z" w16du:dateUtc="2025-10-26T22:38:00Z">
+              <w:r>
+                <w:delText xml:space="preserve">both </w:delText>
               </w:r>
             </w:del>
             <w:del w:id="184" w:author="Daniel Noble" w:date="2025-10-27T09:50:00Z" w16du:dateUtc="2025-10-26T22:50:00Z">
+              <w:r>
+                <w:delText xml:space="preserve">biological </w:delText>
+              </w:r>
+            </w:del>
+            <w:del w:id="185" w:author="Daniel Noble" w:date="2025-10-27T09:32:00Z" w16du:dateUtc="2025-10-26T22:32:00Z">
+              <w:r>
+                <w:delText xml:space="preserve">and socioecological </w:delText>
+              </w:r>
+            </w:del>
+            <w:del w:id="186" w:author="Daniel Noble" w:date="2025-10-27T09:50:00Z" w16du:dateUtc="2025-10-26T22:50:00Z">
               <w:r>
                 <w:delText>system resilience to extreme heat. Created with BioRender.com.</w:delText>
               </w:r>
             </w:del>
           </w:p>
         </w:tc>
-        <w:bookmarkEnd w:id="160"/>
+        <w:bookmarkEnd w:id="162"/>
       </w:tr>
     </w:tbl>
     <w:p>
@@ -1792,12 +1810,12 @@
         <w:pStyle w:val="Heading1"/>
         <w:spacing w:line="360" w:lineRule="auto"/>
         <w:rPr>
-          <w:del w:id="185" w:author="Daniel Noble" w:date="2025-10-27T10:23:00Z" w16du:dateUtc="2025-10-26T23:23:00Z"/>
-        </w:rPr>
-      </w:pPr>
-      <w:bookmarkStart w:id="186" w:name="X3abbae6c43ae90405781460830433c7998090d6"/>
+          <w:del w:id="187" w:author="Daniel Noble" w:date="2025-10-27T10:23:00Z" w16du:dateUtc="2025-10-26T23:23:00Z"/>
+        </w:rPr>
+      </w:pPr>
+      <w:bookmarkStart w:id="188" w:name="X3abbae6c43ae90405781460830433c7998090d6"/>
       <w:bookmarkEnd w:id="117"/>
-      <w:del w:id="187" w:author="Daniel Noble" w:date="2025-10-27T10:23:00Z" w16du:dateUtc="2025-10-26T23:23:00Z">
+      <w:del w:id="189" w:author="Daniel Noble" w:date="2025-10-27T10:23:00Z" w16du:dateUtc="2025-10-26T23:23:00Z">
         <w:r>
           <w:lastRenderedPageBreak/>
           <w:delText>The current state of extreme weather modelling</w:delText>
@@ -1809,10 +1827,10 @@
         <w:pStyle w:val="FirstParagraph"/>
         <w:spacing w:line="360" w:lineRule="auto"/>
         <w:rPr>
-          <w:del w:id="188" w:author="Daniel Noble" w:date="2025-10-27T10:23:00Z" w16du:dateUtc="2025-10-26T23:23:00Z"/>
-        </w:rPr>
-      </w:pPr>
-      <w:del w:id="189" w:author="Daniel Noble" w:date="2025-10-27T10:23:00Z" w16du:dateUtc="2025-10-26T23:23:00Z">
+          <w:del w:id="190" w:author="Daniel Noble" w:date="2025-10-27T10:23:00Z" w16du:dateUtc="2025-10-26T23:23:00Z"/>
+        </w:rPr>
+      </w:pPr>
+      <w:del w:id="191" w:author="Daniel Noble" w:date="2025-10-27T10:23:00Z" w16du:dateUtc="2025-10-26T23:23:00Z">
         <w:r>
           <w:delText>An understanding of heatwave impacts on biology requires environmental inputs about weather conditions. These data may come from weather stations or climate models. Weather station observations of air temperature, radiation, wind speed, cloud cover and humidity are readily available as raw timeseries from the stations themselves, and as interpolated products such as WorldClim [24].</w:delText>
         </w:r>
@@ -1823,10 +1841,10 @@
         <w:pStyle w:val="BodyText"/>
         <w:spacing w:line="360" w:lineRule="auto"/>
         <w:rPr>
-          <w:del w:id="190" w:author="Daniel Noble" w:date="2025-10-27T10:23:00Z" w16du:dateUtc="2025-10-26T23:23:00Z"/>
-        </w:rPr>
-      </w:pPr>
-      <w:del w:id="191" w:author="Daniel Noble" w:date="2025-10-27T10:23:00Z" w16du:dateUtc="2025-10-26T23:23:00Z">
+          <w:del w:id="192" w:author="Daniel Noble" w:date="2025-10-27T10:23:00Z" w16du:dateUtc="2025-10-26T23:23:00Z"/>
+        </w:rPr>
+      </w:pPr>
+      <w:del w:id="193" w:author="Daniel Noble" w:date="2025-10-27T10:23:00Z" w16du:dateUtc="2025-10-26T23:23:00Z">
         <w:r>
           <w:delText>Weather stations can only document past heat wave events at their specific locations. Climate modelling and weather event forecasting is achieved through General Circulation Models (GCMs) – large partial differential equation networks of atmospheric, oceanic and biospheric energy and mass exchange processes. Future climate change scenarios are generally produced at monthly timescales but can be superimposed on historical weather patterns to infer the nature of future heatwaves. Historical analyses are facilitated by GCMs via ‘reanalysis’ datasets produced by calibrating GCMs with observations to produce continuous gridded weather data, including ‘surface’ temperatures, soil temperatures and profiles of temperature, pressure, wind speed and humidity at different levels in the atmosphere [25–29]. The most state-of-the-art of these are ECMWF (European Centre for Medium-Range Weather Forecasts) Reanalysis v5 (ERA5), hourly products at ~31km and ~9km resolutions, respectively.</w:delText>
         </w:r>
@@ -1837,10 +1855,10 @@
         <w:pStyle w:val="BodyText"/>
         <w:spacing w:line="360" w:lineRule="auto"/>
         <w:rPr>
-          <w:del w:id="192" w:author="Daniel Noble" w:date="2025-10-27T10:23:00Z" w16du:dateUtc="2025-10-26T23:23:00Z"/>
-        </w:rPr>
-      </w:pPr>
-      <w:del w:id="193" w:author="Daniel Noble" w:date="2025-10-27T10:23:00Z" w16du:dateUtc="2025-10-26T23:23:00Z">
+          <w:del w:id="194" w:author="Daniel Noble" w:date="2025-10-27T10:23:00Z" w16du:dateUtc="2025-10-26T23:23:00Z"/>
+        </w:rPr>
+      </w:pPr>
+      <w:del w:id="195" w:author="Daniel Noble" w:date="2025-10-27T10:23:00Z" w16du:dateUtc="2025-10-26T23:23:00Z">
         <w:r>
           <w:delText>Historically, GCMs were coded in fast but inflexible languages like Fortran and C. The emergence of the Julia language [30] for scientific computing has created an opportunity to rebuild climate models in a more modular manner, allowing easier interfacing between discipline-specific models. The translation of GCMs and associated land-surface models into more accessible and modular languages opens new opportunities for collaboration between biologists and earth scientists to better integrate processes in the atmosphere and the biosphere to improve predictions of weather events and their biological impacts.</w:delText>
         </w:r>
@@ -1851,8 +1869,8 @@
         <w:pStyle w:val="Heading1"/>
         <w:spacing w:line="360" w:lineRule="auto"/>
       </w:pPr>
-      <w:bookmarkStart w:id="194" w:name="X4da05dea4acdb2054c1e59c2f12913febac8a0c"/>
-      <w:bookmarkEnd w:id="186"/>
+      <w:bookmarkStart w:id="196" w:name="X4da05dea4acdb2054c1e59c2f12913febac8a0c"/>
+      <w:bookmarkEnd w:id="188"/>
       <w:r>
         <w:t>From weather to microclimates: predicting community wide exposure to extreme heat</w:t>
       </w:r>
@@ -1862,24 +1880,24 @@
         <w:pStyle w:val="FirstParagraph"/>
         <w:spacing w:line="360" w:lineRule="auto"/>
         <w:rPr>
-          <w:ins w:id="195" w:author="Daniel Noble" w:date="2025-10-27T10:57:00Z" w16du:dateUtc="2025-10-26T23:57:00Z"/>
+          <w:ins w:id="197" w:author="Daniel Noble" w:date="2025-10-27T10:57:00Z" w16du:dateUtc="2025-10-26T23:57:00Z"/>
         </w:rPr>
       </w:pPr>
       <w:r>
         <w:t xml:space="preserve">Extreme weather events are </w:t>
       </w:r>
-      <w:ins w:id="196" w:author="Daniel Noble" w:date="2025-10-27T10:31:00Z" w16du:dateUtc="2025-10-26T23:31:00Z">
+      <w:ins w:id="198" w:author="Daniel Noble" w:date="2025-10-27T10:31:00Z" w16du:dateUtc="2025-10-26T23:31:00Z">
         <w:r>
           <w:t>predicted by Global Circulation Models (GCMs)</w:t>
         </w:r>
       </w:ins>
-      <w:ins w:id="197" w:author="Daniel Noble" w:date="2025-10-27T10:33:00Z" w16du:dateUtc="2025-10-26T23:33:00Z">
+      <w:ins w:id="199" w:author="Daniel Noble" w:date="2025-10-27T10:33:00Z" w16du:dateUtc="2025-10-26T23:33:00Z">
         <w:r>
           <w:t xml:space="preserve">, </w:t>
         </w:r>
       </w:ins>
-      <w:commentRangeStart w:id="198"/>
-      <w:ins w:id="199" w:author="Daniel Noble" w:date="2025-10-27T10:31:00Z" w16du:dateUtc="2025-10-26T23:31:00Z">
+      <w:commentRangeStart w:id="200"/>
+      <w:ins w:id="201" w:author="Daniel Noble" w:date="2025-10-27T10:31:00Z" w16du:dateUtc="2025-10-26T23:31:00Z">
         <w:r>
           <w:t xml:space="preserve">typically at large spatial scales (e.g. 0.5 </w:t>
         </w:r>
@@ -1888,7 +1906,7 @@
         <m:sSup>
           <m:sSupPr>
             <m:ctrlPr>
-              <w:ins w:id="200" w:author="Daniel Noble" w:date="2025-10-27T10:31:00Z" w16du:dateUtc="2025-10-26T23:31:00Z">
+              <w:ins w:id="202" w:author="Daniel Noble" w:date="2025-10-27T10:31:00Z" w16du:dateUtc="2025-10-26T23:31:00Z">
                 <w:rPr>
                   <w:rFonts w:ascii="Cambria Math" w:hAnsi="Cambria Math"/>
                 </w:rPr>
@@ -1897,7 +1915,7 @@
           </m:sSupPr>
           <m:e>
             <m:r>
-              <w:ins w:id="201" w:author="Daniel Noble" w:date="2025-10-27T10:31:00Z" w16du:dateUtc="2025-10-26T23:31:00Z">
+              <w:ins w:id="203" w:author="Daniel Noble" w:date="2025-10-27T10:31:00Z" w16du:dateUtc="2025-10-26T23:31:00Z">
                 <w:rPr>
                   <w:rFonts w:ascii="Cambria Math" w:hAnsi="Cambria Math"/>
                 </w:rPr>
@@ -1907,7 +1925,7 @@
           </m:e>
           <m:sup>
             <m:r>
-              <w:ins w:id="202" w:author="Daniel Noble" w:date="2025-10-27T10:31:00Z" w16du:dateUtc="2025-10-26T23:31:00Z">
+              <w:ins w:id="204" w:author="Daniel Noble" w:date="2025-10-27T10:31:00Z" w16du:dateUtc="2025-10-26T23:31:00Z">
                 <m:rPr>
                   <m:sty m:val="p"/>
                 </m:rPr>
@@ -1920,42 +1938,42 @@
           </m:sup>
         </m:sSup>
       </m:oMath>
-      <w:ins w:id="203" w:author="Daniel Noble" w:date="2025-10-27T10:31:00Z" w16du:dateUtc="2025-10-26T23:31:00Z">
+      <w:ins w:id="205" w:author="Daniel Noble" w:date="2025-10-27T10:31:00Z" w16du:dateUtc="2025-10-26T23:31:00Z">
         <w:r>
           <w:t xml:space="preserve"> grid cells)</w:t>
         </w:r>
       </w:ins>
-      <w:ins w:id="204" w:author="Daniel Noble" w:date="2025-10-27T10:33:00Z" w16du:dateUtc="2025-10-26T23:33:00Z">
+      <w:ins w:id="206" w:author="Daniel Noble" w:date="2025-10-27T10:33:00Z" w16du:dateUtc="2025-10-26T23:33:00Z">
         <w:r>
           <w:t>.</w:t>
         </w:r>
       </w:ins>
-      <w:ins w:id="205" w:author="Daniel Noble" w:date="2025-10-27T10:31:00Z" w16du:dateUtc="2025-10-26T23:31:00Z">
+      <w:ins w:id="207" w:author="Daniel Noble" w:date="2025-10-27T10:31:00Z" w16du:dateUtc="2025-10-26T23:31:00Z">
         <w:r>
           <w:t xml:space="preserve"> </w:t>
         </w:r>
       </w:ins>
-      <w:ins w:id="206" w:author="Daniel Noble" w:date="2025-10-27T10:33:00Z" w16du:dateUtc="2025-10-26T23:33:00Z">
+      <w:ins w:id="208" w:author="Daniel Noble" w:date="2025-10-27T10:33:00Z" w16du:dateUtc="2025-10-26T23:33:00Z">
         <w:r>
           <w:t>Y</w:t>
         </w:r>
       </w:ins>
-      <w:ins w:id="207" w:author="Daniel Noble" w:date="2025-10-27T10:31:00Z" w16du:dateUtc="2025-10-26T23:31:00Z">
+      <w:ins w:id="209" w:author="Daniel Noble" w:date="2025-10-27T10:31:00Z" w16du:dateUtc="2025-10-26T23:31:00Z">
         <w:r>
           <w:t>et</w:t>
         </w:r>
       </w:ins>
-      <w:ins w:id="208" w:author="Daniel Noble" w:date="2025-10-27T10:33:00Z" w16du:dateUtc="2025-10-26T23:33:00Z">
+      <w:ins w:id="210" w:author="Daniel Noble" w:date="2025-10-27T10:33:00Z" w16du:dateUtc="2025-10-26T23:33:00Z">
         <w:r>
           <w:t>,</w:t>
         </w:r>
       </w:ins>
-      <w:ins w:id="209" w:author="Daniel Noble" w:date="2025-10-27T10:31:00Z" w16du:dateUtc="2025-10-26T23:31:00Z">
+      <w:ins w:id="211" w:author="Daniel Noble" w:date="2025-10-27T10:31:00Z" w16du:dateUtc="2025-10-26T23:31:00Z">
         <w:r>
           <w:t xml:space="preserve"> </w:t>
         </w:r>
       </w:ins>
-      <w:ins w:id="210" w:author="Daniel Noble" w:date="2025-10-27T10:32:00Z" w16du:dateUtc="2025-10-26T23:32:00Z">
+      <w:ins w:id="212" w:author="Daniel Noble" w:date="2025-10-27T10:32:00Z" w16du:dateUtc="2025-10-26T23:32:00Z">
         <w:r>
           <w:t xml:space="preserve">species across communities </w:t>
         </w:r>
@@ -1963,7 +1981,7 @@
       <w:r>
         <w:t>experience</w:t>
       </w:r>
-      <w:del w:id="211" w:author="Daniel Noble" w:date="2025-10-27T10:32:00Z" w16du:dateUtc="2025-10-26T23:32:00Z">
+      <w:del w:id="213" w:author="Daniel Noble" w:date="2025-10-27T10:32:00Z" w16du:dateUtc="2025-10-26T23:32:00Z">
         <w:r>
           <w:delText>d</w:delText>
         </w:r>
@@ -1971,18 +1989,39 @@
       <w:r>
         <w:t xml:space="preserve"> </w:t>
       </w:r>
-      <w:del w:id="212" w:author="Daniel Noble" w:date="2025-10-27T10:32:00Z" w16du:dateUtc="2025-10-26T23:32:00Z">
+      <w:del w:id="214" w:author="Daniel Noble" w:date="2025-10-27T10:32:00Z" w16du:dateUtc="2025-10-26T23:32:00Z">
         <w:r>
           <w:delText>differently across species in a community</w:delText>
         </w:r>
       </w:del>
-      <w:ins w:id="213" w:author="Daniel Noble" w:date="2025-10-27T10:32:00Z" w16du:dateUtc="2025-10-26T23:32:00Z">
+      <w:ins w:id="215" w:author="Daniel Noble" w:date="2025-10-27T10:32:00Z" w16du:dateUtc="2025-10-26T23:32:00Z">
         <w:r>
           <w:t>these heatwaves differently because of the varied microhabitats they occupy</w:t>
         </w:r>
       </w:ins>
       <w:r>
-        <w:t>. For example, while air temperature may be 50°C, an organism a metre below the soil surface may be exposed to temperatures 25°C cooler (</w:t>
+        <w:t xml:space="preserve">. For example, while air temperature may be 50°C, an organism a metre below the soil surface may be exposed to temperatures </w:t>
+      </w:r>
+      <w:ins w:id="216" w:author="Daniel Noble" w:date="2025-10-30T09:06:00Z" w16du:dateUtc="2025-10-29T22:06:00Z">
+        <w:r>
+          <w:t>~</w:t>
+        </w:r>
+      </w:ins>
+      <w:r>
+        <w:t>2</w:t>
+      </w:r>
+      <w:ins w:id="217" w:author="Daniel Noble" w:date="2025-10-30T09:06:00Z" w16du:dateUtc="2025-10-29T22:06:00Z">
+        <w:r>
+          <w:t>0</w:t>
+        </w:r>
+      </w:ins>
+      <w:del w:id="218" w:author="Daniel Noble" w:date="2025-10-30T09:06:00Z" w16du:dateUtc="2025-10-29T22:06:00Z">
+        <w:r>
+          <w:delText>5</w:delText>
+        </w:r>
+      </w:del>
+      <w:r>
+        <w:t>°C cooler (</w:t>
       </w:r>
       <w:hyperlink w:anchor="fig-sys">
         <w:r>
@@ -1995,17 +2034,17 @@
       <w:r>
         <w:t xml:space="preserve">). </w:t>
       </w:r>
-      <w:ins w:id="214" w:author="Daniel Noble" w:date="2025-10-27T10:33:00Z" w16du:dateUtc="2025-10-26T23:33:00Z">
+      <w:ins w:id="219" w:author="Daniel Noble" w:date="2025-10-27T10:33:00Z" w16du:dateUtc="2025-10-26T23:33:00Z">
         <w:r>
           <w:t xml:space="preserve">Therefore, to understand </w:t>
         </w:r>
       </w:ins>
-      <w:ins w:id="215" w:author="Daniel Noble" w:date="2025-10-27T10:44:00Z" w16du:dateUtc="2025-10-26T23:44:00Z">
+      <w:ins w:id="220" w:author="Daniel Noble" w:date="2025-10-27T10:44:00Z" w16du:dateUtc="2025-10-26T23:44:00Z">
         <w:r>
           <w:t xml:space="preserve">how </w:t>
         </w:r>
       </w:ins>
-      <w:ins w:id="216" w:author="Daniel Noble" w:date="2025-10-27T10:33:00Z" w16du:dateUtc="2025-10-26T23:33:00Z">
+      <w:ins w:id="221" w:author="Daniel Noble" w:date="2025-10-27T10:33:00Z" w16du:dateUtc="2025-10-26T23:33:00Z">
         <w:r>
           <w:t>extreme heat impacts on a community of organisms, we must characterize the ‘</w:t>
         </w:r>
@@ -2020,326 +2059,336 @@
           <w:t xml:space="preserve">’ experienced by individuals of different species under a given atmospheric event. </w:t>
         </w:r>
       </w:ins>
-      <w:del w:id="217" w:author="Daniel Noble" w:date="2025-10-27T10:34:00Z" w16du:dateUtc="2025-10-26T23:34:00Z">
+      <w:del w:id="222" w:author="Daniel Noble" w:date="2025-10-27T10:34:00Z" w16du:dateUtc="2025-10-26T23:34:00Z">
         <w:r>
           <w:delText>Exactly how much the soil lags and dampens the atmospheric dynamics depends on the soil properties, especially its moisture level.</w:delText>
         </w:r>
       </w:del>
-      <w:ins w:id="218" w:author="Daniel Noble" w:date="2025-10-27T10:34:00Z" w16du:dateUtc="2025-10-26T23:34:00Z">
+      <w:ins w:id="223" w:author="Daniel Noble" w:date="2025-10-27T10:34:00Z" w16du:dateUtc="2025-10-26T23:34:00Z">
         <w:r>
           <w:t>Predicting microhabitats</w:t>
         </w:r>
       </w:ins>
-      <w:del w:id="219" w:author="Daniel Noble" w:date="2025-10-27T10:34:00Z" w16du:dateUtc="2025-10-26T23:34:00Z">
+      <w:del w:id="224" w:author="Daniel Noble" w:date="2025-10-27T10:34:00Z" w16du:dateUtc="2025-10-26T23:34:00Z">
         <w:r>
           <w:delText xml:space="preserve"> Conditions above ground depend on the nature of the vegetation, especially through</w:delText>
         </w:r>
       </w:del>
-      <w:ins w:id="220" w:author="Daniel Noble" w:date="2025-10-27T10:34:00Z" w16du:dateUtc="2025-10-26T23:34:00Z">
+      <w:ins w:id="225" w:author="Daniel Noble" w:date="2025-10-27T10:34:00Z" w16du:dateUtc="2025-10-26T23:34:00Z">
         <w:r>
           <w:t xml:space="preserve"> </w:t>
         </w:r>
       </w:ins>
-      <w:ins w:id="221" w:author="Daniel Noble" w:date="2025-10-27T10:42:00Z" w16du:dateUtc="2025-10-26T23:42:00Z">
+      <w:ins w:id="226" w:author="Daniel Noble" w:date="2025-10-27T10:42:00Z" w16du:dateUtc="2025-10-26T23:42:00Z">
         <w:r>
           <w:t>often involve</w:t>
         </w:r>
       </w:ins>
-      <w:ins w:id="222" w:author="Daniel Noble" w:date="2025-10-27T10:44:00Z" w16du:dateUtc="2025-10-26T23:44:00Z">
+      <w:ins w:id="227" w:author="Daniel Noble" w:date="2025-10-27T10:44:00Z" w16du:dateUtc="2025-10-26T23:44:00Z">
         <w:r>
           <w:t xml:space="preserve">s </w:t>
         </w:r>
       </w:ins>
-      <w:ins w:id="223" w:author="Daniel Noble" w:date="2025-10-27T10:42:00Z" w16du:dateUtc="2025-10-26T23:42:00Z">
+      <w:ins w:id="228" w:author="Daniel Noble" w:date="2025-10-27T10:42:00Z" w16du:dateUtc="2025-10-26T23:42:00Z">
         <w:r>
           <w:t xml:space="preserve">taking the atmospheric conditions as independent forcing variables and </w:t>
         </w:r>
       </w:ins>
-      <w:ins w:id="224" w:author="Daniel Noble" w:date="2025-10-27T10:43:00Z" w16du:dateUtc="2025-10-26T23:43:00Z">
+      <w:ins w:id="229" w:author="Daniel Noble" w:date="2025-10-27T10:43:00Z" w16du:dateUtc="2025-10-26T23:43:00Z">
         <w:r>
           <w:t>combining</w:t>
         </w:r>
       </w:ins>
-      <w:ins w:id="225" w:author="Daniel Noble" w:date="2025-10-27T10:42:00Z" w16du:dateUtc="2025-10-26T23:42:00Z">
+      <w:ins w:id="230" w:author="Daniel Noble" w:date="2025-10-27T10:42:00Z" w16du:dateUtc="2025-10-26T23:42:00Z">
         <w:r>
           <w:t xml:space="preserve"> them with detailed information on terrain (slope, aspect, hill shade), vegetation [plant-area index (PAI), stomatal behaviour, leaf </w:t>
         </w:r>
       </w:ins>
-      <w:commentRangeEnd w:id="198"/>
-      <w:ins w:id="226" w:author="Daniel Noble" w:date="2025-10-27T14:02:00Z" w16du:dateUtc="2025-10-27T03:02:00Z">
+      <w:commentRangeEnd w:id="200"/>
+      <w:ins w:id="231" w:author="Daniel Noble" w:date="2025-10-27T14:02:00Z" w16du:dateUtc="2025-10-27T03:02:00Z">
         <w:r>
           <w:rPr>
             <w:rStyle w:val="CommentReference"/>
             <w:rFonts w:asciiTheme="minorHAnsi" w:hAnsiTheme="minorHAnsi"/>
           </w:rPr>
-          <w:commentReference w:id="198"/>
-        </w:r>
-      </w:ins>
-      <w:ins w:id="227" w:author="Daniel Noble" w:date="2025-10-27T10:42:00Z" w16du:dateUtc="2025-10-26T23:42:00Z">
-        <w:r>
-          <w:t>reflectance] and soil properties (thermal and hydraulic) to predict how radiation, wind speed, air temperature, humidity, soil temperature and soil moisture vary on small scales</w:t>
-        </w:r>
-      </w:ins>
-      <w:ins w:id="228" w:author="Daniel Noble" w:date="2025-10-27T10:43:00Z" w16du:dateUtc="2025-10-26T23:43:00Z">
+          <w:commentReference w:id="200"/>
+        </w:r>
+      </w:ins>
+      <w:ins w:id="232" w:author="Daniel Noble" w:date="2025-10-27T10:42:00Z" w16du:dateUtc="2025-10-26T23:42:00Z">
+        <w:r>
+          <w:t xml:space="preserve">reflectance] and soil properties (thermal and hydraulic) to predict how radiation, wind speed, air temperature, humidity, soil temperature and soil moisture vary on small </w:t>
+        </w:r>
+      </w:ins>
+      <w:ins w:id="233" w:author="Daniel Noble" w:date="2025-10-30T09:07:00Z" w16du:dateUtc="2025-10-29T22:07:00Z">
+        <w:r>
+          <w:t xml:space="preserve">spatial </w:t>
+        </w:r>
+      </w:ins>
+      <w:ins w:id="234" w:author="Daniel Noble" w:date="2025-10-27T10:42:00Z" w16du:dateUtc="2025-10-26T23:42:00Z">
+        <w:r>
+          <w:t>scales</w:t>
+        </w:r>
+      </w:ins>
+      <w:ins w:id="235" w:author="Daniel Noble" w:date="2025-10-27T10:43:00Z" w16du:dateUtc="2025-10-26T23:43:00Z">
         <w:r>
           <w:t xml:space="preserve">. </w:t>
         </w:r>
       </w:ins>
-      <w:ins w:id="229" w:author="Daniel Noble" w:date="2025-10-27T11:37:00Z" w16du:dateUtc="2025-10-27T00:37:00Z">
+      <w:ins w:id="236" w:author="Daniel Noble" w:date="2025-10-27T11:37:00Z" w16du:dateUtc="2025-10-27T00:37:00Z">
         <w:r>
           <w:t xml:space="preserve">Microclimate models, which typically make predictions at fine </w:t>
         </w:r>
       </w:ins>
-      <w:ins w:id="230" w:author="Daniel Noble" w:date="2025-10-28T10:47:00Z" w16du:dateUtc="2025-10-27T23:47:00Z">
+      <w:ins w:id="237" w:author="Daniel Noble" w:date="2025-10-28T10:47:00Z" w16du:dateUtc="2025-10-27T23:47:00Z">
         <w:r>
           <w:t xml:space="preserve">spatial and </w:t>
         </w:r>
       </w:ins>
-      <w:ins w:id="231" w:author="Daniel Noble" w:date="2025-10-27T11:37:00Z" w16du:dateUtc="2025-10-27T00:37:00Z">
+      <w:ins w:id="238" w:author="Daniel Noble" w:date="2025-10-27T11:37:00Z" w16du:dateUtc="2025-10-27T00:37:00Z">
         <w:r>
           <w:t>temporal resolutions, offer huge potential in capturing the impacts of past weather conditions which can also determine how a given heat wave manifests. The same atmospheric heat wave can have different implications for microclimatic conditions depending on the recent history of rainfall and temperature.</w:t>
         </w:r>
       </w:ins>
-      <w:ins w:id="232" w:author="Daniel Noble" w:date="2025-10-27T11:30:00Z" w16du:dateUtc="2025-10-27T00:30:00Z">
+      <w:ins w:id="239" w:author="Daniel Noble" w:date="2025-10-27T11:30:00Z" w16du:dateUtc="2025-10-27T00:30:00Z">
         <w:r>
           <w:t xml:space="preserve"> </w:t>
         </w:r>
       </w:ins>
-      <w:ins w:id="233" w:author="Daniel Noble" w:date="2025-10-28T10:48:00Z" w16du:dateUtc="2025-10-27T23:48:00Z">
+      <w:ins w:id="240" w:author="Daniel Noble" w:date="2025-10-28T10:48:00Z" w16du:dateUtc="2025-10-27T23:48:00Z">
         <w:r>
           <w:t>Importantly, d</w:t>
         </w:r>
       </w:ins>
-      <w:ins w:id="234" w:author="Daniel Noble" w:date="2025-10-27T11:00:00Z" w16du:dateUtc="2025-10-27T00:00:00Z">
+      <w:ins w:id="241" w:author="Daniel Noble" w:date="2025-10-27T11:00:00Z" w16du:dateUtc="2025-10-27T00:00:00Z">
         <w:r>
           <w:t>ownscali</w:t>
         </w:r>
       </w:ins>
-      <w:ins w:id="235" w:author="Daniel Noble" w:date="2025-10-27T11:01:00Z" w16du:dateUtc="2025-10-27T00:01:00Z">
+      <w:ins w:id="242" w:author="Daniel Noble" w:date="2025-10-27T11:01:00Z" w16du:dateUtc="2025-10-27T00:01:00Z">
         <w:r>
           <w:t xml:space="preserve">ng to </w:t>
         </w:r>
-        <w:commentRangeStart w:id="236"/>
+        <w:commentRangeStart w:id="243"/>
         <w:r>
           <w:t xml:space="preserve">microclimate conditions does require </w:t>
         </w:r>
       </w:ins>
-      <w:ins w:id="237" w:author="Daniel Noble" w:date="2025-10-27T11:26:00Z" w16du:dateUtc="2025-10-27T00:26:00Z">
+      <w:ins w:id="244" w:author="Daniel Noble" w:date="2025-10-27T11:26:00Z" w16du:dateUtc="2025-10-27T00:26:00Z">
         <w:r>
           <w:t>additional variables</w:t>
         </w:r>
       </w:ins>
-      <w:ins w:id="238" w:author="Daniel Noble" w:date="2025-10-27T11:02:00Z" w16du:dateUtc="2025-10-27T00:02:00Z">
+      <w:ins w:id="245" w:author="Daniel Noble" w:date="2025-10-27T11:02:00Z" w16du:dateUtc="2025-10-27T00:02:00Z">
         <w:r>
           <w:t xml:space="preserve"> </w:t>
         </w:r>
       </w:ins>
-      <w:ins w:id="239" w:author="Daniel Noble" w:date="2025-10-27T11:26:00Z" w16du:dateUtc="2025-10-27T00:26:00Z">
+      <w:ins w:id="246" w:author="Daniel Noble" w:date="2025-10-27T11:26:00Z" w16du:dateUtc="2025-10-27T00:26:00Z">
         <w:r>
           <w:t>for a given</w:t>
         </w:r>
       </w:ins>
-      <w:ins w:id="240" w:author="Daniel Noble" w:date="2025-10-27T11:02:00Z" w16du:dateUtc="2025-10-27T00:02:00Z">
+      <w:ins w:id="247" w:author="Daniel Noble" w:date="2025-10-27T11:02:00Z" w16du:dateUtc="2025-10-27T00:02:00Z">
         <w:r>
           <w:t xml:space="preserve"> location </w:t>
         </w:r>
       </w:ins>
-      <w:ins w:id="241" w:author="Daniel Noble" w:date="2025-10-27T11:27:00Z" w16du:dateUtc="2025-10-27T00:27:00Z">
+      <w:ins w:id="248" w:author="Daniel Noble" w:date="2025-10-27T11:27:00Z" w16du:dateUtc="2025-10-27T00:27:00Z">
         <w:r>
           <w:t xml:space="preserve">than typically used in climate models </w:t>
         </w:r>
       </w:ins>
-      <w:ins w:id="242" w:author="Daniel Noble" w:date="2025-10-27T11:02:00Z" w16du:dateUtc="2025-10-27T00:02:00Z">
+      <w:ins w:id="249" w:author="Daniel Noble" w:date="2025-10-27T11:02:00Z" w16du:dateUtc="2025-10-27T00:02:00Z">
         <w:r>
           <w:t>(e.g., % shade, soil characteristics, surface albedo</w:t>
         </w:r>
       </w:ins>
-      <w:ins w:id="243" w:author="Daniel Noble" w:date="2025-10-27T11:03:00Z" w16du:dateUtc="2025-10-27T00:03:00Z">
+      <w:ins w:id="250" w:author="Daniel Noble" w:date="2025-10-27T11:03:00Z" w16du:dateUtc="2025-10-27T00:03:00Z">
         <w:r>
           <w:t xml:space="preserve">), however, many of the additional </w:t>
         </w:r>
       </w:ins>
-      <w:ins w:id="244" w:author="Daniel Noble" w:date="2025-10-27T11:26:00Z" w16du:dateUtc="2025-10-27T00:26:00Z">
+      <w:ins w:id="251" w:author="Daniel Noble" w:date="2025-10-27T11:26:00Z" w16du:dateUtc="2025-10-27T00:26:00Z">
         <w:r>
           <w:t>variables</w:t>
         </w:r>
       </w:ins>
-      <w:ins w:id="245" w:author="Daniel Noble" w:date="2025-10-27T11:03:00Z" w16du:dateUtc="2025-10-27T00:03:00Z">
+      <w:ins w:id="252" w:author="Daniel Noble" w:date="2025-10-27T11:03:00Z" w16du:dateUtc="2025-10-27T00:03:00Z">
         <w:r>
           <w:t xml:space="preserve"> </w:t>
         </w:r>
       </w:ins>
-      <w:ins w:id="246" w:author="Daniel Noble" w:date="2025-10-27T11:09:00Z" w16du:dateUtc="2025-10-27T00:09:00Z">
+      <w:ins w:id="253" w:author="Daniel Noble" w:date="2025-10-27T11:09:00Z" w16du:dateUtc="2025-10-27T00:09:00Z">
         <w:r>
           <w:t>are</w:t>
         </w:r>
       </w:ins>
-      <w:ins w:id="247" w:author="Daniel Noble" w:date="2025-10-27T11:27:00Z" w16du:dateUtc="2025-10-27T00:27:00Z">
+      <w:ins w:id="254" w:author="Daniel Noble" w:date="2025-10-27T11:27:00Z" w16du:dateUtc="2025-10-27T00:27:00Z">
         <w:r>
           <w:t xml:space="preserve"> readily</w:t>
         </w:r>
       </w:ins>
-      <w:ins w:id="248" w:author="Daniel Noble" w:date="2025-10-27T11:09:00Z" w16du:dateUtc="2025-10-27T00:09:00Z">
+      <w:ins w:id="255" w:author="Daniel Noble" w:date="2025-10-27T11:09:00Z" w16du:dateUtc="2025-10-27T00:09:00Z">
         <w:r>
           <w:t xml:space="preserve"> availa</w:t>
         </w:r>
-        <w:commentRangeStart w:id="249"/>
+        <w:commentRangeStart w:id="256"/>
         <w:r>
           <w:t>ble</w:t>
         </w:r>
       </w:ins>
-      <w:commentRangeEnd w:id="249"/>
-      <w:ins w:id="250" w:author="Daniel Noble" w:date="2025-10-27T11:32:00Z" w16du:dateUtc="2025-10-27T00:32:00Z">
+      <w:commentRangeEnd w:id="256"/>
+      <w:ins w:id="257" w:author="Daniel Noble" w:date="2025-10-27T11:32:00Z" w16du:dateUtc="2025-10-27T00:32:00Z">
         <w:r>
           <w:rPr>
             <w:rStyle w:val="CommentReference"/>
             <w:rFonts w:asciiTheme="minorHAnsi" w:hAnsiTheme="minorHAnsi"/>
           </w:rPr>
-          <w:commentReference w:id="249"/>
-        </w:r>
-      </w:ins>
-      <w:ins w:id="251" w:author="Daniel Noble" w:date="2025-10-27T11:09:00Z" w16du:dateUtc="2025-10-27T00:09:00Z">
+          <w:commentReference w:id="256"/>
+        </w:r>
+      </w:ins>
+      <w:ins w:id="258" w:author="Daniel Noble" w:date="2025-10-27T11:09:00Z" w16du:dateUtc="2025-10-27T00:09:00Z">
         <w:r>
           <w:t xml:space="preserve">. </w:t>
         </w:r>
       </w:ins>
-      <w:ins w:id="252" w:author="Daniel Noble" w:date="2025-10-27T11:27:00Z" w16du:dateUtc="2025-10-27T00:27:00Z">
+      <w:ins w:id="259" w:author="Daniel Noble" w:date="2025-10-27T11:27:00Z" w16du:dateUtc="2025-10-27T00:27:00Z">
         <w:r>
           <w:t>In addition, d</w:t>
         </w:r>
       </w:ins>
-      <w:ins w:id="253" w:author="Daniel Noble" w:date="2025-10-27T11:11:00Z" w16du:dateUtc="2025-10-27T00:11:00Z">
+      <w:ins w:id="260" w:author="Daniel Noble" w:date="2025-10-27T11:11:00Z" w16du:dateUtc="2025-10-27T00:11:00Z">
         <w:r>
           <w:t xml:space="preserve">epending on the </w:t>
         </w:r>
       </w:ins>
-      <w:ins w:id="254" w:author="Daniel Noble" w:date="2025-10-27T11:22:00Z" w16du:dateUtc="2025-10-27T00:22:00Z">
+      <w:ins w:id="261" w:author="Daniel Noble" w:date="2025-10-27T11:22:00Z" w16du:dateUtc="2025-10-27T00:22:00Z">
         <w:r>
           <w:t xml:space="preserve">organism and </w:t>
         </w:r>
       </w:ins>
-      <w:ins w:id="255" w:author="Daniel Noble" w:date="2025-10-27T11:11:00Z" w16du:dateUtc="2025-10-27T00:11:00Z">
+      <w:ins w:id="262" w:author="Daniel Noble" w:date="2025-10-27T11:11:00Z" w16du:dateUtc="2025-10-27T00:11:00Z">
         <w:r>
           <w:t>question</w:t>
         </w:r>
       </w:ins>
-      <w:ins w:id="256" w:author="Daniel Noble" w:date="2025-10-27T11:22:00Z" w16du:dateUtc="2025-10-27T00:22:00Z">
+      <w:ins w:id="263" w:author="Daniel Noble" w:date="2025-10-27T11:22:00Z" w16du:dateUtc="2025-10-27T00:22:00Z">
         <w:r>
           <w:t xml:space="preserve"> of interest</w:t>
         </w:r>
       </w:ins>
-      <w:ins w:id="257" w:author="Daniel Noble" w:date="2025-10-27T11:11:00Z" w16du:dateUtc="2025-10-27T00:11:00Z">
+      <w:ins w:id="264" w:author="Daniel Noble" w:date="2025-10-27T11:11:00Z" w16du:dateUtc="2025-10-27T00:11:00Z">
         <w:r>
           <w:t xml:space="preserve">, not all </w:t>
         </w:r>
       </w:ins>
-      <w:ins w:id="258" w:author="Daniel Noble" w:date="2025-10-27T11:24:00Z" w16du:dateUtc="2025-10-27T00:24:00Z">
+      <w:ins w:id="265" w:author="Daniel Noble" w:date="2025-10-27T11:24:00Z" w16du:dateUtc="2025-10-27T00:24:00Z">
         <w:r>
           <w:t>input variables</w:t>
         </w:r>
       </w:ins>
-      <w:ins w:id="259" w:author="Daniel Noble" w:date="2025-10-27T11:11:00Z" w16du:dateUtc="2025-10-27T00:11:00Z">
+      <w:ins w:id="266" w:author="Daniel Noble" w:date="2025-10-27T11:11:00Z" w16du:dateUtc="2025-10-27T00:11:00Z">
         <w:r>
           <w:t xml:space="preserve"> are needed to parameterize a given </w:t>
         </w:r>
       </w:ins>
-      <w:ins w:id="260" w:author="Daniel Noble" w:date="2025-10-27T11:23:00Z" w16du:dateUtc="2025-10-27T00:23:00Z">
+      <w:ins w:id="267" w:author="Daniel Noble" w:date="2025-10-27T11:23:00Z" w16du:dateUtc="2025-10-27T00:23:00Z">
         <w:r>
           <w:t>microclimate</w:t>
         </w:r>
       </w:ins>
-      <w:ins w:id="261" w:author="Daniel Noble" w:date="2025-10-27T11:24:00Z" w16du:dateUtc="2025-10-27T00:24:00Z">
+      <w:ins w:id="268" w:author="Daniel Noble" w:date="2025-10-27T11:24:00Z" w16du:dateUtc="2025-10-27T00:24:00Z">
         <w:r>
           <w:t xml:space="preserve">. </w:t>
         </w:r>
       </w:ins>
-      <w:ins w:id="262" w:author="Daniel Noble" w:date="2025-10-27T11:27:00Z" w16du:dateUtc="2025-10-27T00:27:00Z">
+      <w:ins w:id="269" w:author="Daniel Noble" w:date="2025-10-27T11:27:00Z" w16du:dateUtc="2025-10-27T00:27:00Z">
         <w:r>
           <w:t>Indeed, g</w:t>
         </w:r>
       </w:ins>
-      <w:ins w:id="263" w:author="Daniel Noble" w:date="2025-10-27T11:11:00Z" w16du:dateUtc="2025-10-27T00:11:00Z">
+      <w:ins w:id="270" w:author="Daniel Noble" w:date="2025-10-27T11:11:00Z" w16du:dateUtc="2025-10-27T00:11:00Z">
         <w:r>
           <w:t xml:space="preserve">uides for </w:t>
         </w:r>
       </w:ins>
-      <w:ins w:id="264" w:author="Daniel Noble" w:date="2025-10-27T11:12:00Z" w16du:dateUtc="2025-10-27T00:12:00Z">
+      <w:ins w:id="271" w:author="Daniel Noble" w:date="2025-10-27T11:12:00Z" w16du:dateUtc="2025-10-27T00:12:00Z">
         <w:r>
           <w:t xml:space="preserve">helping choose what </w:t>
         </w:r>
       </w:ins>
-      <w:ins w:id="265" w:author="Daniel Noble" w:date="2025-10-27T11:22:00Z" w16du:dateUtc="2025-10-27T00:22:00Z">
+      <w:ins w:id="272" w:author="Daniel Noble" w:date="2025-10-27T11:22:00Z" w16du:dateUtc="2025-10-27T00:22:00Z">
         <w:r>
           <w:t xml:space="preserve">microclimate variables </w:t>
         </w:r>
       </w:ins>
-      <w:ins w:id="266" w:author="Daniel Noble" w:date="2025-10-27T11:12:00Z" w16du:dateUtc="2025-10-27T00:12:00Z">
+      <w:ins w:id="273" w:author="Daniel Noble" w:date="2025-10-27T11:12:00Z" w16du:dateUtc="2025-10-27T00:12:00Z">
         <w:r>
           <w:t>to include</w:t>
         </w:r>
       </w:ins>
-      <w:ins w:id="267" w:author="Daniel Noble" w:date="2025-10-27T11:24:00Z" w16du:dateUtc="2025-10-27T00:24:00Z">
+      <w:ins w:id="274" w:author="Daniel Noble" w:date="2025-10-27T11:24:00Z" w16du:dateUtc="2025-10-27T00:24:00Z">
         <w:r>
           <w:t xml:space="preserve"> and</w:t>
         </w:r>
       </w:ins>
-      <w:ins w:id="268" w:author="Daniel Noble" w:date="2025-10-27T11:23:00Z" w16du:dateUtc="2025-10-27T00:23:00Z">
+      <w:ins w:id="275" w:author="Daniel Noble" w:date="2025-10-27T11:23:00Z" w16du:dateUtc="2025-10-27T00:23:00Z">
         <w:r>
           <w:t xml:space="preserve"> the spatial and temporal resolution needed </w:t>
         </w:r>
       </w:ins>
-      <w:ins w:id="269" w:author="Daniel Noble" w:date="2025-10-27T11:17:00Z" w16du:dateUtc="2025-10-27T00:17:00Z">
+      <w:ins w:id="276" w:author="Daniel Noble" w:date="2025-10-27T11:17:00Z" w16du:dateUtc="2025-10-27T00:17:00Z">
         <w:r>
           <w:t xml:space="preserve">exist to help decision making </w:t>
         </w:r>
       </w:ins>
-      <w:ins w:id="270" w:author="Daniel Noble" w:date="2025-10-27T11:11:00Z" w16du:dateUtc="2025-10-27T00:11:00Z">
+      <w:ins w:id="277" w:author="Daniel Noble" w:date="2025-10-27T11:11:00Z" w16du:dateUtc="2025-10-27T00:11:00Z">
         <w:r>
           <w:t xml:space="preserve">(e.g., </w:t>
         </w:r>
-        <w:commentRangeStart w:id="271"/>
+        <w:commentRangeStart w:id="278"/>
         <w:r>
           <w:t>Meyer et al. 2022</w:t>
         </w:r>
       </w:ins>
-      <w:commentRangeEnd w:id="271"/>
-      <w:ins w:id="272" w:author="Daniel Noble" w:date="2025-10-27T11:12:00Z" w16du:dateUtc="2025-10-27T00:12:00Z">
+      <w:commentRangeEnd w:id="278"/>
+      <w:ins w:id="279" w:author="Daniel Noble" w:date="2025-10-27T11:12:00Z" w16du:dateUtc="2025-10-27T00:12:00Z">
         <w:r>
           <w:rPr>
             <w:rStyle w:val="CommentReference"/>
             <w:rFonts w:asciiTheme="minorHAnsi" w:hAnsiTheme="minorHAnsi"/>
           </w:rPr>
-          <w:commentReference w:id="271"/>
-        </w:r>
-      </w:ins>
-      <w:ins w:id="273" w:author="Daniel Noble" w:date="2025-10-27T11:17:00Z" w16du:dateUtc="2025-10-27T00:17:00Z">
+          <w:commentReference w:id="278"/>
+        </w:r>
+      </w:ins>
+      <w:ins w:id="280" w:author="Daniel Noble" w:date="2025-10-27T11:17:00Z" w16du:dateUtc="2025-10-27T00:17:00Z">
         <w:r>
           <w:t>;</w:t>
         </w:r>
       </w:ins>
-      <w:ins w:id="274" w:author="Daniel Noble" w:date="2025-10-27T11:15:00Z" w16du:dateUtc="2025-10-27T00:15:00Z">
+      <w:ins w:id="281" w:author="Daniel Noble" w:date="2025-10-27T11:15:00Z" w16du:dateUtc="2025-10-27T00:15:00Z">
         <w:r>
           <w:t>@De_Frenne2024</w:t>
         </w:r>
       </w:ins>
-      <w:ins w:id="275" w:author="Daniel Noble" w:date="2025-10-27T11:12:00Z" w16du:dateUtc="2025-10-27T00:12:00Z">
+      <w:ins w:id="282" w:author="Daniel Noble" w:date="2025-10-27T11:12:00Z" w16du:dateUtc="2025-10-27T00:12:00Z">
         <w:r>
           <w:t>)</w:t>
         </w:r>
       </w:ins>
-      <w:ins w:id="276" w:author="Daniel Noble" w:date="2025-10-27T11:17:00Z" w16du:dateUtc="2025-10-27T00:17:00Z">
+      <w:ins w:id="283" w:author="Daniel Noble" w:date="2025-10-27T11:17:00Z" w16du:dateUtc="2025-10-27T00:17:00Z">
         <w:r>
           <w:t xml:space="preserve">. </w:t>
         </w:r>
       </w:ins>
-      <w:commentRangeEnd w:id="236"/>
-      <w:ins w:id="277" w:author="Daniel Noble" w:date="2025-10-27T12:03:00Z" w16du:dateUtc="2025-10-27T01:03:00Z">
+      <w:commentRangeEnd w:id="243"/>
+      <w:ins w:id="284" w:author="Daniel Noble" w:date="2025-10-27T12:03:00Z" w16du:dateUtc="2025-10-27T01:03:00Z">
         <w:r>
           <w:rPr>
             <w:rStyle w:val="CommentReference"/>
             <w:rFonts w:asciiTheme="minorHAnsi" w:hAnsiTheme="minorHAnsi"/>
           </w:rPr>
-          <w:commentReference w:id="236"/>
+          <w:commentReference w:id="243"/>
         </w:r>
       </w:ins>
     </w:p>
@@ -2348,204 +2397,204 @@
         <w:pStyle w:val="FirstParagraph"/>
         <w:spacing w:line="360" w:lineRule="auto"/>
         <w:rPr>
-          <w:ins w:id="278" w:author="Daniel Noble" w:date="2025-10-27T10:54:00Z" w16du:dateUtc="2025-10-26T23:54:00Z"/>
-        </w:rPr>
-      </w:pPr>
-      <w:ins w:id="279" w:author="Daniel Noble" w:date="2025-10-28T10:49:00Z" w16du:dateUtc="2025-10-27T23:49:00Z">
+          <w:ins w:id="285" w:author="Daniel Noble" w:date="2025-10-27T10:54:00Z" w16du:dateUtc="2025-10-26T23:54:00Z"/>
+        </w:rPr>
+      </w:pPr>
+      <w:ins w:id="286" w:author="Daniel Noble" w:date="2025-10-28T10:49:00Z" w16du:dateUtc="2025-10-27T23:49:00Z">
         <w:r>
           <w:lastRenderedPageBreak/>
           <w:t>B</w:t>
         </w:r>
       </w:ins>
-      <w:ins w:id="280" w:author="Daniel Noble" w:date="2025-10-27T11:18:00Z" w16du:dateUtc="2025-10-27T00:18:00Z">
+      <w:ins w:id="287" w:author="Daniel Noble" w:date="2025-10-27T11:18:00Z" w16du:dateUtc="2025-10-27T00:18:00Z">
         <w:r>
           <w:t xml:space="preserve">eyond </w:t>
         </w:r>
       </w:ins>
-      <w:ins w:id="281" w:author="Daniel Noble" w:date="2025-10-27T11:19:00Z" w16du:dateUtc="2025-10-27T00:19:00Z">
+      <w:ins w:id="288" w:author="Daniel Noble" w:date="2025-10-27T11:19:00Z" w16du:dateUtc="2025-10-27T00:19:00Z">
         <w:r>
           <w:t>parameterization</w:t>
         </w:r>
       </w:ins>
-      <w:ins w:id="282" w:author="Daniel Noble" w:date="2025-10-27T11:33:00Z" w16du:dateUtc="2025-10-27T00:33:00Z">
+      <w:ins w:id="289" w:author="Daniel Noble" w:date="2025-10-27T11:33:00Z" w16du:dateUtc="2025-10-27T00:33:00Z">
         <w:r>
           <w:t>,</w:t>
         </w:r>
       </w:ins>
-      <w:ins w:id="283" w:author="Daniel Noble" w:date="2025-10-27T11:19:00Z" w16du:dateUtc="2025-10-27T00:19:00Z">
+      <w:ins w:id="290" w:author="Daniel Noble" w:date="2025-10-27T11:19:00Z" w16du:dateUtc="2025-10-27T00:19:00Z">
         <w:r>
           <w:t xml:space="preserve"> </w:t>
         </w:r>
       </w:ins>
-      <w:ins w:id="284" w:author="Daniel Noble" w:date="2025-10-28T10:49:00Z" w16du:dateUtc="2025-10-27T23:49:00Z">
+      <w:ins w:id="291" w:author="Daniel Noble" w:date="2025-10-28T10:49:00Z" w16du:dateUtc="2025-10-27T23:49:00Z">
         <w:r>
           <w:t xml:space="preserve">the benefit </w:t>
         </w:r>
-        <w:commentRangeStart w:id="285"/>
+        <w:commentRangeStart w:id="292"/>
         <w:r>
           <w:t xml:space="preserve">of a systems-thinking approach in the context of microclimate modelling </w:t>
         </w:r>
       </w:ins>
-      <w:ins w:id="286" w:author="Daniel Noble" w:date="2025-10-27T11:19:00Z" w16du:dateUtc="2025-10-27T00:19:00Z">
+      <w:ins w:id="293" w:author="Daniel Noble" w:date="2025-10-27T11:19:00Z" w16du:dateUtc="2025-10-27T00:19:00Z">
         <w:r>
           <w:t xml:space="preserve">is </w:t>
         </w:r>
       </w:ins>
-      <w:ins w:id="287" w:author="Daniel Noble" w:date="2025-10-28T10:49:00Z" w16du:dateUtc="2025-10-27T23:49:00Z">
+      <w:ins w:id="294" w:author="Daniel Noble" w:date="2025-10-28T10:49:00Z" w16du:dateUtc="2025-10-27T23:49:00Z">
         <w:r>
           <w:t xml:space="preserve">its ability to </w:t>
         </w:r>
       </w:ins>
-      <w:ins w:id="288" w:author="Daniel Noble" w:date="2025-10-27T11:19:00Z" w16du:dateUtc="2025-10-27T00:19:00Z">
+      <w:ins w:id="295" w:author="Daniel Noble" w:date="2025-10-27T11:19:00Z" w16du:dateUtc="2025-10-27T00:19:00Z">
         <w:r>
           <w:t>captur</w:t>
         </w:r>
       </w:ins>
-      <w:ins w:id="289" w:author="Daniel Noble" w:date="2025-10-28T10:50:00Z" w16du:dateUtc="2025-10-27T23:50:00Z">
+      <w:ins w:id="296" w:author="Daniel Noble" w:date="2025-10-28T10:50:00Z" w16du:dateUtc="2025-10-27T23:50:00Z">
         <w:r>
           <w:t>e</w:t>
         </w:r>
       </w:ins>
-      <w:ins w:id="290" w:author="Daniel Noble" w:date="2025-10-27T11:19:00Z" w16du:dateUtc="2025-10-27T00:19:00Z">
+      <w:ins w:id="297" w:author="Daniel Noble" w:date="2025-10-27T11:19:00Z" w16du:dateUtc="2025-10-27T00:19:00Z">
         <w:r>
           <w:t xml:space="preserve"> </w:t>
         </w:r>
       </w:ins>
-      <w:ins w:id="291" w:author="Daniel Noble" w:date="2025-10-27T11:20:00Z" w16du:dateUtc="2025-10-27T00:20:00Z">
+      <w:ins w:id="298" w:author="Daniel Noble" w:date="2025-10-27T11:20:00Z" w16du:dateUtc="2025-10-27T00:20:00Z">
         <w:r>
           <w:t xml:space="preserve">vegetation and soil dynamics which can dramatically shape </w:t>
         </w:r>
       </w:ins>
-      <w:ins w:id="292" w:author="Daniel Noble" w:date="2025-10-27T11:21:00Z" w16du:dateUtc="2025-10-27T00:21:00Z">
+      <w:ins w:id="299" w:author="Daniel Noble" w:date="2025-10-27T11:21:00Z" w16du:dateUtc="2025-10-27T00:21:00Z">
         <w:r>
           <w:t>microclimate</w:t>
         </w:r>
       </w:ins>
-      <w:ins w:id="293" w:author="Daniel Noble" w:date="2025-10-27T11:20:00Z" w16du:dateUtc="2025-10-27T00:20:00Z">
+      <w:ins w:id="300" w:author="Daniel Noble" w:date="2025-10-27T11:20:00Z" w16du:dateUtc="2025-10-27T00:20:00Z">
         <w:r>
           <w:t xml:space="preserve"> conditions</w:t>
         </w:r>
       </w:ins>
-      <w:ins w:id="294" w:author="Daniel Noble" w:date="2025-10-28T10:50:00Z" w16du:dateUtc="2025-10-27T23:50:00Z">
+      <w:ins w:id="301" w:author="Daniel Noble" w:date="2025-10-28T10:50:00Z" w16du:dateUtc="2025-10-27T23:50:00Z">
         <w:r>
           <w:t xml:space="preserve"> within and between species dynamically across time</w:t>
         </w:r>
       </w:ins>
-      <w:ins w:id="295" w:author="Daniel Noble" w:date="2025-10-27T11:33:00Z" w16du:dateUtc="2025-10-27T00:33:00Z">
+      <w:ins w:id="302" w:author="Daniel Noble" w:date="2025-10-27T11:33:00Z" w16du:dateUtc="2025-10-27T00:33:00Z">
         <w:r>
           <w:t xml:space="preserve">. </w:t>
         </w:r>
       </w:ins>
-      <w:del w:id="296" w:author="Daniel Noble" w:date="2025-10-27T10:45:00Z" w16du:dateUtc="2025-10-26T23:45:00Z">
+      <w:del w:id="303" w:author="Daniel Noble" w:date="2025-10-27T10:45:00Z" w16du:dateUtc="2025-10-26T23:45:00Z">
         <w:r>
           <w:delText xml:space="preserve"> shading, </w:delText>
         </w:r>
       </w:del>
-      <w:del w:id="297" w:author="Daniel Noble" w:date="2025-10-27T10:36:00Z" w16du:dateUtc="2025-10-26T23:36:00Z">
+      <w:del w:id="304" w:author="Daniel Noble" w:date="2025-10-27T10:36:00Z" w16du:dateUtc="2025-10-26T23:36:00Z">
         <w:r>
           <w:delText xml:space="preserve">changes in wind profiles </w:delText>
         </w:r>
       </w:del>
-      <w:del w:id="298" w:author="Daniel Noble" w:date="2025-10-27T10:37:00Z" w16du:dateUtc="2025-10-26T23:37:00Z">
+      <w:del w:id="305" w:author="Daniel Noble" w:date="2025-10-27T10:37:00Z" w16du:dateUtc="2025-10-26T23:37:00Z">
         <w:r>
           <w:delText>and</w:delText>
         </w:r>
       </w:del>
-      <w:del w:id="299" w:author="Daniel Noble" w:date="2025-10-27T10:45:00Z" w16du:dateUtc="2025-10-26T23:45:00Z">
+      <w:del w:id="306" w:author="Daniel Noble" w:date="2025-10-27T10:45:00Z" w16du:dateUtc="2025-10-26T23:45:00Z">
         <w:r>
           <w:delText xml:space="preserve"> evaporative cooling (transpiration rates). </w:delText>
         </w:r>
       </w:del>
-      <w:del w:id="300" w:author="Daniel Noble" w:date="2025-10-27T10:40:00Z" w16du:dateUtc="2025-10-26T23:40:00Z">
+      <w:del w:id="307" w:author="Daniel Noble" w:date="2025-10-27T10:40:00Z" w16du:dateUtc="2025-10-26T23:40:00Z">
         <w:r>
           <w:delText xml:space="preserve">Vegetation </w:delText>
         </w:r>
       </w:del>
-      <w:del w:id="301" w:author="Daniel Noble" w:date="2025-10-27T11:19:00Z" w16du:dateUtc="2025-10-27T00:19:00Z">
+      <w:del w:id="308" w:author="Daniel Noble" w:date="2025-10-27T11:19:00Z" w16du:dateUtc="2025-10-27T00:19:00Z">
         <w:r>
           <w:delText xml:space="preserve">and soil </w:delText>
         </w:r>
       </w:del>
-      <w:del w:id="302" w:author="Daniel Noble" w:date="2025-10-27T10:40:00Z" w16du:dateUtc="2025-10-26T23:40:00Z">
+      <w:del w:id="309" w:author="Daniel Noble" w:date="2025-10-27T10:40:00Z" w16du:dateUtc="2025-10-26T23:40:00Z">
         <w:r>
           <w:delText xml:space="preserve">also </w:delText>
         </w:r>
       </w:del>
-      <w:del w:id="303" w:author="Daniel Noble" w:date="2025-10-27T11:19:00Z" w16du:dateUtc="2025-10-27T00:19:00Z">
+      <w:del w:id="310" w:author="Daniel Noble" w:date="2025-10-27T11:19:00Z" w16du:dateUtc="2025-10-27T00:19:00Z">
         <w:r>
           <w:delText>interact strongly</w:delText>
         </w:r>
       </w:del>
-      <w:del w:id="304" w:author="Daniel Noble" w:date="2025-10-28T10:50:00Z" w16du:dateUtc="2025-10-27T23:50:00Z">
+      <w:del w:id="311" w:author="Daniel Noble" w:date="2025-10-28T10:50:00Z" w16du:dateUtc="2025-10-27T23:50:00Z">
         <w:r>
           <w:delText xml:space="preserve">. </w:delText>
         </w:r>
       </w:del>
-      <w:ins w:id="305" w:author="Daniel Noble" w:date="2025-10-27T10:51:00Z" w16du:dateUtc="2025-10-26T23:51:00Z">
+      <w:ins w:id="312" w:author="Daniel Noble" w:date="2025-10-27T10:51:00Z" w16du:dateUtc="2025-10-26T23:51:00Z">
         <w:r>
           <w:t xml:space="preserve">For example, plant water use dynamics during heatwaves can amplify or reduce high temperatures </w:t>
         </w:r>
       </w:ins>
-      <w:commentRangeEnd w:id="285"/>
-      <w:ins w:id="306" w:author="Daniel Noble" w:date="2025-10-29T13:33:00Z" w16du:dateUtc="2025-10-29T02:33:00Z">
+      <w:commentRangeEnd w:id="292"/>
+      <w:ins w:id="313" w:author="Daniel Noble" w:date="2025-10-29T13:33:00Z" w16du:dateUtc="2025-10-29T02:33:00Z">
         <w:r>
           <w:rPr>
             <w:rStyle w:val="CommentReference"/>
           </w:rPr>
-          <w:commentReference w:id="285"/>
-        </w:r>
-      </w:ins>
-      <w:ins w:id="307" w:author="Daniel Noble" w:date="2025-10-27T10:51:00Z" w16du:dateUtc="2025-10-26T23:51:00Z">
+          <w:commentReference w:id="292"/>
+        </w:r>
+      </w:ins>
+      <w:ins w:id="314" w:author="Daniel Noble" w:date="2025-10-27T10:51:00Z" w16du:dateUtc="2025-10-26T23:51:00Z">
         <w:r>
           <w:t xml:space="preserve">via effects on photosynthetic capacity, stomatal decoupling, cuticular conductance, leaf damage and plant mortality [17,40]. These impacts are important for the plants themselves, but also for thermal regimes </w:t>
         </w:r>
       </w:ins>
-      <w:ins w:id="308" w:author="Daniel Noble" w:date="2025-10-27T11:21:00Z" w16du:dateUtc="2025-10-27T00:21:00Z">
+      <w:ins w:id="315" w:author="Daniel Noble" w:date="2025-10-27T11:21:00Z" w16du:dateUtc="2025-10-27T00:21:00Z">
         <w:r>
           <w:t>available to other organisms</w:t>
         </w:r>
       </w:ins>
-      <w:ins w:id="309" w:author="Daniel Noble" w:date="2025-10-27T10:51:00Z" w16du:dateUtc="2025-10-26T23:51:00Z">
+      <w:ins w:id="316" w:author="Daniel Noble" w:date="2025-10-27T10:51:00Z" w16du:dateUtc="2025-10-26T23:51:00Z">
         <w:r>
           <w:t xml:space="preserve">. </w:t>
         </w:r>
       </w:ins>
-      <w:ins w:id="310" w:author="Daniel Noble" w:date="2025-10-27T10:52:00Z" w16du:dateUtc="2025-10-26T23:52:00Z">
+      <w:ins w:id="317" w:author="Daniel Noble" w:date="2025-10-27T10:52:00Z" w16du:dateUtc="2025-10-26T23:52:00Z">
         <w:r>
           <w:t xml:space="preserve">Forecasting future thermal regimes is challenging because it involves forecasting future vegetation dynamics, including changes in key vegetation properties such as leaf area index, as a function of plant growth, plant population dynamics and shifts in community composition. </w:t>
         </w:r>
       </w:ins>
-      <w:ins w:id="311" w:author="Daniel Noble" w:date="2025-10-27T11:29:00Z" w16du:dateUtc="2025-10-27T00:29:00Z">
+      <w:ins w:id="318" w:author="Daniel Noble" w:date="2025-10-27T11:29:00Z" w16du:dateUtc="2025-10-27T00:29:00Z">
         <w:r>
           <w:t>Despite the complexity and non-linearity of these interactions across the soil-plant-atmosphere continuum, there is existing capacity, and growing potential, to model them and determine individual-specific exposure to extreme heat. For example, a</w:t>
         </w:r>
       </w:ins>
-      <w:ins w:id="312" w:author="Daniel Noble" w:date="2025-10-27T10:52:00Z" w16du:dateUtc="2025-10-26T23:52:00Z">
+      <w:ins w:id="319" w:author="Daniel Noble" w:date="2025-10-27T10:52:00Z" w16du:dateUtc="2025-10-26T23:52:00Z">
         <w:r>
           <w:t xml:space="preserve"> wide range of vegetation models </w:t>
         </w:r>
       </w:ins>
-      <w:ins w:id="313" w:author="Daniel Noble" w:date="2025-10-27T11:29:00Z" w16du:dateUtc="2025-10-27T00:29:00Z">
+      <w:ins w:id="320" w:author="Daniel Noble" w:date="2025-10-27T11:29:00Z" w16du:dateUtc="2025-10-27T00:29:00Z">
         <w:r>
           <w:t>are</w:t>
         </w:r>
       </w:ins>
-      <w:ins w:id="314" w:author="Daniel Noble" w:date="2025-10-27T10:52:00Z" w16du:dateUtc="2025-10-26T23:52:00Z">
+      <w:ins w:id="321" w:author="Daniel Noble" w:date="2025-10-27T10:52:00Z" w16du:dateUtc="2025-10-26T23:52:00Z">
         <w:r>
           <w:t xml:space="preserve"> available for </w:t>
         </w:r>
       </w:ins>
-      <w:ins w:id="315" w:author="Daniel Noble" w:date="2025-10-27T11:29:00Z" w16du:dateUtc="2025-10-27T00:29:00Z">
+      <w:ins w:id="322" w:author="Daniel Noble" w:date="2025-10-27T11:29:00Z" w16du:dateUtc="2025-10-27T00:29:00Z">
         <w:r>
           <w:t>capturing these dynamics</w:t>
         </w:r>
       </w:ins>
-      <w:ins w:id="316" w:author="Daniel Noble" w:date="2025-10-27T10:52:00Z" w16du:dateUtc="2025-10-26T23:52:00Z">
+      <w:ins w:id="323" w:author="Daniel Noble" w:date="2025-10-27T10:52:00Z" w16du:dateUtc="2025-10-26T23:52:00Z">
         <w:r>
           <w:t>, from crop growth models that simulate growth and yield of crops over a season (e.g. APSIM, [41]) up to the dynamic global vegetation models (DGVMs) that simulate vegetation function and distribution at local to global scales [42].</w:t>
         </w:r>
       </w:ins>
-      <w:ins w:id="317" w:author="Daniel Noble" w:date="2025-10-27T10:54:00Z" w16du:dateUtc="2025-10-26T23:54:00Z">
+      <w:ins w:id="324" w:author="Daniel Noble" w:date="2025-10-27T10:54:00Z" w16du:dateUtc="2025-10-26T23:54:00Z">
         <w:r>
           <w:t xml:space="preserve"> </w:t>
         </w:r>
@@ -2555,26 +2604,26 @@
       <w:pPr>
         <w:pStyle w:val="BodyText"/>
         <w:rPr>
-          <w:del w:id="318" w:author="Daniel Noble" w:date="2025-10-27T10:56:00Z" w16du:dateUtc="2025-10-26T23:56:00Z"/>
-        </w:rPr>
-        <w:pPrChange w:id="319" w:author="Daniel Noble" w:date="2025-10-27T10:30:00Z" w16du:dateUtc="2025-10-26T23:30:00Z">
+          <w:del w:id="325" w:author="Daniel Noble" w:date="2025-10-27T10:56:00Z" w16du:dateUtc="2025-10-26T23:56:00Z"/>
+        </w:rPr>
+        <w:pPrChange w:id="326" w:author="Daniel Noble" w:date="2025-10-27T10:30:00Z" w16du:dateUtc="2025-10-26T23:30:00Z">
           <w:pPr>
             <w:pStyle w:val="FirstParagraph"/>
             <w:spacing w:line="360" w:lineRule="auto"/>
           </w:pPr>
         </w:pPrChange>
       </w:pPr>
-      <w:del w:id="320" w:author="Daniel Noble" w:date="2025-10-27T10:56:00Z" w16du:dateUtc="2025-10-26T23:56:00Z">
+      <w:del w:id="327" w:author="Daniel Noble" w:date="2025-10-27T10:56:00Z" w16du:dateUtc="2025-10-26T23:56:00Z">
         <w:r>
           <w:delText xml:space="preserve">Past soil moisture regimes and heat wave events can lead to leaf loss and hence increased radiation exposure of the soil surface, while stomatal behavior alters transpiration rate and hence soil moisture. </w:delText>
         </w:r>
       </w:del>
-      <w:del w:id="321" w:author="Daniel Noble" w:date="2025-10-27T10:55:00Z" w16du:dateUtc="2025-10-26T23:55:00Z">
+      <w:del w:id="328" w:author="Daniel Noble" w:date="2025-10-27T10:55:00Z" w16du:dateUtc="2025-10-26T23:55:00Z">
         <w:r>
           <w:delText xml:space="preserve">Past weather conditions can determine how a given heat wave manifests, so the same atmospheric heat wave can have different implications for microclimatic conditions depending on the recent history of rainfall and temperature. </w:delText>
         </w:r>
       </w:del>
-      <w:del w:id="322" w:author="Daniel Noble" w:date="2025-10-27T10:45:00Z" w16du:dateUtc="2025-10-26T23:45:00Z">
+      <w:del w:id="329" w:author="Daniel Noble" w:date="2025-10-27T10:45:00Z" w16du:dateUtc="2025-10-26T23:45:00Z">
         <w:r>
           <w:delText>Despite the complexity and non-linearity of these interactions across the soil-plant-atmosphere continuum, there is existing capacity, and growing potential, to model them and determine individual-specific exposure to extreme heat.</w:delText>
         </w:r>
@@ -2585,10 +2634,10 @@
         <w:pStyle w:val="BodyText"/>
         <w:spacing w:line="360" w:lineRule="auto"/>
         <w:rPr>
-          <w:del w:id="323" w:author="Daniel Noble" w:date="2025-10-27T10:56:00Z" w16du:dateUtc="2025-10-26T23:56:00Z"/>
-        </w:rPr>
-      </w:pPr>
-      <w:del w:id="324" w:author="Daniel Noble" w:date="2025-10-27T10:56:00Z" w16du:dateUtc="2025-10-26T23:56:00Z">
+          <w:del w:id="330" w:author="Daniel Noble" w:date="2025-10-27T10:56:00Z" w16du:dateUtc="2025-10-26T23:56:00Z"/>
+        </w:rPr>
+      </w:pPr>
+      <w:del w:id="331" w:author="Daniel Noble" w:date="2025-10-27T10:56:00Z" w16du:dateUtc="2025-10-26T23:56:00Z">
         <w:r>
           <w:delText xml:space="preserve">To some extent, and at large spatial scales (e.g. 0.5 </w:delText>
         </w:r>
@@ -2597,7 +2646,7 @@
         <m:sSup>
           <m:sSupPr>
             <m:ctrlPr>
-              <w:del w:id="325" w:author="Daniel Noble" w:date="2025-10-27T10:56:00Z" w16du:dateUtc="2025-10-26T23:56:00Z">
+              <w:del w:id="332" w:author="Daniel Noble" w:date="2025-10-27T10:56:00Z" w16du:dateUtc="2025-10-26T23:56:00Z">
                 <w:rPr>
                   <w:rFonts w:ascii="Cambria Math" w:hAnsi="Cambria Math"/>
                 </w:rPr>
@@ -2606,7 +2655,7 @@
           </m:sSupPr>
           <m:e>
             <m:r>
-              <w:del w:id="326" w:author="Daniel Noble" w:date="2025-10-27T10:56:00Z" w16du:dateUtc="2025-10-26T23:56:00Z">
+              <w:del w:id="333" w:author="Daniel Noble" w:date="2025-10-27T10:56:00Z" w16du:dateUtc="2025-10-26T23:56:00Z">
                 <w:rPr>
                   <w:rFonts w:ascii="Cambria Math" w:hAnsi="Cambria Math"/>
                 </w:rPr>
@@ -2616,7 +2665,7 @@
           </m:e>
           <m:sup>
             <m:r>
-              <w:del w:id="327" w:author="Daniel Noble" w:date="2025-10-27T10:56:00Z" w16du:dateUtc="2025-10-26T23:56:00Z">
+              <w:del w:id="334" w:author="Daniel Noble" w:date="2025-10-27T10:56:00Z" w16du:dateUtc="2025-10-26T23:56:00Z">
                 <m:rPr>
                   <m:sty m:val="p"/>
                 </m:rPr>
@@ -2629,7 +2678,7 @@
           </m:sup>
         </m:sSup>
       </m:oMath>
-      <w:del w:id="328" w:author="Daniel Noble" w:date="2025-10-27T10:56:00Z" w16du:dateUtc="2025-10-26T23:56:00Z">
+      <w:del w:id="335" w:author="Daniel Noble" w:date="2025-10-27T10:56:00Z" w16du:dateUtc="2025-10-26T23:56:00Z">
         <w:r>
           <w:delText xml:space="preserve"> grid cells), GCMs have these dynamics built into them via modules called ‘land-surface models’ (LSMs), which aim to capture feedbacks between the land surface and associated vegetation. LSMs will at minimum represent air, soil and canopy temperatures. LSMs that represent multiple layers of the plant canopy will represent the change in leaf temperature with canopy depth; models may also represent thermal gradients through the soil [31]. Land surface schemes will typically do this using energy balance approaches. Early generations of LSMs assumed vegetation was static, with fixed plant functional types (PFTs) and leaf area index (LAI), but most LSMs are moving towards dynamic representations of vegetation properties, allowing large-scale feedbacks between vegetation and climate to be represented [32].</w:delText>
         </w:r>
@@ -2640,10 +2689,10 @@
         <w:pStyle w:val="BodyText"/>
         <w:spacing w:line="360" w:lineRule="auto"/>
         <w:rPr>
-          <w:del w:id="329" w:author="Daniel Noble" w:date="2025-10-27T10:56:00Z" w16du:dateUtc="2025-10-26T23:56:00Z"/>
-        </w:rPr>
-      </w:pPr>
-      <w:del w:id="330" w:author="Daniel Noble" w:date="2025-10-27T10:56:00Z" w16du:dateUtc="2025-10-26T23:56:00Z">
+          <w:del w:id="336" w:author="Daniel Noble" w:date="2025-10-27T10:56:00Z" w16du:dateUtc="2025-10-26T23:56:00Z"/>
+        </w:rPr>
+      </w:pPr>
+      <w:del w:id="337" w:author="Daniel Noble" w:date="2025-10-27T10:56:00Z" w16du:dateUtc="2025-10-26T23:56:00Z">
         <w:r>
           <w:delText xml:space="preserve">The primary role of LSMs is to better understand overall atmospheric dynamics rather than resolve the details of microclimates to which organisms are exposed. Thus, agronomists and ecologists have developed microclimate models that can provide more detailed inferences of environmental exposure. These microclimate models take the atmospheric conditions as independent forcing variables, together with detailed information on terrain (slope, aspect, hill shade), vegetation [plant-area index (PAI), stomatal behaviour, leaf reflectance] and soil properties (thermal and hydraulic) to predict how radiation, wind speed, air temperature, humidity, soil temperature and soil moisture vary on small scales. The available models vary in the physical processes they incorporate yet can be powerful in predicting relevant microclimates to organisms [33–39]. Our </w:delText>
         </w:r>
@@ -2677,10 +2726,10 @@
         <w:pStyle w:val="BodyText"/>
         <w:spacing w:line="360" w:lineRule="auto"/>
         <w:rPr>
-          <w:del w:id="331" w:author="Daniel Noble" w:date="2025-10-27T10:30:00Z" w16du:dateUtc="2025-10-26T23:30:00Z"/>
-        </w:rPr>
-      </w:pPr>
-      <w:del w:id="332" w:author="Daniel Noble" w:date="2025-10-27T10:30:00Z" w16du:dateUtc="2025-10-26T23:30:00Z">
+          <w:del w:id="338" w:author="Daniel Noble" w:date="2025-10-27T10:30:00Z" w16du:dateUtc="2025-10-26T23:30:00Z"/>
+        </w:rPr>
+      </w:pPr>
+      <w:del w:id="339" w:author="Daniel Noble" w:date="2025-10-27T10:30:00Z" w16du:dateUtc="2025-10-26T23:30:00Z">
         <w:r>
           <w:delText>Advancements in microclimate modelling have created opportunities to more closely couple the dynamics of the atmosphere and vegetation. In particular, plant water use dynamics during heatwaves can amplify or reduce high temperatures via effects on photosynthetic capacity, stomatal decoupling, cuticular conductance, leaf damage and plant mortality [17,40]. These impacts are important for the plants themselves, but also for thermal regimes within the plant canopy. Forecasting future thermal regimes is challenging because it involves forecasting future vegetation dynamics, including changes in key vegetation properties such as leaf area index, as a function of plant growth, plant population dynamics and shifts in community composition. A wide range of vegetation models is available for this purpose, from crop growth models that simulate growth and yield of crops over a season (e.g. APSIM, [41]) up to the dynamic global vegetation models (DGVMs) that simulate vegetation function and distribution at local to global scales [42].</w:delText>
         </w:r>
@@ -2691,8 +2740,8 @@
         <w:pStyle w:val="Heading1"/>
         <w:spacing w:line="360" w:lineRule="auto"/>
       </w:pPr>
-      <w:bookmarkStart w:id="333" w:name="X5a6e6d313f4187bfc77082e5e5979262b26b081"/>
-      <w:bookmarkEnd w:id="194"/>
+      <w:bookmarkStart w:id="340" w:name="X5a6e6d313f4187bfc77082e5e5979262b26b081"/>
+      <w:bookmarkEnd w:id="196"/>
       <w:r>
         <w:t>Translating exposure to organism temperature: biophysics to the rescue!</w:t>
       </w:r>
@@ -2705,11 +2754,11 @@
       <w:r>
         <w:t xml:space="preserve">Once microclimates are quantified, </w:t>
       </w:r>
-      <w:ins w:id="334" w:author="Daniel Noble" w:date="2025-10-28T10:55:00Z" w16du:dateUtc="2025-10-27T23:55:00Z">
+      <w:ins w:id="341" w:author="Daniel Noble" w:date="2025-10-28T10:55:00Z" w16du:dateUtc="2025-10-27T23:55:00Z">
         <w:r>
           <w:t xml:space="preserve">it is crucial to </w:t>
         </w:r>
-        <w:commentRangeStart w:id="335"/>
+        <w:commentRangeStart w:id="342"/>
         <w:r>
           <w:t xml:space="preserve">estimate </w:t>
         </w:r>
@@ -2717,7 +2766,7 @@
       <w:r>
         <w:t xml:space="preserve">heat </w:t>
       </w:r>
-      <w:ins w:id="336" w:author="Daniel Noble" w:date="2025-10-27T12:04:00Z" w16du:dateUtc="2025-10-27T01:04:00Z">
+      <w:ins w:id="343" w:author="Daniel Noble" w:date="2025-10-27T12:04:00Z" w16du:dateUtc="2025-10-27T01:04:00Z">
         <w:r>
           <w:t xml:space="preserve">and water </w:t>
         </w:r>
@@ -2725,14 +2774,14 @@
       <w:r>
         <w:t xml:space="preserve">budgets of organisms </w:t>
       </w:r>
-      <w:commentRangeEnd w:id="335"/>
+      <w:commentRangeEnd w:id="342"/>
       <w:r>
         <w:rPr>
           <w:rStyle w:val="CommentReference"/>
         </w:rPr>
-        <w:commentReference w:id="335"/>
-      </w:r>
-      <w:ins w:id="337" w:author="Daniel Noble" w:date="2025-10-28T10:56:00Z" w16du:dateUtc="2025-10-27T23:56:00Z">
+        <w:commentReference w:id="342"/>
+      </w:r>
+      <w:ins w:id="344" w:author="Daniel Noble" w:date="2025-10-28T10:56:00Z" w16du:dateUtc="2025-10-27T23:56:00Z">
         <w:r>
           <w:t xml:space="preserve">to determine how microclimate variability within a system </w:t>
         </w:r>
@@ -2740,37 +2789,37 @@
           <w:t>translates to realized organismal temperatures</w:t>
         </w:r>
       </w:ins>
-      <w:ins w:id="338" w:author="Daniel Noble" w:date="2025-10-28T10:57:00Z" w16du:dateUtc="2025-10-27T23:57:00Z">
+      <w:ins w:id="345" w:author="Daniel Noble" w:date="2025-10-28T10:57:00Z" w16du:dateUtc="2025-10-27T23:57:00Z">
         <w:r>
           <w:t xml:space="preserve"> and hydration states</w:t>
         </w:r>
       </w:ins>
-      <w:ins w:id="339" w:author="Daniel Noble" w:date="2025-10-28T10:56:00Z" w16du:dateUtc="2025-10-27T23:56:00Z">
+      <w:ins w:id="346" w:author="Daniel Noble" w:date="2025-10-28T10:56:00Z" w16du:dateUtc="2025-10-27T23:56:00Z">
         <w:r>
           <w:t xml:space="preserve">. </w:t>
         </w:r>
       </w:ins>
-      <w:ins w:id="340" w:author="Daniel Noble" w:date="2025-10-28T10:57:00Z" w16du:dateUtc="2025-10-27T23:57:00Z">
+      <w:ins w:id="347" w:author="Daniel Noble" w:date="2025-10-28T10:57:00Z" w16du:dateUtc="2025-10-27T23:57:00Z">
         <w:r>
           <w:t xml:space="preserve">Heat and water budgets can be </w:t>
         </w:r>
       </w:ins>
-      <w:ins w:id="341" w:author="Daniel Noble" w:date="2025-10-28T10:58:00Z" w16du:dateUtc="2025-10-27T23:58:00Z">
+      <w:ins w:id="348" w:author="Daniel Noble" w:date="2025-10-28T10:58:00Z" w16du:dateUtc="2025-10-27T23:58:00Z">
         <w:r>
           <w:t xml:space="preserve">computed using a combination of </w:t>
         </w:r>
       </w:ins>
-      <w:del w:id="342" w:author="Daniel Noble" w:date="2025-10-28T10:56:00Z" w16du:dateUtc="2025-10-27T23:56:00Z">
+      <w:del w:id="349" w:author="Daniel Noble" w:date="2025-10-28T10:56:00Z" w16du:dateUtc="2025-10-27T23:56:00Z">
         <w:r>
           <w:delText xml:space="preserve">can be computed </w:delText>
         </w:r>
       </w:del>
-      <w:del w:id="343" w:author="Daniel Noble" w:date="2025-10-28T10:58:00Z" w16du:dateUtc="2025-10-27T23:58:00Z">
+      <w:del w:id="350" w:author="Daniel Noble" w:date="2025-10-28T10:58:00Z" w16du:dateUtc="2025-10-27T23:58:00Z">
         <w:r>
           <w:delText>as a function of their</w:delText>
         </w:r>
       </w:del>
-      <w:ins w:id="344" w:author="Daniel Noble" w:date="2025-10-28T10:58:00Z" w16du:dateUtc="2025-10-27T23:58:00Z">
+      <w:ins w:id="351" w:author="Daniel Noble" w:date="2025-10-28T10:58:00Z" w16du:dateUtc="2025-10-27T23:58:00Z">
         <w:r>
           <w:t>species functional</w:t>
         </w:r>
@@ -2778,52 +2827,52 @@
       <w:r>
         <w:t xml:space="preserve"> traits </w:t>
       </w:r>
-      <w:ins w:id="345" w:author="Daniel Noble" w:date="2025-10-27T12:16:00Z" w16du:dateUtc="2025-10-27T01:16:00Z">
+      <w:ins w:id="352" w:author="Daniel Noble" w:date="2025-10-27T12:16:00Z" w16du:dateUtc="2025-10-27T01:16:00Z">
         <w:r>
           <w:t xml:space="preserve">(e.g., body </w:t>
         </w:r>
       </w:ins>
-      <w:ins w:id="346" w:author="Daniel Noble" w:date="2025-10-27T12:17:00Z" w16du:dateUtc="2025-10-27T01:17:00Z">
+      <w:ins w:id="353" w:author="Daniel Noble" w:date="2025-10-27T12:17:00Z" w16du:dateUtc="2025-10-27T01:17:00Z">
         <w:r>
           <w:t>mass</w:t>
         </w:r>
       </w:ins>
-      <w:ins w:id="347" w:author="Daniel Noble" w:date="2025-10-27T12:35:00Z" w16du:dateUtc="2025-10-27T01:35:00Z">
+      <w:ins w:id="354" w:author="Daniel Noble" w:date="2025-10-27T12:35:00Z" w16du:dateUtc="2025-10-27T01:35:00Z">
         <w:r>
           <w:t>, metabolic rate,</w:t>
         </w:r>
       </w:ins>
-      <w:ins w:id="348" w:author="Daniel Noble" w:date="2025-10-27T12:17:00Z" w16du:dateUtc="2025-10-27T01:17:00Z">
+      <w:ins w:id="355" w:author="Daniel Noble" w:date="2025-10-27T12:17:00Z" w16du:dateUtc="2025-10-27T01:17:00Z">
         <w:r>
           <w:t xml:space="preserve"> </w:t>
         </w:r>
       </w:ins>
-      <w:ins w:id="349" w:author="Daniel Noble" w:date="2025-10-27T12:16:00Z" w16du:dateUtc="2025-10-27T01:16:00Z">
+      <w:ins w:id="356" w:author="Daniel Noble" w:date="2025-10-27T12:16:00Z" w16du:dateUtc="2025-10-27T01:16:00Z">
         <w:r>
           <w:t xml:space="preserve">surface area, </w:t>
         </w:r>
       </w:ins>
-      <w:ins w:id="350" w:author="Daniel Noble" w:date="2025-10-27T12:17:00Z" w16du:dateUtc="2025-10-27T01:17:00Z">
+      <w:ins w:id="357" w:author="Daniel Noble" w:date="2025-10-27T12:17:00Z" w16du:dateUtc="2025-10-27T01:17:00Z">
         <w:r>
           <w:t>integument</w:t>
         </w:r>
       </w:ins>
-      <w:ins w:id="351" w:author="Daniel Noble" w:date="2025-10-27T12:16:00Z" w16du:dateUtc="2025-10-27T01:16:00Z">
+      <w:ins w:id="358" w:author="Daniel Noble" w:date="2025-10-27T12:16:00Z" w16du:dateUtc="2025-10-27T01:16:00Z">
         <w:r>
           <w:t xml:space="preserve"> emissivity) </w:t>
         </w:r>
       </w:ins>
-      <w:del w:id="352" w:author="Daniel Noble" w:date="2025-10-28T10:59:00Z" w16du:dateUtc="2025-10-27T23:59:00Z">
+      <w:del w:id="359" w:author="Daniel Noble" w:date="2025-10-28T10:59:00Z" w16du:dateUtc="2025-10-27T23:59:00Z">
         <w:r>
           <w:delText>using the principles of biophysical ecology</w:delText>
         </w:r>
       </w:del>
-      <w:ins w:id="353" w:author="Daniel Noble" w:date="2025-10-28T10:59:00Z" w16du:dateUtc="2025-10-27T23:59:00Z">
+      <w:ins w:id="360" w:author="Daniel Noble" w:date="2025-10-28T10:59:00Z" w16du:dateUtc="2025-10-27T23:59:00Z">
         <w:r>
           <w:t>along with how heat energy and water are exchanged with the environment –</w:t>
         </w:r>
       </w:ins>
-      <w:ins w:id="354" w:author="Daniel Noble" w:date="2025-10-28T11:00:00Z" w16du:dateUtc="2025-10-28T00:00:00Z">
+      <w:ins w:id="361" w:author="Daniel Noble" w:date="2025-10-28T11:00:00Z" w16du:dateUtc="2025-10-28T00:00:00Z">
         <w:r>
           <w:t xml:space="preserve"> dependent on the microclimate experienced</w:t>
         </w:r>
@@ -2831,12 +2880,12 @@
       <w:r>
         <w:t xml:space="preserve">. </w:t>
       </w:r>
-      <w:ins w:id="355" w:author="Daniel Noble" w:date="2025-10-28T10:58:00Z" w16du:dateUtc="2025-10-27T23:58:00Z">
+      <w:ins w:id="362" w:author="Daniel Noble" w:date="2025-10-28T10:58:00Z" w16du:dateUtc="2025-10-27T23:58:00Z">
         <w:r>
           <w:t xml:space="preserve">Such </w:t>
         </w:r>
       </w:ins>
-      <w:del w:id="356" w:author="Daniel Noble" w:date="2025-10-28T10:58:00Z" w16du:dateUtc="2025-10-27T23:58:00Z">
+      <w:del w:id="363" w:author="Daniel Noble" w:date="2025-10-28T10:58:00Z" w16du:dateUtc="2025-10-27T23:58:00Z">
         <w:r>
           <w:rPr>
             <w:b/>
@@ -2845,7 +2894,7 @@
           <w:delText xml:space="preserve">Biophysical </w:delText>
         </w:r>
       </w:del>
-      <w:ins w:id="357" w:author="Daniel Noble" w:date="2025-10-28T10:58:00Z" w16du:dateUtc="2025-10-27T23:58:00Z">
+      <w:ins w:id="364" w:author="Daniel Noble" w:date="2025-10-28T10:58:00Z" w16du:dateUtc="2025-10-27T23:58:00Z">
         <w:r>
           <w:rPr>
             <w:b/>
@@ -2864,7 +2913,7 @@
       <w:r>
         <w:t xml:space="preserve"> have a long history [</w:t>
       </w:r>
-      <w:ins w:id="358" w:author="Daniel Noble" w:date="2025-10-27T12:47:00Z" w16du:dateUtc="2025-10-27T01:47:00Z">
+      <w:ins w:id="365" w:author="Daniel Noble" w:date="2025-10-27T12:47:00Z" w16du:dateUtc="2025-10-27T01:47:00Z">
         <w:r>
           <w:t xml:space="preserve">e.g. </w:t>
         </w:r>
@@ -2872,7 +2921,7 @@
       <w:r>
         <w:t>17,</w:t>
       </w:r>
-      <w:del w:id="359" w:author="Daniel Noble" w:date="2025-10-27T12:47:00Z" w16du:dateUtc="2025-10-27T01:47:00Z">
+      <w:del w:id="366" w:author="Daniel Noble" w:date="2025-10-27T12:47:00Z" w16du:dateUtc="2025-10-27T01:47:00Z">
         <w:r>
           <w:delText>e.g.</w:delText>
         </w:r>
@@ -2880,12 +2929,17 @@
       <w:r>
         <w:t xml:space="preserve"> 43,44] but have become more widely applied in ecology in the past 20 years, facilitated by developments in environmental datasets, microclimate modelling, and the emergence of high-level programming languages such as R [18]. Biophysical models of ectothermic animals can account for complex radiative heat transfer and the role of evaporative water loss across surfaces [33,45]. Equivalent models of leaves incorporate the dynamic role of stomata [17,46</w:t>
       </w:r>
-      <w:del w:id="360" w:author="Daniel Noble" w:date="2025-10-27T12:25:00Z" w16du:dateUtc="2025-10-27T01:25:00Z">
+      <w:ins w:id="367" w:author="Daniel Noble" w:date="2025-10-30T09:10:00Z" w16du:dateUtc="2025-10-29T22:10:00Z">
+        <w:r>
+          <w:t>, Box 1</w:t>
+        </w:r>
+      </w:ins>
+      <w:del w:id="368" w:author="Daniel Noble" w:date="2025-10-27T12:25:00Z" w16du:dateUtc="2025-10-27T01:25:00Z">
         <w:r>
           <w:delText>], while models of endotherms can account for the role of insulation and metabolic heat production [47]</w:delText>
         </w:r>
       </w:del>
-      <w:ins w:id="361" w:author="Daniel Noble" w:date="2025-10-27T12:25:00Z" w16du:dateUtc="2025-10-27T01:25:00Z">
+      <w:ins w:id="369" w:author="Daniel Noble" w:date="2025-10-27T12:25:00Z" w16du:dateUtc="2025-10-27T01:25:00Z">
         <w:r>
           <w:t>]</w:t>
         </w:r>
@@ -2893,33 +2947,33 @@
       <w:r>
         <w:t xml:space="preserve">. </w:t>
       </w:r>
-      <w:commentRangeStart w:id="362"/>
-      <w:ins w:id="363" w:author="Daniel Noble" w:date="2025-10-27T12:38:00Z" w16du:dateUtc="2025-10-27T01:38:00Z">
+      <w:commentRangeStart w:id="370"/>
+      <w:ins w:id="371" w:author="Daniel Noble" w:date="2025-10-27T12:38:00Z" w16du:dateUtc="2025-10-27T01:38:00Z">
         <w:r>
           <w:t>Biophysical models are powerful because, by translating microclimate conditions to organism body temperature</w:t>
         </w:r>
       </w:ins>
-      <w:ins w:id="364" w:author="Daniel Noble" w:date="2025-10-28T11:00:00Z" w16du:dateUtc="2025-10-28T00:00:00Z">
+      <w:ins w:id="372" w:author="Daniel Noble" w:date="2025-10-28T11:00:00Z" w16du:dateUtc="2025-10-28T00:00:00Z">
         <w:r>
           <w:t xml:space="preserve"> and h</w:t>
         </w:r>
       </w:ins>
-      <w:ins w:id="365" w:author="Daniel Noble" w:date="2025-10-28T11:01:00Z" w16du:dateUtc="2025-10-28T00:01:00Z">
+      <w:ins w:id="373" w:author="Daniel Noble" w:date="2025-10-28T11:01:00Z" w16du:dateUtc="2025-10-28T00:01:00Z">
         <w:r>
           <w:t>ydric states</w:t>
         </w:r>
       </w:ins>
-      <w:ins w:id="366" w:author="Daniel Noble" w:date="2025-10-27T12:38:00Z" w16du:dateUtc="2025-10-27T01:38:00Z">
+      <w:ins w:id="374" w:author="Daniel Noble" w:date="2025-10-27T12:38:00Z" w16du:dateUtc="2025-10-27T01:38:00Z">
         <w:r>
           <w:t xml:space="preserve">, simple regulatory decision-making models can be used </w:t>
         </w:r>
       </w:ins>
-      <w:ins w:id="367" w:author="Daniel Noble" w:date="2025-10-27T12:54:00Z" w16du:dateUtc="2025-10-27T01:54:00Z">
+      <w:ins w:id="375" w:author="Daniel Noble" w:date="2025-10-27T12:54:00Z" w16du:dateUtc="2025-10-27T01:54:00Z">
         <w:r>
           <w:t>(</w:t>
         </w:r>
       </w:ins>
-      <w:ins w:id="368" w:author="Daniel Noble" w:date="2025-10-27T13:07:00Z" w16du:dateUtc="2025-10-27T02:07:00Z">
+      <w:ins w:id="376" w:author="Daniel Noble" w:date="2025-10-27T13:07:00Z" w16du:dateUtc="2025-10-27T02:07:00Z">
         <w:r>
           <w:t>[@Briscoe202</w:t>
         </w:r>
@@ -2927,7 +2981,7 @@
           <w:t>2</w:t>
         </w:r>
       </w:ins>
-      <w:ins w:id="369" w:author="Daniel Noble" w:date="2025-10-27T13:08:00Z" w16du:dateUtc="2025-10-27T02:08:00Z">
+      <w:ins w:id="377" w:author="Daniel Noble" w:date="2025-10-27T13:08:00Z" w16du:dateUtc="2025-10-27T02:08:00Z">
         <w:r>
           <w:t xml:space="preserve">; </w:t>
         </w:r>
@@ -2935,17 +2989,17 @@
           <w:t>@Wild202</w:t>
         </w:r>
       </w:ins>
-      <w:ins w:id="370" w:author="Daniel Noble" w:date="2025-10-27T13:13:00Z" w16du:dateUtc="2025-10-27T02:13:00Z">
+      <w:ins w:id="378" w:author="Daniel Noble" w:date="2025-10-27T13:13:00Z" w16du:dateUtc="2025-10-27T02:13:00Z">
         <w:r>
           <w:t>2</w:t>
         </w:r>
       </w:ins>
-      <w:ins w:id="371" w:author="Daniel Noble" w:date="2025-10-27T12:54:00Z" w16du:dateUtc="2025-10-27T01:54:00Z">
+      <w:ins w:id="379" w:author="Daniel Noble" w:date="2025-10-27T12:54:00Z" w16du:dateUtc="2025-10-27T01:54:00Z">
         <w:r>
           <w:t>)</w:t>
         </w:r>
       </w:ins>
-      <w:ins w:id="372" w:author="Daniel Noble" w:date="2025-10-27T12:38:00Z" w16du:dateUtc="2025-10-27T01:38:00Z">
+      <w:ins w:id="380" w:author="Daniel Noble" w:date="2025-10-27T12:38:00Z" w16du:dateUtc="2025-10-27T01:38:00Z">
         <w:r>
           <w:t xml:space="preserve">. </w:t>
         </w:r>
@@ -2953,112 +3007,112 @@
           <w:t xml:space="preserve">For example, </w:t>
         </w:r>
       </w:ins>
-      <w:ins w:id="373" w:author="Daniel Noble" w:date="2025-10-27T12:44:00Z" w16du:dateUtc="2025-10-27T01:44:00Z">
+      <w:ins w:id="381" w:author="Daniel Noble" w:date="2025-10-27T12:44:00Z" w16du:dateUtc="2025-10-27T01:44:00Z">
         <w:r>
           <w:t xml:space="preserve">an </w:t>
         </w:r>
       </w:ins>
-      <w:ins w:id="374" w:author="Daniel Noble" w:date="2025-10-27T12:45:00Z" w16du:dateUtc="2025-10-27T01:45:00Z">
+      <w:ins w:id="382" w:author="Daniel Noble" w:date="2025-10-27T12:45:00Z" w16du:dateUtc="2025-10-27T01:45:00Z">
         <w:r>
           <w:t>organism’s</w:t>
         </w:r>
       </w:ins>
-      <w:ins w:id="375" w:author="Daniel Noble" w:date="2025-10-27T12:44:00Z" w16du:dateUtc="2025-10-27T01:44:00Z">
+      <w:ins w:id="383" w:author="Daniel Noble" w:date="2025-10-27T12:44:00Z" w16du:dateUtc="2025-10-27T01:44:00Z">
         <w:r>
           <w:t xml:space="preserve"> </w:t>
         </w:r>
       </w:ins>
-      <w:ins w:id="376" w:author="Daniel Noble" w:date="2025-10-27T12:43:00Z" w16du:dateUtc="2025-10-27T01:43:00Z">
+      <w:ins w:id="384" w:author="Daniel Noble" w:date="2025-10-27T12:43:00Z" w16du:dateUtc="2025-10-27T01:43:00Z">
         <w:r>
           <w:t>current body temperature</w:t>
         </w:r>
       </w:ins>
-      <w:ins w:id="377" w:author="Daniel Noble" w:date="2025-10-27T12:44:00Z" w16du:dateUtc="2025-10-27T01:44:00Z">
+      <w:ins w:id="385" w:author="Daniel Noble" w:date="2025-10-27T12:44:00Z" w16du:dateUtc="2025-10-27T01:44:00Z">
         <w:r>
           <w:t xml:space="preserve"> can be compared</w:t>
         </w:r>
       </w:ins>
-      <w:ins w:id="378" w:author="Daniel Noble" w:date="2025-10-27T12:43:00Z" w16du:dateUtc="2025-10-27T01:43:00Z">
+      <w:ins w:id="386" w:author="Daniel Noble" w:date="2025-10-27T12:43:00Z" w16du:dateUtc="2025-10-27T01:43:00Z">
         <w:r>
           <w:t xml:space="preserve"> to </w:t>
         </w:r>
       </w:ins>
-      <w:ins w:id="379" w:author="Daniel Noble" w:date="2025-10-27T12:44:00Z" w16du:dateUtc="2025-10-27T01:44:00Z">
+      <w:ins w:id="387" w:author="Daniel Noble" w:date="2025-10-27T12:44:00Z" w16du:dateUtc="2025-10-27T01:44:00Z">
         <w:r>
           <w:t>temperatures</w:t>
         </w:r>
       </w:ins>
-      <w:ins w:id="380" w:author="Daniel Noble" w:date="2025-10-27T12:43:00Z" w16du:dateUtc="2025-10-27T01:43:00Z">
+      <w:ins w:id="388" w:author="Daniel Noble" w:date="2025-10-27T12:43:00Z" w16du:dateUtc="2025-10-27T01:43:00Z">
         <w:r>
           <w:t xml:space="preserve"> available within </w:t>
         </w:r>
       </w:ins>
-      <w:ins w:id="381" w:author="Daniel Noble" w:date="2025-10-27T12:44:00Z" w16du:dateUtc="2025-10-27T01:44:00Z">
+      <w:ins w:id="389" w:author="Daniel Noble" w:date="2025-10-27T12:44:00Z" w16du:dateUtc="2025-10-27T01:44:00Z">
         <w:r>
           <w:t>its</w:t>
         </w:r>
       </w:ins>
-      <w:ins w:id="382" w:author="Daniel Noble" w:date="2025-10-27T12:43:00Z" w16du:dateUtc="2025-10-27T01:43:00Z">
+      <w:ins w:id="390" w:author="Daniel Noble" w:date="2025-10-27T12:43:00Z" w16du:dateUtc="2025-10-27T01:43:00Z">
         <w:r>
           <w:t xml:space="preserve"> microclimate</w:t>
         </w:r>
       </w:ins>
-      <w:ins w:id="383" w:author="Daniel Noble" w:date="2025-10-27T12:44:00Z" w16du:dateUtc="2025-10-27T01:44:00Z">
+      <w:ins w:id="391" w:author="Daniel Noble" w:date="2025-10-27T12:44:00Z" w16du:dateUtc="2025-10-27T01:44:00Z">
         <w:r>
           <w:t>. Given</w:t>
         </w:r>
       </w:ins>
-      <w:ins w:id="384" w:author="Daniel Noble" w:date="2025-10-27T12:40:00Z" w16du:dateUtc="2025-10-27T01:40:00Z">
+      <w:ins w:id="392" w:author="Daniel Noble" w:date="2025-10-27T12:40:00Z" w16du:dateUtc="2025-10-27T01:40:00Z">
         <w:r>
           <w:t xml:space="preserve"> </w:t>
         </w:r>
       </w:ins>
-      <w:ins w:id="385" w:author="Daniel Noble" w:date="2025-10-27T12:41:00Z" w16du:dateUtc="2025-10-27T01:41:00Z">
+      <w:ins w:id="393" w:author="Daniel Noble" w:date="2025-10-27T12:41:00Z" w16du:dateUtc="2025-10-27T01:41:00Z">
         <w:r>
           <w:t xml:space="preserve">an understanding of an </w:t>
         </w:r>
       </w:ins>
-      <w:ins w:id="386" w:author="Daniel Noble" w:date="2025-10-27T12:45:00Z" w16du:dateUtc="2025-10-27T01:45:00Z">
+      <w:ins w:id="394" w:author="Daniel Noble" w:date="2025-10-27T12:45:00Z" w16du:dateUtc="2025-10-27T01:45:00Z">
         <w:r>
           <w:t>organism’s</w:t>
         </w:r>
       </w:ins>
-      <w:ins w:id="387" w:author="Daniel Noble" w:date="2025-10-27T12:41:00Z" w16du:dateUtc="2025-10-27T01:41:00Z">
+      <w:ins w:id="395" w:author="Daniel Noble" w:date="2025-10-27T12:41:00Z" w16du:dateUtc="2025-10-27T01:41:00Z">
         <w:r>
           <w:t xml:space="preserve"> </w:t>
         </w:r>
       </w:ins>
-      <w:ins w:id="388" w:author="Daniel Noble" w:date="2025-10-27T12:40:00Z" w16du:dateUtc="2025-10-27T01:40:00Z">
+      <w:ins w:id="396" w:author="Daniel Noble" w:date="2025-10-27T12:40:00Z" w16du:dateUtc="2025-10-27T01:40:00Z">
         <w:r>
           <w:t xml:space="preserve">thermal activity windows, thermal optima, and critical thermal limits </w:t>
         </w:r>
       </w:ins>
-      <w:ins w:id="389" w:author="Daniel Noble" w:date="2025-10-27T12:45:00Z" w16du:dateUtc="2025-10-27T01:45:00Z">
+      <w:ins w:id="397" w:author="Daniel Noble" w:date="2025-10-27T12:45:00Z" w16du:dateUtc="2025-10-27T01:45:00Z">
         <w:r>
           <w:t>suitable microclimates that lead to body temperatures</w:t>
         </w:r>
       </w:ins>
-      <w:ins w:id="390" w:author="Daniel Noble" w:date="2025-10-27T12:41:00Z" w16du:dateUtc="2025-10-27T01:41:00Z">
+      <w:ins w:id="398" w:author="Daniel Noble" w:date="2025-10-27T12:41:00Z" w16du:dateUtc="2025-10-27T01:41:00Z">
         <w:r>
           <w:t xml:space="preserve"> </w:t>
         </w:r>
       </w:ins>
-      <w:ins w:id="391" w:author="Daniel Noble" w:date="2025-10-27T12:45:00Z" w16du:dateUtc="2025-10-27T01:45:00Z">
+      <w:ins w:id="399" w:author="Daniel Noble" w:date="2025-10-27T12:45:00Z" w16du:dateUtc="2025-10-27T01:45:00Z">
         <w:r>
           <w:t>within its thermal limits</w:t>
         </w:r>
       </w:ins>
-      <w:ins w:id="392" w:author="Daniel Noble" w:date="2025-10-27T12:55:00Z" w16du:dateUtc="2025-10-27T01:55:00Z">
+      <w:ins w:id="400" w:author="Daniel Noble" w:date="2025-10-27T12:55:00Z" w16du:dateUtc="2025-10-27T01:55:00Z">
         <w:r>
           <w:t>,</w:t>
         </w:r>
       </w:ins>
-      <w:ins w:id="393" w:author="Daniel Noble" w:date="2025-10-27T12:45:00Z" w16du:dateUtc="2025-10-27T01:45:00Z">
+      <w:ins w:id="401" w:author="Daniel Noble" w:date="2025-10-27T12:45:00Z" w16du:dateUtc="2025-10-27T01:45:00Z">
         <w:r>
           <w:t xml:space="preserve"> and as close as possible to its thermal optima</w:t>
         </w:r>
       </w:ins>
-      <w:ins w:id="394" w:author="Daniel Noble" w:date="2025-10-27T13:13:00Z" w16du:dateUtc="2025-10-27T02:13:00Z">
+      <w:ins w:id="402" w:author="Daniel Noble" w:date="2025-10-27T13:13:00Z" w16du:dateUtc="2025-10-27T02:13:00Z">
         <w:r>
           <w:t>, can be chosen [e.g., (</w:t>
         </w:r>
@@ -3075,22 +3129,22 @@
           <w:t>2]</w:t>
         </w:r>
       </w:ins>
-      <w:ins w:id="395" w:author="Daniel Noble" w:date="2025-10-27T12:45:00Z" w16du:dateUtc="2025-10-27T01:45:00Z">
+      <w:ins w:id="403" w:author="Daniel Noble" w:date="2025-10-27T12:45:00Z" w16du:dateUtc="2025-10-27T01:45:00Z">
         <w:r>
           <w:t xml:space="preserve">. </w:t>
         </w:r>
       </w:ins>
-      <w:ins w:id="396" w:author="Daniel Noble" w:date="2025-10-27T12:46:00Z" w16du:dateUtc="2025-10-27T01:46:00Z">
+      <w:ins w:id="404" w:author="Daniel Noble" w:date="2025-10-27T12:46:00Z" w16du:dateUtc="2025-10-27T01:46:00Z">
         <w:r>
           <w:t>Incorporating such behavioural thermoregulatory decision making is</w:t>
         </w:r>
       </w:ins>
-      <w:ins w:id="397" w:author="Daniel Noble" w:date="2025-10-27T12:38:00Z" w16du:dateUtc="2025-10-27T01:38:00Z">
+      <w:ins w:id="405" w:author="Daniel Noble" w:date="2025-10-27T12:38:00Z" w16du:dateUtc="2025-10-27T01:38:00Z">
         <w:r>
           <w:t xml:space="preserve"> crucial for mitigating the negative impacts of extreme </w:t>
         </w:r>
       </w:ins>
-      <w:ins w:id="398" w:author="Daniel Noble" w:date="2025-10-27T12:55:00Z" w16du:dateUtc="2025-10-27T01:55:00Z">
+      <w:ins w:id="406" w:author="Daniel Noble" w:date="2025-10-27T12:55:00Z" w16du:dateUtc="2025-10-27T01:55:00Z">
         <w:r>
           <w:t>heat</w:t>
         </w:r>
@@ -3098,7 +3152,7 @@
           <w:t xml:space="preserve"> and</w:t>
         </w:r>
       </w:ins>
-      <w:ins w:id="399" w:author="Daniel Noble" w:date="2025-10-27T12:53:00Z" w16du:dateUtc="2025-10-27T01:53:00Z">
+      <w:ins w:id="407" w:author="Daniel Noble" w:date="2025-10-27T12:53:00Z" w16du:dateUtc="2025-10-27T01:53:00Z">
         <w:r>
           <w:t xml:space="preserve"> </w:t>
         </w:r>
@@ -3107,17 +3161,17 @@
           <w:t>inherently captures the trade-offs such a strategy entail through reduced foraging time</w:t>
         </w:r>
       </w:ins>
-      <w:ins w:id="400" w:author="Daniel Noble" w:date="2025-10-27T12:54:00Z" w16du:dateUtc="2025-10-27T01:54:00Z">
+      <w:ins w:id="408" w:author="Daniel Noble" w:date="2025-10-27T12:54:00Z" w16du:dateUtc="2025-10-27T01:54:00Z">
         <w:r>
           <w:t xml:space="preserve"> </w:t>
         </w:r>
       </w:ins>
-      <w:ins w:id="401" w:author="Daniel Noble" w:date="2025-10-27T12:38:00Z" w16du:dateUtc="2025-10-27T01:38:00Z">
+      <w:ins w:id="409" w:author="Daniel Noble" w:date="2025-10-27T12:38:00Z" w16du:dateUtc="2025-10-27T01:38:00Z">
         <w:r>
           <w:t>[@Briscoe2023</w:t>
         </w:r>
       </w:ins>
-      <w:ins w:id="402" w:author="Daniel Noble" w:date="2025-10-27T13:08:00Z" w16du:dateUtc="2025-10-27T02:08:00Z">
+      <w:ins w:id="410" w:author="Daniel Noble" w:date="2025-10-27T13:08:00Z" w16du:dateUtc="2025-10-27T02:08:00Z">
         <w:r>
           <w:t xml:space="preserve">; </w:t>
         </w:r>
@@ -3125,27 +3179,27 @@
           <w:t>@Wild202</w:t>
         </w:r>
       </w:ins>
-      <w:ins w:id="403" w:author="Daniel Noble" w:date="2025-10-27T12:38:00Z" w16du:dateUtc="2025-10-27T01:38:00Z">
+      <w:ins w:id="411" w:author="Daniel Noble" w:date="2025-10-27T12:38:00Z" w16du:dateUtc="2025-10-27T01:38:00Z">
         <w:r>
           <w:t>].</w:t>
         </w:r>
       </w:ins>
-      <w:commentRangeEnd w:id="362"/>
-      <w:ins w:id="404" w:author="Daniel Noble" w:date="2025-10-27T13:15:00Z" w16du:dateUtc="2025-10-27T02:15:00Z">
+      <w:commentRangeEnd w:id="370"/>
+      <w:ins w:id="412" w:author="Daniel Noble" w:date="2025-10-27T13:15:00Z" w16du:dateUtc="2025-10-27T02:15:00Z">
         <w:r>
           <w:rPr>
             <w:rStyle w:val="CommentReference"/>
             <w:rFonts w:asciiTheme="minorHAnsi" w:hAnsiTheme="minorHAnsi"/>
           </w:rPr>
-          <w:commentReference w:id="362"/>
-        </w:r>
-      </w:ins>
-      <w:ins w:id="405" w:author="Daniel Noble" w:date="2025-10-27T12:38:00Z" w16du:dateUtc="2025-10-27T01:38:00Z">
+          <w:commentReference w:id="370"/>
+        </w:r>
+      </w:ins>
+      <w:ins w:id="413" w:author="Daniel Noble" w:date="2025-10-27T12:38:00Z" w16du:dateUtc="2025-10-27T01:38:00Z">
         <w:r>
           <w:t xml:space="preserve"> </w:t>
         </w:r>
       </w:ins>
-      <w:ins w:id="406" w:author="Daniel Noble" w:date="2025-10-28T11:07:00Z" w16du:dateUtc="2025-10-28T00:07:00Z">
+      <w:ins w:id="414" w:author="Daniel Noble" w:date="2025-10-28T11:07:00Z" w16du:dateUtc="2025-10-28T00:07:00Z">
         <w:r>
           <w:t>In addition, incorporating stomatal behaviour can mitigate or exacerbate the extreme temperatures leaf tissue experiences while simultaneously shaping the microclimate conditions for other organisms [Box 1; @Kearney2024; @Duursma2019]</w:t>
         </w:r>
@@ -3154,73 +3208,47 @@
         </w:r>
       </w:ins>
       <w:r>
-        <w:t xml:space="preserve">Future developments in biophysical modelling of organismal temperature under extreme heat will involve understanding the nuances of plastic physiological and behavioral responses. For example, lizards may pant when exposed to high temperatures [48], birds may ‘wind surf’ or seek thermal micro-refugia [49], and stomatal behavior may depart from the typical responses to vapor pressure and light intensity to allow emergency cooling [40], though this response may depend on prior soil moisture conditions [50]. The application of biophysical </w:t>
-      </w:r>
-      <w:del w:id="407" w:author="Daniel Noble" w:date="2025-10-27T12:36:00Z" w16du:dateUtc="2025-10-27T01:36:00Z">
-        <w:r>
-          <w:delText xml:space="preserve">heat budget </w:delText>
-        </w:r>
-      </w:del>
-      <w:r>
-        <w:t>models in concert with microclimate models can thus be used to infer the thermal conditions to which members of the same ecological community are exposed with different degrees of detail. Realised thermal exposure can then be linked to physiological models of damage and repair.</w:t>
-      </w:r>
-      <w:ins w:id="408" w:author="Daniel Noble" w:date="2025-10-27T13:26:00Z" w16du:dateUtc="2025-10-27T02:26:00Z">
-        <w:r>
-          <w:t xml:space="preserve"> While biophysical models require </w:t>
-        </w:r>
-      </w:ins>
-      <w:ins w:id="409" w:author="Daniel Noble" w:date="2025-10-27T13:29:00Z" w16du:dateUtc="2025-10-27T02:29:00Z">
-        <w:r>
-          <w:t>many variables for</w:t>
-        </w:r>
-      </w:ins>
-      <w:ins w:id="410" w:author="Daniel Noble" w:date="2025-10-27T13:26:00Z" w16du:dateUtc="2025-10-27T02:26:00Z">
-        <w:r>
-          <w:t xml:space="preserve"> </w:t>
-        </w:r>
-        <w:commentRangeStart w:id="411"/>
-        <w:r>
-          <w:t xml:space="preserve">parameterization </w:t>
-        </w:r>
-      </w:ins>
-      <w:ins w:id="412" w:author="Daniel Noble" w:date="2025-10-27T13:33:00Z" w16du:dateUtc="2025-10-27T02:33:00Z">
-        <w:r>
-          <w:t xml:space="preserve">they can be tailored </w:t>
-        </w:r>
-      </w:ins>
-      <w:commentRangeEnd w:id="411"/>
-      <w:ins w:id="413" w:author="Daniel Noble" w:date="2025-10-27T13:35:00Z" w16du:dateUtc="2025-10-27T02:35:00Z">
+        <w:t xml:space="preserve">Future developments in biophysical modelling of organismal temperature under extreme heat will involve understanding the nuances of plastic physiological and behavioral responses. For example, lizards may pant when exposed to high temperatures [48], birds may ‘wind surf’ or seek thermal micro-refugia [49], and stomatal behavior may depart from the typical responses to vapor pressure and light intensity to allow emergency cooling [40], though this response may depend on prior soil moisture conditions [50]. </w:t>
+      </w:r>
+      <w:ins w:id="415" w:author="Daniel Noble" w:date="2025-10-30T09:12:00Z" w16du:dateUtc="2025-10-29T22:12:00Z">
+        <w:r>
+          <w:t xml:space="preserve">While biophysical models require many variables for </w:t>
+        </w:r>
+        <w:commentRangeStart w:id="416"/>
+        <w:r>
+          <w:t xml:space="preserve">parameterization they can be tailored </w:t>
+        </w:r>
+        <w:commentRangeEnd w:id="416"/>
         <w:r>
           <w:rPr>
             <w:rStyle w:val="CommentReference"/>
             <w:rFonts w:asciiTheme="minorHAnsi" w:hAnsiTheme="minorHAnsi"/>
           </w:rPr>
-          <w:commentReference w:id="411"/>
-        </w:r>
-      </w:ins>
-      <w:ins w:id="414" w:author="Daniel Noble" w:date="2025-10-27T13:33:00Z" w16du:dateUtc="2025-10-27T02:33:00Z">
-        <w:r>
-          <w:t xml:space="preserve">to the question and organism of interest (Briscoe et al. 2025). </w:t>
-        </w:r>
-      </w:ins>
-      <w:ins w:id="415" w:author="Daniel Noble" w:date="2025-10-27T13:34:00Z" w16du:dateUtc="2025-10-27T02:34:00Z">
-        <w:r>
-          <w:t>M</w:t>
-        </w:r>
-      </w:ins>
-      <w:ins w:id="416" w:author="Daniel Noble" w:date="2025-10-27T13:33:00Z" w16du:dateUtc="2025-10-27T02:33:00Z">
-        <w:r>
-          <w:t xml:space="preserve">any traits can be </w:t>
-        </w:r>
-      </w:ins>
-      <w:ins w:id="417" w:author="Daniel Noble" w:date="2025-10-27T13:35:00Z" w16du:dateUtc="2025-10-27T02:35:00Z">
-        <w:r>
-          <w:t>assumed,</w:t>
-        </w:r>
-      </w:ins>
-      <w:ins w:id="418" w:author="Daniel Noble" w:date="2025-10-27T13:34:00Z" w16du:dateUtc="2025-10-27T02:34:00Z">
-        <w:r>
-          <w:t xml:space="preserve"> or traits of similar species can be used to construct basic models which can be validated and updated.</w:t>
+          <w:commentReference w:id="416"/>
+        </w:r>
+        <w:r>
+          <w:t>to the question and organism of interest (Briscoe et al. 2025). Many traits can be assumed, or traits of similar species can be used to construct basic models which can be validated and updated.</w:t>
+        </w:r>
+      </w:ins>
+      <w:ins w:id="417" w:author="Daniel Noble" w:date="2025-10-30T09:13:00Z" w16du:dateUtc="2025-10-29T22:13:00Z">
+        <w:r>
+          <w:t xml:space="preserve"> </w:t>
+        </w:r>
+      </w:ins>
+      <w:r>
+        <w:t xml:space="preserve">The application of biophysical </w:t>
+      </w:r>
+      <w:del w:id="418" w:author="Daniel Noble" w:date="2025-10-27T12:36:00Z" w16du:dateUtc="2025-10-27T01:36:00Z">
+        <w:r>
+          <w:delText xml:space="preserve">heat budget </w:delText>
+        </w:r>
+      </w:del>
+      <w:r>
+        <w:t>models in concert with microclimate models can thus be used to infer the thermal conditions to which members of the same ecological community are exposed with different degrees of detail. Realised thermal exposure can then be linked to physiological models of damage and repair.</w:t>
+      </w:r>
+      <w:ins w:id="419" w:author="Daniel Noble" w:date="2025-10-27T13:26:00Z" w16du:dateUtc="2025-10-27T02:26:00Z">
+        <w:r>
+          <w:t xml:space="preserve"> </w:t>
         </w:r>
       </w:ins>
     </w:p>
@@ -3229,8 +3257,8 @@
         <w:pStyle w:val="Heading1"/>
         <w:spacing w:line="360" w:lineRule="auto"/>
       </w:pPr>
-      <w:bookmarkStart w:id="419" w:name="X034f8e5698580bf7448238067f484f5e1d792b9"/>
-      <w:bookmarkEnd w:id="333"/>
+      <w:bookmarkStart w:id="420" w:name="X034f8e5698580bf7448238067f484f5e1d792b9"/>
+      <w:bookmarkEnd w:id="340"/>
       <w:r>
         <w:t>Capturing both physiological damage and repair to predict multi-species thermal sensitivity</w:t>
       </w:r>
@@ -3241,7 +3269,15 @@
         <w:spacing w:line="360" w:lineRule="auto"/>
       </w:pPr>
       <w:r>
-        <w:t xml:space="preserve">Translating how heat waves impact plants and animals not only depends on modelling temperature </w:t>
+        <w:t xml:space="preserve">Translating how heat waves impact plants and animals not only </w:t>
+      </w:r>
+      <w:proofErr w:type="gramStart"/>
+      <w:r>
+        <w:t>depends</w:t>
+      </w:r>
+      <w:proofErr w:type="gramEnd"/>
+      <w:r>
+        <w:t xml:space="preserve"> on modelling temperature </w:t>
       </w:r>
       <w:r>
         <w:rPr>
@@ -3277,7 +3313,7 @@
         <w:rPr>
           <w:b/>
           <w:bCs/>
-          <w:rPrChange w:id="420" w:author="Daniel Noble" w:date="2025-10-28T11:47:00Z" w16du:dateUtc="2025-10-28T00:47:00Z">
+          <w:rPrChange w:id="421" w:author="Daniel Noble" w:date="2025-10-28T11:47:00Z" w16du:dateUtc="2025-10-28T00:47:00Z">
             <w:rPr/>
           </w:rPrChange>
         </w:rPr>
@@ -3286,7 +3322,7 @@
       <w:r>
         <w:t xml:space="preserve"> models that explicitly account for how heat stress depends on both the temperature experienced and </w:t>
       </w:r>
-      <w:del w:id="421" w:author="Daniel Noble" w:date="2025-10-28T11:49:00Z" w16du:dateUtc="2025-10-28T00:49:00Z">
+      <w:del w:id="422" w:author="Daniel Noble" w:date="2025-10-28T11:49:00Z" w16du:dateUtc="2025-10-28T00:49:00Z">
         <w:r>
           <w:delText xml:space="preserve">and </w:delText>
         </w:r>
@@ -3294,9 +3330,19 @@
       <w:r>
         <w:t xml:space="preserve">its duration [19,20]. </w:t>
       </w:r>
-      <w:ins w:id="422" w:author="Daniel Noble" w:date="2025-10-28T11:48:00Z" w16du:dateUtc="2025-10-28T00:48:00Z">
-        <w:r>
-          <w:t>TLS models predict the relative accumulation of damage to cellular and sub-cellular systems that compromise physiological function. Without periods of recovery, where damage can be repaired, organisms accumulate damage over time reducing growth, and impacting survival and reproduction.</w:t>
+      <w:ins w:id="423" w:author="Daniel Noble" w:date="2025-10-28T11:48:00Z" w16du:dateUtc="2025-10-28T00:48:00Z">
+        <w:r>
+          <w:t xml:space="preserve">TLS models predict the relative accumulation of damage to cellular and sub-cellular systems that compromise physiological function. Without periods of recovery, where damage can be repaired, organisms accumulate damage over time reducing </w:t>
+        </w:r>
+      </w:ins>
+      <w:ins w:id="424" w:author="Daniel Noble" w:date="2025-10-30T09:14:00Z" w16du:dateUtc="2025-10-29T22:14:00Z">
+        <w:r>
+          <w:t>growth and</w:t>
+        </w:r>
+      </w:ins>
+      <w:ins w:id="425" w:author="Daniel Noble" w:date="2025-10-28T11:48:00Z" w16du:dateUtc="2025-10-28T00:48:00Z">
+        <w:r>
+          <w:t xml:space="preserve"> impacting survival and reproduction.</w:t>
         </w:r>
         <w:r>
           <w:t xml:space="preserve"> </w:t>
@@ -3377,7 +3423,7 @@
       <w:r>
         <w:t xml:space="preserve">) or some measure of reduced fertility, but this need not be the case [20]. </w:t>
       </w:r>
-      <w:ins w:id="423" w:author="Daniel Noble" w:date="2025-10-28T11:48:00Z" w16du:dateUtc="2025-10-28T00:48:00Z">
+      <w:ins w:id="426" w:author="Daniel Noble" w:date="2025-10-28T11:48:00Z" w16du:dateUtc="2025-10-28T00:48:00Z">
         <w:r>
           <w:t>Endpoints are predicted by assuming the effect of time at a given temperature decreases survival or fertility exponentially and have been shown to have high predictive power</w:t>
         </w:r>
@@ -3385,7 +3431,7 @@
           <w:t xml:space="preserve"> </w:t>
         </w:r>
       </w:ins>
-      <w:del w:id="424" w:author="Daniel Noble" w:date="2025-10-28T11:48:00Z" w16du:dateUtc="2025-10-28T00:48:00Z">
+      <w:del w:id="427" w:author="Daniel Noble" w:date="2025-10-28T11:48:00Z" w16du:dateUtc="2025-10-28T00:48:00Z">
         <w:r>
           <w:delText xml:space="preserve">Endpoints are predicted by assuming the effect of time at a given temperature decreases survival or fertility exponentially </w:delText>
         </w:r>
@@ -3403,17 +3449,17 @@
       <w:r>
         <w:t xml:space="preserve"> [11] show that both mortality and fecundity follow a clear exponential relationship with time </w:t>
       </w:r>
-      <w:del w:id="425" w:author="Daniel Noble" w:date="2025-10-27T11:44:00Z" w16du:dateUtc="2025-10-27T00:44:00Z">
+      <w:del w:id="428" w:author="Daniel Noble" w:date="2025-10-27T11:44:00Z" w16du:dateUtc="2025-10-27T00:44:00Z">
         <w:r>
           <w:delText>in</w:delText>
         </w:r>
       </w:del>
-      <w:ins w:id="426" w:author="Daniel Noble" w:date="2025-10-27T11:44:00Z" w16du:dateUtc="2025-10-27T00:44:00Z">
+      <w:ins w:id="429" w:author="Daniel Noble" w:date="2025-10-27T11:44:00Z" w16du:dateUtc="2025-10-27T00:44:00Z">
         <w:r>
           <w:t>in the Spotted Wing Drosophila (</w:t>
         </w:r>
       </w:ins>
-      <w:del w:id="427" w:author="Daniel Noble" w:date="2025-10-27T13:25:00Z" w16du:dateUtc="2025-10-27T02:25:00Z">
+      <w:del w:id="430" w:author="Daniel Noble" w:date="2025-10-27T13:25:00Z" w16du:dateUtc="2025-10-27T02:25:00Z">
         <w:r>
           <w:delText xml:space="preserve"> </w:delText>
         </w:r>
@@ -3425,7 +3471,7 @@
         </w:rPr>
         <w:t xml:space="preserve">Drosophila </w:t>
       </w:r>
-      <w:del w:id="428" w:author="Daniel Noble" w:date="2025-10-27T11:44:00Z" w16du:dateUtc="2025-10-27T00:44:00Z">
+      <w:del w:id="431" w:author="Daniel Noble" w:date="2025-10-27T11:44:00Z" w16du:dateUtc="2025-10-27T00:44:00Z">
         <w:r>
           <w:rPr>
             <w:i/>
@@ -3434,7 +3480,8 @@
           <w:delText>suzuki</w:delText>
         </w:r>
       </w:del>
-      <w:ins w:id="429" w:author="Daniel Noble" w:date="2025-10-27T11:44:00Z" w16du:dateUtc="2025-10-27T00:44:00Z">
+      <w:proofErr w:type="spellStart"/>
+      <w:ins w:id="432" w:author="Daniel Noble" w:date="2025-10-27T11:44:00Z" w16du:dateUtc="2025-10-27T00:44:00Z">
         <w:r>
           <w:rPr>
             <w:i/>
@@ -3442,6 +3489,7 @@
           </w:rPr>
           <w:t>suzuki</w:t>
         </w:r>
+        <w:proofErr w:type="spellEnd"/>
         <w:r>
           <w:t>)</w:t>
         </w:r>
@@ -3457,45 +3505,78 @@
         <w:t>et al.</w:t>
       </w:r>
       <w:r>
-        <w:t xml:space="preserve"> [11] show that reproductive sensitivity can be higher than mortality, with heat injury accumulating faster to impact productivity earlier than survival. TLS theory also applies well to photosynthetic function in plants [52,53], highlighting the potential generality of the TLS framework and its capacity to explore plastic </w:t>
+        <w:t xml:space="preserve"> [11] show that reproductive sensitivity can be higher than mortality, with heat injury accumulating faster to impact productivity earlier than survival. TLS theory also applies well to photosynthetic function in plants </w:t>
       </w:r>
       <w:r>
         <w:lastRenderedPageBreak/>
-        <w:t>responses (e.g., acclimation and priming) of organisms. TLS models explicitly acknowledge that thermal sensitivity depends on the relative accumulation of damage to cellular and sub-cellular systems that compromise physiological function. Without periods of recovery, where damage can be repaired, organisms accumulate damage over time that reduces growth, and impacts survival and reproduction.</w:t>
-      </w:r>
+        <w:t xml:space="preserve">[52,53], highlighting the potential generality of the TLS framework and its capacity to explore plastic responses (e.g., acclimation and priming) of organisms. </w:t>
+      </w:r>
+      <w:del w:id="433" w:author="Daniel Noble" w:date="2025-10-30T09:15:00Z" w16du:dateUtc="2025-10-29T22:15:00Z">
+        <w:r>
+          <w:delText>TLS models explicitly acknowledge that thermal sensitivity depends on the relative accumulation of damage to cellular and sub-cellular systems that compromise physiological function. Without periods of recovery, where damage can be repaired, organisms accumulate damage over time that reduces growth, and impacts survival and reproduction.</w:delText>
+        </w:r>
+      </w:del>
+      <w:ins w:id="434" w:author="Daniel Noble" w:date="2025-10-30T09:16:00Z" w16du:dateUtc="2025-10-29T22:16:00Z">
+        <w:r>
+          <w:t xml:space="preserve"> </w:t>
+        </w:r>
+        <w:r>
+          <w:t>TLS models are crucial for predicting how heat waves affect organisms because accumulated damage to physiological systems can result in lagged responses to heat stress or exacerbate future stress (i.e., future heat waves / droughts) – a common feature of extreme heat events [@Martinez-De_Leon2024; @Arnold2025a].</w:t>
+        </w:r>
+      </w:ins>
     </w:p>
     <w:p>
       <w:pPr>
         <w:pStyle w:val="BodyText"/>
         <w:spacing w:line="360" w:lineRule="auto"/>
         <w:rPr>
-          <w:del w:id="430" w:author="Daniel Noble" w:date="2025-10-28T11:49:00Z" w16du:dateUtc="2025-10-28T00:49:00Z"/>
-        </w:rPr>
-      </w:pPr>
-      <w:commentRangeStart w:id="431"/>
-      <w:ins w:id="432" w:author="Daniel Noble" w:date="2025-10-28T11:49:00Z" w16du:dateUtc="2025-10-28T00:49:00Z">
-        <w:r>
-          <w:t xml:space="preserve">Environmental factors known to impact thermal sensitivity, such as water and drought stress [e.g., @Marchin2022; @Youngblood2025], nutritional and dietary changes [e.g., @Mengutay2013; @Andersen2010] can also be incorporated into systems modelling approach through their </w:t>
-        </w:r>
-      </w:ins>
-      <w:commentRangeEnd w:id="431"/>
-      <w:ins w:id="433" w:author="Daniel Noble" w:date="2025-10-29T13:39:00Z" w16du:dateUtc="2025-10-29T02:39:00Z">
+          <w:del w:id="435" w:author="Daniel Noble" w:date="2025-10-28T11:49:00Z" w16du:dateUtc="2025-10-28T00:49:00Z"/>
+        </w:rPr>
+      </w:pPr>
+      <w:commentRangeStart w:id="436"/>
+      <w:ins w:id="437" w:author="Daniel Noble" w:date="2025-10-28T11:49:00Z" w16du:dateUtc="2025-10-28T00:49:00Z">
+        <w:r>
+          <w:t>Environmental factors known to impact thermal sensitivity, such as water and drought stress [e.g., @Marchin2022; @Youngblood2025]</w:t>
+        </w:r>
+      </w:ins>
+      <w:ins w:id="438" w:author="Daniel Noble" w:date="2025-10-30T09:17:00Z" w16du:dateUtc="2025-10-29T22:17:00Z">
+        <w:r>
+          <w:t xml:space="preserve"> along with</w:t>
+        </w:r>
+      </w:ins>
+      <w:ins w:id="439" w:author="Daniel Noble" w:date="2025-10-28T11:49:00Z" w16du:dateUtc="2025-10-28T00:49:00Z">
+        <w:r>
+          <w:t xml:space="preserve"> nutritional and dietary changes [e.g., @Mengutay2013; @Andersen2010] can also be incorporated into systems modelling approach through their </w:t>
+        </w:r>
+      </w:ins>
+      <w:commentRangeEnd w:id="436"/>
+      <w:ins w:id="440" w:author="Daniel Noble" w:date="2025-10-29T13:39:00Z" w16du:dateUtc="2025-10-29T02:39:00Z">
         <w:r>
           <w:rPr>
             <w:rStyle w:val="CommentReference"/>
           </w:rPr>
-          <w:commentReference w:id="431"/>
-        </w:r>
-      </w:ins>
-      <w:ins w:id="434" w:author="Daniel Noble" w:date="2025-10-28T11:49:00Z" w16du:dateUtc="2025-10-28T00:49:00Z">
-        <w:r>
-          <w:t xml:space="preserve">impacts on thermal sensitivity and tolerance [@Arnold2025a; @fig-sys]. Indeed, an exciting potential application of a systems-modelling approach is to explore how microclimatic conditions mediate changes to interactions between plant and animal microbial communities. Interactions between plants and microorganisms, such as plant growth-promoting rhizobacteria (PGPR), arbuscular mycorrhizal fungi (AMF), and bacterial or fungal endophytes are known to impact growth, defense, and heat tolerance in plants [@Chouhan2023; @Marquez2007], and gut microbiotia can impact heat tolerance in animals [@Hoang2019]. </w:t>
-        </w:r>
-      </w:ins>
-      <w:ins w:id="435" w:author="Daniel Noble" w:date="2025-10-29T11:38:00Z" w16du:dateUtc="2025-10-29T00:38:00Z">
-        <w:r>
-          <w:t>M</w:t>
-        </w:r>
+          <w:commentReference w:id="436"/>
+        </w:r>
+      </w:ins>
+      <w:ins w:id="441" w:author="Daniel Noble" w:date="2025-10-28T11:49:00Z" w16du:dateUtc="2025-10-28T00:49:00Z">
+        <w:r>
+          <w:t xml:space="preserve">impacts on thermal sensitivity and tolerance [@Arnold2025a; @fig-sys]. Indeed, an exciting potential application of a systems-modelling approach is to explore how microclimatic conditions mediate changes to interactions between plant and animal microbial communities. Interactions between plants and microorganisms, such as plant growth-promoting rhizobacteria (PGPR), arbuscular mycorrhizal fungi (AMF), and bacterial or fungal endophytes are known to impact growth, defense, and heat tolerance in plants [@Chouhan2023; @Marquez2007], and gut </w:t>
+        </w:r>
+        <w:proofErr w:type="spellStart"/>
+        <w:r>
+          <w:t>microbiotia</w:t>
+        </w:r>
+        <w:proofErr w:type="spellEnd"/>
+        <w:r>
+          <w:t xml:space="preserve"> can impact heat tolerance in animals [@Hoang2019]. </w:t>
+        </w:r>
+      </w:ins>
+      <w:ins w:id="442" w:author="Daniel Noble" w:date="2025-10-30T09:17:00Z" w16du:dateUtc="2025-10-29T22:17:00Z">
+        <w:r>
+          <w:t>Additionally, m</w:t>
+        </w:r>
+      </w:ins>
+      <w:ins w:id="443" w:author="Daniel Noble" w:date="2025-10-29T11:38:00Z" w16du:dateUtc="2025-10-29T00:38:00Z">
         <w:r>
           <w:t>odelling the intricate balance between damage and repair for a suite of different species can help identify susceptible species, life stages and tissues that are most at risk from extreme heat events due to direct sensitivity to extreme heat, which should allow for more accurate predictions of the varying levels of species sensitivity within a community.</w:t>
         </w:r>
@@ -3503,14 +3584,14 @@
           <w:t xml:space="preserve"> </w:t>
         </w:r>
       </w:ins>
-      <w:del w:id="436" w:author="Daniel Noble" w:date="2025-10-28T11:49:00Z" w16du:dateUtc="2025-10-28T00:49:00Z">
+      <w:del w:id="444" w:author="Daniel Noble" w:date="2025-10-28T11:49:00Z" w16du:dateUtc="2025-10-28T00:49:00Z">
         <w:r>
           <w:delText xml:space="preserve">The concept of damage and repair is important for understanding how heat waves affect organisms because both processes can result in lagged responses to heat stress – a common feature of extreme heat events [20,54]. Once the thermal sensitivity (i.e., the slope </w:delText>
         </w:r>
       </w:del>
       <m:oMath>
         <m:r>
-          <w:del w:id="437" w:author="Daniel Noble" w:date="2025-10-28T11:49:00Z" w16du:dateUtc="2025-10-28T00:49:00Z">
+          <w:del w:id="445" w:author="Daniel Noble" w:date="2025-10-28T11:49:00Z" w16du:dateUtc="2025-10-28T00:49:00Z">
             <w:rPr>
               <w:rFonts w:ascii="Cambria Math" w:hAnsi="Cambria Math"/>
             </w:rPr>
@@ -3518,7 +3599,7 @@
           </w:del>
         </m:r>
       </m:oMath>
-      <w:del w:id="438" w:author="Daniel Noble" w:date="2025-10-28T11:49:00Z" w16du:dateUtc="2025-10-28T00:49:00Z">
+      <w:del w:id="446" w:author="Daniel Noble" w:date="2025-10-28T11:49:00Z" w16du:dateUtc="2025-10-28T00:49:00Z">
         <w:r>
           <w:delText xml:space="preserve">, Figure 1) for a particular endpoint has been quantified it can be used to predict the accumulation of damage during stressful temperatures experienced under realistic conditions [10,11,20,51]. Several approaches can be used to capture the accumulation of damage [10,11,51], but a simplistic way follows Ørsted </w:delText>
         </w:r>
@@ -3539,17 +3620,17 @@
         <w:pStyle w:val="BodyText"/>
         <w:spacing w:line="360" w:lineRule="auto"/>
         <w:rPr>
-          <w:del w:id="439" w:author="Daniel Noble" w:date="2025-10-28T11:49:00Z" w16du:dateUtc="2025-10-28T00:49:00Z"/>
-        </w:rPr>
-      </w:pPr>
-      <w:bookmarkStart w:id="440" w:name="eq-hi"/>
+          <w:del w:id="447" w:author="Daniel Noble" w:date="2025-10-28T11:49:00Z" w16du:dateUtc="2025-10-28T00:49:00Z"/>
+        </w:rPr>
+      </w:pPr>
+      <w:bookmarkStart w:id="448" w:name="eq-hi"/>
       <m:oMathPara>
         <m:oMathParaPr>
           <m:jc m:val="center"/>
         </m:oMathParaPr>
         <m:oMath>
           <m:r>
-            <w:del w:id="441" w:author="Daniel Noble" w:date="2025-10-28T11:49:00Z" w16du:dateUtc="2025-10-28T00:49:00Z">
+            <w:del w:id="449" w:author="Daniel Noble" w:date="2025-10-28T11:49:00Z" w16du:dateUtc="2025-10-28T00:49:00Z">
               <w:rPr>
                 <w:rFonts w:ascii="Cambria Math" w:hAnsi="Cambria Math"/>
               </w:rPr>
@@ -3557,7 +3638,7 @@
             </w:del>
           </m:r>
           <m:r>
-            <w:del w:id="442" w:author="Daniel Noble" w:date="2025-10-28T11:49:00Z" w16du:dateUtc="2025-10-28T00:49:00Z">
+            <w:del w:id="450" w:author="Daniel Noble" w:date="2025-10-28T11:49:00Z" w16du:dateUtc="2025-10-28T00:49:00Z">
               <m:rPr>
                 <m:sty m:val="p"/>
               </m:rPr>
@@ -3572,7 +3653,7 @@
               <m:chr m:val="∑"/>
               <m:limLoc m:val="undOvr"/>
               <m:ctrlPr>
-                <w:del w:id="443" w:author="Daniel Noble" w:date="2025-10-28T11:49:00Z" w16du:dateUtc="2025-10-28T00:49:00Z">
+                <w:del w:id="451" w:author="Daniel Noble" w:date="2025-10-28T11:49:00Z" w16du:dateUtc="2025-10-28T00:49:00Z">
                   <w:rPr>
                     <w:rFonts w:ascii="Cambria Math" w:hAnsi="Cambria Math"/>
                   </w:rPr>
@@ -3581,7 +3662,7 @@
             </m:naryPr>
             <m:sub>
               <m:r>
-                <w:del w:id="444" w:author="Daniel Noble" w:date="2025-10-28T11:49:00Z" w16du:dateUtc="2025-10-28T00:49:00Z">
+                <w:del w:id="452" w:author="Daniel Noble" w:date="2025-10-28T11:49:00Z" w16du:dateUtc="2025-10-28T00:49:00Z">
                   <w:rPr>
                     <w:rFonts w:ascii="Cambria Math" w:hAnsi="Cambria Math"/>
                   </w:rPr>
@@ -3589,7 +3670,7 @@
                 </w:del>
               </m:r>
               <m:r>
-                <w:del w:id="445" w:author="Daniel Noble" w:date="2025-10-28T11:49:00Z" w16du:dateUtc="2025-10-28T00:49:00Z">
+                <w:del w:id="453" w:author="Daniel Noble" w:date="2025-10-28T11:49:00Z" w16du:dateUtc="2025-10-28T00:49:00Z">
                   <m:rPr>
                     <m:sty m:val="p"/>
                   </m:rPr>
@@ -3600,7 +3681,7 @@
                 </w:del>
               </m:r>
               <m:r>
-                <w:del w:id="446" w:author="Daniel Noble" w:date="2025-10-28T11:49:00Z" w16du:dateUtc="2025-10-28T00:49:00Z">
+                <w:del w:id="454" w:author="Daniel Noble" w:date="2025-10-28T11:49:00Z" w16du:dateUtc="2025-10-28T00:49:00Z">
                   <w:rPr>
                     <w:rFonts w:ascii="Cambria Math" w:hAnsi="Cambria Math"/>
                   </w:rPr>
@@ -3612,7 +3693,7 @@
               <m:sSub>
                 <m:sSubPr>
                   <m:ctrlPr>
-                    <w:del w:id="447" w:author="Daniel Noble" w:date="2025-10-28T11:49:00Z" w16du:dateUtc="2025-10-28T00:49:00Z">
+                    <w:del w:id="455" w:author="Daniel Noble" w:date="2025-10-28T11:49:00Z" w16du:dateUtc="2025-10-28T00:49:00Z">
                       <w:rPr>
                         <w:rFonts w:ascii="Cambria Math" w:hAnsi="Cambria Math"/>
                       </w:rPr>
@@ -3621,7 +3702,7 @@
                 </m:sSubPr>
                 <m:e>
                   <m:r>
-                    <w:del w:id="448" w:author="Daniel Noble" w:date="2025-10-28T11:49:00Z" w16du:dateUtc="2025-10-28T00:49:00Z">
+                    <w:del w:id="456" w:author="Daniel Noble" w:date="2025-10-28T11:49:00Z" w16du:dateUtc="2025-10-28T00:49:00Z">
                       <w:rPr>
                         <w:rFonts w:ascii="Cambria Math" w:hAnsi="Cambria Math"/>
                       </w:rPr>
@@ -3631,7 +3712,7 @@
                 </m:e>
                 <m:sub>
                   <m:r>
-                    <w:del w:id="449" w:author="Daniel Noble" w:date="2025-10-28T11:49:00Z" w16du:dateUtc="2025-10-28T00:49:00Z">
+                    <w:del w:id="457" w:author="Daniel Noble" w:date="2025-10-28T11:49:00Z" w16du:dateUtc="2025-10-28T00:49:00Z">
                       <w:rPr>
                         <w:rFonts w:ascii="Cambria Math" w:hAnsi="Cambria Math"/>
                       </w:rPr>
@@ -3641,7 +3722,7 @@
                 </m:sub>
               </m:sSub>
               <m:r>
-                <w:del w:id="450" w:author="Daniel Noble" w:date="2025-10-28T11:49:00Z" w16du:dateUtc="2025-10-28T00:49:00Z">
+                <w:del w:id="458" w:author="Daniel Noble" w:date="2025-10-28T11:49:00Z" w16du:dateUtc="2025-10-28T00:49:00Z">
                   <m:rPr>
                     <m:sty m:val="p"/>
                   </m:rPr>
@@ -3654,7 +3735,7 @@
               <m:sSub>
                 <m:sSubPr>
                   <m:ctrlPr>
-                    <w:del w:id="451" w:author="Daniel Noble" w:date="2025-10-28T11:49:00Z" w16du:dateUtc="2025-10-28T00:49:00Z">
+                    <w:del w:id="459" w:author="Daniel Noble" w:date="2025-10-28T11:49:00Z" w16du:dateUtc="2025-10-28T00:49:00Z">
                       <w:rPr>
                         <w:rFonts w:ascii="Cambria Math" w:hAnsi="Cambria Math"/>
                       </w:rPr>
@@ -3663,7 +3744,7 @@
                 </m:sSubPr>
                 <m:e>
                   <m:r>
-                    <w:del w:id="452" w:author="Daniel Noble" w:date="2025-10-28T11:49:00Z" w16du:dateUtc="2025-10-28T00:49:00Z">
+                    <w:del w:id="460" w:author="Daniel Noble" w:date="2025-10-28T11:49:00Z" w16du:dateUtc="2025-10-28T00:49:00Z">
                       <w:rPr>
                         <w:rFonts w:ascii="Cambria Math" w:hAnsi="Cambria Math"/>
                       </w:rPr>
@@ -3673,7 +3754,7 @@
                 </m:e>
                 <m:sub>
                   <m:r>
-                    <w:del w:id="453" w:author="Daniel Noble" w:date="2025-10-28T11:49:00Z" w16du:dateUtc="2025-10-28T00:49:00Z">
+                    <w:del w:id="461" w:author="Daniel Noble" w:date="2025-10-28T11:49:00Z" w16du:dateUtc="2025-10-28T00:49:00Z">
                       <w:rPr>
                         <w:rFonts w:ascii="Cambria Math" w:hAnsi="Cambria Math"/>
                       </w:rPr>
@@ -3687,7 +3768,7 @@
               <m:f>
                 <m:fPr>
                   <m:ctrlPr>
-                    <w:del w:id="454" w:author="Daniel Noble" w:date="2025-10-28T11:49:00Z" w16du:dateUtc="2025-10-28T00:49:00Z">
+                    <w:del w:id="462" w:author="Daniel Noble" w:date="2025-10-28T11:49:00Z" w16du:dateUtc="2025-10-28T00:49:00Z">
                       <w:rPr>
                         <w:rFonts w:ascii="Cambria Math" w:hAnsi="Cambria Math"/>
                       </w:rPr>
@@ -3696,7 +3777,7 @@
                 </m:fPr>
                 <m:num>
                   <m:r>
-                    <w:del w:id="455" w:author="Daniel Noble" w:date="2025-10-28T11:49:00Z" w16du:dateUtc="2025-10-28T00:49:00Z">
+                    <w:del w:id="463" w:author="Daniel Noble" w:date="2025-10-28T11:49:00Z" w16du:dateUtc="2025-10-28T00:49:00Z">
                       <w:rPr>
                         <w:rFonts w:ascii="Cambria Math" w:hAnsi="Cambria Math"/>
                       </w:rPr>
@@ -3704,7 +3785,7 @@
                     </w:del>
                   </m:r>
                   <m:r>
-                    <w:del w:id="456" w:author="Daniel Noble" w:date="2025-10-28T11:49:00Z" w16du:dateUtc="2025-10-28T00:49:00Z">
+                    <w:del w:id="464" w:author="Daniel Noble" w:date="2025-10-28T11:49:00Z" w16du:dateUtc="2025-10-28T00:49:00Z">
                       <m:rPr>
                         <m:sty m:val="p"/>
                       </m:rPr>
@@ -3717,7 +3798,7 @@
                   <m:d>
                     <m:dPr>
                       <m:ctrlPr>
-                        <w:del w:id="457" w:author="Daniel Noble" w:date="2025-10-28T11:49:00Z" w16du:dateUtc="2025-10-28T00:49:00Z">
+                        <w:del w:id="465" w:author="Daniel Noble" w:date="2025-10-28T11:49:00Z" w16du:dateUtc="2025-10-28T00:49:00Z">
                           <w:rPr>
                             <w:rFonts w:ascii="Cambria Math" w:hAnsi="Cambria Math"/>
                           </w:rPr>
@@ -3728,7 +3809,7 @@
                       <m:sSub>
                         <m:sSubPr>
                           <m:ctrlPr>
-                            <w:del w:id="458" w:author="Daniel Noble" w:date="2025-10-28T11:49:00Z" w16du:dateUtc="2025-10-28T00:49:00Z">
+                            <w:del w:id="466" w:author="Daniel Noble" w:date="2025-10-28T11:49:00Z" w16du:dateUtc="2025-10-28T00:49:00Z">
                               <w:rPr>
                                 <w:rFonts w:ascii="Cambria Math" w:hAnsi="Cambria Math"/>
                               </w:rPr>
@@ -3737,7 +3818,7 @@
                         </m:sSubPr>
                         <m:e>
                           <m:r>
-                            <w:del w:id="459" w:author="Daniel Noble" w:date="2025-10-28T11:49:00Z" w16du:dateUtc="2025-10-28T00:49:00Z">
+                            <w:del w:id="467" w:author="Daniel Noble" w:date="2025-10-28T11:49:00Z" w16du:dateUtc="2025-10-28T00:49:00Z">
                               <w:rPr>
                                 <w:rFonts w:ascii="Cambria Math" w:hAnsi="Cambria Math"/>
                               </w:rPr>
@@ -3747,7 +3828,7 @@
                         </m:e>
                         <m:sub>
                           <m:r>
-                            <w:del w:id="460" w:author="Daniel Noble" w:date="2025-10-28T11:49:00Z" w16du:dateUtc="2025-10-28T00:49:00Z">
+                            <w:del w:id="468" w:author="Daniel Noble" w:date="2025-10-28T11:49:00Z" w16du:dateUtc="2025-10-28T00:49:00Z">
                               <w:rPr>
                                 <w:rFonts w:ascii="Cambria Math" w:hAnsi="Cambria Math"/>
                               </w:rPr>
@@ -3755,7 +3836,7 @@
                             </w:del>
                           </m:r>
                           <m:r>
-                            <w:del w:id="461" w:author="Daniel Noble" w:date="2025-10-28T11:49:00Z" w16du:dateUtc="2025-10-28T00:49:00Z">
+                            <w:del w:id="469" w:author="Daniel Noble" w:date="2025-10-28T11:49:00Z" w16du:dateUtc="2025-10-28T00:49:00Z">
                               <m:rPr>
                                 <m:sty m:val="p"/>
                               </m:rPr>
@@ -3766,7 +3847,7 @@
                             </w:del>
                           </m:r>
                           <m:r>
-                            <w:del w:id="462" w:author="Daniel Noble" w:date="2025-10-28T11:49:00Z" w16du:dateUtc="2025-10-28T00:49:00Z">
+                            <w:del w:id="470" w:author="Daniel Noble" w:date="2025-10-28T11:49:00Z" w16du:dateUtc="2025-10-28T00:49:00Z">
                               <w:rPr>
                                 <w:rFonts w:ascii="Cambria Math" w:hAnsi="Cambria Math"/>
                               </w:rPr>
@@ -3776,7 +3857,7 @@
                         </m:sub>
                       </m:sSub>
                       <m:r>
-                        <w:del w:id="463" w:author="Daniel Noble" w:date="2025-10-28T11:49:00Z" w16du:dateUtc="2025-10-28T00:49:00Z">
+                        <w:del w:id="471" w:author="Daniel Noble" w:date="2025-10-28T11:49:00Z" w16du:dateUtc="2025-10-28T00:49:00Z">
                           <m:rPr>
                             <m:sty m:val="p"/>
                           </m:rPr>
@@ -3789,7 +3870,7 @@
                       <m:sSub>
                         <m:sSubPr>
                           <m:ctrlPr>
-                            <w:del w:id="464" w:author="Daniel Noble" w:date="2025-10-28T11:49:00Z" w16du:dateUtc="2025-10-28T00:49:00Z">
+                            <w:del w:id="472" w:author="Daniel Noble" w:date="2025-10-28T11:49:00Z" w16du:dateUtc="2025-10-28T00:49:00Z">
                               <w:rPr>
                                 <w:rFonts w:ascii="Cambria Math" w:hAnsi="Cambria Math"/>
                               </w:rPr>
@@ -3798,7 +3879,7 @@
                         </m:sSubPr>
                         <m:e>
                           <m:r>
-                            <w:del w:id="465" w:author="Daniel Noble" w:date="2025-10-28T11:49:00Z" w16du:dateUtc="2025-10-28T00:49:00Z">
+                            <w:del w:id="473" w:author="Daniel Noble" w:date="2025-10-28T11:49:00Z" w16du:dateUtc="2025-10-28T00:49:00Z">
                               <w:rPr>
                                 <w:rFonts w:ascii="Cambria Math" w:hAnsi="Cambria Math"/>
                               </w:rPr>
@@ -3808,7 +3889,7 @@
                         </m:e>
                         <m:sub>
                           <m:r>
-                            <w:del w:id="466" w:author="Daniel Noble" w:date="2025-10-28T11:49:00Z" w16du:dateUtc="2025-10-28T00:49:00Z">
+                            <w:del w:id="474" w:author="Daniel Noble" w:date="2025-10-28T11:49:00Z" w16du:dateUtc="2025-10-28T00:49:00Z">
                               <w:rPr>
                                 <w:rFonts w:ascii="Cambria Math" w:hAnsi="Cambria Math"/>
                               </w:rPr>
@@ -3824,7 +3905,7 @@
                   <m:sSup>
                     <m:sSupPr>
                       <m:ctrlPr>
-                        <w:del w:id="467" w:author="Daniel Noble" w:date="2025-10-28T11:49:00Z" w16du:dateUtc="2025-10-28T00:49:00Z">
+                        <w:del w:id="475" w:author="Daniel Noble" w:date="2025-10-28T11:49:00Z" w16du:dateUtc="2025-10-28T00:49:00Z">
                           <w:rPr>
                             <w:rFonts w:ascii="Cambria Math" w:hAnsi="Cambria Math"/>
                           </w:rPr>
@@ -3833,7 +3914,7 @@
                     </m:sSupPr>
                     <m:e>
                       <m:r>
-                        <w:del w:id="468" w:author="Daniel Noble" w:date="2025-10-28T11:49:00Z" w16du:dateUtc="2025-10-28T00:49:00Z">
+                        <w:del w:id="476" w:author="Daniel Noble" w:date="2025-10-28T11:49:00Z" w16du:dateUtc="2025-10-28T00:49:00Z">
                           <w:rPr>
                             <w:rFonts w:ascii="Cambria Math" w:hAnsi="Cambria Math"/>
                           </w:rPr>
@@ -3845,7 +3926,7 @@
                       <m:d>
                         <m:dPr>
                           <m:ctrlPr>
-                            <w:del w:id="469" w:author="Daniel Noble" w:date="2025-10-28T11:49:00Z" w16du:dateUtc="2025-10-28T00:49:00Z">
+                            <w:del w:id="477" w:author="Daniel Noble" w:date="2025-10-28T11:49:00Z" w16du:dateUtc="2025-10-28T00:49:00Z">
                               <w:rPr>
                                 <w:rFonts w:ascii="Cambria Math" w:hAnsi="Cambria Math"/>
                               </w:rPr>
@@ -3854,7 +3935,7 @@
                         </m:dPr>
                         <m:e>
                           <m:r>
-                            <w:del w:id="470" w:author="Daniel Noble" w:date="2025-10-28T11:49:00Z" w16du:dateUtc="2025-10-28T00:49:00Z">
+                            <w:del w:id="478" w:author="Daniel Noble" w:date="2025-10-28T11:49:00Z" w16du:dateUtc="2025-10-28T00:49:00Z">
                               <m:rPr>
                                 <m:sty m:val="p"/>
                               </m:rPr>
@@ -3867,7 +3948,7 @@
                           <m:f>
                             <m:fPr>
                               <m:ctrlPr>
-                                <w:del w:id="471" w:author="Daniel Noble" w:date="2025-10-28T11:49:00Z" w16du:dateUtc="2025-10-28T00:49:00Z">
+                                <w:del w:id="479" w:author="Daniel Noble" w:date="2025-10-28T11:49:00Z" w16du:dateUtc="2025-10-28T00:49:00Z">
                                   <w:rPr>
                                     <w:rFonts w:ascii="Cambria Math" w:hAnsi="Cambria Math"/>
                                   </w:rPr>
@@ -3876,7 +3957,7 @@
                             </m:fPr>
                             <m:num>
                               <m:r>
-                                <w:del w:id="472" w:author="Daniel Noble" w:date="2025-10-28T11:49:00Z" w16du:dateUtc="2025-10-28T00:49:00Z">
+                                <w:del w:id="480" w:author="Daniel Noble" w:date="2025-10-28T11:49:00Z" w16du:dateUtc="2025-10-28T00:49:00Z">
                                   <w:rPr>
                                     <w:rFonts w:ascii="Cambria Math" w:hAnsi="Cambria Math"/>
                                   </w:rPr>
@@ -3886,7 +3967,7 @@
                             </m:num>
                             <m:den>
                               <m:r>
-                                <w:del w:id="473" w:author="Daniel Noble" w:date="2025-10-28T11:49:00Z" w16du:dateUtc="2025-10-28T00:49:00Z">
+                                <w:del w:id="481" w:author="Daniel Noble" w:date="2025-10-28T11:49:00Z" w16du:dateUtc="2025-10-28T00:49:00Z">
                                   <w:rPr>
                                     <w:rFonts w:ascii="Cambria Math" w:hAnsi="Cambria Math"/>
                                   </w:rPr>
@@ -3896,7 +3977,7 @@
                             </m:den>
                           </m:f>
                           <m:r>
-                            <w:del w:id="474" w:author="Daniel Noble" w:date="2025-10-28T11:49:00Z" w16du:dateUtc="2025-10-28T00:49:00Z">
+                            <w:del w:id="482" w:author="Daniel Noble" w:date="2025-10-28T11:49:00Z" w16du:dateUtc="2025-10-28T00:49:00Z">
                               <m:rPr>
                                 <m:sty m:val="p"/>
                               </m:rPr>
@@ -3907,7 +3988,7 @@
                             </w:del>
                           </m:r>
                           <m:r>
-                            <w:del w:id="475" w:author="Daniel Noble" w:date="2025-10-28T11:49:00Z" w16du:dateUtc="2025-10-28T00:49:00Z">
+                            <w:del w:id="483" w:author="Daniel Noble" w:date="2025-10-28T11:49:00Z" w16du:dateUtc="2025-10-28T00:49:00Z">
                               <w:rPr>
                                 <w:rFonts w:ascii="Cambria Math" w:hAnsi="Cambria Math"/>
                               </w:rPr>
@@ -3917,7 +3998,7 @@
                           <m:d>
                             <m:dPr>
                               <m:ctrlPr>
-                                <w:del w:id="476" w:author="Daniel Noble" w:date="2025-10-28T11:49:00Z" w16du:dateUtc="2025-10-28T00:49:00Z">
+                                <w:del w:id="484" w:author="Daniel Noble" w:date="2025-10-28T11:49:00Z" w16du:dateUtc="2025-10-28T00:49:00Z">
                                   <w:rPr>
                                     <w:rFonts w:ascii="Cambria Math" w:hAnsi="Cambria Math"/>
                                   </w:rPr>
@@ -3928,7 +4009,7 @@
                               <m:sSub>
                                 <m:sSubPr>
                                   <m:ctrlPr>
-                                    <w:del w:id="477" w:author="Daniel Noble" w:date="2025-10-28T11:49:00Z" w16du:dateUtc="2025-10-28T00:49:00Z">
+                                    <w:del w:id="485" w:author="Daniel Noble" w:date="2025-10-28T11:49:00Z" w16du:dateUtc="2025-10-28T00:49:00Z">
                                       <w:rPr>
                                         <w:rFonts w:ascii="Cambria Math" w:hAnsi="Cambria Math"/>
                                       </w:rPr>
@@ -3937,7 +4018,7 @@
                                 </m:sSubPr>
                                 <m:e>
                                   <m:r>
-                                    <w:del w:id="478" w:author="Daniel Noble" w:date="2025-10-28T11:49:00Z" w16du:dateUtc="2025-10-28T00:49:00Z">
+                                    <w:del w:id="486" w:author="Daniel Noble" w:date="2025-10-28T11:49:00Z" w16du:dateUtc="2025-10-28T00:49:00Z">
                                       <w:rPr>
                                         <w:rFonts w:ascii="Cambria Math" w:hAnsi="Cambria Math"/>
                                       </w:rPr>
@@ -3947,7 +4028,7 @@
                                 </m:e>
                                 <m:sub>
                                   <m:r>
-                                    <w:del w:id="479" w:author="Daniel Noble" w:date="2025-10-28T11:49:00Z" w16du:dateUtc="2025-10-28T00:49:00Z">
+                                    <w:del w:id="487" w:author="Daniel Noble" w:date="2025-10-28T11:49:00Z" w16du:dateUtc="2025-10-28T00:49:00Z">
                                       <w:rPr>
                                         <w:rFonts w:ascii="Cambria Math" w:hAnsi="Cambria Math"/>
                                       </w:rPr>
@@ -3957,7 +4038,7 @@
                                 </m:sub>
                               </m:sSub>
                               <m:r>
-                                <w:del w:id="480" w:author="Daniel Noble" w:date="2025-10-28T11:49:00Z" w16du:dateUtc="2025-10-28T00:49:00Z">
+                                <w:del w:id="488" w:author="Daniel Noble" w:date="2025-10-28T11:49:00Z" w16du:dateUtc="2025-10-28T00:49:00Z">
                                   <m:rPr>
                                     <m:sty m:val="p"/>
                                   </m:rPr>
@@ -3970,7 +4051,7 @@
                               <m:sSub>
                                 <m:sSubPr>
                                   <m:ctrlPr>
-                                    <w:del w:id="481" w:author="Daniel Noble" w:date="2025-10-28T11:49:00Z" w16du:dateUtc="2025-10-28T00:49:00Z">
+                                    <w:del w:id="489" w:author="Daniel Noble" w:date="2025-10-28T11:49:00Z" w16du:dateUtc="2025-10-28T00:49:00Z">
                                       <w:rPr>
                                         <w:rFonts w:ascii="Cambria Math" w:hAnsi="Cambria Math"/>
                                       </w:rPr>
@@ -3979,7 +4060,7 @@
                                 </m:sSubPr>
                                 <m:e>
                                   <m:r>
-                                    <w:del w:id="482" w:author="Daniel Noble" w:date="2025-10-28T11:49:00Z" w16du:dateUtc="2025-10-28T00:49:00Z">
+                                    <w:del w:id="490" w:author="Daniel Noble" w:date="2025-10-28T11:49:00Z" w16du:dateUtc="2025-10-28T00:49:00Z">
                                       <w:rPr>
                                         <w:rFonts w:ascii="Cambria Math" w:hAnsi="Cambria Math"/>
                                       </w:rPr>
@@ -3989,7 +4070,7 @@
                                 </m:e>
                                 <m:sub>
                                   <m:r>
-                                    <w:del w:id="483" w:author="Daniel Noble" w:date="2025-10-28T11:49:00Z" w16du:dateUtc="2025-10-28T00:49:00Z">
+                                    <w:del w:id="491" w:author="Daniel Noble" w:date="2025-10-28T11:49:00Z" w16du:dateUtc="2025-10-28T00:49:00Z">
                                       <w:rPr>
                                         <w:rFonts w:ascii="Cambria Math" w:hAnsi="Cambria Math"/>
                                       </w:rPr>
@@ -3997,7 +4078,7 @@
                                     </w:del>
                                   </m:r>
                                   <m:r>
-                                    <w:del w:id="484" w:author="Daniel Noble" w:date="2025-10-28T11:49:00Z" w16du:dateUtc="2025-10-28T00:49:00Z">
+                                    <w:del w:id="492" w:author="Daniel Noble" w:date="2025-10-28T11:49:00Z" w16du:dateUtc="2025-10-28T00:49:00Z">
                                       <m:rPr>
                                         <m:sty m:val="p"/>
                                       </m:rPr>
@@ -4008,7 +4089,7 @@
                                     </w:del>
                                   </m:r>
                                   <m:r>
-                                    <w:del w:id="485" w:author="Daniel Noble" w:date="2025-10-28T11:49:00Z" w16du:dateUtc="2025-10-28T00:49:00Z">
+                                    <w:del w:id="493" w:author="Daniel Noble" w:date="2025-10-28T11:49:00Z" w16du:dateUtc="2025-10-28T00:49:00Z">
                                       <w:rPr>
                                         <w:rFonts w:ascii="Cambria Math" w:hAnsi="Cambria Math"/>
                                       </w:rPr>
@@ -4020,7 +4101,7 @@
                             </m:e>
                           </m:d>
                           <m:r>
-                            <w:del w:id="486" w:author="Daniel Noble" w:date="2025-10-28T11:49:00Z" w16du:dateUtc="2025-10-28T00:49:00Z">
+                            <w:del w:id="494" w:author="Daniel Noble" w:date="2025-10-28T11:49:00Z" w16du:dateUtc="2025-10-28T00:49:00Z">
                               <m:rPr>
                                 <m:sty m:val="p"/>
                               </m:rPr>
@@ -4031,7 +4112,7 @@
                             </w:del>
                           </m:r>
                           <m:r>
-                            <w:del w:id="487" w:author="Daniel Noble" w:date="2025-10-28T11:49:00Z" w16du:dateUtc="2025-10-28T00:49:00Z">
+                            <w:del w:id="495" w:author="Daniel Noble" w:date="2025-10-28T11:49:00Z" w16du:dateUtc="2025-10-28T00:49:00Z">
                               <w:rPr>
                                 <w:rFonts w:ascii="Cambria Math" w:hAnsi="Cambria Math"/>
                               </w:rPr>
@@ -4047,7 +4128,7 @@
             </m:e>
           </m:nary>
           <m:r>
-            <w:del w:id="488" w:author="Daniel Noble" w:date="2025-10-28T11:49:00Z" w16du:dateUtc="2025-10-28T00:49:00Z">
+            <w:del w:id="496" w:author="Daniel Noble" w:date="2025-10-28T11:49:00Z" w16du:dateUtc="2025-10-28T00:49:00Z">
               <w:rPr>
                 <w:rFonts w:ascii="Cambria Math" w:hAnsi="Cambria Math"/>
               </w:rPr>
@@ -4057,7 +4138,7 @@
           <m:d>
             <m:dPr>
               <m:ctrlPr>
-                <w:del w:id="489" w:author="Daniel Noble" w:date="2025-10-28T11:49:00Z" w16du:dateUtc="2025-10-28T00:49:00Z">
+                <w:del w:id="497" w:author="Daniel Noble" w:date="2025-10-28T11:49:00Z" w16du:dateUtc="2025-10-28T00:49:00Z">
                   <w:rPr>
                     <w:rFonts w:ascii="Cambria Math" w:hAnsi="Cambria Math"/>
                   </w:rPr>
@@ -4066,7 +4147,7 @@
             </m:dPr>
             <m:e>
               <m:r>
-                <w:del w:id="490" w:author="Daniel Noble" w:date="2025-10-28T11:49:00Z" w16du:dateUtc="2025-10-28T00:49:00Z">
+                <w:del w:id="498" w:author="Daniel Noble" w:date="2025-10-28T11:49:00Z" w16du:dateUtc="2025-10-28T00:49:00Z">
                   <w:rPr>
                     <w:rFonts w:ascii="Cambria Math" w:hAnsi="Cambria Math"/>
                   </w:rPr>
@@ -4077,17 +4158,17 @@
           </m:d>
         </m:oMath>
       </m:oMathPara>
-      <w:bookmarkEnd w:id="440"/>
+      <w:bookmarkEnd w:id="448"/>
     </w:p>
     <w:p>
       <w:pPr>
         <w:pStyle w:val="FirstParagraph"/>
         <w:spacing w:line="360" w:lineRule="auto"/>
         <w:rPr>
-          <w:del w:id="491" w:author="Daniel Noble" w:date="2025-10-28T11:49:00Z" w16du:dateUtc="2025-10-28T00:49:00Z"/>
-        </w:rPr>
-      </w:pPr>
-      <w:del w:id="492" w:author="Daniel Noble" w:date="2025-10-28T11:49:00Z" w16du:dateUtc="2025-10-28T00:49:00Z">
+          <w:del w:id="499" w:author="Daniel Noble" w:date="2025-10-28T11:49:00Z" w16du:dateUtc="2025-10-28T00:49:00Z"/>
+        </w:rPr>
+      </w:pPr>
+      <w:del w:id="500" w:author="Daniel Noble" w:date="2025-10-28T11:49:00Z" w16du:dateUtc="2025-10-28T00:49:00Z">
         <w:r>
           <w:fldChar w:fldCharType="begin"/>
         </w:r>
@@ -4112,7 +4193,7 @@
       </w:del>
       <m:oMath>
         <m:r>
-          <w:del w:id="493" w:author="Daniel Noble" w:date="2025-10-28T11:49:00Z" w16du:dateUtc="2025-10-28T00:49:00Z">
+          <w:del w:id="501" w:author="Daniel Noble" w:date="2025-10-28T11:49:00Z" w16du:dateUtc="2025-10-28T00:49:00Z">
             <w:rPr>
               <w:rFonts w:ascii="Cambria Math" w:hAnsi="Cambria Math"/>
             </w:rPr>
@@ -4120,7 +4201,7 @@
           </w:del>
         </m:r>
       </m:oMath>
-      <w:del w:id="494" w:author="Daniel Noble" w:date="2025-10-28T11:49:00Z" w16du:dateUtc="2025-10-28T00:49:00Z">
+      <w:del w:id="502" w:author="Daniel Noble" w:date="2025-10-28T11:49:00Z" w16du:dateUtc="2025-10-28T00:49:00Z">
         <w:r>
           <w:delText xml:space="preserve">, during heat stress events (i.e., when body temperatures are greater than the critical temperatures, </w:delText>
         </w:r>
@@ -4129,7 +4210,7 @@
         <m:sSub>
           <m:sSubPr>
             <m:ctrlPr>
-              <w:del w:id="495" w:author="Daniel Noble" w:date="2025-10-28T11:49:00Z" w16du:dateUtc="2025-10-28T00:49:00Z">
+              <w:del w:id="503" w:author="Daniel Noble" w:date="2025-10-28T11:49:00Z" w16du:dateUtc="2025-10-28T00:49:00Z">
                 <w:rPr>
                   <w:rFonts w:ascii="Cambria Math" w:hAnsi="Cambria Math"/>
                 </w:rPr>
@@ -4138,7 +4219,7 @@
           </m:sSubPr>
           <m:e>
             <m:r>
-              <w:del w:id="496" w:author="Daniel Noble" w:date="2025-10-28T11:49:00Z" w16du:dateUtc="2025-10-28T00:49:00Z">
+              <w:del w:id="504" w:author="Daniel Noble" w:date="2025-10-28T11:49:00Z" w16du:dateUtc="2025-10-28T00:49:00Z">
                 <w:rPr>
                   <w:rFonts w:ascii="Cambria Math" w:hAnsi="Cambria Math"/>
                 </w:rPr>
@@ -4148,7 +4229,7 @@
           </m:e>
           <m:sub>
             <m:r>
-              <w:del w:id="497" w:author="Daniel Noble" w:date="2025-10-28T11:49:00Z" w16du:dateUtc="2025-10-28T00:49:00Z">
+              <w:del w:id="505" w:author="Daniel Noble" w:date="2025-10-28T11:49:00Z" w16du:dateUtc="2025-10-28T00:49:00Z">
                 <w:rPr>
                   <w:rFonts w:ascii="Cambria Math" w:hAnsi="Cambria Math"/>
                 </w:rPr>
@@ -4158,7 +4239,7 @@
           </m:sub>
         </m:sSub>
         <m:r>
-          <w:del w:id="498" w:author="Daniel Noble" w:date="2025-10-28T11:49:00Z" w16du:dateUtc="2025-10-28T00:49:00Z">
+          <w:del w:id="506" w:author="Daniel Noble" w:date="2025-10-28T11:49:00Z" w16du:dateUtc="2025-10-28T00:49:00Z">
             <m:rPr>
               <m:sty m:val="p"/>
             </m:rPr>
@@ -4171,7 +4252,7 @@
         <m:sSub>
           <m:sSubPr>
             <m:ctrlPr>
-              <w:del w:id="499" w:author="Daniel Noble" w:date="2025-10-28T11:49:00Z" w16du:dateUtc="2025-10-28T00:49:00Z">
+              <w:del w:id="507" w:author="Daniel Noble" w:date="2025-10-28T11:49:00Z" w16du:dateUtc="2025-10-28T00:49:00Z">
                 <w:rPr>
                   <w:rFonts w:ascii="Cambria Math" w:hAnsi="Cambria Math"/>
                 </w:rPr>
@@ -4180,7 +4261,7 @@
           </m:sSubPr>
           <m:e>
             <m:r>
-              <w:del w:id="500" w:author="Daniel Noble" w:date="2025-10-28T11:49:00Z" w16du:dateUtc="2025-10-28T00:49:00Z">
+              <w:del w:id="508" w:author="Daniel Noble" w:date="2025-10-28T11:49:00Z" w16du:dateUtc="2025-10-28T00:49:00Z">
                 <w:rPr>
                   <w:rFonts w:ascii="Cambria Math" w:hAnsi="Cambria Math"/>
                 </w:rPr>
@@ -4190,7 +4271,7 @@
           </m:e>
           <m:sub>
             <m:r>
-              <w:del w:id="501" w:author="Daniel Noble" w:date="2025-10-28T11:49:00Z" w16du:dateUtc="2025-10-28T00:49:00Z">
+              <w:del w:id="509" w:author="Daniel Noble" w:date="2025-10-28T11:49:00Z" w16du:dateUtc="2025-10-28T00:49:00Z">
                 <w:rPr>
                   <w:rFonts w:ascii="Cambria Math" w:hAnsi="Cambria Math"/>
                 </w:rPr>
@@ -4200,14 +4281,14 @@
           </m:sub>
         </m:sSub>
       </m:oMath>
-      <w:del w:id="502" w:author="Daniel Noble" w:date="2025-10-28T11:49:00Z" w16du:dateUtc="2025-10-28T00:49:00Z">
+      <w:del w:id="510" w:author="Daniel Noble" w:date="2025-10-28T11:49:00Z" w16du:dateUtc="2025-10-28T00:49:00Z">
         <w:r>
           <w:delText xml:space="preserve">) using information about the maximum temperature, </w:delText>
         </w:r>
       </w:del>
       <m:oMath>
         <m:r>
-          <w:del w:id="503" w:author="Daniel Noble" w:date="2025-10-28T11:49:00Z" w16du:dateUtc="2025-10-28T00:49:00Z">
+          <w:del w:id="511" w:author="Daniel Noble" w:date="2025-10-28T11:49:00Z" w16du:dateUtc="2025-10-28T00:49:00Z">
             <w:rPr>
               <w:rFonts w:ascii="Cambria Math" w:hAnsi="Cambria Math"/>
             </w:rPr>
@@ -4215,7 +4296,7 @@
           </w:del>
         </m:r>
       </m:oMath>
-      <w:del w:id="504" w:author="Daniel Noble" w:date="2025-10-28T11:49:00Z" w16du:dateUtc="2025-10-28T00:49:00Z">
+      <w:del w:id="512" w:author="Daniel Noble" w:date="2025-10-28T11:49:00Z" w16du:dateUtc="2025-10-28T00:49:00Z">
         <w:r>
           <w:delText xml:space="preserve">, experienced between time point </w:delText>
         </w:r>
@@ -4224,7 +4305,7 @@
         <m:sSub>
           <m:sSubPr>
             <m:ctrlPr>
-              <w:del w:id="505" w:author="Daniel Noble" w:date="2025-10-28T11:49:00Z" w16du:dateUtc="2025-10-28T00:49:00Z">
+              <w:del w:id="513" w:author="Daniel Noble" w:date="2025-10-28T11:49:00Z" w16du:dateUtc="2025-10-28T00:49:00Z">
                 <w:rPr>
                   <w:rFonts w:ascii="Cambria Math" w:hAnsi="Cambria Math"/>
                 </w:rPr>
@@ -4233,7 +4314,7 @@
           </m:sSubPr>
           <m:e>
             <m:r>
-              <w:del w:id="506" w:author="Daniel Noble" w:date="2025-10-28T11:49:00Z" w16du:dateUtc="2025-10-28T00:49:00Z">
+              <w:del w:id="514" w:author="Daniel Noble" w:date="2025-10-28T11:49:00Z" w16du:dateUtc="2025-10-28T00:49:00Z">
                 <w:rPr>
                   <w:rFonts w:ascii="Cambria Math" w:hAnsi="Cambria Math"/>
                 </w:rPr>
@@ -4243,7 +4324,7 @@
           </m:e>
           <m:sub>
             <m:r>
-              <w:del w:id="507" w:author="Daniel Noble" w:date="2025-10-28T11:49:00Z" w16du:dateUtc="2025-10-28T00:49:00Z">
+              <w:del w:id="515" w:author="Daniel Noble" w:date="2025-10-28T11:49:00Z" w16du:dateUtc="2025-10-28T00:49:00Z">
                 <w:rPr>
                   <w:rFonts w:ascii="Cambria Math" w:hAnsi="Cambria Math"/>
                 </w:rPr>
@@ -4253,7 +4334,7 @@
           </m:sub>
         </m:sSub>
       </m:oMath>
-      <w:del w:id="508" w:author="Daniel Noble" w:date="2025-10-28T11:49:00Z" w16du:dateUtc="2025-10-28T00:49:00Z">
+      <w:del w:id="516" w:author="Daniel Noble" w:date="2025-10-28T11:49:00Z" w16du:dateUtc="2025-10-28T00:49:00Z">
         <w:r>
           <w:delText xml:space="preserve"> and </w:delText>
         </w:r>
@@ -4262,7 +4343,7 @@
         <m:sSub>
           <m:sSubPr>
             <m:ctrlPr>
-              <w:del w:id="509" w:author="Daniel Noble" w:date="2025-10-28T11:49:00Z" w16du:dateUtc="2025-10-28T00:49:00Z">
+              <w:del w:id="517" w:author="Daniel Noble" w:date="2025-10-28T11:49:00Z" w16du:dateUtc="2025-10-28T00:49:00Z">
                 <w:rPr>
                   <w:rFonts w:ascii="Cambria Math" w:hAnsi="Cambria Math"/>
                 </w:rPr>
@@ -4271,7 +4352,7 @@
           </m:sSubPr>
           <m:e>
             <m:r>
-              <w:del w:id="510" w:author="Daniel Noble" w:date="2025-10-28T11:49:00Z" w16du:dateUtc="2025-10-28T00:49:00Z">
+              <w:del w:id="518" w:author="Daniel Noble" w:date="2025-10-28T11:49:00Z" w16du:dateUtc="2025-10-28T00:49:00Z">
                 <w:rPr>
                   <w:rFonts w:ascii="Cambria Math" w:hAnsi="Cambria Math"/>
                 </w:rPr>
@@ -4281,7 +4362,7 @@
           </m:e>
           <m:sub>
             <m:r>
-              <w:del w:id="511" w:author="Daniel Noble" w:date="2025-10-28T11:49:00Z" w16du:dateUtc="2025-10-28T00:49:00Z">
+              <w:del w:id="519" w:author="Daniel Noble" w:date="2025-10-28T11:49:00Z" w16du:dateUtc="2025-10-28T00:49:00Z">
                 <w:rPr>
                   <w:rFonts w:ascii="Cambria Math" w:hAnsi="Cambria Math"/>
                 </w:rPr>
@@ -4289,7 +4370,7 @@
               </w:del>
             </m:r>
             <m:r>
-              <w:del w:id="512" w:author="Daniel Noble" w:date="2025-10-28T11:49:00Z" w16du:dateUtc="2025-10-28T00:49:00Z">
+              <w:del w:id="520" w:author="Daniel Noble" w:date="2025-10-28T11:49:00Z" w16du:dateUtc="2025-10-28T00:49:00Z">
                 <m:rPr>
                   <m:sty m:val="p"/>
                 </m:rPr>
@@ -4300,7 +4381,7 @@
               </w:del>
             </m:r>
             <m:r>
-              <w:del w:id="513" w:author="Daniel Noble" w:date="2025-10-28T11:49:00Z" w16du:dateUtc="2025-10-28T00:49:00Z">
+              <w:del w:id="521" w:author="Daniel Noble" w:date="2025-10-28T11:49:00Z" w16du:dateUtc="2025-10-28T00:49:00Z">
                 <w:rPr>
                   <w:rFonts w:ascii="Cambria Math" w:hAnsi="Cambria Math"/>
                 </w:rPr>
@@ -4310,14 +4391,14 @@
           </m:sub>
         </m:sSub>
       </m:oMath>
-      <w:del w:id="514" w:author="Daniel Noble" w:date="2025-10-28T11:49:00Z" w16du:dateUtc="2025-10-28T00:49:00Z">
+      <w:del w:id="522" w:author="Daniel Noble" w:date="2025-10-28T11:49:00Z" w16du:dateUtc="2025-10-28T00:49:00Z">
         <w:r>
           <w:delText xml:space="preserve"> and the thermal sensitivity (i.e., </w:delText>
         </w:r>
       </w:del>
       <m:oMath>
         <m:r>
-          <w:del w:id="515" w:author="Daniel Noble" w:date="2025-10-28T11:49:00Z" w16du:dateUtc="2025-10-28T00:49:00Z">
+          <w:del w:id="523" w:author="Daniel Noble" w:date="2025-10-28T11:49:00Z" w16du:dateUtc="2025-10-28T00:49:00Z">
             <w:rPr>
               <w:rFonts w:ascii="Cambria Math" w:hAnsi="Cambria Math"/>
             </w:rPr>
@@ -4325,14 +4406,14 @@
           </w:del>
         </m:r>
       </m:oMath>
-      <w:del w:id="516" w:author="Daniel Noble" w:date="2025-10-28T11:49:00Z" w16du:dateUtc="2025-10-28T00:49:00Z">
+      <w:del w:id="524" w:author="Daniel Noble" w:date="2025-10-28T11:49:00Z" w16du:dateUtc="2025-10-28T00:49:00Z">
         <w:r>
           <w:delText xml:space="preserve"> and </w:delText>
         </w:r>
       </w:del>
       <m:oMath>
         <m:r>
-          <w:del w:id="517" w:author="Daniel Noble" w:date="2025-10-28T11:49:00Z" w16du:dateUtc="2025-10-28T00:49:00Z">
+          <w:del w:id="525" w:author="Daniel Noble" w:date="2025-10-28T11:49:00Z" w16du:dateUtc="2025-10-28T00:49:00Z">
             <w:rPr>
               <w:rFonts w:ascii="Cambria Math" w:hAnsi="Cambria Math"/>
             </w:rPr>
@@ -4340,7 +4421,7 @@
           </w:del>
         </m:r>
       </m:oMath>
-      <w:del w:id="518" w:author="Daniel Noble" w:date="2025-10-28T11:49:00Z" w16du:dateUtc="2025-10-28T00:49:00Z">
+      <w:del w:id="526" w:author="Daniel Noble" w:date="2025-10-28T11:49:00Z" w16du:dateUtc="2025-10-28T00:49:00Z">
         <w:r>
           <w:delText xml:space="preserve">). Once an organism accumulates damage to reach a given threshold the endpoint has been reached. Arnold </w:delText>
         </w:r>
@@ -4361,7 +4442,7 @@
         <w:pStyle w:val="BodyText"/>
         <w:spacing w:line="360" w:lineRule="auto"/>
       </w:pPr>
-      <w:del w:id="519" w:author="Daniel Noble" w:date="2025-10-28T11:49:00Z" w16du:dateUtc="2025-10-28T00:49:00Z">
+      <w:del w:id="527" w:author="Daniel Noble" w:date="2025-10-28T11:49:00Z" w16du:dateUtc="2025-10-28T00:49:00Z">
         <w:r>
           <w:delText>Environmental factors that impact thermal sensitivity can also be incorporated into TLS models (</w:delText>
         </w:r>
@@ -4415,18 +4496,27 @@
                 <w:b/>
                 <w:bCs/>
               </w:rPr>
-              <w:t>Box 1: Sensitivity to extreme heat is mediated by environmental feedbacks</w:t>
+              <w:t xml:space="preserve">Box 1: Sensitivity to extreme heat is mediated by environmental </w:t>
             </w:r>
+            <w:proofErr w:type="gramStart"/>
+            <w:r>
+              <w:rPr>
+                <w:b/>
+                <w:bCs/>
+              </w:rPr>
+              <w:t>feedbacks</w:t>
+            </w:r>
+            <w:proofErr w:type="gramEnd"/>
           </w:p>
           <w:p>
             <w:pPr>
               <w:pStyle w:val="BodyText"/>
               <w:spacing w:before="16" w:line="360" w:lineRule="auto"/>
               <w:rPr>
-                <w:del w:id="520" w:author="Daniel Noble" w:date="2025-10-28T11:50:00Z" w16du:dateUtc="2025-10-28T00:50:00Z"/>
+                <w:del w:id="528" w:author="Daniel Noble" w:date="2025-10-28T11:50:00Z" w16du:dateUtc="2025-10-28T00:50:00Z"/>
               </w:rPr>
             </w:pPr>
-            <w:del w:id="521" w:author="Daniel Noble" w:date="2025-10-28T11:50:00Z" w16du:dateUtc="2025-10-28T00:50:00Z">
+            <w:del w:id="529" w:author="Daniel Noble" w:date="2025-10-28T11:50:00Z" w16du:dateUtc="2025-10-28T00:50:00Z">
               <w:r>
                 <w:delText>Natural and anthropogenic environments shape thermal sensitivity and should be considered in any systems modelling approach to assessing community responses to extreme heat [20]. Some of the biotic and abiotic interactions likely to mediate plant and animal community responses include:</w:delText>
               </w:r>
@@ -4437,10 +4527,10 @@
               <w:pStyle w:val="BodyText"/>
               <w:spacing w:line="360" w:lineRule="auto"/>
               <w:rPr>
-                <w:del w:id="522" w:author="Daniel Noble" w:date="2025-10-28T11:50:00Z" w16du:dateUtc="2025-10-28T00:50:00Z"/>
+                <w:del w:id="530" w:author="Daniel Noble" w:date="2025-10-28T11:50:00Z" w16du:dateUtc="2025-10-28T00:50:00Z"/>
               </w:rPr>
             </w:pPr>
-            <w:del w:id="523" w:author="Daniel Noble" w:date="2025-10-28T11:50:00Z" w16du:dateUtc="2025-10-28T00:50:00Z">
+            <w:del w:id="531" w:author="Daniel Noble" w:date="2025-10-28T11:50:00Z" w16du:dateUtc="2025-10-28T00:50:00Z">
               <w:r>
                 <w:rPr>
                   <w:b/>
@@ -4520,10 +4610,10 @@
               <w:pStyle w:val="BodyText"/>
               <w:spacing w:line="360" w:lineRule="auto"/>
               <w:rPr>
-                <w:del w:id="524" w:author="Daniel Noble" w:date="2025-10-28T11:50:00Z" w16du:dateUtc="2025-10-28T00:50:00Z"/>
+                <w:del w:id="532" w:author="Daniel Noble" w:date="2025-10-28T11:50:00Z" w16du:dateUtc="2025-10-28T00:50:00Z"/>
               </w:rPr>
             </w:pPr>
-            <w:del w:id="525" w:author="Daniel Noble" w:date="2025-10-28T11:50:00Z" w16du:dateUtc="2025-10-28T00:50:00Z">
+            <w:del w:id="533" w:author="Daniel Noble" w:date="2025-10-28T11:50:00Z" w16du:dateUtc="2025-10-28T00:50:00Z">
               <w:r>
                 <w:rPr>
                   <w:b/>
@@ -4583,10 +4673,10 @@
               <w:pStyle w:val="BodyText"/>
               <w:spacing w:line="360" w:lineRule="auto"/>
               <w:rPr>
-                <w:del w:id="526" w:author="Daniel Noble" w:date="2025-10-28T11:50:00Z" w16du:dateUtc="2025-10-28T00:50:00Z"/>
+                <w:del w:id="534" w:author="Daniel Noble" w:date="2025-10-28T11:50:00Z" w16du:dateUtc="2025-10-28T00:50:00Z"/>
               </w:rPr>
             </w:pPr>
-            <w:del w:id="527" w:author="Daniel Noble" w:date="2025-10-28T11:50:00Z" w16du:dateUtc="2025-10-28T00:50:00Z">
+            <w:del w:id="535" w:author="Daniel Noble" w:date="2025-10-28T11:50:00Z" w16du:dateUtc="2025-10-28T00:50:00Z">
               <w:r>
                 <w:rPr>
                   <w:b/>
@@ -4666,20 +4756,20 @@
               <w:pStyle w:val="BodyText"/>
               <w:spacing w:line="360" w:lineRule="auto"/>
               <w:rPr>
-                <w:del w:id="528" w:author="Daniel Noble" w:date="2025-10-28T11:50:00Z" w16du:dateUtc="2025-10-28T00:50:00Z"/>
+                <w:del w:id="536" w:author="Daniel Noble" w:date="2025-10-28T11:50:00Z" w16du:dateUtc="2025-10-28T00:50:00Z"/>
               </w:rPr>
             </w:pPr>
-            <w:del w:id="529" w:author="Daniel Noble" w:date="2025-10-28T11:50:00Z" w16du:dateUtc="2025-10-28T00:50:00Z">
+            <w:del w:id="537" w:author="Daniel Noble" w:date="2025-10-28T11:50:00Z" w16du:dateUtc="2025-10-28T00:50:00Z">
               <w:r>
                 <w:delText xml:space="preserve">The above list is not exhaustive. Many environmental stressors, such as pollution and salinity, along with interactions between environmental stressors and cross-trophic interactions among species exposed to those stressors can also impact thermal sensitivity </w:delText>
               </w:r>
             </w:del>
-            <w:del w:id="530" w:author="Daniel Noble" w:date="2025-10-18T11:00:00Z" w16du:dateUtc="2025-10-18T00:00:00Z">
+            <w:del w:id="538" w:author="Daniel Noble" w:date="2025-10-18T11:00:00Z" w16du:dateUtc="2025-10-18T00:00:00Z">
               <w:r>
                 <w:delText xml:space="preserve">can also impact thermal sensitivity </w:delText>
               </w:r>
             </w:del>
-            <w:del w:id="531" w:author="Daniel Noble" w:date="2025-10-28T11:50:00Z" w16du:dateUtc="2025-10-28T00:50:00Z">
+            <w:del w:id="539" w:author="Daniel Noble" w:date="2025-10-28T11:50:00Z" w16du:dateUtc="2025-10-28T00:50:00Z">
               <w:r>
                 <w:delText>[20,54]. The point we make here is that to fully model heat sensitivity, it is important to account for the abiotic and biotic environment in which an organism experiences heat stress where possible.</w:delText>
               </w:r>
@@ -4697,7 +4787,7 @@
             </w:tblGrid>
             <w:tr>
               <w:trPr>
-                <w:del w:id="532" w:author="Daniel Noble" w:date="2025-10-28T11:50:00Z"/>
+                <w:del w:id="540" w:author="Daniel Noble" w:date="2025-10-28T11:50:00Z"/>
               </w:trPr>
               <w:tc>
                 <w:tcPr>
@@ -4709,11 +4799,11 @@
                     <w:spacing w:line="360" w:lineRule="auto"/>
                     <w:jc w:val="center"/>
                     <w:rPr>
-                      <w:del w:id="533" w:author="Daniel Noble" w:date="2025-10-28T11:50:00Z" w16du:dateUtc="2025-10-28T00:50:00Z"/>
+                      <w:del w:id="541" w:author="Daniel Noble" w:date="2025-10-28T11:50:00Z" w16du:dateUtc="2025-10-28T00:50:00Z"/>
                     </w:rPr>
                   </w:pPr>
-                  <w:bookmarkStart w:id="534" w:name="fig-box1"/>
-                  <w:del w:id="535" w:author="Daniel Noble" w:date="2025-10-28T11:50:00Z" w16du:dateUtc="2025-10-28T00:50:00Z">
+                  <w:bookmarkStart w:id="542" w:name="fig-box1"/>
+                  <w:del w:id="543" w:author="Daniel Noble" w:date="2025-10-28T11:50:00Z" w16du:dateUtc="2025-10-28T00:50:00Z">
                     <w:r>
                       <w:rPr>
                         <w:noProof/>
@@ -4767,10 +4857,10 @@
                     <w:pStyle w:val="ImageCaption"/>
                     <w:spacing w:before="200" w:line="360" w:lineRule="auto"/>
                     <w:rPr>
-                      <w:del w:id="536" w:author="Daniel Noble" w:date="2025-10-28T11:50:00Z" w16du:dateUtc="2025-10-28T00:50:00Z"/>
+                      <w:del w:id="544" w:author="Daniel Noble" w:date="2025-10-28T11:50:00Z" w16du:dateUtc="2025-10-28T00:50:00Z"/>
                     </w:rPr>
                   </w:pPr>
-                  <w:del w:id="537" w:author="Daniel Noble" w:date="2025-10-28T11:50:00Z" w16du:dateUtc="2025-10-28T00:50:00Z">
+                  <w:del w:id="545" w:author="Daniel Noble" w:date="2025-10-28T11:50:00Z" w16du:dateUtc="2025-10-28T00:50:00Z">
                     <w:r>
                       <w:rPr>
                         <w:b/>
@@ -4794,7 +4884,7 @@
                   </w:del>
                 </w:p>
               </w:tc>
-              <w:bookmarkEnd w:id="534"/>
+              <w:bookmarkEnd w:id="542"/>
             </w:tr>
           </w:tbl>
           <w:p>
@@ -4871,7 +4961,7 @@
             <w:r>
               <w:t xml:space="preserve">: Coexistence occurs when </w:t>
             </w:r>
-            <w:del w:id="538" w:author="Daniel Noble" w:date="2025-10-18T11:04:00Z" w16du:dateUtc="2025-10-18T00:04:00Z">
+            <w:del w:id="546" w:author="Daniel Noble" w:date="2025-10-18T11:04:00Z" w16du:dateUtc="2025-10-18T00:04:00Z">
               <w:r>
                 <w:delText xml:space="preserve">two </w:delText>
               </w:r>
@@ -4879,7 +4969,7 @@
             <w:r>
               <w:t xml:space="preserve">populations of two </w:t>
             </w:r>
-            <w:ins w:id="539" w:author="Daniel Noble" w:date="2025-10-18T11:04:00Z" w16du:dateUtc="2025-10-18T00:04:00Z">
+            <w:ins w:id="547" w:author="Daniel Noble" w:date="2025-10-18T11:04:00Z" w16du:dateUtc="2025-10-18T00:04:00Z">
               <w:r>
                 <w:t xml:space="preserve">or more </w:t>
               </w:r>
@@ -4887,87 +4977,87 @@
             <w:r>
               <w:t xml:space="preserve">species are able to persist in each other’s presence indefinitely under constant, equilibrium conditions. </w:t>
             </w:r>
-            <w:del w:id="540" w:author="Daniel Noble" w:date="2025-10-28T14:42:00Z" w16du:dateUtc="2025-10-28T03:42:00Z">
+            <w:del w:id="548" w:author="Daniel Noble" w:date="2025-10-28T14:42:00Z" w16du:dateUtc="2025-10-28T03:42:00Z">
               <w:r>
                 <w:delText xml:space="preserve">Coexistence can be defined by differences in how species compete or through the ability of species to invade environments successfully when the other species </w:delText>
               </w:r>
             </w:del>
-            <w:del w:id="541" w:author="Daniel Noble" w:date="2025-10-18T11:05:00Z" w16du:dateUtc="2025-10-18T00:05:00Z">
+            <w:del w:id="549" w:author="Daniel Noble" w:date="2025-10-18T11:05:00Z" w16du:dateUtc="2025-10-18T00:05:00Z">
               <w:r>
                 <w:delText xml:space="preserve">is </w:delText>
-              </w:r>
-            </w:del>
-            <w:del w:id="542" w:author="Daniel Noble" w:date="2025-10-28T14:42:00Z" w16du:dateUtc="2025-10-28T03:42:00Z">
-              <w:r>
-                <w:delText xml:space="preserve">present at low abundances. </w:delText>
-              </w:r>
-            </w:del>
-            <w:del w:id="543" w:author="Daniel Noble" w:date="2025-10-18T11:04:00Z" w16du:dateUtc="2025-10-18T00:04:00Z">
-              <w:r>
-                <w:delText xml:space="preserve">The majority of known models of coexistence rely on equilibrium conditions. </w:delText>
-              </w:r>
-            </w:del>
-            <w:del w:id="544" w:author="Daniel Noble" w:date="2025-10-18T11:03:00Z" w16du:dateUtc="2025-10-18T00:03:00Z">
-              <w:r>
-                <w:delText xml:space="preserve">A condition at odds with extreme heat events and directional climate change. </w:delText>
-              </w:r>
-            </w:del>
-            <w:del w:id="545" w:author="Daniel Noble" w:date="2025-10-18T11:04:00Z" w16du:dateUtc="2025-10-18T00:04:00Z">
-              <w:r>
-                <w:delText>However, the emphasis of m</w:delText>
-              </w:r>
-            </w:del>
-            <w:del w:id="546" w:author="Daniel Noble" w:date="2025-10-28T14:42:00Z" w16du:dateUtc="2025-10-28T03:42:00Z">
-              <w:r>
-                <w:delText xml:space="preserve">any coexistence models </w:delText>
-              </w:r>
-            </w:del>
-            <w:del w:id="547" w:author="Daniel Noble" w:date="2025-10-18T11:04:00Z" w16du:dateUtc="2025-10-18T00:04:00Z">
-              <w:r>
-                <w:delText xml:space="preserve">on the </w:delText>
-              </w:r>
-            </w:del>
-            <w:del w:id="548" w:author="Daniel Noble" w:date="2025-10-28T14:42:00Z" w16du:dateUtc="2025-10-28T03:42:00Z">
-              <w:r>
-                <w:delText xml:space="preserve">importance of species interactions in variable environments </w:delText>
-              </w:r>
-            </w:del>
-            <w:del w:id="549" w:author="Daniel Noble" w:date="2025-10-18T11:04:00Z" w16du:dateUtc="2025-10-18T00:04:00Z">
-              <w:r>
-                <w:delText xml:space="preserve">makes </w:delText>
               </w:r>
             </w:del>
             <w:del w:id="550" w:author="Daniel Noble" w:date="2025-10-28T14:42:00Z" w16du:dateUtc="2025-10-28T03:42:00Z">
               <w:r>
-                <w:delText xml:space="preserve">coexistence </w:delText>
+                <w:delText xml:space="preserve">present at low abundances. </w:delText>
               </w:r>
             </w:del>
-            <w:del w:id="551" w:author="Daniel Noble" w:date="2025-10-18T11:05:00Z" w16du:dateUtc="2025-10-18T00:05:00Z">
-              <w:r>
-                <w:delText xml:space="preserve">models and associated </w:delText>
+            <w:del w:id="551" w:author="Daniel Noble" w:date="2025-10-18T11:04:00Z" w16du:dateUtc="2025-10-18T00:04:00Z">
+              <w:r>
+                <w:delText xml:space="preserve">The majority of known models of coexistence rely on equilibrium conditions. </w:delText>
               </w:r>
             </w:del>
-            <w:del w:id="552" w:author="Daniel Noble" w:date="2025-10-28T14:42:00Z" w16du:dateUtc="2025-10-28T03:42:00Z">
-              <w:r>
-                <w:delText xml:space="preserve">frameworks for </w:delText>
+            <w:del w:id="552" w:author="Daniel Noble" w:date="2025-10-18T11:03:00Z" w16du:dateUtc="2025-10-18T00:03:00Z">
+              <w:r>
+                <w:delText xml:space="preserve">A condition at odds with extreme heat events and directional climate change. </w:delText>
               </w:r>
             </w:del>
-            <w:del w:id="553" w:author="Daniel Noble" w:date="2025-10-18T11:06:00Z" w16du:dateUtc="2025-10-18T00:06:00Z">
-              <w:r>
-                <w:delText xml:space="preserve">understanding community assembly and diversity maintenance </w:delText>
+            <w:del w:id="553" w:author="Daniel Noble" w:date="2025-10-18T11:04:00Z" w16du:dateUtc="2025-10-18T00:04:00Z">
+              <w:r>
+                <w:delText>However, the emphasis of m</w:delText>
               </w:r>
             </w:del>
-            <w:del w:id="554" w:author="Daniel Noble" w:date="2025-10-18T11:04:00Z" w16du:dateUtc="2025-10-18T00:04:00Z">
-              <w:r>
-                <w:delText xml:space="preserve">are potentially </w:delText>
+            <w:del w:id="554" w:author="Daniel Noble" w:date="2025-10-28T14:42:00Z" w16du:dateUtc="2025-10-28T03:42:00Z">
+              <w:r>
+                <w:delText xml:space="preserve">any coexistence models </w:delText>
               </w:r>
             </w:del>
-            <w:del w:id="555" w:author="Daniel Noble" w:date="2025-10-18T11:06:00Z" w16du:dateUtc="2025-10-18T00:06:00Z">
-              <w:r>
-                <w:delText xml:space="preserve">useful for exploring </w:delText>
+            <w:del w:id="555" w:author="Daniel Noble" w:date="2025-10-18T11:04:00Z" w16du:dateUtc="2025-10-18T00:04:00Z">
+              <w:r>
+                <w:delText xml:space="preserve">on the </w:delText>
               </w:r>
             </w:del>
             <w:del w:id="556" w:author="Daniel Noble" w:date="2025-10-28T14:42:00Z" w16du:dateUtc="2025-10-28T03:42:00Z">
+              <w:r>
+                <w:delText xml:space="preserve">importance of species interactions in variable environments </w:delText>
+              </w:r>
+            </w:del>
+            <w:del w:id="557" w:author="Daniel Noble" w:date="2025-10-18T11:04:00Z" w16du:dateUtc="2025-10-18T00:04:00Z">
+              <w:r>
+                <w:delText xml:space="preserve">makes </w:delText>
+              </w:r>
+            </w:del>
+            <w:del w:id="558" w:author="Daniel Noble" w:date="2025-10-28T14:42:00Z" w16du:dateUtc="2025-10-28T03:42:00Z">
+              <w:r>
+                <w:delText xml:space="preserve">coexistence </w:delText>
+              </w:r>
+            </w:del>
+            <w:del w:id="559" w:author="Daniel Noble" w:date="2025-10-18T11:05:00Z" w16du:dateUtc="2025-10-18T00:05:00Z">
+              <w:r>
+                <w:delText xml:space="preserve">models and associated </w:delText>
+              </w:r>
+            </w:del>
+            <w:del w:id="560" w:author="Daniel Noble" w:date="2025-10-28T14:42:00Z" w16du:dateUtc="2025-10-28T03:42:00Z">
+              <w:r>
+                <w:delText xml:space="preserve">frameworks for </w:delText>
+              </w:r>
+            </w:del>
+            <w:del w:id="561" w:author="Daniel Noble" w:date="2025-10-18T11:06:00Z" w16du:dateUtc="2025-10-18T00:06:00Z">
+              <w:r>
+                <w:delText xml:space="preserve">understanding community assembly and diversity maintenance </w:delText>
+              </w:r>
+            </w:del>
+            <w:del w:id="562" w:author="Daniel Noble" w:date="2025-10-18T11:04:00Z" w16du:dateUtc="2025-10-18T00:04:00Z">
+              <w:r>
+                <w:delText xml:space="preserve">are potentially </w:delText>
+              </w:r>
+            </w:del>
+            <w:del w:id="563" w:author="Daniel Noble" w:date="2025-10-18T11:06:00Z" w16du:dateUtc="2025-10-18T00:06:00Z">
+              <w:r>
+                <w:delText xml:space="preserve">useful for exploring </w:delText>
+              </w:r>
+            </w:del>
+            <w:del w:id="564" w:author="Daniel Noble" w:date="2025-10-28T14:42:00Z" w16du:dateUtc="2025-10-28T03:42:00Z">
               <w:r>
                 <w:delText>whole community responses to extreme events.</w:delText>
               </w:r>
@@ -5018,7 +5108,15 @@
               <w:t>Biophysical models</w:t>
             </w:r>
             <w:r>
-              <w:t>: Biophysical models capture the balances of heat, water, and other aspects of energy and mass exchange between organisms and their microclimatic environmment to predict how organisms function, survive, and behave in varying environments.</w:t>
+              <w:t xml:space="preserve">: Biophysical models capture the balances of heat, water, and other aspects of energy and mass exchange between organisms and their microclimatic environmment to predict how </w:t>
+            </w:r>
+            <w:proofErr w:type="gramStart"/>
+            <w:r>
+              <w:t>organisms</w:t>
+            </w:r>
+            <w:proofErr w:type="gramEnd"/>
+            <w:r>
+              <w:t xml:space="preserve"> function, survive, and behave in varying environments.</w:t>
             </w:r>
           </w:p>
           <w:p>
@@ -5026,7 +5124,7 @@
               <w:pStyle w:val="BodyText"/>
               <w:spacing w:line="360" w:lineRule="auto"/>
               <w:rPr>
-                <w:ins w:id="557" w:author="Daniel Noble" w:date="2025-10-27T11:44:00Z"/>
+                <w:ins w:id="565" w:author="Daniel Noble" w:date="2025-10-27T11:44:00Z"/>
               </w:rPr>
             </w:pPr>
             <w:r>
@@ -5036,7 +5134,7 @@
               </w:rPr>
               <w:t xml:space="preserve">Thermal load sensitivity (TLS) </w:t>
             </w:r>
-            <w:ins w:id="558" w:author="Daniel Noble" w:date="2025-10-27T11:42:00Z" w16du:dateUtc="2025-10-27T00:42:00Z">
+            <w:ins w:id="566" w:author="Daniel Noble" w:date="2025-10-27T11:42:00Z" w16du:dateUtc="2025-10-27T00:42:00Z">
               <w:r>
                 <w:rPr>
                   <w:b/>
@@ -5055,7 +5153,7 @@
             <w:r>
               <w:t xml:space="preserve">: </w:t>
             </w:r>
-            <w:ins w:id="559" w:author="Daniel Noble" w:date="2025-10-27T11:44:00Z">
+            <w:ins w:id="567" w:author="Daniel Noble" w:date="2025-10-27T11:44:00Z">
               <w:r>
                 <w:t xml:space="preserve">Models that use biophysical models to predict organism temperature and calculate thermal load that captures lethal and sublethal impacts on tissues, organs and whole organisms. </w:t>
               </w:r>
@@ -5066,10 +5164,10 @@
               <w:pStyle w:val="BodyText"/>
               <w:spacing w:line="360" w:lineRule="auto"/>
               <w:rPr>
-                <w:del w:id="560" w:author="Daniel Noble" w:date="2025-10-27T11:44:00Z" w16du:dateUtc="2025-10-27T00:44:00Z"/>
+                <w:del w:id="568" w:author="Daniel Noble" w:date="2025-10-27T11:44:00Z" w16du:dateUtc="2025-10-27T00:44:00Z"/>
               </w:rPr>
             </w:pPr>
-            <w:del w:id="561" w:author="Daniel Noble" w:date="2025-10-27T11:44:00Z" w16du:dateUtc="2025-10-27T00:44:00Z">
+            <w:del w:id="569" w:author="Daniel Noble" w:date="2025-10-27T11:44:00Z" w16du:dateUtc="2025-10-27T00:44:00Z">
               <w:r>
                 <w:delText>Models that use biophysical principles to quantify thermal exposure and thermal load and integrate them with physiological models that capture the dynamics of damage and repair processes in driving lethal and sublethal impacts on tissues, organs and whole organisms.</w:delText>
               </w:r>
@@ -5099,8 +5197,8 @@
         <w:pStyle w:val="Heading1"/>
         <w:spacing w:line="360" w:lineRule="auto"/>
       </w:pPr>
-      <w:bookmarkStart w:id="562" w:name="Xa42fff9f9b55ab8c457a10a6df2c5c7c3edac3c"/>
-      <w:bookmarkEnd w:id="419"/>
+      <w:bookmarkStart w:id="570" w:name="Xa42fff9f9b55ab8c457a10a6df2c5c7c3edac3c"/>
+      <w:bookmarkEnd w:id="420"/>
       <w:r>
         <w:t>Physiological models that capture the effects of extreme heat across life</w:t>
       </w:r>
@@ -5115,24 +5213,50 @@
       </w:r>
       <w:r>
         <w:lastRenderedPageBreak/>
-        <w:t xml:space="preserve">impacted by heat and interact with each other to predict how traits such as birth, age at maturity, reproductive events, energy flow and lifespan vary across species. </w:t>
-      </w:r>
-      <w:commentRangeStart w:id="563"/>
+        <w:t>impacted by heat and interact with each other to predict how traits such as birth, age at maturity, reproductive events, energy flow and lifespan vary across species</w:t>
+      </w:r>
+      <w:ins w:id="571" w:author="Daniel Noble" w:date="2025-10-30T09:31:00Z" w16du:dateUtc="2025-10-29T22:31:00Z">
+        <w:r>
+          <w:t xml:space="preserve"> (</w:t>
+        </w:r>
+        <w:r>
+          <w:rPr>
+            <w:b/>
+            <w:bCs/>
+            <w:rPrChange w:id="572" w:author="Daniel Noble" w:date="2025-10-30T09:31:00Z" w16du:dateUtc="2025-10-29T22:31:00Z">
+              <w:rPr/>
+            </w:rPrChange>
+          </w:rPr>
+          <w:t>Box 2</w:t>
+        </w:r>
+        <w:r>
+          <w:t>)</w:t>
+        </w:r>
+      </w:ins>
+      <w:r>
+        <w:t xml:space="preserve">. </w:t>
+      </w:r>
+      <w:commentRangeStart w:id="573"/>
       <w:r>
         <w:t xml:space="preserve">DEB models </w:t>
       </w:r>
       <w:r>
         <w:t xml:space="preserve">integrate many </w:t>
       </w:r>
-      <w:ins w:id="564" w:author="Daniel Noble" w:date="2025-10-29T09:29:00Z" w16du:dateUtc="2025-10-28T22:29:00Z">
-        <w:r>
-          <w:t xml:space="preserve">known physiological </w:t>
+      <w:ins w:id="574" w:author="Daniel Noble" w:date="2025-10-30T09:32:00Z" w16du:dateUtc="2025-10-29T22:32:00Z">
+        <w:r>
+          <w:t>fundamental</w:t>
+        </w:r>
+      </w:ins>
+      <w:ins w:id="575" w:author="Daniel Noble" w:date="2025-10-29T09:29:00Z" w16du:dateUtc="2025-10-28T22:29:00Z">
+        <w:r>
+          <w:t xml:space="preserve"> physiological </w:t>
         </w:r>
       </w:ins>
       <w:r>
         <w:t>processes</w:t>
       </w:r>
-      <w:del w:id="565" w:author="Daniel Noble" w:date="2025-10-29T09:29:00Z" w16du:dateUtc="2025-10-28T22:29:00Z">
+      <w:del w:id="576" w:author="Daniel Noble" w:date="2025-10-29T09:29:00Z" w16du:dateUtc="2025-10-28T22:29:00Z">
         <w:r>
           <w:delText xml:space="preserve"> in a parameter-sparse manner</w:delText>
         </w:r>
@@ -5143,13 +5267,13 @@
       <w:r>
         <w:t>necessary parameters hav</w:t>
       </w:r>
-      <w:commentRangeEnd w:id="563"/>
+      <w:commentRangeEnd w:id="573"/>
       <w:r>
         <w:rPr>
           <w:rStyle w:val="CommentReference"/>
           <w:rFonts w:asciiTheme="minorHAnsi" w:hAnsiTheme="minorHAnsi"/>
         </w:rPr>
-        <w:commentReference w:id="563"/>
+        <w:commentReference w:id="573"/>
       </w:r>
       <w:r>
         <w:t xml:space="preserve">e been estimated for &gt; </w:t>
@@ -5168,7 +5292,15 @@
         <w:t>NicheMapR</w:t>
       </w:r>
       <w:r>
-        <w:t xml:space="preserve"> [33,71] allow for simulations of life-cycles using parameters for diverse species. </w:t>
+        <w:t xml:space="preserve"> [33,71] allow for simulations of </w:t>
+      </w:r>
+      <w:proofErr w:type="gramStart"/>
+      <w:r>
+        <w:t>life-cycles</w:t>
+      </w:r>
+      <w:proofErr w:type="gramEnd"/>
+      <w:r>
+        <w:t xml:space="preserve"> using parameters for diverse species. </w:t>
       </w:r>
       <w:r>
         <w:t>DEB model outputs, such as</w:t>
@@ -5192,7 +5324,15 @@
         <w:t>,</w:t>
       </w:r>
       <w:r>
-        <w:t xml:space="preserve"> can be used to parameterize vital rates needed for population and community models, with additional options to incorporate eco-evolutionary feedbacks (see </w:t>
+        <w:t xml:space="preserve"> can be used to parameterize vital rates needed for population and community models, with additional options to incorporate eco-evolutionary </w:t>
+      </w:r>
+      <w:proofErr w:type="gramStart"/>
+      <w:r>
+        <w:t>feedbacks</w:t>
+      </w:r>
+      <w:proofErr w:type="gramEnd"/>
+      <w:r>
+        <w:t xml:space="preserve"> (see </w:t>
       </w:r>
       <w:r>
         <w:rPr>
@@ -5201,7 +5341,7 @@
         </w:rPr>
         <w:t xml:space="preserve">Box </w:t>
       </w:r>
-      <w:del w:id="566" w:author="Daniel Noble" w:date="2025-10-29T11:38:00Z" w16du:dateUtc="2025-10-29T00:38:00Z">
+      <w:del w:id="577" w:author="Daniel Noble" w:date="2025-10-29T11:38:00Z" w16du:dateUtc="2025-10-29T00:38:00Z">
         <w:r>
           <w:rPr>
             <w:b/>
@@ -5210,7 +5350,7 @@
           <w:delText>2</w:delText>
         </w:r>
       </w:del>
-      <w:ins w:id="567" w:author="Daniel Noble" w:date="2025-10-29T11:38:00Z" w16du:dateUtc="2025-10-29T00:38:00Z">
+      <w:ins w:id="578" w:author="Daniel Noble" w:date="2025-10-30T09:30:00Z" w16du:dateUtc="2025-10-29T22:30:00Z">
         <w:r>
           <w:rPr>
             <w:b/>
@@ -5229,21 +5369,37 @@
         <w:spacing w:line="360" w:lineRule="auto"/>
       </w:pPr>
       <w:r>
-        <w:t xml:space="preserve">Analogously, physiologically-based vegetation models simulate plant growth over time as a function of </w:t>
-      </w:r>
-      <w:commentRangeStart w:id="568"/>
+        <w:t xml:space="preserve">Analogously, </w:t>
+      </w:r>
+      <w:proofErr w:type="gramStart"/>
+      <w:r>
+        <w:t>physiologically-based</w:t>
+      </w:r>
+      <w:proofErr w:type="gramEnd"/>
+      <w:r>
+        <w:t xml:space="preserve"> vegetation models simulate plant growth over time as a function of </w:t>
+      </w:r>
+      <w:commentRangeStart w:id="579"/>
       <w:r>
         <w:t xml:space="preserve">carbon, water and nutrient uptake and use, following mass balance principles </w:t>
       </w:r>
-      <w:commentRangeEnd w:id="568"/>
+      <w:commentRangeEnd w:id="579"/>
       <w:r>
         <w:rPr>
           <w:rStyle w:val="CommentReference"/>
         </w:rPr>
-        <w:commentReference w:id="568"/>
-      </w:r>
-      <w:r>
-        <w:t>[31]. Model drivers typically include incident radiation, humidity, rainfall, and soil properties as well as air temperature. The models capture the direct effects of temperature on key physiological processes, such as photosynthesis, respiration and phenology, as well as the indirect effects via feedbacks on the vegetation water balance and soil nutrient availability. Short-term responses to temperature are captured well in these models through representations of enzyme kinetics, but representation of longer-term responses remains challenging because plants show high flexibility in their ability to acclimate to ambient temperatures [72]. Another area under active research is capturing plant damage and death from hot-dry weather extremes. Considerable progress has been made by representing the plant hydraulic system explicitly, enabling the risk of hydraulic failure to be predicted under conditions of low rainfall and high evaporative demand [73]. Direct damage to plant tissue from extreme heat has yet to be represented in such models, but the thermal death time framework outlined above offers a promising way forward.</w:t>
+        <w:commentReference w:id="579"/>
+      </w:r>
+      <w:r>
+        <w:t xml:space="preserve">[31]. Model drivers typically include incident radiation, humidity, rainfall, and soil properties as well as air temperature. The models capture the direct effects of temperature on key physiological processes, such as photosynthesis, respiration and phenology, as well as the indirect effects via </w:t>
+      </w:r>
+      <w:proofErr w:type="gramStart"/>
+      <w:r>
+        <w:t>feedbacks</w:t>
+      </w:r>
+      <w:proofErr w:type="gramEnd"/>
+      <w:r>
+        <w:t xml:space="preserve"> on the vegetation water balance and soil nutrient availability. Short-term responses to temperature are captured well in these models through representations of enzyme kinetics, but representation of longer-term responses remains challenging because plants show high flexibility in their ability to acclimate to ambient temperatures [72]. Another area under active research is capturing plant damage and death from hot-dry weather extremes. Considerable progress has been made by representing the plant hydraulic system explicitly, enabling the risk of hydraulic failure to be predicted under conditions of low rainfall and high evaporative demand [73]. Direct damage to plant tissue from extreme heat has yet to be represented in such models, but the thermal death time framework outlined above offers a promising way forward.</w:t>
       </w:r>
     </w:p>
     <w:p>
@@ -5251,8 +5407,8 @@
         <w:pStyle w:val="Heading1"/>
         <w:spacing w:line="360" w:lineRule="auto"/>
       </w:pPr>
-      <w:bookmarkStart w:id="569" w:name="Xe20b556bb99a49ef81dd5b1307d42fae8e49e0c"/>
-      <w:bookmarkEnd w:id="562"/>
+      <w:bookmarkStart w:id="580" w:name="Xe20b556bb99a49ef81dd5b1307d42fae8e49e0c"/>
+      <w:bookmarkEnd w:id="570"/>
       <w:r>
         <w:t>Mechanistic approaches that ‘speak’ to population and community ecology under extreme heat</w:t>
       </w:r>
@@ -5270,9 +5426,22 @@
         <w:t>Coexistence</w:t>
       </w:r>
       <w:r>
-        <w:t xml:space="preserve"> frameworks offer an intriguing approach that can bring the many elements discussed above together to understand whole community responses to extreme climate events. Modern coexistence theory [MCT; [74]] uses simple two-species individual-based population growth models</w:t>
-      </w:r>
-      <w:del w:id="570" w:author="Daniel Noble" w:date="2025-10-28T13:44:00Z" w16du:dateUtc="2025-10-28T02:44:00Z">
+        <w:t xml:space="preserve"> </w:t>
+      </w:r>
+      <w:del w:id="581" w:author="Daniel Noble" w:date="2025-10-30T09:22:00Z" w16du:dateUtc="2025-10-29T22:22:00Z">
+        <w:r>
+          <w:delText>frameworks offer an intriguing approach that can bring the many elements discussed above together to understand</w:delText>
+        </w:r>
+      </w:del>
+      <w:ins w:id="582" w:author="Daniel Noble" w:date="2025-10-30T09:22:00Z" w16du:dateUtc="2025-10-29T22:22:00Z">
+        <w:r>
+          <w:t>models provide powerful opportunities to understand interactions of species and model</w:t>
+        </w:r>
+      </w:ins>
+      <w:r>
+        <w:t xml:space="preserve"> whole community responses to extreme climate events. Modern coexistence theory [MCT; [74]] uses simple two-species individual-based population growth models</w:t>
+      </w:r>
+      <w:del w:id="583" w:author="Daniel Noble" w:date="2025-10-28T13:44:00Z" w16du:dateUtc="2025-10-28T02:44:00Z">
         <w:r>
           <w:delText>, such as Beverton-Holt or Ricker models</w:delText>
         </w:r>
@@ -5289,20 +5458,54 @@
       <w:r>
         <w:t xml:space="preserve">Population dynamic models calculate the individual </w:t>
       </w:r>
-      <w:commentRangeStart w:id="571"/>
-      <w:r>
-        <w:t xml:space="preserve">fitness effect of interactions [77]. These models can incorporate variation in the environment [21] and in the outcome of interactions themselves [78]. As these </w:t>
+      <w:commentRangeStart w:id="584"/>
+      <w:r>
+        <w:t>fitness effect of interactions [77]</w:t>
+      </w:r>
+      <w:ins w:id="585" w:author="Daniel Noble" w:date="2025-10-30T09:23:00Z" w16du:dateUtc="2025-10-29T22:23:00Z">
+        <w:r>
+          <w:t xml:space="preserve"> (</w:t>
+        </w:r>
+        <w:r>
+          <w:rPr>
+            <w:b/>
+            <w:bCs/>
+            <w:rPrChange w:id="586" w:author="Daniel Noble" w:date="2025-10-30T09:23:00Z" w16du:dateUtc="2025-10-29T22:23:00Z">
+              <w:rPr/>
+            </w:rPrChange>
+          </w:rPr>
+          <w:t>Box 2</w:t>
+        </w:r>
+        <w:r>
+          <w:t>)</w:t>
+        </w:r>
+      </w:ins>
+      <w:r>
+        <w:t xml:space="preserve">. These models can incorporate variation in the environment [21] and in the outcome of interactions themselves [78]. As </w:t>
       </w:r>
       <w:r>
         <w:lastRenderedPageBreak/>
-        <w:t>models use the same fitness measures as DEB models they offer a population modelling framework to add thermal biology to community diversity predictions. This is because population dynamical models can be combined, for example as networks [79], and compared between microsites with different biophysical properties and composed of species with different thermal responses to their microenvironment</w:t>
-      </w:r>
-      <w:commentRangeEnd w:id="571"/>
+        <w:t xml:space="preserve">these models use the same fitness measures as DEB </w:t>
+      </w:r>
+      <w:del w:id="587" w:author="Daniel Noble" w:date="2025-10-30T09:23:00Z" w16du:dateUtc="2025-10-29T22:23:00Z">
+        <w:r>
+          <w:delText>models</w:delText>
+        </w:r>
+      </w:del>
+      <w:ins w:id="588" w:author="Daniel Noble" w:date="2025-10-30T09:23:00Z" w16du:dateUtc="2025-10-29T22:23:00Z">
+        <w:r>
+          <w:t>models,</w:t>
+        </w:r>
+      </w:ins>
+      <w:r>
+        <w:t xml:space="preserve"> they offer a population modelling framework to add thermal biology to community diversity predictions. This is because population dynamical models can be combined, for example as networks [79], and compared between microsites with different biophysical properties and composed of species with different thermal responses to their microenvironment</w:t>
+      </w:r>
+      <w:commentRangeEnd w:id="584"/>
       <w:r>
         <w:rPr>
           <w:rStyle w:val="CommentReference"/>
         </w:rPr>
-        <w:commentReference w:id="571"/>
+        <w:commentReference w:id="584"/>
       </w:r>
       <w:r>
         <w:t xml:space="preserve">. For example, Bimler </w:t>
@@ -5344,7 +5547,31 @@
         <w:t>functional traits</w:t>
       </w:r>
       <w:r>
-        <w:t>, which at a community scale can be used to categorize species with different response and effect profiles. Horizontal interaction networks can then be used to determine how important microclimates with different biophysical properties are for species interactions (defined by their fitness responses to their thermal environment) within the context of whole ecologocial communities. These networks can also be made to target particular types of interaction effects or responses to extreme heat events, or used to compare how species interact in areas with different thermal landscapes. The limitation of these methods is that they are data hungry, but even this can be handled by categorizing species by ‘trait’ or shared phylogenetic relationships, which are simplifications shown to be effective at reducing model complexity without sacrificing model accuracy [80].</w:t>
+        <w:t xml:space="preserve">, which at a community scale can be used to categorize species with different response and effect profiles. Horizontal interaction networks can then be used to determine how important microclimates with different biophysical properties are for species interactions (defined by their fitness responses to their thermal environment) within the context of whole </w:t>
+      </w:r>
+      <w:del w:id="589" w:author="Daniel Noble" w:date="2025-10-30T09:25:00Z" w16du:dateUtc="2025-10-29T22:25:00Z">
+        <w:r>
+          <w:delText xml:space="preserve">ecologocial </w:delText>
+        </w:r>
+      </w:del>
+      <w:r>
+        <w:t xml:space="preserve">communities. These networks can also be made to target </w:t>
+      </w:r>
+      <w:proofErr w:type="gramStart"/>
+      <w:r>
+        <w:t>particular types</w:t>
+      </w:r>
+      <w:proofErr w:type="gramEnd"/>
+      <w:r>
+        <w:t xml:space="preserve"> of interaction effects or responses to extreme heat </w:t>
+      </w:r>
+      <w:proofErr w:type="gramStart"/>
+      <w:r>
+        <w:t>events, or</w:t>
+      </w:r>
+      <w:proofErr w:type="gramEnd"/>
+      <w:r>
+        <w:t xml:space="preserve"> used to compare how species interact in areas with different thermal landscapes. The limitation of these methods is that they are data hungry, but even this can be handled by categorizing species by ‘trait’ or shared phylogenetic relationships, which are simplifications shown to be effective at reducing model complexity without sacrificing model accuracy [80].</w:t>
       </w:r>
     </w:p>
     <w:p>
@@ -5396,7 +5623,7 @@
               </w:rPr>
               <w:t>Box 2:</w:t>
             </w:r>
-            <w:ins w:id="572" w:author="Daniel Noble" w:date="2025-10-27T13:41:00Z" w16du:dateUtc="2025-10-27T02:41:00Z">
+            <w:ins w:id="590" w:author="Daniel Noble" w:date="2025-10-27T13:41:00Z" w16du:dateUtc="2025-10-27T02:41:00Z">
               <w:r>
                 <w:rPr>
                   <w:b/>
@@ -5405,7 +5632,7 @@
                 <w:t xml:space="preserve"> </w:t>
               </w:r>
             </w:ins>
-            <w:ins w:id="573" w:author="Daniel Noble" w:date="2025-10-28T14:44:00Z" w16du:dateUtc="2025-10-28T03:44:00Z">
+            <w:ins w:id="591" w:author="Daniel Noble" w:date="2025-10-28T14:44:00Z" w16du:dateUtc="2025-10-28T03:44:00Z">
               <w:r>
                 <w:rPr>
                   <w:b/>
@@ -5428,7 +5655,7 @@
                 <w:t>from individuals to communities</w:t>
               </w:r>
             </w:ins>
-            <w:del w:id="574" w:author="Daniel Noble" w:date="2025-10-27T13:41:00Z" w16du:dateUtc="2025-10-27T02:41:00Z">
+            <w:del w:id="592" w:author="Daniel Noble" w:date="2025-10-27T13:41:00Z" w16du:dateUtc="2025-10-27T02:41:00Z">
               <w:r>
                 <w:rPr>
                   <w:b/>
@@ -5437,7 +5664,7 @@
                 <w:delText xml:space="preserve"> </w:delText>
               </w:r>
             </w:del>
-            <w:del w:id="575" w:author="Daniel Noble" w:date="2025-10-27T13:40:00Z" w16du:dateUtc="2025-10-27T02:40:00Z">
+            <w:del w:id="593" w:author="Daniel Noble" w:date="2025-10-27T13:40:00Z" w16du:dateUtc="2025-10-27T02:40:00Z">
               <w:r>
                 <w:rPr>
                   <w:b/>
@@ -5446,7 +5673,7 @@
                 <w:delText>Integrating eco-evolutionary feedback within a systems-modelling framework</w:delText>
               </w:r>
             </w:del>
-            <w:ins w:id="576" w:author="Daniel Noble" w:date="2025-10-27T13:40:00Z" w16du:dateUtc="2025-10-27T02:40:00Z">
+            <w:ins w:id="594" w:author="Daniel Noble" w:date="2025-10-27T13:40:00Z" w16du:dateUtc="2025-10-27T02:40:00Z">
               <w:r>
                 <w:rPr>
                   <w:b/>
@@ -5461,10 +5688,10 @@
               <w:pStyle w:val="BodyText"/>
               <w:spacing w:before="16" w:line="360" w:lineRule="auto"/>
               <w:rPr>
-                <w:del w:id="577" w:author="Daniel Noble" w:date="2025-10-27T13:40:00Z" w16du:dateUtc="2025-10-27T02:40:00Z"/>
+                <w:del w:id="595" w:author="Daniel Noble" w:date="2025-10-27T13:40:00Z" w16du:dateUtc="2025-10-27T02:40:00Z"/>
               </w:rPr>
             </w:pPr>
-            <w:del w:id="578" w:author="Daniel Noble" w:date="2025-10-27T13:40:00Z" w16du:dateUtc="2025-10-27T02:40:00Z">
+            <w:del w:id="596" w:author="Daniel Noble" w:date="2025-10-27T13:40:00Z" w16du:dateUtc="2025-10-27T02:40:00Z">
               <w:r>
                 <w:delText>Extreme environments can act as a potent selective force triggering evolutionary change in populations [81–83]. Evolutionary responses will depend on the amount of phenotypic and genetic variation present in a population and exposed to natural selection along with the strength of selection on phenotypes. Extreme environments pose unique challenges for predicting evolutionary change because they are, by definition, rare events. Adaptive evolution will therefore depend on the frequency of extreme environments and the underlying genetic correlation between traits expressed across environments and other conditions [81]. In addition, phenotypic plasticity can result in both maladaptive and adaptive outcomes by either shielding selection on genetic variation or by facilitating persistence and selection, making it difficult to predict the long term effects of plasticity and adaptive evolution in building population resilience [82,84–87].</w:delText>
               </w:r>
@@ -5475,10 +5702,10 @@
               <w:pStyle w:val="BodyText"/>
               <w:spacing w:line="360" w:lineRule="auto"/>
               <w:rPr>
-                <w:del w:id="579" w:author="Daniel Noble" w:date="2025-10-27T13:40:00Z" w16du:dateUtc="2025-10-27T02:40:00Z"/>
+                <w:del w:id="597" w:author="Daniel Noble" w:date="2025-10-27T13:40:00Z" w16du:dateUtc="2025-10-27T02:40:00Z"/>
               </w:rPr>
             </w:pPr>
-            <w:del w:id="580" w:author="Daniel Noble" w:date="2025-10-27T13:40:00Z" w16du:dateUtc="2025-10-27T02:40:00Z">
+            <w:del w:id="598" w:author="Daniel Noble" w:date="2025-10-27T13:40:00Z" w16du:dateUtc="2025-10-27T02:40:00Z">
               <w:r>
                 <w:delText>Plasticity and evolution can be incorporated into a systems modelling framework by allowing environments to govern ‘trait’ development (plasticity) and by incorporating selection and genetic (co)variance estimates for ‘traits’ within these models (evolution). We speak of ‘traits’ broadly here because these need not be traits typically thought of by evolutionary ecologists (e.g., body mass, vital rates). Rather, ‘traits’ can include the parameters within models that establish functional traits within a population (e.g., DEB parameters)[88]. Plasticity can be captured by mapping trait development to the environment. In contrast, evolutionary change takes place in multivariate trait space where genetic variance and covariance between traits (i.e., constraints) along with varying patterns of selection can be used to predict trait changes across generations. One simple way to make such predictions is by using the multivariate breeders equation [89]:</w:delText>
               </w:r>
@@ -5489,17 +5716,17 @@
               <w:pStyle w:val="BodyText"/>
               <w:spacing w:line="360" w:lineRule="auto"/>
               <w:rPr>
-                <w:del w:id="581" w:author="Daniel Noble" w:date="2025-10-27T13:40:00Z" w16du:dateUtc="2025-10-27T02:40:00Z"/>
+                <w:del w:id="599" w:author="Daniel Noble" w:date="2025-10-27T13:40:00Z" w16du:dateUtc="2025-10-27T02:40:00Z"/>
               </w:rPr>
             </w:pPr>
-            <w:bookmarkStart w:id="582" w:name="eq-breeders"/>
+            <w:bookmarkStart w:id="600" w:name="eq-breeders"/>
             <m:oMathPara>
               <m:oMathParaPr>
                 <m:jc m:val="center"/>
               </m:oMathParaPr>
               <m:oMath>
                 <m:r>
-                  <w:del w:id="583" w:author="Daniel Noble" w:date="2025-10-27T13:40:00Z" w16du:dateUtc="2025-10-27T02:40:00Z">
+                  <w:del w:id="601" w:author="Daniel Noble" w:date="2025-10-27T13:40:00Z" w16du:dateUtc="2025-10-27T02:40:00Z">
                     <w:rPr>
                       <w:rFonts w:ascii="Cambria Math" w:hAnsi="Cambria Math"/>
                     </w:rPr>
@@ -5510,7 +5737,7 @@
                   <m:accPr>
                     <m:chr m:val="‾"/>
                     <m:ctrlPr>
-                      <w:del w:id="584" w:author="Daniel Noble" w:date="2025-10-27T13:40:00Z" w16du:dateUtc="2025-10-27T02:40:00Z">
+                      <w:del w:id="602" w:author="Daniel Noble" w:date="2025-10-27T13:40:00Z" w16du:dateUtc="2025-10-27T02:40:00Z">
                         <w:rPr>
                           <w:rFonts w:ascii="Cambria Math" w:hAnsi="Cambria Math"/>
                         </w:rPr>
@@ -5519,7 +5746,7 @@
                   </m:accPr>
                   <m:e>
                     <m:r>
-                      <w:del w:id="585" w:author="Daniel Noble" w:date="2025-10-27T13:40:00Z" w16du:dateUtc="2025-10-27T02:40:00Z">
+                      <w:del w:id="603" w:author="Daniel Noble" w:date="2025-10-27T13:40:00Z" w16du:dateUtc="2025-10-27T02:40:00Z">
                         <m:rPr>
                           <m:sty m:val="b"/>
                         </m:rPr>
@@ -5532,7 +5759,7 @@
                   </m:e>
                 </m:acc>
                 <m:r>
-                  <w:del w:id="586" w:author="Daniel Noble" w:date="2025-10-27T13:40:00Z" w16du:dateUtc="2025-10-27T02:40:00Z">
+                  <w:del w:id="604" w:author="Daniel Noble" w:date="2025-10-27T13:40:00Z" w16du:dateUtc="2025-10-27T02:40:00Z">
                     <m:rPr>
                       <m:sty m:val="p"/>
                     </m:rPr>
@@ -5543,7 +5770,7 @@
                   </w:del>
                 </m:r>
                 <m:r>
-                  <w:del w:id="587" w:author="Daniel Noble" w:date="2025-10-27T13:40:00Z" w16du:dateUtc="2025-10-27T02:40:00Z">
+                  <w:del w:id="605" w:author="Daniel Noble" w:date="2025-10-27T13:40:00Z" w16du:dateUtc="2025-10-27T02:40:00Z">
                     <m:rPr>
                       <m:sty m:val="b"/>
                     </m:rPr>
@@ -5554,7 +5781,7 @@
                   </w:del>
                 </m:r>
                 <m:r>
-                  <w:del w:id="588" w:author="Daniel Noble" w:date="2025-10-27T13:40:00Z" w16du:dateUtc="2025-10-27T02:40:00Z">
+                  <w:del w:id="606" w:author="Daniel Noble" w:date="2025-10-27T13:40:00Z" w16du:dateUtc="2025-10-27T02:40:00Z">
                     <m:rPr>
                       <m:sty m:val="p"/>
                     </m:rPr>
@@ -5565,7 +5792,7 @@
                   </w:del>
                 </m:r>
                 <m:r>
-                  <w:del w:id="589" w:author="Daniel Noble" w:date="2025-10-27T13:40:00Z" w16du:dateUtc="2025-10-27T02:40:00Z">
+                  <w:del w:id="607" w:author="Daniel Noble" w:date="2025-10-27T13:40:00Z" w16du:dateUtc="2025-10-27T02:40:00Z">
                     <m:rPr>
                       <m:sty m:val="b"/>
                     </m:rPr>
@@ -5576,7 +5803,7 @@
                   </w:del>
                 </m:r>
                 <m:r>
-                  <w:del w:id="590" w:author="Daniel Noble" w:date="2025-10-27T13:40:00Z" w16du:dateUtc="2025-10-27T02:40:00Z">
+                  <w:del w:id="608" w:author="Daniel Noble" w:date="2025-10-27T13:40:00Z" w16du:dateUtc="2025-10-27T02:40:00Z">
                     <w:rPr>
                       <w:rFonts w:ascii="Cambria Math" w:hAnsi="Cambria Math"/>
                     </w:rPr>
@@ -5586,7 +5813,7 @@
                 <m:d>
                   <m:dPr>
                     <m:ctrlPr>
-                      <w:del w:id="591" w:author="Daniel Noble" w:date="2025-10-27T13:40:00Z" w16du:dateUtc="2025-10-27T02:40:00Z">
+                      <w:del w:id="609" w:author="Daniel Noble" w:date="2025-10-27T13:40:00Z" w16du:dateUtc="2025-10-27T02:40:00Z">
                         <w:rPr>
                           <w:rFonts w:ascii="Cambria Math" w:hAnsi="Cambria Math"/>
                         </w:rPr>
@@ -5595,7 +5822,7 @@
                   </m:dPr>
                   <m:e>
                     <m:r>
-                      <w:del w:id="592" w:author="Daniel Noble" w:date="2025-10-27T13:40:00Z" w16du:dateUtc="2025-10-27T02:40:00Z">
+                      <w:del w:id="610" w:author="Daniel Noble" w:date="2025-10-27T13:40:00Z" w16du:dateUtc="2025-10-27T02:40:00Z">
                         <w:rPr>
                           <w:rFonts w:ascii="Cambria Math" w:hAnsi="Cambria Math"/>
                         </w:rPr>
@@ -5606,24 +5833,24 @@
                 </m:d>
               </m:oMath>
             </m:oMathPara>
-            <w:bookmarkEnd w:id="582"/>
+            <w:bookmarkEnd w:id="600"/>
           </w:p>
           <w:p>
             <w:pPr>
               <w:pStyle w:val="FirstParagraph"/>
               <w:spacing w:line="360" w:lineRule="auto"/>
               <w:rPr>
-                <w:del w:id="593" w:author="Daniel Noble" w:date="2025-10-27T13:40:00Z" w16du:dateUtc="2025-10-27T02:40:00Z"/>
+                <w:del w:id="611" w:author="Daniel Noble" w:date="2025-10-27T13:40:00Z" w16du:dateUtc="2025-10-27T02:40:00Z"/>
               </w:rPr>
             </w:pPr>
-            <w:del w:id="594" w:author="Daniel Noble" w:date="2025-10-27T13:40:00Z" w16du:dateUtc="2025-10-27T02:40:00Z">
+            <w:del w:id="612" w:author="Daniel Noble" w:date="2025-10-27T13:40:00Z" w16du:dateUtc="2025-10-27T02:40:00Z">
               <w:r>
                 <w:delText xml:space="preserve">where </w:delText>
               </w:r>
             </w:del>
             <m:oMath>
               <m:r>
-                <w:del w:id="595" w:author="Daniel Noble" w:date="2025-10-27T13:40:00Z" w16du:dateUtc="2025-10-27T02:40:00Z">
+                <w:del w:id="613" w:author="Daniel Noble" w:date="2025-10-27T13:40:00Z" w16du:dateUtc="2025-10-27T02:40:00Z">
                   <w:rPr>
                     <w:rFonts w:ascii="Cambria Math" w:hAnsi="Cambria Math"/>
                   </w:rPr>
@@ -5634,7 +5861,7 @@
                 <m:accPr>
                   <m:chr m:val="‾"/>
                   <m:ctrlPr>
-                    <w:del w:id="596" w:author="Daniel Noble" w:date="2025-10-27T13:40:00Z" w16du:dateUtc="2025-10-27T02:40:00Z">
+                    <w:del w:id="614" w:author="Daniel Noble" w:date="2025-10-27T13:40:00Z" w16du:dateUtc="2025-10-27T02:40:00Z">
                       <w:rPr>
                         <w:rFonts w:ascii="Cambria Math" w:hAnsi="Cambria Math"/>
                       </w:rPr>
@@ -5643,7 +5870,7 @@
                 </m:accPr>
                 <m:e>
                   <m:r>
-                    <w:del w:id="597" w:author="Daniel Noble" w:date="2025-10-27T13:40:00Z" w16du:dateUtc="2025-10-27T02:40:00Z">
+                    <w:del w:id="615" w:author="Daniel Noble" w:date="2025-10-27T13:40:00Z" w16du:dateUtc="2025-10-27T02:40:00Z">
                       <m:rPr>
                         <m:sty m:val="b"/>
                       </m:rPr>
@@ -5656,14 +5883,14 @@
                 </m:e>
               </m:acc>
             </m:oMath>
-            <w:del w:id="598" w:author="Daniel Noble" w:date="2025-10-27T13:40:00Z" w16du:dateUtc="2025-10-27T02:40:00Z">
+            <w:del w:id="616" w:author="Daniel Noble" w:date="2025-10-27T13:40:00Z" w16du:dateUtc="2025-10-27T02:40:00Z">
               <w:r>
                 <w:delText xml:space="preserve"> is the vector of changes in the mean trait values, </w:delText>
               </w:r>
             </w:del>
             <m:oMath>
               <m:r>
-                <w:del w:id="599" w:author="Daniel Noble" w:date="2025-10-27T13:40:00Z" w16du:dateUtc="2025-10-27T02:40:00Z">
+                <w:del w:id="617" w:author="Daniel Noble" w:date="2025-10-27T13:40:00Z" w16du:dateUtc="2025-10-27T02:40:00Z">
                   <m:rPr>
                     <m:sty m:val="b"/>
                   </m:rPr>
@@ -5674,14 +5901,14 @@
                 </w:del>
               </m:r>
             </m:oMath>
-            <w:del w:id="600" w:author="Daniel Noble" w:date="2025-10-27T13:40:00Z" w16du:dateUtc="2025-10-27T02:40:00Z">
+            <w:del w:id="618" w:author="Daniel Noble" w:date="2025-10-27T13:40:00Z" w16du:dateUtc="2025-10-27T02:40:00Z">
               <w:r>
                 <w:delText xml:space="preserve"> is the genetic covariance matrix and </w:delText>
               </w:r>
             </w:del>
             <m:oMath>
               <m:r>
-                <w:del w:id="601" w:author="Daniel Noble" w:date="2025-10-27T13:40:00Z" w16du:dateUtc="2025-10-27T02:40:00Z">
+                <w:del w:id="619" w:author="Daniel Noble" w:date="2025-10-27T13:40:00Z" w16du:dateUtc="2025-10-27T02:40:00Z">
                   <m:rPr>
                     <m:sty m:val="b"/>
                   </m:rPr>
@@ -5692,14 +5919,14 @@
                 </w:del>
               </m:r>
             </m:oMath>
-            <w:del w:id="602" w:author="Daniel Noble" w:date="2025-10-27T13:40:00Z" w16du:dateUtc="2025-10-27T02:40:00Z">
+            <w:del w:id="620" w:author="Daniel Noble" w:date="2025-10-27T13:40:00Z" w16du:dateUtc="2025-10-27T02:40:00Z">
               <w:r>
                 <w:delText xml:space="preserve"> is the vector of standardised selection gradients that regress each trait on relative fitness (i.e., </w:delText>
               </w:r>
             </w:del>
             <m:oMath>
               <m:r>
-                <w:del w:id="603" w:author="Daniel Noble" w:date="2025-10-27T13:40:00Z" w16du:dateUtc="2025-10-27T02:40:00Z">
+                <w:del w:id="621" w:author="Daniel Noble" w:date="2025-10-27T13:40:00Z" w16du:dateUtc="2025-10-27T02:40:00Z">
                   <m:rPr>
                     <m:sty m:val="b"/>
                   </m:rPr>
@@ -5710,7 +5937,7 @@
                 </w:del>
               </m:r>
               <m:r>
-                <w:del w:id="604" w:author="Daniel Noble" w:date="2025-10-27T13:40:00Z" w16du:dateUtc="2025-10-27T02:40:00Z">
+                <w:del w:id="622" w:author="Daniel Noble" w:date="2025-10-27T13:40:00Z" w16du:dateUtc="2025-10-27T02:40:00Z">
                   <m:rPr>
                     <m:sty m:val="p"/>
                   </m:rPr>
@@ -5721,7 +5948,7 @@
                 </w:del>
               </m:r>
               <m:r>
-                <w:del w:id="605" w:author="Daniel Noble" w:date="2025-10-27T13:40:00Z" w16du:dateUtc="2025-10-27T02:40:00Z">
+                <w:del w:id="623" w:author="Daniel Noble" w:date="2025-10-27T13:40:00Z" w16du:dateUtc="2025-10-27T02:40:00Z">
                   <m:rPr>
                     <m:sty m:val="b"/>
                   </m:rPr>
@@ -5732,7 +5959,7 @@
                 </w:del>
               </m:r>
               <m:r>
-                <w:del w:id="606" w:author="Daniel Noble" w:date="2025-10-27T13:40:00Z" w16du:dateUtc="2025-10-27T02:40:00Z">
+                <w:del w:id="624" w:author="Daniel Noble" w:date="2025-10-27T13:40:00Z" w16du:dateUtc="2025-10-27T02:40:00Z">
                   <m:rPr>
                     <m:sty m:val="p"/>
                   </m:rPr>
@@ -5745,7 +5972,7 @@
               <m:sSup>
                 <m:sSupPr>
                   <m:ctrlPr>
-                    <w:del w:id="607" w:author="Daniel Noble" w:date="2025-10-27T13:40:00Z" w16du:dateUtc="2025-10-27T02:40:00Z">
+                    <w:del w:id="625" w:author="Daniel Noble" w:date="2025-10-27T13:40:00Z" w16du:dateUtc="2025-10-27T02:40:00Z">
                       <w:rPr>
                         <w:rFonts w:ascii="Cambria Math" w:hAnsi="Cambria Math"/>
                       </w:rPr>
@@ -5754,7 +5981,7 @@
                 </m:sSupPr>
                 <m:e>
                   <m:r>
-                    <w:del w:id="608" w:author="Daniel Noble" w:date="2025-10-27T13:40:00Z" w16du:dateUtc="2025-10-27T02:40:00Z">
+                    <w:del w:id="626" w:author="Daniel Noble" w:date="2025-10-27T13:40:00Z" w16du:dateUtc="2025-10-27T02:40:00Z">
                       <m:rPr>
                         <m:sty m:val="b"/>
                       </m:rPr>
@@ -5767,7 +5994,7 @@
                 </m:e>
                 <m:sup>
                   <m:r>
-                    <w:del w:id="609" w:author="Daniel Noble" w:date="2025-10-27T13:40:00Z" w16du:dateUtc="2025-10-27T02:40:00Z">
+                    <w:del w:id="627" w:author="Daniel Noble" w:date="2025-10-27T13:40:00Z" w16du:dateUtc="2025-10-27T02:40:00Z">
                       <m:rPr>
                         <m:sty m:val="b"/>
                       </m:rPr>
@@ -5780,7 +6007,7 @@
                 </m:sup>
               </m:sSup>
               <m:r>
-                <w:del w:id="610" w:author="Daniel Noble" w:date="2025-10-27T13:40:00Z" w16du:dateUtc="2025-10-27T02:40:00Z">
+                <w:del w:id="628" w:author="Daniel Noble" w:date="2025-10-27T13:40:00Z" w16du:dateUtc="2025-10-27T02:40:00Z">
                   <m:rPr>
                     <m:sty m:val="p"/>
                   </m:rPr>
@@ -5791,7 +6018,7 @@
                 </w:del>
               </m:r>
               <m:r>
-                <w:del w:id="611" w:author="Daniel Noble" w:date="2025-10-27T13:40:00Z" w16du:dateUtc="2025-10-27T02:40:00Z">
+                <w:del w:id="629" w:author="Daniel Noble" w:date="2025-10-27T13:40:00Z" w16du:dateUtc="2025-10-27T02:40:00Z">
                   <m:rPr>
                     <m:sty m:val="b"/>
                   </m:rPr>
@@ -5802,7 +6029,7 @@
                 </w:del>
               </m:r>
               <m:r>
-                <w:del w:id="612" w:author="Daniel Noble" w:date="2025-10-27T13:40:00Z" w16du:dateUtc="2025-10-27T02:40:00Z">
+                <w:del w:id="630" w:author="Daniel Noble" w:date="2025-10-27T13:40:00Z" w16du:dateUtc="2025-10-27T02:40:00Z">
                   <m:rPr>
                     <m:sty m:val="p"/>
                   </m:rPr>
@@ -5813,7 +6040,7 @@
                 </w:del>
               </m:r>
               <m:r>
-                <w:del w:id="613" w:author="Daniel Noble" w:date="2025-10-27T13:40:00Z" w16du:dateUtc="2025-10-27T02:40:00Z">
+                <w:del w:id="631" w:author="Daniel Noble" w:date="2025-10-27T13:40:00Z" w16du:dateUtc="2025-10-27T02:40:00Z">
                   <m:rPr>
                     <m:sty m:val="b"/>
                   </m:rPr>
@@ -5824,7 +6051,7 @@
                 </w:del>
               </m:r>
             </m:oMath>
-            <w:del w:id="614" w:author="Daniel Noble" w:date="2025-10-27T13:40:00Z" w16du:dateUtc="2025-10-27T02:40:00Z">
+            <w:del w:id="632" w:author="Daniel Noble" w:date="2025-10-27T13:40:00Z" w16du:dateUtc="2025-10-27T02:40:00Z">
               <w:r>
                 <w:delText>; [90]). While the multivariate breeders equation can be useful for predicting short term evolutionary responses (i.e., one or a few generations) it likely has limited in predictive power over longer timespans because of changes in heritability and selection through time [83,90].</w:delText>
               </w:r>
@@ -5835,7 +6062,7 @@
               <w:pStyle w:val="BodyText"/>
               <w:spacing w:after="16" w:line="360" w:lineRule="auto"/>
             </w:pPr>
-            <w:del w:id="615" w:author="Daniel Noble" w:date="2025-10-27T13:40:00Z" w16du:dateUtc="2025-10-27T02:40:00Z">
+            <w:del w:id="633" w:author="Daniel Noble" w:date="2025-10-27T13:40:00Z" w16du:dateUtc="2025-10-27T02:40:00Z">
               <w:r>
                 <w:delText xml:space="preserve">Measuring and incorporating both plasticity and evolution into our proposed systems modelling framework is challenging because such models usually focus on one or a few ‘traits’. Studies that have attempted to measure plasticity and evolutionary potential in traits demonstrate how such processes can shape outcomes in important ways [61,91–95]. For example, applying a TDT framework to isogenic lines of </w:delText>
               </w:r>
@@ -5862,7 +6089,7 @@
             </w:del>
             <m:oMath>
               <m:r>
-                <w:del w:id="616" w:author="Daniel Noble" w:date="2025-10-27T13:40:00Z" w16du:dateUtc="2025-10-27T02:40:00Z">
+                <w:del w:id="634" w:author="Daniel Noble" w:date="2025-10-27T13:40:00Z" w16du:dateUtc="2025-10-27T02:40:00Z">
                   <w:rPr>
                     <w:rFonts w:ascii="Cambria Math" w:hAnsi="Cambria Math"/>
                   </w:rPr>
@@ -5872,7 +6099,7 @@
               <m:sSub>
                 <m:sSubPr>
                   <m:ctrlPr>
-                    <w:del w:id="617" w:author="Daniel Noble" w:date="2025-10-27T13:40:00Z" w16du:dateUtc="2025-10-27T02:40:00Z">
+                    <w:del w:id="635" w:author="Daniel Noble" w:date="2025-10-27T13:40:00Z" w16du:dateUtc="2025-10-27T02:40:00Z">
                       <w:rPr>
                         <w:rFonts w:ascii="Cambria Math" w:hAnsi="Cambria Math"/>
                       </w:rPr>
@@ -5881,7 +6108,7 @@
                 </m:sSubPr>
                 <m:e>
                   <m:r>
-                    <w:del w:id="618" w:author="Daniel Noble" w:date="2025-10-27T13:40:00Z" w16du:dateUtc="2025-10-27T02:40:00Z">
+                    <w:del w:id="636" w:author="Daniel Noble" w:date="2025-10-27T13:40:00Z" w16du:dateUtc="2025-10-27T02:40:00Z">
                       <w:rPr>
                         <w:rFonts w:ascii="Cambria Math" w:hAnsi="Cambria Math"/>
                       </w:rPr>
@@ -5891,7 +6118,7 @@
                 </m:e>
                 <m:sub>
                   <m:r>
-                    <w:del w:id="619" w:author="Daniel Noble" w:date="2025-10-27T13:40:00Z" w16du:dateUtc="2025-10-27T02:40:00Z">
+                    <w:del w:id="637" w:author="Daniel Noble" w:date="2025-10-27T13:40:00Z" w16du:dateUtc="2025-10-27T02:40:00Z">
                       <w:rPr>
                         <w:rFonts w:ascii="Cambria Math" w:hAnsi="Cambria Math"/>
                       </w:rPr>
@@ -5901,14 +6128,14 @@
                 </m:sub>
               </m:sSub>
             </m:oMath>
-            <w:del w:id="620" w:author="Daniel Noble" w:date="2025-10-27T13:40:00Z" w16du:dateUtc="2025-10-27T02:40:00Z">
+            <w:del w:id="638" w:author="Daniel Noble" w:date="2025-10-27T13:40:00Z" w16du:dateUtc="2025-10-27T02:40:00Z">
               <w:r>
                 <w:delText xml:space="preserve">) and also thermal sensitivity (i.e, </w:delText>
               </w:r>
             </w:del>
             <m:oMath>
               <m:r>
-                <w:del w:id="621" w:author="Daniel Noble" w:date="2025-10-27T13:40:00Z" w16du:dateUtc="2025-10-27T02:40:00Z">
+                <w:del w:id="639" w:author="Daniel Noble" w:date="2025-10-27T13:40:00Z" w16du:dateUtc="2025-10-27T02:40:00Z">
                   <w:rPr>
                     <w:rFonts w:ascii="Cambria Math" w:hAnsi="Cambria Math"/>
                   </w:rPr>
@@ -5916,7 +6143,7 @@
                 </w:del>
               </m:r>
             </m:oMath>
-            <w:del w:id="622" w:author="Daniel Noble" w:date="2025-10-27T13:40:00Z" w16du:dateUtc="2025-10-27T02:40:00Z">
+            <w:del w:id="640" w:author="Daniel Noble" w:date="2025-10-27T13:40:00Z" w16du:dateUtc="2025-10-27T02:40:00Z">
               <w:r>
                 <w:delText xml:space="preserve">, slope from TDT curves). Thermal sensitivity in </w:delText>
               </w:r>
@@ -5995,7 +6222,7 @@
               <w:lastRenderedPageBreak/>
               <w:t xml:space="preserve">Box 3: </w:t>
             </w:r>
-            <w:ins w:id="623" w:author="Daniel Noble" w:date="2025-10-29T09:42:00Z" w16du:dateUtc="2025-10-28T22:42:00Z">
+            <w:ins w:id="641" w:author="Daniel Noble" w:date="2025-10-29T09:42:00Z" w16du:dateUtc="2025-10-28T22:42:00Z">
               <w:r>
                 <w:rPr>
                   <w:b/>
@@ -6003,7 +6230,7 @@
                 </w:rPr>
                 <w:t xml:space="preserve">An </w:t>
               </w:r>
-              <w:commentRangeStart w:id="624"/>
+              <w:commentRangeStart w:id="642"/>
               <w:r>
                 <w:rPr>
                   <w:b/>
@@ -6012,7 +6239,7 @@
                 <w:t xml:space="preserve">important frontier: </w:t>
               </w:r>
             </w:ins>
-            <w:ins w:id="625" w:author="Daniel Noble" w:date="2025-10-27T13:39:00Z" w16du:dateUtc="2025-10-27T02:39:00Z">
+            <w:ins w:id="643" w:author="Daniel Noble" w:date="2025-10-27T13:39:00Z" w16du:dateUtc="2025-10-27T02:39:00Z">
               <w:r>
                 <w:rPr>
                   <w:b/>
@@ -6021,7 +6248,7 @@
                 <w:t>Integrating eco-evolutionary feedback within a systems-modelling framework</w:t>
               </w:r>
             </w:ins>
-            <w:del w:id="626" w:author="Daniel Noble" w:date="2025-10-27T13:39:00Z" w16du:dateUtc="2025-10-27T02:39:00Z">
+            <w:del w:id="644" w:author="Daniel Noble" w:date="2025-10-27T13:39:00Z" w16du:dateUtc="2025-10-27T02:39:00Z">
               <w:r>
                 <w:rPr>
                   <w:b/>
@@ -6036,12 +6263,12 @@
               <w:pStyle w:val="BodyText"/>
               <w:spacing w:before="16" w:line="360" w:lineRule="auto"/>
               <w:rPr>
-                <w:ins w:id="627" w:author="Daniel Noble" w:date="2025-10-29T09:44:00Z"/>
+                <w:ins w:id="645" w:author="Daniel Noble" w:date="2025-10-29T09:44:00Z"/>
                 <w:rFonts w:eastAsiaTheme="minorHAnsi" w:cstheme="minorBidi"/>
                 <w:lang w:eastAsia="en-US"/>
               </w:rPr>
             </w:pPr>
-            <w:ins w:id="628" w:author="Daniel Noble" w:date="2025-10-29T09:44:00Z">
+            <w:ins w:id="646" w:author="Daniel Noble" w:date="2025-10-29T09:44:00Z">
               <w:r>
                 <w:rPr>
                   <w:rFonts w:eastAsiaTheme="minorHAnsi" w:cstheme="minorBidi"/>
@@ -6050,16 +6277,16 @@
                 <w:t xml:space="preserve">Extreme climactic events, such as heatwaves and droughts, are known to result in intense episodes of selection which can lead </w:t>
               </w:r>
             </w:ins>
-            <w:commentRangeEnd w:id="624"/>
-            <w:ins w:id="629" w:author="Daniel Noble" w:date="2025-10-29T13:46:00Z" w16du:dateUtc="2025-10-29T02:46:00Z">
+            <w:commentRangeEnd w:id="642"/>
+            <w:ins w:id="647" w:author="Daniel Noble" w:date="2025-10-29T13:46:00Z" w16du:dateUtc="2025-10-29T02:46:00Z">
               <w:r>
                 <w:rPr>
                   <w:rStyle w:val="CommentReference"/>
                 </w:rPr>
-                <w:commentReference w:id="624"/>
+                <w:commentReference w:id="642"/>
               </w:r>
             </w:ins>
-            <w:ins w:id="630" w:author="Daniel Noble" w:date="2025-10-29T09:44:00Z">
+            <w:ins w:id="648" w:author="Daniel Noble" w:date="2025-10-29T09:44:00Z">
               <w:r>
                 <w:rPr>
                   <w:rFonts w:eastAsiaTheme="minorHAnsi" w:cstheme="minorBidi"/>
@@ -6068,7 +6295,7 @@
                 <w:t>to rapid evolutionary change when traits are heritable [@Baeckens2025]. In addition, given the intensity of selection associated with extreme climatic events, they have the potential to radically alter the phenotypic and genetic variability available to selection in the future [@Urban2024], potentially impacting a populations resilience to future extremes. Predicting evolutionary responses from extreme heat events is challenging because their rarity and stochasticity make quantifying the strength of selection difficult as it often can only be opportunistically measured [@Baeckens2025]. Predicting evolutionary responses also relies on our ability to predict heatwaves and how organisms experience them in the future – a task that is becoming more tangible with new climate models</w:t>
               </w:r>
             </w:ins>
-            <w:ins w:id="631" w:author="Daniel Noble" w:date="2025-10-29T11:54:00Z" w16du:dateUtc="2025-10-29T00:54:00Z">
+            <w:ins w:id="649" w:author="Daniel Noble" w:date="2025-10-29T11:54:00Z" w16du:dateUtc="2025-10-29T00:54:00Z">
               <w:r>
                 <w:rPr>
                   <w:rFonts w:eastAsiaTheme="minorHAnsi" w:cstheme="minorBidi"/>
@@ -6084,7 +6311,7 @@
                 <w:t>[e.g., @Munoz-Sabater2021; @Eyring2016]</w:t>
               </w:r>
             </w:ins>
-            <w:ins w:id="632" w:author="Daniel Noble" w:date="2025-10-29T09:44:00Z">
+            <w:ins w:id="650" w:author="Daniel Noble" w:date="2025-10-29T09:44:00Z">
               <w:r>
                 <w:rPr>
                   <w:rFonts w:eastAsiaTheme="minorHAnsi" w:cstheme="minorBidi"/>
@@ -6093,12 +6320,12 @@
                 <w:t xml:space="preserve">. </w:t>
               </w:r>
             </w:ins>
-            <w:ins w:id="633" w:author="Daniel Noble" w:date="2025-10-29T09:44:00Z" w16du:dateUtc="2025-10-28T22:44:00Z">
+            <w:ins w:id="651" w:author="Daniel Noble" w:date="2025-10-29T09:44:00Z" w16du:dateUtc="2025-10-28T22:44:00Z">
               <w:r>
                 <w:t>Evolutionary</w:t>
               </w:r>
             </w:ins>
-            <w:ins w:id="634" w:author="Daniel Noble" w:date="2025-10-29T09:44:00Z">
+            <w:ins w:id="652" w:author="Daniel Noble" w:date="2025-10-29T09:44:00Z">
               <w:r>
                 <w:rPr>
                   <w:rFonts w:eastAsiaTheme="minorHAnsi" w:cstheme="minorBidi"/>
@@ -6107,12 +6334,12 @@
                 <w:t xml:space="preserve"> </w:t>
               </w:r>
             </w:ins>
-            <w:ins w:id="635" w:author="Daniel Noble" w:date="2025-10-29T09:44:00Z" w16du:dateUtc="2025-10-28T22:44:00Z">
+            <w:ins w:id="653" w:author="Daniel Noble" w:date="2025-10-29T09:44:00Z" w16du:dateUtc="2025-10-28T22:44:00Z">
               <w:r>
                 <w:t>consequences</w:t>
               </w:r>
             </w:ins>
-            <w:ins w:id="636" w:author="Daniel Noble" w:date="2025-10-29T09:44:00Z">
+            <w:ins w:id="654" w:author="Daniel Noble" w:date="2025-10-29T09:44:00Z">
               <w:r>
                 <w:rPr>
                   <w:rFonts w:eastAsiaTheme="minorHAnsi" w:cstheme="minorBidi"/>
@@ -6121,7 +6348,7 @@
                 <w:t xml:space="preserve"> of extreme heat events will depend on their characteristics (e.g., frequency, timing, exposure intensity and duration), the traits under selection and their levels of genetic (co)variation, as well as the demographic and ecological context in which the event occurs [@Chevin2017; @Hoffmann2022; @Hoffmann2011]. Considering various forms of plastic responses (e.g., behavioural, developmental, and physiological </w:t>
               </w:r>
             </w:ins>
-            <w:ins w:id="637" w:author="Daniel Noble" w:date="2025-10-29T09:56:00Z" w16du:dateUtc="2025-10-28T22:56:00Z">
+            <w:ins w:id="655" w:author="Daniel Noble" w:date="2025-10-29T09:56:00Z" w16du:dateUtc="2025-10-28T22:56:00Z">
               <w:r>
                 <w:rPr>
                   <w:rFonts w:eastAsiaTheme="minorHAnsi" w:cstheme="minorBidi"/>
@@ -6130,7 +6357,7 @@
                 <w:t>plasticity</w:t>
               </w:r>
             </w:ins>
-            <w:ins w:id="638" w:author="Daniel Noble" w:date="2025-10-29T09:44:00Z">
+            <w:ins w:id="656" w:author="Daniel Noble" w:date="2025-10-29T09:44:00Z">
               <w:r>
                 <w:rPr>
                   <w:rFonts w:eastAsiaTheme="minorHAnsi" w:cstheme="minorBidi"/>
@@ -6139,7 +6366,7 @@
                 <w:t xml:space="preserve">) as </w:t>
               </w:r>
             </w:ins>
-            <w:ins w:id="639" w:author="Daniel Noble" w:date="2025-10-29T09:57:00Z" w16du:dateUtc="2025-10-28T22:57:00Z">
+            <w:ins w:id="657" w:author="Daniel Noble" w:date="2025-10-29T09:57:00Z" w16du:dateUtc="2025-10-28T22:57:00Z">
               <w:r>
                 <w:rPr>
                   <w:rFonts w:eastAsiaTheme="minorHAnsi" w:cstheme="minorBidi"/>
@@ -6148,21 +6375,37 @@
                 <w:t>environments</w:t>
               </w:r>
             </w:ins>
-            <w:ins w:id="640" w:author="Daniel Noble" w:date="2025-10-29T09:44:00Z">
+            <w:ins w:id="658" w:author="Daniel Noble" w:date="2025-10-29T09:44:00Z">
               <w:r>
                 <w:rPr>
                   <w:rFonts w:eastAsiaTheme="minorHAnsi" w:cstheme="minorBidi"/>
                   <w:lang w:eastAsia="en-US"/>
                 </w:rPr>
-                <w:t xml:space="preserve"> change through time is also crucial because it can dampen selection and shelter genetic variation while also promoting persistence [@Catullo2019; @Ghalambor2015]. Many of these processes can now be incorporated into a systems modelling framework (e.g, behavioural plasticity), to capture well known environment-phenotype </w:t>
+                <w:t xml:space="preserve"> change through time is also crucial because it can dampen selection and shelter genetic variation while also promoting persistence [@Catullo2019; @Ghalambor2015]. Many of these processes can now be incorporated into a systems modelling framework (</w:t>
+              </w:r>
+              <w:proofErr w:type="spellStart"/>
+              <w:r>
+                <w:rPr>
+                  <w:rFonts w:eastAsiaTheme="minorHAnsi" w:cstheme="minorBidi"/>
+                  <w:lang w:eastAsia="en-US"/>
+                </w:rPr>
+                <w:t>e.g</w:t>
+              </w:r>
+              <w:proofErr w:type="spellEnd"/>
+              <w:r>
+                <w:rPr>
+                  <w:rFonts w:eastAsiaTheme="minorHAnsi" w:cstheme="minorBidi"/>
+                  <w:lang w:eastAsia="en-US"/>
+                </w:rPr>
+                <w:t xml:space="preserve">, behavioural plasticity), to capture well known environment-phenotype </w:t>
               </w:r>
             </w:ins>
-            <w:ins w:id="641" w:author="Daniel Noble" w:date="2025-10-29T09:45:00Z" w16du:dateUtc="2025-10-28T22:45:00Z">
+            <w:ins w:id="659" w:author="Daniel Noble" w:date="2025-10-29T09:45:00Z" w16du:dateUtc="2025-10-28T22:45:00Z">
               <w:r>
                 <w:t>feedback</w:t>
               </w:r>
             </w:ins>
-            <w:ins w:id="642" w:author="Daniel Noble" w:date="2025-10-29T09:44:00Z">
+            <w:ins w:id="660" w:author="Daniel Noble" w:date="2025-10-29T09:44:00Z">
               <w:r>
                 <w:rPr>
                   <w:rFonts w:eastAsiaTheme="minorHAnsi" w:cstheme="minorBidi"/>
@@ -6177,26 +6420,42 @@
               <w:pStyle w:val="BodyText"/>
               <w:spacing w:line="360" w:lineRule="auto"/>
               <w:rPr>
-                <w:ins w:id="643" w:author="Daniel Noble" w:date="2025-10-27T13:40:00Z" w16du:dateUtc="2025-10-27T02:40:00Z"/>
+                <w:ins w:id="661" w:author="Daniel Noble" w:date="2025-10-27T13:40:00Z" w16du:dateUtc="2025-10-27T02:40:00Z"/>
                 <w:rFonts w:eastAsiaTheme="minorHAnsi" w:cstheme="minorBidi"/>
                 <w:lang w:eastAsia="en-US"/>
-                <w:rPrChange w:id="644" w:author="Daniel Noble" w:date="2025-10-29T09:55:00Z" w16du:dateUtc="2025-10-28T22:55:00Z">
+                <w:rPrChange w:id="662" w:author="Daniel Noble" w:date="2025-10-29T09:55:00Z" w16du:dateUtc="2025-10-28T22:55:00Z">
                   <w:rPr>
-                    <w:ins w:id="645" w:author="Daniel Noble" w:date="2025-10-27T13:40:00Z" w16du:dateUtc="2025-10-27T02:40:00Z"/>
+                    <w:ins w:id="663" w:author="Daniel Noble" w:date="2025-10-27T13:40:00Z" w16du:dateUtc="2025-10-27T02:40:00Z"/>
                   </w:rPr>
                 </w:rPrChange>
               </w:rPr>
             </w:pPr>
-            <w:ins w:id="646" w:author="Daniel Noble" w:date="2025-10-29T09:55:00Z">
+            <w:ins w:id="664" w:author="Daniel Noble" w:date="2025-10-29T09:55:00Z">
               <w:r>
                 <w:rPr>
                   <w:rFonts w:eastAsiaTheme="minorHAnsi" w:cstheme="minorBidi"/>
                   <w:lang w:eastAsia="en-US"/>
                 </w:rPr>
-                <w:t>A more complete systems modelling approach that captures eco-evolutionary dynamics needs to think about 'traits' more broadly than those typically thought of by evolutionary ecologists (e.g., body mass). For example, 'traits' can include the parameters within models that establish functional traits within a population (e.g., DEB parameters)[@Sousa2010; @Kearney2009a</w:t>
+                <w:t xml:space="preserve">A more complete systems modelling approach that captures eco-evolutionary dynamics needs to think about 'traits' more broadly than those typically thought of by evolutionary ecologists (e.g., body mass). For example, 'traits' can include the parameters within models that establish functional traits within a population (e.g., DEB </w:t>
+              </w:r>
+              <w:proofErr w:type="gramStart"/>
+              <w:r>
+                <w:rPr>
+                  <w:rFonts w:eastAsiaTheme="minorHAnsi" w:cstheme="minorBidi"/>
+                  <w:lang w:eastAsia="en-US"/>
+                </w:rPr>
+                <w:t>parameters)[</w:t>
+              </w:r>
+              <w:proofErr w:type="gramEnd"/>
+              <w:r>
+                <w:rPr>
+                  <w:rFonts w:eastAsiaTheme="minorHAnsi" w:cstheme="minorBidi"/>
+                  <w:lang w:eastAsia="en-US"/>
+                </w:rPr>
+                <w:t>@Sousa2010; @Kearney2009a</w:t>
               </w:r>
             </w:ins>
-            <w:ins w:id="647" w:author="Daniel Noble" w:date="2025-10-29T11:51:00Z" w16du:dateUtc="2025-10-29T00:51:00Z">
+            <w:ins w:id="665" w:author="Daniel Noble" w:date="2025-10-29T11:51:00Z" w16du:dateUtc="2025-10-29T00:51:00Z">
               <w:r>
                 <w:rPr>
                   <w:rFonts w:eastAsiaTheme="minorHAnsi" w:cstheme="minorBidi"/>
@@ -6229,7 +6488,7 @@
                 <w:t xml:space="preserve"> such parameters</w:t>
               </w:r>
             </w:ins>
-            <w:ins w:id="648" w:author="Daniel Noble" w:date="2025-10-29T09:55:00Z">
+            <w:ins w:id="666" w:author="Daniel Noble" w:date="2025-10-29T09:55:00Z">
               <w:r>
                 <w:rPr>
                   <w:rFonts w:eastAsiaTheme="minorHAnsi" w:cstheme="minorBidi"/>
@@ -6238,7 +6497,7 @@
                 <w:t xml:space="preserve">. Furthermore, it needs to consider the </w:t>
               </w:r>
             </w:ins>
-            <w:ins w:id="649" w:author="Daniel Noble" w:date="2025-10-29T09:56:00Z" w16du:dateUtc="2025-10-28T22:56:00Z">
+            <w:ins w:id="667" w:author="Daniel Noble" w:date="2025-10-29T09:56:00Z" w16du:dateUtc="2025-10-28T22:56:00Z">
               <w:r>
                 <w:rPr>
                   <w:rFonts w:eastAsiaTheme="minorHAnsi" w:cstheme="minorBidi"/>
@@ -6247,13 +6506,29 @@
                 <w:t>evolution</w:t>
               </w:r>
             </w:ins>
-            <w:ins w:id="650" w:author="Daniel Noble" w:date="2025-10-29T09:55:00Z">
+            <w:ins w:id="668" w:author="Daniel Noble" w:date="2025-10-29T09:55:00Z">
               <w:r>
                 <w:rPr>
                   <w:rFonts w:eastAsiaTheme="minorHAnsi" w:cstheme="minorBidi"/>
                   <w:lang w:eastAsia="en-US"/>
                 </w:rPr>
-                <w:t xml:space="preserve"> of suites of traits which can be done using the multivariate breeders equation [@Lande1979]:</w:t>
+                <w:t xml:space="preserve"> of suites of traits which can be done using the multivariate </w:t>
+              </w:r>
+              <w:proofErr w:type="gramStart"/>
+              <w:r>
+                <w:rPr>
+                  <w:rFonts w:eastAsiaTheme="minorHAnsi" w:cstheme="minorBidi"/>
+                  <w:lang w:eastAsia="en-US"/>
+                </w:rPr>
+                <w:t>breeders</w:t>
+              </w:r>
+              <w:proofErr w:type="gramEnd"/>
+              <w:r>
+                <w:rPr>
+                  <w:rFonts w:eastAsiaTheme="minorHAnsi" w:cstheme="minorBidi"/>
+                  <w:lang w:eastAsia="en-US"/>
+                </w:rPr>
+                <w:t xml:space="preserve"> equation [@Lande1979]:</w:t>
               </w:r>
             </w:ins>
           </w:p>
@@ -6262,7 +6537,7 @@
               <w:pStyle w:val="BodyText"/>
               <w:spacing w:line="360" w:lineRule="auto"/>
               <w:rPr>
-                <w:ins w:id="651" w:author="Daniel Noble" w:date="2025-10-27T13:40:00Z" w16du:dateUtc="2025-10-27T02:40:00Z"/>
+                <w:ins w:id="669" w:author="Daniel Noble" w:date="2025-10-27T13:40:00Z" w16du:dateUtc="2025-10-27T02:40:00Z"/>
               </w:rPr>
             </w:pPr>
             <m:oMathPara>
@@ -6271,7 +6546,7 @@
               </m:oMathParaPr>
               <m:oMath>
                 <m:r>
-                  <w:ins w:id="652" w:author="Daniel Noble" w:date="2025-10-27T13:40:00Z" w16du:dateUtc="2025-10-27T02:40:00Z">
+                  <w:ins w:id="670" w:author="Daniel Noble" w:date="2025-10-27T13:40:00Z" w16du:dateUtc="2025-10-27T02:40:00Z">
                     <w:rPr>
                       <w:rFonts w:ascii="Cambria Math" w:hAnsi="Cambria Math"/>
                     </w:rPr>
@@ -6282,7 +6557,7 @@
                   <m:accPr>
                     <m:chr m:val="‾"/>
                     <m:ctrlPr>
-                      <w:ins w:id="653" w:author="Daniel Noble" w:date="2025-10-27T13:40:00Z" w16du:dateUtc="2025-10-27T02:40:00Z">
+                      <w:ins w:id="671" w:author="Daniel Noble" w:date="2025-10-27T13:40:00Z" w16du:dateUtc="2025-10-27T02:40:00Z">
                         <w:rPr>
                           <w:rFonts w:ascii="Cambria Math" w:hAnsi="Cambria Math"/>
                         </w:rPr>
@@ -6291,7 +6566,7 @@
                   </m:accPr>
                   <m:e>
                     <m:r>
-                      <w:ins w:id="654" w:author="Daniel Noble" w:date="2025-10-27T13:40:00Z" w16du:dateUtc="2025-10-27T02:40:00Z">
+                      <w:ins w:id="672" w:author="Daniel Noble" w:date="2025-10-27T13:40:00Z" w16du:dateUtc="2025-10-27T02:40:00Z">
                         <m:rPr>
                           <m:sty m:val="b"/>
                         </m:rPr>
@@ -6304,7 +6579,7 @@
                   </m:e>
                 </m:acc>
                 <m:r>
-                  <w:ins w:id="655" w:author="Daniel Noble" w:date="2025-10-27T13:40:00Z" w16du:dateUtc="2025-10-27T02:40:00Z">
+                  <w:ins w:id="673" w:author="Daniel Noble" w:date="2025-10-27T13:40:00Z" w16du:dateUtc="2025-10-27T02:40:00Z">
                     <m:rPr>
                       <m:sty m:val="p"/>
                     </m:rPr>
@@ -6315,7 +6590,7 @@
                   </w:ins>
                 </m:r>
                 <m:r>
-                  <w:ins w:id="656" w:author="Daniel Noble" w:date="2025-10-27T13:40:00Z" w16du:dateUtc="2025-10-27T02:40:00Z">
+                  <w:ins w:id="674" w:author="Daniel Noble" w:date="2025-10-27T13:40:00Z" w16du:dateUtc="2025-10-27T02:40:00Z">
                     <m:rPr>
                       <m:sty m:val="b"/>
                     </m:rPr>
@@ -6326,7 +6601,7 @@
                   </w:ins>
                 </m:r>
                 <m:r>
-                  <w:ins w:id="657" w:author="Daniel Noble" w:date="2025-10-27T13:40:00Z" w16du:dateUtc="2025-10-27T02:40:00Z">
+                  <w:ins w:id="675" w:author="Daniel Noble" w:date="2025-10-27T13:40:00Z" w16du:dateUtc="2025-10-27T02:40:00Z">
                     <m:rPr>
                       <m:sty m:val="p"/>
                     </m:rPr>
@@ -6337,7 +6612,7 @@
                   </w:ins>
                 </m:r>
                 <m:r>
-                  <w:ins w:id="658" w:author="Daniel Noble" w:date="2025-10-27T13:40:00Z" w16du:dateUtc="2025-10-27T02:40:00Z">
+                  <w:ins w:id="676" w:author="Daniel Noble" w:date="2025-10-27T13:40:00Z" w16du:dateUtc="2025-10-27T02:40:00Z">
                     <m:rPr>
                       <m:sty m:val="b"/>
                     </m:rPr>
@@ -6348,7 +6623,7 @@
                   </w:ins>
                 </m:r>
                 <m:r>
-                  <w:ins w:id="659" w:author="Daniel Noble" w:date="2025-10-27T13:40:00Z" w16du:dateUtc="2025-10-27T02:40:00Z">
+                  <w:ins w:id="677" w:author="Daniel Noble" w:date="2025-10-27T13:40:00Z" w16du:dateUtc="2025-10-27T02:40:00Z">
                     <w:rPr>
                       <w:rFonts w:ascii="Cambria Math" w:hAnsi="Cambria Math"/>
                     </w:rPr>
@@ -6358,7 +6633,7 @@
                 <m:d>
                   <m:dPr>
                     <m:ctrlPr>
-                      <w:ins w:id="660" w:author="Daniel Noble" w:date="2025-10-27T13:40:00Z" w16du:dateUtc="2025-10-27T02:40:00Z">
+                      <w:ins w:id="678" w:author="Daniel Noble" w:date="2025-10-27T13:40:00Z" w16du:dateUtc="2025-10-27T02:40:00Z">
                         <w:rPr>
                           <w:rFonts w:ascii="Cambria Math" w:hAnsi="Cambria Math"/>
                         </w:rPr>
@@ -6367,7 +6642,7 @@
                   </m:dPr>
                   <m:e>
                     <m:r>
-                      <w:ins w:id="661" w:author="Daniel Noble" w:date="2025-10-27T13:40:00Z" w16du:dateUtc="2025-10-27T02:40:00Z">
+                      <w:ins w:id="679" w:author="Daniel Noble" w:date="2025-10-27T13:40:00Z" w16du:dateUtc="2025-10-27T02:40:00Z">
                         <w:rPr>
                           <w:rFonts w:ascii="Cambria Math" w:hAnsi="Cambria Math"/>
                         </w:rPr>
@@ -6384,17 +6659,17 @@
               <w:pStyle w:val="FirstParagraph"/>
               <w:spacing w:line="360" w:lineRule="auto"/>
               <w:rPr>
-                <w:ins w:id="662" w:author="Daniel Noble" w:date="2025-10-27T13:40:00Z" w16du:dateUtc="2025-10-27T02:40:00Z"/>
+                <w:ins w:id="680" w:author="Daniel Noble" w:date="2025-10-27T13:40:00Z" w16du:dateUtc="2025-10-27T02:40:00Z"/>
               </w:rPr>
             </w:pPr>
-            <w:ins w:id="663" w:author="Daniel Noble" w:date="2025-10-27T13:40:00Z" w16du:dateUtc="2025-10-27T02:40:00Z">
+            <w:ins w:id="681" w:author="Daniel Noble" w:date="2025-10-27T13:40:00Z" w16du:dateUtc="2025-10-27T02:40:00Z">
               <w:r>
                 <w:t xml:space="preserve">where </w:t>
               </w:r>
             </w:ins>
             <m:oMath>
               <m:r>
-                <w:ins w:id="664" w:author="Daniel Noble" w:date="2025-10-27T13:40:00Z" w16du:dateUtc="2025-10-27T02:40:00Z">
+                <w:ins w:id="682" w:author="Daniel Noble" w:date="2025-10-27T13:40:00Z" w16du:dateUtc="2025-10-27T02:40:00Z">
                   <w:rPr>
                     <w:rFonts w:ascii="Cambria Math" w:hAnsi="Cambria Math"/>
                   </w:rPr>
@@ -6405,7 +6680,7 @@
                 <m:accPr>
                   <m:chr m:val="‾"/>
                   <m:ctrlPr>
-                    <w:ins w:id="665" w:author="Daniel Noble" w:date="2025-10-27T13:40:00Z" w16du:dateUtc="2025-10-27T02:40:00Z">
+                    <w:ins w:id="683" w:author="Daniel Noble" w:date="2025-10-27T13:40:00Z" w16du:dateUtc="2025-10-27T02:40:00Z">
                       <w:rPr>
                         <w:rFonts w:ascii="Cambria Math" w:hAnsi="Cambria Math"/>
                       </w:rPr>
@@ -6414,7 +6689,7 @@
                 </m:accPr>
                 <m:e>
                   <m:r>
-                    <w:ins w:id="666" w:author="Daniel Noble" w:date="2025-10-27T13:40:00Z" w16du:dateUtc="2025-10-27T02:40:00Z">
+                    <w:ins w:id="684" w:author="Daniel Noble" w:date="2025-10-27T13:40:00Z" w16du:dateUtc="2025-10-27T02:40:00Z">
                       <m:rPr>
                         <m:sty m:val="b"/>
                       </m:rPr>
@@ -6427,14 +6702,14 @@
                 </m:e>
               </m:acc>
             </m:oMath>
-            <w:ins w:id="667" w:author="Daniel Noble" w:date="2025-10-27T13:40:00Z" w16du:dateUtc="2025-10-27T02:40:00Z">
+            <w:ins w:id="685" w:author="Daniel Noble" w:date="2025-10-27T13:40:00Z" w16du:dateUtc="2025-10-27T02:40:00Z">
               <w:r>
                 <w:t xml:space="preserve"> is the vector of changes in the mean trait values, </w:t>
               </w:r>
             </w:ins>
             <m:oMath>
               <m:r>
-                <w:ins w:id="668" w:author="Daniel Noble" w:date="2025-10-27T13:40:00Z" w16du:dateUtc="2025-10-27T02:40:00Z">
+                <w:ins w:id="686" w:author="Daniel Noble" w:date="2025-10-27T13:40:00Z" w16du:dateUtc="2025-10-27T02:40:00Z">
                   <m:rPr>
                     <m:sty m:val="b"/>
                   </m:rPr>
@@ -6445,14 +6720,14 @@
                 </w:ins>
               </m:r>
             </m:oMath>
-            <w:ins w:id="669" w:author="Daniel Noble" w:date="2025-10-27T13:40:00Z" w16du:dateUtc="2025-10-27T02:40:00Z">
+            <w:ins w:id="687" w:author="Daniel Noble" w:date="2025-10-27T13:40:00Z" w16du:dateUtc="2025-10-27T02:40:00Z">
               <w:r>
                 <w:t xml:space="preserve"> is the genetic covariance matrix and </w:t>
               </w:r>
             </w:ins>
             <m:oMath>
               <m:r>
-                <w:ins w:id="670" w:author="Daniel Noble" w:date="2025-10-27T13:40:00Z" w16du:dateUtc="2025-10-27T02:40:00Z">
+                <w:ins w:id="688" w:author="Daniel Noble" w:date="2025-10-27T13:40:00Z" w16du:dateUtc="2025-10-27T02:40:00Z">
                   <m:rPr>
                     <m:sty m:val="b"/>
                   </m:rPr>
@@ -6463,14 +6738,14 @@
                 </w:ins>
               </m:r>
             </m:oMath>
-            <w:ins w:id="671" w:author="Daniel Noble" w:date="2025-10-27T13:40:00Z" w16du:dateUtc="2025-10-27T02:40:00Z">
+            <w:ins w:id="689" w:author="Daniel Noble" w:date="2025-10-27T13:40:00Z" w16du:dateUtc="2025-10-27T02:40:00Z">
               <w:r>
                 <w:t xml:space="preserve"> is the vector of standardised selection gradients that regress each trait on relative fitness (i.e., </w:t>
               </w:r>
             </w:ins>
             <m:oMath>
               <m:r>
-                <w:ins w:id="672" w:author="Daniel Noble" w:date="2025-10-27T13:40:00Z" w16du:dateUtc="2025-10-27T02:40:00Z">
+                <w:ins w:id="690" w:author="Daniel Noble" w:date="2025-10-27T13:40:00Z" w16du:dateUtc="2025-10-27T02:40:00Z">
                   <m:rPr>
                     <m:sty m:val="b"/>
                   </m:rPr>
@@ -6481,7 +6756,7 @@
                 </w:ins>
               </m:r>
               <m:r>
-                <w:ins w:id="673" w:author="Daniel Noble" w:date="2025-10-27T13:40:00Z" w16du:dateUtc="2025-10-27T02:40:00Z">
+                <w:ins w:id="691" w:author="Daniel Noble" w:date="2025-10-27T13:40:00Z" w16du:dateUtc="2025-10-27T02:40:00Z">
                   <m:rPr>
                     <m:sty m:val="p"/>
                   </m:rPr>
@@ -6492,7 +6767,7 @@
                 </w:ins>
               </m:r>
               <m:r>
-                <w:ins w:id="674" w:author="Daniel Noble" w:date="2025-10-27T13:40:00Z" w16du:dateUtc="2025-10-27T02:40:00Z">
+                <w:ins w:id="692" w:author="Daniel Noble" w:date="2025-10-27T13:40:00Z" w16du:dateUtc="2025-10-27T02:40:00Z">
                   <m:rPr>
                     <m:sty m:val="b"/>
                   </m:rPr>
@@ -6503,7 +6778,7 @@
                 </w:ins>
               </m:r>
               <m:r>
-                <w:ins w:id="675" w:author="Daniel Noble" w:date="2025-10-27T13:40:00Z" w16du:dateUtc="2025-10-27T02:40:00Z">
+                <w:ins w:id="693" w:author="Daniel Noble" w:date="2025-10-27T13:40:00Z" w16du:dateUtc="2025-10-27T02:40:00Z">
                   <m:rPr>
                     <m:sty m:val="p"/>
                   </m:rPr>
@@ -6516,7 +6791,7 @@
               <m:sSup>
                 <m:sSupPr>
                   <m:ctrlPr>
-                    <w:ins w:id="676" w:author="Daniel Noble" w:date="2025-10-27T13:40:00Z" w16du:dateUtc="2025-10-27T02:40:00Z">
+                    <w:ins w:id="694" w:author="Daniel Noble" w:date="2025-10-27T13:40:00Z" w16du:dateUtc="2025-10-27T02:40:00Z">
                       <w:rPr>
                         <w:rFonts w:ascii="Cambria Math" w:hAnsi="Cambria Math"/>
                       </w:rPr>
@@ -6525,7 +6800,7 @@
                 </m:sSupPr>
                 <m:e>
                   <m:r>
-                    <w:ins w:id="677" w:author="Daniel Noble" w:date="2025-10-27T13:40:00Z" w16du:dateUtc="2025-10-27T02:40:00Z">
+                    <w:ins w:id="695" w:author="Daniel Noble" w:date="2025-10-27T13:40:00Z" w16du:dateUtc="2025-10-27T02:40:00Z">
                       <m:rPr>
                         <m:sty m:val="b"/>
                       </m:rPr>
@@ -6538,7 +6813,7 @@
                 </m:e>
                 <m:sup>
                   <m:r>
-                    <w:ins w:id="678" w:author="Daniel Noble" w:date="2025-10-27T13:40:00Z" w16du:dateUtc="2025-10-27T02:40:00Z">
+                    <w:ins w:id="696" w:author="Daniel Noble" w:date="2025-10-27T13:40:00Z" w16du:dateUtc="2025-10-27T02:40:00Z">
                       <m:rPr>
                         <m:sty m:val="b"/>
                       </m:rPr>
@@ -6551,7 +6826,7 @@
                 </m:sup>
               </m:sSup>
               <m:r>
-                <w:ins w:id="679" w:author="Daniel Noble" w:date="2025-10-27T13:40:00Z" w16du:dateUtc="2025-10-27T02:40:00Z">
+                <w:ins w:id="697" w:author="Daniel Noble" w:date="2025-10-27T13:40:00Z" w16du:dateUtc="2025-10-27T02:40:00Z">
                   <m:rPr>
                     <m:sty m:val="p"/>
                   </m:rPr>
@@ -6562,7 +6837,7 @@
                 </w:ins>
               </m:r>
               <m:r>
-                <w:ins w:id="680" w:author="Daniel Noble" w:date="2025-10-27T13:40:00Z" w16du:dateUtc="2025-10-27T02:40:00Z">
+                <w:ins w:id="698" w:author="Daniel Noble" w:date="2025-10-27T13:40:00Z" w16du:dateUtc="2025-10-27T02:40:00Z">
                   <m:rPr>
                     <m:sty m:val="b"/>
                   </m:rPr>
@@ -6573,7 +6848,7 @@
                 </w:ins>
               </m:r>
               <m:r>
-                <w:ins w:id="681" w:author="Daniel Noble" w:date="2025-10-27T13:40:00Z" w16du:dateUtc="2025-10-27T02:40:00Z">
+                <w:ins w:id="699" w:author="Daniel Noble" w:date="2025-10-27T13:40:00Z" w16du:dateUtc="2025-10-27T02:40:00Z">
                   <m:rPr>
                     <m:sty m:val="p"/>
                   </m:rPr>
@@ -6584,7 +6859,7 @@
                 </w:ins>
               </m:r>
               <m:r>
-                <w:ins w:id="682" w:author="Daniel Noble" w:date="2025-10-27T13:40:00Z" w16du:dateUtc="2025-10-27T02:40:00Z">
+                <w:ins w:id="700" w:author="Daniel Noble" w:date="2025-10-27T13:40:00Z" w16du:dateUtc="2025-10-27T02:40:00Z">
                   <m:rPr>
                     <m:sty m:val="b"/>
                   </m:rPr>
@@ -6595,22 +6870,22 @@
                 </w:ins>
               </m:r>
             </m:oMath>
-            <w:ins w:id="683" w:author="Daniel Noble" w:date="2025-10-27T13:40:00Z" w16du:dateUtc="2025-10-27T02:40:00Z">
+            <w:ins w:id="701" w:author="Daniel Noble" w:date="2025-10-27T13:40:00Z" w16du:dateUtc="2025-10-27T02:40:00Z">
               <w:r>
                 <w:t xml:space="preserve">; [90]). </w:t>
               </w:r>
             </w:ins>
-            <w:ins w:id="684" w:author="Daniel Noble" w:date="2025-10-29T09:57:00Z" w16du:dateUtc="2025-10-28T22:57:00Z">
+            <w:ins w:id="702" w:author="Daniel Noble" w:date="2025-10-29T09:57:00Z" w16du:dateUtc="2025-10-28T22:57:00Z">
               <w:r>
                 <w:t>Plasticity can be captured by mapping trait development to the environment and incorporating environmental variability into the Breeders equation</w:t>
               </w:r>
             </w:ins>
-            <w:ins w:id="685" w:author="Daniel Noble" w:date="2025-10-29T10:00:00Z" w16du:dateUtc="2025-10-28T23:00:00Z">
+            <w:ins w:id="703" w:author="Daniel Noble" w:date="2025-10-29T10:00:00Z" w16du:dateUtc="2025-10-28T23:00:00Z">
               <w:r>
                 <w:t xml:space="preserve"> (see also, McGlothlin2014)</w:t>
               </w:r>
             </w:ins>
-            <w:ins w:id="686" w:author="Daniel Noble" w:date="2025-10-29T09:57:00Z" w16du:dateUtc="2025-10-28T22:57:00Z">
+            <w:ins w:id="704" w:author="Daniel Noble" w:date="2025-10-29T09:57:00Z" w16du:dateUtc="2025-10-28T22:57:00Z">
               <w:r>
                 <w:t>.</w:t>
               </w:r>
@@ -6618,7 +6893,7 @@
                 <w:t xml:space="preserve"> </w:t>
               </w:r>
             </w:ins>
-            <w:ins w:id="687" w:author="Daniel Noble" w:date="2025-10-27T13:40:00Z" w16du:dateUtc="2025-10-27T02:40:00Z">
+            <w:ins w:id="705" w:author="Daniel Noble" w:date="2025-10-27T13:40:00Z" w16du:dateUtc="2025-10-27T02:40:00Z">
               <w:r>
                 <w:t xml:space="preserve">While the multivariate breeders equation can be useful for predicting short term evolutionary responses (i.e., one or a few </w:t>
               </w:r>
@@ -6627,14 +6902,22 @@
                 <w:t>generations) it likely has limited in predictive power over longer timespans because of changes in heritability and selection through time [83,90].</w:t>
               </w:r>
             </w:ins>
-            <w:ins w:id="688" w:author="Daniel Noble" w:date="2025-10-29T09:55:00Z" w16du:dateUtc="2025-10-28T22:55:00Z">
+            <w:ins w:id="706" w:author="Daniel Noble" w:date="2025-10-29T09:55:00Z" w16du:dateUtc="2025-10-28T22:55:00Z">
               <w:r>
                 <w:t xml:space="preserve"> </w:t>
               </w:r>
             </w:ins>
-            <w:ins w:id="689" w:author="Daniel Noble" w:date="2025-10-29T09:55:00Z">
-              <w:r>
-                <w:t xml:space="preserve">While the multivariate breeders equation can be useful for predicting short term evolutionary responses (i.e., one or a few generations) it likely has limited in predictive power over longer timespans because of changes in heritability and selection through time, which is a future challenge [@Walsh2018; @Hoffmann2011]. </w:t>
+            <w:ins w:id="707" w:author="Daniel Noble" w:date="2025-10-29T09:55:00Z">
+              <w:r>
+                <w:t xml:space="preserve">While the multivariate </w:t>
+              </w:r>
+              <w:proofErr w:type="gramStart"/>
+              <w:r>
+                <w:t>breeders</w:t>
+              </w:r>
+              <w:proofErr w:type="gramEnd"/>
+              <w:r>
+                <w:t xml:space="preserve"> equation can be useful for predicting short term evolutionary responses (i.e., one or a few generations) it likely has limited in predictive power over longer timespans because of changes in heritability and selection through time, which is a future challenge [@Walsh2018; @Hoffmann2011]. </w:t>
               </w:r>
             </w:ins>
           </w:p>
@@ -6643,10 +6926,10 @@
               <w:pStyle w:val="BodyText"/>
               <w:spacing w:before="16" w:line="360" w:lineRule="auto"/>
               <w:rPr>
-                <w:del w:id="690" w:author="Daniel Noble" w:date="2025-10-27T13:39:00Z" w16du:dateUtc="2025-10-27T02:39:00Z"/>
+                <w:del w:id="708" w:author="Daniel Noble" w:date="2025-10-27T13:39:00Z" w16du:dateUtc="2025-10-27T02:39:00Z"/>
               </w:rPr>
             </w:pPr>
-            <w:del w:id="691" w:author="Daniel Noble" w:date="2025-10-27T13:39:00Z" w16du:dateUtc="2025-10-27T02:39:00Z">
+            <w:del w:id="709" w:author="Daniel Noble" w:date="2025-10-27T13:39:00Z" w16du:dateUtc="2025-10-27T02:39:00Z">
               <w:r>
                 <w:delText xml:space="preserve">Extreme heat may threaten the services that natural and agricultural ecosystems provide to people [98]. For example, loss of output from production ecosystems will have substantial economic consequences for a local area. Degradation of natural ecosystems may affect their regulating services, such as flood mitigation. Impacts on cultural services may be severe for communities that are closely connected to a landscape </w:delText>
               </w:r>
@@ -6678,10 +6961,10 @@
               <w:pStyle w:val="BodyText"/>
               <w:spacing w:line="360" w:lineRule="auto"/>
               <w:rPr>
-                <w:del w:id="692" w:author="Daniel Noble" w:date="2025-10-27T13:39:00Z" w16du:dateUtc="2025-10-27T02:39:00Z"/>
+                <w:del w:id="710" w:author="Daniel Noble" w:date="2025-10-27T13:39:00Z" w16du:dateUtc="2025-10-27T02:39:00Z"/>
               </w:rPr>
             </w:pPr>
-            <w:del w:id="693" w:author="Daniel Noble" w:date="2025-10-27T13:39:00Z" w16du:dateUtc="2025-10-27T02:39:00Z">
+            <w:del w:id="711" w:author="Daniel Noble" w:date="2025-10-27T13:39:00Z" w16du:dateUtc="2025-10-27T02:39:00Z">
               <w:r>
                 <w:delText>People may respond to the impacts of extreme heat on ecosystems in a variety of ways. Farmers or ecosystem managers may introduce new species, alter management practices or farm remaining unaffected areas more intensively. Thermal stress may ultimately result in people leaving areas, potentially making remaining human communities more vulnerable through loss of resources, services and community [99]. Thermal risks to ecosystems may also precipitate declines in individual wellbeing, and these consequences may accrue differently across regions and peoples [100]. Many of these impacts and responses, however, are poorly understood.</w:delText>
               </w:r>
@@ -6692,10 +6975,10 @@
               <w:pStyle w:val="BodyText"/>
               <w:spacing w:line="360" w:lineRule="auto"/>
               <w:rPr>
-                <w:del w:id="694" w:author="Daniel Noble" w:date="2025-10-27T13:39:00Z" w16du:dateUtc="2025-10-27T02:39:00Z"/>
+                <w:del w:id="712" w:author="Daniel Noble" w:date="2025-10-27T13:39:00Z" w16du:dateUtc="2025-10-27T02:39:00Z"/>
               </w:rPr>
             </w:pPr>
-            <w:del w:id="695" w:author="Daniel Noble" w:date="2025-10-27T13:39:00Z" w16du:dateUtc="2025-10-27T02:39:00Z">
+            <w:del w:id="713" w:author="Daniel Noble" w:date="2025-10-27T13:39:00Z" w16du:dateUtc="2025-10-27T02:39:00Z">
               <w:r>
                 <w:delText>Thermal stress on ecosystems can affect not only local communities but also human dominated systems, such as cities, far away from affected ecosystems. Cities are intrinsically connected to and rely on other regions to maintain their functionality [101,102]. For example, extreme heat stress may affect essential ecosystem services, such as food production [103], which can in turn affect price and access to food for people living in urban centers, with financial, economic and health consequences. The impacts on local agricultural communities could lead to loss of livelihood, pushing people in rural areas to migrate to cities [104]. These external pressures will interact with a system that is already constrained by multiple stressors, including direct impacts imposed by extreme heat and other aspects of climate change such as extreme rainfall and flooding. If sufficiently widespread, economic and political destabilisation may occur as has already been observed in some parts of the world [105].</w:delText>
               </w:r>
@@ -6706,15 +6989,15 @@
               <w:pStyle w:val="BodyText"/>
               <w:spacing w:line="360" w:lineRule="auto"/>
               <w:rPr>
-                <w:del w:id="696" w:author="Daniel Noble" w:date="2025-10-28T13:30:00Z" w16du:dateUtc="2025-10-28T02:30:00Z"/>
+                <w:del w:id="714" w:author="Daniel Noble" w:date="2025-10-28T13:30:00Z" w16du:dateUtc="2025-10-28T02:30:00Z"/>
               </w:rPr>
             </w:pPr>
-            <w:del w:id="697" w:author="Daniel Noble" w:date="2025-10-27T13:38:00Z" w16du:dateUtc="2025-10-27T02:38:00Z">
+            <w:del w:id="715" w:author="Daniel Noble" w:date="2025-10-27T13:38:00Z" w16du:dateUtc="2025-10-27T02:38:00Z">
               <w:r>
                 <w:delText>Understanding the relationships between people and nature requires adopting a social-ecological systems perspective, where people and nature are interdependent and intertwined [106]. Social-ecological models aim to capture social and natural systems along with their interactions</w:delText>
               </w:r>
             </w:del>
-            <w:del w:id="698" w:author="Daniel Noble" w:date="2025-10-27T13:39:00Z" w16du:dateUtc="2025-10-27T02:39:00Z">
+            <w:del w:id="716" w:author="Daniel Noble" w:date="2025-10-27T13:39:00Z" w16du:dateUtc="2025-10-27T02:39:00Z">
               <w:r>
                 <w:delText xml:space="preserve"> [107]. They are conventionally built using process-based modelling frameworks such as agent-based models, dynamical systems models or state-and-transition models [108]. Process-based approaches are critical to understanding how emergent social-ecological phenomena develop [109], such as tipping points, traps or other dynamics. Such models can display complex emergent behavior resulting from interactions within the social-ecological system. For example, responding to decreased productivity from extreme heat by farming more intensively could lead to a maladaptation or ‘lock-in’ from which it is difficult to escape [110].</w:delText>
               </w:r>
@@ -6732,7 +7015,7 @@
             </w:tblGrid>
             <w:tr>
               <w:trPr>
-                <w:del w:id="699" w:author="Daniel Noble" w:date="2025-10-28T13:30:00Z"/>
+                <w:del w:id="717" w:author="Daniel Noble" w:date="2025-10-28T13:30:00Z"/>
               </w:trPr>
               <w:tc>
                 <w:tcPr>
@@ -6744,11 +7027,11 @@
                     <w:spacing w:line="360" w:lineRule="auto"/>
                     <w:jc w:val="center"/>
                     <w:rPr>
-                      <w:del w:id="700" w:author="Daniel Noble" w:date="2025-10-27T13:38:00Z" w16du:dateUtc="2025-10-27T02:38:00Z"/>
+                      <w:del w:id="718" w:author="Daniel Noble" w:date="2025-10-27T13:38:00Z" w16du:dateUtc="2025-10-27T02:38:00Z"/>
                     </w:rPr>
                   </w:pPr>
-                  <w:bookmarkStart w:id="701" w:name="fig-box3"/>
-                  <w:del w:id="702" w:author="Daniel Noble" w:date="2025-10-27T13:38:00Z" w16du:dateUtc="2025-10-27T02:38:00Z">
+                  <w:bookmarkStart w:id="719" w:name="fig-box3"/>
+                  <w:del w:id="720" w:author="Daniel Noble" w:date="2025-10-27T13:38:00Z" w16du:dateUtc="2025-10-27T02:38:00Z">
                     <w:r>
                       <w:rPr>
                         <w:noProof/>
@@ -6802,10 +7085,10 @@
                     <w:pStyle w:val="ImageCaption"/>
                     <w:spacing w:before="200" w:line="360" w:lineRule="auto"/>
                     <w:rPr>
-                      <w:del w:id="703" w:author="Daniel Noble" w:date="2025-10-28T13:30:00Z" w16du:dateUtc="2025-10-28T02:30:00Z"/>
+                      <w:del w:id="721" w:author="Daniel Noble" w:date="2025-10-28T13:30:00Z" w16du:dateUtc="2025-10-28T02:30:00Z"/>
                     </w:rPr>
                   </w:pPr>
-                  <w:del w:id="704" w:author="Daniel Noble" w:date="2025-10-27T13:38:00Z" w16du:dateUtc="2025-10-27T02:38:00Z">
+                  <w:del w:id="722" w:author="Daniel Noble" w:date="2025-10-27T13:38:00Z" w16du:dateUtc="2025-10-27T02:38:00Z">
                     <w:r>
                       <w:rPr>
                         <w:b/>
@@ -6829,7 +7112,7 @@
                   </w:del>
                 </w:p>
               </w:tc>
-              <w:bookmarkEnd w:id="701"/>
+              <w:bookmarkEnd w:id="719"/>
             </w:tr>
           </w:tbl>
           <w:p>
@@ -6845,8 +7128,8 @@
         <w:pStyle w:val="Heading1"/>
         <w:spacing w:line="360" w:lineRule="auto"/>
       </w:pPr>
-      <w:bookmarkStart w:id="705" w:name="hot-solutions-for-a-changing-world"/>
-      <w:bookmarkEnd w:id="569"/>
+      <w:bookmarkStart w:id="723" w:name="hot-solutions-for-a-changing-world"/>
+      <w:bookmarkEnd w:id="580"/>
       <w:r>
         <w:lastRenderedPageBreak/>
         <w:t>‘Hot’ solutions for a changing world</w:t>
@@ -6857,14 +7140,14 @@
         <w:pStyle w:val="FirstParagraph"/>
         <w:spacing w:line="360" w:lineRule="auto"/>
       </w:pPr>
-      <w:ins w:id="706" w:author="Daniel Noble" w:date="2025-10-28T14:39:00Z" w16du:dateUtc="2025-10-28T03:39:00Z">
+      <w:ins w:id="724" w:author="Daniel Noble" w:date="2025-10-28T14:39:00Z" w16du:dateUtc="2025-10-28T03:39:00Z">
         <w:r>
           <w:t>E</w:t>
         </w:r>
         <w:r>
           <w:t xml:space="preserve">xtreme </w:t>
         </w:r>
-        <w:commentRangeStart w:id="707"/>
+        <w:commentRangeStart w:id="725"/>
         <w:r>
           <w:t>heat will have dramatic and widespread effects on biological and socioecological systems that humans rely upon</w:t>
         </w:r>
@@ -6875,7 +7158,7 @@
           <w:t xml:space="preserve"> </w:t>
         </w:r>
       </w:ins>
-      <w:del w:id="708" w:author="Daniel Noble" w:date="2025-10-28T14:39:00Z" w16du:dateUtc="2025-10-28T03:39:00Z">
+      <w:del w:id="726" w:author="Daniel Noble" w:date="2025-10-28T14:39:00Z" w16du:dateUtc="2025-10-28T03:39:00Z">
         <w:r>
           <w:delText>Extreme heat will have dramatic and widespread effects on the socioecological systems that humans rely upon (</w:delText>
         </w:r>
@@ -6893,22 +7176,22 @@
       <w:r>
         <w:t xml:space="preserve"> For example, under current global climate change scenarios, each degree Celsius increase in global mean temperature is estimated to reduce the global yield of wheat by 6.0% and soybean by 3.1% [103], exacerbating </w:t>
       </w:r>
-      <w:commentRangeEnd w:id="707"/>
+      <w:commentRangeEnd w:id="725"/>
       <w:r>
         <w:rPr>
           <w:rStyle w:val="CommentReference"/>
         </w:rPr>
-        <w:commentReference w:id="707"/>
+        <w:commentReference w:id="725"/>
       </w:r>
       <w:r>
         <w:t xml:space="preserve">food shortages. </w:t>
       </w:r>
-      <w:ins w:id="709" w:author="Daniel Noble" w:date="2025-10-29T12:16:00Z" w16du:dateUtc="2025-10-29T01:16:00Z">
+      <w:ins w:id="727" w:author="Daniel Noble" w:date="2025-10-29T12:16:00Z" w16du:dateUtc="2025-10-29T01:16:00Z">
         <w:r>
           <w:t xml:space="preserve">A systems-modelling approach can help us better understand and predict the varied consequences of interventions to make informed predictions, adjust interventions and evaluate various scenarios for mitigating the impacts of extreme heat in real world situations. </w:t>
         </w:r>
       </w:ins>
-      <w:del w:id="710" w:author="Daniel Noble" w:date="2025-10-29T12:16:00Z" w16du:dateUtc="2025-10-29T01:16:00Z">
+      <w:del w:id="728" w:author="Daniel Noble" w:date="2025-10-29T12:16:00Z" w16du:dateUtc="2025-10-29T01:16:00Z">
         <w:r>
           <w:delText>A systems modelling approach can provide us with quantitative tools to make informed predictions, plan interventions and evaluate various scenarios for mitigating the impacts of extreme heat.</w:delText>
         </w:r>
@@ -6916,7 +7199,7 @@
       <w:r>
         <w:t xml:space="preserve"> </w:t>
       </w:r>
-      <w:ins w:id="711" w:author="Daniel Noble" w:date="2025-10-29T12:21:00Z" w16du:dateUtc="2025-10-29T01:21:00Z">
+      <w:ins w:id="729" w:author="Daniel Noble" w:date="2025-10-29T12:21:00Z" w16du:dateUtc="2025-10-29T01:21:00Z">
         <w:r>
           <w:t>A systems-modelling approach can help us develop suitable interventions, predict the varied consequences of such interventions, and allow for adjustments that can improve decision making for mitigating the impacts of extreme heat in real world situations. Using our case study (</w:t>
         </w:r>
@@ -6924,26 +7207,99 @@
           <w:rPr>
             <w:b/>
             <w:bCs/>
-            <w:rPrChange w:id="712" w:author="Daniel Noble" w:date="2025-10-29T12:21:00Z" w16du:dateUtc="2025-10-29T01:21:00Z">
+            <w:rPrChange w:id="730" w:author="Daniel Noble" w:date="2025-10-29T12:21:00Z" w16du:dateUtc="2025-10-29T01:21:00Z">
               <w:rPr/>
             </w:rPrChange>
           </w:rPr>
           <w:t>Boxes 1 &amp; 2</w:t>
         </w:r>
         <w:r>
-          <w:t>) as a simple example, a systems modelling approach can allow for informed predictions about how to mitigate heat stress to crops while also considering the potential for pest outbreaks. In essence, we want to add a minimal amount of water to a system to cool leaves to avoid depleting limited water supplies while preventing microclimate conditions from becoming more optimal for pests. Making use of real weather data to predict microclimates and organism temperatures we could then assess how adding 2, 5, 10, or 20 mm d</w:t>
+          <w:t xml:space="preserve">) as a simple example, a systems modelling approach can allow for informed predictions about how to mitigate heat stress to crops while also considering the potential for pest outbreaks. In essence, we want to add a minimal amount of water to a system to cool leaves to avoid depleting limited water supplies while preventing microclimate conditions from becoming more optimal for pests. Making use of real weather data to predict microclimates and organism temperatures we could then assess how adding </w:t>
+        </w:r>
+        <w:proofErr w:type="gramStart"/>
+        <w:r>
+          <w:t>2, 5, 10, or 20 mm</w:t>
+        </w:r>
+        <w:proofErr w:type="gramEnd"/>
+        <w:r>
+          <w:t xml:space="preserve"> d</w:t>
         </w:r>
         <w:r>
           <w:rPr>
             <w:vertAlign w:val="superscript"/>
-            <w:rPrChange w:id="713" w:author="Daniel Noble" w:date="2025-10-29T12:21:00Z" w16du:dateUtc="2025-10-29T01:21:00Z">
+            <w:rPrChange w:id="731" w:author="Daniel Noble" w:date="2025-10-29T12:21:00Z" w16du:dateUtc="2025-10-29T01:21:00Z">
               <w:rPr/>
             </w:rPrChange>
           </w:rPr>
           <w:t>-1</w:t>
         </w:r>
         <w:r>
-          <w:t xml:space="preserve"> of water to the system affects leaf temperature and the life-cyles of pests. In our simple example, we can see that adding 5 mm of water can result in a 3.63°C decrease in leaf temperature. Adding more water does not result in significant gains in cooling (see @fig-2). In additon, assuming we would add 5 mm d</w:t>
+          <w:t xml:space="preserve"> of water to the system affects leaf temperature and the </w:t>
+        </w:r>
+        <w:proofErr w:type="gramStart"/>
+        <w:r>
+          <w:t>life-</w:t>
+        </w:r>
+      </w:ins>
+      <w:ins w:id="732" w:author="Daniel Noble" w:date="2025-10-30T09:33:00Z" w16du:dateUtc="2025-10-29T22:33:00Z">
+        <w:r>
+          <w:t>cycle</w:t>
+        </w:r>
+      </w:ins>
+      <w:proofErr w:type="gramEnd"/>
+      <w:ins w:id="733" w:author="Daniel Noble" w:date="2025-10-29T12:21:00Z" w16du:dateUtc="2025-10-29T01:21:00Z">
+        <w:r>
+          <w:t xml:space="preserve"> </w:t>
+        </w:r>
+      </w:ins>
+      <w:ins w:id="734" w:author="Daniel Noble" w:date="2025-10-30T09:35:00Z" w16du:dateUtc="2025-10-29T22:35:00Z">
+        <w:r>
+          <w:t>for</w:t>
+        </w:r>
+      </w:ins>
+      <w:ins w:id="735" w:author="Daniel Noble" w:date="2025-10-29T12:21:00Z" w16du:dateUtc="2025-10-29T01:21:00Z">
+        <w:r>
+          <w:t xml:space="preserve"> </w:t>
+        </w:r>
+      </w:ins>
+      <w:ins w:id="736" w:author="Daniel Noble" w:date="2025-10-30T09:35:00Z" w16du:dateUtc="2025-10-29T22:35:00Z">
+        <w:r>
+          <w:t>the</w:t>
+        </w:r>
+      </w:ins>
+      <w:ins w:id="737" w:author="Daniel Noble" w:date="2025-10-30T09:34:00Z" w16du:dateUtc="2025-10-29T22:34:00Z">
+        <w:r>
+          <w:t xml:space="preserve"> </w:t>
+        </w:r>
+      </w:ins>
+      <w:ins w:id="738" w:author="Daniel Noble" w:date="2025-10-30T09:35:00Z" w16du:dateUtc="2025-10-29T22:35:00Z">
+        <w:r>
+          <w:t xml:space="preserve">grasshopper </w:t>
+        </w:r>
+      </w:ins>
+      <w:ins w:id="739" w:author="Daniel Noble" w:date="2025-10-30T09:34:00Z" w16du:dateUtc="2025-10-29T22:34:00Z">
+        <w:r>
+          <w:t xml:space="preserve">species </w:t>
+        </w:r>
+      </w:ins>
+      <w:ins w:id="740" w:author="Daniel Noble" w:date="2025-10-30T09:35:00Z" w16du:dateUtc="2025-10-29T22:35:00Z">
+        <w:r>
+          <w:t xml:space="preserve">that is a known </w:t>
+        </w:r>
+      </w:ins>
+      <w:ins w:id="741" w:author="Daniel Noble" w:date="2025-10-29T12:21:00Z" w16du:dateUtc="2025-10-29T01:21:00Z">
+        <w:r>
+          <w:t xml:space="preserve">pest. In our simple example, we can see that adding 5 mm of water can result in a 3.63°C decrease in leaf temperature. Adding more water does not result in significant gains in cooling (see @fig-2). In </w:t>
+        </w:r>
+      </w:ins>
+      <w:ins w:id="742" w:author="Daniel Noble" w:date="2025-10-30T09:33:00Z" w16du:dateUtc="2025-10-29T22:33:00Z">
+        <w:r>
+          <w:t>addition</w:t>
+        </w:r>
+      </w:ins>
+      <w:ins w:id="743" w:author="Daniel Noble" w:date="2025-10-29T12:21:00Z" w16du:dateUtc="2025-10-29T01:21:00Z">
+        <w:r>
+          <w:t>, assuming we would add 5 mm d</w:t>
         </w:r>
         <w:r>
           <w:rPr>
@@ -6961,13 +7317,35 @@
           <w:t>-1</w:t>
         </w:r>
         <w:r>
-          <w:t>results in grasshopper population growth, leading to potential heatwave associated outbreaks. Here, the optimal solution is adding 5 mm d^-1^ of water to both cool plants and protect them from pests.</w:t>
-        </w:r>
-        <w:r>
+          <w:t xml:space="preserve">results in grasshopper population growth, leading to potential heatwave associated outbreaks. Here, the optimal solution is adding 5 mm </w:t>
+        </w:r>
+      </w:ins>
+      <w:ins w:id="744" w:author="Daniel Noble" w:date="2025-10-30T09:33:00Z" w16du:dateUtc="2025-10-29T22:33:00Z">
+        <w:r>
+          <w:t>d</w:t>
+        </w:r>
+        <w:r>
+          <w:rPr>
+            <w:vertAlign w:val="superscript"/>
+          </w:rPr>
+          <w:t>-1</w:t>
+        </w:r>
+        <w:r>
+          <w:rPr>
+            <w:vertAlign w:val="superscript"/>
+          </w:rPr>
           <w:t xml:space="preserve"> </w:t>
         </w:r>
       </w:ins>
-      <w:del w:id="714" w:author="Daniel Noble" w:date="2025-10-29T12:21:00Z" w16du:dateUtc="2025-10-29T01:21:00Z">
+      <w:ins w:id="745" w:author="Daniel Noble" w:date="2025-10-29T12:21:00Z" w16du:dateUtc="2025-10-29T01:21:00Z">
+        <w:r>
+          <w:t>of water to both cool plants and protect them from pests.</w:t>
+        </w:r>
+        <w:r>
+          <w:t xml:space="preserve"> </w:t>
+        </w:r>
+      </w:ins>
+      <w:del w:id="746" w:author="Daniel Noble" w:date="2025-10-29T12:21:00Z" w16du:dateUtc="2025-10-29T01:21:00Z">
         <w:r>
           <w:delText xml:space="preserve">For example, microclimate and biophysical models can allow for informed predictions about how to mitigate heat stress to crops (e.g. with irrigation interventions), while also considering how such interventions impact pests and beneficial insects (see </w:delText>
         </w:r>
@@ -7019,12 +7397,12 @@
       <w:r>
         <w:t xml:space="preserve">Identifying and/or modifying the thermal suitability of landscapes to benefit plants and animals under extreme heat </w:t>
       </w:r>
-      <w:ins w:id="715" w:author="Daniel Noble" w:date="2025-10-29T12:22:00Z" w16du:dateUtc="2025-10-29T01:22:00Z">
+      <w:ins w:id="747" w:author="Daniel Noble" w:date="2025-10-29T12:22:00Z" w16du:dateUtc="2025-10-29T01:22:00Z">
         <w:r>
           <w:t xml:space="preserve">is a promising feature of a systems-thinking approach </w:t>
         </w:r>
       </w:ins>
-      <w:del w:id="716" w:author="Daniel Noble" w:date="2025-10-29T12:22:00Z" w16du:dateUtc="2025-10-29T01:22:00Z">
+      <w:del w:id="748" w:author="Daniel Noble" w:date="2025-10-29T12:22:00Z" w16du:dateUtc="2025-10-29T01:22:00Z">
         <w:r>
           <w:delText xml:space="preserve">shows immense promise </w:delText>
         </w:r>
@@ -7032,12 +7410,12 @@
       <w:r>
         <w:t>[18]. Additionally, as our understanding of the mechanisms associated with heat tolerance improve, genetic tools, environmental manipulations and artificial breeding can be used to enhance thermal tolerance creating more resilience to extreme heat events [e.g., 56]</w:t>
       </w:r>
-      <w:ins w:id="717" w:author="Daniel Noble" w:date="2025-10-28T14:39:00Z" w16du:dateUtc="2025-10-28T03:39:00Z">
+      <w:ins w:id="749" w:author="Daniel Noble" w:date="2025-10-28T14:39:00Z" w16du:dateUtc="2025-10-28T03:39:00Z">
         <w:r>
           <w:t>.</w:t>
         </w:r>
       </w:ins>
-      <w:del w:id="718" w:author="Daniel Noble" w:date="2025-10-28T14:39:00Z" w16du:dateUtc="2025-10-28T03:39:00Z">
+      <w:del w:id="750" w:author="Daniel Noble" w:date="2025-10-28T14:39:00Z" w16du:dateUtc="2025-10-28T03:39:00Z">
         <w:r>
           <w:delText>,</w:delText>
         </w:r>
@@ -7045,7 +7423,7 @@
       <w:r>
         <w:t xml:space="preserve"> </w:t>
       </w:r>
-      <w:del w:id="719" w:author="Daniel Noble" w:date="2025-10-28T14:40:00Z" w16du:dateUtc="2025-10-28T03:40:00Z">
+      <w:del w:id="751" w:author="Daniel Noble" w:date="2025-10-28T14:40:00Z" w16du:dateUtc="2025-10-28T03:40:00Z">
         <w:r>
           <w:delText>although the extent to which resilience can be actively manipulated remains unknown in many species. Integrating these solutions into a systems modelling framework will then allow for a calculated understanding of the viability of such approaches in real world situations.</w:delText>
         </w:r>
@@ -7072,7 +7450,7 @@
               <w:spacing w:line="360" w:lineRule="auto"/>
               <w:jc w:val="center"/>
             </w:pPr>
-            <w:bookmarkStart w:id="720" w:name="fig-2"/>
+            <w:bookmarkStart w:id="752" w:name="fig-2"/>
             <w:r>
               <w:rPr>
                 <w:noProof/>
@@ -7134,7 +7512,15 @@
               <w:t>Figure 4- How a systems modelling approach to extreme heat can be used to inform solutions.</w:t>
             </w:r>
             <w:r>
-              <w:t xml:space="preserve"> A hypothetical example of an insect-plant interaction. (A) To counteract an extreme heat wave event, different watering scenarios to cool plants of agricultural importance during heat stress could be applied. Of critical importance is understanding how much water to apply to a system to keep plants cool while minimizing: 1) water use, given that heat waves are often associated with extreme drought conditions and 2) pest outbreaks, given watering may create more ideal conditions for pest insects. (B) We can obtain actual or predicted future climate data from weather stations or climate models for rainfall and create alternative scenarios where rainfall layers are manipulated by modifying the watering regimes during a heatwave event. We could then assess how adding 2, 5, 10, or 20 mm </w:t>
+              <w:t xml:space="preserve"> A hypothetical example of an insect-plant interaction. (A) To counteract an extreme heat wave event, different watering scenarios to cool plants of agricultural importance during heat stress could be applied. Of critical importance is understanding how much water to apply to a system to keep plants cool while minimizing: 1) water use, given that heat waves are often associated with extreme drought conditions and 2) pest outbreaks, given watering may create more ideal conditions for pest insects. (B) We can obtain actual or predicted future climate data from weather stations or climate models for rainfall and create alternative scenarios where rainfall layers are manipulated by modifying the watering regimes during a heatwave event. We could then assess how adding </w:t>
+            </w:r>
+            <w:proofErr w:type="gramStart"/>
+            <w:r>
+              <w:t>2, 5, 10, or 20 mm</w:t>
+            </w:r>
+            <w:proofErr w:type="gramEnd"/>
+            <w:r>
+              <w:t xml:space="preserve"> </w:t>
             </w:r>
             <w:r>
               <w:t>d</w:t>
@@ -7161,7 +7547,15 @@
               <w:t>C</w:t>
             </w:r>
             <w:r>
-              <w:t xml:space="preserve"> decrease in leaf temperature. Adding more water does not result in significant gains in cooling. Note, in this simple example, we have assumed vegetation properties to remain constant; by linking in a crop growth model we could also estimate how the additional water would </w:t>
+              <w:t xml:space="preserve"> decrease in leaf temperature. Adding more water does not result in significant gains in cooling. Note, in this simple example, we have assumed vegetation properties to remain constant; by linking in a crop growth </w:t>
+            </w:r>
+            <w:proofErr w:type="gramStart"/>
+            <w:r>
+              <w:t>model</w:t>
+            </w:r>
+            <w:proofErr w:type="gramEnd"/>
+            <w:r>
+              <w:t xml:space="preserve"> we could also estimate how the additional water would </w:t>
             </w:r>
             <w:r>
               <w:t>affect</w:t>
@@ -7250,7 +7644,7 @@
             </w:r>
           </w:p>
         </w:tc>
-        <w:bookmarkEnd w:id="720"/>
+        <w:bookmarkEnd w:id="752"/>
       </w:tr>
     </w:tbl>
     <w:tbl>
@@ -7407,8 +7801,8 @@
         <w:pStyle w:val="Heading1"/>
         <w:spacing w:line="360" w:lineRule="auto"/>
       </w:pPr>
-      <w:bookmarkStart w:id="721" w:name="concluding-remarks"/>
-      <w:bookmarkEnd w:id="705"/>
+      <w:bookmarkStart w:id="753" w:name="concluding-remarks"/>
+      <w:bookmarkEnd w:id="723"/>
       <w:r>
         <w:t>Concluding Remarks</w:t>
       </w:r>
@@ -7418,11 +7812,11 @@
         <w:pStyle w:val="FirstParagraph"/>
         <w:spacing w:line="360" w:lineRule="auto"/>
         <w:rPr>
-          <w:ins w:id="722" w:author="Daniel Noble" w:date="2025-10-28T14:41:00Z"/>
-        </w:rPr>
-      </w:pPr>
-      <w:commentRangeStart w:id="723"/>
-      <w:del w:id="724" w:author="Daniel Noble" w:date="2025-10-28T14:41:00Z" w16du:dateUtc="2025-10-28T03:41:00Z">
+          <w:ins w:id="754" w:author="Daniel Noble" w:date="2025-10-28T14:41:00Z"/>
+        </w:rPr>
+      </w:pPr>
+      <w:commentRangeStart w:id="755"/>
+      <w:del w:id="756" w:author="Daniel Noble" w:date="2025-10-28T14:41:00Z" w16du:dateUtc="2025-10-28T03:41:00Z">
         <w:r>
           <w:delText xml:space="preserve">We have discussed ways in which a better understanding of the impacts of extreme heat on plant and animal systems can be captured through the coupling of models from diverse research fields – models that translate the effects of atmospheric conditions to the biophysical experiences of organisms and how this then scales up to impact individuals, populations and communities. As part of demonstrating the ways in which these models can be coupled, we have developed a series of case studies to show how a systems modelling framework can be approached (see </w:delText>
         </w:r>
@@ -7466,7 +7860,7 @@
           <w:delText>understanding of the impacts that extreme heat will have on organisms, populations, and communities along with how to mitigate these impacts to preserve diverse systems now and into the future.</w:delText>
         </w:r>
       </w:del>
-      <w:ins w:id="725" w:author="Daniel Noble" w:date="2025-10-28T14:41:00Z">
+      <w:ins w:id="757" w:author="Daniel Noble" w:date="2025-10-28T14:41:00Z">
         <w:r>
           <w:t xml:space="preserve">Implementing a systems-modelling approach will no doubt be challenging, particularly for complex communities, and knowledge gaps remain (see </w:t>
         </w:r>
@@ -7481,17 +7875,17 @@
           <w:t>). However, more mechanistic approaches that encapsulate key biological processes (physiology, behaviour, phenology, species interactions and eco</w:t>
         </w:r>
       </w:ins>
-      <w:ins w:id="726" w:author="Daniel Noble" w:date="2025-10-28T14:41:00Z" w16du:dateUtc="2025-10-28T03:41:00Z">
+      <w:ins w:id="758" w:author="Daniel Noble" w:date="2025-10-28T14:41:00Z" w16du:dateUtc="2025-10-28T03:41:00Z">
         <w:r>
           <w:t>-</w:t>
         </w:r>
       </w:ins>
-      <w:ins w:id="727" w:author="Daniel Noble" w:date="2025-10-28T14:41:00Z">
+      <w:ins w:id="759" w:author="Daniel Noble" w:date="2025-10-28T14:41:00Z">
         <w:r>
           <w:t>evolutionary dynamics</w:t>
         </w:r>
       </w:ins>
-      <w:ins w:id="728" w:author="Daniel Noble" w:date="2025-10-28T14:41:00Z" w16du:dateUtc="2025-10-28T03:41:00Z">
+      <w:ins w:id="760" w:author="Daniel Noble" w:date="2025-10-28T14:41:00Z" w16du:dateUtc="2025-10-28T03:41:00Z">
         <w:r>
           <w:t xml:space="preserve"> – </w:t>
         </w:r>
@@ -7499,32 +7893,32 @@
           <w:rPr>
             <w:b/>
             <w:bCs/>
-            <w:rPrChange w:id="729" w:author="Daniel Noble" w:date="2025-10-28T14:41:00Z" w16du:dateUtc="2025-10-28T03:41:00Z">
+            <w:rPrChange w:id="761" w:author="Daniel Noble" w:date="2025-10-28T14:41:00Z" w16du:dateUtc="2025-10-28T03:41:00Z">
               <w:rPr/>
             </w:rPrChange>
           </w:rPr>
           <w:t>Box 3</w:t>
         </w:r>
       </w:ins>
-      <w:ins w:id="730" w:author="Daniel Noble" w:date="2025-10-28T14:41:00Z">
+      <w:ins w:id="762" w:author="Daniel Noble" w:date="2025-10-28T14:41:00Z">
         <w:r>
           <w:t xml:space="preserve">) are needed now, more than ever, to better predict biological responses to extreme heat [@Urban2016; @Martinez-De_Leon2024]. Coupled mechanistic models within and across species are expected to have </w:t>
         </w:r>
-        <w:commentRangeStart w:id="731"/>
+        <w:commentRangeStart w:id="763"/>
         <w:r>
           <w:t>improved predictive power when extrapolated to new conditions and can help better integrate interacting processes [</w:t>
         </w:r>
       </w:ins>
-      <w:commentRangeEnd w:id="731"/>
-      <w:ins w:id="732" w:author="Daniel Noble" w:date="2025-10-29T13:31:00Z" w16du:dateUtc="2025-10-29T02:31:00Z">
+      <w:commentRangeEnd w:id="763"/>
+      <w:ins w:id="764" w:author="Daniel Noble" w:date="2025-10-29T13:31:00Z" w16du:dateUtc="2025-10-29T02:31:00Z">
         <w:r>
           <w:rPr>
             <w:rStyle w:val="CommentReference"/>
           </w:rPr>
-          <w:commentReference w:id="731"/>
-        </w:r>
-      </w:ins>
-      <w:ins w:id="733" w:author="Daniel Noble" w:date="2025-10-28T14:41:00Z">
+          <w:commentReference w:id="763"/>
+        </w:r>
+      </w:ins>
+      <w:ins w:id="765" w:author="Daniel Noble" w:date="2025-10-28T14:41:00Z">
         <w:r>
           <w:t xml:space="preserve">@Urban2016; @Briscoe2023]. Nonetheless, a systems modelling approach will require a solid foundation of species natural history, diverse modelling expertise, and a concerted effort to collect and collate trait and environmental data for model building and validation. </w:t>
         </w:r>
@@ -7533,7 +7927,7 @@
           <w:t>However, there are exciting new tools and data that are making overcoming these challenges more feasible [@Maclean2019], and careful consideration of the key processes important to a system can help alleviate these challenges [@Briscoe2023]. For example, large databases of physiological traits for both plants and animals now exist [e.g., @Kattge2020</w:t>
         </w:r>
       </w:ins>
-      <w:ins w:id="734" w:author="Daniel Noble" w:date="2025-10-29T11:43:00Z" w16du:dateUtc="2025-10-29T00:43:00Z">
+      <w:ins w:id="766" w:author="Daniel Noble" w:date="2025-10-29T11:43:00Z" w16du:dateUtc="2025-10-29T00:43:00Z">
         <w:r>
           <w:t xml:space="preserve"> </w:t>
         </w:r>
@@ -7541,49 +7935,53 @@
           <w:t>@Leiva2025] and advanced missing data approaches</w:t>
         </w:r>
       </w:ins>
-      <w:ins w:id="735" w:author="Daniel Noble" w:date="2025-10-28T14:41:00Z">
+      <w:ins w:id="767" w:author="Daniel Noble" w:date="2025-10-28T14:41:00Z">
         <w:r>
           <w:t xml:space="preserve"> can help estimate likely parameters for data deficient species [e.g., @Bruggeman2009]. </w:t>
         </w:r>
       </w:ins>
-      <w:ins w:id="736" w:author="Daniel Noble" w:date="2025-10-29T09:39:00Z" w16du:dateUtc="2025-10-28T22:39:00Z">
+      <w:ins w:id="768" w:author="Daniel Noble" w:date="2025-10-29T09:39:00Z" w16du:dateUtc="2025-10-28T22:39:00Z">
         <w:r>
           <w:t xml:space="preserve">In addition, ever more sophisticated and powerful computational pipelines (e.g. </w:t>
         </w:r>
+        <w:proofErr w:type="spellStart"/>
         <w:r>
           <w:rPr>
             <w:i/>
             <w:iCs/>
-            <w:rPrChange w:id="737" w:author="Daniel Noble" w:date="2025-10-29T09:39:00Z" w16du:dateUtc="2025-10-28T22:39:00Z">
+            <w:rPrChange w:id="769" w:author="Daniel Noble" w:date="2025-10-29T09:39:00Z" w16du:dateUtc="2025-10-28T22:39:00Z">
               <w:rPr/>
             </w:rPrChange>
           </w:rPr>
           <w:t>NicheMapR</w:t>
         </w:r>
       </w:ins>
-      <w:commentRangeEnd w:id="723"/>
-      <w:ins w:id="738" w:author="Daniel Noble" w:date="2025-10-29T12:50:00Z" w16du:dateUtc="2025-10-29T01:50:00Z">
+      <w:commentRangeEnd w:id="755"/>
+      <w:proofErr w:type="spellEnd"/>
+      <w:ins w:id="770" w:author="Daniel Noble" w:date="2025-10-29T12:50:00Z" w16du:dateUtc="2025-10-29T01:50:00Z">
         <w:r>
           <w:rPr>
             <w:rStyle w:val="CommentReference"/>
           </w:rPr>
-          <w:commentReference w:id="723"/>
-        </w:r>
-      </w:ins>
-      <w:ins w:id="739" w:author="Daniel Noble" w:date="2025-10-29T09:39:00Z" w16du:dateUtc="2025-10-28T22:39:00Z">
+          <w:commentReference w:id="755"/>
+        </w:r>
+      </w:ins>
+      <w:ins w:id="771" w:author="Daniel Noble" w:date="2025-10-29T09:39:00Z" w16du:dateUtc="2025-10-28T22:39:00Z">
         <w:r>
           <w:t xml:space="preserve">, </w:t>
         </w:r>
+        <w:proofErr w:type="spellStart"/>
         <w:r>
           <w:rPr>
             <w:i/>
             <w:iCs/>
-            <w:rPrChange w:id="740" w:author="Daniel Noble" w:date="2025-10-29T09:39:00Z" w16du:dateUtc="2025-10-28T22:39:00Z">
+            <w:rPrChange w:id="772" w:author="Daniel Noble" w:date="2025-10-29T09:39:00Z" w16du:dateUtc="2025-10-28T22:39:00Z">
               <w:rPr/>
             </w:rPrChange>
           </w:rPr>
           <w:t>TrenchR</w:t>
         </w:r>
+        <w:proofErr w:type="spellEnd"/>
         <w:r>
           <w:t xml:space="preserve">, </w:t>
         </w:r>
@@ -7591,7 +7989,7 @@
           <w:rPr>
             <w:i/>
             <w:iCs/>
-            <w:rPrChange w:id="741" w:author="Daniel Noble" w:date="2025-10-29T09:39:00Z" w16du:dateUtc="2025-10-28T22:39:00Z">
+            <w:rPrChange w:id="773" w:author="Daniel Noble" w:date="2025-10-29T09:39:00Z" w16du:dateUtc="2025-10-28T22:39:00Z">
               <w:rPr/>
             </w:rPrChange>
           </w:rPr>
@@ -7600,20 +7998,25 @@
         <w:r>
           <w:t xml:space="preserve">, </w:t>
         </w:r>
+        <w:proofErr w:type="spellStart"/>
         <w:r>
           <w:rPr>
             <w:i/>
             <w:iCs/>
-            <w:rPrChange w:id="742" w:author="Daniel Noble" w:date="2025-10-29T09:39:00Z" w16du:dateUtc="2025-10-28T22:39:00Z">
+            <w:rPrChange w:id="774" w:author="Daniel Noble" w:date="2025-10-29T09:39:00Z" w16du:dateUtc="2025-10-28T22:39:00Z">
               <w:rPr/>
             </w:rPrChange>
           </w:rPr>
           <w:t>terra</w:t>
         </w:r>
         <w:r>
-          <w:t xml:space="preserve"> in R) make it easier to implement and connect models. </w:t>
-        </w:r>
-        <w:commentRangeStart w:id="743"/>
+          <w:t xml:space="preserve"> in</w:t>
+        </w:r>
+        <w:proofErr w:type="spellEnd"/>
+        <w:r>
+          <w:t xml:space="preserve"> R) make it easier to implement and connect models. </w:t>
+        </w:r>
+        <w:commentRangeStart w:id="775"/>
         <w:r>
           <w:t>Model selection and validation are important steps in any modelling process and will be more complicated when applied to entire systems. However, starting with a simpler model, validating predictions with empirical data and then adding complexity as needed can make building systems models more tractabl</w:t>
         </w:r>
@@ -7624,22 +8027,22 @@
           <w:t xml:space="preserve"> </w:t>
         </w:r>
       </w:ins>
-      <w:ins w:id="744" w:author="Daniel Noble" w:date="2025-10-28T14:41:00Z">
+      <w:ins w:id="776" w:author="Daniel Noble" w:date="2025-10-28T14:41:00Z">
         <w:r>
           <w:t xml:space="preserve">[@Briscoe2023]. Even simple models that compare counterfactual scenarios </w:t>
         </w:r>
       </w:ins>
-      <w:ins w:id="745" w:author="Daniel Noble" w:date="2025-10-28T15:26:00Z" w16du:dateUtc="2025-10-28T04:26:00Z">
+      <w:ins w:id="777" w:author="Daniel Noble" w:date="2025-10-28T15:26:00Z" w16du:dateUtc="2025-10-28T04:26:00Z">
         <w:r>
           <w:t>may</w:t>
         </w:r>
       </w:ins>
-      <w:ins w:id="746" w:author="Daniel Noble" w:date="2025-10-28T14:41:00Z">
+      <w:ins w:id="778" w:author="Daniel Noble" w:date="2025-10-28T14:41:00Z">
         <w:r>
           <w:t xml:space="preserve"> provide important quantitative insights into the impacts of extreme heat on organisms, populations and communities</w:t>
         </w:r>
       </w:ins>
-      <w:ins w:id="747" w:author="Daniel Noble" w:date="2025-10-28T15:26:00Z" w16du:dateUtc="2025-10-28T04:26:00Z">
+      <w:ins w:id="779" w:author="Daniel Noble" w:date="2025-10-28T15:26:00Z" w16du:dateUtc="2025-10-28T04:26:00Z">
         <w:r>
           <w:t xml:space="preserve"> </w:t>
         </w:r>
@@ -7647,23 +8050,31 @@
           <w:t>[@Dudney2025; @Carroll2023; @Dornhaus2022]</w:t>
         </w:r>
       </w:ins>
-      <w:ins w:id="748" w:author="Daniel Noble" w:date="2025-10-28T14:41:00Z">
+      <w:ins w:id="780" w:author="Daniel Noble" w:date="2025-10-28T14:41:00Z">
         <w:r>
           <w:t xml:space="preserve">. Such insights </w:t>
         </w:r>
       </w:ins>
-      <w:commentRangeEnd w:id="743"/>
-      <w:ins w:id="749" w:author="Daniel Noble" w:date="2025-10-29T12:44:00Z" w16du:dateUtc="2025-10-29T01:44:00Z">
+      <w:commentRangeEnd w:id="775"/>
+      <w:ins w:id="781" w:author="Daniel Noble" w:date="2025-10-29T12:44:00Z" w16du:dateUtc="2025-10-29T01:44:00Z">
         <w:r>
           <w:rPr>
             <w:rStyle w:val="CommentReference"/>
           </w:rPr>
-          <w:commentReference w:id="743"/>
-        </w:r>
-      </w:ins>
-      <w:ins w:id="750" w:author="Daniel Noble" w:date="2025-10-28T14:41:00Z">
-        <w:r>
-          <w:t>can form the basis for prediction-driven solutions for mitigating the impacts of extreme heat on biodiversity. By working collaboratively and integratively we can develop a more quantitative and predictive understanding of the impacts that extreme heat will have on organisms, populations, and communities along with how to mitigate these impacts to preserve diverse systems now and into the future.</w:t>
+          <w:commentReference w:id="775"/>
+        </w:r>
+      </w:ins>
+      <w:ins w:id="782" w:author="Daniel Noble" w:date="2025-10-28T14:41:00Z">
+        <w:r>
+          <w:t xml:space="preserve">can form the basis for prediction-driven solutions for mitigating the impacts of extreme heat on biodiversity. By working collaboratively and </w:t>
+        </w:r>
+        <w:proofErr w:type="spellStart"/>
+        <w:r>
+          <w:t>integratively</w:t>
+        </w:r>
+        <w:proofErr w:type="spellEnd"/>
+        <w:r>
+          <w:t xml:space="preserve"> we can develop a more quantitative and predictive understanding of the impacts that extreme heat will have on organisms, populations, and communities along with how to mitigate these impacts to preserve diverse systems now and into the future.</w:t>
         </w:r>
       </w:ins>
     </w:p>
@@ -7671,7 +8082,7 @@
       <w:pPr>
         <w:pStyle w:val="BodyText"/>
         <w:rPr>
-          <w:ins w:id="751" w:author="Daniel Noble" w:date="2025-10-27T13:38:00Z" w16du:dateUtc="2025-10-27T02:38:00Z"/>
+          <w:ins w:id="783" w:author="Daniel Noble" w:date="2025-10-27T13:38:00Z" w16du:dateUtc="2025-10-27T02:38:00Z"/>
         </w:rPr>
       </w:pPr>
     </w:p>
@@ -7679,9 +8090,9 @@
       <w:pPr>
         <w:pStyle w:val="BodyText"/>
         <w:rPr>
-          <w:del w:id="752" w:author="Daniel Noble" w:date="2025-10-28T14:40:00Z" w16du:dateUtc="2025-10-28T03:40:00Z"/>
-        </w:rPr>
-        <w:pPrChange w:id="753" w:author="Daniel Noble" w:date="2025-10-27T13:38:00Z" w16du:dateUtc="2025-10-27T02:38:00Z">
+          <w:del w:id="784" w:author="Daniel Noble" w:date="2025-10-28T14:40:00Z" w16du:dateUtc="2025-10-28T03:40:00Z"/>
+        </w:rPr>
+        <w:pPrChange w:id="785" w:author="Daniel Noble" w:date="2025-10-27T13:38:00Z" w16du:dateUtc="2025-10-27T02:38:00Z">
           <w:pPr>
             <w:pStyle w:val="FirstParagraph"/>
             <w:spacing w:line="360" w:lineRule="auto"/>
@@ -7694,8 +8105,8 @@
         <w:pStyle w:val="Heading1"/>
         <w:spacing w:line="360" w:lineRule="auto"/>
       </w:pPr>
-      <w:bookmarkStart w:id="754" w:name="acknowledgements"/>
-      <w:bookmarkEnd w:id="721"/>
+      <w:bookmarkStart w:id="786" w:name="acknowledgements"/>
+      <w:bookmarkEnd w:id="753"/>
       <w:r>
         <w:t>Acknowledgements</w:t>
       </w:r>
@@ -7706,7 +8117,25 @@
         <w:spacing w:line="360" w:lineRule="auto"/>
       </w:pPr>
       <w:r>
-        <w:t>We would like to thank Pieter Arnold, Joel Treutlein and Patrice Pottier for helpful comments on previous versions of this manuscript. DWAN and S.J.L. are supported by an ARC Future Fellowship (FT220100276 to DWAN and FT200100381 to S.J.L.). We would also like to thank The Australian National University, the University of Melbourne and Western Sydney University for funding to support workshops that helped develop this manuscript.</w:t>
+        <w:t xml:space="preserve">We would like to thank Pieter Arnold, Joel Treutlein and Patrice Pottier for helpful comments on previous versions of this manuscript. </w:t>
+      </w:r>
+      <w:ins w:id="787" w:author="Daniel Noble" w:date="2025-10-30T09:37:00Z" w16du:dateUtc="2025-10-29T22:37:00Z">
+        <w:r>
+          <w:t xml:space="preserve">We would also like to thank the Editor and three anonymous reviewers who provided very constructive feedback on </w:t>
+        </w:r>
+      </w:ins>
+      <w:ins w:id="788" w:author="Daniel Noble" w:date="2025-10-30T09:38:00Z" w16du:dateUtc="2025-10-29T22:38:00Z">
+        <w:r>
+          <w:t>earlier versions of our</w:t>
+        </w:r>
+      </w:ins>
+      <w:ins w:id="789" w:author="Daniel Noble" w:date="2025-10-30T09:37:00Z" w16du:dateUtc="2025-10-29T22:37:00Z">
+        <w:r>
+          <w:t xml:space="preserve"> manuscript. </w:t>
+        </w:r>
+      </w:ins>
+      <w:r>
+        <w:t>DWAN and S.J.L. are supported by an ARC Future Fellowship (FT220100276 to DWAN and FT200100381 to S.J.L.). We would also like to thank The Australian National University, the University of Melbourne and Western Sydney University for funding to support workshops that helped develop this manuscript.</w:t>
       </w:r>
     </w:p>
     <w:p>
@@ -7714,8 +8143,18 @@
         <w:pStyle w:val="Heading1"/>
         <w:spacing w:line="360" w:lineRule="auto"/>
       </w:pPr>
-      <w:r>
-        <w:t>Supplement and Code</w:t>
+      <w:ins w:id="790" w:author="Daniel Noble" w:date="2025-10-30T09:28:00Z" w16du:dateUtc="2025-10-29T22:28:00Z">
+        <w:r>
+          <w:t>Data</w:t>
+        </w:r>
+      </w:ins>
+      <w:del w:id="791" w:author="Daniel Noble" w:date="2025-10-30T09:28:00Z" w16du:dateUtc="2025-10-29T22:28:00Z">
+        <w:r>
+          <w:delText>Supplement</w:delText>
+        </w:r>
+      </w:del>
+      <w:r>
+        <w:t xml:space="preserve"> and Code</w:t>
       </w:r>
     </w:p>
     <w:p>
@@ -7723,11 +8162,24 @@
         <w:pStyle w:val="BodyText"/>
         <w:spacing w:line="360" w:lineRule="auto"/>
       </w:pPr>
-      <w:r>
-        <w:t xml:space="preserve">Link to the </w:t>
-      </w:r>
-      <w:r>
-        <w:t xml:space="preserve">supplement can be found here: </w:t>
+      <w:ins w:id="792" w:author="Daniel Noble" w:date="2025-10-30T09:28:00Z" w16du:dateUtc="2025-10-29T22:28:00Z">
+        <w:r>
+          <w:t>Link to the data and code used to for examples in Box 1 and 2</w:t>
+        </w:r>
+        <w:r>
+          <w:t xml:space="preserve"> </w:t>
+        </w:r>
+      </w:ins>
+      <w:del w:id="793" w:author="Daniel Noble" w:date="2025-10-30T09:28:00Z" w16du:dateUtc="2025-10-29T22:28:00Z">
+        <w:r>
+          <w:delText xml:space="preserve">Link to the </w:delText>
+        </w:r>
+        <w:r>
+          <w:delText xml:space="preserve">supplement </w:delText>
+        </w:r>
+      </w:del>
+      <w:r>
+        <w:t xml:space="preserve">can be found here: </w:t>
       </w:r>
       <w:hyperlink r:id="rId13" w:history="1">
         <w:r>
@@ -7755,8 +8207,8 @@
         <w:pStyle w:val="Heading1"/>
         <w:spacing w:line="360" w:lineRule="auto"/>
       </w:pPr>
-      <w:bookmarkStart w:id="755" w:name="references"/>
-      <w:bookmarkEnd w:id="754"/>
+      <w:bookmarkStart w:id="794" w:name="references"/>
+      <w:bookmarkEnd w:id="786"/>
       <w:r>
         <w:lastRenderedPageBreak/>
         <w:t>References</w:t>
@@ -7773,8 +8225,8 @@
         <w:pStyle w:val="Bibliography"/>
         <w:spacing w:line="360" w:lineRule="auto"/>
       </w:pPr>
-      <w:bookmarkStart w:id="756" w:name="ref-Barriopedro2023"/>
-      <w:bookmarkStart w:id="757" w:name="refs"/>
+      <w:bookmarkStart w:id="795" w:name="ref-Barriopedro2023"/>
+      <w:bookmarkStart w:id="796" w:name="refs"/>
       <w:r>
         <w:t xml:space="preserve">1. </w:t>
       </w:r>
@@ -7808,8 +8260,8 @@
         <w:pStyle w:val="Bibliography"/>
         <w:spacing w:line="360" w:lineRule="auto"/>
       </w:pPr>
-      <w:bookmarkStart w:id="758" w:name="ref-Aglas-Leitner2024"/>
-      <w:bookmarkEnd w:id="756"/>
+      <w:bookmarkStart w:id="797" w:name="ref-Aglas-Leitner2024"/>
+      <w:bookmarkEnd w:id="795"/>
       <w:r>
         <w:t xml:space="preserve">2. </w:t>
       </w:r>
@@ -7843,8 +8295,8 @@
         <w:pStyle w:val="Bibliography"/>
         <w:spacing w:line="360" w:lineRule="auto"/>
       </w:pPr>
-      <w:bookmarkStart w:id="759" w:name="ref-Evans2025"/>
-      <w:bookmarkEnd w:id="758"/>
+      <w:bookmarkStart w:id="798" w:name="ref-Evans2025"/>
+      <w:bookmarkEnd w:id="797"/>
       <w:r>
         <w:t xml:space="preserve">3. </w:t>
       </w:r>
@@ -7878,8 +8330,8 @@
         <w:pStyle w:val="Bibliography"/>
         <w:spacing w:line="360" w:lineRule="auto"/>
       </w:pPr>
-      <w:bookmarkStart w:id="760" w:name="ref-Margalef-Marrase2020"/>
-      <w:bookmarkEnd w:id="759"/>
+      <w:bookmarkStart w:id="799" w:name="ref-Margalef-Marrase2020"/>
+      <w:bookmarkEnd w:id="798"/>
       <w:r>
         <w:t xml:space="preserve">4. </w:t>
       </w:r>
@@ -7913,8 +8365,8 @@
         <w:pStyle w:val="Bibliography"/>
         <w:spacing w:line="360" w:lineRule="auto"/>
       </w:pPr>
-      <w:bookmarkStart w:id="761" w:name="ref-Kazenel2024"/>
-      <w:bookmarkEnd w:id="760"/>
+      <w:bookmarkStart w:id="800" w:name="ref-Kazenel2024"/>
+      <w:bookmarkEnd w:id="799"/>
       <w:r>
         <w:t xml:space="preserve">5. </w:t>
       </w:r>
@@ -7945,8 +8397,8 @@
         <w:pStyle w:val="Bibliography"/>
         <w:spacing w:line="360" w:lineRule="auto"/>
       </w:pPr>
-      <w:bookmarkStart w:id="762" w:name="ref-Zhao2017"/>
-      <w:bookmarkEnd w:id="761"/>
+      <w:bookmarkStart w:id="801" w:name="ref-Zhao2017"/>
+      <w:bookmarkEnd w:id="800"/>
       <w:r>
         <w:t xml:space="preserve">6. </w:t>
       </w:r>
@@ -7980,8 +8432,8 @@
         <w:pStyle w:val="Bibliography"/>
         <w:spacing w:line="360" w:lineRule="auto"/>
       </w:pPr>
-      <w:bookmarkStart w:id="763" w:name="ref-Tito2018"/>
-      <w:bookmarkEnd w:id="762"/>
+      <w:bookmarkStart w:id="802" w:name="ref-Tito2018"/>
+      <w:bookmarkEnd w:id="801"/>
       <w:r>
         <w:t xml:space="preserve">7. </w:t>
       </w:r>
@@ -8015,8 +8467,8 @@
         <w:pStyle w:val="Bibliography"/>
         <w:spacing w:line="360" w:lineRule="auto"/>
       </w:pPr>
-      <w:bookmarkStart w:id="764" w:name="ref-Bernacchi2025"/>
-      <w:bookmarkEnd w:id="763"/>
+      <w:bookmarkStart w:id="803" w:name="ref-Bernacchi2025"/>
+      <w:bookmarkEnd w:id="802"/>
       <w:r>
         <w:t xml:space="preserve">8. </w:t>
       </w:r>
@@ -8050,8 +8502,8 @@
         <w:pStyle w:val="Bibliography"/>
         <w:spacing w:line="360" w:lineRule="auto"/>
       </w:pPr>
-      <w:bookmarkStart w:id="765" w:name="ref-Martinez2023"/>
-      <w:bookmarkEnd w:id="764"/>
+      <w:bookmarkStart w:id="804" w:name="ref-Martinez2023"/>
+      <w:bookmarkEnd w:id="803"/>
       <w:r>
         <w:t xml:space="preserve">9. </w:t>
       </w:r>
@@ -8082,8 +8534,8 @@
         <w:pStyle w:val="Bibliography"/>
         <w:spacing w:line="360" w:lineRule="auto"/>
       </w:pPr>
-      <w:bookmarkStart w:id="766" w:name="ref-Rezende2020"/>
-      <w:bookmarkEnd w:id="765"/>
+      <w:bookmarkStart w:id="805" w:name="ref-Rezende2020"/>
+      <w:bookmarkEnd w:id="804"/>
       <w:r>
         <w:t xml:space="preserve">10. </w:t>
       </w:r>
@@ -8117,8 +8569,8 @@
         <w:pStyle w:val="Bibliography"/>
         <w:spacing w:line="360" w:lineRule="auto"/>
       </w:pPr>
-      <w:bookmarkStart w:id="767" w:name="ref-Orsted2024"/>
-      <w:bookmarkEnd w:id="766"/>
+      <w:bookmarkStart w:id="806" w:name="ref-Orsted2024"/>
+      <w:bookmarkEnd w:id="805"/>
       <w:r>
         <w:t xml:space="preserve">11. </w:t>
       </w:r>
@@ -8152,8 +8604,8 @@
         <w:pStyle w:val="Bibliography"/>
         <w:spacing w:line="360" w:lineRule="auto"/>
       </w:pPr>
-      <w:bookmarkStart w:id="768" w:name="ref-Lopez-Goldar2024"/>
-      <w:bookmarkEnd w:id="767"/>
+      <w:bookmarkStart w:id="807" w:name="ref-Lopez-Goldar2024"/>
+      <w:bookmarkEnd w:id="806"/>
       <w:r>
         <w:t xml:space="preserve">12. </w:t>
       </w:r>
@@ -8184,8 +8636,8 @@
         <w:pStyle w:val="Bibliography"/>
         <w:spacing w:line="360" w:lineRule="auto"/>
       </w:pPr>
-      <w:bookmarkStart w:id="769" w:name="ref-Trivedi2022"/>
-      <w:bookmarkEnd w:id="768"/>
+      <w:bookmarkStart w:id="808" w:name="ref-Trivedi2022"/>
+      <w:bookmarkEnd w:id="807"/>
       <w:r>
         <w:t xml:space="preserve">13. </w:t>
       </w:r>
@@ -8219,8 +8671,8 @@
         <w:pStyle w:val="Bibliography"/>
         <w:spacing w:line="360" w:lineRule="auto"/>
       </w:pPr>
-      <w:bookmarkStart w:id="770" w:name="ref-Kooijman2010"/>
-      <w:bookmarkEnd w:id="769"/>
+      <w:bookmarkStart w:id="809" w:name="ref-Kooijman2010"/>
+      <w:bookmarkEnd w:id="808"/>
       <w:r>
         <w:t xml:space="preserve">14. </w:t>
       </w:r>
@@ -8244,8 +8696,8 @@
         <w:pStyle w:val="Bibliography"/>
         <w:spacing w:line="360" w:lineRule="auto"/>
       </w:pPr>
-      <w:bookmarkStart w:id="771" w:name="ref-Kearney2009b"/>
-      <w:bookmarkEnd w:id="770"/>
+      <w:bookmarkStart w:id="810" w:name="ref-Kearney2009b"/>
+      <w:bookmarkEnd w:id="809"/>
       <w:r>
         <w:t xml:space="preserve">15. </w:t>
       </w:r>
@@ -8269,8 +8721,8 @@
         <w:pStyle w:val="Bibliography"/>
         <w:spacing w:line="360" w:lineRule="auto"/>
       </w:pPr>
-      <w:bookmarkStart w:id="772" w:name="ref-Jusup2024"/>
-      <w:bookmarkEnd w:id="771"/>
+      <w:bookmarkStart w:id="811" w:name="ref-Jusup2024"/>
+      <w:bookmarkEnd w:id="810"/>
       <w:r>
         <w:lastRenderedPageBreak/>
         <w:t xml:space="preserve">16. </w:t>
@@ -8292,8 +8744,8 @@
         <w:pStyle w:val="Bibliography"/>
         <w:spacing w:line="360" w:lineRule="auto"/>
       </w:pPr>
-      <w:bookmarkStart w:id="773" w:name="ref-Kearney2024"/>
-      <w:bookmarkEnd w:id="772"/>
+      <w:bookmarkStart w:id="812" w:name="ref-Kearney2024"/>
+      <w:bookmarkEnd w:id="811"/>
       <w:r>
         <w:t xml:space="preserve">17. </w:t>
       </w:r>
@@ -8317,8 +8769,8 @@
         <w:pStyle w:val="Bibliography"/>
         <w:spacing w:line="360" w:lineRule="auto"/>
       </w:pPr>
-      <w:bookmarkStart w:id="774" w:name="ref-Briscoe2023"/>
-      <w:bookmarkEnd w:id="773"/>
+      <w:bookmarkStart w:id="813" w:name="ref-Briscoe2023"/>
+      <w:bookmarkEnd w:id="812"/>
       <w:r>
         <w:t xml:space="preserve">18. </w:t>
       </w:r>
@@ -8352,8 +8804,8 @@
         <w:pStyle w:val="Bibliography"/>
         <w:spacing w:line="360" w:lineRule="auto"/>
       </w:pPr>
-      <w:bookmarkStart w:id="775" w:name="ref-Rezende2014"/>
-      <w:bookmarkEnd w:id="774"/>
+      <w:bookmarkStart w:id="814" w:name="ref-Rezende2014"/>
+      <w:bookmarkEnd w:id="813"/>
       <w:r>
         <w:t xml:space="preserve">19. </w:t>
       </w:r>
@@ -8387,8 +8839,8 @@
         <w:pStyle w:val="Bibliography"/>
         <w:spacing w:line="360" w:lineRule="auto"/>
       </w:pPr>
-      <w:bookmarkStart w:id="776" w:name="ref-Arnold2025a"/>
-      <w:bookmarkEnd w:id="775"/>
+      <w:bookmarkStart w:id="815" w:name="ref-Arnold2025a"/>
+      <w:bookmarkEnd w:id="814"/>
       <w:r>
         <w:t xml:space="preserve">20. </w:t>
       </w:r>
@@ -8422,8 +8874,8 @@
         <w:pStyle w:val="Bibliography"/>
         <w:spacing w:line="360" w:lineRule="auto"/>
       </w:pPr>
-      <w:bookmarkStart w:id="777" w:name="ref-Bimler2018"/>
-      <w:bookmarkEnd w:id="776"/>
+      <w:bookmarkStart w:id="816" w:name="ref-Bimler2018"/>
+      <w:bookmarkEnd w:id="815"/>
       <w:r>
         <w:t xml:space="preserve">21. </w:t>
       </w:r>
@@ -8457,8 +8909,8 @@
         <w:pStyle w:val="Bibliography"/>
         <w:spacing w:line="360" w:lineRule="auto"/>
       </w:pPr>
-      <w:bookmarkStart w:id="778" w:name="ref-Bowler2022"/>
-      <w:bookmarkEnd w:id="777"/>
+      <w:bookmarkStart w:id="817" w:name="ref-Bowler2022"/>
+      <w:bookmarkEnd w:id="816"/>
       <w:r>
         <w:t xml:space="preserve">22. </w:t>
       </w:r>
@@ -8492,8 +8944,8 @@
         <w:pStyle w:val="Bibliography"/>
         <w:spacing w:line="360" w:lineRule="auto"/>
       </w:pPr>
-      <w:bookmarkStart w:id="779" w:name="ref-Tushabe2025"/>
-      <w:bookmarkEnd w:id="778"/>
+      <w:bookmarkStart w:id="818" w:name="ref-Tushabe2025"/>
+      <w:bookmarkEnd w:id="817"/>
       <w:r>
         <w:t xml:space="preserve">23. </w:t>
       </w:r>
@@ -8517,8 +8969,8 @@
         <w:pStyle w:val="Bibliography"/>
         <w:spacing w:line="360" w:lineRule="auto"/>
       </w:pPr>
-      <w:bookmarkStart w:id="780" w:name="ref-Fick2017"/>
-      <w:bookmarkEnd w:id="779"/>
+      <w:bookmarkStart w:id="819" w:name="ref-Fick2017"/>
+      <w:bookmarkEnd w:id="818"/>
       <w:r>
         <w:t xml:space="preserve">24. </w:t>
       </w:r>
@@ -8542,8 +8994,8 @@
         <w:pStyle w:val="Bibliography"/>
         <w:spacing w:line="360" w:lineRule="auto"/>
       </w:pPr>
-      <w:bookmarkStart w:id="781" w:name="ref-Kalnay2018"/>
-      <w:bookmarkEnd w:id="780"/>
+      <w:bookmarkStart w:id="820" w:name="ref-Kalnay2018"/>
+      <w:bookmarkEnd w:id="819"/>
       <w:r>
         <w:t xml:space="preserve">25. </w:t>
       </w:r>
@@ -8577,8 +9029,8 @@
         <w:pStyle w:val="Bibliography"/>
         <w:spacing w:line="360" w:lineRule="auto"/>
       </w:pPr>
-      <w:bookmarkStart w:id="782" w:name="ref-Hersbach2020"/>
-      <w:bookmarkEnd w:id="781"/>
+      <w:bookmarkStart w:id="821" w:name="ref-Hersbach2020"/>
+      <w:bookmarkEnd w:id="820"/>
       <w:r>
         <w:t xml:space="preserve">26. </w:t>
       </w:r>
@@ -8612,8 +9064,8 @@
         <w:pStyle w:val="Bibliography"/>
         <w:spacing w:line="360" w:lineRule="auto"/>
       </w:pPr>
-      <w:bookmarkStart w:id="783" w:name="ref-Klinges2022"/>
-      <w:bookmarkEnd w:id="782"/>
+      <w:bookmarkStart w:id="822" w:name="ref-Klinges2022"/>
+      <w:bookmarkEnd w:id="821"/>
       <w:r>
         <w:t xml:space="preserve">27. </w:t>
       </w:r>
@@ -8647,8 +9099,8 @@
         <w:pStyle w:val="Bibliography"/>
         <w:spacing w:line="360" w:lineRule="auto"/>
       </w:pPr>
-      <w:bookmarkStart w:id="784" w:name="ref-Meyer2023"/>
-      <w:bookmarkEnd w:id="783"/>
+      <w:bookmarkStart w:id="823" w:name="ref-Meyer2023"/>
+      <w:bookmarkEnd w:id="822"/>
       <w:r>
         <w:t xml:space="preserve">28. </w:t>
       </w:r>
@@ -8682,8 +9134,8 @@
         <w:pStyle w:val="Bibliography"/>
         <w:spacing w:line="360" w:lineRule="auto"/>
       </w:pPr>
-      <w:bookmarkStart w:id="785" w:name="ref-Munoz-Sabater2021"/>
-      <w:bookmarkEnd w:id="784"/>
+      <w:bookmarkStart w:id="824" w:name="ref-Munoz-Sabater2021"/>
+      <w:bookmarkEnd w:id="823"/>
       <w:r>
         <w:t xml:space="preserve">29. </w:t>
       </w:r>
@@ -8717,8 +9169,8 @@
         <w:pStyle w:val="Bibliography"/>
         <w:spacing w:line="360" w:lineRule="auto"/>
       </w:pPr>
-      <w:bookmarkStart w:id="786" w:name="ref-Bezanson2012"/>
-      <w:bookmarkEnd w:id="785"/>
+      <w:bookmarkStart w:id="825" w:name="ref-Bezanson2012"/>
+      <w:bookmarkEnd w:id="824"/>
       <w:r>
         <w:t xml:space="preserve">30. </w:t>
       </w:r>
@@ -8749,8 +9201,8 @@
         <w:pStyle w:val="Bibliography"/>
         <w:spacing w:line="360" w:lineRule="auto"/>
       </w:pPr>
-      <w:bookmarkStart w:id="787" w:name="ref-Bonan2019"/>
-      <w:bookmarkEnd w:id="786"/>
+      <w:bookmarkStart w:id="826" w:name="ref-Bonan2019"/>
+      <w:bookmarkEnd w:id="825"/>
       <w:r>
         <w:t xml:space="preserve">31. </w:t>
       </w:r>
@@ -8774,8 +9226,8 @@
         <w:pStyle w:val="Bibliography"/>
         <w:spacing w:line="360" w:lineRule="auto"/>
       </w:pPr>
-      <w:bookmarkStart w:id="788" w:name="ref-Argles2022"/>
-      <w:bookmarkEnd w:id="787"/>
+      <w:bookmarkStart w:id="827" w:name="ref-Argles2022"/>
+      <w:bookmarkEnd w:id="826"/>
       <w:r>
         <w:t xml:space="preserve">32. </w:t>
       </w:r>
@@ -8809,8 +9261,8 @@
         <w:pStyle w:val="Bibliography"/>
         <w:spacing w:line="360" w:lineRule="auto"/>
       </w:pPr>
-      <w:bookmarkStart w:id="789" w:name="ref-Kearney2017"/>
-      <w:bookmarkEnd w:id="788"/>
+      <w:bookmarkStart w:id="828" w:name="ref-Kearney2017"/>
+      <w:bookmarkEnd w:id="827"/>
       <w:r>
         <w:t xml:space="preserve">33. </w:t>
       </w:r>
@@ -8834,8 +9286,8 @@
         <w:pStyle w:val="Bibliography"/>
         <w:spacing w:line="360" w:lineRule="auto"/>
       </w:pPr>
-      <w:bookmarkStart w:id="790" w:name="ref-Maclean2019"/>
-      <w:bookmarkEnd w:id="789"/>
+      <w:bookmarkStart w:id="829" w:name="ref-Maclean2019"/>
+      <w:bookmarkEnd w:id="828"/>
       <w:r>
         <w:lastRenderedPageBreak/>
         <w:t xml:space="preserve">34. </w:t>
@@ -8870,8 +9322,8 @@
         <w:pStyle w:val="Bibliography"/>
         <w:spacing w:line="360" w:lineRule="auto"/>
       </w:pPr>
-      <w:bookmarkStart w:id="791" w:name="ref-Kearney2020"/>
-      <w:bookmarkEnd w:id="790"/>
+      <w:bookmarkStart w:id="830" w:name="ref-Kearney2020"/>
+      <w:bookmarkEnd w:id="829"/>
       <w:r>
         <w:t xml:space="preserve">35. </w:t>
       </w:r>
@@ -8905,8 +9357,8 @@
         <w:pStyle w:val="Bibliography"/>
         <w:spacing w:line="360" w:lineRule="auto"/>
       </w:pPr>
-      <w:bookmarkStart w:id="792" w:name="ref-Maclean2021"/>
-      <w:bookmarkEnd w:id="791"/>
+      <w:bookmarkStart w:id="831" w:name="ref-Maclean2021"/>
+      <w:bookmarkEnd w:id="830"/>
       <w:r>
         <w:t xml:space="preserve">36. </w:t>
       </w:r>
@@ -8940,8 +9392,8 @@
         <w:pStyle w:val="Bibliography"/>
         <w:spacing w:line="360" w:lineRule="auto"/>
       </w:pPr>
-      <w:bookmarkStart w:id="793" w:name="ref-Buckley2023"/>
-      <w:bookmarkEnd w:id="792"/>
+      <w:bookmarkStart w:id="832" w:name="ref-Buckley2023"/>
+      <w:bookmarkEnd w:id="831"/>
       <w:r>
         <w:t xml:space="preserve">37. </w:t>
       </w:r>
@@ -8975,8 +9427,8 @@
         <w:pStyle w:val="Bibliography"/>
         <w:spacing w:line="360" w:lineRule="auto"/>
       </w:pPr>
-      <w:bookmarkStart w:id="794" w:name="ref-De_Frenne2024"/>
-      <w:bookmarkEnd w:id="793"/>
+      <w:bookmarkStart w:id="833" w:name="ref-De_Frenne2024"/>
+      <w:bookmarkEnd w:id="832"/>
       <w:r>
         <w:t xml:space="preserve">38. </w:t>
       </w:r>
@@ -9007,8 +9459,8 @@
         <w:pStyle w:val="Bibliography"/>
         <w:spacing w:line="360" w:lineRule="auto"/>
       </w:pPr>
-      <w:bookmarkStart w:id="795" w:name="ref-Levy2016"/>
-      <w:bookmarkEnd w:id="794"/>
+      <w:bookmarkStart w:id="834" w:name="ref-Levy2016"/>
+      <w:bookmarkEnd w:id="833"/>
       <w:r>
         <w:t xml:space="preserve">39. </w:t>
       </w:r>
@@ -9042,8 +9494,8 @@
         <w:pStyle w:val="Bibliography"/>
         <w:spacing w:line="360" w:lineRule="auto"/>
       </w:pPr>
-      <w:bookmarkStart w:id="796" w:name="ref-Drake2018"/>
-      <w:bookmarkEnd w:id="795"/>
+      <w:bookmarkStart w:id="835" w:name="ref-Drake2018"/>
+      <w:bookmarkEnd w:id="834"/>
       <w:r>
         <w:t xml:space="preserve">40. </w:t>
       </w:r>
@@ -9077,8 +9529,8 @@
         <w:pStyle w:val="Bibliography"/>
         <w:spacing w:line="360" w:lineRule="auto"/>
       </w:pPr>
-      <w:bookmarkStart w:id="797" w:name="ref-Holzworth2018"/>
-      <w:bookmarkEnd w:id="796"/>
+      <w:bookmarkStart w:id="836" w:name="ref-Holzworth2018"/>
+      <w:bookmarkEnd w:id="835"/>
       <w:r>
         <w:t xml:space="preserve">41. </w:t>
       </w:r>
@@ -9112,8 +9564,8 @@
         <w:pStyle w:val="Bibliography"/>
         <w:spacing w:line="360" w:lineRule="auto"/>
       </w:pPr>
-      <w:bookmarkStart w:id="798" w:name="ref-Medlyn2011"/>
-      <w:bookmarkEnd w:id="797"/>
+      <w:bookmarkStart w:id="837" w:name="ref-Medlyn2011"/>
+      <w:bookmarkEnd w:id="836"/>
       <w:r>
         <w:t xml:space="preserve">42. </w:t>
       </w:r>
@@ -9147,8 +9599,8 @@
         <w:pStyle w:val="Bibliography"/>
         <w:spacing w:line="360" w:lineRule="auto"/>
       </w:pPr>
-      <w:bookmarkStart w:id="799" w:name="ref-Porter1973"/>
-      <w:bookmarkEnd w:id="798"/>
+      <w:bookmarkStart w:id="838" w:name="ref-Porter1973"/>
+      <w:bookmarkEnd w:id="837"/>
       <w:r>
         <w:t xml:space="preserve">43. </w:t>
       </w:r>
@@ -9182,8 +9634,8 @@
         <w:pStyle w:val="Bibliography"/>
         <w:spacing w:line="360" w:lineRule="auto"/>
       </w:pPr>
-      <w:bookmarkStart w:id="800" w:name="ref-Porter1969"/>
-      <w:bookmarkEnd w:id="799"/>
+      <w:bookmarkStart w:id="839" w:name="ref-Porter1969"/>
+      <w:bookmarkEnd w:id="838"/>
       <w:r>
         <w:t xml:space="preserve">44. </w:t>
       </w:r>
@@ -9207,8 +9659,8 @@
         <w:pStyle w:val="Bibliography"/>
         <w:spacing w:line="360" w:lineRule="auto"/>
       </w:pPr>
-      <w:bookmarkStart w:id="801" w:name="ref-Riddell2017"/>
-      <w:bookmarkEnd w:id="800"/>
+      <w:bookmarkStart w:id="840" w:name="ref-Riddell2017"/>
+      <w:bookmarkEnd w:id="839"/>
       <w:r>
         <w:t xml:space="preserve">45. </w:t>
       </w:r>
@@ -9242,8 +9694,8 @@
         <w:pStyle w:val="Bibliography"/>
         <w:spacing w:line="360" w:lineRule="auto"/>
       </w:pPr>
-      <w:bookmarkStart w:id="802" w:name="ref-Duursma2015"/>
-      <w:bookmarkEnd w:id="801"/>
+      <w:bookmarkStart w:id="841" w:name="ref-Duursma2015"/>
+      <w:bookmarkEnd w:id="840"/>
       <w:r>
         <w:t xml:space="preserve">46. </w:t>
       </w:r>
@@ -9267,8 +9719,8 @@
         <w:pStyle w:val="Bibliography"/>
         <w:spacing w:line="360" w:lineRule="auto"/>
       </w:pPr>
-      <w:bookmarkStart w:id="803" w:name="ref-Briscoe2022"/>
-      <w:bookmarkEnd w:id="802"/>
+      <w:bookmarkStart w:id="842" w:name="ref-Briscoe2022"/>
+      <w:bookmarkEnd w:id="841"/>
       <w:r>
         <w:t xml:space="preserve">47. </w:t>
       </w:r>
@@ -9302,8 +9754,8 @@
         <w:pStyle w:val="Bibliography"/>
         <w:spacing w:line="360" w:lineRule="auto"/>
       </w:pPr>
-      <w:bookmarkStart w:id="804" w:name="ref-Loughran2020"/>
-      <w:bookmarkEnd w:id="803"/>
+      <w:bookmarkStart w:id="843" w:name="ref-Loughran2020"/>
+      <w:bookmarkEnd w:id="842"/>
       <w:r>
         <w:t xml:space="preserve">48. </w:t>
       </w:r>
@@ -9327,8 +9779,8 @@
         <w:pStyle w:val="Bibliography"/>
         <w:spacing w:line="360" w:lineRule="auto"/>
       </w:pPr>
-      <w:bookmarkStart w:id="805" w:name="ref-Sharpe2022"/>
-      <w:bookmarkEnd w:id="804"/>
+      <w:bookmarkStart w:id="844" w:name="ref-Sharpe2022"/>
+      <w:bookmarkEnd w:id="843"/>
       <w:r>
         <w:t xml:space="preserve">49. </w:t>
       </w:r>
@@ -9362,8 +9814,8 @@
         <w:pStyle w:val="Bibliography"/>
         <w:spacing w:line="360" w:lineRule="auto"/>
       </w:pPr>
-      <w:bookmarkStart w:id="806" w:name="ref-Posch2024"/>
-      <w:bookmarkEnd w:id="805"/>
+      <w:bookmarkStart w:id="845" w:name="ref-Posch2024"/>
+      <w:bookmarkEnd w:id="844"/>
       <w:r>
         <w:lastRenderedPageBreak/>
         <w:t xml:space="preserve">50. </w:t>
@@ -9398,8 +9850,8 @@
         <w:pStyle w:val="Bibliography"/>
         <w:spacing w:line="360" w:lineRule="auto"/>
       </w:pPr>
-      <w:bookmarkStart w:id="807" w:name="ref-Orsted2022"/>
-      <w:bookmarkEnd w:id="806"/>
+      <w:bookmarkStart w:id="846" w:name="ref-Orsted2022"/>
+      <w:bookmarkEnd w:id="845"/>
       <w:r>
         <w:t xml:space="preserve">51. </w:t>
       </w:r>
@@ -9433,8 +9885,8 @@
         <w:pStyle w:val="Bibliography"/>
         <w:spacing w:line="360" w:lineRule="auto"/>
       </w:pPr>
-      <w:bookmarkStart w:id="808" w:name="ref-Jagadish2021"/>
-      <w:bookmarkEnd w:id="807"/>
+      <w:bookmarkStart w:id="847" w:name="ref-Jagadish2021"/>
+      <w:bookmarkEnd w:id="846"/>
       <w:r>
         <w:t xml:space="preserve">52. </w:t>
       </w:r>
@@ -9468,8 +9920,8 @@
         <w:pStyle w:val="Bibliography"/>
         <w:spacing w:line="360" w:lineRule="auto"/>
       </w:pPr>
-      <w:bookmarkStart w:id="809" w:name="ref-Faber2024"/>
-      <w:bookmarkEnd w:id="808"/>
+      <w:bookmarkStart w:id="848" w:name="ref-Faber2024"/>
+      <w:bookmarkEnd w:id="847"/>
       <w:r>
         <w:t xml:space="preserve">53. </w:t>
       </w:r>
@@ -9503,8 +9955,8 @@
         <w:pStyle w:val="Bibliography"/>
         <w:spacing w:line="360" w:lineRule="auto"/>
       </w:pPr>
-      <w:bookmarkStart w:id="810" w:name="ref-Martinez-De_Leon2024"/>
-      <w:bookmarkEnd w:id="809"/>
+      <w:bookmarkStart w:id="849" w:name="ref-Martinez-De_Leon2024"/>
+      <w:bookmarkEnd w:id="848"/>
       <w:r>
         <w:t xml:space="preserve">54. </w:t>
       </w:r>
@@ -9525,8 +9977,8 @@
         <w:pStyle w:val="Bibliography"/>
         <w:spacing w:line="360" w:lineRule="auto"/>
       </w:pPr>
-      <w:bookmarkStart w:id="811" w:name="ref-Chouhan2023"/>
-      <w:bookmarkEnd w:id="810"/>
+      <w:bookmarkStart w:id="850" w:name="ref-Chouhan2023"/>
+      <w:bookmarkEnd w:id="849"/>
       <w:r>
         <w:t xml:space="preserve">55. </w:t>
       </w:r>
@@ -9560,8 +10012,8 @@
         <w:pStyle w:val="Bibliography"/>
         <w:spacing w:line="360" w:lineRule="auto"/>
       </w:pPr>
-      <w:bookmarkStart w:id="812" w:name="ref-Marquez2007"/>
-      <w:bookmarkEnd w:id="811"/>
+      <w:bookmarkStart w:id="851" w:name="ref-Marquez2007"/>
+      <w:bookmarkEnd w:id="850"/>
       <w:r>
         <w:t xml:space="preserve">56. </w:t>
       </w:r>
@@ -9595,8 +10047,8 @@
         <w:pStyle w:val="Bibliography"/>
         <w:spacing w:line="360" w:lineRule="auto"/>
       </w:pPr>
-      <w:bookmarkStart w:id="813" w:name="ref-Dastogeer2022"/>
-      <w:bookmarkEnd w:id="812"/>
+      <w:bookmarkStart w:id="852" w:name="ref-Dastogeer2022"/>
+      <w:bookmarkEnd w:id="851"/>
       <w:r>
         <w:t xml:space="preserve">57. </w:t>
       </w:r>
@@ -9630,8 +10082,8 @@
         <w:pStyle w:val="Bibliography"/>
         <w:spacing w:line="360" w:lineRule="auto"/>
       </w:pPr>
-      <w:bookmarkStart w:id="814" w:name="ref-Hoang2019"/>
-      <w:bookmarkEnd w:id="813"/>
+      <w:bookmarkStart w:id="853" w:name="ref-Hoang2019"/>
+      <w:bookmarkEnd w:id="852"/>
       <w:r>
         <w:t xml:space="preserve">58. </w:t>
       </w:r>
@@ -9665,8 +10117,8 @@
         <w:pStyle w:val="Bibliography"/>
         <w:spacing w:line="360" w:lineRule="auto"/>
       </w:pPr>
-      <w:bookmarkStart w:id="815" w:name="ref-Marchin2022"/>
-      <w:bookmarkEnd w:id="814"/>
+      <w:bookmarkStart w:id="854" w:name="ref-Marchin2022"/>
+      <w:bookmarkEnd w:id="853"/>
       <w:r>
         <w:t xml:space="preserve">59. </w:t>
       </w:r>
@@ -9700,8 +10152,8 @@
         <w:pStyle w:val="Bibliography"/>
         <w:spacing w:line="360" w:lineRule="auto"/>
       </w:pPr>
-      <w:bookmarkStart w:id="816" w:name="ref-Li2025"/>
-      <w:bookmarkEnd w:id="815"/>
+      <w:bookmarkStart w:id="855" w:name="ref-Li2025"/>
+      <w:bookmarkEnd w:id="854"/>
       <w:r>
         <w:t xml:space="preserve">60. </w:t>
       </w:r>
@@ -9735,8 +10187,8 @@
         <w:pStyle w:val="Bibliography"/>
         <w:spacing w:line="360" w:lineRule="auto"/>
       </w:pPr>
-      <w:bookmarkStart w:id="817" w:name="ref-Youngblood2025"/>
-      <w:bookmarkEnd w:id="816"/>
+      <w:bookmarkStart w:id="856" w:name="ref-Youngblood2025"/>
+      <w:bookmarkEnd w:id="855"/>
       <w:r>
         <w:t xml:space="preserve">61. </w:t>
       </w:r>
@@ -9767,8 +10219,8 @@
         <w:pStyle w:val="Bibliography"/>
         <w:spacing w:line="360" w:lineRule="auto"/>
       </w:pPr>
-      <w:bookmarkStart w:id="818" w:name="ref-Mengutay2013"/>
-      <w:bookmarkEnd w:id="817"/>
+      <w:bookmarkStart w:id="857" w:name="ref-Mengutay2013"/>
+      <w:bookmarkEnd w:id="856"/>
       <w:r>
         <w:t xml:space="preserve">62. </w:t>
       </w:r>
@@ -9802,8 +10254,8 @@
         <w:pStyle w:val="Bibliography"/>
         <w:spacing w:line="360" w:lineRule="auto"/>
       </w:pPr>
-      <w:bookmarkStart w:id="819" w:name="ref-Andersen2010"/>
-      <w:bookmarkEnd w:id="818"/>
+      <w:bookmarkStart w:id="858" w:name="ref-Andersen2010"/>
+      <w:bookmarkEnd w:id="857"/>
       <w:r>
         <w:t xml:space="preserve">63. </w:t>
       </w:r>
@@ -9837,8 +10289,8 @@
         <w:pStyle w:val="Bibliography"/>
         <w:spacing w:line="360" w:lineRule="auto"/>
       </w:pPr>
-      <w:bookmarkStart w:id="820" w:name="ref-Nisbet2000"/>
-      <w:bookmarkEnd w:id="819"/>
+      <w:bookmarkStart w:id="859" w:name="ref-Nisbet2000"/>
+      <w:bookmarkEnd w:id="858"/>
       <w:r>
         <w:t xml:space="preserve">64. </w:t>
       </w:r>
@@ -9872,8 +10324,8 @@
         <w:pStyle w:val="Bibliography"/>
         <w:spacing w:line="360" w:lineRule="auto"/>
       </w:pPr>
-      <w:bookmarkStart w:id="821" w:name="ref-Jager2020"/>
-      <w:bookmarkEnd w:id="820"/>
+      <w:bookmarkStart w:id="860" w:name="ref-Jager2020"/>
+      <w:bookmarkEnd w:id="859"/>
       <w:r>
         <w:t xml:space="preserve">65. </w:t>
       </w:r>
@@ -9897,8 +10349,8 @@
         <w:pStyle w:val="Bibliography"/>
         <w:spacing w:line="360" w:lineRule="auto"/>
       </w:pPr>
-      <w:bookmarkStart w:id="822" w:name="ref-Kearney2013"/>
-      <w:bookmarkEnd w:id="821"/>
+      <w:bookmarkStart w:id="861" w:name="ref-Kearney2013"/>
+      <w:bookmarkEnd w:id="860"/>
       <w:r>
         <w:t xml:space="preserve">66. </w:t>
       </w:r>
@@ -9932,8 +10384,8 @@
         <w:pStyle w:val="Bibliography"/>
         <w:spacing w:line="360" w:lineRule="auto"/>
       </w:pPr>
-      <w:bookmarkStart w:id="823" w:name="ref-Kearney2010"/>
-      <w:bookmarkEnd w:id="822"/>
+      <w:bookmarkStart w:id="862" w:name="ref-Kearney2010"/>
+      <w:bookmarkEnd w:id="861"/>
       <w:r>
         <w:lastRenderedPageBreak/>
         <w:t xml:space="preserve">67. </w:t>
@@ -9968,8 +10420,8 @@
         <w:pStyle w:val="Bibliography"/>
         <w:spacing w:line="360" w:lineRule="auto"/>
       </w:pPr>
-      <w:bookmarkStart w:id="824" w:name="ref-Marques2018"/>
-      <w:bookmarkEnd w:id="823"/>
+      <w:bookmarkStart w:id="863" w:name="ref-Marques2018"/>
+      <w:bookmarkEnd w:id="862"/>
       <w:r>
         <w:t xml:space="preserve">68. </w:t>
       </w:r>
@@ -10003,8 +10455,8 @@
         <w:pStyle w:val="Bibliography"/>
         <w:spacing w:line="360" w:lineRule="auto"/>
       </w:pPr>
-      <w:bookmarkStart w:id="825" w:name="ref-Kooijman2021"/>
-      <w:bookmarkEnd w:id="824"/>
+      <w:bookmarkStart w:id="864" w:name="ref-Kooijman2021"/>
+      <w:bookmarkEnd w:id="863"/>
       <w:r>
         <w:t xml:space="preserve">69. </w:t>
       </w:r>
@@ -10038,8 +10490,8 @@
         <w:pStyle w:val="Bibliography"/>
         <w:spacing w:line="360" w:lineRule="auto"/>
       </w:pPr>
-      <w:bookmarkStart w:id="826" w:name="ref-Bruggeman2009"/>
-      <w:bookmarkEnd w:id="825"/>
+      <w:bookmarkStart w:id="865" w:name="ref-Bruggeman2009"/>
+      <w:bookmarkEnd w:id="864"/>
       <w:r>
         <w:t xml:space="preserve">70. </w:t>
       </w:r>
@@ -10073,8 +10525,8 @@
         <w:pStyle w:val="Bibliography"/>
         <w:spacing w:line="360" w:lineRule="auto"/>
       </w:pPr>
-      <w:bookmarkStart w:id="827" w:name="ref-Kearney2020a"/>
-      <w:bookmarkEnd w:id="826"/>
+      <w:bookmarkStart w:id="866" w:name="ref-Kearney2020a"/>
+      <w:bookmarkEnd w:id="865"/>
       <w:r>
         <w:t xml:space="preserve">71. </w:t>
       </w:r>
@@ -10098,8 +10550,8 @@
         <w:pStyle w:val="Bibliography"/>
         <w:spacing w:line="360" w:lineRule="auto"/>
       </w:pPr>
-      <w:bookmarkStart w:id="828" w:name="ref-Kumarathunge2019"/>
-      <w:bookmarkEnd w:id="827"/>
+      <w:bookmarkStart w:id="867" w:name="ref-Kumarathunge2019"/>
+      <w:bookmarkEnd w:id="866"/>
       <w:r>
         <w:t xml:space="preserve">72. </w:t>
       </w:r>
@@ -10133,8 +10585,8 @@
         <w:pStyle w:val="Bibliography"/>
         <w:spacing w:line="360" w:lineRule="auto"/>
       </w:pPr>
-      <w:bookmarkStart w:id="829" w:name="ref-De_Kauwe2020"/>
-      <w:bookmarkEnd w:id="828"/>
+      <w:bookmarkStart w:id="868" w:name="ref-De_Kauwe2020"/>
+      <w:bookmarkEnd w:id="867"/>
       <w:r>
         <w:t xml:space="preserve">73. </w:t>
       </w:r>
@@ -10168,8 +10620,8 @@
         <w:pStyle w:val="Bibliography"/>
         <w:spacing w:line="360" w:lineRule="auto"/>
       </w:pPr>
-      <w:bookmarkStart w:id="830" w:name="ref-Chesson2000"/>
-      <w:bookmarkEnd w:id="829"/>
+      <w:bookmarkStart w:id="869" w:name="ref-Chesson2000"/>
+      <w:bookmarkEnd w:id="868"/>
       <w:r>
         <w:t xml:space="preserve">74. </w:t>
       </w:r>
@@ -10193,8 +10645,8 @@
         <w:pStyle w:val="Bibliography"/>
         <w:spacing w:line="360" w:lineRule="auto"/>
       </w:pPr>
-      <w:bookmarkStart w:id="831" w:name="ref-Ricker1954a"/>
-      <w:bookmarkEnd w:id="830"/>
+      <w:bookmarkStart w:id="870" w:name="ref-Ricker1954a"/>
+      <w:bookmarkEnd w:id="869"/>
       <w:r>
         <w:t xml:space="preserve">75. </w:t>
       </w:r>
@@ -10218,8 +10670,8 @@
         <w:pStyle w:val="Bibliography"/>
         <w:spacing w:line="360" w:lineRule="auto"/>
       </w:pPr>
-      <w:bookmarkStart w:id="832" w:name="ref-Beverton2012"/>
-      <w:bookmarkEnd w:id="831"/>
+      <w:bookmarkStart w:id="871" w:name="ref-Beverton2012"/>
+      <w:bookmarkEnd w:id="870"/>
       <w:r>
         <w:t xml:space="preserve">76. </w:t>
       </w:r>
@@ -10243,8 +10695,8 @@
         <w:pStyle w:val="Bibliography"/>
         <w:spacing w:line="360" w:lineRule="auto"/>
       </w:pPr>
-      <w:bookmarkStart w:id="833" w:name="ref-Mayfield2017"/>
-      <w:bookmarkEnd w:id="832"/>
+      <w:bookmarkStart w:id="872" w:name="ref-Mayfield2017"/>
+      <w:bookmarkEnd w:id="871"/>
       <w:r>
         <w:t xml:space="preserve">77. </w:t>
       </w:r>
@@ -10268,8 +10720,8 @@
         <w:pStyle w:val="Bibliography"/>
         <w:spacing w:line="360" w:lineRule="auto"/>
       </w:pPr>
-      <w:bookmarkStart w:id="834" w:name="ref-Buche2025"/>
-      <w:bookmarkEnd w:id="833"/>
+      <w:bookmarkStart w:id="873" w:name="ref-Buche2025"/>
+      <w:bookmarkEnd w:id="872"/>
       <w:r>
         <w:t xml:space="preserve">78. </w:t>
       </w:r>
@@ -10303,8 +10755,8 @@
         <w:pStyle w:val="Bibliography"/>
         <w:spacing w:line="360" w:lineRule="auto"/>
       </w:pPr>
-      <w:bookmarkStart w:id="835" w:name="ref-Bimler2024"/>
-      <w:bookmarkEnd w:id="834"/>
+      <w:bookmarkStart w:id="874" w:name="ref-Bimler2024"/>
+      <w:bookmarkEnd w:id="873"/>
       <w:r>
         <w:t xml:space="preserve">79. </w:t>
       </w:r>
@@ -10338,8 +10790,8 @@
         <w:pStyle w:val="Bibliography"/>
         <w:spacing w:line="360" w:lineRule="auto"/>
       </w:pPr>
-      <w:bookmarkStart w:id="836" w:name="ref-Martyn2021"/>
-      <w:bookmarkEnd w:id="835"/>
+      <w:bookmarkStart w:id="875" w:name="ref-Martyn2021"/>
+      <w:bookmarkEnd w:id="874"/>
       <w:r>
         <w:t xml:space="preserve">80. </w:t>
       </w:r>
@@ -10373,8 +10825,8 @@
         <w:pStyle w:val="Bibliography"/>
         <w:spacing w:line="360" w:lineRule="auto"/>
       </w:pPr>
-      <w:bookmarkStart w:id="837" w:name="ref-Chevin2017"/>
-      <w:bookmarkEnd w:id="836"/>
+      <w:bookmarkStart w:id="876" w:name="ref-Chevin2017"/>
+      <w:bookmarkEnd w:id="875"/>
       <w:r>
         <w:t xml:space="preserve">81. </w:t>
       </w:r>
@@ -10398,8 +10850,8 @@
         <w:pStyle w:val="Bibliography"/>
         <w:spacing w:line="360" w:lineRule="auto"/>
       </w:pPr>
-      <w:bookmarkStart w:id="838" w:name="ref-Urban2024"/>
-      <w:bookmarkEnd w:id="837"/>
+      <w:bookmarkStart w:id="877" w:name="ref-Urban2024"/>
+      <w:bookmarkEnd w:id="876"/>
       <w:r>
         <w:t xml:space="preserve">82. </w:t>
       </w:r>
@@ -10433,8 +10885,8 @@
         <w:pStyle w:val="Bibliography"/>
         <w:spacing w:line="360" w:lineRule="auto"/>
       </w:pPr>
-      <w:bookmarkStart w:id="839" w:name="ref-Hoffmann2011"/>
-      <w:bookmarkEnd w:id="838"/>
+      <w:bookmarkStart w:id="878" w:name="ref-Hoffmann2011"/>
+      <w:bookmarkEnd w:id="877"/>
       <w:r>
         <w:t xml:space="preserve">83. </w:t>
       </w:r>
@@ -10448,8 +10900,8 @@
         <w:pStyle w:val="Bibliography"/>
         <w:spacing w:line="360" w:lineRule="auto"/>
       </w:pPr>
-      <w:bookmarkStart w:id="840" w:name="ref-Hoffmann2022"/>
-      <w:bookmarkEnd w:id="839"/>
+      <w:bookmarkStart w:id="879" w:name="ref-Hoffmann2022"/>
+      <w:bookmarkEnd w:id="878"/>
       <w:r>
         <w:t xml:space="preserve">84. </w:t>
       </w:r>
@@ -10473,8 +10925,8 @@
         <w:pStyle w:val="Bibliography"/>
         <w:spacing w:line="360" w:lineRule="auto"/>
       </w:pPr>
-      <w:bookmarkStart w:id="841" w:name="ref-Ghalambor2015"/>
-      <w:bookmarkEnd w:id="840"/>
+      <w:bookmarkStart w:id="880" w:name="ref-Ghalambor2015"/>
+      <w:bookmarkEnd w:id="879"/>
       <w:r>
         <w:lastRenderedPageBreak/>
         <w:t xml:space="preserve">85. </w:t>
@@ -10509,8 +10961,8 @@
         <w:pStyle w:val="Bibliography"/>
         <w:spacing w:line="360" w:lineRule="auto"/>
       </w:pPr>
-      <w:bookmarkStart w:id="842" w:name="ref-Oostra2018"/>
-      <w:bookmarkEnd w:id="841"/>
+      <w:bookmarkStart w:id="881" w:name="ref-Oostra2018"/>
+      <w:bookmarkEnd w:id="880"/>
       <w:r>
         <w:t xml:space="preserve">86. </w:t>
       </w:r>
@@ -10544,8 +10996,8 @@
         <w:pStyle w:val="Bibliography"/>
         <w:spacing w:line="360" w:lineRule="auto"/>
       </w:pPr>
-      <w:bookmarkStart w:id="843" w:name="ref-Noble2019"/>
-      <w:bookmarkEnd w:id="842"/>
+      <w:bookmarkStart w:id="882" w:name="ref-Noble2019"/>
+      <w:bookmarkEnd w:id="881"/>
       <w:r>
         <w:t xml:space="preserve">87. </w:t>
       </w:r>
@@ -10579,8 +11031,8 @@
         <w:pStyle w:val="Bibliography"/>
         <w:spacing w:line="360" w:lineRule="auto"/>
       </w:pPr>
-      <w:bookmarkStart w:id="844" w:name="ref-Sousa2010"/>
-      <w:bookmarkEnd w:id="843"/>
+      <w:bookmarkStart w:id="883" w:name="ref-Sousa2010"/>
+      <w:bookmarkEnd w:id="882"/>
       <w:r>
         <w:t xml:space="preserve">88. </w:t>
       </w:r>
@@ -10614,8 +11066,8 @@
         <w:pStyle w:val="Bibliography"/>
         <w:spacing w:line="360" w:lineRule="auto"/>
       </w:pPr>
-      <w:bookmarkStart w:id="845" w:name="ref-Lande1979"/>
-      <w:bookmarkEnd w:id="844"/>
+      <w:bookmarkStart w:id="884" w:name="ref-Lande1979"/>
+      <w:bookmarkEnd w:id="883"/>
       <w:r>
         <w:t xml:space="preserve">89. </w:t>
       </w:r>
@@ -10639,8 +11091,8 @@
         <w:pStyle w:val="Bibliography"/>
         <w:spacing w:line="360" w:lineRule="auto"/>
       </w:pPr>
-      <w:bookmarkStart w:id="846" w:name="ref-Walsh2018"/>
-      <w:bookmarkEnd w:id="845"/>
+      <w:bookmarkStart w:id="885" w:name="ref-Walsh2018"/>
+      <w:bookmarkEnd w:id="884"/>
       <w:r>
         <w:t xml:space="preserve">90. </w:t>
       </w:r>
@@ -10664,8 +11116,8 @@
         <w:pStyle w:val="Bibliography"/>
         <w:spacing w:line="360" w:lineRule="auto"/>
       </w:pPr>
-      <w:bookmarkStart w:id="847" w:name="ref-Baeza_Icaza2025"/>
-      <w:bookmarkEnd w:id="846"/>
+      <w:bookmarkStart w:id="886" w:name="ref-Baeza_Icaza2025"/>
+      <w:bookmarkEnd w:id="885"/>
       <w:r>
         <w:t xml:space="preserve">91. </w:t>
       </w:r>
@@ -10699,8 +11151,8 @@
         <w:pStyle w:val="Bibliography"/>
         <w:spacing w:line="360" w:lineRule="auto"/>
       </w:pPr>
-      <w:bookmarkStart w:id="848" w:name="ref-Kearney2009a"/>
-      <w:bookmarkEnd w:id="847"/>
+      <w:bookmarkStart w:id="887" w:name="ref-Kearney2009a"/>
+      <w:bookmarkEnd w:id="886"/>
       <w:r>
         <w:t xml:space="preserve">92. </w:t>
       </w:r>
@@ -10734,8 +11186,8 @@
         <w:pStyle w:val="Bibliography"/>
         <w:spacing w:line="360" w:lineRule="auto"/>
       </w:pPr>
-      <w:bookmarkStart w:id="849" w:name="ref-Ellner2011"/>
-      <w:bookmarkEnd w:id="848"/>
+      <w:bookmarkStart w:id="888" w:name="ref-Ellner2011"/>
+      <w:bookmarkEnd w:id="887"/>
       <w:r>
         <w:t xml:space="preserve">93. </w:t>
       </w:r>
@@ -10769,8 +11221,8 @@
         <w:pStyle w:val="Bibliography"/>
         <w:spacing w:line="360" w:lineRule="auto"/>
       </w:pPr>
-      <w:bookmarkStart w:id="850" w:name="ref-Pottier2022a"/>
-      <w:bookmarkEnd w:id="849"/>
+      <w:bookmarkStart w:id="889" w:name="ref-Pottier2022a"/>
+      <w:bookmarkEnd w:id="888"/>
       <w:r>
         <w:t xml:space="preserve">94. </w:t>
       </w:r>
@@ -10804,8 +11256,8 @@
         <w:pStyle w:val="Bibliography"/>
         <w:spacing w:line="360" w:lineRule="auto"/>
       </w:pPr>
-      <w:bookmarkStart w:id="851" w:name="ref-Leiva2024b"/>
-      <w:bookmarkEnd w:id="850"/>
+      <w:bookmarkStart w:id="890" w:name="ref-Leiva2024b"/>
+      <w:bookmarkEnd w:id="889"/>
       <w:r>
         <w:t xml:space="preserve">95. </w:t>
       </w:r>
@@ -10829,8 +11281,8 @@
         <w:pStyle w:val="Bibliography"/>
         <w:spacing w:line="360" w:lineRule="auto"/>
       </w:pPr>
-      <w:bookmarkStart w:id="852" w:name="ref-Arnold2019a"/>
-      <w:bookmarkEnd w:id="851"/>
+      <w:bookmarkStart w:id="891" w:name="ref-Arnold2019a"/>
+      <w:bookmarkEnd w:id="890"/>
       <w:r>
         <w:t xml:space="preserve">96. </w:t>
       </w:r>
@@ -10864,8 +11316,8 @@
         <w:pStyle w:val="Bibliography"/>
         <w:spacing w:line="360" w:lineRule="auto"/>
       </w:pPr>
-      <w:bookmarkStart w:id="853" w:name="ref-Arnold2024"/>
-      <w:bookmarkEnd w:id="852"/>
+      <w:bookmarkStart w:id="892" w:name="ref-Arnold2024"/>
+      <w:bookmarkEnd w:id="891"/>
       <w:r>
         <w:t xml:space="preserve">97. </w:t>
       </w:r>
@@ -10899,8 +11351,8 @@
         <w:pStyle w:val="Bibliography"/>
         <w:spacing w:line="360" w:lineRule="auto"/>
       </w:pPr>
-      <w:bookmarkStart w:id="854" w:name="ref-Assessment_undated-fv"/>
-      <w:bookmarkEnd w:id="853"/>
+      <w:bookmarkStart w:id="893" w:name="ref-Assessment_undated-fv"/>
+      <w:bookmarkEnd w:id="892"/>
       <w:r>
         <w:t xml:space="preserve">98. </w:t>
       </w:r>
@@ -10914,8 +11366,8 @@
         <w:pStyle w:val="Bibliography"/>
         <w:spacing w:line="360" w:lineRule="auto"/>
       </w:pPr>
-      <w:bookmarkStart w:id="855" w:name="ref-Dandy2019"/>
-      <w:bookmarkEnd w:id="854"/>
+      <w:bookmarkStart w:id="894" w:name="ref-Dandy2019"/>
+      <w:bookmarkEnd w:id="893"/>
       <w:r>
         <w:t xml:space="preserve">99. </w:t>
       </w:r>
@@ -10949,8 +11401,8 @@
         <w:pStyle w:val="Bibliography"/>
         <w:spacing w:line="360" w:lineRule="auto"/>
       </w:pPr>
-      <w:bookmarkStart w:id="856" w:name="ref-Leviston2018"/>
-      <w:bookmarkEnd w:id="855"/>
+      <w:bookmarkStart w:id="895" w:name="ref-Leviston2018"/>
+      <w:bookmarkEnd w:id="894"/>
       <w:r>
         <w:t xml:space="preserve">100. </w:t>
       </w:r>
@@ -10984,8 +11436,8 @@
         <w:pStyle w:val="Bibliography"/>
         <w:spacing w:line="360" w:lineRule="auto"/>
       </w:pPr>
-      <w:bookmarkStart w:id="857" w:name="ref-Bai2016"/>
-      <w:bookmarkEnd w:id="856"/>
+      <w:bookmarkStart w:id="896" w:name="ref-Bai2016"/>
+      <w:bookmarkEnd w:id="895"/>
       <w:r>
         <w:t xml:space="preserve">101. </w:t>
       </w:r>
@@ -11019,8 +11471,8 @@
         <w:pStyle w:val="Bibliography"/>
         <w:spacing w:line="360" w:lineRule="auto"/>
       </w:pPr>
-      <w:bookmarkStart w:id="858" w:name="ref-Grimm2008"/>
-      <w:bookmarkEnd w:id="857"/>
+      <w:bookmarkStart w:id="897" w:name="ref-Grimm2008"/>
+      <w:bookmarkEnd w:id="896"/>
       <w:r>
         <w:lastRenderedPageBreak/>
         <w:t xml:space="preserve">102. </w:t>
@@ -11055,8 +11507,8 @@
         <w:pStyle w:val="Bibliography"/>
         <w:spacing w:line="360" w:lineRule="auto"/>
       </w:pPr>
-      <w:bookmarkStart w:id="859" w:name="ref-Shekhawat2022"/>
-      <w:bookmarkEnd w:id="858"/>
+      <w:bookmarkStart w:id="898" w:name="ref-Shekhawat2022"/>
+      <w:bookmarkEnd w:id="897"/>
       <w:r>
         <w:t xml:space="preserve">103. </w:t>
       </w:r>
@@ -11090,8 +11542,8 @@
         <w:pStyle w:val="Bibliography"/>
         <w:spacing w:line="360" w:lineRule="auto"/>
       </w:pPr>
-      <w:bookmarkStart w:id="860" w:name="ref-Black2011"/>
-      <w:bookmarkEnd w:id="859"/>
+      <w:bookmarkStart w:id="899" w:name="ref-Black2011"/>
+      <w:bookmarkEnd w:id="898"/>
       <w:r>
         <w:t xml:space="preserve">104. </w:t>
       </w:r>
@@ -11125,8 +11577,8 @@
         <w:pStyle w:val="Bibliography"/>
         <w:spacing w:line="360" w:lineRule="auto"/>
       </w:pPr>
-      <w:bookmarkStart w:id="861" w:name="ref-Neil_Adger1999"/>
-      <w:bookmarkEnd w:id="860"/>
+      <w:bookmarkStart w:id="900" w:name="ref-Neil_Adger1999"/>
+      <w:bookmarkEnd w:id="899"/>
       <w:r>
         <w:t xml:space="preserve">105. </w:t>
       </w:r>
@@ -11150,8 +11602,8 @@
         <w:pStyle w:val="Bibliography"/>
         <w:spacing w:line="360" w:lineRule="auto"/>
       </w:pPr>
-      <w:bookmarkStart w:id="862" w:name="ref-Folke2016"/>
-      <w:bookmarkEnd w:id="861"/>
+      <w:bookmarkStart w:id="901" w:name="ref-Folke2016"/>
+      <w:bookmarkEnd w:id="900"/>
       <w:r>
         <w:t xml:space="preserve">106. </w:t>
       </w:r>
@@ -11185,8 +11637,8 @@
         <w:pStyle w:val="Bibliography"/>
         <w:spacing w:line="360" w:lineRule="auto"/>
       </w:pPr>
-      <w:bookmarkStart w:id="863" w:name="ref-Schluter2012"/>
-      <w:bookmarkEnd w:id="862"/>
+      <w:bookmarkStart w:id="902" w:name="ref-Schluter2012"/>
+      <w:bookmarkEnd w:id="901"/>
       <w:r>
         <w:t xml:space="preserve">107. </w:t>
       </w:r>
@@ -11220,8 +11672,8 @@
         <w:pStyle w:val="Bibliography"/>
         <w:spacing w:line="360" w:lineRule="auto"/>
       </w:pPr>
-      <w:bookmarkStart w:id="864" w:name="ref-Biggs2021"/>
-      <w:bookmarkEnd w:id="863"/>
+      <w:bookmarkStart w:id="903" w:name="ref-Biggs2021"/>
+      <w:bookmarkEnd w:id="902"/>
       <w:r>
         <w:t xml:space="preserve">108. </w:t>
       </w:r>
@@ -11255,8 +11707,8 @@
         <w:pStyle w:val="Bibliography"/>
         <w:spacing w:line="360" w:lineRule="auto"/>
       </w:pPr>
-      <w:bookmarkStart w:id="865" w:name="ref-Brown2021"/>
-      <w:bookmarkEnd w:id="864"/>
+      <w:bookmarkStart w:id="904" w:name="ref-Brown2021"/>
+      <w:bookmarkEnd w:id="903"/>
       <w:r>
         <w:t xml:space="preserve">109. </w:t>
       </w:r>
@@ -11280,8 +11732,8 @@
         <w:pStyle w:val="Bibliography"/>
         <w:spacing w:line="360" w:lineRule="auto"/>
       </w:pPr>
-      <w:bookmarkStart w:id="866" w:name="ref-Wise2014"/>
-      <w:bookmarkEnd w:id="865"/>
+      <w:bookmarkStart w:id="905" w:name="ref-Wise2014"/>
+      <w:bookmarkEnd w:id="904"/>
       <w:r>
         <w:t xml:space="preserve">110. </w:t>
       </w:r>
@@ -11310,9 +11762,9 @@
         <w:t xml:space="preserve"> 28, 325–336</w:t>
       </w:r>
     </w:p>
-    <w:bookmarkEnd w:id="755"/>
-    <w:bookmarkEnd w:id="757"/>
-    <w:bookmarkEnd w:id="866"/>
+    <w:bookmarkEnd w:id="794"/>
+    <w:bookmarkEnd w:id="796"/>
+    <w:bookmarkEnd w:id="905"/>
     <w:p>
       <w:pPr>
         <w:pStyle w:val="BodyText"/>
@@ -11417,7 +11869,7 @@
       </w:r>
     </w:p>
   </w:comment>
-  <w:comment w:id="198" w:author="Daniel Noble" w:date="2025-10-27T14:02:00Z" w:initials="DN">
+  <w:comment w:id="200" w:author="Daniel Noble" w:date="2025-10-27T14:02:00Z" w:initials="DN">
     <w:p>
       <w:pPr>
         <w:pStyle w:val="CommentText"/>
@@ -11436,7 +11888,7 @@
       </w:r>
     </w:p>
   </w:comment>
-  <w:comment w:id="249" w:author="Daniel Noble" w:date="2025-10-27T11:32:00Z" w:initials="DN">
+  <w:comment w:id="256" w:author="Daniel Noble" w:date="2025-10-27T11:32:00Z" w:initials="DN">
     <w:p>
       <w:pPr>
         <w:pStyle w:val="CommentText"/>
@@ -11452,7 +11904,7 @@
       </w:r>
     </w:p>
   </w:comment>
-  <w:comment w:id="271" w:author="Daniel Noble" w:date="2025-10-27T11:12:00Z" w:initials="DN">
+  <w:comment w:id="278" w:author="Daniel Noble" w:date="2025-10-27T11:12:00Z" w:initials="DN">
     <w:p>
       <w:pPr>
         <w:pStyle w:val="CommentText"/>
@@ -11474,7 +11926,7 @@
       </w:r>
     </w:p>
   </w:comment>
-  <w:comment w:id="236" w:author="Daniel Noble" w:date="2025-10-27T12:03:00Z" w:initials="DN">
+  <w:comment w:id="243" w:author="Daniel Noble" w:date="2025-10-27T12:03:00Z" w:initials="DN">
     <w:p>
       <w:pPr>
         <w:pStyle w:val="CommentText"/>
@@ -11499,7 +11951,7 @@
       </w:r>
     </w:p>
   </w:comment>
-  <w:comment w:id="285" w:author="Daniel Noble" w:date="2025-10-29T13:33:00Z" w:initials="DN">
+  <w:comment w:id="292" w:author="Daniel Noble" w:date="2025-10-29T13:33:00Z" w:initials="DN">
     <w:p>
       <w:pPr>
         <w:pStyle w:val="CommentText"/>
@@ -11515,7 +11967,7 @@
       </w:r>
     </w:p>
   </w:comment>
-  <w:comment w:id="335" w:author="Daniel Noble" w:date="2025-10-29T13:36:00Z" w:initials="DN">
+  <w:comment w:id="342" w:author="Daniel Noble" w:date="2025-10-29T13:36:00Z" w:initials="DN">
     <w:p>
       <w:pPr>
         <w:pStyle w:val="CommentText"/>
@@ -11531,7 +11983,7 @@
       </w:r>
     </w:p>
   </w:comment>
-  <w:comment w:id="362" w:author="Daniel Noble" w:date="2025-10-27T13:15:00Z" w:initials="DN">
+  <w:comment w:id="370" w:author="Daniel Noble" w:date="2025-10-27T13:15:00Z" w:initials="DN">
     <w:p>
       <w:pPr>
         <w:pStyle w:val="CommentText"/>
@@ -11547,7 +11999,7 @@
       </w:r>
     </w:p>
   </w:comment>
-  <w:comment w:id="411" w:author="Daniel Noble" w:date="2025-10-27T13:35:00Z" w:initials="DN">
+  <w:comment w:id="416" w:author="Daniel Noble" w:date="2025-10-27T13:35:00Z" w:initials="DN">
     <w:p>
       <w:pPr>
         <w:pStyle w:val="CommentText"/>
@@ -11563,7 +12015,7 @@
       </w:r>
     </w:p>
   </w:comment>
-  <w:comment w:id="431" w:author="Daniel Noble" w:date="2025-10-29T13:39:00Z" w:initials="DN">
+  <w:comment w:id="436" w:author="Daniel Noble" w:date="2025-10-29T13:39:00Z" w:initials="DN">
     <w:p>
       <w:pPr>
         <w:pStyle w:val="CommentText"/>
@@ -11579,7 +12031,7 @@
       </w:r>
     </w:p>
   </w:comment>
-  <w:comment w:id="563" w:author="Daniel Noble" w:date="2025-10-29T09:29:00Z" w:initials="DN">
+  <w:comment w:id="573" w:author="Daniel Noble" w:date="2025-10-29T09:29:00Z" w:initials="DN">
     <w:p>
       <w:pPr>
         <w:pStyle w:val="CommentText"/>
@@ -11595,7 +12047,7 @@
       </w:r>
     </w:p>
   </w:comment>
-  <w:comment w:id="568" w:author="Daniel Noble" w:date="2025-10-29T13:36:00Z" w:initials="DN">
+  <w:comment w:id="579" w:author="Daniel Noble" w:date="2025-10-29T13:36:00Z" w:initials="DN">
     <w:p>
       <w:pPr>
         <w:pStyle w:val="CommentText"/>
@@ -11611,7 +12063,7 @@
       </w:r>
     </w:p>
   </w:comment>
-  <w:comment w:id="571" w:author="Daniel Noble" w:date="2025-10-29T13:31:00Z" w:initials="DN">
+  <w:comment w:id="584" w:author="Daniel Noble" w:date="2025-10-29T13:31:00Z" w:initials="DN">
     <w:p>
       <w:pPr>
         <w:pStyle w:val="CommentText"/>
@@ -11627,7 +12079,7 @@
       </w:r>
     </w:p>
   </w:comment>
-  <w:comment w:id="624" w:author="Daniel Noble" w:date="2025-10-29T13:46:00Z" w:initials="DN">
+  <w:comment w:id="642" w:author="Daniel Noble" w:date="2025-10-29T13:46:00Z" w:initials="DN">
     <w:p>
       <w:pPr>
         <w:pStyle w:val="CommentText"/>
@@ -11643,7 +12095,7 @@
       </w:r>
     </w:p>
   </w:comment>
-  <w:comment w:id="707" w:author="Daniel Noble" w:date="2025-10-29T13:36:00Z" w:initials="DN">
+  <w:comment w:id="725" w:author="Daniel Noble" w:date="2025-10-29T13:36:00Z" w:initials="DN">
     <w:p>
       <w:pPr>
         <w:pStyle w:val="CommentText"/>
@@ -11659,7 +12111,7 @@
       </w:r>
     </w:p>
   </w:comment>
-  <w:comment w:id="731" w:author="Daniel Noble" w:date="2025-10-29T13:31:00Z" w:initials="DN">
+  <w:comment w:id="763" w:author="Daniel Noble" w:date="2025-10-29T13:31:00Z" w:initials="DN">
     <w:p>
       <w:pPr>
         <w:pStyle w:val="CommentText"/>
@@ -11675,7 +12127,7 @@
       </w:r>
     </w:p>
   </w:comment>
-  <w:comment w:id="723" w:author="Daniel Noble" w:date="2025-10-29T12:50:00Z" w:initials="DN">
+  <w:comment w:id="755" w:author="Daniel Noble" w:date="2025-10-29T12:50:00Z" w:initials="DN">
     <w:p>
       <w:pPr>
         <w:pStyle w:val="CommentText"/>
@@ -11691,7 +12143,7 @@
       </w:r>
     </w:p>
   </w:comment>
-  <w:comment w:id="743" w:author="Daniel Noble" w:date="2025-10-29T12:44:00Z" w:initials="DN">
+  <w:comment w:id="775" w:author="Daniel Noble" w:date="2025-10-29T12:44:00Z" w:initials="DN">
     <w:p>
       <w:pPr>
         <w:pStyle w:val="CommentText"/>
@@ -11724,7 +12176,7 @@
   <w15:commentEx w15:paraId="7DAA4E15" w15:done="0"/>
   <w15:commentEx w15:paraId="2297AF2F" w15:done="0"/>
   <w15:commentEx w15:paraId="34403755" w15:done="0"/>
-  <w15:commentEx w15:paraId="35E10EFC" w15:done="0"/>
+  <w15:commentEx w15:paraId="4347C44D" w15:done="0"/>
   <w15:commentEx w15:paraId="6E3F23F1" w15:done="0"/>
   <w15:commentEx w15:paraId="4BC2BA44" w15:done="0"/>
   <w15:commentEx w15:paraId="2A997EF7" w15:done="0"/>
@@ -11778,7 +12230,7 @@
   <w16cid:commentId w16cid:paraId="7DAA4E15" w16cid:durableId="3B79D236"/>
   <w16cid:commentId w16cid:paraId="2297AF2F" w16cid:durableId="735A470E"/>
   <w16cid:commentId w16cid:paraId="34403755" w16cid:durableId="68BE281F"/>
-  <w16cid:commentId w16cid:paraId="35E10EFC" w16cid:durableId="4D5871D4"/>
+  <w16cid:commentId w16cid:paraId="4347C44D" w16cid:durableId="4D5871D4"/>
   <w16cid:commentId w16cid:paraId="6E3F23F1" w16cid:durableId="447F5173"/>
   <w16cid:commentId w16cid:paraId="4BC2BA44" w16cid:durableId="29D5BD7E"/>
   <w16cid:commentId w16cid:paraId="2A997EF7" w16cid:durableId="19E2E961"/>

--- a/docs/Revision1/ms_revision.docx
+++ b/docs/Revision1/ms_revision.docx
@@ -1578,52 +1578,102 @@
               <w:jc w:val="center"/>
             </w:pPr>
             <w:bookmarkStart w:id="162" w:name="fig-sys"/>
-            <w:r>
-              <w:rPr>
-                <w:noProof/>
-              </w:rPr>
-              <w:drawing>
-                <wp:inline distT="0" distB="0" distL="0" distR="0" wp14:anchorId="7CEBD256" wp14:editId="59D8BD72">
-                  <wp:extent cx="6554470" cy="4587875"/>
-                  <wp:effectExtent l="0" t="0" r="0" b="0"/>
-                  <wp:docPr id="1046835232" name="Picture 2"/>
-                  <wp:cNvGraphicFramePr>
-                    <a:graphicFrameLocks xmlns:a="http://schemas.openxmlformats.org/drawingml/2006/main" noChangeAspect="1"/>
-                  </wp:cNvGraphicFramePr>
-                  <a:graphic xmlns:a="http://schemas.openxmlformats.org/drawingml/2006/main">
-                    <a:graphicData uri="http://schemas.openxmlformats.org/drawingml/2006/picture">
-                      <pic:pic xmlns:pic="http://schemas.openxmlformats.org/drawingml/2006/picture">
-                        <pic:nvPicPr>
-                          <pic:cNvPr id="1046835232" name="Picture 1046835232"/>
-                          <pic:cNvPicPr/>
-                        </pic:nvPicPr>
-                        <pic:blipFill>
-                          <a:blip r:embed="rId9" cstate="print">
-                            <a:extLst>
-                              <a:ext uri="{28A0092B-C50C-407E-A947-70E740481C1C}">
-                                <a14:useLocalDpi xmlns:a14="http://schemas.microsoft.com/office/drawing/2010/main" val="0"/>
-                              </a:ext>
-                            </a:extLst>
-                          </a:blip>
-                          <a:stretch>
-                            <a:fillRect/>
-                          </a:stretch>
-                        </pic:blipFill>
-                        <pic:spPr>
-                          <a:xfrm>
-                            <a:off x="0" y="0"/>
-                            <a:ext cx="6554470" cy="4587875"/>
-                          </a:xfrm>
-                          <a:prstGeom prst="rect">
-                            <a:avLst/>
-                          </a:prstGeom>
-                        </pic:spPr>
-                      </pic:pic>
-                    </a:graphicData>
-                  </a:graphic>
-                </wp:inline>
-              </w:drawing>
-            </w:r>
+            <w:ins w:id="163" w:author="Daniel Noble" w:date="2025-10-30T14:38:00Z" w16du:dateUtc="2025-10-30T03:38:00Z">
+              <w:r>
+                <w:rPr>
+                  <w:noProof/>
+                </w:rPr>
+                <w:drawing>
+                  <wp:inline distT="0" distB="0" distL="0" distR="0" wp14:anchorId="7B614940" wp14:editId="4E55679C">
+                    <wp:extent cx="6554470" cy="4587875"/>
+                    <wp:effectExtent l="0" t="0" r="0" b="0"/>
+                    <wp:docPr id="801936580" name="Picture 1"/>
+                    <wp:cNvGraphicFramePr>
+                      <a:graphicFrameLocks xmlns:a="http://schemas.openxmlformats.org/drawingml/2006/main" noChangeAspect="1"/>
+                    </wp:cNvGraphicFramePr>
+                    <a:graphic xmlns:a="http://schemas.openxmlformats.org/drawingml/2006/main">
+                      <a:graphicData uri="http://schemas.openxmlformats.org/drawingml/2006/picture">
+                        <pic:pic xmlns:pic="http://schemas.openxmlformats.org/drawingml/2006/picture">
+                          <pic:nvPicPr>
+                            <pic:cNvPr id="801936580" name="Picture 801936580"/>
+                            <pic:cNvPicPr/>
+                          </pic:nvPicPr>
+                          <pic:blipFill>
+                            <a:blip r:embed="rId9" cstate="print">
+                              <a:extLst>
+                                <a:ext uri="{28A0092B-C50C-407E-A947-70E740481C1C}">
+                                  <a14:useLocalDpi xmlns:a14="http://schemas.microsoft.com/office/drawing/2010/main" val="0"/>
+                                </a:ext>
+                              </a:extLst>
+                            </a:blip>
+                            <a:stretch>
+                              <a:fillRect/>
+                            </a:stretch>
+                          </pic:blipFill>
+                          <pic:spPr>
+                            <a:xfrm>
+                              <a:off x="0" y="0"/>
+                              <a:ext cx="6554470" cy="4587875"/>
+                            </a:xfrm>
+                            <a:prstGeom prst="rect">
+                              <a:avLst/>
+                            </a:prstGeom>
+                          </pic:spPr>
+                        </pic:pic>
+                      </a:graphicData>
+                    </a:graphic>
+                  </wp:inline>
+                </w:drawing>
+              </w:r>
+            </w:ins>
+            <w:del w:id="164" w:author="Daniel Noble" w:date="2025-10-30T14:37:00Z" w16du:dateUtc="2025-10-30T03:37:00Z">
+              <w:r>
+                <w:rPr>
+                  <w:noProof/>
+                </w:rPr>
+                <w:drawing>
+                  <wp:inline distT="0" distB="0" distL="0" distR="0" wp14:anchorId="7CEBD256" wp14:editId="593E5163">
+                    <wp:extent cx="6554470" cy="4587875"/>
+                    <wp:effectExtent l="0" t="0" r="0" b="0"/>
+                    <wp:docPr id="1046835232" name="Picture 2"/>
+                    <wp:cNvGraphicFramePr>
+                      <a:graphicFrameLocks xmlns:a="http://schemas.openxmlformats.org/drawingml/2006/main" noChangeAspect="1"/>
+                    </wp:cNvGraphicFramePr>
+                    <a:graphic xmlns:a="http://schemas.openxmlformats.org/drawingml/2006/main">
+                      <a:graphicData uri="http://schemas.openxmlformats.org/drawingml/2006/picture">
+                        <pic:pic xmlns:pic="http://schemas.openxmlformats.org/drawingml/2006/picture">
+                          <pic:nvPicPr>
+                            <pic:cNvPr id="1046835232" name="Picture 1046835232"/>
+                            <pic:cNvPicPr/>
+                          </pic:nvPicPr>
+                          <pic:blipFill>
+                            <a:blip r:embed="rId10" cstate="print">
+                              <a:extLst>
+                                <a:ext uri="{28A0092B-C50C-407E-A947-70E740481C1C}">
+                                  <a14:useLocalDpi xmlns:a14="http://schemas.microsoft.com/office/drawing/2010/main" val="0"/>
+                                </a:ext>
+                              </a:extLst>
+                            </a:blip>
+                            <a:stretch>
+                              <a:fillRect/>
+                            </a:stretch>
+                          </pic:blipFill>
+                          <pic:spPr>
+                            <a:xfrm>
+                              <a:off x="0" y="0"/>
+                              <a:ext cx="6554470" cy="4587875"/>
+                            </a:xfrm>
+                            <a:prstGeom prst="rect">
+                              <a:avLst/>
+                            </a:prstGeom>
+                          </pic:spPr>
+                        </pic:pic>
+                      </a:graphicData>
+                    </a:graphic>
+                  </wp:inline>
+                </w:drawing>
+              </w:r>
+            </w:del>
           </w:p>
           <w:p>
             <w:pPr>
@@ -1640,7 +1690,7 @@
             <w:r>
               <w:t xml:space="preserve"> </w:t>
             </w:r>
-            <w:ins w:id="163" w:author="Daniel Noble" w:date="2025-10-27T09:50:00Z" w16du:dateUtc="2025-10-26T22:50:00Z">
+            <w:ins w:id="165" w:author="Daniel Noble" w:date="2025-10-27T09:50:00Z" w16du:dateUtc="2025-10-26T22:50:00Z">
               <w:r>
                 <w:rPr>
                   <w:b/>
@@ -1655,53 +1705,53 @@
                 <w:t xml:space="preserve">The modelling approach </w:t>
               </w:r>
             </w:ins>
-            <w:ins w:id="164" w:author="Daniel Noble" w:date="2025-10-27T10:22:00Z" w16du:dateUtc="2025-10-26T23:22:00Z">
+            <w:ins w:id="166" w:author="Daniel Noble" w:date="2025-10-27T10:22:00Z" w16du:dateUtc="2025-10-26T23:22:00Z">
               <w:r>
                 <w:t xml:space="preserve">we </w:t>
-              </w:r>
-            </w:ins>
-            <w:ins w:id="165" w:author="Daniel Noble" w:date="2025-10-27T09:50:00Z" w16du:dateUtc="2025-10-26T22:50:00Z">
-              <w:r>
-                <w:t xml:space="preserve">develop here integrates (1) climate/biophysical models to predict the different microclimates species experience. (2) Microclimates experienced by organisms then provide inputs for </w:t>
-              </w:r>
-            </w:ins>
-            <w:ins w:id="166" w:author="Daniel Noble" w:date="2025-10-27T10:12:00Z" w16du:dateUtc="2025-10-26T23:12:00Z">
-              <w:r>
-                <w:t>physiological</w:t>
               </w:r>
             </w:ins>
             <w:ins w:id="167" w:author="Daniel Noble" w:date="2025-10-27T09:50:00Z" w16du:dateUtc="2025-10-26T22:50:00Z">
               <w:r>
-                <w:t xml:space="preserve"> models that integrate temperature exposure with explicit physiological </w:t>
+                <w:t xml:space="preserve">develop here integrates (1) climate/biophysical models to predict the different microclimates species experience. (2) Microclimates experienced by organisms then provide inputs for </w:t>
               </w:r>
             </w:ins>
-            <w:ins w:id="168" w:author="Daniel Noble" w:date="2025-10-27T10:13:00Z" w16du:dateUtc="2025-10-26T23:13:00Z">
-              <w:r>
-                <w:t>processes</w:t>
+            <w:ins w:id="168" w:author="Daniel Noble" w:date="2025-10-27T10:12:00Z" w16du:dateUtc="2025-10-26T23:12:00Z">
+              <w:r>
+                <w:t>physiological</w:t>
               </w:r>
             </w:ins>
             <w:ins w:id="169" w:author="Daniel Noble" w:date="2025-10-27T09:50:00Z" w16du:dateUtc="2025-10-26T22:50:00Z">
               <w:r>
-                <w:t xml:space="preserve"> that simulate development, behavio</w:t>
+                <w:t xml:space="preserve"> models that integrate temperature exposure with explicit physiological </w:t>
               </w:r>
             </w:ins>
-            <w:ins w:id="170" w:author="Daniel Noble" w:date="2025-10-28T10:39:00Z" w16du:dateUtc="2025-10-27T23:39:00Z">
-              <w:r>
-                <w:t>u</w:t>
+            <w:ins w:id="170" w:author="Daniel Noble" w:date="2025-10-27T10:13:00Z" w16du:dateUtc="2025-10-26T23:13:00Z">
+              <w:r>
+                <w:t>processes</w:t>
               </w:r>
             </w:ins>
             <w:ins w:id="171" w:author="Daniel Noble" w:date="2025-10-27T09:50:00Z" w16du:dateUtc="2025-10-26T22:50:00Z">
               <w:r>
-                <w:t xml:space="preserve">r, survival and reproduction in response to </w:t>
+                <w:t xml:space="preserve"> that simulate development, behavio</w:t>
               </w:r>
             </w:ins>
-            <w:ins w:id="172" w:author="Daniel Noble" w:date="2025-10-27T11:51:00Z" w16du:dateUtc="2025-10-27T00:51:00Z">
-              <w:r>
-                <w:t>microclimate</w:t>
+            <w:ins w:id="172" w:author="Daniel Noble" w:date="2025-10-28T10:39:00Z" w16du:dateUtc="2025-10-27T23:39:00Z">
+              <w:r>
+                <w:t>u</w:t>
               </w:r>
             </w:ins>
             <w:ins w:id="173" w:author="Daniel Noble" w:date="2025-10-27T09:50:00Z" w16du:dateUtc="2025-10-26T22:50:00Z">
               <w:r>
+                <w:t xml:space="preserve">r, survival and reproduction in response to </w:t>
+              </w:r>
+            </w:ins>
+            <w:ins w:id="174" w:author="Daniel Noble" w:date="2025-10-27T11:51:00Z" w16du:dateUtc="2025-10-27T00:51:00Z">
+              <w:r>
+                <w:t>microclimate</w:t>
+              </w:r>
+            </w:ins>
+            <w:ins w:id="175" w:author="Daniel Noble" w:date="2025-10-27T09:50:00Z" w16du:dateUtc="2025-10-26T22:50:00Z">
+              <w:r>
                 <w:t xml:space="preserve"> dynamics across life history stages. Physiological models can be built around the unique life cycles of the diverse species in communities, capturing lagged responses to extreme heat, phenological mismatches and </w:t>
               </w:r>
               <w:r>
@@ -1717,17 +1767,17 @@
                 <w:t xml:space="preserve">, growth rate, biomass accumulation, survival and reproduction) from physiological models of individual organisms can then be integrated into (3) population and community ecology models to predict population growth and community composition under a specific type of change (either to the environment or suite of interacting organisms). Environment-mediated feedback loops (4) influence organism thermal exposure and sensitivity (e.g., water availability, microbiota), which can vary across different life stages and organs. Coupling existing models will allow </w:t>
               </w:r>
             </w:ins>
-            <w:ins w:id="174" w:author="Daniel Noble" w:date="2025-10-27T11:52:00Z" w16du:dateUtc="2025-10-27T00:52:00Z">
+            <w:ins w:id="176" w:author="Daniel Noble" w:date="2025-10-27T11:52:00Z" w16du:dateUtc="2025-10-27T00:52:00Z">
               <w:r>
                 <w:t xml:space="preserve">for </w:t>
               </w:r>
             </w:ins>
-            <w:ins w:id="175" w:author="Daniel Noble" w:date="2025-10-27T09:50:00Z" w16du:dateUtc="2025-10-26T22:50:00Z">
+            <w:ins w:id="177" w:author="Daniel Noble" w:date="2025-10-27T09:50:00Z" w16du:dateUtc="2025-10-26T22:50:00Z">
               <w:r>
                 <w:t>quantitative predictions to be made on how extreme heatwaves perturb biological systems and allow for the development and implementation of strategies to enhance biological system resilience to extreme heat.</w:t>
               </w:r>
             </w:ins>
-            <w:del w:id="176" w:author="Daniel Noble" w:date="2025-10-27T09:50:00Z" w16du:dateUtc="2025-10-26T22:50:00Z">
+            <w:del w:id="178" w:author="Daniel Noble" w:date="2025-10-27T09:50:00Z" w16du:dateUtc="2025-10-26T22:50:00Z">
               <w:r>
                 <w:rPr>
                   <w:b/>
@@ -1736,7 +1786,7 @@
                 <w:delText xml:space="preserve">A new, </w:delText>
               </w:r>
             </w:del>
-            <w:del w:id="177" w:author="Daniel Noble" w:date="2025-10-27T09:36:00Z" w16du:dateUtc="2025-10-26T22:36:00Z">
+            <w:del w:id="179" w:author="Daniel Noble" w:date="2025-10-27T09:36:00Z" w16du:dateUtc="2025-10-26T22:36:00Z">
               <w:r>
                 <w:rPr>
                   <w:b/>
@@ -1745,7 +1795,7 @@
                 <w:delText xml:space="preserve">integrative </w:delText>
               </w:r>
             </w:del>
-            <w:del w:id="178" w:author="Daniel Noble" w:date="2025-10-27T09:50:00Z" w16du:dateUtc="2025-10-26T22:50:00Z">
+            <w:del w:id="180" w:author="Daniel Noble" w:date="2025-10-27T09:50:00Z" w16du:dateUtc="2025-10-26T22:50:00Z">
               <w:r>
                 <w:rPr>
                   <w:b/>
@@ -1757,7 +1807,7 @@
                 <w:delText xml:space="preserve">. The modelling approach developed here integrates (1) climate/biophysical models to predict the different temperatures species experience in their respective microhabitats. (2) Temperatures experienced by organisms then provide inputs for damage-repair and vegetation growth or animal dynamic energy budget models that integrate temperature exposure with explicit physiological models that simulate development, behavior, survival and reproduction in response to temperature dynamics across life history stages. Physiological models can be built around the unique life cycles of the diverse species in communities, capturing lagged responses to extreme heat, phenological mismatches and mechanistically informed responses to extreme heat for species of the system in question. Outputs (behavior, growth rate, biomass accumulation, survival and reproduction) from physiological models of individual organisms can then be integrated into (3) population and community ecology models to predict population growth and community composition under a specific type of change (either to the environment or suite of interacting organisms). We then discuss how (4) environment-mediated feedback loops influence organism thermal exposure and sensitivity (e.g., water availability, microbiota), which can vary across different life stages and organs. </w:delText>
               </w:r>
             </w:del>
-            <w:del w:id="179" w:author="Daniel Noble" w:date="2025-10-27T09:32:00Z" w16du:dateUtc="2025-10-26T22:32:00Z">
+            <w:del w:id="181" w:author="Daniel Noble" w:date="2025-10-27T09:32:00Z" w16du:dateUtc="2025-10-26T22:32:00Z">
               <w:r>
                 <w:delText>This novel</w:delText>
               </w:r>
@@ -1765,37 +1815,37 @@
                 <w:delText xml:space="preserve"> integration of existing models in this </w:delText>
               </w:r>
             </w:del>
-            <w:del w:id="180" w:author="Daniel Noble" w:date="2025-10-18T10:57:00Z" w16du:dateUtc="2025-10-17T23:57:00Z">
+            <w:del w:id="182" w:author="Daniel Noble" w:date="2025-10-18T10:57:00Z" w16du:dateUtc="2025-10-17T23:57:00Z">
               <w:r>
                 <w:delText xml:space="preserve">novel </w:delText>
               </w:r>
             </w:del>
-            <w:del w:id="181" w:author="Daniel Noble" w:date="2025-10-27T09:32:00Z" w16du:dateUtc="2025-10-26T22:32:00Z">
+            <w:del w:id="183" w:author="Daniel Noble" w:date="2025-10-27T09:32:00Z" w16du:dateUtc="2025-10-26T22:32:00Z">
               <w:r>
                 <w:delText>way will allow simulations at the organismal level to generate emergent predictions for entire communities. In turn, such simulations</w:delText>
-              </w:r>
-            </w:del>
-            <w:del w:id="182" w:author="Daniel Noble" w:date="2025-10-27T09:50:00Z" w16du:dateUtc="2025-10-26T22:50:00Z">
-              <w:r>
-                <w:delText xml:space="preserve"> will allow quantitative predictions to be made on how extreme heatwaves perturb biological systems and allow for the development and implementation of strategies to enhance </w:delText>
-              </w:r>
-            </w:del>
-            <w:del w:id="183" w:author="Daniel Noble" w:date="2025-10-27T09:38:00Z" w16du:dateUtc="2025-10-26T22:38:00Z">
-              <w:r>
-                <w:delText xml:space="preserve">both </w:delText>
               </w:r>
             </w:del>
             <w:del w:id="184" w:author="Daniel Noble" w:date="2025-10-27T09:50:00Z" w16du:dateUtc="2025-10-26T22:50:00Z">
               <w:r>
-                <w:delText xml:space="preserve">biological </w:delText>
+                <w:delText xml:space="preserve"> will allow quantitative predictions to be made on how extreme heatwaves perturb biological systems and allow for the development and implementation of strategies to enhance </w:delText>
               </w:r>
             </w:del>
-            <w:del w:id="185" w:author="Daniel Noble" w:date="2025-10-27T09:32:00Z" w16du:dateUtc="2025-10-26T22:32:00Z">
-              <w:r>
-                <w:delText xml:space="preserve">and socioecological </w:delText>
+            <w:del w:id="185" w:author="Daniel Noble" w:date="2025-10-27T09:38:00Z" w16du:dateUtc="2025-10-26T22:38:00Z">
+              <w:r>
+                <w:delText xml:space="preserve">both </w:delText>
               </w:r>
             </w:del>
             <w:del w:id="186" w:author="Daniel Noble" w:date="2025-10-27T09:50:00Z" w16du:dateUtc="2025-10-26T22:50:00Z">
+              <w:r>
+                <w:delText xml:space="preserve">biological </w:delText>
+              </w:r>
+            </w:del>
+            <w:del w:id="187" w:author="Daniel Noble" w:date="2025-10-27T09:32:00Z" w16du:dateUtc="2025-10-26T22:32:00Z">
+              <w:r>
+                <w:delText xml:space="preserve">and socioecological </w:delText>
+              </w:r>
+            </w:del>
+            <w:del w:id="188" w:author="Daniel Noble" w:date="2025-10-27T09:50:00Z" w16du:dateUtc="2025-10-26T22:50:00Z">
               <w:r>
                 <w:delText>system resilience to extreme heat. Created with BioRender.com.</w:delText>
               </w:r>
@@ -1810,12 +1860,12 @@
         <w:pStyle w:val="Heading1"/>
         <w:spacing w:line="360" w:lineRule="auto"/>
         <w:rPr>
-          <w:del w:id="187" w:author="Daniel Noble" w:date="2025-10-27T10:23:00Z" w16du:dateUtc="2025-10-26T23:23:00Z"/>
-        </w:rPr>
-      </w:pPr>
-      <w:bookmarkStart w:id="188" w:name="X3abbae6c43ae90405781460830433c7998090d6"/>
+          <w:del w:id="189" w:author="Daniel Noble" w:date="2025-10-27T10:23:00Z" w16du:dateUtc="2025-10-26T23:23:00Z"/>
+        </w:rPr>
+      </w:pPr>
+      <w:bookmarkStart w:id="190" w:name="X3abbae6c43ae90405781460830433c7998090d6"/>
       <w:bookmarkEnd w:id="117"/>
-      <w:del w:id="189" w:author="Daniel Noble" w:date="2025-10-27T10:23:00Z" w16du:dateUtc="2025-10-26T23:23:00Z">
+      <w:del w:id="191" w:author="Daniel Noble" w:date="2025-10-27T10:23:00Z" w16du:dateUtc="2025-10-26T23:23:00Z">
         <w:r>
           <w:lastRenderedPageBreak/>
           <w:delText>The current state of extreme weather modelling</w:delText>
@@ -1827,10 +1877,10 @@
         <w:pStyle w:val="FirstParagraph"/>
         <w:spacing w:line="360" w:lineRule="auto"/>
         <w:rPr>
-          <w:del w:id="190" w:author="Daniel Noble" w:date="2025-10-27T10:23:00Z" w16du:dateUtc="2025-10-26T23:23:00Z"/>
-        </w:rPr>
-      </w:pPr>
-      <w:del w:id="191" w:author="Daniel Noble" w:date="2025-10-27T10:23:00Z" w16du:dateUtc="2025-10-26T23:23:00Z">
+          <w:del w:id="192" w:author="Daniel Noble" w:date="2025-10-27T10:23:00Z" w16du:dateUtc="2025-10-26T23:23:00Z"/>
+        </w:rPr>
+      </w:pPr>
+      <w:del w:id="193" w:author="Daniel Noble" w:date="2025-10-27T10:23:00Z" w16du:dateUtc="2025-10-26T23:23:00Z">
         <w:r>
           <w:delText>An understanding of heatwave impacts on biology requires environmental inputs about weather conditions. These data may come from weather stations or climate models. Weather station observations of air temperature, radiation, wind speed, cloud cover and humidity are readily available as raw timeseries from the stations themselves, and as interpolated products such as WorldClim [24].</w:delText>
         </w:r>
@@ -1841,10 +1891,10 @@
         <w:pStyle w:val="BodyText"/>
         <w:spacing w:line="360" w:lineRule="auto"/>
         <w:rPr>
-          <w:del w:id="192" w:author="Daniel Noble" w:date="2025-10-27T10:23:00Z" w16du:dateUtc="2025-10-26T23:23:00Z"/>
-        </w:rPr>
-      </w:pPr>
-      <w:del w:id="193" w:author="Daniel Noble" w:date="2025-10-27T10:23:00Z" w16du:dateUtc="2025-10-26T23:23:00Z">
+          <w:del w:id="194" w:author="Daniel Noble" w:date="2025-10-27T10:23:00Z" w16du:dateUtc="2025-10-26T23:23:00Z"/>
+        </w:rPr>
+      </w:pPr>
+      <w:del w:id="195" w:author="Daniel Noble" w:date="2025-10-27T10:23:00Z" w16du:dateUtc="2025-10-26T23:23:00Z">
         <w:r>
           <w:delText>Weather stations can only document past heat wave events at their specific locations. Climate modelling and weather event forecasting is achieved through General Circulation Models (GCMs) – large partial differential equation networks of atmospheric, oceanic and biospheric energy and mass exchange processes. Future climate change scenarios are generally produced at monthly timescales but can be superimposed on historical weather patterns to infer the nature of future heatwaves. Historical analyses are facilitated by GCMs via ‘reanalysis’ datasets produced by calibrating GCMs with observations to produce continuous gridded weather data, including ‘surface’ temperatures, soil temperatures and profiles of temperature, pressure, wind speed and humidity at different levels in the atmosphere [25–29]. The most state-of-the-art of these are ECMWF (European Centre for Medium-Range Weather Forecasts) Reanalysis v5 (ERA5), hourly products at ~31km and ~9km resolutions, respectively.</w:delText>
         </w:r>
@@ -1855,10 +1905,10 @@
         <w:pStyle w:val="BodyText"/>
         <w:spacing w:line="360" w:lineRule="auto"/>
         <w:rPr>
-          <w:del w:id="194" w:author="Daniel Noble" w:date="2025-10-27T10:23:00Z" w16du:dateUtc="2025-10-26T23:23:00Z"/>
-        </w:rPr>
-      </w:pPr>
-      <w:del w:id="195" w:author="Daniel Noble" w:date="2025-10-27T10:23:00Z" w16du:dateUtc="2025-10-26T23:23:00Z">
+          <w:del w:id="196" w:author="Daniel Noble" w:date="2025-10-27T10:23:00Z" w16du:dateUtc="2025-10-26T23:23:00Z"/>
+        </w:rPr>
+      </w:pPr>
+      <w:del w:id="197" w:author="Daniel Noble" w:date="2025-10-27T10:23:00Z" w16du:dateUtc="2025-10-26T23:23:00Z">
         <w:r>
           <w:delText>Historically, GCMs were coded in fast but inflexible languages like Fortran and C. The emergence of the Julia language [30] for scientific computing has created an opportunity to rebuild climate models in a more modular manner, allowing easier interfacing between discipline-specific models. The translation of GCMs and associated land-surface models into more accessible and modular languages opens new opportunities for collaboration between biologists and earth scientists to better integrate processes in the atmosphere and the biosphere to improve predictions of weather events and their biological impacts.</w:delText>
         </w:r>
@@ -1869,8 +1919,8 @@
         <w:pStyle w:val="Heading1"/>
         <w:spacing w:line="360" w:lineRule="auto"/>
       </w:pPr>
-      <w:bookmarkStart w:id="196" w:name="X4da05dea4acdb2054c1e59c2f12913febac8a0c"/>
-      <w:bookmarkEnd w:id="188"/>
+      <w:bookmarkStart w:id="198" w:name="X4da05dea4acdb2054c1e59c2f12913febac8a0c"/>
+      <w:bookmarkEnd w:id="190"/>
       <w:r>
         <w:t>From weather to microclimates: predicting community wide exposure to extreme heat</w:t>
       </w:r>
@@ -1880,24 +1930,24 @@
         <w:pStyle w:val="FirstParagraph"/>
         <w:spacing w:line="360" w:lineRule="auto"/>
         <w:rPr>
-          <w:ins w:id="197" w:author="Daniel Noble" w:date="2025-10-27T10:57:00Z" w16du:dateUtc="2025-10-26T23:57:00Z"/>
+          <w:ins w:id="199" w:author="Daniel Noble" w:date="2025-10-27T10:57:00Z" w16du:dateUtc="2025-10-26T23:57:00Z"/>
         </w:rPr>
       </w:pPr>
       <w:r>
         <w:t xml:space="preserve">Extreme weather events are </w:t>
       </w:r>
-      <w:ins w:id="198" w:author="Daniel Noble" w:date="2025-10-27T10:31:00Z" w16du:dateUtc="2025-10-26T23:31:00Z">
+      <w:ins w:id="200" w:author="Daniel Noble" w:date="2025-10-27T10:31:00Z" w16du:dateUtc="2025-10-26T23:31:00Z">
         <w:r>
           <w:t>predicted by Global Circulation Models (GCMs)</w:t>
         </w:r>
       </w:ins>
-      <w:ins w:id="199" w:author="Daniel Noble" w:date="2025-10-27T10:33:00Z" w16du:dateUtc="2025-10-26T23:33:00Z">
+      <w:ins w:id="201" w:author="Daniel Noble" w:date="2025-10-27T10:33:00Z" w16du:dateUtc="2025-10-26T23:33:00Z">
         <w:r>
           <w:t xml:space="preserve">, </w:t>
         </w:r>
       </w:ins>
-      <w:commentRangeStart w:id="200"/>
-      <w:ins w:id="201" w:author="Daniel Noble" w:date="2025-10-27T10:31:00Z" w16du:dateUtc="2025-10-26T23:31:00Z">
+      <w:commentRangeStart w:id="202"/>
+      <w:ins w:id="203" w:author="Daniel Noble" w:date="2025-10-27T10:31:00Z" w16du:dateUtc="2025-10-26T23:31:00Z">
         <w:r>
           <w:t xml:space="preserve">typically at large spatial scales (e.g. 0.5 </w:t>
         </w:r>
@@ -1906,7 +1956,7 @@
         <m:sSup>
           <m:sSupPr>
             <m:ctrlPr>
-              <w:ins w:id="202" w:author="Daniel Noble" w:date="2025-10-27T10:31:00Z" w16du:dateUtc="2025-10-26T23:31:00Z">
+              <w:ins w:id="204" w:author="Daniel Noble" w:date="2025-10-27T10:31:00Z" w16du:dateUtc="2025-10-26T23:31:00Z">
                 <w:rPr>
                   <w:rFonts w:ascii="Cambria Math" w:hAnsi="Cambria Math"/>
                 </w:rPr>
@@ -1915,7 +1965,7 @@
           </m:sSupPr>
           <m:e>
             <m:r>
-              <w:ins w:id="203" w:author="Daniel Noble" w:date="2025-10-27T10:31:00Z" w16du:dateUtc="2025-10-26T23:31:00Z">
+              <w:ins w:id="205" w:author="Daniel Noble" w:date="2025-10-27T10:31:00Z" w16du:dateUtc="2025-10-26T23:31:00Z">
                 <w:rPr>
                   <w:rFonts w:ascii="Cambria Math" w:hAnsi="Cambria Math"/>
                 </w:rPr>
@@ -1925,7 +1975,7 @@
           </m:e>
           <m:sup>
             <m:r>
-              <w:ins w:id="204" w:author="Daniel Noble" w:date="2025-10-27T10:31:00Z" w16du:dateUtc="2025-10-26T23:31:00Z">
+              <w:ins w:id="206" w:author="Daniel Noble" w:date="2025-10-27T10:31:00Z" w16du:dateUtc="2025-10-26T23:31:00Z">
                 <m:rPr>
                   <m:sty m:val="p"/>
                 </m:rPr>
@@ -1938,42 +1988,42 @@
           </m:sup>
         </m:sSup>
       </m:oMath>
-      <w:ins w:id="205" w:author="Daniel Noble" w:date="2025-10-27T10:31:00Z" w16du:dateUtc="2025-10-26T23:31:00Z">
+      <w:ins w:id="207" w:author="Daniel Noble" w:date="2025-10-27T10:31:00Z" w16du:dateUtc="2025-10-26T23:31:00Z">
         <w:r>
           <w:t xml:space="preserve"> grid cells)</w:t>
         </w:r>
       </w:ins>
-      <w:ins w:id="206" w:author="Daniel Noble" w:date="2025-10-27T10:33:00Z" w16du:dateUtc="2025-10-26T23:33:00Z">
+      <w:ins w:id="208" w:author="Daniel Noble" w:date="2025-10-27T10:33:00Z" w16du:dateUtc="2025-10-26T23:33:00Z">
         <w:r>
           <w:t>.</w:t>
         </w:r>
       </w:ins>
-      <w:ins w:id="207" w:author="Daniel Noble" w:date="2025-10-27T10:31:00Z" w16du:dateUtc="2025-10-26T23:31:00Z">
+      <w:ins w:id="209" w:author="Daniel Noble" w:date="2025-10-27T10:31:00Z" w16du:dateUtc="2025-10-26T23:31:00Z">
         <w:r>
           <w:t xml:space="preserve"> </w:t>
         </w:r>
       </w:ins>
-      <w:ins w:id="208" w:author="Daniel Noble" w:date="2025-10-27T10:33:00Z" w16du:dateUtc="2025-10-26T23:33:00Z">
+      <w:ins w:id="210" w:author="Daniel Noble" w:date="2025-10-27T10:33:00Z" w16du:dateUtc="2025-10-26T23:33:00Z">
         <w:r>
           <w:t>Y</w:t>
         </w:r>
       </w:ins>
-      <w:ins w:id="209" w:author="Daniel Noble" w:date="2025-10-27T10:31:00Z" w16du:dateUtc="2025-10-26T23:31:00Z">
+      <w:ins w:id="211" w:author="Daniel Noble" w:date="2025-10-27T10:31:00Z" w16du:dateUtc="2025-10-26T23:31:00Z">
         <w:r>
           <w:t>et</w:t>
         </w:r>
       </w:ins>
-      <w:ins w:id="210" w:author="Daniel Noble" w:date="2025-10-27T10:33:00Z" w16du:dateUtc="2025-10-26T23:33:00Z">
+      <w:ins w:id="212" w:author="Daniel Noble" w:date="2025-10-27T10:33:00Z" w16du:dateUtc="2025-10-26T23:33:00Z">
         <w:r>
           <w:t>,</w:t>
         </w:r>
       </w:ins>
-      <w:ins w:id="211" w:author="Daniel Noble" w:date="2025-10-27T10:31:00Z" w16du:dateUtc="2025-10-26T23:31:00Z">
+      <w:ins w:id="213" w:author="Daniel Noble" w:date="2025-10-27T10:31:00Z" w16du:dateUtc="2025-10-26T23:31:00Z">
         <w:r>
           <w:t xml:space="preserve"> </w:t>
         </w:r>
       </w:ins>
-      <w:ins w:id="212" w:author="Daniel Noble" w:date="2025-10-27T10:32:00Z" w16du:dateUtc="2025-10-26T23:32:00Z">
+      <w:ins w:id="214" w:author="Daniel Noble" w:date="2025-10-27T10:32:00Z" w16du:dateUtc="2025-10-26T23:32:00Z">
         <w:r>
           <w:t xml:space="preserve">species across communities </w:t>
         </w:r>
@@ -1981,7 +2031,7 @@
       <w:r>
         <w:t>experience</w:t>
       </w:r>
-      <w:del w:id="213" w:author="Daniel Noble" w:date="2025-10-27T10:32:00Z" w16du:dateUtc="2025-10-26T23:32:00Z">
+      <w:del w:id="215" w:author="Daniel Noble" w:date="2025-10-27T10:32:00Z" w16du:dateUtc="2025-10-26T23:32:00Z">
         <w:r>
           <w:delText>d</w:delText>
         </w:r>
@@ -1989,12 +2039,12 @@
       <w:r>
         <w:t xml:space="preserve"> </w:t>
       </w:r>
-      <w:del w:id="214" w:author="Daniel Noble" w:date="2025-10-27T10:32:00Z" w16du:dateUtc="2025-10-26T23:32:00Z">
+      <w:del w:id="216" w:author="Daniel Noble" w:date="2025-10-27T10:32:00Z" w16du:dateUtc="2025-10-26T23:32:00Z">
         <w:r>
           <w:delText>differently across species in a community</w:delText>
         </w:r>
       </w:del>
-      <w:ins w:id="215" w:author="Daniel Noble" w:date="2025-10-27T10:32:00Z" w16du:dateUtc="2025-10-26T23:32:00Z">
+      <w:ins w:id="217" w:author="Daniel Noble" w:date="2025-10-27T10:32:00Z" w16du:dateUtc="2025-10-26T23:32:00Z">
         <w:r>
           <w:t>these heatwaves differently because of the varied microhabitats they occupy</w:t>
         </w:r>
@@ -2002,7 +2052,7 @@
       <w:r>
         <w:t xml:space="preserve">. For example, while air temperature may be 50°C, an organism a metre below the soil surface may be exposed to temperatures </w:t>
       </w:r>
-      <w:ins w:id="216" w:author="Daniel Noble" w:date="2025-10-30T09:06:00Z" w16du:dateUtc="2025-10-29T22:06:00Z">
+      <w:ins w:id="218" w:author="Daniel Noble" w:date="2025-10-30T09:06:00Z" w16du:dateUtc="2025-10-29T22:06:00Z">
         <w:r>
           <w:t>~</w:t>
         </w:r>
@@ -2010,12 +2060,12 @@
       <w:r>
         <w:t>2</w:t>
       </w:r>
-      <w:ins w:id="217" w:author="Daniel Noble" w:date="2025-10-30T09:06:00Z" w16du:dateUtc="2025-10-29T22:06:00Z">
+      <w:ins w:id="219" w:author="Daniel Noble" w:date="2025-10-30T09:06:00Z" w16du:dateUtc="2025-10-29T22:06:00Z">
         <w:r>
           <w:t>0</w:t>
         </w:r>
       </w:ins>
-      <w:del w:id="218" w:author="Daniel Noble" w:date="2025-10-30T09:06:00Z" w16du:dateUtc="2025-10-29T22:06:00Z">
+      <w:del w:id="220" w:author="Daniel Noble" w:date="2025-10-30T09:06:00Z" w16du:dateUtc="2025-10-29T22:06:00Z">
         <w:r>
           <w:delText>5</w:delText>
         </w:r>
@@ -2034,17 +2084,17 @@
       <w:r>
         <w:t xml:space="preserve">). </w:t>
       </w:r>
-      <w:ins w:id="219" w:author="Daniel Noble" w:date="2025-10-27T10:33:00Z" w16du:dateUtc="2025-10-26T23:33:00Z">
+      <w:ins w:id="221" w:author="Daniel Noble" w:date="2025-10-27T10:33:00Z" w16du:dateUtc="2025-10-26T23:33:00Z">
         <w:r>
           <w:t xml:space="preserve">Therefore, to understand </w:t>
         </w:r>
       </w:ins>
-      <w:ins w:id="220" w:author="Daniel Noble" w:date="2025-10-27T10:44:00Z" w16du:dateUtc="2025-10-26T23:44:00Z">
+      <w:ins w:id="222" w:author="Daniel Noble" w:date="2025-10-27T10:44:00Z" w16du:dateUtc="2025-10-26T23:44:00Z">
         <w:r>
           <w:t xml:space="preserve">how </w:t>
         </w:r>
       </w:ins>
-      <w:ins w:id="221" w:author="Daniel Noble" w:date="2025-10-27T10:33:00Z" w16du:dateUtc="2025-10-26T23:33:00Z">
+      <w:ins w:id="223" w:author="Daniel Noble" w:date="2025-10-27T10:33:00Z" w16du:dateUtc="2025-10-26T23:33:00Z">
         <w:r>
           <w:t>extreme heat impacts on a community of organisms, we must characterize the ‘</w:t>
         </w:r>
@@ -2059,336 +2109,336 @@
           <w:t xml:space="preserve">’ experienced by individuals of different species under a given atmospheric event. </w:t>
         </w:r>
       </w:ins>
-      <w:del w:id="222" w:author="Daniel Noble" w:date="2025-10-27T10:34:00Z" w16du:dateUtc="2025-10-26T23:34:00Z">
+      <w:del w:id="224" w:author="Daniel Noble" w:date="2025-10-27T10:34:00Z" w16du:dateUtc="2025-10-26T23:34:00Z">
         <w:r>
           <w:delText>Exactly how much the soil lags and dampens the atmospheric dynamics depends on the soil properties, especially its moisture level.</w:delText>
-        </w:r>
-      </w:del>
-      <w:ins w:id="223" w:author="Daniel Noble" w:date="2025-10-27T10:34:00Z" w16du:dateUtc="2025-10-26T23:34:00Z">
-        <w:r>
-          <w:t>Predicting microhabitats</w:t>
-        </w:r>
-      </w:ins>
-      <w:del w:id="224" w:author="Daniel Noble" w:date="2025-10-27T10:34:00Z" w16du:dateUtc="2025-10-26T23:34:00Z">
-        <w:r>
-          <w:delText xml:space="preserve"> Conditions above ground depend on the nature of the vegetation, especially through</w:delText>
         </w:r>
       </w:del>
       <w:ins w:id="225" w:author="Daniel Noble" w:date="2025-10-27T10:34:00Z" w16du:dateUtc="2025-10-26T23:34:00Z">
         <w:r>
+          <w:t>Predicting microhabitats</w:t>
+        </w:r>
+      </w:ins>
+      <w:del w:id="226" w:author="Daniel Noble" w:date="2025-10-27T10:34:00Z" w16du:dateUtc="2025-10-26T23:34:00Z">
+        <w:r>
+          <w:delText xml:space="preserve"> Conditions above ground depend on the nature of the vegetation, especially through</w:delText>
+        </w:r>
+      </w:del>
+      <w:ins w:id="227" w:author="Daniel Noble" w:date="2025-10-27T10:34:00Z" w16du:dateUtc="2025-10-26T23:34:00Z">
+        <w:r>
           <w:t xml:space="preserve"> </w:t>
         </w:r>
       </w:ins>
-      <w:ins w:id="226" w:author="Daniel Noble" w:date="2025-10-27T10:42:00Z" w16du:dateUtc="2025-10-26T23:42:00Z">
+      <w:ins w:id="228" w:author="Daniel Noble" w:date="2025-10-27T10:42:00Z" w16du:dateUtc="2025-10-26T23:42:00Z">
         <w:r>
           <w:t>often involve</w:t>
         </w:r>
       </w:ins>
-      <w:ins w:id="227" w:author="Daniel Noble" w:date="2025-10-27T10:44:00Z" w16du:dateUtc="2025-10-26T23:44:00Z">
+      <w:ins w:id="229" w:author="Daniel Noble" w:date="2025-10-27T10:44:00Z" w16du:dateUtc="2025-10-26T23:44:00Z">
         <w:r>
           <w:t xml:space="preserve">s </w:t>
         </w:r>
       </w:ins>
-      <w:ins w:id="228" w:author="Daniel Noble" w:date="2025-10-27T10:42:00Z" w16du:dateUtc="2025-10-26T23:42:00Z">
+      <w:ins w:id="230" w:author="Daniel Noble" w:date="2025-10-27T10:42:00Z" w16du:dateUtc="2025-10-26T23:42:00Z">
         <w:r>
           <w:t xml:space="preserve">taking the atmospheric conditions as independent forcing variables and </w:t>
         </w:r>
       </w:ins>
-      <w:ins w:id="229" w:author="Daniel Noble" w:date="2025-10-27T10:43:00Z" w16du:dateUtc="2025-10-26T23:43:00Z">
+      <w:ins w:id="231" w:author="Daniel Noble" w:date="2025-10-27T10:43:00Z" w16du:dateUtc="2025-10-26T23:43:00Z">
         <w:r>
           <w:t>combining</w:t>
         </w:r>
       </w:ins>
-      <w:ins w:id="230" w:author="Daniel Noble" w:date="2025-10-27T10:42:00Z" w16du:dateUtc="2025-10-26T23:42:00Z">
+      <w:ins w:id="232" w:author="Daniel Noble" w:date="2025-10-27T10:42:00Z" w16du:dateUtc="2025-10-26T23:42:00Z">
         <w:r>
           <w:t xml:space="preserve"> them with detailed information on terrain (slope, aspect, hill shade), vegetation [plant-area index (PAI), stomatal behaviour, leaf </w:t>
         </w:r>
       </w:ins>
-      <w:commentRangeEnd w:id="200"/>
-      <w:ins w:id="231" w:author="Daniel Noble" w:date="2025-10-27T14:02:00Z" w16du:dateUtc="2025-10-27T03:02:00Z">
+      <w:commentRangeEnd w:id="202"/>
+      <w:ins w:id="233" w:author="Daniel Noble" w:date="2025-10-27T14:02:00Z" w16du:dateUtc="2025-10-27T03:02:00Z">
         <w:r>
           <w:rPr>
             <w:rStyle w:val="CommentReference"/>
             <w:rFonts w:asciiTheme="minorHAnsi" w:hAnsiTheme="minorHAnsi"/>
           </w:rPr>
-          <w:commentReference w:id="200"/>
-        </w:r>
-      </w:ins>
-      <w:ins w:id="232" w:author="Daniel Noble" w:date="2025-10-27T10:42:00Z" w16du:dateUtc="2025-10-26T23:42:00Z">
+          <w:commentReference w:id="202"/>
+        </w:r>
+      </w:ins>
+      <w:ins w:id="234" w:author="Daniel Noble" w:date="2025-10-27T10:42:00Z" w16du:dateUtc="2025-10-26T23:42:00Z">
         <w:r>
           <w:t xml:space="preserve">reflectance] and soil properties (thermal and hydraulic) to predict how radiation, wind speed, air temperature, humidity, soil temperature and soil moisture vary on small </w:t>
         </w:r>
       </w:ins>
-      <w:ins w:id="233" w:author="Daniel Noble" w:date="2025-10-30T09:07:00Z" w16du:dateUtc="2025-10-29T22:07:00Z">
+      <w:ins w:id="235" w:author="Daniel Noble" w:date="2025-10-30T09:07:00Z" w16du:dateUtc="2025-10-29T22:07:00Z">
         <w:r>
           <w:t xml:space="preserve">spatial </w:t>
         </w:r>
       </w:ins>
-      <w:ins w:id="234" w:author="Daniel Noble" w:date="2025-10-27T10:42:00Z" w16du:dateUtc="2025-10-26T23:42:00Z">
+      <w:ins w:id="236" w:author="Daniel Noble" w:date="2025-10-27T10:42:00Z" w16du:dateUtc="2025-10-26T23:42:00Z">
         <w:r>
           <w:t>scales</w:t>
         </w:r>
       </w:ins>
-      <w:ins w:id="235" w:author="Daniel Noble" w:date="2025-10-27T10:43:00Z" w16du:dateUtc="2025-10-26T23:43:00Z">
+      <w:ins w:id="237" w:author="Daniel Noble" w:date="2025-10-27T10:43:00Z" w16du:dateUtc="2025-10-26T23:43:00Z">
         <w:r>
           <w:t xml:space="preserve">. </w:t>
         </w:r>
       </w:ins>
-      <w:ins w:id="236" w:author="Daniel Noble" w:date="2025-10-27T11:37:00Z" w16du:dateUtc="2025-10-27T00:37:00Z">
+      <w:ins w:id="238" w:author="Daniel Noble" w:date="2025-10-27T11:37:00Z" w16du:dateUtc="2025-10-27T00:37:00Z">
         <w:r>
           <w:t xml:space="preserve">Microclimate models, which typically make predictions at fine </w:t>
         </w:r>
       </w:ins>
-      <w:ins w:id="237" w:author="Daniel Noble" w:date="2025-10-28T10:47:00Z" w16du:dateUtc="2025-10-27T23:47:00Z">
+      <w:ins w:id="239" w:author="Daniel Noble" w:date="2025-10-28T10:47:00Z" w16du:dateUtc="2025-10-27T23:47:00Z">
         <w:r>
           <w:t xml:space="preserve">spatial and </w:t>
         </w:r>
       </w:ins>
-      <w:ins w:id="238" w:author="Daniel Noble" w:date="2025-10-27T11:37:00Z" w16du:dateUtc="2025-10-27T00:37:00Z">
+      <w:ins w:id="240" w:author="Daniel Noble" w:date="2025-10-27T11:37:00Z" w16du:dateUtc="2025-10-27T00:37:00Z">
         <w:r>
           <w:t>temporal resolutions, offer huge potential in capturing the impacts of past weather conditions which can also determine how a given heat wave manifests. The same atmospheric heat wave can have different implications for microclimatic conditions depending on the recent history of rainfall and temperature.</w:t>
         </w:r>
       </w:ins>
-      <w:ins w:id="239" w:author="Daniel Noble" w:date="2025-10-27T11:30:00Z" w16du:dateUtc="2025-10-27T00:30:00Z">
+      <w:ins w:id="241" w:author="Daniel Noble" w:date="2025-10-27T11:30:00Z" w16du:dateUtc="2025-10-27T00:30:00Z">
         <w:r>
           <w:t xml:space="preserve"> </w:t>
         </w:r>
       </w:ins>
-      <w:ins w:id="240" w:author="Daniel Noble" w:date="2025-10-28T10:48:00Z" w16du:dateUtc="2025-10-27T23:48:00Z">
+      <w:ins w:id="242" w:author="Daniel Noble" w:date="2025-10-28T10:48:00Z" w16du:dateUtc="2025-10-27T23:48:00Z">
         <w:r>
           <w:t>Importantly, d</w:t>
         </w:r>
       </w:ins>
-      <w:ins w:id="241" w:author="Daniel Noble" w:date="2025-10-27T11:00:00Z" w16du:dateUtc="2025-10-27T00:00:00Z">
+      <w:ins w:id="243" w:author="Daniel Noble" w:date="2025-10-27T11:00:00Z" w16du:dateUtc="2025-10-27T00:00:00Z">
         <w:r>
           <w:t>ownscali</w:t>
         </w:r>
       </w:ins>
-      <w:ins w:id="242" w:author="Daniel Noble" w:date="2025-10-27T11:01:00Z" w16du:dateUtc="2025-10-27T00:01:00Z">
+      <w:ins w:id="244" w:author="Daniel Noble" w:date="2025-10-27T11:01:00Z" w16du:dateUtc="2025-10-27T00:01:00Z">
         <w:r>
           <w:t xml:space="preserve">ng to </w:t>
         </w:r>
-        <w:commentRangeStart w:id="243"/>
+        <w:commentRangeStart w:id="245"/>
         <w:r>
           <w:t xml:space="preserve">microclimate conditions does require </w:t>
         </w:r>
       </w:ins>
-      <w:ins w:id="244" w:author="Daniel Noble" w:date="2025-10-27T11:26:00Z" w16du:dateUtc="2025-10-27T00:26:00Z">
+      <w:ins w:id="246" w:author="Daniel Noble" w:date="2025-10-27T11:26:00Z" w16du:dateUtc="2025-10-27T00:26:00Z">
         <w:r>
           <w:t>additional variables</w:t>
         </w:r>
       </w:ins>
-      <w:ins w:id="245" w:author="Daniel Noble" w:date="2025-10-27T11:02:00Z" w16du:dateUtc="2025-10-27T00:02:00Z">
+      <w:ins w:id="247" w:author="Daniel Noble" w:date="2025-10-27T11:02:00Z" w16du:dateUtc="2025-10-27T00:02:00Z">
         <w:r>
           <w:t xml:space="preserve"> </w:t>
         </w:r>
       </w:ins>
-      <w:ins w:id="246" w:author="Daniel Noble" w:date="2025-10-27T11:26:00Z" w16du:dateUtc="2025-10-27T00:26:00Z">
+      <w:ins w:id="248" w:author="Daniel Noble" w:date="2025-10-27T11:26:00Z" w16du:dateUtc="2025-10-27T00:26:00Z">
         <w:r>
           <w:t>for a given</w:t>
         </w:r>
       </w:ins>
-      <w:ins w:id="247" w:author="Daniel Noble" w:date="2025-10-27T11:02:00Z" w16du:dateUtc="2025-10-27T00:02:00Z">
+      <w:ins w:id="249" w:author="Daniel Noble" w:date="2025-10-27T11:02:00Z" w16du:dateUtc="2025-10-27T00:02:00Z">
         <w:r>
           <w:t xml:space="preserve"> location </w:t>
         </w:r>
       </w:ins>
-      <w:ins w:id="248" w:author="Daniel Noble" w:date="2025-10-27T11:27:00Z" w16du:dateUtc="2025-10-27T00:27:00Z">
+      <w:ins w:id="250" w:author="Daniel Noble" w:date="2025-10-27T11:27:00Z" w16du:dateUtc="2025-10-27T00:27:00Z">
         <w:r>
           <w:t xml:space="preserve">than typically used in climate models </w:t>
         </w:r>
       </w:ins>
-      <w:ins w:id="249" w:author="Daniel Noble" w:date="2025-10-27T11:02:00Z" w16du:dateUtc="2025-10-27T00:02:00Z">
+      <w:ins w:id="251" w:author="Daniel Noble" w:date="2025-10-27T11:02:00Z" w16du:dateUtc="2025-10-27T00:02:00Z">
         <w:r>
           <w:t>(e.g., % shade, soil characteristics, surface albedo</w:t>
         </w:r>
       </w:ins>
-      <w:ins w:id="250" w:author="Daniel Noble" w:date="2025-10-27T11:03:00Z" w16du:dateUtc="2025-10-27T00:03:00Z">
+      <w:ins w:id="252" w:author="Daniel Noble" w:date="2025-10-27T11:03:00Z" w16du:dateUtc="2025-10-27T00:03:00Z">
         <w:r>
           <w:t xml:space="preserve">), however, many of the additional </w:t>
         </w:r>
       </w:ins>
-      <w:ins w:id="251" w:author="Daniel Noble" w:date="2025-10-27T11:26:00Z" w16du:dateUtc="2025-10-27T00:26:00Z">
+      <w:ins w:id="253" w:author="Daniel Noble" w:date="2025-10-27T11:26:00Z" w16du:dateUtc="2025-10-27T00:26:00Z">
         <w:r>
           <w:t>variables</w:t>
         </w:r>
       </w:ins>
-      <w:ins w:id="252" w:author="Daniel Noble" w:date="2025-10-27T11:03:00Z" w16du:dateUtc="2025-10-27T00:03:00Z">
+      <w:ins w:id="254" w:author="Daniel Noble" w:date="2025-10-27T11:03:00Z" w16du:dateUtc="2025-10-27T00:03:00Z">
         <w:r>
           <w:t xml:space="preserve"> </w:t>
         </w:r>
       </w:ins>
-      <w:ins w:id="253" w:author="Daniel Noble" w:date="2025-10-27T11:09:00Z" w16du:dateUtc="2025-10-27T00:09:00Z">
+      <w:ins w:id="255" w:author="Daniel Noble" w:date="2025-10-27T11:09:00Z" w16du:dateUtc="2025-10-27T00:09:00Z">
         <w:r>
           <w:t>are</w:t>
         </w:r>
       </w:ins>
-      <w:ins w:id="254" w:author="Daniel Noble" w:date="2025-10-27T11:27:00Z" w16du:dateUtc="2025-10-27T00:27:00Z">
+      <w:ins w:id="256" w:author="Daniel Noble" w:date="2025-10-27T11:27:00Z" w16du:dateUtc="2025-10-27T00:27:00Z">
         <w:r>
           <w:t xml:space="preserve"> readily</w:t>
         </w:r>
       </w:ins>
-      <w:ins w:id="255" w:author="Daniel Noble" w:date="2025-10-27T11:09:00Z" w16du:dateUtc="2025-10-27T00:09:00Z">
+      <w:ins w:id="257" w:author="Daniel Noble" w:date="2025-10-27T11:09:00Z" w16du:dateUtc="2025-10-27T00:09:00Z">
         <w:r>
           <w:t xml:space="preserve"> availa</w:t>
         </w:r>
-        <w:commentRangeStart w:id="256"/>
+        <w:commentRangeStart w:id="258"/>
         <w:r>
           <w:t>ble</w:t>
         </w:r>
       </w:ins>
-      <w:commentRangeEnd w:id="256"/>
-      <w:ins w:id="257" w:author="Daniel Noble" w:date="2025-10-27T11:32:00Z" w16du:dateUtc="2025-10-27T00:32:00Z">
+      <w:commentRangeEnd w:id="258"/>
+      <w:ins w:id="259" w:author="Daniel Noble" w:date="2025-10-27T11:32:00Z" w16du:dateUtc="2025-10-27T00:32:00Z">
         <w:r>
           <w:rPr>
             <w:rStyle w:val="CommentReference"/>
             <w:rFonts w:asciiTheme="minorHAnsi" w:hAnsiTheme="minorHAnsi"/>
           </w:rPr>
-          <w:commentReference w:id="256"/>
-        </w:r>
-      </w:ins>
-      <w:ins w:id="258" w:author="Daniel Noble" w:date="2025-10-27T11:09:00Z" w16du:dateUtc="2025-10-27T00:09:00Z">
+          <w:commentReference w:id="258"/>
+        </w:r>
+      </w:ins>
+      <w:ins w:id="260" w:author="Daniel Noble" w:date="2025-10-27T11:09:00Z" w16du:dateUtc="2025-10-27T00:09:00Z">
         <w:r>
           <w:t xml:space="preserve">. </w:t>
         </w:r>
       </w:ins>
-      <w:ins w:id="259" w:author="Daniel Noble" w:date="2025-10-27T11:27:00Z" w16du:dateUtc="2025-10-27T00:27:00Z">
+      <w:ins w:id="261" w:author="Daniel Noble" w:date="2025-10-27T11:27:00Z" w16du:dateUtc="2025-10-27T00:27:00Z">
         <w:r>
           <w:t>In addition, d</w:t>
         </w:r>
       </w:ins>
-      <w:ins w:id="260" w:author="Daniel Noble" w:date="2025-10-27T11:11:00Z" w16du:dateUtc="2025-10-27T00:11:00Z">
+      <w:ins w:id="262" w:author="Daniel Noble" w:date="2025-10-27T11:11:00Z" w16du:dateUtc="2025-10-27T00:11:00Z">
         <w:r>
           <w:t xml:space="preserve">epending on the </w:t>
         </w:r>
       </w:ins>
-      <w:ins w:id="261" w:author="Daniel Noble" w:date="2025-10-27T11:22:00Z" w16du:dateUtc="2025-10-27T00:22:00Z">
+      <w:ins w:id="263" w:author="Daniel Noble" w:date="2025-10-27T11:22:00Z" w16du:dateUtc="2025-10-27T00:22:00Z">
         <w:r>
           <w:t xml:space="preserve">organism and </w:t>
         </w:r>
       </w:ins>
-      <w:ins w:id="262" w:author="Daniel Noble" w:date="2025-10-27T11:11:00Z" w16du:dateUtc="2025-10-27T00:11:00Z">
+      <w:ins w:id="264" w:author="Daniel Noble" w:date="2025-10-27T11:11:00Z" w16du:dateUtc="2025-10-27T00:11:00Z">
         <w:r>
           <w:t>question</w:t>
         </w:r>
       </w:ins>
-      <w:ins w:id="263" w:author="Daniel Noble" w:date="2025-10-27T11:22:00Z" w16du:dateUtc="2025-10-27T00:22:00Z">
+      <w:ins w:id="265" w:author="Daniel Noble" w:date="2025-10-27T11:22:00Z" w16du:dateUtc="2025-10-27T00:22:00Z">
         <w:r>
           <w:t xml:space="preserve"> of interest</w:t>
         </w:r>
       </w:ins>
-      <w:ins w:id="264" w:author="Daniel Noble" w:date="2025-10-27T11:11:00Z" w16du:dateUtc="2025-10-27T00:11:00Z">
+      <w:ins w:id="266" w:author="Daniel Noble" w:date="2025-10-27T11:11:00Z" w16du:dateUtc="2025-10-27T00:11:00Z">
         <w:r>
           <w:t xml:space="preserve">, not all </w:t>
         </w:r>
       </w:ins>
-      <w:ins w:id="265" w:author="Daniel Noble" w:date="2025-10-27T11:24:00Z" w16du:dateUtc="2025-10-27T00:24:00Z">
+      <w:ins w:id="267" w:author="Daniel Noble" w:date="2025-10-27T11:24:00Z" w16du:dateUtc="2025-10-27T00:24:00Z">
         <w:r>
           <w:t>input variables</w:t>
         </w:r>
       </w:ins>
-      <w:ins w:id="266" w:author="Daniel Noble" w:date="2025-10-27T11:11:00Z" w16du:dateUtc="2025-10-27T00:11:00Z">
+      <w:ins w:id="268" w:author="Daniel Noble" w:date="2025-10-27T11:11:00Z" w16du:dateUtc="2025-10-27T00:11:00Z">
         <w:r>
           <w:t xml:space="preserve"> are needed to parameterize a given </w:t>
         </w:r>
       </w:ins>
-      <w:ins w:id="267" w:author="Daniel Noble" w:date="2025-10-27T11:23:00Z" w16du:dateUtc="2025-10-27T00:23:00Z">
+      <w:ins w:id="269" w:author="Daniel Noble" w:date="2025-10-27T11:23:00Z" w16du:dateUtc="2025-10-27T00:23:00Z">
         <w:r>
           <w:t>microclimate</w:t>
         </w:r>
       </w:ins>
-      <w:ins w:id="268" w:author="Daniel Noble" w:date="2025-10-27T11:24:00Z" w16du:dateUtc="2025-10-27T00:24:00Z">
+      <w:ins w:id="270" w:author="Daniel Noble" w:date="2025-10-27T11:24:00Z" w16du:dateUtc="2025-10-27T00:24:00Z">
         <w:r>
           <w:t xml:space="preserve">. </w:t>
         </w:r>
       </w:ins>
-      <w:ins w:id="269" w:author="Daniel Noble" w:date="2025-10-27T11:27:00Z" w16du:dateUtc="2025-10-27T00:27:00Z">
+      <w:ins w:id="271" w:author="Daniel Noble" w:date="2025-10-27T11:27:00Z" w16du:dateUtc="2025-10-27T00:27:00Z">
         <w:r>
           <w:t>Indeed, g</w:t>
         </w:r>
       </w:ins>
-      <w:ins w:id="270" w:author="Daniel Noble" w:date="2025-10-27T11:11:00Z" w16du:dateUtc="2025-10-27T00:11:00Z">
+      <w:ins w:id="272" w:author="Daniel Noble" w:date="2025-10-27T11:11:00Z" w16du:dateUtc="2025-10-27T00:11:00Z">
         <w:r>
           <w:t xml:space="preserve">uides for </w:t>
         </w:r>
       </w:ins>
-      <w:ins w:id="271" w:author="Daniel Noble" w:date="2025-10-27T11:12:00Z" w16du:dateUtc="2025-10-27T00:12:00Z">
+      <w:ins w:id="273" w:author="Daniel Noble" w:date="2025-10-27T11:12:00Z" w16du:dateUtc="2025-10-27T00:12:00Z">
         <w:r>
           <w:t xml:space="preserve">helping choose what </w:t>
         </w:r>
       </w:ins>
-      <w:ins w:id="272" w:author="Daniel Noble" w:date="2025-10-27T11:22:00Z" w16du:dateUtc="2025-10-27T00:22:00Z">
+      <w:ins w:id="274" w:author="Daniel Noble" w:date="2025-10-27T11:22:00Z" w16du:dateUtc="2025-10-27T00:22:00Z">
         <w:r>
           <w:t xml:space="preserve">microclimate variables </w:t>
         </w:r>
       </w:ins>
-      <w:ins w:id="273" w:author="Daniel Noble" w:date="2025-10-27T11:12:00Z" w16du:dateUtc="2025-10-27T00:12:00Z">
+      <w:ins w:id="275" w:author="Daniel Noble" w:date="2025-10-27T11:12:00Z" w16du:dateUtc="2025-10-27T00:12:00Z">
         <w:r>
           <w:t>to include</w:t>
         </w:r>
       </w:ins>
-      <w:ins w:id="274" w:author="Daniel Noble" w:date="2025-10-27T11:24:00Z" w16du:dateUtc="2025-10-27T00:24:00Z">
+      <w:ins w:id="276" w:author="Daniel Noble" w:date="2025-10-27T11:24:00Z" w16du:dateUtc="2025-10-27T00:24:00Z">
         <w:r>
           <w:t xml:space="preserve"> and</w:t>
         </w:r>
       </w:ins>
-      <w:ins w:id="275" w:author="Daniel Noble" w:date="2025-10-27T11:23:00Z" w16du:dateUtc="2025-10-27T00:23:00Z">
+      <w:ins w:id="277" w:author="Daniel Noble" w:date="2025-10-27T11:23:00Z" w16du:dateUtc="2025-10-27T00:23:00Z">
         <w:r>
           <w:t xml:space="preserve"> the spatial and temporal resolution needed </w:t>
         </w:r>
       </w:ins>
-      <w:ins w:id="276" w:author="Daniel Noble" w:date="2025-10-27T11:17:00Z" w16du:dateUtc="2025-10-27T00:17:00Z">
+      <w:ins w:id="278" w:author="Daniel Noble" w:date="2025-10-27T11:17:00Z" w16du:dateUtc="2025-10-27T00:17:00Z">
         <w:r>
           <w:t xml:space="preserve">exist to help decision making </w:t>
         </w:r>
       </w:ins>
-      <w:ins w:id="277" w:author="Daniel Noble" w:date="2025-10-27T11:11:00Z" w16du:dateUtc="2025-10-27T00:11:00Z">
+      <w:ins w:id="279" w:author="Daniel Noble" w:date="2025-10-27T11:11:00Z" w16du:dateUtc="2025-10-27T00:11:00Z">
         <w:r>
           <w:t xml:space="preserve">(e.g., </w:t>
         </w:r>
-        <w:commentRangeStart w:id="278"/>
+        <w:commentRangeStart w:id="280"/>
         <w:r>
           <w:t>Meyer et al. 2022</w:t>
         </w:r>
       </w:ins>
-      <w:commentRangeEnd w:id="278"/>
-      <w:ins w:id="279" w:author="Daniel Noble" w:date="2025-10-27T11:12:00Z" w16du:dateUtc="2025-10-27T00:12:00Z">
+      <w:commentRangeEnd w:id="280"/>
+      <w:ins w:id="281" w:author="Daniel Noble" w:date="2025-10-27T11:12:00Z" w16du:dateUtc="2025-10-27T00:12:00Z">
         <w:r>
           <w:rPr>
             <w:rStyle w:val="CommentReference"/>
             <w:rFonts w:asciiTheme="minorHAnsi" w:hAnsiTheme="minorHAnsi"/>
           </w:rPr>
-          <w:commentReference w:id="278"/>
-        </w:r>
-      </w:ins>
-      <w:ins w:id="280" w:author="Daniel Noble" w:date="2025-10-27T11:17:00Z" w16du:dateUtc="2025-10-27T00:17:00Z">
+          <w:commentReference w:id="280"/>
+        </w:r>
+      </w:ins>
+      <w:ins w:id="282" w:author="Daniel Noble" w:date="2025-10-27T11:17:00Z" w16du:dateUtc="2025-10-27T00:17:00Z">
         <w:r>
           <w:t>;</w:t>
         </w:r>
       </w:ins>
-      <w:ins w:id="281" w:author="Daniel Noble" w:date="2025-10-27T11:15:00Z" w16du:dateUtc="2025-10-27T00:15:00Z">
+      <w:ins w:id="283" w:author="Daniel Noble" w:date="2025-10-27T11:15:00Z" w16du:dateUtc="2025-10-27T00:15:00Z">
         <w:r>
           <w:t>@De_Frenne2024</w:t>
         </w:r>
       </w:ins>
-      <w:ins w:id="282" w:author="Daniel Noble" w:date="2025-10-27T11:12:00Z" w16du:dateUtc="2025-10-27T00:12:00Z">
+      <w:ins w:id="284" w:author="Daniel Noble" w:date="2025-10-27T11:12:00Z" w16du:dateUtc="2025-10-27T00:12:00Z">
         <w:r>
           <w:t>)</w:t>
         </w:r>
       </w:ins>
-      <w:ins w:id="283" w:author="Daniel Noble" w:date="2025-10-27T11:17:00Z" w16du:dateUtc="2025-10-27T00:17:00Z">
+      <w:ins w:id="285" w:author="Daniel Noble" w:date="2025-10-27T11:17:00Z" w16du:dateUtc="2025-10-27T00:17:00Z">
         <w:r>
           <w:t xml:space="preserve">. </w:t>
         </w:r>
       </w:ins>
-      <w:commentRangeEnd w:id="243"/>
-      <w:ins w:id="284" w:author="Daniel Noble" w:date="2025-10-27T12:03:00Z" w16du:dateUtc="2025-10-27T01:03:00Z">
+      <w:commentRangeEnd w:id="245"/>
+      <w:ins w:id="286" w:author="Daniel Noble" w:date="2025-10-27T12:03:00Z" w16du:dateUtc="2025-10-27T01:03:00Z">
         <w:r>
           <w:rPr>
             <w:rStyle w:val="CommentReference"/>
             <w:rFonts w:asciiTheme="minorHAnsi" w:hAnsiTheme="minorHAnsi"/>
           </w:rPr>
-          <w:commentReference w:id="243"/>
+          <w:commentReference w:id="245"/>
         </w:r>
       </w:ins>
     </w:p>
@@ -2397,204 +2447,204 @@
         <w:pStyle w:val="FirstParagraph"/>
         <w:spacing w:line="360" w:lineRule="auto"/>
         <w:rPr>
-          <w:ins w:id="285" w:author="Daniel Noble" w:date="2025-10-27T10:54:00Z" w16du:dateUtc="2025-10-26T23:54:00Z"/>
-        </w:rPr>
-      </w:pPr>
-      <w:ins w:id="286" w:author="Daniel Noble" w:date="2025-10-28T10:49:00Z" w16du:dateUtc="2025-10-27T23:49:00Z">
+          <w:ins w:id="287" w:author="Daniel Noble" w:date="2025-10-27T10:54:00Z" w16du:dateUtc="2025-10-26T23:54:00Z"/>
+        </w:rPr>
+      </w:pPr>
+      <w:ins w:id="288" w:author="Daniel Noble" w:date="2025-10-28T10:49:00Z" w16du:dateUtc="2025-10-27T23:49:00Z">
         <w:r>
           <w:lastRenderedPageBreak/>
           <w:t>B</w:t>
         </w:r>
       </w:ins>
-      <w:ins w:id="287" w:author="Daniel Noble" w:date="2025-10-27T11:18:00Z" w16du:dateUtc="2025-10-27T00:18:00Z">
+      <w:ins w:id="289" w:author="Daniel Noble" w:date="2025-10-27T11:18:00Z" w16du:dateUtc="2025-10-27T00:18:00Z">
         <w:r>
           <w:t xml:space="preserve">eyond </w:t>
         </w:r>
       </w:ins>
-      <w:ins w:id="288" w:author="Daniel Noble" w:date="2025-10-27T11:19:00Z" w16du:dateUtc="2025-10-27T00:19:00Z">
+      <w:ins w:id="290" w:author="Daniel Noble" w:date="2025-10-27T11:19:00Z" w16du:dateUtc="2025-10-27T00:19:00Z">
         <w:r>
           <w:t>parameterization</w:t>
         </w:r>
       </w:ins>
-      <w:ins w:id="289" w:author="Daniel Noble" w:date="2025-10-27T11:33:00Z" w16du:dateUtc="2025-10-27T00:33:00Z">
+      <w:ins w:id="291" w:author="Daniel Noble" w:date="2025-10-27T11:33:00Z" w16du:dateUtc="2025-10-27T00:33:00Z">
         <w:r>
           <w:t>,</w:t>
         </w:r>
       </w:ins>
-      <w:ins w:id="290" w:author="Daniel Noble" w:date="2025-10-27T11:19:00Z" w16du:dateUtc="2025-10-27T00:19:00Z">
+      <w:ins w:id="292" w:author="Daniel Noble" w:date="2025-10-27T11:19:00Z" w16du:dateUtc="2025-10-27T00:19:00Z">
         <w:r>
           <w:t xml:space="preserve"> </w:t>
         </w:r>
       </w:ins>
-      <w:ins w:id="291" w:author="Daniel Noble" w:date="2025-10-28T10:49:00Z" w16du:dateUtc="2025-10-27T23:49:00Z">
+      <w:ins w:id="293" w:author="Daniel Noble" w:date="2025-10-28T10:49:00Z" w16du:dateUtc="2025-10-27T23:49:00Z">
         <w:r>
           <w:t xml:space="preserve">the benefit </w:t>
         </w:r>
-        <w:commentRangeStart w:id="292"/>
+        <w:commentRangeStart w:id="294"/>
         <w:r>
           <w:t xml:space="preserve">of a systems-thinking approach in the context of microclimate modelling </w:t>
         </w:r>
       </w:ins>
-      <w:ins w:id="293" w:author="Daniel Noble" w:date="2025-10-27T11:19:00Z" w16du:dateUtc="2025-10-27T00:19:00Z">
+      <w:ins w:id="295" w:author="Daniel Noble" w:date="2025-10-27T11:19:00Z" w16du:dateUtc="2025-10-27T00:19:00Z">
         <w:r>
           <w:t xml:space="preserve">is </w:t>
         </w:r>
       </w:ins>
-      <w:ins w:id="294" w:author="Daniel Noble" w:date="2025-10-28T10:49:00Z" w16du:dateUtc="2025-10-27T23:49:00Z">
+      <w:ins w:id="296" w:author="Daniel Noble" w:date="2025-10-28T10:49:00Z" w16du:dateUtc="2025-10-27T23:49:00Z">
         <w:r>
           <w:t xml:space="preserve">its ability to </w:t>
         </w:r>
       </w:ins>
-      <w:ins w:id="295" w:author="Daniel Noble" w:date="2025-10-27T11:19:00Z" w16du:dateUtc="2025-10-27T00:19:00Z">
+      <w:ins w:id="297" w:author="Daniel Noble" w:date="2025-10-27T11:19:00Z" w16du:dateUtc="2025-10-27T00:19:00Z">
         <w:r>
           <w:t>captur</w:t>
         </w:r>
       </w:ins>
-      <w:ins w:id="296" w:author="Daniel Noble" w:date="2025-10-28T10:50:00Z" w16du:dateUtc="2025-10-27T23:50:00Z">
+      <w:ins w:id="298" w:author="Daniel Noble" w:date="2025-10-28T10:50:00Z" w16du:dateUtc="2025-10-27T23:50:00Z">
         <w:r>
           <w:t>e</w:t>
         </w:r>
       </w:ins>
-      <w:ins w:id="297" w:author="Daniel Noble" w:date="2025-10-27T11:19:00Z" w16du:dateUtc="2025-10-27T00:19:00Z">
+      <w:ins w:id="299" w:author="Daniel Noble" w:date="2025-10-27T11:19:00Z" w16du:dateUtc="2025-10-27T00:19:00Z">
         <w:r>
           <w:t xml:space="preserve"> </w:t>
         </w:r>
       </w:ins>
-      <w:ins w:id="298" w:author="Daniel Noble" w:date="2025-10-27T11:20:00Z" w16du:dateUtc="2025-10-27T00:20:00Z">
+      <w:ins w:id="300" w:author="Daniel Noble" w:date="2025-10-27T11:20:00Z" w16du:dateUtc="2025-10-27T00:20:00Z">
         <w:r>
           <w:t xml:space="preserve">vegetation and soil dynamics which can dramatically shape </w:t>
         </w:r>
       </w:ins>
-      <w:ins w:id="299" w:author="Daniel Noble" w:date="2025-10-27T11:21:00Z" w16du:dateUtc="2025-10-27T00:21:00Z">
+      <w:ins w:id="301" w:author="Daniel Noble" w:date="2025-10-27T11:21:00Z" w16du:dateUtc="2025-10-27T00:21:00Z">
         <w:r>
           <w:t>microclimate</w:t>
         </w:r>
       </w:ins>
-      <w:ins w:id="300" w:author="Daniel Noble" w:date="2025-10-27T11:20:00Z" w16du:dateUtc="2025-10-27T00:20:00Z">
+      <w:ins w:id="302" w:author="Daniel Noble" w:date="2025-10-27T11:20:00Z" w16du:dateUtc="2025-10-27T00:20:00Z">
         <w:r>
           <w:t xml:space="preserve"> conditions</w:t>
         </w:r>
       </w:ins>
-      <w:ins w:id="301" w:author="Daniel Noble" w:date="2025-10-28T10:50:00Z" w16du:dateUtc="2025-10-27T23:50:00Z">
+      <w:ins w:id="303" w:author="Daniel Noble" w:date="2025-10-28T10:50:00Z" w16du:dateUtc="2025-10-27T23:50:00Z">
         <w:r>
           <w:t xml:space="preserve"> within and between species dynamically across time</w:t>
         </w:r>
       </w:ins>
-      <w:ins w:id="302" w:author="Daniel Noble" w:date="2025-10-27T11:33:00Z" w16du:dateUtc="2025-10-27T00:33:00Z">
+      <w:ins w:id="304" w:author="Daniel Noble" w:date="2025-10-27T11:33:00Z" w16du:dateUtc="2025-10-27T00:33:00Z">
         <w:r>
           <w:t xml:space="preserve">. </w:t>
         </w:r>
       </w:ins>
-      <w:del w:id="303" w:author="Daniel Noble" w:date="2025-10-27T10:45:00Z" w16du:dateUtc="2025-10-26T23:45:00Z">
+      <w:del w:id="305" w:author="Daniel Noble" w:date="2025-10-27T10:45:00Z" w16du:dateUtc="2025-10-26T23:45:00Z">
         <w:r>
           <w:delText xml:space="preserve"> shading, </w:delText>
         </w:r>
       </w:del>
-      <w:del w:id="304" w:author="Daniel Noble" w:date="2025-10-27T10:36:00Z" w16du:dateUtc="2025-10-26T23:36:00Z">
+      <w:del w:id="306" w:author="Daniel Noble" w:date="2025-10-27T10:36:00Z" w16du:dateUtc="2025-10-26T23:36:00Z">
         <w:r>
           <w:delText xml:space="preserve">changes in wind profiles </w:delText>
         </w:r>
       </w:del>
-      <w:del w:id="305" w:author="Daniel Noble" w:date="2025-10-27T10:37:00Z" w16du:dateUtc="2025-10-26T23:37:00Z">
+      <w:del w:id="307" w:author="Daniel Noble" w:date="2025-10-27T10:37:00Z" w16du:dateUtc="2025-10-26T23:37:00Z">
         <w:r>
           <w:delText>and</w:delText>
         </w:r>
       </w:del>
-      <w:del w:id="306" w:author="Daniel Noble" w:date="2025-10-27T10:45:00Z" w16du:dateUtc="2025-10-26T23:45:00Z">
+      <w:del w:id="308" w:author="Daniel Noble" w:date="2025-10-27T10:45:00Z" w16du:dateUtc="2025-10-26T23:45:00Z">
         <w:r>
           <w:delText xml:space="preserve"> evaporative cooling (transpiration rates). </w:delText>
-        </w:r>
-      </w:del>
-      <w:del w:id="307" w:author="Daniel Noble" w:date="2025-10-27T10:40:00Z" w16du:dateUtc="2025-10-26T23:40:00Z">
-        <w:r>
-          <w:delText xml:space="preserve">Vegetation </w:delText>
-        </w:r>
-      </w:del>
-      <w:del w:id="308" w:author="Daniel Noble" w:date="2025-10-27T11:19:00Z" w16du:dateUtc="2025-10-27T00:19:00Z">
-        <w:r>
-          <w:delText xml:space="preserve">and soil </w:delText>
         </w:r>
       </w:del>
       <w:del w:id="309" w:author="Daniel Noble" w:date="2025-10-27T10:40:00Z" w16du:dateUtc="2025-10-26T23:40:00Z">
         <w:r>
-          <w:delText xml:space="preserve">also </w:delText>
+          <w:delText xml:space="preserve">Vegetation </w:delText>
         </w:r>
       </w:del>
       <w:del w:id="310" w:author="Daniel Noble" w:date="2025-10-27T11:19:00Z" w16du:dateUtc="2025-10-27T00:19:00Z">
         <w:r>
+          <w:delText xml:space="preserve">and soil </w:delText>
+        </w:r>
+      </w:del>
+      <w:del w:id="311" w:author="Daniel Noble" w:date="2025-10-27T10:40:00Z" w16du:dateUtc="2025-10-26T23:40:00Z">
+        <w:r>
+          <w:delText xml:space="preserve">also </w:delText>
+        </w:r>
+      </w:del>
+      <w:del w:id="312" w:author="Daniel Noble" w:date="2025-10-27T11:19:00Z" w16du:dateUtc="2025-10-27T00:19:00Z">
+        <w:r>
           <w:delText>interact strongly</w:delText>
         </w:r>
       </w:del>
-      <w:del w:id="311" w:author="Daniel Noble" w:date="2025-10-28T10:50:00Z" w16du:dateUtc="2025-10-27T23:50:00Z">
+      <w:del w:id="313" w:author="Daniel Noble" w:date="2025-10-28T10:50:00Z" w16du:dateUtc="2025-10-27T23:50:00Z">
         <w:r>
           <w:delText xml:space="preserve">. </w:delText>
         </w:r>
       </w:del>
-      <w:ins w:id="312" w:author="Daniel Noble" w:date="2025-10-27T10:51:00Z" w16du:dateUtc="2025-10-26T23:51:00Z">
+      <w:ins w:id="314" w:author="Daniel Noble" w:date="2025-10-27T10:51:00Z" w16du:dateUtc="2025-10-26T23:51:00Z">
         <w:r>
           <w:t xml:space="preserve">For example, plant water use dynamics during heatwaves can amplify or reduce high temperatures </w:t>
         </w:r>
       </w:ins>
-      <w:commentRangeEnd w:id="292"/>
-      <w:ins w:id="313" w:author="Daniel Noble" w:date="2025-10-29T13:33:00Z" w16du:dateUtc="2025-10-29T02:33:00Z">
+      <w:commentRangeEnd w:id="294"/>
+      <w:ins w:id="315" w:author="Daniel Noble" w:date="2025-10-29T13:33:00Z" w16du:dateUtc="2025-10-29T02:33:00Z">
         <w:r>
           <w:rPr>
             <w:rStyle w:val="CommentReference"/>
           </w:rPr>
-          <w:commentReference w:id="292"/>
-        </w:r>
-      </w:ins>
-      <w:ins w:id="314" w:author="Daniel Noble" w:date="2025-10-27T10:51:00Z" w16du:dateUtc="2025-10-26T23:51:00Z">
+          <w:commentReference w:id="294"/>
+        </w:r>
+      </w:ins>
+      <w:ins w:id="316" w:author="Daniel Noble" w:date="2025-10-27T10:51:00Z" w16du:dateUtc="2025-10-26T23:51:00Z">
         <w:r>
           <w:t xml:space="preserve">via effects on photosynthetic capacity, stomatal decoupling, cuticular conductance, leaf damage and plant mortality [17,40]. These impacts are important for the plants themselves, but also for thermal regimes </w:t>
         </w:r>
       </w:ins>
-      <w:ins w:id="315" w:author="Daniel Noble" w:date="2025-10-27T11:21:00Z" w16du:dateUtc="2025-10-27T00:21:00Z">
+      <w:ins w:id="317" w:author="Daniel Noble" w:date="2025-10-27T11:21:00Z" w16du:dateUtc="2025-10-27T00:21:00Z">
         <w:r>
           <w:t>available to other organisms</w:t>
         </w:r>
       </w:ins>
-      <w:ins w:id="316" w:author="Daniel Noble" w:date="2025-10-27T10:51:00Z" w16du:dateUtc="2025-10-26T23:51:00Z">
+      <w:ins w:id="318" w:author="Daniel Noble" w:date="2025-10-27T10:51:00Z" w16du:dateUtc="2025-10-26T23:51:00Z">
         <w:r>
           <w:t xml:space="preserve">. </w:t>
         </w:r>
       </w:ins>
-      <w:ins w:id="317" w:author="Daniel Noble" w:date="2025-10-27T10:52:00Z" w16du:dateUtc="2025-10-26T23:52:00Z">
+      <w:ins w:id="319" w:author="Daniel Noble" w:date="2025-10-27T10:52:00Z" w16du:dateUtc="2025-10-26T23:52:00Z">
         <w:r>
           <w:t xml:space="preserve">Forecasting future thermal regimes is challenging because it involves forecasting future vegetation dynamics, including changes in key vegetation properties such as leaf area index, as a function of plant growth, plant population dynamics and shifts in community composition. </w:t>
         </w:r>
       </w:ins>
-      <w:ins w:id="318" w:author="Daniel Noble" w:date="2025-10-27T11:29:00Z" w16du:dateUtc="2025-10-27T00:29:00Z">
+      <w:ins w:id="320" w:author="Daniel Noble" w:date="2025-10-27T11:29:00Z" w16du:dateUtc="2025-10-27T00:29:00Z">
         <w:r>
           <w:t>Despite the complexity and non-linearity of these interactions across the soil-plant-atmosphere continuum, there is existing capacity, and growing potential, to model them and determine individual-specific exposure to extreme heat. For example, a</w:t>
         </w:r>
       </w:ins>
-      <w:ins w:id="319" w:author="Daniel Noble" w:date="2025-10-27T10:52:00Z" w16du:dateUtc="2025-10-26T23:52:00Z">
+      <w:ins w:id="321" w:author="Daniel Noble" w:date="2025-10-27T10:52:00Z" w16du:dateUtc="2025-10-26T23:52:00Z">
         <w:r>
           <w:t xml:space="preserve"> wide range of vegetation models </w:t>
         </w:r>
       </w:ins>
-      <w:ins w:id="320" w:author="Daniel Noble" w:date="2025-10-27T11:29:00Z" w16du:dateUtc="2025-10-27T00:29:00Z">
+      <w:ins w:id="322" w:author="Daniel Noble" w:date="2025-10-27T11:29:00Z" w16du:dateUtc="2025-10-27T00:29:00Z">
         <w:r>
           <w:t>are</w:t>
         </w:r>
       </w:ins>
-      <w:ins w:id="321" w:author="Daniel Noble" w:date="2025-10-27T10:52:00Z" w16du:dateUtc="2025-10-26T23:52:00Z">
+      <w:ins w:id="323" w:author="Daniel Noble" w:date="2025-10-27T10:52:00Z" w16du:dateUtc="2025-10-26T23:52:00Z">
         <w:r>
           <w:t xml:space="preserve"> available for </w:t>
         </w:r>
       </w:ins>
-      <w:ins w:id="322" w:author="Daniel Noble" w:date="2025-10-27T11:29:00Z" w16du:dateUtc="2025-10-27T00:29:00Z">
+      <w:ins w:id="324" w:author="Daniel Noble" w:date="2025-10-27T11:29:00Z" w16du:dateUtc="2025-10-27T00:29:00Z">
         <w:r>
           <w:t>capturing these dynamics</w:t>
         </w:r>
       </w:ins>
-      <w:ins w:id="323" w:author="Daniel Noble" w:date="2025-10-27T10:52:00Z" w16du:dateUtc="2025-10-26T23:52:00Z">
+      <w:ins w:id="325" w:author="Daniel Noble" w:date="2025-10-27T10:52:00Z" w16du:dateUtc="2025-10-26T23:52:00Z">
         <w:r>
           <w:t>, from crop growth models that simulate growth and yield of crops over a season (e.g. APSIM, [41]) up to the dynamic global vegetation models (DGVMs) that simulate vegetation function and distribution at local to global scales [42].</w:t>
         </w:r>
       </w:ins>
-      <w:ins w:id="324" w:author="Daniel Noble" w:date="2025-10-27T10:54:00Z" w16du:dateUtc="2025-10-26T23:54:00Z">
+      <w:ins w:id="326" w:author="Daniel Noble" w:date="2025-10-27T10:54:00Z" w16du:dateUtc="2025-10-26T23:54:00Z">
         <w:r>
           <w:t xml:space="preserve"> </w:t>
         </w:r>
@@ -2604,26 +2654,26 @@
       <w:pPr>
         <w:pStyle w:val="BodyText"/>
         <w:rPr>
-          <w:del w:id="325" w:author="Daniel Noble" w:date="2025-10-27T10:56:00Z" w16du:dateUtc="2025-10-26T23:56:00Z"/>
-        </w:rPr>
-        <w:pPrChange w:id="326" w:author="Daniel Noble" w:date="2025-10-27T10:30:00Z" w16du:dateUtc="2025-10-26T23:30:00Z">
+          <w:del w:id="327" w:author="Daniel Noble" w:date="2025-10-27T10:56:00Z" w16du:dateUtc="2025-10-26T23:56:00Z"/>
+        </w:rPr>
+        <w:pPrChange w:id="328" w:author="Daniel Noble" w:date="2025-10-27T10:30:00Z" w16du:dateUtc="2025-10-26T23:30:00Z">
           <w:pPr>
             <w:pStyle w:val="FirstParagraph"/>
             <w:spacing w:line="360" w:lineRule="auto"/>
           </w:pPr>
         </w:pPrChange>
       </w:pPr>
-      <w:del w:id="327" w:author="Daniel Noble" w:date="2025-10-27T10:56:00Z" w16du:dateUtc="2025-10-26T23:56:00Z">
+      <w:del w:id="329" w:author="Daniel Noble" w:date="2025-10-27T10:56:00Z" w16du:dateUtc="2025-10-26T23:56:00Z">
         <w:r>
           <w:delText xml:space="preserve">Past soil moisture regimes and heat wave events can lead to leaf loss and hence increased radiation exposure of the soil surface, while stomatal behavior alters transpiration rate and hence soil moisture. </w:delText>
         </w:r>
       </w:del>
-      <w:del w:id="328" w:author="Daniel Noble" w:date="2025-10-27T10:55:00Z" w16du:dateUtc="2025-10-26T23:55:00Z">
+      <w:del w:id="330" w:author="Daniel Noble" w:date="2025-10-27T10:55:00Z" w16du:dateUtc="2025-10-26T23:55:00Z">
         <w:r>
           <w:delText xml:space="preserve">Past weather conditions can determine how a given heat wave manifests, so the same atmospheric heat wave can have different implications for microclimatic conditions depending on the recent history of rainfall and temperature. </w:delText>
         </w:r>
       </w:del>
-      <w:del w:id="329" w:author="Daniel Noble" w:date="2025-10-27T10:45:00Z" w16du:dateUtc="2025-10-26T23:45:00Z">
+      <w:del w:id="331" w:author="Daniel Noble" w:date="2025-10-27T10:45:00Z" w16du:dateUtc="2025-10-26T23:45:00Z">
         <w:r>
           <w:delText>Despite the complexity and non-linearity of these interactions across the soil-plant-atmosphere continuum, there is existing capacity, and growing potential, to model them and determine individual-specific exposure to extreme heat.</w:delText>
         </w:r>
@@ -2634,10 +2684,10 @@
         <w:pStyle w:val="BodyText"/>
         <w:spacing w:line="360" w:lineRule="auto"/>
         <w:rPr>
-          <w:del w:id="330" w:author="Daniel Noble" w:date="2025-10-27T10:56:00Z" w16du:dateUtc="2025-10-26T23:56:00Z"/>
-        </w:rPr>
-      </w:pPr>
-      <w:del w:id="331" w:author="Daniel Noble" w:date="2025-10-27T10:56:00Z" w16du:dateUtc="2025-10-26T23:56:00Z">
+          <w:del w:id="332" w:author="Daniel Noble" w:date="2025-10-27T10:56:00Z" w16du:dateUtc="2025-10-26T23:56:00Z"/>
+        </w:rPr>
+      </w:pPr>
+      <w:del w:id="333" w:author="Daniel Noble" w:date="2025-10-27T10:56:00Z" w16du:dateUtc="2025-10-26T23:56:00Z">
         <w:r>
           <w:delText xml:space="preserve">To some extent, and at large spatial scales (e.g. 0.5 </w:delText>
         </w:r>
@@ -2646,7 +2696,7 @@
         <m:sSup>
           <m:sSupPr>
             <m:ctrlPr>
-              <w:del w:id="332" w:author="Daniel Noble" w:date="2025-10-27T10:56:00Z" w16du:dateUtc="2025-10-26T23:56:00Z">
+              <w:del w:id="334" w:author="Daniel Noble" w:date="2025-10-27T10:56:00Z" w16du:dateUtc="2025-10-26T23:56:00Z">
                 <w:rPr>
                   <w:rFonts w:ascii="Cambria Math" w:hAnsi="Cambria Math"/>
                 </w:rPr>
@@ -2655,7 +2705,7 @@
           </m:sSupPr>
           <m:e>
             <m:r>
-              <w:del w:id="333" w:author="Daniel Noble" w:date="2025-10-27T10:56:00Z" w16du:dateUtc="2025-10-26T23:56:00Z">
+              <w:del w:id="335" w:author="Daniel Noble" w:date="2025-10-27T10:56:00Z" w16du:dateUtc="2025-10-26T23:56:00Z">
                 <w:rPr>
                   <w:rFonts w:ascii="Cambria Math" w:hAnsi="Cambria Math"/>
                 </w:rPr>
@@ -2665,7 +2715,7 @@
           </m:e>
           <m:sup>
             <m:r>
-              <w:del w:id="334" w:author="Daniel Noble" w:date="2025-10-27T10:56:00Z" w16du:dateUtc="2025-10-26T23:56:00Z">
+              <w:del w:id="336" w:author="Daniel Noble" w:date="2025-10-27T10:56:00Z" w16du:dateUtc="2025-10-26T23:56:00Z">
                 <m:rPr>
                   <m:sty m:val="p"/>
                 </m:rPr>
@@ -2678,7 +2728,7 @@
           </m:sup>
         </m:sSup>
       </m:oMath>
-      <w:del w:id="335" w:author="Daniel Noble" w:date="2025-10-27T10:56:00Z" w16du:dateUtc="2025-10-26T23:56:00Z">
+      <w:del w:id="337" w:author="Daniel Noble" w:date="2025-10-27T10:56:00Z" w16du:dateUtc="2025-10-26T23:56:00Z">
         <w:r>
           <w:delText xml:space="preserve"> grid cells), GCMs have these dynamics built into them via modules called ‘land-surface models’ (LSMs), which aim to capture feedbacks between the land surface and associated vegetation. LSMs will at minimum represent air, soil and canopy temperatures. LSMs that represent multiple layers of the plant canopy will represent the change in leaf temperature with canopy depth; models may also represent thermal gradients through the soil [31]. Land surface schemes will typically do this using energy balance approaches. Early generations of LSMs assumed vegetation was static, with fixed plant functional types (PFTs) and leaf area index (LAI), but most LSMs are moving towards dynamic representations of vegetation properties, allowing large-scale feedbacks between vegetation and climate to be represented [32].</w:delText>
         </w:r>
@@ -2689,10 +2739,10 @@
         <w:pStyle w:val="BodyText"/>
         <w:spacing w:line="360" w:lineRule="auto"/>
         <w:rPr>
-          <w:del w:id="336" w:author="Daniel Noble" w:date="2025-10-27T10:56:00Z" w16du:dateUtc="2025-10-26T23:56:00Z"/>
-        </w:rPr>
-      </w:pPr>
-      <w:del w:id="337" w:author="Daniel Noble" w:date="2025-10-27T10:56:00Z" w16du:dateUtc="2025-10-26T23:56:00Z">
+          <w:del w:id="338" w:author="Daniel Noble" w:date="2025-10-27T10:56:00Z" w16du:dateUtc="2025-10-26T23:56:00Z"/>
+        </w:rPr>
+      </w:pPr>
+      <w:del w:id="339" w:author="Daniel Noble" w:date="2025-10-27T10:56:00Z" w16du:dateUtc="2025-10-26T23:56:00Z">
         <w:r>
           <w:delText xml:space="preserve">The primary role of LSMs is to better understand overall atmospheric dynamics rather than resolve the details of microclimates to which organisms are exposed. Thus, agronomists and ecologists have developed microclimate models that can provide more detailed inferences of environmental exposure. These microclimate models take the atmospheric conditions as independent forcing variables, together with detailed information on terrain (slope, aspect, hill shade), vegetation [plant-area index (PAI), stomatal behaviour, leaf reflectance] and soil properties (thermal and hydraulic) to predict how radiation, wind speed, air temperature, humidity, soil temperature and soil moisture vary on small scales. The available models vary in the physical processes they incorporate yet can be powerful in predicting relevant microclimates to organisms [33–39]. Our </w:delText>
         </w:r>
@@ -2726,10 +2776,10 @@
         <w:pStyle w:val="BodyText"/>
         <w:spacing w:line="360" w:lineRule="auto"/>
         <w:rPr>
-          <w:del w:id="338" w:author="Daniel Noble" w:date="2025-10-27T10:30:00Z" w16du:dateUtc="2025-10-26T23:30:00Z"/>
-        </w:rPr>
-      </w:pPr>
-      <w:del w:id="339" w:author="Daniel Noble" w:date="2025-10-27T10:30:00Z" w16du:dateUtc="2025-10-26T23:30:00Z">
+          <w:del w:id="340" w:author="Daniel Noble" w:date="2025-10-27T10:30:00Z" w16du:dateUtc="2025-10-26T23:30:00Z"/>
+        </w:rPr>
+      </w:pPr>
+      <w:del w:id="341" w:author="Daniel Noble" w:date="2025-10-27T10:30:00Z" w16du:dateUtc="2025-10-26T23:30:00Z">
         <w:r>
           <w:delText>Advancements in microclimate modelling have created opportunities to more closely couple the dynamics of the atmosphere and vegetation. In particular, plant water use dynamics during heatwaves can amplify or reduce high temperatures via effects on photosynthetic capacity, stomatal decoupling, cuticular conductance, leaf damage and plant mortality [17,40]. These impacts are important for the plants themselves, but also for thermal regimes within the plant canopy. Forecasting future thermal regimes is challenging because it involves forecasting future vegetation dynamics, including changes in key vegetation properties such as leaf area index, as a function of plant growth, plant population dynamics and shifts in community composition. A wide range of vegetation models is available for this purpose, from crop growth models that simulate growth and yield of crops over a season (e.g. APSIM, [41]) up to the dynamic global vegetation models (DGVMs) that simulate vegetation function and distribution at local to global scales [42].</w:delText>
         </w:r>
@@ -2740,8 +2790,8 @@
         <w:pStyle w:val="Heading1"/>
         <w:spacing w:line="360" w:lineRule="auto"/>
       </w:pPr>
-      <w:bookmarkStart w:id="340" w:name="X5a6e6d313f4187bfc77082e5e5979262b26b081"/>
-      <w:bookmarkEnd w:id="196"/>
+      <w:bookmarkStart w:id="342" w:name="X5a6e6d313f4187bfc77082e5e5979262b26b081"/>
+      <w:bookmarkEnd w:id="198"/>
       <w:r>
         <w:t>Translating exposure to organism temperature: biophysics to the rescue!</w:t>
       </w:r>
@@ -2754,11 +2804,11 @@
       <w:r>
         <w:t xml:space="preserve">Once microclimates are quantified, </w:t>
       </w:r>
-      <w:ins w:id="341" w:author="Daniel Noble" w:date="2025-10-28T10:55:00Z" w16du:dateUtc="2025-10-27T23:55:00Z">
+      <w:ins w:id="343" w:author="Daniel Noble" w:date="2025-10-28T10:55:00Z" w16du:dateUtc="2025-10-27T23:55:00Z">
         <w:r>
           <w:t xml:space="preserve">it is crucial to </w:t>
         </w:r>
-        <w:commentRangeStart w:id="342"/>
+        <w:commentRangeStart w:id="344"/>
         <w:r>
           <w:t xml:space="preserve">estimate </w:t>
         </w:r>
@@ -2766,7 +2816,7 @@
       <w:r>
         <w:t xml:space="preserve">heat </w:t>
       </w:r>
-      <w:ins w:id="343" w:author="Daniel Noble" w:date="2025-10-27T12:04:00Z" w16du:dateUtc="2025-10-27T01:04:00Z">
+      <w:ins w:id="345" w:author="Daniel Noble" w:date="2025-10-27T12:04:00Z" w16du:dateUtc="2025-10-27T01:04:00Z">
         <w:r>
           <w:t xml:space="preserve">and water </w:t>
         </w:r>
@@ -2774,14 +2824,14 @@
       <w:r>
         <w:t xml:space="preserve">budgets of organisms </w:t>
       </w:r>
-      <w:commentRangeEnd w:id="342"/>
+      <w:commentRangeEnd w:id="344"/>
       <w:r>
         <w:rPr>
           <w:rStyle w:val="CommentReference"/>
         </w:rPr>
-        <w:commentReference w:id="342"/>
-      </w:r>
-      <w:ins w:id="344" w:author="Daniel Noble" w:date="2025-10-28T10:56:00Z" w16du:dateUtc="2025-10-27T23:56:00Z">
+        <w:commentReference w:id="344"/>
+      </w:r>
+      <w:ins w:id="346" w:author="Daniel Noble" w:date="2025-10-28T10:56:00Z" w16du:dateUtc="2025-10-27T23:56:00Z">
         <w:r>
           <w:t xml:space="preserve">to determine how microclimate variability within a system </w:t>
         </w:r>
@@ -2789,37 +2839,37 @@
           <w:t>translates to realized organismal temperatures</w:t>
         </w:r>
       </w:ins>
-      <w:ins w:id="345" w:author="Daniel Noble" w:date="2025-10-28T10:57:00Z" w16du:dateUtc="2025-10-27T23:57:00Z">
+      <w:ins w:id="347" w:author="Daniel Noble" w:date="2025-10-28T10:57:00Z" w16du:dateUtc="2025-10-27T23:57:00Z">
         <w:r>
           <w:t xml:space="preserve"> and hydration states</w:t>
         </w:r>
       </w:ins>
-      <w:ins w:id="346" w:author="Daniel Noble" w:date="2025-10-28T10:56:00Z" w16du:dateUtc="2025-10-27T23:56:00Z">
+      <w:ins w:id="348" w:author="Daniel Noble" w:date="2025-10-28T10:56:00Z" w16du:dateUtc="2025-10-27T23:56:00Z">
         <w:r>
           <w:t xml:space="preserve">. </w:t>
         </w:r>
       </w:ins>
-      <w:ins w:id="347" w:author="Daniel Noble" w:date="2025-10-28T10:57:00Z" w16du:dateUtc="2025-10-27T23:57:00Z">
+      <w:ins w:id="349" w:author="Daniel Noble" w:date="2025-10-28T10:57:00Z" w16du:dateUtc="2025-10-27T23:57:00Z">
         <w:r>
           <w:t xml:space="preserve">Heat and water budgets can be </w:t>
         </w:r>
       </w:ins>
-      <w:ins w:id="348" w:author="Daniel Noble" w:date="2025-10-28T10:58:00Z" w16du:dateUtc="2025-10-27T23:58:00Z">
+      <w:ins w:id="350" w:author="Daniel Noble" w:date="2025-10-28T10:58:00Z" w16du:dateUtc="2025-10-27T23:58:00Z">
         <w:r>
           <w:t xml:space="preserve">computed using a combination of </w:t>
         </w:r>
       </w:ins>
-      <w:del w:id="349" w:author="Daniel Noble" w:date="2025-10-28T10:56:00Z" w16du:dateUtc="2025-10-27T23:56:00Z">
+      <w:del w:id="351" w:author="Daniel Noble" w:date="2025-10-28T10:56:00Z" w16du:dateUtc="2025-10-27T23:56:00Z">
         <w:r>
           <w:delText xml:space="preserve">can be computed </w:delText>
         </w:r>
       </w:del>
-      <w:del w:id="350" w:author="Daniel Noble" w:date="2025-10-28T10:58:00Z" w16du:dateUtc="2025-10-27T23:58:00Z">
+      <w:del w:id="352" w:author="Daniel Noble" w:date="2025-10-28T10:58:00Z" w16du:dateUtc="2025-10-27T23:58:00Z">
         <w:r>
           <w:delText>as a function of their</w:delText>
         </w:r>
       </w:del>
-      <w:ins w:id="351" w:author="Daniel Noble" w:date="2025-10-28T10:58:00Z" w16du:dateUtc="2025-10-27T23:58:00Z">
+      <w:ins w:id="353" w:author="Daniel Noble" w:date="2025-10-28T10:58:00Z" w16du:dateUtc="2025-10-27T23:58:00Z">
         <w:r>
           <w:t>species functional</w:t>
         </w:r>
@@ -2827,52 +2877,52 @@
       <w:r>
         <w:t xml:space="preserve"> traits </w:t>
       </w:r>
-      <w:ins w:id="352" w:author="Daniel Noble" w:date="2025-10-27T12:16:00Z" w16du:dateUtc="2025-10-27T01:16:00Z">
+      <w:ins w:id="354" w:author="Daniel Noble" w:date="2025-10-27T12:16:00Z" w16du:dateUtc="2025-10-27T01:16:00Z">
         <w:r>
           <w:t xml:space="preserve">(e.g., body </w:t>
         </w:r>
       </w:ins>
-      <w:ins w:id="353" w:author="Daniel Noble" w:date="2025-10-27T12:17:00Z" w16du:dateUtc="2025-10-27T01:17:00Z">
+      <w:ins w:id="355" w:author="Daniel Noble" w:date="2025-10-27T12:17:00Z" w16du:dateUtc="2025-10-27T01:17:00Z">
         <w:r>
           <w:t>mass</w:t>
         </w:r>
       </w:ins>
-      <w:ins w:id="354" w:author="Daniel Noble" w:date="2025-10-27T12:35:00Z" w16du:dateUtc="2025-10-27T01:35:00Z">
+      <w:ins w:id="356" w:author="Daniel Noble" w:date="2025-10-27T12:35:00Z" w16du:dateUtc="2025-10-27T01:35:00Z">
         <w:r>
           <w:t>, metabolic rate,</w:t>
         </w:r>
       </w:ins>
-      <w:ins w:id="355" w:author="Daniel Noble" w:date="2025-10-27T12:17:00Z" w16du:dateUtc="2025-10-27T01:17:00Z">
+      <w:ins w:id="357" w:author="Daniel Noble" w:date="2025-10-27T12:17:00Z" w16du:dateUtc="2025-10-27T01:17:00Z">
         <w:r>
           <w:t xml:space="preserve"> </w:t>
         </w:r>
       </w:ins>
-      <w:ins w:id="356" w:author="Daniel Noble" w:date="2025-10-27T12:16:00Z" w16du:dateUtc="2025-10-27T01:16:00Z">
+      <w:ins w:id="358" w:author="Daniel Noble" w:date="2025-10-27T12:16:00Z" w16du:dateUtc="2025-10-27T01:16:00Z">
         <w:r>
           <w:t xml:space="preserve">surface area, </w:t>
         </w:r>
       </w:ins>
-      <w:ins w:id="357" w:author="Daniel Noble" w:date="2025-10-27T12:17:00Z" w16du:dateUtc="2025-10-27T01:17:00Z">
+      <w:ins w:id="359" w:author="Daniel Noble" w:date="2025-10-27T12:17:00Z" w16du:dateUtc="2025-10-27T01:17:00Z">
         <w:r>
           <w:t>integument</w:t>
         </w:r>
       </w:ins>
-      <w:ins w:id="358" w:author="Daniel Noble" w:date="2025-10-27T12:16:00Z" w16du:dateUtc="2025-10-27T01:16:00Z">
+      <w:ins w:id="360" w:author="Daniel Noble" w:date="2025-10-27T12:16:00Z" w16du:dateUtc="2025-10-27T01:16:00Z">
         <w:r>
           <w:t xml:space="preserve"> emissivity) </w:t>
         </w:r>
       </w:ins>
-      <w:del w:id="359" w:author="Daniel Noble" w:date="2025-10-28T10:59:00Z" w16du:dateUtc="2025-10-27T23:59:00Z">
+      <w:del w:id="361" w:author="Daniel Noble" w:date="2025-10-28T10:59:00Z" w16du:dateUtc="2025-10-27T23:59:00Z">
         <w:r>
           <w:delText>using the principles of biophysical ecology</w:delText>
         </w:r>
       </w:del>
-      <w:ins w:id="360" w:author="Daniel Noble" w:date="2025-10-28T10:59:00Z" w16du:dateUtc="2025-10-27T23:59:00Z">
+      <w:ins w:id="362" w:author="Daniel Noble" w:date="2025-10-28T10:59:00Z" w16du:dateUtc="2025-10-27T23:59:00Z">
         <w:r>
           <w:t>along with how heat energy and water are exchanged with the environment –</w:t>
         </w:r>
       </w:ins>
-      <w:ins w:id="361" w:author="Daniel Noble" w:date="2025-10-28T11:00:00Z" w16du:dateUtc="2025-10-28T00:00:00Z">
+      <w:ins w:id="363" w:author="Daniel Noble" w:date="2025-10-28T11:00:00Z" w16du:dateUtc="2025-10-28T00:00:00Z">
         <w:r>
           <w:t xml:space="preserve"> dependent on the microclimate experienced</w:t>
         </w:r>
@@ -2880,12 +2930,12 @@
       <w:r>
         <w:t xml:space="preserve">. </w:t>
       </w:r>
-      <w:ins w:id="362" w:author="Daniel Noble" w:date="2025-10-28T10:58:00Z" w16du:dateUtc="2025-10-27T23:58:00Z">
+      <w:ins w:id="364" w:author="Daniel Noble" w:date="2025-10-28T10:58:00Z" w16du:dateUtc="2025-10-27T23:58:00Z">
         <w:r>
           <w:t xml:space="preserve">Such </w:t>
         </w:r>
       </w:ins>
-      <w:del w:id="363" w:author="Daniel Noble" w:date="2025-10-28T10:58:00Z" w16du:dateUtc="2025-10-27T23:58:00Z">
+      <w:del w:id="365" w:author="Daniel Noble" w:date="2025-10-28T10:58:00Z" w16du:dateUtc="2025-10-27T23:58:00Z">
         <w:r>
           <w:rPr>
             <w:b/>
@@ -2894,7 +2944,7 @@
           <w:delText xml:space="preserve">Biophysical </w:delText>
         </w:r>
       </w:del>
-      <w:ins w:id="364" w:author="Daniel Noble" w:date="2025-10-28T10:58:00Z" w16du:dateUtc="2025-10-27T23:58:00Z">
+      <w:ins w:id="366" w:author="Daniel Noble" w:date="2025-10-28T10:58:00Z" w16du:dateUtc="2025-10-27T23:58:00Z">
         <w:r>
           <w:rPr>
             <w:b/>
@@ -2913,7 +2963,7 @@
       <w:r>
         <w:t xml:space="preserve"> have a long history [</w:t>
       </w:r>
-      <w:ins w:id="365" w:author="Daniel Noble" w:date="2025-10-27T12:47:00Z" w16du:dateUtc="2025-10-27T01:47:00Z">
+      <w:ins w:id="367" w:author="Daniel Noble" w:date="2025-10-27T12:47:00Z" w16du:dateUtc="2025-10-27T01:47:00Z">
         <w:r>
           <w:t xml:space="preserve">e.g. </w:t>
         </w:r>
@@ -2921,7 +2971,7 @@
       <w:r>
         <w:t>17,</w:t>
       </w:r>
-      <w:del w:id="366" w:author="Daniel Noble" w:date="2025-10-27T12:47:00Z" w16du:dateUtc="2025-10-27T01:47:00Z">
+      <w:del w:id="368" w:author="Daniel Noble" w:date="2025-10-27T12:47:00Z" w16du:dateUtc="2025-10-27T01:47:00Z">
         <w:r>
           <w:delText>e.g.</w:delText>
         </w:r>
@@ -2929,17 +2979,17 @@
       <w:r>
         <w:t xml:space="preserve"> 43,44] but have become more widely applied in ecology in the past 20 years, facilitated by developments in environmental datasets, microclimate modelling, and the emergence of high-level programming languages such as R [18]. Biophysical models of ectothermic animals can account for complex radiative heat transfer and the role of evaporative water loss across surfaces [33,45]. Equivalent models of leaves incorporate the dynamic role of stomata [17,46</w:t>
       </w:r>
-      <w:ins w:id="367" w:author="Daniel Noble" w:date="2025-10-30T09:10:00Z" w16du:dateUtc="2025-10-29T22:10:00Z">
+      <w:ins w:id="369" w:author="Daniel Noble" w:date="2025-10-30T09:10:00Z" w16du:dateUtc="2025-10-29T22:10:00Z">
         <w:r>
           <w:t>, Box 1</w:t>
         </w:r>
       </w:ins>
-      <w:del w:id="368" w:author="Daniel Noble" w:date="2025-10-27T12:25:00Z" w16du:dateUtc="2025-10-27T01:25:00Z">
+      <w:del w:id="370" w:author="Daniel Noble" w:date="2025-10-27T12:25:00Z" w16du:dateUtc="2025-10-27T01:25:00Z">
         <w:r>
           <w:delText>], while models of endotherms can account for the role of insulation and metabolic heat production [47]</w:delText>
         </w:r>
       </w:del>
-      <w:ins w:id="369" w:author="Daniel Noble" w:date="2025-10-27T12:25:00Z" w16du:dateUtc="2025-10-27T01:25:00Z">
+      <w:ins w:id="371" w:author="Daniel Noble" w:date="2025-10-27T12:25:00Z" w16du:dateUtc="2025-10-27T01:25:00Z">
         <w:r>
           <w:t>]</w:t>
         </w:r>
@@ -2947,33 +2997,33 @@
       <w:r>
         <w:t xml:space="preserve">. </w:t>
       </w:r>
-      <w:commentRangeStart w:id="370"/>
-      <w:ins w:id="371" w:author="Daniel Noble" w:date="2025-10-27T12:38:00Z" w16du:dateUtc="2025-10-27T01:38:00Z">
+      <w:commentRangeStart w:id="372"/>
+      <w:ins w:id="373" w:author="Daniel Noble" w:date="2025-10-27T12:38:00Z" w16du:dateUtc="2025-10-27T01:38:00Z">
         <w:r>
           <w:t>Biophysical models are powerful because, by translating microclimate conditions to organism body temperature</w:t>
         </w:r>
       </w:ins>
-      <w:ins w:id="372" w:author="Daniel Noble" w:date="2025-10-28T11:00:00Z" w16du:dateUtc="2025-10-28T00:00:00Z">
+      <w:ins w:id="374" w:author="Daniel Noble" w:date="2025-10-28T11:00:00Z" w16du:dateUtc="2025-10-28T00:00:00Z">
         <w:r>
           <w:t xml:space="preserve"> and h</w:t>
         </w:r>
       </w:ins>
-      <w:ins w:id="373" w:author="Daniel Noble" w:date="2025-10-28T11:01:00Z" w16du:dateUtc="2025-10-28T00:01:00Z">
+      <w:ins w:id="375" w:author="Daniel Noble" w:date="2025-10-28T11:01:00Z" w16du:dateUtc="2025-10-28T00:01:00Z">
         <w:r>
           <w:t>ydric states</w:t>
         </w:r>
       </w:ins>
-      <w:ins w:id="374" w:author="Daniel Noble" w:date="2025-10-27T12:38:00Z" w16du:dateUtc="2025-10-27T01:38:00Z">
+      <w:ins w:id="376" w:author="Daniel Noble" w:date="2025-10-27T12:38:00Z" w16du:dateUtc="2025-10-27T01:38:00Z">
         <w:r>
           <w:t xml:space="preserve">, simple regulatory decision-making models can be used </w:t>
         </w:r>
       </w:ins>
-      <w:ins w:id="375" w:author="Daniel Noble" w:date="2025-10-27T12:54:00Z" w16du:dateUtc="2025-10-27T01:54:00Z">
+      <w:ins w:id="377" w:author="Daniel Noble" w:date="2025-10-27T12:54:00Z" w16du:dateUtc="2025-10-27T01:54:00Z">
         <w:r>
           <w:t>(</w:t>
         </w:r>
       </w:ins>
-      <w:ins w:id="376" w:author="Daniel Noble" w:date="2025-10-27T13:07:00Z" w16du:dateUtc="2025-10-27T02:07:00Z">
+      <w:ins w:id="378" w:author="Daniel Noble" w:date="2025-10-27T13:07:00Z" w16du:dateUtc="2025-10-27T02:07:00Z">
         <w:r>
           <w:t>[@Briscoe202</w:t>
         </w:r>
@@ -2981,7 +3031,7 @@
           <w:t>2</w:t>
         </w:r>
       </w:ins>
-      <w:ins w:id="377" w:author="Daniel Noble" w:date="2025-10-27T13:08:00Z" w16du:dateUtc="2025-10-27T02:08:00Z">
+      <w:ins w:id="379" w:author="Daniel Noble" w:date="2025-10-27T13:08:00Z" w16du:dateUtc="2025-10-27T02:08:00Z">
         <w:r>
           <w:t xml:space="preserve">; </w:t>
         </w:r>
@@ -2989,17 +3039,17 @@
           <w:t>@Wild202</w:t>
         </w:r>
       </w:ins>
-      <w:ins w:id="378" w:author="Daniel Noble" w:date="2025-10-27T13:13:00Z" w16du:dateUtc="2025-10-27T02:13:00Z">
+      <w:ins w:id="380" w:author="Daniel Noble" w:date="2025-10-27T13:13:00Z" w16du:dateUtc="2025-10-27T02:13:00Z">
         <w:r>
           <w:t>2</w:t>
         </w:r>
       </w:ins>
-      <w:ins w:id="379" w:author="Daniel Noble" w:date="2025-10-27T12:54:00Z" w16du:dateUtc="2025-10-27T01:54:00Z">
+      <w:ins w:id="381" w:author="Daniel Noble" w:date="2025-10-27T12:54:00Z" w16du:dateUtc="2025-10-27T01:54:00Z">
         <w:r>
           <w:t>)</w:t>
         </w:r>
       </w:ins>
-      <w:ins w:id="380" w:author="Daniel Noble" w:date="2025-10-27T12:38:00Z" w16du:dateUtc="2025-10-27T01:38:00Z">
+      <w:ins w:id="382" w:author="Daniel Noble" w:date="2025-10-27T12:38:00Z" w16du:dateUtc="2025-10-27T01:38:00Z">
         <w:r>
           <w:t xml:space="preserve">. </w:t>
         </w:r>
@@ -3007,112 +3057,112 @@
           <w:t xml:space="preserve">For example, </w:t>
         </w:r>
       </w:ins>
-      <w:ins w:id="381" w:author="Daniel Noble" w:date="2025-10-27T12:44:00Z" w16du:dateUtc="2025-10-27T01:44:00Z">
+      <w:ins w:id="383" w:author="Daniel Noble" w:date="2025-10-27T12:44:00Z" w16du:dateUtc="2025-10-27T01:44:00Z">
         <w:r>
           <w:t xml:space="preserve">an </w:t>
         </w:r>
       </w:ins>
-      <w:ins w:id="382" w:author="Daniel Noble" w:date="2025-10-27T12:45:00Z" w16du:dateUtc="2025-10-27T01:45:00Z">
+      <w:ins w:id="384" w:author="Daniel Noble" w:date="2025-10-27T12:45:00Z" w16du:dateUtc="2025-10-27T01:45:00Z">
         <w:r>
           <w:t>organism’s</w:t>
         </w:r>
       </w:ins>
-      <w:ins w:id="383" w:author="Daniel Noble" w:date="2025-10-27T12:44:00Z" w16du:dateUtc="2025-10-27T01:44:00Z">
+      <w:ins w:id="385" w:author="Daniel Noble" w:date="2025-10-27T12:44:00Z" w16du:dateUtc="2025-10-27T01:44:00Z">
         <w:r>
           <w:t xml:space="preserve"> </w:t>
         </w:r>
       </w:ins>
-      <w:ins w:id="384" w:author="Daniel Noble" w:date="2025-10-27T12:43:00Z" w16du:dateUtc="2025-10-27T01:43:00Z">
+      <w:ins w:id="386" w:author="Daniel Noble" w:date="2025-10-27T12:43:00Z" w16du:dateUtc="2025-10-27T01:43:00Z">
         <w:r>
           <w:t>current body temperature</w:t>
         </w:r>
       </w:ins>
-      <w:ins w:id="385" w:author="Daniel Noble" w:date="2025-10-27T12:44:00Z" w16du:dateUtc="2025-10-27T01:44:00Z">
+      <w:ins w:id="387" w:author="Daniel Noble" w:date="2025-10-27T12:44:00Z" w16du:dateUtc="2025-10-27T01:44:00Z">
         <w:r>
           <w:t xml:space="preserve"> can be compared</w:t>
         </w:r>
       </w:ins>
-      <w:ins w:id="386" w:author="Daniel Noble" w:date="2025-10-27T12:43:00Z" w16du:dateUtc="2025-10-27T01:43:00Z">
+      <w:ins w:id="388" w:author="Daniel Noble" w:date="2025-10-27T12:43:00Z" w16du:dateUtc="2025-10-27T01:43:00Z">
         <w:r>
           <w:t xml:space="preserve"> to </w:t>
         </w:r>
       </w:ins>
-      <w:ins w:id="387" w:author="Daniel Noble" w:date="2025-10-27T12:44:00Z" w16du:dateUtc="2025-10-27T01:44:00Z">
+      <w:ins w:id="389" w:author="Daniel Noble" w:date="2025-10-27T12:44:00Z" w16du:dateUtc="2025-10-27T01:44:00Z">
         <w:r>
           <w:t>temperatures</w:t>
         </w:r>
       </w:ins>
-      <w:ins w:id="388" w:author="Daniel Noble" w:date="2025-10-27T12:43:00Z" w16du:dateUtc="2025-10-27T01:43:00Z">
+      <w:ins w:id="390" w:author="Daniel Noble" w:date="2025-10-27T12:43:00Z" w16du:dateUtc="2025-10-27T01:43:00Z">
         <w:r>
           <w:t xml:space="preserve"> available within </w:t>
         </w:r>
       </w:ins>
-      <w:ins w:id="389" w:author="Daniel Noble" w:date="2025-10-27T12:44:00Z" w16du:dateUtc="2025-10-27T01:44:00Z">
+      <w:ins w:id="391" w:author="Daniel Noble" w:date="2025-10-27T12:44:00Z" w16du:dateUtc="2025-10-27T01:44:00Z">
         <w:r>
           <w:t>its</w:t>
         </w:r>
       </w:ins>
-      <w:ins w:id="390" w:author="Daniel Noble" w:date="2025-10-27T12:43:00Z" w16du:dateUtc="2025-10-27T01:43:00Z">
+      <w:ins w:id="392" w:author="Daniel Noble" w:date="2025-10-27T12:43:00Z" w16du:dateUtc="2025-10-27T01:43:00Z">
         <w:r>
           <w:t xml:space="preserve"> microclimate</w:t>
         </w:r>
       </w:ins>
-      <w:ins w:id="391" w:author="Daniel Noble" w:date="2025-10-27T12:44:00Z" w16du:dateUtc="2025-10-27T01:44:00Z">
+      <w:ins w:id="393" w:author="Daniel Noble" w:date="2025-10-27T12:44:00Z" w16du:dateUtc="2025-10-27T01:44:00Z">
         <w:r>
           <w:t>. Given</w:t>
         </w:r>
       </w:ins>
-      <w:ins w:id="392" w:author="Daniel Noble" w:date="2025-10-27T12:40:00Z" w16du:dateUtc="2025-10-27T01:40:00Z">
+      <w:ins w:id="394" w:author="Daniel Noble" w:date="2025-10-27T12:40:00Z" w16du:dateUtc="2025-10-27T01:40:00Z">
         <w:r>
           <w:t xml:space="preserve"> </w:t>
         </w:r>
       </w:ins>
-      <w:ins w:id="393" w:author="Daniel Noble" w:date="2025-10-27T12:41:00Z" w16du:dateUtc="2025-10-27T01:41:00Z">
+      <w:ins w:id="395" w:author="Daniel Noble" w:date="2025-10-27T12:41:00Z" w16du:dateUtc="2025-10-27T01:41:00Z">
         <w:r>
           <w:t xml:space="preserve">an understanding of an </w:t>
         </w:r>
       </w:ins>
-      <w:ins w:id="394" w:author="Daniel Noble" w:date="2025-10-27T12:45:00Z" w16du:dateUtc="2025-10-27T01:45:00Z">
+      <w:ins w:id="396" w:author="Daniel Noble" w:date="2025-10-27T12:45:00Z" w16du:dateUtc="2025-10-27T01:45:00Z">
         <w:r>
           <w:t>organism’s</w:t>
         </w:r>
       </w:ins>
-      <w:ins w:id="395" w:author="Daniel Noble" w:date="2025-10-27T12:41:00Z" w16du:dateUtc="2025-10-27T01:41:00Z">
+      <w:ins w:id="397" w:author="Daniel Noble" w:date="2025-10-27T12:41:00Z" w16du:dateUtc="2025-10-27T01:41:00Z">
         <w:r>
           <w:t xml:space="preserve"> </w:t>
         </w:r>
       </w:ins>
-      <w:ins w:id="396" w:author="Daniel Noble" w:date="2025-10-27T12:40:00Z" w16du:dateUtc="2025-10-27T01:40:00Z">
+      <w:ins w:id="398" w:author="Daniel Noble" w:date="2025-10-27T12:40:00Z" w16du:dateUtc="2025-10-27T01:40:00Z">
         <w:r>
           <w:t xml:space="preserve">thermal activity windows, thermal optima, and critical thermal limits </w:t>
         </w:r>
       </w:ins>
-      <w:ins w:id="397" w:author="Daniel Noble" w:date="2025-10-27T12:45:00Z" w16du:dateUtc="2025-10-27T01:45:00Z">
+      <w:ins w:id="399" w:author="Daniel Noble" w:date="2025-10-27T12:45:00Z" w16du:dateUtc="2025-10-27T01:45:00Z">
         <w:r>
           <w:t>suitable microclimates that lead to body temperatures</w:t>
         </w:r>
       </w:ins>
-      <w:ins w:id="398" w:author="Daniel Noble" w:date="2025-10-27T12:41:00Z" w16du:dateUtc="2025-10-27T01:41:00Z">
+      <w:ins w:id="400" w:author="Daniel Noble" w:date="2025-10-27T12:41:00Z" w16du:dateUtc="2025-10-27T01:41:00Z">
         <w:r>
           <w:t xml:space="preserve"> </w:t>
         </w:r>
       </w:ins>
-      <w:ins w:id="399" w:author="Daniel Noble" w:date="2025-10-27T12:45:00Z" w16du:dateUtc="2025-10-27T01:45:00Z">
+      <w:ins w:id="401" w:author="Daniel Noble" w:date="2025-10-27T12:45:00Z" w16du:dateUtc="2025-10-27T01:45:00Z">
         <w:r>
           <w:t>within its thermal limits</w:t>
         </w:r>
       </w:ins>
-      <w:ins w:id="400" w:author="Daniel Noble" w:date="2025-10-27T12:55:00Z" w16du:dateUtc="2025-10-27T01:55:00Z">
+      <w:ins w:id="402" w:author="Daniel Noble" w:date="2025-10-27T12:55:00Z" w16du:dateUtc="2025-10-27T01:55:00Z">
         <w:r>
           <w:t>,</w:t>
         </w:r>
       </w:ins>
-      <w:ins w:id="401" w:author="Daniel Noble" w:date="2025-10-27T12:45:00Z" w16du:dateUtc="2025-10-27T01:45:00Z">
+      <w:ins w:id="403" w:author="Daniel Noble" w:date="2025-10-27T12:45:00Z" w16du:dateUtc="2025-10-27T01:45:00Z">
         <w:r>
           <w:t xml:space="preserve"> and as close as possible to its thermal optima</w:t>
         </w:r>
       </w:ins>
-      <w:ins w:id="402" w:author="Daniel Noble" w:date="2025-10-27T13:13:00Z" w16du:dateUtc="2025-10-27T02:13:00Z">
+      <w:ins w:id="404" w:author="Daniel Noble" w:date="2025-10-27T13:13:00Z" w16du:dateUtc="2025-10-27T02:13:00Z">
         <w:r>
           <w:t>, can be chosen [e.g., (</w:t>
         </w:r>
@@ -3129,22 +3179,22 @@
           <w:t>2]</w:t>
         </w:r>
       </w:ins>
-      <w:ins w:id="403" w:author="Daniel Noble" w:date="2025-10-27T12:45:00Z" w16du:dateUtc="2025-10-27T01:45:00Z">
+      <w:ins w:id="405" w:author="Daniel Noble" w:date="2025-10-27T12:45:00Z" w16du:dateUtc="2025-10-27T01:45:00Z">
         <w:r>
           <w:t xml:space="preserve">. </w:t>
         </w:r>
       </w:ins>
-      <w:ins w:id="404" w:author="Daniel Noble" w:date="2025-10-27T12:46:00Z" w16du:dateUtc="2025-10-27T01:46:00Z">
+      <w:ins w:id="406" w:author="Daniel Noble" w:date="2025-10-27T12:46:00Z" w16du:dateUtc="2025-10-27T01:46:00Z">
         <w:r>
           <w:t>Incorporating such behavioural thermoregulatory decision making is</w:t>
         </w:r>
       </w:ins>
-      <w:ins w:id="405" w:author="Daniel Noble" w:date="2025-10-27T12:38:00Z" w16du:dateUtc="2025-10-27T01:38:00Z">
+      <w:ins w:id="407" w:author="Daniel Noble" w:date="2025-10-27T12:38:00Z" w16du:dateUtc="2025-10-27T01:38:00Z">
         <w:r>
           <w:t xml:space="preserve"> crucial for mitigating the negative impacts of extreme </w:t>
         </w:r>
       </w:ins>
-      <w:ins w:id="406" w:author="Daniel Noble" w:date="2025-10-27T12:55:00Z" w16du:dateUtc="2025-10-27T01:55:00Z">
+      <w:ins w:id="408" w:author="Daniel Noble" w:date="2025-10-27T12:55:00Z" w16du:dateUtc="2025-10-27T01:55:00Z">
         <w:r>
           <w:t>heat</w:t>
         </w:r>
@@ -3152,7 +3202,7 @@
           <w:t xml:space="preserve"> and</w:t>
         </w:r>
       </w:ins>
-      <w:ins w:id="407" w:author="Daniel Noble" w:date="2025-10-27T12:53:00Z" w16du:dateUtc="2025-10-27T01:53:00Z">
+      <w:ins w:id="409" w:author="Daniel Noble" w:date="2025-10-27T12:53:00Z" w16du:dateUtc="2025-10-27T01:53:00Z">
         <w:r>
           <w:t xml:space="preserve"> </w:t>
         </w:r>
@@ -3161,17 +3211,17 @@
           <w:t>inherently captures the trade-offs such a strategy entail through reduced foraging time</w:t>
         </w:r>
       </w:ins>
-      <w:ins w:id="408" w:author="Daniel Noble" w:date="2025-10-27T12:54:00Z" w16du:dateUtc="2025-10-27T01:54:00Z">
+      <w:ins w:id="410" w:author="Daniel Noble" w:date="2025-10-27T12:54:00Z" w16du:dateUtc="2025-10-27T01:54:00Z">
         <w:r>
           <w:t xml:space="preserve"> </w:t>
         </w:r>
       </w:ins>
-      <w:ins w:id="409" w:author="Daniel Noble" w:date="2025-10-27T12:38:00Z" w16du:dateUtc="2025-10-27T01:38:00Z">
+      <w:ins w:id="411" w:author="Daniel Noble" w:date="2025-10-27T12:38:00Z" w16du:dateUtc="2025-10-27T01:38:00Z">
         <w:r>
           <w:t>[@Briscoe2023</w:t>
         </w:r>
       </w:ins>
-      <w:ins w:id="410" w:author="Daniel Noble" w:date="2025-10-27T13:08:00Z" w16du:dateUtc="2025-10-27T02:08:00Z">
+      <w:ins w:id="412" w:author="Daniel Noble" w:date="2025-10-27T13:08:00Z" w16du:dateUtc="2025-10-27T02:08:00Z">
         <w:r>
           <w:t xml:space="preserve">; </w:t>
         </w:r>
@@ -3179,27 +3229,27 @@
           <w:t>@Wild202</w:t>
         </w:r>
       </w:ins>
-      <w:ins w:id="411" w:author="Daniel Noble" w:date="2025-10-27T12:38:00Z" w16du:dateUtc="2025-10-27T01:38:00Z">
+      <w:ins w:id="413" w:author="Daniel Noble" w:date="2025-10-27T12:38:00Z" w16du:dateUtc="2025-10-27T01:38:00Z">
         <w:r>
           <w:t>].</w:t>
         </w:r>
       </w:ins>
-      <w:commentRangeEnd w:id="370"/>
-      <w:ins w:id="412" w:author="Daniel Noble" w:date="2025-10-27T13:15:00Z" w16du:dateUtc="2025-10-27T02:15:00Z">
+      <w:commentRangeEnd w:id="372"/>
+      <w:ins w:id="414" w:author="Daniel Noble" w:date="2025-10-27T13:15:00Z" w16du:dateUtc="2025-10-27T02:15:00Z">
         <w:r>
           <w:rPr>
             <w:rStyle w:val="CommentReference"/>
             <w:rFonts w:asciiTheme="minorHAnsi" w:hAnsiTheme="minorHAnsi"/>
           </w:rPr>
-          <w:commentReference w:id="370"/>
-        </w:r>
-      </w:ins>
-      <w:ins w:id="413" w:author="Daniel Noble" w:date="2025-10-27T12:38:00Z" w16du:dateUtc="2025-10-27T01:38:00Z">
+          <w:commentReference w:id="372"/>
+        </w:r>
+      </w:ins>
+      <w:ins w:id="415" w:author="Daniel Noble" w:date="2025-10-27T12:38:00Z" w16du:dateUtc="2025-10-27T01:38:00Z">
         <w:r>
           <w:t xml:space="preserve"> </w:t>
         </w:r>
       </w:ins>
-      <w:ins w:id="414" w:author="Daniel Noble" w:date="2025-10-28T11:07:00Z" w16du:dateUtc="2025-10-28T00:07:00Z">
+      <w:ins w:id="416" w:author="Daniel Noble" w:date="2025-10-28T11:07:00Z" w16du:dateUtc="2025-10-28T00:07:00Z">
         <w:r>
           <w:t>In addition, incorporating stomatal behaviour can mitigate or exacerbate the extreme temperatures leaf tissue experiences while simultaneously shaping the microclimate conditions for other organisms [Box 1; @Kearney2024; @Duursma2019]</w:t>
         </w:r>
@@ -3210,27 +3260,27 @@
       <w:r>
         <w:t xml:space="preserve">Future developments in biophysical modelling of organismal temperature under extreme heat will involve understanding the nuances of plastic physiological and behavioral responses. For example, lizards may pant when exposed to high temperatures [48], birds may ‘wind surf’ or seek thermal micro-refugia [49], and stomatal behavior may depart from the typical responses to vapor pressure and light intensity to allow emergency cooling [40], though this response may depend on prior soil moisture conditions [50]. </w:t>
       </w:r>
-      <w:ins w:id="415" w:author="Daniel Noble" w:date="2025-10-30T09:12:00Z" w16du:dateUtc="2025-10-29T22:12:00Z">
+      <w:ins w:id="417" w:author="Daniel Noble" w:date="2025-10-30T09:12:00Z" w16du:dateUtc="2025-10-29T22:12:00Z">
         <w:r>
           <w:t xml:space="preserve">While biophysical models require many variables for </w:t>
         </w:r>
-        <w:commentRangeStart w:id="416"/>
+        <w:commentRangeStart w:id="418"/>
         <w:r>
           <w:t xml:space="preserve">parameterization they can be tailored </w:t>
         </w:r>
-        <w:commentRangeEnd w:id="416"/>
+        <w:commentRangeEnd w:id="418"/>
         <w:r>
           <w:rPr>
             <w:rStyle w:val="CommentReference"/>
             <w:rFonts w:asciiTheme="minorHAnsi" w:hAnsiTheme="minorHAnsi"/>
           </w:rPr>
-          <w:commentReference w:id="416"/>
+          <w:commentReference w:id="418"/>
         </w:r>
         <w:r>
           <w:t>to the question and organism of interest (Briscoe et al. 2025). Many traits can be assumed, or traits of similar species can be used to construct basic models which can be validated and updated.</w:t>
         </w:r>
       </w:ins>
-      <w:ins w:id="417" w:author="Daniel Noble" w:date="2025-10-30T09:13:00Z" w16du:dateUtc="2025-10-29T22:13:00Z">
+      <w:ins w:id="419" w:author="Daniel Noble" w:date="2025-10-30T09:13:00Z" w16du:dateUtc="2025-10-29T22:13:00Z">
         <w:r>
           <w:t xml:space="preserve"> </w:t>
         </w:r>
@@ -3238,7 +3288,7 @@
       <w:r>
         <w:t xml:space="preserve">The application of biophysical </w:t>
       </w:r>
-      <w:del w:id="418" w:author="Daniel Noble" w:date="2025-10-27T12:36:00Z" w16du:dateUtc="2025-10-27T01:36:00Z">
+      <w:del w:id="420" w:author="Daniel Noble" w:date="2025-10-27T12:36:00Z" w16du:dateUtc="2025-10-27T01:36:00Z">
         <w:r>
           <w:delText xml:space="preserve">heat budget </w:delText>
         </w:r>
@@ -3246,7 +3296,7 @@
       <w:r>
         <w:t>models in concert with microclimate models can thus be used to infer the thermal conditions to which members of the same ecological community are exposed with different degrees of detail. Realised thermal exposure can then be linked to physiological models of damage and repair.</w:t>
       </w:r>
-      <w:ins w:id="419" w:author="Daniel Noble" w:date="2025-10-27T13:26:00Z" w16du:dateUtc="2025-10-27T02:26:00Z">
+      <w:ins w:id="421" w:author="Daniel Noble" w:date="2025-10-27T13:26:00Z" w16du:dateUtc="2025-10-27T02:26:00Z">
         <w:r>
           <w:t xml:space="preserve"> </w:t>
         </w:r>
@@ -3257,8 +3307,8 @@
         <w:pStyle w:val="Heading1"/>
         <w:spacing w:line="360" w:lineRule="auto"/>
       </w:pPr>
-      <w:bookmarkStart w:id="420" w:name="X034f8e5698580bf7448238067f484f5e1d792b9"/>
-      <w:bookmarkEnd w:id="340"/>
+      <w:bookmarkStart w:id="422" w:name="X034f8e5698580bf7448238067f484f5e1d792b9"/>
+      <w:bookmarkEnd w:id="342"/>
       <w:r>
         <w:t>Capturing both physiological damage and repair to predict multi-species thermal sensitivity</w:t>
       </w:r>
@@ -3313,7 +3363,7 @@
         <w:rPr>
           <w:b/>
           <w:bCs/>
-          <w:rPrChange w:id="421" w:author="Daniel Noble" w:date="2025-10-28T11:47:00Z" w16du:dateUtc="2025-10-28T00:47:00Z">
+          <w:rPrChange w:id="423" w:author="Daniel Noble" w:date="2025-10-28T11:47:00Z" w16du:dateUtc="2025-10-28T00:47:00Z">
             <w:rPr/>
           </w:rPrChange>
         </w:rPr>
@@ -3322,7 +3372,7 @@
       <w:r>
         <w:t xml:space="preserve"> models that explicitly account for how heat stress depends on both the temperature experienced and </w:t>
       </w:r>
-      <w:del w:id="422" w:author="Daniel Noble" w:date="2025-10-28T11:49:00Z" w16du:dateUtc="2025-10-28T00:49:00Z">
+      <w:del w:id="424" w:author="Daniel Noble" w:date="2025-10-28T11:49:00Z" w16du:dateUtc="2025-10-28T00:49:00Z">
         <w:r>
           <w:delText xml:space="preserve">and </w:delText>
         </w:r>
@@ -3330,17 +3380,17 @@
       <w:r>
         <w:t xml:space="preserve">its duration [19,20]. </w:t>
       </w:r>
-      <w:ins w:id="423" w:author="Daniel Noble" w:date="2025-10-28T11:48:00Z" w16du:dateUtc="2025-10-28T00:48:00Z">
+      <w:ins w:id="425" w:author="Daniel Noble" w:date="2025-10-28T11:48:00Z" w16du:dateUtc="2025-10-28T00:48:00Z">
         <w:r>
           <w:t xml:space="preserve">TLS models predict the relative accumulation of damage to cellular and sub-cellular systems that compromise physiological function. Without periods of recovery, where damage can be repaired, organisms accumulate damage over time reducing </w:t>
         </w:r>
       </w:ins>
-      <w:ins w:id="424" w:author="Daniel Noble" w:date="2025-10-30T09:14:00Z" w16du:dateUtc="2025-10-29T22:14:00Z">
+      <w:ins w:id="426" w:author="Daniel Noble" w:date="2025-10-30T09:14:00Z" w16du:dateUtc="2025-10-29T22:14:00Z">
         <w:r>
           <w:t>growth and</w:t>
         </w:r>
       </w:ins>
-      <w:ins w:id="425" w:author="Daniel Noble" w:date="2025-10-28T11:48:00Z" w16du:dateUtc="2025-10-28T00:48:00Z">
+      <w:ins w:id="427" w:author="Daniel Noble" w:date="2025-10-28T11:48:00Z" w16du:dateUtc="2025-10-28T00:48:00Z">
         <w:r>
           <w:t xml:space="preserve"> impacting survival and reproduction.</w:t>
         </w:r>
@@ -3423,7 +3473,7 @@
       <w:r>
         <w:t xml:space="preserve">) or some measure of reduced fertility, but this need not be the case [20]. </w:t>
       </w:r>
-      <w:ins w:id="426" w:author="Daniel Noble" w:date="2025-10-28T11:48:00Z" w16du:dateUtc="2025-10-28T00:48:00Z">
+      <w:ins w:id="428" w:author="Daniel Noble" w:date="2025-10-28T11:48:00Z" w16du:dateUtc="2025-10-28T00:48:00Z">
         <w:r>
           <w:t>Endpoints are predicted by assuming the effect of time at a given temperature decreases survival or fertility exponentially and have been shown to have high predictive power</w:t>
         </w:r>
@@ -3431,7 +3481,7 @@
           <w:t xml:space="preserve"> </w:t>
         </w:r>
       </w:ins>
-      <w:del w:id="427" w:author="Daniel Noble" w:date="2025-10-28T11:48:00Z" w16du:dateUtc="2025-10-28T00:48:00Z">
+      <w:del w:id="429" w:author="Daniel Noble" w:date="2025-10-28T11:48:00Z" w16du:dateUtc="2025-10-28T00:48:00Z">
         <w:r>
           <w:delText xml:space="preserve">Endpoints are predicted by assuming the effect of time at a given temperature decreases survival or fertility exponentially </w:delText>
         </w:r>
@@ -3449,17 +3499,17 @@
       <w:r>
         <w:t xml:space="preserve"> [11] show that both mortality and fecundity follow a clear exponential relationship with time </w:t>
       </w:r>
-      <w:del w:id="428" w:author="Daniel Noble" w:date="2025-10-27T11:44:00Z" w16du:dateUtc="2025-10-27T00:44:00Z">
+      <w:del w:id="430" w:author="Daniel Noble" w:date="2025-10-27T11:44:00Z" w16du:dateUtc="2025-10-27T00:44:00Z">
         <w:r>
           <w:delText>in</w:delText>
         </w:r>
       </w:del>
-      <w:ins w:id="429" w:author="Daniel Noble" w:date="2025-10-27T11:44:00Z" w16du:dateUtc="2025-10-27T00:44:00Z">
+      <w:ins w:id="431" w:author="Daniel Noble" w:date="2025-10-27T11:44:00Z" w16du:dateUtc="2025-10-27T00:44:00Z">
         <w:r>
           <w:t>in the Spotted Wing Drosophila (</w:t>
         </w:r>
       </w:ins>
-      <w:del w:id="430" w:author="Daniel Noble" w:date="2025-10-27T13:25:00Z" w16du:dateUtc="2025-10-27T02:25:00Z">
+      <w:del w:id="432" w:author="Daniel Noble" w:date="2025-10-27T13:25:00Z" w16du:dateUtc="2025-10-27T02:25:00Z">
         <w:r>
           <w:delText xml:space="preserve"> </w:delText>
         </w:r>
@@ -3471,7 +3521,7 @@
         </w:rPr>
         <w:t xml:space="preserve">Drosophila </w:t>
       </w:r>
-      <w:del w:id="431" w:author="Daniel Noble" w:date="2025-10-27T11:44:00Z" w16du:dateUtc="2025-10-27T00:44:00Z">
+      <w:del w:id="433" w:author="Daniel Noble" w:date="2025-10-27T11:44:00Z" w16du:dateUtc="2025-10-27T00:44:00Z">
         <w:r>
           <w:rPr>
             <w:i/>
@@ -3481,7 +3531,7 @@
         </w:r>
       </w:del>
       <w:proofErr w:type="spellStart"/>
-      <w:ins w:id="432" w:author="Daniel Noble" w:date="2025-10-27T11:44:00Z" w16du:dateUtc="2025-10-27T00:44:00Z">
+      <w:ins w:id="434" w:author="Daniel Noble" w:date="2025-10-27T11:44:00Z" w16du:dateUtc="2025-10-27T00:44:00Z">
         <w:r>
           <w:rPr>
             <w:i/>
@@ -3511,12 +3561,12 @@
         <w:lastRenderedPageBreak/>
         <w:t xml:space="preserve">[52,53], highlighting the potential generality of the TLS framework and its capacity to explore plastic responses (e.g., acclimation and priming) of organisms. </w:t>
       </w:r>
-      <w:del w:id="433" w:author="Daniel Noble" w:date="2025-10-30T09:15:00Z" w16du:dateUtc="2025-10-29T22:15:00Z">
+      <w:del w:id="435" w:author="Daniel Noble" w:date="2025-10-30T09:15:00Z" w16du:dateUtc="2025-10-29T22:15:00Z">
         <w:r>
           <w:delText>TLS models explicitly acknowledge that thermal sensitivity depends on the relative accumulation of damage to cellular and sub-cellular systems that compromise physiological function. Without periods of recovery, where damage can be repaired, organisms accumulate damage over time that reduces growth, and impacts survival and reproduction.</w:delText>
         </w:r>
       </w:del>
-      <w:ins w:id="434" w:author="Daniel Noble" w:date="2025-10-30T09:16:00Z" w16du:dateUtc="2025-10-29T22:16:00Z">
+      <w:ins w:id="436" w:author="Daniel Noble" w:date="2025-10-30T09:16:00Z" w16du:dateUtc="2025-10-29T22:16:00Z">
         <w:r>
           <w:t xml:space="preserve"> </w:t>
         </w:r>
@@ -3530,35 +3580,35 @@
         <w:pStyle w:val="BodyText"/>
         <w:spacing w:line="360" w:lineRule="auto"/>
         <w:rPr>
-          <w:del w:id="435" w:author="Daniel Noble" w:date="2025-10-28T11:49:00Z" w16du:dateUtc="2025-10-28T00:49:00Z"/>
-        </w:rPr>
-      </w:pPr>
-      <w:commentRangeStart w:id="436"/>
-      <w:ins w:id="437" w:author="Daniel Noble" w:date="2025-10-28T11:49:00Z" w16du:dateUtc="2025-10-28T00:49:00Z">
+          <w:del w:id="437" w:author="Daniel Noble" w:date="2025-10-28T11:49:00Z" w16du:dateUtc="2025-10-28T00:49:00Z"/>
+        </w:rPr>
+      </w:pPr>
+      <w:commentRangeStart w:id="438"/>
+      <w:ins w:id="439" w:author="Daniel Noble" w:date="2025-10-28T11:49:00Z" w16du:dateUtc="2025-10-28T00:49:00Z">
         <w:r>
           <w:t>Environmental factors known to impact thermal sensitivity, such as water and drought stress [e.g., @Marchin2022; @Youngblood2025]</w:t>
         </w:r>
       </w:ins>
-      <w:ins w:id="438" w:author="Daniel Noble" w:d